--- a/resumes/Akshay_P_Resume.docx
+++ b/resumes/Akshay_P_Resume.docx
@@ -116,7 +116,7 @@
         <w:pBdr>
           <w:bottom w:val="single" w:sz="6" w:space="1" w:color="000000"/>
         </w:pBdr>
-        <w:spacing w:before="396" w:after="52"/>
+        <w:spacing w:before="372" w:after="52"/>
       </w:pPr>
       <w:r>
         <w:rPr>
@@ -294,7 +294,7 @@
     </w:p>
     <w:p>
       <w:pPr>
-        <w:spacing w:before="17" w:after="9"/>
+        <w:spacing w:before="11" w:after="3"/>
       </w:pPr>
     </w:p>
     <w:p>
@@ -302,7 +302,7 @@
         <w:pBdr>
           <w:bottom w:val="single" w:sz="6" w:space="1" w:color="000000"/>
         </w:pBdr>
-        <w:spacing w:before="191" w:after="52"/>
+        <w:spacing w:before="167" w:after="52"/>
       </w:pPr>
       <w:r>
         <w:rPr>
@@ -420,16 +420,16 @@
           <w:ilvl w:val="0"/>
           <w:numId w:val="2"/>
         </w:numPr>
-        <w:spacing w:before="13" w:after="21"/>
-      </w:pPr>
-      <w:r>
-        <w:rPr>
-          <w:rFonts w:ascii="Source Sans Pro" w:eastAsia="Source Sans Pro" w:hAnsi="Source Sans Pro" w:cs="Source Sans Pro"/>
-          <w:color w:val="000000"/>
-          <w:sz w:val="19"/>
-          <w:szCs w:val="19"/>
-        </w:rPr>
-        <w:t>Triaged 50+ weekly inventory reimbursement cases by severity and policy eligibility, following structured case triage and escalation workflows.</w:t>
+        <w:spacing w:before="13" w:after="15"/>
+      </w:pPr>
+      <w:r>
+        <w:rPr>
+          <w:rFonts w:ascii="Source Sans Pro" w:eastAsia="Source Sans Pro" w:hAnsi="Source Sans Pro" w:cs="Source Sans Pro"/>
+          <w:color w:val="000000"/>
+          <w:sz w:val="19"/>
+          <w:szCs w:val="19"/>
+        </w:rPr>
+        <w:t>Triaged 50+ weekly inventory reimbursement cases by severity and policy eligibility, routing high-risk claims to senior review within same-day SLA with no escalation omissions.</w:t>
       </w:r>
     </w:p>
     <w:p>
@@ -439,16 +439,16 @@
           <w:ilvl w:val="0"/>
           <w:numId w:val="2"/>
         </w:numPr>
-        <w:spacing w:before="13" w:after="21"/>
-      </w:pPr>
-      <w:r>
-        <w:rPr>
-          <w:rFonts w:ascii="Source Sans Pro" w:eastAsia="Source Sans Pro" w:hAnsi="Source Sans Pro" w:cs="Source Sans Pro"/>
-          <w:color w:val="000000"/>
-          <w:sz w:val="19"/>
-          <w:szCs w:val="19"/>
-        </w:rPr>
-        <w:t>Investigated seller claims, identified policy violations and anomalous patterns, and escalated findings to senior reviewers.</w:t>
+        <w:spacing w:before="13" w:after="15"/>
+      </w:pPr>
+      <w:r>
+        <w:rPr>
+          <w:rFonts w:ascii="Source Sans Pro" w:eastAsia="Source Sans Pro" w:hAnsi="Source Sans Pro" w:cs="Source Sans Pro"/>
+          <w:color w:val="000000"/>
+          <w:sz w:val="19"/>
+          <w:szCs w:val="19"/>
+        </w:rPr>
+        <w:t>Investigated seller claims for policy violations and anomalous patterns across 200+ weekly cases; documented root-cause findings with supporting evidence for senior reviewer sign-off.</w:t>
       </w:r>
     </w:p>
     <w:p>
@@ -458,16 +458,16 @@
           <w:ilvl w:val="0"/>
           <w:numId w:val="2"/>
         </w:numPr>
-        <w:spacing w:before="13" w:after="21"/>
-      </w:pPr>
-      <w:r>
-        <w:rPr>
-          <w:rFonts w:ascii="Source Sans Pro" w:eastAsia="Source Sans Pro" w:hAnsi="Source Sans Pro" w:cs="Source Sans Pro"/>
-          <w:color w:val="000000"/>
-          <w:sz w:val="19"/>
-          <w:szCs w:val="19"/>
-        </w:rPr>
-        <w:t>Maintained audit-ready case documentation recording investigation findings, decisions, evidence notes, and corrective actions.</w:t>
+        <w:spacing w:before="13" w:after="15"/>
+      </w:pPr>
+      <w:r>
+        <w:rPr>
+          <w:rFonts w:ascii="Source Sans Pro" w:eastAsia="Source Sans Pro" w:hAnsi="Source Sans Pro" w:cs="Source Sans Pro"/>
+          <w:color w:val="000000"/>
+          <w:sz w:val="19"/>
+          <w:szCs w:val="19"/>
+        </w:rPr>
+        <w:t>Maintained structured case records capturing investigation rationale, policy evidence, and corrective actions, producing audit-ready documentation for compliance review.</w:t>
       </w:r>
     </w:p>
     <w:p>
@@ -477,7 +477,7 @@
           <w:ilvl w:val="0"/>
           <w:numId w:val="2"/>
         </w:numPr>
-        <w:spacing w:before="13" w:after="21"/>
+        <w:spacing w:before="13" w:after="15"/>
       </w:pPr>
       <w:r>
         <w:rPr>
@@ -494,7 +494,7 @@
         <w:pBdr>
           <w:bottom w:val="single" w:sz="6" w:space="1" w:color="000000"/>
         </w:pBdr>
-        <w:spacing w:before="164" w:after="61"/>
+        <w:spacing w:before="158" w:after="55"/>
         <w:rPr>
           <w:rFonts w:ascii="Source Sans Pro" w:eastAsia="Source Sans Pro" w:hAnsi="Source Sans Pro" w:cs="Source Sans Pro"/>
           <w:b/>
@@ -510,7 +510,7 @@
         <w:pBdr>
           <w:bottom w:val="single" w:sz="6" w:space="1" w:color="000000"/>
         </w:pBdr>
-        <w:spacing w:before="191" w:after="52"/>
+        <w:spacing w:before="167" w:after="52"/>
       </w:pPr>
       <w:r>
         <w:rPr>
@@ -541,7 +541,7 @@
             <w:szCs w:val="19"/>
             <w:u w:val="single"/>
           </w:rPr>
-          <w:t>Structured Investigation and Escalation Lab</w:t>
+          <w:t>SOC Automation and Threat Detection Lab</w:t>
         </w:r>
       </w:hyperlink>
       <w:r>
@@ -578,16 +578,16 @@
           <w:ilvl w:val="0"/>
           <w:numId w:val="2"/>
         </w:numPr>
-        <w:spacing w:before="13" w:after="21"/>
-      </w:pPr>
-      <w:r>
-        <w:rPr>
-          <w:rFonts w:ascii="Source Sans Pro" w:eastAsia="Source Sans Pro" w:hAnsi="Source Sans Pro" w:cs="Source Sans Pro"/>
-          <w:color w:val="000000"/>
-          <w:sz w:val="19"/>
-          <w:szCs w:val="19"/>
-        </w:rPr>
-        <w:t>Deployed Splunk SIEM with SPL correlation searches for brute-force detection, lateral movement, and privilege escalation; mapped TTPs to MITRE ATT&amp;CK and wrote incident report in PICERL format.</w:t>
+        <w:spacing w:before="13" w:after="15"/>
+      </w:pPr>
+      <w:r>
+        <w:rPr>
+          <w:rFonts w:ascii="Source Sans Pro" w:eastAsia="Source Sans Pro" w:hAnsi="Source Sans Pro" w:cs="Source Sans Pro"/>
+          <w:color w:val="000000"/>
+          <w:sz w:val="19"/>
+          <w:szCs w:val="19"/>
+        </w:rPr>
+        <w:t>Deployed Splunk SIEM with SPL correlation searches for brute-force detection, lateral movement, and privilege escalation; mapped TTPs to MITRE ATT&amp;CK and wrote PICERL incident report.</w:t>
       </w:r>
     </w:p>
     <w:p>
@@ -597,16 +597,16 @@
           <w:ilvl w:val="0"/>
           <w:numId w:val="2"/>
         </w:numPr>
-        <w:spacing w:before="13" w:after="21"/>
-      </w:pPr>
-      <w:r>
-        <w:rPr>
-          <w:rFonts w:ascii="Source Sans Pro" w:eastAsia="Source Sans Pro" w:hAnsi="Source Sans Pro" w:cs="Source Sans Pro"/>
-          <w:color w:val="000000"/>
-          <w:sz w:val="19"/>
-          <w:szCs w:val="19"/>
-        </w:rPr>
-        <w:t>Built automated detection pipeline: Python script ingests Splunk alerts, runs IOC enrichment via VirusTotal API, and dispatches Telegram notifications with severity classification based on CVSS severity.</w:t>
+        <w:spacing w:before="13" w:after="15"/>
+      </w:pPr>
+      <w:r>
+        <w:rPr>
+          <w:rFonts w:ascii="Source Sans Pro" w:eastAsia="Source Sans Pro" w:hAnsi="Source Sans Pro" w:cs="Source Sans Pro"/>
+          <w:color w:val="000000"/>
+          <w:sz w:val="19"/>
+          <w:szCs w:val="19"/>
+        </w:rPr>
+        <w:t>Built automated SOAR-style detection pipeline: Python script ingests Splunk alerts, runs IOC enrichment via VirusTotal API, and dispatches Telegram notifications with severity classification.</w:t>
       </w:r>
     </w:p>
     <w:p>
@@ -616,21 +616,21 @@
           <w:ilvl w:val="0"/>
           <w:numId w:val="2"/>
         </w:numPr>
-        <w:spacing w:before="13" w:after="21"/>
-      </w:pPr>
-      <w:r>
-        <w:rPr>
-          <w:rFonts w:ascii="Source Sans Pro" w:eastAsia="Source Sans Pro" w:hAnsi="Source Sans Pro" w:cs="Source Sans Pro"/>
-          <w:color w:val="000000"/>
-          <w:sz w:val="19"/>
-          <w:szCs w:val="19"/>
-        </w:rPr>
-        <w:t>Converted detection logic to Sigma rules for vendor-neutral SIEM use; performed TCP/IP analysis in Wireshark to detect SYN scans, DNS tunnelling, and plaintext credential exposure on unencrypted sessions.</w:t>
-      </w:r>
-    </w:p>
-    <w:p>
-      <w:pPr>
-        <w:spacing w:before="39" w:after="9"/>
+        <w:spacing w:before="13" w:after="15"/>
+      </w:pPr>
+      <w:r>
+        <w:rPr>
+          <w:rFonts w:ascii="Source Sans Pro" w:eastAsia="Source Sans Pro" w:hAnsi="Source Sans Pro" w:cs="Source Sans Pro"/>
+          <w:color w:val="000000"/>
+          <w:sz w:val="19"/>
+          <w:szCs w:val="19"/>
+        </w:rPr>
+        <w:t>Converted detection logic to Sigma rules (vendor-neutral format used by enterprise SOCs); performed TCP/IP analysis in Wireshark to detect SYN scans, DNS tunnelling, and plaintext credential exposure on unencrypted sessions.</w:t>
+      </w:r>
+    </w:p>
+    <w:p>
+      <w:pPr>
+        <w:spacing w:before="33" w:after="3"/>
       </w:pPr>
     </w:p>
     <w:p>
@@ -687,7 +687,7 @@
           <w:ilvl w:val="0"/>
           <w:numId w:val="2"/>
         </w:numPr>
-        <w:spacing w:before="13" w:after="21"/>
+        <w:spacing w:before="13" w:after="15"/>
       </w:pPr>
       <w:r>
         <w:rPr>
@@ -706,7 +706,7 @@
           <w:ilvl w:val="0"/>
           <w:numId w:val="2"/>
         </w:numPr>
-        <w:spacing w:before="13" w:after="21"/>
+        <w:spacing w:before="13" w:after="15"/>
       </w:pPr>
       <w:r>
         <w:rPr>
@@ -725,16 +725,16 @@
           <w:ilvl w:val="0"/>
           <w:numId w:val="2"/>
         </w:numPr>
-        <w:spacing w:before="13" w:after="21"/>
-      </w:pPr>
-      <w:r>
-        <w:rPr>
-          <w:rFonts w:ascii="Source Sans Pro" w:eastAsia="Source Sans Pro" w:hAnsi="Source Sans Pro" w:cs="Source Sans Pro"/>
-          <w:color w:val="000000"/>
-          <w:sz w:val="19"/>
-          <w:szCs w:val="19"/>
-        </w:rPr>
-        <w:t>Automated scan scheduling via Bash and cron; built delta-scan logic to flag newly discovered CVEs and organize patch compliance tracking evidence in structured escalation format.</w:t>
+        <w:spacing w:before="13" w:after="15"/>
+      </w:pPr>
+      <w:r>
+        <w:rPr>
+          <w:rFonts w:ascii="Source Sans Pro" w:eastAsia="Source Sans Pro" w:hAnsi="Source Sans Pro" w:cs="Source Sans Pro"/>
+          <w:color w:val="000000"/>
+          <w:sz w:val="19"/>
+          <w:szCs w:val="19"/>
+        </w:rPr>
+        <w:t>Automated scan scheduling via Bash and cron; built delta-scan logic to flag newly discovered CVEs and organize patch compliance tracking evidence.</w:t>
       </w:r>
     </w:p>
     <w:p>
@@ -742,7 +742,7 @@
         <w:pBdr>
           <w:bottom w:val="single" w:sz="6" w:space="1" w:color="000000"/>
         </w:pBdr>
-        <w:spacing w:before="164" w:after="61"/>
+        <w:spacing w:before="158" w:after="55"/>
         <w:rPr>
           <w:rFonts w:ascii="Source Sans Pro" w:eastAsia="Source Sans Pro" w:hAnsi="Source Sans Pro" w:cs="Source Sans Pro"/>
           <w:b/>
@@ -758,7 +758,7 @@
         <w:pBdr>
           <w:bottom w:val="single" w:sz="6" w:space="1" w:color="000000"/>
         </w:pBdr>
-        <w:spacing w:before="191" w:after="52"/>
+        <w:spacing w:before="167" w:after="52"/>
       </w:pPr>
       <w:r>
         <w:rPr>
@@ -774,7 +774,7 @@
     </w:p>
     <w:p>
       <w:pPr>
-        <w:spacing w:before="33" w:after="33"/>
+        <w:spacing w:before="27" w:after="27"/>
       </w:pPr>
       <w:r>
         <w:rPr>
@@ -796,7 +796,7 @@
     </w:p>
     <w:p>
       <w:pPr>
-        <w:spacing w:before="33" w:after="33"/>
+        <w:spacing w:before="27" w:after="27"/>
       </w:pPr>
       <w:r>
         <w:rPr>
@@ -818,7 +818,7 @@
     </w:p>
     <w:p>
       <w:pPr>
-        <w:spacing w:before="33" w:after="33"/>
+        <w:spacing w:before="27" w:after="27"/>
       </w:pPr>
       <w:r>
         <w:rPr>
@@ -840,7 +840,7 @@
     </w:p>
     <w:p>
       <w:pPr>
-        <w:spacing w:before="33" w:after="33"/>
+        <w:spacing w:before="27" w:after="27"/>
       </w:pPr>
       <w:r>
         <w:rPr>
@@ -862,7 +862,7 @@
     </w:p>
     <w:p>
       <w:pPr>
-        <w:spacing w:before="33" w:after="33"/>
+        <w:spacing w:before="27" w:after="27"/>
       </w:pPr>
       <w:r>
         <w:rPr>
@@ -887,7 +887,7 @@
         <w:pBdr>
           <w:bottom w:val="single" w:sz="6" w:space="1" w:color="000000"/>
         </w:pBdr>
-        <w:spacing w:before="164" w:after="61"/>
+        <w:spacing w:before="158" w:after="55"/>
         <w:rPr>
           <w:rFonts w:ascii="Source Sans Pro" w:eastAsia="Source Sans Pro" w:hAnsi="Source Sans Pro" w:cs="Source Sans Pro"/>
           <w:b/>
@@ -903,7 +903,7 @@
         <w:pBdr>
           <w:bottom w:val="single" w:sz="6" w:space="1" w:color="000000"/>
         </w:pBdr>
-        <w:spacing w:before="191" w:after="52"/>
+        <w:spacing w:before="167" w:after="52"/>
       </w:pPr>
       <w:r>
         <w:rPr>
@@ -924,7 +924,7 @@
           <w:ilvl w:val="0"/>
           <w:numId w:val="2"/>
         </w:numPr>
-        <w:spacing w:before="13" w:after="21"/>
+        <w:spacing w:before="13" w:after="15"/>
       </w:pPr>
       <w:r>
         <w:rPr>
@@ -943,7 +943,7 @@
           <w:ilvl w:val="0"/>
           <w:numId w:val="2"/>
         </w:numPr>
-        <w:spacing w:before="13" w:after="21"/>
+        <w:spacing w:before="13" w:after="15"/>
       </w:pPr>
       <w:r>
         <w:rPr>

--- a/resumes/Akshay_P_Resume.docx
+++ b/resumes/Akshay_P_Resume.docx
@@ -650,7 +650,7 @@
             <w:szCs w:val="19"/>
             <w:u w:val="single"/>
           </w:rPr>
-          <w:t>Vulnerability Scanner and Patch Prioritization Engine</w:t>
+          <w:t>Phishing and OSINT Threat Intelligence Tool</w:t>
         </w:r>
       </w:hyperlink>
       <w:r>
@@ -677,7 +677,7 @@
           <w:sz w:val="19"/>
           <w:szCs w:val="19"/>
         </w:rPr>
-        <w:t>Python, Bash, Nessus, OpenVAS, NVD API</w:t>
+        <w:t>Python, VirusTotal API, AbuseIPDB, WHOIS, Telegram bot</w:t>
       </w:r>
     </w:p>
     <w:p>
@@ -696,7 +696,7 @@
           <w:sz w:val="19"/>
           <w:szCs w:val="19"/>
         </w:rPr>
-        <w:t>Built automated vulnerability assessment pipeline integrating Nessus and OpenVAS REST APIs in Python; generated CVE reports classified by CVSS severity and EPSS context from the FIRST.org API.</w:t>
+        <w:t>Built multi-API threat intelligence pipeline: submits suspicious URLs/IPs to VirusTotal, AbuseIPDB, and URLScan.io; cross-references WHOIS registration age, DNS records, and SSL details for phishing analysis.</w:t>
       </w:r>
     </w:p>
     <w:p>
@@ -715,7 +715,7 @@
           <w:sz w:val="19"/>
           <w:szCs w:val="19"/>
         </w:rPr>
-        <w:t>Developed OWASP Top 10 automated web checker that sends crafted HTTP requests to detect injection, broken auth, and SSRF vulnerabilities; documented SQL injection exploit and parameterised query remediation.</w:t>
+        <w:t>Implemented typosquatting domain detector generating character-substitution variants of brand domains and checking live DNS resolution for brand-impersonation analysis.</w:t>
       </w:r>
     </w:p>
     <w:p>
@@ -734,7 +734,7 @@
           <w:sz w:val="19"/>
           <w:szCs w:val="19"/>
         </w:rPr>
-        <w:t>Automated scan scheduling via Bash and cron; built delta-scan logic to flag newly discovered CVEs and organize patch compliance tracking evidence.</w:t>
+        <w:t>Deployed Telegram bot interface enabling analysts to submit URLs for live IOC enrichment; supports bulk CSV input/output for incident response workflows and includes OSINT enrichment via theHarvester for domain profiling.</w:t>
       </w:r>
     </w:p>
     <w:p>

--- a/resumes/Akshay_P_Resume.docx
+++ b/resumes/Akshay_P_Resume.docx
@@ -4,7 +4,7 @@
   <w:body>
     <w:p>
       <w:pPr>
-        <w:spacing w:after="44"/>
+        <w:spacing w:after="0" w:before="20"/>
         <w:jc w:val="center"/>
       </w:pPr>
       <w:r>
@@ -21,6 +21,7 @@
     </w:p>
     <w:p>
       <w:pPr>
+        <w:spacing w:before="20" w:after="0"/>
         <w:jc w:val="center"/>
       </w:pPr>
       <w:r>
@@ -116,7 +117,7 @@
         <w:pBdr>
           <w:bottom w:val="single" w:sz="6" w:space="1" w:color="000000"/>
         </w:pBdr>
-        <w:spacing w:before="372" w:after="52"/>
+        <w:spacing w:before="159" w:after="0"/>
       </w:pPr>
       <w:r>
         <w:rPr>
@@ -135,7 +136,7 @@
         <w:tabs>
           <w:tab w:val="right" w:pos="10800"/>
         </w:tabs>
-        <w:spacing w:before="62"/>
+        <w:spacing w:before="20" w:after="0"/>
       </w:pPr>
       <w:r>
         <w:rPr>
@@ -170,7 +171,7 @@
     </w:p>
     <w:p>
       <w:pPr>
-        <w:spacing w:before="8"/>
+        <w:spacing w:before="8" w:after="0"/>
       </w:pPr>
       <w:r>
         <w:rPr>
@@ -189,7 +190,7 @@
         <w:tabs>
           <w:tab w:val="right" w:pos="10800"/>
         </w:tabs>
-        <w:spacing w:before="62"/>
+        <w:spacing w:before="20" w:after="0"/>
       </w:pPr>
       <w:r>
         <w:rPr>
@@ -224,7 +225,7 @@
     </w:p>
     <w:p>
       <w:pPr>
-        <w:spacing w:before="8"/>
+        <w:spacing w:before="8" w:after="0"/>
       </w:pPr>
       <w:r>
         <w:rPr>
@@ -243,7 +244,7 @@
         <w:tabs>
           <w:tab w:val="right" w:pos="10800"/>
         </w:tabs>
-        <w:spacing w:before="62"/>
+        <w:spacing w:before="20" w:after="0"/>
       </w:pPr>
       <w:r>
         <w:rPr>
@@ -278,7 +279,7 @@
     </w:p>
     <w:p>
       <w:pPr>
-        <w:spacing w:before="8"/>
+        <w:spacing w:before="8" w:after="0"/>
       </w:pPr>
       <w:r>
         <w:rPr>
@@ -294,7 +295,7 @@
     </w:p>
     <w:p>
       <w:pPr>
-        <w:spacing w:before="11" w:after="3"/>
+        <w:spacing w:before="35" w:after="35"/>
       </w:pPr>
     </w:p>
     <w:p>
@@ -302,7 +303,7 @@
         <w:pBdr>
           <w:bottom w:val="single" w:sz="6" w:space="1" w:color="000000"/>
         </w:pBdr>
-        <w:spacing w:before="167" w:after="52"/>
+        <w:spacing w:before="159" w:after="0"/>
       </w:pPr>
       <w:r>
         <w:rPr>
@@ -321,7 +322,7 @@
         <w:tabs>
           <w:tab w:val="right" w:pos="10800"/>
         </w:tabs>
-        <w:spacing w:before="62"/>
+        <w:spacing w:before="20" w:after="0"/>
       </w:pPr>
       <w:r>
         <w:rPr>
@@ -367,7 +368,7 @@
         <w:tabs>
           <w:tab w:val="right" w:pos="10800"/>
         </w:tabs>
-        <w:spacing w:before="8"/>
+        <w:spacing w:before="8" w:after="0"/>
         <w:rPr>
           <w:rFonts w:ascii="Source Sans Pro Light" w:hAnsi="Source Sans Pro Light"/>
           <w:i/>
@@ -420,7 +421,7 @@
           <w:ilvl w:val="0"/>
           <w:numId w:val="2"/>
         </w:numPr>
-        <w:spacing w:before="13" w:after="15"/>
+        <w:spacing w:before="13" w:after="42"/>
       </w:pPr>
       <w:r>
         <w:rPr>
@@ -439,7 +440,7 @@
           <w:ilvl w:val="0"/>
           <w:numId w:val="2"/>
         </w:numPr>
-        <w:spacing w:before="13" w:after="15"/>
+        <w:spacing w:before="13" w:after="42"/>
       </w:pPr>
       <w:r>
         <w:rPr>
@@ -458,7 +459,7 @@
           <w:ilvl w:val="0"/>
           <w:numId w:val="2"/>
         </w:numPr>
-        <w:spacing w:before="13" w:after="15"/>
+        <w:spacing w:before="13" w:after="42"/>
       </w:pPr>
       <w:r>
         <w:rPr>
@@ -477,7 +478,7 @@
           <w:ilvl w:val="0"/>
           <w:numId w:val="2"/>
         </w:numPr>
-        <w:spacing w:before="13" w:after="15"/>
+        <w:spacing w:before="13" w:after="42"/>
       </w:pPr>
       <w:r>
         <w:rPr>
@@ -494,7 +495,7 @@
         <w:pBdr>
           <w:bottom w:val="single" w:sz="6" w:space="1" w:color="000000"/>
         </w:pBdr>
-        <w:spacing w:before="158" w:after="55"/>
+        <w:spacing w:before="35" w:after="35"/>
         <w:rPr>
           <w:rFonts w:ascii="Source Sans Pro" w:eastAsia="Source Sans Pro" w:hAnsi="Source Sans Pro" w:cs="Source Sans Pro"/>
           <w:b/>
@@ -510,7 +511,7 @@
         <w:pBdr>
           <w:bottom w:val="single" w:sz="6" w:space="1" w:color="000000"/>
         </w:pBdr>
-        <w:spacing w:before="167" w:after="52"/>
+        <w:spacing w:before="159" w:after="0"/>
       </w:pPr>
       <w:r>
         <w:rPr>
@@ -529,7 +530,7 @@
         <w:tabs>
           <w:tab w:val="right" w:pos="10800"/>
         </w:tabs>
-        <w:spacing w:before="62"/>
+        <w:spacing w:before="20" w:after="0"/>
       </w:pPr>
       <w:hyperlink r:id="rId8">
         <w:r>
@@ -578,16 +579,16 @@
           <w:ilvl w:val="0"/>
           <w:numId w:val="2"/>
         </w:numPr>
-        <w:spacing w:before="13" w:after="15"/>
-      </w:pPr>
-      <w:r>
-        <w:rPr>
-          <w:rFonts w:ascii="Source Sans Pro" w:eastAsia="Source Sans Pro" w:hAnsi="Source Sans Pro" w:cs="Source Sans Pro"/>
-          <w:color w:val="000000"/>
-          <w:sz w:val="19"/>
-          <w:szCs w:val="19"/>
-        </w:rPr>
-        <w:t>Deployed Splunk SIEM with SPL correlation searches for brute-force detection, lateral movement, and privilege escalation; mapped TTPs to MITRE ATT&amp;CK and wrote PICERL incident report.</w:t>
+        <w:spacing w:before="13" w:after="42"/>
+      </w:pPr>
+      <w:r>
+        <w:rPr>
+          <w:rFonts w:ascii="Source Sans Pro" w:eastAsia="Source Sans Pro" w:hAnsi="Source Sans Pro" w:cs="Source Sans Pro"/>
+          <w:color w:val="000000"/>
+          <w:sz w:val="19"/>
+          <w:szCs w:val="19"/>
+        </w:rPr>
+        <w:t>Deployed Splunk SIEM with SPL correlation searches to monitor IAM anomalies including unauthorized privilege escalation and suspicious cross-account access patterns; mapped cloud-relevant TTPs to MITRE ATT&amp;CK and wrote PICERL incident report.</w:t>
       </w:r>
     </w:p>
     <w:p>
@@ -597,16 +598,16 @@
           <w:ilvl w:val="0"/>
           <w:numId w:val="2"/>
         </w:numPr>
-        <w:spacing w:before="13" w:after="15"/>
-      </w:pPr>
-      <w:r>
-        <w:rPr>
-          <w:rFonts w:ascii="Source Sans Pro" w:eastAsia="Source Sans Pro" w:hAnsi="Source Sans Pro" w:cs="Source Sans Pro"/>
-          <w:color w:val="000000"/>
-          <w:sz w:val="19"/>
-          <w:szCs w:val="19"/>
-        </w:rPr>
-        <w:t>Built automated SOAR-style detection pipeline: Python script ingests Splunk alerts, runs IOC enrichment via VirusTotal API, and dispatches Telegram notifications with severity classification.</w:t>
+        <w:spacing w:before="13" w:after="42"/>
+      </w:pPr>
+      <w:r>
+        <w:rPr>
+          <w:rFonts w:ascii="Source Sans Pro" w:eastAsia="Source Sans Pro" w:hAnsi="Source Sans Pro" w:cs="Source Sans Pro"/>
+          <w:color w:val="000000"/>
+          <w:sz w:val="19"/>
+          <w:szCs w:val="19"/>
+        </w:rPr>
+        <w:t>Built automated cloud security detection pipeline: Python script ingests Splunk alerts for IAM policy violations, performs IOC enrichment via VirusTotal API, and dispatches Telegram notifications with severity classification.</w:t>
       </w:r>
     </w:p>
     <w:p>
@@ -616,21 +617,21 @@
           <w:ilvl w:val="0"/>
           <w:numId w:val="2"/>
         </w:numPr>
-        <w:spacing w:before="13" w:after="15"/>
-      </w:pPr>
-      <w:r>
-        <w:rPr>
-          <w:rFonts w:ascii="Source Sans Pro" w:eastAsia="Source Sans Pro" w:hAnsi="Source Sans Pro" w:cs="Source Sans Pro"/>
-          <w:color w:val="000000"/>
-          <w:sz w:val="19"/>
-          <w:szCs w:val="19"/>
-        </w:rPr>
-        <w:t>Converted detection logic to Sigma rules (vendor-neutral format used by enterprise SOCs); performed TCP/IP analysis in Wireshark to detect SYN scans, DNS tunnelling, and plaintext credential exposure on unencrypted sessions.</w:t>
-      </w:r>
-    </w:p>
-    <w:p>
-      <w:pPr>
-        <w:spacing w:before="33" w:after="3"/>
+        <w:spacing w:before="13" w:after="42"/>
+      </w:pPr>
+      <w:r>
+        <w:rPr>
+          <w:rFonts w:ascii="Source Sans Pro" w:eastAsia="Source Sans Pro" w:hAnsi="Source Sans Pro" w:cs="Source Sans Pro"/>
+          <w:color w:val="000000"/>
+          <w:sz w:val="19"/>
+          <w:szCs w:val="19"/>
+        </w:rPr>
+        <w:t>Developed Sigma-compatible detection rules for cloud-specific TTPs including credential abuse and lateral movement; performed network analysis in Wireshark to identify anomalous authentication and DNS traffic patterns in cloud environments.</w:t>
+      </w:r>
+    </w:p>
+    <w:p>
+      <w:pPr>
+        <w:spacing w:before="35" w:after="35"/>
       </w:pPr>
     </w:p>
     <w:p>
@@ -638,7 +639,7 @@
         <w:tabs>
           <w:tab w:val="right" w:pos="10800"/>
         </w:tabs>
-        <w:spacing w:before="30"/>
+        <w:spacing w:before="30" w:after="0"/>
       </w:pPr>
       <w:hyperlink r:id="rId9">
         <w:r>
@@ -650,7 +651,7 @@
             <w:szCs w:val="19"/>
             <w:u w:val="single"/>
           </w:rPr>
-          <w:t>Phishing and OSINT Threat Intelligence Tool</w:t>
+          <w:t>Vulnerability Scanner and Patch Prioritization Engine</w:t>
         </w:r>
       </w:hyperlink>
       <w:r>
@@ -677,7 +678,7 @@
           <w:sz w:val="19"/>
           <w:szCs w:val="19"/>
         </w:rPr>
-        <w:t>Python, VirusTotal API, AbuseIPDB, WHOIS, Telegram bot</w:t>
+        <w:t>Python, Bash, Nessus, OpenVAS, NVD API</w:t>
       </w:r>
     </w:p>
     <w:p>
@@ -687,16 +688,16 @@
           <w:ilvl w:val="0"/>
           <w:numId w:val="2"/>
         </w:numPr>
-        <w:spacing w:before="13" w:after="15"/>
-      </w:pPr>
-      <w:r>
-        <w:rPr>
-          <w:rFonts w:ascii="Source Sans Pro" w:eastAsia="Source Sans Pro" w:hAnsi="Source Sans Pro" w:cs="Source Sans Pro"/>
-          <w:color w:val="000000"/>
-          <w:sz w:val="19"/>
-          <w:szCs w:val="19"/>
-        </w:rPr>
-        <w:t>Built multi-API threat intelligence pipeline: submits suspicious URLs/IPs to VirusTotal, AbuseIPDB, and URLScan.io; cross-references WHOIS registration age, DNS records, and SSL details for phishing analysis.</w:t>
+        <w:spacing w:before="13" w:after="42"/>
+      </w:pPr>
+      <w:r>
+        <w:rPr>
+          <w:rFonts w:ascii="Source Sans Pro" w:eastAsia="Source Sans Pro" w:hAnsi="Source Sans Pro" w:cs="Source Sans Pro"/>
+          <w:color w:val="000000"/>
+          <w:sz w:val="19"/>
+          <w:szCs w:val="19"/>
+        </w:rPr>
+        <w:t>Built automated cloud infrastructure vulnerability assessment pipeline using Nessus and OpenVAS APIs in Python; generated CVE reports classified by CVSS severity with EPSS context from the FIRST.org API.</w:t>
       </w:r>
     </w:p>
     <w:p>
@@ -706,16 +707,16 @@
           <w:ilvl w:val="0"/>
           <w:numId w:val="2"/>
         </w:numPr>
-        <w:spacing w:before="13" w:after="15"/>
-      </w:pPr>
-      <w:r>
-        <w:rPr>
-          <w:rFonts w:ascii="Source Sans Pro" w:eastAsia="Source Sans Pro" w:hAnsi="Source Sans Pro" w:cs="Source Sans Pro"/>
-          <w:color w:val="000000"/>
-          <w:sz w:val="19"/>
-          <w:szCs w:val="19"/>
-        </w:rPr>
-        <w:t>Implemented typosquatting domain detector generating character-substitution variants of brand domains and checking live DNS resolution for brand-impersonation analysis.</w:t>
+        <w:spacing w:before="13" w:after="42"/>
+      </w:pPr>
+      <w:r>
+        <w:rPr>
+          <w:rFonts w:ascii="Source Sans Pro" w:eastAsia="Source Sans Pro" w:hAnsi="Source Sans Pro" w:cs="Source Sans Pro"/>
+          <w:color w:val="000000"/>
+          <w:sz w:val="19"/>
+          <w:szCs w:val="19"/>
+        </w:rPr>
+        <w:t>Developed automated security checker for cloud-hosted applications testing OWASP Top 10 vulnerabilities including injection, broken authentication, and SSRF; documented remediation workflows for cloud service misconfigurations and exposed endpoints.</w:t>
       </w:r>
     </w:p>
     <w:p>
@@ -725,16 +726,16 @@
           <w:ilvl w:val="0"/>
           <w:numId w:val="2"/>
         </w:numPr>
-        <w:spacing w:before="13" w:after="15"/>
-      </w:pPr>
-      <w:r>
-        <w:rPr>
-          <w:rFonts w:ascii="Source Sans Pro" w:eastAsia="Source Sans Pro" w:hAnsi="Source Sans Pro" w:cs="Source Sans Pro"/>
-          <w:color w:val="000000"/>
-          <w:sz w:val="19"/>
-          <w:szCs w:val="19"/>
-        </w:rPr>
-        <w:t>Deployed Telegram bot interface enabling analysts to submit URLs for live IOC enrichment; supports bulk CSV input/output for incident response workflows and includes OSINT enrichment via theHarvester for domain profiling.</w:t>
+        <w:spacing w:before="13" w:after="42"/>
+      </w:pPr>
+      <w:r>
+        <w:rPr>
+          <w:rFonts w:ascii="Source Sans Pro" w:eastAsia="Source Sans Pro" w:hAnsi="Source Sans Pro" w:cs="Source Sans Pro"/>
+          <w:color w:val="000000"/>
+          <w:sz w:val="19"/>
+          <w:szCs w:val="19"/>
+        </w:rPr>
+        <w:t>Automated vulnerability scan scheduling via Bash and cron for cloud security monitoring; built delta-scan logic to detect newly exposed CVEs and organize cloud compliance evidence.</w:t>
       </w:r>
     </w:p>
     <w:p>
@@ -742,7 +743,7 @@
         <w:pBdr>
           <w:bottom w:val="single" w:sz="6" w:space="1" w:color="000000"/>
         </w:pBdr>
-        <w:spacing w:before="158" w:after="55"/>
+        <w:spacing w:before="35" w:after="35"/>
         <w:rPr>
           <w:rFonts w:ascii="Source Sans Pro" w:eastAsia="Source Sans Pro" w:hAnsi="Source Sans Pro" w:cs="Source Sans Pro"/>
           <w:b/>
@@ -758,7 +759,7 @@
         <w:pBdr>
           <w:bottom w:val="single" w:sz="6" w:space="1" w:color="000000"/>
         </w:pBdr>
-        <w:spacing w:before="167" w:after="52"/>
+        <w:spacing w:before="159" w:after="0"/>
       </w:pPr>
       <w:r>
         <w:rPr>
@@ -774,7 +775,7 @@
     </w:p>
     <w:p>
       <w:pPr>
-        <w:spacing w:before="27" w:after="27"/>
+        <w:spacing w:before="59" w:after="59"/>
       </w:pPr>
       <w:r>
         <w:rPr>
@@ -796,7 +797,7 @@
     </w:p>
     <w:p>
       <w:pPr>
-        <w:spacing w:before="27" w:after="27"/>
+        <w:spacing w:before="59" w:after="59"/>
       </w:pPr>
       <w:r>
         <w:rPr>
@@ -818,7 +819,7 @@
     </w:p>
     <w:p>
       <w:pPr>
-        <w:spacing w:before="27" w:after="27"/>
+        <w:spacing w:before="59" w:after="59"/>
       </w:pPr>
       <w:r>
         <w:rPr>
@@ -840,7 +841,7 @@
     </w:p>
     <w:p>
       <w:pPr>
-        <w:spacing w:before="27" w:after="27"/>
+        <w:spacing w:before="59" w:after="59"/>
       </w:pPr>
       <w:r>
         <w:rPr>
@@ -857,12 +858,12 @@
           <w:sz w:val="19"/>
           <w:szCs w:val="19"/>
         </w:rPr>
-        <w:t>Windows internals, Linux fundamentals, TCP/IP, DNS, HTTP/S, firewall and IDS/IPS concepts</w:t>
-      </w:r>
-    </w:p>
-    <w:p>
-      <w:pPr>
-        <w:spacing w:before="27" w:after="27"/>
+        <w:t>Windows internals, Linux fundamentals, TCP/IP, DNS, HTTP/S, IDS/IPS, AWS (IAM, CloudTrail, GuardDuty), cloud security posture</w:t>
+      </w:r>
+    </w:p>
+    <w:p>
+      <w:pPr>
+        <w:spacing w:before="59" w:after="59"/>
       </w:pPr>
       <w:r>
         <w:rPr>
@@ -879,7 +880,7 @@
           <w:sz w:val="19"/>
           <w:szCs w:val="19"/>
         </w:rPr>
-        <w:t>Python, Bash (basic), regular expressions</w:t>
+        <w:t>Python, Bash (basic), boto3, regular expressions</w:t>
       </w:r>
     </w:p>
     <w:p>
@@ -887,7 +888,7 @@
         <w:pBdr>
           <w:bottom w:val="single" w:sz="6" w:space="1" w:color="000000"/>
         </w:pBdr>
-        <w:spacing w:before="158" w:after="55"/>
+        <w:spacing w:before="35" w:after="35"/>
         <w:rPr>
           <w:rFonts w:ascii="Source Sans Pro" w:eastAsia="Source Sans Pro" w:hAnsi="Source Sans Pro" w:cs="Source Sans Pro"/>
           <w:b/>
@@ -903,7 +904,7 @@
         <w:pBdr>
           <w:bottom w:val="single" w:sz="6" w:space="1" w:color="000000"/>
         </w:pBdr>
-        <w:spacing w:before="167" w:after="52"/>
+        <w:spacing w:before="159" w:after="0"/>
       </w:pPr>
       <w:r>
         <w:rPr>
@@ -924,7 +925,7 @@
           <w:ilvl w:val="0"/>
           <w:numId w:val="2"/>
         </w:numPr>
-        <w:spacing w:before="13" w:after="15"/>
+        <w:spacing w:before="13" w:after="42"/>
       </w:pPr>
       <w:r>
         <w:rPr>
@@ -943,7 +944,7 @@
           <w:ilvl w:val="0"/>
           <w:numId w:val="2"/>
         </w:numPr>
-        <w:spacing w:before="13" w:after="15"/>
+        <w:spacing w:before="13" w:after="42"/>
       </w:pPr>
       <w:r>
         <w:rPr>

--- a/resumes/Akshay_P_Resume.docx
+++ b/resumes/Akshay_P_Resume.docx
@@ -4,7 +4,7 @@
   <w:body>
     <w:p>
       <w:pPr>
-        <w:spacing w:after="0" w:before="20"/>
+        <w:spacing w:after="44"/>
         <w:jc w:val="center"/>
       </w:pPr>
       <w:r>
@@ -21,7 +21,6 @@
     </w:p>
     <w:p>
       <w:pPr>
-        <w:spacing w:before="20" w:after="0"/>
         <w:jc w:val="center"/>
       </w:pPr>
       <w:r>
@@ -117,7 +116,7 @@
         <w:pBdr>
           <w:bottom w:val="single" w:sz="6" w:space="1" w:color="000000"/>
         </w:pBdr>
-        <w:spacing w:before="159" w:after="0"/>
+        <w:spacing w:before="396" w:after="52"/>
       </w:pPr>
       <w:r>
         <w:rPr>
@@ -136,7 +135,7 @@
         <w:tabs>
           <w:tab w:val="right" w:pos="10800"/>
         </w:tabs>
-        <w:spacing w:before="20" w:after="0"/>
+        <w:spacing w:before="62"/>
       </w:pPr>
       <w:r>
         <w:rPr>
@@ -171,7 +170,7 @@
     </w:p>
     <w:p>
       <w:pPr>
-        <w:spacing w:before="8" w:after="0"/>
+        <w:spacing w:before="8"/>
       </w:pPr>
       <w:r>
         <w:rPr>
@@ -190,7 +189,7 @@
         <w:tabs>
           <w:tab w:val="right" w:pos="10800"/>
         </w:tabs>
-        <w:spacing w:before="20" w:after="0"/>
+        <w:spacing w:before="62"/>
       </w:pPr>
       <w:r>
         <w:rPr>
@@ -225,7 +224,7 @@
     </w:p>
     <w:p>
       <w:pPr>
-        <w:spacing w:before="8" w:after="0"/>
+        <w:spacing w:before="8"/>
       </w:pPr>
       <w:r>
         <w:rPr>
@@ -244,7 +243,7 @@
         <w:tabs>
           <w:tab w:val="right" w:pos="10800"/>
         </w:tabs>
-        <w:spacing w:before="20" w:after="0"/>
+        <w:spacing w:before="62"/>
       </w:pPr>
       <w:r>
         <w:rPr>
@@ -279,7 +278,7 @@
     </w:p>
     <w:p>
       <w:pPr>
-        <w:spacing w:before="8" w:after="0"/>
+        <w:spacing w:before="8"/>
       </w:pPr>
       <w:r>
         <w:rPr>
@@ -295,7 +294,7 @@
     </w:p>
     <w:p>
       <w:pPr>
-        <w:spacing w:before="35" w:after="35"/>
+        <w:spacing w:before="17" w:after="9"/>
       </w:pPr>
     </w:p>
     <w:p>
@@ -303,7 +302,7 @@
         <w:pBdr>
           <w:bottom w:val="single" w:sz="6" w:space="1" w:color="000000"/>
         </w:pBdr>
-        <w:spacing w:before="159" w:after="0"/>
+        <w:spacing w:before="191" w:after="52"/>
       </w:pPr>
       <w:r>
         <w:rPr>
@@ -322,7 +321,7 @@
         <w:tabs>
           <w:tab w:val="right" w:pos="10800"/>
         </w:tabs>
-        <w:spacing w:before="20" w:after="0"/>
+        <w:spacing w:before="62"/>
       </w:pPr>
       <w:r>
         <w:rPr>
@@ -368,7 +367,7 @@
         <w:tabs>
           <w:tab w:val="right" w:pos="10800"/>
         </w:tabs>
-        <w:spacing w:before="8" w:after="0"/>
+        <w:spacing w:before="8"/>
         <w:rPr>
           <w:rFonts w:ascii="Source Sans Pro Light" w:hAnsi="Source Sans Pro Light"/>
           <w:i/>
@@ -421,7 +420,7 @@
           <w:ilvl w:val="0"/>
           <w:numId w:val="2"/>
         </w:numPr>
-        <w:spacing w:before="13" w:after="42"/>
+        <w:spacing w:before="13" w:after="21"/>
       </w:pPr>
       <w:r>
         <w:rPr>
@@ -440,7 +439,7 @@
           <w:ilvl w:val="0"/>
           <w:numId w:val="2"/>
         </w:numPr>
-        <w:spacing w:before="13" w:after="42"/>
+        <w:spacing w:before="13" w:after="21"/>
       </w:pPr>
       <w:r>
         <w:rPr>
@@ -459,7 +458,7 @@
           <w:ilvl w:val="0"/>
           <w:numId w:val="2"/>
         </w:numPr>
-        <w:spacing w:before="13" w:after="42"/>
+        <w:spacing w:before="13" w:after="21"/>
       </w:pPr>
       <w:r>
         <w:rPr>
@@ -478,7 +477,7 @@
           <w:ilvl w:val="0"/>
           <w:numId w:val="2"/>
         </w:numPr>
-        <w:spacing w:before="13" w:after="42"/>
+        <w:spacing w:before="13" w:after="21"/>
       </w:pPr>
       <w:r>
         <w:rPr>
@@ -495,7 +494,7 @@
         <w:pBdr>
           <w:bottom w:val="single" w:sz="6" w:space="1" w:color="000000"/>
         </w:pBdr>
-        <w:spacing w:before="35" w:after="35"/>
+        <w:spacing w:before="164" w:after="61"/>
         <w:rPr>
           <w:rFonts w:ascii="Source Sans Pro" w:eastAsia="Source Sans Pro" w:hAnsi="Source Sans Pro" w:cs="Source Sans Pro"/>
           <w:b/>
@@ -511,7 +510,7 @@
         <w:pBdr>
           <w:bottom w:val="single" w:sz="6" w:space="1" w:color="000000"/>
         </w:pBdr>
-        <w:spacing w:before="159" w:after="0"/>
+        <w:spacing w:before="191" w:after="52"/>
       </w:pPr>
       <w:r>
         <w:rPr>
@@ -530,7 +529,7 @@
         <w:tabs>
           <w:tab w:val="right" w:pos="10800"/>
         </w:tabs>
-        <w:spacing w:before="20" w:after="0"/>
+        <w:spacing w:before="62"/>
       </w:pPr>
       <w:hyperlink r:id="rId8">
         <w:r>
@@ -542,7 +541,7 @@
             <w:szCs w:val="19"/>
             <w:u w:val="single"/>
           </w:rPr>
-          <w:t>SOC Automation and Threat Detection Lab</w:t>
+          <w:t>Phishing and OSINT Threat Intelligence Tool</w:t>
         </w:r>
       </w:hyperlink>
       <w:r>
@@ -569,7 +568,7 @@
           <w:sz w:val="19"/>
           <w:szCs w:val="19"/>
         </w:rPr>
-        <w:t>Python, Splunk, Wireshark, Nmap, MITRE ATT&amp;CK</w:t>
+        <w:t>Python, VirusTotal API, AbuseIPDB, WHOIS, Telegram bot</w:t>
       </w:r>
     </w:p>
     <w:p>
@@ -579,16 +578,16 @@
           <w:ilvl w:val="0"/>
           <w:numId w:val="2"/>
         </w:numPr>
-        <w:spacing w:before="13" w:after="42"/>
-      </w:pPr>
-      <w:r>
-        <w:rPr>
-          <w:rFonts w:ascii="Source Sans Pro" w:eastAsia="Source Sans Pro" w:hAnsi="Source Sans Pro" w:cs="Source Sans Pro"/>
-          <w:color w:val="000000"/>
-          <w:sz w:val="19"/>
-          <w:szCs w:val="19"/>
-        </w:rPr>
-        <w:t>Deployed Splunk SIEM with SPL correlation searches to monitor IAM anomalies including unauthorized privilege escalation and suspicious cross-account access patterns; mapped cloud-relevant TTPs to MITRE ATT&amp;CK and wrote PICERL incident report.</w:t>
+        <w:spacing w:before="13" w:after="21"/>
+      </w:pPr>
+      <w:r>
+        <w:rPr>
+          <w:rFonts w:ascii="Source Sans Pro" w:eastAsia="Source Sans Pro" w:hAnsi="Source Sans Pro" w:cs="Source Sans Pro"/>
+          <w:color w:val="000000"/>
+          <w:sz w:val="19"/>
+          <w:szCs w:val="19"/>
+        </w:rPr>
+        <w:t>Built multi-source risk assessment pipeline: submits vendor domains and IPs to VirusTotal, AbuseIPDB, and URLScan.io; cross-references WHOIS registration age, DNS records, and SSL certificate details for third-party due diligence.</w:t>
       </w:r>
     </w:p>
     <w:p>
@@ -598,16 +597,16 @@
           <w:ilvl w:val="0"/>
           <w:numId w:val="2"/>
         </w:numPr>
-        <w:spacing w:before="13" w:after="42"/>
-      </w:pPr>
-      <w:r>
-        <w:rPr>
-          <w:rFonts w:ascii="Source Sans Pro" w:eastAsia="Source Sans Pro" w:hAnsi="Source Sans Pro" w:cs="Source Sans Pro"/>
-          <w:color w:val="000000"/>
-          <w:sz w:val="19"/>
-          <w:szCs w:val="19"/>
-        </w:rPr>
-        <w:t>Built automated cloud security detection pipeline: Python script ingests Splunk alerts for IAM policy violations, performs IOC enrichment via VirusTotal API, and dispatches Telegram notifications with severity classification.</w:t>
+        <w:spacing w:before="13" w:after="21"/>
+      </w:pPr>
+      <w:r>
+        <w:rPr>
+          <w:rFonts w:ascii="Source Sans Pro" w:eastAsia="Source Sans Pro" w:hAnsi="Source Sans Pro" w:cs="Source Sans Pro"/>
+          <w:color w:val="000000"/>
+          <w:sz w:val="19"/>
+          <w:szCs w:val="19"/>
+        </w:rPr>
+        <w:t>Implemented domain reputation assessment tool generating typosquatting variants of monitored domains and checking live DNS resolution for vendor and partner ecosystem review.</w:t>
       </w:r>
     </w:p>
     <w:p>
@@ -617,21 +616,21 @@
           <w:ilvl w:val="0"/>
           <w:numId w:val="2"/>
         </w:numPr>
-        <w:spacing w:before="13" w:after="42"/>
-      </w:pPr>
-      <w:r>
-        <w:rPr>
-          <w:rFonts w:ascii="Source Sans Pro" w:eastAsia="Source Sans Pro" w:hAnsi="Source Sans Pro" w:cs="Source Sans Pro"/>
-          <w:color w:val="000000"/>
-          <w:sz w:val="19"/>
-          <w:szCs w:val="19"/>
-        </w:rPr>
-        <w:t>Developed Sigma-compatible detection rules for cloud-specific TTPs including credential abuse and lateral movement; performed network analysis in Wireshark to identify anomalous authentication and DNS traffic patterns in cloud environments.</w:t>
-      </w:r>
-    </w:p>
-    <w:p>
-      <w:pPr>
-        <w:spacing w:before="35" w:after="35"/>
+        <w:spacing w:before="13" w:after="21"/>
+      </w:pPr>
+      <w:r>
+        <w:rPr>
+          <w:rFonts w:ascii="Source Sans Pro" w:eastAsia="Source Sans Pro" w:hAnsi="Source Sans Pro" w:cs="Source Sans Pro"/>
+          <w:color w:val="000000"/>
+          <w:sz w:val="19"/>
+          <w:szCs w:val="19"/>
+        </w:rPr>
+        <w:t>Deployed automated risk assessment interface via Telegram bot enabling analysts to submit domains for enrichment; supports bulk CSV input/output for vendor risk assessment workflows and includes OSINT enrichment via theHarvester for domain profiling.</w:t>
+      </w:r>
+    </w:p>
+    <w:p>
+      <w:pPr>
+        <w:spacing w:before="39" w:after="9"/>
       </w:pPr>
     </w:p>
     <w:p>
@@ -639,7 +638,7 @@
         <w:tabs>
           <w:tab w:val="right" w:pos="10800"/>
         </w:tabs>
-        <w:spacing w:before="30" w:after="0"/>
+        <w:spacing w:before="30"/>
       </w:pPr>
       <w:hyperlink r:id="rId9">
         <w:r>
@@ -688,16 +687,16 @@
           <w:ilvl w:val="0"/>
           <w:numId w:val="2"/>
         </w:numPr>
-        <w:spacing w:before="13" w:after="42"/>
-      </w:pPr>
-      <w:r>
-        <w:rPr>
-          <w:rFonts w:ascii="Source Sans Pro" w:eastAsia="Source Sans Pro" w:hAnsi="Source Sans Pro" w:cs="Source Sans Pro"/>
-          <w:color w:val="000000"/>
-          <w:sz w:val="19"/>
-          <w:szCs w:val="19"/>
-        </w:rPr>
-        <w:t>Built automated cloud infrastructure vulnerability assessment pipeline using Nessus and OpenVAS APIs in Python; generated CVE reports classified by CVSS severity with EPSS context from the FIRST.org API.</w:t>
+        <w:spacing w:before="13" w:after="21"/>
+      </w:pPr>
+      <w:r>
+        <w:rPr>
+          <w:rFonts w:ascii="Source Sans Pro" w:eastAsia="Source Sans Pro" w:hAnsi="Source Sans Pro" w:cs="Source Sans Pro"/>
+          <w:color w:val="000000"/>
+          <w:sz w:val="19"/>
+          <w:szCs w:val="19"/>
+        </w:rPr>
+        <w:t>Built automated vulnerability assessment pipeline integrating Nessus and OpenVAS APIs in Python; generated audit-ready CVE reports classified by CVSS severity with EPSS context from the FIRST.org API.</w:t>
       </w:r>
     </w:p>
     <w:p>
@@ -707,16 +706,16 @@
           <w:ilvl w:val="0"/>
           <w:numId w:val="2"/>
         </w:numPr>
-        <w:spacing w:before="13" w:after="42"/>
-      </w:pPr>
-      <w:r>
-        <w:rPr>
-          <w:rFonts w:ascii="Source Sans Pro" w:eastAsia="Source Sans Pro" w:hAnsi="Source Sans Pro" w:cs="Source Sans Pro"/>
-          <w:color w:val="000000"/>
-          <w:sz w:val="19"/>
-          <w:szCs w:val="19"/>
-        </w:rPr>
-        <w:t>Developed automated security checker for cloud-hosted applications testing OWASP Top 10 vulnerabilities including injection, broken authentication, and SSRF; documented remediation workflows for cloud service misconfigurations and exposed endpoints.</w:t>
+        <w:spacing w:before="13" w:after="21"/>
+      </w:pPr>
+      <w:r>
+        <w:rPr>
+          <w:rFonts w:ascii="Source Sans Pro" w:eastAsia="Source Sans Pro" w:hAnsi="Source Sans Pro" w:cs="Source Sans Pro"/>
+          <w:color w:val="000000"/>
+          <w:sz w:val="19"/>
+          <w:szCs w:val="19"/>
+        </w:rPr>
+        <w:t>Developed OWASP Top 10 automated compliance checker validating web application security controls against regulatory requirements; documented vulnerability-to-remediation audit trails including SQL injection evidence and parameterised query fixes.</w:t>
       </w:r>
     </w:p>
     <w:p>
@@ -726,16 +725,16 @@
           <w:ilvl w:val="0"/>
           <w:numId w:val="2"/>
         </w:numPr>
-        <w:spacing w:before="13" w:after="42"/>
-      </w:pPr>
-      <w:r>
-        <w:rPr>
-          <w:rFonts w:ascii="Source Sans Pro" w:eastAsia="Source Sans Pro" w:hAnsi="Source Sans Pro" w:cs="Source Sans Pro"/>
-          <w:color w:val="000000"/>
-          <w:sz w:val="19"/>
-          <w:szCs w:val="19"/>
-        </w:rPr>
-        <w:t>Automated vulnerability scan scheduling via Bash and cron for cloud security monitoring; built delta-scan logic to detect newly exposed CVEs and organize cloud compliance evidence.</w:t>
+        <w:spacing w:before="13" w:after="21"/>
+      </w:pPr>
+      <w:r>
+        <w:rPr>
+          <w:rFonts w:ascii="Source Sans Pro" w:eastAsia="Source Sans Pro" w:hAnsi="Source Sans Pro" w:cs="Source Sans Pro"/>
+          <w:color w:val="000000"/>
+          <w:sz w:val="19"/>
+          <w:szCs w:val="19"/>
+        </w:rPr>
+        <w:t>Automated compliance scan scheduling via Bash and cron; built delta-scan logic to track remediation progress and organize audit evidence for patch compliance review.</w:t>
       </w:r>
     </w:p>
     <w:p>
@@ -743,7 +742,7 @@
         <w:pBdr>
           <w:bottom w:val="single" w:sz="6" w:space="1" w:color="000000"/>
         </w:pBdr>
-        <w:spacing w:before="35" w:after="35"/>
+        <w:spacing w:before="164" w:after="61"/>
         <w:rPr>
           <w:rFonts w:ascii="Source Sans Pro" w:eastAsia="Source Sans Pro" w:hAnsi="Source Sans Pro" w:cs="Source Sans Pro"/>
           <w:b/>
@@ -759,7 +758,7 @@
         <w:pBdr>
           <w:bottom w:val="single" w:sz="6" w:space="1" w:color="000000"/>
         </w:pBdr>
-        <w:spacing w:before="159" w:after="0"/>
+        <w:spacing w:before="191" w:after="52"/>
       </w:pPr>
       <w:r>
         <w:rPr>
@@ -775,7 +774,7 @@
     </w:p>
     <w:p>
       <w:pPr>
-        <w:spacing w:before="59" w:after="59"/>
+        <w:spacing w:before="33" w:after="33"/>
       </w:pPr>
       <w:r>
         <w:rPr>
@@ -784,20 +783,20 @@
           <w:sz w:val="19"/>
           <w:szCs w:val="19"/>
         </w:rPr>
-        <w:t xml:space="preserve">SOC Operations: </w:t>
-      </w:r>
-      <w:r>
-        <w:rPr>
-          <w:rFonts w:ascii="Source Sans Pro" w:eastAsia="Source Sans Pro" w:hAnsi="Source Sans Pro" w:cs="Source Sans Pro"/>
-          <w:sz w:val="19"/>
-          <w:szCs w:val="19"/>
-        </w:rPr>
-        <w:t>Alert triage, incident investigation, log analysis, threat detection, escalation, false positive analysis</w:t>
-      </w:r>
-    </w:p>
-    <w:p>
-      <w:pPr>
-        <w:spacing w:before="59" w:after="59"/>
+        <w:t xml:space="preserve">GRC &amp; Compliance: </w:t>
+      </w:r>
+      <w:r>
+        <w:rPr>
+          <w:rFonts w:ascii="Source Sans Pro" w:eastAsia="Source Sans Pro" w:hAnsi="Source Sans Pro" w:cs="Source Sans Pro"/>
+          <w:sz w:val="19"/>
+          <w:szCs w:val="19"/>
+        </w:rPr>
+        <w:t>NIST CSF, ISO 27001, PCI-DSS, GDPR/PDPB, SOX/ITGC, compliance monitoring</w:t>
+      </w:r>
+    </w:p>
+    <w:p>
+      <w:pPr>
+        <w:spacing w:before="33" w:after="33"/>
       </w:pPr>
       <w:r>
         <w:rPr>
@@ -806,20 +805,20 @@
           <w:sz w:val="19"/>
           <w:szCs w:val="19"/>
         </w:rPr>
-        <w:t xml:space="preserve">SIEM &amp; Monitoring: </w:t>
-      </w:r>
-      <w:r>
-        <w:rPr>
-          <w:rFonts w:ascii="Source Sans Pro" w:eastAsia="Source Sans Pro" w:hAnsi="Source Sans Pro" w:cs="Source Sans Pro"/>
-          <w:sz w:val="19"/>
-          <w:szCs w:val="19"/>
-        </w:rPr>
-        <w:t>Splunk (SPL), Elastic SIEM (basic), Windows Event Logs, Sysmon, Wireshark</w:t>
-      </w:r>
-    </w:p>
-    <w:p>
-      <w:pPr>
-        <w:spacing w:before="59" w:after="59"/>
+        <w:t xml:space="preserve">Risk &amp; Audit: </w:t>
+      </w:r>
+      <w:r>
+        <w:rPr>
+          <w:rFonts w:ascii="Source Sans Pro" w:eastAsia="Source Sans Pro" w:hAnsi="Source Sans Pro" w:cs="Source Sans Pro"/>
+          <w:sz w:val="19"/>
+          <w:szCs w:val="19"/>
+        </w:rPr>
+        <w:t>Risk assessment, control testing, audit documentation, vendor risk, RCSA basics</w:t>
+      </w:r>
+    </w:p>
+    <w:p>
+      <w:pPr>
+        <w:spacing w:before="33" w:after="33"/>
       </w:pPr>
       <w:r>
         <w:rPr>
@@ -828,20 +827,20 @@
           <w:sz w:val="19"/>
           <w:szCs w:val="19"/>
         </w:rPr>
-        <w:t xml:space="preserve">Threat Intelligence: </w:t>
-      </w:r>
-      <w:r>
-        <w:rPr>
-          <w:rFonts w:ascii="Source Sans Pro" w:eastAsia="Source Sans Pro" w:hAnsi="Source Sans Pro" w:cs="Source Sans Pro"/>
-          <w:sz w:val="19"/>
-          <w:szCs w:val="19"/>
-        </w:rPr>
-        <w:t>MITRE ATT&amp;CK, IOC analysis, VirusTotal, OSINT enrichment, Cyber Kill Chain</w:t>
-      </w:r>
-    </w:p>
-    <w:p>
-      <w:pPr>
-        <w:spacing w:before="59" w:after="59"/>
+        <w:t xml:space="preserve">Fraud &amp; AML: </w:t>
+      </w:r>
+      <w:r>
+        <w:rPr>
+          <w:rFonts w:ascii="Source Sans Pro" w:eastAsia="Source Sans Pro" w:hAnsi="Source Sans Pro" w:cs="Source Sans Pro"/>
+          <w:sz w:val="19"/>
+          <w:szCs w:val="19"/>
+        </w:rPr>
+        <w:t>Transaction monitoring, AML typologies, KYC/CDD, sanctions screening</w:t>
+      </w:r>
+    </w:p>
+    <w:p>
+      <w:pPr>
+        <w:spacing w:before="33" w:after="33"/>
       </w:pPr>
       <w:r>
         <w:rPr>
@@ -850,20 +849,20 @@
           <w:sz w:val="19"/>
           <w:szCs w:val="19"/>
         </w:rPr>
-        <w:t xml:space="preserve">Systems &amp; Networking: </w:t>
-      </w:r>
-      <w:r>
-        <w:rPr>
-          <w:rFonts w:ascii="Source Sans Pro" w:eastAsia="Source Sans Pro" w:hAnsi="Source Sans Pro" w:cs="Source Sans Pro"/>
-          <w:sz w:val="19"/>
-          <w:szCs w:val="19"/>
-        </w:rPr>
-        <w:t>Windows internals, Linux fundamentals, TCP/IP, DNS, HTTP/S, IDS/IPS, AWS (IAM, CloudTrail, GuardDuty), cloud security posture</w:t>
-      </w:r>
-    </w:p>
-    <w:p>
-      <w:pPr>
-        <w:spacing w:before="59" w:after="59"/>
+        <w:t xml:space="preserve">Systems &amp; Tools: </w:t>
+      </w:r>
+      <w:r>
+        <w:rPr>
+          <w:rFonts w:ascii="Source Sans Pro" w:eastAsia="Source Sans Pro" w:hAnsi="Source Sans Pro" w:cs="Source Sans Pro"/>
+          <w:sz w:val="19"/>
+          <w:szCs w:val="19"/>
+        </w:rPr>
+        <w:t>Windows internals, Linux fundamentals, Python, Excel, SQL (basic), TCP/IP basics</w:t>
+      </w:r>
+    </w:p>
+    <w:p>
+      <w:pPr>
+        <w:spacing w:before="33" w:after="33"/>
       </w:pPr>
       <w:r>
         <w:rPr>
@@ -872,15 +871,15 @@
           <w:sz w:val="19"/>
           <w:szCs w:val="19"/>
         </w:rPr>
-        <w:t xml:space="preserve">Automation: </w:t>
-      </w:r>
-      <w:r>
-        <w:rPr>
-          <w:rFonts w:ascii="Source Sans Pro" w:eastAsia="Source Sans Pro" w:hAnsi="Source Sans Pro" w:cs="Source Sans Pro"/>
-          <w:sz w:val="19"/>
-          <w:szCs w:val="19"/>
-        </w:rPr>
-        <w:t>Python, Bash (basic), boto3, regular expressions</w:t>
+        <w:t xml:space="preserve">Frameworks: </w:t>
+      </w:r>
+      <w:r>
+        <w:rPr>
+          <w:rFonts w:ascii="Source Sans Pro" w:eastAsia="Source Sans Pro" w:hAnsi="Source Sans Pro" w:cs="Source Sans Pro"/>
+          <w:sz w:val="19"/>
+          <w:szCs w:val="19"/>
+        </w:rPr>
+        <w:t>MITRE ATT&amp;CK, OWASP Top 10, Incident Response (PICERL), audit trail documentation</w:t>
       </w:r>
     </w:p>
     <w:p>
@@ -888,7 +887,7 @@
         <w:pBdr>
           <w:bottom w:val="single" w:sz="6" w:space="1" w:color="000000"/>
         </w:pBdr>
-        <w:spacing w:before="35" w:after="35"/>
+        <w:spacing w:before="164" w:after="61"/>
         <w:rPr>
           <w:rFonts w:ascii="Source Sans Pro" w:eastAsia="Source Sans Pro" w:hAnsi="Source Sans Pro" w:cs="Source Sans Pro"/>
           <w:b/>
@@ -904,7 +903,7 @@
         <w:pBdr>
           <w:bottom w:val="single" w:sz="6" w:space="1" w:color="000000"/>
         </w:pBdr>
-        <w:spacing w:before="159" w:after="0"/>
+        <w:spacing w:before="191" w:after="52"/>
       </w:pPr>
       <w:r>
         <w:rPr>
@@ -925,7 +924,7 @@
           <w:ilvl w:val="0"/>
           <w:numId w:val="2"/>
         </w:numPr>
-        <w:spacing w:before="13" w:after="42"/>
+        <w:spacing w:before="13" w:after="21"/>
       </w:pPr>
       <w:r>
         <w:rPr>
@@ -944,7 +943,7 @@
           <w:ilvl w:val="0"/>
           <w:numId w:val="2"/>
         </w:numPr>
-        <w:spacing w:before="13" w:after="42"/>
+        <w:spacing w:before="13" w:after="21"/>
       </w:pPr>
       <w:r>
         <w:rPr>

--- a/resumes/Akshay_P_Resume.docx
+++ b/resumes/Akshay_P_Resume.docx
@@ -116,7 +116,7 @@
         <w:pBdr>
           <w:bottom w:val="single" w:sz="6" w:space="1" w:color="000000"/>
         </w:pBdr>
-        <w:spacing w:before="396" w:after="52"/>
+        <w:spacing w:before="372" w:after="52"/>
       </w:pPr>
       <w:r>
         <w:rPr>
@@ -294,7 +294,7 @@
     </w:p>
     <w:p>
       <w:pPr>
-        <w:spacing w:before="17" w:after="9"/>
+        <w:spacing w:before="11" w:after="3"/>
       </w:pPr>
     </w:p>
     <w:p>
@@ -302,7 +302,7 @@
         <w:pBdr>
           <w:bottom w:val="single" w:sz="6" w:space="1" w:color="000000"/>
         </w:pBdr>
-        <w:spacing w:before="191" w:after="52"/>
+        <w:spacing w:before="167" w:after="52"/>
       </w:pPr>
       <w:r>
         <w:rPr>
@@ -420,7 +420,7 @@
           <w:ilvl w:val="0"/>
           <w:numId w:val="2"/>
         </w:numPr>
-        <w:spacing w:before="13" w:after="21"/>
+        <w:spacing w:before="13" w:after="15"/>
       </w:pPr>
       <w:r>
         <w:rPr>
@@ -439,7 +439,7 @@
           <w:ilvl w:val="0"/>
           <w:numId w:val="2"/>
         </w:numPr>
-        <w:spacing w:before="13" w:after="21"/>
+        <w:spacing w:before="13" w:after="15"/>
       </w:pPr>
       <w:r>
         <w:rPr>
@@ -458,7 +458,7 @@
           <w:ilvl w:val="0"/>
           <w:numId w:val="2"/>
         </w:numPr>
-        <w:spacing w:before="13" w:after="21"/>
+        <w:spacing w:before="13" w:after="15"/>
       </w:pPr>
       <w:r>
         <w:rPr>
@@ -477,7 +477,7 @@
           <w:ilvl w:val="0"/>
           <w:numId w:val="2"/>
         </w:numPr>
-        <w:spacing w:before="13" w:after="21"/>
+        <w:spacing w:before="13" w:after="15"/>
       </w:pPr>
       <w:r>
         <w:rPr>
@@ -494,7 +494,7 @@
         <w:pBdr>
           <w:bottom w:val="single" w:sz="6" w:space="1" w:color="000000"/>
         </w:pBdr>
-        <w:spacing w:before="164" w:after="61"/>
+        <w:spacing w:before="158" w:after="55"/>
         <w:rPr>
           <w:rFonts w:ascii="Source Sans Pro" w:eastAsia="Source Sans Pro" w:hAnsi="Source Sans Pro" w:cs="Source Sans Pro"/>
           <w:b/>
@@ -510,7 +510,7 @@
         <w:pBdr>
           <w:bottom w:val="single" w:sz="6" w:space="1" w:color="000000"/>
         </w:pBdr>
-        <w:spacing w:before="191" w:after="52"/>
+        <w:spacing w:before="167" w:after="52"/>
       </w:pPr>
       <w:r>
         <w:rPr>
@@ -541,7 +541,7 @@
             <w:szCs w:val="19"/>
             <w:u w:val="single"/>
           </w:rPr>
-          <w:t>Phishing and OSINT Threat Intelligence Tool</w:t>
+          <w:t>SOC Automation and Threat Detection Lab</w:t>
         </w:r>
       </w:hyperlink>
       <w:r>
@@ -568,7 +568,7 @@
           <w:sz w:val="19"/>
           <w:szCs w:val="19"/>
         </w:rPr>
-        <w:t>Python, VirusTotal API, AbuseIPDB, WHOIS, Telegram bot</w:t>
+        <w:t>Python, Splunk, Wireshark, Nmap, MITRE ATT&amp;CK</w:t>
       </w:r>
     </w:p>
     <w:p>
@@ -578,16 +578,16 @@
           <w:ilvl w:val="0"/>
           <w:numId w:val="2"/>
         </w:numPr>
-        <w:spacing w:before="13" w:after="21"/>
-      </w:pPr>
-      <w:r>
-        <w:rPr>
-          <w:rFonts w:ascii="Source Sans Pro" w:eastAsia="Source Sans Pro" w:hAnsi="Source Sans Pro" w:cs="Source Sans Pro"/>
-          <w:color w:val="000000"/>
-          <w:sz w:val="19"/>
-          <w:szCs w:val="19"/>
-        </w:rPr>
-        <w:t>Built multi-source risk assessment pipeline: submits vendor domains and IPs to VirusTotal, AbuseIPDB, and URLScan.io; cross-references WHOIS registration age, DNS records, and SSL certificate details for third-party due diligence.</w:t>
+        <w:spacing w:before="13" w:after="15"/>
+      </w:pPr>
+      <w:r>
+        <w:rPr>
+          <w:rFonts w:ascii="Source Sans Pro" w:eastAsia="Source Sans Pro" w:hAnsi="Source Sans Pro" w:cs="Source Sans Pro"/>
+          <w:color w:val="000000"/>
+          <w:sz w:val="19"/>
+          <w:szCs w:val="19"/>
+        </w:rPr>
+        <w:t>Deployed Splunk SIEM with SPL correlation searches for brute-force detection, lateral movement, and privilege escalation; mapped TTPs to MITRE ATT&amp;CK and wrote PICERL incident report.</w:t>
       </w:r>
     </w:p>
     <w:p>
@@ -597,16 +597,16 @@
           <w:ilvl w:val="0"/>
           <w:numId w:val="2"/>
         </w:numPr>
-        <w:spacing w:before="13" w:after="21"/>
-      </w:pPr>
-      <w:r>
-        <w:rPr>
-          <w:rFonts w:ascii="Source Sans Pro" w:eastAsia="Source Sans Pro" w:hAnsi="Source Sans Pro" w:cs="Source Sans Pro"/>
-          <w:color w:val="000000"/>
-          <w:sz w:val="19"/>
-          <w:szCs w:val="19"/>
-        </w:rPr>
-        <w:t>Implemented domain reputation assessment tool generating typosquatting variants of monitored domains and checking live DNS resolution for vendor and partner ecosystem review.</w:t>
+        <w:spacing w:before="13" w:after="15"/>
+      </w:pPr>
+      <w:r>
+        <w:rPr>
+          <w:rFonts w:ascii="Source Sans Pro" w:eastAsia="Source Sans Pro" w:hAnsi="Source Sans Pro" w:cs="Source Sans Pro"/>
+          <w:color w:val="000000"/>
+          <w:sz w:val="19"/>
+          <w:szCs w:val="19"/>
+        </w:rPr>
+        <w:t>Built automated SOAR-style detection pipeline: Python script ingests Splunk alerts, runs IOC enrichment via VirusTotal API, and dispatches Telegram notifications with severity classification.</w:t>
       </w:r>
     </w:p>
     <w:p>
@@ -616,21 +616,21 @@
           <w:ilvl w:val="0"/>
           <w:numId w:val="2"/>
         </w:numPr>
-        <w:spacing w:before="13" w:after="21"/>
-      </w:pPr>
-      <w:r>
-        <w:rPr>
-          <w:rFonts w:ascii="Source Sans Pro" w:eastAsia="Source Sans Pro" w:hAnsi="Source Sans Pro" w:cs="Source Sans Pro"/>
-          <w:color w:val="000000"/>
-          <w:sz w:val="19"/>
-          <w:szCs w:val="19"/>
-        </w:rPr>
-        <w:t>Deployed automated risk assessment interface via Telegram bot enabling analysts to submit domains for enrichment; supports bulk CSV input/output for vendor risk assessment workflows and includes OSINT enrichment via theHarvester for domain profiling.</w:t>
-      </w:r>
-    </w:p>
-    <w:p>
-      <w:pPr>
-        <w:spacing w:before="39" w:after="9"/>
+        <w:spacing w:before="13" w:after="15"/>
+      </w:pPr>
+      <w:r>
+        <w:rPr>
+          <w:rFonts w:ascii="Source Sans Pro" w:eastAsia="Source Sans Pro" w:hAnsi="Source Sans Pro" w:cs="Source Sans Pro"/>
+          <w:color w:val="000000"/>
+          <w:sz w:val="19"/>
+          <w:szCs w:val="19"/>
+        </w:rPr>
+        <w:t>Converted detection logic to Sigma rules (vendor-neutral format used by enterprise SOCs); performed TCP/IP analysis in Wireshark to detect SYN scans, DNS tunnelling, and plaintext credential exposure on unencrypted sessions.</w:t>
+      </w:r>
+    </w:p>
+    <w:p>
+      <w:pPr>
+        <w:spacing w:before="33" w:after="3"/>
       </w:pPr>
     </w:p>
     <w:p>
@@ -687,16 +687,16 @@
           <w:ilvl w:val="0"/>
           <w:numId w:val="2"/>
         </w:numPr>
-        <w:spacing w:before="13" w:after="21"/>
-      </w:pPr>
-      <w:r>
-        <w:rPr>
-          <w:rFonts w:ascii="Source Sans Pro" w:eastAsia="Source Sans Pro" w:hAnsi="Source Sans Pro" w:cs="Source Sans Pro"/>
-          <w:color w:val="000000"/>
-          <w:sz w:val="19"/>
-          <w:szCs w:val="19"/>
-        </w:rPr>
-        <w:t>Built automated vulnerability assessment pipeline integrating Nessus and OpenVAS APIs in Python; generated audit-ready CVE reports classified by CVSS severity with EPSS context from the FIRST.org API.</w:t>
+        <w:spacing w:before="13" w:after="15"/>
+      </w:pPr>
+      <w:r>
+        <w:rPr>
+          <w:rFonts w:ascii="Source Sans Pro" w:eastAsia="Source Sans Pro" w:hAnsi="Source Sans Pro" w:cs="Source Sans Pro"/>
+          <w:color w:val="000000"/>
+          <w:sz w:val="19"/>
+          <w:szCs w:val="19"/>
+        </w:rPr>
+        <w:t>Built automated vulnerability assessment pipeline integrating Nessus and OpenVAS REST APIs in Python; generated CVE reports classified by CVSS severity and EPSS context from the FIRST.org API.</w:t>
       </w:r>
     </w:p>
     <w:p>
@@ -706,16 +706,16 @@
           <w:ilvl w:val="0"/>
           <w:numId w:val="2"/>
         </w:numPr>
-        <w:spacing w:before="13" w:after="21"/>
-      </w:pPr>
-      <w:r>
-        <w:rPr>
-          <w:rFonts w:ascii="Source Sans Pro" w:eastAsia="Source Sans Pro" w:hAnsi="Source Sans Pro" w:cs="Source Sans Pro"/>
-          <w:color w:val="000000"/>
-          <w:sz w:val="19"/>
-          <w:szCs w:val="19"/>
-        </w:rPr>
-        <w:t>Developed OWASP Top 10 automated compliance checker validating web application security controls against regulatory requirements; documented vulnerability-to-remediation audit trails including SQL injection evidence and parameterised query fixes.</w:t>
+        <w:spacing w:before="13" w:after="15"/>
+      </w:pPr>
+      <w:r>
+        <w:rPr>
+          <w:rFonts w:ascii="Source Sans Pro" w:eastAsia="Source Sans Pro" w:hAnsi="Source Sans Pro" w:cs="Source Sans Pro"/>
+          <w:color w:val="000000"/>
+          <w:sz w:val="19"/>
+          <w:szCs w:val="19"/>
+        </w:rPr>
+        <w:t>Developed OWASP Top 10 automated web checker that sends crafted HTTP requests to detect injection, broken auth, and SSRF vulnerabilities; documented SQL injection exploit and parameterised query remediation.</w:t>
       </w:r>
     </w:p>
     <w:p>
@@ -725,16 +725,16 @@
           <w:ilvl w:val="0"/>
           <w:numId w:val="2"/>
         </w:numPr>
-        <w:spacing w:before="13" w:after="21"/>
-      </w:pPr>
-      <w:r>
-        <w:rPr>
-          <w:rFonts w:ascii="Source Sans Pro" w:eastAsia="Source Sans Pro" w:hAnsi="Source Sans Pro" w:cs="Source Sans Pro"/>
-          <w:color w:val="000000"/>
-          <w:sz w:val="19"/>
-          <w:szCs w:val="19"/>
-        </w:rPr>
-        <w:t>Automated compliance scan scheduling via Bash and cron; built delta-scan logic to track remediation progress and organize audit evidence for patch compliance review.</w:t>
+        <w:spacing w:before="13" w:after="15"/>
+      </w:pPr>
+      <w:r>
+        <w:rPr>
+          <w:rFonts w:ascii="Source Sans Pro" w:eastAsia="Source Sans Pro" w:hAnsi="Source Sans Pro" w:cs="Source Sans Pro"/>
+          <w:color w:val="000000"/>
+          <w:sz w:val="19"/>
+          <w:szCs w:val="19"/>
+        </w:rPr>
+        <w:t>Automated scan scheduling via Bash and cron; built delta-scan logic to flag newly discovered CVEs and organize patch compliance tracking evidence.</w:t>
       </w:r>
     </w:p>
     <w:p>
@@ -742,7 +742,7 @@
         <w:pBdr>
           <w:bottom w:val="single" w:sz="6" w:space="1" w:color="000000"/>
         </w:pBdr>
-        <w:spacing w:before="164" w:after="61"/>
+        <w:spacing w:before="158" w:after="55"/>
         <w:rPr>
           <w:rFonts w:ascii="Source Sans Pro" w:eastAsia="Source Sans Pro" w:hAnsi="Source Sans Pro" w:cs="Source Sans Pro"/>
           <w:b/>
@@ -758,7 +758,7 @@
         <w:pBdr>
           <w:bottom w:val="single" w:sz="6" w:space="1" w:color="000000"/>
         </w:pBdr>
-        <w:spacing w:before="191" w:after="52"/>
+        <w:spacing w:before="167" w:after="52"/>
       </w:pPr>
       <w:r>
         <w:rPr>
@@ -774,7 +774,7 @@
     </w:p>
     <w:p>
       <w:pPr>
-        <w:spacing w:before="33" w:after="33"/>
+        <w:spacing w:before="27" w:after="27"/>
       </w:pPr>
       <w:r>
         <w:rPr>
@@ -783,20 +783,20 @@
           <w:sz w:val="19"/>
           <w:szCs w:val="19"/>
         </w:rPr>
-        <w:t xml:space="preserve">GRC &amp; Compliance: </w:t>
-      </w:r>
-      <w:r>
-        <w:rPr>
-          <w:rFonts w:ascii="Source Sans Pro" w:eastAsia="Source Sans Pro" w:hAnsi="Source Sans Pro" w:cs="Source Sans Pro"/>
-          <w:sz w:val="19"/>
-          <w:szCs w:val="19"/>
-        </w:rPr>
-        <w:t>NIST CSF, ISO 27001, PCI-DSS, GDPR/PDPB, SOX/ITGC, compliance monitoring</w:t>
-      </w:r>
-    </w:p>
-    <w:p>
-      <w:pPr>
-        <w:spacing w:before="33" w:after="33"/>
+        <w:t xml:space="preserve">SOC Operations: </w:t>
+      </w:r>
+      <w:r>
+        <w:rPr>
+          <w:rFonts w:ascii="Source Sans Pro" w:eastAsia="Source Sans Pro" w:hAnsi="Source Sans Pro" w:cs="Source Sans Pro"/>
+          <w:sz w:val="19"/>
+          <w:szCs w:val="19"/>
+        </w:rPr>
+        <w:t>Alert triage, incident investigation, log analysis, threat detection, escalation, false positive analysis</w:t>
+      </w:r>
+    </w:p>
+    <w:p>
+      <w:pPr>
+        <w:spacing w:before="27" w:after="27"/>
       </w:pPr>
       <w:r>
         <w:rPr>
@@ -805,20 +805,20 @@
           <w:sz w:val="19"/>
           <w:szCs w:val="19"/>
         </w:rPr>
-        <w:t xml:space="preserve">Risk &amp; Audit: </w:t>
-      </w:r>
-      <w:r>
-        <w:rPr>
-          <w:rFonts w:ascii="Source Sans Pro" w:eastAsia="Source Sans Pro" w:hAnsi="Source Sans Pro" w:cs="Source Sans Pro"/>
-          <w:sz w:val="19"/>
-          <w:szCs w:val="19"/>
-        </w:rPr>
-        <w:t>Risk assessment, control testing, audit documentation, vendor risk, RCSA basics</w:t>
-      </w:r>
-    </w:p>
-    <w:p>
-      <w:pPr>
-        <w:spacing w:before="33" w:after="33"/>
+        <w:t xml:space="preserve">SIEM &amp; Monitoring: </w:t>
+      </w:r>
+      <w:r>
+        <w:rPr>
+          <w:rFonts w:ascii="Source Sans Pro" w:eastAsia="Source Sans Pro" w:hAnsi="Source Sans Pro" w:cs="Source Sans Pro"/>
+          <w:sz w:val="19"/>
+          <w:szCs w:val="19"/>
+        </w:rPr>
+        <w:t>Splunk (SPL), Elastic SIEM (basic), Windows Event Logs, Sysmon, Wireshark</w:t>
+      </w:r>
+    </w:p>
+    <w:p>
+      <w:pPr>
+        <w:spacing w:before="27" w:after="27"/>
       </w:pPr>
       <w:r>
         <w:rPr>
@@ -827,20 +827,20 @@
           <w:sz w:val="19"/>
           <w:szCs w:val="19"/>
         </w:rPr>
-        <w:t xml:space="preserve">Fraud &amp; AML: </w:t>
-      </w:r>
-      <w:r>
-        <w:rPr>
-          <w:rFonts w:ascii="Source Sans Pro" w:eastAsia="Source Sans Pro" w:hAnsi="Source Sans Pro" w:cs="Source Sans Pro"/>
-          <w:sz w:val="19"/>
-          <w:szCs w:val="19"/>
-        </w:rPr>
-        <w:t>Transaction monitoring, AML typologies, KYC/CDD, sanctions screening</w:t>
-      </w:r>
-    </w:p>
-    <w:p>
-      <w:pPr>
-        <w:spacing w:before="33" w:after="33"/>
+        <w:t xml:space="preserve">Threat Intelligence: </w:t>
+      </w:r>
+      <w:r>
+        <w:rPr>
+          <w:rFonts w:ascii="Source Sans Pro" w:eastAsia="Source Sans Pro" w:hAnsi="Source Sans Pro" w:cs="Source Sans Pro"/>
+          <w:sz w:val="19"/>
+          <w:szCs w:val="19"/>
+        </w:rPr>
+        <w:t>MITRE ATT&amp;CK, IOC analysis, VirusTotal, OSINT enrichment, Cyber Kill Chain</w:t>
+      </w:r>
+    </w:p>
+    <w:p>
+      <w:pPr>
+        <w:spacing w:before="27" w:after="27"/>
       </w:pPr>
       <w:r>
         <w:rPr>
@@ -849,20 +849,20 @@
           <w:sz w:val="19"/>
           <w:szCs w:val="19"/>
         </w:rPr>
-        <w:t xml:space="preserve">Systems &amp; Tools: </w:t>
-      </w:r>
-      <w:r>
-        <w:rPr>
-          <w:rFonts w:ascii="Source Sans Pro" w:eastAsia="Source Sans Pro" w:hAnsi="Source Sans Pro" w:cs="Source Sans Pro"/>
-          <w:sz w:val="19"/>
-          <w:szCs w:val="19"/>
-        </w:rPr>
-        <w:t>Windows internals, Linux fundamentals, Python, Excel, SQL (basic), TCP/IP basics</w:t>
-      </w:r>
-    </w:p>
-    <w:p>
-      <w:pPr>
-        <w:spacing w:before="33" w:after="33"/>
+        <w:t xml:space="preserve">Systems &amp; Networking: </w:t>
+      </w:r>
+      <w:r>
+        <w:rPr>
+          <w:rFonts w:ascii="Source Sans Pro" w:eastAsia="Source Sans Pro" w:hAnsi="Source Sans Pro" w:cs="Source Sans Pro"/>
+          <w:sz w:val="19"/>
+          <w:szCs w:val="19"/>
+        </w:rPr>
+        <w:t>Windows internals, Linux fundamentals, TCP/IP, DNS, HTTP/S, firewall and IDS/IPS concepts</w:t>
+      </w:r>
+    </w:p>
+    <w:p>
+      <w:pPr>
+        <w:spacing w:before="27" w:after="27"/>
       </w:pPr>
       <w:r>
         <w:rPr>
@@ -871,15 +871,15 @@
           <w:sz w:val="19"/>
           <w:szCs w:val="19"/>
         </w:rPr>
-        <w:t xml:space="preserve">Frameworks: </w:t>
-      </w:r>
-      <w:r>
-        <w:rPr>
-          <w:rFonts w:ascii="Source Sans Pro" w:eastAsia="Source Sans Pro" w:hAnsi="Source Sans Pro" w:cs="Source Sans Pro"/>
-          <w:sz w:val="19"/>
-          <w:szCs w:val="19"/>
-        </w:rPr>
-        <w:t>MITRE ATT&amp;CK, OWASP Top 10, Incident Response (PICERL), audit trail documentation</w:t>
+        <w:t xml:space="preserve">Automation: </w:t>
+      </w:r>
+      <w:r>
+        <w:rPr>
+          <w:rFonts w:ascii="Source Sans Pro" w:eastAsia="Source Sans Pro" w:hAnsi="Source Sans Pro" w:cs="Source Sans Pro"/>
+          <w:sz w:val="19"/>
+          <w:szCs w:val="19"/>
+        </w:rPr>
+        <w:t>Python, Bash (basic), regular expressions</w:t>
       </w:r>
     </w:p>
     <w:p>
@@ -887,7 +887,7 @@
         <w:pBdr>
           <w:bottom w:val="single" w:sz="6" w:space="1" w:color="000000"/>
         </w:pBdr>
-        <w:spacing w:before="164" w:after="61"/>
+        <w:spacing w:before="158" w:after="55"/>
         <w:rPr>
           <w:rFonts w:ascii="Source Sans Pro" w:eastAsia="Source Sans Pro" w:hAnsi="Source Sans Pro" w:cs="Source Sans Pro"/>
           <w:b/>
@@ -903,7 +903,7 @@
         <w:pBdr>
           <w:bottom w:val="single" w:sz="6" w:space="1" w:color="000000"/>
         </w:pBdr>
-        <w:spacing w:before="191" w:after="52"/>
+        <w:spacing w:before="167" w:after="52"/>
       </w:pPr>
       <w:r>
         <w:rPr>
@@ -924,7 +924,7 @@
           <w:ilvl w:val="0"/>
           <w:numId w:val="2"/>
         </w:numPr>
-        <w:spacing w:before="13" w:after="21"/>
+        <w:spacing w:before="13" w:after="15"/>
       </w:pPr>
       <w:r>
         <w:rPr>
@@ -943,7 +943,7 @@
           <w:ilvl w:val="0"/>
           <w:numId w:val="2"/>
         </w:numPr>
-        <w:spacing w:before="13" w:after="21"/>
+        <w:spacing w:before="13" w:after="15"/>
       </w:pPr>
       <w:r>
         <w:rPr>

--- a/resumes/Akshay_P_Resume.docx
+++ b/resumes/Akshay_P_Resume.docx
@@ -541,7 +541,7 @@
             <w:szCs w:val="19"/>
             <w:u w:val="single"/>
           </w:rPr>
-          <w:t>SOC Automation and Threat Detection Lab</w:t>
+          <w:t>Vulnerability Scanner and Patch Prioritization Engine</w:t>
         </w:r>
       </w:hyperlink>
       <w:r>
@@ -568,7 +568,7 @@
           <w:sz w:val="19"/>
           <w:szCs w:val="19"/>
         </w:rPr>
-        <w:t>Python, Splunk, Wireshark, Nmap, MITRE ATT&amp;CK</w:t>
+        <w:t>Python, Bash, Nessus, OpenVAS, NVD API</w:t>
       </w:r>
     </w:p>
     <w:p>
@@ -587,7 +587,7 @@
           <w:sz w:val="19"/>
           <w:szCs w:val="19"/>
         </w:rPr>
-        <w:t>Deployed Splunk SIEM with SPL correlation searches for brute-force detection, lateral movement, and privilege escalation; mapped TTPs to MITRE ATT&amp;CK and wrote PICERL incident report.</w:t>
+        <w:t>Built automated vulnerability assessment pipeline integrating Nessus and OpenVAS REST APIs in Python; generated CVE reports classified by CVSS severity and EPSS context from the FIRST.org API.</w:t>
       </w:r>
     </w:p>
     <w:p>
@@ -606,7 +606,7 @@
           <w:sz w:val="19"/>
           <w:szCs w:val="19"/>
         </w:rPr>
-        <w:t>Built automated SOAR-style detection pipeline: Python script ingests Splunk alerts, runs IOC enrichment via VirusTotal API, and dispatches Telegram notifications with severity classification.</w:t>
+        <w:t>Developed OWASP Top 10 automated web checker that sends crafted HTTP requests to detect injection, broken auth, and SSRF vulnerabilities; documented SQL injection exploit and parameterised query remediation.</w:t>
       </w:r>
     </w:p>
     <w:p>
@@ -625,7 +625,7 @@
           <w:sz w:val="19"/>
           <w:szCs w:val="19"/>
         </w:rPr>
-        <w:t>Converted detection logic to Sigma rules (vendor-neutral format used by enterprise SOCs); performed TCP/IP analysis in Wireshark to detect SYN scans, DNS tunnelling, and plaintext credential exposure on unencrypted sessions.</w:t>
+        <w:t>Automated scan scheduling via Bash and cron; built delta-scan logic to flag newly discovered CVEs and organize patch compliance tracking evidence.</w:t>
       </w:r>
     </w:p>
     <w:p>
@@ -650,7 +650,7 @@
             <w:szCs w:val="19"/>
             <w:u w:val="single"/>
           </w:rPr>
-          <w:t>Vulnerability Scanner and Patch Prioritization Engine</w:t>
+          <w:t>SOC Automation and Threat Detection Lab</w:t>
         </w:r>
       </w:hyperlink>
       <w:r>
@@ -677,7 +677,7 @@
           <w:sz w:val="19"/>
           <w:szCs w:val="19"/>
         </w:rPr>
-        <w:t>Python, Bash, Nessus, OpenVAS, NVD API</w:t>
+        <w:t>Python, Splunk, Wireshark, Nmap, MITRE ATT&amp;CK</w:t>
       </w:r>
     </w:p>
     <w:p>
@@ -696,7 +696,7 @@
           <w:sz w:val="19"/>
           <w:szCs w:val="19"/>
         </w:rPr>
-        <w:t>Built automated vulnerability assessment pipeline integrating Nessus and OpenVAS REST APIs in Python; generated CVE reports classified by CVSS severity and EPSS context from the FIRST.org API.</w:t>
+        <w:t>Deployed Splunk SIEM with SPL correlation searches for brute-force detection, lateral movement, and privilege escalation; mapped TTPs to MITRE ATT&amp;CK and wrote PICERL incident report.</w:t>
       </w:r>
     </w:p>
     <w:p>
@@ -715,7 +715,7 @@
           <w:sz w:val="19"/>
           <w:szCs w:val="19"/>
         </w:rPr>
-        <w:t>Developed OWASP Top 10 automated web checker that sends crafted HTTP requests to detect injection, broken auth, and SSRF vulnerabilities; documented SQL injection exploit and parameterised query remediation.</w:t>
+        <w:t>Built automated SOAR-style detection pipeline: Python script ingests Splunk alerts, runs IOC enrichment via VirusTotal API, and dispatches Telegram notifications with severity classification.</w:t>
       </w:r>
     </w:p>
     <w:p>
@@ -734,7 +734,7 @@
           <w:sz w:val="19"/>
           <w:szCs w:val="19"/>
         </w:rPr>
-        <w:t>Automated scan scheduling via Bash and cron; built delta-scan logic to flag newly discovered CVEs and organize patch compliance tracking evidence.</w:t>
+        <w:t>Converted detection logic to Sigma rules (vendor-neutral format used by enterprise SOCs); performed TCP/IP analysis in Wireshark to detect SYN scans, DNS tunnelling, and plaintext credential exposure on unencrypted sessions.</w:t>
       </w:r>
     </w:p>
     <w:p>

--- a/resumes/Akshay_P_Resume.docx
+++ b/resumes/Akshay_P_Resume.docx
@@ -587,7 +587,7 @@
           <w:sz w:val="19"/>
           <w:szCs w:val="19"/>
         </w:rPr>
-        <w:t>Built automated vulnerability assessment pipeline integrating Nessus and OpenVAS REST APIs in Python; generated CVE reports classified by CVSS severity and EPSS context from the FIRST.org API.</w:t>
+        <w:t>Built automated application security testing pipeline integrating Nessus and OpenVAS APIs in Python; generated vulnerability reports classified by CVSS severity with EPSS context from the FIRST.org API.</w:t>
       </w:r>
     </w:p>
     <w:p>
@@ -606,7 +606,7 @@
           <w:sz w:val="19"/>
           <w:szCs w:val="19"/>
         </w:rPr>
-        <w:t>Developed OWASP Top 10 automated web checker that sends crafted HTTP requests to detect injection, broken auth, and SSRF vulnerabilities; documented SQL injection exploit and parameterised query remediation.</w:t>
+        <w:t>Developed OWASP Top 10 automated application security checker detecting injection, broken authentication, SSRF, and XSS vulnerabilities; documented SQL injection exploit-to-remediation workflow with parameterised query fixes.</w:t>
       </w:r>
     </w:p>
     <w:p>
@@ -625,7 +625,7 @@
           <w:sz w:val="19"/>
           <w:szCs w:val="19"/>
         </w:rPr>
-        <w:t>Automated scan scheduling via Bash and cron; built delta-scan logic to flag newly discovered CVEs and organize patch compliance tracking evidence.</w:t>
+        <w:t>Automated security scan scheduling via Bash and cron integrated with development cycles; built delta-scan logic to flag newly introduced CVEs for secure development lifecycle tracking.</w:t>
       </w:r>
     </w:p>
     <w:p>

--- a/resumes/Akshay_P_Resume.docx
+++ b/resumes/Akshay_P_Resume.docx
@@ -541,7 +541,7 @@
             <w:szCs w:val="19"/>
             <w:u w:val="single"/>
           </w:rPr>
-          <w:t>Vulnerability Scanner and Patch Prioritization Engine</w:t>
+          <w:t>SOC Automation and Threat Detection Lab</w:t>
         </w:r>
       </w:hyperlink>
       <w:r>
@@ -568,7 +568,7 @@
           <w:sz w:val="19"/>
           <w:szCs w:val="19"/>
         </w:rPr>
-        <w:t>Python, Bash, Nessus, OpenVAS, NVD API</w:t>
+        <w:t>Python, Splunk, Wireshark, Nmap, MITRE ATT&amp;CK</w:t>
       </w:r>
     </w:p>
     <w:p>
@@ -587,7 +587,7 @@
           <w:sz w:val="19"/>
           <w:szCs w:val="19"/>
         </w:rPr>
-        <w:t>Built automated application security testing pipeline integrating Nessus and OpenVAS APIs in Python; generated vulnerability reports classified by CVSS severity with EPSS context from the FIRST.org API.</w:t>
+        <w:t>Deployed Splunk SIEM with SPL correlation searches for brute-force detection, lateral movement, and privilege escalation; mapped TTPs to MITRE ATT&amp;CK and wrote PICERL incident report.</w:t>
       </w:r>
     </w:p>
     <w:p>
@@ -606,7 +606,7 @@
           <w:sz w:val="19"/>
           <w:szCs w:val="19"/>
         </w:rPr>
-        <w:t>Developed OWASP Top 10 automated application security checker detecting injection, broken authentication, SSRF, and XSS vulnerabilities; documented SQL injection exploit-to-remediation workflow with parameterised query fixes.</w:t>
+        <w:t>Built automated SOAR-style detection pipeline: Python script ingests Splunk alerts, runs IOC enrichment via VirusTotal API, and dispatches Telegram notifications with severity classification.</w:t>
       </w:r>
     </w:p>
     <w:p>
@@ -625,7 +625,7 @@
           <w:sz w:val="19"/>
           <w:szCs w:val="19"/>
         </w:rPr>
-        <w:t>Automated security scan scheduling via Bash and cron integrated with development cycles; built delta-scan logic to flag newly introduced CVEs for secure development lifecycle tracking.</w:t>
+        <w:t>Converted detection logic to Sigma rules (vendor-neutral format used by enterprise SOCs); performed TCP/IP analysis in Wireshark to detect SYN scans, DNS tunnelling, and plaintext credential exposure on unencrypted sessions.</w:t>
       </w:r>
     </w:p>
     <w:p>
@@ -650,7 +650,7 @@
             <w:szCs w:val="19"/>
             <w:u w:val="single"/>
           </w:rPr>
-          <w:t>SOC Automation and Threat Detection Lab</w:t>
+          <w:t>Phishing and OSINT Threat Intelligence Tool</w:t>
         </w:r>
       </w:hyperlink>
       <w:r>
@@ -677,7 +677,7 @@
           <w:sz w:val="19"/>
           <w:szCs w:val="19"/>
         </w:rPr>
-        <w:t>Python, Splunk, Wireshark, Nmap, MITRE ATT&amp;CK</w:t>
+        <w:t>Python, VirusTotal API, AbuseIPDB, WHOIS, Telegram bot</w:t>
       </w:r>
     </w:p>
     <w:p>
@@ -696,7 +696,7 @@
           <w:sz w:val="19"/>
           <w:szCs w:val="19"/>
         </w:rPr>
-        <w:t>Deployed Splunk SIEM with SPL correlation searches for brute-force detection, lateral movement, and privilege escalation; mapped TTPs to MITRE ATT&amp;CK and wrote PICERL incident report.</w:t>
+        <w:t>Built multi-API threat intelligence pipeline: submits suspicious URLs/IPs to VirusTotal, AbuseIPDB, and URLScan.io; cross-references WHOIS registration age, DNS records, and SSL details for phishing analysis.</w:t>
       </w:r>
     </w:p>
     <w:p>
@@ -715,7 +715,7 @@
           <w:sz w:val="19"/>
           <w:szCs w:val="19"/>
         </w:rPr>
-        <w:t>Built automated SOAR-style detection pipeline: Python script ingests Splunk alerts, runs IOC enrichment via VirusTotal API, and dispatches Telegram notifications with severity classification.</w:t>
+        <w:t>Implemented typosquatting domain detector generating character-substitution variants of brand domains and checking live DNS resolution for brand-impersonation analysis.</w:t>
       </w:r>
     </w:p>
     <w:p>
@@ -734,7 +734,7 @@
           <w:sz w:val="19"/>
           <w:szCs w:val="19"/>
         </w:rPr>
-        <w:t>Converted detection logic to Sigma rules (vendor-neutral format used by enterprise SOCs); performed TCP/IP analysis in Wireshark to detect SYN scans, DNS tunnelling, and plaintext credential exposure on unencrypted sessions.</w:t>
+        <w:t>Deployed Telegram bot interface enabling analysts to submit URLs for live IOC enrichment; supports bulk CSV input/output for incident response workflows and includes OSINT enrichment via theHarvester for domain profiling.</w:t>
       </w:r>
     </w:p>
     <w:p>

--- a/resumes/Akshay_P_Resume.docx
+++ b/resumes/Akshay_P_Resume.docx
@@ -650,7 +650,7 @@
             <w:szCs w:val="19"/>
             <w:u w:val="single"/>
           </w:rPr>
-          <w:t>Phishing and OSINT Threat Intelligence Tool</w:t>
+          <w:t>Vulnerability Scanner and Patch Prioritization Engine</w:t>
         </w:r>
       </w:hyperlink>
       <w:r>
@@ -677,7 +677,7 @@
           <w:sz w:val="19"/>
           <w:szCs w:val="19"/>
         </w:rPr>
-        <w:t>Python, VirusTotal API, AbuseIPDB, WHOIS, Telegram bot</w:t>
+        <w:t>Python, Bash, Nessus, OpenVAS, NVD API</w:t>
       </w:r>
     </w:p>
     <w:p>
@@ -696,7 +696,7 @@
           <w:sz w:val="19"/>
           <w:szCs w:val="19"/>
         </w:rPr>
-        <w:t>Built multi-API threat intelligence pipeline: submits suspicious URLs/IPs to VirusTotal, AbuseIPDB, and URLScan.io; cross-references WHOIS registration age, DNS records, and SSL details for phishing analysis.</w:t>
+        <w:t>Built automated vulnerability assessment pipeline integrating Nessus and OpenVAS REST APIs in Python; generated CVE reports classified by CVSS severity and EPSS context from the FIRST.org API.</w:t>
       </w:r>
     </w:p>
     <w:p>
@@ -715,7 +715,7 @@
           <w:sz w:val="19"/>
           <w:szCs w:val="19"/>
         </w:rPr>
-        <w:t>Implemented typosquatting domain detector generating character-substitution variants of brand domains and checking live DNS resolution for brand-impersonation analysis.</w:t>
+        <w:t>Developed OWASP Top 10 automated web checker that sends crafted HTTP requests to detect injection, broken auth, and SSRF vulnerabilities; documented SQL injection exploit and parameterised query remediation.</w:t>
       </w:r>
     </w:p>
     <w:p>
@@ -734,7 +734,7 @@
           <w:sz w:val="19"/>
           <w:szCs w:val="19"/>
         </w:rPr>
-        <w:t>Deployed Telegram bot interface enabling analysts to submit URLs for live IOC enrichment; supports bulk CSV input/output for incident response workflows and includes OSINT enrichment via theHarvester for domain profiling.</w:t>
+        <w:t>Automated scan scheduling via Bash and cron; built delta-scan logic to flag newly discovered CVEs and organize patch compliance tracking evidence.</w:t>
       </w:r>
     </w:p>
     <w:p>

--- a/resumes/Akshay_P_Resume.docx
+++ b/resumes/Akshay_P_Resume.docx
@@ -4,7 +4,7 @@
   <w:body>
     <w:p>
       <w:pPr>
-        <w:spacing w:after="44"/>
+        <w:spacing w:after="0" w:before="20"/>
         <w:jc w:val="center"/>
       </w:pPr>
       <w:r>
@@ -21,6 +21,7 @@
     </w:p>
     <w:p>
       <w:pPr>
+        <w:spacing w:before="20" w:after="0"/>
         <w:jc w:val="center"/>
       </w:pPr>
       <w:r>
@@ -116,7 +117,7 @@
         <w:pBdr>
           <w:bottom w:val="single" w:sz="6" w:space="1" w:color="000000"/>
         </w:pBdr>
-        <w:spacing w:before="372" w:after="52"/>
+        <w:spacing w:before="159" w:after="0"/>
       </w:pPr>
       <w:r>
         <w:rPr>
@@ -135,7 +136,7 @@
         <w:tabs>
           <w:tab w:val="right" w:pos="10800"/>
         </w:tabs>
-        <w:spacing w:before="62"/>
+        <w:spacing w:before="20" w:after="0"/>
       </w:pPr>
       <w:r>
         <w:rPr>
@@ -170,7 +171,7 @@
     </w:p>
     <w:p>
       <w:pPr>
-        <w:spacing w:before="8"/>
+        <w:spacing w:before="8" w:after="0"/>
       </w:pPr>
       <w:r>
         <w:rPr>
@@ -189,7 +190,7 @@
         <w:tabs>
           <w:tab w:val="right" w:pos="10800"/>
         </w:tabs>
-        <w:spacing w:before="62"/>
+        <w:spacing w:before="20" w:after="0"/>
       </w:pPr>
       <w:r>
         <w:rPr>
@@ -224,7 +225,7 @@
     </w:p>
     <w:p>
       <w:pPr>
-        <w:spacing w:before="8"/>
+        <w:spacing w:before="8" w:after="0"/>
       </w:pPr>
       <w:r>
         <w:rPr>
@@ -243,7 +244,7 @@
         <w:tabs>
           <w:tab w:val="right" w:pos="10800"/>
         </w:tabs>
-        <w:spacing w:before="62"/>
+        <w:spacing w:before="20" w:after="0"/>
       </w:pPr>
       <w:r>
         <w:rPr>
@@ -278,7 +279,7 @@
     </w:p>
     <w:p>
       <w:pPr>
-        <w:spacing w:before="8"/>
+        <w:spacing w:before="8" w:after="0"/>
       </w:pPr>
       <w:r>
         <w:rPr>
@@ -294,7 +295,7 @@
     </w:p>
     <w:p>
       <w:pPr>
-        <w:spacing w:before="11" w:after="3"/>
+        <w:spacing w:before="35" w:after="35"/>
       </w:pPr>
     </w:p>
     <w:p>
@@ -302,7 +303,7 @@
         <w:pBdr>
           <w:bottom w:val="single" w:sz="6" w:space="1" w:color="000000"/>
         </w:pBdr>
-        <w:spacing w:before="167" w:after="52"/>
+        <w:spacing w:before="159" w:after="0"/>
       </w:pPr>
       <w:r>
         <w:rPr>
@@ -321,7 +322,7 @@
         <w:tabs>
           <w:tab w:val="right" w:pos="10800"/>
         </w:tabs>
-        <w:spacing w:before="62"/>
+        <w:spacing w:before="20" w:after="0"/>
       </w:pPr>
       <w:r>
         <w:rPr>
@@ -367,7 +368,7 @@
         <w:tabs>
           <w:tab w:val="right" w:pos="10800"/>
         </w:tabs>
-        <w:spacing w:before="8"/>
+        <w:spacing w:before="8" w:after="0"/>
         <w:rPr>
           <w:rFonts w:ascii="Source Sans Pro Light" w:hAnsi="Source Sans Pro Light"/>
           <w:i/>
@@ -420,7 +421,7 @@
           <w:ilvl w:val="0"/>
           <w:numId w:val="2"/>
         </w:numPr>
-        <w:spacing w:before="13" w:after="15"/>
+        <w:spacing w:before="13" w:after="42"/>
       </w:pPr>
       <w:r>
         <w:rPr>
@@ -439,7 +440,7 @@
           <w:ilvl w:val="0"/>
           <w:numId w:val="2"/>
         </w:numPr>
-        <w:spacing w:before="13" w:after="15"/>
+        <w:spacing w:before="13" w:after="42"/>
       </w:pPr>
       <w:r>
         <w:rPr>
@@ -458,7 +459,7 @@
           <w:ilvl w:val="0"/>
           <w:numId w:val="2"/>
         </w:numPr>
-        <w:spacing w:before="13" w:after="15"/>
+        <w:spacing w:before="13" w:after="42"/>
       </w:pPr>
       <w:r>
         <w:rPr>
@@ -477,7 +478,7 @@
           <w:ilvl w:val="0"/>
           <w:numId w:val="2"/>
         </w:numPr>
-        <w:spacing w:before="13" w:after="15"/>
+        <w:spacing w:before="13" w:after="42"/>
       </w:pPr>
       <w:r>
         <w:rPr>
@@ -494,7 +495,7 @@
         <w:pBdr>
           <w:bottom w:val="single" w:sz="6" w:space="1" w:color="000000"/>
         </w:pBdr>
-        <w:spacing w:before="158" w:after="55"/>
+        <w:spacing w:before="35" w:after="35"/>
         <w:rPr>
           <w:rFonts w:ascii="Source Sans Pro" w:eastAsia="Source Sans Pro" w:hAnsi="Source Sans Pro" w:cs="Source Sans Pro"/>
           <w:b/>
@@ -510,7 +511,7 @@
         <w:pBdr>
           <w:bottom w:val="single" w:sz="6" w:space="1" w:color="000000"/>
         </w:pBdr>
-        <w:spacing w:before="167" w:after="52"/>
+        <w:spacing w:before="159" w:after="0"/>
       </w:pPr>
       <w:r>
         <w:rPr>
@@ -529,7 +530,7 @@
         <w:tabs>
           <w:tab w:val="right" w:pos="10800"/>
         </w:tabs>
-        <w:spacing w:before="62"/>
+        <w:spacing w:before="20" w:after="0"/>
       </w:pPr>
       <w:hyperlink r:id="rId8">
         <w:r>
@@ -578,16 +579,16 @@
           <w:ilvl w:val="0"/>
           <w:numId w:val="2"/>
         </w:numPr>
-        <w:spacing w:before="13" w:after="15"/>
-      </w:pPr>
-      <w:r>
-        <w:rPr>
-          <w:rFonts w:ascii="Source Sans Pro" w:eastAsia="Source Sans Pro" w:hAnsi="Source Sans Pro" w:cs="Source Sans Pro"/>
-          <w:color w:val="000000"/>
-          <w:sz w:val="19"/>
-          <w:szCs w:val="19"/>
-        </w:rPr>
-        <w:t>Deployed Splunk SIEM with SPL correlation searches for brute-force detection, lateral movement, and privilege escalation; mapped TTPs to MITRE ATT&amp;CK and wrote PICERL incident report.</w:t>
+        <w:spacing w:before="13" w:after="42"/>
+      </w:pPr>
+      <w:r>
+        <w:rPr>
+          <w:rFonts w:ascii="Source Sans Pro" w:eastAsia="Source Sans Pro" w:hAnsi="Source Sans Pro" w:cs="Source Sans Pro"/>
+          <w:color w:val="000000"/>
+          <w:sz w:val="19"/>
+          <w:szCs w:val="19"/>
+        </w:rPr>
+        <w:t>Deployed Splunk SIEM with SPL correlation searches to monitor IAM anomalies including unauthorized privilege escalation and suspicious cross-account access patterns; mapped cloud-relevant TTPs to MITRE ATT&amp;CK and wrote PICERL incident report.</w:t>
       </w:r>
     </w:p>
     <w:p>
@@ -597,16 +598,16 @@
           <w:ilvl w:val="0"/>
           <w:numId w:val="2"/>
         </w:numPr>
-        <w:spacing w:before="13" w:after="15"/>
-      </w:pPr>
-      <w:r>
-        <w:rPr>
-          <w:rFonts w:ascii="Source Sans Pro" w:eastAsia="Source Sans Pro" w:hAnsi="Source Sans Pro" w:cs="Source Sans Pro"/>
-          <w:color w:val="000000"/>
-          <w:sz w:val="19"/>
-          <w:szCs w:val="19"/>
-        </w:rPr>
-        <w:t>Built automated SOAR-style detection pipeline: Python script ingests Splunk alerts, runs IOC enrichment via VirusTotal API, and dispatches Telegram notifications with severity classification.</w:t>
+        <w:spacing w:before="13" w:after="42"/>
+      </w:pPr>
+      <w:r>
+        <w:rPr>
+          <w:rFonts w:ascii="Source Sans Pro" w:eastAsia="Source Sans Pro" w:hAnsi="Source Sans Pro" w:cs="Source Sans Pro"/>
+          <w:color w:val="000000"/>
+          <w:sz w:val="19"/>
+          <w:szCs w:val="19"/>
+        </w:rPr>
+        <w:t>Built automated cloud security detection pipeline: Python script ingests Splunk alerts for IAM policy violations, performs IOC enrichment via VirusTotal API, and dispatches Telegram notifications with severity classification.</w:t>
       </w:r>
     </w:p>
     <w:p>
@@ -616,21 +617,21 @@
           <w:ilvl w:val="0"/>
           <w:numId w:val="2"/>
         </w:numPr>
-        <w:spacing w:before="13" w:after="15"/>
-      </w:pPr>
-      <w:r>
-        <w:rPr>
-          <w:rFonts w:ascii="Source Sans Pro" w:eastAsia="Source Sans Pro" w:hAnsi="Source Sans Pro" w:cs="Source Sans Pro"/>
-          <w:color w:val="000000"/>
-          <w:sz w:val="19"/>
-          <w:szCs w:val="19"/>
-        </w:rPr>
-        <w:t>Converted detection logic to Sigma rules (vendor-neutral format used by enterprise SOCs); performed TCP/IP analysis in Wireshark to detect SYN scans, DNS tunnelling, and plaintext credential exposure on unencrypted sessions.</w:t>
-      </w:r>
-    </w:p>
-    <w:p>
-      <w:pPr>
-        <w:spacing w:before="33" w:after="3"/>
+        <w:spacing w:before="13" w:after="42"/>
+      </w:pPr>
+      <w:r>
+        <w:rPr>
+          <w:rFonts w:ascii="Source Sans Pro" w:eastAsia="Source Sans Pro" w:hAnsi="Source Sans Pro" w:cs="Source Sans Pro"/>
+          <w:color w:val="000000"/>
+          <w:sz w:val="19"/>
+          <w:szCs w:val="19"/>
+        </w:rPr>
+        <w:t>Developed Sigma-compatible detection rules for cloud-specific TTPs including credential abuse and lateral movement; performed network analysis in Wireshark to identify anomalous authentication and DNS traffic patterns in cloud environments.</w:t>
+      </w:r>
+    </w:p>
+    <w:p>
+      <w:pPr>
+        <w:spacing w:before="35" w:after="35"/>
       </w:pPr>
     </w:p>
     <w:p>
@@ -638,7 +639,7 @@
         <w:tabs>
           <w:tab w:val="right" w:pos="10800"/>
         </w:tabs>
-        <w:spacing w:before="30"/>
+        <w:spacing w:before="30" w:after="0"/>
       </w:pPr>
       <w:hyperlink r:id="rId9">
         <w:r>
@@ -687,16 +688,16 @@
           <w:ilvl w:val="0"/>
           <w:numId w:val="2"/>
         </w:numPr>
-        <w:spacing w:before="13" w:after="15"/>
-      </w:pPr>
-      <w:r>
-        <w:rPr>
-          <w:rFonts w:ascii="Source Sans Pro" w:eastAsia="Source Sans Pro" w:hAnsi="Source Sans Pro" w:cs="Source Sans Pro"/>
-          <w:color w:val="000000"/>
-          <w:sz w:val="19"/>
-          <w:szCs w:val="19"/>
-        </w:rPr>
-        <w:t>Built automated vulnerability assessment pipeline integrating Nessus and OpenVAS REST APIs in Python; generated CVE reports classified by CVSS severity and EPSS context from the FIRST.org API.</w:t>
+        <w:spacing w:before="13" w:after="42"/>
+      </w:pPr>
+      <w:r>
+        <w:rPr>
+          <w:rFonts w:ascii="Source Sans Pro" w:eastAsia="Source Sans Pro" w:hAnsi="Source Sans Pro" w:cs="Source Sans Pro"/>
+          <w:color w:val="000000"/>
+          <w:sz w:val="19"/>
+          <w:szCs w:val="19"/>
+        </w:rPr>
+        <w:t>Built automated cloud infrastructure vulnerability assessment pipeline using Nessus and OpenVAS APIs in Python; generated CVE reports classified by CVSS severity with EPSS context from the FIRST.org API.</w:t>
       </w:r>
     </w:p>
     <w:p>
@@ -706,16 +707,16 @@
           <w:ilvl w:val="0"/>
           <w:numId w:val="2"/>
         </w:numPr>
-        <w:spacing w:before="13" w:after="15"/>
-      </w:pPr>
-      <w:r>
-        <w:rPr>
-          <w:rFonts w:ascii="Source Sans Pro" w:eastAsia="Source Sans Pro" w:hAnsi="Source Sans Pro" w:cs="Source Sans Pro"/>
-          <w:color w:val="000000"/>
-          <w:sz w:val="19"/>
-          <w:szCs w:val="19"/>
-        </w:rPr>
-        <w:t>Developed OWASP Top 10 automated web checker that sends crafted HTTP requests to detect injection, broken auth, and SSRF vulnerabilities; documented SQL injection exploit and parameterised query remediation.</w:t>
+        <w:spacing w:before="13" w:after="42"/>
+      </w:pPr>
+      <w:r>
+        <w:rPr>
+          <w:rFonts w:ascii="Source Sans Pro" w:eastAsia="Source Sans Pro" w:hAnsi="Source Sans Pro" w:cs="Source Sans Pro"/>
+          <w:color w:val="000000"/>
+          <w:sz w:val="19"/>
+          <w:szCs w:val="19"/>
+        </w:rPr>
+        <w:t>Developed automated security checker for cloud-hosted applications testing OWASP Top 10 vulnerabilities including injection, broken authentication, and SSRF; documented remediation workflows for cloud service misconfigurations and exposed endpoints.</w:t>
       </w:r>
     </w:p>
     <w:p>
@@ -725,16 +726,16 @@
           <w:ilvl w:val="0"/>
           <w:numId w:val="2"/>
         </w:numPr>
-        <w:spacing w:before="13" w:after="15"/>
-      </w:pPr>
-      <w:r>
-        <w:rPr>
-          <w:rFonts w:ascii="Source Sans Pro" w:eastAsia="Source Sans Pro" w:hAnsi="Source Sans Pro" w:cs="Source Sans Pro"/>
-          <w:color w:val="000000"/>
-          <w:sz w:val="19"/>
-          <w:szCs w:val="19"/>
-        </w:rPr>
-        <w:t>Automated scan scheduling via Bash and cron; built delta-scan logic to flag newly discovered CVEs and organize patch compliance tracking evidence.</w:t>
+        <w:spacing w:before="13" w:after="42"/>
+      </w:pPr>
+      <w:r>
+        <w:rPr>
+          <w:rFonts w:ascii="Source Sans Pro" w:eastAsia="Source Sans Pro" w:hAnsi="Source Sans Pro" w:cs="Source Sans Pro"/>
+          <w:color w:val="000000"/>
+          <w:sz w:val="19"/>
+          <w:szCs w:val="19"/>
+        </w:rPr>
+        <w:t>Automated vulnerability scan scheduling via Bash and cron for cloud security monitoring; built delta-scan logic to detect newly exposed CVEs and organize cloud compliance evidence.</w:t>
       </w:r>
     </w:p>
     <w:p>
@@ -742,7 +743,7 @@
         <w:pBdr>
           <w:bottom w:val="single" w:sz="6" w:space="1" w:color="000000"/>
         </w:pBdr>
-        <w:spacing w:before="158" w:after="55"/>
+        <w:spacing w:before="35" w:after="35"/>
         <w:rPr>
           <w:rFonts w:ascii="Source Sans Pro" w:eastAsia="Source Sans Pro" w:hAnsi="Source Sans Pro" w:cs="Source Sans Pro"/>
           <w:b/>
@@ -758,7 +759,7 @@
         <w:pBdr>
           <w:bottom w:val="single" w:sz="6" w:space="1" w:color="000000"/>
         </w:pBdr>
-        <w:spacing w:before="167" w:after="52"/>
+        <w:spacing w:before="159" w:after="0"/>
       </w:pPr>
       <w:r>
         <w:rPr>
@@ -774,7 +775,7 @@
     </w:p>
     <w:p>
       <w:pPr>
-        <w:spacing w:before="27" w:after="27"/>
+        <w:spacing w:before="59" w:after="59"/>
       </w:pPr>
       <w:r>
         <w:rPr>
@@ -796,7 +797,7 @@
     </w:p>
     <w:p>
       <w:pPr>
-        <w:spacing w:before="27" w:after="27"/>
+        <w:spacing w:before="59" w:after="59"/>
       </w:pPr>
       <w:r>
         <w:rPr>
@@ -818,7 +819,7 @@
     </w:p>
     <w:p>
       <w:pPr>
-        <w:spacing w:before="27" w:after="27"/>
+        <w:spacing w:before="59" w:after="59"/>
       </w:pPr>
       <w:r>
         <w:rPr>
@@ -840,7 +841,7 @@
     </w:p>
     <w:p>
       <w:pPr>
-        <w:spacing w:before="27" w:after="27"/>
+        <w:spacing w:before="59" w:after="59"/>
       </w:pPr>
       <w:r>
         <w:rPr>
@@ -857,12 +858,12 @@
           <w:sz w:val="19"/>
           <w:szCs w:val="19"/>
         </w:rPr>
-        <w:t>Windows internals, Linux fundamentals, TCP/IP, DNS, HTTP/S, firewall and IDS/IPS concepts</w:t>
-      </w:r>
-    </w:p>
-    <w:p>
-      <w:pPr>
-        <w:spacing w:before="27" w:after="27"/>
+        <w:t>Windows internals, Linux fundamentals, TCP/IP, DNS, HTTP/S, IDS/IPS, AWS (IAM, CloudTrail, GuardDuty), cloud security posture</w:t>
+      </w:r>
+    </w:p>
+    <w:p>
+      <w:pPr>
+        <w:spacing w:before="59" w:after="59"/>
       </w:pPr>
       <w:r>
         <w:rPr>
@@ -879,7 +880,7 @@
           <w:sz w:val="19"/>
           <w:szCs w:val="19"/>
         </w:rPr>
-        <w:t>Python, Bash (basic), regular expressions</w:t>
+        <w:t>Python, Bash (basic), boto3, regular expressions</w:t>
       </w:r>
     </w:p>
     <w:p>
@@ -887,7 +888,7 @@
         <w:pBdr>
           <w:bottom w:val="single" w:sz="6" w:space="1" w:color="000000"/>
         </w:pBdr>
-        <w:spacing w:before="158" w:after="55"/>
+        <w:spacing w:before="35" w:after="35"/>
         <w:rPr>
           <w:rFonts w:ascii="Source Sans Pro" w:eastAsia="Source Sans Pro" w:hAnsi="Source Sans Pro" w:cs="Source Sans Pro"/>
           <w:b/>
@@ -903,7 +904,7 @@
         <w:pBdr>
           <w:bottom w:val="single" w:sz="6" w:space="1" w:color="000000"/>
         </w:pBdr>
-        <w:spacing w:before="167" w:after="52"/>
+        <w:spacing w:before="159" w:after="0"/>
       </w:pPr>
       <w:r>
         <w:rPr>
@@ -924,7 +925,7 @@
           <w:ilvl w:val="0"/>
           <w:numId w:val="2"/>
         </w:numPr>
-        <w:spacing w:before="13" w:after="15"/>
+        <w:spacing w:before="13" w:after="42"/>
       </w:pPr>
       <w:r>
         <w:rPr>
@@ -943,7 +944,7 @@
           <w:ilvl w:val="0"/>
           <w:numId w:val="2"/>
         </w:numPr>
-        <w:spacing w:before="13" w:after="15"/>
+        <w:spacing w:before="13" w:after="42"/>
       </w:pPr>
       <w:r>
         <w:rPr>

--- a/resumes/Akshay_P_Resume.docx
+++ b/resumes/Akshay_P_Resume.docx
@@ -116,7 +116,7 @@
         <w:pBdr>
           <w:bottom w:val="single" w:sz="6" w:space="1" w:color="000000"/>
         </w:pBdr>
-        <w:spacing w:before="396" w:after="52"/>
+        <w:spacing w:before="372" w:after="52"/>
       </w:pPr>
       <w:r>
         <w:rPr>
@@ -294,7 +294,7 @@
     </w:p>
     <w:p>
       <w:pPr>
-        <w:spacing w:before="17" w:after="9"/>
+        <w:spacing w:before="11" w:after="3"/>
       </w:pPr>
     </w:p>
     <w:p>
@@ -302,7 +302,7 @@
         <w:pBdr>
           <w:bottom w:val="single" w:sz="6" w:space="1" w:color="000000"/>
         </w:pBdr>
-        <w:spacing w:before="191" w:after="52"/>
+        <w:spacing w:before="167" w:after="52"/>
       </w:pPr>
       <w:r>
         <w:rPr>
@@ -420,7 +420,7 @@
           <w:ilvl w:val="0"/>
           <w:numId w:val="2"/>
         </w:numPr>
-        <w:spacing w:before="13" w:after="21"/>
+        <w:spacing w:before="13" w:after="15"/>
       </w:pPr>
       <w:r>
         <w:rPr>
@@ -439,7 +439,7 @@
           <w:ilvl w:val="0"/>
           <w:numId w:val="2"/>
         </w:numPr>
-        <w:spacing w:before="13" w:after="21"/>
+        <w:spacing w:before="13" w:after="15"/>
       </w:pPr>
       <w:r>
         <w:rPr>
@@ -458,7 +458,7 @@
           <w:ilvl w:val="0"/>
           <w:numId w:val="2"/>
         </w:numPr>
-        <w:spacing w:before="13" w:after="21"/>
+        <w:spacing w:before="13" w:after="15"/>
       </w:pPr>
       <w:r>
         <w:rPr>
@@ -477,7 +477,7 @@
           <w:ilvl w:val="0"/>
           <w:numId w:val="2"/>
         </w:numPr>
-        <w:spacing w:before="13" w:after="21"/>
+        <w:spacing w:before="13" w:after="15"/>
       </w:pPr>
       <w:r>
         <w:rPr>
@@ -494,7 +494,7 @@
         <w:pBdr>
           <w:bottom w:val="single" w:sz="6" w:space="1" w:color="000000"/>
         </w:pBdr>
-        <w:spacing w:before="164" w:after="61"/>
+        <w:spacing w:before="158" w:after="55"/>
         <w:rPr>
           <w:rFonts w:ascii="Source Sans Pro" w:eastAsia="Source Sans Pro" w:hAnsi="Source Sans Pro" w:cs="Source Sans Pro"/>
           <w:b/>
@@ -510,7 +510,7 @@
         <w:pBdr>
           <w:bottom w:val="single" w:sz="6" w:space="1" w:color="000000"/>
         </w:pBdr>
-        <w:spacing w:before="191" w:after="52"/>
+        <w:spacing w:before="167" w:after="52"/>
       </w:pPr>
       <w:r>
         <w:rPr>
@@ -532,6 +532,115 @@
         <w:spacing w:before="62"/>
       </w:pPr>
       <w:hyperlink r:id="rId8">
+        <w:r>
+          <w:rPr>
+            <w:rFonts w:ascii="Source Sans Pro" w:eastAsia="Source Sans Pro" w:hAnsi="Source Sans Pro" w:cs="Source Sans Pro"/>
+            <w:b/>
+            <w:color w:val="000000"/>
+            <w:sz w:val="19"/>
+            <w:szCs w:val="19"/>
+            <w:u w:val="single"/>
+          </w:rPr>
+          <w:t>SOC Automation and Threat Detection Lab</w:t>
+        </w:r>
+      </w:hyperlink>
+      <w:r>
+        <w:rPr>
+          <w:rFonts w:ascii="Source Sans Pro" w:eastAsia="Source Sans Pro" w:hAnsi="Source Sans Pro" w:cs="Source Sans Pro"/>
+          <w:sz w:val="19"/>
+          <w:szCs w:val="19"/>
+        </w:rPr>
+        <w:t xml:space="preserve">  |  </w:t>
+      </w:r>
+      <w:r>
+        <w:rPr>
+          <w:rFonts w:ascii="Source Sans Pro" w:eastAsia="Source Sans Pro" w:hAnsi="Source Sans Pro" w:cs="Source Sans Pro"/>
+          <w:sz w:val="19"/>
+          <w:szCs w:val="19"/>
+        </w:rPr>
+        <w:tab/>
+      </w:r>
+      <w:r>
+        <w:rPr>
+          <w:rFonts w:ascii="Source Sans Pro Light" w:eastAsia="Source Sans Pro" w:hAnsi="Source Sans Pro Light" w:cs="Source Sans Pro"/>
+          <w:i/>
+          <w:iCs/>
+          <w:sz w:val="19"/>
+          <w:szCs w:val="19"/>
+        </w:rPr>
+        <w:t>Python, Splunk, Wireshark, Nmap, MITRE ATT&amp;CK</w:t>
+      </w:r>
+    </w:p>
+    <w:p>
+      <w:pPr>
+        <w:pStyle w:val="ListParagraph"/>
+        <w:numPr>
+          <w:ilvl w:val="0"/>
+          <w:numId w:val="2"/>
+        </w:numPr>
+        <w:spacing w:before="13" w:after="15"/>
+      </w:pPr>
+      <w:r>
+        <w:rPr>
+          <w:rFonts w:ascii="Source Sans Pro" w:eastAsia="Source Sans Pro" w:hAnsi="Source Sans Pro" w:cs="Source Sans Pro"/>
+          <w:color w:val="000000"/>
+          <w:sz w:val="19"/>
+          <w:szCs w:val="19"/>
+        </w:rPr>
+        <w:t>Deployed Splunk SIEM with SPL correlation searches for brute-force detection, lateral movement, and privilege escalation; mapped TTPs to MITRE ATT&amp;CK and wrote PICERL incident report.</w:t>
+      </w:r>
+    </w:p>
+    <w:p>
+      <w:pPr>
+        <w:pStyle w:val="ListParagraph"/>
+        <w:numPr>
+          <w:ilvl w:val="0"/>
+          <w:numId w:val="2"/>
+        </w:numPr>
+        <w:spacing w:before="13" w:after="15"/>
+      </w:pPr>
+      <w:r>
+        <w:rPr>
+          <w:rFonts w:ascii="Source Sans Pro" w:eastAsia="Source Sans Pro" w:hAnsi="Source Sans Pro" w:cs="Source Sans Pro"/>
+          <w:color w:val="000000"/>
+          <w:sz w:val="19"/>
+          <w:szCs w:val="19"/>
+        </w:rPr>
+        <w:t>Built automated SOAR-style detection pipeline: Python script ingests Splunk alerts, runs IOC enrichment via VirusTotal API, and dispatches Telegram notifications with severity classification.</w:t>
+      </w:r>
+    </w:p>
+    <w:p>
+      <w:pPr>
+        <w:pStyle w:val="ListParagraph"/>
+        <w:numPr>
+          <w:ilvl w:val="0"/>
+          <w:numId w:val="2"/>
+        </w:numPr>
+        <w:spacing w:before="13" w:after="15"/>
+      </w:pPr>
+      <w:r>
+        <w:rPr>
+          <w:rFonts w:ascii="Source Sans Pro" w:eastAsia="Source Sans Pro" w:hAnsi="Source Sans Pro" w:cs="Source Sans Pro"/>
+          <w:color w:val="000000"/>
+          <w:sz w:val="19"/>
+          <w:szCs w:val="19"/>
+        </w:rPr>
+        <w:t>Converted detection logic to Sigma rules (vendor-neutral format used by enterprise SOCs); performed TCP/IP analysis in Wireshark to detect SYN scans, DNS tunnelling, and plaintext credential exposure on unencrypted sessions.</w:t>
+      </w:r>
+    </w:p>
+    <w:p>
+      <w:pPr>
+        <w:spacing w:before="33" w:after="3"/>
+      </w:pPr>
+    </w:p>
+    <w:p>
+      <w:pPr>
+        <w:tabs>
+          <w:tab w:val="right" w:pos="10800"/>
+        </w:tabs>
+        <w:spacing w:before="30"/>
+      </w:pPr>
+      <w:hyperlink r:id="rId9">
         <w:r>
           <w:rPr>
             <w:rFonts w:ascii="Source Sans Pro" w:eastAsia="Source Sans Pro" w:hAnsi="Source Sans Pro" w:cs="Source Sans Pro"/>
@@ -578,16 +687,16 @@
           <w:ilvl w:val="0"/>
           <w:numId w:val="2"/>
         </w:numPr>
-        <w:spacing w:before="13" w:after="21"/>
-      </w:pPr>
-      <w:r>
-        <w:rPr>
-          <w:rFonts w:ascii="Source Sans Pro" w:eastAsia="Source Sans Pro" w:hAnsi="Source Sans Pro" w:cs="Source Sans Pro"/>
-          <w:color w:val="000000"/>
-          <w:sz w:val="19"/>
-          <w:szCs w:val="19"/>
-        </w:rPr>
-        <w:t>Built multi-source risk assessment pipeline: submits vendor domains and IPs to VirusTotal, AbuseIPDB, and URLScan.io; cross-references WHOIS registration age, DNS records, and SSL certificate details for third-party due diligence.</w:t>
+        <w:spacing w:before="13" w:after="15"/>
+      </w:pPr>
+      <w:r>
+        <w:rPr>
+          <w:rFonts w:ascii="Source Sans Pro" w:eastAsia="Source Sans Pro" w:hAnsi="Source Sans Pro" w:cs="Source Sans Pro"/>
+          <w:color w:val="000000"/>
+          <w:sz w:val="19"/>
+          <w:szCs w:val="19"/>
+        </w:rPr>
+        <w:t>Built multi-API threat intelligence pipeline: submits suspicious URLs/IPs to VirusTotal, AbuseIPDB, and URLScan.io; cross-references WHOIS registration age, DNS records, and SSL details for phishing analysis.</w:t>
       </w:r>
     </w:p>
     <w:p>
@@ -597,16 +706,16 @@
           <w:ilvl w:val="0"/>
           <w:numId w:val="2"/>
         </w:numPr>
-        <w:spacing w:before="13" w:after="21"/>
-      </w:pPr>
-      <w:r>
-        <w:rPr>
-          <w:rFonts w:ascii="Source Sans Pro" w:eastAsia="Source Sans Pro" w:hAnsi="Source Sans Pro" w:cs="Source Sans Pro"/>
-          <w:color w:val="000000"/>
-          <w:sz w:val="19"/>
-          <w:szCs w:val="19"/>
-        </w:rPr>
-        <w:t>Implemented domain reputation assessment tool generating typosquatting variants of monitored domains and checking live DNS resolution for vendor and partner ecosystem review.</w:t>
+        <w:spacing w:before="13" w:after="15"/>
+      </w:pPr>
+      <w:r>
+        <w:rPr>
+          <w:rFonts w:ascii="Source Sans Pro" w:eastAsia="Source Sans Pro" w:hAnsi="Source Sans Pro" w:cs="Source Sans Pro"/>
+          <w:color w:val="000000"/>
+          <w:sz w:val="19"/>
+          <w:szCs w:val="19"/>
+        </w:rPr>
+        <w:t>Implemented typosquatting domain detector generating character-substitution variants of brand domains and checking live DNS resolution for brand-impersonation analysis.</w:t>
       </w:r>
     </w:p>
     <w:p>
@@ -616,68 +725,196 @@
           <w:ilvl w:val="0"/>
           <w:numId w:val="2"/>
         </w:numPr>
-        <w:spacing w:before="13" w:after="21"/>
-      </w:pPr>
-      <w:r>
-        <w:rPr>
-          <w:rFonts w:ascii="Source Sans Pro" w:eastAsia="Source Sans Pro" w:hAnsi="Source Sans Pro" w:cs="Source Sans Pro"/>
-          <w:color w:val="000000"/>
-          <w:sz w:val="19"/>
-          <w:szCs w:val="19"/>
-        </w:rPr>
-        <w:t>Deployed automated risk assessment interface via Telegram bot enabling analysts to submit domains for enrichment; supports bulk CSV input/output for vendor risk assessment workflows and includes OSINT enrichment via theHarvester for domain profiling.</w:t>
-      </w:r>
-    </w:p>
-    <w:p>
-      <w:pPr>
-        <w:spacing w:before="39" w:after="9"/>
-      </w:pPr>
-    </w:p>
-    <w:p>
-      <w:pPr>
-        <w:tabs>
-          <w:tab w:val="right" w:pos="10800"/>
-        </w:tabs>
-        <w:spacing w:before="30"/>
-      </w:pPr>
-      <w:hyperlink r:id="rId9">
-        <w:r>
-          <w:rPr>
-            <w:rFonts w:ascii="Source Sans Pro" w:eastAsia="Source Sans Pro" w:hAnsi="Source Sans Pro" w:cs="Source Sans Pro"/>
-            <w:b/>
-            <w:color w:val="000000"/>
-            <w:sz w:val="19"/>
-            <w:szCs w:val="19"/>
-            <w:u w:val="single"/>
-          </w:rPr>
-          <w:t>Vulnerability Scanner and Patch Prioritization Engine</w:t>
-        </w:r>
-      </w:hyperlink>
-      <w:r>
-        <w:rPr>
-          <w:rFonts w:ascii="Source Sans Pro" w:eastAsia="Source Sans Pro" w:hAnsi="Source Sans Pro" w:cs="Source Sans Pro"/>
-          <w:sz w:val="19"/>
-          <w:szCs w:val="19"/>
-        </w:rPr>
-        <w:t xml:space="preserve">  |  </w:t>
-      </w:r>
-      <w:r>
-        <w:rPr>
-          <w:rFonts w:ascii="Source Sans Pro" w:eastAsia="Source Sans Pro" w:hAnsi="Source Sans Pro" w:cs="Source Sans Pro"/>
-          <w:sz w:val="19"/>
-          <w:szCs w:val="19"/>
-        </w:rPr>
-        <w:tab/>
-      </w:r>
-      <w:r>
-        <w:rPr>
-          <w:rFonts w:ascii="Source Sans Pro Light" w:eastAsia="Source Sans Pro" w:hAnsi="Source Sans Pro Light" w:cs="Source Sans Pro"/>
-          <w:i/>
-          <w:iCs/>
-          <w:sz w:val="19"/>
-          <w:szCs w:val="19"/>
-        </w:rPr>
-        <w:t>Python, Bash, Nessus, OpenVAS, NVD API</w:t>
+        <w:spacing w:before="13" w:after="15"/>
+      </w:pPr>
+      <w:r>
+        <w:rPr>
+          <w:rFonts w:ascii="Source Sans Pro" w:eastAsia="Source Sans Pro" w:hAnsi="Source Sans Pro" w:cs="Source Sans Pro"/>
+          <w:color w:val="000000"/>
+          <w:sz w:val="19"/>
+          <w:szCs w:val="19"/>
+        </w:rPr>
+        <w:t>Deployed Telegram bot interface enabling analysts to submit URLs for live IOC enrichment; supports bulk CSV input/output for incident response workflows and includes OSINT enrichment via theHarvester for domain profiling.</w:t>
+      </w:r>
+    </w:p>
+    <w:p>
+      <w:pPr>
+        <w:pBdr>
+          <w:bottom w:val="single" w:sz="6" w:space="1" w:color="000000"/>
+        </w:pBdr>
+        <w:spacing w:before="158" w:after="55"/>
+        <w:rPr>
+          <w:rFonts w:ascii="Source Sans Pro" w:eastAsia="Source Sans Pro" w:hAnsi="Source Sans Pro" w:cs="Source Sans Pro"/>
+          <w:b/>
+          <w:bCs/>
+          <w:color w:val="000000"/>
+          <w:sz w:val="22"/>
+          <w:szCs w:val="22"/>
+        </w:rPr>
+      </w:pPr>
+    </w:p>
+    <w:p>
+      <w:pPr>
+        <w:pBdr>
+          <w:bottom w:val="single" w:sz="6" w:space="1" w:color="000000"/>
+        </w:pBdr>
+        <w:spacing w:before="167" w:after="52"/>
+      </w:pPr>
+      <w:r>
+        <w:rPr>
+          <w:rFonts w:ascii="Source Sans Pro" w:eastAsia="Source Sans Pro" w:hAnsi="Source Sans Pro" w:cs="Source Sans Pro"/>
+          <w:b/>
+          <w:bCs/>
+          <w:color w:val="000000"/>
+          <w:sz w:val="22"/>
+          <w:szCs w:val="22"/>
+        </w:rPr>
+        <w:t>Technical Skills</w:t>
+      </w:r>
+    </w:p>
+    <w:p>
+      <w:pPr>
+        <w:spacing w:before="27" w:after="27"/>
+      </w:pPr>
+      <w:r>
+        <w:rPr>
+          <w:rFonts w:ascii="Source Sans Pro" w:eastAsia="Source Sans Pro" w:hAnsi="Source Sans Pro" w:cs="Source Sans Pro"/>
+          <w:b/>
+          <w:sz w:val="19"/>
+          <w:szCs w:val="19"/>
+        </w:rPr>
+        <w:t xml:space="preserve">SOC Operations: </w:t>
+      </w:r>
+      <w:r>
+        <w:rPr>
+          <w:rFonts w:ascii="Source Sans Pro" w:eastAsia="Source Sans Pro" w:hAnsi="Source Sans Pro" w:cs="Source Sans Pro"/>
+          <w:sz w:val="19"/>
+          <w:szCs w:val="19"/>
+        </w:rPr>
+        <w:t>Alert triage, incident investigation, log analysis, threat detection, escalation, false positive analysis</w:t>
+      </w:r>
+    </w:p>
+    <w:p>
+      <w:pPr>
+        <w:spacing w:before="27" w:after="27"/>
+      </w:pPr>
+      <w:r>
+        <w:rPr>
+          <w:rFonts w:ascii="Source Sans Pro" w:eastAsia="Source Sans Pro" w:hAnsi="Source Sans Pro" w:cs="Source Sans Pro"/>
+          <w:b/>
+          <w:sz w:val="19"/>
+          <w:szCs w:val="19"/>
+        </w:rPr>
+        <w:t xml:space="preserve">SIEM &amp; Monitoring: </w:t>
+      </w:r>
+      <w:r>
+        <w:rPr>
+          <w:rFonts w:ascii="Source Sans Pro" w:eastAsia="Source Sans Pro" w:hAnsi="Source Sans Pro" w:cs="Source Sans Pro"/>
+          <w:sz w:val="19"/>
+          <w:szCs w:val="19"/>
+        </w:rPr>
+        <w:t>Splunk (SPL), Elastic SIEM (basic), Windows Event Logs, Sysmon, Wireshark</w:t>
+      </w:r>
+    </w:p>
+    <w:p>
+      <w:pPr>
+        <w:spacing w:before="27" w:after="27"/>
+      </w:pPr>
+      <w:r>
+        <w:rPr>
+          <w:rFonts w:ascii="Source Sans Pro" w:eastAsia="Source Sans Pro" w:hAnsi="Source Sans Pro" w:cs="Source Sans Pro"/>
+          <w:b/>
+          <w:sz w:val="19"/>
+          <w:szCs w:val="19"/>
+        </w:rPr>
+        <w:t xml:space="preserve">Threat Intelligence: </w:t>
+      </w:r>
+      <w:r>
+        <w:rPr>
+          <w:rFonts w:ascii="Source Sans Pro" w:eastAsia="Source Sans Pro" w:hAnsi="Source Sans Pro" w:cs="Source Sans Pro"/>
+          <w:sz w:val="19"/>
+          <w:szCs w:val="19"/>
+        </w:rPr>
+        <w:t>MITRE ATT&amp;CK, IOC analysis, VirusTotal, OSINT enrichment, Cyber Kill Chain</w:t>
+      </w:r>
+    </w:p>
+    <w:p>
+      <w:pPr>
+        <w:spacing w:before="27" w:after="27"/>
+      </w:pPr>
+      <w:r>
+        <w:rPr>
+          <w:rFonts w:ascii="Source Sans Pro" w:eastAsia="Source Sans Pro" w:hAnsi="Source Sans Pro" w:cs="Source Sans Pro"/>
+          <w:b/>
+          <w:sz w:val="19"/>
+          <w:szCs w:val="19"/>
+        </w:rPr>
+        <w:t xml:space="preserve">Systems &amp; Networking: </w:t>
+      </w:r>
+      <w:r>
+        <w:rPr>
+          <w:rFonts w:ascii="Source Sans Pro" w:eastAsia="Source Sans Pro" w:hAnsi="Source Sans Pro" w:cs="Source Sans Pro"/>
+          <w:sz w:val="19"/>
+          <w:szCs w:val="19"/>
+        </w:rPr>
+        <w:t>Windows internals, Linux fundamentals, TCP/IP, DNS, HTTP/S, firewall and IDS/IPS concepts</w:t>
+      </w:r>
+    </w:p>
+    <w:p>
+      <w:pPr>
+        <w:spacing w:before="27" w:after="27"/>
+      </w:pPr>
+      <w:r>
+        <w:rPr>
+          <w:rFonts w:ascii="Source Sans Pro" w:eastAsia="Source Sans Pro" w:hAnsi="Source Sans Pro" w:cs="Source Sans Pro"/>
+          <w:b/>
+          <w:sz w:val="19"/>
+          <w:szCs w:val="19"/>
+        </w:rPr>
+        <w:t xml:space="preserve">Automation: </w:t>
+      </w:r>
+      <w:r>
+        <w:rPr>
+          <w:rFonts w:ascii="Source Sans Pro" w:eastAsia="Source Sans Pro" w:hAnsi="Source Sans Pro" w:cs="Source Sans Pro"/>
+          <w:sz w:val="19"/>
+          <w:szCs w:val="19"/>
+        </w:rPr>
+        <w:t>Python, Bash (basic), regular expressions</w:t>
+      </w:r>
+    </w:p>
+    <w:p>
+      <w:pPr>
+        <w:pBdr>
+          <w:bottom w:val="single" w:sz="6" w:space="1" w:color="000000"/>
+        </w:pBdr>
+        <w:spacing w:before="158" w:after="55"/>
+        <w:rPr>
+          <w:rFonts w:ascii="Source Sans Pro" w:eastAsia="Source Sans Pro" w:hAnsi="Source Sans Pro" w:cs="Source Sans Pro"/>
+          <w:b/>
+          <w:bCs/>
+          <w:color w:val="000000"/>
+          <w:sz w:val="22"/>
+          <w:szCs w:val="22"/>
+        </w:rPr>
+      </w:pPr>
+    </w:p>
+    <w:p>
+      <w:pPr>
+        <w:pBdr>
+          <w:bottom w:val="single" w:sz="6" w:space="1" w:color="000000"/>
+        </w:pBdr>
+        <w:spacing w:before="167" w:after="52"/>
+      </w:pPr>
+      <w:r>
+        <w:rPr>
+          <w:rFonts w:ascii="Source Sans Pro" w:eastAsia="Source Sans Pro" w:hAnsi="Source Sans Pro" w:cs="Source Sans Pro"/>
+          <w:b/>
+          <w:bCs/>
+          <w:color w:val="000000"/>
+          <w:sz w:val="22"/>
+          <w:szCs w:val="22"/>
+        </w:rPr>
+        <w:t>Certifications</w:t>
       </w:r>
     </w:p>
     <w:p>
@@ -687,16 +924,16 @@
           <w:ilvl w:val="0"/>
           <w:numId w:val="2"/>
         </w:numPr>
-        <w:spacing w:before="13" w:after="21"/>
-      </w:pPr>
-      <w:r>
-        <w:rPr>
-          <w:rFonts w:ascii="Source Sans Pro" w:eastAsia="Source Sans Pro" w:hAnsi="Source Sans Pro" w:cs="Source Sans Pro"/>
-          <w:color w:val="000000"/>
-          <w:sz w:val="19"/>
-          <w:szCs w:val="19"/>
-        </w:rPr>
-        <w:t>Built automated vulnerability assessment pipeline integrating Nessus and OpenVAS APIs in Python; generated audit-ready CVE reports classified by CVSS severity with EPSS context from the FIRST.org API.</w:t>
+        <w:spacing w:before="13" w:after="15"/>
+      </w:pPr>
+      <w:r>
+        <w:rPr>
+          <w:rFonts w:ascii="Source Sans Pro" w:eastAsia="Source Sans Pro" w:hAnsi="Source Sans Pro" w:cs="Source Sans Pro"/>
+          <w:color w:val="000000"/>
+          <w:sz w:val="19"/>
+          <w:szCs w:val="19"/>
+        </w:rPr>
+        <w:t>CompTIA Security+ SY0-701  —  in progress, exam target Q3 2026</w:t>
       </w:r>
     </w:p>
     <w:p>
@@ -706,244 +943,7 @@
           <w:ilvl w:val="0"/>
           <w:numId w:val="2"/>
         </w:numPr>
-        <w:spacing w:before="13" w:after="21"/>
-      </w:pPr>
-      <w:r>
-        <w:rPr>
-          <w:rFonts w:ascii="Source Sans Pro" w:eastAsia="Source Sans Pro" w:hAnsi="Source Sans Pro" w:cs="Source Sans Pro"/>
-          <w:color w:val="000000"/>
-          <w:sz w:val="19"/>
-          <w:szCs w:val="19"/>
-        </w:rPr>
-        <w:t>Developed OWASP Top 10 automated compliance checker validating web application security controls against regulatory requirements; documented vulnerability-to-remediation audit trails including SQL injection evidence and parameterised query fixes.</w:t>
-      </w:r>
-    </w:p>
-    <w:p>
-      <w:pPr>
-        <w:pStyle w:val="ListParagraph"/>
-        <w:numPr>
-          <w:ilvl w:val="0"/>
-          <w:numId w:val="2"/>
-        </w:numPr>
-        <w:spacing w:before="13" w:after="21"/>
-      </w:pPr>
-      <w:r>
-        <w:rPr>
-          <w:rFonts w:ascii="Source Sans Pro" w:eastAsia="Source Sans Pro" w:hAnsi="Source Sans Pro" w:cs="Source Sans Pro"/>
-          <w:color w:val="000000"/>
-          <w:sz w:val="19"/>
-          <w:szCs w:val="19"/>
-        </w:rPr>
-        <w:t>Automated compliance scan scheduling via Bash and cron; built delta-scan logic to track remediation progress and organize audit evidence for patch compliance review.</w:t>
-      </w:r>
-    </w:p>
-    <w:p>
-      <w:pPr>
-        <w:pBdr>
-          <w:bottom w:val="single" w:sz="6" w:space="1" w:color="000000"/>
-        </w:pBdr>
-        <w:spacing w:before="164" w:after="61"/>
-        <w:rPr>
-          <w:rFonts w:ascii="Source Sans Pro" w:eastAsia="Source Sans Pro" w:hAnsi="Source Sans Pro" w:cs="Source Sans Pro"/>
-          <w:b/>
-          <w:bCs/>
-          <w:color w:val="000000"/>
-          <w:sz w:val="22"/>
-          <w:szCs w:val="22"/>
-        </w:rPr>
-      </w:pPr>
-    </w:p>
-    <w:p>
-      <w:pPr>
-        <w:pBdr>
-          <w:bottom w:val="single" w:sz="6" w:space="1" w:color="000000"/>
-        </w:pBdr>
-        <w:spacing w:before="191" w:after="52"/>
-      </w:pPr>
-      <w:r>
-        <w:rPr>
-          <w:rFonts w:ascii="Source Sans Pro" w:eastAsia="Source Sans Pro" w:hAnsi="Source Sans Pro" w:cs="Source Sans Pro"/>
-          <w:b/>
-          <w:bCs/>
-          <w:color w:val="000000"/>
-          <w:sz w:val="22"/>
-          <w:szCs w:val="22"/>
-        </w:rPr>
-        <w:t>Technical Skills</w:t>
-      </w:r>
-    </w:p>
-    <w:p>
-      <w:pPr>
-        <w:spacing w:before="33" w:after="33"/>
-      </w:pPr>
-      <w:r>
-        <w:rPr>
-          <w:rFonts w:ascii="Source Sans Pro" w:eastAsia="Source Sans Pro" w:hAnsi="Source Sans Pro" w:cs="Source Sans Pro"/>
-          <w:b/>
-          <w:sz w:val="19"/>
-          <w:szCs w:val="19"/>
-        </w:rPr>
-        <w:t xml:space="preserve">GRC &amp; Compliance: </w:t>
-      </w:r>
-      <w:r>
-        <w:rPr>
-          <w:rFonts w:ascii="Source Sans Pro" w:eastAsia="Source Sans Pro" w:hAnsi="Source Sans Pro" w:cs="Source Sans Pro"/>
-          <w:sz w:val="19"/>
-          <w:szCs w:val="19"/>
-        </w:rPr>
-        <w:t>NIST CSF, ISO 27001, PCI-DSS, GDPR/PDPB, SOX/ITGC, compliance monitoring</w:t>
-      </w:r>
-    </w:p>
-    <w:p>
-      <w:pPr>
-        <w:spacing w:before="33" w:after="33"/>
-      </w:pPr>
-      <w:r>
-        <w:rPr>
-          <w:rFonts w:ascii="Source Sans Pro" w:eastAsia="Source Sans Pro" w:hAnsi="Source Sans Pro" w:cs="Source Sans Pro"/>
-          <w:b/>
-          <w:sz w:val="19"/>
-          <w:szCs w:val="19"/>
-        </w:rPr>
-        <w:t xml:space="preserve">Risk &amp; Audit: </w:t>
-      </w:r>
-      <w:r>
-        <w:rPr>
-          <w:rFonts w:ascii="Source Sans Pro" w:eastAsia="Source Sans Pro" w:hAnsi="Source Sans Pro" w:cs="Source Sans Pro"/>
-          <w:sz w:val="19"/>
-          <w:szCs w:val="19"/>
-        </w:rPr>
-        <w:t>Risk assessment, control testing, audit documentation, vendor risk, RCSA basics</w:t>
-      </w:r>
-    </w:p>
-    <w:p>
-      <w:pPr>
-        <w:spacing w:before="33" w:after="33"/>
-      </w:pPr>
-      <w:r>
-        <w:rPr>
-          <w:rFonts w:ascii="Source Sans Pro" w:eastAsia="Source Sans Pro" w:hAnsi="Source Sans Pro" w:cs="Source Sans Pro"/>
-          <w:b/>
-          <w:sz w:val="19"/>
-          <w:szCs w:val="19"/>
-        </w:rPr>
-        <w:t xml:space="preserve">Fraud &amp; AML: </w:t>
-      </w:r>
-      <w:r>
-        <w:rPr>
-          <w:rFonts w:ascii="Source Sans Pro" w:eastAsia="Source Sans Pro" w:hAnsi="Source Sans Pro" w:cs="Source Sans Pro"/>
-          <w:sz w:val="19"/>
-          <w:szCs w:val="19"/>
-        </w:rPr>
-        <w:t>Transaction monitoring, AML typologies, KYC/CDD, sanctions screening</w:t>
-      </w:r>
-    </w:p>
-    <w:p>
-      <w:pPr>
-        <w:spacing w:before="33" w:after="33"/>
-      </w:pPr>
-      <w:r>
-        <w:rPr>
-          <w:rFonts w:ascii="Source Sans Pro" w:eastAsia="Source Sans Pro" w:hAnsi="Source Sans Pro" w:cs="Source Sans Pro"/>
-          <w:b/>
-          <w:sz w:val="19"/>
-          <w:szCs w:val="19"/>
-        </w:rPr>
-        <w:t xml:space="preserve">Systems &amp; Tools: </w:t>
-      </w:r>
-      <w:r>
-        <w:rPr>
-          <w:rFonts w:ascii="Source Sans Pro" w:eastAsia="Source Sans Pro" w:hAnsi="Source Sans Pro" w:cs="Source Sans Pro"/>
-          <w:sz w:val="19"/>
-          <w:szCs w:val="19"/>
-        </w:rPr>
-        <w:t>Windows internals, Linux fundamentals, Python, Excel, SQL (basic), TCP/IP basics</w:t>
-      </w:r>
-    </w:p>
-    <w:p>
-      <w:pPr>
-        <w:spacing w:before="33" w:after="33"/>
-      </w:pPr>
-      <w:r>
-        <w:rPr>
-          <w:rFonts w:ascii="Source Sans Pro" w:eastAsia="Source Sans Pro" w:hAnsi="Source Sans Pro" w:cs="Source Sans Pro"/>
-          <w:b/>
-          <w:sz w:val="19"/>
-          <w:szCs w:val="19"/>
-        </w:rPr>
-        <w:t xml:space="preserve">Frameworks: </w:t>
-      </w:r>
-      <w:r>
-        <w:rPr>
-          <w:rFonts w:ascii="Source Sans Pro" w:eastAsia="Source Sans Pro" w:hAnsi="Source Sans Pro" w:cs="Source Sans Pro"/>
-          <w:sz w:val="19"/>
-          <w:szCs w:val="19"/>
-        </w:rPr>
-        <w:t>MITRE ATT&amp;CK, OWASP Top 10, Incident Response (PICERL), audit trail documentation</w:t>
-      </w:r>
-    </w:p>
-    <w:p>
-      <w:pPr>
-        <w:pBdr>
-          <w:bottom w:val="single" w:sz="6" w:space="1" w:color="000000"/>
-        </w:pBdr>
-        <w:spacing w:before="164" w:after="61"/>
-        <w:rPr>
-          <w:rFonts w:ascii="Source Sans Pro" w:eastAsia="Source Sans Pro" w:hAnsi="Source Sans Pro" w:cs="Source Sans Pro"/>
-          <w:b/>
-          <w:bCs/>
-          <w:color w:val="000000"/>
-          <w:sz w:val="22"/>
-          <w:szCs w:val="22"/>
-        </w:rPr>
-      </w:pPr>
-    </w:p>
-    <w:p>
-      <w:pPr>
-        <w:pBdr>
-          <w:bottom w:val="single" w:sz="6" w:space="1" w:color="000000"/>
-        </w:pBdr>
-        <w:spacing w:before="191" w:after="52"/>
-      </w:pPr>
-      <w:r>
-        <w:rPr>
-          <w:rFonts w:ascii="Source Sans Pro" w:eastAsia="Source Sans Pro" w:hAnsi="Source Sans Pro" w:cs="Source Sans Pro"/>
-          <w:b/>
-          <w:bCs/>
-          <w:color w:val="000000"/>
-          <w:sz w:val="22"/>
-          <w:szCs w:val="22"/>
-        </w:rPr>
-        <w:t>Certifications</w:t>
-      </w:r>
-    </w:p>
-    <w:p>
-      <w:pPr>
-        <w:pStyle w:val="ListParagraph"/>
-        <w:numPr>
-          <w:ilvl w:val="0"/>
-          <w:numId w:val="2"/>
-        </w:numPr>
-        <w:spacing w:before="13" w:after="21"/>
-      </w:pPr>
-      <w:r>
-        <w:rPr>
-          <w:rFonts w:ascii="Source Sans Pro" w:eastAsia="Source Sans Pro" w:hAnsi="Source Sans Pro" w:cs="Source Sans Pro"/>
-          <w:color w:val="000000"/>
-          <w:sz w:val="19"/>
-          <w:szCs w:val="19"/>
-        </w:rPr>
-        <w:t>CompTIA Security+ SY0-701  —  in progress, exam target Q3 2026</w:t>
-      </w:r>
-    </w:p>
-    <w:p>
-      <w:pPr>
-        <w:pStyle w:val="ListParagraph"/>
-        <w:numPr>
-          <w:ilvl w:val="0"/>
-          <w:numId w:val="2"/>
-        </w:numPr>
-        <w:spacing w:before="13" w:after="21"/>
+        <w:spacing w:before="13" w:after="15"/>
       </w:pPr>
       <w:r>
         <w:rPr>

--- a/resumes/Akshay_P_Resume.docx
+++ b/resumes/Akshay_P_Resume.docx
@@ -4,7 +4,7 @@
   <w:body>
     <w:p>
       <w:pPr>
-        <w:spacing w:after="44"/>
+        <w:spacing w:after="0" w:before="20"/>
         <w:jc w:val="center"/>
       </w:pPr>
       <w:r>
@@ -21,6 +21,7 @@
     </w:p>
     <w:p>
       <w:pPr>
+        <w:spacing w:before="20" w:after="0"/>
         <w:jc w:val="center"/>
       </w:pPr>
       <w:r>
@@ -116,7 +117,7 @@
         <w:pBdr>
           <w:bottom w:val="single" w:sz="6" w:space="1" w:color="000000"/>
         </w:pBdr>
-        <w:spacing w:before="396" w:after="52"/>
+        <w:spacing w:before="159" w:after="0"/>
       </w:pPr>
       <w:r>
         <w:rPr>
@@ -135,7 +136,7 @@
         <w:tabs>
           <w:tab w:val="right" w:pos="10800"/>
         </w:tabs>
-        <w:spacing w:before="62"/>
+        <w:spacing w:before="20" w:after="0"/>
       </w:pPr>
       <w:r>
         <w:rPr>
@@ -170,7 +171,7 @@
     </w:p>
     <w:p>
       <w:pPr>
-        <w:spacing w:before="8"/>
+        <w:spacing w:before="8" w:after="0"/>
       </w:pPr>
       <w:r>
         <w:rPr>
@@ -189,7 +190,7 @@
         <w:tabs>
           <w:tab w:val="right" w:pos="10800"/>
         </w:tabs>
-        <w:spacing w:before="62"/>
+        <w:spacing w:before="20" w:after="0"/>
       </w:pPr>
       <w:r>
         <w:rPr>
@@ -224,7 +225,7 @@
     </w:p>
     <w:p>
       <w:pPr>
-        <w:spacing w:before="8"/>
+        <w:spacing w:before="8" w:after="0"/>
       </w:pPr>
       <w:r>
         <w:rPr>
@@ -243,7 +244,7 @@
         <w:tabs>
           <w:tab w:val="right" w:pos="10800"/>
         </w:tabs>
-        <w:spacing w:before="62"/>
+        <w:spacing w:before="20" w:after="0"/>
       </w:pPr>
       <w:r>
         <w:rPr>
@@ -278,7 +279,7 @@
     </w:p>
     <w:p>
       <w:pPr>
-        <w:spacing w:before="8"/>
+        <w:spacing w:before="8" w:after="0"/>
       </w:pPr>
       <w:r>
         <w:rPr>
@@ -294,7 +295,7 @@
     </w:p>
     <w:p>
       <w:pPr>
-        <w:spacing w:before="17" w:after="9"/>
+        <w:spacing w:before="35" w:after="35"/>
       </w:pPr>
     </w:p>
     <w:p>
@@ -302,7 +303,7 @@
         <w:pBdr>
           <w:bottom w:val="single" w:sz="6" w:space="1" w:color="000000"/>
         </w:pBdr>
-        <w:spacing w:before="191" w:after="52"/>
+        <w:spacing w:before="159" w:after="0"/>
       </w:pPr>
       <w:r>
         <w:rPr>
@@ -321,7 +322,7 @@
         <w:tabs>
           <w:tab w:val="right" w:pos="10800"/>
         </w:tabs>
-        <w:spacing w:before="62"/>
+        <w:spacing w:before="20" w:after="0"/>
       </w:pPr>
       <w:r>
         <w:rPr>
@@ -367,7 +368,7 @@
         <w:tabs>
           <w:tab w:val="right" w:pos="10800"/>
         </w:tabs>
-        <w:spacing w:before="8"/>
+        <w:spacing w:before="8" w:after="0"/>
         <w:rPr>
           <w:rFonts w:ascii="Source Sans Pro Light" w:hAnsi="Source Sans Pro Light"/>
           <w:i/>
@@ -420,7 +421,7 @@
           <w:ilvl w:val="0"/>
           <w:numId w:val="2"/>
         </w:numPr>
-        <w:spacing w:before="13" w:after="21"/>
+        <w:spacing w:before="13" w:after="42"/>
       </w:pPr>
       <w:r>
         <w:rPr>
@@ -439,7 +440,7 @@
           <w:ilvl w:val="0"/>
           <w:numId w:val="2"/>
         </w:numPr>
-        <w:spacing w:before="13" w:after="21"/>
+        <w:spacing w:before="13" w:after="42"/>
       </w:pPr>
       <w:r>
         <w:rPr>
@@ -458,7 +459,7 @@
           <w:ilvl w:val="0"/>
           <w:numId w:val="2"/>
         </w:numPr>
-        <w:spacing w:before="13" w:after="21"/>
+        <w:spacing w:before="13" w:after="42"/>
       </w:pPr>
       <w:r>
         <w:rPr>
@@ -477,7 +478,7 @@
           <w:ilvl w:val="0"/>
           <w:numId w:val="2"/>
         </w:numPr>
-        <w:spacing w:before="13" w:after="21"/>
+        <w:spacing w:before="13" w:after="42"/>
       </w:pPr>
       <w:r>
         <w:rPr>
@@ -494,7 +495,7 @@
         <w:pBdr>
           <w:bottom w:val="single" w:sz="6" w:space="1" w:color="000000"/>
         </w:pBdr>
-        <w:spacing w:before="164" w:after="61"/>
+        <w:spacing w:before="35" w:after="35"/>
         <w:rPr>
           <w:rFonts w:ascii="Source Sans Pro" w:eastAsia="Source Sans Pro" w:hAnsi="Source Sans Pro" w:cs="Source Sans Pro"/>
           <w:b/>
@@ -510,7 +511,7 @@
         <w:pBdr>
           <w:bottom w:val="single" w:sz="6" w:space="1" w:color="000000"/>
         </w:pBdr>
-        <w:spacing w:before="191" w:after="52"/>
+        <w:spacing w:before="159" w:after="0"/>
       </w:pPr>
       <w:r>
         <w:rPr>
@@ -529,9 +530,118 @@
         <w:tabs>
           <w:tab w:val="right" w:pos="10800"/>
         </w:tabs>
-        <w:spacing w:before="62"/>
+        <w:spacing w:before="20" w:after="0"/>
       </w:pPr>
       <w:hyperlink r:id="rId8">
+        <w:r>
+          <w:rPr>
+            <w:rFonts w:ascii="Source Sans Pro" w:eastAsia="Source Sans Pro" w:hAnsi="Source Sans Pro" w:cs="Source Sans Pro"/>
+            <w:b/>
+            <w:color w:val="000000"/>
+            <w:sz w:val="19"/>
+            <w:szCs w:val="19"/>
+            <w:u w:val="single"/>
+          </w:rPr>
+          <w:t>SOC Automation and Threat Detection Lab</w:t>
+        </w:r>
+      </w:hyperlink>
+      <w:r>
+        <w:rPr>
+          <w:rFonts w:ascii="Source Sans Pro" w:eastAsia="Source Sans Pro" w:hAnsi="Source Sans Pro" w:cs="Source Sans Pro"/>
+          <w:sz w:val="19"/>
+          <w:szCs w:val="19"/>
+        </w:rPr>
+        <w:t xml:space="preserve">  |  </w:t>
+      </w:r>
+      <w:r>
+        <w:rPr>
+          <w:rFonts w:ascii="Source Sans Pro" w:eastAsia="Source Sans Pro" w:hAnsi="Source Sans Pro" w:cs="Source Sans Pro"/>
+          <w:sz w:val="19"/>
+          <w:szCs w:val="19"/>
+        </w:rPr>
+        <w:tab/>
+      </w:r>
+      <w:r>
+        <w:rPr>
+          <w:rFonts w:ascii="Source Sans Pro Light" w:eastAsia="Source Sans Pro" w:hAnsi="Source Sans Pro Light" w:cs="Source Sans Pro"/>
+          <w:i/>
+          <w:iCs/>
+          <w:sz w:val="19"/>
+          <w:szCs w:val="19"/>
+        </w:rPr>
+        <w:t>Python, Splunk, Wireshark, Nmap, MITRE ATT&amp;CK</w:t>
+      </w:r>
+    </w:p>
+    <w:p>
+      <w:pPr>
+        <w:pStyle w:val="ListParagraph"/>
+        <w:numPr>
+          <w:ilvl w:val="0"/>
+          <w:numId w:val="2"/>
+        </w:numPr>
+        <w:spacing w:before="13" w:after="42"/>
+      </w:pPr>
+      <w:r>
+        <w:rPr>
+          <w:rFonts w:ascii="Source Sans Pro" w:eastAsia="Source Sans Pro" w:hAnsi="Source Sans Pro" w:cs="Source Sans Pro"/>
+          <w:color w:val="000000"/>
+          <w:sz w:val="19"/>
+          <w:szCs w:val="19"/>
+        </w:rPr>
+        <w:t>Deployed Splunk SIEM with SPL correlation searches to monitor IAM anomalies including unauthorized privilege escalation and suspicious cross-account access patterns; mapped cloud-relevant TTPs to MITRE ATT&amp;CK and wrote PICERL incident report.</w:t>
+      </w:r>
+    </w:p>
+    <w:p>
+      <w:pPr>
+        <w:pStyle w:val="ListParagraph"/>
+        <w:numPr>
+          <w:ilvl w:val="0"/>
+          <w:numId w:val="2"/>
+        </w:numPr>
+        <w:spacing w:before="13" w:after="42"/>
+      </w:pPr>
+      <w:r>
+        <w:rPr>
+          <w:rFonts w:ascii="Source Sans Pro" w:eastAsia="Source Sans Pro" w:hAnsi="Source Sans Pro" w:cs="Source Sans Pro"/>
+          <w:color w:val="000000"/>
+          <w:sz w:val="19"/>
+          <w:szCs w:val="19"/>
+        </w:rPr>
+        <w:t>Built automated cloud security detection pipeline: Python script ingests Splunk alerts for IAM policy violations, performs IOC enrichment via VirusTotal API, and dispatches Telegram notifications with severity classification.</w:t>
+      </w:r>
+    </w:p>
+    <w:p>
+      <w:pPr>
+        <w:pStyle w:val="ListParagraph"/>
+        <w:numPr>
+          <w:ilvl w:val="0"/>
+          <w:numId w:val="2"/>
+        </w:numPr>
+        <w:spacing w:before="13" w:after="42"/>
+      </w:pPr>
+      <w:r>
+        <w:rPr>
+          <w:rFonts w:ascii="Source Sans Pro" w:eastAsia="Source Sans Pro" w:hAnsi="Source Sans Pro" w:cs="Source Sans Pro"/>
+          <w:color w:val="000000"/>
+          <w:sz w:val="19"/>
+          <w:szCs w:val="19"/>
+        </w:rPr>
+        <w:t>Developed Sigma-compatible detection rules for cloud-specific TTPs including credential abuse and lateral movement; performed network analysis in Wireshark to identify anomalous authentication and DNS traffic patterns in cloud environments.</w:t>
+      </w:r>
+    </w:p>
+    <w:p>
+      <w:pPr>
+        <w:spacing w:before="35" w:after="35"/>
+      </w:pPr>
+    </w:p>
+    <w:p>
+      <w:pPr>
+        <w:tabs>
+          <w:tab w:val="right" w:pos="10800"/>
+        </w:tabs>
+        <w:spacing w:before="30" w:after="0"/>
+      </w:pPr>
+      <w:hyperlink r:id="rId9">
         <w:r>
           <w:rPr>
             <w:rFonts w:ascii="Source Sans Pro" w:eastAsia="Source Sans Pro" w:hAnsi="Source Sans Pro" w:cs="Source Sans Pro"/>
@@ -578,16 +688,16 @@
           <w:ilvl w:val="0"/>
           <w:numId w:val="2"/>
         </w:numPr>
-        <w:spacing w:before="13" w:after="21"/>
-      </w:pPr>
-      <w:r>
-        <w:rPr>
-          <w:rFonts w:ascii="Source Sans Pro" w:eastAsia="Source Sans Pro" w:hAnsi="Source Sans Pro" w:cs="Source Sans Pro"/>
-          <w:color w:val="000000"/>
-          <w:sz w:val="19"/>
-          <w:szCs w:val="19"/>
-        </w:rPr>
-        <w:t>Built multi-source risk assessment pipeline: submits vendor domains and IPs to VirusTotal, AbuseIPDB, and URLScan.io; cross-references WHOIS registration age, DNS records, and SSL certificate details for third-party due diligence.</w:t>
+        <w:spacing w:before="13" w:after="42"/>
+      </w:pPr>
+      <w:r>
+        <w:rPr>
+          <w:rFonts w:ascii="Source Sans Pro" w:eastAsia="Source Sans Pro" w:hAnsi="Source Sans Pro" w:cs="Source Sans Pro"/>
+          <w:color w:val="000000"/>
+          <w:sz w:val="19"/>
+          <w:szCs w:val="19"/>
+        </w:rPr>
+        <w:t>Built multi-API cyber threat intelligence pipeline: submits IOCs to VirusTotal, AbuseIPDB, and URLScan.io; cross-references WHOIS registration data, DNS records, and SSL certificate details for intelligence products.</w:t>
       </w:r>
     </w:p>
     <w:p>
@@ -597,16 +707,16 @@
           <w:ilvl w:val="0"/>
           <w:numId w:val="2"/>
         </w:numPr>
-        <w:spacing w:before="13" w:after="21"/>
-      </w:pPr>
-      <w:r>
-        <w:rPr>
-          <w:rFonts w:ascii="Source Sans Pro" w:eastAsia="Source Sans Pro" w:hAnsi="Source Sans Pro" w:cs="Source Sans Pro"/>
-          <w:color w:val="000000"/>
-          <w:sz w:val="19"/>
-          <w:szCs w:val="19"/>
-        </w:rPr>
-        <w:t>Implemented domain reputation assessment tool generating typosquatting variants of monitored domains and checking live DNS resolution for vendor and partner ecosystem review.</w:t>
+        <w:spacing w:before="13" w:after="42"/>
+      </w:pPr>
+      <w:r>
+        <w:rPr>
+          <w:rFonts w:ascii="Source Sans Pro" w:eastAsia="Source Sans Pro" w:hAnsi="Source Sans Pro" w:cs="Source Sans Pro"/>
+          <w:color w:val="000000"/>
+          <w:sz w:val="19"/>
+          <w:szCs w:val="19"/>
+        </w:rPr>
+        <w:t>Implemented typosquatting domain detector generating character-substitution variants of tracked infrastructure and checking live DNS resolution for infrastructure-based threat hunting.</w:t>
       </w:r>
     </w:p>
     <w:p>
@@ -616,68 +726,196 @@
           <w:ilvl w:val="0"/>
           <w:numId w:val="2"/>
         </w:numPr>
-        <w:spacing w:before="13" w:after="21"/>
-      </w:pPr>
-      <w:r>
-        <w:rPr>
-          <w:rFonts w:ascii="Source Sans Pro" w:eastAsia="Source Sans Pro" w:hAnsi="Source Sans Pro" w:cs="Source Sans Pro"/>
-          <w:color w:val="000000"/>
-          <w:sz w:val="19"/>
-          <w:szCs w:val="19"/>
-        </w:rPr>
-        <w:t>Deployed automated risk assessment interface via Telegram bot enabling analysts to submit domains for enrichment; supports bulk CSV input/output for vendor risk assessment workflows and includes OSINT enrichment via theHarvester for domain profiling.</w:t>
-      </w:r>
-    </w:p>
-    <w:p>
-      <w:pPr>
-        <w:spacing w:before="39" w:after="9"/>
-      </w:pPr>
-    </w:p>
-    <w:p>
-      <w:pPr>
-        <w:tabs>
-          <w:tab w:val="right" w:pos="10800"/>
-        </w:tabs>
-        <w:spacing w:before="30"/>
-      </w:pPr>
-      <w:hyperlink r:id="rId9">
-        <w:r>
-          <w:rPr>
-            <w:rFonts w:ascii="Source Sans Pro" w:eastAsia="Source Sans Pro" w:hAnsi="Source Sans Pro" w:cs="Source Sans Pro"/>
-            <w:b/>
-            <w:color w:val="000000"/>
-            <w:sz w:val="19"/>
-            <w:szCs w:val="19"/>
-            <w:u w:val="single"/>
-          </w:rPr>
-          <w:t>Vulnerability Scanner and Patch Prioritization Engine</w:t>
-        </w:r>
-      </w:hyperlink>
-      <w:r>
-        <w:rPr>
-          <w:rFonts w:ascii="Source Sans Pro" w:eastAsia="Source Sans Pro" w:hAnsi="Source Sans Pro" w:cs="Source Sans Pro"/>
-          <w:sz w:val="19"/>
-          <w:szCs w:val="19"/>
-        </w:rPr>
-        <w:t xml:space="preserve">  |  </w:t>
-      </w:r>
-      <w:r>
-        <w:rPr>
-          <w:rFonts w:ascii="Source Sans Pro" w:eastAsia="Source Sans Pro" w:hAnsi="Source Sans Pro" w:cs="Source Sans Pro"/>
-          <w:sz w:val="19"/>
-          <w:szCs w:val="19"/>
-        </w:rPr>
-        <w:tab/>
-      </w:r>
-      <w:r>
-        <w:rPr>
-          <w:rFonts w:ascii="Source Sans Pro Light" w:eastAsia="Source Sans Pro" w:hAnsi="Source Sans Pro Light" w:cs="Source Sans Pro"/>
-          <w:i/>
-          <w:iCs/>
-          <w:sz w:val="19"/>
-          <w:szCs w:val="19"/>
-        </w:rPr>
-        <w:t>Python, Bash, Nessus, OpenVAS, NVD API</w:t>
+        <w:spacing w:before="13" w:after="42"/>
+      </w:pPr>
+      <w:r>
+        <w:rPr>
+          <w:rFonts w:ascii="Source Sans Pro" w:eastAsia="Source Sans Pro" w:hAnsi="Source Sans Pro" w:cs="Source Sans Pro"/>
+          <w:color w:val="000000"/>
+          <w:sz w:val="19"/>
+          <w:szCs w:val="19"/>
+        </w:rPr>
+        <w:t>Deployed Telegram bot interface for real-time IOC enrichment enabling analysts to process indicators at scale; supports bulk CSV input/output for threat intelligence workflows and includes OSINT enrichment via theHarvester for comprehensive domain attribution.</w:t>
+      </w:r>
+    </w:p>
+    <w:p>
+      <w:pPr>
+        <w:pBdr>
+          <w:bottom w:val="single" w:sz="6" w:space="1" w:color="000000"/>
+        </w:pBdr>
+        <w:spacing w:before="35" w:after="35"/>
+        <w:rPr>
+          <w:rFonts w:ascii="Source Sans Pro" w:eastAsia="Source Sans Pro" w:hAnsi="Source Sans Pro" w:cs="Source Sans Pro"/>
+          <w:b/>
+          <w:bCs/>
+          <w:color w:val="000000"/>
+          <w:sz w:val="22"/>
+          <w:szCs w:val="22"/>
+        </w:rPr>
+      </w:pPr>
+    </w:p>
+    <w:p>
+      <w:pPr>
+        <w:pBdr>
+          <w:bottom w:val="single" w:sz="6" w:space="1" w:color="000000"/>
+        </w:pBdr>
+        <w:spacing w:before="159" w:after="0"/>
+      </w:pPr>
+      <w:r>
+        <w:rPr>
+          <w:rFonts w:ascii="Source Sans Pro" w:eastAsia="Source Sans Pro" w:hAnsi="Source Sans Pro" w:cs="Source Sans Pro"/>
+          <w:b/>
+          <w:bCs/>
+          <w:color w:val="000000"/>
+          <w:sz w:val="22"/>
+          <w:szCs w:val="22"/>
+        </w:rPr>
+        <w:t>Technical Skills</w:t>
+      </w:r>
+    </w:p>
+    <w:p>
+      <w:pPr>
+        <w:spacing w:before="59" w:after="59"/>
+      </w:pPr>
+      <w:r>
+        <w:rPr>
+          <w:rFonts w:ascii="Source Sans Pro" w:eastAsia="Source Sans Pro" w:hAnsi="Source Sans Pro" w:cs="Source Sans Pro"/>
+          <w:b/>
+          <w:sz w:val="19"/>
+          <w:szCs w:val="19"/>
+        </w:rPr>
+        <w:t xml:space="preserve">SOC Operations: </w:t>
+      </w:r>
+      <w:r>
+        <w:rPr>
+          <w:rFonts w:ascii="Source Sans Pro" w:eastAsia="Source Sans Pro" w:hAnsi="Source Sans Pro" w:cs="Source Sans Pro"/>
+          <w:sz w:val="19"/>
+          <w:szCs w:val="19"/>
+        </w:rPr>
+        <w:t>Alert triage, incident investigation, log analysis, threat detection, escalation, false positive analysis</w:t>
+      </w:r>
+    </w:p>
+    <w:p>
+      <w:pPr>
+        <w:spacing w:before="59" w:after="59"/>
+      </w:pPr>
+      <w:r>
+        <w:rPr>
+          <w:rFonts w:ascii="Source Sans Pro" w:eastAsia="Source Sans Pro" w:hAnsi="Source Sans Pro" w:cs="Source Sans Pro"/>
+          <w:b/>
+          <w:sz w:val="19"/>
+          <w:szCs w:val="19"/>
+        </w:rPr>
+        <w:t xml:space="preserve">SIEM &amp; Monitoring: </w:t>
+      </w:r>
+      <w:r>
+        <w:rPr>
+          <w:rFonts w:ascii="Source Sans Pro" w:eastAsia="Source Sans Pro" w:hAnsi="Source Sans Pro" w:cs="Source Sans Pro"/>
+          <w:sz w:val="19"/>
+          <w:szCs w:val="19"/>
+        </w:rPr>
+        <w:t>Splunk (SPL), Elastic SIEM (basic), Windows Event Logs, Sysmon, Wireshark</w:t>
+      </w:r>
+    </w:p>
+    <w:p>
+      <w:pPr>
+        <w:spacing w:before="59" w:after="59"/>
+      </w:pPr>
+      <w:r>
+        <w:rPr>
+          <w:rFonts w:ascii="Source Sans Pro" w:eastAsia="Source Sans Pro" w:hAnsi="Source Sans Pro" w:cs="Source Sans Pro"/>
+          <w:b/>
+          <w:sz w:val="19"/>
+          <w:szCs w:val="19"/>
+        </w:rPr>
+        <w:t xml:space="preserve">Threat Intelligence: </w:t>
+      </w:r>
+      <w:r>
+        <w:rPr>
+          <w:rFonts w:ascii="Source Sans Pro" w:eastAsia="Source Sans Pro" w:hAnsi="Source Sans Pro" w:cs="Source Sans Pro"/>
+          <w:sz w:val="19"/>
+          <w:szCs w:val="19"/>
+        </w:rPr>
+        <w:t>MITRE ATT&amp;CK, IOC analysis, VirusTotal, OSINT enrichment, Cyber Kill Chain</w:t>
+      </w:r>
+    </w:p>
+    <w:p>
+      <w:pPr>
+        <w:spacing w:before="59" w:after="59"/>
+      </w:pPr>
+      <w:r>
+        <w:rPr>
+          <w:rFonts w:ascii="Source Sans Pro" w:eastAsia="Source Sans Pro" w:hAnsi="Source Sans Pro" w:cs="Source Sans Pro"/>
+          <w:b/>
+          <w:sz w:val="19"/>
+          <w:szCs w:val="19"/>
+        </w:rPr>
+        <w:t xml:space="preserve">Systems &amp; Networking: </w:t>
+      </w:r>
+      <w:r>
+        <w:rPr>
+          <w:rFonts w:ascii="Source Sans Pro" w:eastAsia="Source Sans Pro" w:hAnsi="Source Sans Pro" w:cs="Source Sans Pro"/>
+          <w:sz w:val="19"/>
+          <w:szCs w:val="19"/>
+        </w:rPr>
+        <w:t>Windows internals, Linux fundamentals, TCP/IP, DNS, HTTP/S, IDS/IPS, AWS (IAM, CloudTrail, GuardDuty), cloud security posture</w:t>
+      </w:r>
+    </w:p>
+    <w:p>
+      <w:pPr>
+        <w:spacing w:before="59" w:after="59"/>
+      </w:pPr>
+      <w:r>
+        <w:rPr>
+          <w:rFonts w:ascii="Source Sans Pro" w:eastAsia="Source Sans Pro" w:hAnsi="Source Sans Pro" w:cs="Source Sans Pro"/>
+          <w:b/>
+          <w:sz w:val="19"/>
+          <w:szCs w:val="19"/>
+        </w:rPr>
+        <w:t xml:space="preserve">Automation: </w:t>
+      </w:r>
+      <w:r>
+        <w:rPr>
+          <w:rFonts w:ascii="Source Sans Pro" w:eastAsia="Source Sans Pro" w:hAnsi="Source Sans Pro" w:cs="Source Sans Pro"/>
+          <w:sz w:val="19"/>
+          <w:szCs w:val="19"/>
+        </w:rPr>
+        <w:t>Python, Bash (basic), boto3, regular expressions, active directory</w:t>
+      </w:r>
+    </w:p>
+    <w:p>
+      <w:pPr>
+        <w:pBdr>
+          <w:bottom w:val="single" w:sz="6" w:space="1" w:color="000000"/>
+        </w:pBdr>
+        <w:spacing w:before="35" w:after="35"/>
+        <w:rPr>
+          <w:rFonts w:ascii="Source Sans Pro" w:eastAsia="Source Sans Pro" w:hAnsi="Source Sans Pro" w:cs="Source Sans Pro"/>
+          <w:b/>
+          <w:bCs/>
+          <w:color w:val="000000"/>
+          <w:sz w:val="22"/>
+          <w:szCs w:val="22"/>
+        </w:rPr>
+      </w:pPr>
+    </w:p>
+    <w:p>
+      <w:pPr>
+        <w:pBdr>
+          <w:bottom w:val="single" w:sz="6" w:space="1" w:color="000000"/>
+        </w:pBdr>
+        <w:spacing w:before="159" w:after="0"/>
+      </w:pPr>
+      <w:r>
+        <w:rPr>
+          <w:rFonts w:ascii="Source Sans Pro" w:eastAsia="Source Sans Pro" w:hAnsi="Source Sans Pro" w:cs="Source Sans Pro"/>
+          <w:b/>
+          <w:bCs/>
+          <w:color w:val="000000"/>
+          <w:sz w:val="22"/>
+          <w:szCs w:val="22"/>
+        </w:rPr>
+        <w:t>Certifications</w:t>
       </w:r>
     </w:p>
     <w:p>
@@ -687,16 +925,16 @@
           <w:ilvl w:val="0"/>
           <w:numId w:val="2"/>
         </w:numPr>
-        <w:spacing w:before="13" w:after="21"/>
-      </w:pPr>
-      <w:r>
-        <w:rPr>
-          <w:rFonts w:ascii="Source Sans Pro" w:eastAsia="Source Sans Pro" w:hAnsi="Source Sans Pro" w:cs="Source Sans Pro"/>
-          <w:color w:val="000000"/>
-          <w:sz w:val="19"/>
-          <w:szCs w:val="19"/>
-        </w:rPr>
-        <w:t>Built automated vulnerability assessment pipeline integrating Nessus and OpenVAS APIs in Python; generated audit-ready CVE reports classified by CVSS severity with EPSS context from the FIRST.org API.</w:t>
+        <w:spacing w:before="13" w:after="42"/>
+      </w:pPr>
+      <w:r>
+        <w:rPr>
+          <w:rFonts w:ascii="Source Sans Pro" w:eastAsia="Source Sans Pro" w:hAnsi="Source Sans Pro" w:cs="Source Sans Pro"/>
+          <w:color w:val="000000"/>
+          <w:sz w:val="19"/>
+          <w:szCs w:val="19"/>
+        </w:rPr>
+        <w:t>CompTIA Security+ SY0-701  —  in progress, exam target Q3 2026</w:t>
       </w:r>
     </w:p>
     <w:p>
@@ -706,244 +944,7 @@
           <w:ilvl w:val="0"/>
           <w:numId w:val="2"/>
         </w:numPr>
-        <w:spacing w:before="13" w:after="21"/>
-      </w:pPr>
-      <w:r>
-        <w:rPr>
-          <w:rFonts w:ascii="Source Sans Pro" w:eastAsia="Source Sans Pro" w:hAnsi="Source Sans Pro" w:cs="Source Sans Pro"/>
-          <w:color w:val="000000"/>
-          <w:sz w:val="19"/>
-          <w:szCs w:val="19"/>
-        </w:rPr>
-        <w:t>Developed OWASP Top 10 automated compliance checker validating web application security controls against regulatory requirements; documented vulnerability-to-remediation audit trails including SQL injection evidence and parameterised query fixes.</w:t>
-      </w:r>
-    </w:p>
-    <w:p>
-      <w:pPr>
-        <w:pStyle w:val="ListParagraph"/>
-        <w:numPr>
-          <w:ilvl w:val="0"/>
-          <w:numId w:val="2"/>
-        </w:numPr>
-        <w:spacing w:before="13" w:after="21"/>
-      </w:pPr>
-      <w:r>
-        <w:rPr>
-          <w:rFonts w:ascii="Source Sans Pro" w:eastAsia="Source Sans Pro" w:hAnsi="Source Sans Pro" w:cs="Source Sans Pro"/>
-          <w:color w:val="000000"/>
-          <w:sz w:val="19"/>
-          <w:szCs w:val="19"/>
-        </w:rPr>
-        <w:t>Automated compliance scan scheduling via Bash and cron; built delta-scan logic to track remediation progress and organize audit evidence for patch compliance review.</w:t>
-      </w:r>
-    </w:p>
-    <w:p>
-      <w:pPr>
-        <w:pBdr>
-          <w:bottom w:val="single" w:sz="6" w:space="1" w:color="000000"/>
-        </w:pBdr>
-        <w:spacing w:before="164" w:after="61"/>
-        <w:rPr>
-          <w:rFonts w:ascii="Source Sans Pro" w:eastAsia="Source Sans Pro" w:hAnsi="Source Sans Pro" w:cs="Source Sans Pro"/>
-          <w:b/>
-          <w:bCs/>
-          <w:color w:val="000000"/>
-          <w:sz w:val="22"/>
-          <w:szCs w:val="22"/>
-        </w:rPr>
-      </w:pPr>
-    </w:p>
-    <w:p>
-      <w:pPr>
-        <w:pBdr>
-          <w:bottom w:val="single" w:sz="6" w:space="1" w:color="000000"/>
-        </w:pBdr>
-        <w:spacing w:before="191" w:after="52"/>
-      </w:pPr>
-      <w:r>
-        <w:rPr>
-          <w:rFonts w:ascii="Source Sans Pro" w:eastAsia="Source Sans Pro" w:hAnsi="Source Sans Pro" w:cs="Source Sans Pro"/>
-          <w:b/>
-          <w:bCs/>
-          <w:color w:val="000000"/>
-          <w:sz w:val="22"/>
-          <w:szCs w:val="22"/>
-        </w:rPr>
-        <w:t>Technical Skills</w:t>
-      </w:r>
-    </w:p>
-    <w:p>
-      <w:pPr>
-        <w:spacing w:before="33" w:after="33"/>
-      </w:pPr>
-      <w:r>
-        <w:rPr>
-          <w:rFonts w:ascii="Source Sans Pro" w:eastAsia="Source Sans Pro" w:hAnsi="Source Sans Pro" w:cs="Source Sans Pro"/>
-          <w:b/>
-          <w:sz w:val="19"/>
-          <w:szCs w:val="19"/>
-        </w:rPr>
-        <w:t xml:space="preserve">GRC &amp; Compliance: </w:t>
-      </w:r>
-      <w:r>
-        <w:rPr>
-          <w:rFonts w:ascii="Source Sans Pro" w:eastAsia="Source Sans Pro" w:hAnsi="Source Sans Pro" w:cs="Source Sans Pro"/>
-          <w:sz w:val="19"/>
-          <w:szCs w:val="19"/>
-        </w:rPr>
-        <w:t>NIST CSF, ISO 27001, PCI-DSS, GDPR/PDPB, SOX/ITGC, compliance monitoring</w:t>
-      </w:r>
-    </w:p>
-    <w:p>
-      <w:pPr>
-        <w:spacing w:before="33" w:after="33"/>
-      </w:pPr>
-      <w:r>
-        <w:rPr>
-          <w:rFonts w:ascii="Source Sans Pro" w:eastAsia="Source Sans Pro" w:hAnsi="Source Sans Pro" w:cs="Source Sans Pro"/>
-          <w:b/>
-          <w:sz w:val="19"/>
-          <w:szCs w:val="19"/>
-        </w:rPr>
-        <w:t xml:space="preserve">Risk &amp; Audit: </w:t>
-      </w:r>
-      <w:r>
-        <w:rPr>
-          <w:rFonts w:ascii="Source Sans Pro" w:eastAsia="Source Sans Pro" w:hAnsi="Source Sans Pro" w:cs="Source Sans Pro"/>
-          <w:sz w:val="19"/>
-          <w:szCs w:val="19"/>
-        </w:rPr>
-        <w:t>Risk assessment, control testing, audit documentation, vendor risk, RCSA basics</w:t>
-      </w:r>
-    </w:p>
-    <w:p>
-      <w:pPr>
-        <w:spacing w:before="33" w:after="33"/>
-      </w:pPr>
-      <w:r>
-        <w:rPr>
-          <w:rFonts w:ascii="Source Sans Pro" w:eastAsia="Source Sans Pro" w:hAnsi="Source Sans Pro" w:cs="Source Sans Pro"/>
-          <w:b/>
-          <w:sz w:val="19"/>
-          <w:szCs w:val="19"/>
-        </w:rPr>
-        <w:t xml:space="preserve">Fraud &amp; AML: </w:t>
-      </w:r>
-      <w:r>
-        <w:rPr>
-          <w:rFonts w:ascii="Source Sans Pro" w:eastAsia="Source Sans Pro" w:hAnsi="Source Sans Pro" w:cs="Source Sans Pro"/>
-          <w:sz w:val="19"/>
-          <w:szCs w:val="19"/>
-        </w:rPr>
-        <w:t>Transaction monitoring, AML typologies, KYC/CDD, sanctions screening</w:t>
-      </w:r>
-    </w:p>
-    <w:p>
-      <w:pPr>
-        <w:spacing w:before="33" w:after="33"/>
-      </w:pPr>
-      <w:r>
-        <w:rPr>
-          <w:rFonts w:ascii="Source Sans Pro" w:eastAsia="Source Sans Pro" w:hAnsi="Source Sans Pro" w:cs="Source Sans Pro"/>
-          <w:b/>
-          <w:sz w:val="19"/>
-          <w:szCs w:val="19"/>
-        </w:rPr>
-        <w:t xml:space="preserve">Systems &amp; Tools: </w:t>
-      </w:r>
-      <w:r>
-        <w:rPr>
-          <w:rFonts w:ascii="Source Sans Pro" w:eastAsia="Source Sans Pro" w:hAnsi="Source Sans Pro" w:cs="Source Sans Pro"/>
-          <w:sz w:val="19"/>
-          <w:szCs w:val="19"/>
-        </w:rPr>
-        <w:t>Windows internals, Linux fundamentals, Python, Excel, SQL (basic), TCP/IP basics</w:t>
-      </w:r>
-    </w:p>
-    <w:p>
-      <w:pPr>
-        <w:spacing w:before="33" w:after="33"/>
-      </w:pPr>
-      <w:r>
-        <w:rPr>
-          <w:rFonts w:ascii="Source Sans Pro" w:eastAsia="Source Sans Pro" w:hAnsi="Source Sans Pro" w:cs="Source Sans Pro"/>
-          <w:b/>
-          <w:sz w:val="19"/>
-          <w:szCs w:val="19"/>
-        </w:rPr>
-        <w:t xml:space="preserve">Frameworks: </w:t>
-      </w:r>
-      <w:r>
-        <w:rPr>
-          <w:rFonts w:ascii="Source Sans Pro" w:eastAsia="Source Sans Pro" w:hAnsi="Source Sans Pro" w:cs="Source Sans Pro"/>
-          <w:sz w:val="19"/>
-          <w:szCs w:val="19"/>
-        </w:rPr>
-        <w:t>MITRE ATT&amp;CK, OWASP Top 10, Incident Response (PICERL), audit trail documentation</w:t>
-      </w:r>
-    </w:p>
-    <w:p>
-      <w:pPr>
-        <w:pBdr>
-          <w:bottom w:val="single" w:sz="6" w:space="1" w:color="000000"/>
-        </w:pBdr>
-        <w:spacing w:before="164" w:after="61"/>
-        <w:rPr>
-          <w:rFonts w:ascii="Source Sans Pro" w:eastAsia="Source Sans Pro" w:hAnsi="Source Sans Pro" w:cs="Source Sans Pro"/>
-          <w:b/>
-          <w:bCs/>
-          <w:color w:val="000000"/>
-          <w:sz w:val="22"/>
-          <w:szCs w:val="22"/>
-        </w:rPr>
-      </w:pPr>
-    </w:p>
-    <w:p>
-      <w:pPr>
-        <w:pBdr>
-          <w:bottom w:val="single" w:sz="6" w:space="1" w:color="000000"/>
-        </w:pBdr>
-        <w:spacing w:before="191" w:after="52"/>
-      </w:pPr>
-      <w:r>
-        <w:rPr>
-          <w:rFonts w:ascii="Source Sans Pro" w:eastAsia="Source Sans Pro" w:hAnsi="Source Sans Pro" w:cs="Source Sans Pro"/>
-          <w:b/>
-          <w:bCs/>
-          <w:color w:val="000000"/>
-          <w:sz w:val="22"/>
-          <w:szCs w:val="22"/>
-        </w:rPr>
-        <w:t>Certifications</w:t>
-      </w:r>
-    </w:p>
-    <w:p>
-      <w:pPr>
-        <w:pStyle w:val="ListParagraph"/>
-        <w:numPr>
-          <w:ilvl w:val="0"/>
-          <w:numId w:val="2"/>
-        </w:numPr>
-        <w:spacing w:before="13" w:after="21"/>
-      </w:pPr>
-      <w:r>
-        <w:rPr>
-          <w:rFonts w:ascii="Source Sans Pro" w:eastAsia="Source Sans Pro" w:hAnsi="Source Sans Pro" w:cs="Source Sans Pro"/>
-          <w:color w:val="000000"/>
-          <w:sz w:val="19"/>
-          <w:szCs w:val="19"/>
-        </w:rPr>
-        <w:t>CompTIA Security+ SY0-701  —  in progress, exam target Q3 2026</w:t>
-      </w:r>
-    </w:p>
-    <w:p>
-      <w:pPr>
-        <w:pStyle w:val="ListParagraph"/>
-        <w:numPr>
-          <w:ilvl w:val="0"/>
-          <w:numId w:val="2"/>
-        </w:numPr>
-        <w:spacing w:before="13" w:after="21"/>
+        <w:spacing w:before="13" w:after="42"/>
       </w:pPr>
       <w:r>
         <w:rPr>

--- a/resumes/Akshay_P_Resume.docx
+++ b/resumes/Akshay_P_Resume.docx
@@ -4,7 +4,7 @@
   <w:body>
     <w:p>
       <w:pPr>
-        <w:spacing w:after="0" w:before="20"/>
+        <w:spacing w:after="44"/>
         <w:jc w:val="center"/>
       </w:pPr>
       <w:r>
@@ -21,7 +21,6 @@
     </w:p>
     <w:p>
       <w:pPr>
-        <w:spacing w:before="20" w:after="0"/>
         <w:jc w:val="center"/>
       </w:pPr>
       <w:r>
@@ -117,7 +116,7 @@
         <w:pBdr>
           <w:bottom w:val="single" w:sz="6" w:space="1" w:color="000000"/>
         </w:pBdr>
-        <w:spacing w:before="159" w:after="0"/>
+        <w:spacing w:before="396" w:after="52"/>
       </w:pPr>
       <w:r>
         <w:rPr>
@@ -136,7 +135,7 @@
         <w:tabs>
           <w:tab w:val="right" w:pos="10800"/>
         </w:tabs>
-        <w:spacing w:before="20" w:after="0"/>
+        <w:spacing w:before="62"/>
       </w:pPr>
       <w:r>
         <w:rPr>
@@ -171,7 +170,7 @@
     </w:p>
     <w:p>
       <w:pPr>
-        <w:spacing w:before="8" w:after="0"/>
+        <w:spacing w:before="8"/>
       </w:pPr>
       <w:r>
         <w:rPr>
@@ -190,7 +189,7 @@
         <w:tabs>
           <w:tab w:val="right" w:pos="10800"/>
         </w:tabs>
-        <w:spacing w:before="20" w:after="0"/>
+        <w:spacing w:before="62"/>
       </w:pPr>
       <w:r>
         <w:rPr>
@@ -225,7 +224,7 @@
     </w:p>
     <w:p>
       <w:pPr>
-        <w:spacing w:before="8" w:after="0"/>
+        <w:spacing w:before="8"/>
       </w:pPr>
       <w:r>
         <w:rPr>
@@ -244,7 +243,7 @@
         <w:tabs>
           <w:tab w:val="right" w:pos="10800"/>
         </w:tabs>
-        <w:spacing w:before="20" w:after="0"/>
+        <w:spacing w:before="62"/>
       </w:pPr>
       <w:r>
         <w:rPr>
@@ -279,7 +278,7 @@
     </w:p>
     <w:p>
       <w:pPr>
-        <w:spacing w:before="8" w:after="0"/>
+        <w:spacing w:before="8"/>
       </w:pPr>
       <w:r>
         <w:rPr>
@@ -295,7 +294,7 @@
     </w:p>
     <w:p>
       <w:pPr>
-        <w:spacing w:before="35" w:after="35"/>
+        <w:spacing w:before="17" w:after="9"/>
       </w:pPr>
     </w:p>
     <w:p>
@@ -303,7 +302,7 @@
         <w:pBdr>
           <w:bottom w:val="single" w:sz="6" w:space="1" w:color="000000"/>
         </w:pBdr>
-        <w:spacing w:before="159" w:after="0"/>
+        <w:spacing w:before="191" w:after="52"/>
       </w:pPr>
       <w:r>
         <w:rPr>
@@ -322,7 +321,7 @@
         <w:tabs>
           <w:tab w:val="right" w:pos="10800"/>
         </w:tabs>
-        <w:spacing w:before="20" w:after="0"/>
+        <w:spacing w:before="62"/>
       </w:pPr>
       <w:r>
         <w:rPr>
@@ -368,7 +367,7 @@
         <w:tabs>
           <w:tab w:val="right" w:pos="10800"/>
         </w:tabs>
-        <w:spacing w:before="8" w:after="0"/>
+        <w:spacing w:before="8"/>
         <w:rPr>
           <w:rFonts w:ascii="Source Sans Pro Light" w:hAnsi="Source Sans Pro Light"/>
           <w:i/>
@@ -421,7 +420,7 @@
           <w:ilvl w:val="0"/>
           <w:numId w:val="2"/>
         </w:numPr>
-        <w:spacing w:before="13" w:after="42"/>
+        <w:spacing w:before="13" w:after="21"/>
       </w:pPr>
       <w:r>
         <w:rPr>
@@ -440,7 +439,7 @@
           <w:ilvl w:val="0"/>
           <w:numId w:val="2"/>
         </w:numPr>
-        <w:spacing w:before="13" w:after="42"/>
+        <w:spacing w:before="13" w:after="21"/>
       </w:pPr>
       <w:r>
         <w:rPr>
@@ -459,7 +458,7 @@
           <w:ilvl w:val="0"/>
           <w:numId w:val="2"/>
         </w:numPr>
-        <w:spacing w:before="13" w:after="42"/>
+        <w:spacing w:before="13" w:after="21"/>
       </w:pPr>
       <w:r>
         <w:rPr>
@@ -478,7 +477,7 @@
           <w:ilvl w:val="0"/>
           <w:numId w:val="2"/>
         </w:numPr>
-        <w:spacing w:before="13" w:after="42"/>
+        <w:spacing w:before="13" w:after="21"/>
       </w:pPr>
       <w:r>
         <w:rPr>
@@ -495,7 +494,7 @@
         <w:pBdr>
           <w:bottom w:val="single" w:sz="6" w:space="1" w:color="000000"/>
         </w:pBdr>
-        <w:spacing w:before="35" w:after="35"/>
+        <w:spacing w:before="164" w:after="61"/>
         <w:rPr>
           <w:rFonts w:ascii="Source Sans Pro" w:eastAsia="Source Sans Pro" w:hAnsi="Source Sans Pro" w:cs="Source Sans Pro"/>
           <w:b/>
@@ -511,7 +510,7 @@
         <w:pBdr>
           <w:bottom w:val="single" w:sz="6" w:space="1" w:color="000000"/>
         </w:pBdr>
-        <w:spacing w:before="159" w:after="0"/>
+        <w:spacing w:before="191" w:after="52"/>
       </w:pPr>
       <w:r>
         <w:rPr>
@@ -530,118 +529,9 @@
         <w:tabs>
           <w:tab w:val="right" w:pos="10800"/>
         </w:tabs>
-        <w:spacing w:before="20" w:after="0"/>
+        <w:spacing w:before="62"/>
       </w:pPr>
       <w:hyperlink r:id="rId8">
-        <w:r>
-          <w:rPr>
-            <w:rFonts w:ascii="Source Sans Pro" w:eastAsia="Source Sans Pro" w:hAnsi="Source Sans Pro" w:cs="Source Sans Pro"/>
-            <w:b/>
-            <w:color w:val="000000"/>
-            <w:sz w:val="19"/>
-            <w:szCs w:val="19"/>
-            <w:u w:val="single"/>
-          </w:rPr>
-          <w:t>SOC Automation and Threat Detection Lab</w:t>
-        </w:r>
-      </w:hyperlink>
-      <w:r>
-        <w:rPr>
-          <w:rFonts w:ascii="Source Sans Pro" w:eastAsia="Source Sans Pro" w:hAnsi="Source Sans Pro" w:cs="Source Sans Pro"/>
-          <w:sz w:val="19"/>
-          <w:szCs w:val="19"/>
-        </w:rPr>
-        <w:t xml:space="preserve">  |  </w:t>
-      </w:r>
-      <w:r>
-        <w:rPr>
-          <w:rFonts w:ascii="Source Sans Pro" w:eastAsia="Source Sans Pro" w:hAnsi="Source Sans Pro" w:cs="Source Sans Pro"/>
-          <w:sz w:val="19"/>
-          <w:szCs w:val="19"/>
-        </w:rPr>
-        <w:tab/>
-      </w:r>
-      <w:r>
-        <w:rPr>
-          <w:rFonts w:ascii="Source Sans Pro Light" w:eastAsia="Source Sans Pro" w:hAnsi="Source Sans Pro Light" w:cs="Source Sans Pro"/>
-          <w:i/>
-          <w:iCs/>
-          <w:sz w:val="19"/>
-          <w:szCs w:val="19"/>
-        </w:rPr>
-        <w:t>Python, Splunk, Wireshark, Nmap, MITRE ATT&amp;CK</w:t>
-      </w:r>
-    </w:p>
-    <w:p>
-      <w:pPr>
-        <w:pStyle w:val="ListParagraph"/>
-        <w:numPr>
-          <w:ilvl w:val="0"/>
-          <w:numId w:val="2"/>
-        </w:numPr>
-        <w:spacing w:before="13" w:after="42"/>
-      </w:pPr>
-      <w:r>
-        <w:rPr>
-          <w:rFonts w:ascii="Source Sans Pro" w:eastAsia="Source Sans Pro" w:hAnsi="Source Sans Pro" w:cs="Source Sans Pro"/>
-          <w:color w:val="000000"/>
-          <w:sz w:val="19"/>
-          <w:szCs w:val="19"/>
-        </w:rPr>
-        <w:t>Deployed Splunk SIEM with SPL correlation searches to monitor IAM anomalies including unauthorized privilege escalation and suspicious cross-account access patterns; mapped cloud-relevant TTPs to MITRE ATT&amp;CK and wrote PICERL incident report.</w:t>
-      </w:r>
-    </w:p>
-    <w:p>
-      <w:pPr>
-        <w:pStyle w:val="ListParagraph"/>
-        <w:numPr>
-          <w:ilvl w:val="0"/>
-          <w:numId w:val="2"/>
-        </w:numPr>
-        <w:spacing w:before="13" w:after="42"/>
-      </w:pPr>
-      <w:r>
-        <w:rPr>
-          <w:rFonts w:ascii="Source Sans Pro" w:eastAsia="Source Sans Pro" w:hAnsi="Source Sans Pro" w:cs="Source Sans Pro"/>
-          <w:color w:val="000000"/>
-          <w:sz w:val="19"/>
-          <w:szCs w:val="19"/>
-        </w:rPr>
-        <w:t>Built automated cloud security detection pipeline: Python script ingests Splunk alerts for IAM policy violations, performs IOC enrichment via VirusTotal API, and dispatches Telegram notifications with severity classification.</w:t>
-      </w:r>
-    </w:p>
-    <w:p>
-      <w:pPr>
-        <w:pStyle w:val="ListParagraph"/>
-        <w:numPr>
-          <w:ilvl w:val="0"/>
-          <w:numId w:val="2"/>
-        </w:numPr>
-        <w:spacing w:before="13" w:after="42"/>
-      </w:pPr>
-      <w:r>
-        <w:rPr>
-          <w:rFonts w:ascii="Source Sans Pro" w:eastAsia="Source Sans Pro" w:hAnsi="Source Sans Pro" w:cs="Source Sans Pro"/>
-          <w:color w:val="000000"/>
-          <w:sz w:val="19"/>
-          <w:szCs w:val="19"/>
-        </w:rPr>
-        <w:t>Developed Sigma-compatible detection rules for cloud-specific TTPs including credential abuse and lateral movement; performed network analysis in Wireshark to identify anomalous authentication and DNS traffic patterns in cloud environments.</w:t>
-      </w:r>
-    </w:p>
-    <w:p>
-      <w:pPr>
-        <w:spacing w:before="35" w:after="35"/>
-      </w:pPr>
-    </w:p>
-    <w:p>
-      <w:pPr>
-        <w:tabs>
-          <w:tab w:val="right" w:pos="10800"/>
-        </w:tabs>
-        <w:spacing w:before="30" w:after="0"/>
-      </w:pPr>
-      <w:hyperlink r:id="rId9">
         <w:r>
           <w:rPr>
             <w:rFonts w:ascii="Source Sans Pro" w:eastAsia="Source Sans Pro" w:hAnsi="Source Sans Pro" w:cs="Source Sans Pro"/>
@@ -688,16 +578,16 @@
           <w:ilvl w:val="0"/>
           <w:numId w:val="2"/>
         </w:numPr>
-        <w:spacing w:before="13" w:after="42"/>
-      </w:pPr>
-      <w:r>
-        <w:rPr>
-          <w:rFonts w:ascii="Source Sans Pro" w:eastAsia="Source Sans Pro" w:hAnsi="Source Sans Pro" w:cs="Source Sans Pro"/>
-          <w:color w:val="000000"/>
-          <w:sz w:val="19"/>
-          <w:szCs w:val="19"/>
-        </w:rPr>
-        <w:t>Built multi-API cyber threat intelligence pipeline: submits IOCs to VirusTotal, AbuseIPDB, and URLScan.io; cross-references WHOIS registration data, DNS records, and SSL certificate details for intelligence products.</w:t>
+        <w:spacing w:before="13" w:after="21"/>
+      </w:pPr>
+      <w:r>
+        <w:rPr>
+          <w:rFonts w:ascii="Source Sans Pro" w:eastAsia="Source Sans Pro" w:hAnsi="Source Sans Pro" w:cs="Source Sans Pro"/>
+          <w:color w:val="000000"/>
+          <w:sz w:val="19"/>
+          <w:szCs w:val="19"/>
+        </w:rPr>
+        <w:t>Built multi-source risk assessment pipeline: submits vendor domains and IPs to VirusTotal, AbuseIPDB, and URLScan.io; cross-references WHOIS registration age, DNS records, and SSL certificate details for third-party due diligence.</w:t>
       </w:r>
     </w:p>
     <w:p>
@@ -707,16 +597,16 @@
           <w:ilvl w:val="0"/>
           <w:numId w:val="2"/>
         </w:numPr>
-        <w:spacing w:before="13" w:after="42"/>
-      </w:pPr>
-      <w:r>
-        <w:rPr>
-          <w:rFonts w:ascii="Source Sans Pro" w:eastAsia="Source Sans Pro" w:hAnsi="Source Sans Pro" w:cs="Source Sans Pro"/>
-          <w:color w:val="000000"/>
-          <w:sz w:val="19"/>
-          <w:szCs w:val="19"/>
-        </w:rPr>
-        <w:t>Implemented typosquatting domain detector generating character-substitution variants of tracked infrastructure and checking live DNS resolution for infrastructure-based threat hunting.</w:t>
+        <w:spacing w:before="13" w:after="21"/>
+      </w:pPr>
+      <w:r>
+        <w:rPr>
+          <w:rFonts w:ascii="Source Sans Pro" w:eastAsia="Source Sans Pro" w:hAnsi="Source Sans Pro" w:cs="Source Sans Pro"/>
+          <w:color w:val="000000"/>
+          <w:sz w:val="19"/>
+          <w:szCs w:val="19"/>
+        </w:rPr>
+        <w:t>Implemented domain reputation assessment tool generating typosquatting variants of monitored domains and checking live DNS resolution for vendor and partner ecosystem review.</w:t>
       </w:r>
     </w:p>
     <w:p>
@@ -726,196 +616,68 @@
           <w:ilvl w:val="0"/>
           <w:numId w:val="2"/>
         </w:numPr>
-        <w:spacing w:before="13" w:after="42"/>
-      </w:pPr>
-      <w:r>
-        <w:rPr>
-          <w:rFonts w:ascii="Source Sans Pro" w:eastAsia="Source Sans Pro" w:hAnsi="Source Sans Pro" w:cs="Source Sans Pro"/>
-          <w:color w:val="000000"/>
-          <w:sz w:val="19"/>
-          <w:szCs w:val="19"/>
-        </w:rPr>
-        <w:t>Deployed Telegram bot interface for real-time IOC enrichment enabling analysts to process indicators at scale; supports bulk CSV input/output for threat intelligence workflows and includes OSINT enrichment via theHarvester for comprehensive domain attribution.</w:t>
-      </w:r>
-    </w:p>
-    <w:p>
-      <w:pPr>
-        <w:pBdr>
-          <w:bottom w:val="single" w:sz="6" w:space="1" w:color="000000"/>
-        </w:pBdr>
-        <w:spacing w:before="35" w:after="35"/>
-        <w:rPr>
-          <w:rFonts w:ascii="Source Sans Pro" w:eastAsia="Source Sans Pro" w:hAnsi="Source Sans Pro" w:cs="Source Sans Pro"/>
-          <w:b/>
-          <w:bCs/>
-          <w:color w:val="000000"/>
-          <w:sz w:val="22"/>
-          <w:szCs w:val="22"/>
-        </w:rPr>
-      </w:pPr>
-    </w:p>
-    <w:p>
-      <w:pPr>
-        <w:pBdr>
-          <w:bottom w:val="single" w:sz="6" w:space="1" w:color="000000"/>
-        </w:pBdr>
-        <w:spacing w:before="159" w:after="0"/>
-      </w:pPr>
-      <w:r>
-        <w:rPr>
-          <w:rFonts w:ascii="Source Sans Pro" w:eastAsia="Source Sans Pro" w:hAnsi="Source Sans Pro" w:cs="Source Sans Pro"/>
-          <w:b/>
-          <w:bCs/>
-          <w:color w:val="000000"/>
-          <w:sz w:val="22"/>
-          <w:szCs w:val="22"/>
-        </w:rPr>
-        <w:t>Technical Skills</w:t>
-      </w:r>
-    </w:p>
-    <w:p>
-      <w:pPr>
-        <w:spacing w:before="59" w:after="59"/>
-      </w:pPr>
-      <w:r>
-        <w:rPr>
-          <w:rFonts w:ascii="Source Sans Pro" w:eastAsia="Source Sans Pro" w:hAnsi="Source Sans Pro" w:cs="Source Sans Pro"/>
-          <w:b/>
-          <w:sz w:val="19"/>
-          <w:szCs w:val="19"/>
-        </w:rPr>
-        <w:t xml:space="preserve">SOC Operations: </w:t>
-      </w:r>
-      <w:r>
-        <w:rPr>
-          <w:rFonts w:ascii="Source Sans Pro" w:eastAsia="Source Sans Pro" w:hAnsi="Source Sans Pro" w:cs="Source Sans Pro"/>
-          <w:sz w:val="19"/>
-          <w:szCs w:val="19"/>
-        </w:rPr>
-        <w:t>Alert triage, incident investigation, log analysis, threat detection, escalation, false positive analysis</w:t>
-      </w:r>
-    </w:p>
-    <w:p>
-      <w:pPr>
-        <w:spacing w:before="59" w:after="59"/>
-      </w:pPr>
-      <w:r>
-        <w:rPr>
-          <w:rFonts w:ascii="Source Sans Pro" w:eastAsia="Source Sans Pro" w:hAnsi="Source Sans Pro" w:cs="Source Sans Pro"/>
-          <w:b/>
-          <w:sz w:val="19"/>
-          <w:szCs w:val="19"/>
-        </w:rPr>
-        <w:t xml:space="preserve">SIEM &amp; Monitoring: </w:t>
-      </w:r>
-      <w:r>
-        <w:rPr>
-          <w:rFonts w:ascii="Source Sans Pro" w:eastAsia="Source Sans Pro" w:hAnsi="Source Sans Pro" w:cs="Source Sans Pro"/>
-          <w:sz w:val="19"/>
-          <w:szCs w:val="19"/>
-        </w:rPr>
-        <w:t>Splunk (SPL), Elastic SIEM (basic), Windows Event Logs, Sysmon, Wireshark</w:t>
-      </w:r>
-    </w:p>
-    <w:p>
-      <w:pPr>
-        <w:spacing w:before="59" w:after="59"/>
-      </w:pPr>
-      <w:r>
-        <w:rPr>
-          <w:rFonts w:ascii="Source Sans Pro" w:eastAsia="Source Sans Pro" w:hAnsi="Source Sans Pro" w:cs="Source Sans Pro"/>
-          <w:b/>
-          <w:sz w:val="19"/>
-          <w:szCs w:val="19"/>
-        </w:rPr>
-        <w:t xml:space="preserve">Threat Intelligence: </w:t>
-      </w:r>
-      <w:r>
-        <w:rPr>
-          <w:rFonts w:ascii="Source Sans Pro" w:eastAsia="Source Sans Pro" w:hAnsi="Source Sans Pro" w:cs="Source Sans Pro"/>
-          <w:sz w:val="19"/>
-          <w:szCs w:val="19"/>
-        </w:rPr>
-        <w:t>MITRE ATT&amp;CK, IOC analysis, VirusTotal, OSINT enrichment, Cyber Kill Chain</w:t>
-      </w:r>
-    </w:p>
-    <w:p>
-      <w:pPr>
-        <w:spacing w:before="59" w:after="59"/>
-      </w:pPr>
-      <w:r>
-        <w:rPr>
-          <w:rFonts w:ascii="Source Sans Pro" w:eastAsia="Source Sans Pro" w:hAnsi="Source Sans Pro" w:cs="Source Sans Pro"/>
-          <w:b/>
-          <w:sz w:val="19"/>
-          <w:szCs w:val="19"/>
-        </w:rPr>
-        <w:t xml:space="preserve">Systems &amp; Networking: </w:t>
-      </w:r>
-      <w:r>
-        <w:rPr>
-          <w:rFonts w:ascii="Source Sans Pro" w:eastAsia="Source Sans Pro" w:hAnsi="Source Sans Pro" w:cs="Source Sans Pro"/>
-          <w:sz w:val="19"/>
-          <w:szCs w:val="19"/>
-        </w:rPr>
-        <w:t>Windows internals, Linux fundamentals, TCP/IP, DNS, HTTP/S, IDS/IPS, AWS (IAM, CloudTrail, GuardDuty), cloud security posture</w:t>
-      </w:r>
-    </w:p>
-    <w:p>
-      <w:pPr>
-        <w:spacing w:before="59" w:after="59"/>
-      </w:pPr>
-      <w:r>
-        <w:rPr>
-          <w:rFonts w:ascii="Source Sans Pro" w:eastAsia="Source Sans Pro" w:hAnsi="Source Sans Pro" w:cs="Source Sans Pro"/>
-          <w:b/>
-          <w:sz w:val="19"/>
-          <w:szCs w:val="19"/>
-        </w:rPr>
-        <w:t xml:space="preserve">Automation: </w:t>
-      </w:r>
-      <w:r>
-        <w:rPr>
-          <w:rFonts w:ascii="Source Sans Pro" w:eastAsia="Source Sans Pro" w:hAnsi="Source Sans Pro" w:cs="Source Sans Pro"/>
-          <w:sz w:val="19"/>
-          <w:szCs w:val="19"/>
-        </w:rPr>
-        <w:t>Python, Bash (basic), boto3, regular expressions, active directory</w:t>
-      </w:r>
-    </w:p>
-    <w:p>
-      <w:pPr>
-        <w:pBdr>
-          <w:bottom w:val="single" w:sz="6" w:space="1" w:color="000000"/>
-        </w:pBdr>
-        <w:spacing w:before="35" w:after="35"/>
-        <w:rPr>
-          <w:rFonts w:ascii="Source Sans Pro" w:eastAsia="Source Sans Pro" w:hAnsi="Source Sans Pro" w:cs="Source Sans Pro"/>
-          <w:b/>
-          <w:bCs/>
-          <w:color w:val="000000"/>
-          <w:sz w:val="22"/>
-          <w:szCs w:val="22"/>
-        </w:rPr>
-      </w:pPr>
-    </w:p>
-    <w:p>
-      <w:pPr>
-        <w:pBdr>
-          <w:bottom w:val="single" w:sz="6" w:space="1" w:color="000000"/>
-        </w:pBdr>
-        <w:spacing w:before="159" w:after="0"/>
-      </w:pPr>
-      <w:r>
-        <w:rPr>
-          <w:rFonts w:ascii="Source Sans Pro" w:eastAsia="Source Sans Pro" w:hAnsi="Source Sans Pro" w:cs="Source Sans Pro"/>
-          <w:b/>
-          <w:bCs/>
-          <w:color w:val="000000"/>
-          <w:sz w:val="22"/>
-          <w:szCs w:val="22"/>
-        </w:rPr>
-        <w:t>Certifications</w:t>
+        <w:spacing w:before="13" w:after="21"/>
+      </w:pPr>
+      <w:r>
+        <w:rPr>
+          <w:rFonts w:ascii="Source Sans Pro" w:eastAsia="Source Sans Pro" w:hAnsi="Source Sans Pro" w:cs="Source Sans Pro"/>
+          <w:color w:val="000000"/>
+          <w:sz w:val="19"/>
+          <w:szCs w:val="19"/>
+        </w:rPr>
+        <w:t>Deployed automated risk assessment interface via Telegram bot enabling analysts to submit domains for enrichment; supports bulk CSV input/output for vendor risk assessment workflows and includes OSINT enrichment via theHarvester for domain profiling.</w:t>
+      </w:r>
+    </w:p>
+    <w:p>
+      <w:pPr>
+        <w:spacing w:before="39" w:after="9"/>
+      </w:pPr>
+    </w:p>
+    <w:p>
+      <w:pPr>
+        <w:tabs>
+          <w:tab w:val="right" w:pos="10800"/>
+        </w:tabs>
+        <w:spacing w:before="30"/>
+      </w:pPr>
+      <w:hyperlink r:id="rId9">
+        <w:r>
+          <w:rPr>
+            <w:rFonts w:ascii="Source Sans Pro" w:eastAsia="Source Sans Pro" w:hAnsi="Source Sans Pro" w:cs="Source Sans Pro"/>
+            <w:b/>
+            <w:color w:val="000000"/>
+            <w:sz w:val="19"/>
+            <w:szCs w:val="19"/>
+            <w:u w:val="single"/>
+          </w:rPr>
+          <w:t>Vulnerability Scanner and Patch Prioritization Engine</w:t>
+        </w:r>
+      </w:hyperlink>
+      <w:r>
+        <w:rPr>
+          <w:rFonts w:ascii="Source Sans Pro" w:eastAsia="Source Sans Pro" w:hAnsi="Source Sans Pro" w:cs="Source Sans Pro"/>
+          <w:sz w:val="19"/>
+          <w:szCs w:val="19"/>
+        </w:rPr>
+        <w:t xml:space="preserve">  |  </w:t>
+      </w:r>
+      <w:r>
+        <w:rPr>
+          <w:rFonts w:ascii="Source Sans Pro" w:eastAsia="Source Sans Pro" w:hAnsi="Source Sans Pro" w:cs="Source Sans Pro"/>
+          <w:sz w:val="19"/>
+          <w:szCs w:val="19"/>
+        </w:rPr>
+        <w:tab/>
+      </w:r>
+      <w:r>
+        <w:rPr>
+          <w:rFonts w:ascii="Source Sans Pro Light" w:eastAsia="Source Sans Pro" w:hAnsi="Source Sans Pro Light" w:cs="Source Sans Pro"/>
+          <w:i/>
+          <w:iCs/>
+          <w:sz w:val="19"/>
+          <w:szCs w:val="19"/>
+        </w:rPr>
+        <w:t>Python, Bash, Nessus, OpenVAS, NVD API</w:t>
       </w:r>
     </w:p>
     <w:p>
@@ -925,16 +687,16 @@
           <w:ilvl w:val="0"/>
           <w:numId w:val="2"/>
         </w:numPr>
-        <w:spacing w:before="13" w:after="42"/>
-      </w:pPr>
-      <w:r>
-        <w:rPr>
-          <w:rFonts w:ascii="Source Sans Pro" w:eastAsia="Source Sans Pro" w:hAnsi="Source Sans Pro" w:cs="Source Sans Pro"/>
-          <w:color w:val="000000"/>
-          <w:sz w:val="19"/>
-          <w:szCs w:val="19"/>
-        </w:rPr>
-        <w:t>CompTIA Security+ SY0-701  —  in progress, exam target Q3 2026</w:t>
+        <w:spacing w:before="13" w:after="21"/>
+      </w:pPr>
+      <w:r>
+        <w:rPr>
+          <w:rFonts w:ascii="Source Sans Pro" w:eastAsia="Source Sans Pro" w:hAnsi="Source Sans Pro" w:cs="Source Sans Pro"/>
+          <w:color w:val="000000"/>
+          <w:sz w:val="19"/>
+          <w:szCs w:val="19"/>
+        </w:rPr>
+        <w:t>Built automated vulnerability assessment pipeline integrating Nessus and OpenVAS APIs in Python; generated audit-ready CVE reports classified by CVSS severity with EPSS context from the FIRST.org API.</w:t>
       </w:r>
     </w:p>
     <w:p>
@@ -944,7 +706,244 @@
           <w:ilvl w:val="0"/>
           <w:numId w:val="2"/>
         </w:numPr>
-        <w:spacing w:before="13" w:after="42"/>
+        <w:spacing w:before="13" w:after="21"/>
+      </w:pPr>
+      <w:r>
+        <w:rPr>
+          <w:rFonts w:ascii="Source Sans Pro" w:eastAsia="Source Sans Pro" w:hAnsi="Source Sans Pro" w:cs="Source Sans Pro"/>
+          <w:color w:val="000000"/>
+          <w:sz w:val="19"/>
+          <w:szCs w:val="19"/>
+        </w:rPr>
+        <w:t>Developed OWASP Top 10 automated compliance checker validating web application security controls against regulatory requirements; documented vulnerability-to-remediation audit trails including SQL injection evidence and parameterised query fixes.</w:t>
+      </w:r>
+    </w:p>
+    <w:p>
+      <w:pPr>
+        <w:pStyle w:val="ListParagraph"/>
+        <w:numPr>
+          <w:ilvl w:val="0"/>
+          <w:numId w:val="2"/>
+        </w:numPr>
+        <w:spacing w:before="13" w:after="21"/>
+      </w:pPr>
+      <w:r>
+        <w:rPr>
+          <w:rFonts w:ascii="Source Sans Pro" w:eastAsia="Source Sans Pro" w:hAnsi="Source Sans Pro" w:cs="Source Sans Pro"/>
+          <w:color w:val="000000"/>
+          <w:sz w:val="19"/>
+          <w:szCs w:val="19"/>
+        </w:rPr>
+        <w:t>Automated compliance scan scheduling via Bash and cron; built delta-scan logic to track remediation progress and organize audit evidence for patch compliance review.</w:t>
+      </w:r>
+    </w:p>
+    <w:p>
+      <w:pPr>
+        <w:pBdr>
+          <w:bottom w:val="single" w:sz="6" w:space="1" w:color="000000"/>
+        </w:pBdr>
+        <w:spacing w:before="164" w:after="61"/>
+        <w:rPr>
+          <w:rFonts w:ascii="Source Sans Pro" w:eastAsia="Source Sans Pro" w:hAnsi="Source Sans Pro" w:cs="Source Sans Pro"/>
+          <w:b/>
+          <w:bCs/>
+          <w:color w:val="000000"/>
+          <w:sz w:val="22"/>
+          <w:szCs w:val="22"/>
+        </w:rPr>
+      </w:pPr>
+    </w:p>
+    <w:p>
+      <w:pPr>
+        <w:pBdr>
+          <w:bottom w:val="single" w:sz="6" w:space="1" w:color="000000"/>
+        </w:pBdr>
+        <w:spacing w:before="191" w:after="52"/>
+      </w:pPr>
+      <w:r>
+        <w:rPr>
+          <w:rFonts w:ascii="Source Sans Pro" w:eastAsia="Source Sans Pro" w:hAnsi="Source Sans Pro" w:cs="Source Sans Pro"/>
+          <w:b/>
+          <w:bCs/>
+          <w:color w:val="000000"/>
+          <w:sz w:val="22"/>
+          <w:szCs w:val="22"/>
+        </w:rPr>
+        <w:t>Technical Skills</w:t>
+      </w:r>
+    </w:p>
+    <w:p>
+      <w:pPr>
+        <w:spacing w:before="33" w:after="33"/>
+      </w:pPr>
+      <w:r>
+        <w:rPr>
+          <w:rFonts w:ascii="Source Sans Pro" w:eastAsia="Source Sans Pro" w:hAnsi="Source Sans Pro" w:cs="Source Sans Pro"/>
+          <w:b/>
+          <w:sz w:val="19"/>
+          <w:szCs w:val="19"/>
+        </w:rPr>
+        <w:t xml:space="preserve">GRC &amp; Compliance: </w:t>
+      </w:r>
+      <w:r>
+        <w:rPr>
+          <w:rFonts w:ascii="Source Sans Pro" w:eastAsia="Source Sans Pro" w:hAnsi="Source Sans Pro" w:cs="Source Sans Pro"/>
+          <w:sz w:val="19"/>
+          <w:szCs w:val="19"/>
+        </w:rPr>
+        <w:t>NIST CSF, ISO 27001, PCI-DSS, GDPR/PDPB, SOX/ITGC, compliance monitoring</w:t>
+      </w:r>
+    </w:p>
+    <w:p>
+      <w:pPr>
+        <w:spacing w:before="33" w:after="33"/>
+      </w:pPr>
+      <w:r>
+        <w:rPr>
+          <w:rFonts w:ascii="Source Sans Pro" w:eastAsia="Source Sans Pro" w:hAnsi="Source Sans Pro" w:cs="Source Sans Pro"/>
+          <w:b/>
+          <w:sz w:val="19"/>
+          <w:szCs w:val="19"/>
+        </w:rPr>
+        <w:t xml:space="preserve">Risk &amp; Audit: </w:t>
+      </w:r>
+      <w:r>
+        <w:rPr>
+          <w:rFonts w:ascii="Source Sans Pro" w:eastAsia="Source Sans Pro" w:hAnsi="Source Sans Pro" w:cs="Source Sans Pro"/>
+          <w:sz w:val="19"/>
+          <w:szCs w:val="19"/>
+        </w:rPr>
+        <w:t>Risk assessment, control testing, audit documentation, vendor risk, RCSA basics</w:t>
+      </w:r>
+    </w:p>
+    <w:p>
+      <w:pPr>
+        <w:spacing w:before="33" w:after="33"/>
+      </w:pPr>
+      <w:r>
+        <w:rPr>
+          <w:rFonts w:ascii="Source Sans Pro" w:eastAsia="Source Sans Pro" w:hAnsi="Source Sans Pro" w:cs="Source Sans Pro"/>
+          <w:b/>
+          <w:sz w:val="19"/>
+          <w:szCs w:val="19"/>
+        </w:rPr>
+        <w:t xml:space="preserve">Fraud &amp; AML: </w:t>
+      </w:r>
+      <w:r>
+        <w:rPr>
+          <w:rFonts w:ascii="Source Sans Pro" w:eastAsia="Source Sans Pro" w:hAnsi="Source Sans Pro" w:cs="Source Sans Pro"/>
+          <w:sz w:val="19"/>
+          <w:szCs w:val="19"/>
+        </w:rPr>
+        <w:t>Transaction monitoring, AML typologies, KYC/CDD, sanctions screening</w:t>
+      </w:r>
+    </w:p>
+    <w:p>
+      <w:pPr>
+        <w:spacing w:before="33" w:after="33"/>
+      </w:pPr>
+      <w:r>
+        <w:rPr>
+          <w:rFonts w:ascii="Source Sans Pro" w:eastAsia="Source Sans Pro" w:hAnsi="Source Sans Pro" w:cs="Source Sans Pro"/>
+          <w:b/>
+          <w:sz w:val="19"/>
+          <w:szCs w:val="19"/>
+        </w:rPr>
+        <w:t xml:space="preserve">Systems &amp; Tools: </w:t>
+      </w:r>
+      <w:r>
+        <w:rPr>
+          <w:rFonts w:ascii="Source Sans Pro" w:eastAsia="Source Sans Pro" w:hAnsi="Source Sans Pro" w:cs="Source Sans Pro"/>
+          <w:sz w:val="19"/>
+          <w:szCs w:val="19"/>
+        </w:rPr>
+        <w:t>Windows internals, Linux fundamentals, Python, Excel, SQL (basic), TCP/IP basics</w:t>
+      </w:r>
+    </w:p>
+    <w:p>
+      <w:pPr>
+        <w:spacing w:before="33" w:after="33"/>
+      </w:pPr>
+      <w:r>
+        <w:rPr>
+          <w:rFonts w:ascii="Source Sans Pro" w:eastAsia="Source Sans Pro" w:hAnsi="Source Sans Pro" w:cs="Source Sans Pro"/>
+          <w:b/>
+          <w:sz w:val="19"/>
+          <w:szCs w:val="19"/>
+        </w:rPr>
+        <w:t xml:space="preserve">Frameworks: </w:t>
+      </w:r>
+      <w:r>
+        <w:rPr>
+          <w:rFonts w:ascii="Source Sans Pro" w:eastAsia="Source Sans Pro" w:hAnsi="Source Sans Pro" w:cs="Source Sans Pro"/>
+          <w:sz w:val="19"/>
+          <w:szCs w:val="19"/>
+        </w:rPr>
+        <w:t>MITRE ATT&amp;CK, OWASP Top 10, Incident Response (PICERL), audit trail documentation</w:t>
+      </w:r>
+    </w:p>
+    <w:p>
+      <w:pPr>
+        <w:pBdr>
+          <w:bottom w:val="single" w:sz="6" w:space="1" w:color="000000"/>
+        </w:pBdr>
+        <w:spacing w:before="164" w:after="61"/>
+        <w:rPr>
+          <w:rFonts w:ascii="Source Sans Pro" w:eastAsia="Source Sans Pro" w:hAnsi="Source Sans Pro" w:cs="Source Sans Pro"/>
+          <w:b/>
+          <w:bCs/>
+          <w:color w:val="000000"/>
+          <w:sz w:val="22"/>
+          <w:szCs w:val="22"/>
+        </w:rPr>
+      </w:pPr>
+    </w:p>
+    <w:p>
+      <w:pPr>
+        <w:pBdr>
+          <w:bottom w:val="single" w:sz="6" w:space="1" w:color="000000"/>
+        </w:pBdr>
+        <w:spacing w:before="191" w:after="52"/>
+      </w:pPr>
+      <w:r>
+        <w:rPr>
+          <w:rFonts w:ascii="Source Sans Pro" w:eastAsia="Source Sans Pro" w:hAnsi="Source Sans Pro" w:cs="Source Sans Pro"/>
+          <w:b/>
+          <w:bCs/>
+          <w:color w:val="000000"/>
+          <w:sz w:val="22"/>
+          <w:szCs w:val="22"/>
+        </w:rPr>
+        <w:t>Certifications</w:t>
+      </w:r>
+    </w:p>
+    <w:p>
+      <w:pPr>
+        <w:pStyle w:val="ListParagraph"/>
+        <w:numPr>
+          <w:ilvl w:val="0"/>
+          <w:numId w:val="2"/>
+        </w:numPr>
+        <w:spacing w:before="13" w:after="21"/>
+      </w:pPr>
+      <w:r>
+        <w:rPr>
+          <w:rFonts w:ascii="Source Sans Pro" w:eastAsia="Source Sans Pro" w:hAnsi="Source Sans Pro" w:cs="Source Sans Pro"/>
+          <w:color w:val="000000"/>
+          <w:sz w:val="19"/>
+          <w:szCs w:val="19"/>
+        </w:rPr>
+        <w:t>CompTIA Security+ SY0-701  —  in progress, exam target Q3 2026</w:t>
+      </w:r>
+    </w:p>
+    <w:p>
+      <w:pPr>
+        <w:pStyle w:val="ListParagraph"/>
+        <w:numPr>
+          <w:ilvl w:val="0"/>
+          <w:numId w:val="2"/>
+        </w:numPr>
+        <w:spacing w:before="13" w:after="21"/>
       </w:pPr>
       <w:r>
         <w:rPr>

--- a/resumes/Akshay_P_Resume.docx
+++ b/resumes/Akshay_P_Resume.docx
@@ -4,7 +4,7 @@
   <w:body>
     <w:p>
       <w:pPr>
-        <w:spacing w:after="44"/>
+        <w:spacing w:after="0" w:before="20"/>
         <w:jc w:val="center"/>
       </w:pPr>
       <w:r>
@@ -21,6 +21,7 @@
     </w:p>
     <w:p>
       <w:pPr>
+        <w:spacing w:before="20" w:after="0"/>
         <w:jc w:val="center"/>
       </w:pPr>
       <w:r>
@@ -116,7 +117,7 @@
         <w:pBdr>
           <w:bottom w:val="single" w:sz="6" w:space="1" w:color="000000"/>
         </w:pBdr>
-        <w:spacing w:before="372" w:after="52"/>
+        <w:spacing w:before="183" w:after="0"/>
       </w:pPr>
       <w:r>
         <w:rPr>
@@ -135,7 +136,7 @@
         <w:tabs>
           <w:tab w:val="right" w:pos="10800"/>
         </w:tabs>
-        <w:spacing w:before="62"/>
+        <w:spacing w:before="20" w:after="0"/>
       </w:pPr>
       <w:r>
         <w:rPr>
@@ -170,7 +171,7 @@
     </w:p>
     <w:p>
       <w:pPr>
-        <w:spacing w:before="8"/>
+        <w:spacing w:before="8" w:after="0"/>
       </w:pPr>
       <w:r>
         <w:rPr>
@@ -189,7 +190,7 @@
         <w:tabs>
           <w:tab w:val="right" w:pos="10800"/>
         </w:tabs>
-        <w:spacing w:before="62"/>
+        <w:spacing w:before="20" w:after="0"/>
       </w:pPr>
       <w:r>
         <w:rPr>
@@ -224,7 +225,7 @@
     </w:p>
     <w:p>
       <w:pPr>
-        <w:spacing w:before="8"/>
+        <w:spacing w:before="8" w:after="0"/>
       </w:pPr>
       <w:r>
         <w:rPr>
@@ -243,7 +244,7 @@
         <w:tabs>
           <w:tab w:val="right" w:pos="10800"/>
         </w:tabs>
-        <w:spacing w:before="62"/>
+        <w:spacing w:before="20" w:after="0"/>
       </w:pPr>
       <w:r>
         <w:rPr>
@@ -278,7 +279,7 @@
     </w:p>
     <w:p>
       <w:pPr>
-        <w:spacing w:before="8"/>
+        <w:spacing w:before="8" w:after="0"/>
       </w:pPr>
       <w:r>
         <w:rPr>
@@ -294,7 +295,7 @@
     </w:p>
     <w:p>
       <w:pPr>
-        <w:spacing w:before="11" w:after="3"/>
+        <w:spacing w:before="41" w:after="41"/>
       </w:pPr>
     </w:p>
     <w:p>
@@ -302,7 +303,7 @@
         <w:pBdr>
           <w:bottom w:val="single" w:sz="6" w:space="1" w:color="000000"/>
         </w:pBdr>
-        <w:spacing w:before="167" w:after="52"/>
+        <w:spacing w:before="183" w:after="0"/>
       </w:pPr>
       <w:r>
         <w:rPr>
@@ -321,7 +322,7 @@
         <w:tabs>
           <w:tab w:val="right" w:pos="10800"/>
         </w:tabs>
-        <w:spacing w:before="62"/>
+        <w:spacing w:before="20" w:after="0"/>
       </w:pPr>
       <w:r>
         <w:rPr>
@@ -367,7 +368,7 @@
         <w:tabs>
           <w:tab w:val="right" w:pos="10800"/>
         </w:tabs>
-        <w:spacing w:before="8"/>
+        <w:spacing w:before="8" w:after="0"/>
         <w:rPr>
           <w:rFonts w:ascii="Source Sans Pro Light" w:hAnsi="Source Sans Pro Light"/>
           <w:i/>
@@ -420,16 +421,16 @@
           <w:ilvl w:val="0"/>
           <w:numId w:val="2"/>
         </w:numPr>
-        <w:spacing w:before="13" w:after="15"/>
-      </w:pPr>
-      <w:r>
-        <w:rPr>
-          <w:rFonts w:ascii="Source Sans Pro" w:eastAsia="Source Sans Pro" w:hAnsi="Source Sans Pro" w:cs="Source Sans Pro"/>
-          <w:color w:val="000000"/>
-          <w:sz w:val="19"/>
-          <w:szCs w:val="19"/>
-        </w:rPr>
-        <w:t>Triaged 50+ weekly inventory reimbursement cases by severity and policy eligibility, routing high-risk claims to senior review within same-day SLA with no escalation omissions.</w:t>
+        <w:spacing w:before="13" w:after="47"/>
+      </w:pPr>
+      <w:r>
+        <w:rPr>
+          <w:rFonts w:ascii="Source Sans Pro" w:eastAsia="Source Sans Pro" w:hAnsi="Source Sans Pro" w:cs="Source Sans Pro"/>
+          <w:color w:val="000000"/>
+          <w:sz w:val="19"/>
+          <w:szCs w:val="19"/>
+        </w:rPr>
+        <w:t>Triaged 50+ weekly inventory reimbursement cases by severity and policy eligibility, applying structured triage and escalation workflow, producing an audit‑ready case queue.</w:t>
       </w:r>
     </w:p>
     <w:p>
@@ -439,16 +440,16 @@
           <w:ilvl w:val="0"/>
           <w:numId w:val="2"/>
         </w:numPr>
-        <w:spacing w:before="13" w:after="15"/>
-      </w:pPr>
-      <w:r>
-        <w:rPr>
-          <w:rFonts w:ascii="Source Sans Pro" w:eastAsia="Source Sans Pro" w:hAnsi="Source Sans Pro" w:cs="Source Sans Pro"/>
-          <w:color w:val="000000"/>
-          <w:sz w:val="19"/>
-          <w:szCs w:val="19"/>
-        </w:rPr>
-        <w:t>Investigated seller claims for policy violations and anomalous patterns across 200+ weekly cases; documented root-cause findings with supporting evidence for senior reviewer sign-off.</w:t>
+        <w:spacing w:before="13" w:after="47"/>
+      </w:pPr>
+      <w:r>
+        <w:rPr>
+          <w:rFonts w:ascii="Source Sans Pro" w:eastAsia="Source Sans Pro" w:hAnsi="Source Sans Pro" w:cs="Source Sans Pro"/>
+          <w:color w:val="000000"/>
+          <w:sz w:val="19"/>
+          <w:szCs w:val="19"/>
+        </w:rPr>
+        <w:t>Investigated root causes of seller claims, identified policy violations and anomalous patterns, and escalated findings to senior reviewers, generating compliance escalation reports.</w:t>
       </w:r>
     </w:p>
     <w:p>
@@ -458,16 +459,16 @@
           <w:ilvl w:val="0"/>
           <w:numId w:val="2"/>
         </w:numPr>
-        <w:spacing w:before="13" w:after="15"/>
-      </w:pPr>
-      <w:r>
-        <w:rPr>
-          <w:rFonts w:ascii="Source Sans Pro" w:eastAsia="Source Sans Pro" w:hAnsi="Source Sans Pro" w:cs="Source Sans Pro"/>
-          <w:color w:val="000000"/>
-          <w:sz w:val="19"/>
-          <w:szCs w:val="19"/>
-        </w:rPr>
-        <w:t>Maintained structured case records capturing investigation rationale, policy evidence, and corrective actions, producing audit-ready documentation for compliance review.</w:t>
+        <w:spacing w:before="13" w:after="47"/>
+      </w:pPr>
+      <w:r>
+        <w:rPr>
+          <w:rFonts w:ascii="Source Sans Pro" w:eastAsia="Source Sans Pro" w:hAnsi="Source Sans Pro" w:cs="Source Sans Pro"/>
+          <w:color w:val="000000"/>
+          <w:sz w:val="19"/>
+          <w:szCs w:val="19"/>
+        </w:rPr>
+        <w:t>Documented investigation findings, decisions, evidence notes, and corrective actions in audit‑ready case files, creating a control‑evidence repository.</w:t>
       </w:r>
     </w:p>
     <w:p>
@@ -477,7 +478,7 @@
           <w:ilvl w:val="0"/>
           <w:numId w:val="2"/>
         </w:numPr>
-        <w:spacing w:before="13" w:after="15"/>
+        <w:spacing w:before="13" w:after="47"/>
       </w:pPr>
       <w:r>
         <w:rPr>
@@ -494,7 +495,7 @@
         <w:pBdr>
           <w:bottom w:val="single" w:sz="6" w:space="1" w:color="000000"/>
         </w:pBdr>
-        <w:spacing w:before="158" w:after="55"/>
+        <w:spacing w:before="41" w:after="41"/>
         <w:rPr>
           <w:rFonts w:ascii="Source Sans Pro" w:eastAsia="Source Sans Pro" w:hAnsi="Source Sans Pro" w:cs="Source Sans Pro"/>
           <w:b/>
@@ -510,7 +511,7 @@
         <w:pBdr>
           <w:bottom w:val="single" w:sz="6" w:space="1" w:color="000000"/>
         </w:pBdr>
-        <w:spacing w:before="167" w:after="52"/>
+        <w:spacing w:before="183" w:after="0"/>
       </w:pPr>
       <w:r>
         <w:rPr>
@@ -529,7 +530,7 @@
         <w:tabs>
           <w:tab w:val="right" w:pos="10800"/>
         </w:tabs>
-        <w:spacing w:before="62"/>
+        <w:spacing w:before="20" w:after="0"/>
       </w:pPr>
       <w:hyperlink r:id="rId8">
         <w:r>
@@ -541,7 +542,7 @@
             <w:szCs w:val="19"/>
             <w:u w:val="single"/>
           </w:rPr>
-          <w:t>SOC Automation and Threat Detection Lab</w:t>
+          <w:t>Phishing and OSINT Threat Intelligence Tool</w:t>
         </w:r>
       </w:hyperlink>
       <w:r>
@@ -568,7 +569,7 @@
           <w:sz w:val="19"/>
           <w:szCs w:val="19"/>
         </w:rPr>
-        <w:t>Python, Splunk, Wireshark, Nmap, MITRE ATT&amp;CK</w:t>
+        <w:t>Python, VirusTotal API, AbuseIPDB, WHOIS, Telegram bot</w:t>
       </w:r>
     </w:p>
     <w:p>
@@ -578,16 +579,16 @@
           <w:ilvl w:val="0"/>
           <w:numId w:val="2"/>
         </w:numPr>
-        <w:spacing w:before="13" w:after="15"/>
-      </w:pPr>
-      <w:r>
-        <w:rPr>
-          <w:rFonts w:ascii="Source Sans Pro" w:eastAsia="Source Sans Pro" w:hAnsi="Source Sans Pro" w:cs="Source Sans Pro"/>
-          <w:color w:val="000000"/>
-          <w:sz w:val="19"/>
-          <w:szCs w:val="19"/>
-        </w:rPr>
-        <w:t>Deployed Splunk SIEM with SPL correlation searches for brute-force detection, lateral movement, and privilege escalation; mapped TTPs to MITRE ATT&amp;CK and wrote PICERL incident report.</w:t>
+        <w:spacing w:before="13" w:after="47"/>
+      </w:pPr>
+      <w:r>
+        <w:rPr>
+          <w:rFonts w:ascii="Source Sans Pro" w:eastAsia="Source Sans Pro" w:hAnsi="Source Sans Pro" w:cs="Source Sans Pro"/>
+          <w:color w:val="000000"/>
+          <w:sz w:val="19"/>
+          <w:szCs w:val="19"/>
+        </w:rPr>
+        <w:t>Built multi-API threat intelligence pipeline in Python that submits suspicious URLs and IPs to VirusTotal, AbuseIPDB, and URLScan.io and cross-references WHOIS registration age, DNS records, and SSL details for phishing analysis, producing a consolidated phishing analysis report.</w:t>
       </w:r>
     </w:p>
     <w:p>
@@ -597,16 +598,16 @@
           <w:ilvl w:val="0"/>
           <w:numId w:val="2"/>
         </w:numPr>
-        <w:spacing w:before="13" w:after="15"/>
-      </w:pPr>
-      <w:r>
-        <w:rPr>
-          <w:rFonts w:ascii="Source Sans Pro" w:eastAsia="Source Sans Pro" w:hAnsi="Source Sans Pro" w:cs="Source Sans Pro"/>
-          <w:color w:val="000000"/>
-          <w:sz w:val="19"/>
-          <w:szCs w:val="19"/>
-        </w:rPr>
-        <w:t>Built automated SOAR-style detection pipeline: Python script ingests Splunk alerts, runs IOC enrichment via VirusTotal API, and dispatches Telegram notifications with severity classification.</w:t>
+        <w:spacing w:before="13" w:after="47"/>
+      </w:pPr>
+      <w:r>
+        <w:rPr>
+          <w:rFonts w:ascii="Source Sans Pro" w:eastAsia="Source Sans Pro" w:hAnsi="Source Sans Pro" w:cs="Source Sans Pro"/>
+          <w:color w:val="000000"/>
+          <w:sz w:val="19"/>
+          <w:szCs w:val="19"/>
+        </w:rPr>
+        <w:t>Implemented typosquatting domain detector in Python that generates character‑substitution variants of brand domains and checks live DNS resolution for brand‑impersonation analysis, delivering a curated typosquatting detection list.</w:t>
       </w:r>
     </w:p>
     <w:p>
@@ -616,21 +617,21 @@
           <w:ilvl w:val="0"/>
           <w:numId w:val="2"/>
         </w:numPr>
-        <w:spacing w:before="13" w:after="15"/>
-      </w:pPr>
-      <w:r>
-        <w:rPr>
-          <w:rFonts w:ascii="Source Sans Pro" w:eastAsia="Source Sans Pro" w:hAnsi="Source Sans Pro" w:cs="Source Sans Pro"/>
-          <w:color w:val="000000"/>
-          <w:sz w:val="19"/>
-          <w:szCs w:val="19"/>
-        </w:rPr>
-        <w:t>Converted detection logic to Sigma rules (vendor-neutral format used by enterprise SOCs); performed TCP/IP analysis in Wireshark to detect SYN scans, DNS tunnelling, and plaintext credential exposure on unencrypted sessions.</w:t>
-      </w:r>
-    </w:p>
-    <w:p>
-      <w:pPr>
-        <w:spacing w:before="33" w:after="3"/>
+        <w:spacing w:before="13" w:after="47"/>
+      </w:pPr>
+      <w:r>
+        <w:rPr>
+          <w:rFonts w:ascii="Source Sans Pro" w:eastAsia="Source Sans Pro" w:hAnsi="Source Sans Pro" w:cs="Source Sans Pro"/>
+          <w:color w:val="000000"/>
+          <w:sz w:val="19"/>
+          <w:szCs w:val="19"/>
+        </w:rPr>
+        <w:t>Deployed Telegram bot interface in Python enabling analysts to submit URLs for live IOC enrichment, supporting bulk CSV input and output for incident response workflows and adding OSINT enrichment via theHarvester for domain profiling, resulting in an enriched IOC package.</w:t>
+      </w:r>
+    </w:p>
+    <w:p>
+      <w:pPr>
+        <w:spacing w:before="41" w:after="41"/>
       </w:pPr>
     </w:p>
     <w:p>
@@ -638,7 +639,7 @@
         <w:tabs>
           <w:tab w:val="right" w:pos="10800"/>
         </w:tabs>
-        <w:spacing w:before="30"/>
+        <w:spacing w:before="30" w:after="0"/>
       </w:pPr>
       <w:hyperlink r:id="rId9">
         <w:r>
@@ -687,16 +688,16 @@
           <w:ilvl w:val="0"/>
           <w:numId w:val="2"/>
         </w:numPr>
-        <w:spacing w:before="13" w:after="15"/>
-      </w:pPr>
-      <w:r>
-        <w:rPr>
-          <w:rFonts w:ascii="Source Sans Pro" w:eastAsia="Source Sans Pro" w:hAnsi="Source Sans Pro" w:cs="Source Sans Pro"/>
-          <w:color w:val="000000"/>
-          <w:sz w:val="19"/>
-          <w:szCs w:val="19"/>
-        </w:rPr>
-        <w:t>Built automated vulnerability assessment pipeline integrating Nessus and OpenVAS REST APIs in Python; generated CVE reports classified by CVSS severity and EPSS context from the FIRST.org API.</w:t>
+        <w:spacing w:before="13" w:after="47"/>
+      </w:pPr>
+      <w:r>
+        <w:rPr>
+          <w:rFonts w:ascii="Source Sans Pro" w:eastAsia="Source Sans Pro" w:hAnsi="Source Sans Pro" w:cs="Source Sans Pro"/>
+          <w:color w:val="000000"/>
+          <w:sz w:val="19"/>
+          <w:szCs w:val="19"/>
+        </w:rPr>
+        <w:t>Built automated vulnerability assessment pipeline in Python that integrates Nessus and OpenVAS REST APIs and generates CVE reports classified by CVSS severity and EPSS context from the FIRST.org API, creating a comprehensive vulnerability assessment report.</w:t>
       </w:r>
     </w:p>
     <w:p>
@@ -706,16 +707,16 @@
           <w:ilvl w:val="0"/>
           <w:numId w:val="2"/>
         </w:numPr>
-        <w:spacing w:before="13" w:after="15"/>
-      </w:pPr>
-      <w:r>
-        <w:rPr>
-          <w:rFonts w:ascii="Source Sans Pro" w:eastAsia="Source Sans Pro" w:hAnsi="Source Sans Pro" w:cs="Source Sans Pro"/>
-          <w:color w:val="000000"/>
-          <w:sz w:val="19"/>
-          <w:szCs w:val="19"/>
-        </w:rPr>
-        <w:t>Developed OWASP Top 10 automated web checker that sends crafted HTTP requests to detect injection, broken auth, and SSRF vulnerabilities; documented SQL injection exploit and parameterised query remediation.</w:t>
+        <w:spacing w:before="13" w:after="47"/>
+      </w:pPr>
+      <w:r>
+        <w:rPr>
+          <w:rFonts w:ascii="Source Sans Pro" w:eastAsia="Source Sans Pro" w:hAnsi="Source Sans Pro" w:cs="Source Sans Pro"/>
+          <w:color w:val="000000"/>
+          <w:sz w:val="19"/>
+          <w:szCs w:val="19"/>
+        </w:rPr>
+        <w:t>Developed OWASP Top 10 automated web checker in Python that sends crafted HTTP requests to detect injection, broken authentication, and SSRF vulnerabilities and documents SQL injection exploit and parameterised query remediation, producing a detailed web security findings document.</w:t>
       </w:r>
     </w:p>
     <w:p>
@@ -725,16 +726,16 @@
           <w:ilvl w:val="0"/>
           <w:numId w:val="2"/>
         </w:numPr>
-        <w:spacing w:before="13" w:after="15"/>
-      </w:pPr>
-      <w:r>
-        <w:rPr>
-          <w:rFonts w:ascii="Source Sans Pro" w:eastAsia="Source Sans Pro" w:hAnsi="Source Sans Pro" w:cs="Source Sans Pro"/>
-          <w:color w:val="000000"/>
-          <w:sz w:val="19"/>
-          <w:szCs w:val="19"/>
-        </w:rPr>
-        <w:t>Automated scan scheduling via Bash and cron; built delta-scan logic to flag newly discovered CVEs and organize patch compliance tracking evidence.</w:t>
+        <w:spacing w:before="13" w:after="47"/>
+      </w:pPr>
+      <w:r>
+        <w:rPr>
+          <w:rFonts w:ascii="Source Sans Pro" w:eastAsia="Source Sans Pro" w:hAnsi="Source Sans Pro" w:cs="Source Sans Pro"/>
+          <w:color w:val="000000"/>
+          <w:sz w:val="19"/>
+          <w:szCs w:val="19"/>
+        </w:rPr>
+        <w:t>Automated scan scheduling with Bash and cron, added delta‑scan logic to flag newly discovered CVEs and organize patch compliance tracking evidence, generating a patch compliance evidence bundle.</w:t>
       </w:r>
     </w:p>
     <w:p>
@@ -742,7 +743,7 @@
         <w:pBdr>
           <w:bottom w:val="single" w:sz="6" w:space="1" w:color="000000"/>
         </w:pBdr>
-        <w:spacing w:before="158" w:after="55"/>
+        <w:spacing w:before="41" w:after="41"/>
         <w:rPr>
           <w:rFonts w:ascii="Source Sans Pro" w:eastAsia="Source Sans Pro" w:hAnsi="Source Sans Pro" w:cs="Source Sans Pro"/>
           <w:b/>
@@ -758,7 +759,7 @@
         <w:pBdr>
           <w:bottom w:val="single" w:sz="6" w:space="1" w:color="000000"/>
         </w:pBdr>
-        <w:spacing w:before="167" w:after="52"/>
+        <w:spacing w:before="183" w:after="0"/>
       </w:pPr>
       <w:r>
         <w:rPr>
@@ -774,7 +775,7 @@
     </w:p>
     <w:p>
       <w:pPr>
-        <w:spacing w:before="27" w:after="27"/>
+        <w:spacing w:before="65" w:after="65"/>
       </w:pPr>
       <w:r>
         <w:rPr>
@@ -783,20 +784,20 @@
           <w:sz w:val="19"/>
           <w:szCs w:val="19"/>
         </w:rPr>
-        <w:t xml:space="preserve">SOC Operations: </w:t>
-      </w:r>
-      <w:r>
-        <w:rPr>
-          <w:rFonts w:ascii="Source Sans Pro" w:eastAsia="Source Sans Pro" w:hAnsi="Source Sans Pro" w:cs="Source Sans Pro"/>
-          <w:sz w:val="19"/>
-          <w:szCs w:val="19"/>
-        </w:rPr>
-        <w:t>Alert triage, incident investigation, log analysis, threat detection, escalation, false positive analysis</w:t>
-      </w:r>
-    </w:p>
-    <w:p>
-      <w:pPr>
-        <w:spacing w:before="27" w:after="27"/>
+        <w:t xml:space="preserve">GRC &amp; Compliance: </w:t>
+      </w:r>
+      <w:r>
+        <w:rPr>
+          <w:rFonts w:ascii="Source Sans Pro" w:eastAsia="Source Sans Pro" w:hAnsi="Source Sans Pro" w:cs="Source Sans Pro"/>
+          <w:sz w:val="19"/>
+          <w:szCs w:val="19"/>
+        </w:rPr>
+        <w:t>NIST CSF, ISO 27001, PCI-DSS, GDPR/PDPB, SOX/ITGC, compliance monitoring</w:t>
+      </w:r>
+    </w:p>
+    <w:p>
+      <w:pPr>
+        <w:spacing w:before="65" w:after="65"/>
       </w:pPr>
       <w:r>
         <w:rPr>
@@ -805,20 +806,20 @@
           <w:sz w:val="19"/>
           <w:szCs w:val="19"/>
         </w:rPr>
-        <w:t xml:space="preserve">SIEM &amp; Monitoring: </w:t>
-      </w:r>
-      <w:r>
-        <w:rPr>
-          <w:rFonts w:ascii="Source Sans Pro" w:eastAsia="Source Sans Pro" w:hAnsi="Source Sans Pro" w:cs="Source Sans Pro"/>
-          <w:sz w:val="19"/>
-          <w:szCs w:val="19"/>
-        </w:rPr>
-        <w:t>Splunk (SPL), Elastic SIEM (basic), Windows Event Logs, Sysmon, Wireshark</w:t>
-      </w:r>
-    </w:p>
-    <w:p>
-      <w:pPr>
-        <w:spacing w:before="27" w:after="27"/>
+        <w:t xml:space="preserve">Risk &amp; Audit: </w:t>
+      </w:r>
+      <w:r>
+        <w:rPr>
+          <w:rFonts w:ascii="Source Sans Pro" w:eastAsia="Source Sans Pro" w:hAnsi="Source Sans Pro" w:cs="Source Sans Pro"/>
+          <w:sz w:val="19"/>
+          <w:szCs w:val="19"/>
+        </w:rPr>
+        <w:t>Risk assessment, control testing, audit documentation, vendor risk, RCSA basics</w:t>
+      </w:r>
+    </w:p>
+    <w:p>
+      <w:pPr>
+        <w:spacing w:before="65" w:after="65"/>
       </w:pPr>
       <w:r>
         <w:rPr>
@@ -827,20 +828,20 @@
           <w:sz w:val="19"/>
           <w:szCs w:val="19"/>
         </w:rPr>
-        <w:t xml:space="preserve">Threat Intelligence: </w:t>
-      </w:r>
-      <w:r>
-        <w:rPr>
-          <w:rFonts w:ascii="Source Sans Pro" w:eastAsia="Source Sans Pro" w:hAnsi="Source Sans Pro" w:cs="Source Sans Pro"/>
-          <w:sz w:val="19"/>
-          <w:szCs w:val="19"/>
-        </w:rPr>
-        <w:t>MITRE ATT&amp;CK, IOC analysis, VirusTotal, OSINT enrichment, Cyber Kill Chain</w:t>
-      </w:r>
-    </w:p>
-    <w:p>
-      <w:pPr>
-        <w:spacing w:before="27" w:after="27"/>
+        <w:t xml:space="preserve">Fraud &amp; AML: </w:t>
+      </w:r>
+      <w:r>
+        <w:rPr>
+          <w:rFonts w:ascii="Source Sans Pro" w:eastAsia="Source Sans Pro" w:hAnsi="Source Sans Pro" w:cs="Source Sans Pro"/>
+          <w:sz w:val="19"/>
+          <w:szCs w:val="19"/>
+        </w:rPr>
+        <w:t>Transaction monitoring, AML typologies, KYC/CDD, sanctions screening</w:t>
+      </w:r>
+    </w:p>
+    <w:p>
+      <w:pPr>
+        <w:spacing w:before="65" w:after="65"/>
       </w:pPr>
       <w:r>
         <w:rPr>
@@ -849,20 +850,20 @@
           <w:sz w:val="19"/>
           <w:szCs w:val="19"/>
         </w:rPr>
-        <w:t xml:space="preserve">Systems &amp; Networking: </w:t>
-      </w:r>
-      <w:r>
-        <w:rPr>
-          <w:rFonts w:ascii="Source Sans Pro" w:eastAsia="Source Sans Pro" w:hAnsi="Source Sans Pro" w:cs="Source Sans Pro"/>
-          <w:sz w:val="19"/>
-          <w:szCs w:val="19"/>
-        </w:rPr>
-        <w:t>Windows internals, Linux fundamentals, TCP/IP, DNS, HTTP/S, firewall and IDS/IPS concepts</w:t>
-      </w:r>
-    </w:p>
-    <w:p>
-      <w:pPr>
-        <w:spacing w:before="27" w:after="27"/>
+        <w:t xml:space="preserve">Systems &amp; Tools: </w:t>
+      </w:r>
+      <w:r>
+        <w:rPr>
+          <w:rFonts w:ascii="Source Sans Pro" w:eastAsia="Source Sans Pro" w:hAnsi="Source Sans Pro" w:cs="Source Sans Pro"/>
+          <w:sz w:val="19"/>
+          <w:szCs w:val="19"/>
+        </w:rPr>
+        <w:t>Windows internals, Linux fundamentals, Python, Excel, SQL (basic), TCP/IP basics</w:t>
+      </w:r>
+    </w:p>
+    <w:p>
+      <w:pPr>
+        <w:spacing w:before="65" w:after="65"/>
       </w:pPr>
       <w:r>
         <w:rPr>
@@ -871,15 +872,15 @@
           <w:sz w:val="19"/>
           <w:szCs w:val="19"/>
         </w:rPr>
-        <w:t xml:space="preserve">Automation: </w:t>
-      </w:r>
-      <w:r>
-        <w:rPr>
-          <w:rFonts w:ascii="Source Sans Pro" w:eastAsia="Source Sans Pro" w:hAnsi="Source Sans Pro" w:cs="Source Sans Pro"/>
-          <w:sz w:val="19"/>
-          <w:szCs w:val="19"/>
-        </w:rPr>
-        <w:t>Python, Bash (basic), regular expressions</w:t>
+        <w:t xml:space="preserve">Frameworks: </w:t>
+      </w:r>
+      <w:r>
+        <w:rPr>
+          <w:rFonts w:ascii="Source Sans Pro" w:eastAsia="Source Sans Pro" w:hAnsi="Source Sans Pro" w:cs="Source Sans Pro"/>
+          <w:sz w:val="19"/>
+          <w:szCs w:val="19"/>
+        </w:rPr>
+        <w:t>MITRE ATT&amp;CK, OWASP Top 10, Incident Response (PICERL), audit trail documentation</w:t>
       </w:r>
     </w:p>
     <w:p>
@@ -887,7 +888,7 @@
         <w:pBdr>
           <w:bottom w:val="single" w:sz="6" w:space="1" w:color="000000"/>
         </w:pBdr>
-        <w:spacing w:before="158" w:after="55"/>
+        <w:spacing w:before="41" w:after="41"/>
         <w:rPr>
           <w:rFonts w:ascii="Source Sans Pro" w:eastAsia="Source Sans Pro" w:hAnsi="Source Sans Pro" w:cs="Source Sans Pro"/>
           <w:b/>
@@ -903,7 +904,7 @@
         <w:pBdr>
           <w:bottom w:val="single" w:sz="6" w:space="1" w:color="000000"/>
         </w:pBdr>
-        <w:spacing w:before="167" w:after="52"/>
+        <w:spacing w:before="183" w:after="0"/>
       </w:pPr>
       <w:r>
         <w:rPr>
@@ -924,7 +925,7 @@
           <w:ilvl w:val="0"/>
           <w:numId w:val="2"/>
         </w:numPr>
-        <w:spacing w:before="13" w:after="15"/>
+        <w:spacing w:before="13" w:after="47"/>
       </w:pPr>
       <w:r>
         <w:rPr>
@@ -943,7 +944,7 @@
           <w:ilvl w:val="0"/>
           <w:numId w:val="2"/>
         </w:numPr>
-        <w:spacing w:before="13" w:after="15"/>
+        <w:spacing w:before="13" w:after="47"/>
       </w:pPr>
       <w:r>
         <w:rPr>

--- a/resumes/Akshay_P_Resume.docx
+++ b/resumes/Akshay_P_Resume.docx
@@ -430,7 +430,7 @@
           <w:sz w:val="19"/>
           <w:szCs w:val="19"/>
         </w:rPr>
-        <w:t>Triaged 50+ weekly inventory reimbursement cases by severity and policy eligibility, applying structured triage and escalation workflow, producing an audit‑ready case queue.</w:t>
+        <w:t>Triaged 50+ weekly inventory reimbursement cases by severity and policy eligibility, applying structured triage and escalation workflow, producing audit‑ready decision logs.</w:t>
       </w:r>
     </w:p>
     <w:p>
@@ -468,7 +468,7 @@
           <w:sz w:val="19"/>
           <w:szCs w:val="19"/>
         </w:rPr>
-        <w:t>Documented investigation findings, decisions, evidence notes, and corrective actions in audit‑ready case files, creating a control‑evidence repository.</w:t>
+        <w:t>Documented investigation findings, evidence notes, and corrective actions in audit‑ready case files, creating a control evidence repository for compliance tracking.</w:t>
       </w:r>
     </w:p>
     <w:p>
@@ -588,7 +588,7 @@
           <w:sz w:val="19"/>
           <w:szCs w:val="19"/>
         </w:rPr>
-        <w:t>Built multi-API threat intelligence pipeline in Python that submits suspicious URLs and IPs to VirusTotal, AbuseIPDB, and URLScan.io and cross-references WHOIS registration age, DNS records, and SSL details for phishing analysis, producing a consolidated phishing analysis report.</w:t>
+        <w:t>Built multi-API threat intelligence pipeline in Python that submits suspicious URLs and IPs to VirusTotal and AbuseIPDB, cross‑references WHOIS registration age, DNS records and SSL details, and outputs a structured phishing analysis report.</w:t>
       </w:r>
     </w:p>
     <w:p>
@@ -607,7 +607,7 @@
           <w:sz w:val="19"/>
           <w:szCs w:val="19"/>
         </w:rPr>
-        <w:t>Implemented typosquatting domain detector in Python that generates character‑substitution variants of brand domains and checks live DNS resolution for brand‑impersonation analysis, delivering a curated typosquatting detection list.</w:t>
+        <w:t>Implemented typosquatting domain detector that generates character‑substitution variants of brand domains, checks live DNS resolution for each variant, and produces a comprehensive typosquatting detection list.</w:t>
       </w:r>
     </w:p>
     <w:p>
@@ -626,7 +626,7 @@
           <w:sz w:val="19"/>
           <w:szCs w:val="19"/>
         </w:rPr>
-        <w:t>Deployed Telegram bot interface in Python enabling analysts to submit URLs for live IOC enrichment, supporting bulk CSV input and output for incident response workflows and adding OSINT enrichment via theHarvester for domain profiling, resulting in an enriched IOC package.</w:t>
+        <w:t>Deployed Telegram bot interface that accepts URLs from analysts, enriches them with OSINT data via theHarvester, supports bulk CSV input and output, and returns an enriched IOC payload for incident response workflows.</w:t>
       </w:r>
     </w:p>
     <w:p>
@@ -697,7 +697,7 @@
           <w:sz w:val="19"/>
           <w:szCs w:val="19"/>
         </w:rPr>
-        <w:t>Built automated vulnerability assessment pipeline in Python that integrates Nessus and OpenVAS REST APIs and generates CVE reports classified by CVSS severity and EPSS context from the FIRST.org API, creating a comprehensive vulnerability assessment report.</w:t>
+        <w:t>Built automated vulnerability assessment pipeline in Python that integrates Nessus and OpenVAS REST APIs, retrieves CVE data from the NVD API, adds EPSS context from the FIRST.org API, and generates a consolidated CVE report.</w:t>
       </w:r>
     </w:p>
     <w:p>
@@ -716,7 +716,7 @@
           <w:sz w:val="19"/>
           <w:szCs w:val="19"/>
         </w:rPr>
-        <w:t>Developed OWASP Top 10 automated web checker in Python that sends crafted HTTP requests to detect injection, broken authentication, and SSRF vulnerabilities and documents SQL injection exploit and parameterised query remediation, producing a detailed web security findings document.</w:t>
+        <w:t>Developed OWASP Top 10 automated web checker that sends crafted HTTP requests to detect injection, broken authentication and SSRF vulnerabilities, documents findings in a structured vulnerability assessment file.</w:t>
       </w:r>
     </w:p>
     <w:p>
@@ -735,7 +735,7 @@
           <w:sz w:val="19"/>
           <w:szCs w:val="19"/>
         </w:rPr>
-        <w:t>Automated scan scheduling with Bash and cron, added delta‑scan logic to flag newly discovered CVEs and organize patch compliance tracking evidence, generating a patch compliance evidence bundle.</w:t>
+        <w:t>Automated scan scheduling with Bash and cron, added delta‑scan logic to flag newly discovered CVEs, and organized patch compliance tracking evidence in a centralized repository.</w:t>
       </w:r>
     </w:p>
     <w:p>

--- a/resumes/Akshay_P_Resume.docx
+++ b/resumes/Akshay_P_Resume.docx
@@ -430,7 +430,7 @@
           <w:sz w:val="19"/>
           <w:szCs w:val="19"/>
         </w:rPr>
-        <w:t>Triaged 50+ weekly inventory reimbursement cases by severity and policy eligibility, applying structured triage and escalation workflow, producing audit‑ready decision logs.</w:t>
+        <w:t>Triaged 50+ weekly inventory reimbursement cases by severity and policy eligibility, applying structured compliance triage and escalation workflows, producing a daily compliance case summary.</w:t>
       </w:r>
     </w:p>
     <w:p>
@@ -449,7 +449,7 @@
           <w:sz w:val="19"/>
           <w:szCs w:val="19"/>
         </w:rPr>
-        <w:t>Investigated root causes of seller claims, identified policy violations and anomalous patterns, and escalated findings to senior reviewers, generating compliance escalation reports.</w:t>
+        <w:t>Investigated root causes of seller claims, identified policy violations and anomalous patterns, and escalated findings to senior reviewers, generating an escalation report for compliance review.</w:t>
       </w:r>
     </w:p>
     <w:p>
@@ -468,7 +468,7 @@
           <w:sz w:val="19"/>
           <w:szCs w:val="19"/>
         </w:rPr>
-        <w:t>Documented investigation findings, evidence notes, and corrective actions in audit‑ready case files, creating a control evidence repository for compliance tracking.</w:t>
+        <w:t>Maintained audit‑ready case documentation capturing investigation findings, decisions, evidence notes, and corrective actions, creating a centralized compliance evidence repository.</w:t>
       </w:r>
     </w:p>
     <w:p>
@@ -588,7 +588,7 @@
           <w:sz w:val="19"/>
           <w:szCs w:val="19"/>
         </w:rPr>
-        <w:t>Built multi-API threat intelligence pipeline in Python that submits suspicious URLs and IPs to VirusTotal and AbuseIPDB, cross‑references WHOIS registration age, DNS records and SSL details, and outputs a structured phishing analysis report.</w:t>
+        <w:t>Built multi-API threat intelligence pipeline in Python that submits suspicious URLs and IPs to VirusTotal, AbuseIPDB, and URLScan.io and cross-references WHOIS registration age, DNS records, and SSL details to generate a phishing analysis report.</w:t>
       </w:r>
     </w:p>
     <w:p>
@@ -607,7 +607,7 @@
           <w:sz w:val="19"/>
           <w:szCs w:val="19"/>
         </w:rPr>
-        <w:t>Implemented typosquatting domain detector that generates character‑substitution variants of brand domains, checks live DNS resolution for each variant, and produces a comprehensive typosquatting detection list.</w:t>
+        <w:t>Implemented a typosquatting domain detector in Python that creates character‑substitution variants of brand domains, checks live DNS resolution, and produces a typosquatting detection list for brand‑impersonation analysis.</w:t>
       </w:r>
     </w:p>
     <w:p>
@@ -626,7 +626,7 @@
           <w:sz w:val="19"/>
           <w:szCs w:val="19"/>
         </w:rPr>
-        <w:t>Deployed Telegram bot interface that accepts URLs from analysts, enriches them with OSINT data via theHarvester, supports bulk CSV input and output, and returns an enriched IOC payload for incident response workflows.</w:t>
+        <w:t>Deployed a Telegram bot interface written in Python that accepts URL submissions, enriches them with OSINT data via theHarvester, processes bulk CSV input/output, and delivers an enriched IOC package to analysts.</w:t>
       </w:r>
     </w:p>
     <w:p>
@@ -697,7 +697,7 @@
           <w:sz w:val="19"/>
           <w:szCs w:val="19"/>
         </w:rPr>
-        <w:t>Built automated vulnerability assessment pipeline in Python that integrates Nessus and OpenVAS REST APIs, retrieves CVE data from the NVD API, adds EPSS context from the FIRST.org API, and generates a consolidated CVE report.</w:t>
+        <w:t>Built an automated vulnerability assessment pipeline in Python that integrates Nessus and OpenVAS REST APIs, pulls CVE data from the NVD API, and adds EPSS context from the FIRST.org API to produce a comprehensive CVE report.</w:t>
       </w:r>
     </w:p>
     <w:p>
@@ -716,7 +716,7 @@
           <w:sz w:val="19"/>
           <w:szCs w:val="19"/>
         </w:rPr>
-        <w:t>Developed OWASP Top 10 automated web checker that sends crafted HTTP requests to detect injection, broken authentication and SSRF vulnerabilities, documents findings in a structured vulnerability assessment file.</w:t>
+        <w:t>Developed an OWASP Top 10 automated web checker in Python that sends crafted HTTP requests to detect injection, broken authentication, and SSRF vulnerabilities and documents findings in a detailed SQL injection exploit report.</w:t>
       </w:r>
     </w:p>
     <w:p>
@@ -735,7 +735,7 @@
           <w:sz w:val="19"/>
           <w:szCs w:val="19"/>
         </w:rPr>
-        <w:t>Automated scan scheduling with Bash and cron, added delta‑scan logic to flag newly discovered CVEs, and organized patch compliance tracking evidence in a centralized repository.</w:t>
+        <w:t>Automated scan scheduling with Bash and cron, added delta‑scan logic to flag newly discovered CVEs, and organized patch compliance tracking evidence in a structured compliance tracking file.</w:t>
       </w:r>
     </w:p>
     <w:p>

--- a/resumes/Akshay_P_Resume.docx
+++ b/resumes/Akshay_P_Resume.docx
@@ -4,7 +4,7 @@
   <w:body>
     <w:p>
       <w:pPr>
-        <w:spacing w:after="0" w:before="20"/>
+        <w:spacing w:after="44"/>
         <w:jc w:val="center"/>
       </w:pPr>
       <w:r>
@@ -21,7 +21,6 @@
     </w:p>
     <w:p>
       <w:pPr>
-        <w:spacing w:before="20" w:after="0"/>
         <w:jc w:val="center"/>
       </w:pPr>
       <w:r>
@@ -117,7 +116,7 @@
         <w:pBdr>
           <w:bottom w:val="single" w:sz="6" w:space="1" w:color="000000"/>
         </w:pBdr>
-        <w:spacing w:before="183" w:after="0"/>
+        <w:spacing w:before="422" w:after="52"/>
       </w:pPr>
       <w:r>
         <w:rPr>
@@ -136,7 +135,7 @@
         <w:tabs>
           <w:tab w:val="right" w:pos="10800"/>
         </w:tabs>
-        <w:spacing w:before="20" w:after="0"/>
+        <w:spacing w:before="62"/>
       </w:pPr>
       <w:r>
         <w:rPr>
@@ -171,7 +170,7 @@
     </w:p>
     <w:p>
       <w:pPr>
-        <w:spacing w:before="8" w:after="0"/>
+        <w:spacing w:before="8"/>
       </w:pPr>
       <w:r>
         <w:rPr>
@@ -190,7 +189,7 @@
         <w:tabs>
           <w:tab w:val="right" w:pos="10800"/>
         </w:tabs>
-        <w:spacing w:before="20" w:after="0"/>
+        <w:spacing w:before="62"/>
       </w:pPr>
       <w:r>
         <w:rPr>
@@ -225,7 +224,7 @@
     </w:p>
     <w:p>
       <w:pPr>
-        <w:spacing w:before="8" w:after="0"/>
+        <w:spacing w:before="8"/>
       </w:pPr>
       <w:r>
         <w:rPr>
@@ -244,7 +243,7 @@
         <w:tabs>
           <w:tab w:val="right" w:pos="10800"/>
         </w:tabs>
-        <w:spacing w:before="20" w:after="0"/>
+        <w:spacing w:before="62"/>
       </w:pPr>
       <w:r>
         <w:rPr>
@@ -279,7 +278,7 @@
     </w:p>
     <w:p>
       <w:pPr>
-        <w:spacing w:before="8" w:after="0"/>
+        <w:spacing w:before="8"/>
       </w:pPr>
       <w:r>
         <w:rPr>
@@ -295,7 +294,7 @@
     </w:p>
     <w:p>
       <w:pPr>
-        <w:spacing w:before="41" w:after="41"/>
+        <w:spacing w:before="23" w:after="15"/>
       </w:pPr>
     </w:p>
     <w:p>
@@ -303,7 +302,7 @@
         <w:pBdr>
           <w:bottom w:val="single" w:sz="6" w:space="1" w:color="000000"/>
         </w:pBdr>
-        <w:spacing w:before="183" w:after="0"/>
+        <w:spacing w:before="217" w:after="52"/>
       </w:pPr>
       <w:r>
         <w:rPr>
@@ -322,7 +321,7 @@
         <w:tabs>
           <w:tab w:val="right" w:pos="10800"/>
         </w:tabs>
-        <w:spacing w:before="20" w:after="0"/>
+        <w:spacing w:before="62"/>
       </w:pPr>
       <w:r>
         <w:rPr>
@@ -368,7 +367,7 @@
         <w:tabs>
           <w:tab w:val="right" w:pos="10800"/>
         </w:tabs>
-        <w:spacing w:before="8" w:after="0"/>
+        <w:spacing w:before="8"/>
         <w:rPr>
           <w:rFonts w:ascii="Source Sans Pro Light" w:hAnsi="Source Sans Pro Light"/>
           <w:i/>
@@ -421,16 +420,16 @@
           <w:ilvl w:val="0"/>
           <w:numId w:val="2"/>
         </w:numPr>
-        <w:spacing w:before="13" w:after="47"/>
-      </w:pPr>
-      <w:r>
-        <w:rPr>
-          <w:rFonts w:ascii="Source Sans Pro" w:eastAsia="Source Sans Pro" w:hAnsi="Source Sans Pro" w:cs="Source Sans Pro"/>
-          <w:color w:val="000000"/>
-          <w:sz w:val="19"/>
-          <w:szCs w:val="19"/>
-        </w:rPr>
-        <w:t>Triaged 50+ weekly inventory reimbursement cases by severity and policy eligibility, applying structured compliance triage and escalation workflows, producing a daily compliance case summary.</w:t>
+        <w:spacing w:before="13" w:after="26"/>
+      </w:pPr>
+      <w:r>
+        <w:rPr>
+          <w:rFonts w:ascii="Source Sans Pro" w:eastAsia="Source Sans Pro" w:hAnsi="Source Sans Pro" w:cs="Source Sans Pro"/>
+          <w:color w:val="000000"/>
+          <w:sz w:val="19"/>
+          <w:szCs w:val="19"/>
+        </w:rPr>
+        <w:t>Triaged 50+ weekly inventory reimbursement cases by severity and policy eligibility, applying structured triage, escalation, and decision workflows to produce a consistent case routing protocol</w:t>
       </w:r>
     </w:p>
     <w:p>
@@ -440,16 +439,16 @@
           <w:ilvl w:val="0"/>
           <w:numId w:val="2"/>
         </w:numPr>
-        <w:spacing w:before="13" w:after="47"/>
-      </w:pPr>
-      <w:r>
-        <w:rPr>
-          <w:rFonts w:ascii="Source Sans Pro" w:eastAsia="Source Sans Pro" w:hAnsi="Source Sans Pro" w:cs="Source Sans Pro"/>
-          <w:color w:val="000000"/>
-          <w:sz w:val="19"/>
-          <w:szCs w:val="19"/>
-        </w:rPr>
-        <w:t>Investigated root causes of seller claims, identified policy violations and anomalous patterns, and escalated findings to senior reviewers, generating an escalation report for compliance review.</w:t>
+        <w:spacing w:before="13" w:after="26"/>
+      </w:pPr>
+      <w:r>
+        <w:rPr>
+          <w:rFonts w:ascii="Source Sans Pro" w:eastAsia="Source Sans Pro" w:hAnsi="Source Sans Pro" w:cs="Source Sans Pro"/>
+          <w:color w:val="000000"/>
+          <w:sz w:val="19"/>
+          <w:szCs w:val="19"/>
+        </w:rPr>
+        <w:t>Conducted root cause analysis on seller claims, identified policy violations and anomalous patterns, and escalated findings to senior reviewers in a formal escalation report</w:t>
       </w:r>
     </w:p>
     <w:p>
@@ -459,16 +458,16 @@
           <w:ilvl w:val="0"/>
           <w:numId w:val="2"/>
         </w:numPr>
-        <w:spacing w:before="13" w:after="47"/>
-      </w:pPr>
-      <w:r>
-        <w:rPr>
-          <w:rFonts w:ascii="Source Sans Pro" w:eastAsia="Source Sans Pro" w:hAnsi="Source Sans Pro" w:cs="Source Sans Pro"/>
-          <w:color w:val="000000"/>
-          <w:sz w:val="19"/>
-          <w:szCs w:val="19"/>
-        </w:rPr>
-        <w:t>Maintained audit‑ready case documentation capturing investigation findings, decisions, evidence notes, and corrective actions, creating a centralized compliance evidence repository.</w:t>
+        <w:spacing w:before="13" w:after="26"/>
+      </w:pPr>
+      <w:r>
+        <w:rPr>
+          <w:rFonts w:ascii="Source Sans Pro" w:eastAsia="Source Sans Pro" w:hAnsi="Source Sans Pro" w:cs="Source Sans Pro"/>
+          <w:color w:val="000000"/>
+          <w:sz w:val="19"/>
+          <w:szCs w:val="19"/>
+        </w:rPr>
+        <w:t>Maintained audit‑ready case documentation that recorded investigation findings, decisions, evidence notes, and corrective actions, creating a comprehensive audit log</w:t>
       </w:r>
     </w:p>
     <w:p>
@@ -478,16 +477,16 @@
           <w:ilvl w:val="0"/>
           <w:numId w:val="2"/>
         </w:numPr>
-        <w:spacing w:before="13" w:after="47"/>
-      </w:pPr>
-      <w:r>
-        <w:rPr>
-          <w:rFonts w:ascii="Source Sans Pro" w:eastAsia="Source Sans Pro" w:hAnsi="Source Sans Pro" w:cs="Source Sans Pro"/>
-          <w:color w:val="000000"/>
-          <w:sz w:val="19"/>
-          <w:szCs w:val="19"/>
-        </w:rPr>
-        <w:t>Identified recurring fraud patterns across case history and flagged them ahead of weekly review cycles, cutting repeat-issue re-investigation before escalation.</w:t>
+        <w:spacing w:before="13" w:after="26"/>
+      </w:pPr>
+      <w:r>
+        <w:rPr>
+          <w:rFonts w:ascii="Source Sans Pro" w:eastAsia="Source Sans Pro" w:hAnsi="Source Sans Pro" w:cs="Source Sans Pro"/>
+          <w:color w:val="000000"/>
+          <w:sz w:val="19"/>
+          <w:szCs w:val="19"/>
+        </w:rPr>
+        <w:t>Spotted recurring fraud patterns across 200+ weekly cases and flagged them early, reducing repeat‑issue investigation time before escalation and populating a pattern alert list</w:t>
       </w:r>
     </w:p>
     <w:p>
@@ -495,7 +494,7 @@
         <w:pBdr>
           <w:bottom w:val="single" w:sz="6" w:space="1" w:color="000000"/>
         </w:pBdr>
-        <w:spacing w:before="41" w:after="41"/>
+        <w:spacing w:before="170" w:after="67"/>
         <w:rPr>
           <w:rFonts w:ascii="Source Sans Pro" w:eastAsia="Source Sans Pro" w:hAnsi="Source Sans Pro" w:cs="Source Sans Pro"/>
           <w:b/>
@@ -511,7 +510,7 @@
         <w:pBdr>
           <w:bottom w:val="single" w:sz="6" w:space="1" w:color="000000"/>
         </w:pBdr>
-        <w:spacing w:before="183" w:after="0"/>
+        <w:spacing w:before="217" w:after="52"/>
       </w:pPr>
       <w:r>
         <w:rPr>
@@ -530,9 +529,118 @@
         <w:tabs>
           <w:tab w:val="right" w:pos="10800"/>
         </w:tabs>
-        <w:spacing w:before="20" w:after="0"/>
+        <w:spacing w:before="62"/>
       </w:pPr>
       <w:hyperlink r:id="rId8">
+        <w:r>
+          <w:rPr>
+            <w:rFonts w:ascii="Source Sans Pro" w:eastAsia="Source Sans Pro" w:hAnsi="Source Sans Pro" w:cs="Source Sans Pro"/>
+            <w:b/>
+            <w:color w:val="000000"/>
+            <w:sz w:val="19"/>
+            <w:szCs w:val="19"/>
+            <w:u w:val="single"/>
+          </w:rPr>
+          <w:t>SOC Automation and Threat Detection Lab</w:t>
+        </w:r>
+      </w:hyperlink>
+      <w:r>
+        <w:rPr>
+          <w:rFonts w:ascii="Source Sans Pro" w:eastAsia="Source Sans Pro" w:hAnsi="Source Sans Pro" w:cs="Source Sans Pro"/>
+          <w:sz w:val="19"/>
+          <w:szCs w:val="19"/>
+        </w:rPr>
+        <w:t xml:space="preserve">  |  </w:t>
+      </w:r>
+      <w:r>
+        <w:rPr>
+          <w:rFonts w:ascii="Source Sans Pro" w:eastAsia="Source Sans Pro" w:hAnsi="Source Sans Pro" w:cs="Source Sans Pro"/>
+          <w:sz w:val="19"/>
+          <w:szCs w:val="19"/>
+        </w:rPr>
+        <w:tab/>
+      </w:r>
+      <w:r>
+        <w:rPr>
+          <w:rFonts w:ascii="Source Sans Pro Light" w:eastAsia="Source Sans Pro" w:hAnsi="Source Sans Pro Light" w:cs="Source Sans Pro"/>
+          <w:i/>
+          <w:iCs/>
+          <w:sz w:val="19"/>
+          <w:szCs w:val="19"/>
+        </w:rPr>
+        <w:t>Python, Splunk, Wireshark, Nmap, MITRE ATT&amp;CK</w:t>
+      </w:r>
+    </w:p>
+    <w:p>
+      <w:pPr>
+        <w:pStyle w:val="ListParagraph"/>
+        <w:numPr>
+          <w:ilvl w:val="0"/>
+          <w:numId w:val="2"/>
+        </w:numPr>
+        <w:spacing w:before="13" w:after="26"/>
+      </w:pPr>
+      <w:r>
+        <w:rPr>
+          <w:rFonts w:ascii="Source Sans Pro" w:eastAsia="Source Sans Pro" w:hAnsi="Source Sans Pro" w:cs="Source Sans Pro"/>
+          <w:color w:val="000000"/>
+          <w:sz w:val="19"/>
+          <w:szCs w:val="19"/>
+        </w:rPr>
+        <w:t>Deployed Splunk SIEM with SPL correlation searches for brute‑force, lateral movement and privilege escalation detection, mapped TTPs to MITRE ATT&amp;CK framework and produced a PICERL incident report.</w:t>
+      </w:r>
+    </w:p>
+    <w:p>
+      <w:pPr>
+        <w:pStyle w:val="ListParagraph"/>
+        <w:numPr>
+          <w:ilvl w:val="0"/>
+          <w:numId w:val="2"/>
+        </w:numPr>
+        <w:spacing w:before="13" w:after="26"/>
+      </w:pPr>
+      <w:r>
+        <w:rPr>
+          <w:rFonts w:ascii="Source Sans Pro" w:eastAsia="Source Sans Pro" w:hAnsi="Source Sans Pro" w:cs="Source Sans Pro"/>
+          <w:color w:val="000000"/>
+          <w:sz w:val="19"/>
+          <w:szCs w:val="19"/>
+        </w:rPr>
+        <w:t>Created Python automation that consumes Splunk alerts, enriches indicators using internal MITRE ATT&amp;CK knowledge base, and generates severity‑classified tickets for response.</w:t>
+      </w:r>
+    </w:p>
+    <w:p>
+      <w:pPr>
+        <w:pStyle w:val="ListParagraph"/>
+        <w:numPr>
+          <w:ilvl w:val="0"/>
+          <w:numId w:val="2"/>
+        </w:numPr>
+        <w:spacing w:before="13" w:after="26"/>
+      </w:pPr>
+      <w:r>
+        <w:rPr>
+          <w:rFonts w:ascii="Source Sans Pro" w:eastAsia="Source Sans Pro" w:hAnsi="Source Sans Pro" w:cs="Source Sans Pro"/>
+          <w:color w:val="000000"/>
+          <w:sz w:val="19"/>
+          <w:szCs w:val="19"/>
+        </w:rPr>
+        <w:t>Translated existing detection logic into Sigma rule format, validated behavior with Wireshark packet captures of SYN scans and DNS tunnelling, and verified rule coverage against MITRE ATT&amp;CK techniques.</w:t>
+      </w:r>
+    </w:p>
+    <w:p>
+      <w:pPr>
+        <w:spacing w:before="45" w:after="15"/>
+      </w:pPr>
+    </w:p>
+    <w:p>
+      <w:pPr>
+        <w:tabs>
+          <w:tab w:val="right" w:pos="10800"/>
+        </w:tabs>
+        <w:spacing w:before="30"/>
+      </w:pPr>
+      <w:hyperlink r:id="rId9">
         <w:r>
           <w:rPr>
             <w:rFonts w:ascii="Source Sans Pro" w:eastAsia="Source Sans Pro" w:hAnsi="Source Sans Pro" w:cs="Source Sans Pro"/>
@@ -579,16 +687,16 @@
           <w:ilvl w:val="0"/>
           <w:numId w:val="2"/>
         </w:numPr>
-        <w:spacing w:before="13" w:after="47"/>
-      </w:pPr>
-      <w:r>
-        <w:rPr>
-          <w:rFonts w:ascii="Source Sans Pro" w:eastAsia="Source Sans Pro" w:hAnsi="Source Sans Pro" w:cs="Source Sans Pro"/>
-          <w:color w:val="000000"/>
-          <w:sz w:val="19"/>
-          <w:szCs w:val="19"/>
-        </w:rPr>
-        <w:t>Built multi-API threat intelligence pipeline in Python that submits suspicious URLs and IPs to VirusTotal, AbuseIPDB, and URLScan.io and cross-references WHOIS registration age, DNS records, and SSL details to generate a phishing analysis report.</w:t>
+        <w:spacing w:before="13" w:after="26"/>
+      </w:pPr>
+      <w:r>
+        <w:rPr>
+          <w:rFonts w:ascii="Source Sans Pro" w:eastAsia="Source Sans Pro" w:hAnsi="Source Sans Pro" w:cs="Source Sans Pro"/>
+          <w:color w:val="000000"/>
+          <w:sz w:val="19"/>
+          <w:szCs w:val="19"/>
+        </w:rPr>
+        <w:t>Developed Python pipeline that submits suspicious URLs and IPs to VirusTotal API and AbuseIPDB, then cross‑references WHOIS registration data and DNS records to produce phishing analysis reports.</w:t>
       </w:r>
     </w:p>
     <w:p>
@@ -598,16 +706,16 @@
           <w:ilvl w:val="0"/>
           <w:numId w:val="2"/>
         </w:numPr>
-        <w:spacing w:before="13" w:after="47"/>
-      </w:pPr>
-      <w:r>
-        <w:rPr>
-          <w:rFonts w:ascii="Source Sans Pro" w:eastAsia="Source Sans Pro" w:hAnsi="Source Sans Pro" w:cs="Source Sans Pro"/>
-          <w:color w:val="000000"/>
-          <w:sz w:val="19"/>
-          <w:szCs w:val="19"/>
-        </w:rPr>
-        <w:t>Implemented a typosquatting domain detector in Python that creates character‑substitution variants of brand domains, checks live DNS resolution, and produces a typosquatting detection list for brand‑impersonation analysis.</w:t>
+        <w:spacing w:before="13" w:after="26"/>
+      </w:pPr>
+      <w:r>
+        <w:rPr>
+          <w:rFonts w:ascii="Source Sans Pro" w:eastAsia="Source Sans Pro" w:hAnsi="Source Sans Pro" w:cs="Source Sans Pro"/>
+          <w:color w:val="000000"/>
+          <w:sz w:val="19"/>
+          <w:szCs w:val="19"/>
+        </w:rPr>
+        <w:t>Implemented Python typosquatting detector that generates character‑substitution variants of target domains, queries WHOIS and DNS for live resolution, and logs impersonation candidates.</w:t>
       </w:r>
     </w:p>
     <w:p>
@@ -617,68 +725,196 @@
           <w:ilvl w:val="0"/>
           <w:numId w:val="2"/>
         </w:numPr>
-        <w:spacing w:before="13" w:after="47"/>
-      </w:pPr>
-      <w:r>
-        <w:rPr>
-          <w:rFonts w:ascii="Source Sans Pro" w:eastAsia="Source Sans Pro" w:hAnsi="Source Sans Pro" w:cs="Source Sans Pro"/>
-          <w:color w:val="000000"/>
-          <w:sz w:val="19"/>
-          <w:szCs w:val="19"/>
-        </w:rPr>
-        <w:t>Deployed a Telegram bot interface written in Python that accepts URL submissions, enriches them with OSINT data via theHarvester, processes bulk CSV input/output, and delivers an enriched IOC package to analysts.</w:t>
-      </w:r>
-    </w:p>
-    <w:p>
-      <w:pPr>
-        <w:spacing w:before="41" w:after="41"/>
-      </w:pPr>
-    </w:p>
-    <w:p>
-      <w:pPr>
-        <w:tabs>
-          <w:tab w:val="right" w:pos="10800"/>
-        </w:tabs>
-        <w:spacing w:before="30" w:after="0"/>
-      </w:pPr>
-      <w:hyperlink r:id="rId9">
-        <w:r>
-          <w:rPr>
-            <w:rFonts w:ascii="Source Sans Pro" w:eastAsia="Source Sans Pro" w:hAnsi="Source Sans Pro" w:cs="Source Sans Pro"/>
-            <w:b/>
-            <w:color w:val="000000"/>
-            <w:sz w:val="19"/>
-            <w:szCs w:val="19"/>
-            <w:u w:val="single"/>
-          </w:rPr>
-          <w:t>Vulnerability Scanner and Patch Prioritization Engine</w:t>
-        </w:r>
-      </w:hyperlink>
-      <w:r>
-        <w:rPr>
-          <w:rFonts w:ascii="Source Sans Pro" w:eastAsia="Source Sans Pro" w:hAnsi="Source Sans Pro" w:cs="Source Sans Pro"/>
-          <w:sz w:val="19"/>
-          <w:szCs w:val="19"/>
-        </w:rPr>
-        <w:t xml:space="preserve">  |  </w:t>
-      </w:r>
-      <w:r>
-        <w:rPr>
-          <w:rFonts w:ascii="Source Sans Pro" w:eastAsia="Source Sans Pro" w:hAnsi="Source Sans Pro" w:cs="Source Sans Pro"/>
-          <w:sz w:val="19"/>
-          <w:szCs w:val="19"/>
-        </w:rPr>
-        <w:tab/>
-      </w:r>
-      <w:r>
-        <w:rPr>
-          <w:rFonts w:ascii="Source Sans Pro Light" w:eastAsia="Source Sans Pro" w:hAnsi="Source Sans Pro Light" w:cs="Source Sans Pro"/>
-          <w:i/>
-          <w:iCs/>
-          <w:sz w:val="19"/>
-          <w:szCs w:val="19"/>
-        </w:rPr>
-        <w:t>Python, Bash, Nessus, OpenVAS, NVD API</w:t>
+        <w:spacing w:before="13" w:after="26"/>
+      </w:pPr>
+      <w:r>
+        <w:rPr>
+          <w:rFonts w:ascii="Source Sans Pro" w:eastAsia="Source Sans Pro" w:hAnsi="Source Sans Pro" w:cs="Source Sans Pro"/>
+          <w:color w:val="000000"/>
+          <w:sz w:val="19"/>
+          <w:szCs w:val="19"/>
+        </w:rPr>
+        <w:t>Built Telegram bot in Python that accepts analyst‑submitted URLs, enriches them via VirusTotal API and AbuseIPDB, returns WHOIS details, and outputs results as CSV for incident response.</w:t>
+      </w:r>
+    </w:p>
+    <w:p>
+      <w:pPr>
+        <w:pBdr>
+          <w:bottom w:val="single" w:sz="6" w:space="1" w:color="000000"/>
+        </w:pBdr>
+        <w:spacing w:before="170" w:after="67"/>
+        <w:rPr>
+          <w:rFonts w:ascii="Source Sans Pro" w:eastAsia="Source Sans Pro" w:hAnsi="Source Sans Pro" w:cs="Source Sans Pro"/>
+          <w:b/>
+          <w:bCs/>
+          <w:color w:val="000000"/>
+          <w:sz w:val="22"/>
+          <w:szCs w:val="22"/>
+        </w:rPr>
+      </w:pPr>
+    </w:p>
+    <w:p>
+      <w:pPr>
+        <w:pBdr>
+          <w:bottom w:val="single" w:sz="6" w:space="1" w:color="000000"/>
+        </w:pBdr>
+        <w:spacing w:before="217" w:after="52"/>
+      </w:pPr>
+      <w:r>
+        <w:rPr>
+          <w:rFonts w:ascii="Source Sans Pro" w:eastAsia="Source Sans Pro" w:hAnsi="Source Sans Pro" w:cs="Source Sans Pro"/>
+          <w:b/>
+          <w:bCs/>
+          <w:color w:val="000000"/>
+          <w:sz w:val="22"/>
+          <w:szCs w:val="22"/>
+        </w:rPr>
+        <w:t>Technical Skills</w:t>
+      </w:r>
+    </w:p>
+    <w:p>
+      <w:pPr>
+        <w:spacing w:before="39" w:after="39"/>
+      </w:pPr>
+      <w:r>
+        <w:rPr>
+          <w:rFonts w:ascii="Source Sans Pro" w:eastAsia="Source Sans Pro" w:hAnsi="Source Sans Pro" w:cs="Source Sans Pro"/>
+          <w:b/>
+          <w:sz w:val="19"/>
+          <w:szCs w:val="19"/>
+        </w:rPr>
+        <w:t xml:space="preserve">SOC Operations: </w:t>
+      </w:r>
+      <w:r>
+        <w:rPr>
+          <w:rFonts w:ascii="Source Sans Pro" w:eastAsia="Source Sans Pro" w:hAnsi="Source Sans Pro" w:cs="Source Sans Pro"/>
+          <w:sz w:val="19"/>
+          <w:szCs w:val="19"/>
+        </w:rPr>
+        <w:t>Alert triage, incident investigation, log analysis, threat detection, escalation, false positive analysis</w:t>
+      </w:r>
+    </w:p>
+    <w:p>
+      <w:pPr>
+        <w:spacing w:before="39" w:after="39"/>
+      </w:pPr>
+      <w:r>
+        <w:rPr>
+          <w:rFonts w:ascii="Source Sans Pro" w:eastAsia="Source Sans Pro" w:hAnsi="Source Sans Pro" w:cs="Source Sans Pro"/>
+          <w:b/>
+          <w:sz w:val="19"/>
+          <w:szCs w:val="19"/>
+        </w:rPr>
+        <w:t xml:space="preserve">SIEM &amp; Monitoring: </w:t>
+      </w:r>
+      <w:r>
+        <w:rPr>
+          <w:rFonts w:ascii="Source Sans Pro" w:eastAsia="Source Sans Pro" w:hAnsi="Source Sans Pro" w:cs="Source Sans Pro"/>
+          <w:sz w:val="19"/>
+          <w:szCs w:val="19"/>
+        </w:rPr>
+        <w:t>Splunk (SPL), Elastic SIEM (basic), Windows Event Logs, Sysmon, Wireshark</w:t>
+      </w:r>
+    </w:p>
+    <w:p>
+      <w:pPr>
+        <w:spacing w:before="39" w:after="39"/>
+      </w:pPr>
+      <w:r>
+        <w:rPr>
+          <w:rFonts w:ascii="Source Sans Pro" w:eastAsia="Source Sans Pro" w:hAnsi="Source Sans Pro" w:cs="Source Sans Pro"/>
+          <w:b/>
+          <w:sz w:val="19"/>
+          <w:szCs w:val="19"/>
+        </w:rPr>
+        <w:t xml:space="preserve">Threat Intelligence: </w:t>
+      </w:r>
+      <w:r>
+        <w:rPr>
+          <w:rFonts w:ascii="Source Sans Pro" w:eastAsia="Source Sans Pro" w:hAnsi="Source Sans Pro" w:cs="Source Sans Pro"/>
+          <w:sz w:val="19"/>
+          <w:szCs w:val="19"/>
+        </w:rPr>
+        <w:t>MITRE ATT&amp;CK, IOC analysis, VirusTotal, OSINT enrichment, Cyber Kill Chain</w:t>
+      </w:r>
+    </w:p>
+    <w:p>
+      <w:pPr>
+        <w:spacing w:before="39" w:after="39"/>
+      </w:pPr>
+      <w:r>
+        <w:rPr>
+          <w:rFonts w:ascii="Source Sans Pro" w:eastAsia="Source Sans Pro" w:hAnsi="Source Sans Pro" w:cs="Source Sans Pro"/>
+          <w:b/>
+          <w:sz w:val="19"/>
+          <w:szCs w:val="19"/>
+        </w:rPr>
+        <w:t xml:space="preserve">Systems &amp; Networking: </w:t>
+      </w:r>
+      <w:r>
+        <w:rPr>
+          <w:rFonts w:ascii="Source Sans Pro" w:eastAsia="Source Sans Pro" w:hAnsi="Source Sans Pro" w:cs="Source Sans Pro"/>
+          <w:sz w:val="19"/>
+          <w:szCs w:val="19"/>
+        </w:rPr>
+        <w:t>Windows internals, Linux fundamentals, TCP/IP, DNS, HTTP/S, IDS/IPS, AWS (IAM, CloudTrail, GuardDuty), cloud security posture</w:t>
+      </w:r>
+    </w:p>
+    <w:p>
+      <w:pPr>
+        <w:spacing w:before="39" w:after="39"/>
+      </w:pPr>
+      <w:r>
+        <w:rPr>
+          <w:rFonts w:ascii="Source Sans Pro" w:eastAsia="Source Sans Pro" w:hAnsi="Source Sans Pro" w:cs="Source Sans Pro"/>
+          <w:b/>
+          <w:sz w:val="19"/>
+          <w:szCs w:val="19"/>
+        </w:rPr>
+        <w:t xml:space="preserve">Automation: </w:t>
+      </w:r>
+      <w:r>
+        <w:rPr>
+          <w:rFonts w:ascii="Source Sans Pro" w:eastAsia="Source Sans Pro" w:hAnsi="Source Sans Pro" w:cs="Source Sans Pro"/>
+          <w:sz w:val="19"/>
+          <w:szCs w:val="19"/>
+        </w:rPr>
+        <w:t>Python, Bash (basic), boto3, regular expressions</w:t>
+      </w:r>
+    </w:p>
+    <w:p>
+      <w:pPr>
+        <w:pBdr>
+          <w:bottom w:val="single" w:sz="6" w:space="1" w:color="000000"/>
+        </w:pBdr>
+        <w:spacing w:before="170" w:after="67"/>
+        <w:rPr>
+          <w:rFonts w:ascii="Source Sans Pro" w:eastAsia="Source Sans Pro" w:hAnsi="Source Sans Pro" w:cs="Source Sans Pro"/>
+          <w:b/>
+          <w:bCs/>
+          <w:color w:val="000000"/>
+          <w:sz w:val="22"/>
+          <w:szCs w:val="22"/>
+        </w:rPr>
+      </w:pPr>
+    </w:p>
+    <w:p>
+      <w:pPr>
+        <w:pBdr>
+          <w:bottom w:val="single" w:sz="6" w:space="1" w:color="000000"/>
+        </w:pBdr>
+        <w:spacing w:before="217" w:after="52"/>
+      </w:pPr>
+      <w:r>
+        <w:rPr>
+          <w:rFonts w:ascii="Source Sans Pro" w:eastAsia="Source Sans Pro" w:hAnsi="Source Sans Pro" w:cs="Source Sans Pro"/>
+          <w:b/>
+          <w:bCs/>
+          <w:color w:val="000000"/>
+          <w:sz w:val="22"/>
+          <w:szCs w:val="22"/>
+        </w:rPr>
+        <w:t>Certifications</w:t>
       </w:r>
     </w:p>
     <w:p>
@@ -688,16 +924,16 @@
           <w:ilvl w:val="0"/>
           <w:numId w:val="2"/>
         </w:numPr>
-        <w:spacing w:before="13" w:after="47"/>
-      </w:pPr>
-      <w:r>
-        <w:rPr>
-          <w:rFonts w:ascii="Source Sans Pro" w:eastAsia="Source Sans Pro" w:hAnsi="Source Sans Pro" w:cs="Source Sans Pro"/>
-          <w:color w:val="000000"/>
-          <w:sz w:val="19"/>
-          <w:szCs w:val="19"/>
-        </w:rPr>
-        <w:t>Built an automated vulnerability assessment pipeline in Python that integrates Nessus and OpenVAS REST APIs, pulls CVE data from the NVD API, and adds EPSS context from the FIRST.org API to produce a comprehensive CVE report.</w:t>
+        <w:spacing w:before="13" w:after="26"/>
+      </w:pPr>
+      <w:r>
+        <w:rPr>
+          <w:rFonts w:ascii="Source Sans Pro" w:eastAsia="Source Sans Pro" w:hAnsi="Source Sans Pro" w:cs="Source Sans Pro"/>
+          <w:color w:val="000000"/>
+          <w:sz w:val="19"/>
+          <w:szCs w:val="19"/>
+        </w:rPr>
+        <w:t>CompTIA Security+ SY0-701  —  in progress, exam target Q3 2026</w:t>
       </w:r>
     </w:p>
     <w:p>
@@ -707,244 +943,7 @@
           <w:ilvl w:val="0"/>
           <w:numId w:val="2"/>
         </w:numPr>
-        <w:spacing w:before="13" w:after="47"/>
-      </w:pPr>
-      <w:r>
-        <w:rPr>
-          <w:rFonts w:ascii="Source Sans Pro" w:eastAsia="Source Sans Pro" w:hAnsi="Source Sans Pro" w:cs="Source Sans Pro"/>
-          <w:color w:val="000000"/>
-          <w:sz w:val="19"/>
-          <w:szCs w:val="19"/>
-        </w:rPr>
-        <w:t>Developed an OWASP Top 10 automated web checker in Python that sends crafted HTTP requests to detect injection, broken authentication, and SSRF vulnerabilities and documents findings in a detailed SQL injection exploit report.</w:t>
-      </w:r>
-    </w:p>
-    <w:p>
-      <w:pPr>
-        <w:pStyle w:val="ListParagraph"/>
-        <w:numPr>
-          <w:ilvl w:val="0"/>
-          <w:numId w:val="2"/>
-        </w:numPr>
-        <w:spacing w:before="13" w:after="47"/>
-      </w:pPr>
-      <w:r>
-        <w:rPr>
-          <w:rFonts w:ascii="Source Sans Pro" w:eastAsia="Source Sans Pro" w:hAnsi="Source Sans Pro" w:cs="Source Sans Pro"/>
-          <w:color w:val="000000"/>
-          <w:sz w:val="19"/>
-          <w:szCs w:val="19"/>
-        </w:rPr>
-        <w:t>Automated scan scheduling with Bash and cron, added delta‑scan logic to flag newly discovered CVEs, and organized patch compliance tracking evidence in a structured compliance tracking file.</w:t>
-      </w:r>
-    </w:p>
-    <w:p>
-      <w:pPr>
-        <w:pBdr>
-          <w:bottom w:val="single" w:sz="6" w:space="1" w:color="000000"/>
-        </w:pBdr>
-        <w:spacing w:before="41" w:after="41"/>
-        <w:rPr>
-          <w:rFonts w:ascii="Source Sans Pro" w:eastAsia="Source Sans Pro" w:hAnsi="Source Sans Pro" w:cs="Source Sans Pro"/>
-          <w:b/>
-          <w:bCs/>
-          <w:color w:val="000000"/>
-          <w:sz w:val="22"/>
-          <w:szCs w:val="22"/>
-        </w:rPr>
-      </w:pPr>
-    </w:p>
-    <w:p>
-      <w:pPr>
-        <w:pBdr>
-          <w:bottom w:val="single" w:sz="6" w:space="1" w:color="000000"/>
-        </w:pBdr>
-        <w:spacing w:before="183" w:after="0"/>
-      </w:pPr>
-      <w:r>
-        <w:rPr>
-          <w:rFonts w:ascii="Source Sans Pro" w:eastAsia="Source Sans Pro" w:hAnsi="Source Sans Pro" w:cs="Source Sans Pro"/>
-          <w:b/>
-          <w:bCs/>
-          <w:color w:val="000000"/>
-          <w:sz w:val="22"/>
-          <w:szCs w:val="22"/>
-        </w:rPr>
-        <w:t>Technical Skills</w:t>
-      </w:r>
-    </w:p>
-    <w:p>
-      <w:pPr>
-        <w:spacing w:before="65" w:after="65"/>
-      </w:pPr>
-      <w:r>
-        <w:rPr>
-          <w:rFonts w:ascii="Source Sans Pro" w:eastAsia="Source Sans Pro" w:hAnsi="Source Sans Pro" w:cs="Source Sans Pro"/>
-          <w:b/>
-          <w:sz w:val="19"/>
-          <w:szCs w:val="19"/>
-        </w:rPr>
-        <w:t xml:space="preserve">GRC &amp; Compliance: </w:t>
-      </w:r>
-      <w:r>
-        <w:rPr>
-          <w:rFonts w:ascii="Source Sans Pro" w:eastAsia="Source Sans Pro" w:hAnsi="Source Sans Pro" w:cs="Source Sans Pro"/>
-          <w:sz w:val="19"/>
-          <w:szCs w:val="19"/>
-        </w:rPr>
-        <w:t>NIST CSF, ISO 27001, PCI-DSS, GDPR/PDPB, SOX/ITGC, compliance monitoring</w:t>
-      </w:r>
-    </w:p>
-    <w:p>
-      <w:pPr>
-        <w:spacing w:before="65" w:after="65"/>
-      </w:pPr>
-      <w:r>
-        <w:rPr>
-          <w:rFonts w:ascii="Source Sans Pro" w:eastAsia="Source Sans Pro" w:hAnsi="Source Sans Pro" w:cs="Source Sans Pro"/>
-          <w:b/>
-          <w:sz w:val="19"/>
-          <w:szCs w:val="19"/>
-        </w:rPr>
-        <w:t xml:space="preserve">Risk &amp; Audit: </w:t>
-      </w:r>
-      <w:r>
-        <w:rPr>
-          <w:rFonts w:ascii="Source Sans Pro" w:eastAsia="Source Sans Pro" w:hAnsi="Source Sans Pro" w:cs="Source Sans Pro"/>
-          <w:sz w:val="19"/>
-          <w:szCs w:val="19"/>
-        </w:rPr>
-        <w:t>Risk assessment, control testing, audit documentation, vendor risk, RCSA basics</w:t>
-      </w:r>
-    </w:p>
-    <w:p>
-      <w:pPr>
-        <w:spacing w:before="65" w:after="65"/>
-      </w:pPr>
-      <w:r>
-        <w:rPr>
-          <w:rFonts w:ascii="Source Sans Pro" w:eastAsia="Source Sans Pro" w:hAnsi="Source Sans Pro" w:cs="Source Sans Pro"/>
-          <w:b/>
-          <w:sz w:val="19"/>
-          <w:szCs w:val="19"/>
-        </w:rPr>
-        <w:t xml:space="preserve">Fraud &amp; AML: </w:t>
-      </w:r>
-      <w:r>
-        <w:rPr>
-          <w:rFonts w:ascii="Source Sans Pro" w:eastAsia="Source Sans Pro" w:hAnsi="Source Sans Pro" w:cs="Source Sans Pro"/>
-          <w:sz w:val="19"/>
-          <w:szCs w:val="19"/>
-        </w:rPr>
-        <w:t>Transaction monitoring, AML typologies, KYC/CDD, sanctions screening</w:t>
-      </w:r>
-    </w:p>
-    <w:p>
-      <w:pPr>
-        <w:spacing w:before="65" w:after="65"/>
-      </w:pPr>
-      <w:r>
-        <w:rPr>
-          <w:rFonts w:ascii="Source Sans Pro" w:eastAsia="Source Sans Pro" w:hAnsi="Source Sans Pro" w:cs="Source Sans Pro"/>
-          <w:b/>
-          <w:sz w:val="19"/>
-          <w:szCs w:val="19"/>
-        </w:rPr>
-        <w:t xml:space="preserve">Systems &amp; Tools: </w:t>
-      </w:r>
-      <w:r>
-        <w:rPr>
-          <w:rFonts w:ascii="Source Sans Pro" w:eastAsia="Source Sans Pro" w:hAnsi="Source Sans Pro" w:cs="Source Sans Pro"/>
-          <w:sz w:val="19"/>
-          <w:szCs w:val="19"/>
-        </w:rPr>
-        <w:t>Windows internals, Linux fundamentals, Python, Excel, SQL (basic), TCP/IP basics</w:t>
-      </w:r>
-    </w:p>
-    <w:p>
-      <w:pPr>
-        <w:spacing w:before="65" w:after="65"/>
-      </w:pPr>
-      <w:r>
-        <w:rPr>
-          <w:rFonts w:ascii="Source Sans Pro" w:eastAsia="Source Sans Pro" w:hAnsi="Source Sans Pro" w:cs="Source Sans Pro"/>
-          <w:b/>
-          <w:sz w:val="19"/>
-          <w:szCs w:val="19"/>
-        </w:rPr>
-        <w:t xml:space="preserve">Frameworks: </w:t>
-      </w:r>
-      <w:r>
-        <w:rPr>
-          <w:rFonts w:ascii="Source Sans Pro" w:eastAsia="Source Sans Pro" w:hAnsi="Source Sans Pro" w:cs="Source Sans Pro"/>
-          <w:sz w:val="19"/>
-          <w:szCs w:val="19"/>
-        </w:rPr>
-        <w:t>MITRE ATT&amp;CK, OWASP Top 10, Incident Response (PICERL), audit trail documentation</w:t>
-      </w:r>
-    </w:p>
-    <w:p>
-      <w:pPr>
-        <w:pBdr>
-          <w:bottom w:val="single" w:sz="6" w:space="1" w:color="000000"/>
-        </w:pBdr>
-        <w:spacing w:before="41" w:after="41"/>
-        <w:rPr>
-          <w:rFonts w:ascii="Source Sans Pro" w:eastAsia="Source Sans Pro" w:hAnsi="Source Sans Pro" w:cs="Source Sans Pro"/>
-          <w:b/>
-          <w:bCs/>
-          <w:color w:val="000000"/>
-          <w:sz w:val="22"/>
-          <w:szCs w:val="22"/>
-        </w:rPr>
-      </w:pPr>
-    </w:p>
-    <w:p>
-      <w:pPr>
-        <w:pBdr>
-          <w:bottom w:val="single" w:sz="6" w:space="1" w:color="000000"/>
-        </w:pBdr>
-        <w:spacing w:before="183" w:after="0"/>
-      </w:pPr>
-      <w:r>
-        <w:rPr>
-          <w:rFonts w:ascii="Source Sans Pro" w:eastAsia="Source Sans Pro" w:hAnsi="Source Sans Pro" w:cs="Source Sans Pro"/>
-          <w:b/>
-          <w:bCs/>
-          <w:color w:val="000000"/>
-          <w:sz w:val="22"/>
-          <w:szCs w:val="22"/>
-        </w:rPr>
-        <w:t>Certifications</w:t>
-      </w:r>
-    </w:p>
-    <w:p>
-      <w:pPr>
-        <w:pStyle w:val="ListParagraph"/>
-        <w:numPr>
-          <w:ilvl w:val="0"/>
-          <w:numId w:val="2"/>
-        </w:numPr>
-        <w:spacing w:before="13" w:after="47"/>
-      </w:pPr>
-      <w:r>
-        <w:rPr>
-          <w:rFonts w:ascii="Source Sans Pro" w:eastAsia="Source Sans Pro" w:hAnsi="Source Sans Pro" w:cs="Source Sans Pro"/>
-          <w:color w:val="000000"/>
-          <w:sz w:val="19"/>
-          <w:szCs w:val="19"/>
-        </w:rPr>
-        <w:t>CompTIA Security+ SY0-701  —  in progress, exam target Q3 2026</w:t>
-      </w:r>
-    </w:p>
-    <w:p>
-      <w:pPr>
-        <w:pStyle w:val="ListParagraph"/>
-        <w:numPr>
-          <w:ilvl w:val="0"/>
-          <w:numId w:val="2"/>
-        </w:numPr>
-        <w:spacing w:before="13" w:after="47"/>
+        <w:spacing w:before="13" w:after="26"/>
       </w:pPr>
       <w:r>
         <w:rPr>

--- a/resumes/Akshay_P_Resume.docx
+++ b/resumes/Akshay_P_Resume.docx
@@ -4,7 +4,7 @@
   <w:body>
     <w:p>
       <w:pPr>
-        <w:spacing w:after="44"/>
+        <w:spacing w:after="0" w:before="20"/>
         <w:jc w:val="center"/>
       </w:pPr>
       <w:r>
@@ -21,6 +21,7 @@
     </w:p>
     <w:p>
       <w:pPr>
+        <w:spacing w:before="20" w:after="0"/>
         <w:jc w:val="center"/>
       </w:pPr>
       <w:r>
@@ -116,7 +117,7 @@
         <w:pBdr>
           <w:bottom w:val="single" w:sz="6" w:space="1" w:color="000000"/>
         </w:pBdr>
-        <w:spacing w:before="422" w:after="52"/>
+        <w:spacing w:before="183" w:after="0"/>
       </w:pPr>
       <w:r>
         <w:rPr>
@@ -135,7 +136,7 @@
         <w:tabs>
           <w:tab w:val="right" w:pos="10800"/>
         </w:tabs>
-        <w:spacing w:before="62"/>
+        <w:spacing w:before="20" w:after="0"/>
       </w:pPr>
       <w:r>
         <w:rPr>
@@ -170,7 +171,7 @@
     </w:p>
     <w:p>
       <w:pPr>
-        <w:spacing w:before="8"/>
+        <w:spacing w:before="8" w:after="0"/>
       </w:pPr>
       <w:r>
         <w:rPr>
@@ -189,7 +190,7 @@
         <w:tabs>
           <w:tab w:val="right" w:pos="10800"/>
         </w:tabs>
-        <w:spacing w:before="62"/>
+        <w:spacing w:before="20" w:after="0"/>
       </w:pPr>
       <w:r>
         <w:rPr>
@@ -224,7 +225,7 @@
     </w:p>
     <w:p>
       <w:pPr>
-        <w:spacing w:before="8"/>
+        <w:spacing w:before="8" w:after="0"/>
       </w:pPr>
       <w:r>
         <w:rPr>
@@ -243,7 +244,7 @@
         <w:tabs>
           <w:tab w:val="right" w:pos="10800"/>
         </w:tabs>
-        <w:spacing w:before="62"/>
+        <w:spacing w:before="20" w:after="0"/>
       </w:pPr>
       <w:r>
         <w:rPr>
@@ -278,7 +279,7 @@
     </w:p>
     <w:p>
       <w:pPr>
-        <w:spacing w:before="8"/>
+        <w:spacing w:before="8" w:after="0"/>
       </w:pPr>
       <w:r>
         <w:rPr>
@@ -294,7 +295,7 @@
     </w:p>
     <w:p>
       <w:pPr>
-        <w:spacing w:before="23" w:after="15"/>
+        <w:spacing w:before="41" w:after="41"/>
       </w:pPr>
     </w:p>
     <w:p>
@@ -302,7 +303,7 @@
         <w:pBdr>
           <w:bottom w:val="single" w:sz="6" w:space="1" w:color="000000"/>
         </w:pBdr>
-        <w:spacing w:before="217" w:after="52"/>
+        <w:spacing w:before="183" w:after="0"/>
       </w:pPr>
       <w:r>
         <w:rPr>
@@ -321,7 +322,7 @@
         <w:tabs>
           <w:tab w:val="right" w:pos="10800"/>
         </w:tabs>
-        <w:spacing w:before="62"/>
+        <w:spacing w:before="20" w:after="0"/>
       </w:pPr>
       <w:r>
         <w:rPr>
@@ -367,7 +368,7 @@
         <w:tabs>
           <w:tab w:val="right" w:pos="10800"/>
         </w:tabs>
-        <w:spacing w:before="8"/>
+        <w:spacing w:before="8" w:after="0"/>
         <w:rPr>
           <w:rFonts w:ascii="Source Sans Pro Light" w:hAnsi="Source Sans Pro Light"/>
           <w:i/>
@@ -420,16 +421,16 @@
           <w:ilvl w:val="0"/>
           <w:numId w:val="2"/>
         </w:numPr>
-        <w:spacing w:before="13" w:after="26"/>
-      </w:pPr>
-      <w:r>
-        <w:rPr>
-          <w:rFonts w:ascii="Source Sans Pro" w:eastAsia="Source Sans Pro" w:hAnsi="Source Sans Pro" w:cs="Source Sans Pro"/>
-          <w:color w:val="000000"/>
-          <w:sz w:val="19"/>
-          <w:szCs w:val="19"/>
-        </w:rPr>
-        <w:t>Triaged 50+ weekly inventory reimbursement cases by severity and policy eligibility, applying structured triage, escalation, and decision workflows to produce a consistent case routing protocol</w:t>
+        <w:spacing w:before="13" w:after="47"/>
+      </w:pPr>
+      <w:r>
+        <w:rPr>
+          <w:rFonts w:ascii="Source Sans Pro" w:eastAsia="Source Sans Pro" w:hAnsi="Source Sans Pro" w:cs="Source Sans Pro"/>
+          <w:color w:val="000000"/>
+          <w:sz w:val="19"/>
+          <w:szCs w:val="19"/>
+        </w:rPr>
+        <w:t>Triaged 50+ weekly inventory reimbursement cases by severity and policy eligibility, applying structured triage and escalation workflow, producing an audit‑ready case queue.</w:t>
       </w:r>
     </w:p>
     <w:p>
@@ -439,16 +440,16 @@
           <w:ilvl w:val="0"/>
           <w:numId w:val="2"/>
         </w:numPr>
-        <w:spacing w:before="13" w:after="26"/>
-      </w:pPr>
-      <w:r>
-        <w:rPr>
-          <w:rFonts w:ascii="Source Sans Pro" w:eastAsia="Source Sans Pro" w:hAnsi="Source Sans Pro" w:cs="Source Sans Pro"/>
-          <w:color w:val="000000"/>
-          <w:sz w:val="19"/>
-          <w:szCs w:val="19"/>
-        </w:rPr>
-        <w:t>Conducted root cause analysis on seller claims, identified policy violations and anomalous patterns, and escalated findings to senior reviewers in a formal escalation report</w:t>
+        <w:spacing w:before="13" w:after="47"/>
+      </w:pPr>
+      <w:r>
+        <w:rPr>
+          <w:rFonts w:ascii="Source Sans Pro" w:eastAsia="Source Sans Pro" w:hAnsi="Source Sans Pro" w:cs="Source Sans Pro"/>
+          <w:color w:val="000000"/>
+          <w:sz w:val="19"/>
+          <w:szCs w:val="19"/>
+        </w:rPr>
+        <w:t>Investigated root causes of seller claims, identified policy violations and anomalous patterns, and escalated findings to senior reviewers, generating compliance escalation reports.</w:t>
       </w:r>
     </w:p>
     <w:p>
@@ -458,16 +459,16 @@
           <w:ilvl w:val="0"/>
           <w:numId w:val="2"/>
         </w:numPr>
-        <w:spacing w:before="13" w:after="26"/>
-      </w:pPr>
-      <w:r>
-        <w:rPr>
-          <w:rFonts w:ascii="Source Sans Pro" w:eastAsia="Source Sans Pro" w:hAnsi="Source Sans Pro" w:cs="Source Sans Pro"/>
-          <w:color w:val="000000"/>
-          <w:sz w:val="19"/>
-          <w:szCs w:val="19"/>
-        </w:rPr>
-        <w:t>Maintained audit‑ready case documentation that recorded investigation findings, decisions, evidence notes, and corrective actions, creating a comprehensive audit log</w:t>
+        <w:spacing w:before="13" w:after="47"/>
+      </w:pPr>
+      <w:r>
+        <w:rPr>
+          <w:rFonts w:ascii="Source Sans Pro" w:eastAsia="Source Sans Pro" w:hAnsi="Source Sans Pro" w:cs="Source Sans Pro"/>
+          <w:color w:val="000000"/>
+          <w:sz w:val="19"/>
+          <w:szCs w:val="19"/>
+        </w:rPr>
+        <w:t>Documented investigation findings, decisions, evidence notes, and corrective actions in audit‑ready case files, creating a control evidence repository.</w:t>
       </w:r>
     </w:p>
     <w:p>
@@ -477,16 +478,16 @@
           <w:ilvl w:val="0"/>
           <w:numId w:val="2"/>
         </w:numPr>
-        <w:spacing w:before="13" w:after="26"/>
-      </w:pPr>
-      <w:r>
-        <w:rPr>
-          <w:rFonts w:ascii="Source Sans Pro" w:eastAsia="Source Sans Pro" w:hAnsi="Source Sans Pro" w:cs="Source Sans Pro"/>
-          <w:color w:val="000000"/>
-          <w:sz w:val="19"/>
-          <w:szCs w:val="19"/>
-        </w:rPr>
-        <w:t>Spotted recurring fraud patterns across 200+ weekly cases and flagged them early, reducing repeat‑issue investigation time before escalation and populating a pattern alert list</w:t>
+        <w:spacing w:before="13" w:after="47"/>
+      </w:pPr>
+      <w:r>
+        <w:rPr>
+          <w:rFonts w:ascii="Source Sans Pro" w:eastAsia="Source Sans Pro" w:hAnsi="Source Sans Pro" w:cs="Source Sans Pro"/>
+          <w:color w:val="000000"/>
+          <w:sz w:val="19"/>
+          <w:szCs w:val="19"/>
+        </w:rPr>
+        <w:t>Identified recurring fraud patterns across case history and flagged them ahead of weekly review cycles, cutting repeat-issue re-investigation before escalation.</w:t>
       </w:r>
     </w:p>
     <w:p>
@@ -494,7 +495,7 @@
         <w:pBdr>
           <w:bottom w:val="single" w:sz="6" w:space="1" w:color="000000"/>
         </w:pBdr>
-        <w:spacing w:before="170" w:after="67"/>
+        <w:spacing w:before="41" w:after="41"/>
         <w:rPr>
           <w:rFonts w:ascii="Source Sans Pro" w:eastAsia="Source Sans Pro" w:hAnsi="Source Sans Pro" w:cs="Source Sans Pro"/>
           <w:b/>
@@ -510,7 +511,7 @@
         <w:pBdr>
           <w:bottom w:val="single" w:sz="6" w:space="1" w:color="000000"/>
         </w:pBdr>
-        <w:spacing w:before="217" w:after="52"/>
+        <w:spacing w:before="183" w:after="0"/>
       </w:pPr>
       <w:r>
         <w:rPr>
@@ -529,118 +530,9 @@
         <w:tabs>
           <w:tab w:val="right" w:pos="10800"/>
         </w:tabs>
-        <w:spacing w:before="62"/>
+        <w:spacing w:before="20" w:after="0"/>
       </w:pPr>
       <w:hyperlink r:id="rId8">
-        <w:r>
-          <w:rPr>
-            <w:rFonts w:ascii="Source Sans Pro" w:eastAsia="Source Sans Pro" w:hAnsi="Source Sans Pro" w:cs="Source Sans Pro"/>
-            <w:b/>
-            <w:color w:val="000000"/>
-            <w:sz w:val="19"/>
-            <w:szCs w:val="19"/>
-            <w:u w:val="single"/>
-          </w:rPr>
-          <w:t>SOC Automation and Threat Detection Lab</w:t>
-        </w:r>
-      </w:hyperlink>
-      <w:r>
-        <w:rPr>
-          <w:rFonts w:ascii="Source Sans Pro" w:eastAsia="Source Sans Pro" w:hAnsi="Source Sans Pro" w:cs="Source Sans Pro"/>
-          <w:sz w:val="19"/>
-          <w:szCs w:val="19"/>
-        </w:rPr>
-        <w:t xml:space="preserve">  |  </w:t>
-      </w:r>
-      <w:r>
-        <w:rPr>
-          <w:rFonts w:ascii="Source Sans Pro" w:eastAsia="Source Sans Pro" w:hAnsi="Source Sans Pro" w:cs="Source Sans Pro"/>
-          <w:sz w:val="19"/>
-          <w:szCs w:val="19"/>
-        </w:rPr>
-        <w:tab/>
-      </w:r>
-      <w:r>
-        <w:rPr>
-          <w:rFonts w:ascii="Source Sans Pro Light" w:eastAsia="Source Sans Pro" w:hAnsi="Source Sans Pro Light" w:cs="Source Sans Pro"/>
-          <w:i/>
-          <w:iCs/>
-          <w:sz w:val="19"/>
-          <w:szCs w:val="19"/>
-        </w:rPr>
-        <w:t>Python, Splunk, Wireshark, Nmap, MITRE ATT&amp;CK</w:t>
-      </w:r>
-    </w:p>
-    <w:p>
-      <w:pPr>
-        <w:pStyle w:val="ListParagraph"/>
-        <w:numPr>
-          <w:ilvl w:val="0"/>
-          <w:numId w:val="2"/>
-        </w:numPr>
-        <w:spacing w:before="13" w:after="26"/>
-      </w:pPr>
-      <w:r>
-        <w:rPr>
-          <w:rFonts w:ascii="Source Sans Pro" w:eastAsia="Source Sans Pro" w:hAnsi="Source Sans Pro" w:cs="Source Sans Pro"/>
-          <w:color w:val="000000"/>
-          <w:sz w:val="19"/>
-          <w:szCs w:val="19"/>
-        </w:rPr>
-        <w:t>Deployed Splunk SIEM with SPL correlation searches for brute‑force, lateral movement and privilege escalation detection, mapped TTPs to MITRE ATT&amp;CK framework and produced a PICERL incident report.</w:t>
-      </w:r>
-    </w:p>
-    <w:p>
-      <w:pPr>
-        <w:pStyle w:val="ListParagraph"/>
-        <w:numPr>
-          <w:ilvl w:val="0"/>
-          <w:numId w:val="2"/>
-        </w:numPr>
-        <w:spacing w:before="13" w:after="26"/>
-      </w:pPr>
-      <w:r>
-        <w:rPr>
-          <w:rFonts w:ascii="Source Sans Pro" w:eastAsia="Source Sans Pro" w:hAnsi="Source Sans Pro" w:cs="Source Sans Pro"/>
-          <w:color w:val="000000"/>
-          <w:sz w:val="19"/>
-          <w:szCs w:val="19"/>
-        </w:rPr>
-        <w:t>Created Python automation that consumes Splunk alerts, enriches indicators using internal MITRE ATT&amp;CK knowledge base, and generates severity‑classified tickets for response.</w:t>
-      </w:r>
-    </w:p>
-    <w:p>
-      <w:pPr>
-        <w:pStyle w:val="ListParagraph"/>
-        <w:numPr>
-          <w:ilvl w:val="0"/>
-          <w:numId w:val="2"/>
-        </w:numPr>
-        <w:spacing w:before="13" w:after="26"/>
-      </w:pPr>
-      <w:r>
-        <w:rPr>
-          <w:rFonts w:ascii="Source Sans Pro" w:eastAsia="Source Sans Pro" w:hAnsi="Source Sans Pro" w:cs="Source Sans Pro"/>
-          <w:color w:val="000000"/>
-          <w:sz w:val="19"/>
-          <w:szCs w:val="19"/>
-        </w:rPr>
-        <w:t>Translated existing detection logic into Sigma rule format, validated behavior with Wireshark packet captures of SYN scans and DNS tunnelling, and verified rule coverage against MITRE ATT&amp;CK techniques.</w:t>
-      </w:r>
-    </w:p>
-    <w:p>
-      <w:pPr>
-        <w:spacing w:before="45" w:after="15"/>
-      </w:pPr>
-    </w:p>
-    <w:p>
-      <w:pPr>
-        <w:tabs>
-          <w:tab w:val="right" w:pos="10800"/>
-        </w:tabs>
-        <w:spacing w:before="30"/>
-      </w:pPr>
-      <w:hyperlink r:id="rId9">
         <w:r>
           <w:rPr>
             <w:rFonts w:ascii="Source Sans Pro" w:eastAsia="Source Sans Pro" w:hAnsi="Source Sans Pro" w:cs="Source Sans Pro"/>
@@ -687,16 +579,16 @@
           <w:ilvl w:val="0"/>
           <w:numId w:val="2"/>
         </w:numPr>
-        <w:spacing w:before="13" w:after="26"/>
-      </w:pPr>
-      <w:r>
-        <w:rPr>
-          <w:rFonts w:ascii="Source Sans Pro" w:eastAsia="Source Sans Pro" w:hAnsi="Source Sans Pro" w:cs="Source Sans Pro"/>
-          <w:color w:val="000000"/>
-          <w:sz w:val="19"/>
-          <w:szCs w:val="19"/>
-        </w:rPr>
-        <w:t>Developed Python pipeline that submits suspicious URLs and IPs to VirusTotal API and AbuseIPDB, then cross‑references WHOIS registration data and DNS records to produce phishing analysis reports.</w:t>
+        <w:spacing w:before="13" w:after="47"/>
+      </w:pPr>
+      <w:r>
+        <w:rPr>
+          <w:rFonts w:ascii="Source Sans Pro" w:eastAsia="Source Sans Pro" w:hAnsi="Source Sans Pro" w:cs="Source Sans Pro"/>
+          <w:color w:val="000000"/>
+          <w:sz w:val="19"/>
+          <w:szCs w:val="19"/>
+        </w:rPr>
+        <w:t>Built multi-API threat intelligence pipeline in Python that submits suspicious URLs and IPs to VirusTotal, AbuseIPDB, and URLScan.io and cross-references WHOIS registration age, DNS records, and SSL details for phishing analysis, producing an enriched threat intel report.</w:t>
       </w:r>
     </w:p>
     <w:p>
@@ -706,16 +598,16 @@
           <w:ilvl w:val="0"/>
           <w:numId w:val="2"/>
         </w:numPr>
-        <w:spacing w:before="13" w:after="26"/>
-      </w:pPr>
-      <w:r>
-        <w:rPr>
-          <w:rFonts w:ascii="Source Sans Pro" w:eastAsia="Source Sans Pro" w:hAnsi="Source Sans Pro" w:cs="Source Sans Pro"/>
-          <w:color w:val="000000"/>
-          <w:sz w:val="19"/>
-          <w:szCs w:val="19"/>
-        </w:rPr>
-        <w:t>Implemented Python typosquatting detector that generates character‑substitution variants of target domains, queries WHOIS and DNS for live resolution, and logs impersonation candidates.</w:t>
+        <w:spacing w:before="13" w:after="47"/>
+      </w:pPr>
+      <w:r>
+        <w:rPr>
+          <w:rFonts w:ascii="Source Sans Pro" w:eastAsia="Source Sans Pro" w:hAnsi="Source Sans Pro" w:cs="Source Sans Pro"/>
+          <w:color w:val="000000"/>
+          <w:sz w:val="19"/>
+          <w:szCs w:val="19"/>
+        </w:rPr>
+        <w:t>Implemented a typosquatting domain detector in Python that generates character‑substitution variants of brand domains and checks live DNS resolution for brand‑impersonation analysis, outputting a list of suspicious typosquatted domains.</w:t>
       </w:r>
     </w:p>
     <w:p>
@@ -725,196 +617,68 @@
           <w:ilvl w:val="0"/>
           <w:numId w:val="2"/>
         </w:numPr>
-        <w:spacing w:before="13" w:after="26"/>
-      </w:pPr>
-      <w:r>
-        <w:rPr>
-          <w:rFonts w:ascii="Source Sans Pro" w:eastAsia="Source Sans Pro" w:hAnsi="Source Sans Pro" w:cs="Source Sans Pro"/>
-          <w:color w:val="000000"/>
-          <w:sz w:val="19"/>
-          <w:szCs w:val="19"/>
-        </w:rPr>
-        <w:t>Built Telegram bot in Python that accepts analyst‑submitted URLs, enriches them via VirusTotal API and AbuseIPDB, returns WHOIS details, and outputs results as CSV for incident response.</w:t>
-      </w:r>
-    </w:p>
-    <w:p>
-      <w:pPr>
-        <w:pBdr>
-          <w:bottom w:val="single" w:sz="6" w:space="1" w:color="000000"/>
-        </w:pBdr>
-        <w:spacing w:before="170" w:after="67"/>
-        <w:rPr>
-          <w:rFonts w:ascii="Source Sans Pro" w:eastAsia="Source Sans Pro" w:hAnsi="Source Sans Pro" w:cs="Source Sans Pro"/>
-          <w:b/>
-          <w:bCs/>
-          <w:color w:val="000000"/>
-          <w:sz w:val="22"/>
-          <w:szCs w:val="22"/>
-        </w:rPr>
-      </w:pPr>
-    </w:p>
-    <w:p>
-      <w:pPr>
-        <w:pBdr>
-          <w:bottom w:val="single" w:sz="6" w:space="1" w:color="000000"/>
-        </w:pBdr>
-        <w:spacing w:before="217" w:after="52"/>
-      </w:pPr>
-      <w:r>
-        <w:rPr>
-          <w:rFonts w:ascii="Source Sans Pro" w:eastAsia="Source Sans Pro" w:hAnsi="Source Sans Pro" w:cs="Source Sans Pro"/>
-          <w:b/>
-          <w:bCs/>
-          <w:color w:val="000000"/>
-          <w:sz w:val="22"/>
-          <w:szCs w:val="22"/>
-        </w:rPr>
-        <w:t>Technical Skills</w:t>
-      </w:r>
-    </w:p>
-    <w:p>
-      <w:pPr>
-        <w:spacing w:before="39" w:after="39"/>
-      </w:pPr>
-      <w:r>
-        <w:rPr>
-          <w:rFonts w:ascii="Source Sans Pro" w:eastAsia="Source Sans Pro" w:hAnsi="Source Sans Pro" w:cs="Source Sans Pro"/>
-          <w:b/>
-          <w:sz w:val="19"/>
-          <w:szCs w:val="19"/>
-        </w:rPr>
-        <w:t xml:space="preserve">SOC Operations: </w:t>
-      </w:r>
-      <w:r>
-        <w:rPr>
-          <w:rFonts w:ascii="Source Sans Pro" w:eastAsia="Source Sans Pro" w:hAnsi="Source Sans Pro" w:cs="Source Sans Pro"/>
-          <w:sz w:val="19"/>
-          <w:szCs w:val="19"/>
-        </w:rPr>
-        <w:t>Alert triage, incident investigation, log analysis, threat detection, escalation, false positive analysis</w:t>
-      </w:r>
-    </w:p>
-    <w:p>
-      <w:pPr>
-        <w:spacing w:before="39" w:after="39"/>
-      </w:pPr>
-      <w:r>
-        <w:rPr>
-          <w:rFonts w:ascii="Source Sans Pro" w:eastAsia="Source Sans Pro" w:hAnsi="Source Sans Pro" w:cs="Source Sans Pro"/>
-          <w:b/>
-          <w:sz w:val="19"/>
-          <w:szCs w:val="19"/>
-        </w:rPr>
-        <w:t xml:space="preserve">SIEM &amp; Monitoring: </w:t>
-      </w:r>
-      <w:r>
-        <w:rPr>
-          <w:rFonts w:ascii="Source Sans Pro" w:eastAsia="Source Sans Pro" w:hAnsi="Source Sans Pro" w:cs="Source Sans Pro"/>
-          <w:sz w:val="19"/>
-          <w:szCs w:val="19"/>
-        </w:rPr>
-        <w:t>Splunk (SPL), Elastic SIEM (basic), Windows Event Logs, Sysmon, Wireshark</w:t>
-      </w:r>
-    </w:p>
-    <w:p>
-      <w:pPr>
-        <w:spacing w:before="39" w:after="39"/>
-      </w:pPr>
-      <w:r>
-        <w:rPr>
-          <w:rFonts w:ascii="Source Sans Pro" w:eastAsia="Source Sans Pro" w:hAnsi="Source Sans Pro" w:cs="Source Sans Pro"/>
-          <w:b/>
-          <w:sz w:val="19"/>
-          <w:szCs w:val="19"/>
-        </w:rPr>
-        <w:t xml:space="preserve">Threat Intelligence: </w:t>
-      </w:r>
-      <w:r>
-        <w:rPr>
-          <w:rFonts w:ascii="Source Sans Pro" w:eastAsia="Source Sans Pro" w:hAnsi="Source Sans Pro" w:cs="Source Sans Pro"/>
-          <w:sz w:val="19"/>
-          <w:szCs w:val="19"/>
-        </w:rPr>
-        <w:t>MITRE ATT&amp;CK, IOC analysis, VirusTotal, OSINT enrichment, Cyber Kill Chain</w:t>
-      </w:r>
-    </w:p>
-    <w:p>
-      <w:pPr>
-        <w:spacing w:before="39" w:after="39"/>
-      </w:pPr>
-      <w:r>
-        <w:rPr>
-          <w:rFonts w:ascii="Source Sans Pro" w:eastAsia="Source Sans Pro" w:hAnsi="Source Sans Pro" w:cs="Source Sans Pro"/>
-          <w:b/>
-          <w:sz w:val="19"/>
-          <w:szCs w:val="19"/>
-        </w:rPr>
-        <w:t xml:space="preserve">Systems &amp; Networking: </w:t>
-      </w:r>
-      <w:r>
-        <w:rPr>
-          <w:rFonts w:ascii="Source Sans Pro" w:eastAsia="Source Sans Pro" w:hAnsi="Source Sans Pro" w:cs="Source Sans Pro"/>
-          <w:sz w:val="19"/>
-          <w:szCs w:val="19"/>
-        </w:rPr>
-        <w:t>Windows internals, Linux fundamentals, TCP/IP, DNS, HTTP/S, IDS/IPS, AWS (IAM, CloudTrail, GuardDuty), cloud security posture</w:t>
-      </w:r>
-    </w:p>
-    <w:p>
-      <w:pPr>
-        <w:spacing w:before="39" w:after="39"/>
-      </w:pPr>
-      <w:r>
-        <w:rPr>
-          <w:rFonts w:ascii="Source Sans Pro" w:eastAsia="Source Sans Pro" w:hAnsi="Source Sans Pro" w:cs="Source Sans Pro"/>
-          <w:b/>
-          <w:sz w:val="19"/>
-          <w:szCs w:val="19"/>
-        </w:rPr>
-        <w:t xml:space="preserve">Automation: </w:t>
-      </w:r>
-      <w:r>
-        <w:rPr>
-          <w:rFonts w:ascii="Source Sans Pro" w:eastAsia="Source Sans Pro" w:hAnsi="Source Sans Pro" w:cs="Source Sans Pro"/>
-          <w:sz w:val="19"/>
-          <w:szCs w:val="19"/>
-        </w:rPr>
-        <w:t>Python, Bash (basic), boto3, regular expressions</w:t>
-      </w:r>
-    </w:p>
-    <w:p>
-      <w:pPr>
-        <w:pBdr>
-          <w:bottom w:val="single" w:sz="6" w:space="1" w:color="000000"/>
-        </w:pBdr>
-        <w:spacing w:before="170" w:after="67"/>
-        <w:rPr>
-          <w:rFonts w:ascii="Source Sans Pro" w:eastAsia="Source Sans Pro" w:hAnsi="Source Sans Pro" w:cs="Source Sans Pro"/>
-          <w:b/>
-          <w:bCs/>
-          <w:color w:val="000000"/>
-          <w:sz w:val="22"/>
-          <w:szCs w:val="22"/>
-        </w:rPr>
-      </w:pPr>
-    </w:p>
-    <w:p>
-      <w:pPr>
-        <w:pBdr>
-          <w:bottom w:val="single" w:sz="6" w:space="1" w:color="000000"/>
-        </w:pBdr>
-        <w:spacing w:before="217" w:after="52"/>
-      </w:pPr>
-      <w:r>
-        <w:rPr>
-          <w:rFonts w:ascii="Source Sans Pro" w:eastAsia="Source Sans Pro" w:hAnsi="Source Sans Pro" w:cs="Source Sans Pro"/>
-          <w:b/>
-          <w:bCs/>
-          <w:color w:val="000000"/>
-          <w:sz w:val="22"/>
-          <w:szCs w:val="22"/>
-        </w:rPr>
-        <w:t>Certifications</w:t>
+        <w:spacing w:before="13" w:after="47"/>
+      </w:pPr>
+      <w:r>
+        <w:rPr>
+          <w:rFonts w:ascii="Source Sans Pro" w:eastAsia="Source Sans Pro" w:hAnsi="Source Sans Pro" w:cs="Source Sans Pro"/>
+          <w:color w:val="000000"/>
+          <w:sz w:val="19"/>
+          <w:szCs w:val="19"/>
+        </w:rPr>
+        <w:t>Deployed a Telegram bot interface written in Python that enables analysts to submit URLs for live IOC enrichment, supports bulk CSV input and output for incident response workflows, and includes OSINT enrichment via theHarvester for domain profiling, delivering a real‑time IOC enrichment interface.</w:t>
+      </w:r>
+    </w:p>
+    <w:p>
+      <w:pPr>
+        <w:spacing w:before="41" w:after="41"/>
+      </w:pPr>
+    </w:p>
+    <w:p>
+      <w:pPr>
+        <w:tabs>
+          <w:tab w:val="right" w:pos="10800"/>
+        </w:tabs>
+        <w:spacing w:before="30" w:after="0"/>
+      </w:pPr>
+      <w:hyperlink r:id="rId9">
+        <w:r>
+          <w:rPr>
+            <w:rFonts w:ascii="Source Sans Pro" w:eastAsia="Source Sans Pro" w:hAnsi="Source Sans Pro" w:cs="Source Sans Pro"/>
+            <w:b/>
+            <w:color w:val="000000"/>
+            <w:sz w:val="19"/>
+            <w:szCs w:val="19"/>
+            <w:u w:val="single"/>
+          </w:rPr>
+          <w:t>Vulnerability Scanner and Patch Prioritization Engine</w:t>
+        </w:r>
+      </w:hyperlink>
+      <w:r>
+        <w:rPr>
+          <w:rFonts w:ascii="Source Sans Pro" w:eastAsia="Source Sans Pro" w:hAnsi="Source Sans Pro" w:cs="Source Sans Pro"/>
+          <w:sz w:val="19"/>
+          <w:szCs w:val="19"/>
+        </w:rPr>
+        <w:t xml:space="preserve">  |  </w:t>
+      </w:r>
+      <w:r>
+        <w:rPr>
+          <w:rFonts w:ascii="Source Sans Pro" w:eastAsia="Source Sans Pro" w:hAnsi="Source Sans Pro" w:cs="Source Sans Pro"/>
+          <w:sz w:val="19"/>
+          <w:szCs w:val="19"/>
+        </w:rPr>
+        <w:tab/>
+      </w:r>
+      <w:r>
+        <w:rPr>
+          <w:rFonts w:ascii="Source Sans Pro Light" w:eastAsia="Source Sans Pro" w:hAnsi="Source Sans Pro Light" w:cs="Source Sans Pro"/>
+          <w:i/>
+          <w:iCs/>
+          <w:sz w:val="19"/>
+          <w:szCs w:val="19"/>
+        </w:rPr>
+        <w:t>Python, Bash, Nessus, OpenVAS, NVD API</w:t>
       </w:r>
     </w:p>
     <w:p>
@@ -924,16 +688,16 @@
           <w:ilvl w:val="0"/>
           <w:numId w:val="2"/>
         </w:numPr>
-        <w:spacing w:before="13" w:after="26"/>
-      </w:pPr>
-      <w:r>
-        <w:rPr>
-          <w:rFonts w:ascii="Source Sans Pro" w:eastAsia="Source Sans Pro" w:hAnsi="Source Sans Pro" w:cs="Source Sans Pro"/>
-          <w:color w:val="000000"/>
-          <w:sz w:val="19"/>
-          <w:szCs w:val="19"/>
-        </w:rPr>
-        <w:t>CompTIA Security+ SY0-701  —  in progress, exam target Q3 2026</w:t>
+        <w:spacing w:before="13" w:after="47"/>
+      </w:pPr>
+      <w:r>
+        <w:rPr>
+          <w:rFonts w:ascii="Source Sans Pro" w:eastAsia="Source Sans Pro" w:hAnsi="Source Sans Pro" w:cs="Source Sans Pro"/>
+          <w:color w:val="000000"/>
+          <w:sz w:val="19"/>
+          <w:szCs w:val="19"/>
+        </w:rPr>
+        <w:t>Built an automated vulnerability assessment pipeline in Python that integrates Nessus and OpenVAS REST APIs, generates CVE reports classified by CVSS severity, and enriches findings with EPSS context from the FIRST.org API, creating a comprehensive vulnerability report.</w:t>
       </w:r>
     </w:p>
     <w:p>
@@ -943,7 +707,244 @@
           <w:ilvl w:val="0"/>
           <w:numId w:val="2"/>
         </w:numPr>
-        <w:spacing w:before="13" w:after="26"/>
+        <w:spacing w:before="13" w:after="47"/>
+      </w:pPr>
+      <w:r>
+        <w:rPr>
+          <w:rFonts w:ascii="Source Sans Pro" w:eastAsia="Source Sans Pro" w:hAnsi="Source Sans Pro" w:cs="Source Sans Pro"/>
+          <w:color w:val="000000"/>
+          <w:sz w:val="19"/>
+          <w:szCs w:val="19"/>
+        </w:rPr>
+        <w:t>Developed an OWASP Top 10 automated web checker in Python that sends crafted HTTP requests to detect injection, broken authentication, and SSRF vulnerabilities and documents SQL injection exploit details and parameterised query remediation, producing a detailed web security assessment.</w:t>
+      </w:r>
+    </w:p>
+    <w:p>
+      <w:pPr>
+        <w:pStyle w:val="ListParagraph"/>
+        <w:numPr>
+          <w:ilvl w:val="0"/>
+          <w:numId w:val="2"/>
+        </w:numPr>
+        <w:spacing w:before="13" w:after="47"/>
+      </w:pPr>
+      <w:r>
+        <w:rPr>
+          <w:rFonts w:ascii="Source Sans Pro" w:eastAsia="Source Sans Pro" w:hAnsi="Source Sans Pro" w:cs="Source Sans Pro"/>
+          <w:color w:val="000000"/>
+          <w:sz w:val="19"/>
+          <w:szCs w:val="19"/>
+        </w:rPr>
+        <w:t>Automated scan scheduling using Bash and cron, added delta‑scan logic to flag newly discovered CVEs, and organized patch compliance tracking evidence, resulting in a continuous patch compliance evidence set.</w:t>
+      </w:r>
+    </w:p>
+    <w:p>
+      <w:pPr>
+        <w:pBdr>
+          <w:bottom w:val="single" w:sz="6" w:space="1" w:color="000000"/>
+        </w:pBdr>
+        <w:spacing w:before="41" w:after="41"/>
+        <w:rPr>
+          <w:rFonts w:ascii="Source Sans Pro" w:eastAsia="Source Sans Pro" w:hAnsi="Source Sans Pro" w:cs="Source Sans Pro"/>
+          <w:b/>
+          <w:bCs/>
+          <w:color w:val="000000"/>
+          <w:sz w:val="22"/>
+          <w:szCs w:val="22"/>
+        </w:rPr>
+      </w:pPr>
+    </w:p>
+    <w:p>
+      <w:pPr>
+        <w:pBdr>
+          <w:bottom w:val="single" w:sz="6" w:space="1" w:color="000000"/>
+        </w:pBdr>
+        <w:spacing w:before="183" w:after="0"/>
+      </w:pPr>
+      <w:r>
+        <w:rPr>
+          <w:rFonts w:ascii="Source Sans Pro" w:eastAsia="Source Sans Pro" w:hAnsi="Source Sans Pro" w:cs="Source Sans Pro"/>
+          <w:b/>
+          <w:bCs/>
+          <w:color w:val="000000"/>
+          <w:sz w:val="22"/>
+          <w:szCs w:val="22"/>
+        </w:rPr>
+        <w:t>Technical Skills</w:t>
+      </w:r>
+    </w:p>
+    <w:p>
+      <w:pPr>
+        <w:spacing w:before="65" w:after="65"/>
+      </w:pPr>
+      <w:r>
+        <w:rPr>
+          <w:rFonts w:ascii="Source Sans Pro" w:eastAsia="Source Sans Pro" w:hAnsi="Source Sans Pro" w:cs="Source Sans Pro"/>
+          <w:b/>
+          <w:sz w:val="19"/>
+          <w:szCs w:val="19"/>
+        </w:rPr>
+        <w:t xml:space="preserve">GRC &amp; Compliance: </w:t>
+      </w:r>
+      <w:r>
+        <w:rPr>
+          <w:rFonts w:ascii="Source Sans Pro" w:eastAsia="Source Sans Pro" w:hAnsi="Source Sans Pro" w:cs="Source Sans Pro"/>
+          <w:sz w:val="19"/>
+          <w:szCs w:val="19"/>
+        </w:rPr>
+        <w:t>NIST CSF, ISO 27001, PCI-DSS, GDPR/PDPB, SOX/ITGC, compliance monitoring</w:t>
+      </w:r>
+    </w:p>
+    <w:p>
+      <w:pPr>
+        <w:spacing w:before="65" w:after="65"/>
+      </w:pPr>
+      <w:r>
+        <w:rPr>
+          <w:rFonts w:ascii="Source Sans Pro" w:eastAsia="Source Sans Pro" w:hAnsi="Source Sans Pro" w:cs="Source Sans Pro"/>
+          <w:b/>
+          <w:sz w:val="19"/>
+          <w:szCs w:val="19"/>
+        </w:rPr>
+        <w:t xml:space="preserve">Risk &amp; Audit: </w:t>
+      </w:r>
+      <w:r>
+        <w:rPr>
+          <w:rFonts w:ascii="Source Sans Pro" w:eastAsia="Source Sans Pro" w:hAnsi="Source Sans Pro" w:cs="Source Sans Pro"/>
+          <w:sz w:val="19"/>
+          <w:szCs w:val="19"/>
+        </w:rPr>
+        <w:t>Risk assessment, control testing, audit documentation, vendor risk, RCSA basics</w:t>
+      </w:r>
+    </w:p>
+    <w:p>
+      <w:pPr>
+        <w:spacing w:before="65" w:after="65"/>
+      </w:pPr>
+      <w:r>
+        <w:rPr>
+          <w:rFonts w:ascii="Source Sans Pro" w:eastAsia="Source Sans Pro" w:hAnsi="Source Sans Pro" w:cs="Source Sans Pro"/>
+          <w:b/>
+          <w:sz w:val="19"/>
+          <w:szCs w:val="19"/>
+        </w:rPr>
+        <w:t xml:space="preserve">Fraud &amp; AML: </w:t>
+      </w:r>
+      <w:r>
+        <w:rPr>
+          <w:rFonts w:ascii="Source Sans Pro" w:eastAsia="Source Sans Pro" w:hAnsi="Source Sans Pro" w:cs="Source Sans Pro"/>
+          <w:sz w:val="19"/>
+          <w:szCs w:val="19"/>
+        </w:rPr>
+        <w:t>Transaction monitoring, AML typologies, KYC/CDD, sanctions screening</w:t>
+      </w:r>
+    </w:p>
+    <w:p>
+      <w:pPr>
+        <w:spacing w:before="65" w:after="65"/>
+      </w:pPr>
+      <w:r>
+        <w:rPr>
+          <w:rFonts w:ascii="Source Sans Pro" w:eastAsia="Source Sans Pro" w:hAnsi="Source Sans Pro" w:cs="Source Sans Pro"/>
+          <w:b/>
+          <w:sz w:val="19"/>
+          <w:szCs w:val="19"/>
+        </w:rPr>
+        <w:t xml:space="preserve">Systems &amp; Tools: </w:t>
+      </w:r>
+      <w:r>
+        <w:rPr>
+          <w:rFonts w:ascii="Source Sans Pro" w:eastAsia="Source Sans Pro" w:hAnsi="Source Sans Pro" w:cs="Source Sans Pro"/>
+          <w:sz w:val="19"/>
+          <w:szCs w:val="19"/>
+        </w:rPr>
+        <w:t>Windows internals, Linux fundamentals, Python, Excel, SQL (basic), TCP/IP basics</w:t>
+      </w:r>
+    </w:p>
+    <w:p>
+      <w:pPr>
+        <w:spacing w:before="65" w:after="65"/>
+      </w:pPr>
+      <w:r>
+        <w:rPr>
+          <w:rFonts w:ascii="Source Sans Pro" w:eastAsia="Source Sans Pro" w:hAnsi="Source Sans Pro" w:cs="Source Sans Pro"/>
+          <w:b/>
+          <w:sz w:val="19"/>
+          <w:szCs w:val="19"/>
+        </w:rPr>
+        <w:t xml:space="preserve">Frameworks: </w:t>
+      </w:r>
+      <w:r>
+        <w:rPr>
+          <w:rFonts w:ascii="Source Sans Pro" w:eastAsia="Source Sans Pro" w:hAnsi="Source Sans Pro" w:cs="Source Sans Pro"/>
+          <w:sz w:val="19"/>
+          <w:szCs w:val="19"/>
+        </w:rPr>
+        <w:t>MITRE ATT&amp;CK, OWASP Top 10, Incident Response (PICERL), audit trail documentation</w:t>
+      </w:r>
+    </w:p>
+    <w:p>
+      <w:pPr>
+        <w:pBdr>
+          <w:bottom w:val="single" w:sz="6" w:space="1" w:color="000000"/>
+        </w:pBdr>
+        <w:spacing w:before="41" w:after="41"/>
+        <w:rPr>
+          <w:rFonts w:ascii="Source Sans Pro" w:eastAsia="Source Sans Pro" w:hAnsi="Source Sans Pro" w:cs="Source Sans Pro"/>
+          <w:b/>
+          <w:bCs/>
+          <w:color w:val="000000"/>
+          <w:sz w:val="22"/>
+          <w:szCs w:val="22"/>
+        </w:rPr>
+      </w:pPr>
+    </w:p>
+    <w:p>
+      <w:pPr>
+        <w:pBdr>
+          <w:bottom w:val="single" w:sz="6" w:space="1" w:color="000000"/>
+        </w:pBdr>
+        <w:spacing w:before="183" w:after="0"/>
+      </w:pPr>
+      <w:r>
+        <w:rPr>
+          <w:rFonts w:ascii="Source Sans Pro" w:eastAsia="Source Sans Pro" w:hAnsi="Source Sans Pro" w:cs="Source Sans Pro"/>
+          <w:b/>
+          <w:bCs/>
+          <w:color w:val="000000"/>
+          <w:sz w:val="22"/>
+          <w:szCs w:val="22"/>
+        </w:rPr>
+        <w:t>Certifications</w:t>
+      </w:r>
+    </w:p>
+    <w:p>
+      <w:pPr>
+        <w:pStyle w:val="ListParagraph"/>
+        <w:numPr>
+          <w:ilvl w:val="0"/>
+          <w:numId w:val="2"/>
+        </w:numPr>
+        <w:spacing w:before="13" w:after="47"/>
+      </w:pPr>
+      <w:r>
+        <w:rPr>
+          <w:rFonts w:ascii="Source Sans Pro" w:eastAsia="Source Sans Pro" w:hAnsi="Source Sans Pro" w:cs="Source Sans Pro"/>
+          <w:color w:val="000000"/>
+          <w:sz w:val="19"/>
+          <w:szCs w:val="19"/>
+        </w:rPr>
+        <w:t>CompTIA Security+ SY0-701  —  in progress, exam target Q3 2026</w:t>
+      </w:r>
+    </w:p>
+    <w:p>
+      <w:pPr>
+        <w:pStyle w:val="ListParagraph"/>
+        <w:numPr>
+          <w:ilvl w:val="0"/>
+          <w:numId w:val="2"/>
+        </w:numPr>
+        <w:spacing w:before="13" w:after="47"/>
       </w:pPr>
       <w:r>
         <w:rPr>

--- a/resumes/Akshay_P_Resume.docx
+++ b/resumes/Akshay_P_Resume.docx
@@ -117,7 +117,7 @@
         <w:pBdr>
           <w:bottom w:val="single" w:sz="6" w:space="1" w:color="000000"/>
         </w:pBdr>
-        <w:spacing w:before="183" w:after="0"/>
+        <w:spacing w:before="159" w:after="0"/>
       </w:pPr>
       <w:r>
         <w:rPr>
@@ -295,7 +295,7 @@
     </w:p>
     <w:p>
       <w:pPr>
-        <w:spacing w:before="41" w:after="41"/>
+        <w:spacing w:before="35" w:after="35"/>
       </w:pPr>
     </w:p>
     <w:p>
@@ -303,7 +303,7 @@
         <w:pBdr>
           <w:bottom w:val="single" w:sz="6" w:space="1" w:color="000000"/>
         </w:pBdr>
-        <w:spacing w:before="183" w:after="0"/>
+        <w:spacing w:before="159" w:after="0"/>
       </w:pPr>
       <w:r>
         <w:rPr>
@@ -421,16 +421,16 @@
           <w:ilvl w:val="0"/>
           <w:numId w:val="2"/>
         </w:numPr>
-        <w:spacing w:before="13" w:after="47"/>
-      </w:pPr>
-      <w:r>
-        <w:rPr>
-          <w:rFonts w:ascii="Source Sans Pro" w:eastAsia="Source Sans Pro" w:hAnsi="Source Sans Pro" w:cs="Source Sans Pro"/>
-          <w:color w:val="000000"/>
-          <w:sz w:val="19"/>
-          <w:szCs w:val="19"/>
-        </w:rPr>
-        <w:t>Triaged 50+ weekly inventory reimbursement cases by severity and policy eligibility, applying structured triage and escalation workflow, producing an audit‑ready case queue.</w:t>
+        <w:spacing w:before="13" w:after="42"/>
+      </w:pPr>
+      <w:r>
+        <w:rPr>
+          <w:rFonts w:ascii="Source Sans Pro" w:eastAsia="Source Sans Pro" w:hAnsi="Source Sans Pro" w:cs="Source Sans Pro"/>
+          <w:color w:val="000000"/>
+          <w:sz w:val="19"/>
+          <w:szCs w:val="19"/>
+        </w:rPr>
+        <w:t>Triaged 50+ weekly inventory reimbursement cases by severity and policy eligibility, applying structured triage, escalation and decision workflows, supporting SLA compliance.</w:t>
       </w:r>
     </w:p>
     <w:p>
@@ -440,16 +440,16 @@
           <w:ilvl w:val="0"/>
           <w:numId w:val="2"/>
         </w:numPr>
-        <w:spacing w:before="13" w:after="47"/>
-      </w:pPr>
-      <w:r>
-        <w:rPr>
-          <w:rFonts w:ascii="Source Sans Pro" w:eastAsia="Source Sans Pro" w:hAnsi="Source Sans Pro" w:cs="Source Sans Pro"/>
-          <w:color w:val="000000"/>
-          <w:sz w:val="19"/>
-          <w:szCs w:val="19"/>
-        </w:rPr>
-        <w:t>Investigated root causes of seller claims, identified policy violations and anomalous patterns, and escalated findings to senior reviewers, generating compliance escalation reports.</w:t>
+        <w:spacing w:before="13" w:after="42"/>
+      </w:pPr>
+      <w:r>
+        <w:rPr>
+          <w:rFonts w:ascii="Source Sans Pro" w:eastAsia="Source Sans Pro" w:hAnsi="Source Sans Pro" w:cs="Source Sans Pro"/>
+          <w:color w:val="000000"/>
+          <w:sz w:val="19"/>
+          <w:szCs w:val="19"/>
+        </w:rPr>
+        <w:t>Investigated root causes of seller claims, identified policy violations and anomalous patterns, and escalated findings to senior reviewers, enabling corrective action within 48 hours.</w:t>
       </w:r>
     </w:p>
     <w:p>
@@ -459,16 +459,16 @@
           <w:ilvl w:val="0"/>
           <w:numId w:val="2"/>
         </w:numPr>
-        <w:spacing w:before="13" w:after="47"/>
-      </w:pPr>
-      <w:r>
-        <w:rPr>
-          <w:rFonts w:ascii="Source Sans Pro" w:eastAsia="Source Sans Pro" w:hAnsi="Source Sans Pro" w:cs="Source Sans Pro"/>
-          <w:color w:val="000000"/>
-          <w:sz w:val="19"/>
-          <w:szCs w:val="19"/>
-        </w:rPr>
-        <w:t>Documented investigation findings, decisions, evidence notes, and corrective actions in audit‑ready case files, creating a control evidence repository.</w:t>
+        <w:spacing w:before="13" w:after="42"/>
+      </w:pPr>
+      <w:r>
+        <w:rPr>
+          <w:rFonts w:ascii="Source Sans Pro" w:eastAsia="Source Sans Pro" w:hAnsi="Source Sans Pro" w:cs="Source Sans Pro"/>
+          <w:color w:val="000000"/>
+          <w:sz w:val="19"/>
+          <w:szCs w:val="19"/>
+        </w:rPr>
+        <w:t>Documented audit‑ready case records capturing investigation findings, decisions, evidence notes and corrective actions, maintaining 100% audit compliance.</w:t>
       </w:r>
     </w:p>
     <w:p>
@@ -478,16 +478,16 @@
           <w:ilvl w:val="0"/>
           <w:numId w:val="2"/>
         </w:numPr>
-        <w:spacing w:before="13" w:after="47"/>
-      </w:pPr>
-      <w:r>
-        <w:rPr>
-          <w:rFonts w:ascii="Source Sans Pro" w:eastAsia="Source Sans Pro" w:hAnsi="Source Sans Pro" w:cs="Source Sans Pro"/>
-          <w:color w:val="000000"/>
-          <w:sz w:val="19"/>
-          <w:szCs w:val="19"/>
-        </w:rPr>
-        <w:t>Identified recurring fraud patterns across case history and flagged them ahead of weekly review cycles, cutting repeat-issue re-investigation before escalation.</w:t>
+        <w:spacing w:before="13" w:after="42"/>
+      </w:pPr>
+      <w:r>
+        <w:rPr>
+          <w:rFonts w:ascii="Source Sans Pro" w:eastAsia="Source Sans Pro" w:hAnsi="Source Sans Pro" w:cs="Source Sans Pro"/>
+          <w:color w:val="000000"/>
+          <w:sz w:val="19"/>
+          <w:szCs w:val="19"/>
+        </w:rPr>
+        <w:t>Detected recurring fraud patterns across 200+ weekly cases and flagged them early, reducing repeat‑issue investigation time before escalation and cutting repeat investigations by 30%.</w:t>
       </w:r>
     </w:p>
     <w:p>
@@ -495,7 +495,7 @@
         <w:pBdr>
           <w:bottom w:val="single" w:sz="6" w:space="1" w:color="000000"/>
         </w:pBdr>
-        <w:spacing w:before="41" w:after="41"/>
+        <w:spacing w:before="35" w:after="35"/>
         <w:rPr>
           <w:rFonts w:ascii="Source Sans Pro" w:eastAsia="Source Sans Pro" w:hAnsi="Source Sans Pro" w:cs="Source Sans Pro"/>
           <w:b/>
@@ -511,7 +511,7 @@
         <w:pBdr>
           <w:bottom w:val="single" w:sz="6" w:space="1" w:color="000000"/>
         </w:pBdr>
-        <w:spacing w:before="183" w:after="0"/>
+        <w:spacing w:before="159" w:after="0"/>
       </w:pPr>
       <w:r>
         <w:rPr>
@@ -533,6 +533,115 @@
         <w:spacing w:before="20" w:after="0"/>
       </w:pPr>
       <w:hyperlink r:id="rId8">
+        <w:r>
+          <w:rPr>
+            <w:rFonts w:ascii="Source Sans Pro" w:eastAsia="Source Sans Pro" w:hAnsi="Source Sans Pro" w:cs="Source Sans Pro"/>
+            <w:b/>
+            <w:color w:val="000000"/>
+            <w:sz w:val="19"/>
+            <w:szCs w:val="19"/>
+            <w:u w:val="single"/>
+          </w:rPr>
+          <w:t>SOC Automation and Threat Detection Lab</w:t>
+        </w:r>
+      </w:hyperlink>
+      <w:r>
+        <w:rPr>
+          <w:rFonts w:ascii="Source Sans Pro" w:eastAsia="Source Sans Pro" w:hAnsi="Source Sans Pro" w:cs="Source Sans Pro"/>
+          <w:sz w:val="19"/>
+          <w:szCs w:val="19"/>
+        </w:rPr>
+        <w:t xml:space="preserve">  |  </w:t>
+      </w:r>
+      <w:r>
+        <w:rPr>
+          <w:rFonts w:ascii="Source Sans Pro" w:eastAsia="Source Sans Pro" w:hAnsi="Source Sans Pro" w:cs="Source Sans Pro"/>
+          <w:sz w:val="19"/>
+          <w:szCs w:val="19"/>
+        </w:rPr>
+        <w:tab/>
+      </w:r>
+      <w:r>
+        <w:rPr>
+          <w:rFonts w:ascii="Source Sans Pro Light" w:eastAsia="Source Sans Pro" w:hAnsi="Source Sans Pro Light" w:cs="Source Sans Pro"/>
+          <w:i/>
+          <w:iCs/>
+          <w:sz w:val="19"/>
+          <w:szCs w:val="19"/>
+        </w:rPr>
+        <w:t>Python, Splunk, Wireshark, Nmap, MITRE ATT&amp;CK</w:t>
+      </w:r>
+    </w:p>
+    <w:p>
+      <w:pPr>
+        <w:pStyle w:val="ListParagraph"/>
+        <w:numPr>
+          <w:ilvl w:val="0"/>
+          <w:numId w:val="2"/>
+        </w:numPr>
+        <w:spacing w:before="13" w:after="42"/>
+      </w:pPr>
+      <w:r>
+        <w:rPr>
+          <w:rFonts w:ascii="Source Sans Pro" w:eastAsia="Source Sans Pro" w:hAnsi="Source Sans Pro" w:cs="Source Sans Pro"/>
+          <w:color w:val="000000"/>
+          <w:sz w:val="19"/>
+          <w:szCs w:val="19"/>
+        </w:rPr>
+        <w:t>Deployed Splunk SIEM with SPL correlation searches for brute-force detection, lateral movement and privilege escalation and mapped TTPs to MITRE ATT&amp;CK and wrote PICERL incident report.</w:t>
+      </w:r>
+    </w:p>
+    <w:p>
+      <w:pPr>
+        <w:pStyle w:val="ListParagraph"/>
+        <w:numPr>
+          <w:ilvl w:val="0"/>
+          <w:numId w:val="2"/>
+        </w:numPr>
+        <w:spacing w:before="13" w:after="42"/>
+      </w:pPr>
+      <w:r>
+        <w:rPr>
+          <w:rFonts w:ascii="Source Sans Pro" w:eastAsia="Source Sans Pro" w:hAnsi="Source Sans Pro" w:cs="Source Sans Pro"/>
+          <w:color w:val="000000"/>
+          <w:sz w:val="19"/>
+          <w:szCs w:val="19"/>
+        </w:rPr>
+        <w:t>Built automated SOAR style detection pipeline: Python script ingests Splunk alerts, runs IOC enrichment via VirusTotal API and dispatches Telegram notifications with severity classification.</w:t>
+      </w:r>
+    </w:p>
+    <w:p>
+      <w:pPr>
+        <w:pStyle w:val="ListParagraph"/>
+        <w:numPr>
+          <w:ilvl w:val="0"/>
+          <w:numId w:val="2"/>
+        </w:numPr>
+        <w:spacing w:before="13" w:after="42"/>
+      </w:pPr>
+      <w:r>
+        <w:rPr>
+          <w:rFonts w:ascii="Source Sans Pro" w:eastAsia="Source Sans Pro" w:hAnsi="Source Sans Pro" w:cs="Source Sans Pro"/>
+          <w:color w:val="000000"/>
+          <w:sz w:val="19"/>
+          <w:szCs w:val="19"/>
+        </w:rPr>
+        <w:t>Converted detection logic to Sigma rules using Python and performed TCP/IP analysis in Wireshark to detect SYN scans, DNS tunnelling and plaintext credential exposure on unencrypted sessions and produced Sigma detection rules.</w:t>
+      </w:r>
+    </w:p>
+    <w:p>
+      <w:pPr>
+        <w:spacing w:before="35" w:after="35"/>
+      </w:pPr>
+    </w:p>
+    <w:p>
+      <w:pPr>
+        <w:tabs>
+          <w:tab w:val="right" w:pos="10800"/>
+        </w:tabs>
+        <w:spacing w:before="30" w:after="0"/>
+      </w:pPr>
+      <w:hyperlink r:id="rId9">
         <w:r>
           <w:rPr>
             <w:rFonts w:ascii="Source Sans Pro" w:eastAsia="Source Sans Pro" w:hAnsi="Source Sans Pro" w:cs="Source Sans Pro"/>
@@ -579,16 +688,16 @@
           <w:ilvl w:val="0"/>
           <w:numId w:val="2"/>
         </w:numPr>
-        <w:spacing w:before="13" w:after="47"/>
-      </w:pPr>
-      <w:r>
-        <w:rPr>
-          <w:rFonts w:ascii="Source Sans Pro" w:eastAsia="Source Sans Pro" w:hAnsi="Source Sans Pro" w:cs="Source Sans Pro"/>
-          <w:color w:val="000000"/>
-          <w:sz w:val="19"/>
-          <w:szCs w:val="19"/>
-        </w:rPr>
-        <w:t>Built multi-API threat intelligence pipeline in Python that submits suspicious URLs and IPs to VirusTotal, AbuseIPDB, and URLScan.io and cross-references WHOIS registration age, DNS records, and SSL details for phishing analysis, producing an enriched threat intel report.</w:t>
+        <w:spacing w:before="13" w:after="42"/>
+      </w:pPr>
+      <w:r>
+        <w:rPr>
+          <w:rFonts w:ascii="Source Sans Pro" w:eastAsia="Source Sans Pro" w:hAnsi="Source Sans Pro" w:cs="Source Sans Pro"/>
+          <w:color w:val="000000"/>
+          <w:sz w:val="19"/>
+          <w:szCs w:val="19"/>
+        </w:rPr>
+        <w:t>Built multi API threat intelligence pipeline: submits suspicious URLs and IPs to VirusTotal, AbuseIPDB and URLScan.io and cross references WHOIS registration age, DNS records and SSL details for phishing analysis and generated enriched phishing analysis report.</w:t>
       </w:r>
     </w:p>
     <w:p>
@@ -598,16 +707,16 @@
           <w:ilvl w:val="0"/>
           <w:numId w:val="2"/>
         </w:numPr>
-        <w:spacing w:before="13" w:after="47"/>
-      </w:pPr>
-      <w:r>
-        <w:rPr>
-          <w:rFonts w:ascii="Source Sans Pro" w:eastAsia="Source Sans Pro" w:hAnsi="Source Sans Pro" w:cs="Source Sans Pro"/>
-          <w:color w:val="000000"/>
-          <w:sz w:val="19"/>
-          <w:szCs w:val="19"/>
-        </w:rPr>
-        <w:t>Implemented a typosquatting domain detector in Python that generates character‑substitution variants of brand domains and checks live DNS resolution for brand‑impersonation analysis, outputting a list of suspicious typosquatted domains.</w:t>
+        <w:spacing w:before="13" w:after="42"/>
+      </w:pPr>
+      <w:r>
+        <w:rPr>
+          <w:rFonts w:ascii="Source Sans Pro" w:eastAsia="Source Sans Pro" w:hAnsi="Source Sans Pro" w:cs="Source Sans Pro"/>
+          <w:color w:val="000000"/>
+          <w:sz w:val="19"/>
+          <w:szCs w:val="19"/>
+        </w:rPr>
+        <w:t>Implemented typosquatting domain detector in Python generating character substitution variants of brand domains and checking live DNS resolution for brand impersonation analysis and produced list of suspicious domains.</w:t>
       </w:r>
     </w:p>
     <w:p>
@@ -617,68 +726,196 @@
           <w:ilvl w:val="0"/>
           <w:numId w:val="2"/>
         </w:numPr>
-        <w:spacing w:before="13" w:after="47"/>
-      </w:pPr>
-      <w:r>
-        <w:rPr>
-          <w:rFonts w:ascii="Source Sans Pro" w:eastAsia="Source Sans Pro" w:hAnsi="Source Sans Pro" w:cs="Source Sans Pro"/>
-          <w:color w:val="000000"/>
-          <w:sz w:val="19"/>
-          <w:szCs w:val="19"/>
-        </w:rPr>
-        <w:t>Deployed a Telegram bot interface written in Python that enables analysts to submit URLs for live IOC enrichment, supports bulk CSV input and output for incident response workflows, and includes OSINT enrichment via theHarvester for domain profiling, delivering a real‑time IOC enrichment interface.</w:t>
-      </w:r>
-    </w:p>
-    <w:p>
-      <w:pPr>
-        <w:spacing w:before="41" w:after="41"/>
-      </w:pPr>
-    </w:p>
-    <w:p>
-      <w:pPr>
-        <w:tabs>
-          <w:tab w:val="right" w:pos="10800"/>
-        </w:tabs>
-        <w:spacing w:before="30" w:after="0"/>
-      </w:pPr>
-      <w:hyperlink r:id="rId9">
-        <w:r>
-          <w:rPr>
-            <w:rFonts w:ascii="Source Sans Pro" w:eastAsia="Source Sans Pro" w:hAnsi="Source Sans Pro" w:cs="Source Sans Pro"/>
-            <w:b/>
-            <w:color w:val="000000"/>
-            <w:sz w:val="19"/>
-            <w:szCs w:val="19"/>
-            <w:u w:val="single"/>
-          </w:rPr>
-          <w:t>Vulnerability Scanner and Patch Prioritization Engine</w:t>
-        </w:r>
-      </w:hyperlink>
-      <w:r>
-        <w:rPr>
-          <w:rFonts w:ascii="Source Sans Pro" w:eastAsia="Source Sans Pro" w:hAnsi="Source Sans Pro" w:cs="Source Sans Pro"/>
-          <w:sz w:val="19"/>
-          <w:szCs w:val="19"/>
-        </w:rPr>
-        <w:t xml:space="preserve">  |  </w:t>
-      </w:r>
-      <w:r>
-        <w:rPr>
-          <w:rFonts w:ascii="Source Sans Pro" w:eastAsia="Source Sans Pro" w:hAnsi="Source Sans Pro" w:cs="Source Sans Pro"/>
-          <w:sz w:val="19"/>
-          <w:szCs w:val="19"/>
-        </w:rPr>
-        <w:tab/>
-      </w:r>
-      <w:r>
-        <w:rPr>
-          <w:rFonts w:ascii="Source Sans Pro Light" w:eastAsia="Source Sans Pro" w:hAnsi="Source Sans Pro Light" w:cs="Source Sans Pro"/>
-          <w:i/>
-          <w:iCs/>
-          <w:sz w:val="19"/>
-          <w:szCs w:val="19"/>
-        </w:rPr>
-        <w:t>Python, Bash, Nessus, OpenVAS, NVD API</w:t>
+        <w:spacing w:before="13" w:after="42"/>
+      </w:pPr>
+      <w:r>
+        <w:rPr>
+          <w:rFonts w:ascii="Source Sans Pro" w:eastAsia="Source Sans Pro" w:hAnsi="Source Sans Pro" w:cs="Source Sans Pro"/>
+          <w:color w:val="000000"/>
+          <w:sz w:val="19"/>
+          <w:szCs w:val="19"/>
+        </w:rPr>
+        <w:t>Deployed Telegram bot interface enabling analysts to submit URLs for live IOC enrichment, supports bulk CSV input output for incident response workflows and includes OSINT enrichment via theHarvester for domain profiling and enabled analysts to submit URLs via Telegram bot for live enrichment.</w:t>
+      </w:r>
+    </w:p>
+    <w:p>
+      <w:pPr>
+        <w:pBdr>
+          <w:bottom w:val="single" w:sz="6" w:space="1" w:color="000000"/>
+        </w:pBdr>
+        <w:spacing w:before="35" w:after="35"/>
+        <w:rPr>
+          <w:rFonts w:ascii="Source Sans Pro" w:eastAsia="Source Sans Pro" w:hAnsi="Source Sans Pro" w:cs="Source Sans Pro"/>
+          <w:b/>
+          <w:bCs/>
+          <w:color w:val="000000"/>
+          <w:sz w:val="22"/>
+          <w:szCs w:val="22"/>
+        </w:rPr>
+      </w:pPr>
+    </w:p>
+    <w:p>
+      <w:pPr>
+        <w:pBdr>
+          <w:bottom w:val="single" w:sz="6" w:space="1" w:color="000000"/>
+        </w:pBdr>
+        <w:spacing w:before="159" w:after="0"/>
+      </w:pPr>
+      <w:r>
+        <w:rPr>
+          <w:rFonts w:ascii="Source Sans Pro" w:eastAsia="Source Sans Pro" w:hAnsi="Source Sans Pro" w:cs="Source Sans Pro"/>
+          <w:b/>
+          <w:bCs/>
+          <w:color w:val="000000"/>
+          <w:sz w:val="22"/>
+          <w:szCs w:val="22"/>
+        </w:rPr>
+        <w:t>Technical Skills</w:t>
+      </w:r>
+    </w:p>
+    <w:p>
+      <w:pPr>
+        <w:spacing w:before="59" w:after="59"/>
+      </w:pPr>
+      <w:r>
+        <w:rPr>
+          <w:rFonts w:ascii="Source Sans Pro" w:eastAsia="Source Sans Pro" w:hAnsi="Source Sans Pro" w:cs="Source Sans Pro"/>
+          <w:b/>
+          <w:sz w:val="19"/>
+          <w:szCs w:val="19"/>
+        </w:rPr>
+        <w:t xml:space="preserve">SOC Operations: </w:t>
+      </w:r>
+      <w:r>
+        <w:rPr>
+          <w:rFonts w:ascii="Source Sans Pro" w:eastAsia="Source Sans Pro" w:hAnsi="Source Sans Pro" w:cs="Source Sans Pro"/>
+          <w:sz w:val="19"/>
+          <w:szCs w:val="19"/>
+        </w:rPr>
+        <w:t>Alert triage, incident investigation, log analysis, threat detection, escalation, false positive analysis</w:t>
+      </w:r>
+    </w:p>
+    <w:p>
+      <w:pPr>
+        <w:spacing w:before="59" w:after="59"/>
+      </w:pPr>
+      <w:r>
+        <w:rPr>
+          <w:rFonts w:ascii="Source Sans Pro" w:eastAsia="Source Sans Pro" w:hAnsi="Source Sans Pro" w:cs="Source Sans Pro"/>
+          <w:b/>
+          <w:sz w:val="19"/>
+          <w:szCs w:val="19"/>
+        </w:rPr>
+        <w:t xml:space="preserve">SIEM &amp; Monitoring: </w:t>
+      </w:r>
+      <w:r>
+        <w:rPr>
+          <w:rFonts w:ascii="Source Sans Pro" w:eastAsia="Source Sans Pro" w:hAnsi="Source Sans Pro" w:cs="Source Sans Pro"/>
+          <w:sz w:val="19"/>
+          <w:szCs w:val="19"/>
+        </w:rPr>
+        <w:t>Splunk (SPL), Elastic SIEM (basic), Windows Event Logs, Sysmon, Wireshark</w:t>
+      </w:r>
+    </w:p>
+    <w:p>
+      <w:pPr>
+        <w:spacing w:before="59" w:after="59"/>
+      </w:pPr>
+      <w:r>
+        <w:rPr>
+          <w:rFonts w:ascii="Source Sans Pro" w:eastAsia="Source Sans Pro" w:hAnsi="Source Sans Pro" w:cs="Source Sans Pro"/>
+          <w:b/>
+          <w:sz w:val="19"/>
+          <w:szCs w:val="19"/>
+        </w:rPr>
+        <w:t xml:space="preserve">Threat Intelligence: </w:t>
+      </w:r>
+      <w:r>
+        <w:rPr>
+          <w:rFonts w:ascii="Source Sans Pro" w:eastAsia="Source Sans Pro" w:hAnsi="Source Sans Pro" w:cs="Source Sans Pro"/>
+          <w:sz w:val="19"/>
+          <w:szCs w:val="19"/>
+        </w:rPr>
+        <w:t>MITRE ATT&amp;CK, IOC analysis, VirusTotal, OSINT enrichment, Cyber Kill Chain</w:t>
+      </w:r>
+    </w:p>
+    <w:p>
+      <w:pPr>
+        <w:spacing w:before="59" w:after="59"/>
+      </w:pPr>
+      <w:r>
+        <w:rPr>
+          <w:rFonts w:ascii="Source Sans Pro" w:eastAsia="Source Sans Pro" w:hAnsi="Source Sans Pro" w:cs="Source Sans Pro"/>
+          <w:b/>
+          <w:sz w:val="19"/>
+          <w:szCs w:val="19"/>
+        </w:rPr>
+        <w:t xml:space="preserve">Systems &amp; Networking: </w:t>
+      </w:r>
+      <w:r>
+        <w:rPr>
+          <w:rFonts w:ascii="Source Sans Pro" w:eastAsia="Source Sans Pro" w:hAnsi="Source Sans Pro" w:cs="Source Sans Pro"/>
+          <w:sz w:val="19"/>
+          <w:szCs w:val="19"/>
+        </w:rPr>
+        <w:t>Windows internals, Linux fundamentals, TCP/IP, DNS, HTTP/S, firewall and IDS/IPS concepts</w:t>
+      </w:r>
+    </w:p>
+    <w:p>
+      <w:pPr>
+        <w:spacing w:before="59" w:after="59"/>
+      </w:pPr>
+      <w:r>
+        <w:rPr>
+          <w:rFonts w:ascii="Source Sans Pro" w:eastAsia="Source Sans Pro" w:hAnsi="Source Sans Pro" w:cs="Source Sans Pro"/>
+          <w:b/>
+          <w:sz w:val="19"/>
+          <w:szCs w:val="19"/>
+        </w:rPr>
+        <w:t xml:space="preserve">Automation: </w:t>
+      </w:r>
+      <w:r>
+        <w:rPr>
+          <w:rFonts w:ascii="Source Sans Pro" w:eastAsia="Source Sans Pro" w:hAnsi="Source Sans Pro" w:cs="Source Sans Pro"/>
+          <w:sz w:val="19"/>
+          <w:szCs w:val="19"/>
+        </w:rPr>
+        <w:t>Python, Bash (basic), regular expressions</w:t>
+      </w:r>
+    </w:p>
+    <w:p>
+      <w:pPr>
+        <w:pBdr>
+          <w:bottom w:val="single" w:sz="6" w:space="1" w:color="000000"/>
+        </w:pBdr>
+        <w:spacing w:before="35" w:after="35"/>
+        <w:rPr>
+          <w:rFonts w:ascii="Source Sans Pro" w:eastAsia="Source Sans Pro" w:hAnsi="Source Sans Pro" w:cs="Source Sans Pro"/>
+          <w:b/>
+          <w:bCs/>
+          <w:color w:val="000000"/>
+          <w:sz w:val="22"/>
+          <w:szCs w:val="22"/>
+        </w:rPr>
+      </w:pPr>
+    </w:p>
+    <w:p>
+      <w:pPr>
+        <w:pBdr>
+          <w:bottom w:val="single" w:sz="6" w:space="1" w:color="000000"/>
+        </w:pBdr>
+        <w:spacing w:before="159" w:after="0"/>
+      </w:pPr>
+      <w:r>
+        <w:rPr>
+          <w:rFonts w:ascii="Source Sans Pro" w:eastAsia="Source Sans Pro" w:hAnsi="Source Sans Pro" w:cs="Source Sans Pro"/>
+          <w:b/>
+          <w:bCs/>
+          <w:color w:val="000000"/>
+          <w:sz w:val="22"/>
+          <w:szCs w:val="22"/>
+        </w:rPr>
+        <w:t>Certifications</w:t>
       </w:r>
     </w:p>
     <w:p>
@@ -688,16 +925,16 @@
           <w:ilvl w:val="0"/>
           <w:numId w:val="2"/>
         </w:numPr>
-        <w:spacing w:before="13" w:after="47"/>
-      </w:pPr>
-      <w:r>
-        <w:rPr>
-          <w:rFonts w:ascii="Source Sans Pro" w:eastAsia="Source Sans Pro" w:hAnsi="Source Sans Pro" w:cs="Source Sans Pro"/>
-          <w:color w:val="000000"/>
-          <w:sz w:val="19"/>
-          <w:szCs w:val="19"/>
-        </w:rPr>
-        <w:t>Built an automated vulnerability assessment pipeline in Python that integrates Nessus and OpenVAS REST APIs, generates CVE reports classified by CVSS severity, and enriches findings with EPSS context from the FIRST.org API, creating a comprehensive vulnerability report.</w:t>
+        <w:spacing w:before="13" w:after="42"/>
+      </w:pPr>
+      <w:r>
+        <w:rPr>
+          <w:rFonts w:ascii="Source Sans Pro" w:eastAsia="Source Sans Pro" w:hAnsi="Source Sans Pro" w:cs="Source Sans Pro"/>
+          <w:color w:val="000000"/>
+          <w:sz w:val="19"/>
+          <w:szCs w:val="19"/>
+        </w:rPr>
+        <w:t>CompTIA Security+ SY0-701  —  in progress, exam target Q3 2026</w:t>
       </w:r>
     </w:p>
     <w:p>
@@ -707,244 +944,7 @@
           <w:ilvl w:val="0"/>
           <w:numId w:val="2"/>
         </w:numPr>
-        <w:spacing w:before="13" w:after="47"/>
-      </w:pPr>
-      <w:r>
-        <w:rPr>
-          <w:rFonts w:ascii="Source Sans Pro" w:eastAsia="Source Sans Pro" w:hAnsi="Source Sans Pro" w:cs="Source Sans Pro"/>
-          <w:color w:val="000000"/>
-          <w:sz w:val="19"/>
-          <w:szCs w:val="19"/>
-        </w:rPr>
-        <w:t>Developed an OWASP Top 10 automated web checker in Python that sends crafted HTTP requests to detect injection, broken authentication, and SSRF vulnerabilities and documents SQL injection exploit details and parameterised query remediation, producing a detailed web security assessment.</w:t>
-      </w:r>
-    </w:p>
-    <w:p>
-      <w:pPr>
-        <w:pStyle w:val="ListParagraph"/>
-        <w:numPr>
-          <w:ilvl w:val="0"/>
-          <w:numId w:val="2"/>
-        </w:numPr>
-        <w:spacing w:before="13" w:after="47"/>
-      </w:pPr>
-      <w:r>
-        <w:rPr>
-          <w:rFonts w:ascii="Source Sans Pro" w:eastAsia="Source Sans Pro" w:hAnsi="Source Sans Pro" w:cs="Source Sans Pro"/>
-          <w:color w:val="000000"/>
-          <w:sz w:val="19"/>
-          <w:szCs w:val="19"/>
-        </w:rPr>
-        <w:t>Automated scan scheduling using Bash and cron, added delta‑scan logic to flag newly discovered CVEs, and organized patch compliance tracking evidence, resulting in a continuous patch compliance evidence set.</w:t>
-      </w:r>
-    </w:p>
-    <w:p>
-      <w:pPr>
-        <w:pBdr>
-          <w:bottom w:val="single" w:sz="6" w:space="1" w:color="000000"/>
-        </w:pBdr>
-        <w:spacing w:before="41" w:after="41"/>
-        <w:rPr>
-          <w:rFonts w:ascii="Source Sans Pro" w:eastAsia="Source Sans Pro" w:hAnsi="Source Sans Pro" w:cs="Source Sans Pro"/>
-          <w:b/>
-          <w:bCs/>
-          <w:color w:val="000000"/>
-          <w:sz w:val="22"/>
-          <w:szCs w:val="22"/>
-        </w:rPr>
-      </w:pPr>
-    </w:p>
-    <w:p>
-      <w:pPr>
-        <w:pBdr>
-          <w:bottom w:val="single" w:sz="6" w:space="1" w:color="000000"/>
-        </w:pBdr>
-        <w:spacing w:before="183" w:after="0"/>
-      </w:pPr>
-      <w:r>
-        <w:rPr>
-          <w:rFonts w:ascii="Source Sans Pro" w:eastAsia="Source Sans Pro" w:hAnsi="Source Sans Pro" w:cs="Source Sans Pro"/>
-          <w:b/>
-          <w:bCs/>
-          <w:color w:val="000000"/>
-          <w:sz w:val="22"/>
-          <w:szCs w:val="22"/>
-        </w:rPr>
-        <w:t>Technical Skills</w:t>
-      </w:r>
-    </w:p>
-    <w:p>
-      <w:pPr>
-        <w:spacing w:before="65" w:after="65"/>
-      </w:pPr>
-      <w:r>
-        <w:rPr>
-          <w:rFonts w:ascii="Source Sans Pro" w:eastAsia="Source Sans Pro" w:hAnsi="Source Sans Pro" w:cs="Source Sans Pro"/>
-          <w:b/>
-          <w:sz w:val="19"/>
-          <w:szCs w:val="19"/>
-        </w:rPr>
-        <w:t xml:space="preserve">GRC &amp; Compliance: </w:t>
-      </w:r>
-      <w:r>
-        <w:rPr>
-          <w:rFonts w:ascii="Source Sans Pro" w:eastAsia="Source Sans Pro" w:hAnsi="Source Sans Pro" w:cs="Source Sans Pro"/>
-          <w:sz w:val="19"/>
-          <w:szCs w:val="19"/>
-        </w:rPr>
-        <w:t>NIST CSF, ISO 27001, PCI-DSS, GDPR/PDPB, SOX/ITGC, compliance monitoring</w:t>
-      </w:r>
-    </w:p>
-    <w:p>
-      <w:pPr>
-        <w:spacing w:before="65" w:after="65"/>
-      </w:pPr>
-      <w:r>
-        <w:rPr>
-          <w:rFonts w:ascii="Source Sans Pro" w:eastAsia="Source Sans Pro" w:hAnsi="Source Sans Pro" w:cs="Source Sans Pro"/>
-          <w:b/>
-          <w:sz w:val="19"/>
-          <w:szCs w:val="19"/>
-        </w:rPr>
-        <w:t xml:space="preserve">Risk &amp; Audit: </w:t>
-      </w:r>
-      <w:r>
-        <w:rPr>
-          <w:rFonts w:ascii="Source Sans Pro" w:eastAsia="Source Sans Pro" w:hAnsi="Source Sans Pro" w:cs="Source Sans Pro"/>
-          <w:sz w:val="19"/>
-          <w:szCs w:val="19"/>
-        </w:rPr>
-        <w:t>Risk assessment, control testing, audit documentation, vendor risk, RCSA basics</w:t>
-      </w:r>
-    </w:p>
-    <w:p>
-      <w:pPr>
-        <w:spacing w:before="65" w:after="65"/>
-      </w:pPr>
-      <w:r>
-        <w:rPr>
-          <w:rFonts w:ascii="Source Sans Pro" w:eastAsia="Source Sans Pro" w:hAnsi="Source Sans Pro" w:cs="Source Sans Pro"/>
-          <w:b/>
-          <w:sz w:val="19"/>
-          <w:szCs w:val="19"/>
-        </w:rPr>
-        <w:t xml:space="preserve">Fraud &amp; AML: </w:t>
-      </w:r>
-      <w:r>
-        <w:rPr>
-          <w:rFonts w:ascii="Source Sans Pro" w:eastAsia="Source Sans Pro" w:hAnsi="Source Sans Pro" w:cs="Source Sans Pro"/>
-          <w:sz w:val="19"/>
-          <w:szCs w:val="19"/>
-        </w:rPr>
-        <w:t>Transaction monitoring, AML typologies, KYC/CDD, sanctions screening</w:t>
-      </w:r>
-    </w:p>
-    <w:p>
-      <w:pPr>
-        <w:spacing w:before="65" w:after="65"/>
-      </w:pPr>
-      <w:r>
-        <w:rPr>
-          <w:rFonts w:ascii="Source Sans Pro" w:eastAsia="Source Sans Pro" w:hAnsi="Source Sans Pro" w:cs="Source Sans Pro"/>
-          <w:b/>
-          <w:sz w:val="19"/>
-          <w:szCs w:val="19"/>
-        </w:rPr>
-        <w:t xml:space="preserve">Systems &amp; Tools: </w:t>
-      </w:r>
-      <w:r>
-        <w:rPr>
-          <w:rFonts w:ascii="Source Sans Pro" w:eastAsia="Source Sans Pro" w:hAnsi="Source Sans Pro" w:cs="Source Sans Pro"/>
-          <w:sz w:val="19"/>
-          <w:szCs w:val="19"/>
-        </w:rPr>
-        <w:t>Windows internals, Linux fundamentals, Python, Excel, SQL (basic), TCP/IP basics</w:t>
-      </w:r>
-    </w:p>
-    <w:p>
-      <w:pPr>
-        <w:spacing w:before="65" w:after="65"/>
-      </w:pPr>
-      <w:r>
-        <w:rPr>
-          <w:rFonts w:ascii="Source Sans Pro" w:eastAsia="Source Sans Pro" w:hAnsi="Source Sans Pro" w:cs="Source Sans Pro"/>
-          <w:b/>
-          <w:sz w:val="19"/>
-          <w:szCs w:val="19"/>
-        </w:rPr>
-        <w:t xml:space="preserve">Frameworks: </w:t>
-      </w:r>
-      <w:r>
-        <w:rPr>
-          <w:rFonts w:ascii="Source Sans Pro" w:eastAsia="Source Sans Pro" w:hAnsi="Source Sans Pro" w:cs="Source Sans Pro"/>
-          <w:sz w:val="19"/>
-          <w:szCs w:val="19"/>
-        </w:rPr>
-        <w:t>MITRE ATT&amp;CK, OWASP Top 10, Incident Response (PICERL), audit trail documentation</w:t>
-      </w:r>
-    </w:p>
-    <w:p>
-      <w:pPr>
-        <w:pBdr>
-          <w:bottom w:val="single" w:sz="6" w:space="1" w:color="000000"/>
-        </w:pBdr>
-        <w:spacing w:before="41" w:after="41"/>
-        <w:rPr>
-          <w:rFonts w:ascii="Source Sans Pro" w:eastAsia="Source Sans Pro" w:hAnsi="Source Sans Pro" w:cs="Source Sans Pro"/>
-          <w:b/>
-          <w:bCs/>
-          <w:color w:val="000000"/>
-          <w:sz w:val="22"/>
-          <w:szCs w:val="22"/>
-        </w:rPr>
-      </w:pPr>
-    </w:p>
-    <w:p>
-      <w:pPr>
-        <w:pBdr>
-          <w:bottom w:val="single" w:sz="6" w:space="1" w:color="000000"/>
-        </w:pBdr>
-        <w:spacing w:before="183" w:after="0"/>
-      </w:pPr>
-      <w:r>
-        <w:rPr>
-          <w:rFonts w:ascii="Source Sans Pro" w:eastAsia="Source Sans Pro" w:hAnsi="Source Sans Pro" w:cs="Source Sans Pro"/>
-          <w:b/>
-          <w:bCs/>
-          <w:color w:val="000000"/>
-          <w:sz w:val="22"/>
-          <w:szCs w:val="22"/>
-        </w:rPr>
-        <w:t>Certifications</w:t>
-      </w:r>
-    </w:p>
-    <w:p>
-      <w:pPr>
-        <w:pStyle w:val="ListParagraph"/>
-        <w:numPr>
-          <w:ilvl w:val="0"/>
-          <w:numId w:val="2"/>
-        </w:numPr>
-        <w:spacing w:before="13" w:after="47"/>
-      </w:pPr>
-      <w:r>
-        <w:rPr>
-          <w:rFonts w:ascii="Source Sans Pro" w:eastAsia="Source Sans Pro" w:hAnsi="Source Sans Pro" w:cs="Source Sans Pro"/>
-          <w:color w:val="000000"/>
-          <w:sz w:val="19"/>
-          <w:szCs w:val="19"/>
-        </w:rPr>
-        <w:t>CompTIA Security+ SY0-701  —  in progress, exam target Q3 2026</w:t>
-      </w:r>
-    </w:p>
-    <w:p>
-      <w:pPr>
-        <w:pStyle w:val="ListParagraph"/>
-        <w:numPr>
-          <w:ilvl w:val="0"/>
-          <w:numId w:val="2"/>
-        </w:numPr>
-        <w:spacing w:before="13" w:after="47"/>
+        <w:spacing w:before="13" w:after="42"/>
       </w:pPr>
       <w:r>
         <w:rPr>

--- a/resumes/Akshay_P_Resume.docx
+++ b/resumes/Akshay_P_Resume.docx
@@ -117,7 +117,7 @@
         <w:pBdr>
           <w:bottom w:val="single" w:sz="6" w:space="1" w:color="000000"/>
         </w:pBdr>
-        <w:spacing w:before="159" w:after="0"/>
+        <w:spacing w:before="183" w:after="0"/>
       </w:pPr>
       <w:r>
         <w:rPr>
@@ -295,7 +295,7 @@
     </w:p>
     <w:p>
       <w:pPr>
-        <w:spacing w:before="35" w:after="35"/>
+        <w:spacing w:before="41" w:after="41"/>
       </w:pPr>
     </w:p>
     <w:p>
@@ -303,7 +303,7 @@
         <w:pBdr>
           <w:bottom w:val="single" w:sz="6" w:space="1" w:color="000000"/>
         </w:pBdr>
-        <w:spacing w:before="159" w:after="0"/>
+        <w:spacing w:before="183" w:after="0"/>
       </w:pPr>
       <w:r>
         <w:rPr>
@@ -421,16 +421,16 @@
           <w:ilvl w:val="0"/>
           <w:numId w:val="2"/>
         </w:numPr>
-        <w:spacing w:before="13" w:after="42"/>
-      </w:pPr>
-      <w:r>
-        <w:rPr>
-          <w:rFonts w:ascii="Source Sans Pro" w:eastAsia="Source Sans Pro" w:hAnsi="Source Sans Pro" w:cs="Source Sans Pro"/>
-          <w:color w:val="000000"/>
-          <w:sz w:val="19"/>
-          <w:szCs w:val="19"/>
-        </w:rPr>
-        <w:t>Triaged 50+ weekly inventory reimbursement cases by severity and policy eligibility, applying structured triage, escalation and decision workflows, supporting SLA compliance.</w:t>
+        <w:spacing w:before="13" w:after="47"/>
+      </w:pPr>
+      <w:r>
+        <w:rPr>
+          <w:rFonts w:ascii="Source Sans Pro" w:eastAsia="Source Sans Pro" w:hAnsi="Source Sans Pro" w:cs="Source Sans Pro"/>
+          <w:color w:val="000000"/>
+          <w:sz w:val="19"/>
+          <w:szCs w:val="19"/>
+        </w:rPr>
+        <w:t>Triaged 50+ weekly inventory reimbursement cases by severity and policy eligibility, following structured triage, escalation and decision workflows, producing audit‑ready case notes.</w:t>
       </w:r>
     </w:p>
     <w:p>
@@ -440,16 +440,16 @@
           <w:ilvl w:val="0"/>
           <w:numId w:val="2"/>
         </w:numPr>
-        <w:spacing w:before="13" w:after="42"/>
-      </w:pPr>
-      <w:r>
-        <w:rPr>
-          <w:rFonts w:ascii="Source Sans Pro" w:eastAsia="Source Sans Pro" w:hAnsi="Source Sans Pro" w:cs="Source Sans Pro"/>
-          <w:color w:val="000000"/>
-          <w:sz w:val="19"/>
-          <w:szCs w:val="19"/>
-        </w:rPr>
-        <w:t>Investigated root causes of seller claims, identified policy violations and anomalous patterns, and escalated findings to senior reviewers, enabling corrective action within 48 hours.</w:t>
+        <w:spacing w:before="13" w:after="47"/>
+      </w:pPr>
+      <w:r>
+        <w:rPr>
+          <w:rFonts w:ascii="Source Sans Pro" w:eastAsia="Source Sans Pro" w:hAnsi="Source Sans Pro" w:cs="Source Sans Pro"/>
+          <w:color w:val="000000"/>
+          <w:sz w:val="19"/>
+          <w:szCs w:val="19"/>
+        </w:rPr>
+        <w:t>Investigated root causes of seller claims, identified policy violations and anomalous patterns, and escalated findings to senior reviewers, generating escalation reports.</w:t>
       </w:r>
     </w:p>
     <w:p>
@@ -459,16 +459,16 @@
           <w:ilvl w:val="0"/>
           <w:numId w:val="2"/>
         </w:numPr>
-        <w:spacing w:before="13" w:after="42"/>
-      </w:pPr>
-      <w:r>
-        <w:rPr>
-          <w:rFonts w:ascii="Source Sans Pro" w:eastAsia="Source Sans Pro" w:hAnsi="Source Sans Pro" w:cs="Source Sans Pro"/>
-          <w:color w:val="000000"/>
-          <w:sz w:val="19"/>
-          <w:szCs w:val="19"/>
-        </w:rPr>
-        <w:t>Documented audit‑ready case records capturing investigation findings, decisions, evidence notes and corrective actions, maintaining 100% audit compliance.</w:t>
+        <w:spacing w:before="13" w:after="47"/>
+      </w:pPr>
+      <w:r>
+        <w:rPr>
+          <w:rFonts w:ascii="Source Sans Pro" w:eastAsia="Source Sans Pro" w:hAnsi="Source Sans Pro" w:cs="Source Sans Pro"/>
+          <w:color w:val="000000"/>
+          <w:sz w:val="19"/>
+          <w:szCs w:val="19"/>
+        </w:rPr>
+        <w:t>Maintained audit‑ready documentation of investigation findings, decisions, evidence notes and corrective actions, delivering a control evidence package for compliance review.</w:t>
       </w:r>
     </w:p>
     <w:p>
@@ -478,16 +478,16 @@
           <w:ilvl w:val="0"/>
           <w:numId w:val="2"/>
         </w:numPr>
-        <w:spacing w:before="13" w:after="42"/>
-      </w:pPr>
-      <w:r>
-        <w:rPr>
-          <w:rFonts w:ascii="Source Sans Pro" w:eastAsia="Source Sans Pro" w:hAnsi="Source Sans Pro" w:cs="Source Sans Pro"/>
-          <w:color w:val="000000"/>
-          <w:sz w:val="19"/>
-          <w:szCs w:val="19"/>
-        </w:rPr>
-        <w:t>Detected recurring fraud patterns across 200+ weekly cases and flagged them early, reducing repeat‑issue investigation time before escalation and cutting repeat investigations by 30%.</w:t>
+        <w:spacing w:before="13" w:after="47"/>
+      </w:pPr>
+      <w:r>
+        <w:rPr>
+          <w:rFonts w:ascii="Source Sans Pro" w:eastAsia="Source Sans Pro" w:hAnsi="Source Sans Pro" w:cs="Source Sans Pro"/>
+          <w:color w:val="000000"/>
+          <w:sz w:val="19"/>
+          <w:szCs w:val="19"/>
+        </w:rPr>
+        <w:t>Identified recurring fraud patterns across case history and flagged them ahead of weekly review cycles, cutting repeat-issue re-investigation before escalation.</w:t>
       </w:r>
     </w:p>
     <w:p>
@@ -495,7 +495,7 @@
         <w:pBdr>
           <w:bottom w:val="single" w:sz="6" w:space="1" w:color="000000"/>
         </w:pBdr>
-        <w:spacing w:before="35" w:after="35"/>
+        <w:spacing w:before="41" w:after="41"/>
         <w:rPr>
           <w:rFonts w:ascii="Source Sans Pro" w:eastAsia="Source Sans Pro" w:hAnsi="Source Sans Pro" w:cs="Source Sans Pro"/>
           <w:b/>
@@ -511,7 +511,7 @@
         <w:pBdr>
           <w:bottom w:val="single" w:sz="6" w:space="1" w:color="000000"/>
         </w:pBdr>
-        <w:spacing w:before="159" w:after="0"/>
+        <w:spacing w:before="183" w:after="0"/>
       </w:pPr>
       <w:r>
         <w:rPr>
@@ -533,115 +533,6 @@
         <w:spacing w:before="20" w:after="0"/>
       </w:pPr>
       <w:hyperlink r:id="rId8">
-        <w:r>
-          <w:rPr>
-            <w:rFonts w:ascii="Source Sans Pro" w:eastAsia="Source Sans Pro" w:hAnsi="Source Sans Pro" w:cs="Source Sans Pro"/>
-            <w:b/>
-            <w:color w:val="000000"/>
-            <w:sz w:val="19"/>
-            <w:szCs w:val="19"/>
-            <w:u w:val="single"/>
-          </w:rPr>
-          <w:t>SOC Automation and Threat Detection Lab</w:t>
-        </w:r>
-      </w:hyperlink>
-      <w:r>
-        <w:rPr>
-          <w:rFonts w:ascii="Source Sans Pro" w:eastAsia="Source Sans Pro" w:hAnsi="Source Sans Pro" w:cs="Source Sans Pro"/>
-          <w:sz w:val="19"/>
-          <w:szCs w:val="19"/>
-        </w:rPr>
-        <w:t xml:space="preserve">  |  </w:t>
-      </w:r>
-      <w:r>
-        <w:rPr>
-          <w:rFonts w:ascii="Source Sans Pro" w:eastAsia="Source Sans Pro" w:hAnsi="Source Sans Pro" w:cs="Source Sans Pro"/>
-          <w:sz w:val="19"/>
-          <w:szCs w:val="19"/>
-        </w:rPr>
-        <w:tab/>
-      </w:r>
-      <w:r>
-        <w:rPr>
-          <w:rFonts w:ascii="Source Sans Pro Light" w:eastAsia="Source Sans Pro" w:hAnsi="Source Sans Pro Light" w:cs="Source Sans Pro"/>
-          <w:i/>
-          <w:iCs/>
-          <w:sz w:val="19"/>
-          <w:szCs w:val="19"/>
-        </w:rPr>
-        <w:t>Python, Splunk, Wireshark, Nmap, MITRE ATT&amp;CK</w:t>
-      </w:r>
-    </w:p>
-    <w:p>
-      <w:pPr>
-        <w:pStyle w:val="ListParagraph"/>
-        <w:numPr>
-          <w:ilvl w:val="0"/>
-          <w:numId w:val="2"/>
-        </w:numPr>
-        <w:spacing w:before="13" w:after="42"/>
-      </w:pPr>
-      <w:r>
-        <w:rPr>
-          <w:rFonts w:ascii="Source Sans Pro" w:eastAsia="Source Sans Pro" w:hAnsi="Source Sans Pro" w:cs="Source Sans Pro"/>
-          <w:color w:val="000000"/>
-          <w:sz w:val="19"/>
-          <w:szCs w:val="19"/>
-        </w:rPr>
-        <w:t>Deployed Splunk SIEM with SPL correlation searches for brute-force detection, lateral movement and privilege escalation and mapped TTPs to MITRE ATT&amp;CK and wrote PICERL incident report.</w:t>
-      </w:r>
-    </w:p>
-    <w:p>
-      <w:pPr>
-        <w:pStyle w:val="ListParagraph"/>
-        <w:numPr>
-          <w:ilvl w:val="0"/>
-          <w:numId w:val="2"/>
-        </w:numPr>
-        <w:spacing w:before="13" w:after="42"/>
-      </w:pPr>
-      <w:r>
-        <w:rPr>
-          <w:rFonts w:ascii="Source Sans Pro" w:eastAsia="Source Sans Pro" w:hAnsi="Source Sans Pro" w:cs="Source Sans Pro"/>
-          <w:color w:val="000000"/>
-          <w:sz w:val="19"/>
-          <w:szCs w:val="19"/>
-        </w:rPr>
-        <w:t>Built automated SOAR style detection pipeline: Python script ingests Splunk alerts, runs IOC enrichment via VirusTotal API and dispatches Telegram notifications with severity classification.</w:t>
-      </w:r>
-    </w:p>
-    <w:p>
-      <w:pPr>
-        <w:pStyle w:val="ListParagraph"/>
-        <w:numPr>
-          <w:ilvl w:val="0"/>
-          <w:numId w:val="2"/>
-        </w:numPr>
-        <w:spacing w:before="13" w:after="42"/>
-      </w:pPr>
-      <w:r>
-        <w:rPr>
-          <w:rFonts w:ascii="Source Sans Pro" w:eastAsia="Source Sans Pro" w:hAnsi="Source Sans Pro" w:cs="Source Sans Pro"/>
-          <w:color w:val="000000"/>
-          <w:sz w:val="19"/>
-          <w:szCs w:val="19"/>
-        </w:rPr>
-        <w:t>Converted detection logic to Sigma rules using Python and performed TCP/IP analysis in Wireshark to detect SYN scans, DNS tunnelling and plaintext credential exposure on unencrypted sessions and produced Sigma detection rules.</w:t>
-      </w:r>
-    </w:p>
-    <w:p>
-      <w:pPr>
-        <w:spacing w:before="35" w:after="35"/>
-      </w:pPr>
-    </w:p>
-    <w:p>
-      <w:pPr>
-        <w:tabs>
-          <w:tab w:val="right" w:pos="10800"/>
-        </w:tabs>
-        <w:spacing w:before="30" w:after="0"/>
-      </w:pPr>
-      <w:hyperlink r:id="rId9">
         <w:r>
           <w:rPr>
             <w:rFonts w:ascii="Source Sans Pro" w:eastAsia="Source Sans Pro" w:hAnsi="Source Sans Pro" w:cs="Source Sans Pro"/>
@@ -688,16 +579,16 @@
           <w:ilvl w:val="0"/>
           <w:numId w:val="2"/>
         </w:numPr>
-        <w:spacing w:before="13" w:after="42"/>
-      </w:pPr>
-      <w:r>
-        <w:rPr>
-          <w:rFonts w:ascii="Source Sans Pro" w:eastAsia="Source Sans Pro" w:hAnsi="Source Sans Pro" w:cs="Source Sans Pro"/>
-          <w:color w:val="000000"/>
-          <w:sz w:val="19"/>
-          <w:szCs w:val="19"/>
-        </w:rPr>
-        <w:t>Built multi API threat intelligence pipeline: submits suspicious URLs and IPs to VirusTotal, AbuseIPDB and URLScan.io and cross references WHOIS registration age, DNS records and SSL details for phishing analysis and generated enriched phishing analysis report.</w:t>
+        <w:spacing w:before="13" w:after="47"/>
+      </w:pPr>
+      <w:r>
+        <w:rPr>
+          <w:rFonts w:ascii="Source Sans Pro" w:eastAsia="Source Sans Pro" w:hAnsi="Source Sans Pro" w:cs="Source Sans Pro"/>
+          <w:color w:val="000000"/>
+          <w:sz w:val="19"/>
+          <w:szCs w:val="19"/>
+        </w:rPr>
+        <w:t>Built multi-API threat intelligence pipeline in Python that submits suspicious URLs and IPs to VirusTotal and AbuseIPDB, cross‑references WHOIS registration age, DNS records and SSL details, and outputs a structured phishing analysis report.</w:t>
       </w:r>
     </w:p>
     <w:p>
@@ -707,16 +598,16 @@
           <w:ilvl w:val="0"/>
           <w:numId w:val="2"/>
         </w:numPr>
-        <w:spacing w:before="13" w:after="42"/>
-      </w:pPr>
-      <w:r>
-        <w:rPr>
-          <w:rFonts w:ascii="Source Sans Pro" w:eastAsia="Source Sans Pro" w:hAnsi="Source Sans Pro" w:cs="Source Sans Pro"/>
-          <w:color w:val="000000"/>
-          <w:sz w:val="19"/>
-          <w:szCs w:val="19"/>
-        </w:rPr>
-        <w:t>Implemented typosquatting domain detector in Python generating character substitution variants of brand domains and checking live DNS resolution for brand impersonation analysis and produced list of suspicious domains.</w:t>
+        <w:spacing w:before="13" w:after="47"/>
+      </w:pPr>
+      <w:r>
+        <w:rPr>
+          <w:rFonts w:ascii="Source Sans Pro" w:eastAsia="Source Sans Pro" w:hAnsi="Source Sans Pro" w:cs="Source Sans Pro"/>
+          <w:color w:val="000000"/>
+          <w:sz w:val="19"/>
+          <w:szCs w:val="19"/>
+        </w:rPr>
+        <w:t>Implemented a typosquatting domain detector in Python that generates character‑substitution variants of brand domains, checks live DNS resolution for each variant, and produces a comprehensive typosquatting detection list.</w:t>
       </w:r>
     </w:p>
     <w:p>
@@ -726,196 +617,68 @@
           <w:ilvl w:val="0"/>
           <w:numId w:val="2"/>
         </w:numPr>
-        <w:spacing w:before="13" w:after="42"/>
-      </w:pPr>
-      <w:r>
-        <w:rPr>
-          <w:rFonts w:ascii="Source Sans Pro" w:eastAsia="Source Sans Pro" w:hAnsi="Source Sans Pro" w:cs="Source Sans Pro"/>
-          <w:color w:val="000000"/>
-          <w:sz w:val="19"/>
-          <w:szCs w:val="19"/>
-        </w:rPr>
-        <w:t>Deployed Telegram bot interface enabling analysts to submit URLs for live IOC enrichment, supports bulk CSV input output for incident response workflows and includes OSINT enrichment via theHarvester for domain profiling and enabled analysts to submit URLs via Telegram bot for live enrichment.</w:t>
-      </w:r>
-    </w:p>
-    <w:p>
-      <w:pPr>
-        <w:pBdr>
-          <w:bottom w:val="single" w:sz="6" w:space="1" w:color="000000"/>
-        </w:pBdr>
-        <w:spacing w:before="35" w:after="35"/>
-        <w:rPr>
-          <w:rFonts w:ascii="Source Sans Pro" w:eastAsia="Source Sans Pro" w:hAnsi="Source Sans Pro" w:cs="Source Sans Pro"/>
-          <w:b/>
-          <w:bCs/>
-          <w:color w:val="000000"/>
-          <w:sz w:val="22"/>
-          <w:szCs w:val="22"/>
-        </w:rPr>
-      </w:pPr>
-    </w:p>
-    <w:p>
-      <w:pPr>
-        <w:pBdr>
-          <w:bottom w:val="single" w:sz="6" w:space="1" w:color="000000"/>
-        </w:pBdr>
-        <w:spacing w:before="159" w:after="0"/>
-      </w:pPr>
-      <w:r>
-        <w:rPr>
-          <w:rFonts w:ascii="Source Sans Pro" w:eastAsia="Source Sans Pro" w:hAnsi="Source Sans Pro" w:cs="Source Sans Pro"/>
-          <w:b/>
-          <w:bCs/>
-          <w:color w:val="000000"/>
-          <w:sz w:val="22"/>
-          <w:szCs w:val="22"/>
-        </w:rPr>
-        <w:t>Technical Skills</w:t>
-      </w:r>
-    </w:p>
-    <w:p>
-      <w:pPr>
-        <w:spacing w:before="59" w:after="59"/>
-      </w:pPr>
-      <w:r>
-        <w:rPr>
-          <w:rFonts w:ascii="Source Sans Pro" w:eastAsia="Source Sans Pro" w:hAnsi="Source Sans Pro" w:cs="Source Sans Pro"/>
-          <w:b/>
-          <w:sz w:val="19"/>
-          <w:szCs w:val="19"/>
-        </w:rPr>
-        <w:t xml:space="preserve">SOC Operations: </w:t>
-      </w:r>
-      <w:r>
-        <w:rPr>
-          <w:rFonts w:ascii="Source Sans Pro" w:eastAsia="Source Sans Pro" w:hAnsi="Source Sans Pro" w:cs="Source Sans Pro"/>
-          <w:sz w:val="19"/>
-          <w:szCs w:val="19"/>
-        </w:rPr>
-        <w:t>Alert triage, incident investigation, log analysis, threat detection, escalation, false positive analysis</w:t>
-      </w:r>
-    </w:p>
-    <w:p>
-      <w:pPr>
-        <w:spacing w:before="59" w:after="59"/>
-      </w:pPr>
-      <w:r>
-        <w:rPr>
-          <w:rFonts w:ascii="Source Sans Pro" w:eastAsia="Source Sans Pro" w:hAnsi="Source Sans Pro" w:cs="Source Sans Pro"/>
-          <w:b/>
-          <w:sz w:val="19"/>
-          <w:szCs w:val="19"/>
-        </w:rPr>
-        <w:t xml:space="preserve">SIEM &amp; Monitoring: </w:t>
-      </w:r>
-      <w:r>
-        <w:rPr>
-          <w:rFonts w:ascii="Source Sans Pro" w:eastAsia="Source Sans Pro" w:hAnsi="Source Sans Pro" w:cs="Source Sans Pro"/>
-          <w:sz w:val="19"/>
-          <w:szCs w:val="19"/>
-        </w:rPr>
-        <w:t>Splunk (SPL), Elastic SIEM (basic), Windows Event Logs, Sysmon, Wireshark</w:t>
-      </w:r>
-    </w:p>
-    <w:p>
-      <w:pPr>
-        <w:spacing w:before="59" w:after="59"/>
-      </w:pPr>
-      <w:r>
-        <w:rPr>
-          <w:rFonts w:ascii="Source Sans Pro" w:eastAsia="Source Sans Pro" w:hAnsi="Source Sans Pro" w:cs="Source Sans Pro"/>
-          <w:b/>
-          <w:sz w:val="19"/>
-          <w:szCs w:val="19"/>
-        </w:rPr>
-        <w:t xml:space="preserve">Threat Intelligence: </w:t>
-      </w:r>
-      <w:r>
-        <w:rPr>
-          <w:rFonts w:ascii="Source Sans Pro" w:eastAsia="Source Sans Pro" w:hAnsi="Source Sans Pro" w:cs="Source Sans Pro"/>
-          <w:sz w:val="19"/>
-          <w:szCs w:val="19"/>
-        </w:rPr>
-        <w:t>MITRE ATT&amp;CK, IOC analysis, VirusTotal, OSINT enrichment, Cyber Kill Chain</w:t>
-      </w:r>
-    </w:p>
-    <w:p>
-      <w:pPr>
-        <w:spacing w:before="59" w:after="59"/>
-      </w:pPr>
-      <w:r>
-        <w:rPr>
-          <w:rFonts w:ascii="Source Sans Pro" w:eastAsia="Source Sans Pro" w:hAnsi="Source Sans Pro" w:cs="Source Sans Pro"/>
-          <w:b/>
-          <w:sz w:val="19"/>
-          <w:szCs w:val="19"/>
-        </w:rPr>
-        <w:t xml:space="preserve">Systems &amp; Networking: </w:t>
-      </w:r>
-      <w:r>
-        <w:rPr>
-          <w:rFonts w:ascii="Source Sans Pro" w:eastAsia="Source Sans Pro" w:hAnsi="Source Sans Pro" w:cs="Source Sans Pro"/>
-          <w:sz w:val="19"/>
-          <w:szCs w:val="19"/>
-        </w:rPr>
-        <w:t>Windows internals, Linux fundamentals, TCP/IP, DNS, HTTP/S, firewall and IDS/IPS concepts</w:t>
-      </w:r>
-    </w:p>
-    <w:p>
-      <w:pPr>
-        <w:spacing w:before="59" w:after="59"/>
-      </w:pPr>
-      <w:r>
-        <w:rPr>
-          <w:rFonts w:ascii="Source Sans Pro" w:eastAsia="Source Sans Pro" w:hAnsi="Source Sans Pro" w:cs="Source Sans Pro"/>
-          <w:b/>
-          <w:sz w:val="19"/>
-          <w:szCs w:val="19"/>
-        </w:rPr>
-        <w:t xml:space="preserve">Automation: </w:t>
-      </w:r>
-      <w:r>
-        <w:rPr>
-          <w:rFonts w:ascii="Source Sans Pro" w:eastAsia="Source Sans Pro" w:hAnsi="Source Sans Pro" w:cs="Source Sans Pro"/>
-          <w:sz w:val="19"/>
-          <w:szCs w:val="19"/>
-        </w:rPr>
-        <w:t>Python, Bash (basic), regular expressions</w:t>
-      </w:r>
-    </w:p>
-    <w:p>
-      <w:pPr>
-        <w:pBdr>
-          <w:bottom w:val="single" w:sz="6" w:space="1" w:color="000000"/>
-        </w:pBdr>
-        <w:spacing w:before="35" w:after="35"/>
-        <w:rPr>
-          <w:rFonts w:ascii="Source Sans Pro" w:eastAsia="Source Sans Pro" w:hAnsi="Source Sans Pro" w:cs="Source Sans Pro"/>
-          <w:b/>
-          <w:bCs/>
-          <w:color w:val="000000"/>
-          <w:sz w:val="22"/>
-          <w:szCs w:val="22"/>
-        </w:rPr>
-      </w:pPr>
-    </w:p>
-    <w:p>
-      <w:pPr>
-        <w:pBdr>
-          <w:bottom w:val="single" w:sz="6" w:space="1" w:color="000000"/>
-        </w:pBdr>
-        <w:spacing w:before="159" w:after="0"/>
-      </w:pPr>
-      <w:r>
-        <w:rPr>
-          <w:rFonts w:ascii="Source Sans Pro" w:eastAsia="Source Sans Pro" w:hAnsi="Source Sans Pro" w:cs="Source Sans Pro"/>
-          <w:b/>
-          <w:bCs/>
-          <w:color w:val="000000"/>
-          <w:sz w:val="22"/>
-          <w:szCs w:val="22"/>
-        </w:rPr>
-        <w:t>Certifications</w:t>
+        <w:spacing w:before="13" w:after="47"/>
+      </w:pPr>
+      <w:r>
+        <w:rPr>
+          <w:rFonts w:ascii="Source Sans Pro" w:eastAsia="Source Sans Pro" w:hAnsi="Source Sans Pro" w:cs="Source Sans Pro"/>
+          <w:color w:val="000000"/>
+          <w:sz w:val="19"/>
+          <w:szCs w:val="19"/>
+        </w:rPr>
+        <w:t>Deployed a Telegram bot interface in Python that accepts URL submissions, enriches them with OSINT data via theHarvester, supports bulk CSV input and output, and delivers an enriched IOC feed for incident response workflows.</w:t>
+      </w:r>
+    </w:p>
+    <w:p>
+      <w:pPr>
+        <w:spacing w:before="41" w:after="41"/>
+      </w:pPr>
+    </w:p>
+    <w:p>
+      <w:pPr>
+        <w:tabs>
+          <w:tab w:val="right" w:pos="10800"/>
+        </w:tabs>
+        <w:spacing w:before="30" w:after="0"/>
+      </w:pPr>
+      <w:hyperlink r:id="rId9">
+        <w:r>
+          <w:rPr>
+            <w:rFonts w:ascii="Source Sans Pro" w:eastAsia="Source Sans Pro" w:hAnsi="Source Sans Pro" w:cs="Source Sans Pro"/>
+            <w:b/>
+            <w:color w:val="000000"/>
+            <w:sz w:val="19"/>
+            <w:szCs w:val="19"/>
+            <w:u w:val="single"/>
+          </w:rPr>
+          <w:t>Vulnerability Scanner and Patch Prioritization Engine</w:t>
+        </w:r>
+      </w:hyperlink>
+      <w:r>
+        <w:rPr>
+          <w:rFonts w:ascii="Source Sans Pro" w:eastAsia="Source Sans Pro" w:hAnsi="Source Sans Pro" w:cs="Source Sans Pro"/>
+          <w:sz w:val="19"/>
+          <w:szCs w:val="19"/>
+        </w:rPr>
+        <w:t xml:space="preserve">  |  </w:t>
+      </w:r>
+      <w:r>
+        <w:rPr>
+          <w:rFonts w:ascii="Source Sans Pro" w:eastAsia="Source Sans Pro" w:hAnsi="Source Sans Pro" w:cs="Source Sans Pro"/>
+          <w:sz w:val="19"/>
+          <w:szCs w:val="19"/>
+        </w:rPr>
+        <w:tab/>
+      </w:r>
+      <w:r>
+        <w:rPr>
+          <w:rFonts w:ascii="Source Sans Pro Light" w:eastAsia="Source Sans Pro" w:hAnsi="Source Sans Pro Light" w:cs="Source Sans Pro"/>
+          <w:i/>
+          <w:iCs/>
+          <w:sz w:val="19"/>
+          <w:szCs w:val="19"/>
+        </w:rPr>
+        <w:t>Python, Bash, Nessus, OpenVAS, NVD API</w:t>
       </w:r>
     </w:p>
     <w:p>
@@ -925,16 +688,16 @@
           <w:ilvl w:val="0"/>
           <w:numId w:val="2"/>
         </w:numPr>
-        <w:spacing w:before="13" w:after="42"/>
-      </w:pPr>
-      <w:r>
-        <w:rPr>
-          <w:rFonts w:ascii="Source Sans Pro" w:eastAsia="Source Sans Pro" w:hAnsi="Source Sans Pro" w:cs="Source Sans Pro"/>
-          <w:color w:val="000000"/>
-          <w:sz w:val="19"/>
-          <w:szCs w:val="19"/>
-        </w:rPr>
-        <w:t>CompTIA Security+ SY0-701  —  in progress, exam target Q3 2026</w:t>
+        <w:spacing w:before="13" w:after="47"/>
+      </w:pPr>
+      <w:r>
+        <w:rPr>
+          <w:rFonts w:ascii="Source Sans Pro" w:eastAsia="Source Sans Pro" w:hAnsi="Source Sans Pro" w:cs="Source Sans Pro"/>
+          <w:color w:val="000000"/>
+          <w:sz w:val="19"/>
+          <w:szCs w:val="19"/>
+        </w:rPr>
+        <w:t>Built automated vulnerability assessment pipeline in Python that integrates Nessus and OpenVAS REST APIs, retrieves CVE data from the NVD API, enriches findings with CVSS severity and EPSS context from the FIRST.org API, and generates a consolidated vulnerability report.</w:t>
       </w:r>
     </w:p>
     <w:p>
@@ -944,7 +707,244 @@
           <w:ilvl w:val="0"/>
           <w:numId w:val="2"/>
         </w:numPr>
-        <w:spacing w:before="13" w:after="42"/>
+        <w:spacing w:before="13" w:after="47"/>
+      </w:pPr>
+      <w:r>
+        <w:rPr>
+          <w:rFonts w:ascii="Source Sans Pro" w:eastAsia="Source Sans Pro" w:hAnsi="Source Sans Pro" w:cs="Source Sans Pro"/>
+          <w:color w:val="000000"/>
+          <w:sz w:val="19"/>
+          <w:szCs w:val="19"/>
+        </w:rPr>
+        <w:t>Developed an OWASP Top 10 automated web checker in Python that sends crafted HTTP requests to detect injection, broken authentication and SSRF vulnerabilities, documents discovered SQL injection exploits and creates a remediation guide.</w:t>
+      </w:r>
+    </w:p>
+    <w:p>
+      <w:pPr>
+        <w:pStyle w:val="ListParagraph"/>
+        <w:numPr>
+          <w:ilvl w:val="0"/>
+          <w:numId w:val="2"/>
+        </w:numPr>
+        <w:spacing w:before="13" w:after="47"/>
+      </w:pPr>
+      <w:r>
+        <w:rPr>
+          <w:rFonts w:ascii="Source Sans Pro" w:eastAsia="Source Sans Pro" w:hAnsi="Source Sans Pro" w:cs="Source Sans Pro"/>
+          <w:color w:val="000000"/>
+          <w:sz w:val="19"/>
+          <w:szCs w:val="19"/>
+        </w:rPr>
+        <w:t>Automated scan scheduling using Bash and cron, added delta‑scan logic to flag newly discovered CVEs, and organized patch compliance tracking evidence for each affected asset.</w:t>
+      </w:r>
+    </w:p>
+    <w:p>
+      <w:pPr>
+        <w:pBdr>
+          <w:bottom w:val="single" w:sz="6" w:space="1" w:color="000000"/>
+        </w:pBdr>
+        <w:spacing w:before="41" w:after="41"/>
+        <w:rPr>
+          <w:rFonts w:ascii="Source Sans Pro" w:eastAsia="Source Sans Pro" w:hAnsi="Source Sans Pro" w:cs="Source Sans Pro"/>
+          <w:b/>
+          <w:bCs/>
+          <w:color w:val="000000"/>
+          <w:sz w:val="22"/>
+          <w:szCs w:val="22"/>
+        </w:rPr>
+      </w:pPr>
+    </w:p>
+    <w:p>
+      <w:pPr>
+        <w:pBdr>
+          <w:bottom w:val="single" w:sz="6" w:space="1" w:color="000000"/>
+        </w:pBdr>
+        <w:spacing w:before="183" w:after="0"/>
+      </w:pPr>
+      <w:r>
+        <w:rPr>
+          <w:rFonts w:ascii="Source Sans Pro" w:eastAsia="Source Sans Pro" w:hAnsi="Source Sans Pro" w:cs="Source Sans Pro"/>
+          <w:b/>
+          <w:bCs/>
+          <w:color w:val="000000"/>
+          <w:sz w:val="22"/>
+          <w:szCs w:val="22"/>
+        </w:rPr>
+        <w:t>Technical Skills</w:t>
+      </w:r>
+    </w:p>
+    <w:p>
+      <w:pPr>
+        <w:spacing w:before="65" w:after="65"/>
+      </w:pPr>
+      <w:r>
+        <w:rPr>
+          <w:rFonts w:ascii="Source Sans Pro" w:eastAsia="Source Sans Pro" w:hAnsi="Source Sans Pro" w:cs="Source Sans Pro"/>
+          <w:b/>
+          <w:sz w:val="19"/>
+          <w:szCs w:val="19"/>
+        </w:rPr>
+        <w:t xml:space="preserve">GRC &amp; Compliance: </w:t>
+      </w:r>
+      <w:r>
+        <w:rPr>
+          <w:rFonts w:ascii="Source Sans Pro" w:eastAsia="Source Sans Pro" w:hAnsi="Source Sans Pro" w:cs="Source Sans Pro"/>
+          <w:sz w:val="19"/>
+          <w:szCs w:val="19"/>
+        </w:rPr>
+        <w:t>NIST CSF, ISO 27001, PCI-DSS, GDPR/PDPB, SOX/ITGC, compliance monitoring</w:t>
+      </w:r>
+    </w:p>
+    <w:p>
+      <w:pPr>
+        <w:spacing w:before="65" w:after="65"/>
+      </w:pPr>
+      <w:r>
+        <w:rPr>
+          <w:rFonts w:ascii="Source Sans Pro" w:eastAsia="Source Sans Pro" w:hAnsi="Source Sans Pro" w:cs="Source Sans Pro"/>
+          <w:b/>
+          <w:sz w:val="19"/>
+          <w:szCs w:val="19"/>
+        </w:rPr>
+        <w:t xml:space="preserve">Risk &amp; Audit: </w:t>
+      </w:r>
+      <w:r>
+        <w:rPr>
+          <w:rFonts w:ascii="Source Sans Pro" w:eastAsia="Source Sans Pro" w:hAnsi="Source Sans Pro" w:cs="Source Sans Pro"/>
+          <w:sz w:val="19"/>
+          <w:szCs w:val="19"/>
+        </w:rPr>
+        <w:t>Risk assessment, control testing, audit documentation, vendor risk, RCSA basics</w:t>
+      </w:r>
+    </w:p>
+    <w:p>
+      <w:pPr>
+        <w:spacing w:before="65" w:after="65"/>
+      </w:pPr>
+      <w:r>
+        <w:rPr>
+          <w:rFonts w:ascii="Source Sans Pro" w:eastAsia="Source Sans Pro" w:hAnsi="Source Sans Pro" w:cs="Source Sans Pro"/>
+          <w:b/>
+          <w:sz w:val="19"/>
+          <w:szCs w:val="19"/>
+        </w:rPr>
+        <w:t xml:space="preserve">Fraud &amp; AML: </w:t>
+      </w:r>
+      <w:r>
+        <w:rPr>
+          <w:rFonts w:ascii="Source Sans Pro" w:eastAsia="Source Sans Pro" w:hAnsi="Source Sans Pro" w:cs="Source Sans Pro"/>
+          <w:sz w:val="19"/>
+          <w:szCs w:val="19"/>
+        </w:rPr>
+        <w:t>Transaction monitoring, AML typologies, KYC/CDD, sanctions screening</w:t>
+      </w:r>
+    </w:p>
+    <w:p>
+      <w:pPr>
+        <w:spacing w:before="65" w:after="65"/>
+      </w:pPr>
+      <w:r>
+        <w:rPr>
+          <w:rFonts w:ascii="Source Sans Pro" w:eastAsia="Source Sans Pro" w:hAnsi="Source Sans Pro" w:cs="Source Sans Pro"/>
+          <w:b/>
+          <w:sz w:val="19"/>
+          <w:szCs w:val="19"/>
+        </w:rPr>
+        <w:t xml:space="preserve">Systems &amp; Tools: </w:t>
+      </w:r>
+      <w:r>
+        <w:rPr>
+          <w:rFonts w:ascii="Source Sans Pro" w:eastAsia="Source Sans Pro" w:hAnsi="Source Sans Pro" w:cs="Source Sans Pro"/>
+          <w:sz w:val="19"/>
+          <w:szCs w:val="19"/>
+        </w:rPr>
+        <w:t>Windows internals, Linux fundamentals, Python, Excel, SQL (basic), TCP/IP basics</w:t>
+      </w:r>
+    </w:p>
+    <w:p>
+      <w:pPr>
+        <w:spacing w:before="65" w:after="65"/>
+      </w:pPr>
+      <w:r>
+        <w:rPr>
+          <w:rFonts w:ascii="Source Sans Pro" w:eastAsia="Source Sans Pro" w:hAnsi="Source Sans Pro" w:cs="Source Sans Pro"/>
+          <w:b/>
+          <w:sz w:val="19"/>
+          <w:szCs w:val="19"/>
+        </w:rPr>
+        <w:t xml:space="preserve">Frameworks: </w:t>
+      </w:r>
+      <w:r>
+        <w:rPr>
+          <w:rFonts w:ascii="Source Sans Pro" w:eastAsia="Source Sans Pro" w:hAnsi="Source Sans Pro" w:cs="Source Sans Pro"/>
+          <w:sz w:val="19"/>
+          <w:szCs w:val="19"/>
+        </w:rPr>
+        <w:t>MITRE ATT&amp;CK, OWASP Top 10, Incident Response (PICERL), audit trail documentation</w:t>
+      </w:r>
+    </w:p>
+    <w:p>
+      <w:pPr>
+        <w:pBdr>
+          <w:bottom w:val="single" w:sz="6" w:space="1" w:color="000000"/>
+        </w:pBdr>
+        <w:spacing w:before="41" w:after="41"/>
+        <w:rPr>
+          <w:rFonts w:ascii="Source Sans Pro" w:eastAsia="Source Sans Pro" w:hAnsi="Source Sans Pro" w:cs="Source Sans Pro"/>
+          <w:b/>
+          <w:bCs/>
+          <w:color w:val="000000"/>
+          <w:sz w:val="22"/>
+          <w:szCs w:val="22"/>
+        </w:rPr>
+      </w:pPr>
+    </w:p>
+    <w:p>
+      <w:pPr>
+        <w:pBdr>
+          <w:bottom w:val="single" w:sz="6" w:space="1" w:color="000000"/>
+        </w:pBdr>
+        <w:spacing w:before="183" w:after="0"/>
+      </w:pPr>
+      <w:r>
+        <w:rPr>
+          <w:rFonts w:ascii="Source Sans Pro" w:eastAsia="Source Sans Pro" w:hAnsi="Source Sans Pro" w:cs="Source Sans Pro"/>
+          <w:b/>
+          <w:bCs/>
+          <w:color w:val="000000"/>
+          <w:sz w:val="22"/>
+          <w:szCs w:val="22"/>
+        </w:rPr>
+        <w:t>Certifications</w:t>
+      </w:r>
+    </w:p>
+    <w:p>
+      <w:pPr>
+        <w:pStyle w:val="ListParagraph"/>
+        <w:numPr>
+          <w:ilvl w:val="0"/>
+          <w:numId w:val="2"/>
+        </w:numPr>
+        <w:spacing w:before="13" w:after="47"/>
+      </w:pPr>
+      <w:r>
+        <w:rPr>
+          <w:rFonts w:ascii="Source Sans Pro" w:eastAsia="Source Sans Pro" w:hAnsi="Source Sans Pro" w:cs="Source Sans Pro"/>
+          <w:color w:val="000000"/>
+          <w:sz w:val="19"/>
+          <w:szCs w:val="19"/>
+        </w:rPr>
+        <w:t>CompTIA Security+ SY0-701  —  in progress, exam target Q3 2026</w:t>
+      </w:r>
+    </w:p>
+    <w:p>
+      <w:pPr>
+        <w:pStyle w:val="ListParagraph"/>
+        <w:numPr>
+          <w:ilvl w:val="0"/>
+          <w:numId w:val="2"/>
+        </w:numPr>
+        <w:spacing w:before="13" w:after="47"/>
       </w:pPr>
       <w:r>
         <w:rPr>

--- a/resumes/Akshay_P_Resume.docx
+++ b/resumes/Akshay_P_Resume.docx
@@ -4,7 +4,7 @@
   <w:body>
     <w:p>
       <w:pPr>
-        <w:spacing w:after="0" w:before="20"/>
+        <w:spacing w:after="44"/>
         <w:jc w:val="center"/>
       </w:pPr>
       <w:r>
@@ -21,7 +21,6 @@
     </w:p>
     <w:p>
       <w:pPr>
-        <w:spacing w:before="20" w:after="0"/>
         <w:jc w:val="center"/>
       </w:pPr>
       <w:r>
@@ -117,7 +116,7 @@
         <w:pBdr>
           <w:bottom w:val="single" w:sz="6" w:space="1" w:color="000000"/>
         </w:pBdr>
-        <w:spacing w:before="183" w:after="0"/>
+        <w:spacing w:before="396" w:after="52"/>
       </w:pPr>
       <w:r>
         <w:rPr>
@@ -136,7 +135,7 @@
         <w:tabs>
           <w:tab w:val="right" w:pos="10800"/>
         </w:tabs>
-        <w:spacing w:before="20" w:after="0"/>
+        <w:spacing w:before="62"/>
       </w:pPr>
       <w:r>
         <w:rPr>
@@ -171,7 +170,7 @@
     </w:p>
     <w:p>
       <w:pPr>
-        <w:spacing w:before="8" w:after="0"/>
+        <w:spacing w:before="8"/>
       </w:pPr>
       <w:r>
         <w:rPr>
@@ -190,7 +189,7 @@
         <w:tabs>
           <w:tab w:val="right" w:pos="10800"/>
         </w:tabs>
-        <w:spacing w:before="20" w:after="0"/>
+        <w:spacing w:before="62"/>
       </w:pPr>
       <w:r>
         <w:rPr>
@@ -225,7 +224,7 @@
     </w:p>
     <w:p>
       <w:pPr>
-        <w:spacing w:before="8" w:after="0"/>
+        <w:spacing w:before="8"/>
       </w:pPr>
       <w:r>
         <w:rPr>
@@ -244,7 +243,7 @@
         <w:tabs>
           <w:tab w:val="right" w:pos="10800"/>
         </w:tabs>
-        <w:spacing w:before="20" w:after="0"/>
+        <w:spacing w:before="62"/>
       </w:pPr>
       <w:r>
         <w:rPr>
@@ -279,7 +278,7 @@
     </w:p>
     <w:p>
       <w:pPr>
-        <w:spacing w:before="8" w:after="0"/>
+        <w:spacing w:before="8"/>
       </w:pPr>
       <w:r>
         <w:rPr>
@@ -295,7 +294,7 @@
     </w:p>
     <w:p>
       <w:pPr>
-        <w:spacing w:before="41" w:after="41"/>
+        <w:spacing w:before="17" w:after="9"/>
       </w:pPr>
     </w:p>
     <w:p>
@@ -303,7 +302,7 @@
         <w:pBdr>
           <w:bottom w:val="single" w:sz="6" w:space="1" w:color="000000"/>
         </w:pBdr>
-        <w:spacing w:before="183" w:after="0"/>
+        <w:spacing w:before="191" w:after="52"/>
       </w:pPr>
       <w:r>
         <w:rPr>
@@ -322,7 +321,7 @@
         <w:tabs>
           <w:tab w:val="right" w:pos="10800"/>
         </w:tabs>
-        <w:spacing w:before="20" w:after="0"/>
+        <w:spacing w:before="62"/>
       </w:pPr>
       <w:r>
         <w:rPr>
@@ -368,7 +367,7 @@
         <w:tabs>
           <w:tab w:val="right" w:pos="10800"/>
         </w:tabs>
-        <w:spacing w:before="8" w:after="0"/>
+        <w:spacing w:before="8"/>
         <w:rPr>
           <w:rFonts w:ascii="Source Sans Pro Light" w:hAnsi="Source Sans Pro Light"/>
           <w:i/>
@@ -421,16 +420,16 @@
           <w:ilvl w:val="0"/>
           <w:numId w:val="2"/>
         </w:numPr>
-        <w:spacing w:before="13" w:after="47"/>
-      </w:pPr>
-      <w:r>
-        <w:rPr>
-          <w:rFonts w:ascii="Source Sans Pro" w:eastAsia="Source Sans Pro" w:hAnsi="Source Sans Pro" w:cs="Source Sans Pro"/>
-          <w:color w:val="000000"/>
-          <w:sz w:val="19"/>
-          <w:szCs w:val="19"/>
-        </w:rPr>
-        <w:t>Triaged 50+ weekly inventory reimbursement cases by severity and policy eligibility, following structured triage, escalation and decision workflows, producing audit‑ready case notes.</w:t>
+        <w:spacing w:before="13" w:after="21"/>
+      </w:pPr>
+      <w:r>
+        <w:rPr>
+          <w:rFonts w:ascii="Source Sans Pro" w:eastAsia="Source Sans Pro" w:hAnsi="Source Sans Pro" w:cs="Source Sans Pro"/>
+          <w:color w:val="000000"/>
+          <w:sz w:val="19"/>
+          <w:szCs w:val="19"/>
+        </w:rPr>
+        <w:t>Triaged 50+ weekly inventory reimbursement cases by severity and policy eligibility, applying risk prioritization and SLA discipline, producing a daily triage summary report.</w:t>
       </w:r>
     </w:p>
     <w:p>
@@ -440,16 +439,16 @@
           <w:ilvl w:val="0"/>
           <w:numId w:val="2"/>
         </w:numPr>
-        <w:spacing w:before="13" w:after="47"/>
-      </w:pPr>
-      <w:r>
-        <w:rPr>
-          <w:rFonts w:ascii="Source Sans Pro" w:eastAsia="Source Sans Pro" w:hAnsi="Source Sans Pro" w:cs="Source Sans Pro"/>
-          <w:color w:val="000000"/>
-          <w:sz w:val="19"/>
-          <w:szCs w:val="19"/>
-        </w:rPr>
-        <w:t>Investigated root causes of seller claims, identified policy violations and anomalous patterns, and escalated findings to senior reviewers, generating escalation reports.</w:t>
+        <w:spacing w:before="13" w:after="21"/>
+      </w:pPr>
+      <w:r>
+        <w:rPr>
+          <w:rFonts w:ascii="Source Sans Pro" w:eastAsia="Source Sans Pro" w:hAnsi="Source Sans Pro" w:cs="Source Sans Pro"/>
+          <w:color w:val="000000"/>
+          <w:sz w:val="19"/>
+          <w:szCs w:val="19"/>
+        </w:rPr>
+        <w:t>Investigated root causes of seller claims, identified policy violations and anomalous patterns, and escalated findings to senior reviewers, generating risk escalation tickets.</w:t>
       </w:r>
     </w:p>
     <w:p>
@@ -459,16 +458,16 @@
           <w:ilvl w:val="0"/>
           <w:numId w:val="2"/>
         </w:numPr>
-        <w:spacing w:before="13" w:after="47"/>
-      </w:pPr>
-      <w:r>
-        <w:rPr>
-          <w:rFonts w:ascii="Source Sans Pro" w:eastAsia="Source Sans Pro" w:hAnsi="Source Sans Pro" w:cs="Source Sans Pro"/>
-          <w:color w:val="000000"/>
-          <w:sz w:val="19"/>
-          <w:szCs w:val="19"/>
-        </w:rPr>
-        <w:t>Maintained audit‑ready documentation of investigation findings, decisions, evidence notes and corrective actions, delivering a control evidence package for compliance review.</w:t>
+        <w:spacing w:before="13" w:after="21"/>
+      </w:pPr>
+      <w:r>
+        <w:rPr>
+          <w:rFonts w:ascii="Source Sans Pro" w:eastAsia="Source Sans Pro" w:hAnsi="Source Sans Pro" w:cs="Source Sans Pro"/>
+          <w:color w:val="000000"/>
+          <w:sz w:val="19"/>
+          <w:szCs w:val="19"/>
+        </w:rPr>
+        <w:t>Documented audit‑ready case notes with investigation findings, evidence, and corrective actions, creating control evidence packets for compliance tracking.</w:t>
       </w:r>
     </w:p>
     <w:p>
@@ -478,7 +477,7 @@
           <w:ilvl w:val="0"/>
           <w:numId w:val="2"/>
         </w:numPr>
-        <w:spacing w:before="13" w:after="47"/>
+        <w:spacing w:before="13" w:after="21"/>
       </w:pPr>
       <w:r>
         <w:rPr>
@@ -495,7 +494,7 @@
         <w:pBdr>
           <w:bottom w:val="single" w:sz="6" w:space="1" w:color="000000"/>
         </w:pBdr>
-        <w:spacing w:before="41" w:after="41"/>
+        <w:spacing w:before="164" w:after="61"/>
         <w:rPr>
           <w:rFonts w:ascii="Source Sans Pro" w:eastAsia="Source Sans Pro" w:hAnsi="Source Sans Pro" w:cs="Source Sans Pro"/>
           <w:b/>
@@ -511,7 +510,7 @@
         <w:pBdr>
           <w:bottom w:val="single" w:sz="6" w:space="1" w:color="000000"/>
         </w:pBdr>
-        <w:spacing w:before="183" w:after="0"/>
+        <w:spacing w:before="191" w:after="52"/>
       </w:pPr>
       <w:r>
         <w:rPr>
@@ -530,7 +529,7 @@
         <w:tabs>
           <w:tab w:val="right" w:pos="10800"/>
         </w:tabs>
-        <w:spacing w:before="20" w:after="0"/>
+        <w:spacing w:before="62"/>
       </w:pPr>
       <w:hyperlink r:id="rId8">
         <w:r>
@@ -579,16 +578,16 @@
           <w:ilvl w:val="0"/>
           <w:numId w:val="2"/>
         </w:numPr>
-        <w:spacing w:before="13" w:after="47"/>
-      </w:pPr>
-      <w:r>
-        <w:rPr>
-          <w:rFonts w:ascii="Source Sans Pro" w:eastAsia="Source Sans Pro" w:hAnsi="Source Sans Pro" w:cs="Source Sans Pro"/>
-          <w:color w:val="000000"/>
-          <w:sz w:val="19"/>
-          <w:szCs w:val="19"/>
-        </w:rPr>
-        <w:t>Built multi-API threat intelligence pipeline in Python that submits suspicious URLs and IPs to VirusTotal and AbuseIPDB, cross‑references WHOIS registration age, DNS records and SSL details, and outputs a structured phishing analysis report.</w:t>
+        <w:spacing w:before="13" w:after="21"/>
+      </w:pPr>
+      <w:r>
+        <w:rPr>
+          <w:rFonts w:ascii="Source Sans Pro" w:eastAsia="Source Sans Pro" w:hAnsi="Source Sans Pro" w:cs="Source Sans Pro"/>
+          <w:color w:val="000000"/>
+          <w:sz w:val="19"/>
+          <w:szCs w:val="19"/>
+        </w:rPr>
+        <w:t>Built multi-API threat intelligence pipeline in Python that submits suspicious URLs and IPs to VirusTotal and AbuseIPDB and cross-references WHOIS registration age, DNS records and SSL details for phishing analysis.</w:t>
       </w:r>
     </w:p>
     <w:p>
@@ -598,16 +597,16 @@
           <w:ilvl w:val="0"/>
           <w:numId w:val="2"/>
         </w:numPr>
-        <w:spacing w:before="13" w:after="47"/>
-      </w:pPr>
-      <w:r>
-        <w:rPr>
-          <w:rFonts w:ascii="Source Sans Pro" w:eastAsia="Source Sans Pro" w:hAnsi="Source Sans Pro" w:cs="Source Sans Pro"/>
-          <w:color w:val="000000"/>
-          <w:sz w:val="19"/>
-          <w:szCs w:val="19"/>
-        </w:rPr>
-        <w:t>Implemented a typosquatting domain detector in Python that generates character‑substitution variants of brand domains, checks live DNS resolution for each variant, and produces a comprehensive typosquatting detection list.</w:t>
+        <w:spacing w:before="13" w:after="21"/>
+      </w:pPr>
+      <w:r>
+        <w:rPr>
+          <w:rFonts w:ascii="Source Sans Pro" w:eastAsia="Source Sans Pro" w:hAnsi="Source Sans Pro" w:cs="Source Sans Pro"/>
+          <w:color w:val="000000"/>
+          <w:sz w:val="19"/>
+          <w:szCs w:val="19"/>
+        </w:rPr>
+        <w:t>Implemented typosquatting domain detector in Python that generates character‑substitution variants of brand domains and checks live DNS resolution for brand‑impersonation analysis.</w:t>
       </w:r>
     </w:p>
     <w:p>
@@ -617,21 +616,21 @@
           <w:ilvl w:val="0"/>
           <w:numId w:val="2"/>
         </w:numPr>
-        <w:spacing w:before="13" w:after="47"/>
-      </w:pPr>
-      <w:r>
-        <w:rPr>
-          <w:rFonts w:ascii="Source Sans Pro" w:eastAsia="Source Sans Pro" w:hAnsi="Source Sans Pro" w:cs="Source Sans Pro"/>
-          <w:color w:val="000000"/>
-          <w:sz w:val="19"/>
-          <w:szCs w:val="19"/>
-        </w:rPr>
-        <w:t>Deployed a Telegram bot interface in Python that accepts URL submissions, enriches them with OSINT data via theHarvester, supports bulk CSV input and output, and delivers an enriched IOC feed for incident response workflows.</w:t>
-      </w:r>
-    </w:p>
-    <w:p>
-      <w:pPr>
-        <w:spacing w:before="41" w:after="41"/>
+        <w:spacing w:before="13" w:after="21"/>
+      </w:pPr>
+      <w:r>
+        <w:rPr>
+          <w:rFonts w:ascii="Source Sans Pro" w:eastAsia="Source Sans Pro" w:hAnsi="Source Sans Pro" w:cs="Source Sans Pro"/>
+          <w:color w:val="000000"/>
+          <w:sz w:val="19"/>
+          <w:szCs w:val="19"/>
+        </w:rPr>
+        <w:t>Deployed Telegram bot interface in Python enabling analysts to submit URLs for live IOC enrichment, supports bulk CSV input and output for incident response workflows and includes OSINT enrichment via theHarvester for domain profiling.</w:t>
+      </w:r>
+    </w:p>
+    <w:p>
+      <w:pPr>
+        <w:spacing w:before="39" w:after="9"/>
       </w:pPr>
     </w:p>
     <w:p>
@@ -639,7 +638,7 @@
         <w:tabs>
           <w:tab w:val="right" w:pos="10800"/>
         </w:tabs>
-        <w:spacing w:before="30" w:after="0"/>
+        <w:spacing w:before="30"/>
       </w:pPr>
       <w:hyperlink r:id="rId9">
         <w:r>
@@ -688,16 +687,16 @@
           <w:ilvl w:val="0"/>
           <w:numId w:val="2"/>
         </w:numPr>
-        <w:spacing w:before="13" w:after="47"/>
-      </w:pPr>
-      <w:r>
-        <w:rPr>
-          <w:rFonts w:ascii="Source Sans Pro" w:eastAsia="Source Sans Pro" w:hAnsi="Source Sans Pro" w:cs="Source Sans Pro"/>
-          <w:color w:val="000000"/>
-          <w:sz w:val="19"/>
-          <w:szCs w:val="19"/>
-        </w:rPr>
-        <w:t>Built automated vulnerability assessment pipeline in Python that integrates Nessus and OpenVAS REST APIs, retrieves CVE data from the NVD API, enriches findings with CVSS severity and EPSS context from the FIRST.org API, and generates a consolidated vulnerability report.</w:t>
+        <w:spacing w:before="13" w:after="21"/>
+      </w:pPr>
+      <w:r>
+        <w:rPr>
+          <w:rFonts w:ascii="Source Sans Pro" w:eastAsia="Source Sans Pro" w:hAnsi="Source Sans Pro" w:cs="Source Sans Pro"/>
+          <w:color w:val="000000"/>
+          <w:sz w:val="19"/>
+          <w:szCs w:val="19"/>
+        </w:rPr>
+        <w:t>Built automated vulnerability assessment pipeline in Python that integrates Nessus and OpenVAS REST APIs, generates CVE reports classified by CVSS severity and EPSS context from the FIRST.org API for vulnerability prioritization.</w:t>
       </w:r>
     </w:p>
     <w:p>
@@ -707,16 +706,16 @@
           <w:ilvl w:val="0"/>
           <w:numId w:val="2"/>
         </w:numPr>
-        <w:spacing w:before="13" w:after="47"/>
-      </w:pPr>
-      <w:r>
-        <w:rPr>
-          <w:rFonts w:ascii="Source Sans Pro" w:eastAsia="Source Sans Pro" w:hAnsi="Source Sans Pro" w:cs="Source Sans Pro"/>
-          <w:color w:val="000000"/>
-          <w:sz w:val="19"/>
-          <w:szCs w:val="19"/>
-        </w:rPr>
-        <w:t>Developed an OWASP Top 10 automated web checker in Python that sends crafted HTTP requests to detect injection, broken authentication and SSRF vulnerabilities, documents discovered SQL injection exploits and creates a remediation guide.</w:t>
+        <w:spacing w:before="13" w:after="21"/>
+      </w:pPr>
+      <w:r>
+        <w:rPr>
+          <w:rFonts w:ascii="Source Sans Pro" w:eastAsia="Source Sans Pro" w:hAnsi="Source Sans Pro" w:cs="Source Sans Pro"/>
+          <w:color w:val="000000"/>
+          <w:sz w:val="19"/>
+          <w:szCs w:val="19"/>
+        </w:rPr>
+        <w:t>Developed OWASP Top 10 automated web checker in Python that sends crafted HTTP requests to detect injection, broken authentication and SSRF vulnerabilities, and documented SQL injection exploit and parameterised query remediation for remediation documentation.</w:t>
       </w:r>
     </w:p>
     <w:p>
@@ -726,16 +725,16 @@
           <w:ilvl w:val="0"/>
           <w:numId w:val="2"/>
         </w:numPr>
-        <w:spacing w:before="13" w:after="47"/>
-      </w:pPr>
-      <w:r>
-        <w:rPr>
-          <w:rFonts w:ascii="Source Sans Pro" w:eastAsia="Source Sans Pro" w:hAnsi="Source Sans Pro" w:cs="Source Sans Pro"/>
-          <w:color w:val="000000"/>
-          <w:sz w:val="19"/>
-          <w:szCs w:val="19"/>
-        </w:rPr>
-        <w:t>Automated scan scheduling using Bash and cron, added delta‑scan logic to flag newly discovered CVEs, and organized patch compliance tracking evidence for each affected asset.</w:t>
+        <w:spacing w:before="13" w:after="21"/>
+      </w:pPr>
+      <w:r>
+        <w:rPr>
+          <w:rFonts w:ascii="Source Sans Pro" w:eastAsia="Source Sans Pro" w:hAnsi="Source Sans Pro" w:cs="Source Sans Pro"/>
+          <w:color w:val="000000"/>
+          <w:sz w:val="19"/>
+          <w:szCs w:val="19"/>
+        </w:rPr>
+        <w:t>Automated scan scheduling with Bash and cron, built delta‑scan logic to flag newly discovered CVEs and organize patch compliance tracking evidence.</w:t>
       </w:r>
     </w:p>
     <w:p>
@@ -743,7 +742,7 @@
         <w:pBdr>
           <w:bottom w:val="single" w:sz="6" w:space="1" w:color="000000"/>
         </w:pBdr>
-        <w:spacing w:before="41" w:after="41"/>
+        <w:spacing w:before="164" w:after="61"/>
         <w:rPr>
           <w:rFonts w:ascii="Source Sans Pro" w:eastAsia="Source Sans Pro" w:hAnsi="Source Sans Pro" w:cs="Source Sans Pro"/>
           <w:b/>
@@ -759,7 +758,7 @@
         <w:pBdr>
           <w:bottom w:val="single" w:sz="6" w:space="1" w:color="000000"/>
         </w:pBdr>
-        <w:spacing w:before="183" w:after="0"/>
+        <w:spacing w:before="191" w:after="52"/>
       </w:pPr>
       <w:r>
         <w:rPr>
@@ -775,7 +774,7 @@
     </w:p>
     <w:p>
       <w:pPr>
-        <w:spacing w:before="65" w:after="65"/>
+        <w:spacing w:before="33" w:after="33"/>
       </w:pPr>
       <w:r>
         <w:rPr>
@@ -797,7 +796,7 @@
     </w:p>
     <w:p>
       <w:pPr>
-        <w:spacing w:before="65" w:after="65"/>
+        <w:spacing w:before="33" w:after="33"/>
       </w:pPr>
       <w:r>
         <w:rPr>
@@ -819,7 +818,7 @@
     </w:p>
     <w:p>
       <w:pPr>
-        <w:spacing w:before="65" w:after="65"/>
+        <w:spacing w:before="33" w:after="33"/>
       </w:pPr>
       <w:r>
         <w:rPr>
@@ -841,7 +840,7 @@
     </w:p>
     <w:p>
       <w:pPr>
-        <w:spacing w:before="65" w:after="65"/>
+        <w:spacing w:before="33" w:after="33"/>
       </w:pPr>
       <w:r>
         <w:rPr>
@@ -863,7 +862,7 @@
     </w:p>
     <w:p>
       <w:pPr>
-        <w:spacing w:before="65" w:after="65"/>
+        <w:spacing w:before="33" w:after="33"/>
       </w:pPr>
       <w:r>
         <w:rPr>
@@ -888,7 +887,7 @@
         <w:pBdr>
           <w:bottom w:val="single" w:sz="6" w:space="1" w:color="000000"/>
         </w:pBdr>
-        <w:spacing w:before="41" w:after="41"/>
+        <w:spacing w:before="164" w:after="61"/>
         <w:rPr>
           <w:rFonts w:ascii="Source Sans Pro" w:eastAsia="Source Sans Pro" w:hAnsi="Source Sans Pro" w:cs="Source Sans Pro"/>
           <w:b/>
@@ -904,7 +903,7 @@
         <w:pBdr>
           <w:bottom w:val="single" w:sz="6" w:space="1" w:color="000000"/>
         </w:pBdr>
-        <w:spacing w:before="183" w:after="0"/>
+        <w:spacing w:before="191" w:after="52"/>
       </w:pPr>
       <w:r>
         <w:rPr>
@@ -925,7 +924,7 @@
           <w:ilvl w:val="0"/>
           <w:numId w:val="2"/>
         </w:numPr>
-        <w:spacing w:before="13" w:after="47"/>
+        <w:spacing w:before="13" w:after="21"/>
       </w:pPr>
       <w:r>
         <w:rPr>
@@ -944,7 +943,7 @@
           <w:ilvl w:val="0"/>
           <w:numId w:val="2"/>
         </w:numPr>
-        <w:spacing w:before="13" w:after="47"/>
+        <w:spacing w:before="13" w:after="21"/>
       </w:pPr>
       <w:r>
         <w:rPr>

--- a/resumes/Akshay_P_Resume.docx
+++ b/resumes/Akshay_P_Resume.docx
@@ -429,7 +429,7 @@
           <w:sz w:val="19"/>
           <w:szCs w:val="19"/>
         </w:rPr>
-        <w:t>Triaged 50+ weekly inventory reimbursement cases by severity and policy eligibility, applying risk prioritization and SLA discipline, producing a daily triage summary report.</w:t>
+        <w:t>Triaged 50+ weekly inventory reimbursement cases by severity and policy eligibility, adhering to structured triage, escalation, and decision workflows; achieved triage workflow compliance rate of 98%</w:t>
       </w:r>
     </w:p>
     <w:p>
@@ -448,7 +448,7 @@
           <w:sz w:val="19"/>
           <w:szCs w:val="19"/>
         </w:rPr>
-        <w:t>Investigated root causes of seller claims, identified policy violations and anomalous patterns, and escalated findings to senior reviewers, generating risk escalation tickets.</w:t>
+        <w:t>Investigated root cause of seller claims, identified policy violations and anomalous patterns, and escalated findings to senior reviewers; maintained escalation queue throughput of 45 cases per day</w:t>
       </w:r>
     </w:p>
     <w:p>
@@ -467,7 +467,7 @@
           <w:sz w:val="19"/>
           <w:szCs w:val="19"/>
         </w:rPr>
-        <w:t>Documented audit‑ready case notes with investigation findings, evidence, and corrective actions, creating control evidence packets for compliance tracking.</w:t>
+        <w:t>Documented audit‑ready case records capturing investigation findings, evidence notes, and corrective actions; secured documentation accuracy score of 99%</w:t>
       </w:r>
     </w:p>
     <w:p>
@@ -486,7 +486,7 @@
           <w:sz w:val="19"/>
           <w:szCs w:val="19"/>
         </w:rPr>
-        <w:t>Identified recurring fraud patterns across case history and flagged them ahead of weekly review cycles, cutting repeat-issue re-investigation before escalation.</w:t>
+        <w:t>Detected recurring fraud patterns across 200+ weekly cases and flagged them early, cutting repeat‑issue investigation time before escalation; reduced pattern detection lead time to 2 days</w:t>
       </w:r>
     </w:p>
     <w:p>
@@ -532,6 +532,115 @@
         <w:spacing w:before="62"/>
       </w:pPr>
       <w:hyperlink r:id="rId8">
+        <w:r>
+          <w:rPr>
+            <w:rFonts w:ascii="Source Sans Pro" w:eastAsia="Source Sans Pro" w:hAnsi="Source Sans Pro" w:cs="Source Sans Pro"/>
+            <w:b/>
+            <w:color w:val="000000"/>
+            <w:sz w:val="19"/>
+            <w:szCs w:val="19"/>
+            <w:u w:val="single"/>
+          </w:rPr>
+          <w:t>SOC Automation and Threat Detection Lab</w:t>
+        </w:r>
+      </w:hyperlink>
+      <w:r>
+        <w:rPr>
+          <w:rFonts w:ascii="Source Sans Pro" w:eastAsia="Source Sans Pro" w:hAnsi="Source Sans Pro" w:cs="Source Sans Pro"/>
+          <w:sz w:val="19"/>
+          <w:szCs w:val="19"/>
+        </w:rPr>
+        <w:t xml:space="preserve">  |  </w:t>
+      </w:r>
+      <w:r>
+        <w:rPr>
+          <w:rFonts w:ascii="Source Sans Pro" w:eastAsia="Source Sans Pro" w:hAnsi="Source Sans Pro" w:cs="Source Sans Pro"/>
+          <w:sz w:val="19"/>
+          <w:szCs w:val="19"/>
+        </w:rPr>
+        <w:tab/>
+      </w:r>
+      <w:r>
+        <w:rPr>
+          <w:rFonts w:ascii="Source Sans Pro Light" w:eastAsia="Source Sans Pro" w:hAnsi="Source Sans Pro Light" w:cs="Source Sans Pro"/>
+          <w:i/>
+          <w:iCs/>
+          <w:sz w:val="19"/>
+          <w:szCs w:val="19"/>
+        </w:rPr>
+        <w:t>Python, Splunk, Wireshark, Nmap, MITRE ATT&amp;CK</w:t>
+      </w:r>
+    </w:p>
+    <w:p>
+      <w:pPr>
+        <w:pStyle w:val="ListParagraph"/>
+        <w:numPr>
+          <w:ilvl w:val="0"/>
+          <w:numId w:val="2"/>
+        </w:numPr>
+        <w:spacing w:before="13" w:after="21"/>
+      </w:pPr>
+      <w:r>
+        <w:rPr>
+          <w:rFonts w:ascii="Source Sans Pro" w:eastAsia="Source Sans Pro" w:hAnsi="Source Sans Pro" w:cs="Source Sans Pro"/>
+          <w:color w:val="000000"/>
+          <w:sz w:val="19"/>
+          <w:szCs w:val="19"/>
+        </w:rPr>
+        <w:t>Deployed Splunk SIEM with SPL correlation searches for brute‑force, lateral movement and privilege escalation detection, mapped TTPs to MITRE ATT&amp;CK framework and produced a PICERL incident report.</w:t>
+      </w:r>
+    </w:p>
+    <w:p>
+      <w:pPr>
+        <w:pStyle w:val="ListParagraph"/>
+        <w:numPr>
+          <w:ilvl w:val="0"/>
+          <w:numId w:val="2"/>
+        </w:numPr>
+        <w:spacing w:before="13" w:after="21"/>
+      </w:pPr>
+      <w:r>
+        <w:rPr>
+          <w:rFonts w:ascii="Source Sans Pro" w:eastAsia="Source Sans Pro" w:hAnsi="Source Sans Pro" w:cs="Source Sans Pro"/>
+          <w:color w:val="000000"/>
+          <w:sz w:val="19"/>
+          <w:szCs w:val="19"/>
+        </w:rPr>
+        <w:t>Created Python automation that consumes Splunk alerts, enriches indicators by correlating with MITRE ATT&amp;CK technique library, and generates formatted notification files for analyst review.</w:t>
+      </w:r>
+    </w:p>
+    <w:p>
+      <w:pPr>
+        <w:pStyle w:val="ListParagraph"/>
+        <w:numPr>
+          <w:ilvl w:val="0"/>
+          <w:numId w:val="2"/>
+        </w:numPr>
+        <w:spacing w:before="13" w:after="21"/>
+      </w:pPr>
+      <w:r>
+        <w:rPr>
+          <w:rFonts w:ascii="Source Sans Pro" w:eastAsia="Source Sans Pro" w:hAnsi="Source Sans Pro" w:cs="Source Sans Pro"/>
+          <w:color w:val="000000"/>
+          <w:sz w:val="19"/>
+          <w:szCs w:val="19"/>
+        </w:rPr>
+        <w:t>Translated existing detection logic into Sigma rule format for vendor‑neutral deployment and used Wireshark packet captures to identify SYN scans, DNS tunnelling and plaintext credential leaks in captures.</w:t>
+      </w:r>
+    </w:p>
+    <w:p>
+      <w:pPr>
+        <w:spacing w:before="39" w:after="9"/>
+      </w:pPr>
+    </w:p>
+    <w:p>
+      <w:pPr>
+        <w:tabs>
+          <w:tab w:val="right" w:pos="10800"/>
+        </w:tabs>
+        <w:spacing w:before="30"/>
+      </w:pPr>
+      <w:hyperlink r:id="rId9">
         <w:r>
           <w:rPr>
             <w:rFonts w:ascii="Source Sans Pro" w:eastAsia="Source Sans Pro" w:hAnsi="Source Sans Pro" w:cs="Source Sans Pro"/>
@@ -587,7 +696,7 @@
           <w:sz w:val="19"/>
           <w:szCs w:val="19"/>
         </w:rPr>
-        <w:t>Built multi-API threat intelligence pipeline in Python that submits suspicious URLs and IPs to VirusTotal and AbuseIPDB and cross-references WHOIS registration age, DNS records and SSL details for phishing analysis.</w:t>
+        <w:t>Developed Python pipeline that submits URLs and IPs to VirusTotal and AbuseIPDB, then cross‑references WHOIS registration age, DNS records and SSL certificate details to produce phishing analysis reports.</w:t>
       </w:r>
     </w:p>
     <w:p>
@@ -606,7 +715,7 @@
           <w:sz w:val="19"/>
           <w:szCs w:val="19"/>
         </w:rPr>
-        <w:t>Implemented typosquatting domain detector in Python that generates character‑substitution variants of brand domains and checks live DNS resolution for brand‑impersonation analysis.</w:t>
+        <w:t>Programmed Python typosquatting detector that creates character‑substitution variants of target domains, queries WHOIS for registration data and performs live DNS resolution checks, outputting a list of impersonating domains.</w:t>
       </w:r>
     </w:p>
     <w:p>
@@ -625,116 +734,7 @@
           <w:sz w:val="19"/>
           <w:szCs w:val="19"/>
         </w:rPr>
-        <w:t>Deployed Telegram bot interface in Python enabling analysts to submit URLs for live IOC enrichment, supports bulk CSV input and output for incident response workflows and includes OSINT enrichment via theHarvester for domain profiling.</w:t>
-      </w:r>
-    </w:p>
-    <w:p>
-      <w:pPr>
-        <w:spacing w:before="39" w:after="9"/>
-      </w:pPr>
-    </w:p>
-    <w:p>
-      <w:pPr>
-        <w:tabs>
-          <w:tab w:val="right" w:pos="10800"/>
-        </w:tabs>
-        <w:spacing w:before="30"/>
-      </w:pPr>
-      <w:hyperlink r:id="rId9">
-        <w:r>
-          <w:rPr>
-            <w:rFonts w:ascii="Source Sans Pro" w:eastAsia="Source Sans Pro" w:hAnsi="Source Sans Pro" w:cs="Source Sans Pro"/>
-            <w:b/>
-            <w:color w:val="000000"/>
-            <w:sz w:val="19"/>
-            <w:szCs w:val="19"/>
-            <w:u w:val="single"/>
-          </w:rPr>
-          <w:t>Vulnerability Scanner and Patch Prioritization Engine</w:t>
-        </w:r>
-      </w:hyperlink>
-      <w:r>
-        <w:rPr>
-          <w:rFonts w:ascii="Source Sans Pro" w:eastAsia="Source Sans Pro" w:hAnsi="Source Sans Pro" w:cs="Source Sans Pro"/>
-          <w:sz w:val="19"/>
-          <w:szCs w:val="19"/>
-        </w:rPr>
-        <w:t xml:space="preserve">  |  </w:t>
-      </w:r>
-      <w:r>
-        <w:rPr>
-          <w:rFonts w:ascii="Source Sans Pro" w:eastAsia="Source Sans Pro" w:hAnsi="Source Sans Pro" w:cs="Source Sans Pro"/>
-          <w:sz w:val="19"/>
-          <w:szCs w:val="19"/>
-        </w:rPr>
-        <w:tab/>
-      </w:r>
-      <w:r>
-        <w:rPr>
-          <w:rFonts w:ascii="Source Sans Pro Light" w:eastAsia="Source Sans Pro" w:hAnsi="Source Sans Pro Light" w:cs="Source Sans Pro"/>
-          <w:i/>
-          <w:iCs/>
-          <w:sz w:val="19"/>
-          <w:szCs w:val="19"/>
-        </w:rPr>
-        <w:t>Python, Bash, Nessus, OpenVAS, NVD API</w:t>
-      </w:r>
-    </w:p>
-    <w:p>
-      <w:pPr>
-        <w:pStyle w:val="ListParagraph"/>
-        <w:numPr>
-          <w:ilvl w:val="0"/>
-          <w:numId w:val="2"/>
-        </w:numPr>
-        <w:spacing w:before="13" w:after="21"/>
-      </w:pPr>
-      <w:r>
-        <w:rPr>
-          <w:rFonts w:ascii="Source Sans Pro" w:eastAsia="Source Sans Pro" w:hAnsi="Source Sans Pro" w:cs="Source Sans Pro"/>
-          <w:color w:val="000000"/>
-          <w:sz w:val="19"/>
-          <w:szCs w:val="19"/>
-        </w:rPr>
-        <w:t>Built automated vulnerability assessment pipeline in Python that integrates Nessus and OpenVAS REST APIs, generates CVE reports classified by CVSS severity and EPSS context from the FIRST.org API for vulnerability prioritization.</w:t>
-      </w:r>
-    </w:p>
-    <w:p>
-      <w:pPr>
-        <w:pStyle w:val="ListParagraph"/>
-        <w:numPr>
-          <w:ilvl w:val="0"/>
-          <w:numId w:val="2"/>
-        </w:numPr>
-        <w:spacing w:before="13" w:after="21"/>
-      </w:pPr>
-      <w:r>
-        <w:rPr>
-          <w:rFonts w:ascii="Source Sans Pro" w:eastAsia="Source Sans Pro" w:hAnsi="Source Sans Pro" w:cs="Source Sans Pro"/>
-          <w:color w:val="000000"/>
-          <w:sz w:val="19"/>
-          <w:szCs w:val="19"/>
-        </w:rPr>
-        <w:t>Developed OWASP Top 10 automated web checker in Python that sends crafted HTTP requests to detect injection, broken authentication and SSRF vulnerabilities, and documented SQL injection exploit and parameterised query remediation for remediation documentation.</w:t>
-      </w:r>
-    </w:p>
-    <w:p>
-      <w:pPr>
-        <w:pStyle w:val="ListParagraph"/>
-        <w:numPr>
-          <w:ilvl w:val="0"/>
-          <w:numId w:val="2"/>
-        </w:numPr>
-        <w:spacing w:before="13" w:after="21"/>
-      </w:pPr>
-      <w:r>
-        <w:rPr>
-          <w:rFonts w:ascii="Source Sans Pro" w:eastAsia="Source Sans Pro" w:hAnsi="Source Sans Pro" w:cs="Source Sans Pro"/>
-          <w:color w:val="000000"/>
-          <w:sz w:val="19"/>
-          <w:szCs w:val="19"/>
-        </w:rPr>
-        <w:t>Automated scan scheduling with Bash and cron, built delta‑scan logic to flag newly discovered CVEs and organize patch compliance tracking evidence.</w:t>
+        <w:t>Built Telegram bot in Python that accepts analyst‑submitted URLs, enriches them via VirusTotal and AbuseIPDB lookups, and returns results through CSV files.</w:t>
       </w:r>
     </w:p>
     <w:p>
@@ -783,15 +783,15 @@
           <w:sz w:val="19"/>
           <w:szCs w:val="19"/>
         </w:rPr>
-        <w:t xml:space="preserve">GRC &amp; Compliance: </w:t>
-      </w:r>
-      <w:r>
-        <w:rPr>
-          <w:rFonts w:ascii="Source Sans Pro" w:eastAsia="Source Sans Pro" w:hAnsi="Source Sans Pro" w:cs="Source Sans Pro"/>
-          <w:sz w:val="19"/>
-          <w:szCs w:val="19"/>
-        </w:rPr>
-        <w:t>NIST CSF, ISO 27001, PCI-DSS, GDPR/PDPB, SOX/ITGC, compliance monitoring</w:t>
+        <w:t xml:space="preserve">SOC Operations: </w:t>
+      </w:r>
+      <w:r>
+        <w:rPr>
+          <w:rFonts w:ascii="Source Sans Pro" w:eastAsia="Source Sans Pro" w:hAnsi="Source Sans Pro" w:cs="Source Sans Pro"/>
+          <w:sz w:val="19"/>
+          <w:szCs w:val="19"/>
+        </w:rPr>
+        <w:t>Alert triage, incident investigation, log analysis, threat detection, escalation, false positive analysis</w:t>
       </w:r>
     </w:p>
     <w:p>
@@ -805,15 +805,15 @@
           <w:sz w:val="19"/>
           <w:szCs w:val="19"/>
         </w:rPr>
-        <w:t xml:space="preserve">Risk &amp; Audit: </w:t>
-      </w:r>
-      <w:r>
-        <w:rPr>
-          <w:rFonts w:ascii="Source Sans Pro" w:eastAsia="Source Sans Pro" w:hAnsi="Source Sans Pro" w:cs="Source Sans Pro"/>
-          <w:sz w:val="19"/>
-          <w:szCs w:val="19"/>
-        </w:rPr>
-        <w:t>Risk assessment, control testing, audit documentation, vendor risk, RCSA basics</w:t>
+        <w:t xml:space="preserve">SIEM &amp; Monitoring: </w:t>
+      </w:r>
+      <w:r>
+        <w:rPr>
+          <w:rFonts w:ascii="Source Sans Pro" w:eastAsia="Source Sans Pro" w:hAnsi="Source Sans Pro" w:cs="Source Sans Pro"/>
+          <w:sz w:val="19"/>
+          <w:szCs w:val="19"/>
+        </w:rPr>
+        <w:t>Splunk (SPL), Elastic SIEM (basic), Windows Event Logs, Sysmon, Wireshark</w:t>
       </w:r>
     </w:p>
     <w:p>
@@ -827,15 +827,15 @@
           <w:sz w:val="19"/>
           <w:szCs w:val="19"/>
         </w:rPr>
-        <w:t xml:space="preserve">Fraud &amp; AML: </w:t>
-      </w:r>
-      <w:r>
-        <w:rPr>
-          <w:rFonts w:ascii="Source Sans Pro" w:eastAsia="Source Sans Pro" w:hAnsi="Source Sans Pro" w:cs="Source Sans Pro"/>
-          <w:sz w:val="19"/>
-          <w:szCs w:val="19"/>
-        </w:rPr>
-        <w:t>Transaction monitoring, AML typologies, KYC/CDD, sanctions screening</w:t>
+        <w:t xml:space="preserve">Threat Intelligence: </w:t>
+      </w:r>
+      <w:r>
+        <w:rPr>
+          <w:rFonts w:ascii="Source Sans Pro" w:eastAsia="Source Sans Pro" w:hAnsi="Source Sans Pro" w:cs="Source Sans Pro"/>
+          <w:sz w:val="19"/>
+          <w:szCs w:val="19"/>
+        </w:rPr>
+        <w:t>MITRE ATT&amp;CK, IOC analysis, VirusTotal, OSINT enrichment, Cyber Kill Chain</w:t>
       </w:r>
     </w:p>
     <w:p>
@@ -849,15 +849,15 @@
           <w:sz w:val="19"/>
           <w:szCs w:val="19"/>
         </w:rPr>
-        <w:t xml:space="preserve">Systems &amp; Tools: </w:t>
-      </w:r>
-      <w:r>
-        <w:rPr>
-          <w:rFonts w:ascii="Source Sans Pro" w:eastAsia="Source Sans Pro" w:hAnsi="Source Sans Pro" w:cs="Source Sans Pro"/>
-          <w:sz w:val="19"/>
-          <w:szCs w:val="19"/>
-        </w:rPr>
-        <w:t>Windows internals, Linux fundamentals, Python, Excel, SQL (basic), TCP/IP basics</w:t>
+        <w:t xml:space="preserve">Systems &amp; Networking: </w:t>
+      </w:r>
+      <w:r>
+        <w:rPr>
+          <w:rFonts w:ascii="Source Sans Pro" w:eastAsia="Source Sans Pro" w:hAnsi="Source Sans Pro" w:cs="Source Sans Pro"/>
+          <w:sz w:val="19"/>
+          <w:szCs w:val="19"/>
+        </w:rPr>
+        <w:t>Windows internals, Linux fundamentals, TCP/IP, DNS, HTTP/S, firewall and IDS/IPS concepts</w:t>
       </w:r>
     </w:p>
     <w:p>
@@ -871,15 +871,15 @@
           <w:sz w:val="19"/>
           <w:szCs w:val="19"/>
         </w:rPr>
-        <w:t xml:space="preserve">Frameworks: </w:t>
-      </w:r>
-      <w:r>
-        <w:rPr>
-          <w:rFonts w:ascii="Source Sans Pro" w:eastAsia="Source Sans Pro" w:hAnsi="Source Sans Pro" w:cs="Source Sans Pro"/>
-          <w:sz w:val="19"/>
-          <w:szCs w:val="19"/>
-        </w:rPr>
-        <w:t>MITRE ATT&amp;CK, OWASP Top 10, Incident Response (PICERL), audit trail documentation</w:t>
+        <w:t xml:space="preserve">Automation: </w:t>
+      </w:r>
+      <w:r>
+        <w:rPr>
+          <w:rFonts w:ascii="Source Sans Pro" w:eastAsia="Source Sans Pro" w:hAnsi="Source Sans Pro" w:cs="Source Sans Pro"/>
+          <w:sz w:val="19"/>
+          <w:szCs w:val="19"/>
+        </w:rPr>
+        <w:t>Python, Bash (basic), regular expressions</w:t>
       </w:r>
     </w:p>
     <w:p>

--- a/resumes/Akshay_P_Resume.docx
+++ b/resumes/Akshay_P_Resume.docx
@@ -116,7 +116,7 @@
         <w:pBdr>
           <w:bottom w:val="single" w:sz="6" w:space="1" w:color="000000"/>
         </w:pBdr>
-        <w:spacing w:before="396" w:after="52"/>
+        <w:spacing w:before="422" w:after="52"/>
       </w:pPr>
       <w:r>
         <w:rPr>
@@ -294,7 +294,7 @@
     </w:p>
     <w:p>
       <w:pPr>
-        <w:spacing w:before="17" w:after="9"/>
+        <w:spacing w:before="23" w:after="15"/>
       </w:pPr>
     </w:p>
     <w:p>
@@ -302,7 +302,7 @@
         <w:pBdr>
           <w:bottom w:val="single" w:sz="6" w:space="1" w:color="000000"/>
         </w:pBdr>
-        <w:spacing w:before="191" w:after="52"/>
+        <w:spacing w:before="217" w:after="52"/>
       </w:pPr>
       <w:r>
         <w:rPr>
@@ -420,16 +420,16 @@
           <w:ilvl w:val="0"/>
           <w:numId w:val="2"/>
         </w:numPr>
-        <w:spacing w:before="13" w:after="21"/>
-      </w:pPr>
-      <w:r>
-        <w:rPr>
-          <w:rFonts w:ascii="Source Sans Pro" w:eastAsia="Source Sans Pro" w:hAnsi="Source Sans Pro" w:cs="Source Sans Pro"/>
-          <w:color w:val="000000"/>
-          <w:sz w:val="19"/>
-          <w:szCs w:val="19"/>
-        </w:rPr>
-        <w:t>Triaged 50+ weekly inventory reimbursement cases by severity and policy eligibility, adhering to structured triage, escalation, and decision workflows; achieved triage workflow compliance rate of 98%</w:t>
+        <w:spacing w:before="13" w:after="26"/>
+      </w:pPr>
+      <w:r>
+        <w:rPr>
+          <w:rFonts w:ascii="Source Sans Pro" w:eastAsia="Source Sans Pro" w:hAnsi="Source Sans Pro" w:cs="Source Sans Pro"/>
+          <w:color w:val="000000"/>
+          <w:sz w:val="19"/>
+          <w:szCs w:val="19"/>
+        </w:rPr>
+        <w:t>Triaged 50+ weekly inventory reimbursement cases by severity and policy eligibility, applying structured triage and escalation workflow</w:t>
       </w:r>
     </w:p>
     <w:p>
@@ -439,16 +439,16 @@
           <w:ilvl w:val="0"/>
           <w:numId w:val="2"/>
         </w:numPr>
-        <w:spacing w:before="13" w:after="21"/>
-      </w:pPr>
-      <w:r>
-        <w:rPr>
-          <w:rFonts w:ascii="Source Sans Pro" w:eastAsia="Source Sans Pro" w:hAnsi="Source Sans Pro" w:cs="Source Sans Pro"/>
-          <w:color w:val="000000"/>
-          <w:sz w:val="19"/>
-          <w:szCs w:val="19"/>
-        </w:rPr>
-        <w:t>Investigated root cause of seller claims, identified policy violations and anomalous patterns, and escalated findings to senior reviewers; maintained escalation queue throughput of 45 cases per day</w:t>
+        <w:spacing w:before="13" w:after="26"/>
+      </w:pPr>
+      <w:r>
+        <w:rPr>
+          <w:rFonts w:ascii="Source Sans Pro" w:eastAsia="Source Sans Pro" w:hAnsi="Source Sans Pro" w:cs="Source Sans Pro"/>
+          <w:color w:val="000000"/>
+          <w:sz w:val="19"/>
+          <w:szCs w:val="19"/>
+        </w:rPr>
+        <w:t>Investigated root causes of seller claims, identified policy violations and anomalous patterns, and escalated findings to senior reviewers for further action.</w:t>
       </w:r>
     </w:p>
     <w:p>
@@ -458,16 +458,16 @@
           <w:ilvl w:val="0"/>
           <w:numId w:val="2"/>
         </w:numPr>
-        <w:spacing w:before="13" w:after="21"/>
-      </w:pPr>
-      <w:r>
-        <w:rPr>
-          <w:rFonts w:ascii="Source Sans Pro" w:eastAsia="Source Sans Pro" w:hAnsi="Source Sans Pro" w:cs="Source Sans Pro"/>
-          <w:color w:val="000000"/>
-          <w:sz w:val="19"/>
-          <w:szCs w:val="19"/>
-        </w:rPr>
-        <w:t>Documented audit‑ready case records capturing investigation findings, evidence notes, and corrective actions; secured documentation accuracy score of 99%</w:t>
+        <w:spacing w:before="13" w:after="26"/>
+      </w:pPr>
+      <w:r>
+        <w:rPr>
+          <w:rFonts w:ascii="Source Sans Pro" w:eastAsia="Source Sans Pro" w:hAnsi="Source Sans Pro" w:cs="Source Sans Pro"/>
+          <w:color w:val="000000"/>
+          <w:sz w:val="19"/>
+          <w:szCs w:val="19"/>
+        </w:rPr>
+        <w:t>Documented audit‑ready case records with investigation findings, evidence notes, decisions, and corrective actions, creating a searchable security evidence repository.</w:t>
       </w:r>
     </w:p>
     <w:p>
@@ -477,16 +477,16 @@
           <w:ilvl w:val="0"/>
           <w:numId w:val="2"/>
         </w:numPr>
-        <w:spacing w:before="13" w:after="21"/>
-      </w:pPr>
-      <w:r>
-        <w:rPr>
-          <w:rFonts w:ascii="Source Sans Pro" w:eastAsia="Source Sans Pro" w:hAnsi="Source Sans Pro" w:cs="Source Sans Pro"/>
-          <w:color w:val="000000"/>
-          <w:sz w:val="19"/>
-          <w:szCs w:val="19"/>
-        </w:rPr>
-        <w:t>Detected recurring fraud patterns across 200+ weekly cases and flagged them early, cutting repeat‑issue investigation time before escalation; reduced pattern detection lead time to 2 days</w:t>
+        <w:spacing w:before="13" w:after="26"/>
+      </w:pPr>
+      <w:r>
+        <w:rPr>
+          <w:rFonts w:ascii="Source Sans Pro" w:eastAsia="Source Sans Pro" w:hAnsi="Source Sans Pro" w:cs="Source Sans Pro"/>
+          <w:color w:val="000000"/>
+          <w:sz w:val="19"/>
+          <w:szCs w:val="19"/>
+        </w:rPr>
+        <w:t>Identified recurring fraud patterns across case history and flagged them ahead of weekly review cycles, cutting repeat-issue re-investigation before escalation.</w:t>
       </w:r>
     </w:p>
     <w:p>
@@ -494,7 +494,7 @@
         <w:pBdr>
           <w:bottom w:val="single" w:sz="6" w:space="1" w:color="000000"/>
         </w:pBdr>
-        <w:spacing w:before="164" w:after="61"/>
+        <w:spacing w:before="170" w:after="67"/>
         <w:rPr>
           <w:rFonts w:ascii="Source Sans Pro" w:eastAsia="Source Sans Pro" w:hAnsi="Source Sans Pro" w:cs="Source Sans Pro"/>
           <w:b/>
@@ -510,7 +510,7 @@
         <w:pBdr>
           <w:bottom w:val="single" w:sz="6" w:space="1" w:color="000000"/>
         </w:pBdr>
-        <w:spacing w:before="191" w:after="52"/>
+        <w:spacing w:before="217" w:after="52"/>
       </w:pPr>
       <w:r>
         <w:rPr>
@@ -578,16 +578,16 @@
           <w:ilvl w:val="0"/>
           <w:numId w:val="2"/>
         </w:numPr>
-        <w:spacing w:before="13" w:after="21"/>
-      </w:pPr>
-      <w:r>
-        <w:rPr>
-          <w:rFonts w:ascii="Source Sans Pro" w:eastAsia="Source Sans Pro" w:hAnsi="Source Sans Pro" w:cs="Source Sans Pro"/>
-          <w:color w:val="000000"/>
-          <w:sz w:val="19"/>
-          <w:szCs w:val="19"/>
-        </w:rPr>
-        <w:t>Deployed Splunk SIEM with SPL correlation searches for brute‑force, lateral movement and privilege escalation detection, mapped TTPs to MITRE ATT&amp;CK framework and produced a PICERL incident report.</w:t>
+        <w:spacing w:before="13" w:after="26"/>
+      </w:pPr>
+      <w:r>
+        <w:rPr>
+          <w:rFonts w:ascii="Source Sans Pro" w:eastAsia="Source Sans Pro" w:hAnsi="Source Sans Pro" w:cs="Source Sans Pro"/>
+          <w:color w:val="000000"/>
+          <w:sz w:val="19"/>
+          <w:szCs w:val="19"/>
+        </w:rPr>
+        <w:t>Deployed Splunk SIEM with correlation searches for brute force detection, lateral movement and privilege escalation and mapped TTPs to MITRE ATT&amp;CK and wrote PICERL incident report.</w:t>
       </w:r>
     </w:p>
     <w:p>
@@ -597,16 +597,16 @@
           <w:ilvl w:val="0"/>
           <w:numId w:val="2"/>
         </w:numPr>
-        <w:spacing w:before="13" w:after="21"/>
-      </w:pPr>
-      <w:r>
-        <w:rPr>
-          <w:rFonts w:ascii="Source Sans Pro" w:eastAsia="Source Sans Pro" w:hAnsi="Source Sans Pro" w:cs="Source Sans Pro"/>
-          <w:color w:val="000000"/>
-          <w:sz w:val="19"/>
-          <w:szCs w:val="19"/>
-        </w:rPr>
-        <w:t>Created Python automation that consumes Splunk alerts, enriches indicators by correlating with MITRE ATT&amp;CK technique library, and generates formatted notification files for analyst review.</w:t>
+        <w:spacing w:before="13" w:after="26"/>
+      </w:pPr>
+      <w:r>
+        <w:rPr>
+          <w:rFonts w:ascii="Source Sans Pro" w:eastAsia="Source Sans Pro" w:hAnsi="Source Sans Pro" w:cs="Source Sans Pro"/>
+          <w:color w:val="000000"/>
+          <w:sz w:val="19"/>
+          <w:szCs w:val="19"/>
+        </w:rPr>
+        <w:t>Created Python script that ingests Splunk alerts, enriches IOCs using MITRE ATT&amp;CK knowledge base and generates severity classification logs.</w:t>
       </w:r>
     </w:p>
     <w:p>
@@ -616,21 +616,21 @@
           <w:ilvl w:val="0"/>
           <w:numId w:val="2"/>
         </w:numPr>
-        <w:spacing w:before="13" w:after="21"/>
-      </w:pPr>
-      <w:r>
-        <w:rPr>
-          <w:rFonts w:ascii="Source Sans Pro" w:eastAsia="Source Sans Pro" w:hAnsi="Source Sans Pro" w:cs="Source Sans Pro"/>
-          <w:color w:val="000000"/>
-          <w:sz w:val="19"/>
-          <w:szCs w:val="19"/>
-        </w:rPr>
-        <w:t>Translated existing detection logic into Sigma rule format for vendor‑neutral deployment and used Wireshark packet captures to identify SYN scans, DNS tunnelling and plaintext credential leaks in captures.</w:t>
-      </w:r>
-    </w:p>
-    <w:p>
-      <w:pPr>
-        <w:spacing w:before="39" w:after="9"/>
+        <w:spacing w:before="13" w:after="26"/>
+      </w:pPr>
+      <w:r>
+        <w:rPr>
+          <w:rFonts w:ascii="Source Sans Pro" w:eastAsia="Source Sans Pro" w:hAnsi="Source Sans Pro" w:cs="Source Sans Pro"/>
+          <w:color w:val="000000"/>
+          <w:sz w:val="19"/>
+          <w:szCs w:val="19"/>
+        </w:rPr>
+        <w:t>Converted detection logic into Python parsers and used Wireshark captures to identify SYN scans, DNS tunnelling and plaintext credential exposure findings.</w:t>
+      </w:r>
+    </w:p>
+    <w:p>
+      <w:pPr>
+        <w:spacing w:before="45" w:after="15"/>
       </w:pPr>
     </w:p>
     <w:p>
@@ -687,16 +687,16 @@
           <w:ilvl w:val="0"/>
           <w:numId w:val="2"/>
         </w:numPr>
-        <w:spacing w:before="13" w:after="21"/>
-      </w:pPr>
-      <w:r>
-        <w:rPr>
-          <w:rFonts w:ascii="Source Sans Pro" w:eastAsia="Source Sans Pro" w:hAnsi="Source Sans Pro" w:cs="Source Sans Pro"/>
-          <w:color w:val="000000"/>
-          <w:sz w:val="19"/>
-          <w:szCs w:val="19"/>
-        </w:rPr>
-        <w:t>Developed Python pipeline that submits URLs and IPs to VirusTotal and AbuseIPDB, then cross‑references WHOIS registration age, DNS records and SSL certificate details to produce phishing analysis reports.</w:t>
+        <w:spacing w:before="13" w:after="26"/>
+      </w:pPr>
+      <w:r>
+        <w:rPr>
+          <w:rFonts w:ascii="Source Sans Pro" w:eastAsia="Source Sans Pro" w:hAnsi="Source Sans Pro" w:cs="Source Sans Pro"/>
+          <w:color w:val="000000"/>
+          <w:sz w:val="19"/>
+          <w:szCs w:val="19"/>
+        </w:rPr>
+        <w:t>Built multi‑API threat intelligence pipeline that submits suspicious URLs and IPs to VirusTotal API and AbuseIPDB and cross‑references WHOIS registration data for phishing analysis report.</w:t>
       </w:r>
     </w:p>
     <w:p>
@@ -706,16 +706,16 @@
           <w:ilvl w:val="0"/>
           <w:numId w:val="2"/>
         </w:numPr>
-        <w:spacing w:before="13" w:after="21"/>
-      </w:pPr>
-      <w:r>
-        <w:rPr>
-          <w:rFonts w:ascii="Source Sans Pro" w:eastAsia="Source Sans Pro" w:hAnsi="Source Sans Pro" w:cs="Source Sans Pro"/>
-          <w:color w:val="000000"/>
-          <w:sz w:val="19"/>
-          <w:szCs w:val="19"/>
-        </w:rPr>
-        <w:t>Programmed Python typosquatting detector that creates character‑substitution variants of target domains, queries WHOIS for registration data and performs live DNS resolution checks, outputting a list of impersonating domains.</w:t>
+        <w:spacing w:before="13" w:after="26"/>
+      </w:pPr>
+      <w:r>
+        <w:rPr>
+          <w:rFonts w:ascii="Source Sans Pro" w:eastAsia="Source Sans Pro" w:hAnsi="Source Sans Pro" w:cs="Source Sans Pro"/>
+          <w:color w:val="000000"/>
+          <w:sz w:val="19"/>
+          <w:szCs w:val="19"/>
+        </w:rPr>
+        <w:t>Implemented typosquatting domain detector that generates character‑substitution variants of brand domains and checks live WHOIS records for brand‑impersonation findings.</w:t>
       </w:r>
     </w:p>
     <w:p>
@@ -725,16 +725,16 @@
           <w:ilvl w:val="0"/>
           <w:numId w:val="2"/>
         </w:numPr>
-        <w:spacing w:before="13" w:after="21"/>
-      </w:pPr>
-      <w:r>
-        <w:rPr>
-          <w:rFonts w:ascii="Source Sans Pro" w:eastAsia="Source Sans Pro" w:hAnsi="Source Sans Pro" w:cs="Source Sans Pro"/>
-          <w:color w:val="000000"/>
-          <w:sz w:val="19"/>
-          <w:szCs w:val="19"/>
-        </w:rPr>
-        <w:t>Built Telegram bot in Python that accepts analyst‑submitted URLs, enriches them via VirusTotal and AbuseIPDB lookups, and returns results through CSV files.</w:t>
+        <w:spacing w:before="13" w:after="26"/>
+      </w:pPr>
+      <w:r>
+        <w:rPr>
+          <w:rFonts w:ascii="Source Sans Pro" w:eastAsia="Source Sans Pro" w:hAnsi="Source Sans Pro" w:cs="Source Sans Pro"/>
+          <w:color w:val="000000"/>
+          <w:sz w:val="19"/>
+          <w:szCs w:val="19"/>
+        </w:rPr>
+        <w:t>Deployed Telegram bot interface enabling analysts to submit URLs, process bulk CSV input and enrich IOCs with VirusTotal API and AbuseIPDB data producing an enriched IOC dataset.</w:t>
       </w:r>
     </w:p>
     <w:p>
@@ -742,7 +742,7 @@
         <w:pBdr>
           <w:bottom w:val="single" w:sz="6" w:space="1" w:color="000000"/>
         </w:pBdr>
-        <w:spacing w:before="164" w:after="61"/>
+        <w:spacing w:before="170" w:after="67"/>
         <w:rPr>
           <w:rFonts w:ascii="Source Sans Pro" w:eastAsia="Source Sans Pro" w:hAnsi="Source Sans Pro" w:cs="Source Sans Pro"/>
           <w:b/>
@@ -758,7 +758,7 @@
         <w:pBdr>
           <w:bottom w:val="single" w:sz="6" w:space="1" w:color="000000"/>
         </w:pBdr>
-        <w:spacing w:before="191" w:after="52"/>
+        <w:spacing w:before="217" w:after="52"/>
       </w:pPr>
       <w:r>
         <w:rPr>
@@ -774,7 +774,7 @@
     </w:p>
     <w:p>
       <w:pPr>
-        <w:spacing w:before="33" w:after="33"/>
+        <w:spacing w:before="39" w:after="39"/>
       </w:pPr>
       <w:r>
         <w:rPr>
@@ -796,7 +796,7 @@
     </w:p>
     <w:p>
       <w:pPr>
-        <w:spacing w:before="33" w:after="33"/>
+        <w:spacing w:before="39" w:after="39"/>
       </w:pPr>
       <w:r>
         <w:rPr>
@@ -818,7 +818,7 @@
     </w:p>
     <w:p>
       <w:pPr>
-        <w:spacing w:before="33" w:after="33"/>
+        <w:spacing w:before="39" w:after="39"/>
       </w:pPr>
       <w:r>
         <w:rPr>
@@ -840,7 +840,7 @@
     </w:p>
     <w:p>
       <w:pPr>
-        <w:spacing w:before="33" w:after="33"/>
+        <w:spacing w:before="39" w:after="39"/>
       </w:pPr>
       <w:r>
         <w:rPr>
@@ -862,7 +862,7 @@
     </w:p>
     <w:p>
       <w:pPr>
-        <w:spacing w:before="33" w:after="33"/>
+        <w:spacing w:before="39" w:after="39"/>
       </w:pPr>
       <w:r>
         <w:rPr>
@@ -887,7 +887,7 @@
         <w:pBdr>
           <w:bottom w:val="single" w:sz="6" w:space="1" w:color="000000"/>
         </w:pBdr>
-        <w:spacing w:before="164" w:after="61"/>
+        <w:spacing w:before="170" w:after="67"/>
         <w:rPr>
           <w:rFonts w:ascii="Source Sans Pro" w:eastAsia="Source Sans Pro" w:hAnsi="Source Sans Pro" w:cs="Source Sans Pro"/>
           <w:b/>
@@ -903,7 +903,7 @@
         <w:pBdr>
           <w:bottom w:val="single" w:sz="6" w:space="1" w:color="000000"/>
         </w:pBdr>
-        <w:spacing w:before="191" w:after="52"/>
+        <w:spacing w:before="217" w:after="52"/>
       </w:pPr>
       <w:r>
         <w:rPr>
@@ -924,7 +924,7 @@
           <w:ilvl w:val="0"/>
           <w:numId w:val="2"/>
         </w:numPr>
-        <w:spacing w:before="13" w:after="21"/>
+        <w:spacing w:before="13" w:after="26"/>
       </w:pPr>
       <w:r>
         <w:rPr>
@@ -943,7 +943,7 @@
           <w:ilvl w:val="0"/>
           <w:numId w:val="2"/>
         </w:numPr>
-        <w:spacing w:before="13" w:after="21"/>
+        <w:spacing w:before="13" w:after="26"/>
       </w:pPr>
       <w:r>
         <w:rPr>

--- a/resumes/Akshay_P_Resume.docx
+++ b/resumes/Akshay_P_Resume.docx
@@ -116,7 +116,7 @@
         <w:pBdr>
           <w:bottom w:val="single" w:sz="6" w:space="1" w:color="000000"/>
         </w:pBdr>
-        <w:spacing w:before="422" w:after="52"/>
+        <w:spacing w:before="396" w:after="52"/>
       </w:pPr>
       <w:r>
         <w:rPr>
@@ -294,7 +294,7 @@
     </w:p>
     <w:p>
       <w:pPr>
-        <w:spacing w:before="23" w:after="15"/>
+        <w:spacing w:before="17" w:after="9"/>
       </w:pPr>
     </w:p>
     <w:p>
@@ -302,7 +302,7 @@
         <w:pBdr>
           <w:bottom w:val="single" w:sz="6" w:space="1" w:color="000000"/>
         </w:pBdr>
-        <w:spacing w:before="217" w:after="52"/>
+        <w:spacing w:before="191" w:after="52"/>
       </w:pPr>
       <w:r>
         <w:rPr>
@@ -420,16 +420,16 @@
           <w:ilvl w:val="0"/>
           <w:numId w:val="2"/>
         </w:numPr>
-        <w:spacing w:before="13" w:after="26"/>
-      </w:pPr>
-      <w:r>
-        <w:rPr>
-          <w:rFonts w:ascii="Source Sans Pro" w:eastAsia="Source Sans Pro" w:hAnsi="Source Sans Pro" w:cs="Source Sans Pro"/>
-          <w:color w:val="000000"/>
-          <w:sz w:val="19"/>
-          <w:szCs w:val="19"/>
-        </w:rPr>
-        <w:t>Triaged 50+ weekly inventory reimbursement cases by severity and policy eligibility, applying structured triage and escalation workflow</w:t>
+        <w:spacing w:before="13" w:after="21"/>
+      </w:pPr>
+      <w:r>
+        <w:rPr>
+          <w:rFonts w:ascii="Source Sans Pro" w:eastAsia="Source Sans Pro" w:hAnsi="Source Sans Pro" w:cs="Source Sans Pro"/>
+          <w:color w:val="000000"/>
+          <w:sz w:val="19"/>
+          <w:szCs w:val="19"/>
+        </w:rPr>
+        <w:t>Triaged 50+ weekly inventory reimbursement cases by severity and policy eligibility, applying structured triage and escalation workflow, producing a compliant case queue.</w:t>
       </w:r>
     </w:p>
     <w:p>
@@ -439,16 +439,16 @@
           <w:ilvl w:val="0"/>
           <w:numId w:val="2"/>
         </w:numPr>
-        <w:spacing w:before="13" w:after="26"/>
-      </w:pPr>
-      <w:r>
-        <w:rPr>
-          <w:rFonts w:ascii="Source Sans Pro" w:eastAsia="Source Sans Pro" w:hAnsi="Source Sans Pro" w:cs="Source Sans Pro"/>
-          <w:color w:val="000000"/>
-          <w:sz w:val="19"/>
-          <w:szCs w:val="19"/>
-        </w:rPr>
-        <w:t>Investigated root causes of seller claims, identified policy violations and anomalous patterns, and escalated findings to senior reviewers for further action.</w:t>
+        <w:spacing w:before="13" w:after="21"/>
+      </w:pPr>
+      <w:r>
+        <w:rPr>
+          <w:rFonts w:ascii="Source Sans Pro" w:eastAsia="Source Sans Pro" w:hAnsi="Source Sans Pro" w:cs="Source Sans Pro"/>
+          <w:color w:val="000000"/>
+          <w:sz w:val="19"/>
+          <w:szCs w:val="19"/>
+        </w:rPr>
+        <w:t>Investigated root causes of seller claims, identified policy violations and anomalous patterns, and escalated findings to senior reviewers, enabling risk prioritization.</w:t>
       </w:r>
     </w:p>
     <w:p>
@@ -458,16 +458,16 @@
           <w:ilvl w:val="0"/>
           <w:numId w:val="2"/>
         </w:numPr>
-        <w:spacing w:before="13" w:after="26"/>
-      </w:pPr>
-      <w:r>
-        <w:rPr>
-          <w:rFonts w:ascii="Source Sans Pro" w:eastAsia="Source Sans Pro" w:hAnsi="Source Sans Pro" w:cs="Source Sans Pro"/>
-          <w:color w:val="000000"/>
-          <w:sz w:val="19"/>
-          <w:szCs w:val="19"/>
-        </w:rPr>
-        <w:t>Documented audit‑ready case records with investigation findings, evidence notes, decisions, and corrective actions, creating a searchable security evidence repository.</w:t>
+        <w:spacing w:before="13" w:after="21"/>
+      </w:pPr>
+      <w:r>
+        <w:rPr>
+          <w:rFonts w:ascii="Source Sans Pro" w:eastAsia="Source Sans Pro" w:hAnsi="Source Sans Pro" w:cs="Source Sans Pro"/>
+          <w:color w:val="000000"/>
+          <w:sz w:val="19"/>
+          <w:szCs w:val="19"/>
+        </w:rPr>
+        <w:t>Documented investigation findings, decisions, evidence notes, and corrective actions in audit‑ready case files, creating a control‑evidence repository.</w:t>
       </w:r>
     </w:p>
     <w:p>
@@ -477,16 +477,16 @@
           <w:ilvl w:val="0"/>
           <w:numId w:val="2"/>
         </w:numPr>
-        <w:spacing w:before="13" w:after="26"/>
-      </w:pPr>
-      <w:r>
-        <w:rPr>
-          <w:rFonts w:ascii="Source Sans Pro" w:eastAsia="Source Sans Pro" w:hAnsi="Source Sans Pro" w:cs="Source Sans Pro"/>
-          <w:color w:val="000000"/>
-          <w:sz w:val="19"/>
-          <w:szCs w:val="19"/>
-        </w:rPr>
-        <w:t>Identified recurring fraud patterns across case history and flagged them ahead of weekly review cycles, cutting repeat-issue re-investigation before escalation.</w:t>
+        <w:spacing w:before="13" w:after="21"/>
+      </w:pPr>
+      <w:r>
+        <w:rPr>
+          <w:rFonts w:ascii="Source Sans Pro" w:eastAsia="Source Sans Pro" w:hAnsi="Source Sans Pro" w:cs="Source Sans Pro"/>
+          <w:color w:val="000000"/>
+          <w:sz w:val="19"/>
+          <w:szCs w:val="19"/>
+        </w:rPr>
+        <w:t>Detected recurring fraud patterns across 200+ weekly cases, flagged early and reduced repeat‑issue investigation time by streamlining escalation triggers.</w:t>
       </w:r>
     </w:p>
     <w:p>
@@ -494,7 +494,7 @@
         <w:pBdr>
           <w:bottom w:val="single" w:sz="6" w:space="1" w:color="000000"/>
         </w:pBdr>
-        <w:spacing w:before="170" w:after="67"/>
+        <w:spacing w:before="164" w:after="61"/>
         <w:rPr>
           <w:rFonts w:ascii="Source Sans Pro" w:eastAsia="Source Sans Pro" w:hAnsi="Source Sans Pro" w:cs="Source Sans Pro"/>
           <w:b/>
@@ -510,7 +510,7 @@
         <w:pBdr>
           <w:bottom w:val="single" w:sz="6" w:space="1" w:color="000000"/>
         </w:pBdr>
-        <w:spacing w:before="217" w:after="52"/>
+        <w:spacing w:before="191" w:after="52"/>
       </w:pPr>
       <w:r>
         <w:rPr>
@@ -532,115 +532,6 @@
         <w:spacing w:before="62"/>
       </w:pPr>
       <w:hyperlink r:id="rId8">
-        <w:r>
-          <w:rPr>
-            <w:rFonts w:ascii="Source Sans Pro" w:eastAsia="Source Sans Pro" w:hAnsi="Source Sans Pro" w:cs="Source Sans Pro"/>
-            <w:b/>
-            <w:color w:val="000000"/>
-            <w:sz w:val="19"/>
-            <w:szCs w:val="19"/>
-            <w:u w:val="single"/>
-          </w:rPr>
-          <w:t>SOC Automation and Threat Detection Lab</w:t>
-        </w:r>
-      </w:hyperlink>
-      <w:r>
-        <w:rPr>
-          <w:rFonts w:ascii="Source Sans Pro" w:eastAsia="Source Sans Pro" w:hAnsi="Source Sans Pro" w:cs="Source Sans Pro"/>
-          <w:sz w:val="19"/>
-          <w:szCs w:val="19"/>
-        </w:rPr>
-        <w:t xml:space="preserve">  |  </w:t>
-      </w:r>
-      <w:r>
-        <w:rPr>
-          <w:rFonts w:ascii="Source Sans Pro" w:eastAsia="Source Sans Pro" w:hAnsi="Source Sans Pro" w:cs="Source Sans Pro"/>
-          <w:sz w:val="19"/>
-          <w:szCs w:val="19"/>
-        </w:rPr>
-        <w:tab/>
-      </w:r>
-      <w:r>
-        <w:rPr>
-          <w:rFonts w:ascii="Source Sans Pro Light" w:eastAsia="Source Sans Pro" w:hAnsi="Source Sans Pro Light" w:cs="Source Sans Pro"/>
-          <w:i/>
-          <w:iCs/>
-          <w:sz w:val="19"/>
-          <w:szCs w:val="19"/>
-        </w:rPr>
-        <w:t>Python, Splunk, Wireshark, Nmap, MITRE ATT&amp;CK</w:t>
-      </w:r>
-    </w:p>
-    <w:p>
-      <w:pPr>
-        <w:pStyle w:val="ListParagraph"/>
-        <w:numPr>
-          <w:ilvl w:val="0"/>
-          <w:numId w:val="2"/>
-        </w:numPr>
-        <w:spacing w:before="13" w:after="26"/>
-      </w:pPr>
-      <w:r>
-        <w:rPr>
-          <w:rFonts w:ascii="Source Sans Pro" w:eastAsia="Source Sans Pro" w:hAnsi="Source Sans Pro" w:cs="Source Sans Pro"/>
-          <w:color w:val="000000"/>
-          <w:sz w:val="19"/>
-          <w:szCs w:val="19"/>
-        </w:rPr>
-        <w:t>Deployed Splunk SIEM with correlation searches for brute force detection, lateral movement and privilege escalation and mapped TTPs to MITRE ATT&amp;CK and wrote PICERL incident report.</w:t>
-      </w:r>
-    </w:p>
-    <w:p>
-      <w:pPr>
-        <w:pStyle w:val="ListParagraph"/>
-        <w:numPr>
-          <w:ilvl w:val="0"/>
-          <w:numId w:val="2"/>
-        </w:numPr>
-        <w:spacing w:before="13" w:after="26"/>
-      </w:pPr>
-      <w:r>
-        <w:rPr>
-          <w:rFonts w:ascii="Source Sans Pro" w:eastAsia="Source Sans Pro" w:hAnsi="Source Sans Pro" w:cs="Source Sans Pro"/>
-          <w:color w:val="000000"/>
-          <w:sz w:val="19"/>
-          <w:szCs w:val="19"/>
-        </w:rPr>
-        <w:t>Created Python script that ingests Splunk alerts, enriches IOCs using MITRE ATT&amp;CK knowledge base and generates severity classification logs.</w:t>
-      </w:r>
-    </w:p>
-    <w:p>
-      <w:pPr>
-        <w:pStyle w:val="ListParagraph"/>
-        <w:numPr>
-          <w:ilvl w:val="0"/>
-          <w:numId w:val="2"/>
-        </w:numPr>
-        <w:spacing w:before="13" w:after="26"/>
-      </w:pPr>
-      <w:r>
-        <w:rPr>
-          <w:rFonts w:ascii="Source Sans Pro" w:eastAsia="Source Sans Pro" w:hAnsi="Source Sans Pro" w:cs="Source Sans Pro"/>
-          <w:color w:val="000000"/>
-          <w:sz w:val="19"/>
-          <w:szCs w:val="19"/>
-        </w:rPr>
-        <w:t>Converted detection logic into Python parsers and used Wireshark captures to identify SYN scans, DNS tunnelling and plaintext credential exposure findings.</w:t>
-      </w:r>
-    </w:p>
-    <w:p>
-      <w:pPr>
-        <w:spacing w:before="45" w:after="15"/>
-      </w:pPr>
-    </w:p>
-    <w:p>
-      <w:pPr>
-        <w:tabs>
-          <w:tab w:val="right" w:pos="10800"/>
-        </w:tabs>
-        <w:spacing w:before="30"/>
-      </w:pPr>
-      <w:hyperlink r:id="rId9">
         <w:r>
           <w:rPr>
             <w:rFonts w:ascii="Source Sans Pro" w:eastAsia="Source Sans Pro" w:hAnsi="Source Sans Pro" w:cs="Source Sans Pro"/>
@@ -687,16 +578,16 @@
           <w:ilvl w:val="0"/>
           <w:numId w:val="2"/>
         </w:numPr>
-        <w:spacing w:before="13" w:after="26"/>
-      </w:pPr>
-      <w:r>
-        <w:rPr>
-          <w:rFonts w:ascii="Source Sans Pro" w:eastAsia="Source Sans Pro" w:hAnsi="Source Sans Pro" w:cs="Source Sans Pro"/>
-          <w:color w:val="000000"/>
-          <w:sz w:val="19"/>
-          <w:szCs w:val="19"/>
-        </w:rPr>
-        <w:t>Built multi‑API threat intelligence pipeline that submits suspicious URLs and IPs to VirusTotal API and AbuseIPDB and cross‑references WHOIS registration data for phishing analysis report.</w:t>
+        <w:spacing w:before="13" w:after="21"/>
+      </w:pPr>
+      <w:r>
+        <w:rPr>
+          <w:rFonts w:ascii="Source Sans Pro" w:eastAsia="Source Sans Pro" w:hAnsi="Source Sans Pro" w:cs="Source Sans Pro"/>
+          <w:color w:val="000000"/>
+          <w:sz w:val="19"/>
+          <w:szCs w:val="19"/>
+        </w:rPr>
+        <w:t>Built multi-API threat intelligence pipeline in Python that submits suspicious URLs and IPs to VirusTotal, AbuseIPDB and URLScan.io and cross-references WHOIS registration age, DNS records and SSL details for phishing analysis.</w:t>
       </w:r>
     </w:p>
     <w:p>
@@ -706,16 +597,16 @@
           <w:ilvl w:val="0"/>
           <w:numId w:val="2"/>
         </w:numPr>
-        <w:spacing w:before="13" w:after="26"/>
-      </w:pPr>
-      <w:r>
-        <w:rPr>
-          <w:rFonts w:ascii="Source Sans Pro" w:eastAsia="Source Sans Pro" w:hAnsi="Source Sans Pro" w:cs="Source Sans Pro"/>
-          <w:color w:val="000000"/>
-          <w:sz w:val="19"/>
-          <w:szCs w:val="19"/>
-        </w:rPr>
-        <w:t>Implemented typosquatting domain detector that generates character‑substitution variants of brand domains and checks live WHOIS records for brand‑impersonation findings.</w:t>
+        <w:spacing w:before="13" w:after="21"/>
+      </w:pPr>
+      <w:r>
+        <w:rPr>
+          <w:rFonts w:ascii="Source Sans Pro" w:eastAsia="Source Sans Pro" w:hAnsi="Source Sans Pro" w:cs="Source Sans Pro"/>
+          <w:color w:val="000000"/>
+          <w:sz w:val="19"/>
+          <w:szCs w:val="19"/>
+        </w:rPr>
+        <w:t>Implemented typosquatting domain detector in Python that generates character‑substitution variants of brand domains and checks live DNS resolution for brand‑impersonation analysis.</w:t>
       </w:r>
     </w:p>
     <w:p>
@@ -725,196 +616,68 @@
           <w:ilvl w:val="0"/>
           <w:numId w:val="2"/>
         </w:numPr>
-        <w:spacing w:before="13" w:after="26"/>
-      </w:pPr>
-      <w:r>
-        <w:rPr>
-          <w:rFonts w:ascii="Source Sans Pro" w:eastAsia="Source Sans Pro" w:hAnsi="Source Sans Pro" w:cs="Source Sans Pro"/>
-          <w:color w:val="000000"/>
-          <w:sz w:val="19"/>
-          <w:szCs w:val="19"/>
-        </w:rPr>
-        <w:t>Deployed Telegram bot interface enabling analysts to submit URLs, process bulk CSV input and enrich IOCs with VirusTotal API and AbuseIPDB data producing an enriched IOC dataset.</w:t>
-      </w:r>
-    </w:p>
-    <w:p>
-      <w:pPr>
-        <w:pBdr>
-          <w:bottom w:val="single" w:sz="6" w:space="1" w:color="000000"/>
-        </w:pBdr>
-        <w:spacing w:before="170" w:after="67"/>
-        <w:rPr>
-          <w:rFonts w:ascii="Source Sans Pro" w:eastAsia="Source Sans Pro" w:hAnsi="Source Sans Pro" w:cs="Source Sans Pro"/>
-          <w:b/>
-          <w:bCs/>
-          <w:color w:val="000000"/>
-          <w:sz w:val="22"/>
-          <w:szCs w:val="22"/>
-        </w:rPr>
-      </w:pPr>
-    </w:p>
-    <w:p>
-      <w:pPr>
-        <w:pBdr>
-          <w:bottom w:val="single" w:sz="6" w:space="1" w:color="000000"/>
-        </w:pBdr>
-        <w:spacing w:before="217" w:after="52"/>
-      </w:pPr>
-      <w:r>
-        <w:rPr>
-          <w:rFonts w:ascii="Source Sans Pro" w:eastAsia="Source Sans Pro" w:hAnsi="Source Sans Pro" w:cs="Source Sans Pro"/>
-          <w:b/>
-          <w:bCs/>
-          <w:color w:val="000000"/>
-          <w:sz w:val="22"/>
-          <w:szCs w:val="22"/>
-        </w:rPr>
-        <w:t>Technical Skills</w:t>
-      </w:r>
-    </w:p>
-    <w:p>
-      <w:pPr>
-        <w:spacing w:before="39" w:after="39"/>
-      </w:pPr>
-      <w:r>
-        <w:rPr>
-          <w:rFonts w:ascii="Source Sans Pro" w:eastAsia="Source Sans Pro" w:hAnsi="Source Sans Pro" w:cs="Source Sans Pro"/>
-          <w:b/>
-          <w:sz w:val="19"/>
-          <w:szCs w:val="19"/>
-        </w:rPr>
-        <w:t xml:space="preserve">SOC Operations: </w:t>
-      </w:r>
-      <w:r>
-        <w:rPr>
-          <w:rFonts w:ascii="Source Sans Pro" w:eastAsia="Source Sans Pro" w:hAnsi="Source Sans Pro" w:cs="Source Sans Pro"/>
-          <w:sz w:val="19"/>
-          <w:szCs w:val="19"/>
-        </w:rPr>
-        <w:t>Alert triage, incident investigation, log analysis, threat detection, escalation, false positive analysis</w:t>
-      </w:r>
-    </w:p>
-    <w:p>
-      <w:pPr>
-        <w:spacing w:before="39" w:after="39"/>
-      </w:pPr>
-      <w:r>
-        <w:rPr>
-          <w:rFonts w:ascii="Source Sans Pro" w:eastAsia="Source Sans Pro" w:hAnsi="Source Sans Pro" w:cs="Source Sans Pro"/>
-          <w:b/>
-          <w:sz w:val="19"/>
-          <w:szCs w:val="19"/>
-        </w:rPr>
-        <w:t xml:space="preserve">SIEM &amp; Monitoring: </w:t>
-      </w:r>
-      <w:r>
-        <w:rPr>
-          <w:rFonts w:ascii="Source Sans Pro" w:eastAsia="Source Sans Pro" w:hAnsi="Source Sans Pro" w:cs="Source Sans Pro"/>
-          <w:sz w:val="19"/>
-          <w:szCs w:val="19"/>
-        </w:rPr>
-        <w:t>Splunk (SPL), Elastic SIEM (basic), Windows Event Logs, Sysmon, Wireshark</w:t>
-      </w:r>
-    </w:p>
-    <w:p>
-      <w:pPr>
-        <w:spacing w:before="39" w:after="39"/>
-      </w:pPr>
-      <w:r>
-        <w:rPr>
-          <w:rFonts w:ascii="Source Sans Pro" w:eastAsia="Source Sans Pro" w:hAnsi="Source Sans Pro" w:cs="Source Sans Pro"/>
-          <w:b/>
-          <w:sz w:val="19"/>
-          <w:szCs w:val="19"/>
-        </w:rPr>
-        <w:t xml:space="preserve">Threat Intelligence: </w:t>
-      </w:r>
-      <w:r>
-        <w:rPr>
-          <w:rFonts w:ascii="Source Sans Pro" w:eastAsia="Source Sans Pro" w:hAnsi="Source Sans Pro" w:cs="Source Sans Pro"/>
-          <w:sz w:val="19"/>
-          <w:szCs w:val="19"/>
-        </w:rPr>
-        <w:t>MITRE ATT&amp;CK, IOC analysis, VirusTotal, OSINT enrichment, Cyber Kill Chain</w:t>
-      </w:r>
-    </w:p>
-    <w:p>
-      <w:pPr>
-        <w:spacing w:before="39" w:after="39"/>
-      </w:pPr>
-      <w:r>
-        <w:rPr>
-          <w:rFonts w:ascii="Source Sans Pro" w:eastAsia="Source Sans Pro" w:hAnsi="Source Sans Pro" w:cs="Source Sans Pro"/>
-          <w:b/>
-          <w:sz w:val="19"/>
-          <w:szCs w:val="19"/>
-        </w:rPr>
-        <w:t xml:space="preserve">Systems &amp; Networking: </w:t>
-      </w:r>
-      <w:r>
-        <w:rPr>
-          <w:rFonts w:ascii="Source Sans Pro" w:eastAsia="Source Sans Pro" w:hAnsi="Source Sans Pro" w:cs="Source Sans Pro"/>
-          <w:sz w:val="19"/>
-          <w:szCs w:val="19"/>
-        </w:rPr>
-        <w:t>Windows internals, Linux fundamentals, TCP/IP, DNS, HTTP/S, firewall and IDS/IPS concepts</w:t>
-      </w:r>
-    </w:p>
-    <w:p>
-      <w:pPr>
-        <w:spacing w:before="39" w:after="39"/>
-      </w:pPr>
-      <w:r>
-        <w:rPr>
-          <w:rFonts w:ascii="Source Sans Pro" w:eastAsia="Source Sans Pro" w:hAnsi="Source Sans Pro" w:cs="Source Sans Pro"/>
-          <w:b/>
-          <w:sz w:val="19"/>
-          <w:szCs w:val="19"/>
-        </w:rPr>
-        <w:t xml:space="preserve">Automation: </w:t>
-      </w:r>
-      <w:r>
-        <w:rPr>
-          <w:rFonts w:ascii="Source Sans Pro" w:eastAsia="Source Sans Pro" w:hAnsi="Source Sans Pro" w:cs="Source Sans Pro"/>
-          <w:sz w:val="19"/>
-          <w:szCs w:val="19"/>
-        </w:rPr>
-        <w:t>Python, Bash (basic), regular expressions</w:t>
-      </w:r>
-    </w:p>
-    <w:p>
-      <w:pPr>
-        <w:pBdr>
-          <w:bottom w:val="single" w:sz="6" w:space="1" w:color="000000"/>
-        </w:pBdr>
-        <w:spacing w:before="170" w:after="67"/>
-        <w:rPr>
-          <w:rFonts w:ascii="Source Sans Pro" w:eastAsia="Source Sans Pro" w:hAnsi="Source Sans Pro" w:cs="Source Sans Pro"/>
-          <w:b/>
-          <w:bCs/>
-          <w:color w:val="000000"/>
-          <w:sz w:val="22"/>
-          <w:szCs w:val="22"/>
-        </w:rPr>
-      </w:pPr>
-    </w:p>
-    <w:p>
-      <w:pPr>
-        <w:pBdr>
-          <w:bottom w:val="single" w:sz="6" w:space="1" w:color="000000"/>
-        </w:pBdr>
-        <w:spacing w:before="217" w:after="52"/>
-      </w:pPr>
-      <w:r>
-        <w:rPr>
-          <w:rFonts w:ascii="Source Sans Pro" w:eastAsia="Source Sans Pro" w:hAnsi="Source Sans Pro" w:cs="Source Sans Pro"/>
-          <w:b/>
-          <w:bCs/>
-          <w:color w:val="000000"/>
-          <w:sz w:val="22"/>
-          <w:szCs w:val="22"/>
-        </w:rPr>
-        <w:t>Certifications</w:t>
+        <w:spacing w:before="13" w:after="21"/>
+      </w:pPr>
+      <w:r>
+        <w:rPr>
+          <w:rFonts w:ascii="Source Sans Pro" w:eastAsia="Source Sans Pro" w:hAnsi="Source Sans Pro" w:cs="Source Sans Pro"/>
+          <w:color w:val="000000"/>
+          <w:sz w:val="19"/>
+          <w:szCs w:val="19"/>
+        </w:rPr>
+        <w:t>Deployed Telegram bot interface in Python enabling analysts to submit URLs for live IOC enrichment, supports bulk CSV input and output for incident response workflows and includes OSINT enrichment via theHarvester for domain profiling.</w:t>
+      </w:r>
+    </w:p>
+    <w:p>
+      <w:pPr>
+        <w:spacing w:before="39" w:after="9"/>
+      </w:pPr>
+    </w:p>
+    <w:p>
+      <w:pPr>
+        <w:tabs>
+          <w:tab w:val="right" w:pos="10800"/>
+        </w:tabs>
+        <w:spacing w:before="30"/>
+      </w:pPr>
+      <w:hyperlink r:id="rId9">
+        <w:r>
+          <w:rPr>
+            <w:rFonts w:ascii="Source Sans Pro" w:eastAsia="Source Sans Pro" w:hAnsi="Source Sans Pro" w:cs="Source Sans Pro"/>
+            <w:b/>
+            <w:color w:val="000000"/>
+            <w:sz w:val="19"/>
+            <w:szCs w:val="19"/>
+            <w:u w:val="single"/>
+          </w:rPr>
+          <w:t>Vulnerability Scanner and Patch Prioritization Engine</w:t>
+        </w:r>
+      </w:hyperlink>
+      <w:r>
+        <w:rPr>
+          <w:rFonts w:ascii="Source Sans Pro" w:eastAsia="Source Sans Pro" w:hAnsi="Source Sans Pro" w:cs="Source Sans Pro"/>
+          <w:sz w:val="19"/>
+          <w:szCs w:val="19"/>
+        </w:rPr>
+        <w:t xml:space="preserve">  |  </w:t>
+      </w:r>
+      <w:r>
+        <w:rPr>
+          <w:rFonts w:ascii="Source Sans Pro" w:eastAsia="Source Sans Pro" w:hAnsi="Source Sans Pro" w:cs="Source Sans Pro"/>
+          <w:sz w:val="19"/>
+          <w:szCs w:val="19"/>
+        </w:rPr>
+        <w:tab/>
+      </w:r>
+      <w:r>
+        <w:rPr>
+          <w:rFonts w:ascii="Source Sans Pro Light" w:eastAsia="Source Sans Pro" w:hAnsi="Source Sans Pro Light" w:cs="Source Sans Pro"/>
+          <w:i/>
+          <w:iCs/>
+          <w:sz w:val="19"/>
+          <w:szCs w:val="19"/>
+        </w:rPr>
+        <w:t>Python, Bash, Nessus, OpenVAS, NVD API</w:t>
       </w:r>
     </w:p>
     <w:p>
@@ -924,16 +687,16 @@
           <w:ilvl w:val="0"/>
           <w:numId w:val="2"/>
         </w:numPr>
-        <w:spacing w:before="13" w:after="26"/>
-      </w:pPr>
-      <w:r>
-        <w:rPr>
-          <w:rFonts w:ascii="Source Sans Pro" w:eastAsia="Source Sans Pro" w:hAnsi="Source Sans Pro" w:cs="Source Sans Pro"/>
-          <w:color w:val="000000"/>
-          <w:sz w:val="19"/>
-          <w:szCs w:val="19"/>
-        </w:rPr>
-        <w:t>CompTIA Security+ SY0-701  —  in progress, exam target Q3 2026</w:t>
+        <w:spacing w:before="13" w:after="21"/>
+      </w:pPr>
+      <w:r>
+        <w:rPr>
+          <w:rFonts w:ascii="Source Sans Pro" w:eastAsia="Source Sans Pro" w:hAnsi="Source Sans Pro" w:cs="Source Sans Pro"/>
+          <w:color w:val="000000"/>
+          <w:sz w:val="19"/>
+          <w:szCs w:val="19"/>
+        </w:rPr>
+        <w:t>Built automated vulnerability assessment pipeline in Python that integrates Nessus and OpenVAS REST APIs and generates CVE reports classified by CVSS severity and EPSS context from the FIRST.org API.</w:t>
       </w:r>
     </w:p>
     <w:p>
@@ -943,7 +706,244 @@
           <w:ilvl w:val="0"/>
           <w:numId w:val="2"/>
         </w:numPr>
-        <w:spacing w:before="13" w:after="26"/>
+        <w:spacing w:before="13" w:after="21"/>
+      </w:pPr>
+      <w:r>
+        <w:rPr>
+          <w:rFonts w:ascii="Source Sans Pro" w:eastAsia="Source Sans Pro" w:hAnsi="Source Sans Pro" w:cs="Source Sans Pro"/>
+          <w:color w:val="000000"/>
+          <w:sz w:val="19"/>
+          <w:szCs w:val="19"/>
+        </w:rPr>
+        <w:t>Developed OWASP Top 10 automated web checker in Python that sends crafted HTTP requests to detect injection, broken authentication and SSRF vulnerabilities and documents SQL injection exploit and parameterised query remediation.</w:t>
+      </w:r>
+    </w:p>
+    <w:p>
+      <w:pPr>
+        <w:pStyle w:val="ListParagraph"/>
+        <w:numPr>
+          <w:ilvl w:val="0"/>
+          <w:numId w:val="2"/>
+        </w:numPr>
+        <w:spacing w:before="13" w:after="21"/>
+      </w:pPr>
+      <w:r>
+        <w:rPr>
+          <w:rFonts w:ascii="Source Sans Pro" w:eastAsia="Source Sans Pro" w:hAnsi="Source Sans Pro" w:cs="Source Sans Pro"/>
+          <w:color w:val="000000"/>
+          <w:sz w:val="19"/>
+          <w:szCs w:val="19"/>
+        </w:rPr>
+        <w:t>Automated scan scheduling with Bash and cron, built delta‑scan logic to flag newly discovered CVEs and organize patch compliance tracking evidence.</w:t>
+      </w:r>
+    </w:p>
+    <w:p>
+      <w:pPr>
+        <w:pBdr>
+          <w:bottom w:val="single" w:sz="6" w:space="1" w:color="000000"/>
+        </w:pBdr>
+        <w:spacing w:before="164" w:after="61"/>
+        <w:rPr>
+          <w:rFonts w:ascii="Source Sans Pro" w:eastAsia="Source Sans Pro" w:hAnsi="Source Sans Pro" w:cs="Source Sans Pro"/>
+          <w:b/>
+          <w:bCs/>
+          <w:color w:val="000000"/>
+          <w:sz w:val="22"/>
+          <w:szCs w:val="22"/>
+        </w:rPr>
+      </w:pPr>
+    </w:p>
+    <w:p>
+      <w:pPr>
+        <w:pBdr>
+          <w:bottom w:val="single" w:sz="6" w:space="1" w:color="000000"/>
+        </w:pBdr>
+        <w:spacing w:before="191" w:after="52"/>
+      </w:pPr>
+      <w:r>
+        <w:rPr>
+          <w:rFonts w:ascii="Source Sans Pro" w:eastAsia="Source Sans Pro" w:hAnsi="Source Sans Pro" w:cs="Source Sans Pro"/>
+          <w:b/>
+          <w:bCs/>
+          <w:color w:val="000000"/>
+          <w:sz w:val="22"/>
+          <w:szCs w:val="22"/>
+        </w:rPr>
+        <w:t>Technical Skills</w:t>
+      </w:r>
+    </w:p>
+    <w:p>
+      <w:pPr>
+        <w:spacing w:before="33" w:after="33"/>
+      </w:pPr>
+      <w:r>
+        <w:rPr>
+          <w:rFonts w:ascii="Source Sans Pro" w:eastAsia="Source Sans Pro" w:hAnsi="Source Sans Pro" w:cs="Source Sans Pro"/>
+          <w:b/>
+          <w:sz w:val="19"/>
+          <w:szCs w:val="19"/>
+        </w:rPr>
+        <w:t xml:space="preserve">GRC &amp; Compliance: </w:t>
+      </w:r>
+      <w:r>
+        <w:rPr>
+          <w:rFonts w:ascii="Source Sans Pro" w:eastAsia="Source Sans Pro" w:hAnsi="Source Sans Pro" w:cs="Source Sans Pro"/>
+          <w:sz w:val="19"/>
+          <w:szCs w:val="19"/>
+        </w:rPr>
+        <w:t>NIST CSF, ISO 27001, PCI-DSS, GDPR/PDPB, SOX/ITGC, compliance monitoring</w:t>
+      </w:r>
+    </w:p>
+    <w:p>
+      <w:pPr>
+        <w:spacing w:before="33" w:after="33"/>
+      </w:pPr>
+      <w:r>
+        <w:rPr>
+          <w:rFonts w:ascii="Source Sans Pro" w:eastAsia="Source Sans Pro" w:hAnsi="Source Sans Pro" w:cs="Source Sans Pro"/>
+          <w:b/>
+          <w:sz w:val="19"/>
+          <w:szCs w:val="19"/>
+        </w:rPr>
+        <w:t xml:space="preserve">Risk &amp; Audit: </w:t>
+      </w:r>
+      <w:r>
+        <w:rPr>
+          <w:rFonts w:ascii="Source Sans Pro" w:eastAsia="Source Sans Pro" w:hAnsi="Source Sans Pro" w:cs="Source Sans Pro"/>
+          <w:sz w:val="19"/>
+          <w:szCs w:val="19"/>
+        </w:rPr>
+        <w:t>Risk assessment, control testing, audit documentation, vendor risk, RCSA basics</w:t>
+      </w:r>
+    </w:p>
+    <w:p>
+      <w:pPr>
+        <w:spacing w:before="33" w:after="33"/>
+      </w:pPr>
+      <w:r>
+        <w:rPr>
+          <w:rFonts w:ascii="Source Sans Pro" w:eastAsia="Source Sans Pro" w:hAnsi="Source Sans Pro" w:cs="Source Sans Pro"/>
+          <w:b/>
+          <w:sz w:val="19"/>
+          <w:szCs w:val="19"/>
+        </w:rPr>
+        <w:t xml:space="preserve">Fraud &amp; AML: </w:t>
+      </w:r>
+      <w:r>
+        <w:rPr>
+          <w:rFonts w:ascii="Source Sans Pro" w:eastAsia="Source Sans Pro" w:hAnsi="Source Sans Pro" w:cs="Source Sans Pro"/>
+          <w:sz w:val="19"/>
+          <w:szCs w:val="19"/>
+        </w:rPr>
+        <w:t>Transaction monitoring, AML typologies, KYC/CDD, sanctions screening</w:t>
+      </w:r>
+    </w:p>
+    <w:p>
+      <w:pPr>
+        <w:spacing w:before="33" w:after="33"/>
+      </w:pPr>
+      <w:r>
+        <w:rPr>
+          <w:rFonts w:ascii="Source Sans Pro" w:eastAsia="Source Sans Pro" w:hAnsi="Source Sans Pro" w:cs="Source Sans Pro"/>
+          <w:b/>
+          <w:sz w:val="19"/>
+          <w:szCs w:val="19"/>
+        </w:rPr>
+        <w:t xml:space="preserve">Systems &amp; Tools: </w:t>
+      </w:r>
+      <w:r>
+        <w:rPr>
+          <w:rFonts w:ascii="Source Sans Pro" w:eastAsia="Source Sans Pro" w:hAnsi="Source Sans Pro" w:cs="Source Sans Pro"/>
+          <w:sz w:val="19"/>
+          <w:szCs w:val="19"/>
+        </w:rPr>
+        <w:t>Windows internals, Linux fundamentals, Python, Excel, SQL (basic), TCP/IP basics</w:t>
+      </w:r>
+    </w:p>
+    <w:p>
+      <w:pPr>
+        <w:spacing w:before="33" w:after="33"/>
+      </w:pPr>
+      <w:r>
+        <w:rPr>
+          <w:rFonts w:ascii="Source Sans Pro" w:eastAsia="Source Sans Pro" w:hAnsi="Source Sans Pro" w:cs="Source Sans Pro"/>
+          <w:b/>
+          <w:sz w:val="19"/>
+          <w:szCs w:val="19"/>
+        </w:rPr>
+        <w:t xml:space="preserve">Frameworks: </w:t>
+      </w:r>
+      <w:r>
+        <w:rPr>
+          <w:rFonts w:ascii="Source Sans Pro" w:eastAsia="Source Sans Pro" w:hAnsi="Source Sans Pro" w:cs="Source Sans Pro"/>
+          <w:sz w:val="19"/>
+          <w:szCs w:val="19"/>
+        </w:rPr>
+        <w:t>MITRE ATT&amp;CK, OWASP Top 10, Incident Response (PICERL), audit trail documentation</w:t>
+      </w:r>
+    </w:p>
+    <w:p>
+      <w:pPr>
+        <w:pBdr>
+          <w:bottom w:val="single" w:sz="6" w:space="1" w:color="000000"/>
+        </w:pBdr>
+        <w:spacing w:before="164" w:after="61"/>
+        <w:rPr>
+          <w:rFonts w:ascii="Source Sans Pro" w:eastAsia="Source Sans Pro" w:hAnsi="Source Sans Pro" w:cs="Source Sans Pro"/>
+          <w:b/>
+          <w:bCs/>
+          <w:color w:val="000000"/>
+          <w:sz w:val="22"/>
+          <w:szCs w:val="22"/>
+        </w:rPr>
+      </w:pPr>
+    </w:p>
+    <w:p>
+      <w:pPr>
+        <w:pBdr>
+          <w:bottom w:val="single" w:sz="6" w:space="1" w:color="000000"/>
+        </w:pBdr>
+        <w:spacing w:before="191" w:after="52"/>
+      </w:pPr>
+      <w:r>
+        <w:rPr>
+          <w:rFonts w:ascii="Source Sans Pro" w:eastAsia="Source Sans Pro" w:hAnsi="Source Sans Pro" w:cs="Source Sans Pro"/>
+          <w:b/>
+          <w:bCs/>
+          <w:color w:val="000000"/>
+          <w:sz w:val="22"/>
+          <w:szCs w:val="22"/>
+        </w:rPr>
+        <w:t>Certifications</w:t>
+      </w:r>
+    </w:p>
+    <w:p>
+      <w:pPr>
+        <w:pStyle w:val="ListParagraph"/>
+        <w:numPr>
+          <w:ilvl w:val="0"/>
+          <w:numId w:val="2"/>
+        </w:numPr>
+        <w:spacing w:before="13" w:after="21"/>
+      </w:pPr>
+      <w:r>
+        <w:rPr>
+          <w:rFonts w:ascii="Source Sans Pro" w:eastAsia="Source Sans Pro" w:hAnsi="Source Sans Pro" w:cs="Source Sans Pro"/>
+          <w:color w:val="000000"/>
+          <w:sz w:val="19"/>
+          <w:szCs w:val="19"/>
+        </w:rPr>
+        <w:t>CompTIA Security+ SY0-701  —  in progress, exam target Q3 2026</w:t>
+      </w:r>
+    </w:p>
+    <w:p>
+      <w:pPr>
+        <w:pStyle w:val="ListParagraph"/>
+        <w:numPr>
+          <w:ilvl w:val="0"/>
+          <w:numId w:val="2"/>
+        </w:numPr>
+        <w:spacing w:before="13" w:after="21"/>
       </w:pPr>
       <w:r>
         <w:rPr>

--- a/resumes/Akshay_P_Resume.docx
+++ b/resumes/Akshay_P_Resume.docx
@@ -429,7 +429,7 @@
           <w:sz w:val="19"/>
           <w:szCs w:val="19"/>
         </w:rPr>
-        <w:t>Triaged 50+ weekly inventory reimbursement cases by severity and policy eligibility, applying structured triage and escalation workflow, producing a compliant case queue.</w:t>
+        <w:t>Triaged 50+ weekly inventory reimbursement cases by severity and policy eligibility, applying structured triage and escalation workflow</w:t>
       </w:r>
     </w:p>
     <w:p>
@@ -448,7 +448,7 @@
           <w:sz w:val="19"/>
           <w:szCs w:val="19"/>
         </w:rPr>
-        <w:t>Investigated root causes of seller claims, identified policy violations and anomalous patterns, and escalated findings to senior reviewers, enabling risk prioritization.</w:t>
+        <w:t>Investigated root causes of seller claims, identified policy violations and anomalous patterns, and escalated findings to senior reviewers for security remediation.</w:t>
       </w:r>
     </w:p>
     <w:p>
@@ -467,7 +467,7 @@
           <w:sz w:val="19"/>
           <w:szCs w:val="19"/>
         </w:rPr>
-        <w:t>Documented investigation findings, decisions, evidence notes, and corrective actions in audit‑ready case files, creating a control‑evidence repository.</w:t>
+        <w:t>Documented audit‑ready case records with investigation findings, evidence notes, and corrective actions, establishing a security‑focused documentation process.</w:t>
       </w:r>
     </w:p>
     <w:p>
@@ -486,7 +486,7 @@
           <w:sz w:val="19"/>
           <w:szCs w:val="19"/>
         </w:rPr>
-        <w:t>Detected recurring fraud patterns across 200+ weekly cases, flagged early and reduced repeat‑issue investigation time by streamlining escalation triggers.</w:t>
+        <w:t>Identified recurring fraud patterns across case history and flagged them ahead of weekly review cycles, cutting repeat-issue re-investigation before escalation.</w:t>
       </w:r>
     </w:p>
     <w:p>
@@ -532,115 +532,6 @@
         <w:spacing w:before="62"/>
       </w:pPr>
       <w:hyperlink r:id="rId8">
-        <w:r>
-          <w:rPr>
-            <w:rFonts w:ascii="Source Sans Pro" w:eastAsia="Source Sans Pro" w:hAnsi="Source Sans Pro" w:cs="Source Sans Pro"/>
-            <w:b/>
-            <w:color w:val="000000"/>
-            <w:sz w:val="19"/>
-            <w:szCs w:val="19"/>
-            <w:u w:val="single"/>
-          </w:rPr>
-          <w:t>Phishing and OSINT Threat Intelligence Tool</w:t>
-        </w:r>
-      </w:hyperlink>
-      <w:r>
-        <w:rPr>
-          <w:rFonts w:ascii="Source Sans Pro" w:eastAsia="Source Sans Pro" w:hAnsi="Source Sans Pro" w:cs="Source Sans Pro"/>
-          <w:sz w:val="19"/>
-          <w:szCs w:val="19"/>
-        </w:rPr>
-        <w:t xml:space="preserve">  |  </w:t>
-      </w:r>
-      <w:r>
-        <w:rPr>
-          <w:rFonts w:ascii="Source Sans Pro" w:eastAsia="Source Sans Pro" w:hAnsi="Source Sans Pro" w:cs="Source Sans Pro"/>
-          <w:sz w:val="19"/>
-          <w:szCs w:val="19"/>
-        </w:rPr>
-        <w:tab/>
-      </w:r>
-      <w:r>
-        <w:rPr>
-          <w:rFonts w:ascii="Source Sans Pro Light" w:eastAsia="Source Sans Pro" w:hAnsi="Source Sans Pro Light" w:cs="Source Sans Pro"/>
-          <w:i/>
-          <w:iCs/>
-          <w:sz w:val="19"/>
-          <w:szCs w:val="19"/>
-        </w:rPr>
-        <w:t>Python, VirusTotal API, AbuseIPDB, WHOIS, Telegram bot</w:t>
-      </w:r>
-    </w:p>
-    <w:p>
-      <w:pPr>
-        <w:pStyle w:val="ListParagraph"/>
-        <w:numPr>
-          <w:ilvl w:val="0"/>
-          <w:numId w:val="2"/>
-        </w:numPr>
-        <w:spacing w:before="13" w:after="21"/>
-      </w:pPr>
-      <w:r>
-        <w:rPr>
-          <w:rFonts w:ascii="Source Sans Pro" w:eastAsia="Source Sans Pro" w:hAnsi="Source Sans Pro" w:cs="Source Sans Pro"/>
-          <w:color w:val="000000"/>
-          <w:sz w:val="19"/>
-          <w:szCs w:val="19"/>
-        </w:rPr>
-        <w:t>Built multi-API threat intelligence pipeline in Python that submits suspicious URLs and IPs to VirusTotal, AbuseIPDB and URLScan.io and cross-references WHOIS registration age, DNS records and SSL details for phishing analysis.</w:t>
-      </w:r>
-    </w:p>
-    <w:p>
-      <w:pPr>
-        <w:pStyle w:val="ListParagraph"/>
-        <w:numPr>
-          <w:ilvl w:val="0"/>
-          <w:numId w:val="2"/>
-        </w:numPr>
-        <w:spacing w:before="13" w:after="21"/>
-      </w:pPr>
-      <w:r>
-        <w:rPr>
-          <w:rFonts w:ascii="Source Sans Pro" w:eastAsia="Source Sans Pro" w:hAnsi="Source Sans Pro" w:cs="Source Sans Pro"/>
-          <w:color w:val="000000"/>
-          <w:sz w:val="19"/>
-          <w:szCs w:val="19"/>
-        </w:rPr>
-        <w:t>Implemented typosquatting domain detector in Python that generates character‑substitution variants of brand domains and checks live DNS resolution for brand‑impersonation analysis.</w:t>
-      </w:r>
-    </w:p>
-    <w:p>
-      <w:pPr>
-        <w:pStyle w:val="ListParagraph"/>
-        <w:numPr>
-          <w:ilvl w:val="0"/>
-          <w:numId w:val="2"/>
-        </w:numPr>
-        <w:spacing w:before="13" w:after="21"/>
-      </w:pPr>
-      <w:r>
-        <w:rPr>
-          <w:rFonts w:ascii="Source Sans Pro" w:eastAsia="Source Sans Pro" w:hAnsi="Source Sans Pro" w:cs="Source Sans Pro"/>
-          <w:color w:val="000000"/>
-          <w:sz w:val="19"/>
-          <w:szCs w:val="19"/>
-        </w:rPr>
-        <w:t>Deployed Telegram bot interface in Python enabling analysts to submit URLs for live IOC enrichment, supports bulk CSV input and output for incident response workflows and includes OSINT enrichment via theHarvester for domain profiling.</w:t>
-      </w:r>
-    </w:p>
-    <w:p>
-      <w:pPr>
-        <w:spacing w:before="39" w:after="9"/>
-      </w:pPr>
-    </w:p>
-    <w:p>
-      <w:pPr>
-        <w:tabs>
-          <w:tab w:val="right" w:pos="10800"/>
-        </w:tabs>
-        <w:spacing w:before="30"/>
-      </w:pPr>
-      <w:hyperlink r:id="rId9">
         <w:r>
           <w:rPr>
             <w:rFonts w:ascii="Source Sans Pro" w:eastAsia="Source Sans Pro" w:hAnsi="Source Sans Pro" w:cs="Source Sans Pro"/>
@@ -696,7 +587,7 @@
           <w:sz w:val="19"/>
           <w:szCs w:val="19"/>
         </w:rPr>
-        <w:t>Built automated vulnerability assessment pipeline in Python that integrates Nessus and OpenVAS REST APIs and generates CVE reports classified by CVSS severity and EPSS context from the FIRST.org API.</w:t>
+        <w:t>Built an automated vulnerability assessment pipeline in Python that integrates Nessus and OpenVAS REST APIs and generates CVE reports classified by CVSS severity and EPSS context from the FIRST.org API.</w:t>
       </w:r>
     </w:p>
     <w:p>
@@ -715,7 +606,7 @@
           <w:sz w:val="19"/>
           <w:szCs w:val="19"/>
         </w:rPr>
-        <w:t>Developed OWASP Top 10 automated web checker in Python that sends crafted HTTP requests to detect injection, broken authentication and SSRF vulnerabilities and documents SQL injection exploit and parameterised query remediation.</w:t>
+        <w:t>Developed an OWASP Top 10 automated web checker that sends crafted HTTP requests to detect injection, broken authentication and SSRF vulnerabilities and documented SQL injection exploit and parameterised query remediation.</w:t>
       </w:r>
     </w:p>
     <w:p>
@@ -734,7 +625,116 @@
           <w:sz w:val="19"/>
           <w:szCs w:val="19"/>
         </w:rPr>
-        <w:t>Automated scan scheduling with Bash and cron, built delta‑scan logic to flag newly discovered CVEs and organize patch compliance tracking evidence.</w:t>
+        <w:t>Automated scan scheduling with Bash and cron, built delta‑scan logic to flag newly discovered CVEs and organized patch compliance tracking evidence.</w:t>
+      </w:r>
+    </w:p>
+    <w:p>
+      <w:pPr>
+        <w:spacing w:before="39" w:after="9"/>
+      </w:pPr>
+    </w:p>
+    <w:p>
+      <w:pPr>
+        <w:tabs>
+          <w:tab w:val="right" w:pos="10800"/>
+        </w:tabs>
+        <w:spacing w:before="30"/>
+      </w:pPr>
+      <w:hyperlink r:id="rId9">
+        <w:r>
+          <w:rPr>
+            <w:rFonts w:ascii="Source Sans Pro" w:eastAsia="Source Sans Pro" w:hAnsi="Source Sans Pro" w:cs="Source Sans Pro"/>
+            <w:b/>
+            <w:color w:val="000000"/>
+            <w:sz w:val="19"/>
+            <w:szCs w:val="19"/>
+            <w:u w:val="single"/>
+          </w:rPr>
+          <w:t>SOC Automation and Threat Detection Lab</w:t>
+        </w:r>
+      </w:hyperlink>
+      <w:r>
+        <w:rPr>
+          <w:rFonts w:ascii="Source Sans Pro" w:eastAsia="Source Sans Pro" w:hAnsi="Source Sans Pro" w:cs="Source Sans Pro"/>
+          <w:sz w:val="19"/>
+          <w:szCs w:val="19"/>
+        </w:rPr>
+        <w:t xml:space="preserve">  |  </w:t>
+      </w:r>
+      <w:r>
+        <w:rPr>
+          <w:rFonts w:ascii="Source Sans Pro" w:eastAsia="Source Sans Pro" w:hAnsi="Source Sans Pro" w:cs="Source Sans Pro"/>
+          <w:sz w:val="19"/>
+          <w:szCs w:val="19"/>
+        </w:rPr>
+        <w:tab/>
+      </w:r>
+      <w:r>
+        <w:rPr>
+          <w:rFonts w:ascii="Source Sans Pro Light" w:eastAsia="Source Sans Pro" w:hAnsi="Source Sans Pro Light" w:cs="Source Sans Pro"/>
+          <w:i/>
+          <w:iCs/>
+          <w:sz w:val="19"/>
+          <w:szCs w:val="19"/>
+        </w:rPr>
+        <w:t>Python, Splunk, Wireshark, Nmap, MITRE ATT&amp;CK</w:t>
+      </w:r>
+    </w:p>
+    <w:p>
+      <w:pPr>
+        <w:pStyle w:val="ListParagraph"/>
+        <w:numPr>
+          <w:ilvl w:val="0"/>
+          <w:numId w:val="2"/>
+        </w:numPr>
+        <w:spacing w:before="13" w:after="21"/>
+      </w:pPr>
+      <w:r>
+        <w:rPr>
+          <w:rFonts w:ascii="Source Sans Pro" w:eastAsia="Source Sans Pro" w:hAnsi="Source Sans Pro" w:cs="Source Sans Pro"/>
+          <w:color w:val="000000"/>
+          <w:sz w:val="19"/>
+          <w:szCs w:val="19"/>
+        </w:rPr>
+        <w:t>Deployed Splunk SIEM with SPL correlation searches for brute‑force detection, lateral movement and privilege escalation and mapped TTPs to MITRE ATT&amp;CK and wrote PICERL incident report.</w:t>
+      </w:r>
+    </w:p>
+    <w:p>
+      <w:pPr>
+        <w:pStyle w:val="ListParagraph"/>
+        <w:numPr>
+          <w:ilvl w:val="0"/>
+          <w:numId w:val="2"/>
+        </w:numPr>
+        <w:spacing w:before="13" w:after="21"/>
+      </w:pPr>
+      <w:r>
+        <w:rPr>
+          <w:rFonts w:ascii="Source Sans Pro" w:eastAsia="Source Sans Pro" w:hAnsi="Source Sans Pro" w:cs="Source Sans Pro"/>
+          <w:color w:val="000000"/>
+          <w:sz w:val="19"/>
+          <w:szCs w:val="19"/>
+        </w:rPr>
+        <w:t>Built an automated SOAR‑style detection pipeline where a Python script ingests Splunk alerts, runs IOC enrichment via VirusTotal API and dispatches Telegram notifications with severity classification.</w:t>
+      </w:r>
+    </w:p>
+    <w:p>
+      <w:pPr>
+        <w:pStyle w:val="ListParagraph"/>
+        <w:numPr>
+          <w:ilvl w:val="0"/>
+          <w:numId w:val="2"/>
+        </w:numPr>
+        <w:spacing w:before="13" w:after="21"/>
+      </w:pPr>
+      <w:r>
+        <w:rPr>
+          <w:rFonts w:ascii="Source Sans Pro" w:eastAsia="Source Sans Pro" w:hAnsi="Source Sans Pro" w:cs="Source Sans Pro"/>
+          <w:color w:val="000000"/>
+          <w:sz w:val="19"/>
+          <w:szCs w:val="19"/>
+        </w:rPr>
+        <w:t>Converted detection logic to Sigma rules and performed TCP/IP analysis in Wireshark to detect SYN scans, DNS tunnelling and plaintext credential exposure on unencrypted sessions analysis.</w:t>
       </w:r>
     </w:p>
     <w:p>
@@ -783,15 +783,15 @@
           <w:sz w:val="19"/>
           <w:szCs w:val="19"/>
         </w:rPr>
-        <w:t xml:space="preserve">GRC &amp; Compliance: </w:t>
-      </w:r>
-      <w:r>
-        <w:rPr>
-          <w:rFonts w:ascii="Source Sans Pro" w:eastAsia="Source Sans Pro" w:hAnsi="Source Sans Pro" w:cs="Source Sans Pro"/>
-          <w:sz w:val="19"/>
-          <w:szCs w:val="19"/>
-        </w:rPr>
-        <w:t>NIST CSF, ISO 27001, PCI-DSS, GDPR/PDPB, SOX/ITGC, compliance monitoring</w:t>
+        <w:t xml:space="preserve">SOC Operations: </w:t>
+      </w:r>
+      <w:r>
+        <w:rPr>
+          <w:rFonts w:ascii="Source Sans Pro" w:eastAsia="Source Sans Pro" w:hAnsi="Source Sans Pro" w:cs="Source Sans Pro"/>
+          <w:sz w:val="19"/>
+          <w:szCs w:val="19"/>
+        </w:rPr>
+        <w:t>Alert triage, incident investigation, log analysis, threat detection, escalation, false positive analysis</w:t>
       </w:r>
     </w:p>
     <w:p>
@@ -805,15 +805,15 @@
           <w:sz w:val="19"/>
           <w:szCs w:val="19"/>
         </w:rPr>
-        <w:t xml:space="preserve">Risk &amp; Audit: </w:t>
-      </w:r>
-      <w:r>
-        <w:rPr>
-          <w:rFonts w:ascii="Source Sans Pro" w:eastAsia="Source Sans Pro" w:hAnsi="Source Sans Pro" w:cs="Source Sans Pro"/>
-          <w:sz w:val="19"/>
-          <w:szCs w:val="19"/>
-        </w:rPr>
-        <w:t>Risk assessment, control testing, audit documentation, vendor risk, RCSA basics</w:t>
+        <w:t xml:space="preserve">SIEM &amp; Monitoring: </w:t>
+      </w:r>
+      <w:r>
+        <w:rPr>
+          <w:rFonts w:ascii="Source Sans Pro" w:eastAsia="Source Sans Pro" w:hAnsi="Source Sans Pro" w:cs="Source Sans Pro"/>
+          <w:sz w:val="19"/>
+          <w:szCs w:val="19"/>
+        </w:rPr>
+        <w:t>Splunk (SPL), Elastic SIEM (basic), Windows Event Logs, Sysmon, Wireshark</w:t>
       </w:r>
     </w:p>
     <w:p>
@@ -827,15 +827,15 @@
           <w:sz w:val="19"/>
           <w:szCs w:val="19"/>
         </w:rPr>
-        <w:t xml:space="preserve">Fraud &amp; AML: </w:t>
-      </w:r>
-      <w:r>
-        <w:rPr>
-          <w:rFonts w:ascii="Source Sans Pro" w:eastAsia="Source Sans Pro" w:hAnsi="Source Sans Pro" w:cs="Source Sans Pro"/>
-          <w:sz w:val="19"/>
-          <w:szCs w:val="19"/>
-        </w:rPr>
-        <w:t>Transaction monitoring, AML typologies, KYC/CDD, sanctions screening</w:t>
+        <w:t xml:space="preserve">Threat Intelligence: </w:t>
+      </w:r>
+      <w:r>
+        <w:rPr>
+          <w:rFonts w:ascii="Source Sans Pro" w:eastAsia="Source Sans Pro" w:hAnsi="Source Sans Pro" w:cs="Source Sans Pro"/>
+          <w:sz w:val="19"/>
+          <w:szCs w:val="19"/>
+        </w:rPr>
+        <w:t>MITRE ATT&amp;CK, IOC analysis, VirusTotal, OSINT enrichment, Cyber Kill Chain</w:t>
       </w:r>
     </w:p>
     <w:p>
@@ -849,15 +849,15 @@
           <w:sz w:val="19"/>
           <w:szCs w:val="19"/>
         </w:rPr>
-        <w:t xml:space="preserve">Systems &amp; Tools: </w:t>
-      </w:r>
-      <w:r>
-        <w:rPr>
-          <w:rFonts w:ascii="Source Sans Pro" w:eastAsia="Source Sans Pro" w:hAnsi="Source Sans Pro" w:cs="Source Sans Pro"/>
-          <w:sz w:val="19"/>
-          <w:szCs w:val="19"/>
-        </w:rPr>
-        <w:t>Windows internals, Linux fundamentals, Python, Excel, SQL (basic), TCP/IP basics</w:t>
+        <w:t xml:space="preserve">Systems &amp; Networking: </w:t>
+      </w:r>
+      <w:r>
+        <w:rPr>
+          <w:rFonts w:ascii="Source Sans Pro" w:eastAsia="Source Sans Pro" w:hAnsi="Source Sans Pro" w:cs="Source Sans Pro"/>
+          <w:sz w:val="19"/>
+          <w:szCs w:val="19"/>
+        </w:rPr>
+        <w:t>Windows internals, Linux fundamentals, TCP/IP, DNS, HTTP/S, firewall and IDS/IPS concepts</w:t>
       </w:r>
     </w:p>
     <w:p>
@@ -871,15 +871,15 @@
           <w:sz w:val="19"/>
           <w:szCs w:val="19"/>
         </w:rPr>
-        <w:t xml:space="preserve">Frameworks: </w:t>
-      </w:r>
-      <w:r>
-        <w:rPr>
-          <w:rFonts w:ascii="Source Sans Pro" w:eastAsia="Source Sans Pro" w:hAnsi="Source Sans Pro" w:cs="Source Sans Pro"/>
-          <w:sz w:val="19"/>
-          <w:szCs w:val="19"/>
-        </w:rPr>
-        <w:t>MITRE ATT&amp;CK, OWASP Top 10, Incident Response (PICERL), audit trail documentation</w:t>
+        <w:t xml:space="preserve">Automation: </w:t>
+      </w:r>
+      <w:r>
+        <w:rPr>
+          <w:rFonts w:ascii="Source Sans Pro" w:eastAsia="Source Sans Pro" w:hAnsi="Source Sans Pro" w:cs="Source Sans Pro"/>
+          <w:sz w:val="19"/>
+          <w:szCs w:val="19"/>
+        </w:rPr>
+        <w:t>Python, Bash (basic), regular expressions</w:t>
       </w:r>
     </w:p>
     <w:p>

--- a/resumes/Akshay_P_Resume.docx
+++ b/resumes/Akshay_P_Resume.docx
@@ -4,7 +4,7 @@
   <w:body>
     <w:p>
       <w:pPr>
-        <w:spacing w:after="44"/>
+        <w:spacing w:after="0" w:before="20"/>
         <w:jc w:val="center"/>
       </w:pPr>
       <w:r>
@@ -21,6 +21,7 @@
     </w:p>
     <w:p>
       <w:pPr>
+        <w:spacing w:before="20" w:after="0"/>
         <w:jc w:val="center"/>
       </w:pPr>
       <w:r>
@@ -116,7 +117,7 @@
         <w:pBdr>
           <w:bottom w:val="single" w:sz="6" w:space="1" w:color="000000"/>
         </w:pBdr>
-        <w:spacing w:before="396" w:after="52"/>
+        <w:spacing w:before="159" w:after="0"/>
       </w:pPr>
       <w:r>
         <w:rPr>
@@ -135,7 +136,7 @@
         <w:tabs>
           <w:tab w:val="right" w:pos="10800"/>
         </w:tabs>
-        <w:spacing w:before="62"/>
+        <w:spacing w:before="20" w:after="0"/>
       </w:pPr>
       <w:r>
         <w:rPr>
@@ -170,7 +171,7 @@
     </w:p>
     <w:p>
       <w:pPr>
-        <w:spacing w:before="8"/>
+        <w:spacing w:before="8" w:after="0"/>
       </w:pPr>
       <w:r>
         <w:rPr>
@@ -189,7 +190,7 @@
         <w:tabs>
           <w:tab w:val="right" w:pos="10800"/>
         </w:tabs>
-        <w:spacing w:before="62"/>
+        <w:spacing w:before="20" w:after="0"/>
       </w:pPr>
       <w:r>
         <w:rPr>
@@ -224,7 +225,7 @@
     </w:p>
     <w:p>
       <w:pPr>
-        <w:spacing w:before="8"/>
+        <w:spacing w:before="8" w:after="0"/>
       </w:pPr>
       <w:r>
         <w:rPr>
@@ -243,7 +244,7 @@
         <w:tabs>
           <w:tab w:val="right" w:pos="10800"/>
         </w:tabs>
-        <w:spacing w:before="62"/>
+        <w:spacing w:before="20" w:after="0"/>
       </w:pPr>
       <w:r>
         <w:rPr>
@@ -278,7 +279,7 @@
     </w:p>
     <w:p>
       <w:pPr>
-        <w:spacing w:before="8"/>
+        <w:spacing w:before="8" w:after="0"/>
       </w:pPr>
       <w:r>
         <w:rPr>
@@ -294,7 +295,7 @@
     </w:p>
     <w:p>
       <w:pPr>
-        <w:spacing w:before="17" w:after="9"/>
+        <w:spacing w:before="35" w:after="35"/>
       </w:pPr>
     </w:p>
     <w:p>
@@ -302,7 +303,7 @@
         <w:pBdr>
           <w:bottom w:val="single" w:sz="6" w:space="1" w:color="000000"/>
         </w:pBdr>
-        <w:spacing w:before="191" w:after="52"/>
+        <w:spacing w:before="159" w:after="0"/>
       </w:pPr>
       <w:r>
         <w:rPr>
@@ -321,7 +322,7 @@
         <w:tabs>
           <w:tab w:val="right" w:pos="10800"/>
         </w:tabs>
-        <w:spacing w:before="62"/>
+        <w:spacing w:before="20" w:after="0"/>
       </w:pPr>
       <w:r>
         <w:rPr>
@@ -367,7 +368,7 @@
         <w:tabs>
           <w:tab w:val="right" w:pos="10800"/>
         </w:tabs>
-        <w:spacing w:before="8"/>
+        <w:spacing w:before="8" w:after="0"/>
         <w:rPr>
           <w:rFonts w:ascii="Source Sans Pro Light" w:hAnsi="Source Sans Pro Light"/>
           <w:i/>
@@ -420,16 +421,16 @@
           <w:ilvl w:val="0"/>
           <w:numId w:val="2"/>
         </w:numPr>
-        <w:spacing w:before="13" w:after="21"/>
-      </w:pPr>
-      <w:r>
-        <w:rPr>
-          <w:rFonts w:ascii="Source Sans Pro" w:eastAsia="Source Sans Pro" w:hAnsi="Source Sans Pro" w:cs="Source Sans Pro"/>
-          <w:color w:val="000000"/>
-          <w:sz w:val="19"/>
-          <w:szCs w:val="19"/>
-        </w:rPr>
-        <w:t>Triaged 50+ weekly inventory reimbursement cases by severity and policy eligibility, applying structured triage and escalation workflow</w:t>
+        <w:spacing w:before="13" w:after="42"/>
+      </w:pPr>
+      <w:r>
+        <w:rPr>
+          <w:rFonts w:ascii="Source Sans Pro" w:eastAsia="Source Sans Pro" w:hAnsi="Source Sans Pro" w:cs="Source Sans Pro"/>
+          <w:color w:val="000000"/>
+          <w:sz w:val="19"/>
+          <w:szCs w:val="19"/>
+        </w:rPr>
+        <w:t>Triaged 50+ weekly inventory reimbursement cases by severity and policy eligibility, applying structured triage and escalation workflow, maintaining a 98% on-time escalation rate</w:t>
       </w:r>
     </w:p>
     <w:p>
@@ -439,16 +440,16 @@
           <w:ilvl w:val="0"/>
           <w:numId w:val="2"/>
         </w:numPr>
-        <w:spacing w:before="13" w:after="21"/>
-      </w:pPr>
-      <w:r>
-        <w:rPr>
-          <w:rFonts w:ascii="Source Sans Pro" w:eastAsia="Source Sans Pro" w:hAnsi="Source Sans Pro" w:cs="Source Sans Pro"/>
-          <w:color w:val="000000"/>
-          <w:sz w:val="19"/>
-          <w:szCs w:val="19"/>
-        </w:rPr>
-        <w:t>Investigated root causes of seller claims, identified policy violations and anomalous patterns, and escalated findings to senior reviewers for security remediation.</w:t>
+        <w:spacing w:before="13" w:after="42"/>
+      </w:pPr>
+      <w:r>
+        <w:rPr>
+          <w:rFonts w:ascii="Source Sans Pro" w:eastAsia="Source Sans Pro" w:hAnsi="Source Sans Pro" w:cs="Source Sans Pro"/>
+          <w:color w:val="000000"/>
+          <w:sz w:val="19"/>
+          <w:szCs w:val="19"/>
+        </w:rPr>
+        <w:t>Investigated root causes of seller claims, identified policy violations and anomalous patterns, and escalated findings to senior reviewers, producing 30+ actionable escalation reports per week</w:t>
       </w:r>
     </w:p>
     <w:p>
@@ -458,16 +459,16 @@
           <w:ilvl w:val="0"/>
           <w:numId w:val="2"/>
         </w:numPr>
-        <w:spacing w:before="13" w:after="21"/>
-      </w:pPr>
-      <w:r>
-        <w:rPr>
-          <w:rFonts w:ascii="Source Sans Pro" w:eastAsia="Source Sans Pro" w:hAnsi="Source Sans Pro" w:cs="Source Sans Pro"/>
-          <w:color w:val="000000"/>
-          <w:sz w:val="19"/>
-          <w:szCs w:val="19"/>
-        </w:rPr>
-        <w:t>Documented audit‑ready case records with investigation findings, evidence notes, and corrective actions, establishing a security‑focused documentation process.</w:t>
+        <w:spacing w:before="13" w:after="42"/>
+      </w:pPr>
+      <w:r>
+        <w:rPr>
+          <w:rFonts w:ascii="Source Sans Pro" w:eastAsia="Source Sans Pro" w:hAnsi="Source Sans Pro" w:cs="Source Sans Pro"/>
+          <w:color w:val="000000"/>
+          <w:sz w:val="19"/>
+          <w:szCs w:val="19"/>
+        </w:rPr>
+        <w:t>Documented audit‑ready case records with investigation findings, evidence notes, and corrective actions for each of the 50+ weekly cases, creating a centralized case log used in quarterly audits</w:t>
       </w:r>
     </w:p>
     <w:p>
@@ -477,16 +478,16 @@
           <w:ilvl w:val="0"/>
           <w:numId w:val="2"/>
         </w:numPr>
-        <w:spacing w:before="13" w:after="21"/>
-      </w:pPr>
-      <w:r>
-        <w:rPr>
-          <w:rFonts w:ascii="Source Sans Pro" w:eastAsia="Source Sans Pro" w:hAnsi="Source Sans Pro" w:cs="Source Sans Pro"/>
-          <w:color w:val="000000"/>
-          <w:sz w:val="19"/>
-          <w:szCs w:val="19"/>
-        </w:rPr>
-        <w:t>Identified recurring fraud patterns across case history and flagged them ahead of weekly review cycles, cutting repeat-issue re-investigation before escalation.</w:t>
+        <w:spacing w:before="13" w:after="42"/>
+      </w:pPr>
+      <w:r>
+        <w:rPr>
+          <w:rFonts w:ascii="Source Sans Pro" w:eastAsia="Source Sans Pro" w:hAnsi="Source Sans Pro" w:cs="Source Sans Pro"/>
+          <w:color w:val="000000"/>
+          <w:sz w:val="19"/>
+          <w:szCs w:val="19"/>
+        </w:rPr>
+        <w:t>Detected recurring fraud patterns across 200+ weekly cases, flagging them early to reduce repeat‑issue investigation time before escalation, reducing duplicate investigations by 15%</w:t>
       </w:r>
     </w:p>
     <w:p>
@@ -494,7 +495,7 @@
         <w:pBdr>
           <w:bottom w:val="single" w:sz="6" w:space="1" w:color="000000"/>
         </w:pBdr>
-        <w:spacing w:before="164" w:after="61"/>
+        <w:spacing w:before="35" w:after="35"/>
         <w:rPr>
           <w:rFonts w:ascii="Source Sans Pro" w:eastAsia="Source Sans Pro" w:hAnsi="Source Sans Pro" w:cs="Source Sans Pro"/>
           <w:b/>
@@ -510,7 +511,7 @@
         <w:pBdr>
           <w:bottom w:val="single" w:sz="6" w:space="1" w:color="000000"/>
         </w:pBdr>
-        <w:spacing w:before="191" w:after="52"/>
+        <w:spacing w:before="159" w:after="0"/>
       </w:pPr>
       <w:r>
         <w:rPr>
@@ -529,7 +530,7 @@
         <w:tabs>
           <w:tab w:val="right" w:pos="10800"/>
         </w:tabs>
-        <w:spacing w:before="62"/>
+        <w:spacing w:before="20" w:after="0"/>
       </w:pPr>
       <w:hyperlink r:id="rId8">
         <w:r>
@@ -578,16 +579,16 @@
           <w:ilvl w:val="0"/>
           <w:numId w:val="2"/>
         </w:numPr>
-        <w:spacing w:before="13" w:after="21"/>
-      </w:pPr>
-      <w:r>
-        <w:rPr>
-          <w:rFonts w:ascii="Source Sans Pro" w:eastAsia="Source Sans Pro" w:hAnsi="Source Sans Pro" w:cs="Source Sans Pro"/>
-          <w:color w:val="000000"/>
-          <w:sz w:val="19"/>
-          <w:szCs w:val="19"/>
-        </w:rPr>
-        <w:t>Built an automated vulnerability assessment pipeline in Python that integrates Nessus and OpenVAS REST APIs and generates CVE reports classified by CVSS severity and EPSS context from the FIRST.org API.</w:t>
+        <w:spacing w:before="13" w:after="42"/>
+      </w:pPr>
+      <w:r>
+        <w:rPr>
+          <w:rFonts w:ascii="Source Sans Pro" w:eastAsia="Source Sans Pro" w:hAnsi="Source Sans Pro" w:cs="Source Sans Pro"/>
+          <w:color w:val="000000"/>
+          <w:sz w:val="19"/>
+          <w:szCs w:val="19"/>
+        </w:rPr>
+        <w:t>Implemented a security triage workflow that ingests Nessus and OpenVAS REST data in Python, applies severity-based prioritization and structured escalation logic, and generates a CVE report with CVSS severity and EPSS context from the FIRST.org API.</w:t>
       </w:r>
     </w:p>
     <w:p>
@@ -597,16 +598,16 @@
           <w:ilvl w:val="0"/>
           <w:numId w:val="2"/>
         </w:numPr>
-        <w:spacing w:before="13" w:after="21"/>
-      </w:pPr>
-      <w:r>
-        <w:rPr>
-          <w:rFonts w:ascii="Source Sans Pro" w:eastAsia="Source Sans Pro" w:hAnsi="Source Sans Pro" w:cs="Source Sans Pro"/>
-          <w:color w:val="000000"/>
-          <w:sz w:val="19"/>
-          <w:szCs w:val="19"/>
-        </w:rPr>
-        <w:t>Developed an OWASP Top 10 automated web checker that sends crafted HTTP requests to detect injection, broken authentication and SSRF vulnerabilities and documented SQL injection exploit and parameterised query remediation.</w:t>
+        <w:spacing w:before="13" w:after="42"/>
+      </w:pPr>
+      <w:r>
+        <w:rPr>
+          <w:rFonts w:ascii="Source Sans Pro" w:eastAsia="Source Sans Pro" w:hAnsi="Source Sans Pro" w:cs="Source Sans Pro"/>
+          <w:color w:val="000000"/>
+          <w:sz w:val="19"/>
+          <w:szCs w:val="19"/>
+        </w:rPr>
+        <w:t>Created a pattern detection module using Python to send crafted HTTP requests against web applications, recognize OWASP Top 10 injection patterns, and document a SQL injection exploit with a parameterised query remediation guide.</w:t>
       </w:r>
     </w:p>
     <w:p>
@@ -616,21 +617,21 @@
           <w:ilvl w:val="0"/>
           <w:numId w:val="2"/>
         </w:numPr>
-        <w:spacing w:before="13" w:after="21"/>
-      </w:pPr>
-      <w:r>
-        <w:rPr>
-          <w:rFonts w:ascii="Source Sans Pro" w:eastAsia="Source Sans Pro" w:hAnsi="Source Sans Pro" w:cs="Source Sans Pro"/>
-          <w:color w:val="000000"/>
-          <w:sz w:val="19"/>
-          <w:szCs w:val="19"/>
-        </w:rPr>
-        <w:t>Automated scan scheduling with Bash and cron, built delta‑scan logic to flag newly discovered CVEs and organized patch compliance tracking evidence.</w:t>
-      </w:r>
-    </w:p>
-    <w:p>
-      <w:pPr>
-        <w:spacing w:before="39" w:after="9"/>
+        <w:spacing w:before="13" w:after="42"/>
+      </w:pPr>
+      <w:r>
+        <w:rPr>
+          <w:rFonts w:ascii="Source Sans Pro" w:eastAsia="Source Sans Pro" w:hAnsi="Source Sans Pro" w:cs="Source Sans Pro"/>
+          <w:color w:val="000000"/>
+          <w:sz w:val="19"/>
+          <w:szCs w:val="19"/>
+        </w:rPr>
+        <w:t>Automated audit documentation by scheduling Bash‑driven scans via cron, comparing delta results to flag new CVEs, and producing patch compliance tracking evidence for each finding.</w:t>
+      </w:r>
+    </w:p>
+    <w:p>
+      <w:pPr>
+        <w:spacing w:before="35" w:after="35"/>
       </w:pPr>
     </w:p>
     <w:p>
@@ -638,7 +639,7 @@
         <w:tabs>
           <w:tab w:val="right" w:pos="10800"/>
         </w:tabs>
-        <w:spacing w:before="30"/>
+        <w:spacing w:before="30" w:after="0"/>
       </w:pPr>
       <w:hyperlink r:id="rId9">
         <w:r>
@@ -687,16 +688,16 @@
           <w:ilvl w:val="0"/>
           <w:numId w:val="2"/>
         </w:numPr>
-        <w:spacing w:before="13" w:after="21"/>
-      </w:pPr>
-      <w:r>
-        <w:rPr>
-          <w:rFonts w:ascii="Source Sans Pro" w:eastAsia="Source Sans Pro" w:hAnsi="Source Sans Pro" w:cs="Source Sans Pro"/>
-          <w:color w:val="000000"/>
-          <w:sz w:val="19"/>
-          <w:szCs w:val="19"/>
-        </w:rPr>
-        <w:t>Deployed Splunk SIEM with SPL correlation searches for brute‑force detection, lateral movement and privilege escalation and mapped TTPs to MITRE ATT&amp;CK and wrote PICERL incident report.</w:t>
+        <w:spacing w:before="13" w:after="42"/>
+      </w:pPr>
+      <w:r>
+        <w:rPr>
+          <w:rFonts w:ascii="Source Sans Pro" w:eastAsia="Source Sans Pro" w:hAnsi="Source Sans Pro" w:cs="Source Sans Pro"/>
+          <w:color w:val="000000"/>
+          <w:sz w:val="19"/>
+          <w:szCs w:val="19"/>
+        </w:rPr>
+        <w:t>Developed a security triage pipeline in Splunk that runs SPL correlation searches for brute‑force, lateral movement and privilege escalation, maps detected TTPs to MITRE ATT&amp;CK, and creates a PICERL incident report as audit documentation.</w:t>
       </w:r>
     </w:p>
     <w:p>
@@ -706,16 +707,16 @@
           <w:ilvl w:val="0"/>
           <w:numId w:val="2"/>
         </w:numPr>
-        <w:spacing w:before="13" w:after="21"/>
-      </w:pPr>
-      <w:r>
-        <w:rPr>
-          <w:rFonts w:ascii="Source Sans Pro" w:eastAsia="Source Sans Pro" w:hAnsi="Source Sans Pro" w:cs="Source Sans Pro"/>
-          <w:color w:val="000000"/>
-          <w:sz w:val="19"/>
-          <w:szCs w:val="19"/>
-        </w:rPr>
-        <w:t>Built an automated SOAR‑style detection pipeline where a Python script ingests Splunk alerts, runs IOC enrichment via VirusTotal API and dispatches Telegram notifications with severity classification.</w:t>
+        <w:spacing w:before="13" w:after="42"/>
+      </w:pPr>
+      <w:r>
+        <w:rPr>
+          <w:rFonts w:ascii="Source Sans Pro" w:eastAsia="Source Sans Pro" w:hAnsi="Source Sans Pro" w:cs="Source Sans Pro"/>
+          <w:color w:val="000000"/>
+          <w:sz w:val="19"/>
+          <w:szCs w:val="19"/>
+        </w:rPr>
+        <w:t>Engineered a pattern detection script in Python that consumes Splunk alerts, enriches IOCs via VirusTotal API, and logs enriched findings with severity classification for downstream analysis.</w:t>
       </w:r>
     </w:p>
     <w:p>
@@ -725,16 +726,16 @@
           <w:ilvl w:val="0"/>
           <w:numId w:val="2"/>
         </w:numPr>
-        <w:spacing w:before="13" w:after="21"/>
-      </w:pPr>
-      <w:r>
-        <w:rPr>
-          <w:rFonts w:ascii="Source Sans Pro" w:eastAsia="Source Sans Pro" w:hAnsi="Source Sans Pro" w:cs="Source Sans Pro"/>
-          <w:color w:val="000000"/>
-          <w:sz w:val="19"/>
-          <w:szCs w:val="19"/>
-        </w:rPr>
-        <w:t>Converted detection logic to Sigma rules and performed TCP/IP analysis in Wireshark to detect SYN scans, DNS tunnelling and plaintext credential exposure on unencrypted sessions analysis.</w:t>
+        <w:spacing w:before="13" w:after="42"/>
+      </w:pPr>
+      <w:r>
+        <w:rPr>
+          <w:rFonts w:ascii="Source Sans Pro" w:eastAsia="Source Sans Pro" w:hAnsi="Source Sans Pro" w:cs="Source Sans Pro"/>
+          <w:color w:val="000000"/>
+          <w:sz w:val="19"/>
+          <w:szCs w:val="19"/>
+        </w:rPr>
+        <w:t>Converted detection logic to vendor‑neutral Sigma rules, performed TCP/IP pattern recognition in Wireshark for SYN scans, DNS tunnelling and plaintext credential exposure, and stored the resulting rule set as audit documentation.</w:t>
       </w:r>
     </w:p>
     <w:p>
@@ -742,7 +743,7 @@
         <w:pBdr>
           <w:bottom w:val="single" w:sz="6" w:space="1" w:color="000000"/>
         </w:pBdr>
-        <w:spacing w:before="164" w:after="61"/>
+        <w:spacing w:before="35" w:after="35"/>
         <w:rPr>
           <w:rFonts w:ascii="Source Sans Pro" w:eastAsia="Source Sans Pro" w:hAnsi="Source Sans Pro" w:cs="Source Sans Pro"/>
           <w:b/>
@@ -758,7 +759,7 @@
         <w:pBdr>
           <w:bottom w:val="single" w:sz="6" w:space="1" w:color="000000"/>
         </w:pBdr>
-        <w:spacing w:before="191" w:after="52"/>
+        <w:spacing w:before="159" w:after="0"/>
       </w:pPr>
       <w:r>
         <w:rPr>
@@ -774,7 +775,7 @@
     </w:p>
     <w:p>
       <w:pPr>
-        <w:spacing w:before="33" w:after="33"/>
+        <w:spacing w:before="59" w:after="59"/>
       </w:pPr>
       <w:r>
         <w:rPr>
@@ -796,7 +797,7 @@
     </w:p>
     <w:p>
       <w:pPr>
-        <w:spacing w:before="33" w:after="33"/>
+        <w:spacing w:before="59" w:after="59"/>
       </w:pPr>
       <w:r>
         <w:rPr>
@@ -818,7 +819,7 @@
     </w:p>
     <w:p>
       <w:pPr>
-        <w:spacing w:before="33" w:after="33"/>
+        <w:spacing w:before="59" w:after="59"/>
       </w:pPr>
       <w:r>
         <w:rPr>
@@ -840,7 +841,7 @@
     </w:p>
     <w:p>
       <w:pPr>
-        <w:spacing w:before="33" w:after="33"/>
+        <w:spacing w:before="59" w:after="59"/>
       </w:pPr>
       <w:r>
         <w:rPr>
@@ -862,7 +863,7 @@
     </w:p>
     <w:p>
       <w:pPr>
-        <w:spacing w:before="33" w:after="33"/>
+        <w:spacing w:before="59" w:after="59"/>
       </w:pPr>
       <w:r>
         <w:rPr>
@@ -887,7 +888,7 @@
         <w:pBdr>
           <w:bottom w:val="single" w:sz="6" w:space="1" w:color="000000"/>
         </w:pBdr>
-        <w:spacing w:before="164" w:after="61"/>
+        <w:spacing w:before="35" w:after="35"/>
         <w:rPr>
           <w:rFonts w:ascii="Source Sans Pro" w:eastAsia="Source Sans Pro" w:hAnsi="Source Sans Pro" w:cs="Source Sans Pro"/>
           <w:b/>
@@ -903,7 +904,7 @@
         <w:pBdr>
           <w:bottom w:val="single" w:sz="6" w:space="1" w:color="000000"/>
         </w:pBdr>
-        <w:spacing w:before="191" w:after="52"/>
+        <w:spacing w:before="159" w:after="0"/>
       </w:pPr>
       <w:r>
         <w:rPr>
@@ -924,7 +925,7 @@
           <w:ilvl w:val="0"/>
           <w:numId w:val="2"/>
         </w:numPr>
-        <w:spacing w:before="13" w:after="21"/>
+        <w:spacing w:before="13" w:after="42"/>
       </w:pPr>
       <w:r>
         <w:rPr>
@@ -943,7 +944,7 @@
           <w:ilvl w:val="0"/>
           <w:numId w:val="2"/>
         </w:numPr>
-        <w:spacing w:before="13" w:after="21"/>
+        <w:spacing w:before="13" w:after="42"/>
       </w:pPr>
       <w:r>
         <w:rPr>

--- a/resumes/Akshay_P_Resume.docx
+++ b/resumes/Akshay_P_Resume.docx
@@ -4,7 +4,7 @@
   <w:body>
     <w:p>
       <w:pPr>
-        <w:spacing w:after="0" w:before="20"/>
+        <w:spacing w:after="44"/>
         <w:jc w:val="center"/>
       </w:pPr>
       <w:r>
@@ -21,7 +21,6 @@
     </w:p>
     <w:p>
       <w:pPr>
-        <w:spacing w:before="20" w:after="0"/>
         <w:jc w:val="center"/>
       </w:pPr>
       <w:r>
@@ -117,7 +116,7 @@
         <w:pBdr>
           <w:bottom w:val="single" w:sz="6" w:space="1" w:color="000000"/>
         </w:pBdr>
-        <w:spacing w:before="159" w:after="0"/>
+        <w:spacing w:before="422" w:after="52"/>
       </w:pPr>
       <w:r>
         <w:rPr>
@@ -136,7 +135,7 @@
         <w:tabs>
           <w:tab w:val="right" w:pos="10800"/>
         </w:tabs>
-        <w:spacing w:before="20" w:after="0"/>
+        <w:spacing w:before="62"/>
       </w:pPr>
       <w:r>
         <w:rPr>
@@ -171,7 +170,7 @@
     </w:p>
     <w:p>
       <w:pPr>
-        <w:spacing w:before="8" w:after="0"/>
+        <w:spacing w:before="8"/>
       </w:pPr>
       <w:r>
         <w:rPr>
@@ -190,7 +189,7 @@
         <w:tabs>
           <w:tab w:val="right" w:pos="10800"/>
         </w:tabs>
-        <w:spacing w:before="20" w:after="0"/>
+        <w:spacing w:before="62"/>
       </w:pPr>
       <w:r>
         <w:rPr>
@@ -225,7 +224,7 @@
     </w:p>
     <w:p>
       <w:pPr>
-        <w:spacing w:before="8" w:after="0"/>
+        <w:spacing w:before="8"/>
       </w:pPr>
       <w:r>
         <w:rPr>
@@ -244,7 +243,7 @@
         <w:tabs>
           <w:tab w:val="right" w:pos="10800"/>
         </w:tabs>
-        <w:spacing w:before="20" w:after="0"/>
+        <w:spacing w:before="62"/>
       </w:pPr>
       <w:r>
         <w:rPr>
@@ -279,7 +278,7 @@
     </w:p>
     <w:p>
       <w:pPr>
-        <w:spacing w:before="8" w:after="0"/>
+        <w:spacing w:before="8"/>
       </w:pPr>
       <w:r>
         <w:rPr>
@@ -295,7 +294,7 @@
     </w:p>
     <w:p>
       <w:pPr>
-        <w:spacing w:before="35" w:after="35"/>
+        <w:spacing w:before="23" w:after="15"/>
       </w:pPr>
     </w:p>
     <w:p>
@@ -303,7 +302,7 @@
         <w:pBdr>
           <w:bottom w:val="single" w:sz="6" w:space="1" w:color="000000"/>
         </w:pBdr>
-        <w:spacing w:before="159" w:after="0"/>
+        <w:spacing w:before="217" w:after="52"/>
       </w:pPr>
       <w:r>
         <w:rPr>
@@ -322,7 +321,7 @@
         <w:tabs>
           <w:tab w:val="right" w:pos="10800"/>
         </w:tabs>
-        <w:spacing w:before="20" w:after="0"/>
+        <w:spacing w:before="62"/>
       </w:pPr>
       <w:r>
         <w:rPr>
@@ -368,7 +367,7 @@
         <w:tabs>
           <w:tab w:val="right" w:pos="10800"/>
         </w:tabs>
-        <w:spacing w:before="8" w:after="0"/>
+        <w:spacing w:before="8"/>
         <w:rPr>
           <w:rFonts w:ascii="Source Sans Pro Light" w:hAnsi="Source Sans Pro Light"/>
           <w:i/>
@@ -421,16 +420,16 @@
           <w:ilvl w:val="0"/>
           <w:numId w:val="2"/>
         </w:numPr>
-        <w:spacing w:before="13" w:after="42"/>
-      </w:pPr>
-      <w:r>
-        <w:rPr>
-          <w:rFonts w:ascii="Source Sans Pro" w:eastAsia="Source Sans Pro" w:hAnsi="Source Sans Pro" w:cs="Source Sans Pro"/>
-          <w:color w:val="000000"/>
-          <w:sz w:val="19"/>
-          <w:szCs w:val="19"/>
-        </w:rPr>
-        <w:t>Triaged 50+ weekly inventory reimbursement cases by severity and policy eligibility, applying structured triage and escalation workflow, maintaining a 98% on-time escalation rate</w:t>
+        <w:spacing w:before="13" w:after="26"/>
+      </w:pPr>
+      <w:r>
+        <w:rPr>
+          <w:rFonts w:ascii="Source Sans Pro" w:eastAsia="Source Sans Pro" w:hAnsi="Source Sans Pro" w:cs="Source Sans Pro"/>
+          <w:color w:val="000000"/>
+          <w:sz w:val="19"/>
+          <w:szCs w:val="19"/>
+        </w:rPr>
+        <w:t>Triaged 50+ weekly inventory reimbursement cases by severity and policy eligibility, applying structured triage and escalation workflow, supporting security incident intake process.</w:t>
       </w:r>
     </w:p>
     <w:p>
@@ -440,16 +439,16 @@
           <w:ilvl w:val="0"/>
           <w:numId w:val="2"/>
         </w:numPr>
-        <w:spacing w:before="13" w:after="42"/>
-      </w:pPr>
-      <w:r>
-        <w:rPr>
-          <w:rFonts w:ascii="Source Sans Pro" w:eastAsia="Source Sans Pro" w:hAnsi="Source Sans Pro" w:cs="Source Sans Pro"/>
-          <w:color w:val="000000"/>
-          <w:sz w:val="19"/>
-          <w:szCs w:val="19"/>
-        </w:rPr>
-        <w:t>Investigated root causes of seller claims, identified policy violations and anomalous patterns, and escalated findings to senior reviewers, producing 30+ actionable escalation reports per week</w:t>
+        <w:spacing w:before="13" w:after="26"/>
+      </w:pPr>
+      <w:r>
+        <w:rPr>
+          <w:rFonts w:ascii="Source Sans Pro" w:eastAsia="Source Sans Pro" w:hAnsi="Source Sans Pro" w:cs="Source Sans Pro"/>
+          <w:color w:val="000000"/>
+          <w:sz w:val="19"/>
+          <w:szCs w:val="19"/>
+        </w:rPr>
+        <w:t>Investigated root causes of seller claims, identified policy violations and anomalous patterns, and escalated findings to senior reviewers, enhancing threat analysis pipeline.</w:t>
       </w:r>
     </w:p>
     <w:p>
@@ -459,16 +458,16 @@
           <w:ilvl w:val="0"/>
           <w:numId w:val="2"/>
         </w:numPr>
-        <w:spacing w:before="13" w:after="42"/>
-      </w:pPr>
-      <w:r>
-        <w:rPr>
-          <w:rFonts w:ascii="Source Sans Pro" w:eastAsia="Source Sans Pro" w:hAnsi="Source Sans Pro" w:cs="Source Sans Pro"/>
-          <w:color w:val="000000"/>
-          <w:sz w:val="19"/>
-          <w:szCs w:val="19"/>
-        </w:rPr>
-        <w:t>Documented audit‑ready case records with investigation findings, evidence notes, and corrective actions for each of the 50+ weekly cases, creating a centralized case log used in quarterly audits</w:t>
+        <w:spacing w:before="13" w:after="26"/>
+      </w:pPr>
+      <w:r>
+        <w:rPr>
+          <w:rFonts w:ascii="Source Sans Pro" w:eastAsia="Source Sans Pro" w:hAnsi="Source Sans Pro" w:cs="Source Sans Pro"/>
+          <w:color w:val="000000"/>
+          <w:sz w:val="19"/>
+          <w:szCs w:val="19"/>
+        </w:rPr>
+        <w:t>Documented audit‑ready case records with investigation findings, evidence notes, and corrective actions, producing a compliant evidence repository for security audits.</w:t>
       </w:r>
     </w:p>
     <w:p>
@@ -478,16 +477,16 @@
           <w:ilvl w:val="0"/>
           <w:numId w:val="2"/>
         </w:numPr>
-        <w:spacing w:before="13" w:after="42"/>
-      </w:pPr>
-      <w:r>
-        <w:rPr>
-          <w:rFonts w:ascii="Source Sans Pro" w:eastAsia="Source Sans Pro" w:hAnsi="Source Sans Pro" w:cs="Source Sans Pro"/>
-          <w:color w:val="000000"/>
-          <w:sz w:val="19"/>
-          <w:szCs w:val="19"/>
-        </w:rPr>
-        <w:t>Detected recurring fraud patterns across 200+ weekly cases, flagging them early to reduce repeat‑issue investigation time before escalation, reducing duplicate investigations by 15%</w:t>
+        <w:spacing w:before="13" w:after="26"/>
+      </w:pPr>
+      <w:r>
+        <w:rPr>
+          <w:rFonts w:ascii="Source Sans Pro" w:eastAsia="Source Sans Pro" w:hAnsi="Source Sans Pro" w:cs="Source Sans Pro"/>
+          <w:color w:val="000000"/>
+          <w:sz w:val="19"/>
+          <w:szCs w:val="19"/>
+        </w:rPr>
+        <w:t>Identified recurring fraud patterns across case history and flagged them ahead of weekly review cycles, cutting repeat-issue re-investigation before escalation.</w:t>
       </w:r>
     </w:p>
     <w:p>
@@ -495,7 +494,7 @@
         <w:pBdr>
           <w:bottom w:val="single" w:sz="6" w:space="1" w:color="000000"/>
         </w:pBdr>
-        <w:spacing w:before="35" w:after="35"/>
+        <w:spacing w:before="170" w:after="67"/>
         <w:rPr>
           <w:rFonts w:ascii="Source Sans Pro" w:eastAsia="Source Sans Pro" w:hAnsi="Source Sans Pro" w:cs="Source Sans Pro"/>
           <w:b/>
@@ -511,7 +510,7 @@
         <w:pBdr>
           <w:bottom w:val="single" w:sz="6" w:space="1" w:color="000000"/>
         </w:pBdr>
-        <w:spacing w:before="159" w:after="0"/>
+        <w:spacing w:before="217" w:after="52"/>
       </w:pPr>
       <w:r>
         <w:rPr>
@@ -530,118 +529,9 @@
         <w:tabs>
           <w:tab w:val="right" w:pos="10800"/>
         </w:tabs>
-        <w:spacing w:before="20" w:after="0"/>
+        <w:spacing w:before="62"/>
       </w:pPr>
       <w:hyperlink r:id="rId8">
-        <w:r>
-          <w:rPr>
-            <w:rFonts w:ascii="Source Sans Pro" w:eastAsia="Source Sans Pro" w:hAnsi="Source Sans Pro" w:cs="Source Sans Pro"/>
-            <w:b/>
-            <w:color w:val="000000"/>
-            <w:sz w:val="19"/>
-            <w:szCs w:val="19"/>
-            <w:u w:val="single"/>
-          </w:rPr>
-          <w:t>Vulnerability Scanner and Patch Prioritization Engine</w:t>
-        </w:r>
-      </w:hyperlink>
-      <w:r>
-        <w:rPr>
-          <w:rFonts w:ascii="Source Sans Pro" w:eastAsia="Source Sans Pro" w:hAnsi="Source Sans Pro" w:cs="Source Sans Pro"/>
-          <w:sz w:val="19"/>
-          <w:szCs w:val="19"/>
-        </w:rPr>
-        <w:t xml:space="preserve">  |  </w:t>
-      </w:r>
-      <w:r>
-        <w:rPr>
-          <w:rFonts w:ascii="Source Sans Pro" w:eastAsia="Source Sans Pro" w:hAnsi="Source Sans Pro" w:cs="Source Sans Pro"/>
-          <w:sz w:val="19"/>
-          <w:szCs w:val="19"/>
-        </w:rPr>
-        <w:tab/>
-      </w:r>
-      <w:r>
-        <w:rPr>
-          <w:rFonts w:ascii="Source Sans Pro Light" w:eastAsia="Source Sans Pro" w:hAnsi="Source Sans Pro Light" w:cs="Source Sans Pro"/>
-          <w:i/>
-          <w:iCs/>
-          <w:sz w:val="19"/>
-          <w:szCs w:val="19"/>
-        </w:rPr>
-        <w:t>Python, Bash, Nessus, OpenVAS, NVD API</w:t>
-      </w:r>
-    </w:p>
-    <w:p>
-      <w:pPr>
-        <w:pStyle w:val="ListParagraph"/>
-        <w:numPr>
-          <w:ilvl w:val="0"/>
-          <w:numId w:val="2"/>
-        </w:numPr>
-        <w:spacing w:before="13" w:after="42"/>
-      </w:pPr>
-      <w:r>
-        <w:rPr>
-          <w:rFonts w:ascii="Source Sans Pro" w:eastAsia="Source Sans Pro" w:hAnsi="Source Sans Pro" w:cs="Source Sans Pro"/>
-          <w:color w:val="000000"/>
-          <w:sz w:val="19"/>
-          <w:szCs w:val="19"/>
-        </w:rPr>
-        <w:t>Implemented a security triage workflow that ingests Nessus and OpenVAS REST data in Python, applies severity-based prioritization and structured escalation logic, and generates a CVE report with CVSS severity and EPSS context from the FIRST.org API.</w:t>
-      </w:r>
-    </w:p>
-    <w:p>
-      <w:pPr>
-        <w:pStyle w:val="ListParagraph"/>
-        <w:numPr>
-          <w:ilvl w:val="0"/>
-          <w:numId w:val="2"/>
-        </w:numPr>
-        <w:spacing w:before="13" w:after="42"/>
-      </w:pPr>
-      <w:r>
-        <w:rPr>
-          <w:rFonts w:ascii="Source Sans Pro" w:eastAsia="Source Sans Pro" w:hAnsi="Source Sans Pro" w:cs="Source Sans Pro"/>
-          <w:color w:val="000000"/>
-          <w:sz w:val="19"/>
-          <w:szCs w:val="19"/>
-        </w:rPr>
-        <w:t>Created a pattern detection module using Python to send crafted HTTP requests against web applications, recognize OWASP Top 10 injection patterns, and document a SQL injection exploit with a parameterised query remediation guide.</w:t>
-      </w:r>
-    </w:p>
-    <w:p>
-      <w:pPr>
-        <w:pStyle w:val="ListParagraph"/>
-        <w:numPr>
-          <w:ilvl w:val="0"/>
-          <w:numId w:val="2"/>
-        </w:numPr>
-        <w:spacing w:before="13" w:after="42"/>
-      </w:pPr>
-      <w:r>
-        <w:rPr>
-          <w:rFonts w:ascii="Source Sans Pro" w:eastAsia="Source Sans Pro" w:hAnsi="Source Sans Pro" w:cs="Source Sans Pro"/>
-          <w:color w:val="000000"/>
-          <w:sz w:val="19"/>
-          <w:szCs w:val="19"/>
-        </w:rPr>
-        <w:t>Automated audit documentation by scheduling Bash‑driven scans via cron, comparing delta results to flag new CVEs, and producing patch compliance tracking evidence for each finding.</w:t>
-      </w:r>
-    </w:p>
-    <w:p>
-      <w:pPr>
-        <w:spacing w:before="35" w:after="35"/>
-      </w:pPr>
-    </w:p>
-    <w:p>
-      <w:pPr>
-        <w:tabs>
-          <w:tab w:val="right" w:pos="10800"/>
-        </w:tabs>
-        <w:spacing w:before="30" w:after="0"/>
-      </w:pPr>
-      <w:hyperlink r:id="rId9">
         <w:r>
           <w:rPr>
             <w:rFonts w:ascii="Source Sans Pro" w:eastAsia="Source Sans Pro" w:hAnsi="Source Sans Pro" w:cs="Source Sans Pro"/>
@@ -688,16 +578,16 @@
           <w:ilvl w:val="0"/>
           <w:numId w:val="2"/>
         </w:numPr>
-        <w:spacing w:before="13" w:after="42"/>
-      </w:pPr>
-      <w:r>
-        <w:rPr>
-          <w:rFonts w:ascii="Source Sans Pro" w:eastAsia="Source Sans Pro" w:hAnsi="Source Sans Pro" w:cs="Source Sans Pro"/>
-          <w:color w:val="000000"/>
-          <w:sz w:val="19"/>
-          <w:szCs w:val="19"/>
-        </w:rPr>
-        <w:t>Developed a security triage pipeline in Splunk that runs SPL correlation searches for brute‑force, lateral movement and privilege escalation, maps detected TTPs to MITRE ATT&amp;CK, and creates a PICERL incident report as audit documentation.</w:t>
+        <w:spacing w:before="13" w:after="26"/>
+      </w:pPr>
+      <w:r>
+        <w:rPr>
+          <w:rFonts w:ascii="Source Sans Pro" w:eastAsia="Source Sans Pro" w:hAnsi="Source Sans Pro" w:cs="Source Sans Pro"/>
+          <w:color w:val="000000"/>
+          <w:sz w:val="19"/>
+          <w:szCs w:val="19"/>
+        </w:rPr>
+        <w:t>Deployed Splunk SIEM with SPL correlation searches for brute force detection, lateral movement and privilege escalation; mapped TTPs to MITRE ATT&amp;CK and produced a PICERL incident report.</w:t>
       </w:r>
     </w:p>
     <w:p>
@@ -707,16 +597,16 @@
           <w:ilvl w:val="0"/>
           <w:numId w:val="2"/>
         </w:numPr>
-        <w:spacing w:before="13" w:after="42"/>
-      </w:pPr>
-      <w:r>
-        <w:rPr>
-          <w:rFonts w:ascii="Source Sans Pro" w:eastAsia="Source Sans Pro" w:hAnsi="Source Sans Pro" w:cs="Source Sans Pro"/>
-          <w:color w:val="000000"/>
-          <w:sz w:val="19"/>
-          <w:szCs w:val="19"/>
-        </w:rPr>
-        <w:t>Engineered a pattern detection script in Python that consumes Splunk alerts, enriches IOCs via VirusTotal API, and logs enriched findings with severity classification for downstream analysis.</w:t>
+        <w:spacing w:before="13" w:after="26"/>
+      </w:pPr>
+      <w:r>
+        <w:rPr>
+          <w:rFonts w:ascii="Source Sans Pro" w:eastAsia="Source Sans Pro" w:hAnsi="Source Sans Pro" w:cs="Source Sans Pro"/>
+          <w:color w:val="000000"/>
+          <w:sz w:val="19"/>
+          <w:szCs w:val="19"/>
+        </w:rPr>
+        <w:t>Created Python automation that consumes Splunk alerts, triggers Nmap scans for host reconnaissance and logs enriched findings with severity classification.</w:t>
       </w:r>
     </w:p>
     <w:p>
@@ -726,196 +616,68 @@
           <w:ilvl w:val="0"/>
           <w:numId w:val="2"/>
         </w:numPr>
-        <w:spacing w:before="13" w:after="42"/>
-      </w:pPr>
-      <w:r>
-        <w:rPr>
-          <w:rFonts w:ascii="Source Sans Pro" w:eastAsia="Source Sans Pro" w:hAnsi="Source Sans Pro" w:cs="Source Sans Pro"/>
-          <w:color w:val="000000"/>
-          <w:sz w:val="19"/>
-          <w:szCs w:val="19"/>
-        </w:rPr>
-        <w:t>Converted detection logic to vendor‑neutral Sigma rules, performed TCP/IP pattern recognition in Wireshark for SYN scans, DNS tunnelling and plaintext credential exposure, and stored the resulting rule set as audit documentation.</w:t>
-      </w:r>
-    </w:p>
-    <w:p>
-      <w:pPr>
-        <w:pBdr>
-          <w:bottom w:val="single" w:sz="6" w:space="1" w:color="000000"/>
-        </w:pBdr>
-        <w:spacing w:before="35" w:after="35"/>
-        <w:rPr>
-          <w:rFonts w:ascii="Source Sans Pro" w:eastAsia="Source Sans Pro" w:hAnsi="Source Sans Pro" w:cs="Source Sans Pro"/>
-          <w:b/>
-          <w:bCs/>
-          <w:color w:val="000000"/>
-          <w:sz w:val="22"/>
-          <w:szCs w:val="22"/>
-        </w:rPr>
-      </w:pPr>
-    </w:p>
-    <w:p>
-      <w:pPr>
-        <w:pBdr>
-          <w:bottom w:val="single" w:sz="6" w:space="1" w:color="000000"/>
-        </w:pBdr>
-        <w:spacing w:before="159" w:after="0"/>
-      </w:pPr>
-      <w:r>
-        <w:rPr>
-          <w:rFonts w:ascii="Source Sans Pro" w:eastAsia="Source Sans Pro" w:hAnsi="Source Sans Pro" w:cs="Source Sans Pro"/>
-          <w:b/>
-          <w:bCs/>
-          <w:color w:val="000000"/>
-          <w:sz w:val="22"/>
-          <w:szCs w:val="22"/>
-        </w:rPr>
-        <w:t>Technical Skills</w:t>
-      </w:r>
-    </w:p>
-    <w:p>
-      <w:pPr>
-        <w:spacing w:before="59" w:after="59"/>
-      </w:pPr>
-      <w:r>
-        <w:rPr>
-          <w:rFonts w:ascii="Source Sans Pro" w:eastAsia="Source Sans Pro" w:hAnsi="Source Sans Pro" w:cs="Source Sans Pro"/>
-          <w:b/>
-          <w:sz w:val="19"/>
-          <w:szCs w:val="19"/>
-        </w:rPr>
-        <w:t xml:space="preserve">SOC Operations: </w:t>
-      </w:r>
-      <w:r>
-        <w:rPr>
-          <w:rFonts w:ascii="Source Sans Pro" w:eastAsia="Source Sans Pro" w:hAnsi="Source Sans Pro" w:cs="Source Sans Pro"/>
-          <w:sz w:val="19"/>
-          <w:szCs w:val="19"/>
-        </w:rPr>
-        <w:t>Alert triage, incident investigation, log analysis, threat detection, escalation, false positive analysis</w:t>
-      </w:r>
-    </w:p>
-    <w:p>
-      <w:pPr>
-        <w:spacing w:before="59" w:after="59"/>
-      </w:pPr>
-      <w:r>
-        <w:rPr>
-          <w:rFonts w:ascii="Source Sans Pro" w:eastAsia="Source Sans Pro" w:hAnsi="Source Sans Pro" w:cs="Source Sans Pro"/>
-          <w:b/>
-          <w:sz w:val="19"/>
-          <w:szCs w:val="19"/>
-        </w:rPr>
-        <w:t xml:space="preserve">SIEM &amp; Monitoring: </w:t>
-      </w:r>
-      <w:r>
-        <w:rPr>
-          <w:rFonts w:ascii="Source Sans Pro" w:eastAsia="Source Sans Pro" w:hAnsi="Source Sans Pro" w:cs="Source Sans Pro"/>
-          <w:sz w:val="19"/>
-          <w:szCs w:val="19"/>
-        </w:rPr>
-        <w:t>Splunk (SPL), Elastic SIEM (basic), Windows Event Logs, Sysmon, Wireshark</w:t>
-      </w:r>
-    </w:p>
-    <w:p>
-      <w:pPr>
-        <w:spacing w:before="59" w:after="59"/>
-      </w:pPr>
-      <w:r>
-        <w:rPr>
-          <w:rFonts w:ascii="Source Sans Pro" w:eastAsia="Source Sans Pro" w:hAnsi="Source Sans Pro" w:cs="Source Sans Pro"/>
-          <w:b/>
-          <w:sz w:val="19"/>
-          <w:szCs w:val="19"/>
-        </w:rPr>
-        <w:t xml:space="preserve">Threat Intelligence: </w:t>
-      </w:r>
-      <w:r>
-        <w:rPr>
-          <w:rFonts w:ascii="Source Sans Pro" w:eastAsia="Source Sans Pro" w:hAnsi="Source Sans Pro" w:cs="Source Sans Pro"/>
-          <w:sz w:val="19"/>
-          <w:szCs w:val="19"/>
-        </w:rPr>
-        <w:t>MITRE ATT&amp;CK, IOC analysis, VirusTotal, OSINT enrichment, Cyber Kill Chain</w:t>
-      </w:r>
-    </w:p>
-    <w:p>
-      <w:pPr>
-        <w:spacing w:before="59" w:after="59"/>
-      </w:pPr>
-      <w:r>
-        <w:rPr>
-          <w:rFonts w:ascii="Source Sans Pro" w:eastAsia="Source Sans Pro" w:hAnsi="Source Sans Pro" w:cs="Source Sans Pro"/>
-          <w:b/>
-          <w:sz w:val="19"/>
-          <w:szCs w:val="19"/>
-        </w:rPr>
-        <w:t xml:space="preserve">Systems &amp; Networking: </w:t>
-      </w:r>
-      <w:r>
-        <w:rPr>
-          <w:rFonts w:ascii="Source Sans Pro" w:eastAsia="Source Sans Pro" w:hAnsi="Source Sans Pro" w:cs="Source Sans Pro"/>
-          <w:sz w:val="19"/>
-          <w:szCs w:val="19"/>
-        </w:rPr>
-        <w:t>Windows internals, Linux fundamentals, TCP/IP, DNS, HTTP/S, firewall and IDS/IPS concepts</w:t>
-      </w:r>
-    </w:p>
-    <w:p>
-      <w:pPr>
-        <w:spacing w:before="59" w:after="59"/>
-      </w:pPr>
-      <w:r>
-        <w:rPr>
-          <w:rFonts w:ascii="Source Sans Pro" w:eastAsia="Source Sans Pro" w:hAnsi="Source Sans Pro" w:cs="Source Sans Pro"/>
-          <w:b/>
-          <w:sz w:val="19"/>
-          <w:szCs w:val="19"/>
-        </w:rPr>
-        <w:t xml:space="preserve">Automation: </w:t>
-      </w:r>
-      <w:r>
-        <w:rPr>
-          <w:rFonts w:ascii="Source Sans Pro" w:eastAsia="Source Sans Pro" w:hAnsi="Source Sans Pro" w:cs="Source Sans Pro"/>
-          <w:sz w:val="19"/>
-          <w:szCs w:val="19"/>
-        </w:rPr>
-        <w:t>Python, Bash (basic), regular expressions</w:t>
-      </w:r>
-    </w:p>
-    <w:p>
-      <w:pPr>
-        <w:pBdr>
-          <w:bottom w:val="single" w:sz="6" w:space="1" w:color="000000"/>
-        </w:pBdr>
-        <w:spacing w:before="35" w:after="35"/>
-        <w:rPr>
-          <w:rFonts w:ascii="Source Sans Pro" w:eastAsia="Source Sans Pro" w:hAnsi="Source Sans Pro" w:cs="Source Sans Pro"/>
-          <w:b/>
-          <w:bCs/>
-          <w:color w:val="000000"/>
-          <w:sz w:val="22"/>
-          <w:szCs w:val="22"/>
-        </w:rPr>
-      </w:pPr>
-    </w:p>
-    <w:p>
-      <w:pPr>
-        <w:pBdr>
-          <w:bottom w:val="single" w:sz="6" w:space="1" w:color="000000"/>
-        </w:pBdr>
-        <w:spacing w:before="159" w:after="0"/>
-      </w:pPr>
-      <w:r>
-        <w:rPr>
-          <w:rFonts w:ascii="Source Sans Pro" w:eastAsia="Source Sans Pro" w:hAnsi="Source Sans Pro" w:cs="Source Sans Pro"/>
-          <w:b/>
-          <w:bCs/>
-          <w:color w:val="000000"/>
-          <w:sz w:val="22"/>
-          <w:szCs w:val="22"/>
-        </w:rPr>
-        <w:t>Certifications</w:t>
+        <w:spacing w:before="13" w:after="26"/>
+      </w:pPr>
+      <w:r>
+        <w:rPr>
+          <w:rFonts w:ascii="Source Sans Pro" w:eastAsia="Source Sans Pro" w:hAnsi="Source Sans Pro" w:cs="Source Sans Pro"/>
+          <w:color w:val="000000"/>
+          <w:sz w:val="19"/>
+          <w:szCs w:val="19"/>
+        </w:rPr>
+        <w:t>Translated detection logic into Sigma rules for vendor neutral use and captured packet traces in Wireshark to identify SYN scans, DNS tunnelling and plaintext credential exposure in packet captures.</w:t>
+      </w:r>
+    </w:p>
+    <w:p>
+      <w:pPr>
+        <w:spacing w:before="45" w:after="15"/>
+      </w:pPr>
+    </w:p>
+    <w:p>
+      <w:pPr>
+        <w:tabs>
+          <w:tab w:val="right" w:pos="10800"/>
+        </w:tabs>
+        <w:spacing w:before="30"/>
+      </w:pPr>
+      <w:hyperlink r:id="rId9">
+        <w:r>
+          <w:rPr>
+            <w:rFonts w:ascii="Source Sans Pro" w:eastAsia="Source Sans Pro" w:hAnsi="Source Sans Pro" w:cs="Source Sans Pro"/>
+            <w:b/>
+            <w:color w:val="000000"/>
+            <w:sz w:val="19"/>
+            <w:szCs w:val="19"/>
+            <w:u w:val="single"/>
+          </w:rPr>
+          <w:t>Phishing and OSINT Threat Intelligence Tool</w:t>
+        </w:r>
+      </w:hyperlink>
+      <w:r>
+        <w:rPr>
+          <w:rFonts w:ascii="Source Sans Pro" w:eastAsia="Source Sans Pro" w:hAnsi="Source Sans Pro" w:cs="Source Sans Pro"/>
+          <w:sz w:val="19"/>
+          <w:szCs w:val="19"/>
+        </w:rPr>
+        <w:t xml:space="preserve">  |  </w:t>
+      </w:r>
+      <w:r>
+        <w:rPr>
+          <w:rFonts w:ascii="Source Sans Pro" w:eastAsia="Source Sans Pro" w:hAnsi="Source Sans Pro" w:cs="Source Sans Pro"/>
+          <w:sz w:val="19"/>
+          <w:szCs w:val="19"/>
+        </w:rPr>
+        <w:tab/>
+      </w:r>
+      <w:r>
+        <w:rPr>
+          <w:rFonts w:ascii="Source Sans Pro Light" w:eastAsia="Source Sans Pro" w:hAnsi="Source Sans Pro Light" w:cs="Source Sans Pro"/>
+          <w:i/>
+          <w:iCs/>
+          <w:sz w:val="19"/>
+          <w:szCs w:val="19"/>
+        </w:rPr>
+        <w:t>Python, VirusTotal API, AbuseIPDB, WHOIS, Telegram bot</w:t>
       </w:r>
     </w:p>
     <w:p>
@@ -925,16 +687,16 @@
           <w:ilvl w:val="0"/>
           <w:numId w:val="2"/>
         </w:numPr>
-        <w:spacing w:before="13" w:after="42"/>
-      </w:pPr>
-      <w:r>
-        <w:rPr>
-          <w:rFonts w:ascii="Source Sans Pro" w:eastAsia="Source Sans Pro" w:hAnsi="Source Sans Pro" w:cs="Source Sans Pro"/>
-          <w:color w:val="000000"/>
-          <w:sz w:val="19"/>
-          <w:szCs w:val="19"/>
-        </w:rPr>
-        <w:t>CompTIA Security+ SY0-701  —  in progress, exam target Q3 2026</w:t>
+        <w:spacing w:before="13" w:after="26"/>
+      </w:pPr>
+      <w:r>
+        <w:rPr>
+          <w:rFonts w:ascii="Source Sans Pro" w:eastAsia="Source Sans Pro" w:hAnsi="Source Sans Pro" w:cs="Source Sans Pro"/>
+          <w:color w:val="000000"/>
+          <w:sz w:val="19"/>
+          <w:szCs w:val="19"/>
+        </w:rPr>
+        <w:t>Built Python pipeline that submits URLs and IPs to VirusTotal API and AbuseIPDB, enriches results with WHOIS registration data and forwards summaries via Telegram bot.</w:t>
       </w:r>
     </w:p>
     <w:p>
@@ -944,7 +706,244 @@
           <w:ilvl w:val="0"/>
           <w:numId w:val="2"/>
         </w:numPr>
-        <w:spacing w:before="13" w:after="42"/>
+        <w:spacing w:before="13" w:after="26"/>
+      </w:pPr>
+      <w:r>
+        <w:rPr>
+          <w:rFonts w:ascii="Source Sans Pro" w:eastAsia="Source Sans Pro" w:hAnsi="Source Sans Pro" w:cs="Source Sans Pro"/>
+          <w:color w:val="000000"/>
+          <w:sz w:val="19"/>
+          <w:szCs w:val="19"/>
+        </w:rPr>
+        <w:t>Implemented Python typosquatting detector that generates character‑substitution variants of brand domains, queries WHOIS for registration details and reports active impersonating domains.</w:t>
+      </w:r>
+    </w:p>
+    <w:p>
+      <w:pPr>
+        <w:pStyle w:val="ListParagraph"/>
+        <w:numPr>
+          <w:ilvl w:val="0"/>
+          <w:numId w:val="2"/>
+        </w:numPr>
+        <w:spacing w:before="13" w:after="26"/>
+      </w:pPr>
+      <w:r>
+        <w:rPr>
+          <w:rFonts w:ascii="Source Sans Pro" w:eastAsia="Source Sans Pro" w:hAnsi="Source Sans Pro" w:cs="Source Sans Pro"/>
+          <w:color w:val="000000"/>
+          <w:sz w:val="19"/>
+          <w:szCs w:val="19"/>
+        </w:rPr>
+        <w:t>Developed Telegram bot in Python allowing analysts to submit URLs, which are batch processed through VirusTotal and AbuseIPDB and results returned as CSV for incident response.</w:t>
+      </w:r>
+    </w:p>
+    <w:p>
+      <w:pPr>
+        <w:pBdr>
+          <w:bottom w:val="single" w:sz="6" w:space="1" w:color="000000"/>
+        </w:pBdr>
+        <w:spacing w:before="170" w:after="67"/>
+        <w:rPr>
+          <w:rFonts w:ascii="Source Sans Pro" w:eastAsia="Source Sans Pro" w:hAnsi="Source Sans Pro" w:cs="Source Sans Pro"/>
+          <w:b/>
+          <w:bCs/>
+          <w:color w:val="000000"/>
+          <w:sz w:val="22"/>
+          <w:szCs w:val="22"/>
+        </w:rPr>
+      </w:pPr>
+    </w:p>
+    <w:p>
+      <w:pPr>
+        <w:pBdr>
+          <w:bottom w:val="single" w:sz="6" w:space="1" w:color="000000"/>
+        </w:pBdr>
+        <w:spacing w:before="217" w:after="52"/>
+      </w:pPr>
+      <w:r>
+        <w:rPr>
+          <w:rFonts w:ascii="Source Sans Pro" w:eastAsia="Source Sans Pro" w:hAnsi="Source Sans Pro" w:cs="Source Sans Pro"/>
+          <w:b/>
+          <w:bCs/>
+          <w:color w:val="000000"/>
+          <w:sz w:val="22"/>
+          <w:szCs w:val="22"/>
+        </w:rPr>
+        <w:t>Technical Skills</w:t>
+      </w:r>
+    </w:p>
+    <w:p>
+      <w:pPr>
+        <w:spacing w:before="39" w:after="39"/>
+      </w:pPr>
+      <w:r>
+        <w:rPr>
+          <w:rFonts w:ascii="Source Sans Pro" w:eastAsia="Source Sans Pro" w:hAnsi="Source Sans Pro" w:cs="Source Sans Pro"/>
+          <w:b/>
+          <w:sz w:val="19"/>
+          <w:szCs w:val="19"/>
+        </w:rPr>
+        <w:t xml:space="preserve">SOC Operations: </w:t>
+      </w:r>
+      <w:r>
+        <w:rPr>
+          <w:rFonts w:ascii="Source Sans Pro" w:eastAsia="Source Sans Pro" w:hAnsi="Source Sans Pro" w:cs="Source Sans Pro"/>
+          <w:sz w:val="19"/>
+          <w:szCs w:val="19"/>
+        </w:rPr>
+        <w:t>Alert triage, incident investigation, log analysis, threat detection, escalation, false positive analysis</w:t>
+      </w:r>
+    </w:p>
+    <w:p>
+      <w:pPr>
+        <w:spacing w:before="39" w:after="39"/>
+      </w:pPr>
+      <w:r>
+        <w:rPr>
+          <w:rFonts w:ascii="Source Sans Pro" w:eastAsia="Source Sans Pro" w:hAnsi="Source Sans Pro" w:cs="Source Sans Pro"/>
+          <w:b/>
+          <w:sz w:val="19"/>
+          <w:szCs w:val="19"/>
+        </w:rPr>
+        <w:t xml:space="preserve">SIEM &amp; Monitoring: </w:t>
+      </w:r>
+      <w:r>
+        <w:rPr>
+          <w:rFonts w:ascii="Source Sans Pro" w:eastAsia="Source Sans Pro" w:hAnsi="Source Sans Pro" w:cs="Source Sans Pro"/>
+          <w:sz w:val="19"/>
+          <w:szCs w:val="19"/>
+        </w:rPr>
+        <w:t>Splunk (SPL), Elastic SIEM (basic), Windows Event Logs, Sysmon, Wireshark</w:t>
+      </w:r>
+    </w:p>
+    <w:p>
+      <w:pPr>
+        <w:spacing w:before="39" w:after="39"/>
+      </w:pPr>
+      <w:r>
+        <w:rPr>
+          <w:rFonts w:ascii="Source Sans Pro" w:eastAsia="Source Sans Pro" w:hAnsi="Source Sans Pro" w:cs="Source Sans Pro"/>
+          <w:b/>
+          <w:sz w:val="19"/>
+          <w:szCs w:val="19"/>
+        </w:rPr>
+        <w:t xml:space="preserve">Threat Intelligence: </w:t>
+      </w:r>
+      <w:r>
+        <w:rPr>
+          <w:rFonts w:ascii="Source Sans Pro" w:eastAsia="Source Sans Pro" w:hAnsi="Source Sans Pro" w:cs="Source Sans Pro"/>
+          <w:sz w:val="19"/>
+          <w:szCs w:val="19"/>
+        </w:rPr>
+        <w:t>MITRE ATT&amp;CK, IOC analysis, VirusTotal, OSINT enrichment, Cyber Kill Chain</w:t>
+      </w:r>
+    </w:p>
+    <w:p>
+      <w:pPr>
+        <w:spacing w:before="39" w:after="39"/>
+      </w:pPr>
+      <w:r>
+        <w:rPr>
+          <w:rFonts w:ascii="Source Sans Pro" w:eastAsia="Source Sans Pro" w:hAnsi="Source Sans Pro" w:cs="Source Sans Pro"/>
+          <w:b/>
+          <w:sz w:val="19"/>
+          <w:szCs w:val="19"/>
+        </w:rPr>
+        <w:t xml:space="preserve">Systems &amp; Networking: </w:t>
+      </w:r>
+      <w:r>
+        <w:rPr>
+          <w:rFonts w:ascii="Source Sans Pro" w:eastAsia="Source Sans Pro" w:hAnsi="Source Sans Pro" w:cs="Source Sans Pro"/>
+          <w:sz w:val="19"/>
+          <w:szCs w:val="19"/>
+        </w:rPr>
+        <w:t>Windows internals, Linux fundamentals, TCP/IP, DNS, HTTP/S, firewall and IDS/IPS concepts</w:t>
+      </w:r>
+    </w:p>
+    <w:p>
+      <w:pPr>
+        <w:spacing w:before="39" w:after="39"/>
+      </w:pPr>
+      <w:r>
+        <w:rPr>
+          <w:rFonts w:ascii="Source Sans Pro" w:eastAsia="Source Sans Pro" w:hAnsi="Source Sans Pro" w:cs="Source Sans Pro"/>
+          <w:b/>
+          <w:sz w:val="19"/>
+          <w:szCs w:val="19"/>
+        </w:rPr>
+        <w:t xml:space="preserve">Automation: </w:t>
+      </w:r>
+      <w:r>
+        <w:rPr>
+          <w:rFonts w:ascii="Source Sans Pro" w:eastAsia="Source Sans Pro" w:hAnsi="Source Sans Pro" w:cs="Source Sans Pro"/>
+          <w:sz w:val="19"/>
+          <w:szCs w:val="19"/>
+        </w:rPr>
+        <w:t>Python, Bash (basic), regular expressions</w:t>
+      </w:r>
+    </w:p>
+    <w:p>
+      <w:pPr>
+        <w:pBdr>
+          <w:bottom w:val="single" w:sz="6" w:space="1" w:color="000000"/>
+        </w:pBdr>
+        <w:spacing w:before="170" w:after="67"/>
+        <w:rPr>
+          <w:rFonts w:ascii="Source Sans Pro" w:eastAsia="Source Sans Pro" w:hAnsi="Source Sans Pro" w:cs="Source Sans Pro"/>
+          <w:b/>
+          <w:bCs/>
+          <w:color w:val="000000"/>
+          <w:sz w:val="22"/>
+          <w:szCs w:val="22"/>
+        </w:rPr>
+      </w:pPr>
+    </w:p>
+    <w:p>
+      <w:pPr>
+        <w:pBdr>
+          <w:bottom w:val="single" w:sz="6" w:space="1" w:color="000000"/>
+        </w:pBdr>
+        <w:spacing w:before="217" w:after="52"/>
+      </w:pPr>
+      <w:r>
+        <w:rPr>
+          <w:rFonts w:ascii="Source Sans Pro" w:eastAsia="Source Sans Pro" w:hAnsi="Source Sans Pro" w:cs="Source Sans Pro"/>
+          <w:b/>
+          <w:bCs/>
+          <w:color w:val="000000"/>
+          <w:sz w:val="22"/>
+          <w:szCs w:val="22"/>
+        </w:rPr>
+        <w:t>Certifications</w:t>
+      </w:r>
+    </w:p>
+    <w:p>
+      <w:pPr>
+        <w:pStyle w:val="ListParagraph"/>
+        <w:numPr>
+          <w:ilvl w:val="0"/>
+          <w:numId w:val="2"/>
+        </w:numPr>
+        <w:spacing w:before="13" w:after="26"/>
+      </w:pPr>
+      <w:r>
+        <w:rPr>
+          <w:rFonts w:ascii="Source Sans Pro" w:eastAsia="Source Sans Pro" w:hAnsi="Source Sans Pro" w:cs="Source Sans Pro"/>
+          <w:color w:val="000000"/>
+          <w:sz w:val="19"/>
+          <w:szCs w:val="19"/>
+        </w:rPr>
+        <w:t>CompTIA Security+ SY0-701  —  in progress, exam target Q3 2026</w:t>
+      </w:r>
+    </w:p>
+    <w:p>
+      <w:pPr>
+        <w:pStyle w:val="ListParagraph"/>
+        <w:numPr>
+          <w:ilvl w:val="0"/>
+          <w:numId w:val="2"/>
+        </w:numPr>
+        <w:spacing w:before="13" w:after="26"/>
       </w:pPr>
       <w:r>
         <w:rPr>

--- a/resumes/Akshay_P_Resume.docx
+++ b/resumes/Akshay_P_Resume.docx
@@ -116,7 +116,7 @@
         <w:pBdr>
           <w:bottom w:val="single" w:sz="6" w:space="1" w:color="000000"/>
         </w:pBdr>
-        <w:spacing w:before="422" w:after="52"/>
+        <w:spacing w:before="396" w:after="52"/>
       </w:pPr>
       <w:r>
         <w:rPr>
@@ -294,7 +294,7 @@
     </w:p>
     <w:p>
       <w:pPr>
-        <w:spacing w:before="23" w:after="15"/>
+        <w:spacing w:before="17" w:after="9"/>
       </w:pPr>
     </w:p>
     <w:p>
@@ -302,7 +302,7 @@
         <w:pBdr>
           <w:bottom w:val="single" w:sz="6" w:space="1" w:color="000000"/>
         </w:pBdr>
-        <w:spacing w:before="217" w:after="52"/>
+        <w:spacing w:before="191" w:after="52"/>
       </w:pPr>
       <w:r>
         <w:rPr>
@@ -420,16 +420,16 @@
           <w:ilvl w:val="0"/>
           <w:numId w:val="2"/>
         </w:numPr>
-        <w:spacing w:before="13" w:after="26"/>
-      </w:pPr>
-      <w:r>
-        <w:rPr>
-          <w:rFonts w:ascii="Source Sans Pro" w:eastAsia="Source Sans Pro" w:hAnsi="Source Sans Pro" w:cs="Source Sans Pro"/>
-          <w:color w:val="000000"/>
-          <w:sz w:val="19"/>
-          <w:szCs w:val="19"/>
-        </w:rPr>
-        <w:t>Triaged 50+ weekly inventory reimbursement cases by severity and policy eligibility, applying structured triage and escalation workflow, supporting security incident intake process.</w:t>
+        <w:spacing w:before="13" w:after="21"/>
+      </w:pPr>
+      <w:r>
+        <w:rPr>
+          <w:rFonts w:ascii="Source Sans Pro" w:eastAsia="Source Sans Pro" w:hAnsi="Source Sans Pro" w:cs="Source Sans Pro"/>
+          <w:color w:val="000000"/>
+          <w:sz w:val="19"/>
+          <w:szCs w:val="19"/>
+        </w:rPr>
+        <w:t>Triaged 50+ weekly inventory reimbursement cases by severity and policy eligibility, applying structured triage and escalation workflow, producing an audit‑ready case queue.</w:t>
       </w:r>
     </w:p>
     <w:p>
@@ -439,16 +439,16 @@
           <w:ilvl w:val="0"/>
           <w:numId w:val="2"/>
         </w:numPr>
-        <w:spacing w:before="13" w:after="26"/>
-      </w:pPr>
-      <w:r>
-        <w:rPr>
-          <w:rFonts w:ascii="Source Sans Pro" w:eastAsia="Source Sans Pro" w:hAnsi="Source Sans Pro" w:cs="Source Sans Pro"/>
-          <w:color w:val="000000"/>
-          <w:sz w:val="19"/>
-          <w:szCs w:val="19"/>
-        </w:rPr>
-        <w:t>Investigated root causes of seller claims, identified policy violations and anomalous patterns, and escalated findings to senior reviewers, enhancing threat analysis pipeline.</w:t>
+        <w:spacing w:before="13" w:after="21"/>
+      </w:pPr>
+      <w:r>
+        <w:rPr>
+          <w:rFonts w:ascii="Source Sans Pro" w:eastAsia="Source Sans Pro" w:hAnsi="Source Sans Pro" w:cs="Source Sans Pro"/>
+          <w:color w:val="000000"/>
+          <w:sz w:val="19"/>
+          <w:szCs w:val="19"/>
+        </w:rPr>
+        <w:t>Investigated root causes of seller claims, identified policy violations and anomalous patterns, and escalated findings to senior reviewers, generating escalation reports.</w:t>
       </w:r>
     </w:p>
     <w:p>
@@ -458,16 +458,16 @@
           <w:ilvl w:val="0"/>
           <w:numId w:val="2"/>
         </w:numPr>
-        <w:spacing w:before="13" w:after="26"/>
-      </w:pPr>
-      <w:r>
-        <w:rPr>
-          <w:rFonts w:ascii="Source Sans Pro" w:eastAsia="Source Sans Pro" w:hAnsi="Source Sans Pro" w:cs="Source Sans Pro"/>
-          <w:color w:val="000000"/>
-          <w:sz w:val="19"/>
-          <w:szCs w:val="19"/>
-        </w:rPr>
-        <w:t>Documented audit‑ready case records with investigation findings, evidence notes, and corrective actions, producing a compliant evidence repository for security audits.</w:t>
+        <w:spacing w:before="13" w:after="21"/>
+      </w:pPr>
+      <w:r>
+        <w:rPr>
+          <w:rFonts w:ascii="Source Sans Pro" w:eastAsia="Source Sans Pro" w:hAnsi="Source Sans Pro" w:cs="Source Sans Pro"/>
+          <w:color w:val="000000"/>
+          <w:sz w:val="19"/>
+          <w:szCs w:val="19"/>
+        </w:rPr>
+        <w:t>Documented investigation findings, decisions, evidence notes, and corrective actions in audit‑ready records, achieving compliance documentation standards.</w:t>
       </w:r>
     </w:p>
     <w:p>
@@ -477,7 +477,7 @@
           <w:ilvl w:val="0"/>
           <w:numId w:val="2"/>
         </w:numPr>
-        <w:spacing w:before="13" w:after="26"/>
+        <w:spacing w:before="13" w:after="21"/>
       </w:pPr>
       <w:r>
         <w:rPr>
@@ -494,7 +494,7 @@
         <w:pBdr>
           <w:bottom w:val="single" w:sz="6" w:space="1" w:color="000000"/>
         </w:pBdr>
-        <w:spacing w:before="170" w:after="67"/>
+        <w:spacing w:before="164" w:after="61"/>
         <w:rPr>
           <w:rFonts w:ascii="Source Sans Pro" w:eastAsia="Source Sans Pro" w:hAnsi="Source Sans Pro" w:cs="Source Sans Pro"/>
           <w:b/>
@@ -510,7 +510,7 @@
         <w:pBdr>
           <w:bottom w:val="single" w:sz="6" w:space="1" w:color="000000"/>
         </w:pBdr>
-        <w:spacing w:before="217" w:after="52"/>
+        <w:spacing w:before="191" w:after="52"/>
       </w:pPr>
       <w:r>
         <w:rPr>
@@ -532,115 +532,6 @@
         <w:spacing w:before="62"/>
       </w:pPr>
       <w:hyperlink r:id="rId8">
-        <w:r>
-          <w:rPr>
-            <w:rFonts w:ascii="Source Sans Pro" w:eastAsia="Source Sans Pro" w:hAnsi="Source Sans Pro" w:cs="Source Sans Pro"/>
-            <w:b/>
-            <w:color w:val="000000"/>
-            <w:sz w:val="19"/>
-            <w:szCs w:val="19"/>
-            <w:u w:val="single"/>
-          </w:rPr>
-          <w:t>SOC Automation and Threat Detection Lab</w:t>
-        </w:r>
-      </w:hyperlink>
-      <w:r>
-        <w:rPr>
-          <w:rFonts w:ascii="Source Sans Pro" w:eastAsia="Source Sans Pro" w:hAnsi="Source Sans Pro" w:cs="Source Sans Pro"/>
-          <w:sz w:val="19"/>
-          <w:szCs w:val="19"/>
-        </w:rPr>
-        <w:t xml:space="preserve">  |  </w:t>
-      </w:r>
-      <w:r>
-        <w:rPr>
-          <w:rFonts w:ascii="Source Sans Pro" w:eastAsia="Source Sans Pro" w:hAnsi="Source Sans Pro" w:cs="Source Sans Pro"/>
-          <w:sz w:val="19"/>
-          <w:szCs w:val="19"/>
-        </w:rPr>
-        <w:tab/>
-      </w:r>
-      <w:r>
-        <w:rPr>
-          <w:rFonts w:ascii="Source Sans Pro Light" w:eastAsia="Source Sans Pro" w:hAnsi="Source Sans Pro Light" w:cs="Source Sans Pro"/>
-          <w:i/>
-          <w:iCs/>
-          <w:sz w:val="19"/>
-          <w:szCs w:val="19"/>
-        </w:rPr>
-        <w:t>Python, Splunk, Wireshark, Nmap, MITRE ATT&amp;CK</w:t>
-      </w:r>
-    </w:p>
-    <w:p>
-      <w:pPr>
-        <w:pStyle w:val="ListParagraph"/>
-        <w:numPr>
-          <w:ilvl w:val="0"/>
-          <w:numId w:val="2"/>
-        </w:numPr>
-        <w:spacing w:before="13" w:after="26"/>
-      </w:pPr>
-      <w:r>
-        <w:rPr>
-          <w:rFonts w:ascii="Source Sans Pro" w:eastAsia="Source Sans Pro" w:hAnsi="Source Sans Pro" w:cs="Source Sans Pro"/>
-          <w:color w:val="000000"/>
-          <w:sz w:val="19"/>
-          <w:szCs w:val="19"/>
-        </w:rPr>
-        <w:t>Deployed Splunk SIEM with SPL correlation searches for brute force detection, lateral movement and privilege escalation; mapped TTPs to MITRE ATT&amp;CK and produced a PICERL incident report.</w:t>
-      </w:r>
-    </w:p>
-    <w:p>
-      <w:pPr>
-        <w:pStyle w:val="ListParagraph"/>
-        <w:numPr>
-          <w:ilvl w:val="0"/>
-          <w:numId w:val="2"/>
-        </w:numPr>
-        <w:spacing w:before="13" w:after="26"/>
-      </w:pPr>
-      <w:r>
-        <w:rPr>
-          <w:rFonts w:ascii="Source Sans Pro" w:eastAsia="Source Sans Pro" w:hAnsi="Source Sans Pro" w:cs="Source Sans Pro"/>
-          <w:color w:val="000000"/>
-          <w:sz w:val="19"/>
-          <w:szCs w:val="19"/>
-        </w:rPr>
-        <w:t>Created Python automation that consumes Splunk alerts, triggers Nmap scans for host reconnaissance and logs enriched findings with severity classification.</w:t>
-      </w:r>
-    </w:p>
-    <w:p>
-      <w:pPr>
-        <w:pStyle w:val="ListParagraph"/>
-        <w:numPr>
-          <w:ilvl w:val="0"/>
-          <w:numId w:val="2"/>
-        </w:numPr>
-        <w:spacing w:before="13" w:after="26"/>
-      </w:pPr>
-      <w:r>
-        <w:rPr>
-          <w:rFonts w:ascii="Source Sans Pro" w:eastAsia="Source Sans Pro" w:hAnsi="Source Sans Pro" w:cs="Source Sans Pro"/>
-          <w:color w:val="000000"/>
-          <w:sz w:val="19"/>
-          <w:szCs w:val="19"/>
-        </w:rPr>
-        <w:t>Translated detection logic into Sigma rules for vendor neutral use and captured packet traces in Wireshark to identify SYN scans, DNS tunnelling and plaintext credential exposure in packet captures.</w:t>
-      </w:r>
-    </w:p>
-    <w:p>
-      <w:pPr>
-        <w:spacing w:before="45" w:after="15"/>
-      </w:pPr>
-    </w:p>
-    <w:p>
-      <w:pPr>
-        <w:tabs>
-          <w:tab w:val="right" w:pos="10800"/>
-        </w:tabs>
-        <w:spacing w:before="30"/>
-      </w:pPr>
-      <w:hyperlink r:id="rId9">
         <w:r>
           <w:rPr>
             <w:rFonts w:ascii="Source Sans Pro" w:eastAsia="Source Sans Pro" w:hAnsi="Source Sans Pro" w:cs="Source Sans Pro"/>
@@ -687,16 +578,16 @@
           <w:ilvl w:val="0"/>
           <w:numId w:val="2"/>
         </w:numPr>
-        <w:spacing w:before="13" w:after="26"/>
-      </w:pPr>
-      <w:r>
-        <w:rPr>
-          <w:rFonts w:ascii="Source Sans Pro" w:eastAsia="Source Sans Pro" w:hAnsi="Source Sans Pro" w:cs="Source Sans Pro"/>
-          <w:color w:val="000000"/>
-          <w:sz w:val="19"/>
-          <w:szCs w:val="19"/>
-        </w:rPr>
-        <w:t>Built Python pipeline that submits URLs and IPs to VirusTotal API and AbuseIPDB, enriches results with WHOIS registration data and forwards summaries via Telegram bot.</w:t>
+        <w:spacing w:before="13" w:after="21"/>
+      </w:pPr>
+      <w:r>
+        <w:rPr>
+          <w:rFonts w:ascii="Source Sans Pro" w:eastAsia="Source Sans Pro" w:hAnsi="Source Sans Pro" w:cs="Source Sans Pro"/>
+          <w:color w:val="000000"/>
+          <w:sz w:val="19"/>
+          <w:szCs w:val="19"/>
+        </w:rPr>
+        <w:t>Built multi-API threat intelligence pipeline in Python that submits suspicious URLs and IPs to VirusTotal, AbuseIPDB, and URLScan.io and cross-references WHOIS registration age, DNS records, and SSL details for phishing analysis report.</w:t>
       </w:r>
     </w:p>
     <w:p>
@@ -706,16 +597,16 @@
           <w:ilvl w:val="0"/>
           <w:numId w:val="2"/>
         </w:numPr>
-        <w:spacing w:before="13" w:after="26"/>
-      </w:pPr>
-      <w:r>
-        <w:rPr>
-          <w:rFonts w:ascii="Source Sans Pro" w:eastAsia="Source Sans Pro" w:hAnsi="Source Sans Pro" w:cs="Source Sans Pro"/>
-          <w:color w:val="000000"/>
-          <w:sz w:val="19"/>
-          <w:szCs w:val="19"/>
-        </w:rPr>
-        <w:t>Implemented Python typosquatting detector that generates character‑substitution variants of brand domains, queries WHOIS for registration details and reports active impersonating domains.</w:t>
+        <w:spacing w:before="13" w:after="21"/>
+      </w:pPr>
+      <w:r>
+        <w:rPr>
+          <w:rFonts w:ascii="Source Sans Pro" w:eastAsia="Source Sans Pro" w:hAnsi="Source Sans Pro" w:cs="Source Sans Pro"/>
+          <w:color w:val="000000"/>
+          <w:sz w:val="19"/>
+          <w:szCs w:val="19"/>
+        </w:rPr>
+        <w:t>Implemented typosquatting domain detector in Python that generates character‑substitution variants of brand domains and checks live DNS resolution for brand‑impersonation analysis.</w:t>
       </w:r>
     </w:p>
     <w:p>
@@ -725,196 +616,68 @@
           <w:ilvl w:val="0"/>
           <w:numId w:val="2"/>
         </w:numPr>
-        <w:spacing w:before="13" w:after="26"/>
-      </w:pPr>
-      <w:r>
-        <w:rPr>
-          <w:rFonts w:ascii="Source Sans Pro" w:eastAsia="Source Sans Pro" w:hAnsi="Source Sans Pro" w:cs="Source Sans Pro"/>
-          <w:color w:val="000000"/>
-          <w:sz w:val="19"/>
-          <w:szCs w:val="19"/>
-        </w:rPr>
-        <w:t>Developed Telegram bot in Python allowing analysts to submit URLs, which are batch processed through VirusTotal and AbuseIPDB and results returned as CSV for incident response.</w:t>
-      </w:r>
-    </w:p>
-    <w:p>
-      <w:pPr>
-        <w:pBdr>
-          <w:bottom w:val="single" w:sz="6" w:space="1" w:color="000000"/>
-        </w:pBdr>
-        <w:spacing w:before="170" w:after="67"/>
-        <w:rPr>
-          <w:rFonts w:ascii="Source Sans Pro" w:eastAsia="Source Sans Pro" w:hAnsi="Source Sans Pro" w:cs="Source Sans Pro"/>
-          <w:b/>
-          <w:bCs/>
-          <w:color w:val="000000"/>
-          <w:sz w:val="22"/>
-          <w:szCs w:val="22"/>
-        </w:rPr>
-      </w:pPr>
-    </w:p>
-    <w:p>
-      <w:pPr>
-        <w:pBdr>
-          <w:bottom w:val="single" w:sz="6" w:space="1" w:color="000000"/>
-        </w:pBdr>
-        <w:spacing w:before="217" w:after="52"/>
-      </w:pPr>
-      <w:r>
-        <w:rPr>
-          <w:rFonts w:ascii="Source Sans Pro" w:eastAsia="Source Sans Pro" w:hAnsi="Source Sans Pro" w:cs="Source Sans Pro"/>
-          <w:b/>
-          <w:bCs/>
-          <w:color w:val="000000"/>
-          <w:sz w:val="22"/>
-          <w:szCs w:val="22"/>
-        </w:rPr>
-        <w:t>Technical Skills</w:t>
-      </w:r>
-    </w:p>
-    <w:p>
-      <w:pPr>
-        <w:spacing w:before="39" w:after="39"/>
-      </w:pPr>
-      <w:r>
-        <w:rPr>
-          <w:rFonts w:ascii="Source Sans Pro" w:eastAsia="Source Sans Pro" w:hAnsi="Source Sans Pro" w:cs="Source Sans Pro"/>
-          <w:b/>
-          <w:sz w:val="19"/>
-          <w:szCs w:val="19"/>
-        </w:rPr>
-        <w:t xml:space="preserve">SOC Operations: </w:t>
-      </w:r>
-      <w:r>
-        <w:rPr>
-          <w:rFonts w:ascii="Source Sans Pro" w:eastAsia="Source Sans Pro" w:hAnsi="Source Sans Pro" w:cs="Source Sans Pro"/>
-          <w:sz w:val="19"/>
-          <w:szCs w:val="19"/>
-        </w:rPr>
-        <w:t>Alert triage, incident investigation, log analysis, threat detection, escalation, false positive analysis</w:t>
-      </w:r>
-    </w:p>
-    <w:p>
-      <w:pPr>
-        <w:spacing w:before="39" w:after="39"/>
-      </w:pPr>
-      <w:r>
-        <w:rPr>
-          <w:rFonts w:ascii="Source Sans Pro" w:eastAsia="Source Sans Pro" w:hAnsi="Source Sans Pro" w:cs="Source Sans Pro"/>
-          <w:b/>
-          <w:sz w:val="19"/>
-          <w:szCs w:val="19"/>
-        </w:rPr>
-        <w:t xml:space="preserve">SIEM &amp; Monitoring: </w:t>
-      </w:r>
-      <w:r>
-        <w:rPr>
-          <w:rFonts w:ascii="Source Sans Pro" w:eastAsia="Source Sans Pro" w:hAnsi="Source Sans Pro" w:cs="Source Sans Pro"/>
-          <w:sz w:val="19"/>
-          <w:szCs w:val="19"/>
-        </w:rPr>
-        <w:t>Splunk (SPL), Elastic SIEM (basic), Windows Event Logs, Sysmon, Wireshark</w:t>
-      </w:r>
-    </w:p>
-    <w:p>
-      <w:pPr>
-        <w:spacing w:before="39" w:after="39"/>
-      </w:pPr>
-      <w:r>
-        <w:rPr>
-          <w:rFonts w:ascii="Source Sans Pro" w:eastAsia="Source Sans Pro" w:hAnsi="Source Sans Pro" w:cs="Source Sans Pro"/>
-          <w:b/>
-          <w:sz w:val="19"/>
-          <w:szCs w:val="19"/>
-        </w:rPr>
-        <w:t xml:space="preserve">Threat Intelligence: </w:t>
-      </w:r>
-      <w:r>
-        <w:rPr>
-          <w:rFonts w:ascii="Source Sans Pro" w:eastAsia="Source Sans Pro" w:hAnsi="Source Sans Pro" w:cs="Source Sans Pro"/>
-          <w:sz w:val="19"/>
-          <w:szCs w:val="19"/>
-        </w:rPr>
-        <w:t>MITRE ATT&amp;CK, IOC analysis, VirusTotal, OSINT enrichment, Cyber Kill Chain</w:t>
-      </w:r>
-    </w:p>
-    <w:p>
-      <w:pPr>
-        <w:spacing w:before="39" w:after="39"/>
-      </w:pPr>
-      <w:r>
-        <w:rPr>
-          <w:rFonts w:ascii="Source Sans Pro" w:eastAsia="Source Sans Pro" w:hAnsi="Source Sans Pro" w:cs="Source Sans Pro"/>
-          <w:b/>
-          <w:sz w:val="19"/>
-          <w:szCs w:val="19"/>
-        </w:rPr>
-        <w:t xml:space="preserve">Systems &amp; Networking: </w:t>
-      </w:r>
-      <w:r>
-        <w:rPr>
-          <w:rFonts w:ascii="Source Sans Pro" w:eastAsia="Source Sans Pro" w:hAnsi="Source Sans Pro" w:cs="Source Sans Pro"/>
-          <w:sz w:val="19"/>
-          <w:szCs w:val="19"/>
-        </w:rPr>
-        <w:t>Windows internals, Linux fundamentals, TCP/IP, DNS, HTTP/S, firewall and IDS/IPS concepts</w:t>
-      </w:r>
-    </w:p>
-    <w:p>
-      <w:pPr>
-        <w:spacing w:before="39" w:after="39"/>
-      </w:pPr>
-      <w:r>
-        <w:rPr>
-          <w:rFonts w:ascii="Source Sans Pro" w:eastAsia="Source Sans Pro" w:hAnsi="Source Sans Pro" w:cs="Source Sans Pro"/>
-          <w:b/>
-          <w:sz w:val="19"/>
-          <w:szCs w:val="19"/>
-        </w:rPr>
-        <w:t xml:space="preserve">Automation: </w:t>
-      </w:r>
-      <w:r>
-        <w:rPr>
-          <w:rFonts w:ascii="Source Sans Pro" w:eastAsia="Source Sans Pro" w:hAnsi="Source Sans Pro" w:cs="Source Sans Pro"/>
-          <w:sz w:val="19"/>
-          <w:szCs w:val="19"/>
-        </w:rPr>
-        <w:t>Python, Bash (basic), regular expressions</w:t>
-      </w:r>
-    </w:p>
-    <w:p>
-      <w:pPr>
-        <w:pBdr>
-          <w:bottom w:val="single" w:sz="6" w:space="1" w:color="000000"/>
-        </w:pBdr>
-        <w:spacing w:before="170" w:after="67"/>
-        <w:rPr>
-          <w:rFonts w:ascii="Source Sans Pro" w:eastAsia="Source Sans Pro" w:hAnsi="Source Sans Pro" w:cs="Source Sans Pro"/>
-          <w:b/>
-          <w:bCs/>
-          <w:color w:val="000000"/>
-          <w:sz w:val="22"/>
-          <w:szCs w:val="22"/>
-        </w:rPr>
-      </w:pPr>
-    </w:p>
-    <w:p>
-      <w:pPr>
-        <w:pBdr>
-          <w:bottom w:val="single" w:sz="6" w:space="1" w:color="000000"/>
-        </w:pBdr>
-        <w:spacing w:before="217" w:after="52"/>
-      </w:pPr>
-      <w:r>
-        <w:rPr>
-          <w:rFonts w:ascii="Source Sans Pro" w:eastAsia="Source Sans Pro" w:hAnsi="Source Sans Pro" w:cs="Source Sans Pro"/>
-          <w:b/>
-          <w:bCs/>
-          <w:color w:val="000000"/>
-          <w:sz w:val="22"/>
-          <w:szCs w:val="22"/>
-        </w:rPr>
-        <w:t>Certifications</w:t>
+        <w:spacing w:before="13" w:after="21"/>
+      </w:pPr>
+      <w:r>
+        <w:rPr>
+          <w:rFonts w:ascii="Source Sans Pro" w:eastAsia="Source Sans Pro" w:hAnsi="Source Sans Pro" w:cs="Source Sans Pro"/>
+          <w:color w:val="000000"/>
+          <w:sz w:val="19"/>
+          <w:szCs w:val="19"/>
+        </w:rPr>
+        <w:t>Deployed Telegram bot interface in Python enabling analysts to submit URLs for live IOC enrichment and supports bulk CSV input and output for incident response workflow.</w:t>
+      </w:r>
+    </w:p>
+    <w:p>
+      <w:pPr>
+        <w:spacing w:before="39" w:after="9"/>
+      </w:pPr>
+    </w:p>
+    <w:p>
+      <w:pPr>
+        <w:tabs>
+          <w:tab w:val="right" w:pos="10800"/>
+        </w:tabs>
+        <w:spacing w:before="30"/>
+      </w:pPr>
+      <w:hyperlink r:id="rId9">
+        <w:r>
+          <w:rPr>
+            <w:rFonts w:ascii="Source Sans Pro" w:eastAsia="Source Sans Pro" w:hAnsi="Source Sans Pro" w:cs="Source Sans Pro"/>
+            <w:b/>
+            <w:color w:val="000000"/>
+            <w:sz w:val="19"/>
+            <w:szCs w:val="19"/>
+            <w:u w:val="single"/>
+          </w:rPr>
+          <w:t>Vulnerability Scanner and Patch Prioritization Engine</w:t>
+        </w:r>
+      </w:hyperlink>
+      <w:r>
+        <w:rPr>
+          <w:rFonts w:ascii="Source Sans Pro" w:eastAsia="Source Sans Pro" w:hAnsi="Source Sans Pro" w:cs="Source Sans Pro"/>
+          <w:sz w:val="19"/>
+          <w:szCs w:val="19"/>
+        </w:rPr>
+        <w:t xml:space="preserve">  |  </w:t>
+      </w:r>
+      <w:r>
+        <w:rPr>
+          <w:rFonts w:ascii="Source Sans Pro" w:eastAsia="Source Sans Pro" w:hAnsi="Source Sans Pro" w:cs="Source Sans Pro"/>
+          <w:sz w:val="19"/>
+          <w:szCs w:val="19"/>
+        </w:rPr>
+        <w:tab/>
+      </w:r>
+      <w:r>
+        <w:rPr>
+          <w:rFonts w:ascii="Source Sans Pro Light" w:eastAsia="Source Sans Pro" w:hAnsi="Source Sans Pro Light" w:cs="Source Sans Pro"/>
+          <w:i/>
+          <w:iCs/>
+          <w:sz w:val="19"/>
+          <w:szCs w:val="19"/>
+        </w:rPr>
+        <w:t>Python, Bash, Nessus, OpenVAS, NVD API</w:t>
       </w:r>
     </w:p>
     <w:p>
@@ -924,16 +687,16 @@
           <w:ilvl w:val="0"/>
           <w:numId w:val="2"/>
         </w:numPr>
-        <w:spacing w:before="13" w:after="26"/>
-      </w:pPr>
-      <w:r>
-        <w:rPr>
-          <w:rFonts w:ascii="Source Sans Pro" w:eastAsia="Source Sans Pro" w:hAnsi="Source Sans Pro" w:cs="Source Sans Pro"/>
-          <w:color w:val="000000"/>
-          <w:sz w:val="19"/>
-          <w:szCs w:val="19"/>
-        </w:rPr>
-        <w:t>CompTIA Security+ SY0-701  —  in progress, exam target Q3 2026</w:t>
+        <w:spacing w:before="13" w:after="21"/>
+      </w:pPr>
+      <w:r>
+        <w:rPr>
+          <w:rFonts w:ascii="Source Sans Pro" w:eastAsia="Source Sans Pro" w:hAnsi="Source Sans Pro" w:cs="Source Sans Pro"/>
+          <w:color w:val="000000"/>
+          <w:sz w:val="19"/>
+          <w:szCs w:val="19"/>
+        </w:rPr>
+        <w:t>Built automated vulnerability assessment pipeline in Python that integrates Nessus and OpenVAS REST APIs and generates CVE reports classified by CVSS severity and EPSS context from the FIRST.org API for vulnerability assessment report.</w:t>
       </w:r>
     </w:p>
     <w:p>
@@ -943,7 +706,244 @@
           <w:ilvl w:val="0"/>
           <w:numId w:val="2"/>
         </w:numPr>
-        <w:spacing w:before="13" w:after="26"/>
+        <w:spacing w:before="13" w:after="21"/>
+      </w:pPr>
+      <w:r>
+        <w:rPr>
+          <w:rFonts w:ascii="Source Sans Pro" w:eastAsia="Source Sans Pro" w:hAnsi="Source Sans Pro" w:cs="Source Sans Pro"/>
+          <w:color w:val="000000"/>
+          <w:sz w:val="19"/>
+          <w:szCs w:val="19"/>
+        </w:rPr>
+        <w:t>Developed OWASP Top 10 automated web checker in Python that sends crafted HTTP requests to detect injection, broken auth, and SSRF vulnerabilities and documented SQL injection exploit with remediation guide.</w:t>
+      </w:r>
+    </w:p>
+    <w:p>
+      <w:pPr>
+        <w:pStyle w:val="ListParagraph"/>
+        <w:numPr>
+          <w:ilvl w:val="0"/>
+          <w:numId w:val="2"/>
+        </w:numPr>
+        <w:spacing w:before="13" w:after="21"/>
+      </w:pPr>
+      <w:r>
+        <w:rPr>
+          <w:rFonts w:ascii="Source Sans Pro" w:eastAsia="Source Sans Pro" w:hAnsi="Source Sans Pro" w:cs="Source Sans Pro"/>
+          <w:color w:val="000000"/>
+          <w:sz w:val="19"/>
+          <w:szCs w:val="19"/>
+        </w:rPr>
+        <w:t>Automated scan scheduling with Bash and cron, built delta‑scan logic to flag newly discovered CVEs and organize patch compliance tracking evidence.</w:t>
+      </w:r>
+    </w:p>
+    <w:p>
+      <w:pPr>
+        <w:pBdr>
+          <w:bottom w:val="single" w:sz="6" w:space="1" w:color="000000"/>
+        </w:pBdr>
+        <w:spacing w:before="164" w:after="61"/>
+        <w:rPr>
+          <w:rFonts w:ascii="Source Sans Pro" w:eastAsia="Source Sans Pro" w:hAnsi="Source Sans Pro" w:cs="Source Sans Pro"/>
+          <w:b/>
+          <w:bCs/>
+          <w:color w:val="000000"/>
+          <w:sz w:val="22"/>
+          <w:szCs w:val="22"/>
+        </w:rPr>
+      </w:pPr>
+    </w:p>
+    <w:p>
+      <w:pPr>
+        <w:pBdr>
+          <w:bottom w:val="single" w:sz="6" w:space="1" w:color="000000"/>
+        </w:pBdr>
+        <w:spacing w:before="191" w:after="52"/>
+      </w:pPr>
+      <w:r>
+        <w:rPr>
+          <w:rFonts w:ascii="Source Sans Pro" w:eastAsia="Source Sans Pro" w:hAnsi="Source Sans Pro" w:cs="Source Sans Pro"/>
+          <w:b/>
+          <w:bCs/>
+          <w:color w:val="000000"/>
+          <w:sz w:val="22"/>
+          <w:szCs w:val="22"/>
+        </w:rPr>
+        <w:t>Technical Skills</w:t>
+      </w:r>
+    </w:p>
+    <w:p>
+      <w:pPr>
+        <w:spacing w:before="33" w:after="33"/>
+      </w:pPr>
+      <w:r>
+        <w:rPr>
+          <w:rFonts w:ascii="Source Sans Pro" w:eastAsia="Source Sans Pro" w:hAnsi="Source Sans Pro" w:cs="Source Sans Pro"/>
+          <w:b/>
+          <w:sz w:val="19"/>
+          <w:szCs w:val="19"/>
+        </w:rPr>
+        <w:t xml:space="preserve">GRC &amp; Compliance: </w:t>
+      </w:r>
+      <w:r>
+        <w:rPr>
+          <w:rFonts w:ascii="Source Sans Pro" w:eastAsia="Source Sans Pro" w:hAnsi="Source Sans Pro" w:cs="Source Sans Pro"/>
+          <w:sz w:val="19"/>
+          <w:szCs w:val="19"/>
+        </w:rPr>
+        <w:t>NIST CSF, ISO 27001, PCI-DSS, GDPR/PDPB, SOX/ITGC, compliance monitoring</w:t>
+      </w:r>
+    </w:p>
+    <w:p>
+      <w:pPr>
+        <w:spacing w:before="33" w:after="33"/>
+      </w:pPr>
+      <w:r>
+        <w:rPr>
+          <w:rFonts w:ascii="Source Sans Pro" w:eastAsia="Source Sans Pro" w:hAnsi="Source Sans Pro" w:cs="Source Sans Pro"/>
+          <w:b/>
+          <w:sz w:val="19"/>
+          <w:szCs w:val="19"/>
+        </w:rPr>
+        <w:t xml:space="preserve">Risk &amp; Audit: </w:t>
+      </w:r>
+      <w:r>
+        <w:rPr>
+          <w:rFonts w:ascii="Source Sans Pro" w:eastAsia="Source Sans Pro" w:hAnsi="Source Sans Pro" w:cs="Source Sans Pro"/>
+          <w:sz w:val="19"/>
+          <w:szCs w:val="19"/>
+        </w:rPr>
+        <w:t>Risk assessment, control testing, audit documentation, vendor risk, RCSA basics</w:t>
+      </w:r>
+    </w:p>
+    <w:p>
+      <w:pPr>
+        <w:spacing w:before="33" w:after="33"/>
+      </w:pPr>
+      <w:r>
+        <w:rPr>
+          <w:rFonts w:ascii="Source Sans Pro" w:eastAsia="Source Sans Pro" w:hAnsi="Source Sans Pro" w:cs="Source Sans Pro"/>
+          <w:b/>
+          <w:sz w:val="19"/>
+          <w:szCs w:val="19"/>
+        </w:rPr>
+        <w:t xml:space="preserve">Fraud &amp; AML: </w:t>
+      </w:r>
+      <w:r>
+        <w:rPr>
+          <w:rFonts w:ascii="Source Sans Pro" w:eastAsia="Source Sans Pro" w:hAnsi="Source Sans Pro" w:cs="Source Sans Pro"/>
+          <w:sz w:val="19"/>
+          <w:szCs w:val="19"/>
+        </w:rPr>
+        <w:t>Transaction monitoring, AML typologies, KYC/CDD, sanctions screening</w:t>
+      </w:r>
+    </w:p>
+    <w:p>
+      <w:pPr>
+        <w:spacing w:before="33" w:after="33"/>
+      </w:pPr>
+      <w:r>
+        <w:rPr>
+          <w:rFonts w:ascii="Source Sans Pro" w:eastAsia="Source Sans Pro" w:hAnsi="Source Sans Pro" w:cs="Source Sans Pro"/>
+          <w:b/>
+          <w:sz w:val="19"/>
+          <w:szCs w:val="19"/>
+        </w:rPr>
+        <w:t xml:space="preserve">Systems &amp; Tools: </w:t>
+      </w:r>
+      <w:r>
+        <w:rPr>
+          <w:rFonts w:ascii="Source Sans Pro" w:eastAsia="Source Sans Pro" w:hAnsi="Source Sans Pro" w:cs="Source Sans Pro"/>
+          <w:sz w:val="19"/>
+          <w:szCs w:val="19"/>
+        </w:rPr>
+        <w:t>Windows internals, Linux fundamentals, Python, Excel, SQL (basic), TCP/IP basics</w:t>
+      </w:r>
+    </w:p>
+    <w:p>
+      <w:pPr>
+        <w:spacing w:before="33" w:after="33"/>
+      </w:pPr>
+      <w:r>
+        <w:rPr>
+          <w:rFonts w:ascii="Source Sans Pro" w:eastAsia="Source Sans Pro" w:hAnsi="Source Sans Pro" w:cs="Source Sans Pro"/>
+          <w:b/>
+          <w:sz w:val="19"/>
+          <w:szCs w:val="19"/>
+        </w:rPr>
+        <w:t xml:space="preserve">Frameworks: </w:t>
+      </w:r>
+      <w:r>
+        <w:rPr>
+          <w:rFonts w:ascii="Source Sans Pro" w:eastAsia="Source Sans Pro" w:hAnsi="Source Sans Pro" w:cs="Source Sans Pro"/>
+          <w:sz w:val="19"/>
+          <w:szCs w:val="19"/>
+        </w:rPr>
+        <w:t>MITRE ATT&amp;CK, OWASP Top 10, Incident Response (PICERL), audit trail documentation</w:t>
+      </w:r>
+    </w:p>
+    <w:p>
+      <w:pPr>
+        <w:pBdr>
+          <w:bottom w:val="single" w:sz="6" w:space="1" w:color="000000"/>
+        </w:pBdr>
+        <w:spacing w:before="164" w:after="61"/>
+        <w:rPr>
+          <w:rFonts w:ascii="Source Sans Pro" w:eastAsia="Source Sans Pro" w:hAnsi="Source Sans Pro" w:cs="Source Sans Pro"/>
+          <w:b/>
+          <w:bCs/>
+          <w:color w:val="000000"/>
+          <w:sz w:val="22"/>
+          <w:szCs w:val="22"/>
+        </w:rPr>
+      </w:pPr>
+    </w:p>
+    <w:p>
+      <w:pPr>
+        <w:pBdr>
+          <w:bottom w:val="single" w:sz="6" w:space="1" w:color="000000"/>
+        </w:pBdr>
+        <w:spacing w:before="191" w:after="52"/>
+      </w:pPr>
+      <w:r>
+        <w:rPr>
+          <w:rFonts w:ascii="Source Sans Pro" w:eastAsia="Source Sans Pro" w:hAnsi="Source Sans Pro" w:cs="Source Sans Pro"/>
+          <w:b/>
+          <w:bCs/>
+          <w:color w:val="000000"/>
+          <w:sz w:val="22"/>
+          <w:szCs w:val="22"/>
+        </w:rPr>
+        <w:t>Certifications</w:t>
+      </w:r>
+    </w:p>
+    <w:p>
+      <w:pPr>
+        <w:pStyle w:val="ListParagraph"/>
+        <w:numPr>
+          <w:ilvl w:val="0"/>
+          <w:numId w:val="2"/>
+        </w:numPr>
+        <w:spacing w:before="13" w:after="21"/>
+      </w:pPr>
+      <w:r>
+        <w:rPr>
+          <w:rFonts w:ascii="Source Sans Pro" w:eastAsia="Source Sans Pro" w:hAnsi="Source Sans Pro" w:cs="Source Sans Pro"/>
+          <w:color w:val="000000"/>
+          <w:sz w:val="19"/>
+          <w:szCs w:val="19"/>
+        </w:rPr>
+        <w:t>CompTIA Security+ SY0-701  —  in progress, exam target Q3 2026</w:t>
+      </w:r>
+    </w:p>
+    <w:p>
+      <w:pPr>
+        <w:pStyle w:val="ListParagraph"/>
+        <w:numPr>
+          <w:ilvl w:val="0"/>
+          <w:numId w:val="2"/>
+        </w:numPr>
+        <w:spacing w:before="13" w:after="21"/>
       </w:pPr>
       <w:r>
         <w:rPr>

--- a/resumes/Akshay_P_Resume.docx
+++ b/resumes/Akshay_P_Resume.docx
@@ -429,7 +429,7 @@
           <w:sz w:val="19"/>
           <w:szCs w:val="19"/>
         </w:rPr>
-        <w:t>Triaged 50+ weekly inventory reimbursement cases by severity and policy eligibility, applying structured triage and escalation workflow, producing an audit‑ready case queue.</w:t>
+        <w:t>Triaged 50+ weekly inventory reimbursement cases by severity and policy eligibility, applying structured triage and escalation workflows, producing a daily case triage report.</w:t>
       </w:r>
     </w:p>
     <w:p>
@@ -448,7 +448,7 @@
           <w:sz w:val="19"/>
           <w:szCs w:val="19"/>
         </w:rPr>
-        <w:t>Investigated root causes of seller claims, identified policy violations and anomalous patterns, and escalated findings to senior reviewers, generating escalation reports.</w:t>
+        <w:t>Analyzed seller claim root causes, identified policy violations and anomalous patterns, and escalated findings to senior reviewers, generating escalation tickets for each case.</w:t>
       </w:r>
     </w:p>
     <w:p>
@@ -467,7 +467,7 @@
           <w:sz w:val="19"/>
           <w:szCs w:val="19"/>
         </w:rPr>
-        <w:t>Documented investigation findings, decisions, evidence notes, and corrective actions in audit‑ready records, achieving compliance documentation standards.</w:t>
+        <w:t>Documented audit‑ready case files with investigation findings, evidence notes, and corrective actions, maintaining a centralized repository accessed by compliance teams.</w:t>
       </w:r>
     </w:p>
     <w:p>
@@ -486,7 +486,7 @@
           <w:sz w:val="19"/>
           <w:szCs w:val="19"/>
         </w:rPr>
-        <w:t>Identified recurring fraud patterns across case history and flagged them ahead of weekly review cycles, cutting repeat-issue re-investigation before escalation.</w:t>
+        <w:t>Spotted recurring fraud patterns across 200+ weekly cases, flagging them early to reduce repeat‑issue investigation time before escalation, creating a weekly pattern‑alert summary.</w:t>
       </w:r>
     </w:p>
     <w:p>
@@ -532,6 +532,115 @@
         <w:spacing w:before="62"/>
       </w:pPr>
       <w:hyperlink r:id="rId8">
+        <w:r>
+          <w:rPr>
+            <w:rFonts w:ascii="Source Sans Pro" w:eastAsia="Source Sans Pro" w:hAnsi="Source Sans Pro" w:cs="Source Sans Pro"/>
+            <w:b/>
+            <w:color w:val="000000"/>
+            <w:sz w:val="19"/>
+            <w:szCs w:val="19"/>
+            <w:u w:val="single"/>
+          </w:rPr>
+          <w:t>SOC Automation and Threat Detection Lab</w:t>
+        </w:r>
+      </w:hyperlink>
+      <w:r>
+        <w:rPr>
+          <w:rFonts w:ascii="Source Sans Pro" w:eastAsia="Source Sans Pro" w:hAnsi="Source Sans Pro" w:cs="Source Sans Pro"/>
+          <w:sz w:val="19"/>
+          <w:szCs w:val="19"/>
+        </w:rPr>
+        <w:t xml:space="preserve">  |  </w:t>
+      </w:r>
+      <w:r>
+        <w:rPr>
+          <w:rFonts w:ascii="Source Sans Pro" w:eastAsia="Source Sans Pro" w:hAnsi="Source Sans Pro" w:cs="Source Sans Pro"/>
+          <w:sz w:val="19"/>
+          <w:szCs w:val="19"/>
+        </w:rPr>
+        <w:tab/>
+      </w:r>
+      <w:r>
+        <w:rPr>
+          <w:rFonts w:ascii="Source Sans Pro Light" w:eastAsia="Source Sans Pro" w:hAnsi="Source Sans Pro Light" w:cs="Source Sans Pro"/>
+          <w:i/>
+          <w:iCs/>
+          <w:sz w:val="19"/>
+          <w:szCs w:val="19"/>
+        </w:rPr>
+        <w:t>Python, Splunk, Wireshark, Nmap, MITRE ATT&amp;CK</w:t>
+      </w:r>
+    </w:p>
+    <w:p>
+      <w:pPr>
+        <w:pStyle w:val="ListParagraph"/>
+        <w:numPr>
+          <w:ilvl w:val="0"/>
+          <w:numId w:val="2"/>
+        </w:numPr>
+        <w:spacing w:before="13" w:after="21"/>
+      </w:pPr>
+      <w:r>
+        <w:rPr>
+          <w:rFonts w:ascii="Source Sans Pro" w:eastAsia="Source Sans Pro" w:hAnsi="Source Sans Pro" w:cs="Source Sans Pro"/>
+          <w:color w:val="000000"/>
+          <w:sz w:val="19"/>
+          <w:szCs w:val="19"/>
+        </w:rPr>
+        <w:t>Deployed Splunk SIEM with SPL correlation searches for brute-force detection, lateral movement and privilege escalation, mapped TTPs to MITRE ATT&amp;CK and wrote a PICERL incident report.</w:t>
+      </w:r>
+    </w:p>
+    <w:p>
+      <w:pPr>
+        <w:pStyle w:val="ListParagraph"/>
+        <w:numPr>
+          <w:ilvl w:val="0"/>
+          <w:numId w:val="2"/>
+        </w:numPr>
+        <w:spacing w:before="13" w:after="21"/>
+      </w:pPr>
+      <w:r>
+        <w:rPr>
+          <w:rFonts w:ascii="Source Sans Pro" w:eastAsia="Source Sans Pro" w:hAnsi="Source Sans Pro" w:cs="Source Sans Pro"/>
+          <w:color w:val="000000"/>
+          <w:sz w:val="19"/>
+          <w:szCs w:val="19"/>
+        </w:rPr>
+        <w:t>Built an automated detection pipeline where a Python script ingests Splunk alerts, runs IOC enrichment via VirusTotal API and dispatches Telegram notifications with severity classification.</w:t>
+      </w:r>
+    </w:p>
+    <w:p>
+      <w:pPr>
+        <w:pStyle w:val="ListParagraph"/>
+        <w:numPr>
+          <w:ilvl w:val="0"/>
+          <w:numId w:val="2"/>
+        </w:numPr>
+        <w:spacing w:before="13" w:after="21"/>
+      </w:pPr>
+      <w:r>
+        <w:rPr>
+          <w:rFonts w:ascii="Source Sans Pro" w:eastAsia="Source Sans Pro" w:hAnsi="Source Sans Pro" w:cs="Source Sans Pro"/>
+          <w:color w:val="000000"/>
+          <w:sz w:val="19"/>
+          <w:szCs w:val="19"/>
+        </w:rPr>
+        <w:t>Converted detection logic to Sigma rules for vendor-neutral use and performed TCP/IP analysis in Wireshark to detect SYN scans, DNS tunnelling and plaintext credential exposure on unencrypted sessions.</w:t>
+      </w:r>
+    </w:p>
+    <w:p>
+      <w:pPr>
+        <w:spacing w:before="39" w:after="9"/>
+      </w:pPr>
+    </w:p>
+    <w:p>
+      <w:pPr>
+        <w:tabs>
+          <w:tab w:val="right" w:pos="10800"/>
+        </w:tabs>
+        <w:spacing w:before="30"/>
+      </w:pPr>
+      <w:hyperlink r:id="rId9">
         <w:r>
           <w:rPr>
             <w:rFonts w:ascii="Source Sans Pro" w:eastAsia="Source Sans Pro" w:hAnsi="Source Sans Pro" w:cs="Source Sans Pro"/>
@@ -587,7 +696,7 @@
           <w:sz w:val="19"/>
           <w:szCs w:val="19"/>
         </w:rPr>
-        <w:t>Built multi-API threat intelligence pipeline in Python that submits suspicious URLs and IPs to VirusTotal, AbuseIPDB, and URLScan.io and cross-references WHOIS registration age, DNS records, and SSL details for phishing analysis report.</w:t>
+        <w:t>Built a multi-API threat intelligence pipeline that submits suspicious URLs and IPs to VirusTotal, AbuseIPDB and URLScan.io and cross-references WHOIS registration age, DNS records and SSL details for phishing analysis.</w:t>
       </w:r>
     </w:p>
     <w:p>
@@ -606,7 +715,7 @@
           <w:sz w:val="19"/>
           <w:szCs w:val="19"/>
         </w:rPr>
-        <w:t>Implemented typosquatting domain detector in Python that generates character‑substitution variants of brand domains and checks live DNS resolution for brand‑impersonation analysis.</w:t>
+        <w:t>Implemented a typosquatting domain detector that generates character‑substitution variants of brand domains and checks live DNS resolution for brand‑impersonation analysis.</w:t>
       </w:r>
     </w:p>
     <w:p>
@@ -625,116 +734,7 @@
           <w:sz w:val="19"/>
           <w:szCs w:val="19"/>
         </w:rPr>
-        <w:t>Deployed Telegram bot interface in Python enabling analysts to submit URLs for live IOC enrichment and supports bulk CSV input and output for incident response workflow.</w:t>
-      </w:r>
-    </w:p>
-    <w:p>
-      <w:pPr>
-        <w:spacing w:before="39" w:after="9"/>
-      </w:pPr>
-    </w:p>
-    <w:p>
-      <w:pPr>
-        <w:tabs>
-          <w:tab w:val="right" w:pos="10800"/>
-        </w:tabs>
-        <w:spacing w:before="30"/>
-      </w:pPr>
-      <w:hyperlink r:id="rId9">
-        <w:r>
-          <w:rPr>
-            <w:rFonts w:ascii="Source Sans Pro" w:eastAsia="Source Sans Pro" w:hAnsi="Source Sans Pro" w:cs="Source Sans Pro"/>
-            <w:b/>
-            <w:color w:val="000000"/>
-            <w:sz w:val="19"/>
-            <w:szCs w:val="19"/>
-            <w:u w:val="single"/>
-          </w:rPr>
-          <w:t>Vulnerability Scanner and Patch Prioritization Engine</w:t>
-        </w:r>
-      </w:hyperlink>
-      <w:r>
-        <w:rPr>
-          <w:rFonts w:ascii="Source Sans Pro" w:eastAsia="Source Sans Pro" w:hAnsi="Source Sans Pro" w:cs="Source Sans Pro"/>
-          <w:sz w:val="19"/>
-          <w:szCs w:val="19"/>
-        </w:rPr>
-        <w:t xml:space="preserve">  |  </w:t>
-      </w:r>
-      <w:r>
-        <w:rPr>
-          <w:rFonts w:ascii="Source Sans Pro" w:eastAsia="Source Sans Pro" w:hAnsi="Source Sans Pro" w:cs="Source Sans Pro"/>
-          <w:sz w:val="19"/>
-          <w:szCs w:val="19"/>
-        </w:rPr>
-        <w:tab/>
-      </w:r>
-      <w:r>
-        <w:rPr>
-          <w:rFonts w:ascii="Source Sans Pro Light" w:eastAsia="Source Sans Pro" w:hAnsi="Source Sans Pro Light" w:cs="Source Sans Pro"/>
-          <w:i/>
-          <w:iCs/>
-          <w:sz w:val="19"/>
-          <w:szCs w:val="19"/>
-        </w:rPr>
-        <w:t>Python, Bash, Nessus, OpenVAS, NVD API</w:t>
-      </w:r>
-    </w:p>
-    <w:p>
-      <w:pPr>
-        <w:pStyle w:val="ListParagraph"/>
-        <w:numPr>
-          <w:ilvl w:val="0"/>
-          <w:numId w:val="2"/>
-        </w:numPr>
-        <w:spacing w:before="13" w:after="21"/>
-      </w:pPr>
-      <w:r>
-        <w:rPr>
-          <w:rFonts w:ascii="Source Sans Pro" w:eastAsia="Source Sans Pro" w:hAnsi="Source Sans Pro" w:cs="Source Sans Pro"/>
-          <w:color w:val="000000"/>
-          <w:sz w:val="19"/>
-          <w:szCs w:val="19"/>
-        </w:rPr>
-        <w:t>Built automated vulnerability assessment pipeline in Python that integrates Nessus and OpenVAS REST APIs and generates CVE reports classified by CVSS severity and EPSS context from the FIRST.org API for vulnerability assessment report.</w:t>
-      </w:r>
-    </w:p>
-    <w:p>
-      <w:pPr>
-        <w:pStyle w:val="ListParagraph"/>
-        <w:numPr>
-          <w:ilvl w:val="0"/>
-          <w:numId w:val="2"/>
-        </w:numPr>
-        <w:spacing w:before="13" w:after="21"/>
-      </w:pPr>
-      <w:r>
-        <w:rPr>
-          <w:rFonts w:ascii="Source Sans Pro" w:eastAsia="Source Sans Pro" w:hAnsi="Source Sans Pro" w:cs="Source Sans Pro"/>
-          <w:color w:val="000000"/>
-          <w:sz w:val="19"/>
-          <w:szCs w:val="19"/>
-        </w:rPr>
-        <w:t>Developed OWASP Top 10 automated web checker in Python that sends crafted HTTP requests to detect injection, broken auth, and SSRF vulnerabilities and documented SQL injection exploit with remediation guide.</w:t>
-      </w:r>
-    </w:p>
-    <w:p>
-      <w:pPr>
-        <w:pStyle w:val="ListParagraph"/>
-        <w:numPr>
-          <w:ilvl w:val="0"/>
-          <w:numId w:val="2"/>
-        </w:numPr>
-        <w:spacing w:before="13" w:after="21"/>
-      </w:pPr>
-      <w:r>
-        <w:rPr>
-          <w:rFonts w:ascii="Source Sans Pro" w:eastAsia="Source Sans Pro" w:hAnsi="Source Sans Pro" w:cs="Source Sans Pro"/>
-          <w:color w:val="000000"/>
-          <w:sz w:val="19"/>
-          <w:szCs w:val="19"/>
-        </w:rPr>
-        <w:t>Automated scan scheduling with Bash and cron, built delta‑scan logic to flag newly discovered CVEs and organize patch compliance tracking evidence.</w:t>
+        <w:t>Deployed a Telegram bot interface enabling analysts to submit URLs for live IOC enrichment, supports bulk CSV input and output and includes OSINT enrichment via theHarvester for domain profiling.</w:t>
       </w:r>
     </w:p>
     <w:p>
@@ -783,15 +783,15 @@
           <w:sz w:val="19"/>
           <w:szCs w:val="19"/>
         </w:rPr>
-        <w:t xml:space="preserve">GRC &amp; Compliance: </w:t>
-      </w:r>
-      <w:r>
-        <w:rPr>
-          <w:rFonts w:ascii="Source Sans Pro" w:eastAsia="Source Sans Pro" w:hAnsi="Source Sans Pro" w:cs="Source Sans Pro"/>
-          <w:sz w:val="19"/>
-          <w:szCs w:val="19"/>
-        </w:rPr>
-        <w:t>NIST CSF, ISO 27001, PCI-DSS, GDPR/PDPB, SOX/ITGC, compliance monitoring</w:t>
+        <w:t xml:space="preserve">SOC Operations: </w:t>
+      </w:r>
+      <w:r>
+        <w:rPr>
+          <w:rFonts w:ascii="Source Sans Pro" w:eastAsia="Source Sans Pro" w:hAnsi="Source Sans Pro" w:cs="Source Sans Pro"/>
+          <w:sz w:val="19"/>
+          <w:szCs w:val="19"/>
+        </w:rPr>
+        <w:t>Alert triage, incident investigation, log analysis, threat detection, escalation, false positive analysis</w:t>
       </w:r>
     </w:p>
     <w:p>
@@ -805,15 +805,15 @@
           <w:sz w:val="19"/>
           <w:szCs w:val="19"/>
         </w:rPr>
-        <w:t xml:space="preserve">Risk &amp; Audit: </w:t>
-      </w:r>
-      <w:r>
-        <w:rPr>
-          <w:rFonts w:ascii="Source Sans Pro" w:eastAsia="Source Sans Pro" w:hAnsi="Source Sans Pro" w:cs="Source Sans Pro"/>
-          <w:sz w:val="19"/>
-          <w:szCs w:val="19"/>
-        </w:rPr>
-        <w:t>Risk assessment, control testing, audit documentation, vendor risk, RCSA basics</w:t>
+        <w:t xml:space="preserve">SIEM &amp; Monitoring: </w:t>
+      </w:r>
+      <w:r>
+        <w:rPr>
+          <w:rFonts w:ascii="Source Sans Pro" w:eastAsia="Source Sans Pro" w:hAnsi="Source Sans Pro" w:cs="Source Sans Pro"/>
+          <w:sz w:val="19"/>
+          <w:szCs w:val="19"/>
+        </w:rPr>
+        <w:t>Splunk (SPL), Elastic SIEM (basic), Windows Event Logs, Sysmon, Wireshark</w:t>
       </w:r>
     </w:p>
     <w:p>
@@ -827,15 +827,15 @@
           <w:sz w:val="19"/>
           <w:szCs w:val="19"/>
         </w:rPr>
-        <w:t xml:space="preserve">Fraud &amp; AML: </w:t>
-      </w:r>
-      <w:r>
-        <w:rPr>
-          <w:rFonts w:ascii="Source Sans Pro" w:eastAsia="Source Sans Pro" w:hAnsi="Source Sans Pro" w:cs="Source Sans Pro"/>
-          <w:sz w:val="19"/>
-          <w:szCs w:val="19"/>
-        </w:rPr>
-        <w:t>Transaction monitoring, AML typologies, KYC/CDD, sanctions screening</w:t>
+        <w:t xml:space="preserve">Threat Intelligence: </w:t>
+      </w:r>
+      <w:r>
+        <w:rPr>
+          <w:rFonts w:ascii="Source Sans Pro" w:eastAsia="Source Sans Pro" w:hAnsi="Source Sans Pro" w:cs="Source Sans Pro"/>
+          <w:sz w:val="19"/>
+          <w:szCs w:val="19"/>
+        </w:rPr>
+        <w:t>MITRE ATT&amp;CK, IOC analysis, VirusTotal, OSINT enrichment, Cyber Kill Chain</w:t>
       </w:r>
     </w:p>
     <w:p>
@@ -849,15 +849,15 @@
           <w:sz w:val="19"/>
           <w:szCs w:val="19"/>
         </w:rPr>
-        <w:t xml:space="preserve">Systems &amp; Tools: </w:t>
-      </w:r>
-      <w:r>
-        <w:rPr>
-          <w:rFonts w:ascii="Source Sans Pro" w:eastAsia="Source Sans Pro" w:hAnsi="Source Sans Pro" w:cs="Source Sans Pro"/>
-          <w:sz w:val="19"/>
-          <w:szCs w:val="19"/>
-        </w:rPr>
-        <w:t>Windows internals, Linux fundamentals, Python, Excel, SQL (basic), TCP/IP basics</w:t>
+        <w:t xml:space="preserve">Systems &amp; Networking: </w:t>
+      </w:r>
+      <w:r>
+        <w:rPr>
+          <w:rFonts w:ascii="Source Sans Pro" w:eastAsia="Source Sans Pro" w:hAnsi="Source Sans Pro" w:cs="Source Sans Pro"/>
+          <w:sz w:val="19"/>
+          <w:szCs w:val="19"/>
+        </w:rPr>
+        <w:t>Windows internals, Linux fundamentals, TCP/IP, DNS, HTTP/S, firewall and IDS/IPS concepts</w:t>
       </w:r>
     </w:p>
     <w:p>
@@ -871,15 +871,15 @@
           <w:sz w:val="19"/>
           <w:szCs w:val="19"/>
         </w:rPr>
-        <w:t xml:space="preserve">Frameworks: </w:t>
-      </w:r>
-      <w:r>
-        <w:rPr>
-          <w:rFonts w:ascii="Source Sans Pro" w:eastAsia="Source Sans Pro" w:hAnsi="Source Sans Pro" w:cs="Source Sans Pro"/>
-          <w:sz w:val="19"/>
-          <w:szCs w:val="19"/>
-        </w:rPr>
-        <w:t>MITRE ATT&amp;CK, OWASP Top 10, Incident Response (PICERL), audit trail documentation</w:t>
+        <w:t xml:space="preserve">Automation: </w:t>
+      </w:r>
+      <w:r>
+        <w:rPr>
+          <w:rFonts w:ascii="Source Sans Pro" w:eastAsia="Source Sans Pro" w:hAnsi="Source Sans Pro" w:cs="Source Sans Pro"/>
+          <w:sz w:val="19"/>
+          <w:szCs w:val="19"/>
+        </w:rPr>
+        <w:t>Python, Bash (basic), regular expressions</w:t>
       </w:r>
     </w:p>
     <w:p>

--- a/resumes/Akshay_P_Resume.docx
+++ b/resumes/Akshay_P_Resume.docx
@@ -4,7 +4,7 @@
   <w:body>
     <w:p>
       <w:pPr>
-        <w:spacing w:after="44"/>
+        <w:spacing w:after="0" w:before="20"/>
         <w:jc w:val="center"/>
       </w:pPr>
       <w:r>
@@ -21,6 +21,7 @@
     </w:p>
     <w:p>
       <w:pPr>
+        <w:spacing w:before="20" w:after="0"/>
         <w:jc w:val="center"/>
       </w:pPr>
       <w:r>
@@ -116,7 +117,7 @@
         <w:pBdr>
           <w:bottom w:val="single" w:sz="6" w:space="1" w:color="000000"/>
         </w:pBdr>
-        <w:spacing w:before="396" w:after="52"/>
+        <w:spacing w:before="183" w:after="0"/>
       </w:pPr>
       <w:r>
         <w:rPr>
@@ -135,7 +136,7 @@
         <w:tabs>
           <w:tab w:val="right" w:pos="10800"/>
         </w:tabs>
-        <w:spacing w:before="62"/>
+        <w:spacing w:before="20" w:after="0"/>
       </w:pPr>
       <w:r>
         <w:rPr>
@@ -170,7 +171,7 @@
     </w:p>
     <w:p>
       <w:pPr>
-        <w:spacing w:before="8"/>
+        <w:spacing w:before="8" w:after="0"/>
       </w:pPr>
       <w:r>
         <w:rPr>
@@ -189,7 +190,7 @@
         <w:tabs>
           <w:tab w:val="right" w:pos="10800"/>
         </w:tabs>
-        <w:spacing w:before="62"/>
+        <w:spacing w:before="20" w:after="0"/>
       </w:pPr>
       <w:r>
         <w:rPr>
@@ -224,7 +225,7 @@
     </w:p>
     <w:p>
       <w:pPr>
-        <w:spacing w:before="8"/>
+        <w:spacing w:before="8" w:after="0"/>
       </w:pPr>
       <w:r>
         <w:rPr>
@@ -243,7 +244,7 @@
         <w:tabs>
           <w:tab w:val="right" w:pos="10800"/>
         </w:tabs>
-        <w:spacing w:before="62"/>
+        <w:spacing w:before="20" w:after="0"/>
       </w:pPr>
       <w:r>
         <w:rPr>
@@ -278,7 +279,7 @@
     </w:p>
     <w:p>
       <w:pPr>
-        <w:spacing w:before="8"/>
+        <w:spacing w:before="8" w:after="0"/>
       </w:pPr>
       <w:r>
         <w:rPr>
@@ -294,7 +295,7 @@
     </w:p>
     <w:p>
       <w:pPr>
-        <w:spacing w:before="17" w:after="9"/>
+        <w:spacing w:before="41" w:after="41"/>
       </w:pPr>
     </w:p>
     <w:p>
@@ -302,7 +303,7 @@
         <w:pBdr>
           <w:bottom w:val="single" w:sz="6" w:space="1" w:color="000000"/>
         </w:pBdr>
-        <w:spacing w:before="191" w:after="52"/>
+        <w:spacing w:before="183" w:after="0"/>
       </w:pPr>
       <w:r>
         <w:rPr>
@@ -321,7 +322,7 @@
         <w:tabs>
           <w:tab w:val="right" w:pos="10800"/>
         </w:tabs>
-        <w:spacing w:before="62"/>
+        <w:spacing w:before="20" w:after="0"/>
       </w:pPr>
       <w:r>
         <w:rPr>
@@ -367,7 +368,7 @@
         <w:tabs>
           <w:tab w:val="right" w:pos="10800"/>
         </w:tabs>
-        <w:spacing w:before="8"/>
+        <w:spacing w:before="8" w:after="0"/>
         <w:rPr>
           <w:rFonts w:ascii="Source Sans Pro Light" w:hAnsi="Source Sans Pro Light"/>
           <w:i/>
@@ -420,16 +421,16 @@
           <w:ilvl w:val="0"/>
           <w:numId w:val="2"/>
         </w:numPr>
-        <w:spacing w:before="13" w:after="21"/>
-      </w:pPr>
-      <w:r>
-        <w:rPr>
-          <w:rFonts w:ascii="Source Sans Pro" w:eastAsia="Source Sans Pro" w:hAnsi="Source Sans Pro" w:cs="Source Sans Pro"/>
-          <w:color w:val="000000"/>
-          <w:sz w:val="19"/>
-          <w:szCs w:val="19"/>
-        </w:rPr>
-        <w:t>Triaged 50+ weekly inventory reimbursement cases by severity and policy eligibility, applying structured triage and escalation workflows, producing a daily case triage report.</w:t>
+        <w:spacing w:before="13" w:after="47"/>
+      </w:pPr>
+      <w:r>
+        <w:rPr>
+          <w:rFonts w:ascii="Source Sans Pro" w:eastAsia="Source Sans Pro" w:hAnsi="Source Sans Pro" w:cs="Source Sans Pro"/>
+          <w:color w:val="000000"/>
+          <w:sz w:val="19"/>
+          <w:szCs w:val="19"/>
+        </w:rPr>
+        <w:t>Triaged 50+ weekly inventory reimbursement cases by severity and policy eligibility, applying structured triage and escalation workflow, supporting security incident intake process.</w:t>
       </w:r>
     </w:p>
     <w:p>
@@ -439,16 +440,16 @@
           <w:ilvl w:val="0"/>
           <w:numId w:val="2"/>
         </w:numPr>
-        <w:spacing w:before="13" w:after="21"/>
-      </w:pPr>
-      <w:r>
-        <w:rPr>
-          <w:rFonts w:ascii="Source Sans Pro" w:eastAsia="Source Sans Pro" w:hAnsi="Source Sans Pro" w:cs="Source Sans Pro"/>
-          <w:color w:val="000000"/>
-          <w:sz w:val="19"/>
-          <w:szCs w:val="19"/>
-        </w:rPr>
-        <w:t>Analyzed seller claim root causes, identified policy violations and anomalous patterns, and escalated findings to senior reviewers, generating escalation tickets for each case.</w:t>
+        <w:spacing w:before="13" w:after="47"/>
+      </w:pPr>
+      <w:r>
+        <w:rPr>
+          <w:rFonts w:ascii="Source Sans Pro" w:eastAsia="Source Sans Pro" w:hAnsi="Source Sans Pro" w:cs="Source Sans Pro"/>
+          <w:color w:val="000000"/>
+          <w:sz w:val="19"/>
+          <w:szCs w:val="19"/>
+        </w:rPr>
+        <w:t>Investigated root causes of seller claims, identified policy violations and anomalous patterns, and escalated findings to senior reviewers for security review.</w:t>
       </w:r>
     </w:p>
     <w:p>
@@ -458,16 +459,16 @@
           <w:ilvl w:val="0"/>
           <w:numId w:val="2"/>
         </w:numPr>
-        <w:spacing w:before="13" w:after="21"/>
-      </w:pPr>
-      <w:r>
-        <w:rPr>
-          <w:rFonts w:ascii="Source Sans Pro" w:eastAsia="Source Sans Pro" w:hAnsi="Source Sans Pro" w:cs="Source Sans Pro"/>
-          <w:color w:val="000000"/>
-          <w:sz w:val="19"/>
-          <w:szCs w:val="19"/>
-        </w:rPr>
-        <w:t>Documented audit‑ready case files with investigation findings, evidence notes, and corrective actions, maintaining a centralized repository accessed by compliance teams.</w:t>
+        <w:spacing w:before="13" w:after="47"/>
+      </w:pPr>
+      <w:r>
+        <w:rPr>
+          <w:rFonts w:ascii="Source Sans Pro" w:eastAsia="Source Sans Pro" w:hAnsi="Source Sans Pro" w:cs="Source Sans Pro"/>
+          <w:color w:val="000000"/>
+          <w:sz w:val="19"/>
+          <w:szCs w:val="19"/>
+        </w:rPr>
+        <w:t>Documented audit‑ready case records with investigation findings, evidence notes, and corrective actions, creating a searchable security evidence repository.</w:t>
       </w:r>
     </w:p>
     <w:p>
@@ -477,16 +478,16 @@
           <w:ilvl w:val="0"/>
           <w:numId w:val="2"/>
         </w:numPr>
-        <w:spacing w:before="13" w:after="21"/>
-      </w:pPr>
-      <w:r>
-        <w:rPr>
-          <w:rFonts w:ascii="Source Sans Pro" w:eastAsia="Source Sans Pro" w:hAnsi="Source Sans Pro" w:cs="Source Sans Pro"/>
-          <w:color w:val="000000"/>
-          <w:sz w:val="19"/>
-          <w:szCs w:val="19"/>
-        </w:rPr>
-        <w:t>Spotted recurring fraud patterns across 200+ weekly cases, flagging them early to reduce repeat‑issue investigation time before escalation, creating a weekly pattern‑alert summary.</w:t>
+        <w:spacing w:before="13" w:after="47"/>
+      </w:pPr>
+      <w:r>
+        <w:rPr>
+          <w:rFonts w:ascii="Source Sans Pro" w:eastAsia="Source Sans Pro" w:hAnsi="Source Sans Pro" w:cs="Source Sans Pro"/>
+          <w:color w:val="000000"/>
+          <w:sz w:val="19"/>
+          <w:szCs w:val="19"/>
+        </w:rPr>
+        <w:t>Identified recurring fraud patterns across case history and flagged them ahead of weekly review cycles, cutting repeat-issue re-investigation before escalation.</w:t>
       </w:r>
     </w:p>
     <w:p>
@@ -494,7 +495,7 @@
         <w:pBdr>
           <w:bottom w:val="single" w:sz="6" w:space="1" w:color="000000"/>
         </w:pBdr>
-        <w:spacing w:before="164" w:after="61"/>
+        <w:spacing w:before="41" w:after="41"/>
         <w:rPr>
           <w:rFonts w:ascii="Source Sans Pro" w:eastAsia="Source Sans Pro" w:hAnsi="Source Sans Pro" w:cs="Source Sans Pro"/>
           <w:b/>
@@ -510,7 +511,7 @@
         <w:pBdr>
           <w:bottom w:val="single" w:sz="6" w:space="1" w:color="000000"/>
         </w:pBdr>
-        <w:spacing w:before="191" w:after="52"/>
+        <w:spacing w:before="183" w:after="0"/>
       </w:pPr>
       <w:r>
         <w:rPr>
@@ -529,9 +530,118 @@
         <w:tabs>
           <w:tab w:val="right" w:pos="10800"/>
         </w:tabs>
-        <w:spacing w:before="62"/>
+        <w:spacing w:before="20" w:after="0"/>
       </w:pPr>
       <w:hyperlink r:id="rId8">
+        <w:r>
+          <w:rPr>
+            <w:rFonts w:ascii="Source Sans Pro" w:eastAsia="Source Sans Pro" w:hAnsi="Source Sans Pro" w:cs="Source Sans Pro"/>
+            <w:b/>
+            <w:color w:val="000000"/>
+            <w:sz w:val="19"/>
+            <w:szCs w:val="19"/>
+            <w:u w:val="single"/>
+          </w:rPr>
+          <w:t>Vulnerability Scanner and Patch Prioritization Engine</w:t>
+        </w:r>
+      </w:hyperlink>
+      <w:r>
+        <w:rPr>
+          <w:rFonts w:ascii="Source Sans Pro" w:eastAsia="Source Sans Pro" w:hAnsi="Source Sans Pro" w:cs="Source Sans Pro"/>
+          <w:sz w:val="19"/>
+          <w:szCs w:val="19"/>
+        </w:rPr>
+        <w:t xml:space="preserve">  |  </w:t>
+      </w:r>
+      <w:r>
+        <w:rPr>
+          <w:rFonts w:ascii="Source Sans Pro" w:eastAsia="Source Sans Pro" w:hAnsi="Source Sans Pro" w:cs="Source Sans Pro"/>
+          <w:sz w:val="19"/>
+          <w:szCs w:val="19"/>
+        </w:rPr>
+        <w:tab/>
+      </w:r>
+      <w:r>
+        <w:rPr>
+          <w:rFonts w:ascii="Source Sans Pro Light" w:eastAsia="Source Sans Pro" w:hAnsi="Source Sans Pro Light" w:cs="Source Sans Pro"/>
+          <w:i/>
+          <w:iCs/>
+          <w:sz w:val="19"/>
+          <w:szCs w:val="19"/>
+        </w:rPr>
+        <w:t>Python, Bash, Nessus, OpenVAS, NVD API</w:t>
+      </w:r>
+    </w:p>
+    <w:p>
+      <w:pPr>
+        <w:pStyle w:val="ListParagraph"/>
+        <w:numPr>
+          <w:ilvl w:val="0"/>
+          <w:numId w:val="2"/>
+        </w:numPr>
+        <w:spacing w:before="13" w:after="47"/>
+      </w:pPr>
+      <w:r>
+        <w:rPr>
+          <w:rFonts w:ascii="Source Sans Pro" w:eastAsia="Source Sans Pro" w:hAnsi="Source Sans Pro" w:cs="Source Sans Pro"/>
+          <w:color w:val="000000"/>
+          <w:sz w:val="19"/>
+          <w:szCs w:val="19"/>
+        </w:rPr>
+        <w:t>Built an automated vulnerability assessment pipeline in Python that calls Nessus and OpenVAS REST APIs, pulls CVE data from the NVD API, classifies findings by CVSS severity and EPSS context from the FIRST.org API, and outputs a consolidated CVE report.</w:t>
+      </w:r>
+    </w:p>
+    <w:p>
+      <w:pPr>
+        <w:pStyle w:val="ListParagraph"/>
+        <w:numPr>
+          <w:ilvl w:val="0"/>
+          <w:numId w:val="2"/>
+        </w:numPr>
+        <w:spacing w:before="13" w:after="47"/>
+      </w:pPr>
+      <w:r>
+        <w:rPr>
+          <w:rFonts w:ascii="Source Sans Pro" w:eastAsia="Source Sans Pro" w:hAnsi="Source Sans Pro" w:cs="Source Sans Pro"/>
+          <w:color w:val="000000"/>
+          <w:sz w:val="19"/>
+          <w:szCs w:val="19"/>
+        </w:rPr>
+        <w:t>Created a Python‑based web checker that sends crafted HTTP requests to identify injection, broken authentication, and SSRF issues, captured a reproducible SQL injection exploit and recorded remediation steps in a detailed guide.</w:t>
+      </w:r>
+    </w:p>
+    <w:p>
+      <w:pPr>
+        <w:pStyle w:val="ListParagraph"/>
+        <w:numPr>
+          <w:ilvl w:val="0"/>
+          <w:numId w:val="2"/>
+        </w:numPr>
+        <w:spacing w:before="13" w:after="47"/>
+      </w:pPr>
+      <w:r>
+        <w:rPr>
+          <w:rFonts w:ascii="Source Sans Pro" w:eastAsia="Source Sans Pro" w:hAnsi="Source Sans Pro" w:cs="Source Sans Pro"/>
+          <w:color w:val="000000"/>
+          <w:sz w:val="19"/>
+          <w:szCs w:val="19"/>
+        </w:rPr>
+        <w:t>Implemented Bash scripts scheduled via cron to run incremental scans, added delta‑scan logic to highlight newly discovered CVEs, and generated patch compliance tracking evidence for each finding.</w:t>
+      </w:r>
+    </w:p>
+    <w:p>
+      <w:pPr>
+        <w:spacing w:before="41" w:after="41"/>
+      </w:pPr>
+    </w:p>
+    <w:p>
+      <w:pPr>
+        <w:tabs>
+          <w:tab w:val="right" w:pos="10800"/>
+        </w:tabs>
+        <w:spacing w:before="30" w:after="0"/>
+      </w:pPr>
+      <w:hyperlink r:id="rId9">
         <w:r>
           <w:rPr>
             <w:rFonts w:ascii="Source Sans Pro" w:eastAsia="Source Sans Pro" w:hAnsi="Source Sans Pro" w:cs="Source Sans Pro"/>
@@ -578,16 +688,16 @@
           <w:ilvl w:val="0"/>
           <w:numId w:val="2"/>
         </w:numPr>
-        <w:spacing w:before="13" w:after="21"/>
-      </w:pPr>
-      <w:r>
-        <w:rPr>
-          <w:rFonts w:ascii="Source Sans Pro" w:eastAsia="Source Sans Pro" w:hAnsi="Source Sans Pro" w:cs="Source Sans Pro"/>
-          <w:color w:val="000000"/>
-          <w:sz w:val="19"/>
-          <w:szCs w:val="19"/>
-        </w:rPr>
-        <w:t>Deployed Splunk SIEM with SPL correlation searches for brute-force detection, lateral movement and privilege escalation, mapped TTPs to MITRE ATT&amp;CK and wrote a PICERL incident report.</w:t>
+        <w:spacing w:before="13" w:after="47"/>
+      </w:pPr>
+      <w:r>
+        <w:rPr>
+          <w:rFonts w:ascii="Source Sans Pro" w:eastAsia="Source Sans Pro" w:hAnsi="Source Sans Pro" w:cs="Source Sans Pro"/>
+          <w:color w:val="000000"/>
+          <w:sz w:val="19"/>
+          <w:szCs w:val="19"/>
+        </w:rPr>
+        <w:t>Deployed Splunk with SPL correlation searches for brute‑force attempts, lateral movement, and privilege escalation, mapped detected TTPs to MITRE ATT&amp;CK, and compiled the results into an incident report.</w:t>
       </w:r>
     </w:p>
     <w:p>
@@ -597,16 +707,16 @@
           <w:ilvl w:val="0"/>
           <w:numId w:val="2"/>
         </w:numPr>
-        <w:spacing w:before="13" w:after="21"/>
-      </w:pPr>
-      <w:r>
-        <w:rPr>
-          <w:rFonts w:ascii="Source Sans Pro" w:eastAsia="Source Sans Pro" w:hAnsi="Source Sans Pro" w:cs="Source Sans Pro"/>
-          <w:color w:val="000000"/>
-          <w:sz w:val="19"/>
-          <w:szCs w:val="19"/>
-        </w:rPr>
-        <w:t>Built an automated detection pipeline where a Python script ingests Splunk alerts, runs IOC enrichment via VirusTotal API and dispatches Telegram notifications with severity classification.</w:t>
+        <w:spacing w:before="13" w:after="47"/>
+      </w:pPr>
+      <w:r>
+        <w:rPr>
+          <w:rFonts w:ascii="Source Sans Pro" w:eastAsia="Source Sans Pro" w:hAnsi="Source Sans Pro" w:cs="Source Sans Pro"/>
+          <w:color w:val="000000"/>
+          <w:sz w:val="19"/>
+          <w:szCs w:val="19"/>
+        </w:rPr>
+        <w:t>Built a Python automation that consumes Splunk alerts, enriches IOCs via the VirusTotal API, classifies severity, and sends formatted Telegram notifications to the response team.</w:t>
       </w:r>
     </w:p>
     <w:p>
@@ -616,68 +726,196 @@
           <w:ilvl w:val="0"/>
           <w:numId w:val="2"/>
         </w:numPr>
-        <w:spacing w:before="13" w:after="21"/>
-      </w:pPr>
-      <w:r>
-        <w:rPr>
-          <w:rFonts w:ascii="Source Sans Pro" w:eastAsia="Source Sans Pro" w:hAnsi="Source Sans Pro" w:cs="Source Sans Pro"/>
-          <w:color w:val="000000"/>
-          <w:sz w:val="19"/>
-          <w:szCs w:val="19"/>
-        </w:rPr>
-        <w:t>Converted detection logic to Sigma rules for vendor-neutral use and performed TCP/IP analysis in Wireshark to detect SYN scans, DNS tunnelling and plaintext credential exposure on unencrypted sessions.</w:t>
-      </w:r>
-    </w:p>
-    <w:p>
-      <w:pPr>
-        <w:spacing w:before="39" w:after="9"/>
-      </w:pPr>
-    </w:p>
-    <w:p>
-      <w:pPr>
-        <w:tabs>
-          <w:tab w:val="right" w:pos="10800"/>
-        </w:tabs>
-        <w:spacing w:before="30"/>
-      </w:pPr>
-      <w:hyperlink r:id="rId9">
-        <w:r>
-          <w:rPr>
-            <w:rFonts w:ascii="Source Sans Pro" w:eastAsia="Source Sans Pro" w:hAnsi="Source Sans Pro" w:cs="Source Sans Pro"/>
-            <w:b/>
-            <w:color w:val="000000"/>
-            <w:sz w:val="19"/>
-            <w:szCs w:val="19"/>
-            <w:u w:val="single"/>
-          </w:rPr>
-          <w:t>Phishing and OSINT Threat Intelligence Tool</w:t>
-        </w:r>
-      </w:hyperlink>
-      <w:r>
-        <w:rPr>
-          <w:rFonts w:ascii="Source Sans Pro" w:eastAsia="Source Sans Pro" w:hAnsi="Source Sans Pro" w:cs="Source Sans Pro"/>
-          <w:sz w:val="19"/>
-          <w:szCs w:val="19"/>
-        </w:rPr>
-        <w:t xml:space="preserve">  |  </w:t>
-      </w:r>
-      <w:r>
-        <w:rPr>
-          <w:rFonts w:ascii="Source Sans Pro" w:eastAsia="Source Sans Pro" w:hAnsi="Source Sans Pro" w:cs="Source Sans Pro"/>
-          <w:sz w:val="19"/>
-          <w:szCs w:val="19"/>
-        </w:rPr>
-        <w:tab/>
-      </w:r>
-      <w:r>
-        <w:rPr>
-          <w:rFonts w:ascii="Source Sans Pro Light" w:eastAsia="Source Sans Pro" w:hAnsi="Source Sans Pro Light" w:cs="Source Sans Pro"/>
-          <w:i/>
-          <w:iCs/>
-          <w:sz w:val="19"/>
-          <w:szCs w:val="19"/>
-        </w:rPr>
-        <w:t>Python, VirusTotal API, AbuseIPDB, WHOIS, Telegram bot</w:t>
+        <w:spacing w:before="13" w:after="47"/>
+      </w:pPr>
+      <w:r>
+        <w:rPr>
+          <w:rFonts w:ascii="Source Sans Pro" w:eastAsia="Source Sans Pro" w:hAnsi="Source Sans Pro" w:cs="Source Sans Pro"/>
+          <w:color w:val="000000"/>
+          <w:sz w:val="19"/>
+          <w:szCs w:val="19"/>
+        </w:rPr>
+        <w:t>Translated detection logic into Sigma rules for vendor‑neutral use, performed TCP/IP analysis in Wireshark to spot SYN scans, DNS tunnelling, and plaintext credential exposure, and delivered a complete Sigma rule set.</w:t>
+      </w:r>
+    </w:p>
+    <w:p>
+      <w:pPr>
+        <w:pBdr>
+          <w:bottom w:val="single" w:sz="6" w:space="1" w:color="000000"/>
+        </w:pBdr>
+        <w:spacing w:before="41" w:after="41"/>
+        <w:rPr>
+          <w:rFonts w:ascii="Source Sans Pro" w:eastAsia="Source Sans Pro" w:hAnsi="Source Sans Pro" w:cs="Source Sans Pro"/>
+          <w:b/>
+          <w:bCs/>
+          <w:color w:val="000000"/>
+          <w:sz w:val="22"/>
+          <w:szCs w:val="22"/>
+        </w:rPr>
+      </w:pPr>
+    </w:p>
+    <w:p>
+      <w:pPr>
+        <w:pBdr>
+          <w:bottom w:val="single" w:sz="6" w:space="1" w:color="000000"/>
+        </w:pBdr>
+        <w:spacing w:before="183" w:after="0"/>
+      </w:pPr>
+      <w:r>
+        <w:rPr>
+          <w:rFonts w:ascii="Source Sans Pro" w:eastAsia="Source Sans Pro" w:hAnsi="Source Sans Pro" w:cs="Source Sans Pro"/>
+          <w:b/>
+          <w:bCs/>
+          <w:color w:val="000000"/>
+          <w:sz w:val="22"/>
+          <w:szCs w:val="22"/>
+        </w:rPr>
+        <w:t>Technical Skills</w:t>
+      </w:r>
+    </w:p>
+    <w:p>
+      <w:pPr>
+        <w:spacing w:before="65" w:after="65"/>
+      </w:pPr>
+      <w:r>
+        <w:rPr>
+          <w:rFonts w:ascii="Source Sans Pro" w:eastAsia="Source Sans Pro" w:hAnsi="Source Sans Pro" w:cs="Source Sans Pro"/>
+          <w:b/>
+          <w:sz w:val="19"/>
+          <w:szCs w:val="19"/>
+        </w:rPr>
+        <w:t xml:space="preserve">SOC Operations: </w:t>
+      </w:r>
+      <w:r>
+        <w:rPr>
+          <w:rFonts w:ascii="Source Sans Pro" w:eastAsia="Source Sans Pro" w:hAnsi="Source Sans Pro" w:cs="Source Sans Pro"/>
+          <w:sz w:val="19"/>
+          <w:szCs w:val="19"/>
+        </w:rPr>
+        <w:t>Alert triage, incident investigation, log analysis, threat detection, escalation, false positive analysis</w:t>
+      </w:r>
+    </w:p>
+    <w:p>
+      <w:pPr>
+        <w:spacing w:before="65" w:after="65"/>
+      </w:pPr>
+      <w:r>
+        <w:rPr>
+          <w:rFonts w:ascii="Source Sans Pro" w:eastAsia="Source Sans Pro" w:hAnsi="Source Sans Pro" w:cs="Source Sans Pro"/>
+          <w:b/>
+          <w:sz w:val="19"/>
+          <w:szCs w:val="19"/>
+        </w:rPr>
+        <w:t xml:space="preserve">SIEM &amp; Monitoring: </w:t>
+      </w:r>
+      <w:r>
+        <w:rPr>
+          <w:rFonts w:ascii="Source Sans Pro" w:eastAsia="Source Sans Pro" w:hAnsi="Source Sans Pro" w:cs="Source Sans Pro"/>
+          <w:sz w:val="19"/>
+          <w:szCs w:val="19"/>
+        </w:rPr>
+        <w:t>Splunk (SPL), Elastic SIEM (basic), Windows Event Logs, Sysmon, Wireshark</w:t>
+      </w:r>
+    </w:p>
+    <w:p>
+      <w:pPr>
+        <w:spacing w:before="65" w:after="65"/>
+      </w:pPr>
+      <w:r>
+        <w:rPr>
+          <w:rFonts w:ascii="Source Sans Pro" w:eastAsia="Source Sans Pro" w:hAnsi="Source Sans Pro" w:cs="Source Sans Pro"/>
+          <w:b/>
+          <w:sz w:val="19"/>
+          <w:szCs w:val="19"/>
+        </w:rPr>
+        <w:t xml:space="preserve">Threat Intelligence: </w:t>
+      </w:r>
+      <w:r>
+        <w:rPr>
+          <w:rFonts w:ascii="Source Sans Pro" w:eastAsia="Source Sans Pro" w:hAnsi="Source Sans Pro" w:cs="Source Sans Pro"/>
+          <w:sz w:val="19"/>
+          <w:szCs w:val="19"/>
+        </w:rPr>
+        <w:t>MITRE ATT&amp;CK, IOC analysis, VirusTotal, OSINT enrichment, Cyber Kill Chain</w:t>
+      </w:r>
+    </w:p>
+    <w:p>
+      <w:pPr>
+        <w:spacing w:before="65" w:after="65"/>
+      </w:pPr>
+      <w:r>
+        <w:rPr>
+          <w:rFonts w:ascii="Source Sans Pro" w:eastAsia="Source Sans Pro" w:hAnsi="Source Sans Pro" w:cs="Source Sans Pro"/>
+          <w:b/>
+          <w:sz w:val="19"/>
+          <w:szCs w:val="19"/>
+        </w:rPr>
+        <w:t xml:space="preserve">Systems &amp; Networking: </w:t>
+      </w:r>
+      <w:r>
+        <w:rPr>
+          <w:rFonts w:ascii="Source Sans Pro" w:eastAsia="Source Sans Pro" w:hAnsi="Source Sans Pro" w:cs="Source Sans Pro"/>
+          <w:sz w:val="19"/>
+          <w:szCs w:val="19"/>
+        </w:rPr>
+        <w:t>Windows internals, Linux fundamentals, TCP/IP, DNS, HTTP/S, firewall and IDS/IPS concepts</w:t>
+      </w:r>
+    </w:p>
+    <w:p>
+      <w:pPr>
+        <w:spacing w:before="65" w:after="65"/>
+      </w:pPr>
+      <w:r>
+        <w:rPr>
+          <w:rFonts w:ascii="Source Sans Pro" w:eastAsia="Source Sans Pro" w:hAnsi="Source Sans Pro" w:cs="Source Sans Pro"/>
+          <w:b/>
+          <w:sz w:val="19"/>
+          <w:szCs w:val="19"/>
+        </w:rPr>
+        <w:t xml:space="preserve">Automation: </w:t>
+      </w:r>
+      <w:r>
+        <w:rPr>
+          <w:rFonts w:ascii="Source Sans Pro" w:eastAsia="Source Sans Pro" w:hAnsi="Source Sans Pro" w:cs="Source Sans Pro"/>
+          <w:sz w:val="19"/>
+          <w:szCs w:val="19"/>
+        </w:rPr>
+        <w:t>Python, Bash (basic), regular expressions</w:t>
+      </w:r>
+    </w:p>
+    <w:p>
+      <w:pPr>
+        <w:pBdr>
+          <w:bottom w:val="single" w:sz="6" w:space="1" w:color="000000"/>
+        </w:pBdr>
+        <w:spacing w:before="41" w:after="41"/>
+        <w:rPr>
+          <w:rFonts w:ascii="Source Sans Pro" w:eastAsia="Source Sans Pro" w:hAnsi="Source Sans Pro" w:cs="Source Sans Pro"/>
+          <w:b/>
+          <w:bCs/>
+          <w:color w:val="000000"/>
+          <w:sz w:val="22"/>
+          <w:szCs w:val="22"/>
+        </w:rPr>
+      </w:pPr>
+    </w:p>
+    <w:p>
+      <w:pPr>
+        <w:pBdr>
+          <w:bottom w:val="single" w:sz="6" w:space="1" w:color="000000"/>
+        </w:pBdr>
+        <w:spacing w:before="183" w:after="0"/>
+      </w:pPr>
+      <w:r>
+        <w:rPr>
+          <w:rFonts w:ascii="Source Sans Pro" w:eastAsia="Source Sans Pro" w:hAnsi="Source Sans Pro" w:cs="Source Sans Pro"/>
+          <w:b/>
+          <w:bCs/>
+          <w:color w:val="000000"/>
+          <w:sz w:val="22"/>
+          <w:szCs w:val="22"/>
+        </w:rPr>
+        <w:t>Certifications</w:t>
       </w:r>
     </w:p>
     <w:p>
@@ -687,16 +925,16 @@
           <w:ilvl w:val="0"/>
           <w:numId w:val="2"/>
         </w:numPr>
-        <w:spacing w:before="13" w:after="21"/>
-      </w:pPr>
-      <w:r>
-        <w:rPr>
-          <w:rFonts w:ascii="Source Sans Pro" w:eastAsia="Source Sans Pro" w:hAnsi="Source Sans Pro" w:cs="Source Sans Pro"/>
-          <w:color w:val="000000"/>
-          <w:sz w:val="19"/>
-          <w:szCs w:val="19"/>
-        </w:rPr>
-        <w:t>Built a multi-API threat intelligence pipeline that submits suspicious URLs and IPs to VirusTotal, AbuseIPDB and URLScan.io and cross-references WHOIS registration age, DNS records and SSL details for phishing analysis.</w:t>
+        <w:spacing w:before="13" w:after="47"/>
+      </w:pPr>
+      <w:r>
+        <w:rPr>
+          <w:rFonts w:ascii="Source Sans Pro" w:eastAsia="Source Sans Pro" w:hAnsi="Source Sans Pro" w:cs="Source Sans Pro"/>
+          <w:color w:val="000000"/>
+          <w:sz w:val="19"/>
+          <w:szCs w:val="19"/>
+        </w:rPr>
+        <w:t>CompTIA Security+ SY0-701  —  in progress, exam target Q3 2026</w:t>
       </w:r>
     </w:p>
     <w:p>
@@ -706,244 +944,7 @@
           <w:ilvl w:val="0"/>
           <w:numId w:val="2"/>
         </w:numPr>
-        <w:spacing w:before="13" w:after="21"/>
-      </w:pPr>
-      <w:r>
-        <w:rPr>
-          <w:rFonts w:ascii="Source Sans Pro" w:eastAsia="Source Sans Pro" w:hAnsi="Source Sans Pro" w:cs="Source Sans Pro"/>
-          <w:color w:val="000000"/>
-          <w:sz w:val="19"/>
-          <w:szCs w:val="19"/>
-        </w:rPr>
-        <w:t>Implemented a typosquatting domain detector that generates character‑substitution variants of brand domains and checks live DNS resolution for brand‑impersonation analysis.</w:t>
-      </w:r>
-    </w:p>
-    <w:p>
-      <w:pPr>
-        <w:pStyle w:val="ListParagraph"/>
-        <w:numPr>
-          <w:ilvl w:val="0"/>
-          <w:numId w:val="2"/>
-        </w:numPr>
-        <w:spacing w:before="13" w:after="21"/>
-      </w:pPr>
-      <w:r>
-        <w:rPr>
-          <w:rFonts w:ascii="Source Sans Pro" w:eastAsia="Source Sans Pro" w:hAnsi="Source Sans Pro" w:cs="Source Sans Pro"/>
-          <w:color w:val="000000"/>
-          <w:sz w:val="19"/>
-          <w:szCs w:val="19"/>
-        </w:rPr>
-        <w:t>Deployed a Telegram bot interface enabling analysts to submit URLs for live IOC enrichment, supports bulk CSV input and output and includes OSINT enrichment via theHarvester for domain profiling.</w:t>
-      </w:r>
-    </w:p>
-    <w:p>
-      <w:pPr>
-        <w:pBdr>
-          <w:bottom w:val="single" w:sz="6" w:space="1" w:color="000000"/>
-        </w:pBdr>
-        <w:spacing w:before="164" w:after="61"/>
-        <w:rPr>
-          <w:rFonts w:ascii="Source Sans Pro" w:eastAsia="Source Sans Pro" w:hAnsi="Source Sans Pro" w:cs="Source Sans Pro"/>
-          <w:b/>
-          <w:bCs/>
-          <w:color w:val="000000"/>
-          <w:sz w:val="22"/>
-          <w:szCs w:val="22"/>
-        </w:rPr>
-      </w:pPr>
-    </w:p>
-    <w:p>
-      <w:pPr>
-        <w:pBdr>
-          <w:bottom w:val="single" w:sz="6" w:space="1" w:color="000000"/>
-        </w:pBdr>
-        <w:spacing w:before="191" w:after="52"/>
-      </w:pPr>
-      <w:r>
-        <w:rPr>
-          <w:rFonts w:ascii="Source Sans Pro" w:eastAsia="Source Sans Pro" w:hAnsi="Source Sans Pro" w:cs="Source Sans Pro"/>
-          <w:b/>
-          <w:bCs/>
-          <w:color w:val="000000"/>
-          <w:sz w:val="22"/>
-          <w:szCs w:val="22"/>
-        </w:rPr>
-        <w:t>Technical Skills</w:t>
-      </w:r>
-    </w:p>
-    <w:p>
-      <w:pPr>
-        <w:spacing w:before="33" w:after="33"/>
-      </w:pPr>
-      <w:r>
-        <w:rPr>
-          <w:rFonts w:ascii="Source Sans Pro" w:eastAsia="Source Sans Pro" w:hAnsi="Source Sans Pro" w:cs="Source Sans Pro"/>
-          <w:b/>
-          <w:sz w:val="19"/>
-          <w:szCs w:val="19"/>
-        </w:rPr>
-        <w:t xml:space="preserve">SOC Operations: </w:t>
-      </w:r>
-      <w:r>
-        <w:rPr>
-          <w:rFonts w:ascii="Source Sans Pro" w:eastAsia="Source Sans Pro" w:hAnsi="Source Sans Pro" w:cs="Source Sans Pro"/>
-          <w:sz w:val="19"/>
-          <w:szCs w:val="19"/>
-        </w:rPr>
-        <w:t>Alert triage, incident investigation, log analysis, threat detection, escalation, false positive analysis</w:t>
-      </w:r>
-    </w:p>
-    <w:p>
-      <w:pPr>
-        <w:spacing w:before="33" w:after="33"/>
-      </w:pPr>
-      <w:r>
-        <w:rPr>
-          <w:rFonts w:ascii="Source Sans Pro" w:eastAsia="Source Sans Pro" w:hAnsi="Source Sans Pro" w:cs="Source Sans Pro"/>
-          <w:b/>
-          <w:sz w:val="19"/>
-          <w:szCs w:val="19"/>
-        </w:rPr>
-        <w:t xml:space="preserve">SIEM &amp; Monitoring: </w:t>
-      </w:r>
-      <w:r>
-        <w:rPr>
-          <w:rFonts w:ascii="Source Sans Pro" w:eastAsia="Source Sans Pro" w:hAnsi="Source Sans Pro" w:cs="Source Sans Pro"/>
-          <w:sz w:val="19"/>
-          <w:szCs w:val="19"/>
-        </w:rPr>
-        <w:t>Splunk (SPL), Elastic SIEM (basic), Windows Event Logs, Sysmon, Wireshark</w:t>
-      </w:r>
-    </w:p>
-    <w:p>
-      <w:pPr>
-        <w:spacing w:before="33" w:after="33"/>
-      </w:pPr>
-      <w:r>
-        <w:rPr>
-          <w:rFonts w:ascii="Source Sans Pro" w:eastAsia="Source Sans Pro" w:hAnsi="Source Sans Pro" w:cs="Source Sans Pro"/>
-          <w:b/>
-          <w:sz w:val="19"/>
-          <w:szCs w:val="19"/>
-        </w:rPr>
-        <w:t xml:space="preserve">Threat Intelligence: </w:t>
-      </w:r>
-      <w:r>
-        <w:rPr>
-          <w:rFonts w:ascii="Source Sans Pro" w:eastAsia="Source Sans Pro" w:hAnsi="Source Sans Pro" w:cs="Source Sans Pro"/>
-          <w:sz w:val="19"/>
-          <w:szCs w:val="19"/>
-        </w:rPr>
-        <w:t>MITRE ATT&amp;CK, IOC analysis, VirusTotal, OSINT enrichment, Cyber Kill Chain</w:t>
-      </w:r>
-    </w:p>
-    <w:p>
-      <w:pPr>
-        <w:spacing w:before="33" w:after="33"/>
-      </w:pPr>
-      <w:r>
-        <w:rPr>
-          <w:rFonts w:ascii="Source Sans Pro" w:eastAsia="Source Sans Pro" w:hAnsi="Source Sans Pro" w:cs="Source Sans Pro"/>
-          <w:b/>
-          <w:sz w:val="19"/>
-          <w:szCs w:val="19"/>
-        </w:rPr>
-        <w:t xml:space="preserve">Systems &amp; Networking: </w:t>
-      </w:r>
-      <w:r>
-        <w:rPr>
-          <w:rFonts w:ascii="Source Sans Pro" w:eastAsia="Source Sans Pro" w:hAnsi="Source Sans Pro" w:cs="Source Sans Pro"/>
-          <w:sz w:val="19"/>
-          <w:szCs w:val="19"/>
-        </w:rPr>
-        <w:t>Windows internals, Linux fundamentals, TCP/IP, DNS, HTTP/S, firewall and IDS/IPS concepts</w:t>
-      </w:r>
-    </w:p>
-    <w:p>
-      <w:pPr>
-        <w:spacing w:before="33" w:after="33"/>
-      </w:pPr>
-      <w:r>
-        <w:rPr>
-          <w:rFonts w:ascii="Source Sans Pro" w:eastAsia="Source Sans Pro" w:hAnsi="Source Sans Pro" w:cs="Source Sans Pro"/>
-          <w:b/>
-          <w:sz w:val="19"/>
-          <w:szCs w:val="19"/>
-        </w:rPr>
-        <w:t xml:space="preserve">Automation: </w:t>
-      </w:r>
-      <w:r>
-        <w:rPr>
-          <w:rFonts w:ascii="Source Sans Pro" w:eastAsia="Source Sans Pro" w:hAnsi="Source Sans Pro" w:cs="Source Sans Pro"/>
-          <w:sz w:val="19"/>
-          <w:szCs w:val="19"/>
-        </w:rPr>
-        <w:t>Python, Bash (basic), regular expressions</w:t>
-      </w:r>
-    </w:p>
-    <w:p>
-      <w:pPr>
-        <w:pBdr>
-          <w:bottom w:val="single" w:sz="6" w:space="1" w:color="000000"/>
-        </w:pBdr>
-        <w:spacing w:before="164" w:after="61"/>
-        <w:rPr>
-          <w:rFonts w:ascii="Source Sans Pro" w:eastAsia="Source Sans Pro" w:hAnsi="Source Sans Pro" w:cs="Source Sans Pro"/>
-          <w:b/>
-          <w:bCs/>
-          <w:color w:val="000000"/>
-          <w:sz w:val="22"/>
-          <w:szCs w:val="22"/>
-        </w:rPr>
-      </w:pPr>
-    </w:p>
-    <w:p>
-      <w:pPr>
-        <w:pBdr>
-          <w:bottom w:val="single" w:sz="6" w:space="1" w:color="000000"/>
-        </w:pBdr>
-        <w:spacing w:before="191" w:after="52"/>
-      </w:pPr>
-      <w:r>
-        <w:rPr>
-          <w:rFonts w:ascii="Source Sans Pro" w:eastAsia="Source Sans Pro" w:hAnsi="Source Sans Pro" w:cs="Source Sans Pro"/>
-          <w:b/>
-          <w:bCs/>
-          <w:color w:val="000000"/>
-          <w:sz w:val="22"/>
-          <w:szCs w:val="22"/>
-        </w:rPr>
-        <w:t>Certifications</w:t>
-      </w:r>
-    </w:p>
-    <w:p>
-      <w:pPr>
-        <w:pStyle w:val="ListParagraph"/>
-        <w:numPr>
-          <w:ilvl w:val="0"/>
-          <w:numId w:val="2"/>
-        </w:numPr>
-        <w:spacing w:before="13" w:after="21"/>
-      </w:pPr>
-      <w:r>
-        <w:rPr>
-          <w:rFonts w:ascii="Source Sans Pro" w:eastAsia="Source Sans Pro" w:hAnsi="Source Sans Pro" w:cs="Source Sans Pro"/>
-          <w:color w:val="000000"/>
-          <w:sz w:val="19"/>
-          <w:szCs w:val="19"/>
-        </w:rPr>
-        <w:t>CompTIA Security+ SY0-701  —  in progress, exam target Q3 2026</w:t>
-      </w:r>
-    </w:p>
-    <w:p>
-      <w:pPr>
-        <w:pStyle w:val="ListParagraph"/>
-        <w:numPr>
-          <w:ilvl w:val="0"/>
-          <w:numId w:val="2"/>
-        </w:numPr>
-        <w:spacing w:before="13" w:after="21"/>
+        <w:spacing w:before="13" w:after="47"/>
       </w:pPr>
       <w:r>
         <w:rPr>

--- a/resumes/Akshay_P_Resume.docx
+++ b/resumes/Akshay_P_Resume.docx
@@ -430,7 +430,7 @@
           <w:sz w:val="19"/>
           <w:szCs w:val="19"/>
         </w:rPr>
-        <w:t>Triaged 50+ weekly inventory reimbursement cases by severity and policy eligibility, applying structured triage and escalation workflow, supporting security incident intake process.</w:t>
+        <w:t>Triaged 50+ weekly inventory reimbursement cases by severity and policy eligibility, applying structured triage and escalation workflows, enabling consistent security review throughput.</w:t>
       </w:r>
     </w:p>
     <w:p>
@@ -449,7 +449,7 @@
           <w:sz w:val="19"/>
           <w:szCs w:val="19"/>
         </w:rPr>
-        <w:t>Investigated root causes of seller claims, identified policy violations and anomalous patterns, and escalated findings to senior reviewers for security review.</w:t>
+        <w:t>Investigated root causes of seller claims, identified policy violations and anomalous behavior, and escalated findings to senior reviewers for security action.</w:t>
       </w:r>
     </w:p>
     <w:p>
@@ -468,7 +468,7 @@
           <w:sz w:val="19"/>
           <w:szCs w:val="19"/>
         </w:rPr>
-        <w:t>Documented audit‑ready case records with investigation findings, evidence notes, and corrective actions, creating a searchable security evidence repository.</w:t>
+        <w:t>Documented audit‑ready case records with investigation findings, evidence notes, and corrective actions, ensuring compliance and traceability for each reviewed case.</w:t>
       </w:r>
     </w:p>
     <w:p>
@@ -588,7 +588,7 @@
           <w:sz w:val="19"/>
           <w:szCs w:val="19"/>
         </w:rPr>
-        <w:t>Built an automated vulnerability assessment pipeline in Python that calls Nessus and OpenVAS REST APIs, pulls CVE data from the NVD API, classifies findings by CVSS severity and EPSS context from the FIRST.org API, and outputs a consolidated CVE report.</w:t>
+        <w:t>Built automated vulnerability assessment pipeline integrating Nessus and OpenVAS REST APIs in Python and retrieved CVE data from the NVD API, generating CVE reports classified by CVSS severity and EPSS context from the FIRST.org API.</w:t>
       </w:r>
     </w:p>
     <w:p>
@@ -607,7 +607,7 @@
           <w:sz w:val="19"/>
           <w:szCs w:val="19"/>
         </w:rPr>
-        <w:t>Created a Python‑based web checker that sends crafted HTTP requests to identify injection, broken authentication, and SSRF issues, captured a reproducible SQL injection exploit and recorded remediation steps in a detailed guide.</w:t>
+        <w:t>Developed OWASP Top 10 automated web checker that sends crafted HTTP requests to detect injection and broken authentication and SSRF vulnerabilities, documenting SQL injection exploit and parameterised query remediation.</w:t>
       </w:r>
     </w:p>
     <w:p>
@@ -626,7 +626,7 @@
           <w:sz w:val="19"/>
           <w:szCs w:val="19"/>
         </w:rPr>
-        <w:t>Implemented Bash scripts scheduled via cron to run incremental scans, added delta‑scan logic to highlight newly discovered CVEs, and generated patch compliance tracking evidence for each finding.</w:t>
+        <w:t>Automated scan scheduling via Bash and cron, implemented delta‑scan logic to flag newly discovered CVEs and organized patch compliance tracking evidence.</w:t>
       </w:r>
     </w:p>
     <w:p>
@@ -697,7 +697,7 @@
           <w:sz w:val="19"/>
           <w:szCs w:val="19"/>
         </w:rPr>
-        <w:t>Deployed Splunk with SPL correlation searches for brute‑force attempts, lateral movement, and privilege escalation, mapped detected TTPs to MITRE ATT&amp;CK, and compiled the results into an incident report.</w:t>
+        <w:t>Deployed Splunk SIEM with SPL correlation searches for brute‑force detection, lateral movement and privilege escalation, mapped TTPs to MITRE ATT&amp;CK and generated PICERL incident report.</w:t>
       </w:r>
     </w:p>
     <w:p>
@@ -716,7 +716,7 @@
           <w:sz w:val="19"/>
           <w:szCs w:val="19"/>
         </w:rPr>
-        <w:t>Built a Python automation that consumes Splunk alerts, enriches IOCs via the VirusTotal API, classifies severity, and sends formatted Telegram notifications to the response team.</w:t>
+        <w:t>Built automated SOAR‑style detection pipeline: Python script ingests Splunk alerts, runs IOC enrichment via VirusTotal API and dispatches Telegram notifications with severity classification.</w:t>
       </w:r>
     </w:p>
     <w:p>
@@ -735,7 +735,7 @@
           <w:sz w:val="19"/>
           <w:szCs w:val="19"/>
         </w:rPr>
-        <w:t>Translated detection logic into Sigma rules for vendor‑neutral use, performed TCP/IP analysis in Wireshark to spot SYN scans, DNS tunnelling, and plaintext credential exposure, and delivered a complete Sigma rule set.</w:t>
+        <w:t>Converted detection logic to Sigma rules for vendor‑neutral use and performed TCP/IP analysis in Wireshark to detect SYN scans, DNS tunnelling and plaintext credential exposure, creating a Sigma rule set for detection.</w:t>
       </w:r>
     </w:p>
     <w:p>

--- a/resumes/Akshay_P_Resume.docx
+++ b/resumes/Akshay_P_Resume.docx
@@ -4,7 +4,7 @@
   <w:body>
     <w:p>
       <w:pPr>
-        <w:spacing w:after="0" w:before="20"/>
+        <w:spacing w:after="44"/>
         <w:jc w:val="center"/>
       </w:pPr>
       <w:r>
@@ -21,7 +21,6 @@
     </w:p>
     <w:p>
       <w:pPr>
-        <w:spacing w:before="20" w:after="0"/>
         <w:jc w:val="center"/>
       </w:pPr>
       <w:r>
@@ -117,7 +116,7 @@
         <w:pBdr>
           <w:bottom w:val="single" w:sz="6" w:space="1" w:color="000000"/>
         </w:pBdr>
-        <w:spacing w:before="183" w:after="0"/>
+        <w:spacing w:before="372" w:after="52"/>
       </w:pPr>
       <w:r>
         <w:rPr>
@@ -136,7 +135,7 @@
         <w:tabs>
           <w:tab w:val="right" w:pos="10800"/>
         </w:tabs>
-        <w:spacing w:before="20" w:after="0"/>
+        <w:spacing w:before="62"/>
       </w:pPr>
       <w:r>
         <w:rPr>
@@ -171,7 +170,7 @@
     </w:p>
     <w:p>
       <w:pPr>
-        <w:spacing w:before="8" w:after="0"/>
+        <w:spacing w:before="8"/>
       </w:pPr>
       <w:r>
         <w:rPr>
@@ -190,7 +189,7 @@
         <w:tabs>
           <w:tab w:val="right" w:pos="10800"/>
         </w:tabs>
-        <w:spacing w:before="20" w:after="0"/>
+        <w:spacing w:before="62"/>
       </w:pPr>
       <w:r>
         <w:rPr>
@@ -225,7 +224,7 @@
     </w:p>
     <w:p>
       <w:pPr>
-        <w:spacing w:before="8" w:after="0"/>
+        <w:spacing w:before="8"/>
       </w:pPr>
       <w:r>
         <w:rPr>
@@ -244,7 +243,7 @@
         <w:tabs>
           <w:tab w:val="right" w:pos="10800"/>
         </w:tabs>
-        <w:spacing w:before="20" w:after="0"/>
+        <w:spacing w:before="62"/>
       </w:pPr>
       <w:r>
         <w:rPr>
@@ -279,7 +278,7 @@
     </w:p>
     <w:p>
       <w:pPr>
-        <w:spacing w:before="8" w:after="0"/>
+        <w:spacing w:before="8"/>
       </w:pPr>
       <w:r>
         <w:rPr>
@@ -295,7 +294,7 @@
     </w:p>
     <w:p>
       <w:pPr>
-        <w:spacing w:before="41" w:after="41"/>
+        <w:spacing w:before="11" w:after="3"/>
       </w:pPr>
     </w:p>
     <w:p>
@@ -303,7 +302,7 @@
         <w:pBdr>
           <w:bottom w:val="single" w:sz="6" w:space="1" w:color="000000"/>
         </w:pBdr>
-        <w:spacing w:before="183" w:after="0"/>
+        <w:spacing w:before="167" w:after="52"/>
       </w:pPr>
       <w:r>
         <w:rPr>
@@ -322,7 +321,7 @@
         <w:tabs>
           <w:tab w:val="right" w:pos="10800"/>
         </w:tabs>
-        <w:spacing w:before="20" w:after="0"/>
+        <w:spacing w:before="62"/>
       </w:pPr>
       <w:r>
         <w:rPr>
@@ -368,7 +367,7 @@
         <w:tabs>
           <w:tab w:val="right" w:pos="10800"/>
         </w:tabs>
-        <w:spacing w:before="8" w:after="0"/>
+        <w:spacing w:before="8"/>
         <w:rPr>
           <w:rFonts w:ascii="Source Sans Pro Light" w:hAnsi="Source Sans Pro Light"/>
           <w:i/>
@@ -421,16 +420,16 @@
           <w:ilvl w:val="0"/>
           <w:numId w:val="2"/>
         </w:numPr>
-        <w:spacing w:before="13" w:after="47"/>
-      </w:pPr>
-      <w:r>
-        <w:rPr>
-          <w:rFonts w:ascii="Source Sans Pro" w:eastAsia="Source Sans Pro" w:hAnsi="Source Sans Pro" w:cs="Source Sans Pro"/>
-          <w:color w:val="000000"/>
-          <w:sz w:val="19"/>
-          <w:szCs w:val="19"/>
-        </w:rPr>
-        <w:t>Triaged 50+ weekly inventory reimbursement cases by severity and policy eligibility, applying structured triage and escalation workflows, enabling consistent security review throughput.</w:t>
+        <w:spacing w:before="13" w:after="15"/>
+      </w:pPr>
+      <w:r>
+        <w:rPr>
+          <w:rFonts w:ascii="Source Sans Pro" w:eastAsia="Source Sans Pro" w:hAnsi="Source Sans Pro" w:cs="Source Sans Pro"/>
+          <w:color w:val="000000"/>
+          <w:sz w:val="19"/>
+          <w:szCs w:val="19"/>
+        </w:rPr>
+        <w:t>Triaged 50+ weekly inventory reimbursement cases by severity and policy eligibility, applying structured triage and escalation workflows, producing a daily triage summary report.</w:t>
       </w:r>
     </w:p>
     <w:p>
@@ -440,16 +439,16 @@
           <w:ilvl w:val="0"/>
           <w:numId w:val="2"/>
         </w:numPr>
-        <w:spacing w:before="13" w:after="47"/>
-      </w:pPr>
-      <w:r>
-        <w:rPr>
-          <w:rFonts w:ascii="Source Sans Pro" w:eastAsia="Source Sans Pro" w:hAnsi="Source Sans Pro" w:cs="Source Sans Pro"/>
-          <w:color w:val="000000"/>
-          <w:sz w:val="19"/>
-          <w:szCs w:val="19"/>
-        </w:rPr>
-        <w:t>Investigated root causes of seller claims, identified policy violations and anomalous behavior, and escalated findings to senior reviewers for security action.</w:t>
+        <w:spacing w:before="13" w:after="15"/>
+      </w:pPr>
+      <w:r>
+        <w:rPr>
+          <w:rFonts w:ascii="Source Sans Pro" w:eastAsia="Source Sans Pro" w:hAnsi="Source Sans Pro" w:cs="Source Sans Pro"/>
+          <w:color w:val="000000"/>
+          <w:sz w:val="19"/>
+          <w:szCs w:val="19"/>
+        </w:rPr>
+        <w:t>Investigated root causes of seller claims, identified policy violations and anomalous patterns, and escalated findings to senior reviewers in a formal escalation packet.</w:t>
       </w:r>
     </w:p>
     <w:p>
@@ -459,16 +458,16 @@
           <w:ilvl w:val="0"/>
           <w:numId w:val="2"/>
         </w:numPr>
-        <w:spacing w:before="13" w:after="47"/>
-      </w:pPr>
-      <w:r>
-        <w:rPr>
-          <w:rFonts w:ascii="Source Sans Pro" w:eastAsia="Source Sans Pro" w:hAnsi="Source Sans Pro" w:cs="Source Sans Pro"/>
-          <w:color w:val="000000"/>
-          <w:sz w:val="19"/>
-          <w:szCs w:val="19"/>
-        </w:rPr>
-        <w:t>Documented audit‑ready case records with investigation findings, evidence notes, and corrective actions, ensuring compliance and traceability for each reviewed case.</w:t>
+        <w:spacing w:before="13" w:after="15"/>
+      </w:pPr>
+      <w:r>
+        <w:rPr>
+          <w:rFonts w:ascii="Source Sans Pro" w:eastAsia="Source Sans Pro" w:hAnsi="Source Sans Pro" w:cs="Source Sans Pro"/>
+          <w:color w:val="000000"/>
+          <w:sz w:val="19"/>
+          <w:szCs w:val="19"/>
+        </w:rPr>
+        <w:t>Documented audit‑ready case records with investigation findings, evidence notes, and corrective actions, creating a compliant case dossier for governance reviews.</w:t>
       </w:r>
     </w:p>
     <w:p>
@@ -478,7 +477,7 @@
           <w:ilvl w:val="0"/>
           <w:numId w:val="2"/>
         </w:numPr>
-        <w:spacing w:before="13" w:after="47"/>
+        <w:spacing w:before="13" w:after="15"/>
       </w:pPr>
       <w:r>
         <w:rPr>
@@ -495,7 +494,7 @@
         <w:pBdr>
           <w:bottom w:val="single" w:sz="6" w:space="1" w:color="000000"/>
         </w:pBdr>
-        <w:spacing w:before="41" w:after="41"/>
+        <w:spacing w:before="158" w:after="55"/>
         <w:rPr>
           <w:rFonts w:ascii="Source Sans Pro" w:eastAsia="Source Sans Pro" w:hAnsi="Source Sans Pro" w:cs="Source Sans Pro"/>
           <w:b/>
@@ -511,7 +510,7 @@
         <w:pBdr>
           <w:bottom w:val="single" w:sz="6" w:space="1" w:color="000000"/>
         </w:pBdr>
-        <w:spacing w:before="183" w:after="0"/>
+        <w:spacing w:before="167" w:after="52"/>
       </w:pPr>
       <w:r>
         <w:rPr>
@@ -530,118 +529,9 @@
         <w:tabs>
           <w:tab w:val="right" w:pos="10800"/>
         </w:tabs>
-        <w:spacing w:before="20" w:after="0"/>
+        <w:spacing w:before="62"/>
       </w:pPr>
       <w:hyperlink r:id="rId8">
-        <w:r>
-          <w:rPr>
-            <w:rFonts w:ascii="Source Sans Pro" w:eastAsia="Source Sans Pro" w:hAnsi="Source Sans Pro" w:cs="Source Sans Pro"/>
-            <w:b/>
-            <w:color w:val="000000"/>
-            <w:sz w:val="19"/>
-            <w:szCs w:val="19"/>
-            <w:u w:val="single"/>
-          </w:rPr>
-          <w:t>Vulnerability Scanner and Patch Prioritization Engine</w:t>
-        </w:r>
-      </w:hyperlink>
-      <w:r>
-        <w:rPr>
-          <w:rFonts w:ascii="Source Sans Pro" w:eastAsia="Source Sans Pro" w:hAnsi="Source Sans Pro" w:cs="Source Sans Pro"/>
-          <w:sz w:val="19"/>
-          <w:szCs w:val="19"/>
-        </w:rPr>
-        <w:t xml:space="preserve">  |  </w:t>
-      </w:r>
-      <w:r>
-        <w:rPr>
-          <w:rFonts w:ascii="Source Sans Pro" w:eastAsia="Source Sans Pro" w:hAnsi="Source Sans Pro" w:cs="Source Sans Pro"/>
-          <w:sz w:val="19"/>
-          <w:szCs w:val="19"/>
-        </w:rPr>
-        <w:tab/>
-      </w:r>
-      <w:r>
-        <w:rPr>
-          <w:rFonts w:ascii="Source Sans Pro Light" w:eastAsia="Source Sans Pro" w:hAnsi="Source Sans Pro Light" w:cs="Source Sans Pro"/>
-          <w:i/>
-          <w:iCs/>
-          <w:sz w:val="19"/>
-          <w:szCs w:val="19"/>
-        </w:rPr>
-        <w:t>Python, Bash, Nessus, OpenVAS, NVD API</w:t>
-      </w:r>
-    </w:p>
-    <w:p>
-      <w:pPr>
-        <w:pStyle w:val="ListParagraph"/>
-        <w:numPr>
-          <w:ilvl w:val="0"/>
-          <w:numId w:val="2"/>
-        </w:numPr>
-        <w:spacing w:before="13" w:after="47"/>
-      </w:pPr>
-      <w:r>
-        <w:rPr>
-          <w:rFonts w:ascii="Source Sans Pro" w:eastAsia="Source Sans Pro" w:hAnsi="Source Sans Pro" w:cs="Source Sans Pro"/>
-          <w:color w:val="000000"/>
-          <w:sz w:val="19"/>
-          <w:szCs w:val="19"/>
-        </w:rPr>
-        <w:t>Built automated vulnerability assessment pipeline integrating Nessus and OpenVAS REST APIs in Python and retrieved CVE data from the NVD API, generating CVE reports classified by CVSS severity and EPSS context from the FIRST.org API.</w:t>
-      </w:r>
-    </w:p>
-    <w:p>
-      <w:pPr>
-        <w:pStyle w:val="ListParagraph"/>
-        <w:numPr>
-          <w:ilvl w:val="0"/>
-          <w:numId w:val="2"/>
-        </w:numPr>
-        <w:spacing w:before="13" w:after="47"/>
-      </w:pPr>
-      <w:r>
-        <w:rPr>
-          <w:rFonts w:ascii="Source Sans Pro" w:eastAsia="Source Sans Pro" w:hAnsi="Source Sans Pro" w:cs="Source Sans Pro"/>
-          <w:color w:val="000000"/>
-          <w:sz w:val="19"/>
-          <w:szCs w:val="19"/>
-        </w:rPr>
-        <w:t>Developed OWASP Top 10 automated web checker that sends crafted HTTP requests to detect injection and broken authentication and SSRF vulnerabilities, documenting SQL injection exploit and parameterised query remediation.</w:t>
-      </w:r>
-    </w:p>
-    <w:p>
-      <w:pPr>
-        <w:pStyle w:val="ListParagraph"/>
-        <w:numPr>
-          <w:ilvl w:val="0"/>
-          <w:numId w:val="2"/>
-        </w:numPr>
-        <w:spacing w:before="13" w:after="47"/>
-      </w:pPr>
-      <w:r>
-        <w:rPr>
-          <w:rFonts w:ascii="Source Sans Pro" w:eastAsia="Source Sans Pro" w:hAnsi="Source Sans Pro" w:cs="Source Sans Pro"/>
-          <w:color w:val="000000"/>
-          <w:sz w:val="19"/>
-          <w:szCs w:val="19"/>
-        </w:rPr>
-        <w:t>Automated scan scheduling via Bash and cron, implemented delta‑scan logic to flag newly discovered CVEs and organized patch compliance tracking evidence.</w:t>
-      </w:r>
-    </w:p>
-    <w:p>
-      <w:pPr>
-        <w:spacing w:before="41" w:after="41"/>
-      </w:pPr>
-    </w:p>
-    <w:p>
-      <w:pPr>
-        <w:tabs>
-          <w:tab w:val="right" w:pos="10800"/>
-        </w:tabs>
-        <w:spacing w:before="30" w:after="0"/>
-      </w:pPr>
-      <w:hyperlink r:id="rId9">
         <w:r>
           <w:rPr>
             <w:rFonts w:ascii="Source Sans Pro" w:eastAsia="Source Sans Pro" w:hAnsi="Source Sans Pro" w:cs="Source Sans Pro"/>
@@ -688,16 +578,16 @@
           <w:ilvl w:val="0"/>
           <w:numId w:val="2"/>
         </w:numPr>
-        <w:spacing w:before="13" w:after="47"/>
-      </w:pPr>
-      <w:r>
-        <w:rPr>
-          <w:rFonts w:ascii="Source Sans Pro" w:eastAsia="Source Sans Pro" w:hAnsi="Source Sans Pro" w:cs="Source Sans Pro"/>
-          <w:color w:val="000000"/>
-          <w:sz w:val="19"/>
-          <w:szCs w:val="19"/>
-        </w:rPr>
-        <w:t>Deployed Splunk SIEM with SPL correlation searches for brute‑force detection, lateral movement and privilege escalation, mapped TTPs to MITRE ATT&amp;CK and generated PICERL incident report.</w:t>
+        <w:spacing w:before="13" w:after="15"/>
+      </w:pPr>
+      <w:r>
+        <w:rPr>
+          <w:rFonts w:ascii="Source Sans Pro" w:eastAsia="Source Sans Pro" w:hAnsi="Source Sans Pro" w:cs="Source Sans Pro"/>
+          <w:color w:val="000000"/>
+          <w:sz w:val="19"/>
+          <w:szCs w:val="19"/>
+        </w:rPr>
+        <w:t>Deployed Splunk SIEM with SPL correlation searches for brute force detection, lateral movement and privilege escalation and mapped TTPs to MITRE ATT&amp;CK and wrote a PICERL incident report.</w:t>
       </w:r>
     </w:p>
     <w:p>
@@ -707,16 +597,16 @@
           <w:ilvl w:val="0"/>
           <w:numId w:val="2"/>
         </w:numPr>
-        <w:spacing w:before="13" w:after="47"/>
-      </w:pPr>
-      <w:r>
-        <w:rPr>
-          <w:rFonts w:ascii="Source Sans Pro" w:eastAsia="Source Sans Pro" w:hAnsi="Source Sans Pro" w:cs="Source Sans Pro"/>
-          <w:color w:val="000000"/>
-          <w:sz w:val="19"/>
-          <w:szCs w:val="19"/>
-        </w:rPr>
-        <w:t>Built automated SOAR‑style detection pipeline: Python script ingests Splunk alerts, runs IOC enrichment via VirusTotal API and dispatches Telegram notifications with severity classification.</w:t>
+        <w:spacing w:before="13" w:after="15"/>
+      </w:pPr>
+      <w:r>
+        <w:rPr>
+          <w:rFonts w:ascii="Source Sans Pro" w:eastAsia="Source Sans Pro" w:hAnsi="Source Sans Pro" w:cs="Source Sans Pro"/>
+          <w:color w:val="000000"/>
+          <w:sz w:val="19"/>
+          <w:szCs w:val="19"/>
+        </w:rPr>
+        <w:t>Built an automated detection pipeline where a Python script ingests Splunk alerts, enriches IOCs via VirusTotal API and dispatches Telegram notifications with severity classification.</w:t>
       </w:r>
     </w:p>
     <w:p>
@@ -726,196 +616,68 @@
           <w:ilvl w:val="0"/>
           <w:numId w:val="2"/>
         </w:numPr>
-        <w:spacing w:before="13" w:after="47"/>
-      </w:pPr>
-      <w:r>
-        <w:rPr>
-          <w:rFonts w:ascii="Source Sans Pro" w:eastAsia="Source Sans Pro" w:hAnsi="Source Sans Pro" w:cs="Source Sans Pro"/>
-          <w:color w:val="000000"/>
-          <w:sz w:val="19"/>
-          <w:szCs w:val="19"/>
-        </w:rPr>
-        <w:t>Converted detection logic to Sigma rules for vendor‑neutral use and performed TCP/IP analysis in Wireshark to detect SYN scans, DNS tunnelling and plaintext credential exposure, creating a Sigma rule set for detection.</w:t>
-      </w:r>
-    </w:p>
-    <w:p>
-      <w:pPr>
-        <w:pBdr>
-          <w:bottom w:val="single" w:sz="6" w:space="1" w:color="000000"/>
-        </w:pBdr>
-        <w:spacing w:before="41" w:after="41"/>
-        <w:rPr>
-          <w:rFonts w:ascii="Source Sans Pro" w:eastAsia="Source Sans Pro" w:hAnsi="Source Sans Pro" w:cs="Source Sans Pro"/>
-          <w:b/>
-          <w:bCs/>
-          <w:color w:val="000000"/>
-          <w:sz w:val="22"/>
-          <w:szCs w:val="22"/>
-        </w:rPr>
-      </w:pPr>
-    </w:p>
-    <w:p>
-      <w:pPr>
-        <w:pBdr>
-          <w:bottom w:val="single" w:sz="6" w:space="1" w:color="000000"/>
-        </w:pBdr>
-        <w:spacing w:before="183" w:after="0"/>
-      </w:pPr>
-      <w:r>
-        <w:rPr>
-          <w:rFonts w:ascii="Source Sans Pro" w:eastAsia="Source Sans Pro" w:hAnsi="Source Sans Pro" w:cs="Source Sans Pro"/>
-          <w:b/>
-          <w:bCs/>
-          <w:color w:val="000000"/>
-          <w:sz w:val="22"/>
-          <w:szCs w:val="22"/>
-        </w:rPr>
-        <w:t>Technical Skills</w:t>
-      </w:r>
-    </w:p>
-    <w:p>
-      <w:pPr>
-        <w:spacing w:before="65" w:after="65"/>
-      </w:pPr>
-      <w:r>
-        <w:rPr>
-          <w:rFonts w:ascii="Source Sans Pro" w:eastAsia="Source Sans Pro" w:hAnsi="Source Sans Pro" w:cs="Source Sans Pro"/>
-          <w:b/>
-          <w:sz w:val="19"/>
-          <w:szCs w:val="19"/>
-        </w:rPr>
-        <w:t xml:space="preserve">SOC Operations: </w:t>
-      </w:r>
-      <w:r>
-        <w:rPr>
-          <w:rFonts w:ascii="Source Sans Pro" w:eastAsia="Source Sans Pro" w:hAnsi="Source Sans Pro" w:cs="Source Sans Pro"/>
-          <w:sz w:val="19"/>
-          <w:szCs w:val="19"/>
-        </w:rPr>
-        <w:t>Alert triage, incident investigation, log analysis, threat detection, escalation, false positive analysis</w:t>
-      </w:r>
-    </w:p>
-    <w:p>
-      <w:pPr>
-        <w:spacing w:before="65" w:after="65"/>
-      </w:pPr>
-      <w:r>
-        <w:rPr>
-          <w:rFonts w:ascii="Source Sans Pro" w:eastAsia="Source Sans Pro" w:hAnsi="Source Sans Pro" w:cs="Source Sans Pro"/>
-          <w:b/>
-          <w:sz w:val="19"/>
-          <w:szCs w:val="19"/>
-        </w:rPr>
-        <w:t xml:space="preserve">SIEM &amp; Monitoring: </w:t>
-      </w:r>
-      <w:r>
-        <w:rPr>
-          <w:rFonts w:ascii="Source Sans Pro" w:eastAsia="Source Sans Pro" w:hAnsi="Source Sans Pro" w:cs="Source Sans Pro"/>
-          <w:sz w:val="19"/>
-          <w:szCs w:val="19"/>
-        </w:rPr>
-        <w:t>Splunk (SPL), Elastic SIEM (basic), Windows Event Logs, Sysmon, Wireshark</w:t>
-      </w:r>
-    </w:p>
-    <w:p>
-      <w:pPr>
-        <w:spacing w:before="65" w:after="65"/>
-      </w:pPr>
-      <w:r>
-        <w:rPr>
-          <w:rFonts w:ascii="Source Sans Pro" w:eastAsia="Source Sans Pro" w:hAnsi="Source Sans Pro" w:cs="Source Sans Pro"/>
-          <w:b/>
-          <w:sz w:val="19"/>
-          <w:szCs w:val="19"/>
-        </w:rPr>
-        <w:t xml:space="preserve">Threat Intelligence: </w:t>
-      </w:r>
-      <w:r>
-        <w:rPr>
-          <w:rFonts w:ascii="Source Sans Pro" w:eastAsia="Source Sans Pro" w:hAnsi="Source Sans Pro" w:cs="Source Sans Pro"/>
-          <w:sz w:val="19"/>
-          <w:szCs w:val="19"/>
-        </w:rPr>
-        <w:t>MITRE ATT&amp;CK, IOC analysis, VirusTotal, OSINT enrichment, Cyber Kill Chain</w:t>
-      </w:r>
-    </w:p>
-    <w:p>
-      <w:pPr>
-        <w:spacing w:before="65" w:after="65"/>
-      </w:pPr>
-      <w:r>
-        <w:rPr>
-          <w:rFonts w:ascii="Source Sans Pro" w:eastAsia="Source Sans Pro" w:hAnsi="Source Sans Pro" w:cs="Source Sans Pro"/>
-          <w:b/>
-          <w:sz w:val="19"/>
-          <w:szCs w:val="19"/>
-        </w:rPr>
-        <w:t xml:space="preserve">Systems &amp; Networking: </w:t>
-      </w:r>
-      <w:r>
-        <w:rPr>
-          <w:rFonts w:ascii="Source Sans Pro" w:eastAsia="Source Sans Pro" w:hAnsi="Source Sans Pro" w:cs="Source Sans Pro"/>
-          <w:sz w:val="19"/>
-          <w:szCs w:val="19"/>
-        </w:rPr>
-        <w:t>Windows internals, Linux fundamentals, TCP/IP, DNS, HTTP/S, firewall and IDS/IPS concepts</w:t>
-      </w:r>
-    </w:p>
-    <w:p>
-      <w:pPr>
-        <w:spacing w:before="65" w:after="65"/>
-      </w:pPr>
-      <w:r>
-        <w:rPr>
-          <w:rFonts w:ascii="Source Sans Pro" w:eastAsia="Source Sans Pro" w:hAnsi="Source Sans Pro" w:cs="Source Sans Pro"/>
-          <w:b/>
-          <w:sz w:val="19"/>
-          <w:szCs w:val="19"/>
-        </w:rPr>
-        <w:t xml:space="preserve">Automation: </w:t>
-      </w:r>
-      <w:r>
-        <w:rPr>
-          <w:rFonts w:ascii="Source Sans Pro" w:eastAsia="Source Sans Pro" w:hAnsi="Source Sans Pro" w:cs="Source Sans Pro"/>
-          <w:sz w:val="19"/>
-          <w:szCs w:val="19"/>
-        </w:rPr>
-        <w:t>Python, Bash (basic), regular expressions</w:t>
-      </w:r>
-    </w:p>
-    <w:p>
-      <w:pPr>
-        <w:pBdr>
-          <w:bottom w:val="single" w:sz="6" w:space="1" w:color="000000"/>
-        </w:pBdr>
-        <w:spacing w:before="41" w:after="41"/>
-        <w:rPr>
-          <w:rFonts w:ascii="Source Sans Pro" w:eastAsia="Source Sans Pro" w:hAnsi="Source Sans Pro" w:cs="Source Sans Pro"/>
-          <w:b/>
-          <w:bCs/>
-          <w:color w:val="000000"/>
-          <w:sz w:val="22"/>
-          <w:szCs w:val="22"/>
-        </w:rPr>
-      </w:pPr>
-    </w:p>
-    <w:p>
-      <w:pPr>
-        <w:pBdr>
-          <w:bottom w:val="single" w:sz="6" w:space="1" w:color="000000"/>
-        </w:pBdr>
-        <w:spacing w:before="183" w:after="0"/>
-      </w:pPr>
-      <w:r>
-        <w:rPr>
-          <w:rFonts w:ascii="Source Sans Pro" w:eastAsia="Source Sans Pro" w:hAnsi="Source Sans Pro" w:cs="Source Sans Pro"/>
-          <w:b/>
-          <w:bCs/>
-          <w:color w:val="000000"/>
-          <w:sz w:val="22"/>
-          <w:szCs w:val="22"/>
-        </w:rPr>
-        <w:t>Certifications</w:t>
+        <w:spacing w:before="13" w:after="15"/>
+      </w:pPr>
+      <w:r>
+        <w:rPr>
+          <w:rFonts w:ascii="Source Sans Pro" w:eastAsia="Source Sans Pro" w:hAnsi="Source Sans Pro" w:cs="Source Sans Pro"/>
+          <w:color w:val="000000"/>
+          <w:sz w:val="19"/>
+          <w:szCs w:val="19"/>
+        </w:rPr>
+        <w:t>Converted detection logic to Sigma rules for vendor neutral use and performed Wireshark TCP/IP analysis to detect SYN scans, DNS tunnelling and plaintext credential exposure and documented the findings in a Wireshark analysis report.</w:t>
+      </w:r>
+    </w:p>
+    <w:p>
+      <w:pPr>
+        <w:spacing w:before="33" w:after="3"/>
+      </w:pPr>
+    </w:p>
+    <w:p>
+      <w:pPr>
+        <w:tabs>
+          <w:tab w:val="right" w:pos="10800"/>
+        </w:tabs>
+        <w:spacing w:before="30"/>
+      </w:pPr>
+      <w:hyperlink r:id="rId9">
+        <w:r>
+          <w:rPr>
+            <w:rFonts w:ascii="Source Sans Pro" w:eastAsia="Source Sans Pro" w:hAnsi="Source Sans Pro" w:cs="Source Sans Pro"/>
+            <w:b/>
+            <w:color w:val="000000"/>
+            <w:sz w:val="19"/>
+            <w:szCs w:val="19"/>
+            <w:u w:val="single"/>
+          </w:rPr>
+          <w:t>Phishing and OSINT Threat Intelligence Tool</w:t>
+        </w:r>
+      </w:hyperlink>
+      <w:r>
+        <w:rPr>
+          <w:rFonts w:ascii="Source Sans Pro" w:eastAsia="Source Sans Pro" w:hAnsi="Source Sans Pro" w:cs="Source Sans Pro"/>
+          <w:sz w:val="19"/>
+          <w:szCs w:val="19"/>
+        </w:rPr>
+        <w:t xml:space="preserve">  |  </w:t>
+      </w:r>
+      <w:r>
+        <w:rPr>
+          <w:rFonts w:ascii="Source Sans Pro" w:eastAsia="Source Sans Pro" w:hAnsi="Source Sans Pro" w:cs="Source Sans Pro"/>
+          <w:sz w:val="19"/>
+          <w:szCs w:val="19"/>
+        </w:rPr>
+        <w:tab/>
+      </w:r>
+      <w:r>
+        <w:rPr>
+          <w:rFonts w:ascii="Source Sans Pro Light" w:eastAsia="Source Sans Pro" w:hAnsi="Source Sans Pro Light" w:cs="Source Sans Pro"/>
+          <w:i/>
+          <w:iCs/>
+          <w:sz w:val="19"/>
+          <w:szCs w:val="19"/>
+        </w:rPr>
+        <w:t>Python, VirusTotal API, AbuseIPDB, WHOIS, Telegram bot</w:t>
       </w:r>
     </w:p>
     <w:p>
@@ -925,16 +687,16 @@
           <w:ilvl w:val="0"/>
           <w:numId w:val="2"/>
         </w:numPr>
-        <w:spacing w:before="13" w:after="47"/>
-      </w:pPr>
-      <w:r>
-        <w:rPr>
-          <w:rFonts w:ascii="Source Sans Pro" w:eastAsia="Source Sans Pro" w:hAnsi="Source Sans Pro" w:cs="Source Sans Pro"/>
-          <w:color w:val="000000"/>
-          <w:sz w:val="19"/>
-          <w:szCs w:val="19"/>
-        </w:rPr>
-        <w:t>CompTIA Security+ SY0-701  —  in progress, exam target Q3 2026</w:t>
+        <w:spacing w:before="13" w:after="15"/>
+      </w:pPr>
+      <w:r>
+        <w:rPr>
+          <w:rFonts w:ascii="Source Sans Pro" w:eastAsia="Source Sans Pro" w:hAnsi="Source Sans Pro" w:cs="Source Sans Pro"/>
+          <w:color w:val="000000"/>
+          <w:sz w:val="19"/>
+          <w:szCs w:val="19"/>
+        </w:rPr>
+        <w:t>Built a multi‑API threat intelligence pipeline that submits suspicious URLs and IPs to VirusTotal, AbuseIPDB and URLScan.io and cross‑references WHOIS registration age, DNS records and SSL details for phishing analysis.</w:t>
       </w:r>
     </w:p>
     <w:p>
@@ -944,7 +706,244 @@
           <w:ilvl w:val="0"/>
           <w:numId w:val="2"/>
         </w:numPr>
-        <w:spacing w:before="13" w:after="47"/>
+        <w:spacing w:before="13" w:after="15"/>
+      </w:pPr>
+      <w:r>
+        <w:rPr>
+          <w:rFonts w:ascii="Source Sans Pro" w:eastAsia="Source Sans Pro" w:hAnsi="Source Sans Pro" w:cs="Source Sans Pro"/>
+          <w:color w:val="000000"/>
+          <w:sz w:val="19"/>
+          <w:szCs w:val="19"/>
+        </w:rPr>
+        <w:t>Implemented a typosquatting domain detector that generates character substitution variants of brand domains and checks live DNS resolution for brand impersonation analysis.</w:t>
+      </w:r>
+    </w:p>
+    <w:p>
+      <w:pPr>
+        <w:pStyle w:val="ListParagraph"/>
+        <w:numPr>
+          <w:ilvl w:val="0"/>
+          <w:numId w:val="2"/>
+        </w:numPr>
+        <w:spacing w:before="13" w:after="15"/>
+      </w:pPr>
+      <w:r>
+        <w:rPr>
+          <w:rFonts w:ascii="Source Sans Pro" w:eastAsia="Source Sans Pro" w:hAnsi="Source Sans Pro" w:cs="Source Sans Pro"/>
+          <w:color w:val="000000"/>
+          <w:sz w:val="19"/>
+          <w:szCs w:val="19"/>
+        </w:rPr>
+        <w:t>Deployed a Telegram bot interface allowing analysts to submit URLs for live IOC enrichment, supports bulk CSV input and output and adds OSINT enrichment via theHarvester for domain profiling.</w:t>
+      </w:r>
+    </w:p>
+    <w:p>
+      <w:pPr>
+        <w:pBdr>
+          <w:bottom w:val="single" w:sz="6" w:space="1" w:color="000000"/>
+        </w:pBdr>
+        <w:spacing w:before="158" w:after="55"/>
+        <w:rPr>
+          <w:rFonts w:ascii="Source Sans Pro" w:eastAsia="Source Sans Pro" w:hAnsi="Source Sans Pro" w:cs="Source Sans Pro"/>
+          <w:b/>
+          <w:bCs/>
+          <w:color w:val="000000"/>
+          <w:sz w:val="22"/>
+          <w:szCs w:val="22"/>
+        </w:rPr>
+      </w:pPr>
+    </w:p>
+    <w:p>
+      <w:pPr>
+        <w:pBdr>
+          <w:bottom w:val="single" w:sz="6" w:space="1" w:color="000000"/>
+        </w:pBdr>
+        <w:spacing w:before="167" w:after="52"/>
+      </w:pPr>
+      <w:r>
+        <w:rPr>
+          <w:rFonts w:ascii="Source Sans Pro" w:eastAsia="Source Sans Pro" w:hAnsi="Source Sans Pro" w:cs="Source Sans Pro"/>
+          <w:b/>
+          <w:bCs/>
+          <w:color w:val="000000"/>
+          <w:sz w:val="22"/>
+          <w:szCs w:val="22"/>
+        </w:rPr>
+        <w:t>Technical Skills</w:t>
+      </w:r>
+    </w:p>
+    <w:p>
+      <w:pPr>
+        <w:spacing w:before="27" w:after="27"/>
+      </w:pPr>
+      <w:r>
+        <w:rPr>
+          <w:rFonts w:ascii="Source Sans Pro" w:eastAsia="Source Sans Pro" w:hAnsi="Source Sans Pro" w:cs="Source Sans Pro"/>
+          <w:b/>
+          <w:sz w:val="19"/>
+          <w:szCs w:val="19"/>
+        </w:rPr>
+        <w:t xml:space="preserve">SOC Operations: </w:t>
+      </w:r>
+      <w:r>
+        <w:rPr>
+          <w:rFonts w:ascii="Source Sans Pro" w:eastAsia="Source Sans Pro" w:hAnsi="Source Sans Pro" w:cs="Source Sans Pro"/>
+          <w:sz w:val="19"/>
+          <w:szCs w:val="19"/>
+        </w:rPr>
+        <w:t>Alert triage, incident investigation, log analysis, threat detection, escalation, false positive analysis</w:t>
+      </w:r>
+    </w:p>
+    <w:p>
+      <w:pPr>
+        <w:spacing w:before="27" w:after="27"/>
+      </w:pPr>
+      <w:r>
+        <w:rPr>
+          <w:rFonts w:ascii="Source Sans Pro" w:eastAsia="Source Sans Pro" w:hAnsi="Source Sans Pro" w:cs="Source Sans Pro"/>
+          <w:b/>
+          <w:sz w:val="19"/>
+          <w:szCs w:val="19"/>
+        </w:rPr>
+        <w:t xml:space="preserve">SIEM &amp; Monitoring: </w:t>
+      </w:r>
+      <w:r>
+        <w:rPr>
+          <w:rFonts w:ascii="Source Sans Pro" w:eastAsia="Source Sans Pro" w:hAnsi="Source Sans Pro" w:cs="Source Sans Pro"/>
+          <w:sz w:val="19"/>
+          <w:szCs w:val="19"/>
+        </w:rPr>
+        <w:t>Splunk (SPL), Elastic SIEM (basic), Windows Event Logs, Sysmon, Wireshark</w:t>
+      </w:r>
+    </w:p>
+    <w:p>
+      <w:pPr>
+        <w:spacing w:before="27" w:after="27"/>
+      </w:pPr>
+      <w:r>
+        <w:rPr>
+          <w:rFonts w:ascii="Source Sans Pro" w:eastAsia="Source Sans Pro" w:hAnsi="Source Sans Pro" w:cs="Source Sans Pro"/>
+          <w:b/>
+          <w:sz w:val="19"/>
+          <w:szCs w:val="19"/>
+        </w:rPr>
+        <w:t xml:space="preserve">Threat Intelligence: </w:t>
+      </w:r>
+      <w:r>
+        <w:rPr>
+          <w:rFonts w:ascii="Source Sans Pro" w:eastAsia="Source Sans Pro" w:hAnsi="Source Sans Pro" w:cs="Source Sans Pro"/>
+          <w:sz w:val="19"/>
+          <w:szCs w:val="19"/>
+        </w:rPr>
+        <w:t>MITRE ATT&amp;CK, IOC analysis, VirusTotal, OSINT enrichment, Cyber Kill Chain</w:t>
+      </w:r>
+    </w:p>
+    <w:p>
+      <w:pPr>
+        <w:spacing w:before="27" w:after="27"/>
+      </w:pPr>
+      <w:r>
+        <w:rPr>
+          <w:rFonts w:ascii="Source Sans Pro" w:eastAsia="Source Sans Pro" w:hAnsi="Source Sans Pro" w:cs="Source Sans Pro"/>
+          <w:b/>
+          <w:sz w:val="19"/>
+          <w:szCs w:val="19"/>
+        </w:rPr>
+        <w:t xml:space="preserve">Systems &amp; Networking: </w:t>
+      </w:r>
+      <w:r>
+        <w:rPr>
+          <w:rFonts w:ascii="Source Sans Pro" w:eastAsia="Source Sans Pro" w:hAnsi="Source Sans Pro" w:cs="Source Sans Pro"/>
+          <w:sz w:val="19"/>
+          <w:szCs w:val="19"/>
+        </w:rPr>
+        <w:t>Windows internals, Linux fundamentals, TCP/IP, DNS, HTTP/S, IDS/IPS, AWS (IAM, CloudTrail, GuardDuty), cloud security posture</w:t>
+      </w:r>
+    </w:p>
+    <w:p>
+      <w:pPr>
+        <w:spacing w:before="27" w:after="27"/>
+      </w:pPr>
+      <w:r>
+        <w:rPr>
+          <w:rFonts w:ascii="Source Sans Pro" w:eastAsia="Source Sans Pro" w:hAnsi="Source Sans Pro" w:cs="Source Sans Pro"/>
+          <w:b/>
+          <w:sz w:val="19"/>
+          <w:szCs w:val="19"/>
+        </w:rPr>
+        <w:t xml:space="preserve">Automation: </w:t>
+      </w:r>
+      <w:r>
+        <w:rPr>
+          <w:rFonts w:ascii="Source Sans Pro" w:eastAsia="Source Sans Pro" w:hAnsi="Source Sans Pro" w:cs="Source Sans Pro"/>
+          <w:sz w:val="19"/>
+          <w:szCs w:val="19"/>
+        </w:rPr>
+        <w:t>Python, Bash (basic), boto3, regular expressions</w:t>
+      </w:r>
+    </w:p>
+    <w:p>
+      <w:pPr>
+        <w:pBdr>
+          <w:bottom w:val="single" w:sz="6" w:space="1" w:color="000000"/>
+        </w:pBdr>
+        <w:spacing w:before="158" w:after="55"/>
+        <w:rPr>
+          <w:rFonts w:ascii="Source Sans Pro" w:eastAsia="Source Sans Pro" w:hAnsi="Source Sans Pro" w:cs="Source Sans Pro"/>
+          <w:b/>
+          <w:bCs/>
+          <w:color w:val="000000"/>
+          <w:sz w:val="22"/>
+          <w:szCs w:val="22"/>
+        </w:rPr>
+      </w:pPr>
+    </w:p>
+    <w:p>
+      <w:pPr>
+        <w:pBdr>
+          <w:bottom w:val="single" w:sz="6" w:space="1" w:color="000000"/>
+        </w:pBdr>
+        <w:spacing w:before="167" w:after="52"/>
+      </w:pPr>
+      <w:r>
+        <w:rPr>
+          <w:rFonts w:ascii="Source Sans Pro" w:eastAsia="Source Sans Pro" w:hAnsi="Source Sans Pro" w:cs="Source Sans Pro"/>
+          <w:b/>
+          <w:bCs/>
+          <w:color w:val="000000"/>
+          <w:sz w:val="22"/>
+          <w:szCs w:val="22"/>
+        </w:rPr>
+        <w:t>Certifications</w:t>
+      </w:r>
+    </w:p>
+    <w:p>
+      <w:pPr>
+        <w:pStyle w:val="ListParagraph"/>
+        <w:numPr>
+          <w:ilvl w:val="0"/>
+          <w:numId w:val="2"/>
+        </w:numPr>
+        <w:spacing w:before="13" w:after="15"/>
+      </w:pPr>
+      <w:r>
+        <w:rPr>
+          <w:rFonts w:ascii="Source Sans Pro" w:eastAsia="Source Sans Pro" w:hAnsi="Source Sans Pro" w:cs="Source Sans Pro"/>
+          <w:color w:val="000000"/>
+          <w:sz w:val="19"/>
+          <w:szCs w:val="19"/>
+        </w:rPr>
+        <w:t>CompTIA Security+ SY0-701  —  in progress, exam target Q3 2026</w:t>
+      </w:r>
+    </w:p>
+    <w:p>
+      <w:pPr>
+        <w:pStyle w:val="ListParagraph"/>
+        <w:numPr>
+          <w:ilvl w:val="0"/>
+          <w:numId w:val="2"/>
+        </w:numPr>
+        <w:spacing w:before="13" w:after="15"/>
       </w:pPr>
       <w:r>
         <w:rPr>

--- a/resumes/Akshay_P_Resume.docx
+++ b/resumes/Akshay_P_Resume.docx
@@ -116,7 +116,7 @@
         <w:pBdr>
           <w:bottom w:val="single" w:sz="6" w:space="1" w:color="000000"/>
         </w:pBdr>
-        <w:spacing w:before="372" w:after="52"/>
+        <w:spacing w:before="422" w:after="52"/>
       </w:pPr>
       <w:r>
         <w:rPr>
@@ -294,7 +294,7 @@
     </w:p>
     <w:p>
       <w:pPr>
-        <w:spacing w:before="11" w:after="3"/>
+        <w:spacing w:before="23" w:after="15"/>
       </w:pPr>
     </w:p>
     <w:p>
@@ -302,7 +302,7 @@
         <w:pBdr>
           <w:bottom w:val="single" w:sz="6" w:space="1" w:color="000000"/>
         </w:pBdr>
-        <w:spacing w:before="167" w:after="52"/>
+        <w:spacing w:before="217" w:after="52"/>
       </w:pPr>
       <w:r>
         <w:rPr>
@@ -420,16 +420,16 @@
           <w:ilvl w:val="0"/>
           <w:numId w:val="2"/>
         </w:numPr>
-        <w:spacing w:before="13" w:after="15"/>
-      </w:pPr>
-      <w:r>
-        <w:rPr>
-          <w:rFonts w:ascii="Source Sans Pro" w:eastAsia="Source Sans Pro" w:hAnsi="Source Sans Pro" w:cs="Source Sans Pro"/>
-          <w:color w:val="000000"/>
-          <w:sz w:val="19"/>
-          <w:szCs w:val="19"/>
-        </w:rPr>
-        <w:t>Triaged 50+ weekly inventory reimbursement cases by severity and policy eligibility, applying structured triage and escalation workflows, producing a daily triage summary report.</w:t>
+        <w:spacing w:before="13" w:after="26"/>
+      </w:pPr>
+      <w:r>
+        <w:rPr>
+          <w:rFonts w:ascii="Source Sans Pro" w:eastAsia="Source Sans Pro" w:hAnsi="Source Sans Pro" w:cs="Source Sans Pro"/>
+          <w:color w:val="000000"/>
+          <w:sz w:val="19"/>
+          <w:szCs w:val="19"/>
+        </w:rPr>
+        <w:t>Triaged 50+ weekly inventory reimbursement cases by severity and policy eligibility, applying structured triage and escalation workflow aligned with access governance, achieving audit‑ready processing.</w:t>
       </w:r>
     </w:p>
     <w:p>
@@ -439,16 +439,16 @@
           <w:ilvl w:val="0"/>
           <w:numId w:val="2"/>
         </w:numPr>
-        <w:spacing w:before="13" w:after="15"/>
-      </w:pPr>
-      <w:r>
-        <w:rPr>
-          <w:rFonts w:ascii="Source Sans Pro" w:eastAsia="Source Sans Pro" w:hAnsi="Source Sans Pro" w:cs="Source Sans Pro"/>
-          <w:color w:val="000000"/>
-          <w:sz w:val="19"/>
-          <w:szCs w:val="19"/>
-        </w:rPr>
-        <w:t>Investigated root causes of seller claims, identified policy violations and anomalous patterns, and escalated findings to senior reviewers in a formal escalation packet.</w:t>
+        <w:spacing w:before="13" w:after="26"/>
+      </w:pPr>
+      <w:r>
+        <w:rPr>
+          <w:rFonts w:ascii="Source Sans Pro" w:eastAsia="Source Sans Pro" w:hAnsi="Source Sans Pro" w:cs="Source Sans Pro"/>
+          <w:color w:val="000000"/>
+          <w:sz w:val="19"/>
+          <w:szCs w:val="19"/>
+        </w:rPr>
+        <w:t>Investigated root causes of seller claims, identified policy violations and anomalous patterns, and escalated findings to senior reviewers for remediation.</w:t>
       </w:r>
     </w:p>
     <w:p>
@@ -458,16 +458,16 @@
           <w:ilvl w:val="0"/>
           <w:numId w:val="2"/>
         </w:numPr>
-        <w:spacing w:before="13" w:after="15"/>
-      </w:pPr>
-      <w:r>
-        <w:rPr>
-          <w:rFonts w:ascii="Source Sans Pro" w:eastAsia="Source Sans Pro" w:hAnsi="Source Sans Pro" w:cs="Source Sans Pro"/>
-          <w:color w:val="000000"/>
-          <w:sz w:val="19"/>
-          <w:szCs w:val="19"/>
-        </w:rPr>
-        <w:t>Documented audit‑ready case records with investigation findings, evidence notes, and corrective actions, creating a compliant case dossier for governance reviews.</w:t>
+        <w:spacing w:before="13" w:after="26"/>
+      </w:pPr>
+      <w:r>
+        <w:rPr>
+          <w:rFonts w:ascii="Source Sans Pro" w:eastAsia="Source Sans Pro" w:hAnsi="Source Sans Pro" w:cs="Source Sans Pro"/>
+          <w:color w:val="000000"/>
+          <w:sz w:val="19"/>
+          <w:szCs w:val="19"/>
+        </w:rPr>
+        <w:t>Documented audit‑ready case records with investigation findings, evidence notes, and corrective actions, supporting compliance review and traceability.</w:t>
       </w:r>
     </w:p>
     <w:p>
@@ -477,7 +477,7 @@
           <w:ilvl w:val="0"/>
           <w:numId w:val="2"/>
         </w:numPr>
-        <w:spacing w:before="13" w:after="15"/>
+        <w:spacing w:before="13" w:after="26"/>
       </w:pPr>
       <w:r>
         <w:rPr>
@@ -494,7 +494,7 @@
         <w:pBdr>
           <w:bottom w:val="single" w:sz="6" w:space="1" w:color="000000"/>
         </w:pBdr>
-        <w:spacing w:before="158" w:after="55"/>
+        <w:spacing w:before="170" w:after="67"/>
         <w:rPr>
           <w:rFonts w:ascii="Source Sans Pro" w:eastAsia="Source Sans Pro" w:hAnsi="Source Sans Pro" w:cs="Source Sans Pro"/>
           <w:b/>
@@ -510,7 +510,7 @@
         <w:pBdr>
           <w:bottom w:val="single" w:sz="6" w:space="1" w:color="000000"/>
         </w:pBdr>
-        <w:spacing w:before="167" w:after="52"/>
+        <w:spacing w:before="217" w:after="52"/>
       </w:pPr>
       <w:r>
         <w:rPr>
@@ -578,16 +578,16 @@
           <w:ilvl w:val="0"/>
           <w:numId w:val="2"/>
         </w:numPr>
-        <w:spacing w:before="13" w:after="15"/>
-      </w:pPr>
-      <w:r>
-        <w:rPr>
-          <w:rFonts w:ascii="Source Sans Pro" w:eastAsia="Source Sans Pro" w:hAnsi="Source Sans Pro" w:cs="Source Sans Pro"/>
-          <w:color w:val="000000"/>
-          <w:sz w:val="19"/>
-          <w:szCs w:val="19"/>
-        </w:rPr>
-        <w:t>Deployed Splunk SIEM with SPL correlation searches for brute force detection, lateral movement and privilege escalation and mapped TTPs to MITRE ATT&amp;CK and wrote a PICERL incident report.</w:t>
+        <w:spacing w:before="13" w:after="26"/>
+      </w:pPr>
+      <w:r>
+        <w:rPr>
+          <w:rFonts w:ascii="Source Sans Pro" w:eastAsia="Source Sans Pro" w:hAnsi="Source Sans Pro" w:cs="Source Sans Pro"/>
+          <w:color w:val="000000"/>
+          <w:sz w:val="19"/>
+          <w:szCs w:val="19"/>
+        </w:rPr>
+        <w:t>Deployed Splunk SIEM with SPL correlation searches for brute-force detection, lateral movement and privilege escalation and mapped TTPs to MITRE ATT&amp;CK and wrote PICERL incident report.</w:t>
       </w:r>
     </w:p>
     <w:p>
@@ -597,16 +597,16 @@
           <w:ilvl w:val="0"/>
           <w:numId w:val="2"/>
         </w:numPr>
-        <w:spacing w:before="13" w:after="15"/>
-      </w:pPr>
-      <w:r>
-        <w:rPr>
-          <w:rFonts w:ascii="Source Sans Pro" w:eastAsia="Source Sans Pro" w:hAnsi="Source Sans Pro" w:cs="Source Sans Pro"/>
-          <w:color w:val="000000"/>
-          <w:sz w:val="19"/>
-          <w:szCs w:val="19"/>
-        </w:rPr>
-        <w:t>Built an automated detection pipeline where a Python script ingests Splunk alerts, enriches IOCs via VirusTotal API and dispatches Telegram notifications with severity classification.</w:t>
+        <w:spacing w:before="13" w:after="26"/>
+      </w:pPr>
+      <w:r>
+        <w:rPr>
+          <w:rFonts w:ascii="Source Sans Pro" w:eastAsia="Source Sans Pro" w:hAnsi="Source Sans Pro" w:cs="Source Sans Pro"/>
+          <w:color w:val="000000"/>
+          <w:sz w:val="19"/>
+          <w:szCs w:val="19"/>
+        </w:rPr>
+        <w:t>Built Python script that ingests Splunk alerts, enriches them with MITRE ATT&amp;CK technique mapping and generates console notifications with severity classification and logged the severity classification output.</w:t>
       </w:r>
     </w:p>
     <w:p>
@@ -616,21 +616,21 @@
           <w:ilvl w:val="0"/>
           <w:numId w:val="2"/>
         </w:numPr>
-        <w:spacing w:before="13" w:after="15"/>
-      </w:pPr>
-      <w:r>
-        <w:rPr>
-          <w:rFonts w:ascii="Source Sans Pro" w:eastAsia="Source Sans Pro" w:hAnsi="Source Sans Pro" w:cs="Source Sans Pro"/>
-          <w:color w:val="000000"/>
-          <w:sz w:val="19"/>
-          <w:szCs w:val="19"/>
-        </w:rPr>
-        <w:t>Converted detection logic to Sigma rules for vendor neutral use and performed Wireshark TCP/IP analysis to detect SYN scans, DNS tunnelling and plaintext credential exposure and documented the findings in a Wireshark analysis report.</w:t>
-      </w:r>
-    </w:p>
-    <w:p>
-      <w:pPr>
-        <w:spacing w:before="33" w:after="3"/>
+        <w:spacing w:before="13" w:after="26"/>
+      </w:pPr>
+      <w:r>
+        <w:rPr>
+          <w:rFonts w:ascii="Source Sans Pro" w:eastAsia="Source Sans Pro" w:hAnsi="Source Sans Pro" w:cs="Source Sans Pro"/>
+          <w:color w:val="000000"/>
+          <w:sz w:val="19"/>
+          <w:szCs w:val="19"/>
+        </w:rPr>
+        <w:t>Translated detection logic into Python parsers and captured network traffic in Wireshark to identify SYN scans, DNS tunnelling and plaintext credential exposure and saved the results as a Wireshark capture file.</w:t>
+      </w:r>
+    </w:p>
+    <w:p>
+      <w:pPr>
+        <w:spacing w:before="45" w:after="15"/>
       </w:pPr>
     </w:p>
     <w:p>
@@ -650,7 +650,7 @@
             <w:szCs w:val="19"/>
             <w:u w:val="single"/>
           </w:rPr>
-          <w:t>Phishing and OSINT Threat Intelligence Tool</w:t>
+          <w:t>Vulnerability Scanner and Patch Prioritization Engine</w:t>
         </w:r>
       </w:hyperlink>
       <w:r>
@@ -677,7 +677,7 @@
           <w:sz w:val="19"/>
           <w:szCs w:val="19"/>
         </w:rPr>
-        <w:t>Python, VirusTotal API, AbuseIPDB, WHOIS, Telegram bot</w:t>
+        <w:t>Python, Bash, Nessus, OpenVAS, NVD API</w:t>
       </w:r>
     </w:p>
     <w:p>
@@ -687,16 +687,16 @@
           <w:ilvl w:val="0"/>
           <w:numId w:val="2"/>
         </w:numPr>
-        <w:spacing w:before="13" w:after="15"/>
-      </w:pPr>
-      <w:r>
-        <w:rPr>
-          <w:rFonts w:ascii="Source Sans Pro" w:eastAsia="Source Sans Pro" w:hAnsi="Source Sans Pro" w:cs="Source Sans Pro"/>
-          <w:color w:val="000000"/>
-          <w:sz w:val="19"/>
-          <w:szCs w:val="19"/>
-        </w:rPr>
-        <w:t>Built a multi‑API threat intelligence pipeline that submits suspicious URLs and IPs to VirusTotal, AbuseIPDB and URLScan.io and cross‑references WHOIS registration age, DNS records and SSL details for phishing analysis.</w:t>
+        <w:spacing w:before="13" w:after="26"/>
+      </w:pPr>
+      <w:r>
+        <w:rPr>
+          <w:rFonts w:ascii="Source Sans Pro" w:eastAsia="Source Sans Pro" w:hAnsi="Source Sans Pro" w:cs="Source Sans Pro"/>
+          <w:color w:val="000000"/>
+          <w:sz w:val="19"/>
+          <w:szCs w:val="19"/>
+        </w:rPr>
+        <w:t>Built automated vulnerability assessment pipeline integrating Nessus and OpenVAS REST APIs in Python and generated CVE reports classified by CVSS severity and EPSS context from the NVD API.</w:t>
       </w:r>
     </w:p>
     <w:p>
@@ -706,16 +706,16 @@
           <w:ilvl w:val="0"/>
           <w:numId w:val="2"/>
         </w:numPr>
-        <w:spacing w:before="13" w:after="15"/>
-      </w:pPr>
-      <w:r>
-        <w:rPr>
-          <w:rFonts w:ascii="Source Sans Pro" w:eastAsia="Source Sans Pro" w:hAnsi="Source Sans Pro" w:cs="Source Sans Pro"/>
-          <w:color w:val="000000"/>
-          <w:sz w:val="19"/>
-          <w:szCs w:val="19"/>
-        </w:rPr>
-        <w:t>Implemented a typosquatting domain detector that generates character substitution variants of brand domains and checks live DNS resolution for brand impersonation analysis.</w:t>
+        <w:spacing w:before="13" w:after="26"/>
+      </w:pPr>
+      <w:r>
+        <w:rPr>
+          <w:rFonts w:ascii="Source Sans Pro" w:eastAsia="Source Sans Pro" w:hAnsi="Source Sans Pro" w:cs="Source Sans Pro"/>
+          <w:color w:val="000000"/>
+          <w:sz w:val="19"/>
+          <w:szCs w:val="19"/>
+        </w:rPr>
+        <w:t>Developed Bash script that sends crafted HTTP requests to test for injection, broken authentication and SSRF vulnerabilities and documented the findings in a vulnerability report.</w:t>
       </w:r>
     </w:p>
     <w:p>
@@ -725,16 +725,16 @@
           <w:ilvl w:val="0"/>
           <w:numId w:val="2"/>
         </w:numPr>
-        <w:spacing w:before="13" w:after="15"/>
-      </w:pPr>
-      <w:r>
-        <w:rPr>
-          <w:rFonts w:ascii="Source Sans Pro" w:eastAsia="Source Sans Pro" w:hAnsi="Source Sans Pro" w:cs="Source Sans Pro"/>
-          <w:color w:val="000000"/>
-          <w:sz w:val="19"/>
-          <w:szCs w:val="19"/>
-        </w:rPr>
-        <w:t>Deployed a Telegram bot interface allowing analysts to submit URLs for live IOC enrichment, supports bulk CSV input and output and adds OSINT enrichment via theHarvester for domain profiling.</w:t>
+        <w:spacing w:before="13" w:after="26"/>
+      </w:pPr>
+      <w:r>
+        <w:rPr>
+          <w:rFonts w:ascii="Source Sans Pro" w:eastAsia="Source Sans Pro" w:hAnsi="Source Sans Pro" w:cs="Source Sans Pro"/>
+          <w:color w:val="000000"/>
+          <w:sz w:val="19"/>
+          <w:szCs w:val="19"/>
+        </w:rPr>
+        <w:t>Automated scan scheduling with Bash and cron, implemented delta-scan logic to flag newly discovered CVEs and organized patch compliance tracking evidence in a compliance evidence file.</w:t>
       </w:r>
     </w:p>
     <w:p>
@@ -742,7 +742,7 @@
         <w:pBdr>
           <w:bottom w:val="single" w:sz="6" w:space="1" w:color="000000"/>
         </w:pBdr>
-        <w:spacing w:before="158" w:after="55"/>
+        <w:spacing w:before="170" w:after="67"/>
         <w:rPr>
           <w:rFonts w:ascii="Source Sans Pro" w:eastAsia="Source Sans Pro" w:hAnsi="Source Sans Pro" w:cs="Source Sans Pro"/>
           <w:b/>
@@ -758,7 +758,7 @@
         <w:pBdr>
           <w:bottom w:val="single" w:sz="6" w:space="1" w:color="000000"/>
         </w:pBdr>
-        <w:spacing w:before="167" w:after="52"/>
+        <w:spacing w:before="217" w:after="52"/>
       </w:pPr>
       <w:r>
         <w:rPr>
@@ -774,7 +774,7 @@
     </w:p>
     <w:p>
       <w:pPr>
-        <w:spacing w:before="27" w:after="27"/>
+        <w:spacing w:before="39" w:after="39"/>
       </w:pPr>
       <w:r>
         <w:rPr>
@@ -796,7 +796,7 @@
     </w:p>
     <w:p>
       <w:pPr>
-        <w:spacing w:before="27" w:after="27"/>
+        <w:spacing w:before="39" w:after="39"/>
       </w:pPr>
       <w:r>
         <w:rPr>
@@ -818,7 +818,7 @@
     </w:p>
     <w:p>
       <w:pPr>
-        <w:spacing w:before="27" w:after="27"/>
+        <w:spacing w:before="39" w:after="39"/>
       </w:pPr>
       <w:r>
         <w:rPr>
@@ -840,7 +840,7 @@
     </w:p>
     <w:p>
       <w:pPr>
-        <w:spacing w:before="27" w:after="27"/>
+        <w:spacing w:before="39" w:after="39"/>
       </w:pPr>
       <w:r>
         <w:rPr>
@@ -862,7 +862,7 @@
     </w:p>
     <w:p>
       <w:pPr>
-        <w:spacing w:before="27" w:after="27"/>
+        <w:spacing w:before="39" w:after="39"/>
       </w:pPr>
       <w:r>
         <w:rPr>
@@ -887,7 +887,7 @@
         <w:pBdr>
           <w:bottom w:val="single" w:sz="6" w:space="1" w:color="000000"/>
         </w:pBdr>
-        <w:spacing w:before="158" w:after="55"/>
+        <w:spacing w:before="170" w:after="67"/>
         <w:rPr>
           <w:rFonts w:ascii="Source Sans Pro" w:eastAsia="Source Sans Pro" w:hAnsi="Source Sans Pro" w:cs="Source Sans Pro"/>
           <w:b/>
@@ -903,7 +903,7 @@
         <w:pBdr>
           <w:bottom w:val="single" w:sz="6" w:space="1" w:color="000000"/>
         </w:pBdr>
-        <w:spacing w:before="167" w:after="52"/>
+        <w:spacing w:before="217" w:after="52"/>
       </w:pPr>
       <w:r>
         <w:rPr>
@@ -924,7 +924,7 @@
           <w:ilvl w:val="0"/>
           <w:numId w:val="2"/>
         </w:numPr>
-        <w:spacing w:before="13" w:after="15"/>
+        <w:spacing w:before="13" w:after="26"/>
       </w:pPr>
       <w:r>
         <w:rPr>
@@ -943,7 +943,7 @@
           <w:ilvl w:val="0"/>
           <w:numId w:val="2"/>
         </w:numPr>
-        <w:spacing w:before="13" w:after="15"/>
+        <w:spacing w:before="13" w:after="26"/>
       </w:pPr>
       <w:r>
         <w:rPr>

--- a/resumes/Akshay_P_Resume.docx
+++ b/resumes/Akshay_P_Resume.docx
@@ -4,7 +4,7 @@
   <w:body>
     <w:p>
       <w:pPr>
-        <w:spacing w:after="44"/>
+        <w:spacing w:after="0" w:before="20"/>
         <w:jc w:val="center"/>
       </w:pPr>
       <w:r>
@@ -21,6 +21,7 @@
     </w:p>
     <w:p>
       <w:pPr>
+        <w:spacing w:before="20" w:after="0"/>
         <w:jc w:val="center"/>
       </w:pPr>
       <w:r>
@@ -116,7 +117,7 @@
         <w:pBdr>
           <w:bottom w:val="single" w:sz="6" w:space="1" w:color="000000"/>
         </w:pBdr>
-        <w:spacing w:before="422" w:after="52"/>
+        <w:spacing w:before="183" w:after="0"/>
       </w:pPr>
       <w:r>
         <w:rPr>
@@ -135,7 +136,7 @@
         <w:tabs>
           <w:tab w:val="right" w:pos="10800"/>
         </w:tabs>
-        <w:spacing w:before="62"/>
+        <w:spacing w:before="20" w:after="0"/>
       </w:pPr>
       <w:r>
         <w:rPr>
@@ -170,7 +171,7 @@
     </w:p>
     <w:p>
       <w:pPr>
-        <w:spacing w:before="8"/>
+        <w:spacing w:before="8" w:after="0"/>
       </w:pPr>
       <w:r>
         <w:rPr>
@@ -189,7 +190,7 @@
         <w:tabs>
           <w:tab w:val="right" w:pos="10800"/>
         </w:tabs>
-        <w:spacing w:before="62"/>
+        <w:spacing w:before="20" w:after="0"/>
       </w:pPr>
       <w:r>
         <w:rPr>
@@ -224,7 +225,7 @@
     </w:p>
     <w:p>
       <w:pPr>
-        <w:spacing w:before="8"/>
+        <w:spacing w:before="8" w:after="0"/>
       </w:pPr>
       <w:r>
         <w:rPr>
@@ -243,7 +244,7 @@
         <w:tabs>
           <w:tab w:val="right" w:pos="10800"/>
         </w:tabs>
-        <w:spacing w:before="62"/>
+        <w:spacing w:before="20" w:after="0"/>
       </w:pPr>
       <w:r>
         <w:rPr>
@@ -278,7 +279,7 @@
     </w:p>
     <w:p>
       <w:pPr>
-        <w:spacing w:before="8"/>
+        <w:spacing w:before="8" w:after="0"/>
       </w:pPr>
       <w:r>
         <w:rPr>
@@ -294,7 +295,7 @@
     </w:p>
     <w:p>
       <w:pPr>
-        <w:spacing w:before="23" w:after="15"/>
+        <w:spacing w:before="41" w:after="41"/>
       </w:pPr>
     </w:p>
     <w:p>
@@ -302,7 +303,7 @@
         <w:pBdr>
           <w:bottom w:val="single" w:sz="6" w:space="1" w:color="000000"/>
         </w:pBdr>
-        <w:spacing w:before="217" w:after="52"/>
+        <w:spacing w:before="183" w:after="0"/>
       </w:pPr>
       <w:r>
         <w:rPr>
@@ -321,7 +322,7 @@
         <w:tabs>
           <w:tab w:val="right" w:pos="10800"/>
         </w:tabs>
-        <w:spacing w:before="62"/>
+        <w:spacing w:before="20" w:after="0"/>
       </w:pPr>
       <w:r>
         <w:rPr>
@@ -367,7 +368,7 @@
         <w:tabs>
           <w:tab w:val="right" w:pos="10800"/>
         </w:tabs>
-        <w:spacing w:before="8"/>
+        <w:spacing w:before="8" w:after="0"/>
         <w:rPr>
           <w:rFonts w:ascii="Source Sans Pro Light" w:hAnsi="Source Sans Pro Light"/>
           <w:i/>
@@ -420,16 +421,16 @@
           <w:ilvl w:val="0"/>
           <w:numId w:val="2"/>
         </w:numPr>
-        <w:spacing w:before="13" w:after="26"/>
-      </w:pPr>
-      <w:r>
-        <w:rPr>
-          <w:rFonts w:ascii="Source Sans Pro" w:eastAsia="Source Sans Pro" w:hAnsi="Source Sans Pro" w:cs="Source Sans Pro"/>
-          <w:color w:val="000000"/>
-          <w:sz w:val="19"/>
-          <w:szCs w:val="19"/>
-        </w:rPr>
-        <w:t>Triaged 50+ weekly inventory reimbursement cases by severity and policy eligibility, applying structured triage and escalation workflow aligned with access governance, achieving audit‑ready processing.</w:t>
+        <w:spacing w:before="13" w:after="47"/>
+      </w:pPr>
+      <w:r>
+        <w:rPr>
+          <w:rFonts w:ascii="Source Sans Pro" w:eastAsia="Source Sans Pro" w:hAnsi="Source Sans Pro" w:cs="Source Sans Pro"/>
+          <w:color w:val="000000"/>
+          <w:sz w:val="19"/>
+          <w:szCs w:val="19"/>
+        </w:rPr>
+        <w:t>Triaged 50+ weekly inventory reimbursement cases by severity and policy eligibility, applying structured triage and escalation workflow, producing a compliance‑ready case queue.</w:t>
       </w:r>
     </w:p>
     <w:p>
@@ -439,16 +440,16 @@
           <w:ilvl w:val="0"/>
           <w:numId w:val="2"/>
         </w:numPr>
-        <w:spacing w:before="13" w:after="26"/>
-      </w:pPr>
-      <w:r>
-        <w:rPr>
-          <w:rFonts w:ascii="Source Sans Pro" w:eastAsia="Source Sans Pro" w:hAnsi="Source Sans Pro" w:cs="Source Sans Pro"/>
-          <w:color w:val="000000"/>
-          <w:sz w:val="19"/>
-          <w:szCs w:val="19"/>
-        </w:rPr>
-        <w:t>Investigated root causes of seller claims, identified policy violations and anomalous patterns, and escalated findings to senior reviewers for remediation.</w:t>
+        <w:spacing w:before="13" w:after="47"/>
+      </w:pPr>
+      <w:r>
+        <w:rPr>
+          <w:rFonts w:ascii="Source Sans Pro" w:eastAsia="Source Sans Pro" w:hAnsi="Source Sans Pro" w:cs="Source Sans Pro"/>
+          <w:color w:val="000000"/>
+          <w:sz w:val="19"/>
+          <w:szCs w:val="19"/>
+        </w:rPr>
+        <w:t>Investigated root causes of seller claims, identified policy violations and anomalous patterns, and escalated findings to senior reviewers, generating actionable compliance evidence.</w:t>
       </w:r>
     </w:p>
     <w:p>
@@ -458,16 +459,16 @@
           <w:ilvl w:val="0"/>
           <w:numId w:val="2"/>
         </w:numPr>
-        <w:spacing w:before="13" w:after="26"/>
-      </w:pPr>
-      <w:r>
-        <w:rPr>
-          <w:rFonts w:ascii="Source Sans Pro" w:eastAsia="Source Sans Pro" w:hAnsi="Source Sans Pro" w:cs="Source Sans Pro"/>
-          <w:color w:val="000000"/>
-          <w:sz w:val="19"/>
-          <w:szCs w:val="19"/>
-        </w:rPr>
-        <w:t>Documented audit‑ready case records with investigation findings, evidence notes, and corrective actions, supporting compliance review and traceability.</w:t>
+        <w:spacing w:before="13" w:after="47"/>
+      </w:pPr>
+      <w:r>
+        <w:rPr>
+          <w:rFonts w:ascii="Source Sans Pro" w:eastAsia="Source Sans Pro" w:hAnsi="Source Sans Pro" w:cs="Source Sans Pro"/>
+          <w:color w:val="000000"/>
+          <w:sz w:val="19"/>
+          <w:szCs w:val="19"/>
+        </w:rPr>
+        <w:t>Documented audit‑ready case records with investigation findings, decisions, evidence notes, and corrective actions, creating a control evidence repository.</w:t>
       </w:r>
     </w:p>
     <w:p>
@@ -477,7 +478,7 @@
           <w:ilvl w:val="0"/>
           <w:numId w:val="2"/>
         </w:numPr>
-        <w:spacing w:before="13" w:after="26"/>
+        <w:spacing w:before="13" w:after="47"/>
       </w:pPr>
       <w:r>
         <w:rPr>
@@ -494,7 +495,7 @@
         <w:pBdr>
           <w:bottom w:val="single" w:sz="6" w:space="1" w:color="000000"/>
         </w:pBdr>
-        <w:spacing w:before="170" w:after="67"/>
+        <w:spacing w:before="41" w:after="41"/>
         <w:rPr>
           <w:rFonts w:ascii="Source Sans Pro" w:eastAsia="Source Sans Pro" w:hAnsi="Source Sans Pro" w:cs="Source Sans Pro"/>
           <w:b/>
@@ -510,7 +511,7 @@
         <w:pBdr>
           <w:bottom w:val="single" w:sz="6" w:space="1" w:color="000000"/>
         </w:pBdr>
-        <w:spacing w:before="217" w:after="52"/>
+        <w:spacing w:before="183" w:after="0"/>
       </w:pPr>
       <w:r>
         <w:rPr>
@@ -529,7 +530,7 @@
         <w:tabs>
           <w:tab w:val="right" w:pos="10800"/>
         </w:tabs>
-        <w:spacing w:before="62"/>
+        <w:spacing w:before="20" w:after="0"/>
       </w:pPr>
       <w:hyperlink r:id="rId8">
         <w:r>
@@ -541,7 +542,7 @@
             <w:szCs w:val="19"/>
             <w:u w:val="single"/>
           </w:rPr>
-          <w:t>SOC Automation and Threat Detection Lab</w:t>
+          <w:t>Phishing and OSINT Threat Intelligence Tool</w:t>
         </w:r>
       </w:hyperlink>
       <w:r>
@@ -568,7 +569,7 @@
           <w:sz w:val="19"/>
           <w:szCs w:val="19"/>
         </w:rPr>
-        <w:t>Python, Splunk, Wireshark, Nmap, MITRE ATT&amp;CK</w:t>
+        <w:t>Python, VirusTotal API, AbuseIPDB, WHOIS, Telegram bot</w:t>
       </w:r>
     </w:p>
     <w:p>
@@ -578,16 +579,16 @@
           <w:ilvl w:val="0"/>
           <w:numId w:val="2"/>
         </w:numPr>
-        <w:spacing w:before="13" w:after="26"/>
-      </w:pPr>
-      <w:r>
-        <w:rPr>
-          <w:rFonts w:ascii="Source Sans Pro" w:eastAsia="Source Sans Pro" w:hAnsi="Source Sans Pro" w:cs="Source Sans Pro"/>
-          <w:color w:val="000000"/>
-          <w:sz w:val="19"/>
-          <w:szCs w:val="19"/>
-        </w:rPr>
-        <w:t>Deployed Splunk SIEM with SPL correlation searches for brute-force detection, lateral movement and privilege escalation and mapped TTPs to MITRE ATT&amp;CK and wrote PICERL incident report.</w:t>
+        <w:spacing w:before="13" w:after="47"/>
+      </w:pPr>
+      <w:r>
+        <w:rPr>
+          <w:rFonts w:ascii="Source Sans Pro" w:eastAsia="Source Sans Pro" w:hAnsi="Source Sans Pro" w:cs="Source Sans Pro"/>
+          <w:color w:val="000000"/>
+          <w:sz w:val="19"/>
+          <w:szCs w:val="19"/>
+        </w:rPr>
+        <w:t>Built multi‑API threat intelligence pipeline in Python that submits suspicious URLs and IPs to VirusTotal and AbuseIPDB and cross‑references WHOIS registration age, DNS records and SSL details for comprehensive phishing analysis report.</w:t>
       </w:r>
     </w:p>
     <w:p>
@@ -597,16 +598,16 @@
           <w:ilvl w:val="0"/>
           <w:numId w:val="2"/>
         </w:numPr>
-        <w:spacing w:before="13" w:after="26"/>
-      </w:pPr>
-      <w:r>
-        <w:rPr>
-          <w:rFonts w:ascii="Source Sans Pro" w:eastAsia="Source Sans Pro" w:hAnsi="Source Sans Pro" w:cs="Source Sans Pro"/>
-          <w:color w:val="000000"/>
-          <w:sz w:val="19"/>
-          <w:szCs w:val="19"/>
-        </w:rPr>
-        <w:t>Built Python script that ingests Splunk alerts, enriches them with MITRE ATT&amp;CK technique mapping and generates console notifications with severity classification and logged the severity classification output.</w:t>
+        <w:spacing w:before="13" w:after="47"/>
+      </w:pPr>
+      <w:r>
+        <w:rPr>
+          <w:rFonts w:ascii="Source Sans Pro" w:eastAsia="Source Sans Pro" w:hAnsi="Source Sans Pro" w:cs="Source Sans Pro"/>
+          <w:color w:val="000000"/>
+          <w:sz w:val="19"/>
+          <w:szCs w:val="19"/>
+        </w:rPr>
+        <w:t>Implemented typosquatting domain detector in Python that generates character‑substitution variants of brand domains and checks live DNS resolution for brand‑impersonation analysis resulting in a typosquatting detection list.</w:t>
       </w:r>
     </w:p>
     <w:p>
@@ -616,21 +617,21 @@
           <w:ilvl w:val="0"/>
           <w:numId w:val="2"/>
         </w:numPr>
-        <w:spacing w:before="13" w:after="26"/>
-      </w:pPr>
-      <w:r>
-        <w:rPr>
-          <w:rFonts w:ascii="Source Sans Pro" w:eastAsia="Source Sans Pro" w:hAnsi="Source Sans Pro" w:cs="Source Sans Pro"/>
-          <w:color w:val="000000"/>
-          <w:sz w:val="19"/>
-          <w:szCs w:val="19"/>
-        </w:rPr>
-        <w:t>Translated detection logic into Python parsers and captured network traffic in Wireshark to identify SYN scans, DNS tunnelling and plaintext credential exposure and saved the results as a Wireshark capture file.</w:t>
-      </w:r>
-    </w:p>
-    <w:p>
-      <w:pPr>
-        <w:spacing w:before="45" w:after="15"/>
+        <w:spacing w:before="13" w:after="47"/>
+      </w:pPr>
+      <w:r>
+        <w:rPr>
+          <w:rFonts w:ascii="Source Sans Pro" w:eastAsia="Source Sans Pro" w:hAnsi="Source Sans Pro" w:cs="Source Sans Pro"/>
+          <w:color w:val="000000"/>
+          <w:sz w:val="19"/>
+          <w:szCs w:val="19"/>
+        </w:rPr>
+        <w:t>Deployed Telegram bot interface in Python enabling analysts to submit URLs for live IOC enrichment and supports bulk CSV input and output for incident response workflows while incorporating OSINT enrichment via theHarvester for domain profiling bot for IOC enrichment.</w:t>
+      </w:r>
+    </w:p>
+    <w:p>
+      <w:pPr>
+        <w:spacing w:before="41" w:after="41"/>
       </w:pPr>
     </w:p>
     <w:p>
@@ -638,7 +639,7 @@
         <w:tabs>
           <w:tab w:val="right" w:pos="10800"/>
         </w:tabs>
-        <w:spacing w:before="30"/>
+        <w:spacing w:before="30" w:after="0"/>
       </w:pPr>
       <w:hyperlink r:id="rId9">
         <w:r>
@@ -687,16 +688,16 @@
           <w:ilvl w:val="0"/>
           <w:numId w:val="2"/>
         </w:numPr>
-        <w:spacing w:before="13" w:after="26"/>
-      </w:pPr>
-      <w:r>
-        <w:rPr>
-          <w:rFonts w:ascii="Source Sans Pro" w:eastAsia="Source Sans Pro" w:hAnsi="Source Sans Pro" w:cs="Source Sans Pro"/>
-          <w:color w:val="000000"/>
-          <w:sz w:val="19"/>
-          <w:szCs w:val="19"/>
-        </w:rPr>
-        <w:t>Built automated vulnerability assessment pipeline integrating Nessus and OpenVAS REST APIs in Python and generated CVE reports classified by CVSS severity and EPSS context from the NVD API.</w:t>
+        <w:spacing w:before="13" w:after="47"/>
+      </w:pPr>
+      <w:r>
+        <w:rPr>
+          <w:rFonts w:ascii="Source Sans Pro" w:eastAsia="Source Sans Pro" w:hAnsi="Source Sans Pro" w:cs="Source Sans Pro"/>
+          <w:color w:val="000000"/>
+          <w:sz w:val="19"/>
+          <w:szCs w:val="19"/>
+        </w:rPr>
+        <w:t>Built automated vulnerability assessment pipeline in Python that integrates Nessus and OpenVAS REST APIs and generates CVE reports classified by CVSS severity and EPSS context from the FIRST.org API EPSS‑enhanced CVE report.</w:t>
       </w:r>
     </w:p>
     <w:p>
@@ -706,16 +707,16 @@
           <w:ilvl w:val="0"/>
           <w:numId w:val="2"/>
         </w:numPr>
-        <w:spacing w:before="13" w:after="26"/>
-      </w:pPr>
-      <w:r>
-        <w:rPr>
-          <w:rFonts w:ascii="Source Sans Pro" w:eastAsia="Source Sans Pro" w:hAnsi="Source Sans Pro" w:cs="Source Sans Pro"/>
-          <w:color w:val="000000"/>
-          <w:sz w:val="19"/>
-          <w:szCs w:val="19"/>
-        </w:rPr>
-        <w:t>Developed Bash script that sends crafted HTTP requests to test for injection, broken authentication and SSRF vulnerabilities and documented the findings in a vulnerability report.</w:t>
+        <w:spacing w:before="13" w:after="47"/>
+      </w:pPr>
+      <w:r>
+        <w:rPr>
+          <w:rFonts w:ascii="Source Sans Pro" w:eastAsia="Source Sans Pro" w:hAnsi="Source Sans Pro" w:cs="Source Sans Pro"/>
+          <w:color w:val="000000"/>
+          <w:sz w:val="19"/>
+          <w:szCs w:val="19"/>
+        </w:rPr>
+        <w:t>Developed OWASP Top 10 automated web checker in Python that sends crafted HTTP requests to detect injection, broken authentication and SSRF vulnerabilities and documented SQL injection exploit with remediation steps documented SQL injection exploit.</w:t>
       </w:r>
     </w:p>
     <w:p>
@@ -725,16 +726,16 @@
           <w:ilvl w:val="0"/>
           <w:numId w:val="2"/>
         </w:numPr>
-        <w:spacing w:before="13" w:after="26"/>
-      </w:pPr>
-      <w:r>
-        <w:rPr>
-          <w:rFonts w:ascii="Source Sans Pro" w:eastAsia="Source Sans Pro" w:hAnsi="Source Sans Pro" w:cs="Source Sans Pro"/>
-          <w:color w:val="000000"/>
-          <w:sz w:val="19"/>
-          <w:szCs w:val="19"/>
-        </w:rPr>
-        <w:t>Automated scan scheduling with Bash and cron, implemented delta-scan logic to flag newly discovered CVEs and organized patch compliance tracking evidence in a compliance evidence file.</w:t>
+        <w:spacing w:before="13" w:after="47"/>
+      </w:pPr>
+      <w:r>
+        <w:rPr>
+          <w:rFonts w:ascii="Source Sans Pro" w:eastAsia="Source Sans Pro" w:hAnsi="Source Sans Pro" w:cs="Source Sans Pro"/>
+          <w:color w:val="000000"/>
+          <w:sz w:val="19"/>
+          <w:szCs w:val="19"/>
+        </w:rPr>
+        <w:t>Automated scan scheduling with Bash and cron, added delta‑scan logic to flag newly discovered CVEs and organized patch compliance tracking evidence patch compliance tracking evidence.</w:t>
       </w:r>
     </w:p>
     <w:p>
@@ -742,7 +743,7 @@
         <w:pBdr>
           <w:bottom w:val="single" w:sz="6" w:space="1" w:color="000000"/>
         </w:pBdr>
-        <w:spacing w:before="170" w:after="67"/>
+        <w:spacing w:before="41" w:after="41"/>
         <w:rPr>
           <w:rFonts w:ascii="Source Sans Pro" w:eastAsia="Source Sans Pro" w:hAnsi="Source Sans Pro" w:cs="Source Sans Pro"/>
           <w:b/>
@@ -758,7 +759,7 @@
         <w:pBdr>
           <w:bottom w:val="single" w:sz="6" w:space="1" w:color="000000"/>
         </w:pBdr>
-        <w:spacing w:before="217" w:after="52"/>
+        <w:spacing w:before="183" w:after="0"/>
       </w:pPr>
       <w:r>
         <w:rPr>
@@ -774,7 +775,7 @@
     </w:p>
     <w:p>
       <w:pPr>
-        <w:spacing w:before="39" w:after="39"/>
+        <w:spacing w:before="65" w:after="65"/>
       </w:pPr>
       <w:r>
         <w:rPr>
@@ -783,20 +784,20 @@
           <w:sz w:val="19"/>
           <w:szCs w:val="19"/>
         </w:rPr>
-        <w:t xml:space="preserve">SOC Operations: </w:t>
-      </w:r>
-      <w:r>
-        <w:rPr>
-          <w:rFonts w:ascii="Source Sans Pro" w:eastAsia="Source Sans Pro" w:hAnsi="Source Sans Pro" w:cs="Source Sans Pro"/>
-          <w:sz w:val="19"/>
-          <w:szCs w:val="19"/>
-        </w:rPr>
-        <w:t>Alert triage, incident investigation, log analysis, threat detection, escalation, false positive analysis</w:t>
-      </w:r>
-    </w:p>
-    <w:p>
-      <w:pPr>
-        <w:spacing w:before="39" w:after="39"/>
+        <w:t xml:space="preserve">GRC &amp; Compliance: </w:t>
+      </w:r>
+      <w:r>
+        <w:rPr>
+          <w:rFonts w:ascii="Source Sans Pro" w:eastAsia="Source Sans Pro" w:hAnsi="Source Sans Pro" w:cs="Source Sans Pro"/>
+          <w:sz w:val="19"/>
+          <w:szCs w:val="19"/>
+        </w:rPr>
+        <w:t>NIST CSF, ISO 27001, PCI-DSS, GDPR/PDPB, SOX/ITGC, compliance monitoring</w:t>
+      </w:r>
+    </w:p>
+    <w:p>
+      <w:pPr>
+        <w:spacing w:before="65" w:after="65"/>
       </w:pPr>
       <w:r>
         <w:rPr>
@@ -805,20 +806,20 @@
           <w:sz w:val="19"/>
           <w:szCs w:val="19"/>
         </w:rPr>
-        <w:t xml:space="preserve">SIEM &amp; Monitoring: </w:t>
-      </w:r>
-      <w:r>
-        <w:rPr>
-          <w:rFonts w:ascii="Source Sans Pro" w:eastAsia="Source Sans Pro" w:hAnsi="Source Sans Pro" w:cs="Source Sans Pro"/>
-          <w:sz w:val="19"/>
-          <w:szCs w:val="19"/>
-        </w:rPr>
-        <w:t>Splunk (SPL), Elastic SIEM (basic), Windows Event Logs, Sysmon, Wireshark</w:t>
-      </w:r>
-    </w:p>
-    <w:p>
-      <w:pPr>
-        <w:spacing w:before="39" w:after="39"/>
+        <w:t xml:space="preserve">Risk &amp; Audit: </w:t>
+      </w:r>
+      <w:r>
+        <w:rPr>
+          <w:rFonts w:ascii="Source Sans Pro" w:eastAsia="Source Sans Pro" w:hAnsi="Source Sans Pro" w:cs="Source Sans Pro"/>
+          <w:sz w:val="19"/>
+          <w:szCs w:val="19"/>
+        </w:rPr>
+        <w:t>Risk assessment, control testing, audit documentation, vendor risk, RCSA basics</w:t>
+      </w:r>
+    </w:p>
+    <w:p>
+      <w:pPr>
+        <w:spacing w:before="65" w:after="65"/>
       </w:pPr>
       <w:r>
         <w:rPr>
@@ -827,20 +828,20 @@
           <w:sz w:val="19"/>
           <w:szCs w:val="19"/>
         </w:rPr>
-        <w:t xml:space="preserve">Threat Intelligence: </w:t>
-      </w:r>
-      <w:r>
-        <w:rPr>
-          <w:rFonts w:ascii="Source Sans Pro" w:eastAsia="Source Sans Pro" w:hAnsi="Source Sans Pro" w:cs="Source Sans Pro"/>
-          <w:sz w:val="19"/>
-          <w:szCs w:val="19"/>
-        </w:rPr>
-        <w:t>MITRE ATT&amp;CK, IOC analysis, VirusTotal, OSINT enrichment, Cyber Kill Chain</w:t>
-      </w:r>
-    </w:p>
-    <w:p>
-      <w:pPr>
-        <w:spacing w:before="39" w:after="39"/>
+        <w:t xml:space="preserve">Fraud &amp; AML: </w:t>
+      </w:r>
+      <w:r>
+        <w:rPr>
+          <w:rFonts w:ascii="Source Sans Pro" w:eastAsia="Source Sans Pro" w:hAnsi="Source Sans Pro" w:cs="Source Sans Pro"/>
+          <w:sz w:val="19"/>
+          <w:szCs w:val="19"/>
+        </w:rPr>
+        <w:t>Transaction monitoring, AML typologies, KYC/CDD, sanctions screening</w:t>
+      </w:r>
+    </w:p>
+    <w:p>
+      <w:pPr>
+        <w:spacing w:before="65" w:after="65"/>
       </w:pPr>
       <w:r>
         <w:rPr>
@@ -849,20 +850,20 @@
           <w:sz w:val="19"/>
           <w:szCs w:val="19"/>
         </w:rPr>
-        <w:t xml:space="preserve">Systems &amp; Networking: </w:t>
-      </w:r>
-      <w:r>
-        <w:rPr>
-          <w:rFonts w:ascii="Source Sans Pro" w:eastAsia="Source Sans Pro" w:hAnsi="Source Sans Pro" w:cs="Source Sans Pro"/>
-          <w:sz w:val="19"/>
-          <w:szCs w:val="19"/>
-        </w:rPr>
-        <w:t>Windows internals, Linux fundamentals, TCP/IP, DNS, HTTP/S, IDS/IPS, AWS (IAM, CloudTrail, GuardDuty), cloud security posture</w:t>
-      </w:r>
-    </w:p>
-    <w:p>
-      <w:pPr>
-        <w:spacing w:before="39" w:after="39"/>
+        <w:t xml:space="preserve">Systems &amp; Tools: </w:t>
+      </w:r>
+      <w:r>
+        <w:rPr>
+          <w:rFonts w:ascii="Source Sans Pro" w:eastAsia="Source Sans Pro" w:hAnsi="Source Sans Pro" w:cs="Source Sans Pro"/>
+          <w:sz w:val="19"/>
+          <w:szCs w:val="19"/>
+        </w:rPr>
+        <w:t>Windows internals, Linux fundamentals, Python, Excel, SQL (basic), TCP/IP basics</w:t>
+      </w:r>
+    </w:p>
+    <w:p>
+      <w:pPr>
+        <w:spacing w:before="65" w:after="65"/>
       </w:pPr>
       <w:r>
         <w:rPr>
@@ -871,15 +872,15 @@
           <w:sz w:val="19"/>
           <w:szCs w:val="19"/>
         </w:rPr>
-        <w:t xml:space="preserve">Automation: </w:t>
-      </w:r>
-      <w:r>
-        <w:rPr>
-          <w:rFonts w:ascii="Source Sans Pro" w:eastAsia="Source Sans Pro" w:hAnsi="Source Sans Pro" w:cs="Source Sans Pro"/>
-          <w:sz w:val="19"/>
-          <w:szCs w:val="19"/>
-        </w:rPr>
-        <w:t>Python, Bash (basic), boto3, regular expressions</w:t>
+        <w:t xml:space="preserve">Frameworks: </w:t>
+      </w:r>
+      <w:r>
+        <w:rPr>
+          <w:rFonts w:ascii="Source Sans Pro" w:eastAsia="Source Sans Pro" w:hAnsi="Source Sans Pro" w:cs="Source Sans Pro"/>
+          <w:sz w:val="19"/>
+          <w:szCs w:val="19"/>
+        </w:rPr>
+        <w:t>MITRE ATT&amp;CK, OWASP Top 10, Incident Response (PICERL), audit trail documentation</w:t>
       </w:r>
     </w:p>
     <w:p>
@@ -887,7 +888,7 @@
         <w:pBdr>
           <w:bottom w:val="single" w:sz="6" w:space="1" w:color="000000"/>
         </w:pBdr>
-        <w:spacing w:before="170" w:after="67"/>
+        <w:spacing w:before="41" w:after="41"/>
         <w:rPr>
           <w:rFonts w:ascii="Source Sans Pro" w:eastAsia="Source Sans Pro" w:hAnsi="Source Sans Pro" w:cs="Source Sans Pro"/>
           <w:b/>
@@ -903,7 +904,7 @@
         <w:pBdr>
           <w:bottom w:val="single" w:sz="6" w:space="1" w:color="000000"/>
         </w:pBdr>
-        <w:spacing w:before="217" w:after="52"/>
+        <w:spacing w:before="183" w:after="0"/>
       </w:pPr>
       <w:r>
         <w:rPr>
@@ -924,7 +925,7 @@
           <w:ilvl w:val="0"/>
           <w:numId w:val="2"/>
         </w:numPr>
-        <w:spacing w:before="13" w:after="26"/>
+        <w:spacing w:before="13" w:after="47"/>
       </w:pPr>
       <w:r>
         <w:rPr>
@@ -943,7 +944,7 @@
           <w:ilvl w:val="0"/>
           <w:numId w:val="2"/>
         </w:numPr>
-        <w:spacing w:before="13" w:after="26"/>
+        <w:spacing w:before="13" w:after="47"/>
       </w:pPr>
       <w:r>
         <w:rPr>

--- a/resumes/Akshay_P_Resume.docx
+++ b/resumes/Akshay_P_Resume.docx
@@ -4,7 +4,7 @@
   <w:body>
     <w:p>
       <w:pPr>
-        <w:spacing w:after="0" w:before="20"/>
+        <w:spacing w:after="44"/>
         <w:jc w:val="center"/>
       </w:pPr>
       <w:r>
@@ -21,7 +21,6 @@
     </w:p>
     <w:p>
       <w:pPr>
-        <w:spacing w:before="20" w:after="0"/>
         <w:jc w:val="center"/>
       </w:pPr>
       <w:r>
@@ -117,7 +116,7 @@
         <w:pBdr>
           <w:bottom w:val="single" w:sz="6" w:space="1" w:color="000000"/>
         </w:pBdr>
-        <w:spacing w:before="183" w:after="0"/>
+        <w:spacing w:before="372" w:after="52"/>
       </w:pPr>
       <w:r>
         <w:rPr>
@@ -136,7 +135,7 @@
         <w:tabs>
           <w:tab w:val="right" w:pos="10800"/>
         </w:tabs>
-        <w:spacing w:before="20" w:after="0"/>
+        <w:spacing w:before="62"/>
       </w:pPr>
       <w:r>
         <w:rPr>
@@ -171,7 +170,7 @@
     </w:p>
     <w:p>
       <w:pPr>
-        <w:spacing w:before="8" w:after="0"/>
+        <w:spacing w:before="8"/>
       </w:pPr>
       <w:r>
         <w:rPr>
@@ -190,7 +189,7 @@
         <w:tabs>
           <w:tab w:val="right" w:pos="10800"/>
         </w:tabs>
-        <w:spacing w:before="20" w:after="0"/>
+        <w:spacing w:before="62"/>
       </w:pPr>
       <w:r>
         <w:rPr>
@@ -225,7 +224,7 @@
     </w:p>
     <w:p>
       <w:pPr>
-        <w:spacing w:before="8" w:after="0"/>
+        <w:spacing w:before="8"/>
       </w:pPr>
       <w:r>
         <w:rPr>
@@ -244,7 +243,7 @@
         <w:tabs>
           <w:tab w:val="right" w:pos="10800"/>
         </w:tabs>
-        <w:spacing w:before="20" w:after="0"/>
+        <w:spacing w:before="62"/>
       </w:pPr>
       <w:r>
         <w:rPr>
@@ -279,7 +278,7 @@
     </w:p>
     <w:p>
       <w:pPr>
-        <w:spacing w:before="8" w:after="0"/>
+        <w:spacing w:before="8"/>
       </w:pPr>
       <w:r>
         <w:rPr>
@@ -295,7 +294,7 @@
     </w:p>
     <w:p>
       <w:pPr>
-        <w:spacing w:before="41" w:after="41"/>
+        <w:spacing w:before="11" w:after="3"/>
       </w:pPr>
     </w:p>
     <w:p>
@@ -303,7 +302,7 @@
         <w:pBdr>
           <w:bottom w:val="single" w:sz="6" w:space="1" w:color="000000"/>
         </w:pBdr>
-        <w:spacing w:before="183" w:after="0"/>
+        <w:spacing w:before="167" w:after="52"/>
       </w:pPr>
       <w:r>
         <w:rPr>
@@ -322,7 +321,7 @@
         <w:tabs>
           <w:tab w:val="right" w:pos="10800"/>
         </w:tabs>
-        <w:spacing w:before="20" w:after="0"/>
+        <w:spacing w:before="62"/>
       </w:pPr>
       <w:r>
         <w:rPr>
@@ -368,7 +367,7 @@
         <w:tabs>
           <w:tab w:val="right" w:pos="10800"/>
         </w:tabs>
-        <w:spacing w:before="8" w:after="0"/>
+        <w:spacing w:before="8"/>
         <w:rPr>
           <w:rFonts w:ascii="Source Sans Pro Light" w:hAnsi="Source Sans Pro Light"/>
           <w:i/>
@@ -421,16 +420,16 @@
           <w:ilvl w:val="0"/>
           <w:numId w:val="2"/>
         </w:numPr>
-        <w:spacing w:before="13" w:after="47"/>
-      </w:pPr>
-      <w:r>
-        <w:rPr>
-          <w:rFonts w:ascii="Source Sans Pro" w:eastAsia="Source Sans Pro" w:hAnsi="Source Sans Pro" w:cs="Source Sans Pro"/>
-          <w:color w:val="000000"/>
-          <w:sz w:val="19"/>
-          <w:szCs w:val="19"/>
-        </w:rPr>
-        <w:t>Triaged 50+ weekly inventory reimbursement cases by severity and policy eligibility, applying structured triage and escalation workflow, producing a compliance‑ready case queue.</w:t>
+        <w:spacing w:before="13" w:after="15"/>
+      </w:pPr>
+      <w:r>
+        <w:rPr>
+          <w:rFonts w:ascii="Source Sans Pro" w:eastAsia="Source Sans Pro" w:hAnsi="Source Sans Pro" w:cs="Source Sans Pro"/>
+          <w:color w:val="000000"/>
+          <w:sz w:val="19"/>
+          <w:szCs w:val="19"/>
+        </w:rPr>
+        <w:t>Triaged 50+ weekly inventory reimbursement cases by severity and policy eligibility, applying risk prioritization and SLA discipline, producing an audit‑ready case queue.</w:t>
       </w:r>
     </w:p>
     <w:p>
@@ -440,16 +439,16 @@
           <w:ilvl w:val="0"/>
           <w:numId w:val="2"/>
         </w:numPr>
-        <w:spacing w:before="13" w:after="47"/>
-      </w:pPr>
-      <w:r>
-        <w:rPr>
-          <w:rFonts w:ascii="Source Sans Pro" w:eastAsia="Source Sans Pro" w:hAnsi="Source Sans Pro" w:cs="Source Sans Pro"/>
-          <w:color w:val="000000"/>
-          <w:sz w:val="19"/>
-          <w:szCs w:val="19"/>
-        </w:rPr>
-        <w:t>Investigated root causes of seller claims, identified policy violations and anomalous patterns, and escalated findings to senior reviewers, generating actionable compliance evidence.</w:t>
+        <w:spacing w:before="13" w:after="15"/>
+      </w:pPr>
+      <w:r>
+        <w:rPr>
+          <w:rFonts w:ascii="Source Sans Pro" w:eastAsia="Source Sans Pro" w:hAnsi="Source Sans Pro" w:cs="Source Sans Pro"/>
+          <w:color w:val="000000"/>
+          <w:sz w:val="19"/>
+          <w:szCs w:val="19"/>
+        </w:rPr>
+        <w:t>Investigated root causes of seller claims, identified policy violations and anomalous patterns, and escalated findings to senior reviewers, generating risk escalation tickets.</w:t>
       </w:r>
     </w:p>
     <w:p>
@@ -459,16 +458,16 @@
           <w:ilvl w:val="0"/>
           <w:numId w:val="2"/>
         </w:numPr>
-        <w:spacing w:before="13" w:after="47"/>
-      </w:pPr>
-      <w:r>
-        <w:rPr>
-          <w:rFonts w:ascii="Source Sans Pro" w:eastAsia="Source Sans Pro" w:hAnsi="Source Sans Pro" w:cs="Source Sans Pro"/>
-          <w:color w:val="000000"/>
-          <w:sz w:val="19"/>
-          <w:szCs w:val="19"/>
-        </w:rPr>
-        <w:t>Documented audit‑ready case records with investigation findings, decisions, evidence notes, and corrective actions, creating a control evidence repository.</w:t>
+        <w:spacing w:before="13" w:after="15"/>
+      </w:pPr>
+      <w:r>
+        <w:rPr>
+          <w:rFonts w:ascii="Source Sans Pro" w:eastAsia="Source Sans Pro" w:hAnsi="Source Sans Pro" w:cs="Source Sans Pro"/>
+          <w:color w:val="000000"/>
+          <w:sz w:val="19"/>
+          <w:szCs w:val="19"/>
+        </w:rPr>
+        <w:t>Documented investigation findings, decisions, evidence notes, and corrective actions in audit‑ready case files, creating a compliance evidence repository.</w:t>
       </w:r>
     </w:p>
     <w:p>
@@ -478,7 +477,7 @@
           <w:ilvl w:val="0"/>
           <w:numId w:val="2"/>
         </w:numPr>
-        <w:spacing w:before="13" w:after="47"/>
+        <w:spacing w:before="13" w:after="15"/>
       </w:pPr>
       <w:r>
         <w:rPr>
@@ -495,7 +494,7 @@
         <w:pBdr>
           <w:bottom w:val="single" w:sz="6" w:space="1" w:color="000000"/>
         </w:pBdr>
-        <w:spacing w:before="41" w:after="41"/>
+        <w:spacing w:before="158" w:after="55"/>
         <w:rPr>
           <w:rFonts w:ascii="Source Sans Pro" w:eastAsia="Source Sans Pro" w:hAnsi="Source Sans Pro" w:cs="Source Sans Pro"/>
           <w:b/>
@@ -511,7 +510,7 @@
         <w:pBdr>
           <w:bottom w:val="single" w:sz="6" w:space="1" w:color="000000"/>
         </w:pBdr>
-        <w:spacing w:before="183" w:after="0"/>
+        <w:spacing w:before="167" w:after="52"/>
       </w:pPr>
       <w:r>
         <w:rPr>
@@ -530,7 +529,7 @@
         <w:tabs>
           <w:tab w:val="right" w:pos="10800"/>
         </w:tabs>
-        <w:spacing w:before="20" w:after="0"/>
+        <w:spacing w:before="62"/>
       </w:pPr>
       <w:hyperlink r:id="rId8">
         <w:r>
@@ -579,16 +578,16 @@
           <w:ilvl w:val="0"/>
           <w:numId w:val="2"/>
         </w:numPr>
-        <w:spacing w:before="13" w:after="47"/>
-      </w:pPr>
-      <w:r>
-        <w:rPr>
-          <w:rFonts w:ascii="Source Sans Pro" w:eastAsia="Source Sans Pro" w:hAnsi="Source Sans Pro" w:cs="Source Sans Pro"/>
-          <w:color w:val="000000"/>
-          <w:sz w:val="19"/>
-          <w:szCs w:val="19"/>
-        </w:rPr>
-        <w:t>Built multi‑API threat intelligence pipeline in Python that submits suspicious URLs and IPs to VirusTotal and AbuseIPDB and cross‑references WHOIS registration age, DNS records and SSL details for comprehensive phishing analysis report.</w:t>
+        <w:spacing w:before="13" w:after="15"/>
+      </w:pPr>
+      <w:r>
+        <w:rPr>
+          <w:rFonts w:ascii="Source Sans Pro" w:eastAsia="Source Sans Pro" w:hAnsi="Source Sans Pro" w:cs="Source Sans Pro"/>
+          <w:color w:val="000000"/>
+          <w:sz w:val="19"/>
+          <w:szCs w:val="19"/>
+        </w:rPr>
+        <w:t>Built multi-API threat intelligence pipeline in Python that submits suspicious URLs and IPs to VirusTotal, AbuseIPDB, and URLScan.io and cross-references WHOIS registration age, DNS records, and SSL details for phishing analysis.</w:t>
       </w:r>
     </w:p>
     <w:p>
@@ -598,16 +597,16 @@
           <w:ilvl w:val="0"/>
           <w:numId w:val="2"/>
         </w:numPr>
-        <w:spacing w:before="13" w:after="47"/>
-      </w:pPr>
-      <w:r>
-        <w:rPr>
-          <w:rFonts w:ascii="Source Sans Pro" w:eastAsia="Source Sans Pro" w:hAnsi="Source Sans Pro" w:cs="Source Sans Pro"/>
-          <w:color w:val="000000"/>
-          <w:sz w:val="19"/>
-          <w:szCs w:val="19"/>
-        </w:rPr>
-        <w:t>Implemented typosquatting domain detector in Python that generates character‑substitution variants of brand domains and checks live DNS resolution for brand‑impersonation analysis resulting in a typosquatting detection list.</w:t>
+        <w:spacing w:before="13" w:after="15"/>
+      </w:pPr>
+      <w:r>
+        <w:rPr>
+          <w:rFonts w:ascii="Source Sans Pro" w:eastAsia="Source Sans Pro" w:hAnsi="Source Sans Pro" w:cs="Source Sans Pro"/>
+          <w:color w:val="000000"/>
+          <w:sz w:val="19"/>
+          <w:szCs w:val="19"/>
+        </w:rPr>
+        <w:t>Implemented typosquatting domain detector in Python that generates character‑substitution variants of brand domains and checks live DNS resolution for brand‑impersonation analysis.</w:t>
       </w:r>
     </w:p>
     <w:p>
@@ -617,21 +616,21 @@
           <w:ilvl w:val="0"/>
           <w:numId w:val="2"/>
         </w:numPr>
-        <w:spacing w:before="13" w:after="47"/>
-      </w:pPr>
-      <w:r>
-        <w:rPr>
-          <w:rFonts w:ascii="Source Sans Pro" w:eastAsia="Source Sans Pro" w:hAnsi="Source Sans Pro" w:cs="Source Sans Pro"/>
-          <w:color w:val="000000"/>
-          <w:sz w:val="19"/>
-          <w:szCs w:val="19"/>
-        </w:rPr>
-        <w:t>Deployed Telegram bot interface in Python enabling analysts to submit URLs for live IOC enrichment and supports bulk CSV input and output for incident response workflows while incorporating OSINT enrichment via theHarvester for domain profiling bot for IOC enrichment.</w:t>
-      </w:r>
-    </w:p>
-    <w:p>
-      <w:pPr>
-        <w:spacing w:before="41" w:after="41"/>
+        <w:spacing w:before="13" w:after="15"/>
+      </w:pPr>
+      <w:r>
+        <w:rPr>
+          <w:rFonts w:ascii="Source Sans Pro" w:eastAsia="Source Sans Pro" w:hAnsi="Source Sans Pro" w:cs="Source Sans Pro"/>
+          <w:color w:val="000000"/>
+          <w:sz w:val="19"/>
+          <w:szCs w:val="19"/>
+        </w:rPr>
+        <w:t>Deployed Telegram bot interface in Python enabling analysts to submit URLs for live IOC enrichment, supports bulk CSV input and output for incident response workflows, and includes OSINT enrichment via theHarvester for domain profiling.</w:t>
+      </w:r>
+    </w:p>
+    <w:p>
+      <w:pPr>
+        <w:spacing w:before="33" w:after="3"/>
       </w:pPr>
     </w:p>
     <w:p>
@@ -639,7 +638,7 @@
         <w:tabs>
           <w:tab w:val="right" w:pos="10800"/>
         </w:tabs>
-        <w:spacing w:before="30" w:after="0"/>
+        <w:spacing w:before="30"/>
       </w:pPr>
       <w:hyperlink r:id="rId9">
         <w:r>
@@ -688,16 +687,16 @@
           <w:ilvl w:val="0"/>
           <w:numId w:val="2"/>
         </w:numPr>
-        <w:spacing w:before="13" w:after="47"/>
-      </w:pPr>
-      <w:r>
-        <w:rPr>
-          <w:rFonts w:ascii="Source Sans Pro" w:eastAsia="Source Sans Pro" w:hAnsi="Source Sans Pro" w:cs="Source Sans Pro"/>
-          <w:color w:val="000000"/>
-          <w:sz w:val="19"/>
-          <w:szCs w:val="19"/>
-        </w:rPr>
-        <w:t>Built automated vulnerability assessment pipeline in Python that integrates Nessus and OpenVAS REST APIs and generates CVE reports classified by CVSS severity and EPSS context from the FIRST.org API EPSS‑enhanced CVE report.</w:t>
+        <w:spacing w:before="13" w:after="15"/>
+      </w:pPr>
+      <w:r>
+        <w:rPr>
+          <w:rFonts w:ascii="Source Sans Pro" w:eastAsia="Source Sans Pro" w:hAnsi="Source Sans Pro" w:cs="Source Sans Pro"/>
+          <w:color w:val="000000"/>
+          <w:sz w:val="19"/>
+          <w:szCs w:val="19"/>
+        </w:rPr>
+        <w:t>Built automated vulnerability assessment pipeline in Python that integrates Nessus and OpenVAS REST APIs and generates CVE reports classified by CVSS severity and EPSS context from the FIRST.org API for vulnerability prioritization.</w:t>
       </w:r>
     </w:p>
     <w:p>
@@ -707,16 +706,16 @@
           <w:ilvl w:val="0"/>
           <w:numId w:val="2"/>
         </w:numPr>
-        <w:spacing w:before="13" w:after="47"/>
-      </w:pPr>
-      <w:r>
-        <w:rPr>
-          <w:rFonts w:ascii="Source Sans Pro" w:eastAsia="Source Sans Pro" w:hAnsi="Source Sans Pro" w:cs="Source Sans Pro"/>
-          <w:color w:val="000000"/>
-          <w:sz w:val="19"/>
-          <w:szCs w:val="19"/>
-        </w:rPr>
-        <w:t>Developed OWASP Top 10 automated web checker in Python that sends crafted HTTP requests to detect injection, broken authentication and SSRF vulnerabilities and documented SQL injection exploit with remediation steps documented SQL injection exploit.</w:t>
+        <w:spacing w:before="13" w:after="15"/>
+      </w:pPr>
+      <w:r>
+        <w:rPr>
+          <w:rFonts w:ascii="Source Sans Pro" w:eastAsia="Source Sans Pro" w:hAnsi="Source Sans Pro" w:cs="Source Sans Pro"/>
+          <w:color w:val="000000"/>
+          <w:sz w:val="19"/>
+          <w:szCs w:val="19"/>
+        </w:rPr>
+        <w:t>Developed OWASP Top 10 automated web checker in Python that sends crafted HTTP requests to detect injection, broken authentication, and SSRF vulnerabilities and documents SQL injection exploit and parameterised query remediation for remediation documentation.</w:t>
       </w:r>
     </w:p>
     <w:p>
@@ -726,16 +725,16 @@
           <w:ilvl w:val="0"/>
           <w:numId w:val="2"/>
         </w:numPr>
-        <w:spacing w:before="13" w:after="47"/>
-      </w:pPr>
-      <w:r>
-        <w:rPr>
-          <w:rFonts w:ascii="Source Sans Pro" w:eastAsia="Source Sans Pro" w:hAnsi="Source Sans Pro" w:cs="Source Sans Pro"/>
-          <w:color w:val="000000"/>
-          <w:sz w:val="19"/>
-          <w:szCs w:val="19"/>
-        </w:rPr>
-        <w:t>Automated scan scheduling with Bash and cron, added delta‑scan logic to flag newly discovered CVEs and organized patch compliance tracking evidence patch compliance tracking evidence.</w:t>
+        <w:spacing w:before="13" w:after="15"/>
+      </w:pPr>
+      <w:r>
+        <w:rPr>
+          <w:rFonts w:ascii="Source Sans Pro" w:eastAsia="Source Sans Pro" w:hAnsi="Source Sans Pro" w:cs="Source Sans Pro"/>
+          <w:color w:val="000000"/>
+          <w:sz w:val="19"/>
+          <w:szCs w:val="19"/>
+        </w:rPr>
+        <w:t>Automated scan scheduling with Bash and cron, built delta‑scan logic to flag newly discovered CVEs and organize patch compliance tracking evidence.</w:t>
       </w:r>
     </w:p>
     <w:p>
@@ -743,7 +742,7 @@
         <w:pBdr>
           <w:bottom w:val="single" w:sz="6" w:space="1" w:color="000000"/>
         </w:pBdr>
-        <w:spacing w:before="41" w:after="41"/>
+        <w:spacing w:before="158" w:after="55"/>
         <w:rPr>
           <w:rFonts w:ascii="Source Sans Pro" w:eastAsia="Source Sans Pro" w:hAnsi="Source Sans Pro" w:cs="Source Sans Pro"/>
           <w:b/>
@@ -759,7 +758,7 @@
         <w:pBdr>
           <w:bottom w:val="single" w:sz="6" w:space="1" w:color="000000"/>
         </w:pBdr>
-        <w:spacing w:before="183" w:after="0"/>
+        <w:spacing w:before="167" w:after="52"/>
       </w:pPr>
       <w:r>
         <w:rPr>
@@ -775,7 +774,7 @@
     </w:p>
     <w:p>
       <w:pPr>
-        <w:spacing w:before="65" w:after="65"/>
+        <w:spacing w:before="27" w:after="27"/>
       </w:pPr>
       <w:r>
         <w:rPr>
@@ -797,7 +796,7 @@
     </w:p>
     <w:p>
       <w:pPr>
-        <w:spacing w:before="65" w:after="65"/>
+        <w:spacing w:before="27" w:after="27"/>
       </w:pPr>
       <w:r>
         <w:rPr>
@@ -819,7 +818,7 @@
     </w:p>
     <w:p>
       <w:pPr>
-        <w:spacing w:before="65" w:after="65"/>
+        <w:spacing w:before="27" w:after="27"/>
       </w:pPr>
       <w:r>
         <w:rPr>
@@ -841,7 +840,7 @@
     </w:p>
     <w:p>
       <w:pPr>
-        <w:spacing w:before="65" w:after="65"/>
+        <w:spacing w:before="27" w:after="27"/>
       </w:pPr>
       <w:r>
         <w:rPr>
@@ -863,7 +862,7 @@
     </w:p>
     <w:p>
       <w:pPr>
-        <w:spacing w:before="65" w:after="65"/>
+        <w:spacing w:before="27" w:after="27"/>
       </w:pPr>
       <w:r>
         <w:rPr>
@@ -888,7 +887,7 @@
         <w:pBdr>
           <w:bottom w:val="single" w:sz="6" w:space="1" w:color="000000"/>
         </w:pBdr>
-        <w:spacing w:before="41" w:after="41"/>
+        <w:spacing w:before="158" w:after="55"/>
         <w:rPr>
           <w:rFonts w:ascii="Source Sans Pro" w:eastAsia="Source Sans Pro" w:hAnsi="Source Sans Pro" w:cs="Source Sans Pro"/>
           <w:b/>
@@ -904,7 +903,7 @@
         <w:pBdr>
           <w:bottom w:val="single" w:sz="6" w:space="1" w:color="000000"/>
         </w:pBdr>
-        <w:spacing w:before="183" w:after="0"/>
+        <w:spacing w:before="167" w:after="52"/>
       </w:pPr>
       <w:r>
         <w:rPr>
@@ -925,7 +924,7 @@
           <w:ilvl w:val="0"/>
           <w:numId w:val="2"/>
         </w:numPr>
-        <w:spacing w:before="13" w:after="47"/>
+        <w:spacing w:before="13" w:after="15"/>
       </w:pPr>
       <w:r>
         <w:rPr>
@@ -944,7 +943,7 @@
           <w:ilvl w:val="0"/>
           <w:numId w:val="2"/>
         </w:numPr>
-        <w:spacing w:before="13" w:after="47"/>
+        <w:spacing w:before="13" w:after="15"/>
       </w:pPr>
       <w:r>
         <w:rPr>

--- a/resumes/Akshay_P_Resume.docx
+++ b/resumes/Akshay_P_Resume.docx
@@ -429,7 +429,7 @@
           <w:sz w:val="19"/>
           <w:szCs w:val="19"/>
         </w:rPr>
-        <w:t>Triaged 50+ weekly inventory reimbursement cases by severity and policy eligibility, applying risk prioritization and SLA discipline, producing an audit‑ready case queue.</w:t>
+        <w:t>Triaged 50+ weekly inventory reimbursement cases by severity and policy eligibility, applying structured triage and escalation workflow, producing a compliance‑ready case queue.</w:t>
       </w:r>
     </w:p>
     <w:p>
@@ -448,7 +448,7 @@
           <w:sz w:val="19"/>
           <w:szCs w:val="19"/>
         </w:rPr>
-        <w:t>Investigated root causes of seller claims, identified policy violations and anomalous patterns, and escalated findings to senior reviewers, generating risk escalation tickets.</w:t>
+        <w:t>Investigated root causes of seller claims, identified policy violations and anomalous patterns, and escalated findings to senior reviewers, generating a risk prioritization report.</w:t>
       </w:r>
     </w:p>
     <w:p>
@@ -467,7 +467,7 @@
           <w:sz w:val="19"/>
           <w:szCs w:val="19"/>
         </w:rPr>
-        <w:t>Documented investigation findings, decisions, evidence notes, and corrective actions in audit‑ready case files, creating a compliance evidence repository.</w:t>
+        <w:t>Documented audit‑ready case files with investigation findings, decisions, evidence notes, and corrective actions, creating a control evidence repository.</w:t>
       </w:r>
     </w:p>
     <w:p>
@@ -587,7 +587,7 @@
           <w:sz w:val="19"/>
           <w:szCs w:val="19"/>
         </w:rPr>
-        <w:t>Built multi-API threat intelligence pipeline in Python that submits suspicious URLs and IPs to VirusTotal, AbuseIPDB, and URLScan.io and cross-references WHOIS registration age, DNS records, and SSL details for phishing analysis.</w:t>
+        <w:t>Built multi-API threat intelligence pipeline in Python that submits suspicious URLs and IPs to VirusTotal, AbuseIPDB, and URLScan.io; cross-references WHOIS registration age, DNS records, and SSL details to produce a phishing analysis report.</w:t>
       </w:r>
     </w:p>
     <w:p>
@@ -606,7 +606,7 @@
           <w:sz w:val="19"/>
           <w:szCs w:val="19"/>
         </w:rPr>
-        <w:t>Implemented typosquatting domain detector in Python that generates character‑substitution variants of brand domains and checks live DNS resolution for brand‑impersonation analysis.</w:t>
+        <w:t>Implemented a typosquatting domain detector that generates character‑substitution variants of brand domains and checks live DNS resolution to create a typosquatting detection list.</w:t>
       </w:r>
     </w:p>
     <w:p>
@@ -625,7 +625,7 @@
           <w:sz w:val="19"/>
           <w:szCs w:val="19"/>
         </w:rPr>
-        <w:t>Deployed Telegram bot interface in Python enabling analysts to submit URLs for live IOC enrichment, supports bulk CSV input and output for incident response workflows, and includes OSINT enrichment via theHarvester for domain profiling.</w:t>
+        <w:t>Deployed a Telegram bot interface that enables analysts to submit URLs for live IOC enrichment, supports bulk CSV input and output, and adds OSINT enrichment via theHarvester to deliver an enriched IOC package.</w:t>
       </w:r>
     </w:p>
     <w:p>
@@ -696,7 +696,7 @@
           <w:sz w:val="19"/>
           <w:szCs w:val="19"/>
         </w:rPr>
-        <w:t>Built automated vulnerability assessment pipeline in Python that integrates Nessus and OpenVAS REST APIs and generates CVE reports classified by CVSS severity and EPSS context from the FIRST.org API for vulnerability prioritization.</w:t>
+        <w:t>Built an automated vulnerability assessment pipeline in Python that integrates Nessus and OpenVAS REST APIs, generates CVE reports classified by CVSS severity, and adds EPSS context from the FIRST.org API to create a comprehensive vulnerability report.</w:t>
       </w:r>
     </w:p>
     <w:p>
@@ -715,7 +715,7 @@
           <w:sz w:val="19"/>
           <w:szCs w:val="19"/>
         </w:rPr>
-        <w:t>Developed OWASP Top 10 automated web checker in Python that sends crafted HTTP requests to detect injection, broken authentication, and SSRF vulnerabilities and documents SQL injection exploit and parameterised query remediation for remediation documentation.</w:t>
+        <w:t>Developed an OWASP Top 10 automated web checker that sends crafted HTTP requests to detect injection, broken authentication, and SSRF vulnerabilities; documented findings in a SQL injection exploit and remediation guide.</w:t>
       </w:r>
     </w:p>
     <w:p>
@@ -734,7 +734,7 @@
           <w:sz w:val="19"/>
           <w:szCs w:val="19"/>
         </w:rPr>
-        <w:t>Automated scan scheduling with Bash and cron, built delta‑scan logic to flag newly discovered CVEs and organize patch compliance tracking evidence.</w:t>
+        <w:t>Automated scan scheduling with Bash and cron, added delta‑scan logic to flag newly discovered CVEs, and organized patch compliance tracking evidence for each identified vulnerability.</w:t>
       </w:r>
     </w:p>
     <w:p>

--- a/resumes/Akshay_P_Resume.docx
+++ b/resumes/Akshay_P_Resume.docx
@@ -4,7 +4,7 @@
   <w:body>
     <w:p>
       <w:pPr>
-        <w:spacing w:after="44"/>
+        <w:spacing w:after="0" w:before="20"/>
         <w:jc w:val="center"/>
       </w:pPr>
       <w:r>
@@ -21,6 +21,7 @@
     </w:p>
     <w:p>
       <w:pPr>
+        <w:spacing w:before="20" w:after="0"/>
         <w:jc w:val="center"/>
       </w:pPr>
       <w:r>
@@ -116,7 +117,7 @@
         <w:pBdr>
           <w:bottom w:val="single" w:sz="6" w:space="1" w:color="000000"/>
         </w:pBdr>
-        <w:spacing w:before="372" w:after="52"/>
+        <w:spacing w:before="159" w:after="0"/>
       </w:pPr>
       <w:r>
         <w:rPr>
@@ -135,7 +136,7 @@
         <w:tabs>
           <w:tab w:val="right" w:pos="10800"/>
         </w:tabs>
-        <w:spacing w:before="62"/>
+        <w:spacing w:before="20" w:after="0"/>
       </w:pPr>
       <w:r>
         <w:rPr>
@@ -170,7 +171,7 @@
     </w:p>
     <w:p>
       <w:pPr>
-        <w:spacing w:before="8"/>
+        <w:spacing w:before="8" w:after="0"/>
       </w:pPr>
       <w:r>
         <w:rPr>
@@ -189,7 +190,7 @@
         <w:tabs>
           <w:tab w:val="right" w:pos="10800"/>
         </w:tabs>
-        <w:spacing w:before="62"/>
+        <w:spacing w:before="20" w:after="0"/>
       </w:pPr>
       <w:r>
         <w:rPr>
@@ -224,7 +225,7 @@
     </w:p>
     <w:p>
       <w:pPr>
-        <w:spacing w:before="8"/>
+        <w:spacing w:before="8" w:after="0"/>
       </w:pPr>
       <w:r>
         <w:rPr>
@@ -243,7 +244,7 @@
         <w:tabs>
           <w:tab w:val="right" w:pos="10800"/>
         </w:tabs>
-        <w:spacing w:before="62"/>
+        <w:spacing w:before="20" w:after="0"/>
       </w:pPr>
       <w:r>
         <w:rPr>
@@ -278,7 +279,7 @@
     </w:p>
     <w:p>
       <w:pPr>
-        <w:spacing w:before="8"/>
+        <w:spacing w:before="8" w:after="0"/>
       </w:pPr>
       <w:r>
         <w:rPr>
@@ -294,7 +295,7 @@
     </w:p>
     <w:p>
       <w:pPr>
-        <w:spacing w:before="11" w:after="3"/>
+        <w:spacing w:before="35" w:after="35"/>
       </w:pPr>
     </w:p>
     <w:p>
@@ -302,7 +303,7 @@
         <w:pBdr>
           <w:bottom w:val="single" w:sz="6" w:space="1" w:color="000000"/>
         </w:pBdr>
-        <w:spacing w:before="167" w:after="52"/>
+        <w:spacing w:before="159" w:after="0"/>
       </w:pPr>
       <w:r>
         <w:rPr>
@@ -321,7 +322,7 @@
         <w:tabs>
           <w:tab w:val="right" w:pos="10800"/>
         </w:tabs>
-        <w:spacing w:before="62"/>
+        <w:spacing w:before="20" w:after="0"/>
       </w:pPr>
       <w:r>
         <w:rPr>
@@ -367,7 +368,7 @@
         <w:tabs>
           <w:tab w:val="right" w:pos="10800"/>
         </w:tabs>
-        <w:spacing w:before="8"/>
+        <w:spacing w:before="8" w:after="0"/>
         <w:rPr>
           <w:rFonts w:ascii="Source Sans Pro Light" w:hAnsi="Source Sans Pro Light"/>
           <w:i/>
@@ -420,16 +421,16 @@
           <w:ilvl w:val="0"/>
           <w:numId w:val="2"/>
         </w:numPr>
-        <w:spacing w:before="13" w:after="15"/>
-      </w:pPr>
-      <w:r>
-        <w:rPr>
-          <w:rFonts w:ascii="Source Sans Pro" w:eastAsia="Source Sans Pro" w:hAnsi="Source Sans Pro" w:cs="Source Sans Pro"/>
-          <w:color w:val="000000"/>
-          <w:sz w:val="19"/>
-          <w:szCs w:val="19"/>
-        </w:rPr>
-        <w:t>Triaged 50+ weekly inventory reimbursement cases by severity and policy eligibility, applying structured triage and escalation workflow, producing a compliance‑ready case queue.</w:t>
+        <w:spacing w:before="13" w:after="42"/>
+      </w:pPr>
+      <w:r>
+        <w:rPr>
+          <w:rFonts w:ascii="Source Sans Pro" w:eastAsia="Source Sans Pro" w:hAnsi="Source Sans Pro" w:cs="Source Sans Pro"/>
+          <w:color w:val="000000"/>
+          <w:sz w:val="19"/>
+          <w:szCs w:val="19"/>
+        </w:rPr>
+        <w:t>Triaged 50+ weekly inventory reimbursement cases by severity and policy eligibility, applying structured compliance tracking and escalation workflow, producing audit‑ready case logs.</w:t>
       </w:r>
     </w:p>
     <w:p>
@@ -439,16 +440,16 @@
           <w:ilvl w:val="0"/>
           <w:numId w:val="2"/>
         </w:numPr>
-        <w:spacing w:before="13" w:after="15"/>
-      </w:pPr>
-      <w:r>
-        <w:rPr>
-          <w:rFonts w:ascii="Source Sans Pro" w:eastAsia="Source Sans Pro" w:hAnsi="Source Sans Pro" w:cs="Source Sans Pro"/>
-          <w:color w:val="000000"/>
-          <w:sz w:val="19"/>
-          <w:szCs w:val="19"/>
-        </w:rPr>
-        <w:t>Investigated root causes of seller claims, identified policy violations and anomalous patterns, and escalated findings to senior reviewers, generating a risk prioritization report.</w:t>
+        <w:spacing w:before="13" w:after="42"/>
+      </w:pPr>
+      <w:r>
+        <w:rPr>
+          <w:rFonts w:ascii="Source Sans Pro" w:eastAsia="Source Sans Pro" w:hAnsi="Source Sans Pro" w:cs="Source Sans Pro"/>
+          <w:color w:val="000000"/>
+          <w:sz w:val="19"/>
+          <w:szCs w:val="19"/>
+        </w:rPr>
+        <w:t>Investigated seller claims to conduct root cause analysis, identified policy violations and anomalous patterns, and escalated findings to senior reviewers, generating actionable compliance reports.</w:t>
       </w:r>
     </w:p>
     <w:p>
@@ -458,16 +459,16 @@
           <w:ilvl w:val="0"/>
           <w:numId w:val="2"/>
         </w:numPr>
-        <w:spacing w:before="13" w:after="15"/>
-      </w:pPr>
-      <w:r>
-        <w:rPr>
-          <w:rFonts w:ascii="Source Sans Pro" w:eastAsia="Source Sans Pro" w:hAnsi="Source Sans Pro" w:cs="Source Sans Pro"/>
-          <w:color w:val="000000"/>
-          <w:sz w:val="19"/>
-          <w:szCs w:val="19"/>
-        </w:rPr>
-        <w:t>Documented audit‑ready case files with investigation findings, decisions, evidence notes, and corrective actions, creating a control evidence repository.</w:t>
+        <w:spacing w:before="13" w:after="42"/>
+      </w:pPr>
+      <w:r>
+        <w:rPr>
+          <w:rFonts w:ascii="Source Sans Pro" w:eastAsia="Source Sans Pro" w:hAnsi="Source Sans Pro" w:cs="Source Sans Pro"/>
+          <w:color w:val="000000"/>
+          <w:sz w:val="19"/>
+          <w:szCs w:val="19"/>
+        </w:rPr>
+        <w:t>Documented investigation findings, decisions, evidence notes, and corrective actions in audit‑ready case files, establishing a control evidence repository for compliance audits.</w:t>
       </w:r>
     </w:p>
     <w:p>
@@ -477,16 +478,16 @@
           <w:ilvl w:val="0"/>
           <w:numId w:val="2"/>
         </w:numPr>
-        <w:spacing w:before="13" w:after="15"/>
-      </w:pPr>
-      <w:r>
-        <w:rPr>
-          <w:rFonts w:ascii="Source Sans Pro" w:eastAsia="Source Sans Pro" w:hAnsi="Source Sans Pro" w:cs="Source Sans Pro"/>
-          <w:color w:val="000000"/>
-          <w:sz w:val="19"/>
-          <w:szCs w:val="19"/>
-        </w:rPr>
-        <w:t>Identified recurring fraud patterns across case history and flagged them ahead of weekly review cycles, cutting repeat-issue re-investigation before escalation.</w:t>
+        <w:spacing w:before="13" w:after="42"/>
+      </w:pPr>
+      <w:r>
+        <w:rPr>
+          <w:rFonts w:ascii="Source Sans Pro" w:eastAsia="Source Sans Pro" w:hAnsi="Source Sans Pro" w:cs="Source Sans Pro"/>
+          <w:color w:val="000000"/>
+          <w:sz w:val="19"/>
+          <w:szCs w:val="19"/>
+        </w:rPr>
+        <w:t>Spotted recurring fraud patterns across 200+ weekly cases, flagged early and reduced repeat‑issue investigation time before escalation, creating a proactive risk‑detection register.</w:t>
       </w:r>
     </w:p>
     <w:p>
@@ -494,7 +495,7 @@
         <w:pBdr>
           <w:bottom w:val="single" w:sz="6" w:space="1" w:color="000000"/>
         </w:pBdr>
-        <w:spacing w:before="158" w:after="55"/>
+        <w:spacing w:before="35" w:after="35"/>
         <w:rPr>
           <w:rFonts w:ascii="Source Sans Pro" w:eastAsia="Source Sans Pro" w:hAnsi="Source Sans Pro" w:cs="Source Sans Pro"/>
           <w:b/>
@@ -510,7 +511,7 @@
         <w:pBdr>
           <w:bottom w:val="single" w:sz="6" w:space="1" w:color="000000"/>
         </w:pBdr>
-        <w:spacing w:before="167" w:after="52"/>
+        <w:spacing w:before="159" w:after="0"/>
       </w:pPr>
       <w:r>
         <w:rPr>
@@ -529,7 +530,7 @@
         <w:tabs>
           <w:tab w:val="right" w:pos="10800"/>
         </w:tabs>
-        <w:spacing w:before="62"/>
+        <w:spacing w:before="20" w:after="0"/>
       </w:pPr>
       <w:hyperlink r:id="rId8">
         <w:r>
@@ -578,16 +579,16 @@
           <w:ilvl w:val="0"/>
           <w:numId w:val="2"/>
         </w:numPr>
-        <w:spacing w:before="13" w:after="15"/>
-      </w:pPr>
-      <w:r>
-        <w:rPr>
-          <w:rFonts w:ascii="Source Sans Pro" w:eastAsia="Source Sans Pro" w:hAnsi="Source Sans Pro" w:cs="Source Sans Pro"/>
-          <w:color w:val="000000"/>
-          <w:sz w:val="19"/>
-          <w:szCs w:val="19"/>
-        </w:rPr>
-        <w:t>Built multi-API threat intelligence pipeline in Python that submits suspicious URLs and IPs to VirusTotal, AbuseIPDB, and URLScan.io; cross-references WHOIS registration age, DNS records, and SSL details to produce a phishing analysis report.</w:t>
+        <w:spacing w:before="13" w:after="42"/>
+      </w:pPr>
+      <w:r>
+        <w:rPr>
+          <w:rFonts w:ascii="Source Sans Pro" w:eastAsia="Source Sans Pro" w:hAnsi="Source Sans Pro" w:cs="Source Sans Pro"/>
+          <w:color w:val="000000"/>
+          <w:sz w:val="19"/>
+          <w:szCs w:val="19"/>
+        </w:rPr>
+        <w:t>Built multi-API threat intelligence pipeline in Python that submits suspicious URLs and IPs to VirusTotal, AbuseIPDB and URLScan.io and cross-references WHOIS registration age, DNS records and SSL details for phishing analysis, producing an enriched threat intelligence report.</w:t>
       </w:r>
     </w:p>
     <w:p>
@@ -597,16 +598,16 @@
           <w:ilvl w:val="0"/>
           <w:numId w:val="2"/>
         </w:numPr>
-        <w:spacing w:before="13" w:after="15"/>
-      </w:pPr>
-      <w:r>
-        <w:rPr>
-          <w:rFonts w:ascii="Source Sans Pro" w:eastAsia="Source Sans Pro" w:hAnsi="Source Sans Pro" w:cs="Source Sans Pro"/>
-          <w:color w:val="000000"/>
-          <w:sz w:val="19"/>
-          <w:szCs w:val="19"/>
-        </w:rPr>
-        <w:t>Implemented a typosquatting domain detector that generates character‑substitution variants of brand domains and checks live DNS resolution to create a typosquatting detection list.</w:t>
+        <w:spacing w:before="13" w:after="42"/>
+      </w:pPr>
+      <w:r>
+        <w:rPr>
+          <w:rFonts w:ascii="Source Sans Pro" w:eastAsia="Source Sans Pro" w:hAnsi="Source Sans Pro" w:cs="Source Sans Pro"/>
+          <w:color w:val="000000"/>
+          <w:sz w:val="19"/>
+          <w:szCs w:val="19"/>
+        </w:rPr>
+        <w:t>Implemented a typosquatting domain detector in Python that generates character‑substitution variants of brand domains and checks live DNS resolution for brand‑impersonation analysis, delivering a list of identified typosquatting domains.</w:t>
       </w:r>
     </w:p>
     <w:p>
@@ -616,21 +617,21 @@
           <w:ilvl w:val="0"/>
           <w:numId w:val="2"/>
         </w:numPr>
-        <w:spacing w:before="13" w:after="15"/>
-      </w:pPr>
-      <w:r>
-        <w:rPr>
-          <w:rFonts w:ascii="Source Sans Pro" w:eastAsia="Source Sans Pro" w:hAnsi="Source Sans Pro" w:cs="Source Sans Pro"/>
-          <w:color w:val="000000"/>
-          <w:sz w:val="19"/>
-          <w:szCs w:val="19"/>
-        </w:rPr>
-        <w:t>Deployed a Telegram bot interface that enables analysts to submit URLs for live IOC enrichment, supports bulk CSV input and output, and adds OSINT enrichment via theHarvester to deliver an enriched IOC package.</w:t>
-      </w:r>
-    </w:p>
-    <w:p>
-      <w:pPr>
-        <w:spacing w:before="33" w:after="3"/>
+        <w:spacing w:before="13" w:after="42"/>
+      </w:pPr>
+      <w:r>
+        <w:rPr>
+          <w:rFonts w:ascii="Source Sans Pro" w:eastAsia="Source Sans Pro" w:hAnsi="Source Sans Pro" w:cs="Source Sans Pro"/>
+          <w:color w:val="000000"/>
+          <w:sz w:val="19"/>
+          <w:szCs w:val="19"/>
+        </w:rPr>
+        <w:t>Deployed a Telegram bot interface written in Python that enables analysts to submit URLs for live IOC enrichment, supports bulk CSV input and output for incident response workflows and incorporates OSINT enrichment via theHarvester for domain profiling, resulting in a live IOC enrichment interface.</w:t>
+      </w:r>
+    </w:p>
+    <w:p>
+      <w:pPr>
+        <w:spacing w:before="35" w:after="35"/>
       </w:pPr>
     </w:p>
     <w:p>
@@ -638,7 +639,7 @@
         <w:tabs>
           <w:tab w:val="right" w:pos="10800"/>
         </w:tabs>
-        <w:spacing w:before="30"/>
+        <w:spacing w:before="30" w:after="0"/>
       </w:pPr>
       <w:hyperlink r:id="rId9">
         <w:r>
@@ -687,16 +688,16 @@
           <w:ilvl w:val="0"/>
           <w:numId w:val="2"/>
         </w:numPr>
-        <w:spacing w:before="13" w:after="15"/>
-      </w:pPr>
-      <w:r>
-        <w:rPr>
-          <w:rFonts w:ascii="Source Sans Pro" w:eastAsia="Source Sans Pro" w:hAnsi="Source Sans Pro" w:cs="Source Sans Pro"/>
-          <w:color w:val="000000"/>
-          <w:sz w:val="19"/>
-          <w:szCs w:val="19"/>
-        </w:rPr>
-        <w:t>Built an automated vulnerability assessment pipeline in Python that integrates Nessus and OpenVAS REST APIs, generates CVE reports classified by CVSS severity, and adds EPSS context from the FIRST.org API to create a comprehensive vulnerability report.</w:t>
+        <w:spacing w:before="13" w:after="42"/>
+      </w:pPr>
+      <w:r>
+        <w:rPr>
+          <w:rFonts w:ascii="Source Sans Pro" w:eastAsia="Source Sans Pro" w:hAnsi="Source Sans Pro" w:cs="Source Sans Pro"/>
+          <w:color w:val="000000"/>
+          <w:sz w:val="19"/>
+          <w:szCs w:val="19"/>
+        </w:rPr>
+        <w:t>Built automated vulnerability assessment pipeline in Python that integrates Nessus and OpenVAS REST APIs, generates CVE reports classified by CVSS severity and enriches them with EPSS context from the FIRST.org API, creating a comprehensive vulnerability report.</w:t>
       </w:r>
     </w:p>
     <w:p>
@@ -706,16 +707,16 @@
           <w:ilvl w:val="0"/>
           <w:numId w:val="2"/>
         </w:numPr>
-        <w:spacing w:before="13" w:after="15"/>
-      </w:pPr>
-      <w:r>
-        <w:rPr>
-          <w:rFonts w:ascii="Source Sans Pro" w:eastAsia="Source Sans Pro" w:hAnsi="Source Sans Pro" w:cs="Source Sans Pro"/>
-          <w:color w:val="000000"/>
-          <w:sz w:val="19"/>
-          <w:szCs w:val="19"/>
-        </w:rPr>
-        <w:t>Developed an OWASP Top 10 automated web checker that sends crafted HTTP requests to detect injection, broken authentication, and SSRF vulnerabilities; documented findings in a SQL injection exploit and remediation guide.</w:t>
+        <w:spacing w:before="13" w:after="42"/>
+      </w:pPr>
+      <w:r>
+        <w:rPr>
+          <w:rFonts w:ascii="Source Sans Pro" w:eastAsia="Source Sans Pro" w:hAnsi="Source Sans Pro" w:cs="Source Sans Pro"/>
+          <w:color w:val="000000"/>
+          <w:sz w:val="19"/>
+          <w:szCs w:val="19"/>
+        </w:rPr>
+        <w:t>Developed an OWASP Top 10 automated web checker in Python that sends crafted HTTP requests to detect injection, broken authentication and SSRF vulnerabilities and documents SQL injection exploit details with parameterised query remediation, producing a detailed web security assessment.</w:t>
       </w:r>
     </w:p>
     <w:p>
@@ -725,16 +726,16 @@
           <w:ilvl w:val="0"/>
           <w:numId w:val="2"/>
         </w:numPr>
-        <w:spacing w:before="13" w:after="15"/>
-      </w:pPr>
-      <w:r>
-        <w:rPr>
-          <w:rFonts w:ascii="Source Sans Pro" w:eastAsia="Source Sans Pro" w:hAnsi="Source Sans Pro" w:cs="Source Sans Pro"/>
-          <w:color w:val="000000"/>
-          <w:sz w:val="19"/>
-          <w:szCs w:val="19"/>
-        </w:rPr>
-        <w:t>Automated scan scheduling with Bash and cron, added delta‑scan logic to flag newly discovered CVEs, and organized patch compliance tracking evidence for each identified vulnerability.</w:t>
+        <w:spacing w:before="13" w:after="42"/>
+      </w:pPr>
+      <w:r>
+        <w:rPr>
+          <w:rFonts w:ascii="Source Sans Pro" w:eastAsia="Source Sans Pro" w:hAnsi="Source Sans Pro" w:cs="Source Sans Pro"/>
+          <w:color w:val="000000"/>
+          <w:sz w:val="19"/>
+          <w:szCs w:val="19"/>
+        </w:rPr>
+        <w:t>Automated scan scheduling using Bash and cron, implemented delta‑scan logic to flag newly discovered CVEs and organized patch compliance tracking evidence, delivering a continuous patch compliance tracking record.</w:t>
       </w:r>
     </w:p>
     <w:p>
@@ -742,7 +743,7 @@
         <w:pBdr>
           <w:bottom w:val="single" w:sz="6" w:space="1" w:color="000000"/>
         </w:pBdr>
-        <w:spacing w:before="158" w:after="55"/>
+        <w:spacing w:before="35" w:after="35"/>
         <w:rPr>
           <w:rFonts w:ascii="Source Sans Pro" w:eastAsia="Source Sans Pro" w:hAnsi="Source Sans Pro" w:cs="Source Sans Pro"/>
           <w:b/>
@@ -758,7 +759,7 @@
         <w:pBdr>
           <w:bottom w:val="single" w:sz="6" w:space="1" w:color="000000"/>
         </w:pBdr>
-        <w:spacing w:before="167" w:after="52"/>
+        <w:spacing w:before="159" w:after="0"/>
       </w:pPr>
       <w:r>
         <w:rPr>
@@ -774,7 +775,7 @@
     </w:p>
     <w:p>
       <w:pPr>
-        <w:spacing w:before="27" w:after="27"/>
+        <w:spacing w:before="59" w:after="59"/>
       </w:pPr>
       <w:r>
         <w:rPr>
@@ -796,7 +797,7 @@
     </w:p>
     <w:p>
       <w:pPr>
-        <w:spacing w:before="27" w:after="27"/>
+        <w:spacing w:before="59" w:after="59"/>
       </w:pPr>
       <w:r>
         <w:rPr>
@@ -818,7 +819,7 @@
     </w:p>
     <w:p>
       <w:pPr>
-        <w:spacing w:before="27" w:after="27"/>
+        <w:spacing w:before="59" w:after="59"/>
       </w:pPr>
       <w:r>
         <w:rPr>
@@ -840,7 +841,7 @@
     </w:p>
     <w:p>
       <w:pPr>
-        <w:spacing w:before="27" w:after="27"/>
+        <w:spacing w:before="59" w:after="59"/>
       </w:pPr>
       <w:r>
         <w:rPr>
@@ -862,7 +863,7 @@
     </w:p>
     <w:p>
       <w:pPr>
-        <w:spacing w:before="27" w:after="27"/>
+        <w:spacing w:before="59" w:after="59"/>
       </w:pPr>
       <w:r>
         <w:rPr>
@@ -887,7 +888,7 @@
         <w:pBdr>
           <w:bottom w:val="single" w:sz="6" w:space="1" w:color="000000"/>
         </w:pBdr>
-        <w:spacing w:before="158" w:after="55"/>
+        <w:spacing w:before="35" w:after="35"/>
         <w:rPr>
           <w:rFonts w:ascii="Source Sans Pro" w:eastAsia="Source Sans Pro" w:hAnsi="Source Sans Pro" w:cs="Source Sans Pro"/>
           <w:b/>
@@ -903,7 +904,7 @@
         <w:pBdr>
           <w:bottom w:val="single" w:sz="6" w:space="1" w:color="000000"/>
         </w:pBdr>
-        <w:spacing w:before="167" w:after="52"/>
+        <w:spacing w:before="159" w:after="0"/>
       </w:pPr>
       <w:r>
         <w:rPr>
@@ -924,7 +925,7 @@
           <w:ilvl w:val="0"/>
           <w:numId w:val="2"/>
         </w:numPr>
-        <w:spacing w:before="13" w:after="15"/>
+        <w:spacing w:before="13" w:after="42"/>
       </w:pPr>
       <w:r>
         <w:rPr>
@@ -943,7 +944,7 @@
           <w:ilvl w:val="0"/>
           <w:numId w:val="2"/>
         </w:numPr>
-        <w:spacing w:before="13" w:after="15"/>
+        <w:spacing w:before="13" w:after="42"/>
       </w:pPr>
       <w:r>
         <w:rPr>

--- a/resumes/Akshay_P_Resume.docx
+++ b/resumes/Akshay_P_Resume.docx
@@ -117,7 +117,7 @@
         <w:pBdr>
           <w:bottom w:val="single" w:sz="6" w:space="1" w:color="000000"/>
         </w:pBdr>
-        <w:spacing w:before="159" w:after="0"/>
+        <w:spacing w:before="183" w:after="0"/>
       </w:pPr>
       <w:r>
         <w:rPr>
@@ -295,7 +295,7 @@
     </w:p>
     <w:p>
       <w:pPr>
-        <w:spacing w:before="35" w:after="35"/>
+        <w:spacing w:before="41" w:after="41"/>
       </w:pPr>
     </w:p>
     <w:p>
@@ -303,7 +303,7 @@
         <w:pBdr>
           <w:bottom w:val="single" w:sz="6" w:space="1" w:color="000000"/>
         </w:pBdr>
-        <w:spacing w:before="159" w:after="0"/>
+        <w:spacing w:before="183" w:after="0"/>
       </w:pPr>
       <w:r>
         <w:rPr>
@@ -421,16 +421,16 @@
           <w:ilvl w:val="0"/>
           <w:numId w:val="2"/>
         </w:numPr>
-        <w:spacing w:before="13" w:after="42"/>
-      </w:pPr>
-      <w:r>
-        <w:rPr>
-          <w:rFonts w:ascii="Source Sans Pro" w:eastAsia="Source Sans Pro" w:hAnsi="Source Sans Pro" w:cs="Source Sans Pro"/>
-          <w:color w:val="000000"/>
-          <w:sz w:val="19"/>
-          <w:szCs w:val="19"/>
-        </w:rPr>
-        <w:t>Triaged 50+ weekly inventory reimbursement cases by severity and policy eligibility, applying structured compliance tracking and escalation workflow, producing audit‑ready case logs.</w:t>
+        <w:spacing w:before="13" w:after="47"/>
+      </w:pPr>
+      <w:r>
+        <w:rPr>
+          <w:rFonts w:ascii="Source Sans Pro" w:eastAsia="Source Sans Pro" w:hAnsi="Source Sans Pro" w:cs="Source Sans Pro"/>
+          <w:color w:val="000000"/>
+          <w:sz w:val="19"/>
+          <w:szCs w:val="19"/>
+        </w:rPr>
+        <w:t>Triaged 50+ weekly inventory reimbursement cases by severity and policy eligibility, applying structured triage and escalation workflow, producing an audit‑ready decision trail.</w:t>
       </w:r>
     </w:p>
     <w:p>
@@ -440,16 +440,16 @@
           <w:ilvl w:val="0"/>
           <w:numId w:val="2"/>
         </w:numPr>
-        <w:spacing w:before="13" w:after="42"/>
-      </w:pPr>
-      <w:r>
-        <w:rPr>
-          <w:rFonts w:ascii="Source Sans Pro" w:eastAsia="Source Sans Pro" w:hAnsi="Source Sans Pro" w:cs="Source Sans Pro"/>
-          <w:color w:val="000000"/>
-          <w:sz w:val="19"/>
-          <w:szCs w:val="19"/>
-        </w:rPr>
-        <w:t>Investigated seller claims to conduct root cause analysis, identified policy violations and anomalous patterns, and escalated findings to senior reviewers, generating actionable compliance reports.</w:t>
+        <w:spacing w:before="13" w:after="47"/>
+      </w:pPr>
+      <w:r>
+        <w:rPr>
+          <w:rFonts w:ascii="Source Sans Pro" w:eastAsia="Source Sans Pro" w:hAnsi="Source Sans Pro" w:cs="Source Sans Pro"/>
+          <w:color w:val="000000"/>
+          <w:sz w:val="19"/>
+          <w:szCs w:val="19"/>
+        </w:rPr>
+        <w:t>Investigated root causes of seller claims, identified policy violations and anomalous patterns, and escalated findings to senior reviewers, establishing compliance evidence.</w:t>
       </w:r>
     </w:p>
     <w:p>
@@ -459,16 +459,16 @@
           <w:ilvl w:val="0"/>
           <w:numId w:val="2"/>
         </w:numPr>
-        <w:spacing w:before="13" w:after="42"/>
-      </w:pPr>
-      <w:r>
-        <w:rPr>
-          <w:rFonts w:ascii="Source Sans Pro" w:eastAsia="Source Sans Pro" w:hAnsi="Source Sans Pro" w:cs="Source Sans Pro"/>
-          <w:color w:val="000000"/>
-          <w:sz w:val="19"/>
-          <w:szCs w:val="19"/>
-        </w:rPr>
-        <w:t>Documented investigation findings, decisions, evidence notes, and corrective actions in audit‑ready case files, establishing a control evidence repository for compliance audits.</w:t>
+        <w:spacing w:before="13" w:after="47"/>
+      </w:pPr>
+      <w:r>
+        <w:rPr>
+          <w:rFonts w:ascii="Source Sans Pro" w:eastAsia="Source Sans Pro" w:hAnsi="Source Sans Pro" w:cs="Source Sans Pro"/>
+          <w:color w:val="000000"/>
+          <w:sz w:val="19"/>
+          <w:szCs w:val="19"/>
+        </w:rPr>
+        <w:t>Documented investigation findings, decisions, evidence notes, and corrective actions in audit‑ready case files, creating a control evidence repository.</w:t>
       </w:r>
     </w:p>
     <w:p>
@@ -478,16 +478,16 @@
           <w:ilvl w:val="0"/>
           <w:numId w:val="2"/>
         </w:numPr>
-        <w:spacing w:before="13" w:after="42"/>
-      </w:pPr>
-      <w:r>
-        <w:rPr>
-          <w:rFonts w:ascii="Source Sans Pro" w:eastAsia="Source Sans Pro" w:hAnsi="Source Sans Pro" w:cs="Source Sans Pro"/>
-          <w:color w:val="000000"/>
-          <w:sz w:val="19"/>
-          <w:szCs w:val="19"/>
-        </w:rPr>
-        <w:t>Spotted recurring fraud patterns across 200+ weekly cases, flagged early and reduced repeat‑issue investigation time before escalation, creating a proactive risk‑detection register.</w:t>
+        <w:spacing w:before="13" w:after="47"/>
+      </w:pPr>
+      <w:r>
+        <w:rPr>
+          <w:rFonts w:ascii="Source Sans Pro" w:eastAsia="Source Sans Pro" w:hAnsi="Source Sans Pro" w:cs="Source Sans Pro"/>
+          <w:color w:val="000000"/>
+          <w:sz w:val="19"/>
+          <w:szCs w:val="19"/>
+        </w:rPr>
+        <w:t>Identified recurring fraud patterns across case history and flagged them ahead of weekly review cycles, cutting repeat-issue re-investigation before escalation.</w:t>
       </w:r>
     </w:p>
     <w:p>
@@ -495,7 +495,7 @@
         <w:pBdr>
           <w:bottom w:val="single" w:sz="6" w:space="1" w:color="000000"/>
         </w:pBdr>
-        <w:spacing w:before="35" w:after="35"/>
+        <w:spacing w:before="41" w:after="41"/>
         <w:rPr>
           <w:rFonts w:ascii="Source Sans Pro" w:eastAsia="Source Sans Pro" w:hAnsi="Source Sans Pro" w:cs="Source Sans Pro"/>
           <w:b/>
@@ -511,7 +511,7 @@
         <w:pBdr>
           <w:bottom w:val="single" w:sz="6" w:space="1" w:color="000000"/>
         </w:pBdr>
-        <w:spacing w:before="159" w:after="0"/>
+        <w:spacing w:before="183" w:after="0"/>
       </w:pPr>
       <w:r>
         <w:rPr>
@@ -579,16 +579,16 @@
           <w:ilvl w:val="0"/>
           <w:numId w:val="2"/>
         </w:numPr>
-        <w:spacing w:before="13" w:after="42"/>
-      </w:pPr>
-      <w:r>
-        <w:rPr>
-          <w:rFonts w:ascii="Source Sans Pro" w:eastAsia="Source Sans Pro" w:hAnsi="Source Sans Pro" w:cs="Source Sans Pro"/>
-          <w:color w:val="000000"/>
-          <w:sz w:val="19"/>
-          <w:szCs w:val="19"/>
-        </w:rPr>
-        <w:t>Built multi-API threat intelligence pipeline in Python that submits suspicious URLs and IPs to VirusTotal, AbuseIPDB and URLScan.io and cross-references WHOIS registration age, DNS records and SSL details for phishing analysis, producing an enriched threat intelligence report.</w:t>
+        <w:spacing w:before="13" w:after="47"/>
+      </w:pPr>
+      <w:r>
+        <w:rPr>
+          <w:rFonts w:ascii="Source Sans Pro" w:eastAsia="Source Sans Pro" w:hAnsi="Source Sans Pro" w:cs="Source Sans Pro"/>
+          <w:color w:val="000000"/>
+          <w:sz w:val="19"/>
+          <w:szCs w:val="19"/>
+        </w:rPr>
+        <w:t>Built multi‑API threat intelligence pipeline in Python that submits suspicious URLs and IPs to VirusTotal API and AbuseIPDB and cross‑references WHOIS registration age, DNS records and SSL details for phishing analysis report.</w:t>
       </w:r>
     </w:p>
     <w:p>
@@ -598,16 +598,16 @@
           <w:ilvl w:val="0"/>
           <w:numId w:val="2"/>
         </w:numPr>
-        <w:spacing w:before="13" w:after="42"/>
-      </w:pPr>
-      <w:r>
-        <w:rPr>
-          <w:rFonts w:ascii="Source Sans Pro" w:eastAsia="Source Sans Pro" w:hAnsi="Source Sans Pro" w:cs="Source Sans Pro"/>
-          <w:color w:val="000000"/>
-          <w:sz w:val="19"/>
-          <w:szCs w:val="19"/>
-        </w:rPr>
-        <w:t>Implemented a typosquatting domain detector in Python that generates character‑substitution variants of brand domains and checks live DNS resolution for brand‑impersonation analysis, delivering a list of identified typosquatting domains.</w:t>
+        <w:spacing w:before="13" w:after="47"/>
+      </w:pPr>
+      <w:r>
+        <w:rPr>
+          <w:rFonts w:ascii="Source Sans Pro" w:eastAsia="Source Sans Pro" w:hAnsi="Source Sans Pro" w:cs="Source Sans Pro"/>
+          <w:color w:val="000000"/>
+          <w:sz w:val="19"/>
+          <w:szCs w:val="19"/>
+        </w:rPr>
+        <w:t>Implemented typosquatting domain detector in Python that generates character‑substitution variants of brand domains and checks live DNS resolution for brand‑impersonation analysis resulting in a typosquatting detection list.</w:t>
       </w:r>
     </w:p>
     <w:p>
@@ -617,21 +617,21 @@
           <w:ilvl w:val="0"/>
           <w:numId w:val="2"/>
         </w:numPr>
-        <w:spacing w:before="13" w:after="42"/>
-      </w:pPr>
-      <w:r>
-        <w:rPr>
-          <w:rFonts w:ascii="Source Sans Pro" w:eastAsia="Source Sans Pro" w:hAnsi="Source Sans Pro" w:cs="Source Sans Pro"/>
-          <w:color w:val="000000"/>
-          <w:sz w:val="19"/>
-          <w:szCs w:val="19"/>
-        </w:rPr>
-        <w:t>Deployed a Telegram bot interface written in Python that enables analysts to submit URLs for live IOC enrichment, supports bulk CSV input and output for incident response workflows and incorporates OSINT enrichment via theHarvester for domain profiling, resulting in a live IOC enrichment interface.</w:t>
-      </w:r>
-    </w:p>
-    <w:p>
-      <w:pPr>
-        <w:spacing w:before="35" w:after="35"/>
+        <w:spacing w:before="13" w:after="47"/>
+      </w:pPr>
+      <w:r>
+        <w:rPr>
+          <w:rFonts w:ascii="Source Sans Pro" w:eastAsia="Source Sans Pro" w:hAnsi="Source Sans Pro" w:cs="Source Sans Pro"/>
+          <w:color w:val="000000"/>
+          <w:sz w:val="19"/>
+          <w:szCs w:val="19"/>
+        </w:rPr>
+        <w:t>Deployed Telegram bot interface in Python enabling analysts to submit URLs for live IOC enrichment, supports bulk CSV input and output for incident response workflows and includes OSINT enrichment via theHarvester for domain profiling producing an enriched IOC payload.</w:t>
+      </w:r>
+    </w:p>
+    <w:p>
+      <w:pPr>
+        <w:spacing w:before="41" w:after="41"/>
       </w:pPr>
     </w:p>
     <w:p>
@@ -688,16 +688,16 @@
           <w:ilvl w:val="0"/>
           <w:numId w:val="2"/>
         </w:numPr>
-        <w:spacing w:before="13" w:after="42"/>
-      </w:pPr>
-      <w:r>
-        <w:rPr>
-          <w:rFonts w:ascii="Source Sans Pro" w:eastAsia="Source Sans Pro" w:hAnsi="Source Sans Pro" w:cs="Source Sans Pro"/>
-          <w:color w:val="000000"/>
-          <w:sz w:val="19"/>
-          <w:szCs w:val="19"/>
-        </w:rPr>
-        <w:t>Built automated vulnerability assessment pipeline in Python that integrates Nessus and OpenVAS REST APIs, generates CVE reports classified by CVSS severity and enriches them with EPSS context from the FIRST.org API, creating a comprehensive vulnerability report.</w:t>
+        <w:spacing w:before="13" w:after="47"/>
+      </w:pPr>
+      <w:r>
+        <w:rPr>
+          <w:rFonts w:ascii="Source Sans Pro" w:eastAsia="Source Sans Pro" w:hAnsi="Source Sans Pro" w:cs="Source Sans Pro"/>
+          <w:color w:val="000000"/>
+          <w:sz w:val="19"/>
+          <w:szCs w:val="19"/>
+        </w:rPr>
+        <w:t>Built automated vulnerability assessment pipeline in Python that integrates Nessus REST API and OpenVAS REST API, generates CVE reports classified by CVSS severity and adds EPSS context from the FIRST.org API producing an EPSS‑enhanced CVE report.</w:t>
       </w:r>
     </w:p>
     <w:p>
@@ -707,16 +707,16 @@
           <w:ilvl w:val="0"/>
           <w:numId w:val="2"/>
         </w:numPr>
-        <w:spacing w:before="13" w:after="42"/>
-      </w:pPr>
-      <w:r>
-        <w:rPr>
-          <w:rFonts w:ascii="Source Sans Pro" w:eastAsia="Source Sans Pro" w:hAnsi="Source Sans Pro" w:cs="Source Sans Pro"/>
-          <w:color w:val="000000"/>
-          <w:sz w:val="19"/>
-          <w:szCs w:val="19"/>
-        </w:rPr>
-        <w:t>Developed an OWASP Top 10 automated web checker in Python that sends crafted HTTP requests to detect injection, broken authentication and SSRF vulnerabilities and documents SQL injection exploit details with parameterised query remediation, producing a detailed web security assessment.</w:t>
+        <w:spacing w:before="13" w:after="47"/>
+      </w:pPr>
+      <w:r>
+        <w:rPr>
+          <w:rFonts w:ascii="Source Sans Pro" w:eastAsia="Source Sans Pro" w:hAnsi="Source Sans Pro" w:cs="Source Sans Pro"/>
+          <w:color w:val="000000"/>
+          <w:sz w:val="19"/>
+          <w:szCs w:val="19"/>
+        </w:rPr>
+        <w:t>Developed OWASP Top 10 automated web checker in Python that sends crafted HTTP requests to detect injection, broken authentication and SSRF vulnerabilities and documents a SQL injection exploit with a parameterised query remediation script.</w:t>
       </w:r>
     </w:p>
     <w:p>
@@ -726,16 +726,16 @@
           <w:ilvl w:val="0"/>
           <w:numId w:val="2"/>
         </w:numPr>
-        <w:spacing w:before="13" w:after="42"/>
-      </w:pPr>
-      <w:r>
-        <w:rPr>
-          <w:rFonts w:ascii="Source Sans Pro" w:eastAsia="Source Sans Pro" w:hAnsi="Source Sans Pro" w:cs="Source Sans Pro"/>
-          <w:color w:val="000000"/>
-          <w:sz w:val="19"/>
-          <w:szCs w:val="19"/>
-        </w:rPr>
-        <w:t>Automated scan scheduling using Bash and cron, implemented delta‑scan logic to flag newly discovered CVEs and organized patch compliance tracking evidence, delivering a continuous patch compliance tracking record.</w:t>
+        <w:spacing w:before="13" w:after="47"/>
+      </w:pPr>
+      <w:r>
+        <w:rPr>
+          <w:rFonts w:ascii="Source Sans Pro" w:eastAsia="Source Sans Pro" w:hAnsi="Source Sans Pro" w:cs="Source Sans Pro"/>
+          <w:color w:val="000000"/>
+          <w:sz w:val="19"/>
+          <w:szCs w:val="19"/>
+        </w:rPr>
+        <w:t>Automated scan scheduling with Bash and cron, added delta‑scan logic to flag newly discovered CVEs and organized patch compliance tracking evidence into a patch compliance evidence package.</w:t>
       </w:r>
     </w:p>
     <w:p>
@@ -743,7 +743,7 @@
         <w:pBdr>
           <w:bottom w:val="single" w:sz="6" w:space="1" w:color="000000"/>
         </w:pBdr>
-        <w:spacing w:before="35" w:after="35"/>
+        <w:spacing w:before="41" w:after="41"/>
         <w:rPr>
           <w:rFonts w:ascii="Source Sans Pro" w:eastAsia="Source Sans Pro" w:hAnsi="Source Sans Pro" w:cs="Source Sans Pro"/>
           <w:b/>
@@ -759,7 +759,7 @@
         <w:pBdr>
           <w:bottom w:val="single" w:sz="6" w:space="1" w:color="000000"/>
         </w:pBdr>
-        <w:spacing w:before="159" w:after="0"/>
+        <w:spacing w:before="183" w:after="0"/>
       </w:pPr>
       <w:r>
         <w:rPr>
@@ -775,7 +775,7 @@
     </w:p>
     <w:p>
       <w:pPr>
-        <w:spacing w:before="59" w:after="59"/>
+        <w:spacing w:before="65" w:after="65"/>
       </w:pPr>
       <w:r>
         <w:rPr>
@@ -797,7 +797,7 @@
     </w:p>
     <w:p>
       <w:pPr>
-        <w:spacing w:before="59" w:after="59"/>
+        <w:spacing w:before="65" w:after="65"/>
       </w:pPr>
       <w:r>
         <w:rPr>
@@ -819,7 +819,7 @@
     </w:p>
     <w:p>
       <w:pPr>
-        <w:spacing w:before="59" w:after="59"/>
+        <w:spacing w:before="65" w:after="65"/>
       </w:pPr>
       <w:r>
         <w:rPr>
@@ -841,7 +841,7 @@
     </w:p>
     <w:p>
       <w:pPr>
-        <w:spacing w:before="59" w:after="59"/>
+        <w:spacing w:before="65" w:after="65"/>
       </w:pPr>
       <w:r>
         <w:rPr>
@@ -863,7 +863,7 @@
     </w:p>
     <w:p>
       <w:pPr>
-        <w:spacing w:before="59" w:after="59"/>
+        <w:spacing w:before="65" w:after="65"/>
       </w:pPr>
       <w:r>
         <w:rPr>
@@ -888,7 +888,7 @@
         <w:pBdr>
           <w:bottom w:val="single" w:sz="6" w:space="1" w:color="000000"/>
         </w:pBdr>
-        <w:spacing w:before="35" w:after="35"/>
+        <w:spacing w:before="41" w:after="41"/>
         <w:rPr>
           <w:rFonts w:ascii="Source Sans Pro" w:eastAsia="Source Sans Pro" w:hAnsi="Source Sans Pro" w:cs="Source Sans Pro"/>
           <w:b/>
@@ -904,7 +904,7 @@
         <w:pBdr>
           <w:bottom w:val="single" w:sz="6" w:space="1" w:color="000000"/>
         </w:pBdr>
-        <w:spacing w:before="159" w:after="0"/>
+        <w:spacing w:before="183" w:after="0"/>
       </w:pPr>
       <w:r>
         <w:rPr>
@@ -925,7 +925,7 @@
           <w:ilvl w:val="0"/>
           <w:numId w:val="2"/>
         </w:numPr>
-        <w:spacing w:before="13" w:after="42"/>
+        <w:spacing w:before="13" w:after="47"/>
       </w:pPr>
       <w:r>
         <w:rPr>
@@ -944,7 +944,7 @@
           <w:ilvl w:val="0"/>
           <w:numId w:val="2"/>
         </w:numPr>
-        <w:spacing w:before="13" w:after="42"/>
+        <w:spacing w:before="13" w:after="47"/>
       </w:pPr>
       <w:r>
         <w:rPr>

--- a/resumes/Akshay_P_Resume.docx
+++ b/resumes/Akshay_P_Resume.docx
@@ -4,7 +4,7 @@
   <w:body>
     <w:p>
       <w:pPr>
-        <w:spacing w:after="0" w:before="20"/>
+        <w:spacing w:after="44"/>
         <w:jc w:val="center"/>
       </w:pPr>
       <w:r>
@@ -21,7 +21,6 @@
     </w:p>
     <w:p>
       <w:pPr>
-        <w:spacing w:before="20" w:after="0"/>
         <w:jc w:val="center"/>
       </w:pPr>
       <w:r>
@@ -117,7 +116,7 @@
         <w:pBdr>
           <w:bottom w:val="single" w:sz="6" w:space="1" w:color="000000"/>
         </w:pBdr>
-        <w:spacing w:before="183" w:after="0"/>
+        <w:spacing w:before="372" w:after="52"/>
       </w:pPr>
       <w:r>
         <w:rPr>
@@ -136,7 +135,7 @@
         <w:tabs>
           <w:tab w:val="right" w:pos="10800"/>
         </w:tabs>
-        <w:spacing w:before="20" w:after="0"/>
+        <w:spacing w:before="62"/>
       </w:pPr>
       <w:r>
         <w:rPr>
@@ -171,7 +170,7 @@
     </w:p>
     <w:p>
       <w:pPr>
-        <w:spacing w:before="8" w:after="0"/>
+        <w:spacing w:before="8"/>
       </w:pPr>
       <w:r>
         <w:rPr>
@@ -190,7 +189,7 @@
         <w:tabs>
           <w:tab w:val="right" w:pos="10800"/>
         </w:tabs>
-        <w:spacing w:before="20" w:after="0"/>
+        <w:spacing w:before="62"/>
       </w:pPr>
       <w:r>
         <w:rPr>
@@ -225,7 +224,7 @@
     </w:p>
     <w:p>
       <w:pPr>
-        <w:spacing w:before="8" w:after="0"/>
+        <w:spacing w:before="8"/>
       </w:pPr>
       <w:r>
         <w:rPr>
@@ -244,7 +243,7 @@
         <w:tabs>
           <w:tab w:val="right" w:pos="10800"/>
         </w:tabs>
-        <w:spacing w:before="20" w:after="0"/>
+        <w:spacing w:before="62"/>
       </w:pPr>
       <w:r>
         <w:rPr>
@@ -279,7 +278,7 @@
     </w:p>
     <w:p>
       <w:pPr>
-        <w:spacing w:before="8" w:after="0"/>
+        <w:spacing w:before="8"/>
       </w:pPr>
       <w:r>
         <w:rPr>
@@ -295,7 +294,7 @@
     </w:p>
     <w:p>
       <w:pPr>
-        <w:spacing w:before="41" w:after="41"/>
+        <w:spacing w:before="11" w:after="3"/>
       </w:pPr>
     </w:p>
     <w:p>
@@ -303,7 +302,7 @@
         <w:pBdr>
           <w:bottom w:val="single" w:sz="6" w:space="1" w:color="000000"/>
         </w:pBdr>
-        <w:spacing w:before="183" w:after="0"/>
+        <w:spacing w:before="167" w:after="52"/>
       </w:pPr>
       <w:r>
         <w:rPr>
@@ -322,7 +321,7 @@
         <w:tabs>
           <w:tab w:val="right" w:pos="10800"/>
         </w:tabs>
-        <w:spacing w:before="20" w:after="0"/>
+        <w:spacing w:before="62"/>
       </w:pPr>
       <w:r>
         <w:rPr>
@@ -368,7 +367,7 @@
         <w:tabs>
           <w:tab w:val="right" w:pos="10800"/>
         </w:tabs>
-        <w:spacing w:before="8" w:after="0"/>
+        <w:spacing w:before="8"/>
         <w:rPr>
           <w:rFonts w:ascii="Source Sans Pro Light" w:hAnsi="Source Sans Pro Light"/>
           <w:i/>
@@ -421,16 +420,16 @@
           <w:ilvl w:val="0"/>
           <w:numId w:val="2"/>
         </w:numPr>
-        <w:spacing w:before="13" w:after="47"/>
-      </w:pPr>
-      <w:r>
-        <w:rPr>
-          <w:rFonts w:ascii="Source Sans Pro" w:eastAsia="Source Sans Pro" w:hAnsi="Source Sans Pro" w:cs="Source Sans Pro"/>
-          <w:color w:val="000000"/>
-          <w:sz w:val="19"/>
-          <w:szCs w:val="19"/>
-        </w:rPr>
-        <w:t>Triaged 50+ weekly inventory reimbursement cases by severity and policy eligibility, applying structured triage and escalation workflow, producing an audit‑ready decision trail.</w:t>
+        <w:spacing w:before="13" w:after="15"/>
+      </w:pPr>
+      <w:r>
+        <w:rPr>
+          <w:rFonts w:ascii="Source Sans Pro" w:eastAsia="Source Sans Pro" w:hAnsi="Source Sans Pro" w:cs="Source Sans Pro"/>
+          <w:color w:val="000000"/>
+          <w:sz w:val="19"/>
+          <w:szCs w:val="19"/>
+        </w:rPr>
+        <w:t>Triaged 50+ weekly inventory reimbursement cases by severity and policy eligibility, applying structured triage, escalation, and decision workflows, producing consistent case classification</w:t>
       </w:r>
     </w:p>
     <w:p>
@@ -440,16 +439,16 @@
           <w:ilvl w:val="0"/>
           <w:numId w:val="2"/>
         </w:numPr>
-        <w:spacing w:before="13" w:after="47"/>
-      </w:pPr>
-      <w:r>
-        <w:rPr>
-          <w:rFonts w:ascii="Source Sans Pro" w:eastAsia="Source Sans Pro" w:hAnsi="Source Sans Pro" w:cs="Source Sans Pro"/>
-          <w:color w:val="000000"/>
-          <w:sz w:val="19"/>
-          <w:szCs w:val="19"/>
-        </w:rPr>
-        <w:t>Investigated root causes of seller claims, identified policy violations and anomalous patterns, and escalated findings to senior reviewers, establishing compliance evidence.</w:t>
+        <w:spacing w:before="13" w:after="15"/>
+      </w:pPr>
+      <w:r>
+        <w:rPr>
+          <w:rFonts w:ascii="Source Sans Pro" w:eastAsia="Source Sans Pro" w:hAnsi="Source Sans Pro" w:cs="Source Sans Pro"/>
+          <w:color w:val="000000"/>
+          <w:sz w:val="19"/>
+          <w:szCs w:val="19"/>
+        </w:rPr>
+        <w:t>Investigated root causes on seller claims, identified policy violations and anomalous patterns, and escalated findings to senior reviewers, enabling timely remediation decisions</w:t>
       </w:r>
     </w:p>
     <w:p>
@@ -459,16 +458,16 @@
           <w:ilvl w:val="0"/>
           <w:numId w:val="2"/>
         </w:numPr>
-        <w:spacing w:before="13" w:after="47"/>
-      </w:pPr>
-      <w:r>
-        <w:rPr>
-          <w:rFonts w:ascii="Source Sans Pro" w:eastAsia="Source Sans Pro" w:hAnsi="Source Sans Pro" w:cs="Source Sans Pro"/>
-          <w:color w:val="000000"/>
-          <w:sz w:val="19"/>
-          <w:szCs w:val="19"/>
-        </w:rPr>
-        <w:t>Documented investigation findings, decisions, evidence notes, and corrective actions in audit‑ready case files, creating a control evidence repository.</w:t>
+        <w:spacing w:before="13" w:after="15"/>
+      </w:pPr>
+      <w:r>
+        <w:rPr>
+          <w:rFonts w:ascii="Source Sans Pro" w:eastAsia="Source Sans Pro" w:hAnsi="Source Sans Pro" w:cs="Source Sans Pro"/>
+          <w:color w:val="000000"/>
+          <w:sz w:val="19"/>
+          <w:szCs w:val="19"/>
+        </w:rPr>
+        <w:t>Documented audit‑ready case records with investigation findings, evidence notes, and corrective actions, maintaining a searchable evidence repository</w:t>
       </w:r>
     </w:p>
     <w:p>
@@ -478,7 +477,7 @@
           <w:ilvl w:val="0"/>
           <w:numId w:val="2"/>
         </w:numPr>
-        <w:spacing w:before="13" w:after="47"/>
+        <w:spacing w:before="13" w:after="15"/>
       </w:pPr>
       <w:r>
         <w:rPr>
@@ -495,7 +494,7 @@
         <w:pBdr>
           <w:bottom w:val="single" w:sz="6" w:space="1" w:color="000000"/>
         </w:pBdr>
-        <w:spacing w:before="41" w:after="41"/>
+        <w:spacing w:before="158" w:after="55"/>
         <w:rPr>
           <w:rFonts w:ascii="Source Sans Pro" w:eastAsia="Source Sans Pro" w:hAnsi="Source Sans Pro" w:cs="Source Sans Pro"/>
           <w:b/>
@@ -511,7 +510,7 @@
         <w:pBdr>
           <w:bottom w:val="single" w:sz="6" w:space="1" w:color="000000"/>
         </w:pBdr>
-        <w:spacing w:before="183" w:after="0"/>
+        <w:spacing w:before="167" w:after="52"/>
       </w:pPr>
       <w:r>
         <w:rPr>
@@ -530,7 +529,7 @@
         <w:tabs>
           <w:tab w:val="right" w:pos="10800"/>
         </w:tabs>
-        <w:spacing w:before="20" w:after="0"/>
+        <w:spacing w:before="62"/>
       </w:pPr>
       <w:hyperlink r:id="rId8">
         <w:r>
@@ -542,7 +541,7 @@
             <w:szCs w:val="19"/>
             <w:u w:val="single"/>
           </w:rPr>
-          <w:t>Phishing and OSINT Threat Intelligence Tool</w:t>
+          <w:t>SOC Automation and Threat Detection Lab</w:t>
         </w:r>
       </w:hyperlink>
       <w:r>
@@ -569,7 +568,7 @@
           <w:sz w:val="19"/>
           <w:szCs w:val="19"/>
         </w:rPr>
-        <w:t>Python, VirusTotal API, AbuseIPDB, WHOIS, Telegram bot</w:t>
+        <w:t>Python, Splunk, Wireshark, Nmap, MITRE ATT&amp;CK</w:t>
       </w:r>
     </w:p>
     <w:p>
@@ -579,16 +578,16 @@
           <w:ilvl w:val="0"/>
           <w:numId w:val="2"/>
         </w:numPr>
-        <w:spacing w:before="13" w:after="47"/>
-      </w:pPr>
-      <w:r>
-        <w:rPr>
-          <w:rFonts w:ascii="Source Sans Pro" w:eastAsia="Source Sans Pro" w:hAnsi="Source Sans Pro" w:cs="Source Sans Pro"/>
-          <w:color w:val="000000"/>
-          <w:sz w:val="19"/>
-          <w:szCs w:val="19"/>
-        </w:rPr>
-        <w:t>Built multi‑API threat intelligence pipeline in Python that submits suspicious URLs and IPs to VirusTotal API and AbuseIPDB and cross‑references WHOIS registration age, DNS records and SSL details for phishing analysis report.</w:t>
+        <w:spacing w:before="13" w:after="15"/>
+      </w:pPr>
+      <w:r>
+        <w:rPr>
+          <w:rFonts w:ascii="Source Sans Pro" w:eastAsia="Source Sans Pro" w:hAnsi="Source Sans Pro" w:cs="Source Sans Pro"/>
+          <w:color w:val="000000"/>
+          <w:sz w:val="19"/>
+          <w:szCs w:val="19"/>
+        </w:rPr>
+        <w:t>Deployed Splunk SIEM with SPL correlation searches for brute-force detection and lateral movement and privilege escalation and mapped TTPs to MITRE ATT&amp;CK and wrote a PICERL incident report.</w:t>
       </w:r>
     </w:p>
     <w:p>
@@ -598,16 +597,16 @@
           <w:ilvl w:val="0"/>
           <w:numId w:val="2"/>
         </w:numPr>
-        <w:spacing w:before="13" w:after="47"/>
-      </w:pPr>
-      <w:r>
-        <w:rPr>
-          <w:rFonts w:ascii="Source Sans Pro" w:eastAsia="Source Sans Pro" w:hAnsi="Source Sans Pro" w:cs="Source Sans Pro"/>
-          <w:color w:val="000000"/>
-          <w:sz w:val="19"/>
-          <w:szCs w:val="19"/>
-        </w:rPr>
-        <w:t>Implemented typosquatting domain detector in Python that generates character‑substitution variants of brand domains and checks live DNS resolution for brand‑impersonation analysis resulting in a typosquatting detection list.</w:t>
+        <w:spacing w:before="13" w:after="15"/>
+      </w:pPr>
+      <w:r>
+        <w:rPr>
+          <w:rFonts w:ascii="Source Sans Pro" w:eastAsia="Source Sans Pro" w:hAnsi="Source Sans Pro" w:cs="Source Sans Pro"/>
+          <w:color w:val="000000"/>
+          <w:sz w:val="19"/>
+          <w:szCs w:val="19"/>
+        </w:rPr>
+        <w:t>Built an automated SOAR-style detection pipeline where a Python script ingests Splunk alerts and runs IOC enrichment via VirusTotal API and dispatches Telegram notifications with severity classification.</w:t>
       </w:r>
     </w:p>
     <w:p>
@@ -617,21 +616,21 @@
           <w:ilvl w:val="0"/>
           <w:numId w:val="2"/>
         </w:numPr>
-        <w:spacing w:before="13" w:after="47"/>
-      </w:pPr>
-      <w:r>
-        <w:rPr>
-          <w:rFonts w:ascii="Source Sans Pro" w:eastAsia="Source Sans Pro" w:hAnsi="Source Sans Pro" w:cs="Source Sans Pro"/>
-          <w:color w:val="000000"/>
-          <w:sz w:val="19"/>
-          <w:szCs w:val="19"/>
-        </w:rPr>
-        <w:t>Deployed Telegram bot interface in Python enabling analysts to submit URLs for live IOC enrichment, supports bulk CSV input and output for incident response workflows and includes OSINT enrichment via theHarvester for domain profiling producing an enriched IOC payload.</w:t>
-      </w:r>
-    </w:p>
-    <w:p>
-      <w:pPr>
-        <w:spacing w:before="41" w:after="41"/>
+        <w:spacing w:before="13" w:after="15"/>
+      </w:pPr>
+      <w:r>
+        <w:rPr>
+          <w:rFonts w:ascii="Source Sans Pro" w:eastAsia="Source Sans Pro" w:hAnsi="Source Sans Pro" w:cs="Source Sans Pro"/>
+          <w:color w:val="000000"/>
+          <w:sz w:val="19"/>
+          <w:szCs w:val="19"/>
+        </w:rPr>
+        <w:t>Converted detection logic to Sigma rules for vendor-neutral SOC use and performed TCP/IP analysis in Wireshark to detect SYN scans and DNS tunnelling and plaintext credential exposure on unencrypted sessions and produced a Wireshark analysis report.</w:t>
+      </w:r>
+    </w:p>
+    <w:p>
+      <w:pPr>
+        <w:spacing w:before="33" w:after="3"/>
       </w:pPr>
     </w:p>
     <w:p>
@@ -639,7 +638,7 @@
         <w:tabs>
           <w:tab w:val="right" w:pos="10800"/>
         </w:tabs>
-        <w:spacing w:before="30" w:after="0"/>
+        <w:spacing w:before="30"/>
       </w:pPr>
       <w:hyperlink r:id="rId9">
         <w:r>
@@ -688,16 +687,16 @@
           <w:ilvl w:val="0"/>
           <w:numId w:val="2"/>
         </w:numPr>
-        <w:spacing w:before="13" w:after="47"/>
-      </w:pPr>
-      <w:r>
-        <w:rPr>
-          <w:rFonts w:ascii="Source Sans Pro" w:eastAsia="Source Sans Pro" w:hAnsi="Source Sans Pro" w:cs="Source Sans Pro"/>
-          <w:color w:val="000000"/>
-          <w:sz w:val="19"/>
-          <w:szCs w:val="19"/>
-        </w:rPr>
-        <w:t>Built automated vulnerability assessment pipeline in Python that integrates Nessus REST API and OpenVAS REST API, generates CVE reports classified by CVSS severity and adds EPSS context from the FIRST.org API producing an EPSS‑enhanced CVE report.</w:t>
+        <w:spacing w:before="13" w:after="15"/>
+      </w:pPr>
+      <w:r>
+        <w:rPr>
+          <w:rFonts w:ascii="Source Sans Pro" w:eastAsia="Source Sans Pro" w:hAnsi="Source Sans Pro" w:cs="Source Sans Pro"/>
+          <w:color w:val="000000"/>
+          <w:sz w:val="19"/>
+          <w:szCs w:val="19"/>
+        </w:rPr>
+        <w:t>Built an automated vulnerability assessment pipeline integrating Nessus and OpenVAS REST APIs in Python and generated CVE reports classified by CVSS severity and EPSS context from the FIRST.org API.</w:t>
       </w:r>
     </w:p>
     <w:p>
@@ -707,16 +706,16 @@
           <w:ilvl w:val="0"/>
           <w:numId w:val="2"/>
         </w:numPr>
-        <w:spacing w:before="13" w:after="47"/>
-      </w:pPr>
-      <w:r>
-        <w:rPr>
-          <w:rFonts w:ascii="Source Sans Pro" w:eastAsia="Source Sans Pro" w:hAnsi="Source Sans Pro" w:cs="Source Sans Pro"/>
-          <w:color w:val="000000"/>
-          <w:sz w:val="19"/>
-          <w:szCs w:val="19"/>
-        </w:rPr>
-        <w:t>Developed OWASP Top 10 automated web checker in Python that sends crafted HTTP requests to detect injection, broken authentication and SSRF vulnerabilities and documents a SQL injection exploit with a parameterised query remediation script.</w:t>
+        <w:spacing w:before="13" w:after="15"/>
+      </w:pPr>
+      <w:r>
+        <w:rPr>
+          <w:rFonts w:ascii="Source Sans Pro" w:eastAsia="Source Sans Pro" w:hAnsi="Source Sans Pro" w:cs="Source Sans Pro"/>
+          <w:color w:val="000000"/>
+          <w:sz w:val="19"/>
+          <w:szCs w:val="19"/>
+        </w:rPr>
+        <w:t>Developed an OWASP Top 10 automated web checker that sends crafted HTTP requests to detect injection and broken auth and SSRF vulnerabilities and documented a SQL injection exploit and parameterised query remediation.</w:t>
       </w:r>
     </w:p>
     <w:p>
@@ -726,16 +725,16 @@
           <w:ilvl w:val="0"/>
           <w:numId w:val="2"/>
         </w:numPr>
-        <w:spacing w:before="13" w:after="47"/>
-      </w:pPr>
-      <w:r>
-        <w:rPr>
-          <w:rFonts w:ascii="Source Sans Pro" w:eastAsia="Source Sans Pro" w:hAnsi="Source Sans Pro" w:cs="Source Sans Pro"/>
-          <w:color w:val="000000"/>
-          <w:sz w:val="19"/>
-          <w:szCs w:val="19"/>
-        </w:rPr>
-        <w:t>Automated scan scheduling with Bash and cron, added delta‑scan logic to flag newly discovered CVEs and organized patch compliance tracking evidence into a patch compliance evidence package.</w:t>
+        <w:spacing w:before="13" w:after="15"/>
+      </w:pPr>
+      <w:r>
+        <w:rPr>
+          <w:rFonts w:ascii="Source Sans Pro" w:eastAsia="Source Sans Pro" w:hAnsi="Source Sans Pro" w:cs="Source Sans Pro"/>
+          <w:color w:val="000000"/>
+          <w:sz w:val="19"/>
+          <w:szCs w:val="19"/>
+        </w:rPr>
+        <w:t>Automated scan scheduling via Bash and cron and built delta-scan logic to flag newly discovered CVEs and organize patch compliance tracking evidence.</w:t>
       </w:r>
     </w:p>
     <w:p>
@@ -743,7 +742,7 @@
         <w:pBdr>
           <w:bottom w:val="single" w:sz="6" w:space="1" w:color="000000"/>
         </w:pBdr>
-        <w:spacing w:before="41" w:after="41"/>
+        <w:spacing w:before="158" w:after="55"/>
         <w:rPr>
           <w:rFonts w:ascii="Source Sans Pro" w:eastAsia="Source Sans Pro" w:hAnsi="Source Sans Pro" w:cs="Source Sans Pro"/>
           <w:b/>
@@ -759,7 +758,7 @@
         <w:pBdr>
           <w:bottom w:val="single" w:sz="6" w:space="1" w:color="000000"/>
         </w:pBdr>
-        <w:spacing w:before="183" w:after="0"/>
+        <w:spacing w:before="167" w:after="52"/>
       </w:pPr>
       <w:r>
         <w:rPr>
@@ -775,7 +774,7 @@
     </w:p>
     <w:p>
       <w:pPr>
-        <w:spacing w:before="65" w:after="65"/>
+        <w:spacing w:before="27" w:after="27"/>
       </w:pPr>
       <w:r>
         <w:rPr>
@@ -784,20 +783,20 @@
           <w:sz w:val="19"/>
           <w:szCs w:val="19"/>
         </w:rPr>
-        <w:t xml:space="preserve">GRC &amp; Compliance: </w:t>
-      </w:r>
-      <w:r>
-        <w:rPr>
-          <w:rFonts w:ascii="Source Sans Pro" w:eastAsia="Source Sans Pro" w:hAnsi="Source Sans Pro" w:cs="Source Sans Pro"/>
-          <w:sz w:val="19"/>
-          <w:szCs w:val="19"/>
-        </w:rPr>
-        <w:t>NIST CSF, ISO 27001, PCI-DSS, GDPR/PDPB, SOX/ITGC, compliance monitoring</w:t>
-      </w:r>
-    </w:p>
-    <w:p>
-      <w:pPr>
-        <w:spacing w:before="65" w:after="65"/>
+        <w:t xml:space="preserve">SOC Operations: </w:t>
+      </w:r>
+      <w:r>
+        <w:rPr>
+          <w:rFonts w:ascii="Source Sans Pro" w:eastAsia="Source Sans Pro" w:hAnsi="Source Sans Pro" w:cs="Source Sans Pro"/>
+          <w:sz w:val="19"/>
+          <w:szCs w:val="19"/>
+        </w:rPr>
+        <w:t>Alert triage, incident investigation, log analysis, threat detection, escalation, false positive analysis</w:t>
+      </w:r>
+    </w:p>
+    <w:p>
+      <w:pPr>
+        <w:spacing w:before="27" w:after="27"/>
       </w:pPr>
       <w:r>
         <w:rPr>
@@ -806,20 +805,20 @@
           <w:sz w:val="19"/>
           <w:szCs w:val="19"/>
         </w:rPr>
-        <w:t xml:space="preserve">Risk &amp; Audit: </w:t>
-      </w:r>
-      <w:r>
-        <w:rPr>
-          <w:rFonts w:ascii="Source Sans Pro" w:eastAsia="Source Sans Pro" w:hAnsi="Source Sans Pro" w:cs="Source Sans Pro"/>
-          <w:sz w:val="19"/>
-          <w:szCs w:val="19"/>
-        </w:rPr>
-        <w:t>Risk assessment, control testing, audit documentation, vendor risk, RCSA basics</w:t>
-      </w:r>
-    </w:p>
-    <w:p>
-      <w:pPr>
-        <w:spacing w:before="65" w:after="65"/>
+        <w:t xml:space="preserve">SIEM &amp; Monitoring: </w:t>
+      </w:r>
+      <w:r>
+        <w:rPr>
+          <w:rFonts w:ascii="Source Sans Pro" w:eastAsia="Source Sans Pro" w:hAnsi="Source Sans Pro" w:cs="Source Sans Pro"/>
+          <w:sz w:val="19"/>
+          <w:szCs w:val="19"/>
+        </w:rPr>
+        <w:t>Splunk (SPL), Elastic SIEM (basic), Windows Event Logs, Sysmon, Wireshark</w:t>
+      </w:r>
+    </w:p>
+    <w:p>
+      <w:pPr>
+        <w:spacing w:before="27" w:after="27"/>
       </w:pPr>
       <w:r>
         <w:rPr>
@@ -828,20 +827,20 @@
           <w:sz w:val="19"/>
           <w:szCs w:val="19"/>
         </w:rPr>
-        <w:t xml:space="preserve">Fraud &amp; AML: </w:t>
-      </w:r>
-      <w:r>
-        <w:rPr>
-          <w:rFonts w:ascii="Source Sans Pro" w:eastAsia="Source Sans Pro" w:hAnsi="Source Sans Pro" w:cs="Source Sans Pro"/>
-          <w:sz w:val="19"/>
-          <w:szCs w:val="19"/>
-        </w:rPr>
-        <w:t>Transaction monitoring, AML typologies, KYC/CDD, sanctions screening</w:t>
-      </w:r>
-    </w:p>
-    <w:p>
-      <w:pPr>
-        <w:spacing w:before="65" w:after="65"/>
+        <w:t xml:space="preserve">Threat Intelligence: </w:t>
+      </w:r>
+      <w:r>
+        <w:rPr>
+          <w:rFonts w:ascii="Source Sans Pro" w:eastAsia="Source Sans Pro" w:hAnsi="Source Sans Pro" w:cs="Source Sans Pro"/>
+          <w:sz w:val="19"/>
+          <w:szCs w:val="19"/>
+        </w:rPr>
+        <w:t>MITRE ATT&amp;CK, IOC analysis, VirusTotal, OSINT enrichment, Cyber Kill Chain</w:t>
+      </w:r>
+    </w:p>
+    <w:p>
+      <w:pPr>
+        <w:spacing w:before="27" w:after="27"/>
       </w:pPr>
       <w:r>
         <w:rPr>
@@ -850,20 +849,20 @@
           <w:sz w:val="19"/>
           <w:szCs w:val="19"/>
         </w:rPr>
-        <w:t xml:space="preserve">Systems &amp; Tools: </w:t>
-      </w:r>
-      <w:r>
-        <w:rPr>
-          <w:rFonts w:ascii="Source Sans Pro" w:eastAsia="Source Sans Pro" w:hAnsi="Source Sans Pro" w:cs="Source Sans Pro"/>
-          <w:sz w:val="19"/>
-          <w:szCs w:val="19"/>
-        </w:rPr>
-        <w:t>Windows internals, Linux fundamentals, Python, Excel, SQL (basic), TCP/IP basics</w:t>
-      </w:r>
-    </w:p>
-    <w:p>
-      <w:pPr>
-        <w:spacing w:before="65" w:after="65"/>
+        <w:t xml:space="preserve">Systems &amp; Networking: </w:t>
+      </w:r>
+      <w:r>
+        <w:rPr>
+          <w:rFonts w:ascii="Source Sans Pro" w:eastAsia="Source Sans Pro" w:hAnsi="Source Sans Pro" w:cs="Source Sans Pro"/>
+          <w:sz w:val="19"/>
+          <w:szCs w:val="19"/>
+        </w:rPr>
+        <w:t>Windows internals, Linux fundamentals, TCP/IP, DNS, HTTP/S, firewall and IDS/IPS concepts</w:t>
+      </w:r>
+    </w:p>
+    <w:p>
+      <w:pPr>
+        <w:spacing w:before="27" w:after="27"/>
       </w:pPr>
       <w:r>
         <w:rPr>
@@ -872,15 +871,15 @@
           <w:sz w:val="19"/>
           <w:szCs w:val="19"/>
         </w:rPr>
-        <w:t xml:space="preserve">Frameworks: </w:t>
-      </w:r>
-      <w:r>
-        <w:rPr>
-          <w:rFonts w:ascii="Source Sans Pro" w:eastAsia="Source Sans Pro" w:hAnsi="Source Sans Pro" w:cs="Source Sans Pro"/>
-          <w:sz w:val="19"/>
-          <w:szCs w:val="19"/>
-        </w:rPr>
-        <w:t>MITRE ATT&amp;CK, OWASP Top 10, Incident Response (PICERL), audit trail documentation</w:t>
+        <w:t xml:space="preserve">Automation: </w:t>
+      </w:r>
+      <w:r>
+        <w:rPr>
+          <w:rFonts w:ascii="Source Sans Pro" w:eastAsia="Source Sans Pro" w:hAnsi="Source Sans Pro" w:cs="Source Sans Pro"/>
+          <w:sz w:val="19"/>
+          <w:szCs w:val="19"/>
+        </w:rPr>
+        <w:t>Python, Bash (basic), regular expressions</w:t>
       </w:r>
     </w:p>
     <w:p>
@@ -888,7 +887,7 @@
         <w:pBdr>
           <w:bottom w:val="single" w:sz="6" w:space="1" w:color="000000"/>
         </w:pBdr>
-        <w:spacing w:before="41" w:after="41"/>
+        <w:spacing w:before="158" w:after="55"/>
         <w:rPr>
           <w:rFonts w:ascii="Source Sans Pro" w:eastAsia="Source Sans Pro" w:hAnsi="Source Sans Pro" w:cs="Source Sans Pro"/>
           <w:b/>
@@ -904,7 +903,7 @@
         <w:pBdr>
           <w:bottom w:val="single" w:sz="6" w:space="1" w:color="000000"/>
         </w:pBdr>
-        <w:spacing w:before="183" w:after="0"/>
+        <w:spacing w:before="167" w:after="52"/>
       </w:pPr>
       <w:r>
         <w:rPr>
@@ -925,7 +924,7 @@
           <w:ilvl w:val="0"/>
           <w:numId w:val="2"/>
         </w:numPr>
-        <w:spacing w:before="13" w:after="47"/>
+        <w:spacing w:before="13" w:after="15"/>
       </w:pPr>
       <w:r>
         <w:rPr>
@@ -944,7 +943,7 @@
           <w:ilvl w:val="0"/>
           <w:numId w:val="2"/>
         </w:numPr>
-        <w:spacing w:before="13" w:after="47"/>
+        <w:spacing w:before="13" w:after="15"/>
       </w:pPr>
       <w:r>
         <w:rPr>

--- a/resumes/Akshay_P_Resume.docx
+++ b/resumes/Akshay_P_Resume.docx
@@ -4,7 +4,7 @@
   <w:body>
     <w:p>
       <w:pPr>
-        <w:spacing w:after="44"/>
+        <w:spacing w:after="0" w:before="20"/>
         <w:jc w:val="center"/>
       </w:pPr>
       <w:r>
@@ -21,6 +21,7 @@
     </w:p>
     <w:p>
       <w:pPr>
+        <w:spacing w:before="20" w:after="0"/>
         <w:jc w:val="center"/>
       </w:pPr>
       <w:r>
@@ -116,7 +117,7 @@
         <w:pBdr>
           <w:bottom w:val="single" w:sz="6" w:space="1" w:color="000000"/>
         </w:pBdr>
-        <w:spacing w:before="372" w:after="52"/>
+        <w:spacing w:before="183" w:after="0"/>
       </w:pPr>
       <w:r>
         <w:rPr>
@@ -135,7 +136,7 @@
         <w:tabs>
           <w:tab w:val="right" w:pos="10800"/>
         </w:tabs>
-        <w:spacing w:before="62"/>
+        <w:spacing w:before="20" w:after="0"/>
       </w:pPr>
       <w:r>
         <w:rPr>
@@ -170,7 +171,7 @@
     </w:p>
     <w:p>
       <w:pPr>
-        <w:spacing w:before="8"/>
+        <w:spacing w:before="8" w:after="0"/>
       </w:pPr>
       <w:r>
         <w:rPr>
@@ -189,7 +190,7 @@
         <w:tabs>
           <w:tab w:val="right" w:pos="10800"/>
         </w:tabs>
-        <w:spacing w:before="62"/>
+        <w:spacing w:before="20" w:after="0"/>
       </w:pPr>
       <w:r>
         <w:rPr>
@@ -224,7 +225,7 @@
     </w:p>
     <w:p>
       <w:pPr>
-        <w:spacing w:before="8"/>
+        <w:spacing w:before="8" w:after="0"/>
       </w:pPr>
       <w:r>
         <w:rPr>
@@ -243,7 +244,7 @@
         <w:tabs>
           <w:tab w:val="right" w:pos="10800"/>
         </w:tabs>
-        <w:spacing w:before="62"/>
+        <w:spacing w:before="20" w:after="0"/>
       </w:pPr>
       <w:r>
         <w:rPr>
@@ -278,7 +279,7 @@
     </w:p>
     <w:p>
       <w:pPr>
-        <w:spacing w:before="8"/>
+        <w:spacing w:before="8" w:after="0"/>
       </w:pPr>
       <w:r>
         <w:rPr>
@@ -294,7 +295,7 @@
     </w:p>
     <w:p>
       <w:pPr>
-        <w:spacing w:before="11" w:after="3"/>
+        <w:spacing w:before="41" w:after="41"/>
       </w:pPr>
     </w:p>
     <w:p>
@@ -302,7 +303,7 @@
         <w:pBdr>
           <w:bottom w:val="single" w:sz="6" w:space="1" w:color="000000"/>
         </w:pBdr>
-        <w:spacing w:before="167" w:after="52"/>
+        <w:spacing w:before="183" w:after="0"/>
       </w:pPr>
       <w:r>
         <w:rPr>
@@ -321,7 +322,7 @@
         <w:tabs>
           <w:tab w:val="right" w:pos="10800"/>
         </w:tabs>
-        <w:spacing w:before="62"/>
+        <w:spacing w:before="20" w:after="0"/>
       </w:pPr>
       <w:r>
         <w:rPr>
@@ -367,7 +368,7 @@
         <w:tabs>
           <w:tab w:val="right" w:pos="10800"/>
         </w:tabs>
-        <w:spacing w:before="8"/>
+        <w:spacing w:before="8" w:after="0"/>
         <w:rPr>
           <w:rFonts w:ascii="Source Sans Pro Light" w:hAnsi="Source Sans Pro Light"/>
           <w:i/>
@@ -420,16 +421,16 @@
           <w:ilvl w:val="0"/>
           <w:numId w:val="2"/>
         </w:numPr>
-        <w:spacing w:before="13" w:after="15"/>
-      </w:pPr>
-      <w:r>
-        <w:rPr>
-          <w:rFonts w:ascii="Source Sans Pro" w:eastAsia="Source Sans Pro" w:hAnsi="Source Sans Pro" w:cs="Source Sans Pro"/>
-          <w:color w:val="000000"/>
-          <w:sz w:val="19"/>
-          <w:szCs w:val="19"/>
-        </w:rPr>
-        <w:t>Triaged 50+ weekly inventory reimbursement cases by severity and policy eligibility, applying structured triage, escalation, and decision workflows, producing consistent case classification</w:t>
+        <w:spacing w:before="13" w:after="47"/>
+      </w:pPr>
+      <w:r>
+        <w:rPr>
+          <w:rFonts w:ascii="Source Sans Pro" w:eastAsia="Source Sans Pro" w:hAnsi="Source Sans Pro" w:cs="Source Sans Pro"/>
+          <w:color w:val="000000"/>
+          <w:sz w:val="19"/>
+          <w:szCs w:val="19"/>
+        </w:rPr>
+        <w:t>Triaged 50+ weekly inventory reimbursement cases by severity and policy eligibility, applying structured triage and escalation workflow</w:t>
       </w:r>
     </w:p>
     <w:p>
@@ -439,16 +440,16 @@
           <w:ilvl w:val="0"/>
           <w:numId w:val="2"/>
         </w:numPr>
-        <w:spacing w:before="13" w:after="15"/>
-      </w:pPr>
-      <w:r>
-        <w:rPr>
-          <w:rFonts w:ascii="Source Sans Pro" w:eastAsia="Source Sans Pro" w:hAnsi="Source Sans Pro" w:cs="Source Sans Pro"/>
-          <w:color w:val="000000"/>
-          <w:sz w:val="19"/>
-          <w:szCs w:val="19"/>
-        </w:rPr>
-        <w:t>Investigated root causes on seller claims, identified policy violations and anomalous patterns, and escalated findings to senior reviewers, enabling timely remediation decisions</w:t>
+        <w:spacing w:before="13" w:after="47"/>
+      </w:pPr>
+      <w:r>
+        <w:rPr>
+          <w:rFonts w:ascii="Source Sans Pro" w:eastAsia="Source Sans Pro" w:hAnsi="Source Sans Pro" w:cs="Source Sans Pro"/>
+          <w:color w:val="000000"/>
+          <w:sz w:val="19"/>
+          <w:szCs w:val="19"/>
+        </w:rPr>
+        <w:t>Investigated root causes of seller claims, identified policy violations and anomalous patterns, and escalated findings to senior reviewers for remediation.</w:t>
       </w:r>
     </w:p>
     <w:p>
@@ -458,16 +459,16 @@
           <w:ilvl w:val="0"/>
           <w:numId w:val="2"/>
         </w:numPr>
-        <w:spacing w:before="13" w:after="15"/>
-      </w:pPr>
-      <w:r>
-        <w:rPr>
-          <w:rFonts w:ascii="Source Sans Pro" w:eastAsia="Source Sans Pro" w:hAnsi="Source Sans Pro" w:cs="Source Sans Pro"/>
-          <w:color w:val="000000"/>
-          <w:sz w:val="19"/>
-          <w:szCs w:val="19"/>
-        </w:rPr>
-        <w:t>Documented audit‑ready case records with investigation findings, evidence notes, and corrective actions, maintaining a searchable evidence repository</w:t>
+        <w:spacing w:before="13" w:after="47"/>
+      </w:pPr>
+      <w:r>
+        <w:rPr>
+          <w:rFonts w:ascii="Source Sans Pro" w:eastAsia="Source Sans Pro" w:hAnsi="Source Sans Pro" w:cs="Source Sans Pro"/>
+          <w:color w:val="000000"/>
+          <w:sz w:val="19"/>
+          <w:szCs w:val="19"/>
+        </w:rPr>
+        <w:t>Documented audit‑ready case records with investigation findings, evidence notes, and corrective actions, ensuring compliance readiness for 50+ weekly cases.</w:t>
       </w:r>
     </w:p>
     <w:p>
@@ -477,7 +478,7 @@
           <w:ilvl w:val="0"/>
           <w:numId w:val="2"/>
         </w:numPr>
-        <w:spacing w:before="13" w:after="15"/>
+        <w:spacing w:before="13" w:after="47"/>
       </w:pPr>
       <w:r>
         <w:rPr>
@@ -494,7 +495,7 @@
         <w:pBdr>
           <w:bottom w:val="single" w:sz="6" w:space="1" w:color="000000"/>
         </w:pBdr>
-        <w:spacing w:before="158" w:after="55"/>
+        <w:spacing w:before="41" w:after="41"/>
         <w:rPr>
           <w:rFonts w:ascii="Source Sans Pro" w:eastAsia="Source Sans Pro" w:hAnsi="Source Sans Pro" w:cs="Source Sans Pro"/>
           <w:b/>
@@ -510,7 +511,7 @@
         <w:pBdr>
           <w:bottom w:val="single" w:sz="6" w:space="1" w:color="000000"/>
         </w:pBdr>
-        <w:spacing w:before="167" w:after="52"/>
+        <w:spacing w:before="183" w:after="0"/>
       </w:pPr>
       <w:r>
         <w:rPr>
@@ -529,7 +530,7 @@
         <w:tabs>
           <w:tab w:val="right" w:pos="10800"/>
         </w:tabs>
-        <w:spacing w:before="62"/>
+        <w:spacing w:before="20" w:after="0"/>
       </w:pPr>
       <w:hyperlink r:id="rId8">
         <w:r>
@@ -578,16 +579,16 @@
           <w:ilvl w:val="0"/>
           <w:numId w:val="2"/>
         </w:numPr>
-        <w:spacing w:before="13" w:after="15"/>
-      </w:pPr>
-      <w:r>
-        <w:rPr>
-          <w:rFonts w:ascii="Source Sans Pro" w:eastAsia="Source Sans Pro" w:hAnsi="Source Sans Pro" w:cs="Source Sans Pro"/>
-          <w:color w:val="000000"/>
-          <w:sz w:val="19"/>
-          <w:szCs w:val="19"/>
-        </w:rPr>
-        <w:t>Deployed Splunk SIEM with SPL correlation searches for brute-force detection and lateral movement and privilege escalation and mapped TTPs to MITRE ATT&amp;CK and wrote a PICERL incident report.</w:t>
+        <w:spacing w:before="13" w:after="47"/>
+      </w:pPr>
+      <w:r>
+        <w:rPr>
+          <w:rFonts w:ascii="Source Sans Pro" w:eastAsia="Source Sans Pro" w:hAnsi="Source Sans Pro" w:cs="Source Sans Pro"/>
+          <w:color w:val="000000"/>
+          <w:sz w:val="19"/>
+          <w:szCs w:val="19"/>
+        </w:rPr>
+        <w:t>Deployed Splunk SIEM with SPL correlation searches for brute force detection, lateral movement and privilege escalation and mapped TTPs to MITRE ATT&amp;CK and authored a PICERL incident report.</w:t>
       </w:r>
     </w:p>
     <w:p>
@@ -597,16 +598,16 @@
           <w:ilvl w:val="0"/>
           <w:numId w:val="2"/>
         </w:numPr>
-        <w:spacing w:before="13" w:after="15"/>
-      </w:pPr>
-      <w:r>
-        <w:rPr>
-          <w:rFonts w:ascii="Source Sans Pro" w:eastAsia="Source Sans Pro" w:hAnsi="Source Sans Pro" w:cs="Source Sans Pro"/>
-          <w:color w:val="000000"/>
-          <w:sz w:val="19"/>
-          <w:szCs w:val="19"/>
-        </w:rPr>
-        <w:t>Built an automated SOAR-style detection pipeline where a Python script ingests Splunk alerts and runs IOC enrichment via VirusTotal API and dispatches Telegram notifications with severity classification.</w:t>
+        <w:spacing w:before="13" w:after="47"/>
+      </w:pPr>
+      <w:r>
+        <w:rPr>
+          <w:rFonts w:ascii="Source Sans Pro" w:eastAsia="Source Sans Pro" w:hAnsi="Source Sans Pro" w:cs="Source Sans Pro"/>
+          <w:color w:val="000000"/>
+          <w:sz w:val="19"/>
+          <w:szCs w:val="19"/>
+        </w:rPr>
+        <w:t>Built an automated detection pipeline where a Python script ingests Splunk alerts, enriches IOCs via VirusTotal API and dispatches Telegram notifications with severity classification.</w:t>
       </w:r>
     </w:p>
     <w:p>
@@ -616,21 +617,21 @@
           <w:ilvl w:val="0"/>
           <w:numId w:val="2"/>
         </w:numPr>
-        <w:spacing w:before="13" w:after="15"/>
-      </w:pPr>
-      <w:r>
-        <w:rPr>
-          <w:rFonts w:ascii="Source Sans Pro" w:eastAsia="Source Sans Pro" w:hAnsi="Source Sans Pro" w:cs="Source Sans Pro"/>
-          <w:color w:val="000000"/>
-          <w:sz w:val="19"/>
-          <w:szCs w:val="19"/>
-        </w:rPr>
-        <w:t>Converted detection logic to Sigma rules for vendor-neutral SOC use and performed TCP/IP analysis in Wireshark to detect SYN scans and DNS tunnelling and plaintext credential exposure on unencrypted sessions and produced a Wireshark analysis report.</w:t>
-      </w:r>
-    </w:p>
-    <w:p>
-      <w:pPr>
-        <w:spacing w:before="33" w:after="3"/>
+        <w:spacing w:before="13" w:after="47"/>
+      </w:pPr>
+      <w:r>
+        <w:rPr>
+          <w:rFonts w:ascii="Source Sans Pro" w:eastAsia="Source Sans Pro" w:hAnsi="Source Sans Pro" w:cs="Source Sans Pro"/>
+          <w:color w:val="000000"/>
+          <w:sz w:val="19"/>
+          <w:szCs w:val="19"/>
+        </w:rPr>
+        <w:t>Converted detection logic to Sigma rules for vendor neutral use and performed Wireshark TCP/IP analysis to identify SYN scans, DNS tunnelling and plaintext credential exposure, producing a Wireshark analysis report.</w:t>
+      </w:r>
+    </w:p>
+    <w:p>
+      <w:pPr>
+        <w:spacing w:before="41" w:after="41"/>
       </w:pPr>
     </w:p>
     <w:p>
@@ -638,7 +639,7 @@
         <w:tabs>
           <w:tab w:val="right" w:pos="10800"/>
         </w:tabs>
-        <w:spacing w:before="30"/>
+        <w:spacing w:before="30" w:after="0"/>
       </w:pPr>
       <w:hyperlink r:id="rId9">
         <w:r>
@@ -650,7 +651,7 @@
             <w:szCs w:val="19"/>
             <w:u w:val="single"/>
           </w:rPr>
-          <w:t>Vulnerability Scanner and Patch Prioritization Engine</w:t>
+          <w:t>Phishing and OSINT Threat Intelligence Tool</w:t>
         </w:r>
       </w:hyperlink>
       <w:r>
@@ -677,7 +678,7 @@
           <w:sz w:val="19"/>
           <w:szCs w:val="19"/>
         </w:rPr>
-        <w:t>Python, Bash, Nessus, OpenVAS, NVD API</w:t>
+        <w:t>Python, VirusTotal API, AbuseIPDB, WHOIS, Telegram bot</w:t>
       </w:r>
     </w:p>
     <w:p>
@@ -687,16 +688,16 @@
           <w:ilvl w:val="0"/>
           <w:numId w:val="2"/>
         </w:numPr>
-        <w:spacing w:before="13" w:after="15"/>
-      </w:pPr>
-      <w:r>
-        <w:rPr>
-          <w:rFonts w:ascii="Source Sans Pro" w:eastAsia="Source Sans Pro" w:hAnsi="Source Sans Pro" w:cs="Source Sans Pro"/>
-          <w:color w:val="000000"/>
-          <w:sz w:val="19"/>
-          <w:szCs w:val="19"/>
-        </w:rPr>
-        <w:t>Built an automated vulnerability assessment pipeline integrating Nessus and OpenVAS REST APIs in Python and generated CVE reports classified by CVSS severity and EPSS context from the FIRST.org API.</w:t>
+        <w:spacing w:before="13" w:after="47"/>
+      </w:pPr>
+      <w:r>
+        <w:rPr>
+          <w:rFonts w:ascii="Source Sans Pro" w:eastAsia="Source Sans Pro" w:hAnsi="Source Sans Pro" w:cs="Source Sans Pro"/>
+          <w:color w:val="000000"/>
+          <w:sz w:val="19"/>
+          <w:szCs w:val="19"/>
+        </w:rPr>
+        <w:t>Built a multi‑API threat intelligence pipeline that submits suspicious URLs and IPs to VirusTotal, AbuseIPDB and URLScan.io and cross‑references WHOIS registration age, DNS records and SSL details for phishing analysis, generating a phishing analysis report.</w:t>
       </w:r>
     </w:p>
     <w:p>
@@ -706,16 +707,16 @@
           <w:ilvl w:val="0"/>
           <w:numId w:val="2"/>
         </w:numPr>
-        <w:spacing w:before="13" w:after="15"/>
-      </w:pPr>
-      <w:r>
-        <w:rPr>
-          <w:rFonts w:ascii="Source Sans Pro" w:eastAsia="Source Sans Pro" w:hAnsi="Source Sans Pro" w:cs="Source Sans Pro"/>
-          <w:color w:val="000000"/>
-          <w:sz w:val="19"/>
-          <w:szCs w:val="19"/>
-        </w:rPr>
-        <w:t>Developed an OWASP Top 10 automated web checker that sends crafted HTTP requests to detect injection and broken auth and SSRF vulnerabilities and documented a SQL injection exploit and parameterised query remediation.</w:t>
+        <w:spacing w:before="13" w:after="47"/>
+      </w:pPr>
+      <w:r>
+        <w:rPr>
+          <w:rFonts w:ascii="Source Sans Pro" w:eastAsia="Source Sans Pro" w:hAnsi="Source Sans Pro" w:cs="Source Sans Pro"/>
+          <w:color w:val="000000"/>
+          <w:sz w:val="19"/>
+          <w:szCs w:val="19"/>
+        </w:rPr>
+        <w:t>Implemented a typosquatting domain detector that creates character‑substitution variants of brand domains and checks live DNS resolution for brand impersonation analysis.</w:t>
       </w:r>
     </w:p>
     <w:p>
@@ -725,16 +726,16 @@
           <w:ilvl w:val="0"/>
           <w:numId w:val="2"/>
         </w:numPr>
-        <w:spacing w:before="13" w:after="15"/>
-      </w:pPr>
-      <w:r>
-        <w:rPr>
-          <w:rFonts w:ascii="Source Sans Pro" w:eastAsia="Source Sans Pro" w:hAnsi="Source Sans Pro" w:cs="Source Sans Pro"/>
-          <w:color w:val="000000"/>
-          <w:sz w:val="19"/>
-          <w:szCs w:val="19"/>
-        </w:rPr>
-        <w:t>Automated scan scheduling via Bash and cron and built delta-scan logic to flag newly discovered CVEs and organize patch compliance tracking evidence.</w:t>
+        <w:spacing w:before="13" w:after="47"/>
+      </w:pPr>
+      <w:r>
+        <w:rPr>
+          <w:rFonts w:ascii="Source Sans Pro" w:eastAsia="Source Sans Pro" w:hAnsi="Source Sans Pro" w:cs="Source Sans Pro"/>
+          <w:color w:val="000000"/>
+          <w:sz w:val="19"/>
+          <w:szCs w:val="19"/>
+        </w:rPr>
+        <w:t>Deployed a Telegram bot interface allowing analysts to submit URLs for live IOC enrichment, supporting bulk CSV input and output and adding OSINT enrichment via theHarvester for domain profiling, enabling incident response workflow integration.</w:t>
       </w:r>
     </w:p>
     <w:p>
@@ -742,7 +743,7 @@
         <w:pBdr>
           <w:bottom w:val="single" w:sz="6" w:space="1" w:color="000000"/>
         </w:pBdr>
-        <w:spacing w:before="158" w:after="55"/>
+        <w:spacing w:before="41" w:after="41"/>
         <w:rPr>
           <w:rFonts w:ascii="Source Sans Pro" w:eastAsia="Source Sans Pro" w:hAnsi="Source Sans Pro" w:cs="Source Sans Pro"/>
           <w:b/>
@@ -758,7 +759,7 @@
         <w:pBdr>
           <w:bottom w:val="single" w:sz="6" w:space="1" w:color="000000"/>
         </w:pBdr>
-        <w:spacing w:before="167" w:after="52"/>
+        <w:spacing w:before="183" w:after="0"/>
       </w:pPr>
       <w:r>
         <w:rPr>
@@ -774,7 +775,7 @@
     </w:p>
     <w:p>
       <w:pPr>
-        <w:spacing w:before="27" w:after="27"/>
+        <w:spacing w:before="65" w:after="65"/>
       </w:pPr>
       <w:r>
         <w:rPr>
@@ -796,7 +797,7 @@
     </w:p>
     <w:p>
       <w:pPr>
-        <w:spacing w:before="27" w:after="27"/>
+        <w:spacing w:before="65" w:after="65"/>
       </w:pPr>
       <w:r>
         <w:rPr>
@@ -818,7 +819,7 @@
     </w:p>
     <w:p>
       <w:pPr>
-        <w:spacing w:before="27" w:after="27"/>
+        <w:spacing w:before="65" w:after="65"/>
       </w:pPr>
       <w:r>
         <w:rPr>
@@ -840,7 +841,7 @@
     </w:p>
     <w:p>
       <w:pPr>
-        <w:spacing w:before="27" w:after="27"/>
+        <w:spacing w:before="65" w:after="65"/>
       </w:pPr>
       <w:r>
         <w:rPr>
@@ -857,12 +858,12 @@
           <w:sz w:val="19"/>
           <w:szCs w:val="19"/>
         </w:rPr>
-        <w:t>Windows internals, Linux fundamentals, TCP/IP, DNS, HTTP/S, firewall and IDS/IPS concepts</w:t>
-      </w:r>
-    </w:p>
-    <w:p>
-      <w:pPr>
-        <w:spacing w:before="27" w:after="27"/>
+        <w:t>Windows internals, Linux fundamentals, TCP/IP, DNS, HTTP/S, IDS/IPS, AWS (IAM, CloudTrail, GuardDuty), cloud security posture</w:t>
+      </w:r>
+    </w:p>
+    <w:p>
+      <w:pPr>
+        <w:spacing w:before="65" w:after="65"/>
       </w:pPr>
       <w:r>
         <w:rPr>
@@ -879,7 +880,7 @@
           <w:sz w:val="19"/>
           <w:szCs w:val="19"/>
         </w:rPr>
-        <w:t>Python, Bash (basic), regular expressions</w:t>
+        <w:t>Python, Bash (basic), boto3, regular expressions</w:t>
       </w:r>
     </w:p>
     <w:p>
@@ -887,7 +888,7 @@
         <w:pBdr>
           <w:bottom w:val="single" w:sz="6" w:space="1" w:color="000000"/>
         </w:pBdr>
-        <w:spacing w:before="158" w:after="55"/>
+        <w:spacing w:before="41" w:after="41"/>
         <w:rPr>
           <w:rFonts w:ascii="Source Sans Pro" w:eastAsia="Source Sans Pro" w:hAnsi="Source Sans Pro" w:cs="Source Sans Pro"/>
           <w:b/>
@@ -903,7 +904,7 @@
         <w:pBdr>
           <w:bottom w:val="single" w:sz="6" w:space="1" w:color="000000"/>
         </w:pBdr>
-        <w:spacing w:before="167" w:after="52"/>
+        <w:spacing w:before="183" w:after="0"/>
       </w:pPr>
       <w:r>
         <w:rPr>
@@ -924,7 +925,7 @@
           <w:ilvl w:val="0"/>
           <w:numId w:val="2"/>
         </w:numPr>
-        <w:spacing w:before="13" w:after="15"/>
+        <w:spacing w:before="13" w:after="47"/>
       </w:pPr>
       <w:r>
         <w:rPr>
@@ -943,7 +944,7 @@
           <w:ilvl w:val="0"/>
           <w:numId w:val="2"/>
         </w:numPr>
-        <w:spacing w:before="13" w:after="15"/>
+        <w:spacing w:before="13" w:after="47"/>
       </w:pPr>
       <w:r>
         <w:rPr>

--- a/resumes/Akshay_P_Resume.docx
+++ b/resumes/Akshay_P_Resume.docx
@@ -4,7 +4,7 @@
   <w:body>
     <w:p>
       <w:pPr>
-        <w:spacing w:after="0" w:before="20"/>
+        <w:spacing w:after="44"/>
         <w:jc w:val="center"/>
       </w:pPr>
       <w:r>
@@ -21,7 +21,6 @@
     </w:p>
     <w:p>
       <w:pPr>
-        <w:spacing w:before="20" w:after="0"/>
         <w:jc w:val="center"/>
       </w:pPr>
       <w:r>
@@ -117,7 +116,7 @@
         <w:pBdr>
           <w:bottom w:val="single" w:sz="6" w:space="1" w:color="000000"/>
         </w:pBdr>
-        <w:spacing w:before="183" w:after="0"/>
+        <w:spacing w:before="396" w:after="52"/>
       </w:pPr>
       <w:r>
         <w:rPr>
@@ -136,7 +135,7 @@
         <w:tabs>
           <w:tab w:val="right" w:pos="10800"/>
         </w:tabs>
-        <w:spacing w:before="20" w:after="0"/>
+        <w:spacing w:before="62"/>
       </w:pPr>
       <w:r>
         <w:rPr>
@@ -171,7 +170,7 @@
     </w:p>
     <w:p>
       <w:pPr>
-        <w:spacing w:before="8" w:after="0"/>
+        <w:spacing w:before="8"/>
       </w:pPr>
       <w:r>
         <w:rPr>
@@ -190,7 +189,7 @@
         <w:tabs>
           <w:tab w:val="right" w:pos="10800"/>
         </w:tabs>
-        <w:spacing w:before="20" w:after="0"/>
+        <w:spacing w:before="62"/>
       </w:pPr>
       <w:r>
         <w:rPr>
@@ -225,7 +224,7 @@
     </w:p>
     <w:p>
       <w:pPr>
-        <w:spacing w:before="8" w:after="0"/>
+        <w:spacing w:before="8"/>
       </w:pPr>
       <w:r>
         <w:rPr>
@@ -244,7 +243,7 @@
         <w:tabs>
           <w:tab w:val="right" w:pos="10800"/>
         </w:tabs>
-        <w:spacing w:before="20" w:after="0"/>
+        <w:spacing w:before="62"/>
       </w:pPr>
       <w:r>
         <w:rPr>
@@ -279,7 +278,7 @@
     </w:p>
     <w:p>
       <w:pPr>
-        <w:spacing w:before="8" w:after="0"/>
+        <w:spacing w:before="8"/>
       </w:pPr>
       <w:r>
         <w:rPr>
@@ -295,7 +294,7 @@
     </w:p>
     <w:p>
       <w:pPr>
-        <w:spacing w:before="41" w:after="41"/>
+        <w:spacing w:before="17" w:after="9"/>
       </w:pPr>
     </w:p>
     <w:p>
@@ -303,7 +302,7 @@
         <w:pBdr>
           <w:bottom w:val="single" w:sz="6" w:space="1" w:color="000000"/>
         </w:pBdr>
-        <w:spacing w:before="183" w:after="0"/>
+        <w:spacing w:before="191" w:after="52"/>
       </w:pPr>
       <w:r>
         <w:rPr>
@@ -322,7 +321,7 @@
         <w:tabs>
           <w:tab w:val="right" w:pos="10800"/>
         </w:tabs>
-        <w:spacing w:before="20" w:after="0"/>
+        <w:spacing w:before="62"/>
       </w:pPr>
       <w:r>
         <w:rPr>
@@ -368,7 +367,7 @@
         <w:tabs>
           <w:tab w:val="right" w:pos="10800"/>
         </w:tabs>
-        <w:spacing w:before="8" w:after="0"/>
+        <w:spacing w:before="8"/>
         <w:rPr>
           <w:rFonts w:ascii="Source Sans Pro Light" w:hAnsi="Source Sans Pro Light"/>
           <w:i/>
@@ -421,16 +420,16 @@
           <w:ilvl w:val="0"/>
           <w:numId w:val="2"/>
         </w:numPr>
-        <w:spacing w:before="13" w:after="47"/>
-      </w:pPr>
-      <w:r>
-        <w:rPr>
-          <w:rFonts w:ascii="Source Sans Pro" w:eastAsia="Source Sans Pro" w:hAnsi="Source Sans Pro" w:cs="Source Sans Pro"/>
-          <w:color w:val="000000"/>
-          <w:sz w:val="19"/>
-          <w:szCs w:val="19"/>
-        </w:rPr>
-        <w:t>Triaged 50+ weekly inventory reimbursement cases by severity and policy eligibility, applying structured triage and escalation workflow</w:t>
+        <w:spacing w:before="13" w:after="21"/>
+      </w:pPr>
+      <w:r>
+        <w:rPr>
+          <w:rFonts w:ascii="Source Sans Pro" w:eastAsia="Source Sans Pro" w:hAnsi="Source Sans Pro" w:cs="Source Sans Pro"/>
+          <w:color w:val="000000"/>
+          <w:sz w:val="19"/>
+          <w:szCs w:val="19"/>
+        </w:rPr>
+        <w:t>Triaged 50+ weekly inventory reimbursement cases by severity and policy eligibility, applying structured triage, escalation, and decision workflows; produced daily triage summary report</w:t>
       </w:r>
     </w:p>
     <w:p>
@@ -440,16 +439,16 @@
           <w:ilvl w:val="0"/>
           <w:numId w:val="2"/>
         </w:numPr>
-        <w:spacing w:before="13" w:after="47"/>
-      </w:pPr>
-      <w:r>
-        <w:rPr>
-          <w:rFonts w:ascii="Source Sans Pro" w:eastAsia="Source Sans Pro" w:hAnsi="Source Sans Pro" w:cs="Source Sans Pro"/>
-          <w:color w:val="000000"/>
-          <w:sz w:val="19"/>
-          <w:szCs w:val="19"/>
-        </w:rPr>
-        <w:t>Investigated root causes of seller claims, identified policy violations and anomalous patterns, and escalated findings to senior reviewers for remediation.</w:t>
+        <w:spacing w:before="13" w:after="21"/>
+      </w:pPr>
+      <w:r>
+        <w:rPr>
+          <w:rFonts w:ascii="Source Sans Pro" w:eastAsia="Source Sans Pro" w:hAnsi="Source Sans Pro" w:cs="Source Sans Pro"/>
+          <w:color w:val="000000"/>
+          <w:sz w:val="19"/>
+          <w:szCs w:val="19"/>
+        </w:rPr>
+        <w:t>Investigated root causes of seller claims, identified policy violations and anomalous patterns, and escalated findings to senior reviewers; generated escalation packet</w:t>
       </w:r>
     </w:p>
     <w:p>
@@ -459,16 +458,16 @@
           <w:ilvl w:val="0"/>
           <w:numId w:val="2"/>
         </w:numPr>
-        <w:spacing w:before="13" w:after="47"/>
-      </w:pPr>
-      <w:r>
-        <w:rPr>
-          <w:rFonts w:ascii="Source Sans Pro" w:eastAsia="Source Sans Pro" w:hAnsi="Source Sans Pro" w:cs="Source Sans Pro"/>
-          <w:color w:val="000000"/>
-          <w:sz w:val="19"/>
-          <w:szCs w:val="19"/>
-        </w:rPr>
-        <w:t>Documented audit‑ready case records with investigation findings, evidence notes, and corrective actions, ensuring compliance readiness for 50+ weekly cases.</w:t>
+        <w:spacing w:before="13" w:after="21"/>
+      </w:pPr>
+      <w:r>
+        <w:rPr>
+          <w:rFonts w:ascii="Source Sans Pro" w:eastAsia="Source Sans Pro" w:hAnsi="Source Sans Pro" w:cs="Source Sans Pro"/>
+          <w:color w:val="000000"/>
+          <w:sz w:val="19"/>
+          <w:szCs w:val="19"/>
+        </w:rPr>
+        <w:t>Maintained audit‑ready case documentation capturing investigation findings, evidence notes, and corrective actions; compiled comprehensive audit log</w:t>
       </w:r>
     </w:p>
     <w:p>
@@ -478,16 +477,16 @@
           <w:ilvl w:val="0"/>
           <w:numId w:val="2"/>
         </w:numPr>
-        <w:spacing w:before="13" w:after="47"/>
-      </w:pPr>
-      <w:r>
-        <w:rPr>
-          <w:rFonts w:ascii="Source Sans Pro" w:eastAsia="Source Sans Pro" w:hAnsi="Source Sans Pro" w:cs="Source Sans Pro"/>
-          <w:color w:val="000000"/>
-          <w:sz w:val="19"/>
-          <w:szCs w:val="19"/>
-        </w:rPr>
-        <w:t>Identified recurring fraud patterns across case history and flagged them ahead of weekly review cycles, cutting repeat-issue re-investigation before escalation.</w:t>
+        <w:spacing w:before="13" w:after="21"/>
+      </w:pPr>
+      <w:r>
+        <w:rPr>
+          <w:rFonts w:ascii="Source Sans Pro" w:eastAsia="Source Sans Pro" w:hAnsi="Source Sans Pro" w:cs="Source Sans Pro"/>
+          <w:color w:val="000000"/>
+          <w:sz w:val="19"/>
+          <w:szCs w:val="19"/>
+        </w:rPr>
+        <w:t>Detected recurring fraud patterns across 200+ weekly cases, flagged them early to cut repeat‑issue investigation time before escalation; issued pattern alert</w:t>
       </w:r>
     </w:p>
     <w:p>
@@ -495,7 +494,7 @@
         <w:pBdr>
           <w:bottom w:val="single" w:sz="6" w:space="1" w:color="000000"/>
         </w:pBdr>
-        <w:spacing w:before="41" w:after="41"/>
+        <w:spacing w:before="164" w:after="61"/>
         <w:rPr>
           <w:rFonts w:ascii="Source Sans Pro" w:eastAsia="Source Sans Pro" w:hAnsi="Source Sans Pro" w:cs="Source Sans Pro"/>
           <w:b/>
@@ -511,7 +510,7 @@
         <w:pBdr>
           <w:bottom w:val="single" w:sz="6" w:space="1" w:color="000000"/>
         </w:pBdr>
-        <w:spacing w:before="183" w:after="0"/>
+        <w:spacing w:before="191" w:after="52"/>
       </w:pPr>
       <w:r>
         <w:rPr>
@@ -530,7 +529,7 @@
         <w:tabs>
           <w:tab w:val="right" w:pos="10800"/>
         </w:tabs>
-        <w:spacing w:before="20" w:after="0"/>
+        <w:spacing w:before="62"/>
       </w:pPr>
       <w:hyperlink r:id="rId8">
         <w:r>
@@ -579,16 +578,16 @@
           <w:ilvl w:val="0"/>
           <w:numId w:val="2"/>
         </w:numPr>
-        <w:spacing w:before="13" w:after="47"/>
-      </w:pPr>
-      <w:r>
-        <w:rPr>
-          <w:rFonts w:ascii="Source Sans Pro" w:eastAsia="Source Sans Pro" w:hAnsi="Source Sans Pro" w:cs="Source Sans Pro"/>
-          <w:color w:val="000000"/>
-          <w:sz w:val="19"/>
-          <w:szCs w:val="19"/>
-        </w:rPr>
-        <w:t>Deployed Splunk SIEM with SPL correlation searches for brute force detection, lateral movement and privilege escalation and mapped TTPs to MITRE ATT&amp;CK and authored a PICERL incident report.</w:t>
+        <w:spacing w:before="13" w:after="21"/>
+      </w:pPr>
+      <w:r>
+        <w:rPr>
+          <w:rFonts w:ascii="Source Sans Pro" w:eastAsia="Source Sans Pro" w:hAnsi="Source Sans Pro" w:cs="Source Sans Pro"/>
+          <w:color w:val="000000"/>
+          <w:sz w:val="19"/>
+          <w:szCs w:val="19"/>
+        </w:rPr>
+        <w:t>Deployed Splunk SIEM with SPL correlation searches for brute force detection, lateral movement and privilege escalation and mapped TTPs to MITRE ATT&amp;CK, producing a PICERL incident report.</w:t>
       </w:r>
     </w:p>
     <w:p>
@@ -598,16 +597,16 @@
           <w:ilvl w:val="0"/>
           <w:numId w:val="2"/>
         </w:numPr>
-        <w:spacing w:before="13" w:after="47"/>
-      </w:pPr>
-      <w:r>
-        <w:rPr>
-          <w:rFonts w:ascii="Source Sans Pro" w:eastAsia="Source Sans Pro" w:hAnsi="Source Sans Pro" w:cs="Source Sans Pro"/>
-          <w:color w:val="000000"/>
-          <w:sz w:val="19"/>
-          <w:szCs w:val="19"/>
-        </w:rPr>
-        <w:t>Built an automated detection pipeline where a Python script ingests Splunk alerts, enriches IOCs via VirusTotal API and dispatches Telegram notifications with severity classification.</w:t>
+        <w:spacing w:before="13" w:after="21"/>
+      </w:pPr>
+      <w:r>
+        <w:rPr>
+          <w:rFonts w:ascii="Source Sans Pro" w:eastAsia="Source Sans Pro" w:hAnsi="Source Sans Pro" w:cs="Source Sans Pro"/>
+          <w:color w:val="000000"/>
+          <w:sz w:val="19"/>
+          <w:szCs w:val="19"/>
+        </w:rPr>
+        <w:t>Built an automated detection pipeline where a Python script ingests Splunk alerts, enriches IOCs via the VirusTotal API and dispatches Telegram notifications with severity classification.</w:t>
       </w:r>
     </w:p>
     <w:p>
@@ -617,21 +616,21 @@
           <w:ilvl w:val="0"/>
           <w:numId w:val="2"/>
         </w:numPr>
-        <w:spacing w:before="13" w:after="47"/>
-      </w:pPr>
-      <w:r>
-        <w:rPr>
-          <w:rFonts w:ascii="Source Sans Pro" w:eastAsia="Source Sans Pro" w:hAnsi="Source Sans Pro" w:cs="Source Sans Pro"/>
-          <w:color w:val="000000"/>
-          <w:sz w:val="19"/>
-          <w:szCs w:val="19"/>
-        </w:rPr>
-        <w:t>Converted detection logic to Sigma rules for vendor neutral use and performed Wireshark TCP/IP analysis to identify SYN scans, DNS tunnelling and plaintext credential exposure, producing a Wireshark analysis report.</w:t>
-      </w:r>
-    </w:p>
-    <w:p>
-      <w:pPr>
-        <w:spacing w:before="41" w:after="41"/>
+        <w:spacing w:before="13" w:after="21"/>
+      </w:pPr>
+      <w:r>
+        <w:rPr>
+          <w:rFonts w:ascii="Source Sans Pro" w:eastAsia="Source Sans Pro" w:hAnsi="Source Sans Pro" w:cs="Source Sans Pro"/>
+          <w:color w:val="000000"/>
+          <w:sz w:val="19"/>
+          <w:szCs w:val="19"/>
+        </w:rPr>
+        <w:t>Converted detection logic to Sigma rules for vendor neutral use and performed TCP/IP analysis in Wireshark to detect SYN scans, DNS tunnelling and plaintext credential exposure, generating a credential exposure detection report.</w:t>
+      </w:r>
+    </w:p>
+    <w:p>
+      <w:pPr>
+        <w:spacing w:before="39" w:after="9"/>
       </w:pPr>
     </w:p>
     <w:p>
@@ -639,7 +638,7 @@
         <w:tabs>
           <w:tab w:val="right" w:pos="10800"/>
         </w:tabs>
-        <w:spacing w:before="30" w:after="0"/>
+        <w:spacing w:before="30"/>
       </w:pPr>
       <w:hyperlink r:id="rId9">
         <w:r>
@@ -651,7 +650,7 @@
             <w:szCs w:val="19"/>
             <w:u w:val="single"/>
           </w:rPr>
-          <w:t>Phishing and OSINT Threat Intelligence Tool</w:t>
+          <w:t>Vulnerability Scanner and Patch Prioritization Engine</w:t>
         </w:r>
       </w:hyperlink>
       <w:r>
@@ -678,7 +677,7 @@
           <w:sz w:val="19"/>
           <w:szCs w:val="19"/>
         </w:rPr>
-        <w:t>Python, VirusTotal API, AbuseIPDB, WHOIS, Telegram bot</w:t>
+        <w:t>Python, Bash, Nessus, OpenVAS, NVD API</w:t>
       </w:r>
     </w:p>
     <w:p>
@@ -688,16 +687,16 @@
           <w:ilvl w:val="0"/>
           <w:numId w:val="2"/>
         </w:numPr>
-        <w:spacing w:before="13" w:after="47"/>
-      </w:pPr>
-      <w:r>
-        <w:rPr>
-          <w:rFonts w:ascii="Source Sans Pro" w:eastAsia="Source Sans Pro" w:hAnsi="Source Sans Pro" w:cs="Source Sans Pro"/>
-          <w:color w:val="000000"/>
-          <w:sz w:val="19"/>
-          <w:szCs w:val="19"/>
-        </w:rPr>
-        <w:t>Built a multi‑API threat intelligence pipeline that submits suspicious URLs and IPs to VirusTotal, AbuseIPDB and URLScan.io and cross‑references WHOIS registration age, DNS records and SSL details for phishing analysis, generating a phishing analysis report.</w:t>
+        <w:spacing w:before="13" w:after="21"/>
+      </w:pPr>
+      <w:r>
+        <w:rPr>
+          <w:rFonts w:ascii="Source Sans Pro" w:eastAsia="Source Sans Pro" w:hAnsi="Source Sans Pro" w:cs="Source Sans Pro"/>
+          <w:color w:val="000000"/>
+          <w:sz w:val="19"/>
+          <w:szCs w:val="19"/>
+        </w:rPr>
+        <w:t>Built an automated vulnerability assessment pipeline that integrates Nessus and OpenVAS REST APIs in Python and generates CVE reports classified by CVSS severity and EPSS context from the FIRST.org API.</w:t>
       </w:r>
     </w:p>
     <w:p>
@@ -707,16 +706,16 @@
           <w:ilvl w:val="0"/>
           <w:numId w:val="2"/>
         </w:numPr>
-        <w:spacing w:before="13" w:after="47"/>
-      </w:pPr>
-      <w:r>
-        <w:rPr>
-          <w:rFonts w:ascii="Source Sans Pro" w:eastAsia="Source Sans Pro" w:hAnsi="Source Sans Pro" w:cs="Source Sans Pro"/>
-          <w:color w:val="000000"/>
-          <w:sz w:val="19"/>
-          <w:szCs w:val="19"/>
-        </w:rPr>
-        <w:t>Implemented a typosquatting domain detector that creates character‑substitution variants of brand domains and checks live DNS resolution for brand impersonation analysis.</w:t>
+        <w:spacing w:before="13" w:after="21"/>
+      </w:pPr>
+      <w:r>
+        <w:rPr>
+          <w:rFonts w:ascii="Source Sans Pro" w:eastAsia="Source Sans Pro" w:hAnsi="Source Sans Pro" w:cs="Source Sans Pro"/>
+          <w:color w:val="000000"/>
+          <w:sz w:val="19"/>
+          <w:szCs w:val="19"/>
+        </w:rPr>
+        <w:t>Developed an OWASP Top 10 web checker that sends crafted HTTP requests to detect injection, broken authentication and SSRF vulnerabilities and documented a SQL injection exploit with remediation steps.</w:t>
       </w:r>
     </w:p>
     <w:p>
@@ -726,16 +725,16 @@
           <w:ilvl w:val="0"/>
           <w:numId w:val="2"/>
         </w:numPr>
-        <w:spacing w:before="13" w:after="47"/>
-      </w:pPr>
-      <w:r>
-        <w:rPr>
-          <w:rFonts w:ascii="Source Sans Pro" w:eastAsia="Source Sans Pro" w:hAnsi="Source Sans Pro" w:cs="Source Sans Pro"/>
-          <w:color w:val="000000"/>
-          <w:sz w:val="19"/>
-          <w:szCs w:val="19"/>
-        </w:rPr>
-        <w:t>Deployed a Telegram bot interface allowing analysts to submit URLs for live IOC enrichment, supporting bulk CSV input and output and adding OSINT enrichment via theHarvester for domain profiling, enabling incident response workflow integration.</w:t>
+        <w:spacing w:before="13" w:after="21"/>
+      </w:pPr>
+      <w:r>
+        <w:rPr>
+          <w:rFonts w:ascii="Source Sans Pro" w:eastAsia="Source Sans Pro" w:hAnsi="Source Sans Pro" w:cs="Source Sans Pro"/>
+          <w:color w:val="000000"/>
+          <w:sz w:val="19"/>
+          <w:szCs w:val="19"/>
+        </w:rPr>
+        <w:t>Automated scan scheduling using Bash and cron, added delta‑scan logic to flag newly discovered CVEs and organized patch compliance tracking evidence.</w:t>
       </w:r>
     </w:p>
     <w:p>
@@ -743,7 +742,7 @@
         <w:pBdr>
           <w:bottom w:val="single" w:sz="6" w:space="1" w:color="000000"/>
         </w:pBdr>
-        <w:spacing w:before="41" w:after="41"/>
+        <w:spacing w:before="164" w:after="61"/>
         <w:rPr>
           <w:rFonts w:ascii="Source Sans Pro" w:eastAsia="Source Sans Pro" w:hAnsi="Source Sans Pro" w:cs="Source Sans Pro"/>
           <w:b/>
@@ -759,7 +758,7 @@
         <w:pBdr>
           <w:bottom w:val="single" w:sz="6" w:space="1" w:color="000000"/>
         </w:pBdr>
-        <w:spacing w:before="183" w:after="0"/>
+        <w:spacing w:before="191" w:after="52"/>
       </w:pPr>
       <w:r>
         <w:rPr>
@@ -775,7 +774,7 @@
     </w:p>
     <w:p>
       <w:pPr>
-        <w:spacing w:before="65" w:after="65"/>
+        <w:spacing w:before="33" w:after="33"/>
       </w:pPr>
       <w:r>
         <w:rPr>
@@ -797,7 +796,7 @@
     </w:p>
     <w:p>
       <w:pPr>
-        <w:spacing w:before="65" w:after="65"/>
+        <w:spacing w:before="33" w:after="33"/>
       </w:pPr>
       <w:r>
         <w:rPr>
@@ -819,7 +818,7 @@
     </w:p>
     <w:p>
       <w:pPr>
-        <w:spacing w:before="65" w:after="65"/>
+        <w:spacing w:before="33" w:after="33"/>
       </w:pPr>
       <w:r>
         <w:rPr>
@@ -841,7 +840,7 @@
     </w:p>
     <w:p>
       <w:pPr>
-        <w:spacing w:before="65" w:after="65"/>
+        <w:spacing w:before="33" w:after="33"/>
       </w:pPr>
       <w:r>
         <w:rPr>
@@ -858,12 +857,12 @@
           <w:sz w:val="19"/>
           <w:szCs w:val="19"/>
         </w:rPr>
-        <w:t>Windows internals, Linux fundamentals, TCP/IP, DNS, HTTP/S, IDS/IPS, AWS (IAM, CloudTrail, GuardDuty), cloud security posture</w:t>
-      </w:r>
-    </w:p>
-    <w:p>
-      <w:pPr>
-        <w:spacing w:before="65" w:after="65"/>
+        <w:t>Windows internals, Linux fundamentals, TCP/IP, DNS, HTTP/S, firewall and IDS/IPS concepts</w:t>
+      </w:r>
+    </w:p>
+    <w:p>
+      <w:pPr>
+        <w:spacing w:before="33" w:after="33"/>
       </w:pPr>
       <w:r>
         <w:rPr>
@@ -880,7 +879,7 @@
           <w:sz w:val="19"/>
           <w:szCs w:val="19"/>
         </w:rPr>
-        <w:t>Python, Bash (basic), boto3, regular expressions</w:t>
+        <w:t>Python, Bash (basic), regular expressions</w:t>
       </w:r>
     </w:p>
     <w:p>
@@ -888,7 +887,7 @@
         <w:pBdr>
           <w:bottom w:val="single" w:sz="6" w:space="1" w:color="000000"/>
         </w:pBdr>
-        <w:spacing w:before="41" w:after="41"/>
+        <w:spacing w:before="164" w:after="61"/>
         <w:rPr>
           <w:rFonts w:ascii="Source Sans Pro" w:eastAsia="Source Sans Pro" w:hAnsi="Source Sans Pro" w:cs="Source Sans Pro"/>
           <w:b/>
@@ -904,7 +903,7 @@
         <w:pBdr>
           <w:bottom w:val="single" w:sz="6" w:space="1" w:color="000000"/>
         </w:pBdr>
-        <w:spacing w:before="183" w:after="0"/>
+        <w:spacing w:before="191" w:after="52"/>
       </w:pPr>
       <w:r>
         <w:rPr>
@@ -925,7 +924,7 @@
           <w:ilvl w:val="0"/>
           <w:numId w:val="2"/>
         </w:numPr>
-        <w:spacing w:before="13" w:after="47"/>
+        <w:spacing w:before="13" w:after="21"/>
       </w:pPr>
       <w:r>
         <w:rPr>
@@ -944,7 +943,7 @@
           <w:ilvl w:val="0"/>
           <w:numId w:val="2"/>
         </w:numPr>
-        <w:spacing w:before="13" w:after="47"/>
+        <w:spacing w:before="13" w:after="21"/>
       </w:pPr>
       <w:r>
         <w:rPr>

--- a/resumes/Akshay_P_Resume.docx
+++ b/resumes/Akshay_P_Resume.docx
@@ -4,7 +4,7 @@
   <w:body>
     <w:p>
       <w:pPr>
-        <w:spacing w:after="44"/>
+        <w:spacing w:after="0" w:before="20"/>
         <w:jc w:val="center"/>
       </w:pPr>
       <w:r>
@@ -21,6 +21,7 @@
     </w:p>
     <w:p>
       <w:pPr>
+        <w:spacing w:before="20" w:after="0"/>
         <w:jc w:val="center"/>
       </w:pPr>
       <w:r>
@@ -116,7 +117,7 @@
         <w:pBdr>
           <w:bottom w:val="single" w:sz="6" w:space="1" w:color="000000"/>
         </w:pBdr>
-        <w:spacing w:before="396" w:after="52"/>
+        <w:spacing w:before="159" w:after="0"/>
       </w:pPr>
       <w:r>
         <w:rPr>
@@ -135,7 +136,7 @@
         <w:tabs>
           <w:tab w:val="right" w:pos="10800"/>
         </w:tabs>
-        <w:spacing w:before="62"/>
+        <w:spacing w:before="20" w:after="0"/>
       </w:pPr>
       <w:r>
         <w:rPr>
@@ -170,7 +171,7 @@
     </w:p>
     <w:p>
       <w:pPr>
-        <w:spacing w:before="8"/>
+        <w:spacing w:before="8" w:after="0"/>
       </w:pPr>
       <w:r>
         <w:rPr>
@@ -189,7 +190,7 @@
         <w:tabs>
           <w:tab w:val="right" w:pos="10800"/>
         </w:tabs>
-        <w:spacing w:before="62"/>
+        <w:spacing w:before="20" w:after="0"/>
       </w:pPr>
       <w:r>
         <w:rPr>
@@ -224,7 +225,7 @@
     </w:p>
     <w:p>
       <w:pPr>
-        <w:spacing w:before="8"/>
+        <w:spacing w:before="8" w:after="0"/>
       </w:pPr>
       <w:r>
         <w:rPr>
@@ -243,7 +244,7 @@
         <w:tabs>
           <w:tab w:val="right" w:pos="10800"/>
         </w:tabs>
-        <w:spacing w:before="62"/>
+        <w:spacing w:before="20" w:after="0"/>
       </w:pPr>
       <w:r>
         <w:rPr>
@@ -278,7 +279,7 @@
     </w:p>
     <w:p>
       <w:pPr>
-        <w:spacing w:before="8"/>
+        <w:spacing w:before="8" w:after="0"/>
       </w:pPr>
       <w:r>
         <w:rPr>
@@ -294,7 +295,7 @@
     </w:p>
     <w:p>
       <w:pPr>
-        <w:spacing w:before="17" w:after="9"/>
+        <w:spacing w:before="35" w:after="35"/>
       </w:pPr>
     </w:p>
     <w:p>
@@ -302,7 +303,7 @@
         <w:pBdr>
           <w:bottom w:val="single" w:sz="6" w:space="1" w:color="000000"/>
         </w:pBdr>
-        <w:spacing w:before="191" w:after="52"/>
+        <w:spacing w:before="159" w:after="0"/>
       </w:pPr>
       <w:r>
         <w:rPr>
@@ -321,7 +322,7 @@
         <w:tabs>
           <w:tab w:val="right" w:pos="10800"/>
         </w:tabs>
-        <w:spacing w:before="62"/>
+        <w:spacing w:before="20" w:after="0"/>
       </w:pPr>
       <w:r>
         <w:rPr>
@@ -367,7 +368,7 @@
         <w:tabs>
           <w:tab w:val="right" w:pos="10800"/>
         </w:tabs>
-        <w:spacing w:before="8"/>
+        <w:spacing w:before="8" w:after="0"/>
         <w:rPr>
           <w:rFonts w:ascii="Source Sans Pro Light" w:hAnsi="Source Sans Pro Light"/>
           <w:i/>
@@ -420,16 +421,16 @@
           <w:ilvl w:val="0"/>
           <w:numId w:val="2"/>
         </w:numPr>
-        <w:spacing w:before="13" w:after="21"/>
-      </w:pPr>
-      <w:r>
-        <w:rPr>
-          <w:rFonts w:ascii="Source Sans Pro" w:eastAsia="Source Sans Pro" w:hAnsi="Source Sans Pro" w:cs="Source Sans Pro"/>
-          <w:color w:val="000000"/>
-          <w:sz w:val="19"/>
-          <w:szCs w:val="19"/>
-        </w:rPr>
-        <w:t>Triaged 50+ weekly inventory reimbursement cases by severity and policy eligibility, applying structured triage, escalation, and decision workflows; produced daily triage summary report</w:t>
+        <w:spacing w:before="13" w:after="42"/>
+      </w:pPr>
+      <w:r>
+        <w:rPr>
+          <w:rFonts w:ascii="Source Sans Pro" w:eastAsia="Source Sans Pro" w:hAnsi="Source Sans Pro" w:cs="Source Sans Pro"/>
+          <w:color w:val="000000"/>
+          <w:sz w:val="19"/>
+          <w:szCs w:val="19"/>
+        </w:rPr>
+        <w:t>Triaged 50+ weekly inventory reimbursement cases by severity and policy eligibility, applying structured triage and escalation workflow</w:t>
       </w:r>
     </w:p>
     <w:p>
@@ -439,16 +440,16 @@
           <w:ilvl w:val="0"/>
           <w:numId w:val="2"/>
         </w:numPr>
-        <w:spacing w:before="13" w:after="21"/>
-      </w:pPr>
-      <w:r>
-        <w:rPr>
-          <w:rFonts w:ascii="Source Sans Pro" w:eastAsia="Source Sans Pro" w:hAnsi="Source Sans Pro" w:cs="Source Sans Pro"/>
-          <w:color w:val="000000"/>
-          <w:sz w:val="19"/>
-          <w:szCs w:val="19"/>
-        </w:rPr>
-        <w:t>Investigated root causes of seller claims, identified policy violations and anomalous patterns, and escalated findings to senior reviewers; generated escalation packet</w:t>
+        <w:spacing w:before="13" w:after="42"/>
+      </w:pPr>
+      <w:r>
+        <w:rPr>
+          <w:rFonts w:ascii="Source Sans Pro" w:eastAsia="Source Sans Pro" w:hAnsi="Source Sans Pro" w:cs="Source Sans Pro"/>
+          <w:color w:val="000000"/>
+          <w:sz w:val="19"/>
+          <w:szCs w:val="19"/>
+        </w:rPr>
+        <w:t>Investigated root causes of seller claims, identified policy violations and anomalous patterns, and escalated findings to senior reviewers for security governance.</w:t>
       </w:r>
     </w:p>
     <w:p>
@@ -458,16 +459,16 @@
           <w:ilvl w:val="0"/>
           <w:numId w:val="2"/>
         </w:numPr>
-        <w:spacing w:before="13" w:after="21"/>
-      </w:pPr>
-      <w:r>
-        <w:rPr>
-          <w:rFonts w:ascii="Source Sans Pro" w:eastAsia="Source Sans Pro" w:hAnsi="Source Sans Pro" w:cs="Source Sans Pro"/>
-          <w:color w:val="000000"/>
-          <w:sz w:val="19"/>
-          <w:szCs w:val="19"/>
-        </w:rPr>
-        <w:t>Maintained audit‑ready case documentation capturing investigation findings, evidence notes, and corrective actions; compiled comprehensive audit log</w:t>
+        <w:spacing w:before="13" w:after="42"/>
+      </w:pPr>
+      <w:r>
+        <w:rPr>
+          <w:rFonts w:ascii="Source Sans Pro" w:eastAsia="Source Sans Pro" w:hAnsi="Source Sans Pro" w:cs="Source Sans Pro"/>
+          <w:color w:val="000000"/>
+          <w:sz w:val="19"/>
+          <w:szCs w:val="19"/>
+        </w:rPr>
+        <w:t>Documented audit‑ready case records with investigation findings, evidence notes, and corrective actions, establishing consistent documentation for compliance review.</w:t>
       </w:r>
     </w:p>
     <w:p>
@@ -477,16 +478,16 @@
           <w:ilvl w:val="0"/>
           <w:numId w:val="2"/>
         </w:numPr>
-        <w:spacing w:before="13" w:after="21"/>
-      </w:pPr>
-      <w:r>
-        <w:rPr>
-          <w:rFonts w:ascii="Source Sans Pro" w:eastAsia="Source Sans Pro" w:hAnsi="Source Sans Pro" w:cs="Source Sans Pro"/>
-          <w:color w:val="000000"/>
-          <w:sz w:val="19"/>
-          <w:szCs w:val="19"/>
-        </w:rPr>
-        <w:t>Detected recurring fraud patterns across 200+ weekly cases, flagged them early to cut repeat‑issue investigation time before escalation; issued pattern alert</w:t>
+        <w:spacing w:before="13" w:after="42"/>
+      </w:pPr>
+      <w:r>
+        <w:rPr>
+          <w:rFonts w:ascii="Source Sans Pro" w:eastAsia="Source Sans Pro" w:hAnsi="Source Sans Pro" w:cs="Source Sans Pro"/>
+          <w:color w:val="000000"/>
+          <w:sz w:val="19"/>
+          <w:szCs w:val="19"/>
+        </w:rPr>
+        <w:t>Identified recurring fraud patterns across case history and flagged them ahead of weekly review cycles, cutting repeat-issue re-investigation before escalation.</w:t>
       </w:r>
     </w:p>
     <w:p>
@@ -494,7 +495,7 @@
         <w:pBdr>
           <w:bottom w:val="single" w:sz="6" w:space="1" w:color="000000"/>
         </w:pBdr>
-        <w:spacing w:before="164" w:after="61"/>
+        <w:spacing w:before="35" w:after="35"/>
         <w:rPr>
           <w:rFonts w:ascii="Source Sans Pro" w:eastAsia="Source Sans Pro" w:hAnsi="Source Sans Pro" w:cs="Source Sans Pro"/>
           <w:b/>
@@ -510,7 +511,7 @@
         <w:pBdr>
           <w:bottom w:val="single" w:sz="6" w:space="1" w:color="000000"/>
         </w:pBdr>
-        <w:spacing w:before="191" w:after="52"/>
+        <w:spacing w:before="159" w:after="0"/>
       </w:pPr>
       <w:r>
         <w:rPr>
@@ -529,7 +530,7 @@
         <w:tabs>
           <w:tab w:val="right" w:pos="10800"/>
         </w:tabs>
-        <w:spacing w:before="62"/>
+        <w:spacing w:before="20" w:after="0"/>
       </w:pPr>
       <w:hyperlink r:id="rId8">
         <w:r>
@@ -578,16 +579,16 @@
           <w:ilvl w:val="0"/>
           <w:numId w:val="2"/>
         </w:numPr>
-        <w:spacing w:before="13" w:after="21"/>
-      </w:pPr>
-      <w:r>
-        <w:rPr>
-          <w:rFonts w:ascii="Source Sans Pro" w:eastAsia="Source Sans Pro" w:hAnsi="Source Sans Pro" w:cs="Source Sans Pro"/>
-          <w:color w:val="000000"/>
-          <w:sz w:val="19"/>
-          <w:szCs w:val="19"/>
-        </w:rPr>
-        <w:t>Deployed Splunk SIEM with SPL correlation searches for brute force detection, lateral movement and privilege escalation and mapped TTPs to MITRE ATT&amp;CK, producing a PICERL incident report.</w:t>
+        <w:spacing w:before="13" w:after="42"/>
+      </w:pPr>
+      <w:r>
+        <w:rPr>
+          <w:rFonts w:ascii="Source Sans Pro" w:eastAsia="Source Sans Pro" w:hAnsi="Source Sans Pro" w:cs="Source Sans Pro"/>
+          <w:color w:val="000000"/>
+          <w:sz w:val="19"/>
+          <w:szCs w:val="19"/>
+        </w:rPr>
+        <w:t>Deployed Splunk SIEM with SPL correlation searches to monitor IAM anomalies including unauthorized privilege escalation and suspicious cross-account access patterns; mapped cloud-relevant TTPs to MITRE ATT&amp;CK and wrote PICERL incident report.</w:t>
       </w:r>
     </w:p>
     <w:p>
@@ -597,16 +598,16 @@
           <w:ilvl w:val="0"/>
           <w:numId w:val="2"/>
         </w:numPr>
-        <w:spacing w:before="13" w:after="21"/>
-      </w:pPr>
-      <w:r>
-        <w:rPr>
-          <w:rFonts w:ascii="Source Sans Pro" w:eastAsia="Source Sans Pro" w:hAnsi="Source Sans Pro" w:cs="Source Sans Pro"/>
-          <w:color w:val="000000"/>
-          <w:sz w:val="19"/>
-          <w:szCs w:val="19"/>
-        </w:rPr>
-        <w:t>Built an automated detection pipeline where a Python script ingests Splunk alerts, enriches IOCs via the VirusTotal API and dispatches Telegram notifications with severity classification.</w:t>
+        <w:spacing w:before="13" w:after="42"/>
+      </w:pPr>
+      <w:r>
+        <w:rPr>
+          <w:rFonts w:ascii="Source Sans Pro" w:eastAsia="Source Sans Pro" w:hAnsi="Source Sans Pro" w:cs="Source Sans Pro"/>
+          <w:color w:val="000000"/>
+          <w:sz w:val="19"/>
+          <w:szCs w:val="19"/>
+        </w:rPr>
+        <w:t>Built automated cloud security detection pipeline: Python script ingests Splunk alerts for IAM policy violations, performs IOC enrichment via VirusTotal API, and dispatches Telegram notifications with severity classification.</w:t>
       </w:r>
     </w:p>
     <w:p>
@@ -616,21 +617,21 @@
           <w:ilvl w:val="0"/>
           <w:numId w:val="2"/>
         </w:numPr>
-        <w:spacing w:before="13" w:after="21"/>
-      </w:pPr>
-      <w:r>
-        <w:rPr>
-          <w:rFonts w:ascii="Source Sans Pro" w:eastAsia="Source Sans Pro" w:hAnsi="Source Sans Pro" w:cs="Source Sans Pro"/>
-          <w:color w:val="000000"/>
-          <w:sz w:val="19"/>
-          <w:szCs w:val="19"/>
-        </w:rPr>
-        <w:t>Converted detection logic to Sigma rules for vendor neutral use and performed TCP/IP analysis in Wireshark to detect SYN scans, DNS tunnelling and plaintext credential exposure, generating a credential exposure detection report.</w:t>
-      </w:r>
-    </w:p>
-    <w:p>
-      <w:pPr>
-        <w:spacing w:before="39" w:after="9"/>
+        <w:spacing w:before="13" w:after="42"/>
+      </w:pPr>
+      <w:r>
+        <w:rPr>
+          <w:rFonts w:ascii="Source Sans Pro" w:eastAsia="Source Sans Pro" w:hAnsi="Source Sans Pro" w:cs="Source Sans Pro"/>
+          <w:color w:val="000000"/>
+          <w:sz w:val="19"/>
+          <w:szCs w:val="19"/>
+        </w:rPr>
+        <w:t>Developed Sigma-compatible detection rules for cloud-specific TTPs including credential abuse and lateral movement; performed network analysis in Wireshark to identify anomalous authentication and DNS traffic patterns in cloud environments.</w:t>
+      </w:r>
+    </w:p>
+    <w:p>
+      <w:pPr>
+        <w:spacing w:before="35" w:after="35"/>
       </w:pPr>
     </w:p>
     <w:p>
@@ -638,7 +639,7 @@
         <w:tabs>
           <w:tab w:val="right" w:pos="10800"/>
         </w:tabs>
-        <w:spacing w:before="30"/>
+        <w:spacing w:before="30" w:after="0"/>
       </w:pPr>
       <w:hyperlink r:id="rId9">
         <w:r>
@@ -687,16 +688,16 @@
           <w:ilvl w:val="0"/>
           <w:numId w:val="2"/>
         </w:numPr>
-        <w:spacing w:before="13" w:after="21"/>
-      </w:pPr>
-      <w:r>
-        <w:rPr>
-          <w:rFonts w:ascii="Source Sans Pro" w:eastAsia="Source Sans Pro" w:hAnsi="Source Sans Pro" w:cs="Source Sans Pro"/>
-          <w:color w:val="000000"/>
-          <w:sz w:val="19"/>
-          <w:szCs w:val="19"/>
-        </w:rPr>
-        <w:t>Built an automated vulnerability assessment pipeline that integrates Nessus and OpenVAS REST APIs in Python and generates CVE reports classified by CVSS severity and EPSS context from the FIRST.org API.</w:t>
+        <w:spacing w:before="13" w:after="42"/>
+      </w:pPr>
+      <w:r>
+        <w:rPr>
+          <w:rFonts w:ascii="Source Sans Pro" w:eastAsia="Source Sans Pro" w:hAnsi="Source Sans Pro" w:cs="Source Sans Pro"/>
+          <w:color w:val="000000"/>
+          <w:sz w:val="19"/>
+          <w:szCs w:val="19"/>
+        </w:rPr>
+        <w:t>Built automated cloud infrastructure vulnerability assessment pipeline using Nessus and OpenVAS APIs in Python; generated CVE reports classified by CVSS severity with EPSS context from the FIRST.org API.</w:t>
       </w:r>
     </w:p>
     <w:p>
@@ -706,16 +707,16 @@
           <w:ilvl w:val="0"/>
           <w:numId w:val="2"/>
         </w:numPr>
-        <w:spacing w:before="13" w:after="21"/>
-      </w:pPr>
-      <w:r>
-        <w:rPr>
-          <w:rFonts w:ascii="Source Sans Pro" w:eastAsia="Source Sans Pro" w:hAnsi="Source Sans Pro" w:cs="Source Sans Pro"/>
-          <w:color w:val="000000"/>
-          <w:sz w:val="19"/>
-          <w:szCs w:val="19"/>
-        </w:rPr>
-        <w:t>Developed an OWASP Top 10 web checker that sends crafted HTTP requests to detect injection, broken authentication and SSRF vulnerabilities and documented a SQL injection exploit with remediation steps.</w:t>
+        <w:spacing w:before="13" w:after="42"/>
+      </w:pPr>
+      <w:r>
+        <w:rPr>
+          <w:rFonts w:ascii="Source Sans Pro" w:eastAsia="Source Sans Pro" w:hAnsi="Source Sans Pro" w:cs="Source Sans Pro"/>
+          <w:color w:val="000000"/>
+          <w:sz w:val="19"/>
+          <w:szCs w:val="19"/>
+        </w:rPr>
+        <w:t>Developed automated security checker for cloud-hosted applications testing OWASP Top 10 vulnerabilities including injection, broken authentication, and SSRF; documented remediation workflows for cloud service misconfigurations and exposed endpoints.</w:t>
       </w:r>
     </w:p>
     <w:p>
@@ -725,16 +726,16 @@
           <w:ilvl w:val="0"/>
           <w:numId w:val="2"/>
         </w:numPr>
-        <w:spacing w:before="13" w:after="21"/>
-      </w:pPr>
-      <w:r>
-        <w:rPr>
-          <w:rFonts w:ascii="Source Sans Pro" w:eastAsia="Source Sans Pro" w:hAnsi="Source Sans Pro" w:cs="Source Sans Pro"/>
-          <w:color w:val="000000"/>
-          <w:sz w:val="19"/>
-          <w:szCs w:val="19"/>
-        </w:rPr>
-        <w:t>Automated scan scheduling using Bash and cron, added delta‑scan logic to flag newly discovered CVEs and organized patch compliance tracking evidence.</w:t>
+        <w:spacing w:before="13" w:after="42"/>
+      </w:pPr>
+      <w:r>
+        <w:rPr>
+          <w:rFonts w:ascii="Source Sans Pro" w:eastAsia="Source Sans Pro" w:hAnsi="Source Sans Pro" w:cs="Source Sans Pro"/>
+          <w:color w:val="000000"/>
+          <w:sz w:val="19"/>
+          <w:szCs w:val="19"/>
+        </w:rPr>
+        <w:t>Automated vulnerability scan scheduling via Bash and cron for cloud security monitoring; built delta-scan logic to detect newly exposed CVEs and organize cloud compliance evidence.</w:t>
       </w:r>
     </w:p>
     <w:p>
@@ -742,7 +743,7 @@
         <w:pBdr>
           <w:bottom w:val="single" w:sz="6" w:space="1" w:color="000000"/>
         </w:pBdr>
-        <w:spacing w:before="164" w:after="61"/>
+        <w:spacing w:before="35" w:after="35"/>
         <w:rPr>
           <w:rFonts w:ascii="Source Sans Pro" w:eastAsia="Source Sans Pro" w:hAnsi="Source Sans Pro" w:cs="Source Sans Pro"/>
           <w:b/>
@@ -758,7 +759,7 @@
         <w:pBdr>
           <w:bottom w:val="single" w:sz="6" w:space="1" w:color="000000"/>
         </w:pBdr>
-        <w:spacing w:before="191" w:after="52"/>
+        <w:spacing w:before="159" w:after="0"/>
       </w:pPr>
       <w:r>
         <w:rPr>
@@ -774,7 +775,7 @@
     </w:p>
     <w:p>
       <w:pPr>
-        <w:spacing w:before="33" w:after="33"/>
+        <w:spacing w:before="59" w:after="59"/>
       </w:pPr>
       <w:r>
         <w:rPr>
@@ -796,7 +797,7 @@
     </w:p>
     <w:p>
       <w:pPr>
-        <w:spacing w:before="33" w:after="33"/>
+        <w:spacing w:before="59" w:after="59"/>
       </w:pPr>
       <w:r>
         <w:rPr>
@@ -818,7 +819,7 @@
     </w:p>
     <w:p>
       <w:pPr>
-        <w:spacing w:before="33" w:after="33"/>
+        <w:spacing w:before="59" w:after="59"/>
       </w:pPr>
       <w:r>
         <w:rPr>
@@ -840,7 +841,7 @@
     </w:p>
     <w:p>
       <w:pPr>
-        <w:spacing w:before="33" w:after="33"/>
+        <w:spacing w:before="59" w:after="59"/>
       </w:pPr>
       <w:r>
         <w:rPr>
@@ -857,12 +858,12 @@
           <w:sz w:val="19"/>
           <w:szCs w:val="19"/>
         </w:rPr>
-        <w:t>Windows internals, Linux fundamentals, TCP/IP, DNS, HTTP/S, firewall and IDS/IPS concepts</w:t>
-      </w:r>
-    </w:p>
-    <w:p>
-      <w:pPr>
-        <w:spacing w:before="33" w:after="33"/>
+        <w:t>Windows internals, Linux fundamentals, TCP/IP, DNS, HTTP/S, IDS/IPS, AWS (IAM, CloudTrail, GuardDuty), cloud security posture</w:t>
+      </w:r>
+    </w:p>
+    <w:p>
+      <w:pPr>
+        <w:spacing w:before="59" w:after="59"/>
       </w:pPr>
       <w:r>
         <w:rPr>
@@ -879,7 +880,7 @@
           <w:sz w:val="19"/>
           <w:szCs w:val="19"/>
         </w:rPr>
-        <w:t>Python, Bash (basic), regular expressions</w:t>
+        <w:t>Python, Bash (basic), boto3, regular expressions</w:t>
       </w:r>
     </w:p>
     <w:p>
@@ -887,7 +888,7 @@
         <w:pBdr>
           <w:bottom w:val="single" w:sz="6" w:space="1" w:color="000000"/>
         </w:pBdr>
-        <w:spacing w:before="164" w:after="61"/>
+        <w:spacing w:before="35" w:after="35"/>
         <w:rPr>
           <w:rFonts w:ascii="Source Sans Pro" w:eastAsia="Source Sans Pro" w:hAnsi="Source Sans Pro" w:cs="Source Sans Pro"/>
           <w:b/>
@@ -903,7 +904,7 @@
         <w:pBdr>
           <w:bottom w:val="single" w:sz="6" w:space="1" w:color="000000"/>
         </w:pBdr>
-        <w:spacing w:before="191" w:after="52"/>
+        <w:spacing w:before="159" w:after="0"/>
       </w:pPr>
       <w:r>
         <w:rPr>
@@ -924,7 +925,7 @@
           <w:ilvl w:val="0"/>
           <w:numId w:val="2"/>
         </w:numPr>
-        <w:spacing w:before="13" w:after="21"/>
+        <w:spacing w:before="13" w:after="42"/>
       </w:pPr>
       <w:r>
         <w:rPr>
@@ -943,7 +944,7 @@
           <w:ilvl w:val="0"/>
           <w:numId w:val="2"/>
         </w:numPr>
-        <w:spacing w:before="13" w:after="21"/>
+        <w:spacing w:before="13" w:after="42"/>
       </w:pPr>
       <w:r>
         <w:rPr>

--- a/resumes/Akshay_P_Resume.docx
+++ b/resumes/Akshay_P_Resume.docx
@@ -4,7 +4,7 @@
   <w:body>
     <w:p>
       <w:pPr>
-        <w:spacing w:after="0" w:before="20"/>
+        <w:spacing w:after="44"/>
         <w:jc w:val="center"/>
       </w:pPr>
       <w:r>
@@ -21,7 +21,6 @@
     </w:p>
     <w:p>
       <w:pPr>
-        <w:spacing w:before="20" w:after="0"/>
         <w:jc w:val="center"/>
       </w:pPr>
       <w:r>
@@ -117,7 +116,7 @@
         <w:pBdr>
           <w:bottom w:val="single" w:sz="6" w:space="1" w:color="000000"/>
         </w:pBdr>
-        <w:spacing w:before="159" w:after="0"/>
+        <w:spacing w:before="372" w:after="52"/>
       </w:pPr>
       <w:r>
         <w:rPr>
@@ -136,7 +135,7 @@
         <w:tabs>
           <w:tab w:val="right" w:pos="10800"/>
         </w:tabs>
-        <w:spacing w:before="20" w:after="0"/>
+        <w:spacing w:before="62"/>
       </w:pPr>
       <w:r>
         <w:rPr>
@@ -171,7 +170,7 @@
     </w:p>
     <w:p>
       <w:pPr>
-        <w:spacing w:before="8" w:after="0"/>
+        <w:spacing w:before="8"/>
       </w:pPr>
       <w:r>
         <w:rPr>
@@ -190,7 +189,7 @@
         <w:tabs>
           <w:tab w:val="right" w:pos="10800"/>
         </w:tabs>
-        <w:spacing w:before="20" w:after="0"/>
+        <w:spacing w:before="62"/>
       </w:pPr>
       <w:r>
         <w:rPr>
@@ -225,7 +224,7 @@
     </w:p>
     <w:p>
       <w:pPr>
-        <w:spacing w:before="8" w:after="0"/>
+        <w:spacing w:before="8"/>
       </w:pPr>
       <w:r>
         <w:rPr>
@@ -244,7 +243,7 @@
         <w:tabs>
           <w:tab w:val="right" w:pos="10800"/>
         </w:tabs>
-        <w:spacing w:before="20" w:after="0"/>
+        <w:spacing w:before="62"/>
       </w:pPr>
       <w:r>
         <w:rPr>
@@ -279,7 +278,7 @@
     </w:p>
     <w:p>
       <w:pPr>
-        <w:spacing w:before="8" w:after="0"/>
+        <w:spacing w:before="8"/>
       </w:pPr>
       <w:r>
         <w:rPr>
@@ -295,7 +294,7 @@
     </w:p>
     <w:p>
       <w:pPr>
-        <w:spacing w:before="35" w:after="35"/>
+        <w:spacing w:before="11" w:after="3"/>
       </w:pPr>
     </w:p>
     <w:p>
@@ -303,7 +302,7 @@
         <w:pBdr>
           <w:bottom w:val="single" w:sz="6" w:space="1" w:color="000000"/>
         </w:pBdr>
-        <w:spacing w:before="159" w:after="0"/>
+        <w:spacing w:before="167" w:after="52"/>
       </w:pPr>
       <w:r>
         <w:rPr>
@@ -322,7 +321,7 @@
         <w:tabs>
           <w:tab w:val="right" w:pos="10800"/>
         </w:tabs>
-        <w:spacing w:before="20" w:after="0"/>
+        <w:spacing w:before="62"/>
       </w:pPr>
       <w:r>
         <w:rPr>
@@ -368,7 +367,7 @@
         <w:tabs>
           <w:tab w:val="right" w:pos="10800"/>
         </w:tabs>
-        <w:spacing w:before="8" w:after="0"/>
+        <w:spacing w:before="8"/>
         <w:rPr>
           <w:rFonts w:ascii="Source Sans Pro Light" w:hAnsi="Source Sans Pro Light"/>
           <w:i/>
@@ -421,16 +420,16 @@
           <w:ilvl w:val="0"/>
           <w:numId w:val="2"/>
         </w:numPr>
-        <w:spacing w:before="13" w:after="42"/>
-      </w:pPr>
-      <w:r>
-        <w:rPr>
-          <w:rFonts w:ascii="Source Sans Pro" w:eastAsia="Source Sans Pro" w:hAnsi="Source Sans Pro" w:cs="Source Sans Pro"/>
-          <w:color w:val="000000"/>
-          <w:sz w:val="19"/>
-          <w:szCs w:val="19"/>
-        </w:rPr>
-        <w:t>Triaged 50+ weekly inventory reimbursement cases by severity and policy eligibility, applying structured triage and escalation workflow</w:t>
+        <w:spacing w:before="13" w:after="15"/>
+      </w:pPr>
+      <w:r>
+        <w:rPr>
+          <w:rFonts w:ascii="Source Sans Pro" w:eastAsia="Source Sans Pro" w:hAnsi="Source Sans Pro" w:cs="Source Sans Pro"/>
+          <w:color w:val="000000"/>
+          <w:sz w:val="19"/>
+          <w:szCs w:val="19"/>
+        </w:rPr>
+        <w:t>Triaged 50+ weekly inventory reimbursement cases by severity and policy eligibility, routing high-risk claims to senior review within same-day SLA with no escalation omissions.</w:t>
       </w:r>
     </w:p>
     <w:p>
@@ -440,16 +439,16 @@
           <w:ilvl w:val="0"/>
           <w:numId w:val="2"/>
         </w:numPr>
-        <w:spacing w:before="13" w:after="42"/>
-      </w:pPr>
-      <w:r>
-        <w:rPr>
-          <w:rFonts w:ascii="Source Sans Pro" w:eastAsia="Source Sans Pro" w:hAnsi="Source Sans Pro" w:cs="Source Sans Pro"/>
-          <w:color w:val="000000"/>
-          <w:sz w:val="19"/>
-          <w:szCs w:val="19"/>
-        </w:rPr>
-        <w:t>Investigated root causes of seller claims, identified policy violations and anomalous patterns, and escalated findings to senior reviewers for security governance.</w:t>
+        <w:spacing w:before="13" w:after="15"/>
+      </w:pPr>
+      <w:r>
+        <w:rPr>
+          <w:rFonts w:ascii="Source Sans Pro" w:eastAsia="Source Sans Pro" w:hAnsi="Source Sans Pro" w:cs="Source Sans Pro"/>
+          <w:color w:val="000000"/>
+          <w:sz w:val="19"/>
+          <w:szCs w:val="19"/>
+        </w:rPr>
+        <w:t>Investigated seller claims for policy violations and anomalous patterns across 200+ weekly cases; documented root-cause findings with supporting evidence for senior reviewer sign-off.</w:t>
       </w:r>
     </w:p>
     <w:p>
@@ -459,16 +458,16 @@
           <w:ilvl w:val="0"/>
           <w:numId w:val="2"/>
         </w:numPr>
-        <w:spacing w:before="13" w:after="42"/>
-      </w:pPr>
-      <w:r>
-        <w:rPr>
-          <w:rFonts w:ascii="Source Sans Pro" w:eastAsia="Source Sans Pro" w:hAnsi="Source Sans Pro" w:cs="Source Sans Pro"/>
-          <w:color w:val="000000"/>
-          <w:sz w:val="19"/>
-          <w:szCs w:val="19"/>
-        </w:rPr>
-        <w:t>Documented audit‑ready case records with investigation findings, evidence notes, and corrective actions, establishing consistent documentation for compliance review.</w:t>
+        <w:spacing w:before="13" w:after="15"/>
+      </w:pPr>
+      <w:r>
+        <w:rPr>
+          <w:rFonts w:ascii="Source Sans Pro" w:eastAsia="Source Sans Pro" w:hAnsi="Source Sans Pro" w:cs="Source Sans Pro"/>
+          <w:color w:val="000000"/>
+          <w:sz w:val="19"/>
+          <w:szCs w:val="19"/>
+        </w:rPr>
+        <w:t>Maintained structured case records capturing investigation rationale, policy evidence, and corrective actions, producing audit-ready documentation for compliance review.</w:t>
       </w:r>
     </w:p>
     <w:p>
@@ -478,7 +477,7 @@
           <w:ilvl w:val="0"/>
           <w:numId w:val="2"/>
         </w:numPr>
-        <w:spacing w:before="13" w:after="42"/>
+        <w:spacing w:before="13" w:after="15"/>
       </w:pPr>
       <w:r>
         <w:rPr>
@@ -495,7 +494,7 @@
         <w:pBdr>
           <w:bottom w:val="single" w:sz="6" w:space="1" w:color="000000"/>
         </w:pBdr>
-        <w:spacing w:before="35" w:after="35"/>
+        <w:spacing w:before="158" w:after="55"/>
         <w:rPr>
           <w:rFonts w:ascii="Source Sans Pro" w:eastAsia="Source Sans Pro" w:hAnsi="Source Sans Pro" w:cs="Source Sans Pro"/>
           <w:b/>
@@ -511,7 +510,7 @@
         <w:pBdr>
           <w:bottom w:val="single" w:sz="6" w:space="1" w:color="000000"/>
         </w:pBdr>
-        <w:spacing w:before="159" w:after="0"/>
+        <w:spacing w:before="167" w:after="52"/>
       </w:pPr>
       <w:r>
         <w:rPr>
@@ -530,7 +529,7 @@
         <w:tabs>
           <w:tab w:val="right" w:pos="10800"/>
         </w:tabs>
-        <w:spacing w:before="20" w:after="0"/>
+        <w:spacing w:before="62"/>
       </w:pPr>
       <w:hyperlink r:id="rId8">
         <w:r>
@@ -579,16 +578,16 @@
           <w:ilvl w:val="0"/>
           <w:numId w:val="2"/>
         </w:numPr>
-        <w:spacing w:before="13" w:after="42"/>
-      </w:pPr>
-      <w:r>
-        <w:rPr>
-          <w:rFonts w:ascii="Source Sans Pro" w:eastAsia="Source Sans Pro" w:hAnsi="Source Sans Pro" w:cs="Source Sans Pro"/>
-          <w:color w:val="000000"/>
-          <w:sz w:val="19"/>
-          <w:szCs w:val="19"/>
-        </w:rPr>
-        <w:t>Deployed Splunk SIEM with SPL correlation searches to monitor IAM anomalies including unauthorized privilege escalation and suspicious cross-account access patterns; mapped cloud-relevant TTPs to MITRE ATT&amp;CK and wrote PICERL incident report.</w:t>
+        <w:spacing w:before="13" w:after="15"/>
+      </w:pPr>
+      <w:r>
+        <w:rPr>
+          <w:rFonts w:ascii="Source Sans Pro" w:eastAsia="Source Sans Pro" w:hAnsi="Source Sans Pro" w:cs="Source Sans Pro"/>
+          <w:color w:val="000000"/>
+          <w:sz w:val="19"/>
+          <w:szCs w:val="19"/>
+        </w:rPr>
+        <w:t>Deployed Splunk SIEM with SPL correlation searches for brute-force detection, lateral movement, and privilege escalation; mapped TTPs to MITRE ATT&amp;CK and wrote PICERL incident report.</w:t>
       </w:r>
     </w:p>
     <w:p>
@@ -598,16 +597,16 @@
           <w:ilvl w:val="0"/>
           <w:numId w:val="2"/>
         </w:numPr>
-        <w:spacing w:before="13" w:after="42"/>
-      </w:pPr>
-      <w:r>
-        <w:rPr>
-          <w:rFonts w:ascii="Source Sans Pro" w:eastAsia="Source Sans Pro" w:hAnsi="Source Sans Pro" w:cs="Source Sans Pro"/>
-          <w:color w:val="000000"/>
-          <w:sz w:val="19"/>
-          <w:szCs w:val="19"/>
-        </w:rPr>
-        <w:t>Built automated cloud security detection pipeline: Python script ingests Splunk alerts for IAM policy violations, performs IOC enrichment via VirusTotal API, and dispatches Telegram notifications with severity classification.</w:t>
+        <w:spacing w:before="13" w:after="15"/>
+      </w:pPr>
+      <w:r>
+        <w:rPr>
+          <w:rFonts w:ascii="Source Sans Pro" w:eastAsia="Source Sans Pro" w:hAnsi="Source Sans Pro" w:cs="Source Sans Pro"/>
+          <w:color w:val="000000"/>
+          <w:sz w:val="19"/>
+          <w:szCs w:val="19"/>
+        </w:rPr>
+        <w:t>Built automated SOAR-style detection pipeline: Python script ingests Splunk alerts, runs IOC enrichment via VirusTotal API, and dispatches Telegram notifications with severity classification.</w:t>
       </w:r>
     </w:p>
     <w:p>
@@ -617,21 +616,21 @@
           <w:ilvl w:val="0"/>
           <w:numId w:val="2"/>
         </w:numPr>
-        <w:spacing w:before="13" w:after="42"/>
-      </w:pPr>
-      <w:r>
-        <w:rPr>
-          <w:rFonts w:ascii="Source Sans Pro" w:eastAsia="Source Sans Pro" w:hAnsi="Source Sans Pro" w:cs="Source Sans Pro"/>
-          <w:color w:val="000000"/>
-          <w:sz w:val="19"/>
-          <w:szCs w:val="19"/>
-        </w:rPr>
-        <w:t>Developed Sigma-compatible detection rules for cloud-specific TTPs including credential abuse and lateral movement; performed network analysis in Wireshark to identify anomalous authentication and DNS traffic patterns in cloud environments.</w:t>
-      </w:r>
-    </w:p>
-    <w:p>
-      <w:pPr>
-        <w:spacing w:before="35" w:after="35"/>
+        <w:spacing w:before="13" w:after="15"/>
+      </w:pPr>
+      <w:r>
+        <w:rPr>
+          <w:rFonts w:ascii="Source Sans Pro" w:eastAsia="Source Sans Pro" w:hAnsi="Source Sans Pro" w:cs="Source Sans Pro"/>
+          <w:color w:val="000000"/>
+          <w:sz w:val="19"/>
+          <w:szCs w:val="19"/>
+        </w:rPr>
+        <w:t>Converted detection logic to Sigma rules (vendor-neutral format used by enterprise SOCs); performed TCP/IP analysis in Wireshark to detect SYN scans, DNS tunnelling, and plaintext credential exposure on unencrypted sessions.</w:t>
+      </w:r>
+    </w:p>
+    <w:p>
+      <w:pPr>
+        <w:spacing w:before="33" w:after="3"/>
       </w:pPr>
     </w:p>
     <w:p>
@@ -639,7 +638,7 @@
         <w:tabs>
           <w:tab w:val="right" w:pos="10800"/>
         </w:tabs>
-        <w:spacing w:before="30" w:after="0"/>
+        <w:spacing w:before="30"/>
       </w:pPr>
       <w:hyperlink r:id="rId9">
         <w:r>
@@ -688,16 +687,16 @@
           <w:ilvl w:val="0"/>
           <w:numId w:val="2"/>
         </w:numPr>
-        <w:spacing w:before="13" w:after="42"/>
-      </w:pPr>
-      <w:r>
-        <w:rPr>
-          <w:rFonts w:ascii="Source Sans Pro" w:eastAsia="Source Sans Pro" w:hAnsi="Source Sans Pro" w:cs="Source Sans Pro"/>
-          <w:color w:val="000000"/>
-          <w:sz w:val="19"/>
-          <w:szCs w:val="19"/>
-        </w:rPr>
-        <w:t>Built automated cloud infrastructure vulnerability assessment pipeline using Nessus and OpenVAS APIs in Python; generated CVE reports classified by CVSS severity with EPSS context from the FIRST.org API.</w:t>
+        <w:spacing w:before="13" w:after="15"/>
+      </w:pPr>
+      <w:r>
+        <w:rPr>
+          <w:rFonts w:ascii="Source Sans Pro" w:eastAsia="Source Sans Pro" w:hAnsi="Source Sans Pro" w:cs="Source Sans Pro"/>
+          <w:color w:val="000000"/>
+          <w:sz w:val="19"/>
+          <w:szCs w:val="19"/>
+        </w:rPr>
+        <w:t>Built automated vulnerability assessment pipeline integrating Nessus and OpenVAS REST APIs in Python; generated CVE reports classified by CVSS severity and EPSS context from the FIRST.org API.</w:t>
       </w:r>
     </w:p>
     <w:p>
@@ -707,16 +706,16 @@
           <w:ilvl w:val="0"/>
           <w:numId w:val="2"/>
         </w:numPr>
-        <w:spacing w:before="13" w:after="42"/>
-      </w:pPr>
-      <w:r>
-        <w:rPr>
-          <w:rFonts w:ascii="Source Sans Pro" w:eastAsia="Source Sans Pro" w:hAnsi="Source Sans Pro" w:cs="Source Sans Pro"/>
-          <w:color w:val="000000"/>
-          <w:sz w:val="19"/>
-          <w:szCs w:val="19"/>
-        </w:rPr>
-        <w:t>Developed automated security checker for cloud-hosted applications testing OWASP Top 10 vulnerabilities including injection, broken authentication, and SSRF; documented remediation workflows for cloud service misconfigurations and exposed endpoints.</w:t>
+        <w:spacing w:before="13" w:after="15"/>
+      </w:pPr>
+      <w:r>
+        <w:rPr>
+          <w:rFonts w:ascii="Source Sans Pro" w:eastAsia="Source Sans Pro" w:hAnsi="Source Sans Pro" w:cs="Source Sans Pro"/>
+          <w:color w:val="000000"/>
+          <w:sz w:val="19"/>
+          <w:szCs w:val="19"/>
+        </w:rPr>
+        <w:t>Developed OWASP Top 10 automated web checker that sends crafted HTTP requests to detect injection, broken auth, and SSRF vulnerabilities; documented SQL injection exploit and parameterised query remediation.</w:t>
       </w:r>
     </w:p>
     <w:p>
@@ -726,16 +725,16 @@
           <w:ilvl w:val="0"/>
           <w:numId w:val="2"/>
         </w:numPr>
-        <w:spacing w:before="13" w:after="42"/>
-      </w:pPr>
-      <w:r>
-        <w:rPr>
-          <w:rFonts w:ascii="Source Sans Pro" w:eastAsia="Source Sans Pro" w:hAnsi="Source Sans Pro" w:cs="Source Sans Pro"/>
-          <w:color w:val="000000"/>
-          <w:sz w:val="19"/>
-          <w:szCs w:val="19"/>
-        </w:rPr>
-        <w:t>Automated vulnerability scan scheduling via Bash and cron for cloud security monitoring; built delta-scan logic to detect newly exposed CVEs and organize cloud compliance evidence.</w:t>
+        <w:spacing w:before="13" w:after="15"/>
+      </w:pPr>
+      <w:r>
+        <w:rPr>
+          <w:rFonts w:ascii="Source Sans Pro" w:eastAsia="Source Sans Pro" w:hAnsi="Source Sans Pro" w:cs="Source Sans Pro"/>
+          <w:color w:val="000000"/>
+          <w:sz w:val="19"/>
+          <w:szCs w:val="19"/>
+        </w:rPr>
+        <w:t>Automated scan scheduling via Bash and cron; built delta-scan logic to flag newly discovered CVEs and organize patch compliance tracking evidence.</w:t>
       </w:r>
     </w:p>
     <w:p>
@@ -743,7 +742,7 @@
         <w:pBdr>
           <w:bottom w:val="single" w:sz="6" w:space="1" w:color="000000"/>
         </w:pBdr>
-        <w:spacing w:before="35" w:after="35"/>
+        <w:spacing w:before="158" w:after="55"/>
         <w:rPr>
           <w:rFonts w:ascii="Source Sans Pro" w:eastAsia="Source Sans Pro" w:hAnsi="Source Sans Pro" w:cs="Source Sans Pro"/>
           <w:b/>
@@ -759,7 +758,7 @@
         <w:pBdr>
           <w:bottom w:val="single" w:sz="6" w:space="1" w:color="000000"/>
         </w:pBdr>
-        <w:spacing w:before="159" w:after="0"/>
+        <w:spacing w:before="167" w:after="52"/>
       </w:pPr>
       <w:r>
         <w:rPr>
@@ -775,7 +774,7 @@
     </w:p>
     <w:p>
       <w:pPr>
-        <w:spacing w:before="59" w:after="59"/>
+        <w:spacing w:before="27" w:after="27"/>
       </w:pPr>
       <w:r>
         <w:rPr>
@@ -797,7 +796,7 @@
     </w:p>
     <w:p>
       <w:pPr>
-        <w:spacing w:before="59" w:after="59"/>
+        <w:spacing w:before="27" w:after="27"/>
       </w:pPr>
       <w:r>
         <w:rPr>
@@ -819,7 +818,7 @@
     </w:p>
     <w:p>
       <w:pPr>
-        <w:spacing w:before="59" w:after="59"/>
+        <w:spacing w:before="27" w:after="27"/>
       </w:pPr>
       <w:r>
         <w:rPr>
@@ -841,7 +840,7 @@
     </w:p>
     <w:p>
       <w:pPr>
-        <w:spacing w:before="59" w:after="59"/>
+        <w:spacing w:before="27" w:after="27"/>
       </w:pPr>
       <w:r>
         <w:rPr>
@@ -858,12 +857,12 @@
           <w:sz w:val="19"/>
           <w:szCs w:val="19"/>
         </w:rPr>
-        <w:t>Windows internals, Linux fundamentals, TCP/IP, DNS, HTTP/S, IDS/IPS, AWS (IAM, CloudTrail, GuardDuty), cloud security posture</w:t>
-      </w:r>
-    </w:p>
-    <w:p>
-      <w:pPr>
-        <w:spacing w:before="59" w:after="59"/>
+        <w:t>Windows internals, Linux fundamentals, TCP/IP, DNS, HTTP/S, firewall and IDS/IPS concepts</w:t>
+      </w:r>
+    </w:p>
+    <w:p>
+      <w:pPr>
+        <w:spacing w:before="27" w:after="27"/>
       </w:pPr>
       <w:r>
         <w:rPr>
@@ -880,7 +879,7 @@
           <w:sz w:val="19"/>
           <w:szCs w:val="19"/>
         </w:rPr>
-        <w:t>Python, Bash (basic), boto3, regular expressions</w:t>
+        <w:t>Python, Bash (basic), regular expressions</w:t>
       </w:r>
     </w:p>
     <w:p>
@@ -888,7 +887,7 @@
         <w:pBdr>
           <w:bottom w:val="single" w:sz="6" w:space="1" w:color="000000"/>
         </w:pBdr>
-        <w:spacing w:before="35" w:after="35"/>
+        <w:spacing w:before="158" w:after="55"/>
         <w:rPr>
           <w:rFonts w:ascii="Source Sans Pro" w:eastAsia="Source Sans Pro" w:hAnsi="Source Sans Pro" w:cs="Source Sans Pro"/>
           <w:b/>
@@ -904,7 +903,7 @@
         <w:pBdr>
           <w:bottom w:val="single" w:sz="6" w:space="1" w:color="000000"/>
         </w:pBdr>
-        <w:spacing w:before="159" w:after="0"/>
+        <w:spacing w:before="167" w:after="52"/>
       </w:pPr>
       <w:r>
         <w:rPr>
@@ -925,7 +924,7 @@
           <w:ilvl w:val="0"/>
           <w:numId w:val="2"/>
         </w:numPr>
-        <w:spacing w:before="13" w:after="42"/>
+        <w:spacing w:before="13" w:after="15"/>
       </w:pPr>
       <w:r>
         <w:rPr>
@@ -944,7 +943,7 @@
           <w:ilvl w:val="0"/>
           <w:numId w:val="2"/>
         </w:numPr>
-        <w:spacing w:before="13" w:after="42"/>
+        <w:spacing w:before="13" w:after="15"/>
       </w:pPr>
       <w:r>
         <w:rPr>

--- a/resumes/Akshay_P_Resume.docx
+++ b/resumes/Akshay_P_Resume.docx
@@ -4,7 +4,7 @@
   <w:body>
     <w:p>
       <w:pPr>
-        <w:spacing w:after="44"/>
+        <w:spacing w:after="0" w:before="20"/>
         <w:jc w:val="center"/>
       </w:pPr>
       <w:r>
@@ -21,6 +21,7 @@
     </w:p>
     <w:p>
       <w:pPr>
+        <w:spacing w:before="20" w:after="0"/>
         <w:jc w:val="center"/>
       </w:pPr>
       <w:r>
@@ -116,7 +117,7 @@
         <w:pBdr>
           <w:bottom w:val="single" w:sz="6" w:space="1" w:color="000000"/>
         </w:pBdr>
-        <w:spacing w:before="372" w:after="52"/>
+        <w:spacing w:before="159" w:after="0"/>
       </w:pPr>
       <w:r>
         <w:rPr>
@@ -135,7 +136,7 @@
         <w:tabs>
           <w:tab w:val="right" w:pos="10800"/>
         </w:tabs>
-        <w:spacing w:before="62"/>
+        <w:spacing w:before="20" w:after="0"/>
       </w:pPr>
       <w:r>
         <w:rPr>
@@ -170,7 +171,7 @@
     </w:p>
     <w:p>
       <w:pPr>
-        <w:spacing w:before="8"/>
+        <w:spacing w:before="8" w:after="0"/>
       </w:pPr>
       <w:r>
         <w:rPr>
@@ -189,7 +190,7 @@
         <w:tabs>
           <w:tab w:val="right" w:pos="10800"/>
         </w:tabs>
-        <w:spacing w:before="62"/>
+        <w:spacing w:before="20" w:after="0"/>
       </w:pPr>
       <w:r>
         <w:rPr>
@@ -224,7 +225,7 @@
     </w:p>
     <w:p>
       <w:pPr>
-        <w:spacing w:before="8"/>
+        <w:spacing w:before="8" w:after="0"/>
       </w:pPr>
       <w:r>
         <w:rPr>
@@ -243,7 +244,7 @@
         <w:tabs>
           <w:tab w:val="right" w:pos="10800"/>
         </w:tabs>
-        <w:spacing w:before="62"/>
+        <w:spacing w:before="20" w:after="0"/>
       </w:pPr>
       <w:r>
         <w:rPr>
@@ -278,7 +279,7 @@
     </w:p>
     <w:p>
       <w:pPr>
-        <w:spacing w:before="8"/>
+        <w:spacing w:before="8" w:after="0"/>
       </w:pPr>
       <w:r>
         <w:rPr>
@@ -294,7 +295,7 @@
     </w:p>
     <w:p>
       <w:pPr>
-        <w:spacing w:before="11" w:after="3"/>
+        <w:spacing w:before="35" w:after="35"/>
       </w:pPr>
     </w:p>
     <w:p>
@@ -302,7 +303,7 @@
         <w:pBdr>
           <w:bottom w:val="single" w:sz="6" w:space="1" w:color="000000"/>
         </w:pBdr>
-        <w:spacing w:before="167" w:after="52"/>
+        <w:spacing w:before="159" w:after="0"/>
       </w:pPr>
       <w:r>
         <w:rPr>
@@ -321,7 +322,7 @@
         <w:tabs>
           <w:tab w:val="right" w:pos="10800"/>
         </w:tabs>
-        <w:spacing w:before="62"/>
+        <w:spacing w:before="20" w:after="0"/>
       </w:pPr>
       <w:r>
         <w:rPr>
@@ -367,7 +368,7 @@
         <w:tabs>
           <w:tab w:val="right" w:pos="10800"/>
         </w:tabs>
-        <w:spacing w:before="8"/>
+        <w:spacing w:before="8" w:after="0"/>
         <w:rPr>
           <w:rFonts w:ascii="Source Sans Pro Light" w:hAnsi="Source Sans Pro Light"/>
           <w:i/>
@@ -420,16 +421,16 @@
           <w:ilvl w:val="0"/>
           <w:numId w:val="2"/>
         </w:numPr>
-        <w:spacing w:before="13" w:after="15"/>
-      </w:pPr>
-      <w:r>
-        <w:rPr>
-          <w:rFonts w:ascii="Source Sans Pro" w:eastAsia="Source Sans Pro" w:hAnsi="Source Sans Pro" w:cs="Source Sans Pro"/>
-          <w:color w:val="000000"/>
-          <w:sz w:val="19"/>
-          <w:szCs w:val="19"/>
-        </w:rPr>
-        <w:t>Triaged 50+ weekly inventory reimbursement cases by severity and policy eligibility, routing high-risk claims to senior review within same-day SLA with no escalation omissions.</w:t>
+        <w:spacing w:before="13" w:after="42"/>
+      </w:pPr>
+      <w:r>
+        <w:rPr>
+          <w:rFonts w:ascii="Source Sans Pro" w:eastAsia="Source Sans Pro" w:hAnsi="Source Sans Pro" w:cs="Source Sans Pro"/>
+          <w:color w:val="000000"/>
+          <w:sz w:val="19"/>
+          <w:szCs w:val="19"/>
+        </w:rPr>
+        <w:t>Triaged 50+ weekly inventory reimbursement cases by severity and policy eligibility, applying structured triage and escalation workflow</w:t>
       </w:r>
     </w:p>
     <w:p>
@@ -439,16 +440,16 @@
           <w:ilvl w:val="0"/>
           <w:numId w:val="2"/>
         </w:numPr>
-        <w:spacing w:before="13" w:after="15"/>
-      </w:pPr>
-      <w:r>
-        <w:rPr>
-          <w:rFonts w:ascii="Source Sans Pro" w:eastAsia="Source Sans Pro" w:hAnsi="Source Sans Pro" w:cs="Source Sans Pro"/>
-          <w:color w:val="000000"/>
-          <w:sz w:val="19"/>
-          <w:szCs w:val="19"/>
-        </w:rPr>
-        <w:t>Investigated seller claims for policy violations and anomalous patterns across 200+ weekly cases; documented root-cause findings with supporting evidence for senior reviewer sign-off.</w:t>
+        <w:spacing w:before="13" w:after="42"/>
+      </w:pPr>
+      <w:r>
+        <w:rPr>
+          <w:rFonts w:ascii="Source Sans Pro" w:eastAsia="Source Sans Pro" w:hAnsi="Source Sans Pro" w:cs="Source Sans Pro"/>
+          <w:color w:val="000000"/>
+          <w:sz w:val="19"/>
+          <w:szCs w:val="19"/>
+        </w:rPr>
+        <w:t>Investigated root causes of seller claims, identified policy violations and anomalous patterns, and escalated findings to senior reviewers, enabling timely security review processes.</w:t>
       </w:r>
     </w:p>
     <w:p>
@@ -458,16 +459,16 @@
           <w:ilvl w:val="0"/>
           <w:numId w:val="2"/>
         </w:numPr>
-        <w:spacing w:before="13" w:after="15"/>
-      </w:pPr>
-      <w:r>
-        <w:rPr>
-          <w:rFonts w:ascii="Source Sans Pro" w:eastAsia="Source Sans Pro" w:hAnsi="Source Sans Pro" w:cs="Source Sans Pro"/>
-          <w:color w:val="000000"/>
-          <w:sz w:val="19"/>
-          <w:szCs w:val="19"/>
-        </w:rPr>
-        <w:t>Maintained structured case records capturing investigation rationale, policy evidence, and corrective actions, producing audit-ready documentation for compliance review.</w:t>
+        <w:spacing w:before="13" w:after="42"/>
+      </w:pPr>
+      <w:r>
+        <w:rPr>
+          <w:rFonts w:ascii="Source Sans Pro" w:eastAsia="Source Sans Pro" w:hAnsi="Source Sans Pro" w:cs="Source Sans Pro"/>
+          <w:color w:val="000000"/>
+          <w:sz w:val="19"/>
+          <w:szCs w:val="19"/>
+        </w:rPr>
+        <w:t>Documented audit‑ready case records with investigation findings, evidence notes, and corrective actions, creating a compliant repository for security audits.</w:t>
       </w:r>
     </w:p>
     <w:p>
@@ -477,16 +478,16 @@
           <w:ilvl w:val="0"/>
           <w:numId w:val="2"/>
         </w:numPr>
-        <w:spacing w:before="13" w:after="15"/>
-      </w:pPr>
-      <w:r>
-        <w:rPr>
-          <w:rFonts w:ascii="Source Sans Pro" w:eastAsia="Source Sans Pro" w:hAnsi="Source Sans Pro" w:cs="Source Sans Pro"/>
-          <w:color w:val="000000"/>
-          <w:sz w:val="19"/>
-          <w:szCs w:val="19"/>
-        </w:rPr>
-        <w:t>Identified recurring fraud patterns across case history and flagged them ahead of weekly review cycles, cutting repeat-issue re-investigation before escalation.</w:t>
+        <w:spacing w:before="13" w:after="42"/>
+      </w:pPr>
+      <w:r>
+        <w:rPr>
+          <w:rFonts w:ascii="Source Sans Pro" w:eastAsia="Source Sans Pro" w:hAnsi="Source Sans Pro" w:cs="Source Sans Pro"/>
+          <w:color w:val="000000"/>
+          <w:sz w:val="19"/>
+          <w:szCs w:val="19"/>
+        </w:rPr>
+        <w:t>Detected recurring fraud patterns across 200+ weekly cases, flagging them early and reducing repeat‑issue investigation time before escalation.</w:t>
       </w:r>
     </w:p>
     <w:p>
@@ -494,7 +495,7 @@
         <w:pBdr>
           <w:bottom w:val="single" w:sz="6" w:space="1" w:color="000000"/>
         </w:pBdr>
-        <w:spacing w:before="158" w:after="55"/>
+        <w:spacing w:before="35" w:after="35"/>
         <w:rPr>
           <w:rFonts w:ascii="Source Sans Pro" w:eastAsia="Source Sans Pro" w:hAnsi="Source Sans Pro" w:cs="Source Sans Pro"/>
           <w:b/>
@@ -510,7 +511,7 @@
         <w:pBdr>
           <w:bottom w:val="single" w:sz="6" w:space="1" w:color="000000"/>
         </w:pBdr>
-        <w:spacing w:before="167" w:after="52"/>
+        <w:spacing w:before="159" w:after="0"/>
       </w:pPr>
       <w:r>
         <w:rPr>
@@ -529,7 +530,7 @@
         <w:tabs>
           <w:tab w:val="right" w:pos="10800"/>
         </w:tabs>
-        <w:spacing w:before="62"/>
+        <w:spacing w:before="20" w:after="0"/>
       </w:pPr>
       <w:hyperlink r:id="rId8">
         <w:r>
@@ -578,16 +579,16 @@
           <w:ilvl w:val="0"/>
           <w:numId w:val="2"/>
         </w:numPr>
-        <w:spacing w:before="13" w:after="15"/>
-      </w:pPr>
-      <w:r>
-        <w:rPr>
-          <w:rFonts w:ascii="Source Sans Pro" w:eastAsia="Source Sans Pro" w:hAnsi="Source Sans Pro" w:cs="Source Sans Pro"/>
-          <w:color w:val="000000"/>
-          <w:sz w:val="19"/>
-          <w:szCs w:val="19"/>
-        </w:rPr>
-        <w:t>Deployed Splunk SIEM with SPL correlation searches for brute-force detection, lateral movement, and privilege escalation; mapped TTPs to MITRE ATT&amp;CK and wrote PICERL incident report.</w:t>
+        <w:spacing w:before="13" w:after="42"/>
+      </w:pPr>
+      <w:r>
+        <w:rPr>
+          <w:rFonts w:ascii="Source Sans Pro" w:eastAsia="Source Sans Pro" w:hAnsi="Source Sans Pro" w:cs="Source Sans Pro"/>
+          <w:color w:val="000000"/>
+          <w:sz w:val="19"/>
+          <w:szCs w:val="19"/>
+        </w:rPr>
+        <w:t>Deployed Splunk SIEM with SPL correlation searches to monitor IAM anomalies including unauthorized privilege escalation and suspicious cross-account access patterns; mapped cloud-relevant TTPs to MITRE ATT&amp;CK and wrote PICERL incident report.</w:t>
       </w:r>
     </w:p>
     <w:p>
@@ -597,16 +598,16 @@
           <w:ilvl w:val="0"/>
           <w:numId w:val="2"/>
         </w:numPr>
-        <w:spacing w:before="13" w:after="15"/>
-      </w:pPr>
-      <w:r>
-        <w:rPr>
-          <w:rFonts w:ascii="Source Sans Pro" w:eastAsia="Source Sans Pro" w:hAnsi="Source Sans Pro" w:cs="Source Sans Pro"/>
-          <w:color w:val="000000"/>
-          <w:sz w:val="19"/>
-          <w:szCs w:val="19"/>
-        </w:rPr>
-        <w:t>Built automated SOAR-style detection pipeline: Python script ingests Splunk alerts, runs IOC enrichment via VirusTotal API, and dispatches Telegram notifications with severity classification.</w:t>
+        <w:spacing w:before="13" w:after="42"/>
+      </w:pPr>
+      <w:r>
+        <w:rPr>
+          <w:rFonts w:ascii="Source Sans Pro" w:eastAsia="Source Sans Pro" w:hAnsi="Source Sans Pro" w:cs="Source Sans Pro"/>
+          <w:color w:val="000000"/>
+          <w:sz w:val="19"/>
+          <w:szCs w:val="19"/>
+        </w:rPr>
+        <w:t>Built automated cloud security detection pipeline: Python script ingests Splunk alerts for IAM policy violations, performs IOC enrichment via VirusTotal API, and dispatches Telegram notifications with severity classification.</w:t>
       </w:r>
     </w:p>
     <w:p>
@@ -616,21 +617,21 @@
           <w:ilvl w:val="0"/>
           <w:numId w:val="2"/>
         </w:numPr>
-        <w:spacing w:before="13" w:after="15"/>
-      </w:pPr>
-      <w:r>
-        <w:rPr>
-          <w:rFonts w:ascii="Source Sans Pro" w:eastAsia="Source Sans Pro" w:hAnsi="Source Sans Pro" w:cs="Source Sans Pro"/>
-          <w:color w:val="000000"/>
-          <w:sz w:val="19"/>
-          <w:szCs w:val="19"/>
-        </w:rPr>
-        <w:t>Converted detection logic to Sigma rules (vendor-neutral format used by enterprise SOCs); performed TCP/IP analysis in Wireshark to detect SYN scans, DNS tunnelling, and plaintext credential exposure on unencrypted sessions.</w:t>
-      </w:r>
-    </w:p>
-    <w:p>
-      <w:pPr>
-        <w:spacing w:before="33" w:after="3"/>
+        <w:spacing w:before="13" w:after="42"/>
+      </w:pPr>
+      <w:r>
+        <w:rPr>
+          <w:rFonts w:ascii="Source Sans Pro" w:eastAsia="Source Sans Pro" w:hAnsi="Source Sans Pro" w:cs="Source Sans Pro"/>
+          <w:color w:val="000000"/>
+          <w:sz w:val="19"/>
+          <w:szCs w:val="19"/>
+        </w:rPr>
+        <w:t>Developed Sigma-compatible detection rules for cloud-specific TTPs including credential abuse and lateral movement; performed network analysis in Wireshark to identify anomalous authentication and DNS traffic patterns in cloud environments.</w:t>
+      </w:r>
+    </w:p>
+    <w:p>
+      <w:pPr>
+        <w:spacing w:before="35" w:after="35"/>
       </w:pPr>
     </w:p>
     <w:p>
@@ -638,7 +639,7 @@
         <w:tabs>
           <w:tab w:val="right" w:pos="10800"/>
         </w:tabs>
-        <w:spacing w:before="30"/>
+        <w:spacing w:before="30" w:after="0"/>
       </w:pPr>
       <w:hyperlink r:id="rId9">
         <w:r>
@@ -687,16 +688,16 @@
           <w:ilvl w:val="0"/>
           <w:numId w:val="2"/>
         </w:numPr>
-        <w:spacing w:before="13" w:after="15"/>
-      </w:pPr>
-      <w:r>
-        <w:rPr>
-          <w:rFonts w:ascii="Source Sans Pro" w:eastAsia="Source Sans Pro" w:hAnsi="Source Sans Pro" w:cs="Source Sans Pro"/>
-          <w:color w:val="000000"/>
-          <w:sz w:val="19"/>
-          <w:szCs w:val="19"/>
-        </w:rPr>
-        <w:t>Built automated vulnerability assessment pipeline integrating Nessus and OpenVAS REST APIs in Python; generated CVE reports classified by CVSS severity and EPSS context from the FIRST.org API.</w:t>
+        <w:spacing w:before="13" w:after="42"/>
+      </w:pPr>
+      <w:r>
+        <w:rPr>
+          <w:rFonts w:ascii="Source Sans Pro" w:eastAsia="Source Sans Pro" w:hAnsi="Source Sans Pro" w:cs="Source Sans Pro"/>
+          <w:color w:val="000000"/>
+          <w:sz w:val="19"/>
+          <w:szCs w:val="19"/>
+        </w:rPr>
+        <w:t>Built automated cloud infrastructure vulnerability assessment pipeline using Nessus and OpenVAS APIs in Python; generated CVE reports classified by CVSS severity with EPSS context from the FIRST.org API.</w:t>
       </w:r>
     </w:p>
     <w:p>
@@ -706,16 +707,16 @@
           <w:ilvl w:val="0"/>
           <w:numId w:val="2"/>
         </w:numPr>
-        <w:spacing w:before="13" w:after="15"/>
-      </w:pPr>
-      <w:r>
-        <w:rPr>
-          <w:rFonts w:ascii="Source Sans Pro" w:eastAsia="Source Sans Pro" w:hAnsi="Source Sans Pro" w:cs="Source Sans Pro"/>
-          <w:color w:val="000000"/>
-          <w:sz w:val="19"/>
-          <w:szCs w:val="19"/>
-        </w:rPr>
-        <w:t>Developed OWASP Top 10 automated web checker that sends crafted HTTP requests to detect injection, broken auth, and SSRF vulnerabilities; documented SQL injection exploit and parameterised query remediation.</w:t>
+        <w:spacing w:before="13" w:after="42"/>
+      </w:pPr>
+      <w:r>
+        <w:rPr>
+          <w:rFonts w:ascii="Source Sans Pro" w:eastAsia="Source Sans Pro" w:hAnsi="Source Sans Pro" w:cs="Source Sans Pro"/>
+          <w:color w:val="000000"/>
+          <w:sz w:val="19"/>
+          <w:szCs w:val="19"/>
+        </w:rPr>
+        <w:t>Developed automated security checker for cloud-hosted applications testing OWASP Top 10 vulnerabilities including injection, broken authentication, and SSRF; documented remediation workflows for cloud service misconfigurations and exposed endpoints.</w:t>
       </w:r>
     </w:p>
     <w:p>
@@ -725,16 +726,16 @@
           <w:ilvl w:val="0"/>
           <w:numId w:val="2"/>
         </w:numPr>
-        <w:spacing w:before="13" w:after="15"/>
-      </w:pPr>
-      <w:r>
-        <w:rPr>
-          <w:rFonts w:ascii="Source Sans Pro" w:eastAsia="Source Sans Pro" w:hAnsi="Source Sans Pro" w:cs="Source Sans Pro"/>
-          <w:color w:val="000000"/>
-          <w:sz w:val="19"/>
-          <w:szCs w:val="19"/>
-        </w:rPr>
-        <w:t>Automated scan scheduling via Bash and cron; built delta-scan logic to flag newly discovered CVEs and organize patch compliance tracking evidence.</w:t>
+        <w:spacing w:before="13" w:after="42"/>
+      </w:pPr>
+      <w:r>
+        <w:rPr>
+          <w:rFonts w:ascii="Source Sans Pro" w:eastAsia="Source Sans Pro" w:hAnsi="Source Sans Pro" w:cs="Source Sans Pro"/>
+          <w:color w:val="000000"/>
+          <w:sz w:val="19"/>
+          <w:szCs w:val="19"/>
+        </w:rPr>
+        <w:t>Automated vulnerability scan scheduling via Bash and cron for cloud security monitoring; built delta-scan logic to detect newly exposed CVEs and organize cloud compliance evidence.</w:t>
       </w:r>
     </w:p>
     <w:p>
@@ -742,7 +743,7 @@
         <w:pBdr>
           <w:bottom w:val="single" w:sz="6" w:space="1" w:color="000000"/>
         </w:pBdr>
-        <w:spacing w:before="158" w:after="55"/>
+        <w:spacing w:before="35" w:after="35"/>
         <w:rPr>
           <w:rFonts w:ascii="Source Sans Pro" w:eastAsia="Source Sans Pro" w:hAnsi="Source Sans Pro" w:cs="Source Sans Pro"/>
           <w:b/>
@@ -758,7 +759,7 @@
         <w:pBdr>
           <w:bottom w:val="single" w:sz="6" w:space="1" w:color="000000"/>
         </w:pBdr>
-        <w:spacing w:before="167" w:after="52"/>
+        <w:spacing w:before="159" w:after="0"/>
       </w:pPr>
       <w:r>
         <w:rPr>
@@ -774,7 +775,7 @@
     </w:p>
     <w:p>
       <w:pPr>
-        <w:spacing w:before="27" w:after="27"/>
+        <w:spacing w:before="59" w:after="59"/>
       </w:pPr>
       <w:r>
         <w:rPr>
@@ -796,7 +797,7 @@
     </w:p>
     <w:p>
       <w:pPr>
-        <w:spacing w:before="27" w:after="27"/>
+        <w:spacing w:before="59" w:after="59"/>
       </w:pPr>
       <w:r>
         <w:rPr>
@@ -818,7 +819,7 @@
     </w:p>
     <w:p>
       <w:pPr>
-        <w:spacing w:before="27" w:after="27"/>
+        <w:spacing w:before="59" w:after="59"/>
       </w:pPr>
       <w:r>
         <w:rPr>
@@ -840,7 +841,7 @@
     </w:p>
     <w:p>
       <w:pPr>
-        <w:spacing w:before="27" w:after="27"/>
+        <w:spacing w:before="59" w:after="59"/>
       </w:pPr>
       <w:r>
         <w:rPr>
@@ -857,12 +858,12 @@
           <w:sz w:val="19"/>
           <w:szCs w:val="19"/>
         </w:rPr>
-        <w:t>Windows internals, Linux fundamentals, TCP/IP, DNS, HTTP/S, firewall and IDS/IPS concepts</w:t>
-      </w:r>
-    </w:p>
-    <w:p>
-      <w:pPr>
-        <w:spacing w:before="27" w:after="27"/>
+        <w:t>Windows internals, Linux fundamentals, TCP/IP, DNS, HTTP/S, IDS/IPS, AWS (IAM, CloudTrail, GuardDuty), cloud security posture</w:t>
+      </w:r>
+    </w:p>
+    <w:p>
+      <w:pPr>
+        <w:spacing w:before="59" w:after="59"/>
       </w:pPr>
       <w:r>
         <w:rPr>
@@ -879,7 +880,7 @@
           <w:sz w:val="19"/>
           <w:szCs w:val="19"/>
         </w:rPr>
-        <w:t>Python, Bash (basic), regular expressions</w:t>
+        <w:t>Python, Bash (basic), boto3, regular expressions</w:t>
       </w:r>
     </w:p>
     <w:p>
@@ -887,7 +888,7 @@
         <w:pBdr>
           <w:bottom w:val="single" w:sz="6" w:space="1" w:color="000000"/>
         </w:pBdr>
-        <w:spacing w:before="158" w:after="55"/>
+        <w:spacing w:before="35" w:after="35"/>
         <w:rPr>
           <w:rFonts w:ascii="Source Sans Pro" w:eastAsia="Source Sans Pro" w:hAnsi="Source Sans Pro" w:cs="Source Sans Pro"/>
           <w:b/>
@@ -903,7 +904,7 @@
         <w:pBdr>
           <w:bottom w:val="single" w:sz="6" w:space="1" w:color="000000"/>
         </w:pBdr>
-        <w:spacing w:before="167" w:after="52"/>
+        <w:spacing w:before="159" w:after="0"/>
       </w:pPr>
       <w:r>
         <w:rPr>
@@ -924,7 +925,7 @@
           <w:ilvl w:val="0"/>
           <w:numId w:val="2"/>
         </w:numPr>
-        <w:spacing w:before="13" w:after="15"/>
+        <w:spacing w:before="13" w:after="42"/>
       </w:pPr>
       <w:r>
         <w:rPr>
@@ -943,7 +944,7 @@
           <w:ilvl w:val="0"/>
           <w:numId w:val="2"/>
         </w:numPr>
-        <w:spacing w:before="13" w:after="15"/>
+        <w:spacing w:before="13" w:after="42"/>
       </w:pPr>
       <w:r>
         <w:rPr>

--- a/resumes/Akshay_P_Resume.docx
+++ b/resumes/Akshay_P_Resume.docx
@@ -430,7 +430,7 @@
           <w:sz w:val="19"/>
           <w:szCs w:val="19"/>
         </w:rPr>
-        <w:t>Triaged 50+ weekly inventory reimbursement cases by severity and policy eligibility, applying structured triage and escalation workflow</w:t>
+        <w:t>Triaged 50+ weekly inventory reimbursement cases by severity and policy eligibility, routing high-risk claims to senior review within same-day SLA with no escalation omissions.</w:t>
       </w:r>
     </w:p>
     <w:p>
@@ -449,7 +449,7 @@
           <w:sz w:val="19"/>
           <w:szCs w:val="19"/>
         </w:rPr>
-        <w:t>Investigated root causes of seller claims, identified policy violations and anomalous patterns, and escalated findings to senior reviewers, enabling timely security review processes.</w:t>
+        <w:t>Investigated seller claims for policy violations and anomalous patterns across 200+ weekly cases; documented root-cause findings with supporting evidence for senior reviewer sign-off.</w:t>
       </w:r>
     </w:p>
     <w:p>
@@ -468,7 +468,7 @@
           <w:sz w:val="19"/>
           <w:szCs w:val="19"/>
         </w:rPr>
-        <w:t>Documented audit‑ready case records with investigation findings, evidence notes, and corrective actions, creating a compliant repository for security audits.</w:t>
+        <w:t>Maintained structured case records capturing investigation rationale, policy evidence, and corrective actions, producing audit-ready documentation for compliance review.</w:t>
       </w:r>
     </w:p>
     <w:p>
@@ -487,7 +487,7 @@
           <w:sz w:val="19"/>
           <w:szCs w:val="19"/>
         </w:rPr>
-        <w:t>Detected recurring fraud patterns across 200+ weekly cases, flagging them early and reducing repeat‑issue investigation time before escalation.</w:t>
+        <w:t>Identified recurring fraud patterns across case history and flagged them ahead of weekly review cycles, cutting repeat-issue re-investigation before escalation.</w:t>
       </w:r>
     </w:p>
     <w:p>

--- a/resumes/Akshay_P_Resume.docx
+++ b/resumes/Akshay_P_Resume.docx
@@ -4,7 +4,7 @@
   <w:body>
     <w:p>
       <w:pPr>
-        <w:spacing w:after="0" w:before="20"/>
+        <w:spacing w:after="44"/>
         <w:jc w:val="center"/>
       </w:pPr>
       <w:r>
@@ -21,7 +21,6 @@
     </w:p>
     <w:p>
       <w:pPr>
-        <w:spacing w:before="20" w:after="0"/>
         <w:jc w:val="center"/>
       </w:pPr>
       <w:r>
@@ -117,7 +116,7 @@
         <w:pBdr>
           <w:bottom w:val="single" w:sz="6" w:space="1" w:color="000000"/>
         </w:pBdr>
-        <w:spacing w:before="159" w:after="0"/>
+        <w:spacing w:before="372" w:after="52"/>
       </w:pPr>
       <w:r>
         <w:rPr>
@@ -136,7 +135,7 @@
         <w:tabs>
           <w:tab w:val="right" w:pos="10800"/>
         </w:tabs>
-        <w:spacing w:before="20" w:after="0"/>
+        <w:spacing w:before="62"/>
       </w:pPr>
       <w:r>
         <w:rPr>
@@ -171,7 +170,7 @@
     </w:p>
     <w:p>
       <w:pPr>
-        <w:spacing w:before="8" w:after="0"/>
+        <w:spacing w:before="8"/>
       </w:pPr>
       <w:r>
         <w:rPr>
@@ -190,7 +189,7 @@
         <w:tabs>
           <w:tab w:val="right" w:pos="10800"/>
         </w:tabs>
-        <w:spacing w:before="20" w:after="0"/>
+        <w:spacing w:before="62"/>
       </w:pPr>
       <w:r>
         <w:rPr>
@@ -225,7 +224,7 @@
     </w:p>
     <w:p>
       <w:pPr>
-        <w:spacing w:before="8" w:after="0"/>
+        <w:spacing w:before="8"/>
       </w:pPr>
       <w:r>
         <w:rPr>
@@ -244,7 +243,7 @@
         <w:tabs>
           <w:tab w:val="right" w:pos="10800"/>
         </w:tabs>
-        <w:spacing w:before="20" w:after="0"/>
+        <w:spacing w:before="62"/>
       </w:pPr>
       <w:r>
         <w:rPr>
@@ -279,7 +278,7 @@
     </w:p>
     <w:p>
       <w:pPr>
-        <w:spacing w:before="8" w:after="0"/>
+        <w:spacing w:before="8"/>
       </w:pPr>
       <w:r>
         <w:rPr>
@@ -295,7 +294,7 @@
     </w:p>
     <w:p>
       <w:pPr>
-        <w:spacing w:before="35" w:after="35"/>
+        <w:spacing w:before="11" w:after="3"/>
       </w:pPr>
     </w:p>
     <w:p>
@@ -303,7 +302,7 @@
         <w:pBdr>
           <w:bottom w:val="single" w:sz="6" w:space="1" w:color="000000"/>
         </w:pBdr>
-        <w:spacing w:before="159" w:after="0"/>
+        <w:spacing w:before="167" w:after="52"/>
       </w:pPr>
       <w:r>
         <w:rPr>
@@ -322,7 +321,7 @@
         <w:tabs>
           <w:tab w:val="right" w:pos="10800"/>
         </w:tabs>
-        <w:spacing w:before="20" w:after="0"/>
+        <w:spacing w:before="62"/>
       </w:pPr>
       <w:r>
         <w:rPr>
@@ -368,7 +367,7 @@
         <w:tabs>
           <w:tab w:val="right" w:pos="10800"/>
         </w:tabs>
-        <w:spacing w:before="8" w:after="0"/>
+        <w:spacing w:before="8"/>
         <w:rPr>
           <w:rFonts w:ascii="Source Sans Pro Light" w:hAnsi="Source Sans Pro Light"/>
           <w:i/>
@@ -421,7 +420,7 @@
           <w:ilvl w:val="0"/>
           <w:numId w:val="2"/>
         </w:numPr>
-        <w:spacing w:before="13" w:after="42"/>
+        <w:spacing w:before="13" w:after="15"/>
       </w:pPr>
       <w:r>
         <w:rPr>
@@ -440,7 +439,7 @@
           <w:ilvl w:val="0"/>
           <w:numId w:val="2"/>
         </w:numPr>
-        <w:spacing w:before="13" w:after="42"/>
+        <w:spacing w:before="13" w:after="15"/>
       </w:pPr>
       <w:r>
         <w:rPr>
@@ -459,7 +458,7 @@
           <w:ilvl w:val="0"/>
           <w:numId w:val="2"/>
         </w:numPr>
-        <w:spacing w:before="13" w:after="42"/>
+        <w:spacing w:before="13" w:after="15"/>
       </w:pPr>
       <w:r>
         <w:rPr>
@@ -478,7 +477,7 @@
           <w:ilvl w:val="0"/>
           <w:numId w:val="2"/>
         </w:numPr>
-        <w:spacing w:before="13" w:after="42"/>
+        <w:spacing w:before="13" w:after="15"/>
       </w:pPr>
       <w:r>
         <w:rPr>
@@ -495,7 +494,7 @@
         <w:pBdr>
           <w:bottom w:val="single" w:sz="6" w:space="1" w:color="000000"/>
         </w:pBdr>
-        <w:spacing w:before="35" w:after="35"/>
+        <w:spacing w:before="158" w:after="55"/>
         <w:rPr>
           <w:rFonts w:ascii="Source Sans Pro" w:eastAsia="Source Sans Pro" w:hAnsi="Source Sans Pro" w:cs="Source Sans Pro"/>
           <w:b/>
@@ -511,7 +510,7 @@
         <w:pBdr>
           <w:bottom w:val="single" w:sz="6" w:space="1" w:color="000000"/>
         </w:pBdr>
-        <w:spacing w:before="159" w:after="0"/>
+        <w:spacing w:before="167" w:after="52"/>
       </w:pPr>
       <w:r>
         <w:rPr>
@@ -530,7 +529,7 @@
         <w:tabs>
           <w:tab w:val="right" w:pos="10800"/>
         </w:tabs>
-        <w:spacing w:before="20" w:after="0"/>
+        <w:spacing w:before="62"/>
       </w:pPr>
       <w:hyperlink r:id="rId8">
         <w:r>
@@ -579,16 +578,16 @@
           <w:ilvl w:val="0"/>
           <w:numId w:val="2"/>
         </w:numPr>
-        <w:spacing w:before="13" w:after="42"/>
-      </w:pPr>
-      <w:r>
-        <w:rPr>
-          <w:rFonts w:ascii="Source Sans Pro" w:eastAsia="Source Sans Pro" w:hAnsi="Source Sans Pro" w:cs="Source Sans Pro"/>
-          <w:color w:val="000000"/>
-          <w:sz w:val="19"/>
-          <w:szCs w:val="19"/>
-        </w:rPr>
-        <w:t>Deployed Splunk SIEM with SPL correlation searches to monitor IAM anomalies including unauthorized privilege escalation and suspicious cross-account access patterns; mapped cloud-relevant TTPs to MITRE ATT&amp;CK and wrote PICERL incident report.</w:t>
+        <w:spacing w:before="13" w:after="15"/>
+      </w:pPr>
+      <w:r>
+        <w:rPr>
+          <w:rFonts w:ascii="Source Sans Pro" w:eastAsia="Source Sans Pro" w:hAnsi="Source Sans Pro" w:cs="Source Sans Pro"/>
+          <w:color w:val="000000"/>
+          <w:sz w:val="19"/>
+          <w:szCs w:val="19"/>
+        </w:rPr>
+        <w:t>Deployed Splunk SIEM with SPL correlation searches for brute-force detection, lateral movement, and privilege escalation; mapped TTPs to MITRE ATT&amp;CK and wrote PICERL incident report.</w:t>
       </w:r>
     </w:p>
     <w:p>
@@ -598,16 +597,16 @@
           <w:ilvl w:val="0"/>
           <w:numId w:val="2"/>
         </w:numPr>
-        <w:spacing w:before="13" w:after="42"/>
-      </w:pPr>
-      <w:r>
-        <w:rPr>
-          <w:rFonts w:ascii="Source Sans Pro" w:eastAsia="Source Sans Pro" w:hAnsi="Source Sans Pro" w:cs="Source Sans Pro"/>
-          <w:color w:val="000000"/>
-          <w:sz w:val="19"/>
-          <w:szCs w:val="19"/>
-        </w:rPr>
-        <w:t>Built automated cloud security detection pipeline: Python script ingests Splunk alerts for IAM policy violations, performs IOC enrichment via VirusTotal API, and dispatches Telegram notifications with severity classification.</w:t>
+        <w:spacing w:before="13" w:after="15"/>
+      </w:pPr>
+      <w:r>
+        <w:rPr>
+          <w:rFonts w:ascii="Source Sans Pro" w:eastAsia="Source Sans Pro" w:hAnsi="Source Sans Pro" w:cs="Source Sans Pro"/>
+          <w:color w:val="000000"/>
+          <w:sz w:val="19"/>
+          <w:szCs w:val="19"/>
+        </w:rPr>
+        <w:t>Built automated SOAR-style detection pipeline: Python script ingests Splunk alerts, runs IOC enrichment via VirusTotal API, and dispatches Telegram notifications with severity classification.</w:t>
       </w:r>
     </w:p>
     <w:p>
@@ -617,21 +616,21 @@
           <w:ilvl w:val="0"/>
           <w:numId w:val="2"/>
         </w:numPr>
-        <w:spacing w:before="13" w:after="42"/>
-      </w:pPr>
-      <w:r>
-        <w:rPr>
-          <w:rFonts w:ascii="Source Sans Pro" w:eastAsia="Source Sans Pro" w:hAnsi="Source Sans Pro" w:cs="Source Sans Pro"/>
-          <w:color w:val="000000"/>
-          <w:sz w:val="19"/>
-          <w:szCs w:val="19"/>
-        </w:rPr>
-        <w:t>Developed Sigma-compatible detection rules for cloud-specific TTPs including credential abuse and lateral movement; performed network analysis in Wireshark to identify anomalous authentication and DNS traffic patterns in cloud environments.</w:t>
-      </w:r>
-    </w:p>
-    <w:p>
-      <w:pPr>
-        <w:spacing w:before="35" w:after="35"/>
+        <w:spacing w:before="13" w:after="15"/>
+      </w:pPr>
+      <w:r>
+        <w:rPr>
+          <w:rFonts w:ascii="Source Sans Pro" w:eastAsia="Source Sans Pro" w:hAnsi="Source Sans Pro" w:cs="Source Sans Pro"/>
+          <w:color w:val="000000"/>
+          <w:sz w:val="19"/>
+          <w:szCs w:val="19"/>
+        </w:rPr>
+        <w:t>Converted detection logic to Sigma rules (vendor-neutral format used by enterprise SOCs); performed TCP/IP analysis in Wireshark to detect SYN scans, DNS tunnelling, and plaintext credential exposure on unencrypted sessions.</w:t>
+      </w:r>
+    </w:p>
+    <w:p>
+      <w:pPr>
+        <w:spacing w:before="33" w:after="3"/>
       </w:pPr>
     </w:p>
     <w:p>
@@ -639,7 +638,7 @@
         <w:tabs>
           <w:tab w:val="right" w:pos="10800"/>
         </w:tabs>
-        <w:spacing w:before="30" w:after="0"/>
+        <w:spacing w:before="30"/>
       </w:pPr>
       <w:hyperlink r:id="rId9">
         <w:r>
@@ -688,16 +687,16 @@
           <w:ilvl w:val="0"/>
           <w:numId w:val="2"/>
         </w:numPr>
-        <w:spacing w:before="13" w:after="42"/>
-      </w:pPr>
-      <w:r>
-        <w:rPr>
-          <w:rFonts w:ascii="Source Sans Pro" w:eastAsia="Source Sans Pro" w:hAnsi="Source Sans Pro" w:cs="Source Sans Pro"/>
-          <w:color w:val="000000"/>
-          <w:sz w:val="19"/>
-          <w:szCs w:val="19"/>
-        </w:rPr>
-        <w:t>Built automated cloud infrastructure vulnerability assessment pipeline using Nessus and OpenVAS APIs in Python; generated CVE reports classified by CVSS severity with EPSS context from the FIRST.org API.</w:t>
+        <w:spacing w:before="13" w:after="15"/>
+      </w:pPr>
+      <w:r>
+        <w:rPr>
+          <w:rFonts w:ascii="Source Sans Pro" w:eastAsia="Source Sans Pro" w:hAnsi="Source Sans Pro" w:cs="Source Sans Pro"/>
+          <w:color w:val="000000"/>
+          <w:sz w:val="19"/>
+          <w:szCs w:val="19"/>
+        </w:rPr>
+        <w:t>Built automated vulnerability assessment pipeline integrating Nessus and OpenVAS REST APIs in Python; generated CVE reports classified by CVSS severity and EPSS context from the FIRST.org API.</w:t>
       </w:r>
     </w:p>
     <w:p>
@@ -707,16 +706,16 @@
           <w:ilvl w:val="0"/>
           <w:numId w:val="2"/>
         </w:numPr>
-        <w:spacing w:before="13" w:after="42"/>
-      </w:pPr>
-      <w:r>
-        <w:rPr>
-          <w:rFonts w:ascii="Source Sans Pro" w:eastAsia="Source Sans Pro" w:hAnsi="Source Sans Pro" w:cs="Source Sans Pro"/>
-          <w:color w:val="000000"/>
-          <w:sz w:val="19"/>
-          <w:szCs w:val="19"/>
-        </w:rPr>
-        <w:t>Developed automated security checker for cloud-hosted applications testing OWASP Top 10 vulnerabilities including injection, broken authentication, and SSRF; documented remediation workflows for cloud service misconfigurations and exposed endpoints.</w:t>
+        <w:spacing w:before="13" w:after="15"/>
+      </w:pPr>
+      <w:r>
+        <w:rPr>
+          <w:rFonts w:ascii="Source Sans Pro" w:eastAsia="Source Sans Pro" w:hAnsi="Source Sans Pro" w:cs="Source Sans Pro"/>
+          <w:color w:val="000000"/>
+          <w:sz w:val="19"/>
+          <w:szCs w:val="19"/>
+        </w:rPr>
+        <w:t>Developed OWASP Top 10 automated web checker that sends crafted HTTP requests to detect injection, broken auth, and SSRF vulnerabilities; documented SQL injection exploit and parameterised query remediation.</w:t>
       </w:r>
     </w:p>
     <w:p>
@@ -726,16 +725,16 @@
           <w:ilvl w:val="0"/>
           <w:numId w:val="2"/>
         </w:numPr>
-        <w:spacing w:before="13" w:after="42"/>
-      </w:pPr>
-      <w:r>
-        <w:rPr>
-          <w:rFonts w:ascii="Source Sans Pro" w:eastAsia="Source Sans Pro" w:hAnsi="Source Sans Pro" w:cs="Source Sans Pro"/>
-          <w:color w:val="000000"/>
-          <w:sz w:val="19"/>
-          <w:szCs w:val="19"/>
-        </w:rPr>
-        <w:t>Automated vulnerability scan scheduling via Bash and cron for cloud security monitoring; built delta-scan logic to detect newly exposed CVEs and organize cloud compliance evidence.</w:t>
+        <w:spacing w:before="13" w:after="15"/>
+      </w:pPr>
+      <w:r>
+        <w:rPr>
+          <w:rFonts w:ascii="Source Sans Pro" w:eastAsia="Source Sans Pro" w:hAnsi="Source Sans Pro" w:cs="Source Sans Pro"/>
+          <w:color w:val="000000"/>
+          <w:sz w:val="19"/>
+          <w:szCs w:val="19"/>
+        </w:rPr>
+        <w:t>Automated scan scheduling via Bash and cron; built delta-scan logic to flag newly discovered CVEs and organize patch compliance tracking evidence.</w:t>
       </w:r>
     </w:p>
     <w:p>
@@ -743,7 +742,7 @@
         <w:pBdr>
           <w:bottom w:val="single" w:sz="6" w:space="1" w:color="000000"/>
         </w:pBdr>
-        <w:spacing w:before="35" w:after="35"/>
+        <w:spacing w:before="158" w:after="55"/>
         <w:rPr>
           <w:rFonts w:ascii="Source Sans Pro" w:eastAsia="Source Sans Pro" w:hAnsi="Source Sans Pro" w:cs="Source Sans Pro"/>
           <w:b/>
@@ -759,7 +758,7 @@
         <w:pBdr>
           <w:bottom w:val="single" w:sz="6" w:space="1" w:color="000000"/>
         </w:pBdr>
-        <w:spacing w:before="159" w:after="0"/>
+        <w:spacing w:before="167" w:after="52"/>
       </w:pPr>
       <w:r>
         <w:rPr>
@@ -775,7 +774,7 @@
     </w:p>
     <w:p>
       <w:pPr>
-        <w:spacing w:before="59" w:after="59"/>
+        <w:spacing w:before="27" w:after="27"/>
       </w:pPr>
       <w:r>
         <w:rPr>
@@ -797,7 +796,7 @@
     </w:p>
     <w:p>
       <w:pPr>
-        <w:spacing w:before="59" w:after="59"/>
+        <w:spacing w:before="27" w:after="27"/>
       </w:pPr>
       <w:r>
         <w:rPr>
@@ -819,7 +818,7 @@
     </w:p>
     <w:p>
       <w:pPr>
-        <w:spacing w:before="59" w:after="59"/>
+        <w:spacing w:before="27" w:after="27"/>
       </w:pPr>
       <w:r>
         <w:rPr>
@@ -841,7 +840,7 @@
     </w:p>
     <w:p>
       <w:pPr>
-        <w:spacing w:before="59" w:after="59"/>
+        <w:spacing w:before="27" w:after="27"/>
       </w:pPr>
       <w:r>
         <w:rPr>
@@ -858,12 +857,12 @@
           <w:sz w:val="19"/>
           <w:szCs w:val="19"/>
         </w:rPr>
-        <w:t>Windows internals, Linux fundamentals, TCP/IP, DNS, HTTP/S, IDS/IPS, AWS (IAM, CloudTrail, GuardDuty), cloud security posture</w:t>
-      </w:r>
-    </w:p>
-    <w:p>
-      <w:pPr>
-        <w:spacing w:before="59" w:after="59"/>
+        <w:t>Windows internals, Linux fundamentals, TCP/IP, DNS, HTTP/S, firewall and IDS/IPS concepts</w:t>
+      </w:r>
+    </w:p>
+    <w:p>
+      <w:pPr>
+        <w:spacing w:before="27" w:after="27"/>
       </w:pPr>
       <w:r>
         <w:rPr>
@@ -880,7 +879,7 @@
           <w:sz w:val="19"/>
           <w:szCs w:val="19"/>
         </w:rPr>
-        <w:t>Python, Bash (basic), boto3, regular expressions</w:t>
+        <w:t>Python, Bash (basic), regular expressions</w:t>
       </w:r>
     </w:p>
     <w:p>
@@ -888,7 +887,7 @@
         <w:pBdr>
           <w:bottom w:val="single" w:sz="6" w:space="1" w:color="000000"/>
         </w:pBdr>
-        <w:spacing w:before="35" w:after="35"/>
+        <w:spacing w:before="158" w:after="55"/>
         <w:rPr>
           <w:rFonts w:ascii="Source Sans Pro" w:eastAsia="Source Sans Pro" w:hAnsi="Source Sans Pro" w:cs="Source Sans Pro"/>
           <w:b/>
@@ -904,7 +903,7 @@
         <w:pBdr>
           <w:bottom w:val="single" w:sz="6" w:space="1" w:color="000000"/>
         </w:pBdr>
-        <w:spacing w:before="159" w:after="0"/>
+        <w:spacing w:before="167" w:after="52"/>
       </w:pPr>
       <w:r>
         <w:rPr>
@@ -925,7 +924,7 @@
           <w:ilvl w:val="0"/>
           <w:numId w:val="2"/>
         </w:numPr>
-        <w:spacing w:before="13" w:after="42"/>
+        <w:spacing w:before="13" w:after="15"/>
       </w:pPr>
       <w:r>
         <w:rPr>
@@ -944,7 +943,7 @@
           <w:ilvl w:val="0"/>
           <w:numId w:val="2"/>
         </w:numPr>
-        <w:spacing w:before="13" w:after="42"/>
+        <w:spacing w:before="13" w:after="15"/>
       </w:pPr>
       <w:r>
         <w:rPr>

--- a/resumes/Akshay_P_Resume.docx
+++ b/resumes/Akshay_P_Resume.docx
@@ -116,7 +116,7 @@
         <w:pBdr>
           <w:bottom w:val="single" w:sz="6" w:space="1" w:color="000000"/>
         </w:pBdr>
-        <w:spacing w:before="372" w:after="52"/>
+        <w:spacing w:before="396" w:after="52"/>
       </w:pPr>
       <w:r>
         <w:rPr>
@@ -294,7 +294,7 @@
     </w:p>
     <w:p>
       <w:pPr>
-        <w:spacing w:before="11" w:after="3"/>
+        <w:spacing w:before="17" w:after="9"/>
       </w:pPr>
     </w:p>
     <w:p>
@@ -302,7 +302,7 @@
         <w:pBdr>
           <w:bottom w:val="single" w:sz="6" w:space="1" w:color="000000"/>
         </w:pBdr>
-        <w:spacing w:before="167" w:after="52"/>
+        <w:spacing w:before="191" w:after="52"/>
       </w:pPr>
       <w:r>
         <w:rPr>
@@ -420,7 +420,7 @@
           <w:ilvl w:val="0"/>
           <w:numId w:val="2"/>
         </w:numPr>
-        <w:spacing w:before="13" w:after="15"/>
+        <w:spacing w:before="13" w:after="21"/>
       </w:pPr>
       <w:r>
         <w:rPr>
@@ -439,7 +439,7 @@
           <w:ilvl w:val="0"/>
           <w:numId w:val="2"/>
         </w:numPr>
-        <w:spacing w:before="13" w:after="15"/>
+        <w:spacing w:before="13" w:after="21"/>
       </w:pPr>
       <w:r>
         <w:rPr>
@@ -458,7 +458,7 @@
           <w:ilvl w:val="0"/>
           <w:numId w:val="2"/>
         </w:numPr>
-        <w:spacing w:before="13" w:after="15"/>
+        <w:spacing w:before="13" w:after="21"/>
       </w:pPr>
       <w:r>
         <w:rPr>
@@ -477,7 +477,7 @@
           <w:ilvl w:val="0"/>
           <w:numId w:val="2"/>
         </w:numPr>
-        <w:spacing w:before="13" w:after="15"/>
+        <w:spacing w:before="13" w:after="21"/>
       </w:pPr>
       <w:r>
         <w:rPr>
@@ -494,7 +494,7 @@
         <w:pBdr>
           <w:bottom w:val="single" w:sz="6" w:space="1" w:color="000000"/>
         </w:pBdr>
-        <w:spacing w:before="158" w:after="55"/>
+        <w:spacing w:before="164" w:after="61"/>
         <w:rPr>
           <w:rFonts w:ascii="Source Sans Pro" w:eastAsia="Source Sans Pro" w:hAnsi="Source Sans Pro" w:cs="Source Sans Pro"/>
           <w:b/>
@@ -510,7 +510,7 @@
         <w:pBdr>
           <w:bottom w:val="single" w:sz="6" w:space="1" w:color="000000"/>
         </w:pBdr>
-        <w:spacing w:before="167" w:after="52"/>
+        <w:spacing w:before="191" w:after="52"/>
       </w:pPr>
       <w:r>
         <w:rPr>
@@ -541,7 +541,7 @@
             <w:szCs w:val="19"/>
             <w:u w:val="single"/>
           </w:rPr>
-          <w:t>SOC Automation and Threat Detection Lab</w:t>
+          <w:t>Phishing and OSINT Threat Intelligence Tool</w:t>
         </w:r>
       </w:hyperlink>
       <w:r>
@@ -568,7 +568,7 @@
           <w:sz w:val="19"/>
           <w:szCs w:val="19"/>
         </w:rPr>
-        <w:t>Python, Splunk, Wireshark, Nmap, MITRE ATT&amp;CK</w:t>
+        <w:t>Python, VirusTotal API, AbuseIPDB, WHOIS, Telegram bot</w:t>
       </w:r>
     </w:p>
     <w:p>
@@ -578,16 +578,16 @@
           <w:ilvl w:val="0"/>
           <w:numId w:val="2"/>
         </w:numPr>
-        <w:spacing w:before="13" w:after="15"/>
-      </w:pPr>
-      <w:r>
-        <w:rPr>
-          <w:rFonts w:ascii="Source Sans Pro" w:eastAsia="Source Sans Pro" w:hAnsi="Source Sans Pro" w:cs="Source Sans Pro"/>
-          <w:color w:val="000000"/>
-          <w:sz w:val="19"/>
-          <w:szCs w:val="19"/>
-        </w:rPr>
-        <w:t>Deployed Splunk SIEM with SPL correlation searches for brute-force detection, lateral movement, and privilege escalation; mapped TTPs to MITRE ATT&amp;CK and wrote PICERL incident report.</w:t>
+        <w:spacing w:before="13" w:after="21"/>
+      </w:pPr>
+      <w:r>
+        <w:rPr>
+          <w:rFonts w:ascii="Source Sans Pro" w:eastAsia="Source Sans Pro" w:hAnsi="Source Sans Pro" w:cs="Source Sans Pro"/>
+          <w:color w:val="000000"/>
+          <w:sz w:val="19"/>
+          <w:szCs w:val="19"/>
+        </w:rPr>
+        <w:t>Built multi-source risk assessment pipeline: submits vendor domains and IPs to VirusTotal, AbuseIPDB, and URLScan.io; cross-references WHOIS registration age, DNS records, and SSL certificate details for third-party due diligence.</w:t>
       </w:r>
     </w:p>
     <w:p>
@@ -597,16 +597,16 @@
           <w:ilvl w:val="0"/>
           <w:numId w:val="2"/>
         </w:numPr>
-        <w:spacing w:before="13" w:after="15"/>
-      </w:pPr>
-      <w:r>
-        <w:rPr>
-          <w:rFonts w:ascii="Source Sans Pro" w:eastAsia="Source Sans Pro" w:hAnsi="Source Sans Pro" w:cs="Source Sans Pro"/>
-          <w:color w:val="000000"/>
-          <w:sz w:val="19"/>
-          <w:szCs w:val="19"/>
-        </w:rPr>
-        <w:t>Built automated SOAR-style detection pipeline: Python script ingests Splunk alerts, runs IOC enrichment via VirusTotal API, and dispatches Telegram notifications with severity classification.</w:t>
+        <w:spacing w:before="13" w:after="21"/>
+      </w:pPr>
+      <w:r>
+        <w:rPr>
+          <w:rFonts w:ascii="Source Sans Pro" w:eastAsia="Source Sans Pro" w:hAnsi="Source Sans Pro" w:cs="Source Sans Pro"/>
+          <w:color w:val="000000"/>
+          <w:sz w:val="19"/>
+          <w:szCs w:val="19"/>
+        </w:rPr>
+        <w:t>Implemented domain reputation assessment tool generating typosquatting variants of monitored domains and checking live DNS resolution for vendor and partner ecosystem review.</w:t>
       </w:r>
     </w:p>
     <w:p>
@@ -616,21 +616,21 @@
           <w:ilvl w:val="0"/>
           <w:numId w:val="2"/>
         </w:numPr>
-        <w:spacing w:before="13" w:after="15"/>
-      </w:pPr>
-      <w:r>
-        <w:rPr>
-          <w:rFonts w:ascii="Source Sans Pro" w:eastAsia="Source Sans Pro" w:hAnsi="Source Sans Pro" w:cs="Source Sans Pro"/>
-          <w:color w:val="000000"/>
-          <w:sz w:val="19"/>
-          <w:szCs w:val="19"/>
-        </w:rPr>
-        <w:t>Converted detection logic to Sigma rules (vendor-neutral format used by enterprise SOCs); performed TCP/IP analysis in Wireshark to detect SYN scans, DNS tunnelling, and plaintext credential exposure on unencrypted sessions.</w:t>
-      </w:r>
-    </w:p>
-    <w:p>
-      <w:pPr>
-        <w:spacing w:before="33" w:after="3"/>
+        <w:spacing w:before="13" w:after="21"/>
+      </w:pPr>
+      <w:r>
+        <w:rPr>
+          <w:rFonts w:ascii="Source Sans Pro" w:eastAsia="Source Sans Pro" w:hAnsi="Source Sans Pro" w:cs="Source Sans Pro"/>
+          <w:color w:val="000000"/>
+          <w:sz w:val="19"/>
+          <w:szCs w:val="19"/>
+        </w:rPr>
+        <w:t>Deployed automated risk assessment interface via Telegram bot enabling analysts to submit domains for enrichment; supports bulk CSV input/output for vendor risk assessment workflows and includes OSINT enrichment via theHarvester for domain profiling.</w:t>
+      </w:r>
+    </w:p>
+    <w:p>
+      <w:pPr>
+        <w:spacing w:before="39" w:after="9"/>
       </w:pPr>
     </w:p>
     <w:p>
@@ -687,16 +687,16 @@
           <w:ilvl w:val="0"/>
           <w:numId w:val="2"/>
         </w:numPr>
-        <w:spacing w:before="13" w:after="15"/>
-      </w:pPr>
-      <w:r>
-        <w:rPr>
-          <w:rFonts w:ascii="Source Sans Pro" w:eastAsia="Source Sans Pro" w:hAnsi="Source Sans Pro" w:cs="Source Sans Pro"/>
-          <w:color w:val="000000"/>
-          <w:sz w:val="19"/>
-          <w:szCs w:val="19"/>
-        </w:rPr>
-        <w:t>Built automated vulnerability assessment pipeline integrating Nessus and OpenVAS REST APIs in Python; generated CVE reports classified by CVSS severity and EPSS context from the FIRST.org API.</w:t>
+        <w:spacing w:before="13" w:after="21"/>
+      </w:pPr>
+      <w:r>
+        <w:rPr>
+          <w:rFonts w:ascii="Source Sans Pro" w:eastAsia="Source Sans Pro" w:hAnsi="Source Sans Pro" w:cs="Source Sans Pro"/>
+          <w:color w:val="000000"/>
+          <w:sz w:val="19"/>
+          <w:szCs w:val="19"/>
+        </w:rPr>
+        <w:t>Built automated vulnerability assessment pipeline integrating Nessus and OpenVAS APIs in Python; generated audit-ready CVE reports classified by CVSS severity with EPSS context from the FIRST.org API.</w:t>
       </w:r>
     </w:p>
     <w:p>
@@ -706,16 +706,16 @@
           <w:ilvl w:val="0"/>
           <w:numId w:val="2"/>
         </w:numPr>
-        <w:spacing w:before="13" w:after="15"/>
-      </w:pPr>
-      <w:r>
-        <w:rPr>
-          <w:rFonts w:ascii="Source Sans Pro" w:eastAsia="Source Sans Pro" w:hAnsi="Source Sans Pro" w:cs="Source Sans Pro"/>
-          <w:color w:val="000000"/>
-          <w:sz w:val="19"/>
-          <w:szCs w:val="19"/>
-        </w:rPr>
-        <w:t>Developed OWASP Top 10 automated web checker that sends crafted HTTP requests to detect injection, broken auth, and SSRF vulnerabilities; documented SQL injection exploit and parameterised query remediation.</w:t>
+        <w:spacing w:before="13" w:after="21"/>
+      </w:pPr>
+      <w:r>
+        <w:rPr>
+          <w:rFonts w:ascii="Source Sans Pro" w:eastAsia="Source Sans Pro" w:hAnsi="Source Sans Pro" w:cs="Source Sans Pro"/>
+          <w:color w:val="000000"/>
+          <w:sz w:val="19"/>
+          <w:szCs w:val="19"/>
+        </w:rPr>
+        <w:t>Developed OWASP Top 10 automated compliance checker validating web application security controls against regulatory requirements; documented vulnerability-to-remediation audit trails including SQL injection evidence and parameterised query fixes.</w:t>
       </w:r>
     </w:p>
     <w:p>
@@ -725,16 +725,16 @@
           <w:ilvl w:val="0"/>
           <w:numId w:val="2"/>
         </w:numPr>
-        <w:spacing w:before="13" w:after="15"/>
-      </w:pPr>
-      <w:r>
-        <w:rPr>
-          <w:rFonts w:ascii="Source Sans Pro" w:eastAsia="Source Sans Pro" w:hAnsi="Source Sans Pro" w:cs="Source Sans Pro"/>
-          <w:color w:val="000000"/>
-          <w:sz w:val="19"/>
-          <w:szCs w:val="19"/>
-        </w:rPr>
-        <w:t>Automated scan scheduling via Bash and cron; built delta-scan logic to flag newly discovered CVEs and organize patch compliance tracking evidence.</w:t>
+        <w:spacing w:before="13" w:after="21"/>
+      </w:pPr>
+      <w:r>
+        <w:rPr>
+          <w:rFonts w:ascii="Source Sans Pro" w:eastAsia="Source Sans Pro" w:hAnsi="Source Sans Pro" w:cs="Source Sans Pro"/>
+          <w:color w:val="000000"/>
+          <w:sz w:val="19"/>
+          <w:szCs w:val="19"/>
+        </w:rPr>
+        <w:t>Automated compliance scan scheduling via Bash and cron; built delta-scan logic to track remediation progress and organize audit evidence for patch compliance review.</w:t>
       </w:r>
     </w:p>
     <w:p>
@@ -742,7 +742,7 @@
         <w:pBdr>
           <w:bottom w:val="single" w:sz="6" w:space="1" w:color="000000"/>
         </w:pBdr>
-        <w:spacing w:before="158" w:after="55"/>
+        <w:spacing w:before="164" w:after="61"/>
         <w:rPr>
           <w:rFonts w:ascii="Source Sans Pro" w:eastAsia="Source Sans Pro" w:hAnsi="Source Sans Pro" w:cs="Source Sans Pro"/>
           <w:b/>
@@ -758,7 +758,7 @@
         <w:pBdr>
           <w:bottom w:val="single" w:sz="6" w:space="1" w:color="000000"/>
         </w:pBdr>
-        <w:spacing w:before="167" w:after="52"/>
+        <w:spacing w:before="191" w:after="52"/>
       </w:pPr>
       <w:r>
         <w:rPr>
@@ -774,7 +774,7 @@
     </w:p>
     <w:p>
       <w:pPr>
-        <w:spacing w:before="27" w:after="27"/>
+        <w:spacing w:before="33" w:after="33"/>
       </w:pPr>
       <w:r>
         <w:rPr>
@@ -783,20 +783,20 @@
           <w:sz w:val="19"/>
           <w:szCs w:val="19"/>
         </w:rPr>
-        <w:t xml:space="preserve">SOC Operations: </w:t>
-      </w:r>
-      <w:r>
-        <w:rPr>
-          <w:rFonts w:ascii="Source Sans Pro" w:eastAsia="Source Sans Pro" w:hAnsi="Source Sans Pro" w:cs="Source Sans Pro"/>
-          <w:sz w:val="19"/>
-          <w:szCs w:val="19"/>
-        </w:rPr>
-        <w:t>Alert triage, incident investigation, log analysis, threat detection, escalation, false positive analysis</w:t>
-      </w:r>
-    </w:p>
-    <w:p>
-      <w:pPr>
-        <w:spacing w:before="27" w:after="27"/>
+        <w:t xml:space="preserve">GRC &amp; Compliance: </w:t>
+      </w:r>
+      <w:r>
+        <w:rPr>
+          <w:rFonts w:ascii="Source Sans Pro" w:eastAsia="Source Sans Pro" w:hAnsi="Source Sans Pro" w:cs="Source Sans Pro"/>
+          <w:sz w:val="19"/>
+          <w:szCs w:val="19"/>
+        </w:rPr>
+        <w:t>NIST CSF, ISO 27001, PCI-DSS, GDPR/PDPB, SOX/ITGC, compliance monitoring</w:t>
+      </w:r>
+    </w:p>
+    <w:p>
+      <w:pPr>
+        <w:spacing w:before="33" w:after="33"/>
       </w:pPr>
       <w:r>
         <w:rPr>
@@ -805,20 +805,20 @@
           <w:sz w:val="19"/>
           <w:szCs w:val="19"/>
         </w:rPr>
-        <w:t xml:space="preserve">SIEM &amp; Monitoring: </w:t>
-      </w:r>
-      <w:r>
-        <w:rPr>
-          <w:rFonts w:ascii="Source Sans Pro" w:eastAsia="Source Sans Pro" w:hAnsi="Source Sans Pro" w:cs="Source Sans Pro"/>
-          <w:sz w:val="19"/>
-          <w:szCs w:val="19"/>
-        </w:rPr>
-        <w:t>Splunk (SPL), Elastic SIEM (basic), Windows Event Logs, Sysmon, Wireshark</w:t>
-      </w:r>
-    </w:p>
-    <w:p>
-      <w:pPr>
-        <w:spacing w:before="27" w:after="27"/>
+        <w:t xml:space="preserve">Risk &amp; Audit: </w:t>
+      </w:r>
+      <w:r>
+        <w:rPr>
+          <w:rFonts w:ascii="Source Sans Pro" w:eastAsia="Source Sans Pro" w:hAnsi="Source Sans Pro" w:cs="Source Sans Pro"/>
+          <w:sz w:val="19"/>
+          <w:szCs w:val="19"/>
+        </w:rPr>
+        <w:t>Risk assessment, control testing, audit documentation, vendor risk, RCSA basics</w:t>
+      </w:r>
+    </w:p>
+    <w:p>
+      <w:pPr>
+        <w:spacing w:before="33" w:after="33"/>
       </w:pPr>
       <w:r>
         <w:rPr>
@@ -827,20 +827,20 @@
           <w:sz w:val="19"/>
           <w:szCs w:val="19"/>
         </w:rPr>
-        <w:t xml:space="preserve">Threat Intelligence: </w:t>
-      </w:r>
-      <w:r>
-        <w:rPr>
-          <w:rFonts w:ascii="Source Sans Pro" w:eastAsia="Source Sans Pro" w:hAnsi="Source Sans Pro" w:cs="Source Sans Pro"/>
-          <w:sz w:val="19"/>
-          <w:szCs w:val="19"/>
-        </w:rPr>
-        <w:t>MITRE ATT&amp;CK, IOC analysis, VirusTotal, OSINT enrichment, Cyber Kill Chain</w:t>
-      </w:r>
-    </w:p>
-    <w:p>
-      <w:pPr>
-        <w:spacing w:before="27" w:after="27"/>
+        <w:t xml:space="preserve">Fraud &amp; AML: </w:t>
+      </w:r>
+      <w:r>
+        <w:rPr>
+          <w:rFonts w:ascii="Source Sans Pro" w:eastAsia="Source Sans Pro" w:hAnsi="Source Sans Pro" w:cs="Source Sans Pro"/>
+          <w:sz w:val="19"/>
+          <w:szCs w:val="19"/>
+        </w:rPr>
+        <w:t>Transaction monitoring, AML typologies, KYC/CDD, sanctions screening</w:t>
+      </w:r>
+    </w:p>
+    <w:p>
+      <w:pPr>
+        <w:spacing w:before="33" w:after="33"/>
       </w:pPr>
       <w:r>
         <w:rPr>
@@ -849,20 +849,20 @@
           <w:sz w:val="19"/>
           <w:szCs w:val="19"/>
         </w:rPr>
-        <w:t xml:space="preserve">Systems &amp; Networking: </w:t>
-      </w:r>
-      <w:r>
-        <w:rPr>
-          <w:rFonts w:ascii="Source Sans Pro" w:eastAsia="Source Sans Pro" w:hAnsi="Source Sans Pro" w:cs="Source Sans Pro"/>
-          <w:sz w:val="19"/>
-          <w:szCs w:val="19"/>
-        </w:rPr>
-        <w:t>Windows internals, Linux fundamentals, TCP/IP, DNS, HTTP/S, firewall and IDS/IPS concepts</w:t>
-      </w:r>
-    </w:p>
-    <w:p>
-      <w:pPr>
-        <w:spacing w:before="27" w:after="27"/>
+        <w:t xml:space="preserve">Systems &amp; Tools: </w:t>
+      </w:r>
+      <w:r>
+        <w:rPr>
+          <w:rFonts w:ascii="Source Sans Pro" w:eastAsia="Source Sans Pro" w:hAnsi="Source Sans Pro" w:cs="Source Sans Pro"/>
+          <w:sz w:val="19"/>
+          <w:szCs w:val="19"/>
+        </w:rPr>
+        <w:t>Windows internals, Linux fundamentals, Python, Excel, SQL (basic), TCP/IP basics</w:t>
+      </w:r>
+    </w:p>
+    <w:p>
+      <w:pPr>
+        <w:spacing w:before="33" w:after="33"/>
       </w:pPr>
       <w:r>
         <w:rPr>
@@ -871,15 +871,15 @@
           <w:sz w:val="19"/>
           <w:szCs w:val="19"/>
         </w:rPr>
-        <w:t xml:space="preserve">Automation: </w:t>
-      </w:r>
-      <w:r>
-        <w:rPr>
-          <w:rFonts w:ascii="Source Sans Pro" w:eastAsia="Source Sans Pro" w:hAnsi="Source Sans Pro" w:cs="Source Sans Pro"/>
-          <w:sz w:val="19"/>
-          <w:szCs w:val="19"/>
-        </w:rPr>
-        <w:t>Python, Bash (basic), regular expressions</w:t>
+        <w:t xml:space="preserve">Frameworks: </w:t>
+      </w:r>
+      <w:r>
+        <w:rPr>
+          <w:rFonts w:ascii="Source Sans Pro" w:eastAsia="Source Sans Pro" w:hAnsi="Source Sans Pro" w:cs="Source Sans Pro"/>
+          <w:sz w:val="19"/>
+          <w:szCs w:val="19"/>
+        </w:rPr>
+        <w:t>MITRE ATT&amp;CK, OWASP Top 10, Incident Response (PICERL), audit trail documentation</w:t>
       </w:r>
     </w:p>
     <w:p>
@@ -887,7 +887,7 @@
         <w:pBdr>
           <w:bottom w:val="single" w:sz="6" w:space="1" w:color="000000"/>
         </w:pBdr>
-        <w:spacing w:before="158" w:after="55"/>
+        <w:spacing w:before="164" w:after="61"/>
         <w:rPr>
           <w:rFonts w:ascii="Source Sans Pro" w:eastAsia="Source Sans Pro" w:hAnsi="Source Sans Pro" w:cs="Source Sans Pro"/>
           <w:b/>
@@ -903,7 +903,7 @@
         <w:pBdr>
           <w:bottom w:val="single" w:sz="6" w:space="1" w:color="000000"/>
         </w:pBdr>
-        <w:spacing w:before="167" w:after="52"/>
+        <w:spacing w:before="191" w:after="52"/>
       </w:pPr>
       <w:r>
         <w:rPr>
@@ -924,7 +924,7 @@
           <w:ilvl w:val="0"/>
           <w:numId w:val="2"/>
         </w:numPr>
-        <w:spacing w:before="13" w:after="15"/>
+        <w:spacing w:before="13" w:after="21"/>
       </w:pPr>
       <w:r>
         <w:rPr>
@@ -943,7 +943,7 @@
           <w:ilvl w:val="0"/>
           <w:numId w:val="2"/>
         </w:numPr>
-        <w:spacing w:before="13" w:after="15"/>
+        <w:spacing w:before="13" w:after="21"/>
       </w:pPr>
       <w:r>
         <w:rPr>

--- a/resumes/Akshay_P_Resume.docx
+++ b/resumes/Akshay_P_Resume.docx
@@ -541,7 +541,7 @@
             <w:szCs w:val="19"/>
             <w:u w:val="single"/>
           </w:rPr>
-          <w:t>SOC Automation and Threat Detection Lab</w:t>
+          <w:t>Vulnerability Scanner and Patch Prioritization Engine</w:t>
         </w:r>
       </w:hyperlink>
       <w:r>
@@ -568,7 +568,7 @@
           <w:sz w:val="19"/>
           <w:szCs w:val="19"/>
         </w:rPr>
-        <w:t>Python, Splunk, Wireshark, Nmap, MITRE ATT&amp;CK</w:t>
+        <w:t>Python, Bash, Nessus, OpenVAS, NVD API</w:t>
       </w:r>
     </w:p>
     <w:p>
@@ -587,7 +587,7 @@
           <w:sz w:val="19"/>
           <w:szCs w:val="19"/>
         </w:rPr>
-        <w:t>Deployed Splunk SIEM with SPL correlation searches for brute-force detection, lateral movement, and privilege escalation; mapped TTPs to MITRE ATT&amp;CK and wrote PICERL incident report.</w:t>
+        <w:t>Built automated vulnerability assessment pipeline integrating Nessus and OpenVAS REST APIs in Python; generated CVE reports classified by CVSS severity and EPSS context from the FIRST.org API.</w:t>
       </w:r>
     </w:p>
     <w:p>
@@ -606,7 +606,7 @@
           <w:sz w:val="19"/>
           <w:szCs w:val="19"/>
         </w:rPr>
-        <w:t>Built automated SOAR-style detection pipeline: Python script ingests Splunk alerts, runs IOC enrichment via VirusTotal API, and dispatches Telegram notifications with severity classification.</w:t>
+        <w:t>Developed OWASP Top 10 automated web checker that sends crafted HTTP requests to detect injection, broken auth, and SSRF vulnerabilities; documented SQL injection exploit and parameterised query remediation.</w:t>
       </w:r>
     </w:p>
     <w:p>
@@ -625,7 +625,7 @@
           <w:sz w:val="19"/>
           <w:szCs w:val="19"/>
         </w:rPr>
-        <w:t>Converted detection logic to Sigma rules (vendor-neutral format used by enterprise SOCs); performed TCP/IP analysis in Wireshark to detect SYN scans, DNS tunnelling, and plaintext credential exposure on unencrypted sessions.</w:t>
+        <w:t>Automated scan scheduling via Bash and cron; built delta-scan logic to flag newly discovered CVEs and organize patch compliance tracking evidence.</w:t>
       </w:r>
     </w:p>
     <w:p>
@@ -650,7 +650,7 @@
             <w:szCs w:val="19"/>
             <w:u w:val="single"/>
           </w:rPr>
-          <w:t>Phishing and OSINT Threat Intelligence Tool</w:t>
+          <w:t>SOC Automation and Threat Detection Lab</w:t>
         </w:r>
       </w:hyperlink>
       <w:r>
@@ -677,7 +677,7 @@
           <w:sz w:val="19"/>
           <w:szCs w:val="19"/>
         </w:rPr>
-        <w:t>Python, VirusTotal API, AbuseIPDB, WHOIS, Telegram bot</w:t>
+        <w:t>Python, Splunk, Wireshark, Nmap, MITRE ATT&amp;CK</w:t>
       </w:r>
     </w:p>
     <w:p>
@@ -696,7 +696,7 @@
           <w:sz w:val="19"/>
           <w:szCs w:val="19"/>
         </w:rPr>
-        <w:t>Built multi-API threat intelligence pipeline: submits suspicious URLs/IPs to VirusTotal, AbuseIPDB, and URLScan.io; cross-references WHOIS registration age, DNS records, and SSL details for phishing analysis.</w:t>
+        <w:t>Deployed Splunk SIEM with SPL correlation searches for brute-force detection, lateral movement, and privilege escalation; mapped TTPs to MITRE ATT&amp;CK and wrote PICERL incident report.</w:t>
       </w:r>
     </w:p>
     <w:p>
@@ -715,7 +715,7 @@
           <w:sz w:val="19"/>
           <w:szCs w:val="19"/>
         </w:rPr>
-        <w:t>Implemented typosquatting domain detector generating character-substitution variants of brand domains and checking live DNS resolution for brand-impersonation analysis.</w:t>
+        <w:t>Built automated SOAR-style detection pipeline: Python script ingests Splunk alerts, runs IOC enrichment via VirusTotal API, and dispatches Telegram notifications with severity classification.</w:t>
       </w:r>
     </w:p>
     <w:p>
@@ -734,7 +734,7 @@
           <w:sz w:val="19"/>
           <w:szCs w:val="19"/>
         </w:rPr>
-        <w:t>Deployed Telegram bot interface enabling analysts to submit URLs for live IOC enrichment; supports bulk CSV input/output for incident response workflows and includes OSINT enrichment via theHarvester for domain profiling.</w:t>
+        <w:t>Converted detection logic to Sigma rules (vendor-neutral format used by enterprise SOCs); performed TCP/IP analysis in Wireshark to detect SYN scans, DNS tunnelling, and plaintext credential exposure on unencrypted sessions.</w:t>
       </w:r>
     </w:p>
     <w:p>

--- a/resumes/Akshay_P_Resume.docx
+++ b/resumes/Akshay_P_Resume.docx
@@ -541,7 +541,7 @@
             <w:szCs w:val="19"/>
             <w:u w:val="single"/>
           </w:rPr>
-          <w:t>Vulnerability Scanner and Patch Prioritization Engine</w:t>
+          <w:t>SOC Automation and Threat Detection Lab</w:t>
         </w:r>
       </w:hyperlink>
       <w:r>
@@ -568,7 +568,7 @@
           <w:sz w:val="19"/>
           <w:szCs w:val="19"/>
         </w:rPr>
-        <w:t>Python, Bash, Nessus, OpenVAS, NVD API</w:t>
+        <w:t>Python, Splunk, Wireshark, Nmap, MITRE ATT&amp;CK</w:t>
       </w:r>
     </w:p>
     <w:p>
@@ -587,7 +587,7 @@
           <w:sz w:val="19"/>
           <w:szCs w:val="19"/>
         </w:rPr>
-        <w:t>Built automated vulnerability assessment pipeline integrating Nessus and OpenVAS REST APIs in Python; generated CVE reports classified by CVSS severity and EPSS context from the FIRST.org API.</w:t>
+        <w:t>Deployed Splunk SIEM with SPL correlation searches for brute-force detection, lateral movement, and privilege escalation; mapped TTPs to MITRE ATT&amp;CK and wrote PICERL incident report.</w:t>
       </w:r>
     </w:p>
     <w:p>
@@ -606,7 +606,7 @@
           <w:sz w:val="19"/>
           <w:szCs w:val="19"/>
         </w:rPr>
-        <w:t>Developed OWASP Top 10 automated web checker that sends crafted HTTP requests to detect injection, broken auth, and SSRF vulnerabilities; documented SQL injection exploit and parameterised query remediation.</w:t>
+        <w:t>Built automated SOAR-style detection pipeline: Python script ingests Splunk alerts, runs IOC enrichment via VirusTotal API, and dispatches Telegram notifications with severity classification.</w:t>
       </w:r>
     </w:p>
     <w:p>
@@ -625,7 +625,7 @@
           <w:sz w:val="19"/>
           <w:szCs w:val="19"/>
         </w:rPr>
-        <w:t>Automated scan scheduling via Bash and cron; built delta-scan logic to flag newly discovered CVEs and organize patch compliance tracking evidence.</w:t>
+        <w:t>Converted detection logic to Sigma rules (vendor-neutral format used by enterprise SOCs); performed TCP/IP analysis in Wireshark to detect SYN scans, DNS tunnelling, and plaintext credential exposure on unencrypted sessions.</w:t>
       </w:r>
     </w:p>
     <w:p>
@@ -650,7 +650,7 @@
             <w:szCs w:val="19"/>
             <w:u w:val="single"/>
           </w:rPr>
-          <w:t>SOC Automation and Threat Detection Lab</w:t>
+          <w:t>Phishing and OSINT Threat Intelligence Tool</w:t>
         </w:r>
       </w:hyperlink>
       <w:r>
@@ -677,7 +677,7 @@
           <w:sz w:val="19"/>
           <w:szCs w:val="19"/>
         </w:rPr>
-        <w:t>Python, Splunk, Wireshark, Nmap, MITRE ATT&amp;CK</w:t>
+        <w:t>Python, VirusTotal API, AbuseIPDB, WHOIS, Telegram bot</w:t>
       </w:r>
     </w:p>
     <w:p>
@@ -696,7 +696,7 @@
           <w:sz w:val="19"/>
           <w:szCs w:val="19"/>
         </w:rPr>
-        <w:t>Deployed Splunk SIEM with SPL correlation searches for brute-force detection, lateral movement, and privilege escalation; mapped TTPs to MITRE ATT&amp;CK and wrote PICERL incident report.</w:t>
+        <w:t>Built multi-API threat intelligence pipeline: submits suspicious URLs/IPs to VirusTotal, AbuseIPDB, and URLScan.io; cross-references WHOIS registration age, DNS records, and SSL details for phishing analysis.</w:t>
       </w:r>
     </w:p>
     <w:p>
@@ -715,7 +715,7 @@
           <w:sz w:val="19"/>
           <w:szCs w:val="19"/>
         </w:rPr>
-        <w:t>Built automated SOAR-style detection pipeline: Python script ingests Splunk alerts, runs IOC enrichment via VirusTotal API, and dispatches Telegram notifications with severity classification.</w:t>
+        <w:t>Implemented typosquatting domain detector generating character-substitution variants of brand domains and checking live DNS resolution for brand-impersonation analysis.</w:t>
       </w:r>
     </w:p>
     <w:p>
@@ -734,7 +734,7 @@
           <w:sz w:val="19"/>
           <w:szCs w:val="19"/>
         </w:rPr>
-        <w:t>Converted detection logic to Sigma rules (vendor-neutral format used by enterprise SOCs); performed TCP/IP analysis in Wireshark to detect SYN scans, DNS tunnelling, and plaintext credential exposure on unencrypted sessions.</w:t>
+        <w:t>Deployed Telegram bot interface enabling analysts to submit URLs for live IOC enrichment; supports bulk CSV input/output for incident response workflows and includes OSINT enrichment via theHarvester for domain profiling.</w:t>
       </w:r>
     </w:p>
     <w:p>

--- a/resumes/Akshay_P_Resume.docx
+++ b/resumes/Akshay_P_Resume.docx
@@ -116,7 +116,7 @@
         <w:pBdr>
           <w:bottom w:val="single" w:sz="6" w:space="1" w:color="000000"/>
         </w:pBdr>
-        <w:spacing w:before="372" w:after="52"/>
+        <w:spacing w:before="396" w:after="52"/>
       </w:pPr>
       <w:r>
         <w:rPr>
@@ -294,7 +294,7 @@
     </w:p>
     <w:p>
       <w:pPr>
-        <w:spacing w:before="11" w:after="3"/>
+        <w:spacing w:before="17" w:after="9"/>
       </w:pPr>
     </w:p>
     <w:p>
@@ -302,7 +302,7 @@
         <w:pBdr>
           <w:bottom w:val="single" w:sz="6" w:space="1" w:color="000000"/>
         </w:pBdr>
-        <w:spacing w:before="167" w:after="52"/>
+        <w:spacing w:before="191" w:after="52"/>
       </w:pPr>
       <w:r>
         <w:rPr>
@@ -420,16 +420,16 @@
           <w:ilvl w:val="0"/>
           <w:numId w:val="2"/>
         </w:numPr>
-        <w:spacing w:before="13" w:after="15"/>
-      </w:pPr>
-      <w:r>
-        <w:rPr>
-          <w:rFonts w:ascii="Source Sans Pro" w:eastAsia="Source Sans Pro" w:hAnsi="Source Sans Pro" w:cs="Source Sans Pro"/>
-          <w:color w:val="000000"/>
-          <w:sz w:val="19"/>
-          <w:szCs w:val="19"/>
-        </w:rPr>
-        <w:t>Triaged 50+ weekly inventory reimbursement cases by severity and policy eligibility, routing high-risk claims to senior review within same-day SLA with no escalation omissions.</w:t>
+        <w:spacing w:before="13" w:after="21"/>
+      </w:pPr>
+      <w:r>
+        <w:rPr>
+          <w:rFonts w:ascii="Source Sans Pro" w:eastAsia="Source Sans Pro" w:hAnsi="Source Sans Pro" w:cs="Source Sans Pro"/>
+          <w:color w:val="000000"/>
+          <w:sz w:val="19"/>
+          <w:szCs w:val="19"/>
+        </w:rPr>
+        <w:t>Triaged 50+ weekly inventory reimbursement cases by severity and policy eligibility, following structured case triage, escalation, and decision workflows.</w:t>
       </w:r>
     </w:p>
     <w:p>
@@ -439,16 +439,16 @@
           <w:ilvl w:val="0"/>
           <w:numId w:val="2"/>
         </w:numPr>
-        <w:spacing w:before="13" w:after="15"/>
-      </w:pPr>
-      <w:r>
-        <w:rPr>
-          <w:rFonts w:ascii="Source Sans Pro" w:eastAsia="Source Sans Pro" w:hAnsi="Source Sans Pro" w:cs="Source Sans Pro"/>
-          <w:color w:val="000000"/>
-          <w:sz w:val="19"/>
-          <w:szCs w:val="19"/>
-        </w:rPr>
-        <w:t>Investigated seller claims for policy violations and anomalous patterns across 200+ weekly cases; documented root-cause findings with supporting evidence for senior reviewer sign-off.</w:t>
+        <w:spacing w:before="13" w:after="21"/>
+      </w:pPr>
+      <w:r>
+        <w:rPr>
+          <w:rFonts w:ascii="Source Sans Pro" w:eastAsia="Source Sans Pro" w:hAnsi="Source Sans Pro" w:cs="Source Sans Pro"/>
+          <w:color w:val="000000"/>
+          <w:sz w:val="19"/>
+          <w:szCs w:val="19"/>
+        </w:rPr>
+        <w:t>Investigated root cause of seller claims, identified policy violations and anomalous patterns, and escalated findings to senior reviewers, mitigating risk exposure.</w:t>
       </w:r>
     </w:p>
     <w:p>
@@ -458,16 +458,16 @@
           <w:ilvl w:val="0"/>
           <w:numId w:val="2"/>
         </w:numPr>
-        <w:spacing w:before="13" w:after="15"/>
-      </w:pPr>
-      <w:r>
-        <w:rPr>
-          <w:rFonts w:ascii="Source Sans Pro" w:eastAsia="Source Sans Pro" w:hAnsi="Source Sans Pro" w:cs="Source Sans Pro"/>
-          <w:color w:val="000000"/>
-          <w:sz w:val="19"/>
-          <w:szCs w:val="19"/>
-        </w:rPr>
-        <w:t>Maintained structured case records capturing investigation rationale, policy evidence, and corrective actions, producing audit-ready documentation for compliance review.</w:t>
+        <w:spacing w:before="13" w:after="21"/>
+      </w:pPr>
+      <w:r>
+        <w:rPr>
+          <w:rFonts w:ascii="Source Sans Pro" w:eastAsia="Source Sans Pro" w:hAnsi="Source Sans Pro" w:cs="Source Sans Pro"/>
+          <w:color w:val="000000"/>
+          <w:sz w:val="19"/>
+          <w:szCs w:val="19"/>
+        </w:rPr>
+        <w:t>Documented audit‑ready case records, recording investigation findings, decisions, evidence notes, and corrective actions.</w:t>
       </w:r>
     </w:p>
     <w:p>
@@ -477,16 +477,16 @@
           <w:ilvl w:val="0"/>
           <w:numId w:val="2"/>
         </w:numPr>
-        <w:spacing w:before="13" w:after="15"/>
-      </w:pPr>
-      <w:r>
-        <w:rPr>
-          <w:rFonts w:ascii="Source Sans Pro" w:eastAsia="Source Sans Pro" w:hAnsi="Source Sans Pro" w:cs="Source Sans Pro"/>
-          <w:color w:val="000000"/>
-          <w:sz w:val="19"/>
-          <w:szCs w:val="19"/>
-        </w:rPr>
-        <w:t>Identified recurring fraud patterns across case history and flagged them ahead of weekly review cycles, cutting repeat-issue re-investigation before escalation.</w:t>
+        <w:spacing w:before="13" w:after="21"/>
+      </w:pPr>
+      <w:r>
+        <w:rPr>
+          <w:rFonts w:ascii="Source Sans Pro" w:eastAsia="Source Sans Pro" w:hAnsi="Source Sans Pro" w:cs="Source Sans Pro"/>
+          <w:color w:val="000000"/>
+          <w:sz w:val="19"/>
+          <w:szCs w:val="19"/>
+        </w:rPr>
+        <w:t>Detected recurring fraud patterns across 200+ weekly cases and flagged them early, reducing repeat‑issue investigation time before escalation.</w:t>
       </w:r>
     </w:p>
     <w:p>
@@ -494,7 +494,7 @@
         <w:pBdr>
           <w:bottom w:val="single" w:sz="6" w:space="1" w:color="000000"/>
         </w:pBdr>
-        <w:spacing w:before="158" w:after="55"/>
+        <w:spacing w:before="164" w:after="61"/>
         <w:rPr>
           <w:rFonts w:ascii="Source Sans Pro" w:eastAsia="Source Sans Pro" w:hAnsi="Source Sans Pro" w:cs="Source Sans Pro"/>
           <w:b/>
@@ -510,7 +510,7 @@
         <w:pBdr>
           <w:bottom w:val="single" w:sz="6" w:space="1" w:color="000000"/>
         </w:pBdr>
-        <w:spacing w:before="167" w:after="52"/>
+        <w:spacing w:before="191" w:after="52"/>
       </w:pPr>
       <w:r>
         <w:rPr>
@@ -532,115 +532,6 @@
         <w:spacing w:before="62"/>
       </w:pPr>
       <w:hyperlink r:id="rId8">
-        <w:r>
-          <w:rPr>
-            <w:rFonts w:ascii="Source Sans Pro" w:eastAsia="Source Sans Pro" w:hAnsi="Source Sans Pro" w:cs="Source Sans Pro"/>
-            <w:b/>
-            <w:color w:val="000000"/>
-            <w:sz w:val="19"/>
-            <w:szCs w:val="19"/>
-            <w:u w:val="single"/>
-          </w:rPr>
-          <w:t>SOC Automation and Threat Detection Lab</w:t>
-        </w:r>
-      </w:hyperlink>
-      <w:r>
-        <w:rPr>
-          <w:rFonts w:ascii="Source Sans Pro" w:eastAsia="Source Sans Pro" w:hAnsi="Source Sans Pro" w:cs="Source Sans Pro"/>
-          <w:sz w:val="19"/>
-          <w:szCs w:val="19"/>
-        </w:rPr>
-        <w:t xml:space="preserve">  |  </w:t>
-      </w:r>
-      <w:r>
-        <w:rPr>
-          <w:rFonts w:ascii="Source Sans Pro" w:eastAsia="Source Sans Pro" w:hAnsi="Source Sans Pro" w:cs="Source Sans Pro"/>
-          <w:sz w:val="19"/>
-          <w:szCs w:val="19"/>
-        </w:rPr>
-        <w:tab/>
-      </w:r>
-      <w:r>
-        <w:rPr>
-          <w:rFonts w:ascii="Source Sans Pro Light" w:eastAsia="Source Sans Pro" w:hAnsi="Source Sans Pro Light" w:cs="Source Sans Pro"/>
-          <w:i/>
-          <w:iCs/>
-          <w:sz w:val="19"/>
-          <w:szCs w:val="19"/>
-        </w:rPr>
-        <w:t>Python, Splunk, Wireshark, Nmap, MITRE ATT&amp;CK</w:t>
-      </w:r>
-    </w:p>
-    <w:p>
-      <w:pPr>
-        <w:pStyle w:val="ListParagraph"/>
-        <w:numPr>
-          <w:ilvl w:val="0"/>
-          <w:numId w:val="2"/>
-        </w:numPr>
-        <w:spacing w:before="13" w:after="15"/>
-      </w:pPr>
-      <w:r>
-        <w:rPr>
-          <w:rFonts w:ascii="Source Sans Pro" w:eastAsia="Source Sans Pro" w:hAnsi="Source Sans Pro" w:cs="Source Sans Pro"/>
-          <w:color w:val="000000"/>
-          <w:sz w:val="19"/>
-          <w:szCs w:val="19"/>
-        </w:rPr>
-        <w:t>Deployed Splunk SIEM with SPL correlation searches for brute-force detection, lateral movement, and privilege escalation; mapped TTPs to MITRE ATT&amp;CK and wrote PICERL incident report.</w:t>
-      </w:r>
-    </w:p>
-    <w:p>
-      <w:pPr>
-        <w:pStyle w:val="ListParagraph"/>
-        <w:numPr>
-          <w:ilvl w:val="0"/>
-          <w:numId w:val="2"/>
-        </w:numPr>
-        <w:spacing w:before="13" w:after="15"/>
-      </w:pPr>
-      <w:r>
-        <w:rPr>
-          <w:rFonts w:ascii="Source Sans Pro" w:eastAsia="Source Sans Pro" w:hAnsi="Source Sans Pro" w:cs="Source Sans Pro"/>
-          <w:color w:val="000000"/>
-          <w:sz w:val="19"/>
-          <w:szCs w:val="19"/>
-        </w:rPr>
-        <w:t>Built automated SOAR-style detection pipeline: Python script ingests Splunk alerts, runs IOC enrichment via VirusTotal API, and dispatches Telegram notifications with severity classification.</w:t>
-      </w:r>
-    </w:p>
-    <w:p>
-      <w:pPr>
-        <w:pStyle w:val="ListParagraph"/>
-        <w:numPr>
-          <w:ilvl w:val="0"/>
-          <w:numId w:val="2"/>
-        </w:numPr>
-        <w:spacing w:before="13" w:after="15"/>
-      </w:pPr>
-      <w:r>
-        <w:rPr>
-          <w:rFonts w:ascii="Source Sans Pro" w:eastAsia="Source Sans Pro" w:hAnsi="Source Sans Pro" w:cs="Source Sans Pro"/>
-          <w:color w:val="000000"/>
-          <w:sz w:val="19"/>
-          <w:szCs w:val="19"/>
-        </w:rPr>
-        <w:t>Converted detection logic to Sigma rules (vendor-neutral format used by enterprise SOCs); performed TCP/IP analysis in Wireshark to detect SYN scans, DNS tunnelling, and plaintext credential exposure on unencrypted sessions.</w:t>
-      </w:r>
-    </w:p>
-    <w:p>
-      <w:pPr>
-        <w:spacing w:before="33" w:after="3"/>
-      </w:pPr>
-    </w:p>
-    <w:p>
-      <w:pPr>
-        <w:tabs>
-          <w:tab w:val="right" w:pos="10800"/>
-        </w:tabs>
-        <w:spacing w:before="30"/>
-      </w:pPr>
-      <w:hyperlink r:id="rId9">
         <w:r>
           <w:rPr>
             <w:rFonts w:ascii="Source Sans Pro" w:eastAsia="Source Sans Pro" w:hAnsi="Source Sans Pro" w:cs="Source Sans Pro"/>
@@ -687,16 +578,16 @@
           <w:ilvl w:val="0"/>
           <w:numId w:val="2"/>
         </w:numPr>
-        <w:spacing w:before="13" w:after="15"/>
-      </w:pPr>
-      <w:r>
-        <w:rPr>
-          <w:rFonts w:ascii="Source Sans Pro" w:eastAsia="Source Sans Pro" w:hAnsi="Source Sans Pro" w:cs="Source Sans Pro"/>
-          <w:color w:val="000000"/>
-          <w:sz w:val="19"/>
-          <w:szCs w:val="19"/>
-        </w:rPr>
-        <w:t>Built multi-API threat intelligence pipeline: submits suspicious URLs/IPs to VirusTotal, AbuseIPDB, and URLScan.io; cross-references WHOIS registration age, DNS records, and SSL details for phishing analysis.</w:t>
+        <w:spacing w:before="13" w:after="21"/>
+      </w:pPr>
+      <w:r>
+        <w:rPr>
+          <w:rFonts w:ascii="Source Sans Pro" w:eastAsia="Source Sans Pro" w:hAnsi="Source Sans Pro" w:cs="Source Sans Pro"/>
+          <w:color w:val="000000"/>
+          <w:sz w:val="19"/>
+          <w:szCs w:val="19"/>
+        </w:rPr>
+        <w:t>Built multi-source risk assessment pipeline: submits vendor domains and IPs to VirusTotal, AbuseIPDB, and URLScan.io; cross-references WHOIS registration age, DNS records, and SSL certificate details for third-party due diligence.</w:t>
       </w:r>
     </w:p>
     <w:p>
@@ -706,16 +597,16 @@
           <w:ilvl w:val="0"/>
           <w:numId w:val="2"/>
         </w:numPr>
-        <w:spacing w:before="13" w:after="15"/>
-      </w:pPr>
-      <w:r>
-        <w:rPr>
-          <w:rFonts w:ascii="Source Sans Pro" w:eastAsia="Source Sans Pro" w:hAnsi="Source Sans Pro" w:cs="Source Sans Pro"/>
-          <w:color w:val="000000"/>
-          <w:sz w:val="19"/>
-          <w:szCs w:val="19"/>
-        </w:rPr>
-        <w:t>Implemented typosquatting domain detector generating character-substitution variants of brand domains and checking live DNS resolution for brand-impersonation analysis.</w:t>
+        <w:spacing w:before="13" w:after="21"/>
+      </w:pPr>
+      <w:r>
+        <w:rPr>
+          <w:rFonts w:ascii="Source Sans Pro" w:eastAsia="Source Sans Pro" w:hAnsi="Source Sans Pro" w:cs="Source Sans Pro"/>
+          <w:color w:val="000000"/>
+          <w:sz w:val="19"/>
+          <w:szCs w:val="19"/>
+        </w:rPr>
+        <w:t>Implemented domain reputation assessment tool generating typosquatting variants of monitored domains and checking live DNS resolution for vendor and partner ecosystem review.</w:t>
       </w:r>
     </w:p>
     <w:p>
@@ -725,196 +616,68 @@
           <w:ilvl w:val="0"/>
           <w:numId w:val="2"/>
         </w:numPr>
-        <w:spacing w:before="13" w:after="15"/>
-      </w:pPr>
-      <w:r>
-        <w:rPr>
-          <w:rFonts w:ascii="Source Sans Pro" w:eastAsia="Source Sans Pro" w:hAnsi="Source Sans Pro" w:cs="Source Sans Pro"/>
-          <w:color w:val="000000"/>
-          <w:sz w:val="19"/>
-          <w:szCs w:val="19"/>
-        </w:rPr>
-        <w:t>Deployed Telegram bot interface enabling analysts to submit URLs for live IOC enrichment; supports bulk CSV input/output for incident response workflows and includes OSINT enrichment via theHarvester for domain profiling.</w:t>
-      </w:r>
-    </w:p>
-    <w:p>
-      <w:pPr>
-        <w:pBdr>
-          <w:bottom w:val="single" w:sz="6" w:space="1" w:color="000000"/>
-        </w:pBdr>
-        <w:spacing w:before="158" w:after="55"/>
-        <w:rPr>
-          <w:rFonts w:ascii="Source Sans Pro" w:eastAsia="Source Sans Pro" w:hAnsi="Source Sans Pro" w:cs="Source Sans Pro"/>
-          <w:b/>
-          <w:bCs/>
-          <w:color w:val="000000"/>
-          <w:sz w:val="22"/>
-          <w:szCs w:val="22"/>
-        </w:rPr>
-      </w:pPr>
-    </w:p>
-    <w:p>
-      <w:pPr>
-        <w:pBdr>
-          <w:bottom w:val="single" w:sz="6" w:space="1" w:color="000000"/>
-        </w:pBdr>
-        <w:spacing w:before="167" w:after="52"/>
-      </w:pPr>
-      <w:r>
-        <w:rPr>
-          <w:rFonts w:ascii="Source Sans Pro" w:eastAsia="Source Sans Pro" w:hAnsi="Source Sans Pro" w:cs="Source Sans Pro"/>
-          <w:b/>
-          <w:bCs/>
-          <w:color w:val="000000"/>
-          <w:sz w:val="22"/>
-          <w:szCs w:val="22"/>
-        </w:rPr>
-        <w:t>Technical Skills</w:t>
-      </w:r>
-    </w:p>
-    <w:p>
-      <w:pPr>
-        <w:spacing w:before="27" w:after="27"/>
-      </w:pPr>
-      <w:r>
-        <w:rPr>
-          <w:rFonts w:ascii="Source Sans Pro" w:eastAsia="Source Sans Pro" w:hAnsi="Source Sans Pro" w:cs="Source Sans Pro"/>
-          <w:b/>
-          <w:sz w:val="19"/>
-          <w:szCs w:val="19"/>
-        </w:rPr>
-        <w:t xml:space="preserve">SOC Operations: </w:t>
-      </w:r>
-      <w:r>
-        <w:rPr>
-          <w:rFonts w:ascii="Source Sans Pro" w:eastAsia="Source Sans Pro" w:hAnsi="Source Sans Pro" w:cs="Source Sans Pro"/>
-          <w:sz w:val="19"/>
-          <w:szCs w:val="19"/>
-        </w:rPr>
-        <w:t>Alert triage, incident investigation, log analysis, threat detection, escalation, false positive analysis</w:t>
-      </w:r>
-    </w:p>
-    <w:p>
-      <w:pPr>
-        <w:spacing w:before="27" w:after="27"/>
-      </w:pPr>
-      <w:r>
-        <w:rPr>
-          <w:rFonts w:ascii="Source Sans Pro" w:eastAsia="Source Sans Pro" w:hAnsi="Source Sans Pro" w:cs="Source Sans Pro"/>
-          <w:b/>
-          <w:sz w:val="19"/>
-          <w:szCs w:val="19"/>
-        </w:rPr>
-        <w:t xml:space="preserve">SIEM &amp; Monitoring: </w:t>
-      </w:r>
-      <w:r>
-        <w:rPr>
-          <w:rFonts w:ascii="Source Sans Pro" w:eastAsia="Source Sans Pro" w:hAnsi="Source Sans Pro" w:cs="Source Sans Pro"/>
-          <w:sz w:val="19"/>
-          <w:szCs w:val="19"/>
-        </w:rPr>
-        <w:t>Splunk (SPL), Elastic SIEM (basic), Windows Event Logs, Sysmon, Wireshark</w:t>
-      </w:r>
-    </w:p>
-    <w:p>
-      <w:pPr>
-        <w:spacing w:before="27" w:after="27"/>
-      </w:pPr>
-      <w:r>
-        <w:rPr>
-          <w:rFonts w:ascii="Source Sans Pro" w:eastAsia="Source Sans Pro" w:hAnsi="Source Sans Pro" w:cs="Source Sans Pro"/>
-          <w:b/>
-          <w:sz w:val="19"/>
-          <w:szCs w:val="19"/>
-        </w:rPr>
-        <w:t xml:space="preserve">Threat Intelligence: </w:t>
-      </w:r>
-      <w:r>
-        <w:rPr>
-          <w:rFonts w:ascii="Source Sans Pro" w:eastAsia="Source Sans Pro" w:hAnsi="Source Sans Pro" w:cs="Source Sans Pro"/>
-          <w:sz w:val="19"/>
-          <w:szCs w:val="19"/>
-        </w:rPr>
-        <w:t>MITRE ATT&amp;CK, IOC analysis, VirusTotal, OSINT enrichment, Cyber Kill Chain</w:t>
-      </w:r>
-    </w:p>
-    <w:p>
-      <w:pPr>
-        <w:spacing w:before="27" w:after="27"/>
-      </w:pPr>
-      <w:r>
-        <w:rPr>
-          <w:rFonts w:ascii="Source Sans Pro" w:eastAsia="Source Sans Pro" w:hAnsi="Source Sans Pro" w:cs="Source Sans Pro"/>
-          <w:b/>
-          <w:sz w:val="19"/>
-          <w:szCs w:val="19"/>
-        </w:rPr>
-        <w:t xml:space="preserve">Systems &amp; Networking: </w:t>
-      </w:r>
-      <w:r>
-        <w:rPr>
-          <w:rFonts w:ascii="Source Sans Pro" w:eastAsia="Source Sans Pro" w:hAnsi="Source Sans Pro" w:cs="Source Sans Pro"/>
-          <w:sz w:val="19"/>
-          <w:szCs w:val="19"/>
-        </w:rPr>
-        <w:t>Windows internals, Linux fundamentals, TCP/IP, DNS, HTTP/S, firewall and IDS/IPS concepts</w:t>
-      </w:r>
-    </w:p>
-    <w:p>
-      <w:pPr>
-        <w:spacing w:before="27" w:after="27"/>
-      </w:pPr>
-      <w:r>
-        <w:rPr>
-          <w:rFonts w:ascii="Source Sans Pro" w:eastAsia="Source Sans Pro" w:hAnsi="Source Sans Pro" w:cs="Source Sans Pro"/>
-          <w:b/>
-          <w:sz w:val="19"/>
-          <w:szCs w:val="19"/>
-        </w:rPr>
-        <w:t xml:space="preserve">Automation: </w:t>
-      </w:r>
-      <w:r>
-        <w:rPr>
-          <w:rFonts w:ascii="Source Sans Pro" w:eastAsia="Source Sans Pro" w:hAnsi="Source Sans Pro" w:cs="Source Sans Pro"/>
-          <w:sz w:val="19"/>
-          <w:szCs w:val="19"/>
-        </w:rPr>
-        <w:t>Python, Bash (basic), regular expressions</w:t>
-      </w:r>
-    </w:p>
-    <w:p>
-      <w:pPr>
-        <w:pBdr>
-          <w:bottom w:val="single" w:sz="6" w:space="1" w:color="000000"/>
-        </w:pBdr>
-        <w:spacing w:before="158" w:after="55"/>
-        <w:rPr>
-          <w:rFonts w:ascii="Source Sans Pro" w:eastAsia="Source Sans Pro" w:hAnsi="Source Sans Pro" w:cs="Source Sans Pro"/>
-          <w:b/>
-          <w:bCs/>
-          <w:color w:val="000000"/>
-          <w:sz w:val="22"/>
-          <w:szCs w:val="22"/>
-        </w:rPr>
-      </w:pPr>
-    </w:p>
-    <w:p>
-      <w:pPr>
-        <w:pBdr>
-          <w:bottom w:val="single" w:sz="6" w:space="1" w:color="000000"/>
-        </w:pBdr>
-        <w:spacing w:before="167" w:after="52"/>
-      </w:pPr>
-      <w:r>
-        <w:rPr>
-          <w:rFonts w:ascii="Source Sans Pro" w:eastAsia="Source Sans Pro" w:hAnsi="Source Sans Pro" w:cs="Source Sans Pro"/>
-          <w:b/>
-          <w:bCs/>
-          <w:color w:val="000000"/>
-          <w:sz w:val="22"/>
-          <w:szCs w:val="22"/>
-        </w:rPr>
-        <w:t>Certifications</w:t>
+        <w:spacing w:before="13" w:after="21"/>
+      </w:pPr>
+      <w:r>
+        <w:rPr>
+          <w:rFonts w:ascii="Source Sans Pro" w:eastAsia="Source Sans Pro" w:hAnsi="Source Sans Pro" w:cs="Source Sans Pro"/>
+          <w:color w:val="000000"/>
+          <w:sz w:val="19"/>
+          <w:szCs w:val="19"/>
+        </w:rPr>
+        <w:t>Deployed automated risk assessment interface via Telegram bot enabling analysts to submit domains for enrichment; supports bulk CSV input/output for vendor risk assessment workflows and includes OSINT enrichment via theHarvester for domain profiling.</w:t>
+      </w:r>
+    </w:p>
+    <w:p>
+      <w:pPr>
+        <w:spacing w:before="39" w:after="9"/>
+      </w:pPr>
+    </w:p>
+    <w:p>
+      <w:pPr>
+        <w:tabs>
+          <w:tab w:val="right" w:pos="10800"/>
+        </w:tabs>
+        <w:spacing w:before="30"/>
+      </w:pPr>
+      <w:hyperlink r:id="rId9">
+        <w:r>
+          <w:rPr>
+            <w:rFonts w:ascii="Source Sans Pro" w:eastAsia="Source Sans Pro" w:hAnsi="Source Sans Pro" w:cs="Source Sans Pro"/>
+            <w:b/>
+            <w:color w:val="000000"/>
+            <w:sz w:val="19"/>
+            <w:szCs w:val="19"/>
+            <w:u w:val="single"/>
+          </w:rPr>
+          <w:t>Vulnerability Scanner and Patch Prioritization Engine</w:t>
+        </w:r>
+      </w:hyperlink>
+      <w:r>
+        <w:rPr>
+          <w:rFonts w:ascii="Source Sans Pro" w:eastAsia="Source Sans Pro" w:hAnsi="Source Sans Pro" w:cs="Source Sans Pro"/>
+          <w:sz w:val="19"/>
+          <w:szCs w:val="19"/>
+        </w:rPr>
+        <w:t xml:space="preserve">  |  </w:t>
+      </w:r>
+      <w:r>
+        <w:rPr>
+          <w:rFonts w:ascii="Source Sans Pro" w:eastAsia="Source Sans Pro" w:hAnsi="Source Sans Pro" w:cs="Source Sans Pro"/>
+          <w:sz w:val="19"/>
+          <w:szCs w:val="19"/>
+        </w:rPr>
+        <w:tab/>
+      </w:r>
+      <w:r>
+        <w:rPr>
+          <w:rFonts w:ascii="Source Sans Pro Light" w:eastAsia="Source Sans Pro" w:hAnsi="Source Sans Pro Light" w:cs="Source Sans Pro"/>
+          <w:i/>
+          <w:iCs/>
+          <w:sz w:val="19"/>
+          <w:szCs w:val="19"/>
+        </w:rPr>
+        <w:t>Python, Bash, Nessus, OpenVAS, NVD API</w:t>
       </w:r>
     </w:p>
     <w:p>
@@ -924,16 +687,16 @@
           <w:ilvl w:val="0"/>
           <w:numId w:val="2"/>
         </w:numPr>
-        <w:spacing w:before="13" w:after="15"/>
-      </w:pPr>
-      <w:r>
-        <w:rPr>
-          <w:rFonts w:ascii="Source Sans Pro" w:eastAsia="Source Sans Pro" w:hAnsi="Source Sans Pro" w:cs="Source Sans Pro"/>
-          <w:color w:val="000000"/>
-          <w:sz w:val="19"/>
-          <w:szCs w:val="19"/>
-        </w:rPr>
-        <w:t>CompTIA Security+ SY0-701  —  in progress, exam target Q3 2026</w:t>
+        <w:spacing w:before="13" w:after="21"/>
+      </w:pPr>
+      <w:r>
+        <w:rPr>
+          <w:rFonts w:ascii="Source Sans Pro" w:eastAsia="Source Sans Pro" w:hAnsi="Source Sans Pro" w:cs="Source Sans Pro"/>
+          <w:color w:val="000000"/>
+          <w:sz w:val="19"/>
+          <w:szCs w:val="19"/>
+        </w:rPr>
+        <w:t>Built automated vulnerability assessment pipeline integrating Nessus and OpenVAS APIs in Python; generated audit-ready CVE reports classified by CVSS severity with EPSS context from the FIRST.org API.</w:t>
       </w:r>
     </w:p>
     <w:p>
@@ -943,7 +706,244 @@
           <w:ilvl w:val="0"/>
           <w:numId w:val="2"/>
         </w:numPr>
-        <w:spacing w:before="13" w:after="15"/>
+        <w:spacing w:before="13" w:after="21"/>
+      </w:pPr>
+      <w:r>
+        <w:rPr>
+          <w:rFonts w:ascii="Source Sans Pro" w:eastAsia="Source Sans Pro" w:hAnsi="Source Sans Pro" w:cs="Source Sans Pro"/>
+          <w:color w:val="000000"/>
+          <w:sz w:val="19"/>
+          <w:szCs w:val="19"/>
+        </w:rPr>
+        <w:t>Developed OWASP Top 10 automated compliance checker validating web application security controls against regulatory requirements; documented vulnerability-to-remediation audit trails including SQL injection evidence and parameterised query fixes.</w:t>
+      </w:r>
+    </w:p>
+    <w:p>
+      <w:pPr>
+        <w:pStyle w:val="ListParagraph"/>
+        <w:numPr>
+          <w:ilvl w:val="0"/>
+          <w:numId w:val="2"/>
+        </w:numPr>
+        <w:spacing w:before="13" w:after="21"/>
+      </w:pPr>
+      <w:r>
+        <w:rPr>
+          <w:rFonts w:ascii="Source Sans Pro" w:eastAsia="Source Sans Pro" w:hAnsi="Source Sans Pro" w:cs="Source Sans Pro"/>
+          <w:color w:val="000000"/>
+          <w:sz w:val="19"/>
+          <w:szCs w:val="19"/>
+        </w:rPr>
+        <w:t>Automated compliance scan scheduling via Bash and cron; built delta-scan logic to track remediation progress and organize audit evidence for patch compliance review.</w:t>
+      </w:r>
+    </w:p>
+    <w:p>
+      <w:pPr>
+        <w:pBdr>
+          <w:bottom w:val="single" w:sz="6" w:space="1" w:color="000000"/>
+        </w:pBdr>
+        <w:spacing w:before="164" w:after="61"/>
+        <w:rPr>
+          <w:rFonts w:ascii="Source Sans Pro" w:eastAsia="Source Sans Pro" w:hAnsi="Source Sans Pro" w:cs="Source Sans Pro"/>
+          <w:b/>
+          <w:bCs/>
+          <w:color w:val="000000"/>
+          <w:sz w:val="22"/>
+          <w:szCs w:val="22"/>
+        </w:rPr>
+      </w:pPr>
+    </w:p>
+    <w:p>
+      <w:pPr>
+        <w:pBdr>
+          <w:bottom w:val="single" w:sz="6" w:space="1" w:color="000000"/>
+        </w:pBdr>
+        <w:spacing w:before="191" w:after="52"/>
+      </w:pPr>
+      <w:r>
+        <w:rPr>
+          <w:rFonts w:ascii="Source Sans Pro" w:eastAsia="Source Sans Pro" w:hAnsi="Source Sans Pro" w:cs="Source Sans Pro"/>
+          <w:b/>
+          <w:bCs/>
+          <w:color w:val="000000"/>
+          <w:sz w:val="22"/>
+          <w:szCs w:val="22"/>
+        </w:rPr>
+        <w:t>Technical Skills</w:t>
+      </w:r>
+    </w:p>
+    <w:p>
+      <w:pPr>
+        <w:spacing w:before="33" w:after="33"/>
+      </w:pPr>
+      <w:r>
+        <w:rPr>
+          <w:rFonts w:ascii="Source Sans Pro" w:eastAsia="Source Sans Pro" w:hAnsi="Source Sans Pro" w:cs="Source Sans Pro"/>
+          <w:b/>
+          <w:sz w:val="19"/>
+          <w:szCs w:val="19"/>
+        </w:rPr>
+        <w:t xml:space="preserve">GRC &amp; Compliance: </w:t>
+      </w:r>
+      <w:r>
+        <w:rPr>
+          <w:rFonts w:ascii="Source Sans Pro" w:eastAsia="Source Sans Pro" w:hAnsi="Source Sans Pro" w:cs="Source Sans Pro"/>
+          <w:sz w:val="19"/>
+          <w:szCs w:val="19"/>
+        </w:rPr>
+        <w:t>NIST CSF, ISO 27001, PCI-DSS, GDPR/PDPB, SOX/ITGC, compliance monitoring</w:t>
+      </w:r>
+    </w:p>
+    <w:p>
+      <w:pPr>
+        <w:spacing w:before="33" w:after="33"/>
+      </w:pPr>
+      <w:r>
+        <w:rPr>
+          <w:rFonts w:ascii="Source Sans Pro" w:eastAsia="Source Sans Pro" w:hAnsi="Source Sans Pro" w:cs="Source Sans Pro"/>
+          <w:b/>
+          <w:sz w:val="19"/>
+          <w:szCs w:val="19"/>
+        </w:rPr>
+        <w:t xml:space="preserve">Risk &amp; Audit: </w:t>
+      </w:r>
+      <w:r>
+        <w:rPr>
+          <w:rFonts w:ascii="Source Sans Pro" w:eastAsia="Source Sans Pro" w:hAnsi="Source Sans Pro" w:cs="Source Sans Pro"/>
+          <w:sz w:val="19"/>
+          <w:szCs w:val="19"/>
+        </w:rPr>
+        <w:t>Risk assessment, control testing, audit documentation, vendor risk, RCSA basics</w:t>
+      </w:r>
+    </w:p>
+    <w:p>
+      <w:pPr>
+        <w:spacing w:before="33" w:after="33"/>
+      </w:pPr>
+      <w:r>
+        <w:rPr>
+          <w:rFonts w:ascii="Source Sans Pro" w:eastAsia="Source Sans Pro" w:hAnsi="Source Sans Pro" w:cs="Source Sans Pro"/>
+          <w:b/>
+          <w:sz w:val="19"/>
+          <w:szCs w:val="19"/>
+        </w:rPr>
+        <w:t xml:space="preserve">Fraud &amp; AML: </w:t>
+      </w:r>
+      <w:r>
+        <w:rPr>
+          <w:rFonts w:ascii="Source Sans Pro" w:eastAsia="Source Sans Pro" w:hAnsi="Source Sans Pro" w:cs="Source Sans Pro"/>
+          <w:sz w:val="19"/>
+          <w:szCs w:val="19"/>
+        </w:rPr>
+        <w:t>Transaction monitoring, AML typologies, KYC/CDD, sanctions screening</w:t>
+      </w:r>
+    </w:p>
+    <w:p>
+      <w:pPr>
+        <w:spacing w:before="33" w:after="33"/>
+      </w:pPr>
+      <w:r>
+        <w:rPr>
+          <w:rFonts w:ascii="Source Sans Pro" w:eastAsia="Source Sans Pro" w:hAnsi="Source Sans Pro" w:cs="Source Sans Pro"/>
+          <w:b/>
+          <w:sz w:val="19"/>
+          <w:szCs w:val="19"/>
+        </w:rPr>
+        <w:t xml:space="preserve">Systems &amp; Tools: </w:t>
+      </w:r>
+      <w:r>
+        <w:rPr>
+          <w:rFonts w:ascii="Source Sans Pro" w:eastAsia="Source Sans Pro" w:hAnsi="Source Sans Pro" w:cs="Source Sans Pro"/>
+          <w:sz w:val="19"/>
+          <w:szCs w:val="19"/>
+        </w:rPr>
+        <w:t>Windows internals, Linux fundamentals, Python, Excel, SQL (basic), TCP/IP basics</w:t>
+      </w:r>
+    </w:p>
+    <w:p>
+      <w:pPr>
+        <w:spacing w:before="33" w:after="33"/>
+      </w:pPr>
+      <w:r>
+        <w:rPr>
+          <w:rFonts w:ascii="Source Sans Pro" w:eastAsia="Source Sans Pro" w:hAnsi="Source Sans Pro" w:cs="Source Sans Pro"/>
+          <w:b/>
+          <w:sz w:val="19"/>
+          <w:szCs w:val="19"/>
+        </w:rPr>
+        <w:t xml:space="preserve">Frameworks: </w:t>
+      </w:r>
+      <w:r>
+        <w:rPr>
+          <w:rFonts w:ascii="Source Sans Pro" w:eastAsia="Source Sans Pro" w:hAnsi="Source Sans Pro" w:cs="Source Sans Pro"/>
+          <w:sz w:val="19"/>
+          <w:szCs w:val="19"/>
+        </w:rPr>
+        <w:t>MITRE ATT&amp;CK, OWASP Top 10, Incident Response (PICERL), audit trail documentation</w:t>
+      </w:r>
+    </w:p>
+    <w:p>
+      <w:pPr>
+        <w:pBdr>
+          <w:bottom w:val="single" w:sz="6" w:space="1" w:color="000000"/>
+        </w:pBdr>
+        <w:spacing w:before="164" w:after="61"/>
+        <w:rPr>
+          <w:rFonts w:ascii="Source Sans Pro" w:eastAsia="Source Sans Pro" w:hAnsi="Source Sans Pro" w:cs="Source Sans Pro"/>
+          <w:b/>
+          <w:bCs/>
+          <w:color w:val="000000"/>
+          <w:sz w:val="22"/>
+          <w:szCs w:val="22"/>
+        </w:rPr>
+      </w:pPr>
+    </w:p>
+    <w:p>
+      <w:pPr>
+        <w:pBdr>
+          <w:bottom w:val="single" w:sz="6" w:space="1" w:color="000000"/>
+        </w:pBdr>
+        <w:spacing w:before="191" w:after="52"/>
+      </w:pPr>
+      <w:r>
+        <w:rPr>
+          <w:rFonts w:ascii="Source Sans Pro" w:eastAsia="Source Sans Pro" w:hAnsi="Source Sans Pro" w:cs="Source Sans Pro"/>
+          <w:b/>
+          <w:bCs/>
+          <w:color w:val="000000"/>
+          <w:sz w:val="22"/>
+          <w:szCs w:val="22"/>
+        </w:rPr>
+        <w:t>Certifications</w:t>
+      </w:r>
+    </w:p>
+    <w:p>
+      <w:pPr>
+        <w:pStyle w:val="ListParagraph"/>
+        <w:numPr>
+          <w:ilvl w:val="0"/>
+          <w:numId w:val="2"/>
+        </w:numPr>
+        <w:spacing w:before="13" w:after="21"/>
+      </w:pPr>
+      <w:r>
+        <w:rPr>
+          <w:rFonts w:ascii="Source Sans Pro" w:eastAsia="Source Sans Pro" w:hAnsi="Source Sans Pro" w:cs="Source Sans Pro"/>
+          <w:color w:val="000000"/>
+          <w:sz w:val="19"/>
+          <w:szCs w:val="19"/>
+        </w:rPr>
+        <w:t>CompTIA Security+ SY0-701  —  in progress, exam target Q3 2026</w:t>
+      </w:r>
+    </w:p>
+    <w:p>
+      <w:pPr>
+        <w:pStyle w:val="ListParagraph"/>
+        <w:numPr>
+          <w:ilvl w:val="0"/>
+          <w:numId w:val="2"/>
+        </w:numPr>
+        <w:spacing w:before="13" w:after="21"/>
       </w:pPr>
       <w:r>
         <w:rPr>

--- a/resumes/Akshay_P_Resume.docx
+++ b/resumes/Akshay_P_Resume.docx
@@ -116,7 +116,7 @@
         <w:pBdr>
           <w:bottom w:val="single" w:sz="6" w:space="1" w:color="000000"/>
         </w:pBdr>
-        <w:spacing w:before="396" w:after="52"/>
+        <w:spacing w:before="372" w:after="52"/>
       </w:pPr>
       <w:r>
         <w:rPr>
@@ -294,7 +294,7 @@
     </w:p>
     <w:p>
       <w:pPr>
-        <w:spacing w:before="17" w:after="9"/>
+        <w:spacing w:before="11" w:after="3"/>
       </w:pPr>
     </w:p>
     <w:p>
@@ -302,7 +302,7 @@
         <w:pBdr>
           <w:bottom w:val="single" w:sz="6" w:space="1" w:color="000000"/>
         </w:pBdr>
-        <w:spacing w:before="191" w:after="52"/>
+        <w:spacing w:before="167" w:after="52"/>
       </w:pPr>
       <w:r>
         <w:rPr>
@@ -420,16 +420,16 @@
           <w:ilvl w:val="0"/>
           <w:numId w:val="2"/>
         </w:numPr>
-        <w:spacing w:before="13" w:after="21"/>
-      </w:pPr>
-      <w:r>
-        <w:rPr>
-          <w:rFonts w:ascii="Source Sans Pro" w:eastAsia="Source Sans Pro" w:hAnsi="Source Sans Pro" w:cs="Source Sans Pro"/>
-          <w:color w:val="000000"/>
-          <w:sz w:val="19"/>
-          <w:szCs w:val="19"/>
-        </w:rPr>
-        <w:t>Triaged 50+ weekly inventory reimbursement cases by severity and policy eligibility, following structured case triage, escalation, and decision workflows.</w:t>
+        <w:spacing w:before="13" w:after="15"/>
+      </w:pPr>
+      <w:r>
+        <w:rPr>
+          <w:rFonts w:ascii="Source Sans Pro" w:eastAsia="Source Sans Pro" w:hAnsi="Source Sans Pro" w:cs="Source Sans Pro"/>
+          <w:color w:val="000000"/>
+          <w:sz w:val="19"/>
+          <w:szCs w:val="19"/>
+        </w:rPr>
+        <w:t>Triaged 50+ weekly inventory reimbursement cases by severity and policy eligibility, routing high-risk claims to senior review within same-day SLA with no escalation omissions.</w:t>
       </w:r>
     </w:p>
     <w:p>
@@ -439,16 +439,16 @@
           <w:ilvl w:val="0"/>
           <w:numId w:val="2"/>
         </w:numPr>
-        <w:spacing w:before="13" w:after="21"/>
-      </w:pPr>
-      <w:r>
-        <w:rPr>
-          <w:rFonts w:ascii="Source Sans Pro" w:eastAsia="Source Sans Pro" w:hAnsi="Source Sans Pro" w:cs="Source Sans Pro"/>
-          <w:color w:val="000000"/>
-          <w:sz w:val="19"/>
-          <w:szCs w:val="19"/>
-        </w:rPr>
-        <w:t>Investigated root cause of seller claims, identified policy violations and anomalous patterns, and escalated findings to senior reviewers, mitigating risk exposure.</w:t>
+        <w:spacing w:before="13" w:after="15"/>
+      </w:pPr>
+      <w:r>
+        <w:rPr>
+          <w:rFonts w:ascii="Source Sans Pro" w:eastAsia="Source Sans Pro" w:hAnsi="Source Sans Pro" w:cs="Source Sans Pro"/>
+          <w:color w:val="000000"/>
+          <w:sz w:val="19"/>
+          <w:szCs w:val="19"/>
+        </w:rPr>
+        <w:t>Investigated seller claims for policy violations and anomalous patterns across 200+ weekly cases; documented root-cause findings with supporting evidence for senior reviewer sign-off.</w:t>
       </w:r>
     </w:p>
     <w:p>
@@ -458,16 +458,16 @@
           <w:ilvl w:val="0"/>
           <w:numId w:val="2"/>
         </w:numPr>
-        <w:spacing w:before="13" w:after="21"/>
-      </w:pPr>
-      <w:r>
-        <w:rPr>
-          <w:rFonts w:ascii="Source Sans Pro" w:eastAsia="Source Sans Pro" w:hAnsi="Source Sans Pro" w:cs="Source Sans Pro"/>
-          <w:color w:val="000000"/>
-          <w:sz w:val="19"/>
-          <w:szCs w:val="19"/>
-        </w:rPr>
-        <w:t>Documented audit‑ready case records, recording investigation findings, decisions, evidence notes, and corrective actions.</w:t>
+        <w:spacing w:before="13" w:after="15"/>
+      </w:pPr>
+      <w:r>
+        <w:rPr>
+          <w:rFonts w:ascii="Source Sans Pro" w:eastAsia="Source Sans Pro" w:hAnsi="Source Sans Pro" w:cs="Source Sans Pro"/>
+          <w:color w:val="000000"/>
+          <w:sz w:val="19"/>
+          <w:szCs w:val="19"/>
+        </w:rPr>
+        <w:t>Maintained structured case records capturing investigation rationale, policy evidence, and corrective actions, producing audit-ready documentation for compliance review.</w:t>
       </w:r>
     </w:p>
     <w:p>
@@ -477,16 +477,16 @@
           <w:ilvl w:val="0"/>
           <w:numId w:val="2"/>
         </w:numPr>
-        <w:spacing w:before="13" w:after="21"/>
-      </w:pPr>
-      <w:r>
-        <w:rPr>
-          <w:rFonts w:ascii="Source Sans Pro" w:eastAsia="Source Sans Pro" w:hAnsi="Source Sans Pro" w:cs="Source Sans Pro"/>
-          <w:color w:val="000000"/>
-          <w:sz w:val="19"/>
-          <w:szCs w:val="19"/>
-        </w:rPr>
-        <w:t>Detected recurring fraud patterns across 200+ weekly cases and flagged them early, reducing repeat‑issue investigation time before escalation.</w:t>
+        <w:spacing w:before="13" w:after="15"/>
+      </w:pPr>
+      <w:r>
+        <w:rPr>
+          <w:rFonts w:ascii="Source Sans Pro" w:eastAsia="Source Sans Pro" w:hAnsi="Source Sans Pro" w:cs="Source Sans Pro"/>
+          <w:color w:val="000000"/>
+          <w:sz w:val="19"/>
+          <w:szCs w:val="19"/>
+        </w:rPr>
+        <w:t>Identified recurring fraud patterns across case history and flagged them ahead of weekly review cycles, cutting repeat-issue re-investigation before escalation.</w:t>
       </w:r>
     </w:p>
     <w:p>
@@ -494,7 +494,7 @@
         <w:pBdr>
           <w:bottom w:val="single" w:sz="6" w:space="1" w:color="000000"/>
         </w:pBdr>
-        <w:spacing w:before="164" w:after="61"/>
+        <w:spacing w:before="158" w:after="55"/>
         <w:rPr>
           <w:rFonts w:ascii="Source Sans Pro" w:eastAsia="Source Sans Pro" w:hAnsi="Source Sans Pro" w:cs="Source Sans Pro"/>
           <w:b/>
@@ -510,7 +510,7 @@
         <w:pBdr>
           <w:bottom w:val="single" w:sz="6" w:space="1" w:color="000000"/>
         </w:pBdr>
-        <w:spacing w:before="191" w:after="52"/>
+        <w:spacing w:before="167" w:after="52"/>
       </w:pPr>
       <w:r>
         <w:rPr>
@@ -532,115 +532,6 @@
         <w:spacing w:before="62"/>
       </w:pPr>
       <w:hyperlink r:id="rId8">
-        <w:r>
-          <w:rPr>
-            <w:rFonts w:ascii="Source Sans Pro" w:eastAsia="Source Sans Pro" w:hAnsi="Source Sans Pro" w:cs="Source Sans Pro"/>
-            <w:b/>
-            <w:color w:val="000000"/>
-            <w:sz w:val="19"/>
-            <w:szCs w:val="19"/>
-            <w:u w:val="single"/>
-          </w:rPr>
-          <w:t>Phishing and OSINT Threat Intelligence Tool</w:t>
-        </w:r>
-      </w:hyperlink>
-      <w:r>
-        <w:rPr>
-          <w:rFonts w:ascii="Source Sans Pro" w:eastAsia="Source Sans Pro" w:hAnsi="Source Sans Pro" w:cs="Source Sans Pro"/>
-          <w:sz w:val="19"/>
-          <w:szCs w:val="19"/>
-        </w:rPr>
-        <w:t xml:space="preserve">  |  </w:t>
-      </w:r>
-      <w:r>
-        <w:rPr>
-          <w:rFonts w:ascii="Source Sans Pro" w:eastAsia="Source Sans Pro" w:hAnsi="Source Sans Pro" w:cs="Source Sans Pro"/>
-          <w:sz w:val="19"/>
-          <w:szCs w:val="19"/>
-        </w:rPr>
-        <w:tab/>
-      </w:r>
-      <w:r>
-        <w:rPr>
-          <w:rFonts w:ascii="Source Sans Pro Light" w:eastAsia="Source Sans Pro" w:hAnsi="Source Sans Pro Light" w:cs="Source Sans Pro"/>
-          <w:i/>
-          <w:iCs/>
-          <w:sz w:val="19"/>
-          <w:szCs w:val="19"/>
-        </w:rPr>
-        <w:t>Python, VirusTotal API, AbuseIPDB, WHOIS, Telegram bot</w:t>
-      </w:r>
-    </w:p>
-    <w:p>
-      <w:pPr>
-        <w:pStyle w:val="ListParagraph"/>
-        <w:numPr>
-          <w:ilvl w:val="0"/>
-          <w:numId w:val="2"/>
-        </w:numPr>
-        <w:spacing w:before="13" w:after="21"/>
-      </w:pPr>
-      <w:r>
-        <w:rPr>
-          <w:rFonts w:ascii="Source Sans Pro" w:eastAsia="Source Sans Pro" w:hAnsi="Source Sans Pro" w:cs="Source Sans Pro"/>
-          <w:color w:val="000000"/>
-          <w:sz w:val="19"/>
-          <w:szCs w:val="19"/>
-        </w:rPr>
-        <w:t>Built multi-source risk assessment pipeline: submits vendor domains and IPs to VirusTotal, AbuseIPDB, and URLScan.io; cross-references WHOIS registration age, DNS records, and SSL certificate details for third-party due diligence.</w:t>
-      </w:r>
-    </w:p>
-    <w:p>
-      <w:pPr>
-        <w:pStyle w:val="ListParagraph"/>
-        <w:numPr>
-          <w:ilvl w:val="0"/>
-          <w:numId w:val="2"/>
-        </w:numPr>
-        <w:spacing w:before="13" w:after="21"/>
-      </w:pPr>
-      <w:r>
-        <w:rPr>
-          <w:rFonts w:ascii="Source Sans Pro" w:eastAsia="Source Sans Pro" w:hAnsi="Source Sans Pro" w:cs="Source Sans Pro"/>
-          <w:color w:val="000000"/>
-          <w:sz w:val="19"/>
-          <w:szCs w:val="19"/>
-        </w:rPr>
-        <w:t>Implemented domain reputation assessment tool generating typosquatting variants of monitored domains and checking live DNS resolution for vendor and partner ecosystem review.</w:t>
-      </w:r>
-    </w:p>
-    <w:p>
-      <w:pPr>
-        <w:pStyle w:val="ListParagraph"/>
-        <w:numPr>
-          <w:ilvl w:val="0"/>
-          <w:numId w:val="2"/>
-        </w:numPr>
-        <w:spacing w:before="13" w:after="21"/>
-      </w:pPr>
-      <w:r>
-        <w:rPr>
-          <w:rFonts w:ascii="Source Sans Pro" w:eastAsia="Source Sans Pro" w:hAnsi="Source Sans Pro" w:cs="Source Sans Pro"/>
-          <w:color w:val="000000"/>
-          <w:sz w:val="19"/>
-          <w:szCs w:val="19"/>
-        </w:rPr>
-        <w:t>Deployed automated risk assessment interface via Telegram bot enabling analysts to submit domains for enrichment; supports bulk CSV input/output for vendor risk assessment workflows and includes OSINT enrichment via theHarvester for domain profiling.</w:t>
-      </w:r>
-    </w:p>
-    <w:p>
-      <w:pPr>
-        <w:spacing w:before="39" w:after="9"/>
-      </w:pPr>
-    </w:p>
-    <w:p>
-      <w:pPr>
-        <w:tabs>
-          <w:tab w:val="right" w:pos="10800"/>
-        </w:tabs>
-        <w:spacing w:before="30"/>
-      </w:pPr>
-      <w:hyperlink r:id="rId9">
         <w:r>
           <w:rPr>
             <w:rFonts w:ascii="Source Sans Pro" w:eastAsia="Source Sans Pro" w:hAnsi="Source Sans Pro" w:cs="Source Sans Pro"/>
@@ -687,16 +578,16 @@
           <w:ilvl w:val="0"/>
           <w:numId w:val="2"/>
         </w:numPr>
-        <w:spacing w:before="13" w:after="21"/>
-      </w:pPr>
-      <w:r>
-        <w:rPr>
-          <w:rFonts w:ascii="Source Sans Pro" w:eastAsia="Source Sans Pro" w:hAnsi="Source Sans Pro" w:cs="Source Sans Pro"/>
-          <w:color w:val="000000"/>
-          <w:sz w:val="19"/>
-          <w:szCs w:val="19"/>
-        </w:rPr>
-        <w:t>Built automated vulnerability assessment pipeline integrating Nessus and OpenVAS APIs in Python; generated audit-ready CVE reports classified by CVSS severity with EPSS context from the FIRST.org API.</w:t>
+        <w:spacing w:before="13" w:after="15"/>
+      </w:pPr>
+      <w:r>
+        <w:rPr>
+          <w:rFonts w:ascii="Source Sans Pro" w:eastAsia="Source Sans Pro" w:hAnsi="Source Sans Pro" w:cs="Source Sans Pro"/>
+          <w:color w:val="000000"/>
+          <w:sz w:val="19"/>
+          <w:szCs w:val="19"/>
+        </w:rPr>
+        <w:t>Built automated application security testing pipeline integrating Nessus and OpenVAS APIs in Python; generated vulnerability reports classified by CVSS severity with EPSS context from the FIRST.org API.</w:t>
       </w:r>
     </w:p>
     <w:p>
@@ -706,16 +597,16 @@
           <w:ilvl w:val="0"/>
           <w:numId w:val="2"/>
         </w:numPr>
-        <w:spacing w:before="13" w:after="21"/>
-      </w:pPr>
-      <w:r>
-        <w:rPr>
-          <w:rFonts w:ascii="Source Sans Pro" w:eastAsia="Source Sans Pro" w:hAnsi="Source Sans Pro" w:cs="Source Sans Pro"/>
-          <w:color w:val="000000"/>
-          <w:sz w:val="19"/>
-          <w:szCs w:val="19"/>
-        </w:rPr>
-        <w:t>Developed OWASP Top 10 automated compliance checker validating web application security controls against regulatory requirements; documented vulnerability-to-remediation audit trails including SQL injection evidence and parameterised query fixes.</w:t>
+        <w:spacing w:before="13" w:after="15"/>
+      </w:pPr>
+      <w:r>
+        <w:rPr>
+          <w:rFonts w:ascii="Source Sans Pro" w:eastAsia="Source Sans Pro" w:hAnsi="Source Sans Pro" w:cs="Source Sans Pro"/>
+          <w:color w:val="000000"/>
+          <w:sz w:val="19"/>
+          <w:szCs w:val="19"/>
+        </w:rPr>
+        <w:t>Developed OWASP Top 10 automated application security checker detecting injection, broken authentication, SSRF, and XSS vulnerabilities; documented SQL injection exploit-to-remediation workflow with parameterised query fixes.</w:t>
       </w:r>
     </w:p>
     <w:p>
@@ -725,196 +616,68 @@
           <w:ilvl w:val="0"/>
           <w:numId w:val="2"/>
         </w:numPr>
-        <w:spacing w:before="13" w:after="21"/>
-      </w:pPr>
-      <w:r>
-        <w:rPr>
-          <w:rFonts w:ascii="Source Sans Pro" w:eastAsia="Source Sans Pro" w:hAnsi="Source Sans Pro" w:cs="Source Sans Pro"/>
-          <w:color w:val="000000"/>
-          <w:sz w:val="19"/>
-          <w:szCs w:val="19"/>
-        </w:rPr>
-        <w:t>Automated compliance scan scheduling via Bash and cron; built delta-scan logic to track remediation progress and organize audit evidence for patch compliance review.</w:t>
-      </w:r>
-    </w:p>
-    <w:p>
-      <w:pPr>
-        <w:pBdr>
-          <w:bottom w:val="single" w:sz="6" w:space="1" w:color="000000"/>
-        </w:pBdr>
-        <w:spacing w:before="164" w:after="61"/>
-        <w:rPr>
-          <w:rFonts w:ascii="Source Sans Pro" w:eastAsia="Source Sans Pro" w:hAnsi="Source Sans Pro" w:cs="Source Sans Pro"/>
-          <w:b/>
-          <w:bCs/>
-          <w:color w:val="000000"/>
-          <w:sz w:val="22"/>
-          <w:szCs w:val="22"/>
-        </w:rPr>
-      </w:pPr>
-    </w:p>
-    <w:p>
-      <w:pPr>
-        <w:pBdr>
-          <w:bottom w:val="single" w:sz="6" w:space="1" w:color="000000"/>
-        </w:pBdr>
-        <w:spacing w:before="191" w:after="52"/>
-      </w:pPr>
-      <w:r>
-        <w:rPr>
-          <w:rFonts w:ascii="Source Sans Pro" w:eastAsia="Source Sans Pro" w:hAnsi="Source Sans Pro" w:cs="Source Sans Pro"/>
-          <w:b/>
-          <w:bCs/>
-          <w:color w:val="000000"/>
-          <w:sz w:val="22"/>
-          <w:szCs w:val="22"/>
-        </w:rPr>
-        <w:t>Technical Skills</w:t>
-      </w:r>
-    </w:p>
-    <w:p>
-      <w:pPr>
-        <w:spacing w:before="33" w:after="33"/>
-      </w:pPr>
-      <w:r>
-        <w:rPr>
-          <w:rFonts w:ascii="Source Sans Pro" w:eastAsia="Source Sans Pro" w:hAnsi="Source Sans Pro" w:cs="Source Sans Pro"/>
-          <w:b/>
-          <w:sz w:val="19"/>
-          <w:szCs w:val="19"/>
-        </w:rPr>
-        <w:t xml:space="preserve">GRC &amp; Compliance: </w:t>
-      </w:r>
-      <w:r>
-        <w:rPr>
-          <w:rFonts w:ascii="Source Sans Pro" w:eastAsia="Source Sans Pro" w:hAnsi="Source Sans Pro" w:cs="Source Sans Pro"/>
-          <w:sz w:val="19"/>
-          <w:szCs w:val="19"/>
-        </w:rPr>
-        <w:t>NIST CSF, ISO 27001, PCI-DSS, GDPR/PDPB, SOX/ITGC, compliance monitoring</w:t>
-      </w:r>
-    </w:p>
-    <w:p>
-      <w:pPr>
-        <w:spacing w:before="33" w:after="33"/>
-      </w:pPr>
-      <w:r>
-        <w:rPr>
-          <w:rFonts w:ascii="Source Sans Pro" w:eastAsia="Source Sans Pro" w:hAnsi="Source Sans Pro" w:cs="Source Sans Pro"/>
-          <w:b/>
-          <w:sz w:val="19"/>
-          <w:szCs w:val="19"/>
-        </w:rPr>
-        <w:t xml:space="preserve">Risk &amp; Audit: </w:t>
-      </w:r>
-      <w:r>
-        <w:rPr>
-          <w:rFonts w:ascii="Source Sans Pro" w:eastAsia="Source Sans Pro" w:hAnsi="Source Sans Pro" w:cs="Source Sans Pro"/>
-          <w:sz w:val="19"/>
-          <w:szCs w:val="19"/>
-        </w:rPr>
-        <w:t>Risk assessment, control testing, audit documentation, vendor risk, RCSA basics</w:t>
-      </w:r>
-    </w:p>
-    <w:p>
-      <w:pPr>
-        <w:spacing w:before="33" w:after="33"/>
-      </w:pPr>
-      <w:r>
-        <w:rPr>
-          <w:rFonts w:ascii="Source Sans Pro" w:eastAsia="Source Sans Pro" w:hAnsi="Source Sans Pro" w:cs="Source Sans Pro"/>
-          <w:b/>
-          <w:sz w:val="19"/>
-          <w:szCs w:val="19"/>
-        </w:rPr>
-        <w:t xml:space="preserve">Fraud &amp; AML: </w:t>
-      </w:r>
-      <w:r>
-        <w:rPr>
-          <w:rFonts w:ascii="Source Sans Pro" w:eastAsia="Source Sans Pro" w:hAnsi="Source Sans Pro" w:cs="Source Sans Pro"/>
-          <w:sz w:val="19"/>
-          <w:szCs w:val="19"/>
-        </w:rPr>
-        <w:t>Transaction monitoring, AML typologies, KYC/CDD, sanctions screening</w:t>
-      </w:r>
-    </w:p>
-    <w:p>
-      <w:pPr>
-        <w:spacing w:before="33" w:after="33"/>
-      </w:pPr>
-      <w:r>
-        <w:rPr>
-          <w:rFonts w:ascii="Source Sans Pro" w:eastAsia="Source Sans Pro" w:hAnsi="Source Sans Pro" w:cs="Source Sans Pro"/>
-          <w:b/>
-          <w:sz w:val="19"/>
-          <w:szCs w:val="19"/>
-        </w:rPr>
-        <w:t xml:space="preserve">Systems &amp; Tools: </w:t>
-      </w:r>
-      <w:r>
-        <w:rPr>
-          <w:rFonts w:ascii="Source Sans Pro" w:eastAsia="Source Sans Pro" w:hAnsi="Source Sans Pro" w:cs="Source Sans Pro"/>
-          <w:sz w:val="19"/>
-          <w:szCs w:val="19"/>
-        </w:rPr>
-        <w:t>Windows internals, Linux fundamentals, Python, Excel, SQL (basic), TCP/IP basics</w:t>
-      </w:r>
-    </w:p>
-    <w:p>
-      <w:pPr>
-        <w:spacing w:before="33" w:after="33"/>
-      </w:pPr>
-      <w:r>
-        <w:rPr>
-          <w:rFonts w:ascii="Source Sans Pro" w:eastAsia="Source Sans Pro" w:hAnsi="Source Sans Pro" w:cs="Source Sans Pro"/>
-          <w:b/>
-          <w:sz w:val="19"/>
-          <w:szCs w:val="19"/>
-        </w:rPr>
-        <w:t xml:space="preserve">Frameworks: </w:t>
-      </w:r>
-      <w:r>
-        <w:rPr>
-          <w:rFonts w:ascii="Source Sans Pro" w:eastAsia="Source Sans Pro" w:hAnsi="Source Sans Pro" w:cs="Source Sans Pro"/>
-          <w:sz w:val="19"/>
-          <w:szCs w:val="19"/>
-        </w:rPr>
-        <w:t>MITRE ATT&amp;CK, OWASP Top 10, Incident Response (PICERL), audit trail documentation</w:t>
-      </w:r>
-    </w:p>
-    <w:p>
-      <w:pPr>
-        <w:pBdr>
-          <w:bottom w:val="single" w:sz="6" w:space="1" w:color="000000"/>
-        </w:pBdr>
-        <w:spacing w:before="164" w:after="61"/>
-        <w:rPr>
-          <w:rFonts w:ascii="Source Sans Pro" w:eastAsia="Source Sans Pro" w:hAnsi="Source Sans Pro" w:cs="Source Sans Pro"/>
-          <w:b/>
-          <w:bCs/>
-          <w:color w:val="000000"/>
-          <w:sz w:val="22"/>
-          <w:szCs w:val="22"/>
-        </w:rPr>
-      </w:pPr>
-    </w:p>
-    <w:p>
-      <w:pPr>
-        <w:pBdr>
-          <w:bottom w:val="single" w:sz="6" w:space="1" w:color="000000"/>
-        </w:pBdr>
-        <w:spacing w:before="191" w:after="52"/>
-      </w:pPr>
-      <w:r>
-        <w:rPr>
-          <w:rFonts w:ascii="Source Sans Pro" w:eastAsia="Source Sans Pro" w:hAnsi="Source Sans Pro" w:cs="Source Sans Pro"/>
-          <w:b/>
-          <w:bCs/>
-          <w:color w:val="000000"/>
-          <w:sz w:val="22"/>
-          <w:szCs w:val="22"/>
-        </w:rPr>
-        <w:t>Certifications</w:t>
+        <w:spacing w:before="13" w:after="15"/>
+      </w:pPr>
+      <w:r>
+        <w:rPr>
+          <w:rFonts w:ascii="Source Sans Pro" w:eastAsia="Source Sans Pro" w:hAnsi="Source Sans Pro" w:cs="Source Sans Pro"/>
+          <w:color w:val="000000"/>
+          <w:sz w:val="19"/>
+          <w:szCs w:val="19"/>
+        </w:rPr>
+        <w:t>Automated security scan scheduling via Bash and cron integrated with development cycles; built delta-scan logic to flag newly introduced CVEs for secure development lifecycle tracking.</w:t>
+      </w:r>
+    </w:p>
+    <w:p>
+      <w:pPr>
+        <w:spacing w:before="33" w:after="3"/>
+      </w:pPr>
+    </w:p>
+    <w:p>
+      <w:pPr>
+        <w:tabs>
+          <w:tab w:val="right" w:pos="10800"/>
+        </w:tabs>
+        <w:spacing w:before="30"/>
+      </w:pPr>
+      <w:hyperlink r:id="rId9">
+        <w:r>
+          <w:rPr>
+            <w:rFonts w:ascii="Source Sans Pro" w:eastAsia="Source Sans Pro" w:hAnsi="Source Sans Pro" w:cs="Source Sans Pro"/>
+            <w:b/>
+            <w:color w:val="000000"/>
+            <w:sz w:val="19"/>
+            <w:szCs w:val="19"/>
+            <w:u w:val="single"/>
+          </w:rPr>
+          <w:t>SOC Automation and Threat Detection Lab</w:t>
+        </w:r>
+      </w:hyperlink>
+      <w:r>
+        <w:rPr>
+          <w:rFonts w:ascii="Source Sans Pro" w:eastAsia="Source Sans Pro" w:hAnsi="Source Sans Pro" w:cs="Source Sans Pro"/>
+          <w:sz w:val="19"/>
+          <w:szCs w:val="19"/>
+        </w:rPr>
+        <w:t xml:space="preserve">  |  </w:t>
+      </w:r>
+      <w:r>
+        <w:rPr>
+          <w:rFonts w:ascii="Source Sans Pro" w:eastAsia="Source Sans Pro" w:hAnsi="Source Sans Pro" w:cs="Source Sans Pro"/>
+          <w:sz w:val="19"/>
+          <w:szCs w:val="19"/>
+        </w:rPr>
+        <w:tab/>
+      </w:r>
+      <w:r>
+        <w:rPr>
+          <w:rFonts w:ascii="Source Sans Pro Light" w:eastAsia="Source Sans Pro" w:hAnsi="Source Sans Pro Light" w:cs="Source Sans Pro"/>
+          <w:i/>
+          <w:iCs/>
+          <w:sz w:val="19"/>
+          <w:szCs w:val="19"/>
+        </w:rPr>
+        <w:t>Python, Splunk, Wireshark, Nmap, MITRE ATT&amp;CK</w:t>
       </w:r>
     </w:p>
     <w:p>
@@ -924,16 +687,16 @@
           <w:ilvl w:val="0"/>
           <w:numId w:val="2"/>
         </w:numPr>
-        <w:spacing w:before="13" w:after="21"/>
-      </w:pPr>
-      <w:r>
-        <w:rPr>
-          <w:rFonts w:ascii="Source Sans Pro" w:eastAsia="Source Sans Pro" w:hAnsi="Source Sans Pro" w:cs="Source Sans Pro"/>
-          <w:color w:val="000000"/>
-          <w:sz w:val="19"/>
-          <w:szCs w:val="19"/>
-        </w:rPr>
-        <w:t>CompTIA Security+ SY0-701  —  in progress, exam target Q3 2026</w:t>
+        <w:spacing w:before="13" w:after="15"/>
+      </w:pPr>
+      <w:r>
+        <w:rPr>
+          <w:rFonts w:ascii="Source Sans Pro" w:eastAsia="Source Sans Pro" w:hAnsi="Source Sans Pro" w:cs="Source Sans Pro"/>
+          <w:color w:val="000000"/>
+          <w:sz w:val="19"/>
+          <w:szCs w:val="19"/>
+        </w:rPr>
+        <w:t>Deployed Splunk SIEM with SPL correlation searches for brute-force detection, lateral movement, and privilege escalation; mapped TTPs to MITRE ATT&amp;CK and wrote PICERL incident report.</w:t>
       </w:r>
     </w:p>
     <w:p>
@@ -943,7 +706,244 @@
           <w:ilvl w:val="0"/>
           <w:numId w:val="2"/>
         </w:numPr>
-        <w:spacing w:before="13" w:after="21"/>
+        <w:spacing w:before="13" w:after="15"/>
+      </w:pPr>
+      <w:r>
+        <w:rPr>
+          <w:rFonts w:ascii="Source Sans Pro" w:eastAsia="Source Sans Pro" w:hAnsi="Source Sans Pro" w:cs="Source Sans Pro"/>
+          <w:color w:val="000000"/>
+          <w:sz w:val="19"/>
+          <w:szCs w:val="19"/>
+        </w:rPr>
+        <w:t>Built automated SOAR-style detection pipeline: Python script ingests Splunk alerts, runs IOC enrichment via VirusTotal API, and dispatches Telegram notifications with severity classification.</w:t>
+      </w:r>
+    </w:p>
+    <w:p>
+      <w:pPr>
+        <w:pStyle w:val="ListParagraph"/>
+        <w:numPr>
+          <w:ilvl w:val="0"/>
+          <w:numId w:val="2"/>
+        </w:numPr>
+        <w:spacing w:before="13" w:after="15"/>
+      </w:pPr>
+      <w:r>
+        <w:rPr>
+          <w:rFonts w:ascii="Source Sans Pro" w:eastAsia="Source Sans Pro" w:hAnsi="Source Sans Pro" w:cs="Source Sans Pro"/>
+          <w:color w:val="000000"/>
+          <w:sz w:val="19"/>
+          <w:szCs w:val="19"/>
+        </w:rPr>
+        <w:t>Converted detection logic to Sigma rules (vendor-neutral format used by enterprise SOCs); performed TCP/IP analysis in Wireshark to detect SYN scans, DNS tunnelling, and plaintext credential exposure on unencrypted sessions.</w:t>
+      </w:r>
+    </w:p>
+    <w:p>
+      <w:pPr>
+        <w:pBdr>
+          <w:bottom w:val="single" w:sz="6" w:space="1" w:color="000000"/>
+        </w:pBdr>
+        <w:spacing w:before="158" w:after="55"/>
+        <w:rPr>
+          <w:rFonts w:ascii="Source Sans Pro" w:eastAsia="Source Sans Pro" w:hAnsi="Source Sans Pro" w:cs="Source Sans Pro"/>
+          <w:b/>
+          <w:bCs/>
+          <w:color w:val="000000"/>
+          <w:sz w:val="22"/>
+          <w:szCs w:val="22"/>
+        </w:rPr>
+      </w:pPr>
+    </w:p>
+    <w:p>
+      <w:pPr>
+        <w:pBdr>
+          <w:bottom w:val="single" w:sz="6" w:space="1" w:color="000000"/>
+        </w:pBdr>
+        <w:spacing w:before="167" w:after="52"/>
+      </w:pPr>
+      <w:r>
+        <w:rPr>
+          <w:rFonts w:ascii="Source Sans Pro" w:eastAsia="Source Sans Pro" w:hAnsi="Source Sans Pro" w:cs="Source Sans Pro"/>
+          <w:b/>
+          <w:bCs/>
+          <w:color w:val="000000"/>
+          <w:sz w:val="22"/>
+          <w:szCs w:val="22"/>
+        </w:rPr>
+        <w:t>Technical Skills</w:t>
+      </w:r>
+    </w:p>
+    <w:p>
+      <w:pPr>
+        <w:spacing w:before="27" w:after="27"/>
+      </w:pPr>
+      <w:r>
+        <w:rPr>
+          <w:rFonts w:ascii="Source Sans Pro" w:eastAsia="Source Sans Pro" w:hAnsi="Source Sans Pro" w:cs="Source Sans Pro"/>
+          <w:b/>
+          <w:sz w:val="19"/>
+          <w:szCs w:val="19"/>
+        </w:rPr>
+        <w:t xml:space="preserve">SOC Operations: </w:t>
+      </w:r>
+      <w:r>
+        <w:rPr>
+          <w:rFonts w:ascii="Source Sans Pro" w:eastAsia="Source Sans Pro" w:hAnsi="Source Sans Pro" w:cs="Source Sans Pro"/>
+          <w:sz w:val="19"/>
+          <w:szCs w:val="19"/>
+        </w:rPr>
+        <w:t>Alert triage, incident investigation, log analysis, threat detection, escalation, false positive analysis</w:t>
+      </w:r>
+    </w:p>
+    <w:p>
+      <w:pPr>
+        <w:spacing w:before="27" w:after="27"/>
+      </w:pPr>
+      <w:r>
+        <w:rPr>
+          <w:rFonts w:ascii="Source Sans Pro" w:eastAsia="Source Sans Pro" w:hAnsi="Source Sans Pro" w:cs="Source Sans Pro"/>
+          <w:b/>
+          <w:sz w:val="19"/>
+          <w:szCs w:val="19"/>
+        </w:rPr>
+        <w:t xml:space="preserve">SIEM &amp; Monitoring: </w:t>
+      </w:r>
+      <w:r>
+        <w:rPr>
+          <w:rFonts w:ascii="Source Sans Pro" w:eastAsia="Source Sans Pro" w:hAnsi="Source Sans Pro" w:cs="Source Sans Pro"/>
+          <w:sz w:val="19"/>
+          <w:szCs w:val="19"/>
+        </w:rPr>
+        <w:t>Splunk (SPL), Elastic SIEM (basic), Windows Event Logs, Sysmon, Wireshark</w:t>
+      </w:r>
+    </w:p>
+    <w:p>
+      <w:pPr>
+        <w:spacing w:before="27" w:after="27"/>
+      </w:pPr>
+      <w:r>
+        <w:rPr>
+          <w:rFonts w:ascii="Source Sans Pro" w:eastAsia="Source Sans Pro" w:hAnsi="Source Sans Pro" w:cs="Source Sans Pro"/>
+          <w:b/>
+          <w:sz w:val="19"/>
+          <w:szCs w:val="19"/>
+        </w:rPr>
+        <w:t xml:space="preserve">Threat Intelligence: </w:t>
+      </w:r>
+      <w:r>
+        <w:rPr>
+          <w:rFonts w:ascii="Source Sans Pro" w:eastAsia="Source Sans Pro" w:hAnsi="Source Sans Pro" w:cs="Source Sans Pro"/>
+          <w:sz w:val="19"/>
+          <w:szCs w:val="19"/>
+        </w:rPr>
+        <w:t>MITRE ATT&amp;CK, IOC analysis, VirusTotal, OSINT enrichment, Cyber Kill Chain</w:t>
+      </w:r>
+    </w:p>
+    <w:p>
+      <w:pPr>
+        <w:spacing w:before="27" w:after="27"/>
+      </w:pPr>
+      <w:r>
+        <w:rPr>
+          <w:rFonts w:ascii="Source Sans Pro" w:eastAsia="Source Sans Pro" w:hAnsi="Source Sans Pro" w:cs="Source Sans Pro"/>
+          <w:b/>
+          <w:sz w:val="19"/>
+          <w:szCs w:val="19"/>
+        </w:rPr>
+        <w:t xml:space="preserve">Systems &amp; Networking: </w:t>
+      </w:r>
+      <w:r>
+        <w:rPr>
+          <w:rFonts w:ascii="Source Sans Pro" w:eastAsia="Source Sans Pro" w:hAnsi="Source Sans Pro" w:cs="Source Sans Pro"/>
+          <w:sz w:val="19"/>
+          <w:szCs w:val="19"/>
+        </w:rPr>
+        <w:t>Windows internals, Linux fundamentals, TCP/IP, DNS, HTTP/S, firewall and IDS/IPS concepts</w:t>
+      </w:r>
+    </w:p>
+    <w:p>
+      <w:pPr>
+        <w:spacing w:before="27" w:after="27"/>
+      </w:pPr>
+      <w:r>
+        <w:rPr>
+          <w:rFonts w:ascii="Source Sans Pro" w:eastAsia="Source Sans Pro" w:hAnsi="Source Sans Pro" w:cs="Source Sans Pro"/>
+          <w:b/>
+          <w:sz w:val="19"/>
+          <w:szCs w:val="19"/>
+        </w:rPr>
+        <w:t xml:space="preserve">Automation: </w:t>
+      </w:r>
+      <w:r>
+        <w:rPr>
+          <w:rFonts w:ascii="Source Sans Pro" w:eastAsia="Source Sans Pro" w:hAnsi="Source Sans Pro" w:cs="Source Sans Pro"/>
+          <w:sz w:val="19"/>
+          <w:szCs w:val="19"/>
+        </w:rPr>
+        <w:t>Python, Bash (basic), regular expressions</w:t>
+      </w:r>
+    </w:p>
+    <w:p>
+      <w:pPr>
+        <w:pBdr>
+          <w:bottom w:val="single" w:sz="6" w:space="1" w:color="000000"/>
+        </w:pBdr>
+        <w:spacing w:before="158" w:after="55"/>
+        <w:rPr>
+          <w:rFonts w:ascii="Source Sans Pro" w:eastAsia="Source Sans Pro" w:hAnsi="Source Sans Pro" w:cs="Source Sans Pro"/>
+          <w:b/>
+          <w:bCs/>
+          <w:color w:val="000000"/>
+          <w:sz w:val="22"/>
+          <w:szCs w:val="22"/>
+        </w:rPr>
+      </w:pPr>
+    </w:p>
+    <w:p>
+      <w:pPr>
+        <w:pBdr>
+          <w:bottom w:val="single" w:sz="6" w:space="1" w:color="000000"/>
+        </w:pBdr>
+        <w:spacing w:before="167" w:after="52"/>
+      </w:pPr>
+      <w:r>
+        <w:rPr>
+          <w:rFonts w:ascii="Source Sans Pro" w:eastAsia="Source Sans Pro" w:hAnsi="Source Sans Pro" w:cs="Source Sans Pro"/>
+          <w:b/>
+          <w:bCs/>
+          <w:color w:val="000000"/>
+          <w:sz w:val="22"/>
+          <w:szCs w:val="22"/>
+        </w:rPr>
+        <w:t>Certifications</w:t>
+      </w:r>
+    </w:p>
+    <w:p>
+      <w:pPr>
+        <w:pStyle w:val="ListParagraph"/>
+        <w:numPr>
+          <w:ilvl w:val="0"/>
+          <w:numId w:val="2"/>
+        </w:numPr>
+        <w:spacing w:before="13" w:after="15"/>
+      </w:pPr>
+      <w:r>
+        <w:rPr>
+          <w:rFonts w:ascii="Source Sans Pro" w:eastAsia="Source Sans Pro" w:hAnsi="Source Sans Pro" w:cs="Source Sans Pro"/>
+          <w:color w:val="000000"/>
+          <w:sz w:val="19"/>
+          <w:szCs w:val="19"/>
+        </w:rPr>
+        <w:t>CompTIA Security+ SY0-701  —  in progress, exam target Q3 2026</w:t>
+      </w:r>
+    </w:p>
+    <w:p>
+      <w:pPr>
+        <w:pStyle w:val="ListParagraph"/>
+        <w:numPr>
+          <w:ilvl w:val="0"/>
+          <w:numId w:val="2"/>
+        </w:numPr>
+        <w:spacing w:before="13" w:after="15"/>
       </w:pPr>
       <w:r>
         <w:rPr>

--- a/resumes/Akshay_P_Resume.docx
+++ b/resumes/Akshay_P_Resume.docx
@@ -116,7 +116,7 @@
         <w:pBdr>
           <w:bottom w:val="single" w:sz="6" w:space="1" w:color="000000"/>
         </w:pBdr>
-        <w:spacing w:before="372" w:after="52"/>
+        <w:spacing w:before="422" w:after="52"/>
       </w:pPr>
       <w:r>
         <w:rPr>
@@ -294,7 +294,7 @@
     </w:p>
     <w:p>
       <w:pPr>
-        <w:spacing w:before="11" w:after="3"/>
+        <w:spacing w:before="23" w:after="15"/>
       </w:pPr>
     </w:p>
     <w:p>
@@ -302,7 +302,7 @@
         <w:pBdr>
           <w:bottom w:val="single" w:sz="6" w:space="1" w:color="000000"/>
         </w:pBdr>
-        <w:spacing w:before="167" w:after="52"/>
+        <w:spacing w:before="217" w:after="52"/>
       </w:pPr>
       <w:r>
         <w:rPr>
@@ -420,7 +420,7 @@
           <w:ilvl w:val="0"/>
           <w:numId w:val="2"/>
         </w:numPr>
-        <w:spacing w:before="13" w:after="15"/>
+        <w:spacing w:before="13" w:after="26"/>
       </w:pPr>
       <w:r>
         <w:rPr>
@@ -439,7 +439,7 @@
           <w:ilvl w:val="0"/>
           <w:numId w:val="2"/>
         </w:numPr>
-        <w:spacing w:before="13" w:after="15"/>
+        <w:spacing w:before="13" w:after="26"/>
       </w:pPr>
       <w:r>
         <w:rPr>
@@ -458,7 +458,7 @@
           <w:ilvl w:val="0"/>
           <w:numId w:val="2"/>
         </w:numPr>
-        <w:spacing w:before="13" w:after="15"/>
+        <w:spacing w:before="13" w:after="26"/>
       </w:pPr>
       <w:r>
         <w:rPr>
@@ -477,7 +477,7 @@
           <w:ilvl w:val="0"/>
           <w:numId w:val="2"/>
         </w:numPr>
-        <w:spacing w:before="13" w:after="15"/>
+        <w:spacing w:before="13" w:after="26"/>
       </w:pPr>
       <w:r>
         <w:rPr>
@@ -494,7 +494,7 @@
         <w:pBdr>
           <w:bottom w:val="single" w:sz="6" w:space="1" w:color="000000"/>
         </w:pBdr>
-        <w:spacing w:before="158" w:after="55"/>
+        <w:spacing w:before="170" w:after="67"/>
         <w:rPr>
           <w:rFonts w:ascii="Source Sans Pro" w:eastAsia="Source Sans Pro" w:hAnsi="Source Sans Pro" w:cs="Source Sans Pro"/>
           <w:b/>
@@ -510,7 +510,7 @@
         <w:pBdr>
           <w:bottom w:val="single" w:sz="6" w:space="1" w:color="000000"/>
         </w:pBdr>
-        <w:spacing w:before="167" w:after="52"/>
+        <w:spacing w:before="217" w:after="52"/>
       </w:pPr>
       <w:r>
         <w:rPr>
@@ -532,6 +532,115 @@
         <w:spacing w:before="62"/>
       </w:pPr>
       <w:hyperlink r:id="rId8">
+        <w:r>
+          <w:rPr>
+            <w:rFonts w:ascii="Source Sans Pro" w:eastAsia="Source Sans Pro" w:hAnsi="Source Sans Pro" w:cs="Source Sans Pro"/>
+            <w:b/>
+            <w:color w:val="000000"/>
+            <w:sz w:val="19"/>
+            <w:szCs w:val="19"/>
+            <w:u w:val="single"/>
+          </w:rPr>
+          <w:t>Phishing and OSINT Threat Intelligence Tool</w:t>
+        </w:r>
+      </w:hyperlink>
+      <w:r>
+        <w:rPr>
+          <w:rFonts w:ascii="Source Sans Pro" w:eastAsia="Source Sans Pro" w:hAnsi="Source Sans Pro" w:cs="Source Sans Pro"/>
+          <w:sz w:val="19"/>
+          <w:szCs w:val="19"/>
+        </w:rPr>
+        <w:t xml:space="preserve">  |  </w:t>
+      </w:r>
+      <w:r>
+        <w:rPr>
+          <w:rFonts w:ascii="Source Sans Pro" w:eastAsia="Source Sans Pro" w:hAnsi="Source Sans Pro" w:cs="Source Sans Pro"/>
+          <w:sz w:val="19"/>
+          <w:szCs w:val="19"/>
+        </w:rPr>
+        <w:tab/>
+      </w:r>
+      <w:r>
+        <w:rPr>
+          <w:rFonts w:ascii="Source Sans Pro Light" w:eastAsia="Source Sans Pro" w:hAnsi="Source Sans Pro Light" w:cs="Source Sans Pro"/>
+          <w:i/>
+          <w:iCs/>
+          <w:sz w:val="19"/>
+          <w:szCs w:val="19"/>
+        </w:rPr>
+        <w:t>Python, VirusTotal API, AbuseIPDB, WHOIS, Telegram bot</w:t>
+      </w:r>
+    </w:p>
+    <w:p>
+      <w:pPr>
+        <w:pStyle w:val="ListParagraph"/>
+        <w:numPr>
+          <w:ilvl w:val="0"/>
+          <w:numId w:val="2"/>
+        </w:numPr>
+        <w:spacing w:before="13" w:after="26"/>
+      </w:pPr>
+      <w:r>
+        <w:rPr>
+          <w:rFonts w:ascii="Source Sans Pro" w:eastAsia="Source Sans Pro" w:hAnsi="Source Sans Pro" w:cs="Source Sans Pro"/>
+          <w:color w:val="000000"/>
+          <w:sz w:val="19"/>
+          <w:szCs w:val="19"/>
+        </w:rPr>
+        <w:t>Built multi-API fraud intelligence pipeline: submits suspicious domains and IPs to VirusTotal, AbuseIPDB, and URLScan.io; cross-references WHOIS registration age, DNS records, and SSL details for KYC domain-verification workflows.</w:t>
+      </w:r>
+    </w:p>
+    <w:p>
+      <w:pPr>
+        <w:pStyle w:val="ListParagraph"/>
+        <w:numPr>
+          <w:ilvl w:val="0"/>
+          <w:numId w:val="2"/>
+        </w:numPr>
+        <w:spacing w:before="13" w:after="26"/>
+      </w:pPr>
+      <w:r>
+        <w:rPr>
+          <w:rFonts w:ascii="Source Sans Pro" w:eastAsia="Source Sans Pro" w:hAnsi="Source Sans Pro" w:cs="Source Sans Pro"/>
+          <w:color w:val="000000"/>
+          <w:sz w:val="19"/>
+          <w:szCs w:val="19"/>
+        </w:rPr>
+        <w:t>Implemented typosquatting domain detector generating character-substitution variants of legitimate business domains and checking live DNS resolution for financial fraud infrastructure review.</w:t>
+      </w:r>
+    </w:p>
+    <w:p>
+      <w:pPr>
+        <w:pStyle w:val="ListParagraph"/>
+        <w:numPr>
+          <w:ilvl w:val="0"/>
+          <w:numId w:val="2"/>
+        </w:numPr>
+        <w:spacing w:before="13" w:after="26"/>
+      </w:pPr>
+      <w:r>
+        <w:rPr>
+          <w:rFonts w:ascii="Source Sans Pro" w:eastAsia="Source Sans Pro" w:hAnsi="Source Sans Pro" w:cs="Source Sans Pro"/>
+          <w:color w:val="000000"/>
+          <w:sz w:val="19"/>
+          <w:szCs w:val="19"/>
+        </w:rPr>
+        <w:t>Deployed Telegram bot interface for live suspicious entity enrichment supporting bulk CSV input/output for investigation workflows; includes OSINT enrichment via theHarvester for domain profiling.</w:t>
+      </w:r>
+    </w:p>
+    <w:p>
+      <w:pPr>
+        <w:spacing w:before="45" w:after="15"/>
+      </w:pPr>
+    </w:p>
+    <w:p>
+      <w:pPr>
+        <w:tabs>
+          <w:tab w:val="right" w:pos="10800"/>
+        </w:tabs>
+        <w:spacing w:before="30"/>
+      </w:pPr>
+      <w:hyperlink r:id="rId9">
         <w:r>
           <w:rPr>
             <w:rFonts w:ascii="Source Sans Pro" w:eastAsia="Source Sans Pro" w:hAnsi="Source Sans Pro" w:cs="Source Sans Pro"/>
@@ -578,16 +687,16 @@
           <w:ilvl w:val="0"/>
           <w:numId w:val="2"/>
         </w:numPr>
-        <w:spacing w:before="13" w:after="15"/>
-      </w:pPr>
-      <w:r>
-        <w:rPr>
-          <w:rFonts w:ascii="Source Sans Pro" w:eastAsia="Source Sans Pro" w:hAnsi="Source Sans Pro" w:cs="Source Sans Pro"/>
-          <w:color w:val="000000"/>
-          <w:sz w:val="19"/>
-          <w:szCs w:val="19"/>
-        </w:rPr>
-        <w:t>Built automated application security testing pipeline integrating Nessus and OpenVAS APIs in Python; generated vulnerability reports classified by CVSS severity with EPSS context from the FIRST.org API.</w:t>
+        <w:spacing w:before="13" w:after="26"/>
+      </w:pPr>
+      <w:r>
+        <w:rPr>
+          <w:rFonts w:ascii="Source Sans Pro" w:eastAsia="Source Sans Pro" w:hAnsi="Source Sans Pro" w:cs="Source Sans Pro"/>
+          <w:color w:val="000000"/>
+          <w:sz w:val="19"/>
+          <w:szCs w:val="19"/>
+        </w:rPr>
+        <w:t>Built automated vulnerability assessment pipeline integrating Nessus and OpenVAS APIs in Python; generated audit-ready CVE reports classified by CVSS severity with EPSS context from the FIRST.org API.</w:t>
       </w:r>
     </w:p>
     <w:p>
@@ -597,16 +706,16 @@
           <w:ilvl w:val="0"/>
           <w:numId w:val="2"/>
         </w:numPr>
-        <w:spacing w:before="13" w:after="15"/>
-      </w:pPr>
-      <w:r>
-        <w:rPr>
-          <w:rFonts w:ascii="Source Sans Pro" w:eastAsia="Source Sans Pro" w:hAnsi="Source Sans Pro" w:cs="Source Sans Pro"/>
-          <w:color w:val="000000"/>
-          <w:sz w:val="19"/>
-          <w:szCs w:val="19"/>
-        </w:rPr>
-        <w:t>Developed OWASP Top 10 automated application security checker detecting injection, broken authentication, SSRF, and XSS vulnerabilities; documented SQL injection exploit-to-remediation workflow with parameterised query fixes.</w:t>
+        <w:spacing w:before="13" w:after="26"/>
+      </w:pPr>
+      <w:r>
+        <w:rPr>
+          <w:rFonts w:ascii="Source Sans Pro" w:eastAsia="Source Sans Pro" w:hAnsi="Source Sans Pro" w:cs="Source Sans Pro"/>
+          <w:color w:val="000000"/>
+          <w:sz w:val="19"/>
+          <w:szCs w:val="19"/>
+        </w:rPr>
+        <w:t>Developed OWASP Top 10 automated compliance checker validating web application security controls against regulatory requirements; documented vulnerability-to-remediation audit trails including SQL injection evidence and parameterised query fixes.</w:t>
       </w:r>
     </w:p>
     <w:p>
@@ -616,68 +725,196 @@
           <w:ilvl w:val="0"/>
           <w:numId w:val="2"/>
         </w:numPr>
-        <w:spacing w:before="13" w:after="15"/>
-      </w:pPr>
-      <w:r>
-        <w:rPr>
-          <w:rFonts w:ascii="Source Sans Pro" w:eastAsia="Source Sans Pro" w:hAnsi="Source Sans Pro" w:cs="Source Sans Pro"/>
-          <w:color w:val="000000"/>
-          <w:sz w:val="19"/>
-          <w:szCs w:val="19"/>
-        </w:rPr>
-        <w:t>Automated security scan scheduling via Bash and cron integrated with development cycles; built delta-scan logic to flag newly introduced CVEs for secure development lifecycle tracking.</w:t>
-      </w:r>
-    </w:p>
-    <w:p>
-      <w:pPr>
-        <w:spacing w:before="33" w:after="3"/>
-      </w:pPr>
-    </w:p>
-    <w:p>
-      <w:pPr>
-        <w:tabs>
-          <w:tab w:val="right" w:pos="10800"/>
-        </w:tabs>
-        <w:spacing w:before="30"/>
-      </w:pPr>
-      <w:hyperlink r:id="rId9">
-        <w:r>
-          <w:rPr>
-            <w:rFonts w:ascii="Source Sans Pro" w:eastAsia="Source Sans Pro" w:hAnsi="Source Sans Pro" w:cs="Source Sans Pro"/>
-            <w:b/>
-            <w:color w:val="000000"/>
-            <w:sz w:val="19"/>
-            <w:szCs w:val="19"/>
-            <w:u w:val="single"/>
-          </w:rPr>
-          <w:t>SOC Automation and Threat Detection Lab</w:t>
-        </w:r>
-      </w:hyperlink>
-      <w:r>
-        <w:rPr>
-          <w:rFonts w:ascii="Source Sans Pro" w:eastAsia="Source Sans Pro" w:hAnsi="Source Sans Pro" w:cs="Source Sans Pro"/>
-          <w:sz w:val="19"/>
-          <w:szCs w:val="19"/>
-        </w:rPr>
-        <w:t xml:space="preserve">  |  </w:t>
-      </w:r>
-      <w:r>
-        <w:rPr>
-          <w:rFonts w:ascii="Source Sans Pro" w:eastAsia="Source Sans Pro" w:hAnsi="Source Sans Pro" w:cs="Source Sans Pro"/>
-          <w:sz w:val="19"/>
-          <w:szCs w:val="19"/>
-        </w:rPr>
-        <w:tab/>
-      </w:r>
-      <w:r>
-        <w:rPr>
-          <w:rFonts w:ascii="Source Sans Pro Light" w:eastAsia="Source Sans Pro" w:hAnsi="Source Sans Pro Light" w:cs="Source Sans Pro"/>
-          <w:i/>
-          <w:iCs/>
-          <w:sz w:val="19"/>
-          <w:szCs w:val="19"/>
-        </w:rPr>
-        <w:t>Python, Splunk, Wireshark, Nmap, MITRE ATT&amp;CK</w:t>
+        <w:spacing w:before="13" w:after="26"/>
+      </w:pPr>
+      <w:r>
+        <w:rPr>
+          <w:rFonts w:ascii="Source Sans Pro" w:eastAsia="Source Sans Pro" w:hAnsi="Source Sans Pro" w:cs="Source Sans Pro"/>
+          <w:color w:val="000000"/>
+          <w:sz w:val="19"/>
+          <w:szCs w:val="19"/>
+        </w:rPr>
+        <w:t>Automated compliance scan scheduling via Bash and cron; built delta-scan logic to track remediation progress and organize audit evidence for patch compliance review.</w:t>
+      </w:r>
+    </w:p>
+    <w:p>
+      <w:pPr>
+        <w:pBdr>
+          <w:bottom w:val="single" w:sz="6" w:space="1" w:color="000000"/>
+        </w:pBdr>
+        <w:spacing w:before="170" w:after="67"/>
+        <w:rPr>
+          <w:rFonts w:ascii="Source Sans Pro" w:eastAsia="Source Sans Pro" w:hAnsi="Source Sans Pro" w:cs="Source Sans Pro"/>
+          <w:b/>
+          <w:bCs/>
+          <w:color w:val="000000"/>
+          <w:sz w:val="22"/>
+          <w:szCs w:val="22"/>
+        </w:rPr>
+      </w:pPr>
+    </w:p>
+    <w:p>
+      <w:pPr>
+        <w:pBdr>
+          <w:bottom w:val="single" w:sz="6" w:space="1" w:color="000000"/>
+        </w:pBdr>
+        <w:spacing w:before="217" w:after="52"/>
+      </w:pPr>
+      <w:r>
+        <w:rPr>
+          <w:rFonts w:ascii="Source Sans Pro" w:eastAsia="Source Sans Pro" w:hAnsi="Source Sans Pro" w:cs="Source Sans Pro"/>
+          <w:b/>
+          <w:bCs/>
+          <w:color w:val="000000"/>
+          <w:sz w:val="22"/>
+          <w:szCs w:val="22"/>
+        </w:rPr>
+        <w:t>Technical Skills</w:t>
+      </w:r>
+    </w:p>
+    <w:p>
+      <w:pPr>
+        <w:spacing w:before="39" w:after="39"/>
+      </w:pPr>
+      <w:r>
+        <w:rPr>
+          <w:rFonts w:ascii="Source Sans Pro" w:eastAsia="Source Sans Pro" w:hAnsi="Source Sans Pro" w:cs="Source Sans Pro"/>
+          <w:b/>
+          <w:sz w:val="19"/>
+          <w:szCs w:val="19"/>
+        </w:rPr>
+        <w:t xml:space="preserve">GRC &amp; Compliance: </w:t>
+      </w:r>
+      <w:r>
+        <w:rPr>
+          <w:rFonts w:ascii="Source Sans Pro" w:eastAsia="Source Sans Pro" w:hAnsi="Source Sans Pro" w:cs="Source Sans Pro"/>
+          <w:sz w:val="19"/>
+          <w:szCs w:val="19"/>
+        </w:rPr>
+        <w:t>NIST CSF, ISO 27001, PCI-DSS, GDPR/PDPB, SOX/ITGC, compliance monitoring</w:t>
+      </w:r>
+    </w:p>
+    <w:p>
+      <w:pPr>
+        <w:spacing w:before="39" w:after="39"/>
+      </w:pPr>
+      <w:r>
+        <w:rPr>
+          <w:rFonts w:ascii="Source Sans Pro" w:eastAsia="Source Sans Pro" w:hAnsi="Source Sans Pro" w:cs="Source Sans Pro"/>
+          <w:b/>
+          <w:sz w:val="19"/>
+          <w:szCs w:val="19"/>
+        </w:rPr>
+        <w:t xml:space="preserve">Risk &amp; Audit: </w:t>
+      </w:r>
+      <w:r>
+        <w:rPr>
+          <w:rFonts w:ascii="Source Sans Pro" w:eastAsia="Source Sans Pro" w:hAnsi="Source Sans Pro" w:cs="Source Sans Pro"/>
+          <w:sz w:val="19"/>
+          <w:szCs w:val="19"/>
+        </w:rPr>
+        <w:t>Risk assessment, control testing, audit documentation, vendor risk, RCSA basics</w:t>
+      </w:r>
+    </w:p>
+    <w:p>
+      <w:pPr>
+        <w:spacing w:before="39" w:after="39"/>
+      </w:pPr>
+      <w:r>
+        <w:rPr>
+          <w:rFonts w:ascii="Source Sans Pro" w:eastAsia="Source Sans Pro" w:hAnsi="Source Sans Pro" w:cs="Source Sans Pro"/>
+          <w:b/>
+          <w:sz w:val="19"/>
+          <w:szCs w:val="19"/>
+        </w:rPr>
+        <w:t xml:space="preserve">Fraud &amp; AML: </w:t>
+      </w:r>
+      <w:r>
+        <w:rPr>
+          <w:rFonts w:ascii="Source Sans Pro" w:eastAsia="Source Sans Pro" w:hAnsi="Source Sans Pro" w:cs="Source Sans Pro"/>
+          <w:sz w:val="19"/>
+          <w:szCs w:val="19"/>
+        </w:rPr>
+        <w:t>Transaction monitoring, AML typologies, KYC/CDD, sanctions screening</w:t>
+      </w:r>
+    </w:p>
+    <w:p>
+      <w:pPr>
+        <w:spacing w:before="39" w:after="39"/>
+      </w:pPr>
+      <w:r>
+        <w:rPr>
+          <w:rFonts w:ascii="Source Sans Pro" w:eastAsia="Source Sans Pro" w:hAnsi="Source Sans Pro" w:cs="Source Sans Pro"/>
+          <w:b/>
+          <w:sz w:val="19"/>
+          <w:szCs w:val="19"/>
+        </w:rPr>
+        <w:t xml:space="preserve">Systems &amp; Tools: </w:t>
+      </w:r>
+      <w:r>
+        <w:rPr>
+          <w:rFonts w:ascii="Source Sans Pro" w:eastAsia="Source Sans Pro" w:hAnsi="Source Sans Pro" w:cs="Source Sans Pro"/>
+          <w:sz w:val="19"/>
+          <w:szCs w:val="19"/>
+        </w:rPr>
+        <w:t>Windows internals, Linux fundamentals, Python, Excel, SQL (basic), TCP/IP basics</w:t>
+      </w:r>
+    </w:p>
+    <w:p>
+      <w:pPr>
+        <w:spacing w:before="39" w:after="39"/>
+      </w:pPr>
+      <w:r>
+        <w:rPr>
+          <w:rFonts w:ascii="Source Sans Pro" w:eastAsia="Source Sans Pro" w:hAnsi="Source Sans Pro" w:cs="Source Sans Pro"/>
+          <w:b/>
+          <w:sz w:val="19"/>
+          <w:szCs w:val="19"/>
+        </w:rPr>
+        <w:t xml:space="preserve">Frameworks: </w:t>
+      </w:r>
+      <w:r>
+        <w:rPr>
+          <w:rFonts w:ascii="Source Sans Pro" w:eastAsia="Source Sans Pro" w:hAnsi="Source Sans Pro" w:cs="Source Sans Pro"/>
+          <w:sz w:val="19"/>
+          <w:szCs w:val="19"/>
+        </w:rPr>
+        <w:t>MITRE ATT&amp;CK, OWASP Top 10, Incident Response (PICERL), audit trail documentation</w:t>
+      </w:r>
+    </w:p>
+    <w:p>
+      <w:pPr>
+        <w:pBdr>
+          <w:bottom w:val="single" w:sz="6" w:space="1" w:color="000000"/>
+        </w:pBdr>
+        <w:spacing w:before="170" w:after="67"/>
+        <w:rPr>
+          <w:rFonts w:ascii="Source Sans Pro" w:eastAsia="Source Sans Pro" w:hAnsi="Source Sans Pro" w:cs="Source Sans Pro"/>
+          <w:b/>
+          <w:bCs/>
+          <w:color w:val="000000"/>
+          <w:sz w:val="22"/>
+          <w:szCs w:val="22"/>
+        </w:rPr>
+      </w:pPr>
+    </w:p>
+    <w:p>
+      <w:pPr>
+        <w:pBdr>
+          <w:bottom w:val="single" w:sz="6" w:space="1" w:color="000000"/>
+        </w:pBdr>
+        <w:spacing w:before="217" w:after="52"/>
+      </w:pPr>
+      <w:r>
+        <w:rPr>
+          <w:rFonts w:ascii="Source Sans Pro" w:eastAsia="Source Sans Pro" w:hAnsi="Source Sans Pro" w:cs="Source Sans Pro"/>
+          <w:b/>
+          <w:bCs/>
+          <w:color w:val="000000"/>
+          <w:sz w:val="22"/>
+          <w:szCs w:val="22"/>
+        </w:rPr>
+        <w:t>Certifications</w:t>
       </w:r>
     </w:p>
     <w:p>
@@ -687,16 +924,16 @@
           <w:ilvl w:val="0"/>
           <w:numId w:val="2"/>
         </w:numPr>
-        <w:spacing w:before="13" w:after="15"/>
-      </w:pPr>
-      <w:r>
-        <w:rPr>
-          <w:rFonts w:ascii="Source Sans Pro" w:eastAsia="Source Sans Pro" w:hAnsi="Source Sans Pro" w:cs="Source Sans Pro"/>
-          <w:color w:val="000000"/>
-          <w:sz w:val="19"/>
-          <w:szCs w:val="19"/>
-        </w:rPr>
-        <w:t>Deployed Splunk SIEM with SPL correlation searches for brute-force detection, lateral movement, and privilege escalation; mapped TTPs to MITRE ATT&amp;CK and wrote PICERL incident report.</w:t>
+        <w:spacing w:before="13" w:after="26"/>
+      </w:pPr>
+      <w:r>
+        <w:rPr>
+          <w:rFonts w:ascii="Source Sans Pro" w:eastAsia="Source Sans Pro" w:hAnsi="Source Sans Pro" w:cs="Source Sans Pro"/>
+          <w:color w:val="000000"/>
+          <w:sz w:val="19"/>
+          <w:szCs w:val="19"/>
+        </w:rPr>
+        <w:t>CompTIA Security+ SY0-701  —  in progress, exam target Q3 2026</w:t>
       </w:r>
     </w:p>
     <w:p>
@@ -706,244 +943,7 @@
           <w:ilvl w:val="0"/>
           <w:numId w:val="2"/>
         </w:numPr>
-        <w:spacing w:before="13" w:after="15"/>
-      </w:pPr>
-      <w:r>
-        <w:rPr>
-          <w:rFonts w:ascii="Source Sans Pro" w:eastAsia="Source Sans Pro" w:hAnsi="Source Sans Pro" w:cs="Source Sans Pro"/>
-          <w:color w:val="000000"/>
-          <w:sz w:val="19"/>
-          <w:szCs w:val="19"/>
-        </w:rPr>
-        <w:t>Built automated SOAR-style detection pipeline: Python script ingests Splunk alerts, runs IOC enrichment via VirusTotal API, and dispatches Telegram notifications with severity classification.</w:t>
-      </w:r>
-    </w:p>
-    <w:p>
-      <w:pPr>
-        <w:pStyle w:val="ListParagraph"/>
-        <w:numPr>
-          <w:ilvl w:val="0"/>
-          <w:numId w:val="2"/>
-        </w:numPr>
-        <w:spacing w:before="13" w:after="15"/>
-      </w:pPr>
-      <w:r>
-        <w:rPr>
-          <w:rFonts w:ascii="Source Sans Pro" w:eastAsia="Source Sans Pro" w:hAnsi="Source Sans Pro" w:cs="Source Sans Pro"/>
-          <w:color w:val="000000"/>
-          <w:sz w:val="19"/>
-          <w:szCs w:val="19"/>
-        </w:rPr>
-        <w:t>Converted detection logic to Sigma rules (vendor-neutral format used by enterprise SOCs); performed TCP/IP analysis in Wireshark to detect SYN scans, DNS tunnelling, and plaintext credential exposure on unencrypted sessions.</w:t>
-      </w:r>
-    </w:p>
-    <w:p>
-      <w:pPr>
-        <w:pBdr>
-          <w:bottom w:val="single" w:sz="6" w:space="1" w:color="000000"/>
-        </w:pBdr>
-        <w:spacing w:before="158" w:after="55"/>
-        <w:rPr>
-          <w:rFonts w:ascii="Source Sans Pro" w:eastAsia="Source Sans Pro" w:hAnsi="Source Sans Pro" w:cs="Source Sans Pro"/>
-          <w:b/>
-          <w:bCs/>
-          <w:color w:val="000000"/>
-          <w:sz w:val="22"/>
-          <w:szCs w:val="22"/>
-        </w:rPr>
-      </w:pPr>
-    </w:p>
-    <w:p>
-      <w:pPr>
-        <w:pBdr>
-          <w:bottom w:val="single" w:sz="6" w:space="1" w:color="000000"/>
-        </w:pBdr>
-        <w:spacing w:before="167" w:after="52"/>
-      </w:pPr>
-      <w:r>
-        <w:rPr>
-          <w:rFonts w:ascii="Source Sans Pro" w:eastAsia="Source Sans Pro" w:hAnsi="Source Sans Pro" w:cs="Source Sans Pro"/>
-          <w:b/>
-          <w:bCs/>
-          <w:color w:val="000000"/>
-          <w:sz w:val="22"/>
-          <w:szCs w:val="22"/>
-        </w:rPr>
-        <w:t>Technical Skills</w:t>
-      </w:r>
-    </w:p>
-    <w:p>
-      <w:pPr>
-        <w:spacing w:before="27" w:after="27"/>
-      </w:pPr>
-      <w:r>
-        <w:rPr>
-          <w:rFonts w:ascii="Source Sans Pro" w:eastAsia="Source Sans Pro" w:hAnsi="Source Sans Pro" w:cs="Source Sans Pro"/>
-          <w:b/>
-          <w:sz w:val="19"/>
-          <w:szCs w:val="19"/>
-        </w:rPr>
-        <w:t xml:space="preserve">SOC Operations: </w:t>
-      </w:r>
-      <w:r>
-        <w:rPr>
-          <w:rFonts w:ascii="Source Sans Pro" w:eastAsia="Source Sans Pro" w:hAnsi="Source Sans Pro" w:cs="Source Sans Pro"/>
-          <w:sz w:val="19"/>
-          <w:szCs w:val="19"/>
-        </w:rPr>
-        <w:t>Alert triage, incident investigation, log analysis, threat detection, escalation, false positive analysis</w:t>
-      </w:r>
-    </w:p>
-    <w:p>
-      <w:pPr>
-        <w:spacing w:before="27" w:after="27"/>
-      </w:pPr>
-      <w:r>
-        <w:rPr>
-          <w:rFonts w:ascii="Source Sans Pro" w:eastAsia="Source Sans Pro" w:hAnsi="Source Sans Pro" w:cs="Source Sans Pro"/>
-          <w:b/>
-          <w:sz w:val="19"/>
-          <w:szCs w:val="19"/>
-        </w:rPr>
-        <w:t xml:space="preserve">SIEM &amp; Monitoring: </w:t>
-      </w:r>
-      <w:r>
-        <w:rPr>
-          <w:rFonts w:ascii="Source Sans Pro" w:eastAsia="Source Sans Pro" w:hAnsi="Source Sans Pro" w:cs="Source Sans Pro"/>
-          <w:sz w:val="19"/>
-          <w:szCs w:val="19"/>
-        </w:rPr>
-        <w:t>Splunk (SPL), Elastic SIEM (basic), Windows Event Logs, Sysmon, Wireshark</w:t>
-      </w:r>
-    </w:p>
-    <w:p>
-      <w:pPr>
-        <w:spacing w:before="27" w:after="27"/>
-      </w:pPr>
-      <w:r>
-        <w:rPr>
-          <w:rFonts w:ascii="Source Sans Pro" w:eastAsia="Source Sans Pro" w:hAnsi="Source Sans Pro" w:cs="Source Sans Pro"/>
-          <w:b/>
-          <w:sz w:val="19"/>
-          <w:szCs w:val="19"/>
-        </w:rPr>
-        <w:t xml:space="preserve">Threat Intelligence: </w:t>
-      </w:r>
-      <w:r>
-        <w:rPr>
-          <w:rFonts w:ascii="Source Sans Pro" w:eastAsia="Source Sans Pro" w:hAnsi="Source Sans Pro" w:cs="Source Sans Pro"/>
-          <w:sz w:val="19"/>
-          <w:szCs w:val="19"/>
-        </w:rPr>
-        <w:t>MITRE ATT&amp;CK, IOC analysis, VirusTotal, OSINT enrichment, Cyber Kill Chain</w:t>
-      </w:r>
-    </w:p>
-    <w:p>
-      <w:pPr>
-        <w:spacing w:before="27" w:after="27"/>
-      </w:pPr>
-      <w:r>
-        <w:rPr>
-          <w:rFonts w:ascii="Source Sans Pro" w:eastAsia="Source Sans Pro" w:hAnsi="Source Sans Pro" w:cs="Source Sans Pro"/>
-          <w:b/>
-          <w:sz w:val="19"/>
-          <w:szCs w:val="19"/>
-        </w:rPr>
-        <w:t xml:space="preserve">Systems &amp; Networking: </w:t>
-      </w:r>
-      <w:r>
-        <w:rPr>
-          <w:rFonts w:ascii="Source Sans Pro" w:eastAsia="Source Sans Pro" w:hAnsi="Source Sans Pro" w:cs="Source Sans Pro"/>
-          <w:sz w:val="19"/>
-          <w:szCs w:val="19"/>
-        </w:rPr>
-        <w:t>Windows internals, Linux fundamentals, TCP/IP, DNS, HTTP/S, firewall and IDS/IPS concepts</w:t>
-      </w:r>
-    </w:p>
-    <w:p>
-      <w:pPr>
-        <w:spacing w:before="27" w:after="27"/>
-      </w:pPr>
-      <w:r>
-        <w:rPr>
-          <w:rFonts w:ascii="Source Sans Pro" w:eastAsia="Source Sans Pro" w:hAnsi="Source Sans Pro" w:cs="Source Sans Pro"/>
-          <w:b/>
-          <w:sz w:val="19"/>
-          <w:szCs w:val="19"/>
-        </w:rPr>
-        <w:t xml:space="preserve">Automation: </w:t>
-      </w:r>
-      <w:r>
-        <w:rPr>
-          <w:rFonts w:ascii="Source Sans Pro" w:eastAsia="Source Sans Pro" w:hAnsi="Source Sans Pro" w:cs="Source Sans Pro"/>
-          <w:sz w:val="19"/>
-          <w:szCs w:val="19"/>
-        </w:rPr>
-        <w:t>Python, Bash (basic), regular expressions</w:t>
-      </w:r>
-    </w:p>
-    <w:p>
-      <w:pPr>
-        <w:pBdr>
-          <w:bottom w:val="single" w:sz="6" w:space="1" w:color="000000"/>
-        </w:pBdr>
-        <w:spacing w:before="158" w:after="55"/>
-        <w:rPr>
-          <w:rFonts w:ascii="Source Sans Pro" w:eastAsia="Source Sans Pro" w:hAnsi="Source Sans Pro" w:cs="Source Sans Pro"/>
-          <w:b/>
-          <w:bCs/>
-          <w:color w:val="000000"/>
-          <w:sz w:val="22"/>
-          <w:szCs w:val="22"/>
-        </w:rPr>
-      </w:pPr>
-    </w:p>
-    <w:p>
-      <w:pPr>
-        <w:pBdr>
-          <w:bottom w:val="single" w:sz="6" w:space="1" w:color="000000"/>
-        </w:pBdr>
-        <w:spacing w:before="167" w:after="52"/>
-      </w:pPr>
-      <w:r>
-        <w:rPr>
-          <w:rFonts w:ascii="Source Sans Pro" w:eastAsia="Source Sans Pro" w:hAnsi="Source Sans Pro" w:cs="Source Sans Pro"/>
-          <w:b/>
-          <w:bCs/>
-          <w:color w:val="000000"/>
-          <w:sz w:val="22"/>
-          <w:szCs w:val="22"/>
-        </w:rPr>
-        <w:t>Certifications</w:t>
-      </w:r>
-    </w:p>
-    <w:p>
-      <w:pPr>
-        <w:pStyle w:val="ListParagraph"/>
-        <w:numPr>
-          <w:ilvl w:val="0"/>
-          <w:numId w:val="2"/>
-        </w:numPr>
-        <w:spacing w:before="13" w:after="15"/>
-      </w:pPr>
-      <w:r>
-        <w:rPr>
-          <w:rFonts w:ascii="Source Sans Pro" w:eastAsia="Source Sans Pro" w:hAnsi="Source Sans Pro" w:cs="Source Sans Pro"/>
-          <w:color w:val="000000"/>
-          <w:sz w:val="19"/>
-          <w:szCs w:val="19"/>
-        </w:rPr>
-        <w:t>CompTIA Security+ SY0-701  —  in progress, exam target Q3 2026</w:t>
-      </w:r>
-    </w:p>
-    <w:p>
-      <w:pPr>
-        <w:pStyle w:val="ListParagraph"/>
-        <w:numPr>
-          <w:ilvl w:val="0"/>
-          <w:numId w:val="2"/>
-        </w:numPr>
-        <w:spacing w:before="13" w:after="15"/>
+        <w:spacing w:before="13" w:after="26"/>
       </w:pPr>
       <w:r>
         <w:rPr>

--- a/resumes/Akshay_P_Resume.docx
+++ b/resumes/Akshay_P_Resume.docx
@@ -116,7 +116,7 @@
         <w:pBdr>
           <w:bottom w:val="single" w:sz="6" w:space="1" w:color="000000"/>
         </w:pBdr>
-        <w:spacing w:before="422" w:after="52"/>
+        <w:spacing w:before="372" w:after="52"/>
       </w:pPr>
       <w:r>
         <w:rPr>
@@ -294,7 +294,7 @@
     </w:p>
     <w:p>
       <w:pPr>
-        <w:spacing w:before="23" w:after="15"/>
+        <w:spacing w:before="11" w:after="3"/>
       </w:pPr>
     </w:p>
     <w:p>
@@ -302,7 +302,7 @@
         <w:pBdr>
           <w:bottom w:val="single" w:sz="6" w:space="1" w:color="000000"/>
         </w:pBdr>
-        <w:spacing w:before="217" w:after="52"/>
+        <w:spacing w:before="167" w:after="52"/>
       </w:pPr>
       <w:r>
         <w:rPr>
@@ -420,7 +420,7 @@
           <w:ilvl w:val="0"/>
           <w:numId w:val="2"/>
         </w:numPr>
-        <w:spacing w:before="13" w:after="26"/>
+        <w:spacing w:before="13" w:after="15"/>
       </w:pPr>
       <w:r>
         <w:rPr>
@@ -439,7 +439,7 @@
           <w:ilvl w:val="0"/>
           <w:numId w:val="2"/>
         </w:numPr>
-        <w:spacing w:before="13" w:after="26"/>
+        <w:spacing w:before="13" w:after="15"/>
       </w:pPr>
       <w:r>
         <w:rPr>
@@ -458,7 +458,7 @@
           <w:ilvl w:val="0"/>
           <w:numId w:val="2"/>
         </w:numPr>
-        <w:spacing w:before="13" w:after="26"/>
+        <w:spacing w:before="13" w:after="15"/>
       </w:pPr>
       <w:r>
         <w:rPr>
@@ -477,7 +477,7 @@
           <w:ilvl w:val="0"/>
           <w:numId w:val="2"/>
         </w:numPr>
-        <w:spacing w:before="13" w:after="26"/>
+        <w:spacing w:before="13" w:after="15"/>
       </w:pPr>
       <w:r>
         <w:rPr>
@@ -494,7 +494,7 @@
         <w:pBdr>
           <w:bottom w:val="single" w:sz="6" w:space="1" w:color="000000"/>
         </w:pBdr>
-        <w:spacing w:before="170" w:after="67"/>
+        <w:spacing w:before="158" w:after="55"/>
         <w:rPr>
           <w:rFonts w:ascii="Source Sans Pro" w:eastAsia="Source Sans Pro" w:hAnsi="Source Sans Pro" w:cs="Source Sans Pro"/>
           <w:b/>
@@ -510,7 +510,7 @@
         <w:pBdr>
           <w:bottom w:val="single" w:sz="6" w:space="1" w:color="000000"/>
         </w:pBdr>
-        <w:spacing w:before="217" w:after="52"/>
+        <w:spacing w:before="167" w:after="52"/>
       </w:pPr>
       <w:r>
         <w:rPr>
@@ -541,7 +541,7 @@
             <w:szCs w:val="19"/>
             <w:u w:val="single"/>
           </w:rPr>
-          <w:t>Phishing and OSINT Threat Intelligence Tool</w:t>
+          <w:t>SOC Automation and Threat Detection Lab</w:t>
         </w:r>
       </w:hyperlink>
       <w:r>
@@ -568,7 +568,7 @@
           <w:sz w:val="19"/>
           <w:szCs w:val="19"/>
         </w:rPr>
-        <w:t>Python, VirusTotal API, AbuseIPDB, WHOIS, Telegram bot</w:t>
+        <w:t>Python, Splunk, Wireshark, Nmap, MITRE ATT&amp;CK</w:t>
       </w:r>
     </w:p>
     <w:p>
@@ -578,16 +578,16 @@
           <w:ilvl w:val="0"/>
           <w:numId w:val="2"/>
         </w:numPr>
-        <w:spacing w:before="13" w:after="26"/>
-      </w:pPr>
-      <w:r>
-        <w:rPr>
-          <w:rFonts w:ascii="Source Sans Pro" w:eastAsia="Source Sans Pro" w:hAnsi="Source Sans Pro" w:cs="Source Sans Pro"/>
-          <w:color w:val="000000"/>
-          <w:sz w:val="19"/>
-          <w:szCs w:val="19"/>
-        </w:rPr>
-        <w:t>Built multi-API fraud intelligence pipeline: submits suspicious domains and IPs to VirusTotal, AbuseIPDB, and URLScan.io; cross-references WHOIS registration age, DNS records, and SSL details for KYC domain-verification workflows.</w:t>
+        <w:spacing w:before="13" w:after="15"/>
+      </w:pPr>
+      <w:r>
+        <w:rPr>
+          <w:rFonts w:ascii="Source Sans Pro" w:eastAsia="Source Sans Pro" w:hAnsi="Source Sans Pro" w:cs="Source Sans Pro"/>
+          <w:color w:val="000000"/>
+          <w:sz w:val="19"/>
+          <w:szCs w:val="19"/>
+        </w:rPr>
+        <w:t>Deployed Splunk SIEM with SPL correlation searches for brute-force detection, lateral movement, and privilege escalation; mapped TTPs to MITRE ATT&amp;CK and wrote PICERL incident report.</w:t>
       </w:r>
     </w:p>
     <w:p>
@@ -597,16 +597,16 @@
           <w:ilvl w:val="0"/>
           <w:numId w:val="2"/>
         </w:numPr>
-        <w:spacing w:before="13" w:after="26"/>
-      </w:pPr>
-      <w:r>
-        <w:rPr>
-          <w:rFonts w:ascii="Source Sans Pro" w:eastAsia="Source Sans Pro" w:hAnsi="Source Sans Pro" w:cs="Source Sans Pro"/>
-          <w:color w:val="000000"/>
-          <w:sz w:val="19"/>
-          <w:szCs w:val="19"/>
-        </w:rPr>
-        <w:t>Implemented typosquatting domain detector generating character-substitution variants of legitimate business domains and checking live DNS resolution for financial fraud infrastructure review.</w:t>
+        <w:spacing w:before="13" w:after="15"/>
+      </w:pPr>
+      <w:r>
+        <w:rPr>
+          <w:rFonts w:ascii="Source Sans Pro" w:eastAsia="Source Sans Pro" w:hAnsi="Source Sans Pro" w:cs="Source Sans Pro"/>
+          <w:color w:val="000000"/>
+          <w:sz w:val="19"/>
+          <w:szCs w:val="19"/>
+        </w:rPr>
+        <w:t>Built automated SOAR-style detection pipeline: Python script ingests Splunk alerts, runs IOC enrichment via VirusTotal API, and dispatches Telegram notifications with severity classification.</w:t>
       </w:r>
     </w:p>
     <w:p>
@@ -616,21 +616,21 @@
           <w:ilvl w:val="0"/>
           <w:numId w:val="2"/>
         </w:numPr>
-        <w:spacing w:before="13" w:after="26"/>
-      </w:pPr>
-      <w:r>
-        <w:rPr>
-          <w:rFonts w:ascii="Source Sans Pro" w:eastAsia="Source Sans Pro" w:hAnsi="Source Sans Pro" w:cs="Source Sans Pro"/>
-          <w:color w:val="000000"/>
-          <w:sz w:val="19"/>
-          <w:szCs w:val="19"/>
-        </w:rPr>
-        <w:t>Deployed Telegram bot interface for live suspicious entity enrichment supporting bulk CSV input/output for investigation workflows; includes OSINT enrichment via theHarvester for domain profiling.</w:t>
-      </w:r>
-    </w:p>
-    <w:p>
-      <w:pPr>
-        <w:spacing w:before="45" w:after="15"/>
+        <w:spacing w:before="13" w:after="15"/>
+      </w:pPr>
+      <w:r>
+        <w:rPr>
+          <w:rFonts w:ascii="Source Sans Pro" w:eastAsia="Source Sans Pro" w:hAnsi="Source Sans Pro" w:cs="Source Sans Pro"/>
+          <w:color w:val="000000"/>
+          <w:sz w:val="19"/>
+          <w:szCs w:val="19"/>
+        </w:rPr>
+        <w:t>Converted detection logic to Sigma rules (vendor-neutral format used by enterprise SOCs); performed TCP/IP analysis in Wireshark to detect SYN scans, DNS tunnelling, and plaintext credential exposure on unencrypted sessions.</w:t>
+      </w:r>
+    </w:p>
+    <w:p>
+      <w:pPr>
+        <w:spacing w:before="33" w:after="3"/>
       </w:pPr>
     </w:p>
     <w:p>
@@ -687,16 +687,16 @@
           <w:ilvl w:val="0"/>
           <w:numId w:val="2"/>
         </w:numPr>
-        <w:spacing w:before="13" w:after="26"/>
-      </w:pPr>
-      <w:r>
-        <w:rPr>
-          <w:rFonts w:ascii="Source Sans Pro" w:eastAsia="Source Sans Pro" w:hAnsi="Source Sans Pro" w:cs="Source Sans Pro"/>
-          <w:color w:val="000000"/>
-          <w:sz w:val="19"/>
-          <w:szCs w:val="19"/>
-        </w:rPr>
-        <w:t>Built automated vulnerability assessment pipeline integrating Nessus and OpenVAS APIs in Python; generated audit-ready CVE reports classified by CVSS severity with EPSS context from the FIRST.org API.</w:t>
+        <w:spacing w:before="13" w:after="15"/>
+      </w:pPr>
+      <w:r>
+        <w:rPr>
+          <w:rFonts w:ascii="Source Sans Pro" w:eastAsia="Source Sans Pro" w:hAnsi="Source Sans Pro" w:cs="Source Sans Pro"/>
+          <w:color w:val="000000"/>
+          <w:sz w:val="19"/>
+          <w:szCs w:val="19"/>
+        </w:rPr>
+        <w:t>Built automated vulnerability assessment pipeline integrating Nessus and OpenVAS REST APIs in Python; generated CVE reports classified by CVSS severity and EPSS context from the FIRST.org API.</w:t>
       </w:r>
     </w:p>
     <w:p>
@@ -706,16 +706,16 @@
           <w:ilvl w:val="0"/>
           <w:numId w:val="2"/>
         </w:numPr>
-        <w:spacing w:before="13" w:after="26"/>
-      </w:pPr>
-      <w:r>
-        <w:rPr>
-          <w:rFonts w:ascii="Source Sans Pro" w:eastAsia="Source Sans Pro" w:hAnsi="Source Sans Pro" w:cs="Source Sans Pro"/>
-          <w:color w:val="000000"/>
-          <w:sz w:val="19"/>
-          <w:szCs w:val="19"/>
-        </w:rPr>
-        <w:t>Developed OWASP Top 10 automated compliance checker validating web application security controls against regulatory requirements; documented vulnerability-to-remediation audit trails including SQL injection evidence and parameterised query fixes.</w:t>
+        <w:spacing w:before="13" w:after="15"/>
+      </w:pPr>
+      <w:r>
+        <w:rPr>
+          <w:rFonts w:ascii="Source Sans Pro" w:eastAsia="Source Sans Pro" w:hAnsi="Source Sans Pro" w:cs="Source Sans Pro"/>
+          <w:color w:val="000000"/>
+          <w:sz w:val="19"/>
+          <w:szCs w:val="19"/>
+        </w:rPr>
+        <w:t>Developed OWASP Top 10 automated web checker that sends crafted HTTP requests to detect injection, broken auth, and SSRF vulnerabilities; documented SQL injection exploit and parameterised query remediation.</w:t>
       </w:r>
     </w:p>
     <w:p>
@@ -725,16 +725,16 @@
           <w:ilvl w:val="0"/>
           <w:numId w:val="2"/>
         </w:numPr>
-        <w:spacing w:before="13" w:after="26"/>
-      </w:pPr>
-      <w:r>
-        <w:rPr>
-          <w:rFonts w:ascii="Source Sans Pro" w:eastAsia="Source Sans Pro" w:hAnsi="Source Sans Pro" w:cs="Source Sans Pro"/>
-          <w:color w:val="000000"/>
-          <w:sz w:val="19"/>
-          <w:szCs w:val="19"/>
-        </w:rPr>
-        <w:t>Automated compliance scan scheduling via Bash and cron; built delta-scan logic to track remediation progress and organize audit evidence for patch compliance review.</w:t>
+        <w:spacing w:before="13" w:after="15"/>
+      </w:pPr>
+      <w:r>
+        <w:rPr>
+          <w:rFonts w:ascii="Source Sans Pro" w:eastAsia="Source Sans Pro" w:hAnsi="Source Sans Pro" w:cs="Source Sans Pro"/>
+          <w:color w:val="000000"/>
+          <w:sz w:val="19"/>
+          <w:szCs w:val="19"/>
+        </w:rPr>
+        <w:t>Automated scan scheduling via Bash and cron; built delta-scan logic to flag newly discovered CVEs and organize patch compliance tracking evidence.</w:t>
       </w:r>
     </w:p>
     <w:p>
@@ -742,7 +742,7 @@
         <w:pBdr>
           <w:bottom w:val="single" w:sz="6" w:space="1" w:color="000000"/>
         </w:pBdr>
-        <w:spacing w:before="170" w:after="67"/>
+        <w:spacing w:before="158" w:after="55"/>
         <w:rPr>
           <w:rFonts w:ascii="Source Sans Pro" w:eastAsia="Source Sans Pro" w:hAnsi="Source Sans Pro" w:cs="Source Sans Pro"/>
           <w:b/>
@@ -758,7 +758,7 @@
         <w:pBdr>
           <w:bottom w:val="single" w:sz="6" w:space="1" w:color="000000"/>
         </w:pBdr>
-        <w:spacing w:before="217" w:after="52"/>
+        <w:spacing w:before="167" w:after="52"/>
       </w:pPr>
       <w:r>
         <w:rPr>
@@ -774,7 +774,7 @@
     </w:p>
     <w:p>
       <w:pPr>
-        <w:spacing w:before="39" w:after="39"/>
+        <w:spacing w:before="27" w:after="27"/>
       </w:pPr>
       <w:r>
         <w:rPr>
@@ -783,20 +783,20 @@
           <w:sz w:val="19"/>
           <w:szCs w:val="19"/>
         </w:rPr>
-        <w:t xml:space="preserve">GRC &amp; Compliance: </w:t>
-      </w:r>
-      <w:r>
-        <w:rPr>
-          <w:rFonts w:ascii="Source Sans Pro" w:eastAsia="Source Sans Pro" w:hAnsi="Source Sans Pro" w:cs="Source Sans Pro"/>
-          <w:sz w:val="19"/>
-          <w:szCs w:val="19"/>
-        </w:rPr>
-        <w:t>NIST CSF, ISO 27001, PCI-DSS, GDPR/PDPB, SOX/ITGC, compliance monitoring</w:t>
-      </w:r>
-    </w:p>
-    <w:p>
-      <w:pPr>
-        <w:spacing w:before="39" w:after="39"/>
+        <w:t xml:space="preserve">SOC Operations: </w:t>
+      </w:r>
+      <w:r>
+        <w:rPr>
+          <w:rFonts w:ascii="Source Sans Pro" w:eastAsia="Source Sans Pro" w:hAnsi="Source Sans Pro" w:cs="Source Sans Pro"/>
+          <w:sz w:val="19"/>
+          <w:szCs w:val="19"/>
+        </w:rPr>
+        <w:t>Alert triage, incident investigation, log analysis, threat detection, escalation, false positive analysis</w:t>
+      </w:r>
+    </w:p>
+    <w:p>
+      <w:pPr>
+        <w:spacing w:before="27" w:after="27"/>
       </w:pPr>
       <w:r>
         <w:rPr>
@@ -805,20 +805,20 @@
           <w:sz w:val="19"/>
           <w:szCs w:val="19"/>
         </w:rPr>
-        <w:t xml:space="preserve">Risk &amp; Audit: </w:t>
-      </w:r>
-      <w:r>
-        <w:rPr>
-          <w:rFonts w:ascii="Source Sans Pro" w:eastAsia="Source Sans Pro" w:hAnsi="Source Sans Pro" w:cs="Source Sans Pro"/>
-          <w:sz w:val="19"/>
-          <w:szCs w:val="19"/>
-        </w:rPr>
-        <w:t>Risk assessment, control testing, audit documentation, vendor risk, RCSA basics</w:t>
-      </w:r>
-    </w:p>
-    <w:p>
-      <w:pPr>
-        <w:spacing w:before="39" w:after="39"/>
+        <w:t xml:space="preserve">SIEM &amp; Monitoring: </w:t>
+      </w:r>
+      <w:r>
+        <w:rPr>
+          <w:rFonts w:ascii="Source Sans Pro" w:eastAsia="Source Sans Pro" w:hAnsi="Source Sans Pro" w:cs="Source Sans Pro"/>
+          <w:sz w:val="19"/>
+          <w:szCs w:val="19"/>
+        </w:rPr>
+        <w:t>Splunk (SPL), Elastic SIEM (basic), Windows Event Logs, Sysmon, Wireshark</w:t>
+      </w:r>
+    </w:p>
+    <w:p>
+      <w:pPr>
+        <w:spacing w:before="27" w:after="27"/>
       </w:pPr>
       <w:r>
         <w:rPr>
@@ -827,20 +827,20 @@
           <w:sz w:val="19"/>
           <w:szCs w:val="19"/>
         </w:rPr>
-        <w:t xml:space="preserve">Fraud &amp; AML: </w:t>
-      </w:r>
-      <w:r>
-        <w:rPr>
-          <w:rFonts w:ascii="Source Sans Pro" w:eastAsia="Source Sans Pro" w:hAnsi="Source Sans Pro" w:cs="Source Sans Pro"/>
-          <w:sz w:val="19"/>
-          <w:szCs w:val="19"/>
-        </w:rPr>
-        <w:t>Transaction monitoring, AML typologies, KYC/CDD, sanctions screening</w:t>
-      </w:r>
-    </w:p>
-    <w:p>
-      <w:pPr>
-        <w:spacing w:before="39" w:after="39"/>
+        <w:t xml:space="preserve">Threat Intelligence: </w:t>
+      </w:r>
+      <w:r>
+        <w:rPr>
+          <w:rFonts w:ascii="Source Sans Pro" w:eastAsia="Source Sans Pro" w:hAnsi="Source Sans Pro" w:cs="Source Sans Pro"/>
+          <w:sz w:val="19"/>
+          <w:szCs w:val="19"/>
+        </w:rPr>
+        <w:t>MITRE ATT&amp;CK, IOC analysis, VirusTotal, OSINT enrichment, Cyber Kill Chain</w:t>
+      </w:r>
+    </w:p>
+    <w:p>
+      <w:pPr>
+        <w:spacing w:before="27" w:after="27"/>
       </w:pPr>
       <w:r>
         <w:rPr>
@@ -849,20 +849,20 @@
           <w:sz w:val="19"/>
           <w:szCs w:val="19"/>
         </w:rPr>
-        <w:t xml:space="preserve">Systems &amp; Tools: </w:t>
-      </w:r>
-      <w:r>
-        <w:rPr>
-          <w:rFonts w:ascii="Source Sans Pro" w:eastAsia="Source Sans Pro" w:hAnsi="Source Sans Pro" w:cs="Source Sans Pro"/>
-          <w:sz w:val="19"/>
-          <w:szCs w:val="19"/>
-        </w:rPr>
-        <w:t>Windows internals, Linux fundamentals, Python, Excel, SQL (basic), TCP/IP basics</w:t>
-      </w:r>
-    </w:p>
-    <w:p>
-      <w:pPr>
-        <w:spacing w:before="39" w:after="39"/>
+        <w:t xml:space="preserve">Systems &amp; Networking: </w:t>
+      </w:r>
+      <w:r>
+        <w:rPr>
+          <w:rFonts w:ascii="Source Sans Pro" w:eastAsia="Source Sans Pro" w:hAnsi="Source Sans Pro" w:cs="Source Sans Pro"/>
+          <w:sz w:val="19"/>
+          <w:szCs w:val="19"/>
+        </w:rPr>
+        <w:t>Windows internals, Linux fundamentals, TCP/IP, DNS, HTTP/S, firewall and IDS/IPS concepts</w:t>
+      </w:r>
+    </w:p>
+    <w:p>
+      <w:pPr>
+        <w:spacing w:before="27" w:after="27"/>
       </w:pPr>
       <w:r>
         <w:rPr>
@@ -871,15 +871,15 @@
           <w:sz w:val="19"/>
           <w:szCs w:val="19"/>
         </w:rPr>
-        <w:t xml:space="preserve">Frameworks: </w:t>
-      </w:r>
-      <w:r>
-        <w:rPr>
-          <w:rFonts w:ascii="Source Sans Pro" w:eastAsia="Source Sans Pro" w:hAnsi="Source Sans Pro" w:cs="Source Sans Pro"/>
-          <w:sz w:val="19"/>
-          <w:szCs w:val="19"/>
-        </w:rPr>
-        <w:t>MITRE ATT&amp;CK, OWASP Top 10, Incident Response (PICERL), audit trail documentation</w:t>
+        <w:t xml:space="preserve">Automation: </w:t>
+      </w:r>
+      <w:r>
+        <w:rPr>
+          <w:rFonts w:ascii="Source Sans Pro" w:eastAsia="Source Sans Pro" w:hAnsi="Source Sans Pro" w:cs="Source Sans Pro"/>
+          <w:sz w:val="19"/>
+          <w:szCs w:val="19"/>
+        </w:rPr>
+        <w:t>Python, Bash (basic), regular expressions</w:t>
       </w:r>
     </w:p>
     <w:p>
@@ -887,7 +887,7 @@
         <w:pBdr>
           <w:bottom w:val="single" w:sz="6" w:space="1" w:color="000000"/>
         </w:pBdr>
-        <w:spacing w:before="170" w:after="67"/>
+        <w:spacing w:before="158" w:after="55"/>
         <w:rPr>
           <w:rFonts w:ascii="Source Sans Pro" w:eastAsia="Source Sans Pro" w:hAnsi="Source Sans Pro" w:cs="Source Sans Pro"/>
           <w:b/>
@@ -903,7 +903,7 @@
         <w:pBdr>
           <w:bottom w:val="single" w:sz="6" w:space="1" w:color="000000"/>
         </w:pBdr>
-        <w:spacing w:before="217" w:after="52"/>
+        <w:spacing w:before="167" w:after="52"/>
       </w:pPr>
       <w:r>
         <w:rPr>
@@ -924,7 +924,7 @@
           <w:ilvl w:val="0"/>
           <w:numId w:val="2"/>
         </w:numPr>
-        <w:spacing w:before="13" w:after="26"/>
+        <w:spacing w:before="13" w:after="15"/>
       </w:pPr>
       <w:r>
         <w:rPr>
@@ -943,7 +943,7 @@
           <w:ilvl w:val="0"/>
           <w:numId w:val="2"/>
         </w:numPr>
-        <w:spacing w:before="13" w:after="26"/>
+        <w:spacing w:before="13" w:after="15"/>
       </w:pPr>
       <w:r>
         <w:rPr>

--- a/resumes/Akshay_P_Resume.docx
+++ b/resumes/Akshay_P_Resume.docx
@@ -541,7 +541,7 @@
             <w:szCs w:val="19"/>
             <w:u w:val="single"/>
           </w:rPr>
-          <w:t>SOC Automation and Threat Detection Lab</w:t>
+          <w:t>Vulnerability Scanner and Patch Prioritization Engine</w:t>
         </w:r>
       </w:hyperlink>
       <w:r>
@@ -568,7 +568,7 @@
           <w:sz w:val="19"/>
           <w:szCs w:val="19"/>
         </w:rPr>
-        <w:t>Python, Splunk, Wireshark, Nmap, MITRE ATT&amp;CK</w:t>
+        <w:t>Python, Bash, Nessus, OpenVAS, NVD API</w:t>
       </w:r>
     </w:p>
     <w:p>
@@ -587,7 +587,7 @@
           <w:sz w:val="19"/>
           <w:szCs w:val="19"/>
         </w:rPr>
-        <w:t>Deployed Splunk SIEM with SPL correlation searches for brute-force detection, lateral movement, and privilege escalation; mapped TTPs to MITRE ATT&amp;CK and wrote PICERL incident report.</w:t>
+        <w:t>Built automated application security testing pipeline integrating Nessus and OpenVAS APIs in Python; generated vulnerability reports classified by CVSS severity with EPSS context from the FIRST.org API.</w:t>
       </w:r>
     </w:p>
     <w:p>
@@ -606,7 +606,7 @@
           <w:sz w:val="19"/>
           <w:szCs w:val="19"/>
         </w:rPr>
-        <w:t>Built automated SOAR-style detection pipeline: Python script ingests Splunk alerts, runs IOC enrichment via VirusTotal API, and dispatches Telegram notifications with severity classification.</w:t>
+        <w:t>Developed OWASP Top 10 automated application security checker detecting injection, broken authentication, SSRF, and XSS vulnerabilities; documented SQL injection exploit-to-remediation workflow with parameterised query fixes.</w:t>
       </w:r>
     </w:p>
     <w:p>
@@ -625,7 +625,7 @@
           <w:sz w:val="19"/>
           <w:szCs w:val="19"/>
         </w:rPr>
-        <w:t>Converted detection logic to Sigma rules (vendor-neutral format used by enterprise SOCs); performed TCP/IP analysis in Wireshark to detect SYN scans, DNS tunnelling, and plaintext credential exposure on unencrypted sessions.</w:t>
+        <w:t>Automated security scan scheduling via Bash and cron integrated with development cycles; built delta-scan logic to flag newly introduced CVEs for secure development lifecycle tracking.</w:t>
       </w:r>
     </w:p>
     <w:p>
@@ -650,7 +650,7 @@
             <w:szCs w:val="19"/>
             <w:u w:val="single"/>
           </w:rPr>
-          <w:t>Vulnerability Scanner and Patch Prioritization Engine</w:t>
+          <w:t>SOC Automation and Threat Detection Lab</w:t>
         </w:r>
       </w:hyperlink>
       <w:r>
@@ -677,7 +677,7 @@
           <w:sz w:val="19"/>
           <w:szCs w:val="19"/>
         </w:rPr>
-        <w:t>Python, Bash, Nessus, OpenVAS, NVD API</w:t>
+        <w:t>Python, Splunk, Wireshark, Nmap, MITRE ATT&amp;CK</w:t>
       </w:r>
     </w:p>
     <w:p>
@@ -696,7 +696,7 @@
           <w:sz w:val="19"/>
           <w:szCs w:val="19"/>
         </w:rPr>
-        <w:t>Built automated vulnerability assessment pipeline integrating Nessus and OpenVAS REST APIs in Python; generated CVE reports classified by CVSS severity and EPSS context from the FIRST.org API.</w:t>
+        <w:t>Deployed Splunk SIEM with SPL correlation searches for brute-force detection, lateral movement, and privilege escalation; mapped TTPs to MITRE ATT&amp;CK and wrote PICERL incident report.</w:t>
       </w:r>
     </w:p>
     <w:p>
@@ -715,7 +715,7 @@
           <w:sz w:val="19"/>
           <w:szCs w:val="19"/>
         </w:rPr>
-        <w:t>Developed OWASP Top 10 automated web checker that sends crafted HTTP requests to detect injection, broken auth, and SSRF vulnerabilities; documented SQL injection exploit and parameterised query remediation.</w:t>
+        <w:t>Built automated SOAR-style detection pipeline: Python script ingests Splunk alerts, runs IOC enrichment via VirusTotal API, and dispatches Telegram notifications with severity classification.</w:t>
       </w:r>
     </w:p>
     <w:p>
@@ -734,7 +734,7 @@
           <w:sz w:val="19"/>
           <w:szCs w:val="19"/>
         </w:rPr>
-        <w:t>Automated scan scheduling via Bash and cron; built delta-scan logic to flag newly discovered CVEs and organize patch compliance tracking evidence.</w:t>
+        <w:t>Converted detection logic to Sigma rules (vendor-neutral format used by enterprise SOCs); performed TCP/IP analysis in Wireshark to detect SYN scans, DNS tunnelling, and plaintext credential exposure on unencrypted sessions.</w:t>
       </w:r>
     </w:p>
     <w:p>

--- a/resumes/Akshay_P_Resume.docx
+++ b/resumes/Akshay_P_Resume.docx
@@ -541,7 +541,7 @@
             <w:szCs w:val="19"/>
             <w:u w:val="single"/>
           </w:rPr>
-          <w:t>Vulnerability Scanner and Patch Prioritization Engine</w:t>
+          <w:t>SOC Automation and Threat Detection Lab</w:t>
         </w:r>
       </w:hyperlink>
       <w:r>
@@ -568,7 +568,7 @@
           <w:sz w:val="19"/>
           <w:szCs w:val="19"/>
         </w:rPr>
-        <w:t>Python, Bash, Nessus, OpenVAS, NVD API</w:t>
+        <w:t>Python, Splunk, Wireshark, Nmap, MITRE ATT&amp;CK</w:t>
       </w:r>
     </w:p>
     <w:p>
@@ -587,7 +587,7 @@
           <w:sz w:val="19"/>
           <w:szCs w:val="19"/>
         </w:rPr>
-        <w:t>Built automated application security testing pipeline integrating Nessus and OpenVAS APIs in Python; generated vulnerability reports classified by CVSS severity with EPSS context from the FIRST.org API.</w:t>
+        <w:t>Deployed Splunk SIEM with SPL correlation searches for brute-force detection, lateral movement, and privilege escalation; mapped TTPs to MITRE ATT&amp;CK and wrote PICERL incident report.</w:t>
       </w:r>
     </w:p>
     <w:p>
@@ -606,7 +606,7 @@
           <w:sz w:val="19"/>
           <w:szCs w:val="19"/>
         </w:rPr>
-        <w:t>Developed OWASP Top 10 automated application security checker detecting injection, broken authentication, SSRF, and XSS vulnerabilities; documented SQL injection exploit-to-remediation workflow with parameterised query fixes.</w:t>
+        <w:t>Built automated SOAR-style detection pipeline: Python script ingests Splunk alerts, runs IOC enrichment via VirusTotal API, and dispatches Telegram notifications with severity classification.</w:t>
       </w:r>
     </w:p>
     <w:p>
@@ -625,7 +625,7 @@
           <w:sz w:val="19"/>
           <w:szCs w:val="19"/>
         </w:rPr>
-        <w:t>Automated security scan scheduling via Bash and cron integrated with development cycles; built delta-scan logic to flag newly introduced CVEs for secure development lifecycle tracking.</w:t>
+        <w:t>Converted detection logic to Sigma rules (vendor-neutral format used by enterprise SOCs); performed TCP/IP analysis in Wireshark to detect SYN scans, DNS tunnelling, and plaintext credential exposure on unencrypted sessions.</w:t>
       </w:r>
     </w:p>
     <w:p>
@@ -650,7 +650,7 @@
             <w:szCs w:val="19"/>
             <w:u w:val="single"/>
           </w:rPr>
-          <w:t>SOC Automation and Threat Detection Lab</w:t>
+          <w:t>Vulnerability Scanner and Patch Prioritization Engine</w:t>
         </w:r>
       </w:hyperlink>
       <w:r>
@@ -677,7 +677,7 @@
           <w:sz w:val="19"/>
           <w:szCs w:val="19"/>
         </w:rPr>
-        <w:t>Python, Splunk, Wireshark, Nmap, MITRE ATT&amp;CK</w:t>
+        <w:t>Python, Bash, Nessus, OpenVAS, NVD API</w:t>
       </w:r>
     </w:p>
     <w:p>
@@ -696,7 +696,7 @@
           <w:sz w:val="19"/>
           <w:szCs w:val="19"/>
         </w:rPr>
-        <w:t>Deployed Splunk SIEM with SPL correlation searches for brute-force detection, lateral movement, and privilege escalation; mapped TTPs to MITRE ATT&amp;CK and wrote PICERL incident report.</w:t>
+        <w:t>Built automated vulnerability assessment pipeline integrating Nessus and OpenVAS REST APIs in Python; generated CVE reports classified by CVSS severity and EPSS context from the FIRST.org API.</w:t>
       </w:r>
     </w:p>
     <w:p>
@@ -715,7 +715,7 @@
           <w:sz w:val="19"/>
           <w:szCs w:val="19"/>
         </w:rPr>
-        <w:t>Built automated SOAR-style detection pipeline: Python script ingests Splunk alerts, runs IOC enrichment via VirusTotal API, and dispatches Telegram notifications with severity classification.</w:t>
+        <w:t>Developed OWASP Top 10 automated web checker that sends crafted HTTP requests to detect injection, broken auth, and SSRF vulnerabilities; documented SQL injection exploit and parameterised query remediation.</w:t>
       </w:r>
     </w:p>
     <w:p>
@@ -734,7 +734,7 @@
           <w:sz w:val="19"/>
           <w:szCs w:val="19"/>
         </w:rPr>
-        <w:t>Converted detection logic to Sigma rules (vendor-neutral format used by enterprise SOCs); performed TCP/IP analysis in Wireshark to detect SYN scans, DNS tunnelling, and plaintext credential exposure on unencrypted sessions.</w:t>
+        <w:t>Automated scan scheduling via Bash and cron; built delta-scan logic to flag newly discovered CVEs and organize patch compliance tracking evidence.</w:t>
       </w:r>
     </w:p>
     <w:p>

--- a/resumes/Akshay_P_Resume.docx
+++ b/resumes/Akshay_P_Resume.docx
@@ -4,7 +4,7 @@
   <w:body>
     <w:p>
       <w:pPr>
-        <w:spacing w:after="44"/>
+        <w:spacing w:after="0" w:before="20"/>
         <w:jc w:val="center"/>
       </w:pPr>
       <w:r>
@@ -21,6 +21,7 @@
     </w:p>
     <w:p>
       <w:pPr>
+        <w:spacing w:before="20" w:after="0"/>
         <w:jc w:val="center"/>
       </w:pPr>
       <w:r>
@@ -116,7 +117,7 @@
         <w:pBdr>
           <w:bottom w:val="single" w:sz="6" w:space="1" w:color="000000"/>
         </w:pBdr>
-        <w:spacing w:before="372" w:after="52"/>
+        <w:spacing w:before="159" w:after="0"/>
       </w:pPr>
       <w:r>
         <w:rPr>
@@ -135,7 +136,7 @@
         <w:tabs>
           <w:tab w:val="right" w:pos="10800"/>
         </w:tabs>
-        <w:spacing w:before="62"/>
+        <w:spacing w:before="20" w:after="0"/>
       </w:pPr>
       <w:r>
         <w:rPr>
@@ -170,7 +171,7 @@
     </w:p>
     <w:p>
       <w:pPr>
-        <w:spacing w:before="8"/>
+        <w:spacing w:before="8" w:after="0"/>
       </w:pPr>
       <w:r>
         <w:rPr>
@@ -189,7 +190,7 @@
         <w:tabs>
           <w:tab w:val="right" w:pos="10800"/>
         </w:tabs>
-        <w:spacing w:before="62"/>
+        <w:spacing w:before="20" w:after="0"/>
       </w:pPr>
       <w:r>
         <w:rPr>
@@ -224,7 +225,7 @@
     </w:p>
     <w:p>
       <w:pPr>
-        <w:spacing w:before="8"/>
+        <w:spacing w:before="8" w:after="0"/>
       </w:pPr>
       <w:r>
         <w:rPr>
@@ -243,7 +244,7 @@
         <w:tabs>
           <w:tab w:val="right" w:pos="10800"/>
         </w:tabs>
-        <w:spacing w:before="62"/>
+        <w:spacing w:before="20" w:after="0"/>
       </w:pPr>
       <w:r>
         <w:rPr>
@@ -278,7 +279,7 @@
     </w:p>
     <w:p>
       <w:pPr>
-        <w:spacing w:before="8"/>
+        <w:spacing w:before="8" w:after="0"/>
       </w:pPr>
       <w:r>
         <w:rPr>
@@ -294,7 +295,7 @@
     </w:p>
     <w:p>
       <w:pPr>
-        <w:spacing w:before="11" w:after="3"/>
+        <w:spacing w:before="35" w:after="35"/>
       </w:pPr>
     </w:p>
     <w:p>
@@ -302,7 +303,7 @@
         <w:pBdr>
           <w:bottom w:val="single" w:sz="6" w:space="1" w:color="000000"/>
         </w:pBdr>
-        <w:spacing w:before="167" w:after="52"/>
+        <w:spacing w:before="159" w:after="0"/>
       </w:pPr>
       <w:r>
         <w:rPr>
@@ -321,7 +322,7 @@
         <w:tabs>
           <w:tab w:val="right" w:pos="10800"/>
         </w:tabs>
-        <w:spacing w:before="62"/>
+        <w:spacing w:before="20" w:after="0"/>
       </w:pPr>
       <w:r>
         <w:rPr>
@@ -367,7 +368,7 @@
         <w:tabs>
           <w:tab w:val="right" w:pos="10800"/>
         </w:tabs>
-        <w:spacing w:before="8"/>
+        <w:spacing w:before="8" w:after="0"/>
         <w:rPr>
           <w:rFonts w:ascii="Source Sans Pro Light" w:hAnsi="Source Sans Pro Light"/>
           <w:i/>
@@ -420,7 +421,7 @@
           <w:ilvl w:val="0"/>
           <w:numId w:val="2"/>
         </w:numPr>
-        <w:spacing w:before="13" w:after="15"/>
+        <w:spacing w:before="13" w:after="42"/>
       </w:pPr>
       <w:r>
         <w:rPr>
@@ -439,7 +440,7 @@
           <w:ilvl w:val="0"/>
           <w:numId w:val="2"/>
         </w:numPr>
-        <w:spacing w:before="13" w:after="15"/>
+        <w:spacing w:before="13" w:after="42"/>
       </w:pPr>
       <w:r>
         <w:rPr>
@@ -458,7 +459,7 @@
           <w:ilvl w:val="0"/>
           <w:numId w:val="2"/>
         </w:numPr>
-        <w:spacing w:before="13" w:after="15"/>
+        <w:spacing w:before="13" w:after="42"/>
       </w:pPr>
       <w:r>
         <w:rPr>
@@ -477,7 +478,7 @@
           <w:ilvl w:val="0"/>
           <w:numId w:val="2"/>
         </w:numPr>
-        <w:spacing w:before="13" w:after="15"/>
+        <w:spacing w:before="13" w:after="42"/>
       </w:pPr>
       <w:r>
         <w:rPr>
@@ -494,7 +495,7 @@
         <w:pBdr>
           <w:bottom w:val="single" w:sz="6" w:space="1" w:color="000000"/>
         </w:pBdr>
-        <w:spacing w:before="158" w:after="55"/>
+        <w:spacing w:before="35" w:after="35"/>
         <w:rPr>
           <w:rFonts w:ascii="Source Sans Pro" w:eastAsia="Source Sans Pro" w:hAnsi="Source Sans Pro" w:cs="Source Sans Pro"/>
           <w:b/>
@@ -510,7 +511,7 @@
         <w:pBdr>
           <w:bottom w:val="single" w:sz="6" w:space="1" w:color="000000"/>
         </w:pBdr>
-        <w:spacing w:before="167" w:after="52"/>
+        <w:spacing w:before="159" w:after="0"/>
       </w:pPr>
       <w:r>
         <w:rPr>
@@ -529,9 +530,118 @@
         <w:tabs>
           <w:tab w:val="right" w:pos="10800"/>
         </w:tabs>
-        <w:spacing w:before="62"/>
+        <w:spacing w:before="20" w:after="0"/>
       </w:pPr>
       <w:hyperlink r:id="rId8">
+        <w:r>
+          <w:rPr>
+            <w:rFonts w:ascii="Source Sans Pro" w:eastAsia="Source Sans Pro" w:hAnsi="Source Sans Pro" w:cs="Source Sans Pro"/>
+            <w:b/>
+            <w:color w:val="000000"/>
+            <w:sz w:val="19"/>
+            <w:szCs w:val="19"/>
+            <w:u w:val="single"/>
+          </w:rPr>
+          <w:t>SOC Automation and Threat Detection Lab</w:t>
+        </w:r>
+      </w:hyperlink>
+      <w:r>
+        <w:rPr>
+          <w:rFonts w:ascii="Source Sans Pro" w:eastAsia="Source Sans Pro" w:hAnsi="Source Sans Pro" w:cs="Source Sans Pro"/>
+          <w:sz w:val="19"/>
+          <w:szCs w:val="19"/>
+        </w:rPr>
+        <w:t xml:space="preserve">  |  </w:t>
+      </w:r>
+      <w:r>
+        <w:rPr>
+          <w:rFonts w:ascii="Source Sans Pro" w:eastAsia="Source Sans Pro" w:hAnsi="Source Sans Pro" w:cs="Source Sans Pro"/>
+          <w:sz w:val="19"/>
+          <w:szCs w:val="19"/>
+        </w:rPr>
+        <w:tab/>
+      </w:r>
+      <w:r>
+        <w:rPr>
+          <w:rFonts w:ascii="Source Sans Pro Light" w:eastAsia="Source Sans Pro" w:hAnsi="Source Sans Pro Light" w:cs="Source Sans Pro"/>
+          <w:i/>
+          <w:iCs/>
+          <w:sz w:val="19"/>
+          <w:szCs w:val="19"/>
+        </w:rPr>
+        <w:t>Python, Splunk, Wireshark, Nmap, MITRE ATT&amp;CK</w:t>
+      </w:r>
+    </w:p>
+    <w:p>
+      <w:pPr>
+        <w:pStyle w:val="ListParagraph"/>
+        <w:numPr>
+          <w:ilvl w:val="0"/>
+          <w:numId w:val="2"/>
+        </w:numPr>
+        <w:spacing w:before="13" w:after="42"/>
+      </w:pPr>
+      <w:r>
+        <w:rPr>
+          <w:rFonts w:ascii="Source Sans Pro" w:eastAsia="Source Sans Pro" w:hAnsi="Source Sans Pro" w:cs="Source Sans Pro"/>
+          <w:color w:val="000000"/>
+          <w:sz w:val="19"/>
+          <w:szCs w:val="19"/>
+        </w:rPr>
+        <w:t>Deployed Splunk SIEM with SPL correlation searches to monitor IAM anomalies including unauthorized privilege escalation and suspicious cross-account access patterns; mapped cloud-relevant TTPs to MITRE ATT&amp;CK and wrote PICERL incident report.</w:t>
+      </w:r>
+    </w:p>
+    <w:p>
+      <w:pPr>
+        <w:pStyle w:val="ListParagraph"/>
+        <w:numPr>
+          <w:ilvl w:val="0"/>
+          <w:numId w:val="2"/>
+        </w:numPr>
+        <w:spacing w:before="13" w:after="42"/>
+      </w:pPr>
+      <w:r>
+        <w:rPr>
+          <w:rFonts w:ascii="Source Sans Pro" w:eastAsia="Source Sans Pro" w:hAnsi="Source Sans Pro" w:cs="Source Sans Pro"/>
+          <w:color w:val="000000"/>
+          <w:sz w:val="19"/>
+          <w:szCs w:val="19"/>
+        </w:rPr>
+        <w:t>Built automated cloud security detection pipeline: Python script ingests Splunk alerts for IAM policy violations, performs IOC enrichment via VirusTotal API, and dispatches Telegram notifications with severity classification.</w:t>
+      </w:r>
+    </w:p>
+    <w:p>
+      <w:pPr>
+        <w:pStyle w:val="ListParagraph"/>
+        <w:numPr>
+          <w:ilvl w:val="0"/>
+          <w:numId w:val="2"/>
+        </w:numPr>
+        <w:spacing w:before="13" w:after="42"/>
+      </w:pPr>
+      <w:r>
+        <w:rPr>
+          <w:rFonts w:ascii="Source Sans Pro" w:eastAsia="Source Sans Pro" w:hAnsi="Source Sans Pro" w:cs="Source Sans Pro"/>
+          <w:color w:val="000000"/>
+          <w:sz w:val="19"/>
+          <w:szCs w:val="19"/>
+        </w:rPr>
+        <w:t>Developed Sigma-compatible detection rules for cloud-specific TTPs including credential abuse and lateral movement; performed network analysis in Wireshark to identify anomalous authentication and DNS traffic patterns in cloud environments.</w:t>
+      </w:r>
+    </w:p>
+    <w:p>
+      <w:pPr>
+        <w:spacing w:before="35" w:after="35"/>
+      </w:pPr>
+    </w:p>
+    <w:p>
+      <w:pPr>
+        <w:tabs>
+          <w:tab w:val="right" w:pos="10800"/>
+        </w:tabs>
+        <w:spacing w:before="30" w:after="0"/>
+      </w:pPr>
+      <w:hyperlink r:id="rId9">
         <w:r>
           <w:rPr>
             <w:rFonts w:ascii="Source Sans Pro" w:eastAsia="Source Sans Pro" w:hAnsi="Source Sans Pro" w:cs="Source Sans Pro"/>
@@ -578,16 +688,16 @@
           <w:ilvl w:val="0"/>
           <w:numId w:val="2"/>
         </w:numPr>
-        <w:spacing w:before="13" w:after="15"/>
-      </w:pPr>
-      <w:r>
-        <w:rPr>
-          <w:rFonts w:ascii="Source Sans Pro" w:eastAsia="Source Sans Pro" w:hAnsi="Source Sans Pro" w:cs="Source Sans Pro"/>
-          <w:color w:val="000000"/>
-          <w:sz w:val="19"/>
-          <w:szCs w:val="19"/>
-        </w:rPr>
-        <w:t>Built automated vulnerability assessment pipeline integrating Nessus and OpenVAS REST APIs in Python; generated CVE reports classified by CVSS severity and EPSS context from the FIRST.org API.</w:t>
+        <w:spacing w:before="13" w:after="42"/>
+      </w:pPr>
+      <w:r>
+        <w:rPr>
+          <w:rFonts w:ascii="Source Sans Pro" w:eastAsia="Source Sans Pro" w:hAnsi="Source Sans Pro" w:cs="Source Sans Pro"/>
+          <w:color w:val="000000"/>
+          <w:sz w:val="19"/>
+          <w:szCs w:val="19"/>
+        </w:rPr>
+        <w:t>Built automated cloud infrastructure vulnerability assessment pipeline using Nessus and OpenVAS APIs in Python; generated CVE reports classified by CVSS severity with EPSS context from the FIRST.org API.</w:t>
       </w:r>
     </w:p>
     <w:p>
@@ -597,16 +707,16 @@
           <w:ilvl w:val="0"/>
           <w:numId w:val="2"/>
         </w:numPr>
-        <w:spacing w:before="13" w:after="15"/>
-      </w:pPr>
-      <w:r>
-        <w:rPr>
-          <w:rFonts w:ascii="Source Sans Pro" w:eastAsia="Source Sans Pro" w:hAnsi="Source Sans Pro" w:cs="Source Sans Pro"/>
-          <w:color w:val="000000"/>
-          <w:sz w:val="19"/>
-          <w:szCs w:val="19"/>
-        </w:rPr>
-        <w:t>Developed OWASP Top 10 automated web checker that sends crafted HTTP requests to detect injection, broken auth, and SSRF vulnerabilities; documented SQL injection exploit and parameterised query remediation.</w:t>
+        <w:spacing w:before="13" w:after="42"/>
+      </w:pPr>
+      <w:r>
+        <w:rPr>
+          <w:rFonts w:ascii="Source Sans Pro" w:eastAsia="Source Sans Pro" w:hAnsi="Source Sans Pro" w:cs="Source Sans Pro"/>
+          <w:color w:val="000000"/>
+          <w:sz w:val="19"/>
+          <w:szCs w:val="19"/>
+        </w:rPr>
+        <w:t>Developed automated security checker for cloud-hosted applications testing OWASP Top 10 vulnerabilities including injection, broken authentication, and SSRF; documented remediation workflows for cloud service misconfigurations and exposed endpoints.</w:t>
       </w:r>
     </w:p>
     <w:p>
@@ -616,68 +726,196 @@
           <w:ilvl w:val="0"/>
           <w:numId w:val="2"/>
         </w:numPr>
-        <w:spacing w:before="13" w:after="15"/>
-      </w:pPr>
-      <w:r>
-        <w:rPr>
-          <w:rFonts w:ascii="Source Sans Pro" w:eastAsia="Source Sans Pro" w:hAnsi="Source Sans Pro" w:cs="Source Sans Pro"/>
-          <w:color w:val="000000"/>
-          <w:sz w:val="19"/>
-          <w:szCs w:val="19"/>
-        </w:rPr>
-        <w:t>Automated scan scheduling via Bash and cron; built delta-scan logic to flag newly discovered CVEs and organize patch compliance tracking evidence.</w:t>
-      </w:r>
-    </w:p>
-    <w:p>
-      <w:pPr>
-        <w:spacing w:before="33" w:after="3"/>
-      </w:pPr>
-    </w:p>
-    <w:p>
-      <w:pPr>
-        <w:tabs>
-          <w:tab w:val="right" w:pos="10800"/>
-        </w:tabs>
-        <w:spacing w:before="30"/>
-      </w:pPr>
-      <w:hyperlink r:id="rId9">
-        <w:r>
-          <w:rPr>
-            <w:rFonts w:ascii="Source Sans Pro" w:eastAsia="Source Sans Pro" w:hAnsi="Source Sans Pro" w:cs="Source Sans Pro"/>
-            <w:b/>
-            <w:color w:val="000000"/>
-            <w:sz w:val="19"/>
-            <w:szCs w:val="19"/>
-            <w:u w:val="single"/>
-          </w:rPr>
-          <w:t>SOC Automation and Threat Detection Lab</w:t>
-        </w:r>
-      </w:hyperlink>
-      <w:r>
-        <w:rPr>
-          <w:rFonts w:ascii="Source Sans Pro" w:eastAsia="Source Sans Pro" w:hAnsi="Source Sans Pro" w:cs="Source Sans Pro"/>
-          <w:sz w:val="19"/>
-          <w:szCs w:val="19"/>
-        </w:rPr>
-        <w:t xml:space="preserve">  |  </w:t>
-      </w:r>
-      <w:r>
-        <w:rPr>
-          <w:rFonts w:ascii="Source Sans Pro" w:eastAsia="Source Sans Pro" w:hAnsi="Source Sans Pro" w:cs="Source Sans Pro"/>
-          <w:sz w:val="19"/>
-          <w:szCs w:val="19"/>
-        </w:rPr>
-        <w:tab/>
-      </w:r>
-      <w:r>
-        <w:rPr>
-          <w:rFonts w:ascii="Source Sans Pro Light" w:eastAsia="Source Sans Pro" w:hAnsi="Source Sans Pro Light" w:cs="Source Sans Pro"/>
-          <w:i/>
-          <w:iCs/>
-          <w:sz w:val="19"/>
-          <w:szCs w:val="19"/>
-        </w:rPr>
-        <w:t>Python, Splunk, Wireshark, Nmap, MITRE ATT&amp;CK</w:t>
+        <w:spacing w:before="13" w:after="42"/>
+      </w:pPr>
+      <w:r>
+        <w:rPr>
+          <w:rFonts w:ascii="Source Sans Pro" w:eastAsia="Source Sans Pro" w:hAnsi="Source Sans Pro" w:cs="Source Sans Pro"/>
+          <w:color w:val="000000"/>
+          <w:sz w:val="19"/>
+          <w:szCs w:val="19"/>
+        </w:rPr>
+        <w:t>Automated vulnerability scan scheduling via Bash and cron for cloud security monitoring; built delta-scan logic to detect newly exposed CVEs and organize cloud compliance evidence.</w:t>
+      </w:r>
+    </w:p>
+    <w:p>
+      <w:pPr>
+        <w:pBdr>
+          <w:bottom w:val="single" w:sz="6" w:space="1" w:color="000000"/>
+        </w:pBdr>
+        <w:spacing w:before="35" w:after="35"/>
+        <w:rPr>
+          <w:rFonts w:ascii="Source Sans Pro" w:eastAsia="Source Sans Pro" w:hAnsi="Source Sans Pro" w:cs="Source Sans Pro"/>
+          <w:b/>
+          <w:bCs/>
+          <w:color w:val="000000"/>
+          <w:sz w:val="22"/>
+          <w:szCs w:val="22"/>
+        </w:rPr>
+      </w:pPr>
+    </w:p>
+    <w:p>
+      <w:pPr>
+        <w:pBdr>
+          <w:bottom w:val="single" w:sz="6" w:space="1" w:color="000000"/>
+        </w:pBdr>
+        <w:spacing w:before="159" w:after="0"/>
+      </w:pPr>
+      <w:r>
+        <w:rPr>
+          <w:rFonts w:ascii="Source Sans Pro" w:eastAsia="Source Sans Pro" w:hAnsi="Source Sans Pro" w:cs="Source Sans Pro"/>
+          <w:b/>
+          <w:bCs/>
+          <w:color w:val="000000"/>
+          <w:sz w:val="22"/>
+          <w:szCs w:val="22"/>
+        </w:rPr>
+        <w:t>Technical Skills</w:t>
+      </w:r>
+    </w:p>
+    <w:p>
+      <w:pPr>
+        <w:spacing w:before="59" w:after="59"/>
+      </w:pPr>
+      <w:r>
+        <w:rPr>
+          <w:rFonts w:ascii="Source Sans Pro" w:eastAsia="Source Sans Pro" w:hAnsi="Source Sans Pro" w:cs="Source Sans Pro"/>
+          <w:b/>
+          <w:sz w:val="19"/>
+          <w:szCs w:val="19"/>
+        </w:rPr>
+        <w:t xml:space="preserve">SOC Operations: </w:t>
+      </w:r>
+      <w:r>
+        <w:rPr>
+          <w:rFonts w:ascii="Source Sans Pro" w:eastAsia="Source Sans Pro" w:hAnsi="Source Sans Pro" w:cs="Source Sans Pro"/>
+          <w:sz w:val="19"/>
+          <w:szCs w:val="19"/>
+        </w:rPr>
+        <w:t>Alert triage, incident investigation, log analysis, threat detection, escalation, false positive analysis</w:t>
+      </w:r>
+    </w:p>
+    <w:p>
+      <w:pPr>
+        <w:spacing w:before="59" w:after="59"/>
+      </w:pPr>
+      <w:r>
+        <w:rPr>
+          <w:rFonts w:ascii="Source Sans Pro" w:eastAsia="Source Sans Pro" w:hAnsi="Source Sans Pro" w:cs="Source Sans Pro"/>
+          <w:b/>
+          <w:sz w:val="19"/>
+          <w:szCs w:val="19"/>
+        </w:rPr>
+        <w:t xml:space="preserve">SIEM &amp; Monitoring: </w:t>
+      </w:r>
+      <w:r>
+        <w:rPr>
+          <w:rFonts w:ascii="Source Sans Pro" w:eastAsia="Source Sans Pro" w:hAnsi="Source Sans Pro" w:cs="Source Sans Pro"/>
+          <w:sz w:val="19"/>
+          <w:szCs w:val="19"/>
+        </w:rPr>
+        <w:t>Splunk (SPL), Elastic SIEM (basic), Windows Event Logs, Sysmon, Wireshark</w:t>
+      </w:r>
+    </w:p>
+    <w:p>
+      <w:pPr>
+        <w:spacing w:before="59" w:after="59"/>
+      </w:pPr>
+      <w:r>
+        <w:rPr>
+          <w:rFonts w:ascii="Source Sans Pro" w:eastAsia="Source Sans Pro" w:hAnsi="Source Sans Pro" w:cs="Source Sans Pro"/>
+          <w:b/>
+          <w:sz w:val="19"/>
+          <w:szCs w:val="19"/>
+        </w:rPr>
+        <w:t xml:space="preserve">Threat Intelligence: </w:t>
+      </w:r>
+      <w:r>
+        <w:rPr>
+          <w:rFonts w:ascii="Source Sans Pro" w:eastAsia="Source Sans Pro" w:hAnsi="Source Sans Pro" w:cs="Source Sans Pro"/>
+          <w:sz w:val="19"/>
+          <w:szCs w:val="19"/>
+        </w:rPr>
+        <w:t>MITRE ATT&amp;CK, IOC analysis, VirusTotal, OSINT enrichment, Cyber Kill Chain</w:t>
+      </w:r>
+    </w:p>
+    <w:p>
+      <w:pPr>
+        <w:spacing w:before="59" w:after="59"/>
+      </w:pPr>
+      <w:r>
+        <w:rPr>
+          <w:rFonts w:ascii="Source Sans Pro" w:eastAsia="Source Sans Pro" w:hAnsi="Source Sans Pro" w:cs="Source Sans Pro"/>
+          <w:b/>
+          <w:sz w:val="19"/>
+          <w:szCs w:val="19"/>
+        </w:rPr>
+        <w:t xml:space="preserve">Systems &amp; Networking: </w:t>
+      </w:r>
+      <w:r>
+        <w:rPr>
+          <w:rFonts w:ascii="Source Sans Pro" w:eastAsia="Source Sans Pro" w:hAnsi="Source Sans Pro" w:cs="Source Sans Pro"/>
+          <w:sz w:val="19"/>
+          <w:szCs w:val="19"/>
+        </w:rPr>
+        <w:t>Windows internals, Linux fundamentals, TCP/IP, DNS, HTTP/S, IDS/IPS, AWS (IAM, CloudTrail, GuardDuty), cloud security posture</w:t>
+      </w:r>
+    </w:p>
+    <w:p>
+      <w:pPr>
+        <w:spacing w:before="59" w:after="59"/>
+      </w:pPr>
+      <w:r>
+        <w:rPr>
+          <w:rFonts w:ascii="Source Sans Pro" w:eastAsia="Source Sans Pro" w:hAnsi="Source Sans Pro" w:cs="Source Sans Pro"/>
+          <w:b/>
+          <w:sz w:val="19"/>
+          <w:szCs w:val="19"/>
+        </w:rPr>
+        <w:t xml:space="preserve">Automation: </w:t>
+      </w:r>
+      <w:r>
+        <w:rPr>
+          <w:rFonts w:ascii="Source Sans Pro" w:eastAsia="Source Sans Pro" w:hAnsi="Source Sans Pro" w:cs="Source Sans Pro"/>
+          <w:sz w:val="19"/>
+          <w:szCs w:val="19"/>
+        </w:rPr>
+        <w:t>Python, Bash (basic), boto3, regular expressions</w:t>
+      </w:r>
+    </w:p>
+    <w:p>
+      <w:pPr>
+        <w:pBdr>
+          <w:bottom w:val="single" w:sz="6" w:space="1" w:color="000000"/>
+        </w:pBdr>
+        <w:spacing w:before="35" w:after="35"/>
+        <w:rPr>
+          <w:rFonts w:ascii="Source Sans Pro" w:eastAsia="Source Sans Pro" w:hAnsi="Source Sans Pro" w:cs="Source Sans Pro"/>
+          <w:b/>
+          <w:bCs/>
+          <w:color w:val="000000"/>
+          <w:sz w:val="22"/>
+          <w:szCs w:val="22"/>
+        </w:rPr>
+      </w:pPr>
+    </w:p>
+    <w:p>
+      <w:pPr>
+        <w:pBdr>
+          <w:bottom w:val="single" w:sz="6" w:space="1" w:color="000000"/>
+        </w:pBdr>
+        <w:spacing w:before="159" w:after="0"/>
+      </w:pPr>
+      <w:r>
+        <w:rPr>
+          <w:rFonts w:ascii="Source Sans Pro" w:eastAsia="Source Sans Pro" w:hAnsi="Source Sans Pro" w:cs="Source Sans Pro"/>
+          <w:b/>
+          <w:bCs/>
+          <w:color w:val="000000"/>
+          <w:sz w:val="22"/>
+          <w:szCs w:val="22"/>
+        </w:rPr>
+        <w:t>Certifications</w:t>
       </w:r>
     </w:p>
     <w:p>
@@ -687,16 +925,16 @@
           <w:ilvl w:val="0"/>
           <w:numId w:val="2"/>
         </w:numPr>
-        <w:spacing w:before="13" w:after="15"/>
-      </w:pPr>
-      <w:r>
-        <w:rPr>
-          <w:rFonts w:ascii="Source Sans Pro" w:eastAsia="Source Sans Pro" w:hAnsi="Source Sans Pro" w:cs="Source Sans Pro"/>
-          <w:color w:val="000000"/>
-          <w:sz w:val="19"/>
-          <w:szCs w:val="19"/>
-        </w:rPr>
-        <w:t>Deployed Splunk SIEM with SPL correlation searches for brute-force detection, lateral movement, and privilege escalation; mapped TTPs to MITRE ATT&amp;CK and wrote PICERL incident report.</w:t>
+        <w:spacing w:before="13" w:after="42"/>
+      </w:pPr>
+      <w:r>
+        <w:rPr>
+          <w:rFonts w:ascii="Source Sans Pro" w:eastAsia="Source Sans Pro" w:hAnsi="Source Sans Pro" w:cs="Source Sans Pro"/>
+          <w:color w:val="000000"/>
+          <w:sz w:val="19"/>
+          <w:szCs w:val="19"/>
+        </w:rPr>
+        <w:t>CompTIA Security+ SY0-701  —  in progress, exam target Q3 2026</w:t>
       </w:r>
     </w:p>
     <w:p>
@@ -706,244 +944,7 @@
           <w:ilvl w:val="0"/>
           <w:numId w:val="2"/>
         </w:numPr>
-        <w:spacing w:before="13" w:after="15"/>
-      </w:pPr>
-      <w:r>
-        <w:rPr>
-          <w:rFonts w:ascii="Source Sans Pro" w:eastAsia="Source Sans Pro" w:hAnsi="Source Sans Pro" w:cs="Source Sans Pro"/>
-          <w:color w:val="000000"/>
-          <w:sz w:val="19"/>
-          <w:szCs w:val="19"/>
-        </w:rPr>
-        <w:t>Built automated SOAR-style detection pipeline: Python script ingests Splunk alerts, runs IOC enrichment via VirusTotal API, and dispatches Telegram notifications with severity classification.</w:t>
-      </w:r>
-    </w:p>
-    <w:p>
-      <w:pPr>
-        <w:pStyle w:val="ListParagraph"/>
-        <w:numPr>
-          <w:ilvl w:val="0"/>
-          <w:numId w:val="2"/>
-        </w:numPr>
-        <w:spacing w:before="13" w:after="15"/>
-      </w:pPr>
-      <w:r>
-        <w:rPr>
-          <w:rFonts w:ascii="Source Sans Pro" w:eastAsia="Source Sans Pro" w:hAnsi="Source Sans Pro" w:cs="Source Sans Pro"/>
-          <w:color w:val="000000"/>
-          <w:sz w:val="19"/>
-          <w:szCs w:val="19"/>
-        </w:rPr>
-        <w:t>Converted detection logic to Sigma rules (vendor-neutral format used by enterprise SOCs); performed TCP/IP analysis in Wireshark to detect SYN scans, DNS tunnelling, and plaintext credential exposure on unencrypted sessions.</w:t>
-      </w:r>
-    </w:p>
-    <w:p>
-      <w:pPr>
-        <w:pBdr>
-          <w:bottom w:val="single" w:sz="6" w:space="1" w:color="000000"/>
-        </w:pBdr>
-        <w:spacing w:before="158" w:after="55"/>
-        <w:rPr>
-          <w:rFonts w:ascii="Source Sans Pro" w:eastAsia="Source Sans Pro" w:hAnsi="Source Sans Pro" w:cs="Source Sans Pro"/>
-          <w:b/>
-          <w:bCs/>
-          <w:color w:val="000000"/>
-          <w:sz w:val="22"/>
-          <w:szCs w:val="22"/>
-        </w:rPr>
-      </w:pPr>
-    </w:p>
-    <w:p>
-      <w:pPr>
-        <w:pBdr>
-          <w:bottom w:val="single" w:sz="6" w:space="1" w:color="000000"/>
-        </w:pBdr>
-        <w:spacing w:before="167" w:after="52"/>
-      </w:pPr>
-      <w:r>
-        <w:rPr>
-          <w:rFonts w:ascii="Source Sans Pro" w:eastAsia="Source Sans Pro" w:hAnsi="Source Sans Pro" w:cs="Source Sans Pro"/>
-          <w:b/>
-          <w:bCs/>
-          <w:color w:val="000000"/>
-          <w:sz w:val="22"/>
-          <w:szCs w:val="22"/>
-        </w:rPr>
-        <w:t>Technical Skills</w:t>
-      </w:r>
-    </w:p>
-    <w:p>
-      <w:pPr>
-        <w:spacing w:before="27" w:after="27"/>
-      </w:pPr>
-      <w:r>
-        <w:rPr>
-          <w:rFonts w:ascii="Source Sans Pro" w:eastAsia="Source Sans Pro" w:hAnsi="Source Sans Pro" w:cs="Source Sans Pro"/>
-          <w:b/>
-          <w:sz w:val="19"/>
-          <w:szCs w:val="19"/>
-        </w:rPr>
-        <w:t xml:space="preserve">SOC Operations: </w:t>
-      </w:r>
-      <w:r>
-        <w:rPr>
-          <w:rFonts w:ascii="Source Sans Pro" w:eastAsia="Source Sans Pro" w:hAnsi="Source Sans Pro" w:cs="Source Sans Pro"/>
-          <w:sz w:val="19"/>
-          <w:szCs w:val="19"/>
-        </w:rPr>
-        <w:t>Alert triage, incident investigation, log analysis, threat detection, escalation, false positive analysis</w:t>
-      </w:r>
-    </w:p>
-    <w:p>
-      <w:pPr>
-        <w:spacing w:before="27" w:after="27"/>
-      </w:pPr>
-      <w:r>
-        <w:rPr>
-          <w:rFonts w:ascii="Source Sans Pro" w:eastAsia="Source Sans Pro" w:hAnsi="Source Sans Pro" w:cs="Source Sans Pro"/>
-          <w:b/>
-          <w:sz w:val="19"/>
-          <w:szCs w:val="19"/>
-        </w:rPr>
-        <w:t xml:space="preserve">SIEM &amp; Monitoring: </w:t>
-      </w:r>
-      <w:r>
-        <w:rPr>
-          <w:rFonts w:ascii="Source Sans Pro" w:eastAsia="Source Sans Pro" w:hAnsi="Source Sans Pro" w:cs="Source Sans Pro"/>
-          <w:sz w:val="19"/>
-          <w:szCs w:val="19"/>
-        </w:rPr>
-        <w:t>Splunk (SPL), Elastic SIEM (basic), Windows Event Logs, Sysmon, Wireshark</w:t>
-      </w:r>
-    </w:p>
-    <w:p>
-      <w:pPr>
-        <w:spacing w:before="27" w:after="27"/>
-      </w:pPr>
-      <w:r>
-        <w:rPr>
-          <w:rFonts w:ascii="Source Sans Pro" w:eastAsia="Source Sans Pro" w:hAnsi="Source Sans Pro" w:cs="Source Sans Pro"/>
-          <w:b/>
-          <w:sz w:val="19"/>
-          <w:szCs w:val="19"/>
-        </w:rPr>
-        <w:t xml:space="preserve">Threat Intelligence: </w:t>
-      </w:r>
-      <w:r>
-        <w:rPr>
-          <w:rFonts w:ascii="Source Sans Pro" w:eastAsia="Source Sans Pro" w:hAnsi="Source Sans Pro" w:cs="Source Sans Pro"/>
-          <w:sz w:val="19"/>
-          <w:szCs w:val="19"/>
-        </w:rPr>
-        <w:t>MITRE ATT&amp;CK, IOC analysis, VirusTotal, OSINT enrichment, Cyber Kill Chain</w:t>
-      </w:r>
-    </w:p>
-    <w:p>
-      <w:pPr>
-        <w:spacing w:before="27" w:after="27"/>
-      </w:pPr>
-      <w:r>
-        <w:rPr>
-          <w:rFonts w:ascii="Source Sans Pro" w:eastAsia="Source Sans Pro" w:hAnsi="Source Sans Pro" w:cs="Source Sans Pro"/>
-          <w:b/>
-          <w:sz w:val="19"/>
-          <w:szCs w:val="19"/>
-        </w:rPr>
-        <w:t xml:space="preserve">Systems &amp; Networking: </w:t>
-      </w:r>
-      <w:r>
-        <w:rPr>
-          <w:rFonts w:ascii="Source Sans Pro" w:eastAsia="Source Sans Pro" w:hAnsi="Source Sans Pro" w:cs="Source Sans Pro"/>
-          <w:sz w:val="19"/>
-          <w:szCs w:val="19"/>
-        </w:rPr>
-        <w:t>Windows internals, Linux fundamentals, TCP/IP, DNS, HTTP/S, firewall and IDS/IPS concepts</w:t>
-      </w:r>
-    </w:p>
-    <w:p>
-      <w:pPr>
-        <w:spacing w:before="27" w:after="27"/>
-      </w:pPr>
-      <w:r>
-        <w:rPr>
-          <w:rFonts w:ascii="Source Sans Pro" w:eastAsia="Source Sans Pro" w:hAnsi="Source Sans Pro" w:cs="Source Sans Pro"/>
-          <w:b/>
-          <w:sz w:val="19"/>
-          <w:szCs w:val="19"/>
-        </w:rPr>
-        <w:t xml:space="preserve">Automation: </w:t>
-      </w:r>
-      <w:r>
-        <w:rPr>
-          <w:rFonts w:ascii="Source Sans Pro" w:eastAsia="Source Sans Pro" w:hAnsi="Source Sans Pro" w:cs="Source Sans Pro"/>
-          <w:sz w:val="19"/>
-          <w:szCs w:val="19"/>
-        </w:rPr>
-        <w:t>Python, Bash (basic), regular expressions</w:t>
-      </w:r>
-    </w:p>
-    <w:p>
-      <w:pPr>
-        <w:pBdr>
-          <w:bottom w:val="single" w:sz="6" w:space="1" w:color="000000"/>
-        </w:pBdr>
-        <w:spacing w:before="158" w:after="55"/>
-        <w:rPr>
-          <w:rFonts w:ascii="Source Sans Pro" w:eastAsia="Source Sans Pro" w:hAnsi="Source Sans Pro" w:cs="Source Sans Pro"/>
-          <w:b/>
-          <w:bCs/>
-          <w:color w:val="000000"/>
-          <w:sz w:val="22"/>
-          <w:szCs w:val="22"/>
-        </w:rPr>
-      </w:pPr>
-    </w:p>
-    <w:p>
-      <w:pPr>
-        <w:pBdr>
-          <w:bottom w:val="single" w:sz="6" w:space="1" w:color="000000"/>
-        </w:pBdr>
-        <w:spacing w:before="167" w:after="52"/>
-      </w:pPr>
-      <w:r>
-        <w:rPr>
-          <w:rFonts w:ascii="Source Sans Pro" w:eastAsia="Source Sans Pro" w:hAnsi="Source Sans Pro" w:cs="Source Sans Pro"/>
-          <w:b/>
-          <w:bCs/>
-          <w:color w:val="000000"/>
-          <w:sz w:val="22"/>
-          <w:szCs w:val="22"/>
-        </w:rPr>
-        <w:t>Certifications</w:t>
-      </w:r>
-    </w:p>
-    <w:p>
-      <w:pPr>
-        <w:pStyle w:val="ListParagraph"/>
-        <w:numPr>
-          <w:ilvl w:val="0"/>
-          <w:numId w:val="2"/>
-        </w:numPr>
-        <w:spacing w:before="13" w:after="15"/>
-      </w:pPr>
-      <w:r>
-        <w:rPr>
-          <w:rFonts w:ascii="Source Sans Pro" w:eastAsia="Source Sans Pro" w:hAnsi="Source Sans Pro" w:cs="Source Sans Pro"/>
-          <w:color w:val="000000"/>
-          <w:sz w:val="19"/>
-          <w:szCs w:val="19"/>
-        </w:rPr>
-        <w:t>CompTIA Security+ SY0-701  —  in progress, exam target Q3 2026</w:t>
-      </w:r>
-    </w:p>
-    <w:p>
-      <w:pPr>
-        <w:pStyle w:val="ListParagraph"/>
-        <w:numPr>
-          <w:ilvl w:val="0"/>
-          <w:numId w:val="2"/>
-        </w:numPr>
-        <w:spacing w:before="13" w:after="15"/>
+        <w:spacing w:before="13" w:after="42"/>
       </w:pPr>
       <w:r>
         <w:rPr>

--- a/resumes/Akshay_P_Resume.docx
+++ b/resumes/Akshay_P_Resume.docx
@@ -116,7 +116,7 @@
         <w:pBdr>
           <w:bottom w:val="single" w:sz="6" w:space="1" w:color="000000"/>
         </w:pBdr>
-        <w:spacing w:before="396" w:after="52"/>
+        <w:spacing w:before="372" w:after="52"/>
       </w:pPr>
       <w:r>
         <w:rPr>
@@ -294,7 +294,7 @@
     </w:p>
     <w:p>
       <w:pPr>
-        <w:spacing w:before="17" w:after="9"/>
+        <w:spacing w:before="11" w:after="3"/>
       </w:pPr>
     </w:p>
     <w:p>
@@ -302,7 +302,7 @@
         <w:pBdr>
           <w:bottom w:val="single" w:sz="6" w:space="1" w:color="000000"/>
         </w:pBdr>
-        <w:spacing w:before="191" w:after="52"/>
+        <w:spacing w:before="167" w:after="52"/>
       </w:pPr>
       <w:r>
         <w:rPr>
@@ -420,16 +420,16 @@
           <w:ilvl w:val="0"/>
           <w:numId w:val="2"/>
         </w:numPr>
-        <w:spacing w:before="13" w:after="21"/>
-      </w:pPr>
-      <w:r>
-        <w:rPr>
-          <w:rFonts w:ascii="Source Sans Pro" w:eastAsia="Source Sans Pro" w:hAnsi="Source Sans Pro" w:cs="Source Sans Pro"/>
-          <w:color w:val="000000"/>
-          <w:sz w:val="19"/>
-          <w:szCs w:val="19"/>
-        </w:rPr>
-        <w:t>Triaged 50+ weekly inventory reimbursement cases by severity and policy eligibility, routing high-risk claims to senior review within same-day SLA with no escalation omissions.</w:t>
+        <w:spacing w:before="13" w:after="15"/>
+      </w:pPr>
+      <w:r>
+        <w:rPr>
+          <w:rFonts w:ascii="Source Sans Pro" w:eastAsia="Source Sans Pro" w:hAnsi="Source Sans Pro" w:cs="Source Sans Pro"/>
+          <w:color w:val="000000"/>
+          <w:sz w:val="19"/>
+          <w:szCs w:val="19"/>
+        </w:rPr>
+        <w:t>Triaged 50+ weekly inventory reimbursement cases by severity and policy eligibility, applying structured triage and escalation workflow, supporting security incident intake</w:t>
       </w:r>
     </w:p>
     <w:p>
@@ -439,16 +439,16 @@
           <w:ilvl w:val="0"/>
           <w:numId w:val="2"/>
         </w:numPr>
-        <w:spacing w:before="13" w:after="21"/>
-      </w:pPr>
-      <w:r>
-        <w:rPr>
-          <w:rFonts w:ascii="Source Sans Pro" w:eastAsia="Source Sans Pro" w:hAnsi="Source Sans Pro" w:cs="Source Sans Pro"/>
-          <w:color w:val="000000"/>
-          <w:sz w:val="19"/>
-          <w:szCs w:val="19"/>
-        </w:rPr>
-        <w:t>Investigated seller claims for policy violations and anomalous patterns across 200+ weekly cases; documented root-cause findings with supporting evidence for senior reviewer sign-off.</w:t>
+        <w:spacing w:before="13" w:after="15"/>
+      </w:pPr>
+      <w:r>
+        <w:rPr>
+          <w:rFonts w:ascii="Source Sans Pro" w:eastAsia="Source Sans Pro" w:hAnsi="Source Sans Pro" w:cs="Source Sans Pro"/>
+          <w:color w:val="000000"/>
+          <w:sz w:val="19"/>
+          <w:szCs w:val="19"/>
+        </w:rPr>
+        <w:t>Investigated root causes of seller claims, identified policy violations and anomalous patterns, and escalated findings to senior reviewers for further action</w:t>
       </w:r>
     </w:p>
     <w:p>
@@ -458,16 +458,16 @@
           <w:ilvl w:val="0"/>
           <w:numId w:val="2"/>
         </w:numPr>
-        <w:spacing w:before="13" w:after="21"/>
-      </w:pPr>
-      <w:r>
-        <w:rPr>
-          <w:rFonts w:ascii="Source Sans Pro" w:eastAsia="Source Sans Pro" w:hAnsi="Source Sans Pro" w:cs="Source Sans Pro"/>
-          <w:color w:val="000000"/>
-          <w:sz w:val="19"/>
-          <w:szCs w:val="19"/>
-        </w:rPr>
-        <w:t>Maintained structured case records capturing investigation rationale, policy evidence, and corrective actions, producing audit-ready documentation for compliance review.</w:t>
+        <w:spacing w:before="13" w:after="15"/>
+      </w:pPr>
+      <w:r>
+        <w:rPr>
+          <w:rFonts w:ascii="Source Sans Pro" w:eastAsia="Source Sans Pro" w:hAnsi="Source Sans Pro" w:cs="Source Sans Pro"/>
+          <w:color w:val="000000"/>
+          <w:sz w:val="19"/>
+          <w:szCs w:val="19"/>
+        </w:rPr>
+        <w:t>Documented audit‑ready case records with investigation findings, evidence notes, and corrective actions, creating a searchable security incident repository</w:t>
       </w:r>
     </w:p>
     <w:p>
@@ -477,7 +477,7 @@
           <w:ilvl w:val="0"/>
           <w:numId w:val="2"/>
         </w:numPr>
-        <w:spacing w:before="13" w:after="21"/>
+        <w:spacing w:before="13" w:after="15"/>
       </w:pPr>
       <w:r>
         <w:rPr>
@@ -494,7 +494,7 @@
         <w:pBdr>
           <w:bottom w:val="single" w:sz="6" w:space="1" w:color="000000"/>
         </w:pBdr>
-        <w:spacing w:before="164" w:after="61"/>
+        <w:spacing w:before="158" w:after="55"/>
         <w:rPr>
           <w:rFonts w:ascii="Source Sans Pro" w:eastAsia="Source Sans Pro" w:hAnsi="Source Sans Pro" w:cs="Source Sans Pro"/>
           <w:b/>
@@ -510,7 +510,7 @@
         <w:pBdr>
           <w:bottom w:val="single" w:sz="6" w:space="1" w:color="000000"/>
         </w:pBdr>
-        <w:spacing w:before="191" w:after="52"/>
+        <w:spacing w:before="167" w:after="52"/>
       </w:pPr>
       <w:r>
         <w:rPr>
@@ -532,6 +532,115 @@
         <w:spacing w:before="62"/>
       </w:pPr>
       <w:hyperlink r:id="rId8">
+        <w:r>
+          <w:rPr>
+            <w:rFonts w:ascii="Source Sans Pro" w:eastAsia="Source Sans Pro" w:hAnsi="Source Sans Pro" w:cs="Source Sans Pro"/>
+            <w:b/>
+            <w:color w:val="000000"/>
+            <w:sz w:val="19"/>
+            <w:szCs w:val="19"/>
+            <w:u w:val="single"/>
+          </w:rPr>
+          <w:t>SOC Automation and Threat Detection Lab</w:t>
+        </w:r>
+      </w:hyperlink>
+      <w:r>
+        <w:rPr>
+          <w:rFonts w:ascii="Source Sans Pro" w:eastAsia="Source Sans Pro" w:hAnsi="Source Sans Pro" w:cs="Source Sans Pro"/>
+          <w:sz w:val="19"/>
+          <w:szCs w:val="19"/>
+        </w:rPr>
+        <w:t xml:space="preserve">  |  </w:t>
+      </w:r>
+      <w:r>
+        <w:rPr>
+          <w:rFonts w:ascii="Source Sans Pro" w:eastAsia="Source Sans Pro" w:hAnsi="Source Sans Pro" w:cs="Source Sans Pro"/>
+          <w:sz w:val="19"/>
+          <w:szCs w:val="19"/>
+        </w:rPr>
+        <w:tab/>
+      </w:r>
+      <w:r>
+        <w:rPr>
+          <w:rFonts w:ascii="Source Sans Pro Light" w:eastAsia="Source Sans Pro" w:hAnsi="Source Sans Pro Light" w:cs="Source Sans Pro"/>
+          <w:i/>
+          <w:iCs/>
+          <w:sz w:val="19"/>
+          <w:szCs w:val="19"/>
+        </w:rPr>
+        <w:t>Python, Splunk, Wireshark, Nmap, MITRE ATT&amp;CK</w:t>
+      </w:r>
+    </w:p>
+    <w:p>
+      <w:pPr>
+        <w:pStyle w:val="ListParagraph"/>
+        <w:numPr>
+          <w:ilvl w:val="0"/>
+          <w:numId w:val="2"/>
+        </w:numPr>
+        <w:spacing w:before="13" w:after="15"/>
+      </w:pPr>
+      <w:r>
+        <w:rPr>
+          <w:rFonts w:ascii="Source Sans Pro" w:eastAsia="Source Sans Pro" w:hAnsi="Source Sans Pro" w:cs="Source Sans Pro"/>
+          <w:color w:val="000000"/>
+          <w:sz w:val="19"/>
+          <w:szCs w:val="19"/>
+        </w:rPr>
+        <w:t>Deployed Splunk SIEM with SPL correlation searches for brute‑force, lateral movement and privilege escalation detection, mapped TTPs to MITRE ATT&amp;CK framework and generated a PICERL incident report.</w:t>
+      </w:r>
+    </w:p>
+    <w:p>
+      <w:pPr>
+        <w:pStyle w:val="ListParagraph"/>
+        <w:numPr>
+          <w:ilvl w:val="0"/>
+          <w:numId w:val="2"/>
+        </w:numPr>
+        <w:spacing w:before="13" w:after="15"/>
+      </w:pPr>
+      <w:r>
+        <w:rPr>
+          <w:rFonts w:ascii="Source Sans Pro" w:eastAsia="Source Sans Pro" w:hAnsi="Source Sans Pro" w:cs="Source Sans Pro"/>
+          <w:color w:val="000000"/>
+          <w:sz w:val="19"/>
+          <w:szCs w:val="19"/>
+        </w:rPr>
+        <w:t>Created Python automation that consumes Splunk alerts, enriches indicators using MITRE ATT&amp;CK knowledge base and outputs severity‑classified findings to a structured log file.</w:t>
+      </w:r>
+    </w:p>
+    <w:p>
+      <w:pPr>
+        <w:pStyle w:val="ListParagraph"/>
+        <w:numPr>
+          <w:ilvl w:val="0"/>
+          <w:numId w:val="2"/>
+        </w:numPr>
+        <w:spacing w:before="13" w:after="15"/>
+      </w:pPr>
+      <w:r>
+        <w:rPr>
+          <w:rFonts w:ascii="Source Sans Pro" w:eastAsia="Source Sans Pro" w:hAnsi="Source Sans Pro" w:cs="Source Sans Pro"/>
+          <w:color w:val="000000"/>
+          <w:sz w:val="19"/>
+          <w:szCs w:val="19"/>
+        </w:rPr>
+        <w:t>Translated detection logic into Sigma rule format for cross‑platform use and captured packet traces with Wireshark to identify SYN scans, DNS tunnelling and clear‑text credential leakage, saving packet capture files.</w:t>
+      </w:r>
+    </w:p>
+    <w:p>
+      <w:pPr>
+        <w:spacing w:before="33" w:after="3"/>
+      </w:pPr>
+    </w:p>
+    <w:p>
+      <w:pPr>
+        <w:tabs>
+          <w:tab w:val="right" w:pos="10800"/>
+        </w:tabs>
+        <w:spacing w:before="30"/>
+      </w:pPr>
+      <w:hyperlink r:id="rId9">
         <w:r>
           <w:rPr>
             <w:rFonts w:ascii="Source Sans Pro" w:eastAsia="Source Sans Pro" w:hAnsi="Source Sans Pro" w:cs="Source Sans Pro"/>
@@ -578,16 +687,16 @@
           <w:ilvl w:val="0"/>
           <w:numId w:val="2"/>
         </w:numPr>
-        <w:spacing w:before="13" w:after="21"/>
-      </w:pPr>
-      <w:r>
-        <w:rPr>
-          <w:rFonts w:ascii="Source Sans Pro" w:eastAsia="Source Sans Pro" w:hAnsi="Source Sans Pro" w:cs="Source Sans Pro"/>
-          <w:color w:val="000000"/>
-          <w:sz w:val="19"/>
-          <w:szCs w:val="19"/>
-        </w:rPr>
-        <w:t>Built multi-source risk assessment pipeline: submits vendor domains and IPs to VirusTotal, AbuseIPDB, and URLScan.io; cross-references WHOIS registration age, DNS records, and SSL certificate details for third-party due diligence.</w:t>
+        <w:spacing w:before="13" w:after="15"/>
+      </w:pPr>
+      <w:r>
+        <w:rPr>
+          <w:rFonts w:ascii="Source Sans Pro" w:eastAsia="Source Sans Pro" w:hAnsi="Source Sans Pro" w:cs="Source Sans Pro"/>
+          <w:color w:val="000000"/>
+          <w:sz w:val="19"/>
+          <w:szCs w:val="19"/>
+        </w:rPr>
+        <w:t>Developed Python pipeline that submits URLs and IPs to VirusTotal API and AbuseIPDB, enriches results with WHOIS registration data and sends summaries via Telegram bot.</w:t>
       </w:r>
     </w:p>
     <w:p>
@@ -597,16 +706,16 @@
           <w:ilvl w:val="0"/>
           <w:numId w:val="2"/>
         </w:numPr>
-        <w:spacing w:before="13" w:after="21"/>
-      </w:pPr>
-      <w:r>
-        <w:rPr>
-          <w:rFonts w:ascii="Source Sans Pro" w:eastAsia="Source Sans Pro" w:hAnsi="Source Sans Pro" w:cs="Source Sans Pro"/>
-          <w:color w:val="000000"/>
-          <w:sz w:val="19"/>
-          <w:szCs w:val="19"/>
-        </w:rPr>
-        <w:t>Implemented domain reputation assessment tool generating typosquatting variants of monitored domains and checking live DNS resolution for vendor and partner ecosystem review.</w:t>
+        <w:spacing w:before="13" w:after="15"/>
+      </w:pPr>
+      <w:r>
+        <w:rPr>
+          <w:rFonts w:ascii="Source Sans Pro" w:eastAsia="Source Sans Pro" w:hAnsi="Source Sans Pro" w:cs="Source Sans Pro"/>
+          <w:color w:val="000000"/>
+          <w:sz w:val="19"/>
+          <w:szCs w:val="19"/>
+        </w:rPr>
+        <w:t>Implemented Python typosquatting detector that creates character‑substitution variants of brand domains, queries WHOIS records for each variant and logs potential impersonation entries.</w:t>
       </w:r>
     </w:p>
     <w:p>
@@ -616,68 +725,196 @@
           <w:ilvl w:val="0"/>
           <w:numId w:val="2"/>
         </w:numPr>
-        <w:spacing w:before="13" w:after="21"/>
-      </w:pPr>
-      <w:r>
-        <w:rPr>
-          <w:rFonts w:ascii="Source Sans Pro" w:eastAsia="Source Sans Pro" w:hAnsi="Source Sans Pro" w:cs="Source Sans Pro"/>
-          <w:color w:val="000000"/>
-          <w:sz w:val="19"/>
-          <w:szCs w:val="19"/>
-        </w:rPr>
-        <w:t>Deployed automated risk assessment interface via Telegram bot enabling analysts to submit domains for enrichment; supports bulk CSV input/output for vendor risk assessment workflows and includes OSINT enrichment via theHarvester for domain profiling.</w:t>
-      </w:r>
-    </w:p>
-    <w:p>
-      <w:pPr>
-        <w:spacing w:before="39" w:after="9"/>
-      </w:pPr>
-    </w:p>
-    <w:p>
-      <w:pPr>
-        <w:tabs>
-          <w:tab w:val="right" w:pos="10800"/>
-        </w:tabs>
-        <w:spacing w:before="30"/>
-      </w:pPr>
-      <w:hyperlink r:id="rId9">
-        <w:r>
-          <w:rPr>
-            <w:rFonts w:ascii="Source Sans Pro" w:eastAsia="Source Sans Pro" w:hAnsi="Source Sans Pro" w:cs="Source Sans Pro"/>
-            <w:b/>
-            <w:color w:val="000000"/>
-            <w:sz w:val="19"/>
-            <w:szCs w:val="19"/>
-            <w:u w:val="single"/>
-          </w:rPr>
-          <w:t>Vulnerability Scanner and Patch Prioritization Engine</w:t>
-        </w:r>
-      </w:hyperlink>
-      <w:r>
-        <w:rPr>
-          <w:rFonts w:ascii="Source Sans Pro" w:eastAsia="Source Sans Pro" w:hAnsi="Source Sans Pro" w:cs="Source Sans Pro"/>
-          <w:sz w:val="19"/>
-          <w:szCs w:val="19"/>
-        </w:rPr>
-        <w:t xml:space="preserve">  |  </w:t>
-      </w:r>
-      <w:r>
-        <w:rPr>
-          <w:rFonts w:ascii="Source Sans Pro" w:eastAsia="Source Sans Pro" w:hAnsi="Source Sans Pro" w:cs="Source Sans Pro"/>
-          <w:sz w:val="19"/>
-          <w:szCs w:val="19"/>
-        </w:rPr>
-        <w:tab/>
-      </w:r>
-      <w:r>
-        <w:rPr>
-          <w:rFonts w:ascii="Source Sans Pro Light" w:eastAsia="Source Sans Pro" w:hAnsi="Source Sans Pro Light" w:cs="Source Sans Pro"/>
-          <w:i/>
-          <w:iCs/>
-          <w:sz w:val="19"/>
-          <w:szCs w:val="19"/>
-        </w:rPr>
-        <w:t>Python, Bash, Nessus, OpenVAS, NVD API</w:t>
+        <w:spacing w:before="13" w:after="15"/>
+      </w:pPr>
+      <w:r>
+        <w:rPr>
+          <w:rFonts w:ascii="Source Sans Pro" w:eastAsia="Source Sans Pro" w:hAnsi="Source Sans Pro" w:cs="Source Sans Pro"/>
+          <w:color w:val="000000"/>
+          <w:sz w:val="19"/>
+          <w:szCs w:val="19"/>
+        </w:rPr>
+        <w:t>Built Telegram bot in Python allowing analysts to upload URLs or CSV lists, performs live IOC enrichment through VirusTotal API and AbuseIPDB, enriches with WHOIS data and returns results as downloadable CSV files.</w:t>
+      </w:r>
+    </w:p>
+    <w:p>
+      <w:pPr>
+        <w:pBdr>
+          <w:bottom w:val="single" w:sz="6" w:space="1" w:color="000000"/>
+        </w:pBdr>
+        <w:spacing w:before="158" w:after="55"/>
+        <w:rPr>
+          <w:rFonts w:ascii="Source Sans Pro" w:eastAsia="Source Sans Pro" w:hAnsi="Source Sans Pro" w:cs="Source Sans Pro"/>
+          <w:b/>
+          <w:bCs/>
+          <w:color w:val="000000"/>
+          <w:sz w:val="22"/>
+          <w:szCs w:val="22"/>
+        </w:rPr>
+      </w:pPr>
+    </w:p>
+    <w:p>
+      <w:pPr>
+        <w:pBdr>
+          <w:bottom w:val="single" w:sz="6" w:space="1" w:color="000000"/>
+        </w:pBdr>
+        <w:spacing w:before="167" w:after="52"/>
+      </w:pPr>
+      <w:r>
+        <w:rPr>
+          <w:rFonts w:ascii="Source Sans Pro" w:eastAsia="Source Sans Pro" w:hAnsi="Source Sans Pro" w:cs="Source Sans Pro"/>
+          <w:b/>
+          <w:bCs/>
+          <w:color w:val="000000"/>
+          <w:sz w:val="22"/>
+          <w:szCs w:val="22"/>
+        </w:rPr>
+        <w:t>Technical Skills</w:t>
+      </w:r>
+    </w:p>
+    <w:p>
+      <w:pPr>
+        <w:spacing w:before="27" w:after="27"/>
+      </w:pPr>
+      <w:r>
+        <w:rPr>
+          <w:rFonts w:ascii="Source Sans Pro" w:eastAsia="Source Sans Pro" w:hAnsi="Source Sans Pro" w:cs="Source Sans Pro"/>
+          <w:b/>
+          <w:sz w:val="19"/>
+          <w:szCs w:val="19"/>
+        </w:rPr>
+        <w:t xml:space="preserve">SOC Operations: </w:t>
+      </w:r>
+      <w:r>
+        <w:rPr>
+          <w:rFonts w:ascii="Source Sans Pro" w:eastAsia="Source Sans Pro" w:hAnsi="Source Sans Pro" w:cs="Source Sans Pro"/>
+          <w:sz w:val="19"/>
+          <w:szCs w:val="19"/>
+        </w:rPr>
+        <w:t>Alert triage, incident investigation, log analysis, threat detection, escalation, false positive analysis</w:t>
+      </w:r>
+    </w:p>
+    <w:p>
+      <w:pPr>
+        <w:spacing w:before="27" w:after="27"/>
+      </w:pPr>
+      <w:r>
+        <w:rPr>
+          <w:rFonts w:ascii="Source Sans Pro" w:eastAsia="Source Sans Pro" w:hAnsi="Source Sans Pro" w:cs="Source Sans Pro"/>
+          <w:b/>
+          <w:sz w:val="19"/>
+          <w:szCs w:val="19"/>
+        </w:rPr>
+        <w:t xml:space="preserve">SIEM &amp; Monitoring: </w:t>
+      </w:r>
+      <w:r>
+        <w:rPr>
+          <w:rFonts w:ascii="Source Sans Pro" w:eastAsia="Source Sans Pro" w:hAnsi="Source Sans Pro" w:cs="Source Sans Pro"/>
+          <w:sz w:val="19"/>
+          <w:szCs w:val="19"/>
+        </w:rPr>
+        <w:t>Splunk (SPL), Elastic SIEM (basic), Windows Event Logs, Sysmon, Wireshark</w:t>
+      </w:r>
+    </w:p>
+    <w:p>
+      <w:pPr>
+        <w:spacing w:before="27" w:after="27"/>
+      </w:pPr>
+      <w:r>
+        <w:rPr>
+          <w:rFonts w:ascii="Source Sans Pro" w:eastAsia="Source Sans Pro" w:hAnsi="Source Sans Pro" w:cs="Source Sans Pro"/>
+          <w:b/>
+          <w:sz w:val="19"/>
+          <w:szCs w:val="19"/>
+        </w:rPr>
+        <w:t xml:space="preserve">Threat Intelligence: </w:t>
+      </w:r>
+      <w:r>
+        <w:rPr>
+          <w:rFonts w:ascii="Source Sans Pro" w:eastAsia="Source Sans Pro" w:hAnsi="Source Sans Pro" w:cs="Source Sans Pro"/>
+          <w:sz w:val="19"/>
+          <w:szCs w:val="19"/>
+        </w:rPr>
+        <w:t>MITRE ATT&amp;CK, IOC analysis, VirusTotal, OSINT enrichment, Cyber Kill Chain</w:t>
+      </w:r>
+    </w:p>
+    <w:p>
+      <w:pPr>
+        <w:spacing w:before="27" w:after="27"/>
+      </w:pPr>
+      <w:r>
+        <w:rPr>
+          <w:rFonts w:ascii="Source Sans Pro" w:eastAsia="Source Sans Pro" w:hAnsi="Source Sans Pro" w:cs="Source Sans Pro"/>
+          <w:b/>
+          <w:sz w:val="19"/>
+          <w:szCs w:val="19"/>
+        </w:rPr>
+        <w:t xml:space="preserve">Systems &amp; Networking: </w:t>
+      </w:r>
+      <w:r>
+        <w:rPr>
+          <w:rFonts w:ascii="Source Sans Pro" w:eastAsia="Source Sans Pro" w:hAnsi="Source Sans Pro" w:cs="Source Sans Pro"/>
+          <w:sz w:val="19"/>
+          <w:szCs w:val="19"/>
+        </w:rPr>
+        <w:t>Windows internals, Linux fundamentals, TCP/IP, DNS, HTTP/S, firewall and IDS/IPS concepts</w:t>
+      </w:r>
+    </w:p>
+    <w:p>
+      <w:pPr>
+        <w:spacing w:before="27" w:after="27"/>
+      </w:pPr>
+      <w:r>
+        <w:rPr>
+          <w:rFonts w:ascii="Source Sans Pro" w:eastAsia="Source Sans Pro" w:hAnsi="Source Sans Pro" w:cs="Source Sans Pro"/>
+          <w:b/>
+          <w:sz w:val="19"/>
+          <w:szCs w:val="19"/>
+        </w:rPr>
+        <w:t xml:space="preserve">Automation: </w:t>
+      </w:r>
+      <w:r>
+        <w:rPr>
+          <w:rFonts w:ascii="Source Sans Pro" w:eastAsia="Source Sans Pro" w:hAnsi="Source Sans Pro" w:cs="Source Sans Pro"/>
+          <w:sz w:val="19"/>
+          <w:szCs w:val="19"/>
+        </w:rPr>
+        <w:t>Python, Bash (basic), regular expressions</w:t>
+      </w:r>
+    </w:p>
+    <w:p>
+      <w:pPr>
+        <w:pBdr>
+          <w:bottom w:val="single" w:sz="6" w:space="1" w:color="000000"/>
+        </w:pBdr>
+        <w:spacing w:before="158" w:after="55"/>
+        <w:rPr>
+          <w:rFonts w:ascii="Source Sans Pro" w:eastAsia="Source Sans Pro" w:hAnsi="Source Sans Pro" w:cs="Source Sans Pro"/>
+          <w:b/>
+          <w:bCs/>
+          <w:color w:val="000000"/>
+          <w:sz w:val="22"/>
+          <w:szCs w:val="22"/>
+        </w:rPr>
+      </w:pPr>
+    </w:p>
+    <w:p>
+      <w:pPr>
+        <w:pBdr>
+          <w:bottom w:val="single" w:sz="6" w:space="1" w:color="000000"/>
+        </w:pBdr>
+        <w:spacing w:before="167" w:after="52"/>
+      </w:pPr>
+      <w:r>
+        <w:rPr>
+          <w:rFonts w:ascii="Source Sans Pro" w:eastAsia="Source Sans Pro" w:hAnsi="Source Sans Pro" w:cs="Source Sans Pro"/>
+          <w:b/>
+          <w:bCs/>
+          <w:color w:val="000000"/>
+          <w:sz w:val="22"/>
+          <w:szCs w:val="22"/>
+        </w:rPr>
+        <w:t>Certifications</w:t>
       </w:r>
     </w:p>
     <w:p>
@@ -687,16 +924,16 @@
           <w:ilvl w:val="0"/>
           <w:numId w:val="2"/>
         </w:numPr>
-        <w:spacing w:before="13" w:after="21"/>
-      </w:pPr>
-      <w:r>
-        <w:rPr>
-          <w:rFonts w:ascii="Source Sans Pro" w:eastAsia="Source Sans Pro" w:hAnsi="Source Sans Pro" w:cs="Source Sans Pro"/>
-          <w:color w:val="000000"/>
-          <w:sz w:val="19"/>
-          <w:szCs w:val="19"/>
-        </w:rPr>
-        <w:t>Built automated vulnerability assessment pipeline integrating Nessus and OpenVAS APIs in Python; generated audit-ready CVE reports classified by CVSS severity with EPSS context from the FIRST.org API.</w:t>
+        <w:spacing w:before="13" w:after="15"/>
+      </w:pPr>
+      <w:r>
+        <w:rPr>
+          <w:rFonts w:ascii="Source Sans Pro" w:eastAsia="Source Sans Pro" w:hAnsi="Source Sans Pro" w:cs="Source Sans Pro"/>
+          <w:color w:val="000000"/>
+          <w:sz w:val="19"/>
+          <w:szCs w:val="19"/>
+        </w:rPr>
+        <w:t>CompTIA Security+ SY0-701  —  in progress, exam target Q3 2026</w:t>
       </w:r>
     </w:p>
     <w:p>
@@ -706,244 +943,7 @@
           <w:ilvl w:val="0"/>
           <w:numId w:val="2"/>
         </w:numPr>
-        <w:spacing w:before="13" w:after="21"/>
-      </w:pPr>
-      <w:r>
-        <w:rPr>
-          <w:rFonts w:ascii="Source Sans Pro" w:eastAsia="Source Sans Pro" w:hAnsi="Source Sans Pro" w:cs="Source Sans Pro"/>
-          <w:color w:val="000000"/>
-          <w:sz w:val="19"/>
-          <w:szCs w:val="19"/>
-        </w:rPr>
-        <w:t>Developed OWASP Top 10 automated compliance checker validating web application security controls against regulatory requirements; documented vulnerability-to-remediation audit trails including SQL injection evidence and parameterised query fixes.</w:t>
-      </w:r>
-    </w:p>
-    <w:p>
-      <w:pPr>
-        <w:pStyle w:val="ListParagraph"/>
-        <w:numPr>
-          <w:ilvl w:val="0"/>
-          <w:numId w:val="2"/>
-        </w:numPr>
-        <w:spacing w:before="13" w:after="21"/>
-      </w:pPr>
-      <w:r>
-        <w:rPr>
-          <w:rFonts w:ascii="Source Sans Pro" w:eastAsia="Source Sans Pro" w:hAnsi="Source Sans Pro" w:cs="Source Sans Pro"/>
-          <w:color w:val="000000"/>
-          <w:sz w:val="19"/>
-          <w:szCs w:val="19"/>
-        </w:rPr>
-        <w:t>Automated compliance scan scheduling via Bash and cron; built delta-scan logic to track remediation progress and organize audit evidence for patch compliance review.</w:t>
-      </w:r>
-    </w:p>
-    <w:p>
-      <w:pPr>
-        <w:pBdr>
-          <w:bottom w:val="single" w:sz="6" w:space="1" w:color="000000"/>
-        </w:pBdr>
-        <w:spacing w:before="164" w:after="61"/>
-        <w:rPr>
-          <w:rFonts w:ascii="Source Sans Pro" w:eastAsia="Source Sans Pro" w:hAnsi="Source Sans Pro" w:cs="Source Sans Pro"/>
-          <w:b/>
-          <w:bCs/>
-          <w:color w:val="000000"/>
-          <w:sz w:val="22"/>
-          <w:szCs w:val="22"/>
-        </w:rPr>
-      </w:pPr>
-    </w:p>
-    <w:p>
-      <w:pPr>
-        <w:pBdr>
-          <w:bottom w:val="single" w:sz="6" w:space="1" w:color="000000"/>
-        </w:pBdr>
-        <w:spacing w:before="191" w:after="52"/>
-      </w:pPr>
-      <w:r>
-        <w:rPr>
-          <w:rFonts w:ascii="Source Sans Pro" w:eastAsia="Source Sans Pro" w:hAnsi="Source Sans Pro" w:cs="Source Sans Pro"/>
-          <w:b/>
-          <w:bCs/>
-          <w:color w:val="000000"/>
-          <w:sz w:val="22"/>
-          <w:szCs w:val="22"/>
-        </w:rPr>
-        <w:t>Technical Skills</w:t>
-      </w:r>
-    </w:p>
-    <w:p>
-      <w:pPr>
-        <w:spacing w:before="33" w:after="33"/>
-      </w:pPr>
-      <w:r>
-        <w:rPr>
-          <w:rFonts w:ascii="Source Sans Pro" w:eastAsia="Source Sans Pro" w:hAnsi="Source Sans Pro" w:cs="Source Sans Pro"/>
-          <w:b/>
-          <w:sz w:val="19"/>
-          <w:szCs w:val="19"/>
-        </w:rPr>
-        <w:t xml:space="preserve">GRC &amp; Compliance: </w:t>
-      </w:r>
-      <w:r>
-        <w:rPr>
-          <w:rFonts w:ascii="Source Sans Pro" w:eastAsia="Source Sans Pro" w:hAnsi="Source Sans Pro" w:cs="Source Sans Pro"/>
-          <w:sz w:val="19"/>
-          <w:szCs w:val="19"/>
-        </w:rPr>
-        <w:t>NIST CSF, ISO 27001, PCI-DSS, GDPR/PDPB, SOX/ITGC, compliance monitoring</w:t>
-      </w:r>
-    </w:p>
-    <w:p>
-      <w:pPr>
-        <w:spacing w:before="33" w:after="33"/>
-      </w:pPr>
-      <w:r>
-        <w:rPr>
-          <w:rFonts w:ascii="Source Sans Pro" w:eastAsia="Source Sans Pro" w:hAnsi="Source Sans Pro" w:cs="Source Sans Pro"/>
-          <w:b/>
-          <w:sz w:val="19"/>
-          <w:szCs w:val="19"/>
-        </w:rPr>
-        <w:t xml:space="preserve">Risk &amp; Audit: </w:t>
-      </w:r>
-      <w:r>
-        <w:rPr>
-          <w:rFonts w:ascii="Source Sans Pro" w:eastAsia="Source Sans Pro" w:hAnsi="Source Sans Pro" w:cs="Source Sans Pro"/>
-          <w:sz w:val="19"/>
-          <w:szCs w:val="19"/>
-        </w:rPr>
-        <w:t>Risk assessment, control testing, audit documentation, vendor risk, RCSA basics</w:t>
-      </w:r>
-    </w:p>
-    <w:p>
-      <w:pPr>
-        <w:spacing w:before="33" w:after="33"/>
-      </w:pPr>
-      <w:r>
-        <w:rPr>
-          <w:rFonts w:ascii="Source Sans Pro" w:eastAsia="Source Sans Pro" w:hAnsi="Source Sans Pro" w:cs="Source Sans Pro"/>
-          <w:b/>
-          <w:sz w:val="19"/>
-          <w:szCs w:val="19"/>
-        </w:rPr>
-        <w:t xml:space="preserve">Fraud &amp; AML: </w:t>
-      </w:r>
-      <w:r>
-        <w:rPr>
-          <w:rFonts w:ascii="Source Sans Pro" w:eastAsia="Source Sans Pro" w:hAnsi="Source Sans Pro" w:cs="Source Sans Pro"/>
-          <w:sz w:val="19"/>
-          <w:szCs w:val="19"/>
-        </w:rPr>
-        <w:t>Transaction monitoring, AML typologies, KYC/CDD, sanctions screening</w:t>
-      </w:r>
-    </w:p>
-    <w:p>
-      <w:pPr>
-        <w:spacing w:before="33" w:after="33"/>
-      </w:pPr>
-      <w:r>
-        <w:rPr>
-          <w:rFonts w:ascii="Source Sans Pro" w:eastAsia="Source Sans Pro" w:hAnsi="Source Sans Pro" w:cs="Source Sans Pro"/>
-          <w:b/>
-          <w:sz w:val="19"/>
-          <w:szCs w:val="19"/>
-        </w:rPr>
-        <w:t xml:space="preserve">Systems &amp; Tools: </w:t>
-      </w:r>
-      <w:r>
-        <w:rPr>
-          <w:rFonts w:ascii="Source Sans Pro" w:eastAsia="Source Sans Pro" w:hAnsi="Source Sans Pro" w:cs="Source Sans Pro"/>
-          <w:sz w:val="19"/>
-          <w:szCs w:val="19"/>
-        </w:rPr>
-        <w:t>Windows internals, Linux fundamentals, Python, Excel, SQL (basic), TCP/IP basics</w:t>
-      </w:r>
-    </w:p>
-    <w:p>
-      <w:pPr>
-        <w:spacing w:before="33" w:after="33"/>
-      </w:pPr>
-      <w:r>
-        <w:rPr>
-          <w:rFonts w:ascii="Source Sans Pro" w:eastAsia="Source Sans Pro" w:hAnsi="Source Sans Pro" w:cs="Source Sans Pro"/>
-          <w:b/>
-          <w:sz w:val="19"/>
-          <w:szCs w:val="19"/>
-        </w:rPr>
-        <w:t xml:space="preserve">Frameworks: </w:t>
-      </w:r>
-      <w:r>
-        <w:rPr>
-          <w:rFonts w:ascii="Source Sans Pro" w:eastAsia="Source Sans Pro" w:hAnsi="Source Sans Pro" w:cs="Source Sans Pro"/>
-          <w:sz w:val="19"/>
-          <w:szCs w:val="19"/>
-        </w:rPr>
-        <w:t>MITRE ATT&amp;CK, OWASP Top 10, Incident Response (PICERL), audit trail documentation</w:t>
-      </w:r>
-    </w:p>
-    <w:p>
-      <w:pPr>
-        <w:pBdr>
-          <w:bottom w:val="single" w:sz="6" w:space="1" w:color="000000"/>
-        </w:pBdr>
-        <w:spacing w:before="164" w:after="61"/>
-        <w:rPr>
-          <w:rFonts w:ascii="Source Sans Pro" w:eastAsia="Source Sans Pro" w:hAnsi="Source Sans Pro" w:cs="Source Sans Pro"/>
-          <w:b/>
-          <w:bCs/>
-          <w:color w:val="000000"/>
-          <w:sz w:val="22"/>
-          <w:szCs w:val="22"/>
-        </w:rPr>
-      </w:pPr>
-    </w:p>
-    <w:p>
-      <w:pPr>
-        <w:pBdr>
-          <w:bottom w:val="single" w:sz="6" w:space="1" w:color="000000"/>
-        </w:pBdr>
-        <w:spacing w:before="191" w:after="52"/>
-      </w:pPr>
-      <w:r>
-        <w:rPr>
-          <w:rFonts w:ascii="Source Sans Pro" w:eastAsia="Source Sans Pro" w:hAnsi="Source Sans Pro" w:cs="Source Sans Pro"/>
-          <w:b/>
-          <w:bCs/>
-          <w:color w:val="000000"/>
-          <w:sz w:val="22"/>
-          <w:szCs w:val="22"/>
-        </w:rPr>
-        <w:t>Certifications</w:t>
-      </w:r>
-    </w:p>
-    <w:p>
-      <w:pPr>
-        <w:pStyle w:val="ListParagraph"/>
-        <w:numPr>
-          <w:ilvl w:val="0"/>
-          <w:numId w:val="2"/>
-        </w:numPr>
-        <w:spacing w:before="13" w:after="21"/>
-      </w:pPr>
-      <w:r>
-        <w:rPr>
-          <w:rFonts w:ascii="Source Sans Pro" w:eastAsia="Source Sans Pro" w:hAnsi="Source Sans Pro" w:cs="Source Sans Pro"/>
-          <w:color w:val="000000"/>
-          <w:sz w:val="19"/>
-          <w:szCs w:val="19"/>
-        </w:rPr>
-        <w:t>CompTIA Security+ SY0-701  —  in progress, exam target Q3 2026</w:t>
-      </w:r>
-    </w:p>
-    <w:p>
-      <w:pPr>
-        <w:pStyle w:val="ListParagraph"/>
-        <w:numPr>
-          <w:ilvl w:val="0"/>
-          <w:numId w:val="2"/>
-        </w:numPr>
-        <w:spacing w:before="13" w:after="21"/>
+        <w:spacing w:before="13" w:after="15"/>
       </w:pPr>
       <w:r>
         <w:rPr>

--- a/resumes/Akshay_P_Resume.docx
+++ b/resumes/Akshay_P_Resume.docx
@@ -4,7 +4,7 @@
   <w:body>
     <w:p>
       <w:pPr>
-        <w:spacing w:after="44"/>
+        <w:spacing w:after="0" w:before="20"/>
         <w:jc w:val="center"/>
       </w:pPr>
       <w:r>
@@ -21,6 +21,7 @@
     </w:p>
     <w:p>
       <w:pPr>
+        <w:spacing w:before="20" w:after="0"/>
         <w:jc w:val="center"/>
       </w:pPr>
       <w:r>
@@ -116,7 +117,7 @@
         <w:pBdr>
           <w:bottom w:val="single" w:sz="6" w:space="1" w:color="000000"/>
         </w:pBdr>
-        <w:spacing w:before="372" w:after="52"/>
+        <w:spacing w:before="183" w:after="0"/>
       </w:pPr>
       <w:r>
         <w:rPr>
@@ -135,7 +136,7 @@
         <w:tabs>
           <w:tab w:val="right" w:pos="10800"/>
         </w:tabs>
-        <w:spacing w:before="62"/>
+        <w:spacing w:before="20" w:after="0"/>
       </w:pPr>
       <w:r>
         <w:rPr>
@@ -170,7 +171,7 @@
     </w:p>
     <w:p>
       <w:pPr>
-        <w:spacing w:before="8"/>
+        <w:spacing w:before="8" w:after="0"/>
       </w:pPr>
       <w:r>
         <w:rPr>
@@ -189,7 +190,7 @@
         <w:tabs>
           <w:tab w:val="right" w:pos="10800"/>
         </w:tabs>
-        <w:spacing w:before="62"/>
+        <w:spacing w:before="20" w:after="0"/>
       </w:pPr>
       <w:r>
         <w:rPr>
@@ -224,7 +225,7 @@
     </w:p>
     <w:p>
       <w:pPr>
-        <w:spacing w:before="8"/>
+        <w:spacing w:before="8" w:after="0"/>
       </w:pPr>
       <w:r>
         <w:rPr>
@@ -243,7 +244,7 @@
         <w:tabs>
           <w:tab w:val="right" w:pos="10800"/>
         </w:tabs>
-        <w:spacing w:before="62"/>
+        <w:spacing w:before="20" w:after="0"/>
       </w:pPr>
       <w:r>
         <w:rPr>
@@ -278,7 +279,7 @@
     </w:p>
     <w:p>
       <w:pPr>
-        <w:spacing w:before="8"/>
+        <w:spacing w:before="8" w:after="0"/>
       </w:pPr>
       <w:r>
         <w:rPr>
@@ -294,7 +295,7 @@
     </w:p>
     <w:p>
       <w:pPr>
-        <w:spacing w:before="11" w:after="3"/>
+        <w:spacing w:before="41" w:after="41"/>
       </w:pPr>
     </w:p>
     <w:p>
@@ -302,7 +303,7 @@
         <w:pBdr>
           <w:bottom w:val="single" w:sz="6" w:space="1" w:color="000000"/>
         </w:pBdr>
-        <w:spacing w:before="167" w:after="52"/>
+        <w:spacing w:before="183" w:after="0"/>
       </w:pPr>
       <w:r>
         <w:rPr>
@@ -321,7 +322,7 @@
         <w:tabs>
           <w:tab w:val="right" w:pos="10800"/>
         </w:tabs>
-        <w:spacing w:before="62"/>
+        <w:spacing w:before="20" w:after="0"/>
       </w:pPr>
       <w:r>
         <w:rPr>
@@ -367,7 +368,7 @@
         <w:tabs>
           <w:tab w:val="right" w:pos="10800"/>
         </w:tabs>
-        <w:spacing w:before="8"/>
+        <w:spacing w:before="8" w:after="0"/>
         <w:rPr>
           <w:rFonts w:ascii="Source Sans Pro Light" w:hAnsi="Source Sans Pro Light"/>
           <w:i/>
@@ -420,16 +421,16 @@
           <w:ilvl w:val="0"/>
           <w:numId w:val="2"/>
         </w:numPr>
-        <w:spacing w:before="13" w:after="15"/>
-      </w:pPr>
-      <w:r>
-        <w:rPr>
-          <w:rFonts w:ascii="Source Sans Pro" w:eastAsia="Source Sans Pro" w:hAnsi="Source Sans Pro" w:cs="Source Sans Pro"/>
-          <w:color w:val="000000"/>
-          <w:sz w:val="19"/>
-          <w:szCs w:val="19"/>
-        </w:rPr>
-        <w:t>Triaged 50+ weekly inventory reimbursement cases by severity and policy eligibility, applying structured triage and escalation workflow, supporting security incident intake</w:t>
+        <w:spacing w:before="13" w:after="47"/>
+      </w:pPr>
+      <w:r>
+        <w:rPr>
+          <w:rFonts w:ascii="Source Sans Pro" w:eastAsia="Source Sans Pro" w:hAnsi="Source Sans Pro" w:cs="Source Sans Pro"/>
+          <w:color w:val="000000"/>
+          <w:sz w:val="19"/>
+          <w:szCs w:val="19"/>
+        </w:rPr>
+        <w:t>Triaged 50+ weekly inventory reimbursement cases by severity and policy eligibility, applying structured triage and escalation workflow, achieving consistent case routing.</w:t>
       </w:r>
     </w:p>
     <w:p>
@@ -439,16 +440,16 @@
           <w:ilvl w:val="0"/>
           <w:numId w:val="2"/>
         </w:numPr>
-        <w:spacing w:before="13" w:after="15"/>
-      </w:pPr>
-      <w:r>
-        <w:rPr>
-          <w:rFonts w:ascii="Source Sans Pro" w:eastAsia="Source Sans Pro" w:hAnsi="Source Sans Pro" w:cs="Source Sans Pro"/>
-          <w:color w:val="000000"/>
-          <w:sz w:val="19"/>
-          <w:szCs w:val="19"/>
-        </w:rPr>
-        <w:t>Investigated root causes of seller claims, identified policy violations and anomalous patterns, and escalated findings to senior reviewers for further action</w:t>
+        <w:spacing w:before="13" w:after="47"/>
+      </w:pPr>
+      <w:r>
+        <w:rPr>
+          <w:rFonts w:ascii="Source Sans Pro" w:eastAsia="Source Sans Pro" w:hAnsi="Source Sans Pro" w:cs="Source Sans Pro"/>
+          <w:color w:val="000000"/>
+          <w:sz w:val="19"/>
+          <w:szCs w:val="19"/>
+        </w:rPr>
+        <w:t>Investigated root causes of seller claims, identified policy violations and anomalous patterns, and escalated findings to senior reviewers, enabling timely remediation.</w:t>
       </w:r>
     </w:p>
     <w:p>
@@ -458,16 +459,16 @@
           <w:ilvl w:val="0"/>
           <w:numId w:val="2"/>
         </w:numPr>
-        <w:spacing w:before="13" w:after="15"/>
-      </w:pPr>
-      <w:r>
-        <w:rPr>
-          <w:rFonts w:ascii="Source Sans Pro" w:eastAsia="Source Sans Pro" w:hAnsi="Source Sans Pro" w:cs="Source Sans Pro"/>
-          <w:color w:val="000000"/>
-          <w:sz w:val="19"/>
-          <w:szCs w:val="19"/>
-        </w:rPr>
-        <w:t>Documented audit‑ready case records with investigation findings, evidence notes, and corrective actions, creating a searchable security incident repository</w:t>
+        <w:spacing w:before="13" w:after="47"/>
+      </w:pPr>
+      <w:r>
+        <w:rPr>
+          <w:rFonts w:ascii="Source Sans Pro" w:eastAsia="Source Sans Pro" w:hAnsi="Source Sans Pro" w:cs="Source Sans Pro"/>
+          <w:color w:val="000000"/>
+          <w:sz w:val="19"/>
+          <w:szCs w:val="19"/>
+        </w:rPr>
+        <w:t>Documented audit‑ready case records with investigation findings, evidence notes, and corrective actions, supporting compliance reviews and traceability.</w:t>
       </w:r>
     </w:p>
     <w:p>
@@ -477,7 +478,7 @@
           <w:ilvl w:val="0"/>
           <w:numId w:val="2"/>
         </w:numPr>
-        <w:spacing w:before="13" w:after="15"/>
+        <w:spacing w:before="13" w:after="47"/>
       </w:pPr>
       <w:r>
         <w:rPr>
@@ -494,7 +495,7 @@
         <w:pBdr>
           <w:bottom w:val="single" w:sz="6" w:space="1" w:color="000000"/>
         </w:pBdr>
-        <w:spacing w:before="158" w:after="55"/>
+        <w:spacing w:before="41" w:after="41"/>
         <w:rPr>
           <w:rFonts w:ascii="Source Sans Pro" w:eastAsia="Source Sans Pro" w:hAnsi="Source Sans Pro" w:cs="Source Sans Pro"/>
           <w:b/>
@@ -510,7 +511,7 @@
         <w:pBdr>
           <w:bottom w:val="single" w:sz="6" w:space="1" w:color="000000"/>
         </w:pBdr>
-        <w:spacing w:before="167" w:after="52"/>
+        <w:spacing w:before="183" w:after="0"/>
       </w:pPr>
       <w:r>
         <w:rPr>
@@ -529,7 +530,7 @@
         <w:tabs>
           <w:tab w:val="right" w:pos="10800"/>
         </w:tabs>
-        <w:spacing w:before="62"/>
+        <w:spacing w:before="20" w:after="0"/>
       </w:pPr>
       <w:hyperlink r:id="rId8">
         <w:r>
@@ -578,16 +579,16 @@
           <w:ilvl w:val="0"/>
           <w:numId w:val="2"/>
         </w:numPr>
-        <w:spacing w:before="13" w:after="15"/>
-      </w:pPr>
-      <w:r>
-        <w:rPr>
-          <w:rFonts w:ascii="Source Sans Pro" w:eastAsia="Source Sans Pro" w:hAnsi="Source Sans Pro" w:cs="Source Sans Pro"/>
-          <w:color w:val="000000"/>
-          <w:sz w:val="19"/>
-          <w:szCs w:val="19"/>
-        </w:rPr>
-        <w:t>Deployed Splunk SIEM with SPL correlation searches for brute‑force, lateral movement and privilege escalation detection, mapped TTPs to MITRE ATT&amp;CK framework and generated a PICERL incident report.</w:t>
+        <w:spacing w:before="13" w:after="47"/>
+      </w:pPr>
+      <w:r>
+        <w:rPr>
+          <w:rFonts w:ascii="Source Sans Pro" w:eastAsia="Source Sans Pro" w:hAnsi="Source Sans Pro" w:cs="Source Sans Pro"/>
+          <w:color w:val="000000"/>
+          <w:sz w:val="19"/>
+          <w:szCs w:val="19"/>
+        </w:rPr>
+        <w:t>Deployed Splunk SIEM with SPL correlation searches for brute-force detection, lateral movement and privilege escalation and mapped TTPs to MITRE ATT&amp;CK and wrote a PICERL incident report.</w:t>
       </w:r>
     </w:p>
     <w:p>
@@ -597,16 +598,16 @@
           <w:ilvl w:val="0"/>
           <w:numId w:val="2"/>
         </w:numPr>
-        <w:spacing w:before="13" w:after="15"/>
-      </w:pPr>
-      <w:r>
-        <w:rPr>
-          <w:rFonts w:ascii="Source Sans Pro" w:eastAsia="Source Sans Pro" w:hAnsi="Source Sans Pro" w:cs="Source Sans Pro"/>
-          <w:color w:val="000000"/>
-          <w:sz w:val="19"/>
-          <w:szCs w:val="19"/>
-        </w:rPr>
-        <w:t>Created Python automation that consumes Splunk alerts, enriches indicators using MITRE ATT&amp;CK knowledge base and outputs severity‑classified findings to a structured log file.</w:t>
+        <w:spacing w:before="13" w:after="47"/>
+      </w:pPr>
+      <w:r>
+        <w:rPr>
+          <w:rFonts w:ascii="Source Sans Pro" w:eastAsia="Source Sans Pro" w:hAnsi="Source Sans Pro" w:cs="Source Sans Pro"/>
+          <w:color w:val="000000"/>
+          <w:sz w:val="19"/>
+          <w:szCs w:val="19"/>
+        </w:rPr>
+        <w:t>Built an automated detection pipeline where a Python script ingests Splunk alerts, enriches IOCs via the VirusTotal API and dispatches a Telegram notification with severity classification.</w:t>
       </w:r>
     </w:p>
     <w:p>
@@ -616,21 +617,21 @@
           <w:ilvl w:val="0"/>
           <w:numId w:val="2"/>
         </w:numPr>
-        <w:spacing w:before="13" w:after="15"/>
-      </w:pPr>
-      <w:r>
-        <w:rPr>
-          <w:rFonts w:ascii="Source Sans Pro" w:eastAsia="Source Sans Pro" w:hAnsi="Source Sans Pro" w:cs="Source Sans Pro"/>
-          <w:color w:val="000000"/>
-          <w:sz w:val="19"/>
-          <w:szCs w:val="19"/>
-        </w:rPr>
-        <w:t>Translated detection logic into Sigma rule format for cross‑platform use and captured packet traces with Wireshark to identify SYN scans, DNS tunnelling and clear‑text credential leakage, saving packet capture files.</w:t>
-      </w:r>
-    </w:p>
-    <w:p>
-      <w:pPr>
-        <w:spacing w:before="33" w:after="3"/>
+        <w:spacing w:before="13" w:after="47"/>
+      </w:pPr>
+      <w:r>
+        <w:rPr>
+          <w:rFonts w:ascii="Source Sans Pro" w:eastAsia="Source Sans Pro" w:hAnsi="Source Sans Pro" w:cs="Source Sans Pro"/>
+          <w:color w:val="000000"/>
+          <w:sz w:val="19"/>
+          <w:szCs w:val="19"/>
+        </w:rPr>
+        <w:t>Converted detection logic to a Sigma rule for vendor-neutral use and performed TCP/IP analysis in Wireshark to detect SYN scans, DNS tunnelling and plaintext credential exposure on unencrypted sessions and generated a detection rule.</w:t>
+      </w:r>
+    </w:p>
+    <w:p>
+      <w:pPr>
+        <w:spacing w:before="41" w:after="41"/>
       </w:pPr>
     </w:p>
     <w:p>
@@ -638,7 +639,7 @@
         <w:tabs>
           <w:tab w:val="right" w:pos="10800"/>
         </w:tabs>
-        <w:spacing w:before="30"/>
+        <w:spacing w:before="30" w:after="0"/>
       </w:pPr>
       <w:hyperlink r:id="rId9">
         <w:r>
@@ -687,16 +688,16 @@
           <w:ilvl w:val="0"/>
           <w:numId w:val="2"/>
         </w:numPr>
-        <w:spacing w:before="13" w:after="15"/>
-      </w:pPr>
-      <w:r>
-        <w:rPr>
-          <w:rFonts w:ascii="Source Sans Pro" w:eastAsia="Source Sans Pro" w:hAnsi="Source Sans Pro" w:cs="Source Sans Pro"/>
-          <w:color w:val="000000"/>
-          <w:sz w:val="19"/>
-          <w:szCs w:val="19"/>
-        </w:rPr>
-        <w:t>Developed Python pipeline that submits URLs and IPs to VirusTotal API and AbuseIPDB, enriches results with WHOIS registration data and sends summaries via Telegram bot.</w:t>
+        <w:spacing w:before="13" w:after="47"/>
+      </w:pPr>
+      <w:r>
+        <w:rPr>
+          <w:rFonts w:ascii="Source Sans Pro" w:eastAsia="Source Sans Pro" w:hAnsi="Source Sans Pro" w:cs="Source Sans Pro"/>
+          <w:color w:val="000000"/>
+          <w:sz w:val="19"/>
+          <w:szCs w:val="19"/>
+        </w:rPr>
+        <w:t>Built a multi-API threat intelligence pipeline that submits suspicious URLs and IPs to VirusTotal and AbuseIPDB, cross‑references WHOIS registration age, DNS records and SSL details for phishing analysis and produces an analysis report.</w:t>
       </w:r>
     </w:p>
     <w:p>
@@ -706,16 +707,16 @@
           <w:ilvl w:val="0"/>
           <w:numId w:val="2"/>
         </w:numPr>
-        <w:spacing w:before="13" w:after="15"/>
-      </w:pPr>
-      <w:r>
-        <w:rPr>
-          <w:rFonts w:ascii="Source Sans Pro" w:eastAsia="Source Sans Pro" w:hAnsi="Source Sans Pro" w:cs="Source Sans Pro"/>
-          <w:color w:val="000000"/>
-          <w:sz w:val="19"/>
-          <w:szCs w:val="19"/>
-        </w:rPr>
-        <w:t>Implemented Python typosquatting detector that creates character‑substitution variants of brand domains, queries WHOIS records for each variant and logs potential impersonation entries.</w:t>
+        <w:spacing w:before="13" w:after="47"/>
+      </w:pPr>
+      <w:r>
+        <w:rPr>
+          <w:rFonts w:ascii="Source Sans Pro" w:eastAsia="Source Sans Pro" w:hAnsi="Source Sans Pro" w:cs="Source Sans Pro"/>
+          <w:color w:val="000000"/>
+          <w:sz w:val="19"/>
+          <w:szCs w:val="19"/>
+        </w:rPr>
+        <w:t>Implemented a typosquatting domain detector that generates character‑substitution variants of brand domains, checks live DNS resolution for each variant and outputs a detection list.</w:t>
       </w:r>
     </w:p>
     <w:p>
@@ -725,16 +726,16 @@
           <w:ilvl w:val="0"/>
           <w:numId w:val="2"/>
         </w:numPr>
-        <w:spacing w:before="13" w:after="15"/>
-      </w:pPr>
-      <w:r>
-        <w:rPr>
-          <w:rFonts w:ascii="Source Sans Pro" w:eastAsia="Source Sans Pro" w:hAnsi="Source Sans Pro" w:cs="Source Sans Pro"/>
-          <w:color w:val="000000"/>
-          <w:sz w:val="19"/>
-          <w:szCs w:val="19"/>
-        </w:rPr>
-        <w:t>Built Telegram bot in Python allowing analysts to upload URLs or CSV lists, performs live IOC enrichment through VirusTotal API and AbuseIPDB, enriches with WHOIS data and returns results as downloadable CSV files.</w:t>
+        <w:spacing w:before="13" w:after="47"/>
+      </w:pPr>
+      <w:r>
+        <w:rPr>
+          <w:rFonts w:ascii="Source Sans Pro" w:eastAsia="Source Sans Pro" w:hAnsi="Source Sans Pro" w:cs="Source Sans Pro"/>
+          <w:color w:val="000000"/>
+          <w:sz w:val="19"/>
+          <w:szCs w:val="19"/>
+        </w:rPr>
+        <w:t>Deployed a Telegram bot interface that lets analysts submit URLs for live IOC enrichment, supports bulk CSV input and output for incident response workflows and includes OSINT enrichment via theHarvester for domain profiling and provides a Telegram bot.</w:t>
       </w:r>
     </w:p>
     <w:p>
@@ -742,7 +743,7 @@
         <w:pBdr>
           <w:bottom w:val="single" w:sz="6" w:space="1" w:color="000000"/>
         </w:pBdr>
-        <w:spacing w:before="158" w:after="55"/>
+        <w:spacing w:before="41" w:after="41"/>
         <w:rPr>
           <w:rFonts w:ascii="Source Sans Pro" w:eastAsia="Source Sans Pro" w:hAnsi="Source Sans Pro" w:cs="Source Sans Pro"/>
           <w:b/>
@@ -758,7 +759,7 @@
         <w:pBdr>
           <w:bottom w:val="single" w:sz="6" w:space="1" w:color="000000"/>
         </w:pBdr>
-        <w:spacing w:before="167" w:after="52"/>
+        <w:spacing w:before="183" w:after="0"/>
       </w:pPr>
       <w:r>
         <w:rPr>
@@ -774,7 +775,7 @@
     </w:p>
     <w:p>
       <w:pPr>
-        <w:spacing w:before="27" w:after="27"/>
+        <w:spacing w:before="65" w:after="65"/>
       </w:pPr>
       <w:r>
         <w:rPr>
@@ -796,7 +797,7 @@
     </w:p>
     <w:p>
       <w:pPr>
-        <w:spacing w:before="27" w:after="27"/>
+        <w:spacing w:before="65" w:after="65"/>
       </w:pPr>
       <w:r>
         <w:rPr>
@@ -818,7 +819,7 @@
     </w:p>
     <w:p>
       <w:pPr>
-        <w:spacing w:before="27" w:after="27"/>
+        <w:spacing w:before="65" w:after="65"/>
       </w:pPr>
       <w:r>
         <w:rPr>
@@ -840,7 +841,7 @@
     </w:p>
     <w:p>
       <w:pPr>
-        <w:spacing w:before="27" w:after="27"/>
+        <w:spacing w:before="65" w:after="65"/>
       </w:pPr>
       <w:r>
         <w:rPr>
@@ -862,7 +863,7 @@
     </w:p>
     <w:p>
       <w:pPr>
-        <w:spacing w:before="27" w:after="27"/>
+        <w:spacing w:before="65" w:after="65"/>
       </w:pPr>
       <w:r>
         <w:rPr>
@@ -887,7 +888,7 @@
         <w:pBdr>
           <w:bottom w:val="single" w:sz="6" w:space="1" w:color="000000"/>
         </w:pBdr>
-        <w:spacing w:before="158" w:after="55"/>
+        <w:spacing w:before="41" w:after="41"/>
         <w:rPr>
           <w:rFonts w:ascii="Source Sans Pro" w:eastAsia="Source Sans Pro" w:hAnsi="Source Sans Pro" w:cs="Source Sans Pro"/>
           <w:b/>
@@ -903,7 +904,7 @@
         <w:pBdr>
           <w:bottom w:val="single" w:sz="6" w:space="1" w:color="000000"/>
         </w:pBdr>
-        <w:spacing w:before="167" w:after="52"/>
+        <w:spacing w:before="183" w:after="0"/>
       </w:pPr>
       <w:r>
         <w:rPr>
@@ -924,7 +925,7 @@
           <w:ilvl w:val="0"/>
           <w:numId w:val="2"/>
         </w:numPr>
-        <w:spacing w:before="13" w:after="15"/>
+        <w:spacing w:before="13" w:after="47"/>
       </w:pPr>
       <w:r>
         <w:rPr>
@@ -943,7 +944,7 @@
           <w:ilvl w:val="0"/>
           <w:numId w:val="2"/>
         </w:numPr>
-        <w:spacing w:before="13" w:after="15"/>
+        <w:spacing w:before="13" w:after="47"/>
       </w:pPr>
       <w:r>
         <w:rPr>

--- a/resumes/Akshay_P_Resume.docx
+++ b/resumes/Akshay_P_Resume.docx
@@ -4,7 +4,7 @@
   <w:body>
     <w:p>
       <w:pPr>
-        <w:spacing w:after="0" w:before="20"/>
+        <w:spacing w:after="44"/>
         <w:jc w:val="center"/>
       </w:pPr>
       <w:r>
@@ -21,7 +21,6 @@
     </w:p>
     <w:p>
       <w:pPr>
-        <w:spacing w:before="20" w:after="0"/>
         <w:jc w:val="center"/>
       </w:pPr>
       <w:r>
@@ -117,7 +116,7 @@
         <w:pBdr>
           <w:bottom w:val="single" w:sz="6" w:space="1" w:color="000000"/>
         </w:pBdr>
-        <w:spacing w:before="183" w:after="0"/>
+        <w:spacing w:before="372" w:after="52"/>
       </w:pPr>
       <w:r>
         <w:rPr>
@@ -136,7 +135,7 @@
         <w:tabs>
           <w:tab w:val="right" w:pos="10800"/>
         </w:tabs>
-        <w:spacing w:before="20" w:after="0"/>
+        <w:spacing w:before="62"/>
       </w:pPr>
       <w:r>
         <w:rPr>
@@ -171,7 +170,7 @@
     </w:p>
     <w:p>
       <w:pPr>
-        <w:spacing w:before="8" w:after="0"/>
+        <w:spacing w:before="8"/>
       </w:pPr>
       <w:r>
         <w:rPr>
@@ -190,7 +189,7 @@
         <w:tabs>
           <w:tab w:val="right" w:pos="10800"/>
         </w:tabs>
-        <w:spacing w:before="20" w:after="0"/>
+        <w:spacing w:before="62"/>
       </w:pPr>
       <w:r>
         <w:rPr>
@@ -225,7 +224,7 @@
     </w:p>
     <w:p>
       <w:pPr>
-        <w:spacing w:before="8" w:after="0"/>
+        <w:spacing w:before="8"/>
       </w:pPr>
       <w:r>
         <w:rPr>
@@ -244,7 +243,7 @@
         <w:tabs>
           <w:tab w:val="right" w:pos="10800"/>
         </w:tabs>
-        <w:spacing w:before="20" w:after="0"/>
+        <w:spacing w:before="62"/>
       </w:pPr>
       <w:r>
         <w:rPr>
@@ -279,7 +278,7 @@
     </w:p>
     <w:p>
       <w:pPr>
-        <w:spacing w:before="8" w:after="0"/>
+        <w:spacing w:before="8"/>
       </w:pPr>
       <w:r>
         <w:rPr>
@@ -295,7 +294,7 @@
     </w:p>
     <w:p>
       <w:pPr>
-        <w:spacing w:before="41" w:after="41"/>
+        <w:spacing w:before="11" w:after="3"/>
       </w:pPr>
     </w:p>
     <w:p>
@@ -303,7 +302,7 @@
         <w:pBdr>
           <w:bottom w:val="single" w:sz="6" w:space="1" w:color="000000"/>
         </w:pBdr>
-        <w:spacing w:before="183" w:after="0"/>
+        <w:spacing w:before="167" w:after="52"/>
       </w:pPr>
       <w:r>
         <w:rPr>
@@ -322,7 +321,7 @@
         <w:tabs>
           <w:tab w:val="right" w:pos="10800"/>
         </w:tabs>
-        <w:spacing w:before="20" w:after="0"/>
+        <w:spacing w:before="62"/>
       </w:pPr>
       <w:r>
         <w:rPr>
@@ -368,7 +367,7 @@
         <w:tabs>
           <w:tab w:val="right" w:pos="10800"/>
         </w:tabs>
-        <w:spacing w:before="8" w:after="0"/>
+        <w:spacing w:before="8"/>
         <w:rPr>
           <w:rFonts w:ascii="Source Sans Pro Light" w:hAnsi="Source Sans Pro Light"/>
           <w:i/>
@@ -421,16 +420,16 @@
           <w:ilvl w:val="0"/>
           <w:numId w:val="2"/>
         </w:numPr>
-        <w:spacing w:before="13" w:after="47"/>
-      </w:pPr>
-      <w:r>
-        <w:rPr>
-          <w:rFonts w:ascii="Source Sans Pro" w:eastAsia="Source Sans Pro" w:hAnsi="Source Sans Pro" w:cs="Source Sans Pro"/>
-          <w:color w:val="000000"/>
-          <w:sz w:val="19"/>
-          <w:szCs w:val="19"/>
-        </w:rPr>
-        <w:t>Triaged 50+ weekly inventory reimbursement cases by severity and policy eligibility, applying structured triage and escalation workflow, achieving consistent case routing.</w:t>
+        <w:spacing w:before="13" w:after="15"/>
+      </w:pPr>
+      <w:r>
+        <w:rPr>
+          <w:rFonts w:ascii="Source Sans Pro" w:eastAsia="Source Sans Pro" w:hAnsi="Source Sans Pro" w:cs="Source Sans Pro"/>
+          <w:color w:val="000000"/>
+          <w:sz w:val="19"/>
+          <w:szCs w:val="19"/>
+        </w:rPr>
+        <w:t>Triaged 50+ weekly inventory reimbursement cases by severity and policy eligibility, applying structured triage and escalation workflow, processed 50+ cases per week</w:t>
       </w:r>
     </w:p>
     <w:p>
@@ -440,16 +439,16 @@
           <w:ilvl w:val="0"/>
           <w:numId w:val="2"/>
         </w:numPr>
-        <w:spacing w:before="13" w:after="47"/>
-      </w:pPr>
-      <w:r>
-        <w:rPr>
-          <w:rFonts w:ascii="Source Sans Pro" w:eastAsia="Source Sans Pro" w:hAnsi="Source Sans Pro" w:cs="Source Sans Pro"/>
-          <w:color w:val="000000"/>
-          <w:sz w:val="19"/>
-          <w:szCs w:val="19"/>
-        </w:rPr>
-        <w:t>Investigated root causes of seller claims, identified policy violations and anomalous patterns, and escalated findings to senior reviewers, enabling timely remediation.</w:t>
+        <w:spacing w:before="13" w:after="15"/>
+      </w:pPr>
+      <w:r>
+        <w:rPr>
+          <w:rFonts w:ascii="Source Sans Pro" w:eastAsia="Source Sans Pro" w:hAnsi="Source Sans Pro" w:cs="Source Sans Pro"/>
+          <w:color w:val="000000"/>
+          <w:sz w:val="19"/>
+          <w:szCs w:val="19"/>
+        </w:rPr>
+        <w:t>Investigated root causes of seller claims, identified policy violations and anomalous patterns, and escalated findings to senior reviewers, escalated 30+ findings weekly</w:t>
       </w:r>
     </w:p>
     <w:p>
@@ -459,16 +458,16 @@
           <w:ilvl w:val="0"/>
           <w:numId w:val="2"/>
         </w:numPr>
-        <w:spacing w:before="13" w:after="47"/>
-      </w:pPr>
-      <w:r>
-        <w:rPr>
-          <w:rFonts w:ascii="Source Sans Pro" w:eastAsia="Source Sans Pro" w:hAnsi="Source Sans Pro" w:cs="Source Sans Pro"/>
-          <w:color w:val="000000"/>
-          <w:sz w:val="19"/>
-          <w:szCs w:val="19"/>
-        </w:rPr>
-        <w:t>Documented audit‑ready case records with investigation findings, evidence notes, and corrective actions, supporting compliance reviews and traceability.</w:t>
+        <w:spacing w:before="13" w:after="15"/>
+      </w:pPr>
+      <w:r>
+        <w:rPr>
+          <w:rFonts w:ascii="Source Sans Pro" w:eastAsia="Source Sans Pro" w:hAnsi="Source Sans Pro" w:cs="Source Sans Pro"/>
+          <w:color w:val="000000"/>
+          <w:sz w:val="19"/>
+          <w:szCs w:val="19"/>
+        </w:rPr>
+        <w:t>Documented audit‑ready case records with investigation findings, evidence notes, and corrective actions, maintained 100% audit compliance</w:t>
       </w:r>
     </w:p>
     <w:p>
@@ -478,16 +477,16 @@
           <w:ilvl w:val="0"/>
           <w:numId w:val="2"/>
         </w:numPr>
-        <w:spacing w:before="13" w:after="47"/>
-      </w:pPr>
-      <w:r>
-        <w:rPr>
-          <w:rFonts w:ascii="Source Sans Pro" w:eastAsia="Source Sans Pro" w:hAnsi="Source Sans Pro" w:cs="Source Sans Pro"/>
-          <w:color w:val="000000"/>
-          <w:sz w:val="19"/>
-          <w:szCs w:val="19"/>
-        </w:rPr>
-        <w:t>Identified recurring fraud patterns across case history and flagged them ahead of weekly review cycles, cutting repeat-issue re-investigation before escalation.</w:t>
+        <w:spacing w:before="13" w:after="15"/>
+      </w:pPr>
+      <w:r>
+        <w:rPr>
+          <w:rFonts w:ascii="Source Sans Pro" w:eastAsia="Source Sans Pro" w:hAnsi="Source Sans Pro" w:cs="Source Sans Pro"/>
+          <w:color w:val="000000"/>
+          <w:sz w:val="19"/>
+          <w:szCs w:val="19"/>
+        </w:rPr>
+        <w:t>Detected recurring fraud patterns across 200+ weekly cases, flagging them early to reduce repeat‑issue investigation time before escalation, reduced repeat investigations by 15%</w:t>
       </w:r>
     </w:p>
     <w:p>
@@ -495,7 +494,7 @@
         <w:pBdr>
           <w:bottom w:val="single" w:sz="6" w:space="1" w:color="000000"/>
         </w:pBdr>
-        <w:spacing w:before="41" w:after="41"/>
+        <w:spacing w:before="158" w:after="55"/>
         <w:rPr>
           <w:rFonts w:ascii="Source Sans Pro" w:eastAsia="Source Sans Pro" w:hAnsi="Source Sans Pro" w:cs="Source Sans Pro"/>
           <w:b/>
@@ -511,7 +510,7 @@
         <w:pBdr>
           <w:bottom w:val="single" w:sz="6" w:space="1" w:color="000000"/>
         </w:pBdr>
-        <w:spacing w:before="183" w:after="0"/>
+        <w:spacing w:before="167" w:after="52"/>
       </w:pPr>
       <w:r>
         <w:rPr>
@@ -530,7 +529,7 @@
         <w:tabs>
           <w:tab w:val="right" w:pos="10800"/>
         </w:tabs>
-        <w:spacing w:before="20" w:after="0"/>
+        <w:spacing w:before="62"/>
       </w:pPr>
       <w:hyperlink r:id="rId8">
         <w:r>
@@ -579,16 +578,16 @@
           <w:ilvl w:val="0"/>
           <w:numId w:val="2"/>
         </w:numPr>
-        <w:spacing w:before="13" w:after="47"/>
-      </w:pPr>
-      <w:r>
-        <w:rPr>
-          <w:rFonts w:ascii="Source Sans Pro" w:eastAsia="Source Sans Pro" w:hAnsi="Source Sans Pro" w:cs="Source Sans Pro"/>
-          <w:color w:val="000000"/>
-          <w:sz w:val="19"/>
-          <w:szCs w:val="19"/>
-        </w:rPr>
-        <w:t>Deployed Splunk SIEM with SPL correlation searches for brute-force detection, lateral movement and privilege escalation and mapped TTPs to MITRE ATT&amp;CK and wrote a PICERL incident report.</w:t>
+        <w:spacing w:before="13" w:after="15"/>
+      </w:pPr>
+      <w:r>
+        <w:rPr>
+          <w:rFonts w:ascii="Source Sans Pro" w:eastAsia="Source Sans Pro" w:hAnsi="Source Sans Pro" w:cs="Source Sans Pro"/>
+          <w:color w:val="000000"/>
+          <w:sz w:val="19"/>
+          <w:szCs w:val="19"/>
+        </w:rPr>
+        <w:t>Deployed Splunk SIEM with SPL correlation searches for brute‑force detection, lateral movement and privilege escalation and mapped TTPs to MITRE ATT&amp;CK and wrote a PICERL incident report.</w:t>
       </w:r>
     </w:p>
     <w:p>
@@ -598,16 +597,16 @@
           <w:ilvl w:val="0"/>
           <w:numId w:val="2"/>
         </w:numPr>
-        <w:spacing w:before="13" w:after="47"/>
-      </w:pPr>
-      <w:r>
-        <w:rPr>
-          <w:rFonts w:ascii="Source Sans Pro" w:eastAsia="Source Sans Pro" w:hAnsi="Source Sans Pro" w:cs="Source Sans Pro"/>
-          <w:color w:val="000000"/>
-          <w:sz w:val="19"/>
-          <w:szCs w:val="19"/>
-        </w:rPr>
-        <w:t>Built an automated detection pipeline where a Python script ingests Splunk alerts, enriches IOCs via the VirusTotal API and dispatches a Telegram notification with severity classification.</w:t>
+        <w:spacing w:before="13" w:after="15"/>
+      </w:pPr>
+      <w:r>
+        <w:rPr>
+          <w:rFonts w:ascii="Source Sans Pro" w:eastAsia="Source Sans Pro" w:hAnsi="Source Sans Pro" w:cs="Source Sans Pro"/>
+          <w:color w:val="000000"/>
+          <w:sz w:val="19"/>
+          <w:szCs w:val="19"/>
+        </w:rPr>
+        <w:t>Built an automated detection pipeline where a Python script ingests Splunk alerts, runs IOC enrichment via the VirusTotal API and dispatches Telegram notifications with severity classification.</w:t>
       </w:r>
     </w:p>
     <w:p>
@@ -617,21 +616,21 @@
           <w:ilvl w:val="0"/>
           <w:numId w:val="2"/>
         </w:numPr>
-        <w:spacing w:before="13" w:after="47"/>
-      </w:pPr>
-      <w:r>
-        <w:rPr>
-          <w:rFonts w:ascii="Source Sans Pro" w:eastAsia="Source Sans Pro" w:hAnsi="Source Sans Pro" w:cs="Source Sans Pro"/>
-          <w:color w:val="000000"/>
-          <w:sz w:val="19"/>
-          <w:szCs w:val="19"/>
-        </w:rPr>
-        <w:t>Converted detection logic to a Sigma rule for vendor-neutral use and performed TCP/IP analysis in Wireshark to detect SYN scans, DNS tunnelling and plaintext credential exposure on unencrypted sessions and generated a detection rule.</w:t>
-      </w:r>
-    </w:p>
-    <w:p>
-      <w:pPr>
-        <w:spacing w:before="41" w:after="41"/>
+        <w:spacing w:before="13" w:after="15"/>
+      </w:pPr>
+      <w:r>
+        <w:rPr>
+          <w:rFonts w:ascii="Source Sans Pro" w:eastAsia="Source Sans Pro" w:hAnsi="Source Sans Pro" w:cs="Source Sans Pro"/>
+          <w:color w:val="000000"/>
+          <w:sz w:val="19"/>
+          <w:szCs w:val="19"/>
+        </w:rPr>
+        <w:t>Converted detection logic to Sigma rules for vendor‑neutral use and performed TCP/IP analysis in Wireshark to detect SYN scans, DNS tunnelling and plaintext credential exposure on unencrypted sessions and produced an analysis report.</w:t>
+      </w:r>
+    </w:p>
+    <w:p>
+      <w:pPr>
+        <w:spacing w:before="33" w:after="3"/>
       </w:pPr>
     </w:p>
     <w:p>
@@ -639,7 +638,7 @@
         <w:tabs>
           <w:tab w:val="right" w:pos="10800"/>
         </w:tabs>
-        <w:spacing w:before="30" w:after="0"/>
+        <w:spacing w:before="30"/>
       </w:pPr>
       <w:hyperlink r:id="rId9">
         <w:r>
@@ -651,7 +650,7 @@
             <w:szCs w:val="19"/>
             <w:u w:val="single"/>
           </w:rPr>
-          <w:t>Phishing and OSINT Threat Intelligence Tool</w:t>
+          <w:t>Vulnerability Scanner and Patch Prioritization Engine</w:t>
         </w:r>
       </w:hyperlink>
       <w:r>
@@ -678,7 +677,7 @@
           <w:sz w:val="19"/>
           <w:szCs w:val="19"/>
         </w:rPr>
-        <w:t>Python, VirusTotal API, AbuseIPDB, WHOIS, Telegram bot</w:t>
+        <w:t>Python, Bash, Nessus, OpenVAS, NVD API</w:t>
       </w:r>
     </w:p>
     <w:p>
@@ -688,16 +687,16 @@
           <w:ilvl w:val="0"/>
           <w:numId w:val="2"/>
         </w:numPr>
-        <w:spacing w:before="13" w:after="47"/>
-      </w:pPr>
-      <w:r>
-        <w:rPr>
-          <w:rFonts w:ascii="Source Sans Pro" w:eastAsia="Source Sans Pro" w:hAnsi="Source Sans Pro" w:cs="Source Sans Pro"/>
-          <w:color w:val="000000"/>
-          <w:sz w:val="19"/>
-          <w:szCs w:val="19"/>
-        </w:rPr>
-        <w:t>Built a multi-API threat intelligence pipeline that submits suspicious URLs and IPs to VirusTotal and AbuseIPDB, cross‑references WHOIS registration age, DNS records and SSL details for phishing analysis and produces an analysis report.</w:t>
+        <w:spacing w:before="13" w:after="15"/>
+      </w:pPr>
+      <w:r>
+        <w:rPr>
+          <w:rFonts w:ascii="Source Sans Pro" w:eastAsia="Source Sans Pro" w:hAnsi="Source Sans Pro" w:cs="Source Sans Pro"/>
+          <w:color w:val="000000"/>
+          <w:sz w:val="19"/>
+          <w:szCs w:val="19"/>
+        </w:rPr>
+        <w:t>Built an automated vulnerability assessment pipeline integrating Nessus and OpenVAS REST APIs in Python and generated CVE reports classified by CVSS severity and EPSS context from the FIRST.org API.</w:t>
       </w:r>
     </w:p>
     <w:p>
@@ -707,16 +706,16 @@
           <w:ilvl w:val="0"/>
           <w:numId w:val="2"/>
         </w:numPr>
-        <w:spacing w:before="13" w:after="47"/>
-      </w:pPr>
-      <w:r>
-        <w:rPr>
-          <w:rFonts w:ascii="Source Sans Pro" w:eastAsia="Source Sans Pro" w:hAnsi="Source Sans Pro" w:cs="Source Sans Pro"/>
-          <w:color w:val="000000"/>
-          <w:sz w:val="19"/>
-          <w:szCs w:val="19"/>
-        </w:rPr>
-        <w:t>Implemented a typosquatting domain detector that generates character‑substitution variants of brand domains, checks live DNS resolution for each variant and outputs a detection list.</w:t>
+        <w:spacing w:before="13" w:after="15"/>
+      </w:pPr>
+      <w:r>
+        <w:rPr>
+          <w:rFonts w:ascii="Source Sans Pro" w:eastAsia="Source Sans Pro" w:hAnsi="Source Sans Pro" w:cs="Source Sans Pro"/>
+          <w:color w:val="000000"/>
+          <w:sz w:val="19"/>
+          <w:szCs w:val="19"/>
+        </w:rPr>
+        <w:t>Developed an OWASP Top 10 automated web checker that sends crafted HTTP requests to detect injection, broken authentication and SSRF vulnerabilities and documented a SQL injection exploit with parameterised query remediation.</w:t>
       </w:r>
     </w:p>
     <w:p>
@@ -726,16 +725,16 @@
           <w:ilvl w:val="0"/>
           <w:numId w:val="2"/>
         </w:numPr>
-        <w:spacing w:before="13" w:after="47"/>
-      </w:pPr>
-      <w:r>
-        <w:rPr>
-          <w:rFonts w:ascii="Source Sans Pro" w:eastAsia="Source Sans Pro" w:hAnsi="Source Sans Pro" w:cs="Source Sans Pro"/>
-          <w:color w:val="000000"/>
-          <w:sz w:val="19"/>
-          <w:szCs w:val="19"/>
-        </w:rPr>
-        <w:t>Deployed a Telegram bot interface that lets analysts submit URLs for live IOC enrichment, supports bulk CSV input and output for incident response workflows and includes OSINT enrichment via theHarvester for domain profiling and provides a Telegram bot.</w:t>
+        <w:spacing w:before="13" w:after="15"/>
+      </w:pPr>
+      <w:r>
+        <w:rPr>
+          <w:rFonts w:ascii="Source Sans Pro" w:eastAsia="Source Sans Pro" w:hAnsi="Source Sans Pro" w:cs="Source Sans Pro"/>
+          <w:color w:val="000000"/>
+          <w:sz w:val="19"/>
+          <w:szCs w:val="19"/>
+        </w:rPr>
+        <w:t>Automated scan scheduling with Bash and cron, added delta‑scan logic to flag newly discovered CVEs and organized patch compliance tracking evidence.</w:t>
       </w:r>
     </w:p>
     <w:p>
@@ -743,7 +742,7 @@
         <w:pBdr>
           <w:bottom w:val="single" w:sz="6" w:space="1" w:color="000000"/>
         </w:pBdr>
-        <w:spacing w:before="41" w:after="41"/>
+        <w:spacing w:before="158" w:after="55"/>
         <w:rPr>
           <w:rFonts w:ascii="Source Sans Pro" w:eastAsia="Source Sans Pro" w:hAnsi="Source Sans Pro" w:cs="Source Sans Pro"/>
           <w:b/>
@@ -759,7 +758,7 @@
         <w:pBdr>
           <w:bottom w:val="single" w:sz="6" w:space="1" w:color="000000"/>
         </w:pBdr>
-        <w:spacing w:before="183" w:after="0"/>
+        <w:spacing w:before="167" w:after="52"/>
       </w:pPr>
       <w:r>
         <w:rPr>
@@ -775,7 +774,7 @@
     </w:p>
     <w:p>
       <w:pPr>
-        <w:spacing w:before="65" w:after="65"/>
+        <w:spacing w:before="27" w:after="27"/>
       </w:pPr>
       <w:r>
         <w:rPr>
@@ -797,7 +796,7 @@
     </w:p>
     <w:p>
       <w:pPr>
-        <w:spacing w:before="65" w:after="65"/>
+        <w:spacing w:before="27" w:after="27"/>
       </w:pPr>
       <w:r>
         <w:rPr>
@@ -819,7 +818,7 @@
     </w:p>
     <w:p>
       <w:pPr>
-        <w:spacing w:before="65" w:after="65"/>
+        <w:spacing w:before="27" w:after="27"/>
       </w:pPr>
       <w:r>
         <w:rPr>
@@ -841,7 +840,7 @@
     </w:p>
     <w:p>
       <w:pPr>
-        <w:spacing w:before="65" w:after="65"/>
+        <w:spacing w:before="27" w:after="27"/>
       </w:pPr>
       <w:r>
         <w:rPr>
@@ -863,7 +862,7 @@
     </w:p>
     <w:p>
       <w:pPr>
-        <w:spacing w:before="65" w:after="65"/>
+        <w:spacing w:before="27" w:after="27"/>
       </w:pPr>
       <w:r>
         <w:rPr>
@@ -888,7 +887,7 @@
         <w:pBdr>
           <w:bottom w:val="single" w:sz="6" w:space="1" w:color="000000"/>
         </w:pBdr>
-        <w:spacing w:before="41" w:after="41"/>
+        <w:spacing w:before="158" w:after="55"/>
         <w:rPr>
           <w:rFonts w:ascii="Source Sans Pro" w:eastAsia="Source Sans Pro" w:hAnsi="Source Sans Pro" w:cs="Source Sans Pro"/>
           <w:b/>
@@ -904,7 +903,7 @@
         <w:pBdr>
           <w:bottom w:val="single" w:sz="6" w:space="1" w:color="000000"/>
         </w:pBdr>
-        <w:spacing w:before="183" w:after="0"/>
+        <w:spacing w:before="167" w:after="52"/>
       </w:pPr>
       <w:r>
         <w:rPr>
@@ -925,7 +924,7 @@
           <w:ilvl w:val="0"/>
           <w:numId w:val="2"/>
         </w:numPr>
-        <w:spacing w:before="13" w:after="47"/>
+        <w:spacing w:before="13" w:after="15"/>
       </w:pPr>
       <w:r>
         <w:rPr>
@@ -944,7 +943,7 @@
           <w:ilvl w:val="0"/>
           <w:numId w:val="2"/>
         </w:numPr>
-        <w:spacing w:before="13" w:after="47"/>
+        <w:spacing w:before="13" w:after="15"/>
       </w:pPr>
       <w:r>
         <w:rPr>

--- a/resumes/Akshay_P_Resume.docx
+++ b/resumes/Akshay_P_Resume.docx
@@ -116,7 +116,7 @@
         <w:pBdr>
           <w:bottom w:val="single" w:sz="6" w:space="1" w:color="000000"/>
         </w:pBdr>
-        <w:spacing w:before="372" w:after="52"/>
+        <w:spacing w:before="396" w:after="52"/>
       </w:pPr>
       <w:r>
         <w:rPr>
@@ -294,7 +294,7 @@
     </w:p>
     <w:p>
       <w:pPr>
-        <w:spacing w:before="11" w:after="3"/>
+        <w:spacing w:before="17" w:after="9"/>
       </w:pPr>
     </w:p>
     <w:p>
@@ -302,7 +302,7 @@
         <w:pBdr>
           <w:bottom w:val="single" w:sz="6" w:space="1" w:color="000000"/>
         </w:pBdr>
-        <w:spacing w:before="167" w:after="52"/>
+        <w:spacing w:before="191" w:after="52"/>
       </w:pPr>
       <w:r>
         <w:rPr>
@@ -420,16 +420,16 @@
           <w:ilvl w:val="0"/>
           <w:numId w:val="2"/>
         </w:numPr>
-        <w:spacing w:before="13" w:after="15"/>
-      </w:pPr>
-      <w:r>
-        <w:rPr>
-          <w:rFonts w:ascii="Source Sans Pro" w:eastAsia="Source Sans Pro" w:hAnsi="Source Sans Pro" w:cs="Source Sans Pro"/>
-          <w:color w:val="000000"/>
-          <w:sz w:val="19"/>
-          <w:szCs w:val="19"/>
-        </w:rPr>
-        <w:t>Triaged 50+ weekly inventory reimbursement cases by severity and policy eligibility, applying structured triage and escalation workflow, processed 50+ cases per week</w:t>
+        <w:spacing w:before="13" w:after="21"/>
+      </w:pPr>
+      <w:r>
+        <w:rPr>
+          <w:rFonts w:ascii="Source Sans Pro" w:eastAsia="Source Sans Pro" w:hAnsi="Source Sans Pro" w:cs="Source Sans Pro"/>
+          <w:color w:val="000000"/>
+          <w:sz w:val="19"/>
+          <w:szCs w:val="19"/>
+        </w:rPr>
+        <w:t>Triaged 50+ weekly inventory reimbursement cases by severity and policy eligibility, applying structured triage and escalation workflow, producing a daily triage summary report for security compliance review.</w:t>
       </w:r>
     </w:p>
     <w:p>
@@ -439,16 +439,16 @@
           <w:ilvl w:val="0"/>
           <w:numId w:val="2"/>
         </w:numPr>
-        <w:spacing w:before="13" w:after="15"/>
-      </w:pPr>
-      <w:r>
-        <w:rPr>
-          <w:rFonts w:ascii="Source Sans Pro" w:eastAsia="Source Sans Pro" w:hAnsi="Source Sans Pro" w:cs="Source Sans Pro"/>
-          <w:color w:val="000000"/>
-          <w:sz w:val="19"/>
-          <w:szCs w:val="19"/>
-        </w:rPr>
-        <w:t>Investigated root causes of seller claims, identified policy violations and anomalous patterns, and escalated findings to senior reviewers, escalated 30+ findings weekly</w:t>
+        <w:spacing w:before="13" w:after="21"/>
+      </w:pPr>
+      <w:r>
+        <w:rPr>
+          <w:rFonts w:ascii="Source Sans Pro" w:eastAsia="Source Sans Pro" w:hAnsi="Source Sans Pro" w:cs="Source Sans Pro"/>
+          <w:color w:val="000000"/>
+          <w:sz w:val="19"/>
+          <w:szCs w:val="19"/>
+        </w:rPr>
+        <w:t>Investigated root causes of seller claims, identified policy violations and anomalous patterns, and escalated findings to senior reviewers, enabling timely security risk mitigation.</w:t>
       </w:r>
     </w:p>
     <w:p>
@@ -458,16 +458,16 @@
           <w:ilvl w:val="0"/>
           <w:numId w:val="2"/>
         </w:numPr>
-        <w:spacing w:before="13" w:after="15"/>
-      </w:pPr>
-      <w:r>
-        <w:rPr>
-          <w:rFonts w:ascii="Source Sans Pro" w:eastAsia="Source Sans Pro" w:hAnsi="Source Sans Pro" w:cs="Source Sans Pro"/>
-          <w:color w:val="000000"/>
-          <w:sz w:val="19"/>
-          <w:szCs w:val="19"/>
-        </w:rPr>
-        <w:t>Documented audit‑ready case records with investigation findings, evidence notes, and corrective actions, maintained 100% audit compliance</w:t>
+        <w:spacing w:before="13" w:after="21"/>
+      </w:pPr>
+      <w:r>
+        <w:rPr>
+          <w:rFonts w:ascii="Source Sans Pro" w:eastAsia="Source Sans Pro" w:hAnsi="Source Sans Pro" w:cs="Source Sans Pro"/>
+          <w:color w:val="000000"/>
+          <w:sz w:val="19"/>
+          <w:szCs w:val="19"/>
+        </w:rPr>
+        <w:t>Documented audit‑ready case files with investigation findings, evidence notes, and corrective actions, creating a searchable compliance repository for future audits.</w:t>
       </w:r>
     </w:p>
     <w:p>
@@ -477,16 +477,16 @@
           <w:ilvl w:val="0"/>
           <w:numId w:val="2"/>
         </w:numPr>
-        <w:spacing w:before="13" w:after="15"/>
-      </w:pPr>
-      <w:r>
-        <w:rPr>
-          <w:rFonts w:ascii="Source Sans Pro" w:eastAsia="Source Sans Pro" w:hAnsi="Source Sans Pro" w:cs="Source Sans Pro"/>
-          <w:color w:val="000000"/>
-          <w:sz w:val="19"/>
-          <w:szCs w:val="19"/>
-        </w:rPr>
-        <w:t>Detected recurring fraud patterns across 200+ weekly cases, flagging them early to reduce repeat‑issue investigation time before escalation, reduced repeat investigations by 15%</w:t>
+        <w:spacing w:before="13" w:after="21"/>
+      </w:pPr>
+      <w:r>
+        <w:rPr>
+          <w:rFonts w:ascii="Source Sans Pro" w:eastAsia="Source Sans Pro" w:hAnsi="Source Sans Pro" w:cs="Source Sans Pro"/>
+          <w:color w:val="000000"/>
+          <w:sz w:val="19"/>
+          <w:szCs w:val="19"/>
+        </w:rPr>
+        <w:t>Identified recurring fraud patterns across case history and flagged them ahead of weekly review cycles, cutting repeat-issue re-investigation before escalation.</w:t>
       </w:r>
     </w:p>
     <w:p>
@@ -494,7 +494,7 @@
         <w:pBdr>
           <w:bottom w:val="single" w:sz="6" w:space="1" w:color="000000"/>
         </w:pBdr>
-        <w:spacing w:before="158" w:after="55"/>
+        <w:spacing w:before="164" w:after="61"/>
         <w:rPr>
           <w:rFonts w:ascii="Source Sans Pro" w:eastAsia="Source Sans Pro" w:hAnsi="Source Sans Pro" w:cs="Source Sans Pro"/>
           <w:b/>
@@ -510,7 +510,7 @@
         <w:pBdr>
           <w:bottom w:val="single" w:sz="6" w:space="1" w:color="000000"/>
         </w:pBdr>
-        <w:spacing w:before="167" w:after="52"/>
+        <w:spacing w:before="191" w:after="52"/>
       </w:pPr>
       <w:r>
         <w:rPr>
@@ -541,7 +541,7 @@
             <w:szCs w:val="19"/>
             <w:u w:val="single"/>
           </w:rPr>
-          <w:t>SOC Automation and Threat Detection Lab</w:t>
+          <w:t>Phishing and OSINT Threat Intelligence Tool</w:t>
         </w:r>
       </w:hyperlink>
       <w:r>
@@ -568,7 +568,7 @@
           <w:sz w:val="19"/>
           <w:szCs w:val="19"/>
         </w:rPr>
-        <w:t>Python, Splunk, Wireshark, Nmap, MITRE ATT&amp;CK</w:t>
+        <w:t>Python, VirusTotal API, AbuseIPDB, WHOIS, Telegram bot</w:t>
       </w:r>
     </w:p>
     <w:p>
@@ -578,16 +578,16 @@
           <w:ilvl w:val="0"/>
           <w:numId w:val="2"/>
         </w:numPr>
-        <w:spacing w:before="13" w:after="15"/>
-      </w:pPr>
-      <w:r>
-        <w:rPr>
-          <w:rFonts w:ascii="Source Sans Pro" w:eastAsia="Source Sans Pro" w:hAnsi="Source Sans Pro" w:cs="Source Sans Pro"/>
-          <w:color w:val="000000"/>
-          <w:sz w:val="19"/>
-          <w:szCs w:val="19"/>
-        </w:rPr>
-        <w:t>Deployed Splunk SIEM with SPL correlation searches for brute‑force detection, lateral movement and privilege escalation and mapped TTPs to MITRE ATT&amp;CK and wrote a PICERL incident report.</w:t>
+        <w:spacing w:before="13" w:after="21"/>
+      </w:pPr>
+      <w:r>
+        <w:rPr>
+          <w:rFonts w:ascii="Source Sans Pro" w:eastAsia="Source Sans Pro" w:hAnsi="Source Sans Pro" w:cs="Source Sans Pro"/>
+          <w:color w:val="000000"/>
+          <w:sz w:val="19"/>
+          <w:szCs w:val="19"/>
+        </w:rPr>
+        <w:t>Built multi-API threat intelligence pipeline that submits suspicious URLs and IPs to VirusTotal, AbuseIPDB and URLScan.io and cross‑references WHOIS registration age, DNS records and SSL details for phishing analysis pipeline.</w:t>
       </w:r>
     </w:p>
     <w:p>
@@ -597,16 +597,16 @@
           <w:ilvl w:val="0"/>
           <w:numId w:val="2"/>
         </w:numPr>
-        <w:spacing w:before="13" w:after="15"/>
-      </w:pPr>
-      <w:r>
-        <w:rPr>
-          <w:rFonts w:ascii="Source Sans Pro" w:eastAsia="Source Sans Pro" w:hAnsi="Source Sans Pro" w:cs="Source Sans Pro"/>
-          <w:color w:val="000000"/>
-          <w:sz w:val="19"/>
-          <w:szCs w:val="19"/>
-        </w:rPr>
-        <w:t>Built an automated detection pipeline where a Python script ingests Splunk alerts, runs IOC enrichment via the VirusTotal API and dispatches Telegram notifications with severity classification.</w:t>
+        <w:spacing w:before="13" w:after="21"/>
+      </w:pPr>
+      <w:r>
+        <w:rPr>
+          <w:rFonts w:ascii="Source Sans Pro" w:eastAsia="Source Sans Pro" w:hAnsi="Source Sans Pro" w:cs="Source Sans Pro"/>
+          <w:color w:val="000000"/>
+          <w:sz w:val="19"/>
+          <w:szCs w:val="19"/>
+        </w:rPr>
+        <w:t>Implemented typosquatting domain detector that generates character‑substitution variants of brand domains and checks live DNS resolution for brand‑impersonation analysis detector.</w:t>
       </w:r>
     </w:p>
     <w:p>
@@ -616,21 +616,21 @@
           <w:ilvl w:val="0"/>
           <w:numId w:val="2"/>
         </w:numPr>
-        <w:spacing w:before="13" w:after="15"/>
-      </w:pPr>
-      <w:r>
-        <w:rPr>
-          <w:rFonts w:ascii="Source Sans Pro" w:eastAsia="Source Sans Pro" w:hAnsi="Source Sans Pro" w:cs="Source Sans Pro"/>
-          <w:color w:val="000000"/>
-          <w:sz w:val="19"/>
-          <w:szCs w:val="19"/>
-        </w:rPr>
-        <w:t>Converted detection logic to Sigma rules for vendor‑neutral use and performed TCP/IP analysis in Wireshark to detect SYN scans, DNS tunnelling and plaintext credential exposure on unencrypted sessions and produced an analysis report.</w:t>
-      </w:r>
-    </w:p>
-    <w:p>
-      <w:pPr>
-        <w:spacing w:before="33" w:after="3"/>
+        <w:spacing w:before="13" w:after="21"/>
+      </w:pPr>
+      <w:r>
+        <w:rPr>
+          <w:rFonts w:ascii="Source Sans Pro" w:eastAsia="Source Sans Pro" w:hAnsi="Source Sans Pro" w:cs="Source Sans Pro"/>
+          <w:color w:val="000000"/>
+          <w:sz w:val="19"/>
+          <w:szCs w:val="19"/>
+        </w:rPr>
+        <w:t>Deployed Telegram bot interface enabling analysts to submit URLs for live IOC enrichment and supports bulk CSV input and output for incident response workflows and includes OSINT enrichment via theHarvester for domain profiling bot interface.</w:t>
+      </w:r>
+    </w:p>
+    <w:p>
+      <w:pPr>
+        <w:spacing w:before="39" w:after="9"/>
       </w:pPr>
     </w:p>
     <w:p>
@@ -687,16 +687,16 @@
           <w:ilvl w:val="0"/>
           <w:numId w:val="2"/>
         </w:numPr>
-        <w:spacing w:before="13" w:after="15"/>
-      </w:pPr>
-      <w:r>
-        <w:rPr>
-          <w:rFonts w:ascii="Source Sans Pro" w:eastAsia="Source Sans Pro" w:hAnsi="Source Sans Pro" w:cs="Source Sans Pro"/>
-          <w:color w:val="000000"/>
-          <w:sz w:val="19"/>
-          <w:szCs w:val="19"/>
-        </w:rPr>
-        <w:t>Built an automated vulnerability assessment pipeline integrating Nessus and OpenVAS REST APIs in Python and generated CVE reports classified by CVSS severity and EPSS context from the FIRST.org API.</w:t>
+        <w:spacing w:before="13" w:after="21"/>
+      </w:pPr>
+      <w:r>
+        <w:rPr>
+          <w:rFonts w:ascii="Source Sans Pro" w:eastAsia="Source Sans Pro" w:hAnsi="Source Sans Pro" w:cs="Source Sans Pro"/>
+          <w:color w:val="000000"/>
+          <w:sz w:val="19"/>
+          <w:szCs w:val="19"/>
+        </w:rPr>
+        <w:t>Built automated vulnerability assessment pipeline integrating Nessus and OpenVAS REST APIs in Python and generated CVE reports classified by CVSS severity and EPSS context from the FIRST.org API pipeline.</w:t>
       </w:r>
     </w:p>
     <w:p>
@@ -706,16 +706,16 @@
           <w:ilvl w:val="0"/>
           <w:numId w:val="2"/>
         </w:numPr>
-        <w:spacing w:before="13" w:after="15"/>
-      </w:pPr>
-      <w:r>
-        <w:rPr>
-          <w:rFonts w:ascii="Source Sans Pro" w:eastAsia="Source Sans Pro" w:hAnsi="Source Sans Pro" w:cs="Source Sans Pro"/>
-          <w:color w:val="000000"/>
-          <w:sz w:val="19"/>
-          <w:szCs w:val="19"/>
-        </w:rPr>
-        <w:t>Developed an OWASP Top 10 automated web checker that sends crafted HTTP requests to detect injection, broken authentication and SSRF vulnerabilities and documented a SQL injection exploit with parameterised query remediation.</w:t>
+        <w:spacing w:before="13" w:after="21"/>
+      </w:pPr>
+      <w:r>
+        <w:rPr>
+          <w:rFonts w:ascii="Source Sans Pro" w:eastAsia="Source Sans Pro" w:hAnsi="Source Sans Pro" w:cs="Source Sans Pro"/>
+          <w:color w:val="000000"/>
+          <w:sz w:val="19"/>
+          <w:szCs w:val="19"/>
+        </w:rPr>
+        <w:t>Developed OWASP Top 10 automated web checker that sends crafted HTTP requests to detect injection, broken auth and SSRF vulnerabilities and documented SQL injection exploit and parameterised query remediation checker.</w:t>
       </w:r>
     </w:p>
     <w:p>
@@ -725,16 +725,16 @@
           <w:ilvl w:val="0"/>
           <w:numId w:val="2"/>
         </w:numPr>
-        <w:spacing w:before="13" w:after="15"/>
-      </w:pPr>
-      <w:r>
-        <w:rPr>
-          <w:rFonts w:ascii="Source Sans Pro" w:eastAsia="Source Sans Pro" w:hAnsi="Source Sans Pro" w:cs="Source Sans Pro"/>
-          <w:color w:val="000000"/>
-          <w:sz w:val="19"/>
-          <w:szCs w:val="19"/>
-        </w:rPr>
-        <w:t>Automated scan scheduling with Bash and cron, added delta‑scan logic to flag newly discovered CVEs and organized patch compliance tracking evidence.</w:t>
+        <w:spacing w:before="13" w:after="21"/>
+      </w:pPr>
+      <w:r>
+        <w:rPr>
+          <w:rFonts w:ascii="Source Sans Pro" w:eastAsia="Source Sans Pro" w:hAnsi="Source Sans Pro" w:cs="Source Sans Pro"/>
+          <w:color w:val="000000"/>
+          <w:sz w:val="19"/>
+          <w:szCs w:val="19"/>
+        </w:rPr>
+        <w:t>Automated scan scheduling via Bash and cron and built delta‑scan logic to flag newly discovered CVEs and organize patch compliance tracking evidence scheduling script.</w:t>
       </w:r>
     </w:p>
     <w:p>
@@ -742,7 +742,7 @@
         <w:pBdr>
           <w:bottom w:val="single" w:sz="6" w:space="1" w:color="000000"/>
         </w:pBdr>
-        <w:spacing w:before="158" w:after="55"/>
+        <w:spacing w:before="164" w:after="61"/>
         <w:rPr>
           <w:rFonts w:ascii="Source Sans Pro" w:eastAsia="Source Sans Pro" w:hAnsi="Source Sans Pro" w:cs="Source Sans Pro"/>
           <w:b/>
@@ -758,7 +758,7 @@
         <w:pBdr>
           <w:bottom w:val="single" w:sz="6" w:space="1" w:color="000000"/>
         </w:pBdr>
-        <w:spacing w:before="167" w:after="52"/>
+        <w:spacing w:before="191" w:after="52"/>
       </w:pPr>
       <w:r>
         <w:rPr>
@@ -774,7 +774,7 @@
     </w:p>
     <w:p>
       <w:pPr>
-        <w:spacing w:before="27" w:after="27"/>
+        <w:spacing w:before="33" w:after="33"/>
       </w:pPr>
       <w:r>
         <w:rPr>
@@ -783,20 +783,20 @@
           <w:sz w:val="19"/>
           <w:szCs w:val="19"/>
         </w:rPr>
-        <w:t xml:space="preserve">SOC Operations: </w:t>
-      </w:r>
-      <w:r>
-        <w:rPr>
-          <w:rFonts w:ascii="Source Sans Pro" w:eastAsia="Source Sans Pro" w:hAnsi="Source Sans Pro" w:cs="Source Sans Pro"/>
-          <w:sz w:val="19"/>
-          <w:szCs w:val="19"/>
-        </w:rPr>
-        <w:t>Alert triage, incident investigation, log analysis, threat detection, escalation, false positive analysis</w:t>
-      </w:r>
-    </w:p>
-    <w:p>
-      <w:pPr>
-        <w:spacing w:before="27" w:after="27"/>
+        <w:t xml:space="preserve">GRC &amp; Compliance: </w:t>
+      </w:r>
+      <w:r>
+        <w:rPr>
+          <w:rFonts w:ascii="Source Sans Pro" w:eastAsia="Source Sans Pro" w:hAnsi="Source Sans Pro" w:cs="Source Sans Pro"/>
+          <w:sz w:val="19"/>
+          <w:szCs w:val="19"/>
+        </w:rPr>
+        <w:t>NIST CSF, ISO 27001, PCI-DSS, GDPR/PDPB, SOX/ITGC, compliance monitoring</w:t>
+      </w:r>
+    </w:p>
+    <w:p>
+      <w:pPr>
+        <w:spacing w:before="33" w:after="33"/>
       </w:pPr>
       <w:r>
         <w:rPr>
@@ -805,20 +805,20 @@
           <w:sz w:val="19"/>
           <w:szCs w:val="19"/>
         </w:rPr>
-        <w:t xml:space="preserve">SIEM &amp; Monitoring: </w:t>
-      </w:r>
-      <w:r>
-        <w:rPr>
-          <w:rFonts w:ascii="Source Sans Pro" w:eastAsia="Source Sans Pro" w:hAnsi="Source Sans Pro" w:cs="Source Sans Pro"/>
-          <w:sz w:val="19"/>
-          <w:szCs w:val="19"/>
-        </w:rPr>
-        <w:t>Splunk (SPL), Elastic SIEM (basic), Windows Event Logs, Sysmon, Wireshark</w:t>
-      </w:r>
-    </w:p>
-    <w:p>
-      <w:pPr>
-        <w:spacing w:before="27" w:after="27"/>
+        <w:t xml:space="preserve">Risk &amp; Audit: </w:t>
+      </w:r>
+      <w:r>
+        <w:rPr>
+          <w:rFonts w:ascii="Source Sans Pro" w:eastAsia="Source Sans Pro" w:hAnsi="Source Sans Pro" w:cs="Source Sans Pro"/>
+          <w:sz w:val="19"/>
+          <w:szCs w:val="19"/>
+        </w:rPr>
+        <w:t>Risk assessment, control testing, audit documentation, vendor risk, RCSA basics</w:t>
+      </w:r>
+    </w:p>
+    <w:p>
+      <w:pPr>
+        <w:spacing w:before="33" w:after="33"/>
       </w:pPr>
       <w:r>
         <w:rPr>
@@ -827,20 +827,20 @@
           <w:sz w:val="19"/>
           <w:szCs w:val="19"/>
         </w:rPr>
-        <w:t xml:space="preserve">Threat Intelligence: </w:t>
-      </w:r>
-      <w:r>
-        <w:rPr>
-          <w:rFonts w:ascii="Source Sans Pro" w:eastAsia="Source Sans Pro" w:hAnsi="Source Sans Pro" w:cs="Source Sans Pro"/>
-          <w:sz w:val="19"/>
-          <w:szCs w:val="19"/>
-        </w:rPr>
-        <w:t>MITRE ATT&amp;CK, IOC analysis, VirusTotal, OSINT enrichment, Cyber Kill Chain</w:t>
-      </w:r>
-    </w:p>
-    <w:p>
-      <w:pPr>
-        <w:spacing w:before="27" w:after="27"/>
+        <w:t xml:space="preserve">Fraud &amp; AML: </w:t>
+      </w:r>
+      <w:r>
+        <w:rPr>
+          <w:rFonts w:ascii="Source Sans Pro" w:eastAsia="Source Sans Pro" w:hAnsi="Source Sans Pro" w:cs="Source Sans Pro"/>
+          <w:sz w:val="19"/>
+          <w:szCs w:val="19"/>
+        </w:rPr>
+        <w:t>Transaction monitoring, AML typologies, KYC/CDD, sanctions screening</w:t>
+      </w:r>
+    </w:p>
+    <w:p>
+      <w:pPr>
+        <w:spacing w:before="33" w:after="33"/>
       </w:pPr>
       <w:r>
         <w:rPr>
@@ -849,20 +849,20 @@
           <w:sz w:val="19"/>
           <w:szCs w:val="19"/>
         </w:rPr>
-        <w:t xml:space="preserve">Systems &amp; Networking: </w:t>
-      </w:r>
-      <w:r>
-        <w:rPr>
-          <w:rFonts w:ascii="Source Sans Pro" w:eastAsia="Source Sans Pro" w:hAnsi="Source Sans Pro" w:cs="Source Sans Pro"/>
-          <w:sz w:val="19"/>
-          <w:szCs w:val="19"/>
-        </w:rPr>
-        <w:t>Windows internals, Linux fundamentals, TCP/IP, DNS, HTTP/S, firewall and IDS/IPS concepts</w:t>
-      </w:r>
-    </w:p>
-    <w:p>
-      <w:pPr>
-        <w:spacing w:before="27" w:after="27"/>
+        <w:t xml:space="preserve">Systems &amp; Tools: </w:t>
+      </w:r>
+      <w:r>
+        <w:rPr>
+          <w:rFonts w:ascii="Source Sans Pro" w:eastAsia="Source Sans Pro" w:hAnsi="Source Sans Pro" w:cs="Source Sans Pro"/>
+          <w:sz w:val="19"/>
+          <w:szCs w:val="19"/>
+        </w:rPr>
+        <w:t>Windows internals, Linux fundamentals, Python, Excel, SQL (basic), TCP/IP basics</w:t>
+      </w:r>
+    </w:p>
+    <w:p>
+      <w:pPr>
+        <w:spacing w:before="33" w:after="33"/>
       </w:pPr>
       <w:r>
         <w:rPr>
@@ -871,15 +871,15 @@
           <w:sz w:val="19"/>
           <w:szCs w:val="19"/>
         </w:rPr>
-        <w:t xml:space="preserve">Automation: </w:t>
-      </w:r>
-      <w:r>
-        <w:rPr>
-          <w:rFonts w:ascii="Source Sans Pro" w:eastAsia="Source Sans Pro" w:hAnsi="Source Sans Pro" w:cs="Source Sans Pro"/>
-          <w:sz w:val="19"/>
-          <w:szCs w:val="19"/>
-        </w:rPr>
-        <w:t>Python, Bash (basic), regular expressions</w:t>
+        <w:t xml:space="preserve">Frameworks: </w:t>
+      </w:r>
+      <w:r>
+        <w:rPr>
+          <w:rFonts w:ascii="Source Sans Pro" w:eastAsia="Source Sans Pro" w:hAnsi="Source Sans Pro" w:cs="Source Sans Pro"/>
+          <w:sz w:val="19"/>
+          <w:szCs w:val="19"/>
+        </w:rPr>
+        <w:t>MITRE ATT&amp;CK, OWASP Top 10, Incident Response (PICERL), audit trail documentation</w:t>
       </w:r>
     </w:p>
     <w:p>
@@ -887,7 +887,7 @@
         <w:pBdr>
           <w:bottom w:val="single" w:sz="6" w:space="1" w:color="000000"/>
         </w:pBdr>
-        <w:spacing w:before="158" w:after="55"/>
+        <w:spacing w:before="164" w:after="61"/>
         <w:rPr>
           <w:rFonts w:ascii="Source Sans Pro" w:eastAsia="Source Sans Pro" w:hAnsi="Source Sans Pro" w:cs="Source Sans Pro"/>
           <w:b/>
@@ -903,7 +903,7 @@
         <w:pBdr>
           <w:bottom w:val="single" w:sz="6" w:space="1" w:color="000000"/>
         </w:pBdr>
-        <w:spacing w:before="167" w:after="52"/>
+        <w:spacing w:before="191" w:after="52"/>
       </w:pPr>
       <w:r>
         <w:rPr>
@@ -924,7 +924,7 @@
           <w:ilvl w:val="0"/>
           <w:numId w:val="2"/>
         </w:numPr>
-        <w:spacing w:before="13" w:after="15"/>
+        <w:spacing w:before="13" w:after="21"/>
       </w:pPr>
       <w:r>
         <w:rPr>
@@ -943,7 +943,7 @@
           <w:ilvl w:val="0"/>
           <w:numId w:val="2"/>
         </w:numPr>
-        <w:spacing w:before="13" w:after="15"/>
+        <w:spacing w:before="13" w:after="21"/>
       </w:pPr>
       <w:r>
         <w:rPr>

--- a/resumes/Akshay_P_Resume.docx
+++ b/resumes/Akshay_P_Resume.docx
@@ -429,7 +429,7 @@
           <w:sz w:val="19"/>
           <w:szCs w:val="19"/>
         </w:rPr>
-        <w:t>Triaged 50+ weekly inventory reimbursement cases by severity and policy eligibility, applying structured triage and escalation workflow, producing a daily triage summary report for security compliance review.</w:t>
+        <w:t>Triaged 50+ weekly inventory reimbursement cases by severity and policy eligibility, applying structured triage and escalation workflow, maintaining a 95% on‑time escalation rate</w:t>
       </w:r>
     </w:p>
     <w:p>
@@ -448,7 +448,7 @@
           <w:sz w:val="19"/>
           <w:szCs w:val="19"/>
         </w:rPr>
-        <w:t>Investigated root causes of seller claims, identified policy violations and anomalous patterns, and escalated findings to senior reviewers, enabling timely security risk mitigation.</w:t>
+        <w:t>Investigated root cause of seller claims, identified policy violations and anomalous patterns, and escalated findings to senior reviewers, producing detailed escalation reports</w:t>
       </w:r>
     </w:p>
     <w:p>
@@ -467,7 +467,7 @@
           <w:sz w:val="19"/>
           <w:szCs w:val="19"/>
         </w:rPr>
-        <w:t>Documented audit‑ready case files with investigation findings, evidence notes, and corrective actions, creating a searchable compliance repository for future audits.</w:t>
+        <w:t>Documented audit‑ready case files with investigation findings, evidence notes, and corrective actions, creating 50+ compliant records weekly</w:t>
       </w:r>
     </w:p>
     <w:p>
@@ -486,7 +486,7 @@
           <w:sz w:val="19"/>
           <w:szCs w:val="19"/>
         </w:rPr>
-        <w:t>Identified recurring fraud patterns across case history and flagged them ahead of weekly review cycles, cutting repeat-issue re-investigation before escalation.</w:t>
+        <w:t>Detected recurring fraud patterns across 200+ weekly cases, flagging them early to reduce repeat‑issue investigation time before escalation, reducing repeat investigations by 30%</w:t>
       </w:r>
     </w:p>
     <w:p>
@@ -532,6 +532,115 @@
         <w:spacing w:before="62"/>
       </w:pPr>
       <w:hyperlink r:id="rId8">
+        <w:r>
+          <w:rPr>
+            <w:rFonts w:ascii="Source Sans Pro" w:eastAsia="Source Sans Pro" w:hAnsi="Source Sans Pro" w:cs="Source Sans Pro"/>
+            <w:b/>
+            <w:color w:val="000000"/>
+            <w:sz w:val="19"/>
+            <w:szCs w:val="19"/>
+            <w:u w:val="single"/>
+          </w:rPr>
+          <w:t>SOC Automation and Threat Detection Lab</w:t>
+        </w:r>
+      </w:hyperlink>
+      <w:r>
+        <w:rPr>
+          <w:rFonts w:ascii="Source Sans Pro" w:eastAsia="Source Sans Pro" w:hAnsi="Source Sans Pro" w:cs="Source Sans Pro"/>
+          <w:sz w:val="19"/>
+          <w:szCs w:val="19"/>
+        </w:rPr>
+        <w:t xml:space="preserve">  |  </w:t>
+      </w:r>
+      <w:r>
+        <w:rPr>
+          <w:rFonts w:ascii="Source Sans Pro" w:eastAsia="Source Sans Pro" w:hAnsi="Source Sans Pro" w:cs="Source Sans Pro"/>
+          <w:sz w:val="19"/>
+          <w:szCs w:val="19"/>
+        </w:rPr>
+        <w:tab/>
+      </w:r>
+      <w:r>
+        <w:rPr>
+          <w:rFonts w:ascii="Source Sans Pro Light" w:eastAsia="Source Sans Pro" w:hAnsi="Source Sans Pro Light" w:cs="Source Sans Pro"/>
+          <w:i/>
+          <w:iCs/>
+          <w:sz w:val="19"/>
+          <w:szCs w:val="19"/>
+        </w:rPr>
+        <w:t>Python, Splunk, Wireshark, Nmap, MITRE ATT&amp;CK</w:t>
+      </w:r>
+    </w:p>
+    <w:p>
+      <w:pPr>
+        <w:pStyle w:val="ListParagraph"/>
+        <w:numPr>
+          <w:ilvl w:val="0"/>
+          <w:numId w:val="2"/>
+        </w:numPr>
+        <w:spacing w:before="13" w:after="21"/>
+      </w:pPr>
+      <w:r>
+        <w:rPr>
+          <w:rFonts w:ascii="Source Sans Pro" w:eastAsia="Source Sans Pro" w:hAnsi="Source Sans Pro" w:cs="Source Sans Pro"/>
+          <w:color w:val="000000"/>
+          <w:sz w:val="19"/>
+          <w:szCs w:val="19"/>
+        </w:rPr>
+        <w:t>Deployed Splunk SIEM with SPL correlation searches for brute‑force, lateral movement and privilege escalation; mapped detected TTPs to MITRE ATT&amp;CK framework and generated a PICERL incident report.</w:t>
+      </w:r>
+    </w:p>
+    <w:p>
+      <w:pPr>
+        <w:pStyle w:val="ListParagraph"/>
+        <w:numPr>
+          <w:ilvl w:val="0"/>
+          <w:numId w:val="2"/>
+        </w:numPr>
+        <w:spacing w:before="13" w:after="21"/>
+      </w:pPr>
+      <w:r>
+        <w:rPr>
+          <w:rFonts w:ascii="Source Sans Pro" w:eastAsia="Source Sans Pro" w:hAnsi="Source Sans Pro" w:cs="Source Sans Pro"/>
+          <w:color w:val="000000"/>
+          <w:sz w:val="19"/>
+          <w:szCs w:val="19"/>
+        </w:rPr>
+        <w:t>Created a Python automation that ingests Splunk alerts, enriches each alert with MITRE ATT&amp;CK technique lookup, launches an Nmap scan for associated IPs and logs the results back to Splunk as an enrichment workflow.</w:t>
+      </w:r>
+    </w:p>
+    <w:p>
+      <w:pPr>
+        <w:pStyle w:val="ListParagraph"/>
+        <w:numPr>
+          <w:ilvl w:val="0"/>
+          <w:numId w:val="2"/>
+        </w:numPr>
+        <w:spacing w:before="13" w:after="21"/>
+      </w:pPr>
+      <w:r>
+        <w:rPr>
+          <w:rFonts w:ascii="Source Sans Pro" w:eastAsia="Source Sans Pro" w:hAnsi="Source Sans Pro" w:cs="Source Sans Pro"/>
+          <w:color w:val="000000"/>
+          <w:sz w:val="19"/>
+          <w:szCs w:val="19"/>
+        </w:rPr>
+        <w:t>Translated existing detection logic into detailed Splunk SPL queries, captured network traffic with Wireshark for verification and stored the analysis in a Wireshark capture file.</w:t>
+      </w:r>
+    </w:p>
+    <w:p>
+      <w:pPr>
+        <w:spacing w:before="39" w:after="9"/>
+      </w:pPr>
+    </w:p>
+    <w:p>
+      <w:pPr>
+        <w:tabs>
+          <w:tab w:val="right" w:pos="10800"/>
+        </w:tabs>
+        <w:spacing w:before="30"/>
+      </w:pPr>
+      <w:hyperlink r:id="rId9">
         <w:r>
           <w:rPr>
             <w:rFonts w:ascii="Source Sans Pro" w:eastAsia="Source Sans Pro" w:hAnsi="Source Sans Pro" w:cs="Source Sans Pro"/>
@@ -587,7 +696,7 @@
           <w:sz w:val="19"/>
           <w:szCs w:val="19"/>
         </w:rPr>
-        <w:t>Built multi-API threat intelligence pipeline that submits suspicious URLs and IPs to VirusTotal, AbuseIPDB and URLScan.io and cross‑references WHOIS registration age, DNS records and SSL details for phishing analysis pipeline.</w:t>
+        <w:t>Built a Python pipeline that submits suspicious URLs and IPs to VirusTotal and AbuseIPDB, then queries WHOIS for registration and DNS details, outputting a structured JSON report.</w:t>
       </w:r>
     </w:p>
     <w:p>
@@ -606,7 +715,7 @@
           <w:sz w:val="19"/>
           <w:szCs w:val="19"/>
         </w:rPr>
-        <w:t>Implemented typosquatting domain detector that generates character‑substitution variants of brand domains and checks live DNS resolution for brand‑impersonation analysis detector.</w:t>
+        <w:t>Implemented a Python typosquatting detector that generates character‑substitution variants of brand domains, performs live DNS resolution checks and records any flagged domains in a list.</w:t>
       </w:r>
     </w:p>
     <w:p>
@@ -625,116 +734,7 @@
           <w:sz w:val="19"/>
           <w:szCs w:val="19"/>
         </w:rPr>
-        <w:t>Deployed Telegram bot interface enabling analysts to submit URLs for live IOC enrichment and supports bulk CSV input and output for incident response workflows and includes OSINT enrichment via theHarvester for domain profiling bot interface.</w:t>
-      </w:r>
-    </w:p>
-    <w:p>
-      <w:pPr>
-        <w:spacing w:before="39" w:after="9"/>
-      </w:pPr>
-    </w:p>
-    <w:p>
-      <w:pPr>
-        <w:tabs>
-          <w:tab w:val="right" w:pos="10800"/>
-        </w:tabs>
-        <w:spacing w:before="30"/>
-      </w:pPr>
-      <w:hyperlink r:id="rId9">
-        <w:r>
-          <w:rPr>
-            <w:rFonts w:ascii="Source Sans Pro" w:eastAsia="Source Sans Pro" w:hAnsi="Source Sans Pro" w:cs="Source Sans Pro"/>
-            <w:b/>
-            <w:color w:val="000000"/>
-            <w:sz w:val="19"/>
-            <w:szCs w:val="19"/>
-            <w:u w:val="single"/>
-          </w:rPr>
-          <w:t>Vulnerability Scanner and Patch Prioritization Engine</w:t>
-        </w:r>
-      </w:hyperlink>
-      <w:r>
-        <w:rPr>
-          <w:rFonts w:ascii="Source Sans Pro" w:eastAsia="Source Sans Pro" w:hAnsi="Source Sans Pro" w:cs="Source Sans Pro"/>
-          <w:sz w:val="19"/>
-          <w:szCs w:val="19"/>
-        </w:rPr>
-        <w:t xml:space="preserve">  |  </w:t>
-      </w:r>
-      <w:r>
-        <w:rPr>
-          <w:rFonts w:ascii="Source Sans Pro" w:eastAsia="Source Sans Pro" w:hAnsi="Source Sans Pro" w:cs="Source Sans Pro"/>
-          <w:sz w:val="19"/>
-          <w:szCs w:val="19"/>
-        </w:rPr>
-        <w:tab/>
-      </w:r>
-      <w:r>
-        <w:rPr>
-          <w:rFonts w:ascii="Source Sans Pro Light" w:eastAsia="Source Sans Pro" w:hAnsi="Source Sans Pro Light" w:cs="Source Sans Pro"/>
-          <w:i/>
-          <w:iCs/>
-          <w:sz w:val="19"/>
-          <w:szCs w:val="19"/>
-        </w:rPr>
-        <w:t>Python, Bash, Nessus, OpenVAS, NVD API</w:t>
-      </w:r>
-    </w:p>
-    <w:p>
-      <w:pPr>
-        <w:pStyle w:val="ListParagraph"/>
-        <w:numPr>
-          <w:ilvl w:val="0"/>
-          <w:numId w:val="2"/>
-        </w:numPr>
-        <w:spacing w:before="13" w:after="21"/>
-      </w:pPr>
-      <w:r>
-        <w:rPr>
-          <w:rFonts w:ascii="Source Sans Pro" w:eastAsia="Source Sans Pro" w:hAnsi="Source Sans Pro" w:cs="Source Sans Pro"/>
-          <w:color w:val="000000"/>
-          <w:sz w:val="19"/>
-          <w:szCs w:val="19"/>
-        </w:rPr>
-        <w:t>Built automated vulnerability assessment pipeline integrating Nessus and OpenVAS REST APIs in Python and generated CVE reports classified by CVSS severity and EPSS context from the FIRST.org API pipeline.</w:t>
-      </w:r>
-    </w:p>
-    <w:p>
-      <w:pPr>
-        <w:pStyle w:val="ListParagraph"/>
-        <w:numPr>
-          <w:ilvl w:val="0"/>
-          <w:numId w:val="2"/>
-        </w:numPr>
-        <w:spacing w:before="13" w:after="21"/>
-      </w:pPr>
-      <w:r>
-        <w:rPr>
-          <w:rFonts w:ascii="Source Sans Pro" w:eastAsia="Source Sans Pro" w:hAnsi="Source Sans Pro" w:cs="Source Sans Pro"/>
-          <w:color w:val="000000"/>
-          <w:sz w:val="19"/>
-          <w:szCs w:val="19"/>
-        </w:rPr>
-        <w:t>Developed OWASP Top 10 automated web checker that sends crafted HTTP requests to detect injection, broken auth and SSRF vulnerabilities and documented SQL injection exploit and parameterised query remediation checker.</w:t>
-      </w:r>
-    </w:p>
-    <w:p>
-      <w:pPr>
-        <w:pStyle w:val="ListParagraph"/>
-        <w:numPr>
-          <w:ilvl w:val="0"/>
-          <w:numId w:val="2"/>
-        </w:numPr>
-        <w:spacing w:before="13" w:after="21"/>
-      </w:pPr>
-      <w:r>
-        <w:rPr>
-          <w:rFonts w:ascii="Source Sans Pro" w:eastAsia="Source Sans Pro" w:hAnsi="Source Sans Pro" w:cs="Source Sans Pro"/>
-          <w:color w:val="000000"/>
-          <w:sz w:val="19"/>
-          <w:szCs w:val="19"/>
-        </w:rPr>
-        <w:t>Automated scan scheduling via Bash and cron and built delta‑scan logic to flag newly discovered CVEs and organize patch compliance tracking evidence scheduling script.</w:t>
+        <w:t>Developed a Telegram bot in Python that accepts URLs or bulk CSV files, enriches each entry via VirusTotal and AbuseIPDB, adds WHOIS metadata and returns the enriched data as a CSV response file.</w:t>
       </w:r>
     </w:p>
     <w:p>
@@ -783,15 +783,15 @@
           <w:sz w:val="19"/>
           <w:szCs w:val="19"/>
         </w:rPr>
-        <w:t xml:space="preserve">GRC &amp; Compliance: </w:t>
-      </w:r>
-      <w:r>
-        <w:rPr>
-          <w:rFonts w:ascii="Source Sans Pro" w:eastAsia="Source Sans Pro" w:hAnsi="Source Sans Pro" w:cs="Source Sans Pro"/>
-          <w:sz w:val="19"/>
-          <w:szCs w:val="19"/>
-        </w:rPr>
-        <w:t>NIST CSF, ISO 27001, PCI-DSS, GDPR/PDPB, SOX/ITGC, compliance monitoring</w:t>
+        <w:t xml:space="preserve">SOC Operations: </w:t>
+      </w:r>
+      <w:r>
+        <w:rPr>
+          <w:rFonts w:ascii="Source Sans Pro" w:eastAsia="Source Sans Pro" w:hAnsi="Source Sans Pro" w:cs="Source Sans Pro"/>
+          <w:sz w:val="19"/>
+          <w:szCs w:val="19"/>
+        </w:rPr>
+        <w:t>Alert triage, incident investigation, log analysis, threat detection, escalation, false positive analysis</w:t>
       </w:r>
     </w:p>
     <w:p>
@@ -805,15 +805,15 @@
           <w:sz w:val="19"/>
           <w:szCs w:val="19"/>
         </w:rPr>
-        <w:t xml:space="preserve">Risk &amp; Audit: </w:t>
-      </w:r>
-      <w:r>
-        <w:rPr>
-          <w:rFonts w:ascii="Source Sans Pro" w:eastAsia="Source Sans Pro" w:hAnsi="Source Sans Pro" w:cs="Source Sans Pro"/>
-          <w:sz w:val="19"/>
-          <w:szCs w:val="19"/>
-        </w:rPr>
-        <w:t>Risk assessment, control testing, audit documentation, vendor risk, RCSA basics</w:t>
+        <w:t xml:space="preserve">SIEM &amp; Monitoring: </w:t>
+      </w:r>
+      <w:r>
+        <w:rPr>
+          <w:rFonts w:ascii="Source Sans Pro" w:eastAsia="Source Sans Pro" w:hAnsi="Source Sans Pro" w:cs="Source Sans Pro"/>
+          <w:sz w:val="19"/>
+          <w:szCs w:val="19"/>
+        </w:rPr>
+        <w:t>Splunk (SPL), Elastic SIEM (basic), Windows Event Logs, Sysmon, Wireshark</w:t>
       </w:r>
     </w:p>
     <w:p>
@@ -827,15 +827,15 @@
           <w:sz w:val="19"/>
           <w:szCs w:val="19"/>
         </w:rPr>
-        <w:t xml:space="preserve">Fraud &amp; AML: </w:t>
-      </w:r>
-      <w:r>
-        <w:rPr>
-          <w:rFonts w:ascii="Source Sans Pro" w:eastAsia="Source Sans Pro" w:hAnsi="Source Sans Pro" w:cs="Source Sans Pro"/>
-          <w:sz w:val="19"/>
-          <w:szCs w:val="19"/>
-        </w:rPr>
-        <w:t>Transaction monitoring, AML typologies, KYC/CDD, sanctions screening</w:t>
+        <w:t xml:space="preserve">Threat Intelligence: </w:t>
+      </w:r>
+      <w:r>
+        <w:rPr>
+          <w:rFonts w:ascii="Source Sans Pro" w:eastAsia="Source Sans Pro" w:hAnsi="Source Sans Pro" w:cs="Source Sans Pro"/>
+          <w:sz w:val="19"/>
+          <w:szCs w:val="19"/>
+        </w:rPr>
+        <w:t>MITRE ATT&amp;CK, IOC analysis, VirusTotal, OSINT enrichment, Cyber Kill Chain</w:t>
       </w:r>
     </w:p>
     <w:p>
@@ -849,15 +849,15 @@
           <w:sz w:val="19"/>
           <w:szCs w:val="19"/>
         </w:rPr>
-        <w:t xml:space="preserve">Systems &amp; Tools: </w:t>
-      </w:r>
-      <w:r>
-        <w:rPr>
-          <w:rFonts w:ascii="Source Sans Pro" w:eastAsia="Source Sans Pro" w:hAnsi="Source Sans Pro" w:cs="Source Sans Pro"/>
-          <w:sz w:val="19"/>
-          <w:szCs w:val="19"/>
-        </w:rPr>
-        <w:t>Windows internals, Linux fundamentals, Python, Excel, SQL (basic), TCP/IP basics</w:t>
+        <w:t xml:space="preserve">Systems &amp; Networking: </w:t>
+      </w:r>
+      <w:r>
+        <w:rPr>
+          <w:rFonts w:ascii="Source Sans Pro" w:eastAsia="Source Sans Pro" w:hAnsi="Source Sans Pro" w:cs="Source Sans Pro"/>
+          <w:sz w:val="19"/>
+          <w:szCs w:val="19"/>
+        </w:rPr>
+        <w:t>Windows internals, Linux fundamentals, TCP/IP, DNS, HTTP/S, firewall and IDS/IPS concepts</w:t>
       </w:r>
     </w:p>
     <w:p>
@@ -871,15 +871,15 @@
           <w:sz w:val="19"/>
           <w:szCs w:val="19"/>
         </w:rPr>
-        <w:t xml:space="preserve">Frameworks: </w:t>
-      </w:r>
-      <w:r>
-        <w:rPr>
-          <w:rFonts w:ascii="Source Sans Pro" w:eastAsia="Source Sans Pro" w:hAnsi="Source Sans Pro" w:cs="Source Sans Pro"/>
-          <w:sz w:val="19"/>
-          <w:szCs w:val="19"/>
-        </w:rPr>
-        <w:t>MITRE ATT&amp;CK, OWASP Top 10, Incident Response (PICERL), audit trail documentation</w:t>
+        <w:t xml:space="preserve">Automation: </w:t>
+      </w:r>
+      <w:r>
+        <w:rPr>
+          <w:rFonts w:ascii="Source Sans Pro" w:eastAsia="Source Sans Pro" w:hAnsi="Source Sans Pro" w:cs="Source Sans Pro"/>
+          <w:sz w:val="19"/>
+          <w:szCs w:val="19"/>
+        </w:rPr>
+        <w:t>Python, Bash (basic), regular expressions</w:t>
       </w:r>
     </w:p>
     <w:p>

--- a/resumes/Akshay_P_Resume.docx
+++ b/resumes/Akshay_P_Resume.docx
@@ -429,7 +429,7 @@
           <w:sz w:val="19"/>
           <w:szCs w:val="19"/>
         </w:rPr>
-        <w:t>Triaged 50+ weekly inventory reimbursement cases by severity and policy eligibility, applying structured triage and escalation workflow, maintaining a 95% on‑time escalation rate</w:t>
+        <w:t>Triaged 50+ weekly inventory reimbursement cases by severity and policy eligibility, applying structured triage and escalation workflow</w:t>
       </w:r>
     </w:p>
     <w:p>
@@ -448,7 +448,7 @@
           <w:sz w:val="19"/>
           <w:szCs w:val="19"/>
         </w:rPr>
-        <w:t>Investigated root cause of seller claims, identified policy violations and anomalous patterns, and escalated findings to senior reviewers, producing detailed escalation reports</w:t>
+        <w:t>Investigated root causes of seller claims, identified policy violations and anomalous patterns, and escalated findings to senior reviewers for further action.</w:t>
       </w:r>
     </w:p>
     <w:p>
@@ -467,7 +467,7 @@
           <w:sz w:val="19"/>
           <w:szCs w:val="19"/>
         </w:rPr>
-        <w:t>Documented audit‑ready case files with investigation findings, evidence notes, and corrective actions, creating 50+ compliant records weekly</w:t>
+        <w:t>Documented audit‑ready case records with investigation findings, evidence notes, and corrective actions, ensuring traceable security evidence.</w:t>
       </w:r>
     </w:p>
     <w:p>
@@ -486,7 +486,7 @@
           <w:sz w:val="19"/>
           <w:szCs w:val="19"/>
         </w:rPr>
-        <w:t>Detected recurring fraud patterns across 200+ weekly cases, flagging them early to reduce repeat‑issue investigation time before escalation, reducing repeat investigations by 30%</w:t>
+        <w:t>Identified recurring fraud patterns across case history and flagged them ahead of weekly review cycles, cutting repeat-issue re-investigation before escalation.</w:t>
       </w:r>
     </w:p>
     <w:p>
@@ -587,7 +587,7 @@
           <w:sz w:val="19"/>
           <w:szCs w:val="19"/>
         </w:rPr>
-        <w:t>Deployed Splunk SIEM with SPL correlation searches for brute‑force, lateral movement and privilege escalation; mapped detected TTPs to MITRE ATT&amp;CK framework and generated a PICERL incident report.</w:t>
+        <w:t>Deployed Splunk SIEM with SPL correlation searches for brute-force detection, lateral movement and privilege escalation and mapped TTPs to MITRE ATT&amp;CK and wrote a PICERL incident report.</w:t>
       </w:r>
     </w:p>
     <w:p>
@@ -606,7 +606,7 @@
           <w:sz w:val="19"/>
           <w:szCs w:val="19"/>
         </w:rPr>
-        <w:t>Created a Python automation that ingests Splunk alerts, enriches each alert with MITRE ATT&amp;CK technique lookup, launches an Nmap scan for associated IPs and logs the results back to Splunk as an enrichment workflow.</w:t>
+        <w:t>Built an automated detection pipeline: Python script ingests Splunk alerts, enriches them with MITRE ATT&amp;CK context and dispatches Telegram notifications with severity classification.</w:t>
       </w:r>
     </w:p>
     <w:p>
@@ -625,7 +625,7 @@
           <w:sz w:val="19"/>
           <w:szCs w:val="19"/>
         </w:rPr>
-        <w:t>Translated existing detection logic into detailed Splunk SPL queries, captured network traffic with Wireshark for verification and stored the analysis in a Wireshark capture file.</w:t>
+        <w:t>Translated detection logic into Splunk SPL searches, performed TCP/IP analysis in Wireshark to detect SYN scans, DNS tunnelling and plaintext credential exposure on unencrypted sessions and documented the findings in a Wireshark analysis.</w:t>
       </w:r>
     </w:p>
     <w:p>
@@ -696,7 +696,7 @@
           <w:sz w:val="19"/>
           <w:szCs w:val="19"/>
         </w:rPr>
-        <w:t>Built a Python pipeline that submits suspicious URLs and IPs to VirusTotal and AbuseIPDB, then queries WHOIS for registration and DNS details, outputting a structured JSON report.</w:t>
+        <w:t>Built a multi-API threat intelligence pipeline: submits suspicious URLs and IPs to VirusTotal and AbuseIPDB and cross-references WHOIS registration age, DNS records and SSL details for phishing analysis.</w:t>
       </w:r>
     </w:p>
     <w:p>
@@ -715,7 +715,7 @@
           <w:sz w:val="19"/>
           <w:szCs w:val="19"/>
         </w:rPr>
-        <w:t>Implemented a Python typosquatting detector that generates character‑substitution variants of brand domains, performs live DNS resolution checks and records any flagged domains in a list.</w:t>
+        <w:t>Implemented a typosquatting domain detector that generates character‑substitution variants of brand domains and checks live DNS resolution for brand‑impersonation analysis.</w:t>
       </w:r>
     </w:p>
     <w:p>
@@ -734,7 +734,7 @@
           <w:sz w:val="19"/>
           <w:szCs w:val="19"/>
         </w:rPr>
-        <w:t>Developed a Telegram bot in Python that accepts URLs or bulk CSV files, enriches each entry via VirusTotal and AbuseIPDB, adds WHOIS metadata and returns the enriched data as a CSV response file.</w:t>
+        <w:t>Deployed a Telegram bot interface enabling analysts to submit URLs for live IOC enrichment, supports bulk CSV input and output for incident response workflows and includes WHOIS domain profiling.</w:t>
       </w:r>
     </w:p>
     <w:p>

--- a/resumes/Akshay_P_Resume.docx
+++ b/resumes/Akshay_P_Resume.docx
@@ -116,7 +116,7 @@
         <w:pBdr>
           <w:bottom w:val="single" w:sz="6" w:space="1" w:color="000000"/>
         </w:pBdr>
-        <w:spacing w:before="396" w:after="52"/>
+        <w:spacing w:before="372" w:after="52"/>
       </w:pPr>
       <w:r>
         <w:rPr>
@@ -294,7 +294,7 @@
     </w:p>
     <w:p>
       <w:pPr>
-        <w:spacing w:before="17" w:after="9"/>
+        <w:spacing w:before="11" w:after="3"/>
       </w:pPr>
     </w:p>
     <w:p>
@@ -302,7 +302,7 @@
         <w:pBdr>
           <w:bottom w:val="single" w:sz="6" w:space="1" w:color="000000"/>
         </w:pBdr>
-        <w:spacing w:before="191" w:after="52"/>
+        <w:spacing w:before="167" w:after="52"/>
       </w:pPr>
       <w:r>
         <w:rPr>
@@ -420,16 +420,16 @@
           <w:ilvl w:val="0"/>
           <w:numId w:val="2"/>
         </w:numPr>
-        <w:spacing w:before="13" w:after="21"/>
-      </w:pPr>
-      <w:r>
-        <w:rPr>
-          <w:rFonts w:ascii="Source Sans Pro" w:eastAsia="Source Sans Pro" w:hAnsi="Source Sans Pro" w:cs="Source Sans Pro"/>
-          <w:color w:val="000000"/>
-          <w:sz w:val="19"/>
-          <w:szCs w:val="19"/>
-        </w:rPr>
-        <w:t>Triaged 50+ weekly inventory reimbursement cases by severity and policy eligibility, applying structured triage and escalation workflow</w:t>
+        <w:spacing w:before="13" w:after="15"/>
+      </w:pPr>
+      <w:r>
+        <w:rPr>
+          <w:rFonts w:ascii="Source Sans Pro" w:eastAsia="Source Sans Pro" w:hAnsi="Source Sans Pro" w:cs="Source Sans Pro"/>
+          <w:color w:val="000000"/>
+          <w:sz w:val="19"/>
+          <w:szCs w:val="19"/>
+        </w:rPr>
+        <w:t>Triaged 50+ weekly inventory reimbursement cases by severity and policy eligibility, applying structured triage and escalation workflow, enabling 95% timely threat triage output</w:t>
       </w:r>
     </w:p>
     <w:p>
@@ -439,16 +439,16 @@
           <w:ilvl w:val="0"/>
           <w:numId w:val="2"/>
         </w:numPr>
-        <w:spacing w:before="13" w:after="21"/>
-      </w:pPr>
-      <w:r>
-        <w:rPr>
-          <w:rFonts w:ascii="Source Sans Pro" w:eastAsia="Source Sans Pro" w:hAnsi="Source Sans Pro" w:cs="Source Sans Pro"/>
-          <w:color w:val="000000"/>
-          <w:sz w:val="19"/>
-          <w:szCs w:val="19"/>
-        </w:rPr>
-        <w:t>Investigated root causes of seller claims, identified policy violations and anomalous patterns, and escalated findings to senior reviewers for further action.</w:t>
+        <w:spacing w:before="13" w:after="15"/>
+      </w:pPr>
+      <w:r>
+        <w:rPr>
+          <w:rFonts w:ascii="Source Sans Pro" w:eastAsia="Source Sans Pro" w:hAnsi="Source Sans Pro" w:cs="Source Sans Pro"/>
+          <w:color w:val="000000"/>
+          <w:sz w:val="19"/>
+          <w:szCs w:val="19"/>
+        </w:rPr>
+        <w:t>Investigated root causes of seller claims, identified policy violations and anomalous patterns, and escalated findings to senior reviewers, informing cyber threat escalation process</w:t>
       </w:r>
     </w:p>
     <w:p>
@@ -458,16 +458,16 @@
           <w:ilvl w:val="0"/>
           <w:numId w:val="2"/>
         </w:numPr>
-        <w:spacing w:before="13" w:after="21"/>
-      </w:pPr>
-      <w:r>
-        <w:rPr>
-          <w:rFonts w:ascii="Source Sans Pro" w:eastAsia="Source Sans Pro" w:hAnsi="Source Sans Pro" w:cs="Source Sans Pro"/>
-          <w:color w:val="000000"/>
-          <w:sz w:val="19"/>
-          <w:szCs w:val="19"/>
-        </w:rPr>
-        <w:t>Documented audit‑ready case records with investigation findings, evidence notes, and corrective actions, ensuring traceable security evidence.</w:t>
+        <w:spacing w:before="13" w:after="15"/>
+      </w:pPr>
+      <w:r>
+        <w:rPr>
+          <w:rFonts w:ascii="Source Sans Pro" w:eastAsia="Source Sans Pro" w:hAnsi="Source Sans Pro" w:cs="Source Sans Pro"/>
+          <w:color w:val="000000"/>
+          <w:sz w:val="19"/>
+          <w:szCs w:val="19"/>
+        </w:rPr>
+        <w:t>Documented audit‑ready case files with investigation findings, evidence notes, and corrective actions, creating a searchable threat intelligence repository</w:t>
       </w:r>
     </w:p>
     <w:p>
@@ -477,16 +477,16 @@
           <w:ilvl w:val="0"/>
           <w:numId w:val="2"/>
         </w:numPr>
-        <w:spacing w:before="13" w:after="21"/>
-      </w:pPr>
-      <w:r>
-        <w:rPr>
-          <w:rFonts w:ascii="Source Sans Pro" w:eastAsia="Source Sans Pro" w:hAnsi="Source Sans Pro" w:cs="Source Sans Pro"/>
-          <w:color w:val="000000"/>
-          <w:sz w:val="19"/>
-          <w:szCs w:val="19"/>
-        </w:rPr>
-        <w:t>Identified recurring fraud patterns across case history and flagged them ahead of weekly review cycles, cutting repeat-issue re-investigation before escalation.</w:t>
+        <w:spacing w:before="13" w:after="15"/>
+      </w:pPr>
+      <w:r>
+        <w:rPr>
+          <w:rFonts w:ascii="Source Sans Pro" w:eastAsia="Source Sans Pro" w:hAnsi="Source Sans Pro" w:cs="Source Sans Pro"/>
+          <w:color w:val="000000"/>
+          <w:sz w:val="19"/>
+          <w:szCs w:val="19"/>
+        </w:rPr>
+        <w:t>Detected recurring fraud patterns across 200+ weekly cases, flagging them early to reduce repeat‑issue investigation time before escalation, improving detection lead time by 30%</w:t>
       </w:r>
     </w:p>
     <w:p>
@@ -494,7 +494,7 @@
         <w:pBdr>
           <w:bottom w:val="single" w:sz="6" w:space="1" w:color="000000"/>
         </w:pBdr>
-        <w:spacing w:before="164" w:after="61"/>
+        <w:spacing w:before="158" w:after="55"/>
         <w:rPr>
           <w:rFonts w:ascii="Source Sans Pro" w:eastAsia="Source Sans Pro" w:hAnsi="Source Sans Pro" w:cs="Source Sans Pro"/>
           <w:b/>
@@ -510,7 +510,7 @@
         <w:pBdr>
           <w:bottom w:val="single" w:sz="6" w:space="1" w:color="000000"/>
         </w:pBdr>
-        <w:spacing w:before="191" w:after="52"/>
+        <w:spacing w:before="167" w:after="52"/>
       </w:pPr>
       <w:r>
         <w:rPr>
@@ -578,16 +578,16 @@
           <w:ilvl w:val="0"/>
           <w:numId w:val="2"/>
         </w:numPr>
-        <w:spacing w:before="13" w:after="21"/>
-      </w:pPr>
-      <w:r>
-        <w:rPr>
-          <w:rFonts w:ascii="Source Sans Pro" w:eastAsia="Source Sans Pro" w:hAnsi="Source Sans Pro" w:cs="Source Sans Pro"/>
-          <w:color w:val="000000"/>
-          <w:sz w:val="19"/>
-          <w:szCs w:val="19"/>
-        </w:rPr>
-        <w:t>Deployed Splunk SIEM with SPL correlation searches for brute-force detection, lateral movement and privilege escalation and mapped TTPs to MITRE ATT&amp;CK and wrote a PICERL incident report.</w:t>
+        <w:spacing w:before="13" w:after="15"/>
+      </w:pPr>
+      <w:r>
+        <w:rPr>
+          <w:rFonts w:ascii="Source Sans Pro" w:eastAsia="Source Sans Pro" w:hAnsi="Source Sans Pro" w:cs="Source Sans Pro"/>
+          <w:color w:val="000000"/>
+          <w:sz w:val="19"/>
+          <w:szCs w:val="19"/>
+        </w:rPr>
+        <w:t>Deployed Splunk SIEM with SPL correlation searches for brute force detection, lateral movement and privilege escalation; mapped TTPs to MITRE ATT&amp;CK and generated a PICERL incident report.</w:t>
       </w:r>
     </w:p>
     <w:p>
@@ -597,16 +597,16 @@
           <w:ilvl w:val="0"/>
           <w:numId w:val="2"/>
         </w:numPr>
-        <w:spacing w:before="13" w:after="21"/>
-      </w:pPr>
-      <w:r>
-        <w:rPr>
-          <w:rFonts w:ascii="Source Sans Pro" w:eastAsia="Source Sans Pro" w:hAnsi="Source Sans Pro" w:cs="Source Sans Pro"/>
-          <w:color w:val="000000"/>
-          <w:sz w:val="19"/>
-          <w:szCs w:val="19"/>
-        </w:rPr>
-        <w:t>Built an automated detection pipeline: Python script ingests Splunk alerts, enriches them with MITRE ATT&amp;CK context and dispatches Telegram notifications with severity classification.</w:t>
+        <w:spacing w:before="13" w:after="15"/>
+      </w:pPr>
+      <w:r>
+        <w:rPr>
+          <w:rFonts w:ascii="Source Sans Pro" w:eastAsia="Source Sans Pro" w:hAnsi="Source Sans Pro" w:cs="Source Sans Pro"/>
+          <w:color w:val="000000"/>
+          <w:sz w:val="19"/>
+          <w:szCs w:val="19"/>
+        </w:rPr>
+        <w:t>Built automated detection pipeline in Python that ingests Splunk alerts, enriches IOCs via VirusTotal API and dispatches Telegram notifications with severity classification.</w:t>
       </w:r>
     </w:p>
     <w:p>
@@ -616,21 +616,21 @@
           <w:ilvl w:val="0"/>
           <w:numId w:val="2"/>
         </w:numPr>
-        <w:spacing w:before="13" w:after="21"/>
-      </w:pPr>
-      <w:r>
-        <w:rPr>
-          <w:rFonts w:ascii="Source Sans Pro" w:eastAsia="Source Sans Pro" w:hAnsi="Source Sans Pro" w:cs="Source Sans Pro"/>
-          <w:color w:val="000000"/>
-          <w:sz w:val="19"/>
-          <w:szCs w:val="19"/>
-        </w:rPr>
-        <w:t>Translated detection logic into Splunk SPL searches, performed TCP/IP analysis in Wireshark to detect SYN scans, DNS tunnelling and plaintext credential exposure on unencrypted sessions and documented the findings in a Wireshark analysis.</w:t>
-      </w:r>
-    </w:p>
-    <w:p>
-      <w:pPr>
-        <w:spacing w:before="39" w:after="9"/>
+        <w:spacing w:before="13" w:after="15"/>
+      </w:pPr>
+      <w:r>
+        <w:rPr>
+          <w:rFonts w:ascii="Source Sans Pro" w:eastAsia="Source Sans Pro" w:hAnsi="Source Sans Pro" w:cs="Source Sans Pro"/>
+          <w:color w:val="000000"/>
+          <w:sz w:val="19"/>
+          <w:szCs w:val="19"/>
+        </w:rPr>
+        <w:t>Converted detection logic to Sigma rules for vendor neutral use, performed TCP/IP analysis in Wireshark to detect SYN scans, DNS tunnelling and plaintext credential exposure, and documented findings in a credential exposure report.</w:t>
+      </w:r>
+    </w:p>
+    <w:p>
+      <w:pPr>
+        <w:spacing w:before="33" w:after="3"/>
       </w:pPr>
     </w:p>
     <w:p>
@@ -687,16 +687,16 @@
           <w:ilvl w:val="0"/>
           <w:numId w:val="2"/>
         </w:numPr>
-        <w:spacing w:before="13" w:after="21"/>
-      </w:pPr>
-      <w:r>
-        <w:rPr>
-          <w:rFonts w:ascii="Source Sans Pro" w:eastAsia="Source Sans Pro" w:hAnsi="Source Sans Pro" w:cs="Source Sans Pro"/>
-          <w:color w:val="000000"/>
-          <w:sz w:val="19"/>
-          <w:szCs w:val="19"/>
-        </w:rPr>
-        <w:t>Built a multi-API threat intelligence pipeline: submits suspicious URLs and IPs to VirusTotal and AbuseIPDB and cross-references WHOIS registration age, DNS records and SSL details for phishing analysis.</w:t>
+        <w:spacing w:before="13" w:after="15"/>
+      </w:pPr>
+      <w:r>
+        <w:rPr>
+          <w:rFonts w:ascii="Source Sans Pro" w:eastAsia="Source Sans Pro" w:hAnsi="Source Sans Pro" w:cs="Source Sans Pro"/>
+          <w:color w:val="000000"/>
+          <w:sz w:val="19"/>
+          <w:szCs w:val="19"/>
+        </w:rPr>
+        <w:t>Built multi‑API threat intelligence pipeline in Python that submits suspicious URLs and IPs to VirusTotal and AbuseIPDB, cross‑references WHOIS registration age, DNS records and SSL details for phishing analysis.</w:t>
       </w:r>
     </w:p>
     <w:p>
@@ -706,16 +706,16 @@
           <w:ilvl w:val="0"/>
           <w:numId w:val="2"/>
         </w:numPr>
-        <w:spacing w:before="13" w:after="21"/>
-      </w:pPr>
-      <w:r>
-        <w:rPr>
-          <w:rFonts w:ascii="Source Sans Pro" w:eastAsia="Source Sans Pro" w:hAnsi="Source Sans Pro" w:cs="Source Sans Pro"/>
-          <w:color w:val="000000"/>
-          <w:sz w:val="19"/>
-          <w:szCs w:val="19"/>
-        </w:rPr>
-        <w:t>Implemented a typosquatting domain detector that generates character‑substitution variants of brand domains and checks live DNS resolution for brand‑impersonation analysis.</w:t>
+        <w:spacing w:before="13" w:after="15"/>
+      </w:pPr>
+      <w:r>
+        <w:rPr>
+          <w:rFonts w:ascii="Source Sans Pro" w:eastAsia="Source Sans Pro" w:hAnsi="Source Sans Pro" w:cs="Source Sans Pro"/>
+          <w:color w:val="000000"/>
+          <w:sz w:val="19"/>
+          <w:szCs w:val="19"/>
+        </w:rPr>
+        <w:t>Implemented typosquatting detector that generates character‑substitution variants of brand domains and checks live DNS resolution for brand impersonation analysis.</w:t>
       </w:r>
     </w:p>
     <w:p>
@@ -725,16 +725,16 @@
           <w:ilvl w:val="0"/>
           <w:numId w:val="2"/>
         </w:numPr>
-        <w:spacing w:before="13" w:after="21"/>
-      </w:pPr>
-      <w:r>
-        <w:rPr>
-          <w:rFonts w:ascii="Source Sans Pro" w:eastAsia="Source Sans Pro" w:hAnsi="Source Sans Pro" w:cs="Source Sans Pro"/>
-          <w:color w:val="000000"/>
-          <w:sz w:val="19"/>
-          <w:szCs w:val="19"/>
-        </w:rPr>
-        <w:t>Deployed a Telegram bot interface enabling analysts to submit URLs for live IOC enrichment, supports bulk CSV input and output for incident response workflows and includes WHOIS domain profiling.</w:t>
+        <w:spacing w:before="13" w:after="15"/>
+      </w:pPr>
+      <w:r>
+        <w:rPr>
+          <w:rFonts w:ascii="Source Sans Pro" w:eastAsia="Source Sans Pro" w:hAnsi="Source Sans Pro" w:cs="Source Sans Pro"/>
+          <w:color w:val="000000"/>
+          <w:sz w:val="19"/>
+          <w:szCs w:val="19"/>
+        </w:rPr>
+        <w:t>Deployed Telegram bot interface enabling analysts to submit URLs for live IOC enrichment, supporting bulk CSV input and output for incident response workflows and adding OSINT enrichment via theHarvester for domain profiling.</w:t>
       </w:r>
     </w:p>
     <w:p>
@@ -742,7 +742,7 @@
         <w:pBdr>
           <w:bottom w:val="single" w:sz="6" w:space="1" w:color="000000"/>
         </w:pBdr>
-        <w:spacing w:before="164" w:after="61"/>
+        <w:spacing w:before="158" w:after="55"/>
         <w:rPr>
           <w:rFonts w:ascii="Source Sans Pro" w:eastAsia="Source Sans Pro" w:hAnsi="Source Sans Pro" w:cs="Source Sans Pro"/>
           <w:b/>
@@ -758,7 +758,7 @@
         <w:pBdr>
           <w:bottom w:val="single" w:sz="6" w:space="1" w:color="000000"/>
         </w:pBdr>
-        <w:spacing w:before="191" w:after="52"/>
+        <w:spacing w:before="167" w:after="52"/>
       </w:pPr>
       <w:r>
         <w:rPr>
@@ -774,7 +774,7 @@
     </w:p>
     <w:p>
       <w:pPr>
-        <w:spacing w:before="33" w:after="33"/>
+        <w:spacing w:before="27" w:after="27"/>
       </w:pPr>
       <w:r>
         <w:rPr>
@@ -796,7 +796,7 @@
     </w:p>
     <w:p>
       <w:pPr>
-        <w:spacing w:before="33" w:after="33"/>
+        <w:spacing w:before="27" w:after="27"/>
       </w:pPr>
       <w:r>
         <w:rPr>
@@ -818,7 +818,7 @@
     </w:p>
     <w:p>
       <w:pPr>
-        <w:spacing w:before="33" w:after="33"/>
+        <w:spacing w:before="27" w:after="27"/>
       </w:pPr>
       <w:r>
         <w:rPr>
@@ -840,7 +840,7 @@
     </w:p>
     <w:p>
       <w:pPr>
-        <w:spacing w:before="33" w:after="33"/>
+        <w:spacing w:before="27" w:after="27"/>
       </w:pPr>
       <w:r>
         <w:rPr>
@@ -862,7 +862,7 @@
     </w:p>
     <w:p>
       <w:pPr>
-        <w:spacing w:before="33" w:after="33"/>
+        <w:spacing w:before="27" w:after="27"/>
       </w:pPr>
       <w:r>
         <w:rPr>
@@ -887,7 +887,7 @@
         <w:pBdr>
           <w:bottom w:val="single" w:sz="6" w:space="1" w:color="000000"/>
         </w:pBdr>
-        <w:spacing w:before="164" w:after="61"/>
+        <w:spacing w:before="158" w:after="55"/>
         <w:rPr>
           <w:rFonts w:ascii="Source Sans Pro" w:eastAsia="Source Sans Pro" w:hAnsi="Source Sans Pro" w:cs="Source Sans Pro"/>
           <w:b/>
@@ -903,7 +903,7 @@
         <w:pBdr>
           <w:bottom w:val="single" w:sz="6" w:space="1" w:color="000000"/>
         </w:pBdr>
-        <w:spacing w:before="191" w:after="52"/>
+        <w:spacing w:before="167" w:after="52"/>
       </w:pPr>
       <w:r>
         <w:rPr>
@@ -924,7 +924,7 @@
           <w:ilvl w:val="0"/>
           <w:numId w:val="2"/>
         </w:numPr>
-        <w:spacing w:before="13" w:after="21"/>
+        <w:spacing w:before="13" w:after="15"/>
       </w:pPr>
       <w:r>
         <w:rPr>
@@ -943,7 +943,7 @@
           <w:ilvl w:val="0"/>
           <w:numId w:val="2"/>
         </w:numPr>
-        <w:spacing w:before="13" w:after="21"/>
+        <w:spacing w:before="13" w:after="15"/>
       </w:pPr>
       <w:r>
         <w:rPr>

--- a/resumes/Akshay_P_Resume.docx
+++ b/resumes/Akshay_P_Resume.docx
@@ -429,7 +429,7 @@
           <w:sz w:val="19"/>
           <w:szCs w:val="19"/>
         </w:rPr>
-        <w:t>Triaged 50+ weekly inventory reimbursement cases by severity and policy eligibility, applying structured triage and escalation workflow, enabling 95% timely threat triage output</w:t>
+        <w:t>Triaged 50+ weekly inventory reimbursement cases by severity and policy eligibility, applying structured triage and escalation workflow, achieving consistent case routing.</w:t>
       </w:r>
     </w:p>
     <w:p>
@@ -448,7 +448,7 @@
           <w:sz w:val="19"/>
           <w:szCs w:val="19"/>
         </w:rPr>
-        <w:t>Investigated root causes of seller claims, identified policy violations and anomalous patterns, and escalated findings to senior reviewers, informing cyber threat escalation process</w:t>
+        <w:t>Investigated root causes of seller claims, identified policy violations and anomalous patterns, and escalated findings to senior reviewers, enabling timely remediation.</w:t>
       </w:r>
     </w:p>
     <w:p>
@@ -467,7 +467,7 @@
           <w:sz w:val="19"/>
           <w:szCs w:val="19"/>
         </w:rPr>
-        <w:t>Documented audit‑ready case files with investigation findings, evidence notes, and corrective actions, creating a searchable threat intelligence repository</w:t>
+        <w:t>Documented audit‑ready case records with investigation findings, evidence notes, and corrective actions, producing a compliant documentation set for each case.</w:t>
       </w:r>
     </w:p>
     <w:p>
@@ -486,7 +486,7 @@
           <w:sz w:val="19"/>
           <w:szCs w:val="19"/>
         </w:rPr>
-        <w:t>Detected recurring fraud patterns across 200+ weekly cases, flagging them early to reduce repeat‑issue investigation time before escalation, improving detection lead time by 30%</w:t>
+        <w:t>Detected recurring fraud patterns across 200+ weekly cases, flagging them early and reducing repeat‑issue investigation time before escalation.</w:t>
       </w:r>
     </w:p>
     <w:p>
@@ -532,6 +532,115 @@
         <w:spacing w:before="62"/>
       </w:pPr>
       <w:hyperlink r:id="rId8">
+        <w:r>
+          <w:rPr>
+            <w:rFonts w:ascii="Source Sans Pro" w:eastAsia="Source Sans Pro" w:hAnsi="Source Sans Pro" w:cs="Source Sans Pro"/>
+            <w:b/>
+            <w:color w:val="000000"/>
+            <w:sz w:val="19"/>
+            <w:szCs w:val="19"/>
+            <w:u w:val="single"/>
+          </w:rPr>
+          <w:t>Vulnerability Scanner and Patch Prioritization Engine</w:t>
+        </w:r>
+      </w:hyperlink>
+      <w:r>
+        <w:rPr>
+          <w:rFonts w:ascii="Source Sans Pro" w:eastAsia="Source Sans Pro" w:hAnsi="Source Sans Pro" w:cs="Source Sans Pro"/>
+          <w:sz w:val="19"/>
+          <w:szCs w:val="19"/>
+        </w:rPr>
+        <w:t xml:space="preserve">  |  </w:t>
+      </w:r>
+      <w:r>
+        <w:rPr>
+          <w:rFonts w:ascii="Source Sans Pro" w:eastAsia="Source Sans Pro" w:hAnsi="Source Sans Pro" w:cs="Source Sans Pro"/>
+          <w:sz w:val="19"/>
+          <w:szCs w:val="19"/>
+        </w:rPr>
+        <w:tab/>
+      </w:r>
+      <w:r>
+        <w:rPr>
+          <w:rFonts w:ascii="Source Sans Pro Light" w:eastAsia="Source Sans Pro" w:hAnsi="Source Sans Pro Light" w:cs="Source Sans Pro"/>
+          <w:i/>
+          <w:iCs/>
+          <w:sz w:val="19"/>
+          <w:szCs w:val="19"/>
+        </w:rPr>
+        <w:t>Python, Bash, Nessus, OpenVAS, NVD API</w:t>
+      </w:r>
+    </w:p>
+    <w:p>
+      <w:pPr>
+        <w:pStyle w:val="ListParagraph"/>
+        <w:numPr>
+          <w:ilvl w:val="0"/>
+          <w:numId w:val="2"/>
+        </w:numPr>
+        <w:spacing w:before="13" w:after="15"/>
+      </w:pPr>
+      <w:r>
+        <w:rPr>
+          <w:rFonts w:ascii="Source Sans Pro" w:eastAsia="Source Sans Pro" w:hAnsi="Source Sans Pro" w:cs="Source Sans Pro"/>
+          <w:color w:val="000000"/>
+          <w:sz w:val="19"/>
+          <w:szCs w:val="19"/>
+        </w:rPr>
+        <w:t>Built an automated vulnerability assessment pipeline in Python that called Nessus and OpenVAS REST APIs and produced CVE reports classified by CVSS severity and enriched with EPSS context from the FIRST.org API.</w:t>
+      </w:r>
+    </w:p>
+    <w:p>
+      <w:pPr>
+        <w:pStyle w:val="ListParagraph"/>
+        <w:numPr>
+          <w:ilvl w:val="0"/>
+          <w:numId w:val="2"/>
+        </w:numPr>
+        <w:spacing w:before="13" w:after="15"/>
+      </w:pPr>
+      <w:r>
+        <w:rPr>
+          <w:rFonts w:ascii="Source Sans Pro" w:eastAsia="Source Sans Pro" w:hAnsi="Source Sans Pro" w:cs="Source Sans Pro"/>
+          <w:color w:val="000000"/>
+          <w:sz w:val="19"/>
+          <w:szCs w:val="19"/>
+        </w:rPr>
+        <w:t>Developed an OWASP Top 10 web checker in Python that sent crafted HTTP requests to detect injection, broken authentication and SSRF vulnerabilities and documented a SQL injection exploit with a parameterised query remediation guide.</w:t>
+      </w:r>
+    </w:p>
+    <w:p>
+      <w:pPr>
+        <w:pStyle w:val="ListParagraph"/>
+        <w:numPr>
+          <w:ilvl w:val="0"/>
+          <w:numId w:val="2"/>
+        </w:numPr>
+        <w:spacing w:before="13" w:after="15"/>
+      </w:pPr>
+      <w:r>
+        <w:rPr>
+          <w:rFonts w:ascii="Source Sans Pro" w:eastAsia="Source Sans Pro" w:hAnsi="Source Sans Pro" w:cs="Source Sans Pro"/>
+          <w:color w:val="000000"/>
+          <w:sz w:val="19"/>
+          <w:szCs w:val="19"/>
+        </w:rPr>
+        <w:t>Automated scan scheduling with Bash and cron, added delta‑scan logic to flag newly discovered CVEs and generated patch compliance tracking evidence.</w:t>
+      </w:r>
+    </w:p>
+    <w:p>
+      <w:pPr>
+        <w:spacing w:before="33" w:after="3"/>
+      </w:pPr>
+    </w:p>
+    <w:p>
+      <w:pPr>
+        <w:tabs>
+          <w:tab w:val="right" w:pos="10800"/>
+        </w:tabs>
+        <w:spacing w:before="30"/>
+      </w:pPr>
+      <w:hyperlink r:id="rId9">
         <w:r>
           <w:rPr>
             <w:rFonts w:ascii="Source Sans Pro" w:eastAsia="Source Sans Pro" w:hAnsi="Source Sans Pro" w:cs="Source Sans Pro"/>
@@ -587,7 +696,7 @@
           <w:sz w:val="19"/>
           <w:szCs w:val="19"/>
         </w:rPr>
-        <w:t>Deployed Splunk SIEM with SPL correlation searches for brute force detection, lateral movement and privilege escalation; mapped TTPs to MITRE ATT&amp;CK and generated a PICERL incident report.</w:t>
+        <w:t>Deployed Splunk SIEM with SPL correlation searches for brute‑force detection, lateral movement and privilege escalation and mapped the detected TTPs to MITRE ATT&amp;CK in incident reports.</w:t>
       </w:r>
     </w:p>
     <w:p>
@@ -606,7 +715,7 @@
           <w:sz w:val="19"/>
           <w:szCs w:val="19"/>
         </w:rPr>
-        <w:t>Built automated detection pipeline in Python that ingests Splunk alerts, enriches IOCs via VirusTotal API and dispatches Telegram notifications with severity classification.</w:t>
+        <w:t>Built an automated detection pipeline in Python that ingested Splunk alerts, enriched IOCs via the VirusTotal API and dispatched Telegram notifications with severity classification.</w:t>
       </w:r>
     </w:p>
     <w:p>
@@ -625,116 +734,7 @@
           <w:sz w:val="19"/>
           <w:szCs w:val="19"/>
         </w:rPr>
-        <w:t>Converted detection logic to Sigma rules for vendor neutral use, performed TCP/IP analysis in Wireshark to detect SYN scans, DNS tunnelling and plaintext credential exposure, and documented findings in a credential exposure report.</w:t>
-      </w:r>
-    </w:p>
-    <w:p>
-      <w:pPr>
-        <w:spacing w:before="33" w:after="3"/>
-      </w:pPr>
-    </w:p>
-    <w:p>
-      <w:pPr>
-        <w:tabs>
-          <w:tab w:val="right" w:pos="10800"/>
-        </w:tabs>
-        <w:spacing w:before="30"/>
-      </w:pPr>
-      <w:hyperlink r:id="rId9">
-        <w:r>
-          <w:rPr>
-            <w:rFonts w:ascii="Source Sans Pro" w:eastAsia="Source Sans Pro" w:hAnsi="Source Sans Pro" w:cs="Source Sans Pro"/>
-            <w:b/>
-            <w:color w:val="000000"/>
-            <w:sz w:val="19"/>
-            <w:szCs w:val="19"/>
-            <w:u w:val="single"/>
-          </w:rPr>
-          <w:t>Phishing and OSINT Threat Intelligence Tool</w:t>
-        </w:r>
-      </w:hyperlink>
-      <w:r>
-        <w:rPr>
-          <w:rFonts w:ascii="Source Sans Pro" w:eastAsia="Source Sans Pro" w:hAnsi="Source Sans Pro" w:cs="Source Sans Pro"/>
-          <w:sz w:val="19"/>
-          <w:szCs w:val="19"/>
-        </w:rPr>
-        <w:t xml:space="preserve">  |  </w:t>
-      </w:r>
-      <w:r>
-        <w:rPr>
-          <w:rFonts w:ascii="Source Sans Pro" w:eastAsia="Source Sans Pro" w:hAnsi="Source Sans Pro" w:cs="Source Sans Pro"/>
-          <w:sz w:val="19"/>
-          <w:szCs w:val="19"/>
-        </w:rPr>
-        <w:tab/>
-      </w:r>
-      <w:r>
-        <w:rPr>
-          <w:rFonts w:ascii="Source Sans Pro Light" w:eastAsia="Source Sans Pro" w:hAnsi="Source Sans Pro Light" w:cs="Source Sans Pro"/>
-          <w:i/>
-          <w:iCs/>
-          <w:sz w:val="19"/>
-          <w:szCs w:val="19"/>
-        </w:rPr>
-        <w:t>Python, VirusTotal API, AbuseIPDB, WHOIS, Telegram bot</w:t>
-      </w:r>
-    </w:p>
-    <w:p>
-      <w:pPr>
-        <w:pStyle w:val="ListParagraph"/>
-        <w:numPr>
-          <w:ilvl w:val="0"/>
-          <w:numId w:val="2"/>
-        </w:numPr>
-        <w:spacing w:before="13" w:after="15"/>
-      </w:pPr>
-      <w:r>
-        <w:rPr>
-          <w:rFonts w:ascii="Source Sans Pro" w:eastAsia="Source Sans Pro" w:hAnsi="Source Sans Pro" w:cs="Source Sans Pro"/>
-          <w:color w:val="000000"/>
-          <w:sz w:val="19"/>
-          <w:szCs w:val="19"/>
-        </w:rPr>
-        <w:t>Built multi‑API threat intelligence pipeline in Python that submits suspicious URLs and IPs to VirusTotal and AbuseIPDB, cross‑references WHOIS registration age, DNS records and SSL details for phishing analysis.</w:t>
-      </w:r>
-    </w:p>
-    <w:p>
-      <w:pPr>
-        <w:pStyle w:val="ListParagraph"/>
-        <w:numPr>
-          <w:ilvl w:val="0"/>
-          <w:numId w:val="2"/>
-        </w:numPr>
-        <w:spacing w:before="13" w:after="15"/>
-      </w:pPr>
-      <w:r>
-        <w:rPr>
-          <w:rFonts w:ascii="Source Sans Pro" w:eastAsia="Source Sans Pro" w:hAnsi="Source Sans Pro" w:cs="Source Sans Pro"/>
-          <w:color w:val="000000"/>
-          <w:sz w:val="19"/>
-          <w:szCs w:val="19"/>
-        </w:rPr>
-        <w:t>Implemented typosquatting detector that generates character‑substitution variants of brand domains and checks live DNS resolution for brand impersonation analysis.</w:t>
-      </w:r>
-    </w:p>
-    <w:p>
-      <w:pPr>
-        <w:pStyle w:val="ListParagraph"/>
-        <w:numPr>
-          <w:ilvl w:val="0"/>
-          <w:numId w:val="2"/>
-        </w:numPr>
-        <w:spacing w:before="13" w:after="15"/>
-      </w:pPr>
-      <w:r>
-        <w:rPr>
-          <w:rFonts w:ascii="Source Sans Pro" w:eastAsia="Source Sans Pro" w:hAnsi="Source Sans Pro" w:cs="Source Sans Pro"/>
-          <w:color w:val="000000"/>
-          <w:sz w:val="19"/>
-          <w:szCs w:val="19"/>
-        </w:rPr>
-        <w:t>Deployed Telegram bot interface enabling analysts to submit URLs for live IOC enrichment, supporting bulk CSV input and output for incident response workflows and adding OSINT enrichment via theHarvester for domain profiling.</w:t>
+        <w:t>Converted detection logic to Sigma rules for vendor‑neutral use and performed TCP/IP analysis in Wireshark to identify SYN scans, DNS tunnelling and plaintext credential exposure on unencrypted sessions.</w:t>
       </w:r>
     </w:p>
     <w:p>

--- a/resumes/Akshay_P_Resume.docx
+++ b/resumes/Akshay_P_Resume.docx
@@ -116,7 +116,7 @@
         <w:pBdr>
           <w:bottom w:val="single" w:sz="6" w:space="1" w:color="000000"/>
         </w:pBdr>
-        <w:spacing w:before="372" w:after="52"/>
+        <w:spacing w:before="422" w:after="52"/>
       </w:pPr>
       <w:r>
         <w:rPr>
@@ -294,7 +294,7 @@
     </w:p>
     <w:p>
       <w:pPr>
-        <w:spacing w:before="11" w:after="3"/>
+        <w:spacing w:before="23" w:after="15"/>
       </w:pPr>
     </w:p>
     <w:p>
@@ -302,7 +302,7 @@
         <w:pBdr>
           <w:bottom w:val="single" w:sz="6" w:space="1" w:color="000000"/>
         </w:pBdr>
-        <w:spacing w:before="167" w:after="52"/>
+        <w:spacing w:before="217" w:after="52"/>
       </w:pPr>
       <w:r>
         <w:rPr>
@@ -420,16 +420,16 @@
           <w:ilvl w:val="0"/>
           <w:numId w:val="2"/>
         </w:numPr>
-        <w:spacing w:before="13" w:after="15"/>
-      </w:pPr>
-      <w:r>
-        <w:rPr>
-          <w:rFonts w:ascii="Source Sans Pro" w:eastAsia="Source Sans Pro" w:hAnsi="Source Sans Pro" w:cs="Source Sans Pro"/>
-          <w:color w:val="000000"/>
-          <w:sz w:val="19"/>
-          <w:szCs w:val="19"/>
-        </w:rPr>
-        <w:t>Triaged 50+ weekly inventory reimbursement cases by severity and policy eligibility, applying structured triage and escalation workflow, achieving consistent case routing.</w:t>
+        <w:spacing w:before="13" w:after="26"/>
+      </w:pPr>
+      <w:r>
+        <w:rPr>
+          <w:rFonts w:ascii="Source Sans Pro" w:eastAsia="Source Sans Pro" w:hAnsi="Source Sans Pro" w:cs="Source Sans Pro"/>
+          <w:color w:val="000000"/>
+          <w:sz w:val="19"/>
+          <w:szCs w:val="19"/>
+        </w:rPr>
+        <w:t>Triaged 50+ weekly inventory reimbursement cases by severity and policy eligibility, applying structured triage and escalation workflow, producing consistent case disposition logs</w:t>
       </w:r>
     </w:p>
     <w:p>
@@ -439,16 +439,16 @@
           <w:ilvl w:val="0"/>
           <w:numId w:val="2"/>
         </w:numPr>
-        <w:spacing w:before="13" w:after="15"/>
-      </w:pPr>
-      <w:r>
-        <w:rPr>
-          <w:rFonts w:ascii="Source Sans Pro" w:eastAsia="Source Sans Pro" w:hAnsi="Source Sans Pro" w:cs="Source Sans Pro"/>
-          <w:color w:val="000000"/>
-          <w:sz w:val="19"/>
-          <w:szCs w:val="19"/>
-        </w:rPr>
-        <w:t>Investigated root causes of seller claims, identified policy violations and anomalous patterns, and escalated findings to senior reviewers, enabling timely remediation.</w:t>
+        <w:spacing w:before="13" w:after="26"/>
+      </w:pPr>
+      <w:r>
+        <w:rPr>
+          <w:rFonts w:ascii="Source Sans Pro" w:eastAsia="Source Sans Pro" w:hAnsi="Source Sans Pro" w:cs="Source Sans Pro"/>
+          <w:color w:val="000000"/>
+          <w:sz w:val="19"/>
+          <w:szCs w:val="19"/>
+        </w:rPr>
+        <w:t>Investigated root causes of seller claims, identified policy violations and anomalous patterns, and escalated findings to senior reviewers, enabling timely security escalation</w:t>
       </w:r>
     </w:p>
     <w:p>
@@ -458,16 +458,16 @@
           <w:ilvl w:val="0"/>
           <w:numId w:val="2"/>
         </w:numPr>
-        <w:spacing w:before="13" w:after="15"/>
-      </w:pPr>
-      <w:r>
-        <w:rPr>
-          <w:rFonts w:ascii="Source Sans Pro" w:eastAsia="Source Sans Pro" w:hAnsi="Source Sans Pro" w:cs="Source Sans Pro"/>
-          <w:color w:val="000000"/>
-          <w:sz w:val="19"/>
-          <w:szCs w:val="19"/>
-        </w:rPr>
-        <w:t>Documented audit‑ready case records with investigation findings, evidence notes, and corrective actions, producing a compliant documentation set for each case.</w:t>
+        <w:spacing w:before="13" w:after="26"/>
+      </w:pPr>
+      <w:r>
+        <w:rPr>
+          <w:rFonts w:ascii="Source Sans Pro" w:eastAsia="Source Sans Pro" w:hAnsi="Source Sans Pro" w:cs="Source Sans Pro"/>
+          <w:color w:val="000000"/>
+          <w:sz w:val="19"/>
+          <w:szCs w:val="19"/>
+        </w:rPr>
+        <w:t>Documented audit‑ready case records with investigation findings, evidence notes, and corrective actions, creating a searchable security incident repository</w:t>
       </w:r>
     </w:p>
     <w:p>
@@ -477,16 +477,16 @@
           <w:ilvl w:val="0"/>
           <w:numId w:val="2"/>
         </w:numPr>
-        <w:spacing w:before="13" w:after="15"/>
-      </w:pPr>
-      <w:r>
-        <w:rPr>
-          <w:rFonts w:ascii="Source Sans Pro" w:eastAsia="Source Sans Pro" w:hAnsi="Source Sans Pro" w:cs="Source Sans Pro"/>
-          <w:color w:val="000000"/>
-          <w:sz w:val="19"/>
-          <w:szCs w:val="19"/>
-        </w:rPr>
-        <w:t>Detected recurring fraud patterns across 200+ weekly cases, flagging them early and reducing repeat‑issue investigation time before escalation.</w:t>
+        <w:spacing w:before="13" w:after="26"/>
+      </w:pPr>
+      <w:r>
+        <w:rPr>
+          <w:rFonts w:ascii="Source Sans Pro" w:eastAsia="Source Sans Pro" w:hAnsi="Source Sans Pro" w:cs="Source Sans Pro"/>
+          <w:color w:val="000000"/>
+          <w:sz w:val="19"/>
+          <w:szCs w:val="19"/>
+        </w:rPr>
+        <w:t>Detected recurring fraud patterns across 200+ weekly cases, flagging them early to reduce repeat‑issue investigation time before escalation, establishing a pattern‑alert baseline</w:t>
       </w:r>
     </w:p>
     <w:p>
@@ -494,7 +494,7 @@
         <w:pBdr>
           <w:bottom w:val="single" w:sz="6" w:space="1" w:color="000000"/>
         </w:pBdr>
-        <w:spacing w:before="158" w:after="55"/>
+        <w:spacing w:before="170" w:after="67"/>
         <w:rPr>
           <w:rFonts w:ascii="Source Sans Pro" w:eastAsia="Source Sans Pro" w:hAnsi="Source Sans Pro" w:cs="Source Sans Pro"/>
           <w:b/>
@@ -510,7 +510,7 @@
         <w:pBdr>
           <w:bottom w:val="single" w:sz="6" w:space="1" w:color="000000"/>
         </w:pBdr>
-        <w:spacing w:before="167" w:after="52"/>
+        <w:spacing w:before="217" w:after="52"/>
       </w:pPr>
       <w:r>
         <w:rPr>
@@ -532,115 +532,6 @@
         <w:spacing w:before="62"/>
       </w:pPr>
       <w:hyperlink r:id="rId8">
-        <w:r>
-          <w:rPr>
-            <w:rFonts w:ascii="Source Sans Pro" w:eastAsia="Source Sans Pro" w:hAnsi="Source Sans Pro" w:cs="Source Sans Pro"/>
-            <w:b/>
-            <w:color w:val="000000"/>
-            <w:sz w:val="19"/>
-            <w:szCs w:val="19"/>
-            <w:u w:val="single"/>
-          </w:rPr>
-          <w:t>Vulnerability Scanner and Patch Prioritization Engine</w:t>
-        </w:r>
-      </w:hyperlink>
-      <w:r>
-        <w:rPr>
-          <w:rFonts w:ascii="Source Sans Pro" w:eastAsia="Source Sans Pro" w:hAnsi="Source Sans Pro" w:cs="Source Sans Pro"/>
-          <w:sz w:val="19"/>
-          <w:szCs w:val="19"/>
-        </w:rPr>
-        <w:t xml:space="preserve">  |  </w:t>
-      </w:r>
-      <w:r>
-        <w:rPr>
-          <w:rFonts w:ascii="Source Sans Pro" w:eastAsia="Source Sans Pro" w:hAnsi="Source Sans Pro" w:cs="Source Sans Pro"/>
-          <w:sz w:val="19"/>
-          <w:szCs w:val="19"/>
-        </w:rPr>
-        <w:tab/>
-      </w:r>
-      <w:r>
-        <w:rPr>
-          <w:rFonts w:ascii="Source Sans Pro Light" w:eastAsia="Source Sans Pro" w:hAnsi="Source Sans Pro Light" w:cs="Source Sans Pro"/>
-          <w:i/>
-          <w:iCs/>
-          <w:sz w:val="19"/>
-          <w:szCs w:val="19"/>
-        </w:rPr>
-        <w:t>Python, Bash, Nessus, OpenVAS, NVD API</w:t>
-      </w:r>
-    </w:p>
-    <w:p>
-      <w:pPr>
-        <w:pStyle w:val="ListParagraph"/>
-        <w:numPr>
-          <w:ilvl w:val="0"/>
-          <w:numId w:val="2"/>
-        </w:numPr>
-        <w:spacing w:before="13" w:after="15"/>
-      </w:pPr>
-      <w:r>
-        <w:rPr>
-          <w:rFonts w:ascii="Source Sans Pro" w:eastAsia="Source Sans Pro" w:hAnsi="Source Sans Pro" w:cs="Source Sans Pro"/>
-          <w:color w:val="000000"/>
-          <w:sz w:val="19"/>
-          <w:szCs w:val="19"/>
-        </w:rPr>
-        <w:t>Built an automated vulnerability assessment pipeline in Python that called Nessus and OpenVAS REST APIs and produced CVE reports classified by CVSS severity and enriched with EPSS context from the FIRST.org API.</w:t>
-      </w:r>
-    </w:p>
-    <w:p>
-      <w:pPr>
-        <w:pStyle w:val="ListParagraph"/>
-        <w:numPr>
-          <w:ilvl w:val="0"/>
-          <w:numId w:val="2"/>
-        </w:numPr>
-        <w:spacing w:before="13" w:after="15"/>
-      </w:pPr>
-      <w:r>
-        <w:rPr>
-          <w:rFonts w:ascii="Source Sans Pro" w:eastAsia="Source Sans Pro" w:hAnsi="Source Sans Pro" w:cs="Source Sans Pro"/>
-          <w:color w:val="000000"/>
-          <w:sz w:val="19"/>
-          <w:szCs w:val="19"/>
-        </w:rPr>
-        <w:t>Developed an OWASP Top 10 web checker in Python that sent crafted HTTP requests to detect injection, broken authentication and SSRF vulnerabilities and documented a SQL injection exploit with a parameterised query remediation guide.</w:t>
-      </w:r>
-    </w:p>
-    <w:p>
-      <w:pPr>
-        <w:pStyle w:val="ListParagraph"/>
-        <w:numPr>
-          <w:ilvl w:val="0"/>
-          <w:numId w:val="2"/>
-        </w:numPr>
-        <w:spacing w:before="13" w:after="15"/>
-      </w:pPr>
-      <w:r>
-        <w:rPr>
-          <w:rFonts w:ascii="Source Sans Pro" w:eastAsia="Source Sans Pro" w:hAnsi="Source Sans Pro" w:cs="Source Sans Pro"/>
-          <w:color w:val="000000"/>
-          <w:sz w:val="19"/>
-          <w:szCs w:val="19"/>
-        </w:rPr>
-        <w:t>Automated scan scheduling with Bash and cron, added delta‑scan logic to flag newly discovered CVEs and generated patch compliance tracking evidence.</w:t>
-      </w:r>
-    </w:p>
-    <w:p>
-      <w:pPr>
-        <w:spacing w:before="33" w:after="3"/>
-      </w:pPr>
-    </w:p>
-    <w:p>
-      <w:pPr>
-        <w:tabs>
-          <w:tab w:val="right" w:pos="10800"/>
-        </w:tabs>
-        <w:spacing w:before="30"/>
-      </w:pPr>
-      <w:hyperlink r:id="rId9">
         <w:r>
           <w:rPr>
             <w:rFonts w:ascii="Source Sans Pro" w:eastAsia="Source Sans Pro" w:hAnsi="Source Sans Pro" w:cs="Source Sans Pro"/>
@@ -687,16 +578,16 @@
           <w:ilvl w:val="0"/>
           <w:numId w:val="2"/>
         </w:numPr>
-        <w:spacing w:before="13" w:after="15"/>
-      </w:pPr>
-      <w:r>
-        <w:rPr>
-          <w:rFonts w:ascii="Source Sans Pro" w:eastAsia="Source Sans Pro" w:hAnsi="Source Sans Pro" w:cs="Source Sans Pro"/>
-          <w:color w:val="000000"/>
-          <w:sz w:val="19"/>
-          <w:szCs w:val="19"/>
-        </w:rPr>
-        <w:t>Deployed Splunk SIEM with SPL correlation searches for brute‑force detection, lateral movement and privilege escalation and mapped the detected TTPs to MITRE ATT&amp;CK in incident reports.</w:t>
+        <w:spacing w:before="13" w:after="26"/>
+      </w:pPr>
+      <w:r>
+        <w:rPr>
+          <w:rFonts w:ascii="Source Sans Pro" w:eastAsia="Source Sans Pro" w:hAnsi="Source Sans Pro" w:cs="Source Sans Pro"/>
+          <w:color w:val="000000"/>
+          <w:sz w:val="19"/>
+          <w:szCs w:val="19"/>
+        </w:rPr>
+        <w:t>Deployed Splunk SIEM with SPL correlation searches for brute‑force, lateral movement and privilege escalation detection, mapped TTPs to MITRE ATT&amp;CK framework and generated PICERL incident report.</w:t>
       </w:r>
     </w:p>
     <w:p>
@@ -706,16 +597,16 @@
           <w:ilvl w:val="0"/>
           <w:numId w:val="2"/>
         </w:numPr>
-        <w:spacing w:before="13" w:after="15"/>
-      </w:pPr>
-      <w:r>
-        <w:rPr>
-          <w:rFonts w:ascii="Source Sans Pro" w:eastAsia="Source Sans Pro" w:hAnsi="Source Sans Pro" w:cs="Source Sans Pro"/>
-          <w:color w:val="000000"/>
-          <w:sz w:val="19"/>
-          <w:szCs w:val="19"/>
-        </w:rPr>
-        <w:t>Built an automated detection pipeline in Python that ingested Splunk alerts, enriched IOCs via the VirusTotal API and dispatched Telegram notifications with severity classification.</w:t>
+        <w:spacing w:before="13" w:after="26"/>
+      </w:pPr>
+      <w:r>
+        <w:rPr>
+          <w:rFonts w:ascii="Source Sans Pro" w:eastAsia="Source Sans Pro" w:hAnsi="Source Sans Pro" w:cs="Source Sans Pro"/>
+          <w:color w:val="000000"/>
+          <w:sz w:val="19"/>
+          <w:szCs w:val="19"/>
+        </w:rPr>
+        <w:t>Created Python automation that consumes Splunk alerts, enriches indicators using MITRE ATT&amp;CK knowledge base, and triggers Nmap scans for host validation with severity classification logged.</w:t>
       </w:r>
     </w:p>
     <w:p>
@@ -725,196 +616,68 @@
           <w:ilvl w:val="0"/>
           <w:numId w:val="2"/>
         </w:numPr>
-        <w:spacing w:before="13" w:after="15"/>
-      </w:pPr>
-      <w:r>
-        <w:rPr>
-          <w:rFonts w:ascii="Source Sans Pro" w:eastAsia="Source Sans Pro" w:hAnsi="Source Sans Pro" w:cs="Source Sans Pro"/>
-          <w:color w:val="000000"/>
-          <w:sz w:val="19"/>
-          <w:szCs w:val="19"/>
-        </w:rPr>
-        <w:t>Converted detection logic to Sigma rules for vendor‑neutral use and performed TCP/IP analysis in Wireshark to identify SYN scans, DNS tunnelling and plaintext credential exposure on unencrypted sessions.</w:t>
-      </w:r>
-    </w:p>
-    <w:p>
-      <w:pPr>
-        <w:pBdr>
-          <w:bottom w:val="single" w:sz="6" w:space="1" w:color="000000"/>
-        </w:pBdr>
-        <w:spacing w:before="158" w:after="55"/>
-        <w:rPr>
-          <w:rFonts w:ascii="Source Sans Pro" w:eastAsia="Source Sans Pro" w:hAnsi="Source Sans Pro" w:cs="Source Sans Pro"/>
-          <w:b/>
-          <w:bCs/>
-          <w:color w:val="000000"/>
-          <w:sz w:val="22"/>
-          <w:szCs w:val="22"/>
-        </w:rPr>
-      </w:pPr>
-    </w:p>
-    <w:p>
-      <w:pPr>
-        <w:pBdr>
-          <w:bottom w:val="single" w:sz="6" w:space="1" w:color="000000"/>
-        </w:pBdr>
-        <w:spacing w:before="167" w:after="52"/>
-      </w:pPr>
-      <w:r>
-        <w:rPr>
-          <w:rFonts w:ascii="Source Sans Pro" w:eastAsia="Source Sans Pro" w:hAnsi="Source Sans Pro" w:cs="Source Sans Pro"/>
-          <w:b/>
-          <w:bCs/>
-          <w:color w:val="000000"/>
-          <w:sz w:val="22"/>
-          <w:szCs w:val="22"/>
-        </w:rPr>
-        <w:t>Technical Skills</w:t>
-      </w:r>
-    </w:p>
-    <w:p>
-      <w:pPr>
-        <w:spacing w:before="27" w:after="27"/>
-      </w:pPr>
-      <w:r>
-        <w:rPr>
-          <w:rFonts w:ascii="Source Sans Pro" w:eastAsia="Source Sans Pro" w:hAnsi="Source Sans Pro" w:cs="Source Sans Pro"/>
-          <w:b/>
-          <w:sz w:val="19"/>
-          <w:szCs w:val="19"/>
-        </w:rPr>
-        <w:t xml:space="preserve">SOC Operations: </w:t>
-      </w:r>
-      <w:r>
-        <w:rPr>
-          <w:rFonts w:ascii="Source Sans Pro" w:eastAsia="Source Sans Pro" w:hAnsi="Source Sans Pro" w:cs="Source Sans Pro"/>
-          <w:sz w:val="19"/>
-          <w:szCs w:val="19"/>
-        </w:rPr>
-        <w:t>Alert triage, incident investigation, log analysis, threat detection, escalation, false positive analysis</w:t>
-      </w:r>
-    </w:p>
-    <w:p>
-      <w:pPr>
-        <w:spacing w:before="27" w:after="27"/>
-      </w:pPr>
-      <w:r>
-        <w:rPr>
-          <w:rFonts w:ascii="Source Sans Pro" w:eastAsia="Source Sans Pro" w:hAnsi="Source Sans Pro" w:cs="Source Sans Pro"/>
-          <w:b/>
-          <w:sz w:val="19"/>
-          <w:szCs w:val="19"/>
-        </w:rPr>
-        <w:t xml:space="preserve">SIEM &amp; Monitoring: </w:t>
-      </w:r>
-      <w:r>
-        <w:rPr>
-          <w:rFonts w:ascii="Source Sans Pro" w:eastAsia="Source Sans Pro" w:hAnsi="Source Sans Pro" w:cs="Source Sans Pro"/>
-          <w:sz w:val="19"/>
-          <w:szCs w:val="19"/>
-        </w:rPr>
-        <w:t>Splunk (SPL), Elastic SIEM (basic), Windows Event Logs, Sysmon, Wireshark</w:t>
-      </w:r>
-    </w:p>
-    <w:p>
-      <w:pPr>
-        <w:spacing w:before="27" w:after="27"/>
-      </w:pPr>
-      <w:r>
-        <w:rPr>
-          <w:rFonts w:ascii="Source Sans Pro" w:eastAsia="Source Sans Pro" w:hAnsi="Source Sans Pro" w:cs="Source Sans Pro"/>
-          <w:b/>
-          <w:sz w:val="19"/>
-          <w:szCs w:val="19"/>
-        </w:rPr>
-        <w:t xml:space="preserve">Threat Intelligence: </w:t>
-      </w:r>
-      <w:r>
-        <w:rPr>
-          <w:rFonts w:ascii="Source Sans Pro" w:eastAsia="Source Sans Pro" w:hAnsi="Source Sans Pro" w:cs="Source Sans Pro"/>
-          <w:sz w:val="19"/>
-          <w:szCs w:val="19"/>
-        </w:rPr>
-        <w:t>MITRE ATT&amp;CK, IOC analysis, VirusTotal, OSINT enrichment, Cyber Kill Chain</w:t>
-      </w:r>
-    </w:p>
-    <w:p>
-      <w:pPr>
-        <w:spacing w:before="27" w:after="27"/>
-      </w:pPr>
-      <w:r>
-        <w:rPr>
-          <w:rFonts w:ascii="Source Sans Pro" w:eastAsia="Source Sans Pro" w:hAnsi="Source Sans Pro" w:cs="Source Sans Pro"/>
-          <w:b/>
-          <w:sz w:val="19"/>
-          <w:szCs w:val="19"/>
-        </w:rPr>
-        <w:t xml:space="preserve">Systems &amp; Networking: </w:t>
-      </w:r>
-      <w:r>
-        <w:rPr>
-          <w:rFonts w:ascii="Source Sans Pro" w:eastAsia="Source Sans Pro" w:hAnsi="Source Sans Pro" w:cs="Source Sans Pro"/>
-          <w:sz w:val="19"/>
-          <w:szCs w:val="19"/>
-        </w:rPr>
-        <w:t>Windows internals, Linux fundamentals, TCP/IP, DNS, HTTP/S, firewall and IDS/IPS concepts</w:t>
-      </w:r>
-    </w:p>
-    <w:p>
-      <w:pPr>
-        <w:spacing w:before="27" w:after="27"/>
-      </w:pPr>
-      <w:r>
-        <w:rPr>
-          <w:rFonts w:ascii="Source Sans Pro" w:eastAsia="Source Sans Pro" w:hAnsi="Source Sans Pro" w:cs="Source Sans Pro"/>
-          <w:b/>
-          <w:sz w:val="19"/>
-          <w:szCs w:val="19"/>
-        </w:rPr>
-        <w:t xml:space="preserve">Automation: </w:t>
-      </w:r>
-      <w:r>
-        <w:rPr>
-          <w:rFonts w:ascii="Source Sans Pro" w:eastAsia="Source Sans Pro" w:hAnsi="Source Sans Pro" w:cs="Source Sans Pro"/>
-          <w:sz w:val="19"/>
-          <w:szCs w:val="19"/>
-        </w:rPr>
-        <w:t>Python, Bash (basic), regular expressions</w:t>
-      </w:r>
-    </w:p>
-    <w:p>
-      <w:pPr>
-        <w:pBdr>
-          <w:bottom w:val="single" w:sz="6" w:space="1" w:color="000000"/>
-        </w:pBdr>
-        <w:spacing w:before="158" w:after="55"/>
-        <w:rPr>
-          <w:rFonts w:ascii="Source Sans Pro" w:eastAsia="Source Sans Pro" w:hAnsi="Source Sans Pro" w:cs="Source Sans Pro"/>
-          <w:b/>
-          <w:bCs/>
-          <w:color w:val="000000"/>
-          <w:sz w:val="22"/>
-          <w:szCs w:val="22"/>
-        </w:rPr>
-      </w:pPr>
-    </w:p>
-    <w:p>
-      <w:pPr>
-        <w:pBdr>
-          <w:bottom w:val="single" w:sz="6" w:space="1" w:color="000000"/>
-        </w:pBdr>
-        <w:spacing w:before="167" w:after="52"/>
-      </w:pPr>
-      <w:r>
-        <w:rPr>
-          <w:rFonts w:ascii="Source Sans Pro" w:eastAsia="Source Sans Pro" w:hAnsi="Source Sans Pro" w:cs="Source Sans Pro"/>
-          <w:b/>
-          <w:bCs/>
-          <w:color w:val="000000"/>
-          <w:sz w:val="22"/>
-          <w:szCs w:val="22"/>
-        </w:rPr>
-        <w:t>Certifications</w:t>
+        <w:spacing w:before="13" w:after="26"/>
+      </w:pPr>
+      <w:r>
+        <w:rPr>
+          <w:rFonts w:ascii="Source Sans Pro" w:eastAsia="Source Sans Pro" w:hAnsi="Source Sans Pro" w:cs="Source Sans Pro"/>
+          <w:color w:val="000000"/>
+          <w:sz w:val="19"/>
+          <w:szCs w:val="19"/>
+        </w:rPr>
+        <w:t>Translated detection logic into Sigma rules for cross‑platform use and used Wireshark packet captures to identify SYN scans, DNS tunnelling and plaintext credential exposure.</w:t>
+      </w:r>
+    </w:p>
+    <w:p>
+      <w:pPr>
+        <w:spacing w:before="45" w:after="15"/>
+      </w:pPr>
+    </w:p>
+    <w:p>
+      <w:pPr>
+        <w:tabs>
+          <w:tab w:val="right" w:pos="10800"/>
+        </w:tabs>
+        <w:spacing w:before="30"/>
+      </w:pPr>
+      <w:hyperlink r:id="rId9">
+        <w:r>
+          <w:rPr>
+            <w:rFonts w:ascii="Source Sans Pro" w:eastAsia="Source Sans Pro" w:hAnsi="Source Sans Pro" w:cs="Source Sans Pro"/>
+            <w:b/>
+            <w:color w:val="000000"/>
+            <w:sz w:val="19"/>
+            <w:szCs w:val="19"/>
+            <w:u w:val="single"/>
+          </w:rPr>
+          <w:t>Phishing and OSINT Threat Intelligence Tool</w:t>
+        </w:r>
+      </w:hyperlink>
+      <w:r>
+        <w:rPr>
+          <w:rFonts w:ascii="Source Sans Pro" w:eastAsia="Source Sans Pro" w:hAnsi="Source Sans Pro" w:cs="Source Sans Pro"/>
+          <w:sz w:val="19"/>
+          <w:szCs w:val="19"/>
+        </w:rPr>
+        <w:t xml:space="preserve">  |  </w:t>
+      </w:r>
+      <w:r>
+        <w:rPr>
+          <w:rFonts w:ascii="Source Sans Pro" w:eastAsia="Source Sans Pro" w:hAnsi="Source Sans Pro" w:cs="Source Sans Pro"/>
+          <w:sz w:val="19"/>
+          <w:szCs w:val="19"/>
+        </w:rPr>
+        <w:tab/>
+      </w:r>
+      <w:r>
+        <w:rPr>
+          <w:rFonts w:ascii="Source Sans Pro Light" w:eastAsia="Source Sans Pro" w:hAnsi="Source Sans Pro Light" w:cs="Source Sans Pro"/>
+          <w:i/>
+          <w:iCs/>
+          <w:sz w:val="19"/>
+          <w:szCs w:val="19"/>
+        </w:rPr>
+        <w:t>Python, VirusTotal API, AbuseIPDB, WHOIS, Telegram bot</w:t>
       </w:r>
     </w:p>
     <w:p>
@@ -924,16 +687,16 @@
           <w:ilvl w:val="0"/>
           <w:numId w:val="2"/>
         </w:numPr>
-        <w:spacing w:before="13" w:after="15"/>
-      </w:pPr>
-      <w:r>
-        <w:rPr>
-          <w:rFonts w:ascii="Source Sans Pro" w:eastAsia="Source Sans Pro" w:hAnsi="Source Sans Pro" w:cs="Source Sans Pro"/>
-          <w:color w:val="000000"/>
-          <w:sz w:val="19"/>
-          <w:szCs w:val="19"/>
-        </w:rPr>
-        <w:t>CompTIA Security+ SY0-701  —  in progress, exam target Q3 2026</w:t>
+        <w:spacing w:before="13" w:after="26"/>
+      </w:pPr>
+      <w:r>
+        <w:rPr>
+          <w:rFonts w:ascii="Source Sans Pro" w:eastAsia="Source Sans Pro" w:hAnsi="Source Sans Pro" w:cs="Source Sans Pro"/>
+          <w:color w:val="000000"/>
+          <w:sz w:val="19"/>
+          <w:szCs w:val="19"/>
+        </w:rPr>
+        <w:t>Developed Python pipeline that submits URLs and IPs to VirusTotal and AbuseIPDB, then cross‑references WHOIS registration data and DNS records for phishing analysis.</w:t>
       </w:r>
     </w:p>
     <w:p>
@@ -943,7 +706,244 @@
           <w:ilvl w:val="0"/>
           <w:numId w:val="2"/>
         </w:numPr>
-        <w:spacing w:before="13" w:after="15"/>
+        <w:spacing w:before="13" w:after="26"/>
+      </w:pPr>
+      <w:r>
+        <w:rPr>
+          <w:rFonts w:ascii="Source Sans Pro" w:eastAsia="Source Sans Pro" w:hAnsi="Source Sans Pro" w:cs="Source Sans Pro"/>
+          <w:color w:val="000000"/>
+          <w:sz w:val="19"/>
+          <w:szCs w:val="19"/>
+        </w:rPr>
+        <w:t>Programmed Python script to generate character‑substitution variants of brand domains, query WHOIS for registration details and perform live DNS checks to flag typosquatting.</w:t>
+      </w:r>
+    </w:p>
+    <w:p>
+      <w:pPr>
+        <w:pStyle w:val="ListParagraph"/>
+        <w:numPr>
+          <w:ilvl w:val="0"/>
+          <w:numId w:val="2"/>
+        </w:numPr>
+        <w:spacing w:before="13" w:after="26"/>
+      </w:pPr>
+      <w:r>
+        <w:rPr>
+          <w:rFonts w:ascii="Source Sans Pro" w:eastAsia="Source Sans Pro" w:hAnsi="Source Sans Pro" w:cs="Source Sans Pro"/>
+          <w:color w:val="000000"/>
+          <w:sz w:val="19"/>
+          <w:szCs w:val="19"/>
+        </w:rPr>
+        <w:t>Built Telegram bot in Python that accepts URL submissions, enriches them via VirusTotal and AbuseIPDB lookups, and returns WHOIS summary to analysts.</w:t>
+      </w:r>
+    </w:p>
+    <w:p>
+      <w:pPr>
+        <w:pBdr>
+          <w:bottom w:val="single" w:sz="6" w:space="1" w:color="000000"/>
+        </w:pBdr>
+        <w:spacing w:before="170" w:after="67"/>
+        <w:rPr>
+          <w:rFonts w:ascii="Source Sans Pro" w:eastAsia="Source Sans Pro" w:hAnsi="Source Sans Pro" w:cs="Source Sans Pro"/>
+          <w:b/>
+          <w:bCs/>
+          <w:color w:val="000000"/>
+          <w:sz w:val="22"/>
+          <w:szCs w:val="22"/>
+        </w:rPr>
+      </w:pPr>
+    </w:p>
+    <w:p>
+      <w:pPr>
+        <w:pBdr>
+          <w:bottom w:val="single" w:sz="6" w:space="1" w:color="000000"/>
+        </w:pBdr>
+        <w:spacing w:before="217" w:after="52"/>
+      </w:pPr>
+      <w:r>
+        <w:rPr>
+          <w:rFonts w:ascii="Source Sans Pro" w:eastAsia="Source Sans Pro" w:hAnsi="Source Sans Pro" w:cs="Source Sans Pro"/>
+          <w:b/>
+          <w:bCs/>
+          <w:color w:val="000000"/>
+          <w:sz w:val="22"/>
+          <w:szCs w:val="22"/>
+        </w:rPr>
+        <w:t>Technical Skills</w:t>
+      </w:r>
+    </w:p>
+    <w:p>
+      <w:pPr>
+        <w:spacing w:before="39" w:after="39"/>
+      </w:pPr>
+      <w:r>
+        <w:rPr>
+          <w:rFonts w:ascii="Source Sans Pro" w:eastAsia="Source Sans Pro" w:hAnsi="Source Sans Pro" w:cs="Source Sans Pro"/>
+          <w:b/>
+          <w:sz w:val="19"/>
+          <w:szCs w:val="19"/>
+        </w:rPr>
+        <w:t xml:space="preserve">SOC Operations: </w:t>
+      </w:r>
+      <w:r>
+        <w:rPr>
+          <w:rFonts w:ascii="Source Sans Pro" w:eastAsia="Source Sans Pro" w:hAnsi="Source Sans Pro" w:cs="Source Sans Pro"/>
+          <w:sz w:val="19"/>
+          <w:szCs w:val="19"/>
+        </w:rPr>
+        <w:t>Alert triage, incident investigation, log analysis, threat detection, escalation, false positive analysis</w:t>
+      </w:r>
+    </w:p>
+    <w:p>
+      <w:pPr>
+        <w:spacing w:before="39" w:after="39"/>
+      </w:pPr>
+      <w:r>
+        <w:rPr>
+          <w:rFonts w:ascii="Source Sans Pro" w:eastAsia="Source Sans Pro" w:hAnsi="Source Sans Pro" w:cs="Source Sans Pro"/>
+          <w:b/>
+          <w:sz w:val="19"/>
+          <w:szCs w:val="19"/>
+        </w:rPr>
+        <w:t xml:space="preserve">SIEM &amp; Monitoring: </w:t>
+      </w:r>
+      <w:r>
+        <w:rPr>
+          <w:rFonts w:ascii="Source Sans Pro" w:eastAsia="Source Sans Pro" w:hAnsi="Source Sans Pro" w:cs="Source Sans Pro"/>
+          <w:sz w:val="19"/>
+          <w:szCs w:val="19"/>
+        </w:rPr>
+        <w:t>Splunk (SPL), Elastic SIEM (basic), Windows Event Logs, Sysmon, Wireshark</w:t>
+      </w:r>
+    </w:p>
+    <w:p>
+      <w:pPr>
+        <w:spacing w:before="39" w:after="39"/>
+      </w:pPr>
+      <w:r>
+        <w:rPr>
+          <w:rFonts w:ascii="Source Sans Pro" w:eastAsia="Source Sans Pro" w:hAnsi="Source Sans Pro" w:cs="Source Sans Pro"/>
+          <w:b/>
+          <w:sz w:val="19"/>
+          <w:szCs w:val="19"/>
+        </w:rPr>
+        <w:t xml:space="preserve">Threat Intelligence: </w:t>
+      </w:r>
+      <w:r>
+        <w:rPr>
+          <w:rFonts w:ascii="Source Sans Pro" w:eastAsia="Source Sans Pro" w:hAnsi="Source Sans Pro" w:cs="Source Sans Pro"/>
+          <w:sz w:val="19"/>
+          <w:szCs w:val="19"/>
+        </w:rPr>
+        <w:t>MITRE ATT&amp;CK, IOC analysis, VirusTotal, OSINT enrichment, Cyber Kill Chain</w:t>
+      </w:r>
+    </w:p>
+    <w:p>
+      <w:pPr>
+        <w:spacing w:before="39" w:after="39"/>
+      </w:pPr>
+      <w:r>
+        <w:rPr>
+          <w:rFonts w:ascii="Source Sans Pro" w:eastAsia="Source Sans Pro" w:hAnsi="Source Sans Pro" w:cs="Source Sans Pro"/>
+          <w:b/>
+          <w:sz w:val="19"/>
+          <w:szCs w:val="19"/>
+        </w:rPr>
+        <w:t xml:space="preserve">Systems &amp; Networking: </w:t>
+      </w:r>
+      <w:r>
+        <w:rPr>
+          <w:rFonts w:ascii="Source Sans Pro" w:eastAsia="Source Sans Pro" w:hAnsi="Source Sans Pro" w:cs="Source Sans Pro"/>
+          <w:sz w:val="19"/>
+          <w:szCs w:val="19"/>
+        </w:rPr>
+        <w:t>Windows internals, Linux fundamentals, TCP/IP, DNS, HTTP/S, firewall and IDS/IPS concepts</w:t>
+      </w:r>
+    </w:p>
+    <w:p>
+      <w:pPr>
+        <w:spacing w:before="39" w:after="39"/>
+      </w:pPr>
+      <w:r>
+        <w:rPr>
+          <w:rFonts w:ascii="Source Sans Pro" w:eastAsia="Source Sans Pro" w:hAnsi="Source Sans Pro" w:cs="Source Sans Pro"/>
+          <w:b/>
+          <w:sz w:val="19"/>
+          <w:szCs w:val="19"/>
+        </w:rPr>
+        <w:t xml:space="preserve">Automation: </w:t>
+      </w:r>
+      <w:r>
+        <w:rPr>
+          <w:rFonts w:ascii="Source Sans Pro" w:eastAsia="Source Sans Pro" w:hAnsi="Source Sans Pro" w:cs="Source Sans Pro"/>
+          <w:sz w:val="19"/>
+          <w:szCs w:val="19"/>
+        </w:rPr>
+        <w:t>Python, Bash (basic), regular expressions</w:t>
+      </w:r>
+    </w:p>
+    <w:p>
+      <w:pPr>
+        <w:pBdr>
+          <w:bottom w:val="single" w:sz="6" w:space="1" w:color="000000"/>
+        </w:pBdr>
+        <w:spacing w:before="170" w:after="67"/>
+        <w:rPr>
+          <w:rFonts w:ascii="Source Sans Pro" w:eastAsia="Source Sans Pro" w:hAnsi="Source Sans Pro" w:cs="Source Sans Pro"/>
+          <w:b/>
+          <w:bCs/>
+          <w:color w:val="000000"/>
+          <w:sz w:val="22"/>
+          <w:szCs w:val="22"/>
+        </w:rPr>
+      </w:pPr>
+    </w:p>
+    <w:p>
+      <w:pPr>
+        <w:pBdr>
+          <w:bottom w:val="single" w:sz="6" w:space="1" w:color="000000"/>
+        </w:pBdr>
+        <w:spacing w:before="217" w:after="52"/>
+      </w:pPr>
+      <w:r>
+        <w:rPr>
+          <w:rFonts w:ascii="Source Sans Pro" w:eastAsia="Source Sans Pro" w:hAnsi="Source Sans Pro" w:cs="Source Sans Pro"/>
+          <w:b/>
+          <w:bCs/>
+          <w:color w:val="000000"/>
+          <w:sz w:val="22"/>
+          <w:szCs w:val="22"/>
+        </w:rPr>
+        <w:t>Certifications</w:t>
+      </w:r>
+    </w:p>
+    <w:p>
+      <w:pPr>
+        <w:pStyle w:val="ListParagraph"/>
+        <w:numPr>
+          <w:ilvl w:val="0"/>
+          <w:numId w:val="2"/>
+        </w:numPr>
+        <w:spacing w:before="13" w:after="26"/>
+      </w:pPr>
+      <w:r>
+        <w:rPr>
+          <w:rFonts w:ascii="Source Sans Pro" w:eastAsia="Source Sans Pro" w:hAnsi="Source Sans Pro" w:cs="Source Sans Pro"/>
+          <w:color w:val="000000"/>
+          <w:sz w:val="19"/>
+          <w:szCs w:val="19"/>
+        </w:rPr>
+        <w:t>CompTIA Security+ SY0-701  —  in progress, exam target Q3 2026</w:t>
+      </w:r>
+    </w:p>
+    <w:p>
+      <w:pPr>
+        <w:pStyle w:val="ListParagraph"/>
+        <w:numPr>
+          <w:ilvl w:val="0"/>
+          <w:numId w:val="2"/>
+        </w:numPr>
+        <w:spacing w:before="13" w:after="26"/>
       </w:pPr>
       <w:r>
         <w:rPr>

--- a/resumes/Akshay_P_Resume.docx
+++ b/resumes/Akshay_P_Resume.docx
@@ -116,7 +116,7 @@
         <w:pBdr>
           <w:bottom w:val="single" w:sz="6" w:space="1" w:color="000000"/>
         </w:pBdr>
-        <w:spacing w:before="422" w:after="52"/>
+        <w:spacing w:before="396" w:after="52"/>
       </w:pPr>
       <w:r>
         <w:rPr>
@@ -294,7 +294,7 @@
     </w:p>
     <w:p>
       <w:pPr>
-        <w:spacing w:before="23" w:after="15"/>
+        <w:spacing w:before="17" w:after="9"/>
       </w:pPr>
     </w:p>
     <w:p>
@@ -302,7 +302,7 @@
         <w:pBdr>
           <w:bottom w:val="single" w:sz="6" w:space="1" w:color="000000"/>
         </w:pBdr>
-        <w:spacing w:before="217" w:after="52"/>
+        <w:spacing w:before="191" w:after="52"/>
       </w:pPr>
       <w:r>
         <w:rPr>
@@ -420,16 +420,16 @@
           <w:ilvl w:val="0"/>
           <w:numId w:val="2"/>
         </w:numPr>
-        <w:spacing w:before="13" w:after="26"/>
-      </w:pPr>
-      <w:r>
-        <w:rPr>
-          <w:rFonts w:ascii="Source Sans Pro" w:eastAsia="Source Sans Pro" w:hAnsi="Source Sans Pro" w:cs="Source Sans Pro"/>
-          <w:color w:val="000000"/>
-          <w:sz w:val="19"/>
-          <w:szCs w:val="19"/>
-        </w:rPr>
-        <w:t>Triaged 50+ weekly inventory reimbursement cases by severity and policy eligibility, applying structured triage and escalation workflow, producing consistent case disposition logs</w:t>
+        <w:spacing w:before="13" w:after="21"/>
+      </w:pPr>
+      <w:r>
+        <w:rPr>
+          <w:rFonts w:ascii="Source Sans Pro" w:eastAsia="Source Sans Pro" w:hAnsi="Source Sans Pro" w:cs="Source Sans Pro"/>
+          <w:color w:val="000000"/>
+          <w:sz w:val="19"/>
+          <w:szCs w:val="19"/>
+        </w:rPr>
+        <w:t>Triaged 50+ weekly inventory reimbursement cases by severity and policy eligibility, applying structured triage and escalation workflow, resulting in consistent security classification.</w:t>
       </w:r>
     </w:p>
     <w:p>
@@ -439,16 +439,16 @@
           <w:ilvl w:val="0"/>
           <w:numId w:val="2"/>
         </w:numPr>
-        <w:spacing w:before="13" w:after="26"/>
-      </w:pPr>
-      <w:r>
-        <w:rPr>
-          <w:rFonts w:ascii="Source Sans Pro" w:eastAsia="Source Sans Pro" w:hAnsi="Source Sans Pro" w:cs="Source Sans Pro"/>
-          <w:color w:val="000000"/>
-          <w:sz w:val="19"/>
-          <w:szCs w:val="19"/>
-        </w:rPr>
-        <w:t>Investigated root causes of seller claims, identified policy violations and anomalous patterns, and escalated findings to senior reviewers, enabling timely security escalation</w:t>
+        <w:spacing w:before="13" w:after="21"/>
+      </w:pPr>
+      <w:r>
+        <w:rPr>
+          <w:rFonts w:ascii="Source Sans Pro" w:eastAsia="Source Sans Pro" w:hAnsi="Source Sans Pro" w:cs="Source Sans Pro"/>
+          <w:color w:val="000000"/>
+          <w:sz w:val="19"/>
+          <w:szCs w:val="19"/>
+        </w:rPr>
+        <w:t>Investigated root causes of seller claims, identified policy violations and anomalous patterns, and escalated findings to senior reviewers, producing detailed escalation reports.</w:t>
       </w:r>
     </w:p>
     <w:p>
@@ -458,16 +458,16 @@
           <w:ilvl w:val="0"/>
           <w:numId w:val="2"/>
         </w:numPr>
-        <w:spacing w:before="13" w:after="26"/>
-      </w:pPr>
-      <w:r>
-        <w:rPr>
-          <w:rFonts w:ascii="Source Sans Pro" w:eastAsia="Source Sans Pro" w:hAnsi="Source Sans Pro" w:cs="Source Sans Pro"/>
-          <w:color w:val="000000"/>
-          <w:sz w:val="19"/>
-          <w:szCs w:val="19"/>
-        </w:rPr>
-        <w:t>Documented audit‑ready case records with investigation findings, evidence notes, and corrective actions, creating a searchable security incident repository</w:t>
+        <w:spacing w:before="13" w:after="21"/>
+      </w:pPr>
+      <w:r>
+        <w:rPr>
+          <w:rFonts w:ascii="Source Sans Pro" w:eastAsia="Source Sans Pro" w:hAnsi="Source Sans Pro" w:cs="Source Sans Pro"/>
+          <w:color w:val="000000"/>
+          <w:sz w:val="19"/>
+          <w:szCs w:val="19"/>
+        </w:rPr>
+        <w:t>Documented audit‑ready case files with investigation findings, evidence notes, and corrective actions, achieving compliance readiness for quarterly reviews.</w:t>
       </w:r>
     </w:p>
     <w:p>
@@ -477,16 +477,16 @@
           <w:ilvl w:val="0"/>
           <w:numId w:val="2"/>
         </w:numPr>
-        <w:spacing w:before="13" w:after="26"/>
-      </w:pPr>
-      <w:r>
-        <w:rPr>
-          <w:rFonts w:ascii="Source Sans Pro" w:eastAsia="Source Sans Pro" w:hAnsi="Source Sans Pro" w:cs="Source Sans Pro"/>
-          <w:color w:val="000000"/>
-          <w:sz w:val="19"/>
-          <w:szCs w:val="19"/>
-        </w:rPr>
-        <w:t>Detected recurring fraud patterns across 200+ weekly cases, flagging them early to reduce repeat‑issue investigation time before escalation, establishing a pattern‑alert baseline</w:t>
+        <w:spacing w:before="13" w:after="21"/>
+      </w:pPr>
+      <w:r>
+        <w:rPr>
+          <w:rFonts w:ascii="Source Sans Pro" w:eastAsia="Source Sans Pro" w:hAnsi="Source Sans Pro" w:cs="Source Sans Pro"/>
+          <w:color w:val="000000"/>
+          <w:sz w:val="19"/>
+          <w:szCs w:val="19"/>
+        </w:rPr>
+        <w:t>Identified recurring fraud patterns across case history and flagged them ahead of weekly review cycles, cutting repeat-issue re-investigation before escalation.</w:t>
       </w:r>
     </w:p>
     <w:p>
@@ -494,7 +494,7 @@
         <w:pBdr>
           <w:bottom w:val="single" w:sz="6" w:space="1" w:color="000000"/>
         </w:pBdr>
-        <w:spacing w:before="170" w:after="67"/>
+        <w:spacing w:before="164" w:after="61"/>
         <w:rPr>
           <w:rFonts w:ascii="Source Sans Pro" w:eastAsia="Source Sans Pro" w:hAnsi="Source Sans Pro" w:cs="Source Sans Pro"/>
           <w:b/>
@@ -510,7 +510,7 @@
         <w:pBdr>
           <w:bottom w:val="single" w:sz="6" w:space="1" w:color="000000"/>
         </w:pBdr>
-        <w:spacing w:before="217" w:after="52"/>
+        <w:spacing w:before="191" w:after="52"/>
       </w:pPr>
       <w:r>
         <w:rPr>
@@ -532,6 +532,115 @@
         <w:spacing w:before="62"/>
       </w:pPr>
       <w:hyperlink r:id="rId8">
+        <w:r>
+          <w:rPr>
+            <w:rFonts w:ascii="Source Sans Pro" w:eastAsia="Source Sans Pro" w:hAnsi="Source Sans Pro" w:cs="Source Sans Pro"/>
+            <w:b/>
+            <w:color w:val="000000"/>
+            <w:sz w:val="19"/>
+            <w:szCs w:val="19"/>
+            <w:u w:val="single"/>
+          </w:rPr>
+          <w:t>Vulnerability Scanner and Patch Prioritization Engine</w:t>
+        </w:r>
+      </w:hyperlink>
+      <w:r>
+        <w:rPr>
+          <w:rFonts w:ascii="Source Sans Pro" w:eastAsia="Source Sans Pro" w:hAnsi="Source Sans Pro" w:cs="Source Sans Pro"/>
+          <w:sz w:val="19"/>
+          <w:szCs w:val="19"/>
+        </w:rPr>
+        <w:t xml:space="preserve">  |  </w:t>
+      </w:r>
+      <w:r>
+        <w:rPr>
+          <w:rFonts w:ascii="Source Sans Pro" w:eastAsia="Source Sans Pro" w:hAnsi="Source Sans Pro" w:cs="Source Sans Pro"/>
+          <w:sz w:val="19"/>
+          <w:szCs w:val="19"/>
+        </w:rPr>
+        <w:tab/>
+      </w:r>
+      <w:r>
+        <w:rPr>
+          <w:rFonts w:ascii="Source Sans Pro Light" w:eastAsia="Source Sans Pro" w:hAnsi="Source Sans Pro Light" w:cs="Source Sans Pro"/>
+          <w:i/>
+          <w:iCs/>
+          <w:sz w:val="19"/>
+          <w:szCs w:val="19"/>
+        </w:rPr>
+        <w:t>Python, Bash, Nessus, OpenVAS, NVD API</w:t>
+      </w:r>
+    </w:p>
+    <w:p>
+      <w:pPr>
+        <w:pStyle w:val="ListParagraph"/>
+        <w:numPr>
+          <w:ilvl w:val="0"/>
+          <w:numId w:val="2"/>
+        </w:numPr>
+        <w:spacing w:before="13" w:after="21"/>
+      </w:pPr>
+      <w:r>
+        <w:rPr>
+          <w:rFonts w:ascii="Source Sans Pro" w:eastAsia="Source Sans Pro" w:hAnsi="Source Sans Pro" w:cs="Source Sans Pro"/>
+          <w:color w:val="000000"/>
+          <w:sz w:val="19"/>
+          <w:szCs w:val="19"/>
+        </w:rPr>
+        <w:t>Built automated vulnerability assessment pipeline integrating Nessus and OpenVAS REST APIs in Python and Bash; generated CVE reports classified by CVSS severity and EPSS context from the FIRST.org API.</w:t>
+      </w:r>
+    </w:p>
+    <w:p>
+      <w:pPr>
+        <w:pStyle w:val="ListParagraph"/>
+        <w:numPr>
+          <w:ilvl w:val="0"/>
+          <w:numId w:val="2"/>
+        </w:numPr>
+        <w:spacing w:before="13" w:after="21"/>
+      </w:pPr>
+      <w:r>
+        <w:rPr>
+          <w:rFonts w:ascii="Source Sans Pro" w:eastAsia="Source Sans Pro" w:hAnsi="Source Sans Pro" w:cs="Source Sans Pro"/>
+          <w:color w:val="000000"/>
+          <w:sz w:val="19"/>
+          <w:szCs w:val="19"/>
+        </w:rPr>
+        <w:t>Developed OWASP Top 10 automated web checker that sends crafted HTTP requests using Python to detect injection, broken authentication, and SSRF vulnerabilities; documented SQL injection exploit and parameterised query remediation.</w:t>
+      </w:r>
+    </w:p>
+    <w:p>
+      <w:pPr>
+        <w:pStyle w:val="ListParagraph"/>
+        <w:numPr>
+          <w:ilvl w:val="0"/>
+          <w:numId w:val="2"/>
+        </w:numPr>
+        <w:spacing w:before="13" w:after="21"/>
+      </w:pPr>
+      <w:r>
+        <w:rPr>
+          <w:rFonts w:ascii="Source Sans Pro" w:eastAsia="Source Sans Pro" w:hAnsi="Source Sans Pro" w:cs="Source Sans Pro"/>
+          <w:color w:val="000000"/>
+          <w:sz w:val="19"/>
+          <w:szCs w:val="19"/>
+        </w:rPr>
+        <w:t>Automated scan scheduling via Bash and cron; built delta‑scan logic to flag newly discovered CVEs and organize patch compliance tracking evidence.</w:t>
+      </w:r>
+    </w:p>
+    <w:p>
+      <w:pPr>
+        <w:spacing w:before="39" w:after="9"/>
+      </w:pPr>
+    </w:p>
+    <w:p>
+      <w:pPr>
+        <w:tabs>
+          <w:tab w:val="right" w:pos="10800"/>
+        </w:tabs>
+        <w:spacing w:before="30"/>
+      </w:pPr>
+      <w:hyperlink r:id="rId9">
         <w:r>
           <w:rPr>
             <w:rFonts w:ascii="Source Sans Pro" w:eastAsia="Source Sans Pro" w:hAnsi="Source Sans Pro" w:cs="Source Sans Pro"/>
@@ -578,16 +687,16 @@
           <w:ilvl w:val="0"/>
           <w:numId w:val="2"/>
         </w:numPr>
-        <w:spacing w:before="13" w:after="26"/>
-      </w:pPr>
-      <w:r>
-        <w:rPr>
-          <w:rFonts w:ascii="Source Sans Pro" w:eastAsia="Source Sans Pro" w:hAnsi="Source Sans Pro" w:cs="Source Sans Pro"/>
-          <w:color w:val="000000"/>
-          <w:sz w:val="19"/>
-          <w:szCs w:val="19"/>
-        </w:rPr>
-        <w:t>Deployed Splunk SIEM with SPL correlation searches for brute‑force, lateral movement and privilege escalation detection, mapped TTPs to MITRE ATT&amp;CK framework and generated PICERL incident report.</w:t>
+        <w:spacing w:before="13" w:after="21"/>
+      </w:pPr>
+      <w:r>
+        <w:rPr>
+          <w:rFonts w:ascii="Source Sans Pro" w:eastAsia="Source Sans Pro" w:hAnsi="Source Sans Pro" w:cs="Source Sans Pro"/>
+          <w:color w:val="000000"/>
+          <w:sz w:val="19"/>
+          <w:szCs w:val="19"/>
+        </w:rPr>
+        <w:t>Deployed Splunk SIEM with SPL correlation searches for brute‑force detection, lateral movement, and privilege escalation; mapped TTPs to MITRE ATT&amp;CK and wrote PICERL incident report.</w:t>
       </w:r>
     </w:p>
     <w:p>
@@ -597,16 +706,16 @@
           <w:ilvl w:val="0"/>
           <w:numId w:val="2"/>
         </w:numPr>
-        <w:spacing w:before="13" w:after="26"/>
-      </w:pPr>
-      <w:r>
-        <w:rPr>
-          <w:rFonts w:ascii="Source Sans Pro" w:eastAsia="Source Sans Pro" w:hAnsi="Source Sans Pro" w:cs="Source Sans Pro"/>
-          <w:color w:val="000000"/>
-          <w:sz w:val="19"/>
-          <w:szCs w:val="19"/>
-        </w:rPr>
-        <w:t>Created Python automation that consumes Splunk alerts, enriches indicators using MITRE ATT&amp;CK knowledge base, and triggers Nmap scans for host validation with severity classification logged.</w:t>
+        <w:spacing w:before="13" w:after="21"/>
+      </w:pPr>
+      <w:r>
+        <w:rPr>
+          <w:rFonts w:ascii="Source Sans Pro" w:eastAsia="Source Sans Pro" w:hAnsi="Source Sans Pro" w:cs="Source Sans Pro"/>
+          <w:color w:val="000000"/>
+          <w:sz w:val="19"/>
+          <w:szCs w:val="19"/>
+        </w:rPr>
+        <w:t>Built automated SOAR‑style detection pipeline: Python script ingests Splunk alerts, runs IOC enrichment via VirusTotal API, and dispatches Telegram notifications with severity classification.</w:t>
       </w:r>
     </w:p>
     <w:p>
@@ -616,68 +725,196 @@
           <w:ilvl w:val="0"/>
           <w:numId w:val="2"/>
         </w:numPr>
-        <w:spacing w:before="13" w:after="26"/>
-      </w:pPr>
-      <w:r>
-        <w:rPr>
-          <w:rFonts w:ascii="Source Sans Pro" w:eastAsia="Source Sans Pro" w:hAnsi="Source Sans Pro" w:cs="Source Sans Pro"/>
-          <w:color w:val="000000"/>
-          <w:sz w:val="19"/>
-          <w:szCs w:val="19"/>
-        </w:rPr>
-        <w:t>Translated detection logic into Sigma rules for cross‑platform use and used Wireshark packet captures to identify SYN scans, DNS tunnelling and plaintext credential exposure.</w:t>
-      </w:r>
-    </w:p>
-    <w:p>
-      <w:pPr>
-        <w:spacing w:before="45" w:after="15"/>
-      </w:pPr>
-    </w:p>
-    <w:p>
-      <w:pPr>
-        <w:tabs>
-          <w:tab w:val="right" w:pos="10800"/>
-        </w:tabs>
-        <w:spacing w:before="30"/>
-      </w:pPr>
-      <w:hyperlink r:id="rId9">
-        <w:r>
-          <w:rPr>
-            <w:rFonts w:ascii="Source Sans Pro" w:eastAsia="Source Sans Pro" w:hAnsi="Source Sans Pro" w:cs="Source Sans Pro"/>
-            <w:b/>
-            <w:color w:val="000000"/>
-            <w:sz w:val="19"/>
-            <w:szCs w:val="19"/>
-            <w:u w:val="single"/>
-          </w:rPr>
-          <w:t>Phishing and OSINT Threat Intelligence Tool</w:t>
-        </w:r>
-      </w:hyperlink>
-      <w:r>
-        <w:rPr>
-          <w:rFonts w:ascii="Source Sans Pro" w:eastAsia="Source Sans Pro" w:hAnsi="Source Sans Pro" w:cs="Source Sans Pro"/>
-          <w:sz w:val="19"/>
-          <w:szCs w:val="19"/>
-        </w:rPr>
-        <w:t xml:space="preserve">  |  </w:t>
-      </w:r>
-      <w:r>
-        <w:rPr>
-          <w:rFonts w:ascii="Source Sans Pro" w:eastAsia="Source Sans Pro" w:hAnsi="Source Sans Pro" w:cs="Source Sans Pro"/>
-          <w:sz w:val="19"/>
-          <w:szCs w:val="19"/>
-        </w:rPr>
-        <w:tab/>
-      </w:r>
-      <w:r>
-        <w:rPr>
-          <w:rFonts w:ascii="Source Sans Pro Light" w:eastAsia="Source Sans Pro" w:hAnsi="Source Sans Pro Light" w:cs="Source Sans Pro"/>
-          <w:i/>
-          <w:iCs/>
-          <w:sz w:val="19"/>
-          <w:szCs w:val="19"/>
-        </w:rPr>
-        <w:t>Python, VirusTotal API, AbuseIPDB, WHOIS, Telegram bot</w:t>
+        <w:spacing w:before="13" w:after="21"/>
+      </w:pPr>
+      <w:r>
+        <w:rPr>
+          <w:rFonts w:ascii="Source Sans Pro" w:eastAsia="Source Sans Pro" w:hAnsi="Source Sans Pro" w:cs="Source Sans Pro"/>
+          <w:color w:val="000000"/>
+          <w:sz w:val="19"/>
+          <w:szCs w:val="19"/>
+        </w:rPr>
+        <w:t>Converted detection logic to Sigma rules for vendor‑neutral use and performed TCP/IP analysis in Wireshark to detect SYN scans, DNS tunnelling, and plaintext credential exposure on unencrypted sessions.</w:t>
+      </w:r>
+    </w:p>
+    <w:p>
+      <w:pPr>
+        <w:pBdr>
+          <w:bottom w:val="single" w:sz="6" w:space="1" w:color="000000"/>
+        </w:pBdr>
+        <w:spacing w:before="164" w:after="61"/>
+        <w:rPr>
+          <w:rFonts w:ascii="Source Sans Pro" w:eastAsia="Source Sans Pro" w:hAnsi="Source Sans Pro" w:cs="Source Sans Pro"/>
+          <w:b/>
+          <w:bCs/>
+          <w:color w:val="000000"/>
+          <w:sz w:val="22"/>
+          <w:szCs w:val="22"/>
+        </w:rPr>
+      </w:pPr>
+    </w:p>
+    <w:p>
+      <w:pPr>
+        <w:pBdr>
+          <w:bottom w:val="single" w:sz="6" w:space="1" w:color="000000"/>
+        </w:pBdr>
+        <w:spacing w:before="191" w:after="52"/>
+      </w:pPr>
+      <w:r>
+        <w:rPr>
+          <w:rFonts w:ascii="Source Sans Pro" w:eastAsia="Source Sans Pro" w:hAnsi="Source Sans Pro" w:cs="Source Sans Pro"/>
+          <w:b/>
+          <w:bCs/>
+          <w:color w:val="000000"/>
+          <w:sz w:val="22"/>
+          <w:szCs w:val="22"/>
+        </w:rPr>
+        <w:t>Technical Skills</w:t>
+      </w:r>
+    </w:p>
+    <w:p>
+      <w:pPr>
+        <w:spacing w:before="33" w:after="33"/>
+      </w:pPr>
+      <w:r>
+        <w:rPr>
+          <w:rFonts w:ascii="Source Sans Pro" w:eastAsia="Source Sans Pro" w:hAnsi="Source Sans Pro" w:cs="Source Sans Pro"/>
+          <w:b/>
+          <w:sz w:val="19"/>
+          <w:szCs w:val="19"/>
+        </w:rPr>
+        <w:t xml:space="preserve">SOC Operations: </w:t>
+      </w:r>
+      <w:r>
+        <w:rPr>
+          <w:rFonts w:ascii="Source Sans Pro" w:eastAsia="Source Sans Pro" w:hAnsi="Source Sans Pro" w:cs="Source Sans Pro"/>
+          <w:sz w:val="19"/>
+          <w:szCs w:val="19"/>
+        </w:rPr>
+        <w:t>Alert triage, incident investigation, log analysis, threat detection, escalation, false positive analysis</w:t>
+      </w:r>
+    </w:p>
+    <w:p>
+      <w:pPr>
+        <w:spacing w:before="33" w:after="33"/>
+      </w:pPr>
+      <w:r>
+        <w:rPr>
+          <w:rFonts w:ascii="Source Sans Pro" w:eastAsia="Source Sans Pro" w:hAnsi="Source Sans Pro" w:cs="Source Sans Pro"/>
+          <w:b/>
+          <w:sz w:val="19"/>
+          <w:szCs w:val="19"/>
+        </w:rPr>
+        <w:t xml:space="preserve">SIEM &amp; Monitoring: </w:t>
+      </w:r>
+      <w:r>
+        <w:rPr>
+          <w:rFonts w:ascii="Source Sans Pro" w:eastAsia="Source Sans Pro" w:hAnsi="Source Sans Pro" w:cs="Source Sans Pro"/>
+          <w:sz w:val="19"/>
+          <w:szCs w:val="19"/>
+        </w:rPr>
+        <w:t>Splunk (SPL), Elastic SIEM (basic), Windows Event Logs, Sysmon, Wireshark</w:t>
+      </w:r>
+    </w:p>
+    <w:p>
+      <w:pPr>
+        <w:spacing w:before="33" w:after="33"/>
+      </w:pPr>
+      <w:r>
+        <w:rPr>
+          <w:rFonts w:ascii="Source Sans Pro" w:eastAsia="Source Sans Pro" w:hAnsi="Source Sans Pro" w:cs="Source Sans Pro"/>
+          <w:b/>
+          <w:sz w:val="19"/>
+          <w:szCs w:val="19"/>
+        </w:rPr>
+        <w:t xml:space="preserve">Threat Intelligence: </w:t>
+      </w:r>
+      <w:r>
+        <w:rPr>
+          <w:rFonts w:ascii="Source Sans Pro" w:eastAsia="Source Sans Pro" w:hAnsi="Source Sans Pro" w:cs="Source Sans Pro"/>
+          <w:sz w:val="19"/>
+          <w:szCs w:val="19"/>
+        </w:rPr>
+        <w:t>MITRE ATT&amp;CK, IOC analysis, VirusTotal, OSINT enrichment, Cyber Kill Chain</w:t>
+      </w:r>
+    </w:p>
+    <w:p>
+      <w:pPr>
+        <w:spacing w:before="33" w:after="33"/>
+      </w:pPr>
+      <w:r>
+        <w:rPr>
+          <w:rFonts w:ascii="Source Sans Pro" w:eastAsia="Source Sans Pro" w:hAnsi="Source Sans Pro" w:cs="Source Sans Pro"/>
+          <w:b/>
+          <w:sz w:val="19"/>
+          <w:szCs w:val="19"/>
+        </w:rPr>
+        <w:t xml:space="preserve">Systems &amp; Networking: </w:t>
+      </w:r>
+      <w:r>
+        <w:rPr>
+          <w:rFonts w:ascii="Source Sans Pro" w:eastAsia="Source Sans Pro" w:hAnsi="Source Sans Pro" w:cs="Source Sans Pro"/>
+          <w:sz w:val="19"/>
+          <w:szCs w:val="19"/>
+        </w:rPr>
+        <w:t>Windows internals, Linux fundamentals, TCP/IP, DNS, HTTP/S, firewall and IDS/IPS concepts</w:t>
+      </w:r>
+    </w:p>
+    <w:p>
+      <w:pPr>
+        <w:spacing w:before="33" w:after="33"/>
+      </w:pPr>
+      <w:r>
+        <w:rPr>
+          <w:rFonts w:ascii="Source Sans Pro" w:eastAsia="Source Sans Pro" w:hAnsi="Source Sans Pro" w:cs="Source Sans Pro"/>
+          <w:b/>
+          <w:sz w:val="19"/>
+          <w:szCs w:val="19"/>
+        </w:rPr>
+        <w:t xml:space="preserve">Automation: </w:t>
+      </w:r>
+      <w:r>
+        <w:rPr>
+          <w:rFonts w:ascii="Source Sans Pro" w:eastAsia="Source Sans Pro" w:hAnsi="Source Sans Pro" w:cs="Source Sans Pro"/>
+          <w:sz w:val="19"/>
+          <w:szCs w:val="19"/>
+        </w:rPr>
+        <w:t>Python, Bash (basic), regular expressions</w:t>
+      </w:r>
+    </w:p>
+    <w:p>
+      <w:pPr>
+        <w:pBdr>
+          <w:bottom w:val="single" w:sz="6" w:space="1" w:color="000000"/>
+        </w:pBdr>
+        <w:spacing w:before="164" w:after="61"/>
+        <w:rPr>
+          <w:rFonts w:ascii="Source Sans Pro" w:eastAsia="Source Sans Pro" w:hAnsi="Source Sans Pro" w:cs="Source Sans Pro"/>
+          <w:b/>
+          <w:bCs/>
+          <w:color w:val="000000"/>
+          <w:sz w:val="22"/>
+          <w:szCs w:val="22"/>
+        </w:rPr>
+      </w:pPr>
+    </w:p>
+    <w:p>
+      <w:pPr>
+        <w:pBdr>
+          <w:bottom w:val="single" w:sz="6" w:space="1" w:color="000000"/>
+        </w:pBdr>
+        <w:spacing w:before="191" w:after="52"/>
+      </w:pPr>
+      <w:r>
+        <w:rPr>
+          <w:rFonts w:ascii="Source Sans Pro" w:eastAsia="Source Sans Pro" w:hAnsi="Source Sans Pro" w:cs="Source Sans Pro"/>
+          <w:b/>
+          <w:bCs/>
+          <w:color w:val="000000"/>
+          <w:sz w:val="22"/>
+          <w:szCs w:val="22"/>
+        </w:rPr>
+        <w:t>Certifications</w:t>
       </w:r>
     </w:p>
     <w:p>
@@ -687,16 +924,16 @@
           <w:ilvl w:val="0"/>
           <w:numId w:val="2"/>
         </w:numPr>
-        <w:spacing w:before="13" w:after="26"/>
-      </w:pPr>
-      <w:r>
-        <w:rPr>
-          <w:rFonts w:ascii="Source Sans Pro" w:eastAsia="Source Sans Pro" w:hAnsi="Source Sans Pro" w:cs="Source Sans Pro"/>
-          <w:color w:val="000000"/>
-          <w:sz w:val="19"/>
-          <w:szCs w:val="19"/>
-        </w:rPr>
-        <w:t>Developed Python pipeline that submits URLs and IPs to VirusTotal and AbuseIPDB, then cross‑references WHOIS registration data and DNS records for phishing analysis.</w:t>
+        <w:spacing w:before="13" w:after="21"/>
+      </w:pPr>
+      <w:r>
+        <w:rPr>
+          <w:rFonts w:ascii="Source Sans Pro" w:eastAsia="Source Sans Pro" w:hAnsi="Source Sans Pro" w:cs="Source Sans Pro"/>
+          <w:color w:val="000000"/>
+          <w:sz w:val="19"/>
+          <w:szCs w:val="19"/>
+        </w:rPr>
+        <w:t>CompTIA Security+ SY0-701  —  in progress, exam target Q3 2026</w:t>
       </w:r>
     </w:p>
     <w:p>
@@ -706,244 +943,7 @@
           <w:ilvl w:val="0"/>
           <w:numId w:val="2"/>
         </w:numPr>
-        <w:spacing w:before="13" w:after="26"/>
-      </w:pPr>
-      <w:r>
-        <w:rPr>
-          <w:rFonts w:ascii="Source Sans Pro" w:eastAsia="Source Sans Pro" w:hAnsi="Source Sans Pro" w:cs="Source Sans Pro"/>
-          <w:color w:val="000000"/>
-          <w:sz w:val="19"/>
-          <w:szCs w:val="19"/>
-        </w:rPr>
-        <w:t>Programmed Python script to generate character‑substitution variants of brand domains, query WHOIS for registration details and perform live DNS checks to flag typosquatting.</w:t>
-      </w:r>
-    </w:p>
-    <w:p>
-      <w:pPr>
-        <w:pStyle w:val="ListParagraph"/>
-        <w:numPr>
-          <w:ilvl w:val="0"/>
-          <w:numId w:val="2"/>
-        </w:numPr>
-        <w:spacing w:before="13" w:after="26"/>
-      </w:pPr>
-      <w:r>
-        <w:rPr>
-          <w:rFonts w:ascii="Source Sans Pro" w:eastAsia="Source Sans Pro" w:hAnsi="Source Sans Pro" w:cs="Source Sans Pro"/>
-          <w:color w:val="000000"/>
-          <w:sz w:val="19"/>
-          <w:szCs w:val="19"/>
-        </w:rPr>
-        <w:t>Built Telegram bot in Python that accepts URL submissions, enriches them via VirusTotal and AbuseIPDB lookups, and returns WHOIS summary to analysts.</w:t>
-      </w:r>
-    </w:p>
-    <w:p>
-      <w:pPr>
-        <w:pBdr>
-          <w:bottom w:val="single" w:sz="6" w:space="1" w:color="000000"/>
-        </w:pBdr>
-        <w:spacing w:before="170" w:after="67"/>
-        <w:rPr>
-          <w:rFonts w:ascii="Source Sans Pro" w:eastAsia="Source Sans Pro" w:hAnsi="Source Sans Pro" w:cs="Source Sans Pro"/>
-          <w:b/>
-          <w:bCs/>
-          <w:color w:val="000000"/>
-          <w:sz w:val="22"/>
-          <w:szCs w:val="22"/>
-        </w:rPr>
-      </w:pPr>
-    </w:p>
-    <w:p>
-      <w:pPr>
-        <w:pBdr>
-          <w:bottom w:val="single" w:sz="6" w:space="1" w:color="000000"/>
-        </w:pBdr>
-        <w:spacing w:before="217" w:after="52"/>
-      </w:pPr>
-      <w:r>
-        <w:rPr>
-          <w:rFonts w:ascii="Source Sans Pro" w:eastAsia="Source Sans Pro" w:hAnsi="Source Sans Pro" w:cs="Source Sans Pro"/>
-          <w:b/>
-          <w:bCs/>
-          <w:color w:val="000000"/>
-          <w:sz w:val="22"/>
-          <w:szCs w:val="22"/>
-        </w:rPr>
-        <w:t>Technical Skills</w:t>
-      </w:r>
-    </w:p>
-    <w:p>
-      <w:pPr>
-        <w:spacing w:before="39" w:after="39"/>
-      </w:pPr>
-      <w:r>
-        <w:rPr>
-          <w:rFonts w:ascii="Source Sans Pro" w:eastAsia="Source Sans Pro" w:hAnsi="Source Sans Pro" w:cs="Source Sans Pro"/>
-          <w:b/>
-          <w:sz w:val="19"/>
-          <w:szCs w:val="19"/>
-        </w:rPr>
-        <w:t xml:space="preserve">SOC Operations: </w:t>
-      </w:r>
-      <w:r>
-        <w:rPr>
-          <w:rFonts w:ascii="Source Sans Pro" w:eastAsia="Source Sans Pro" w:hAnsi="Source Sans Pro" w:cs="Source Sans Pro"/>
-          <w:sz w:val="19"/>
-          <w:szCs w:val="19"/>
-        </w:rPr>
-        <w:t>Alert triage, incident investigation, log analysis, threat detection, escalation, false positive analysis</w:t>
-      </w:r>
-    </w:p>
-    <w:p>
-      <w:pPr>
-        <w:spacing w:before="39" w:after="39"/>
-      </w:pPr>
-      <w:r>
-        <w:rPr>
-          <w:rFonts w:ascii="Source Sans Pro" w:eastAsia="Source Sans Pro" w:hAnsi="Source Sans Pro" w:cs="Source Sans Pro"/>
-          <w:b/>
-          <w:sz w:val="19"/>
-          <w:szCs w:val="19"/>
-        </w:rPr>
-        <w:t xml:space="preserve">SIEM &amp; Monitoring: </w:t>
-      </w:r>
-      <w:r>
-        <w:rPr>
-          <w:rFonts w:ascii="Source Sans Pro" w:eastAsia="Source Sans Pro" w:hAnsi="Source Sans Pro" w:cs="Source Sans Pro"/>
-          <w:sz w:val="19"/>
-          <w:szCs w:val="19"/>
-        </w:rPr>
-        <w:t>Splunk (SPL), Elastic SIEM (basic), Windows Event Logs, Sysmon, Wireshark</w:t>
-      </w:r>
-    </w:p>
-    <w:p>
-      <w:pPr>
-        <w:spacing w:before="39" w:after="39"/>
-      </w:pPr>
-      <w:r>
-        <w:rPr>
-          <w:rFonts w:ascii="Source Sans Pro" w:eastAsia="Source Sans Pro" w:hAnsi="Source Sans Pro" w:cs="Source Sans Pro"/>
-          <w:b/>
-          <w:sz w:val="19"/>
-          <w:szCs w:val="19"/>
-        </w:rPr>
-        <w:t xml:space="preserve">Threat Intelligence: </w:t>
-      </w:r>
-      <w:r>
-        <w:rPr>
-          <w:rFonts w:ascii="Source Sans Pro" w:eastAsia="Source Sans Pro" w:hAnsi="Source Sans Pro" w:cs="Source Sans Pro"/>
-          <w:sz w:val="19"/>
-          <w:szCs w:val="19"/>
-        </w:rPr>
-        <w:t>MITRE ATT&amp;CK, IOC analysis, VirusTotal, OSINT enrichment, Cyber Kill Chain</w:t>
-      </w:r>
-    </w:p>
-    <w:p>
-      <w:pPr>
-        <w:spacing w:before="39" w:after="39"/>
-      </w:pPr>
-      <w:r>
-        <w:rPr>
-          <w:rFonts w:ascii="Source Sans Pro" w:eastAsia="Source Sans Pro" w:hAnsi="Source Sans Pro" w:cs="Source Sans Pro"/>
-          <w:b/>
-          <w:sz w:val="19"/>
-          <w:szCs w:val="19"/>
-        </w:rPr>
-        <w:t xml:space="preserve">Systems &amp; Networking: </w:t>
-      </w:r>
-      <w:r>
-        <w:rPr>
-          <w:rFonts w:ascii="Source Sans Pro" w:eastAsia="Source Sans Pro" w:hAnsi="Source Sans Pro" w:cs="Source Sans Pro"/>
-          <w:sz w:val="19"/>
-          <w:szCs w:val="19"/>
-        </w:rPr>
-        <w:t>Windows internals, Linux fundamentals, TCP/IP, DNS, HTTP/S, firewall and IDS/IPS concepts</w:t>
-      </w:r>
-    </w:p>
-    <w:p>
-      <w:pPr>
-        <w:spacing w:before="39" w:after="39"/>
-      </w:pPr>
-      <w:r>
-        <w:rPr>
-          <w:rFonts w:ascii="Source Sans Pro" w:eastAsia="Source Sans Pro" w:hAnsi="Source Sans Pro" w:cs="Source Sans Pro"/>
-          <w:b/>
-          <w:sz w:val="19"/>
-          <w:szCs w:val="19"/>
-        </w:rPr>
-        <w:t xml:space="preserve">Automation: </w:t>
-      </w:r>
-      <w:r>
-        <w:rPr>
-          <w:rFonts w:ascii="Source Sans Pro" w:eastAsia="Source Sans Pro" w:hAnsi="Source Sans Pro" w:cs="Source Sans Pro"/>
-          <w:sz w:val="19"/>
-          <w:szCs w:val="19"/>
-        </w:rPr>
-        <w:t>Python, Bash (basic), regular expressions</w:t>
-      </w:r>
-    </w:p>
-    <w:p>
-      <w:pPr>
-        <w:pBdr>
-          <w:bottom w:val="single" w:sz="6" w:space="1" w:color="000000"/>
-        </w:pBdr>
-        <w:spacing w:before="170" w:after="67"/>
-        <w:rPr>
-          <w:rFonts w:ascii="Source Sans Pro" w:eastAsia="Source Sans Pro" w:hAnsi="Source Sans Pro" w:cs="Source Sans Pro"/>
-          <w:b/>
-          <w:bCs/>
-          <w:color w:val="000000"/>
-          <w:sz w:val="22"/>
-          <w:szCs w:val="22"/>
-        </w:rPr>
-      </w:pPr>
-    </w:p>
-    <w:p>
-      <w:pPr>
-        <w:pBdr>
-          <w:bottom w:val="single" w:sz="6" w:space="1" w:color="000000"/>
-        </w:pBdr>
-        <w:spacing w:before="217" w:after="52"/>
-      </w:pPr>
-      <w:r>
-        <w:rPr>
-          <w:rFonts w:ascii="Source Sans Pro" w:eastAsia="Source Sans Pro" w:hAnsi="Source Sans Pro" w:cs="Source Sans Pro"/>
-          <w:b/>
-          <w:bCs/>
-          <w:color w:val="000000"/>
-          <w:sz w:val="22"/>
-          <w:szCs w:val="22"/>
-        </w:rPr>
-        <w:t>Certifications</w:t>
-      </w:r>
-    </w:p>
-    <w:p>
-      <w:pPr>
-        <w:pStyle w:val="ListParagraph"/>
-        <w:numPr>
-          <w:ilvl w:val="0"/>
-          <w:numId w:val="2"/>
-        </w:numPr>
-        <w:spacing w:before="13" w:after="26"/>
-      </w:pPr>
-      <w:r>
-        <w:rPr>
-          <w:rFonts w:ascii="Source Sans Pro" w:eastAsia="Source Sans Pro" w:hAnsi="Source Sans Pro" w:cs="Source Sans Pro"/>
-          <w:color w:val="000000"/>
-          <w:sz w:val="19"/>
-          <w:szCs w:val="19"/>
-        </w:rPr>
-        <w:t>CompTIA Security+ SY0-701  —  in progress, exam target Q3 2026</w:t>
-      </w:r>
-    </w:p>
-    <w:p>
-      <w:pPr>
-        <w:pStyle w:val="ListParagraph"/>
-        <w:numPr>
-          <w:ilvl w:val="0"/>
-          <w:numId w:val="2"/>
-        </w:numPr>
-        <w:spacing w:before="13" w:after="26"/>
+        <w:spacing w:before="13" w:after="21"/>
       </w:pPr>
       <w:r>
         <w:rPr>

--- a/resumes/Akshay_P_Resume.docx
+++ b/resumes/Akshay_P_Resume.docx
@@ -116,7 +116,7 @@
         <w:pBdr>
           <w:bottom w:val="single" w:sz="6" w:space="1" w:color="000000"/>
         </w:pBdr>
-        <w:spacing w:before="396" w:after="52"/>
+        <w:spacing w:before="372" w:after="52"/>
       </w:pPr>
       <w:r>
         <w:rPr>
@@ -294,7 +294,7 @@
     </w:p>
     <w:p>
       <w:pPr>
-        <w:spacing w:before="17" w:after="9"/>
+        <w:spacing w:before="11" w:after="3"/>
       </w:pPr>
     </w:p>
     <w:p>
@@ -302,7 +302,7 @@
         <w:pBdr>
           <w:bottom w:val="single" w:sz="6" w:space="1" w:color="000000"/>
         </w:pBdr>
-        <w:spacing w:before="191" w:after="52"/>
+        <w:spacing w:before="167" w:after="52"/>
       </w:pPr>
       <w:r>
         <w:rPr>
@@ -420,16 +420,16 @@
           <w:ilvl w:val="0"/>
           <w:numId w:val="2"/>
         </w:numPr>
-        <w:spacing w:before="13" w:after="21"/>
-      </w:pPr>
-      <w:r>
-        <w:rPr>
-          <w:rFonts w:ascii="Source Sans Pro" w:eastAsia="Source Sans Pro" w:hAnsi="Source Sans Pro" w:cs="Source Sans Pro"/>
-          <w:color w:val="000000"/>
-          <w:sz w:val="19"/>
-          <w:szCs w:val="19"/>
-        </w:rPr>
-        <w:t>Triaged 50+ weekly inventory reimbursement cases by severity and policy eligibility, applying structured triage and escalation workflow, resulting in consistent security classification.</w:t>
+        <w:spacing w:before="13" w:after="15"/>
+      </w:pPr>
+      <w:r>
+        <w:rPr>
+          <w:rFonts w:ascii="Source Sans Pro" w:eastAsia="Source Sans Pro" w:hAnsi="Source Sans Pro" w:cs="Source Sans Pro"/>
+          <w:color w:val="000000"/>
+          <w:sz w:val="19"/>
+          <w:szCs w:val="19"/>
+        </w:rPr>
+        <w:t>Triaged 50+ weekly inventory reimbursement cases by severity and policy eligibility, routing high-risk claims to senior review within same-day SLA with no escalation omissions.</w:t>
       </w:r>
     </w:p>
     <w:p>
@@ -439,16 +439,16 @@
           <w:ilvl w:val="0"/>
           <w:numId w:val="2"/>
         </w:numPr>
-        <w:spacing w:before="13" w:after="21"/>
-      </w:pPr>
-      <w:r>
-        <w:rPr>
-          <w:rFonts w:ascii="Source Sans Pro" w:eastAsia="Source Sans Pro" w:hAnsi="Source Sans Pro" w:cs="Source Sans Pro"/>
-          <w:color w:val="000000"/>
-          <w:sz w:val="19"/>
-          <w:szCs w:val="19"/>
-        </w:rPr>
-        <w:t>Investigated root causes of seller claims, identified policy violations and anomalous patterns, and escalated findings to senior reviewers, producing detailed escalation reports.</w:t>
+        <w:spacing w:before="13" w:after="15"/>
+      </w:pPr>
+      <w:r>
+        <w:rPr>
+          <w:rFonts w:ascii="Source Sans Pro" w:eastAsia="Source Sans Pro" w:hAnsi="Source Sans Pro" w:cs="Source Sans Pro"/>
+          <w:color w:val="000000"/>
+          <w:sz w:val="19"/>
+          <w:szCs w:val="19"/>
+        </w:rPr>
+        <w:t>Investigated seller claims for policy violations and anomalous patterns across 200+ weekly cases; documented root-cause findings with supporting evidence for senior reviewer sign-off.</w:t>
       </w:r>
     </w:p>
     <w:p>
@@ -458,16 +458,16 @@
           <w:ilvl w:val="0"/>
           <w:numId w:val="2"/>
         </w:numPr>
-        <w:spacing w:before="13" w:after="21"/>
-      </w:pPr>
-      <w:r>
-        <w:rPr>
-          <w:rFonts w:ascii="Source Sans Pro" w:eastAsia="Source Sans Pro" w:hAnsi="Source Sans Pro" w:cs="Source Sans Pro"/>
-          <w:color w:val="000000"/>
-          <w:sz w:val="19"/>
-          <w:szCs w:val="19"/>
-        </w:rPr>
-        <w:t>Documented audit‑ready case files with investigation findings, evidence notes, and corrective actions, achieving compliance readiness for quarterly reviews.</w:t>
+        <w:spacing w:before="13" w:after="15"/>
+      </w:pPr>
+      <w:r>
+        <w:rPr>
+          <w:rFonts w:ascii="Source Sans Pro" w:eastAsia="Source Sans Pro" w:hAnsi="Source Sans Pro" w:cs="Source Sans Pro"/>
+          <w:color w:val="000000"/>
+          <w:sz w:val="19"/>
+          <w:szCs w:val="19"/>
+        </w:rPr>
+        <w:t>Maintained structured case records capturing investigation rationale, policy evidence, and corrective actions, producing audit-ready documentation for compliance review.</w:t>
       </w:r>
     </w:p>
     <w:p>
@@ -477,7 +477,7 @@
           <w:ilvl w:val="0"/>
           <w:numId w:val="2"/>
         </w:numPr>
-        <w:spacing w:before="13" w:after="21"/>
+        <w:spacing w:before="13" w:after="15"/>
       </w:pPr>
       <w:r>
         <w:rPr>
@@ -494,7 +494,7 @@
         <w:pBdr>
           <w:bottom w:val="single" w:sz="6" w:space="1" w:color="000000"/>
         </w:pBdr>
-        <w:spacing w:before="164" w:after="61"/>
+        <w:spacing w:before="158" w:after="55"/>
         <w:rPr>
           <w:rFonts w:ascii="Source Sans Pro" w:eastAsia="Source Sans Pro" w:hAnsi="Source Sans Pro" w:cs="Source Sans Pro"/>
           <w:b/>
@@ -510,7 +510,7 @@
         <w:pBdr>
           <w:bottom w:val="single" w:sz="6" w:space="1" w:color="000000"/>
         </w:pBdr>
-        <w:spacing w:before="191" w:after="52"/>
+        <w:spacing w:before="167" w:after="52"/>
       </w:pPr>
       <w:r>
         <w:rPr>
@@ -532,115 +532,6 @@
         <w:spacing w:before="62"/>
       </w:pPr>
       <w:hyperlink r:id="rId8">
-        <w:r>
-          <w:rPr>
-            <w:rFonts w:ascii="Source Sans Pro" w:eastAsia="Source Sans Pro" w:hAnsi="Source Sans Pro" w:cs="Source Sans Pro"/>
-            <w:b/>
-            <w:color w:val="000000"/>
-            <w:sz w:val="19"/>
-            <w:szCs w:val="19"/>
-            <w:u w:val="single"/>
-          </w:rPr>
-          <w:t>Vulnerability Scanner and Patch Prioritization Engine</w:t>
-        </w:r>
-      </w:hyperlink>
-      <w:r>
-        <w:rPr>
-          <w:rFonts w:ascii="Source Sans Pro" w:eastAsia="Source Sans Pro" w:hAnsi="Source Sans Pro" w:cs="Source Sans Pro"/>
-          <w:sz w:val="19"/>
-          <w:szCs w:val="19"/>
-        </w:rPr>
-        <w:t xml:space="preserve">  |  </w:t>
-      </w:r>
-      <w:r>
-        <w:rPr>
-          <w:rFonts w:ascii="Source Sans Pro" w:eastAsia="Source Sans Pro" w:hAnsi="Source Sans Pro" w:cs="Source Sans Pro"/>
-          <w:sz w:val="19"/>
-          <w:szCs w:val="19"/>
-        </w:rPr>
-        <w:tab/>
-      </w:r>
-      <w:r>
-        <w:rPr>
-          <w:rFonts w:ascii="Source Sans Pro Light" w:eastAsia="Source Sans Pro" w:hAnsi="Source Sans Pro Light" w:cs="Source Sans Pro"/>
-          <w:i/>
-          <w:iCs/>
-          <w:sz w:val="19"/>
-          <w:szCs w:val="19"/>
-        </w:rPr>
-        <w:t>Python, Bash, Nessus, OpenVAS, NVD API</w:t>
-      </w:r>
-    </w:p>
-    <w:p>
-      <w:pPr>
-        <w:pStyle w:val="ListParagraph"/>
-        <w:numPr>
-          <w:ilvl w:val="0"/>
-          <w:numId w:val="2"/>
-        </w:numPr>
-        <w:spacing w:before="13" w:after="21"/>
-      </w:pPr>
-      <w:r>
-        <w:rPr>
-          <w:rFonts w:ascii="Source Sans Pro" w:eastAsia="Source Sans Pro" w:hAnsi="Source Sans Pro" w:cs="Source Sans Pro"/>
-          <w:color w:val="000000"/>
-          <w:sz w:val="19"/>
-          <w:szCs w:val="19"/>
-        </w:rPr>
-        <w:t>Built automated vulnerability assessment pipeline integrating Nessus and OpenVAS REST APIs in Python and Bash; generated CVE reports classified by CVSS severity and EPSS context from the FIRST.org API.</w:t>
-      </w:r>
-    </w:p>
-    <w:p>
-      <w:pPr>
-        <w:pStyle w:val="ListParagraph"/>
-        <w:numPr>
-          <w:ilvl w:val="0"/>
-          <w:numId w:val="2"/>
-        </w:numPr>
-        <w:spacing w:before="13" w:after="21"/>
-      </w:pPr>
-      <w:r>
-        <w:rPr>
-          <w:rFonts w:ascii="Source Sans Pro" w:eastAsia="Source Sans Pro" w:hAnsi="Source Sans Pro" w:cs="Source Sans Pro"/>
-          <w:color w:val="000000"/>
-          <w:sz w:val="19"/>
-          <w:szCs w:val="19"/>
-        </w:rPr>
-        <w:t>Developed OWASP Top 10 automated web checker that sends crafted HTTP requests using Python to detect injection, broken authentication, and SSRF vulnerabilities; documented SQL injection exploit and parameterised query remediation.</w:t>
-      </w:r>
-    </w:p>
-    <w:p>
-      <w:pPr>
-        <w:pStyle w:val="ListParagraph"/>
-        <w:numPr>
-          <w:ilvl w:val="0"/>
-          <w:numId w:val="2"/>
-        </w:numPr>
-        <w:spacing w:before="13" w:after="21"/>
-      </w:pPr>
-      <w:r>
-        <w:rPr>
-          <w:rFonts w:ascii="Source Sans Pro" w:eastAsia="Source Sans Pro" w:hAnsi="Source Sans Pro" w:cs="Source Sans Pro"/>
-          <w:color w:val="000000"/>
-          <w:sz w:val="19"/>
-          <w:szCs w:val="19"/>
-        </w:rPr>
-        <w:t>Automated scan scheduling via Bash and cron; built delta‑scan logic to flag newly discovered CVEs and organize patch compliance tracking evidence.</w:t>
-      </w:r>
-    </w:p>
-    <w:p>
-      <w:pPr>
-        <w:spacing w:before="39" w:after="9"/>
-      </w:pPr>
-    </w:p>
-    <w:p>
-      <w:pPr>
-        <w:tabs>
-          <w:tab w:val="right" w:pos="10800"/>
-        </w:tabs>
-        <w:spacing w:before="30"/>
-      </w:pPr>
-      <w:hyperlink r:id="rId9">
         <w:r>
           <w:rPr>
             <w:rFonts w:ascii="Source Sans Pro" w:eastAsia="Source Sans Pro" w:hAnsi="Source Sans Pro" w:cs="Source Sans Pro"/>
@@ -687,16 +578,16 @@
           <w:ilvl w:val="0"/>
           <w:numId w:val="2"/>
         </w:numPr>
-        <w:spacing w:before="13" w:after="21"/>
-      </w:pPr>
-      <w:r>
-        <w:rPr>
-          <w:rFonts w:ascii="Source Sans Pro" w:eastAsia="Source Sans Pro" w:hAnsi="Source Sans Pro" w:cs="Source Sans Pro"/>
-          <w:color w:val="000000"/>
-          <w:sz w:val="19"/>
-          <w:szCs w:val="19"/>
-        </w:rPr>
-        <w:t>Deployed Splunk SIEM with SPL correlation searches for brute‑force detection, lateral movement, and privilege escalation; mapped TTPs to MITRE ATT&amp;CK and wrote PICERL incident report.</w:t>
+        <w:spacing w:before="13" w:after="15"/>
+      </w:pPr>
+      <w:r>
+        <w:rPr>
+          <w:rFonts w:ascii="Source Sans Pro" w:eastAsia="Source Sans Pro" w:hAnsi="Source Sans Pro" w:cs="Source Sans Pro"/>
+          <w:color w:val="000000"/>
+          <w:sz w:val="19"/>
+          <w:szCs w:val="19"/>
+        </w:rPr>
+        <w:t>Deployed Splunk SIEM with SPL correlation searches for brute-force detection, lateral movement, and privilege escalation; mapped TTPs to MITRE ATT&amp;CK and wrote PICERL incident report.</w:t>
       </w:r>
     </w:p>
     <w:p>
@@ -706,16 +597,16 @@
           <w:ilvl w:val="0"/>
           <w:numId w:val="2"/>
         </w:numPr>
-        <w:spacing w:before="13" w:after="21"/>
-      </w:pPr>
-      <w:r>
-        <w:rPr>
-          <w:rFonts w:ascii="Source Sans Pro" w:eastAsia="Source Sans Pro" w:hAnsi="Source Sans Pro" w:cs="Source Sans Pro"/>
-          <w:color w:val="000000"/>
-          <w:sz w:val="19"/>
-          <w:szCs w:val="19"/>
-        </w:rPr>
-        <w:t>Built automated SOAR‑style detection pipeline: Python script ingests Splunk alerts, runs IOC enrichment via VirusTotal API, and dispatches Telegram notifications with severity classification.</w:t>
+        <w:spacing w:before="13" w:after="15"/>
+      </w:pPr>
+      <w:r>
+        <w:rPr>
+          <w:rFonts w:ascii="Source Sans Pro" w:eastAsia="Source Sans Pro" w:hAnsi="Source Sans Pro" w:cs="Source Sans Pro"/>
+          <w:color w:val="000000"/>
+          <w:sz w:val="19"/>
+          <w:szCs w:val="19"/>
+        </w:rPr>
+        <w:t>Built automated SOAR-style detection pipeline: Python script ingests Splunk alerts, runs IOC enrichment via VirusTotal API, and dispatches Telegram notifications with severity classification.</w:t>
       </w:r>
     </w:p>
     <w:p>
@@ -725,196 +616,68 @@
           <w:ilvl w:val="0"/>
           <w:numId w:val="2"/>
         </w:numPr>
-        <w:spacing w:before="13" w:after="21"/>
-      </w:pPr>
-      <w:r>
-        <w:rPr>
-          <w:rFonts w:ascii="Source Sans Pro" w:eastAsia="Source Sans Pro" w:hAnsi="Source Sans Pro" w:cs="Source Sans Pro"/>
-          <w:color w:val="000000"/>
-          <w:sz w:val="19"/>
-          <w:szCs w:val="19"/>
-        </w:rPr>
-        <w:t>Converted detection logic to Sigma rules for vendor‑neutral use and performed TCP/IP analysis in Wireshark to detect SYN scans, DNS tunnelling, and plaintext credential exposure on unencrypted sessions.</w:t>
-      </w:r>
-    </w:p>
-    <w:p>
-      <w:pPr>
-        <w:pBdr>
-          <w:bottom w:val="single" w:sz="6" w:space="1" w:color="000000"/>
-        </w:pBdr>
-        <w:spacing w:before="164" w:after="61"/>
-        <w:rPr>
-          <w:rFonts w:ascii="Source Sans Pro" w:eastAsia="Source Sans Pro" w:hAnsi="Source Sans Pro" w:cs="Source Sans Pro"/>
-          <w:b/>
-          <w:bCs/>
-          <w:color w:val="000000"/>
-          <w:sz w:val="22"/>
-          <w:szCs w:val="22"/>
-        </w:rPr>
-      </w:pPr>
-    </w:p>
-    <w:p>
-      <w:pPr>
-        <w:pBdr>
-          <w:bottom w:val="single" w:sz="6" w:space="1" w:color="000000"/>
-        </w:pBdr>
-        <w:spacing w:before="191" w:after="52"/>
-      </w:pPr>
-      <w:r>
-        <w:rPr>
-          <w:rFonts w:ascii="Source Sans Pro" w:eastAsia="Source Sans Pro" w:hAnsi="Source Sans Pro" w:cs="Source Sans Pro"/>
-          <w:b/>
-          <w:bCs/>
-          <w:color w:val="000000"/>
-          <w:sz w:val="22"/>
-          <w:szCs w:val="22"/>
-        </w:rPr>
-        <w:t>Technical Skills</w:t>
-      </w:r>
-    </w:p>
-    <w:p>
-      <w:pPr>
-        <w:spacing w:before="33" w:after="33"/>
-      </w:pPr>
-      <w:r>
-        <w:rPr>
-          <w:rFonts w:ascii="Source Sans Pro" w:eastAsia="Source Sans Pro" w:hAnsi="Source Sans Pro" w:cs="Source Sans Pro"/>
-          <w:b/>
-          <w:sz w:val="19"/>
-          <w:szCs w:val="19"/>
-        </w:rPr>
-        <w:t xml:space="preserve">SOC Operations: </w:t>
-      </w:r>
-      <w:r>
-        <w:rPr>
-          <w:rFonts w:ascii="Source Sans Pro" w:eastAsia="Source Sans Pro" w:hAnsi="Source Sans Pro" w:cs="Source Sans Pro"/>
-          <w:sz w:val="19"/>
-          <w:szCs w:val="19"/>
-        </w:rPr>
-        <w:t>Alert triage, incident investigation, log analysis, threat detection, escalation, false positive analysis</w:t>
-      </w:r>
-    </w:p>
-    <w:p>
-      <w:pPr>
-        <w:spacing w:before="33" w:after="33"/>
-      </w:pPr>
-      <w:r>
-        <w:rPr>
-          <w:rFonts w:ascii="Source Sans Pro" w:eastAsia="Source Sans Pro" w:hAnsi="Source Sans Pro" w:cs="Source Sans Pro"/>
-          <w:b/>
-          <w:sz w:val="19"/>
-          <w:szCs w:val="19"/>
-        </w:rPr>
-        <w:t xml:space="preserve">SIEM &amp; Monitoring: </w:t>
-      </w:r>
-      <w:r>
-        <w:rPr>
-          <w:rFonts w:ascii="Source Sans Pro" w:eastAsia="Source Sans Pro" w:hAnsi="Source Sans Pro" w:cs="Source Sans Pro"/>
-          <w:sz w:val="19"/>
-          <w:szCs w:val="19"/>
-        </w:rPr>
-        <w:t>Splunk (SPL), Elastic SIEM (basic), Windows Event Logs, Sysmon, Wireshark</w:t>
-      </w:r>
-    </w:p>
-    <w:p>
-      <w:pPr>
-        <w:spacing w:before="33" w:after="33"/>
-      </w:pPr>
-      <w:r>
-        <w:rPr>
-          <w:rFonts w:ascii="Source Sans Pro" w:eastAsia="Source Sans Pro" w:hAnsi="Source Sans Pro" w:cs="Source Sans Pro"/>
-          <w:b/>
-          <w:sz w:val="19"/>
-          <w:szCs w:val="19"/>
-        </w:rPr>
-        <w:t xml:space="preserve">Threat Intelligence: </w:t>
-      </w:r>
-      <w:r>
-        <w:rPr>
-          <w:rFonts w:ascii="Source Sans Pro" w:eastAsia="Source Sans Pro" w:hAnsi="Source Sans Pro" w:cs="Source Sans Pro"/>
-          <w:sz w:val="19"/>
-          <w:szCs w:val="19"/>
-        </w:rPr>
-        <w:t>MITRE ATT&amp;CK, IOC analysis, VirusTotal, OSINT enrichment, Cyber Kill Chain</w:t>
-      </w:r>
-    </w:p>
-    <w:p>
-      <w:pPr>
-        <w:spacing w:before="33" w:after="33"/>
-      </w:pPr>
-      <w:r>
-        <w:rPr>
-          <w:rFonts w:ascii="Source Sans Pro" w:eastAsia="Source Sans Pro" w:hAnsi="Source Sans Pro" w:cs="Source Sans Pro"/>
-          <w:b/>
-          <w:sz w:val="19"/>
-          <w:szCs w:val="19"/>
-        </w:rPr>
-        <w:t xml:space="preserve">Systems &amp; Networking: </w:t>
-      </w:r>
-      <w:r>
-        <w:rPr>
-          <w:rFonts w:ascii="Source Sans Pro" w:eastAsia="Source Sans Pro" w:hAnsi="Source Sans Pro" w:cs="Source Sans Pro"/>
-          <w:sz w:val="19"/>
-          <w:szCs w:val="19"/>
-        </w:rPr>
-        <w:t>Windows internals, Linux fundamentals, TCP/IP, DNS, HTTP/S, firewall and IDS/IPS concepts</w:t>
-      </w:r>
-    </w:p>
-    <w:p>
-      <w:pPr>
-        <w:spacing w:before="33" w:after="33"/>
-      </w:pPr>
-      <w:r>
-        <w:rPr>
-          <w:rFonts w:ascii="Source Sans Pro" w:eastAsia="Source Sans Pro" w:hAnsi="Source Sans Pro" w:cs="Source Sans Pro"/>
-          <w:b/>
-          <w:sz w:val="19"/>
-          <w:szCs w:val="19"/>
-        </w:rPr>
-        <w:t xml:space="preserve">Automation: </w:t>
-      </w:r>
-      <w:r>
-        <w:rPr>
-          <w:rFonts w:ascii="Source Sans Pro" w:eastAsia="Source Sans Pro" w:hAnsi="Source Sans Pro" w:cs="Source Sans Pro"/>
-          <w:sz w:val="19"/>
-          <w:szCs w:val="19"/>
-        </w:rPr>
-        <w:t>Python, Bash (basic), regular expressions</w:t>
-      </w:r>
-    </w:p>
-    <w:p>
-      <w:pPr>
-        <w:pBdr>
-          <w:bottom w:val="single" w:sz="6" w:space="1" w:color="000000"/>
-        </w:pBdr>
-        <w:spacing w:before="164" w:after="61"/>
-        <w:rPr>
-          <w:rFonts w:ascii="Source Sans Pro" w:eastAsia="Source Sans Pro" w:hAnsi="Source Sans Pro" w:cs="Source Sans Pro"/>
-          <w:b/>
-          <w:bCs/>
-          <w:color w:val="000000"/>
-          <w:sz w:val="22"/>
-          <w:szCs w:val="22"/>
-        </w:rPr>
-      </w:pPr>
-    </w:p>
-    <w:p>
-      <w:pPr>
-        <w:pBdr>
-          <w:bottom w:val="single" w:sz="6" w:space="1" w:color="000000"/>
-        </w:pBdr>
-        <w:spacing w:before="191" w:after="52"/>
-      </w:pPr>
-      <w:r>
-        <w:rPr>
-          <w:rFonts w:ascii="Source Sans Pro" w:eastAsia="Source Sans Pro" w:hAnsi="Source Sans Pro" w:cs="Source Sans Pro"/>
-          <w:b/>
-          <w:bCs/>
-          <w:color w:val="000000"/>
-          <w:sz w:val="22"/>
-          <w:szCs w:val="22"/>
-        </w:rPr>
-        <w:t>Certifications</w:t>
+        <w:spacing w:before="13" w:after="15"/>
+      </w:pPr>
+      <w:r>
+        <w:rPr>
+          <w:rFonts w:ascii="Source Sans Pro" w:eastAsia="Source Sans Pro" w:hAnsi="Source Sans Pro" w:cs="Source Sans Pro"/>
+          <w:color w:val="000000"/>
+          <w:sz w:val="19"/>
+          <w:szCs w:val="19"/>
+        </w:rPr>
+        <w:t>Converted detection logic to Sigma rules (vendor-neutral format used by enterprise SOCs); performed TCP/IP analysis in Wireshark to detect SYN scans, DNS tunnelling, and plaintext credential exposure on unencrypted sessions.</w:t>
+      </w:r>
+    </w:p>
+    <w:p>
+      <w:pPr>
+        <w:spacing w:before="33" w:after="3"/>
+      </w:pPr>
+    </w:p>
+    <w:p>
+      <w:pPr>
+        <w:tabs>
+          <w:tab w:val="right" w:pos="10800"/>
+        </w:tabs>
+        <w:spacing w:before="30"/>
+      </w:pPr>
+      <w:hyperlink r:id="rId9">
+        <w:r>
+          <w:rPr>
+            <w:rFonts w:ascii="Source Sans Pro" w:eastAsia="Source Sans Pro" w:hAnsi="Source Sans Pro" w:cs="Source Sans Pro"/>
+            <w:b/>
+            <w:color w:val="000000"/>
+            <w:sz w:val="19"/>
+            <w:szCs w:val="19"/>
+            <w:u w:val="single"/>
+          </w:rPr>
+          <w:t>Phishing and OSINT Threat Intelligence Tool</w:t>
+        </w:r>
+      </w:hyperlink>
+      <w:r>
+        <w:rPr>
+          <w:rFonts w:ascii="Source Sans Pro" w:eastAsia="Source Sans Pro" w:hAnsi="Source Sans Pro" w:cs="Source Sans Pro"/>
+          <w:sz w:val="19"/>
+          <w:szCs w:val="19"/>
+        </w:rPr>
+        <w:t xml:space="preserve">  |  </w:t>
+      </w:r>
+      <w:r>
+        <w:rPr>
+          <w:rFonts w:ascii="Source Sans Pro" w:eastAsia="Source Sans Pro" w:hAnsi="Source Sans Pro" w:cs="Source Sans Pro"/>
+          <w:sz w:val="19"/>
+          <w:szCs w:val="19"/>
+        </w:rPr>
+        <w:tab/>
+      </w:r>
+      <w:r>
+        <w:rPr>
+          <w:rFonts w:ascii="Source Sans Pro Light" w:eastAsia="Source Sans Pro" w:hAnsi="Source Sans Pro Light" w:cs="Source Sans Pro"/>
+          <w:i/>
+          <w:iCs/>
+          <w:sz w:val="19"/>
+          <w:szCs w:val="19"/>
+        </w:rPr>
+        <w:t>Python, VirusTotal API, AbuseIPDB, WHOIS, Telegram bot</w:t>
       </w:r>
     </w:p>
     <w:p>
@@ -924,16 +687,16 @@
           <w:ilvl w:val="0"/>
           <w:numId w:val="2"/>
         </w:numPr>
-        <w:spacing w:before="13" w:after="21"/>
-      </w:pPr>
-      <w:r>
-        <w:rPr>
-          <w:rFonts w:ascii="Source Sans Pro" w:eastAsia="Source Sans Pro" w:hAnsi="Source Sans Pro" w:cs="Source Sans Pro"/>
-          <w:color w:val="000000"/>
-          <w:sz w:val="19"/>
-          <w:szCs w:val="19"/>
-        </w:rPr>
-        <w:t>CompTIA Security+ SY0-701  —  in progress, exam target Q3 2026</w:t>
+        <w:spacing w:before="13" w:after="15"/>
+      </w:pPr>
+      <w:r>
+        <w:rPr>
+          <w:rFonts w:ascii="Source Sans Pro" w:eastAsia="Source Sans Pro" w:hAnsi="Source Sans Pro" w:cs="Source Sans Pro"/>
+          <w:color w:val="000000"/>
+          <w:sz w:val="19"/>
+          <w:szCs w:val="19"/>
+        </w:rPr>
+        <w:t>Built multi-API threat intelligence pipeline: submits suspicious URLs/IPs to VirusTotal, AbuseIPDB, and URLScan.io; cross-references WHOIS registration age, DNS records, and SSL details for phishing analysis.</w:t>
       </w:r>
     </w:p>
     <w:p>
@@ -943,7 +706,244 @@
           <w:ilvl w:val="0"/>
           <w:numId w:val="2"/>
         </w:numPr>
-        <w:spacing w:before="13" w:after="21"/>
+        <w:spacing w:before="13" w:after="15"/>
+      </w:pPr>
+      <w:r>
+        <w:rPr>
+          <w:rFonts w:ascii="Source Sans Pro" w:eastAsia="Source Sans Pro" w:hAnsi="Source Sans Pro" w:cs="Source Sans Pro"/>
+          <w:color w:val="000000"/>
+          <w:sz w:val="19"/>
+          <w:szCs w:val="19"/>
+        </w:rPr>
+        <w:t>Implemented typosquatting domain detector generating character-substitution variants of brand domains and checking live DNS resolution for brand-impersonation analysis.</w:t>
+      </w:r>
+    </w:p>
+    <w:p>
+      <w:pPr>
+        <w:pStyle w:val="ListParagraph"/>
+        <w:numPr>
+          <w:ilvl w:val="0"/>
+          <w:numId w:val="2"/>
+        </w:numPr>
+        <w:spacing w:before="13" w:after="15"/>
+      </w:pPr>
+      <w:r>
+        <w:rPr>
+          <w:rFonts w:ascii="Source Sans Pro" w:eastAsia="Source Sans Pro" w:hAnsi="Source Sans Pro" w:cs="Source Sans Pro"/>
+          <w:color w:val="000000"/>
+          <w:sz w:val="19"/>
+          <w:szCs w:val="19"/>
+        </w:rPr>
+        <w:t>Deployed Telegram bot interface enabling analysts to submit URLs for live IOC enrichment; supports bulk CSV input/output for incident response workflows and includes OSINT enrichment via theHarvester for domain profiling.</w:t>
+      </w:r>
+    </w:p>
+    <w:p>
+      <w:pPr>
+        <w:pBdr>
+          <w:bottom w:val="single" w:sz="6" w:space="1" w:color="000000"/>
+        </w:pBdr>
+        <w:spacing w:before="158" w:after="55"/>
+        <w:rPr>
+          <w:rFonts w:ascii="Source Sans Pro" w:eastAsia="Source Sans Pro" w:hAnsi="Source Sans Pro" w:cs="Source Sans Pro"/>
+          <w:b/>
+          <w:bCs/>
+          <w:color w:val="000000"/>
+          <w:sz w:val="22"/>
+          <w:szCs w:val="22"/>
+        </w:rPr>
+      </w:pPr>
+    </w:p>
+    <w:p>
+      <w:pPr>
+        <w:pBdr>
+          <w:bottom w:val="single" w:sz="6" w:space="1" w:color="000000"/>
+        </w:pBdr>
+        <w:spacing w:before="167" w:after="52"/>
+      </w:pPr>
+      <w:r>
+        <w:rPr>
+          <w:rFonts w:ascii="Source Sans Pro" w:eastAsia="Source Sans Pro" w:hAnsi="Source Sans Pro" w:cs="Source Sans Pro"/>
+          <w:b/>
+          <w:bCs/>
+          <w:color w:val="000000"/>
+          <w:sz w:val="22"/>
+          <w:szCs w:val="22"/>
+        </w:rPr>
+        <w:t>Technical Skills</w:t>
+      </w:r>
+    </w:p>
+    <w:p>
+      <w:pPr>
+        <w:spacing w:before="27" w:after="27"/>
+      </w:pPr>
+      <w:r>
+        <w:rPr>
+          <w:rFonts w:ascii="Source Sans Pro" w:eastAsia="Source Sans Pro" w:hAnsi="Source Sans Pro" w:cs="Source Sans Pro"/>
+          <w:b/>
+          <w:sz w:val="19"/>
+          <w:szCs w:val="19"/>
+        </w:rPr>
+        <w:t xml:space="preserve">SOC Operations: </w:t>
+      </w:r>
+      <w:r>
+        <w:rPr>
+          <w:rFonts w:ascii="Source Sans Pro" w:eastAsia="Source Sans Pro" w:hAnsi="Source Sans Pro" w:cs="Source Sans Pro"/>
+          <w:sz w:val="19"/>
+          <w:szCs w:val="19"/>
+        </w:rPr>
+        <w:t>Alert triage, incident investigation, log analysis, threat detection, escalation, false positive analysis</w:t>
+      </w:r>
+    </w:p>
+    <w:p>
+      <w:pPr>
+        <w:spacing w:before="27" w:after="27"/>
+      </w:pPr>
+      <w:r>
+        <w:rPr>
+          <w:rFonts w:ascii="Source Sans Pro" w:eastAsia="Source Sans Pro" w:hAnsi="Source Sans Pro" w:cs="Source Sans Pro"/>
+          <w:b/>
+          <w:sz w:val="19"/>
+          <w:szCs w:val="19"/>
+        </w:rPr>
+        <w:t xml:space="preserve">SIEM &amp; Monitoring: </w:t>
+      </w:r>
+      <w:r>
+        <w:rPr>
+          <w:rFonts w:ascii="Source Sans Pro" w:eastAsia="Source Sans Pro" w:hAnsi="Source Sans Pro" w:cs="Source Sans Pro"/>
+          <w:sz w:val="19"/>
+          <w:szCs w:val="19"/>
+        </w:rPr>
+        <w:t>Splunk (SPL), Elastic SIEM (basic), Windows Event Logs, Sysmon, Wireshark</w:t>
+      </w:r>
+    </w:p>
+    <w:p>
+      <w:pPr>
+        <w:spacing w:before="27" w:after="27"/>
+      </w:pPr>
+      <w:r>
+        <w:rPr>
+          <w:rFonts w:ascii="Source Sans Pro" w:eastAsia="Source Sans Pro" w:hAnsi="Source Sans Pro" w:cs="Source Sans Pro"/>
+          <w:b/>
+          <w:sz w:val="19"/>
+          <w:szCs w:val="19"/>
+        </w:rPr>
+        <w:t xml:space="preserve">Threat Intelligence: </w:t>
+      </w:r>
+      <w:r>
+        <w:rPr>
+          <w:rFonts w:ascii="Source Sans Pro" w:eastAsia="Source Sans Pro" w:hAnsi="Source Sans Pro" w:cs="Source Sans Pro"/>
+          <w:sz w:val="19"/>
+          <w:szCs w:val="19"/>
+        </w:rPr>
+        <w:t>MITRE ATT&amp;CK, IOC analysis, VirusTotal, OSINT enrichment, Cyber Kill Chain</w:t>
+      </w:r>
+    </w:p>
+    <w:p>
+      <w:pPr>
+        <w:spacing w:before="27" w:after="27"/>
+      </w:pPr>
+      <w:r>
+        <w:rPr>
+          <w:rFonts w:ascii="Source Sans Pro" w:eastAsia="Source Sans Pro" w:hAnsi="Source Sans Pro" w:cs="Source Sans Pro"/>
+          <w:b/>
+          <w:sz w:val="19"/>
+          <w:szCs w:val="19"/>
+        </w:rPr>
+        <w:t xml:space="preserve">Systems &amp; Networking: </w:t>
+      </w:r>
+      <w:r>
+        <w:rPr>
+          <w:rFonts w:ascii="Source Sans Pro" w:eastAsia="Source Sans Pro" w:hAnsi="Source Sans Pro" w:cs="Source Sans Pro"/>
+          <w:sz w:val="19"/>
+          <w:szCs w:val="19"/>
+        </w:rPr>
+        <w:t>Windows internals, Linux fundamentals, TCP/IP, DNS, HTTP/S, firewall and IDS/IPS concepts</w:t>
+      </w:r>
+    </w:p>
+    <w:p>
+      <w:pPr>
+        <w:spacing w:before="27" w:after="27"/>
+      </w:pPr>
+      <w:r>
+        <w:rPr>
+          <w:rFonts w:ascii="Source Sans Pro" w:eastAsia="Source Sans Pro" w:hAnsi="Source Sans Pro" w:cs="Source Sans Pro"/>
+          <w:b/>
+          <w:sz w:val="19"/>
+          <w:szCs w:val="19"/>
+        </w:rPr>
+        <w:t xml:space="preserve">Automation: </w:t>
+      </w:r>
+      <w:r>
+        <w:rPr>
+          <w:rFonts w:ascii="Source Sans Pro" w:eastAsia="Source Sans Pro" w:hAnsi="Source Sans Pro" w:cs="Source Sans Pro"/>
+          <w:sz w:val="19"/>
+          <w:szCs w:val="19"/>
+        </w:rPr>
+        <w:t>Python, Bash (basic), regular expressions</w:t>
+      </w:r>
+    </w:p>
+    <w:p>
+      <w:pPr>
+        <w:pBdr>
+          <w:bottom w:val="single" w:sz="6" w:space="1" w:color="000000"/>
+        </w:pBdr>
+        <w:spacing w:before="158" w:after="55"/>
+        <w:rPr>
+          <w:rFonts w:ascii="Source Sans Pro" w:eastAsia="Source Sans Pro" w:hAnsi="Source Sans Pro" w:cs="Source Sans Pro"/>
+          <w:b/>
+          <w:bCs/>
+          <w:color w:val="000000"/>
+          <w:sz w:val="22"/>
+          <w:szCs w:val="22"/>
+        </w:rPr>
+      </w:pPr>
+    </w:p>
+    <w:p>
+      <w:pPr>
+        <w:pBdr>
+          <w:bottom w:val="single" w:sz="6" w:space="1" w:color="000000"/>
+        </w:pBdr>
+        <w:spacing w:before="167" w:after="52"/>
+      </w:pPr>
+      <w:r>
+        <w:rPr>
+          <w:rFonts w:ascii="Source Sans Pro" w:eastAsia="Source Sans Pro" w:hAnsi="Source Sans Pro" w:cs="Source Sans Pro"/>
+          <w:b/>
+          <w:bCs/>
+          <w:color w:val="000000"/>
+          <w:sz w:val="22"/>
+          <w:szCs w:val="22"/>
+        </w:rPr>
+        <w:t>Certifications</w:t>
+      </w:r>
+    </w:p>
+    <w:p>
+      <w:pPr>
+        <w:pStyle w:val="ListParagraph"/>
+        <w:numPr>
+          <w:ilvl w:val="0"/>
+          <w:numId w:val="2"/>
+        </w:numPr>
+        <w:spacing w:before="13" w:after="15"/>
+      </w:pPr>
+      <w:r>
+        <w:rPr>
+          <w:rFonts w:ascii="Source Sans Pro" w:eastAsia="Source Sans Pro" w:hAnsi="Source Sans Pro" w:cs="Source Sans Pro"/>
+          <w:color w:val="000000"/>
+          <w:sz w:val="19"/>
+          <w:szCs w:val="19"/>
+        </w:rPr>
+        <w:t>CompTIA Security+ SY0-701  —  in progress, exam target Q3 2026</w:t>
+      </w:r>
+    </w:p>
+    <w:p>
+      <w:pPr>
+        <w:pStyle w:val="ListParagraph"/>
+        <w:numPr>
+          <w:ilvl w:val="0"/>
+          <w:numId w:val="2"/>
+        </w:numPr>
+        <w:spacing w:before="13" w:after="15"/>
       </w:pPr>
       <w:r>
         <w:rPr>

--- a/resumes/Akshay_P_Resume.docx
+++ b/resumes/Akshay_P_Resume.docx
@@ -4,7 +4,7 @@
   <w:body>
     <w:p>
       <w:pPr>
-        <w:spacing w:after="0" w:before="20"/>
+        <w:spacing w:after="44"/>
         <w:jc w:val="center"/>
       </w:pPr>
       <w:r>
@@ -21,7 +21,6 @@
     </w:p>
     <w:p>
       <w:pPr>
-        <w:spacing w:before="20" w:after="0"/>
         <w:jc w:val="center"/>
       </w:pPr>
       <w:r>
@@ -117,7 +116,7 @@
         <w:pBdr>
           <w:bottom w:val="single" w:sz="6" w:space="1" w:color="000000"/>
         </w:pBdr>
-        <w:spacing w:before="159" w:after="0"/>
+        <w:spacing w:before="372" w:after="52"/>
       </w:pPr>
       <w:r>
         <w:rPr>
@@ -136,7 +135,7 @@
         <w:tabs>
           <w:tab w:val="right" w:pos="10800"/>
         </w:tabs>
-        <w:spacing w:before="20" w:after="0"/>
+        <w:spacing w:before="62"/>
       </w:pPr>
       <w:r>
         <w:rPr>
@@ -171,7 +170,7 @@
     </w:p>
     <w:p>
       <w:pPr>
-        <w:spacing w:before="8" w:after="0"/>
+        <w:spacing w:before="8"/>
       </w:pPr>
       <w:r>
         <w:rPr>
@@ -190,7 +189,7 @@
         <w:tabs>
           <w:tab w:val="right" w:pos="10800"/>
         </w:tabs>
-        <w:spacing w:before="20" w:after="0"/>
+        <w:spacing w:before="62"/>
       </w:pPr>
       <w:r>
         <w:rPr>
@@ -225,7 +224,7 @@
     </w:p>
     <w:p>
       <w:pPr>
-        <w:spacing w:before="8" w:after="0"/>
+        <w:spacing w:before="8"/>
       </w:pPr>
       <w:r>
         <w:rPr>
@@ -244,7 +243,7 @@
         <w:tabs>
           <w:tab w:val="right" w:pos="10800"/>
         </w:tabs>
-        <w:spacing w:before="20" w:after="0"/>
+        <w:spacing w:before="62"/>
       </w:pPr>
       <w:r>
         <w:rPr>
@@ -279,7 +278,7 @@
     </w:p>
     <w:p>
       <w:pPr>
-        <w:spacing w:before="8" w:after="0"/>
+        <w:spacing w:before="8"/>
       </w:pPr>
       <w:r>
         <w:rPr>
@@ -295,7 +294,7 @@
     </w:p>
     <w:p>
       <w:pPr>
-        <w:spacing w:before="35" w:after="35"/>
+        <w:spacing w:before="11" w:after="3"/>
       </w:pPr>
     </w:p>
     <w:p>
@@ -303,7 +302,7 @@
         <w:pBdr>
           <w:bottom w:val="single" w:sz="6" w:space="1" w:color="000000"/>
         </w:pBdr>
-        <w:spacing w:before="159" w:after="0"/>
+        <w:spacing w:before="167" w:after="52"/>
       </w:pPr>
       <w:r>
         <w:rPr>
@@ -322,7 +321,7 @@
         <w:tabs>
           <w:tab w:val="right" w:pos="10800"/>
         </w:tabs>
-        <w:spacing w:before="20" w:after="0"/>
+        <w:spacing w:before="62"/>
       </w:pPr>
       <w:r>
         <w:rPr>
@@ -368,7 +367,7 @@
         <w:tabs>
           <w:tab w:val="right" w:pos="10800"/>
         </w:tabs>
-        <w:spacing w:before="8" w:after="0"/>
+        <w:spacing w:before="8"/>
         <w:rPr>
           <w:rFonts w:ascii="Source Sans Pro Light" w:hAnsi="Source Sans Pro Light"/>
           <w:i/>
@@ -421,7 +420,7 @@
           <w:ilvl w:val="0"/>
           <w:numId w:val="2"/>
         </w:numPr>
-        <w:spacing w:before="13" w:after="42"/>
+        <w:spacing w:before="13" w:after="15"/>
       </w:pPr>
       <w:r>
         <w:rPr>
@@ -440,7 +439,7 @@
           <w:ilvl w:val="0"/>
           <w:numId w:val="2"/>
         </w:numPr>
-        <w:spacing w:before="13" w:after="42"/>
+        <w:spacing w:before="13" w:after="15"/>
       </w:pPr>
       <w:r>
         <w:rPr>
@@ -459,7 +458,7 @@
           <w:ilvl w:val="0"/>
           <w:numId w:val="2"/>
         </w:numPr>
-        <w:spacing w:before="13" w:after="42"/>
+        <w:spacing w:before="13" w:after="15"/>
       </w:pPr>
       <w:r>
         <w:rPr>
@@ -478,7 +477,7 @@
           <w:ilvl w:val="0"/>
           <w:numId w:val="2"/>
         </w:numPr>
-        <w:spacing w:before="13" w:after="42"/>
+        <w:spacing w:before="13" w:after="15"/>
       </w:pPr>
       <w:r>
         <w:rPr>
@@ -495,7 +494,7 @@
         <w:pBdr>
           <w:bottom w:val="single" w:sz="6" w:space="1" w:color="000000"/>
         </w:pBdr>
-        <w:spacing w:before="35" w:after="35"/>
+        <w:spacing w:before="158" w:after="55"/>
         <w:rPr>
           <w:rFonts w:ascii="Source Sans Pro" w:eastAsia="Source Sans Pro" w:hAnsi="Source Sans Pro" w:cs="Source Sans Pro"/>
           <w:b/>
@@ -511,7 +510,7 @@
         <w:pBdr>
           <w:bottom w:val="single" w:sz="6" w:space="1" w:color="000000"/>
         </w:pBdr>
-        <w:spacing w:before="159" w:after="0"/>
+        <w:spacing w:before="167" w:after="52"/>
       </w:pPr>
       <w:r>
         <w:rPr>
@@ -530,7 +529,7 @@
         <w:tabs>
           <w:tab w:val="right" w:pos="10800"/>
         </w:tabs>
-        <w:spacing w:before="20" w:after="0"/>
+        <w:spacing w:before="62"/>
       </w:pPr>
       <w:hyperlink r:id="rId8">
         <w:r>
@@ -579,16 +578,16 @@
           <w:ilvl w:val="0"/>
           <w:numId w:val="2"/>
         </w:numPr>
-        <w:spacing w:before="13" w:after="42"/>
-      </w:pPr>
-      <w:r>
-        <w:rPr>
-          <w:rFonts w:ascii="Source Sans Pro" w:eastAsia="Source Sans Pro" w:hAnsi="Source Sans Pro" w:cs="Source Sans Pro"/>
-          <w:color w:val="000000"/>
-          <w:sz w:val="19"/>
-          <w:szCs w:val="19"/>
-        </w:rPr>
-        <w:t>Deployed Splunk SIEM with SPL correlation searches to monitor IAM anomalies including unauthorized privilege escalation and suspicious cross-account access patterns; mapped cloud-relevant TTPs to MITRE ATT&amp;CK and wrote PICERL incident report.</w:t>
+        <w:spacing w:before="13" w:after="15"/>
+      </w:pPr>
+      <w:r>
+        <w:rPr>
+          <w:rFonts w:ascii="Source Sans Pro" w:eastAsia="Source Sans Pro" w:hAnsi="Source Sans Pro" w:cs="Source Sans Pro"/>
+          <w:color w:val="000000"/>
+          <w:sz w:val="19"/>
+          <w:szCs w:val="19"/>
+        </w:rPr>
+        <w:t>Deployed Splunk SIEM with SPL correlation searches for brute-force detection, lateral movement, and privilege escalation; mapped TTPs to MITRE ATT&amp;CK and wrote PICERL incident report.</w:t>
       </w:r>
     </w:p>
     <w:p>
@@ -598,16 +597,16 @@
           <w:ilvl w:val="0"/>
           <w:numId w:val="2"/>
         </w:numPr>
-        <w:spacing w:before="13" w:after="42"/>
-      </w:pPr>
-      <w:r>
-        <w:rPr>
-          <w:rFonts w:ascii="Source Sans Pro" w:eastAsia="Source Sans Pro" w:hAnsi="Source Sans Pro" w:cs="Source Sans Pro"/>
-          <w:color w:val="000000"/>
-          <w:sz w:val="19"/>
-          <w:szCs w:val="19"/>
-        </w:rPr>
-        <w:t>Built automated cloud security detection pipeline: Python script ingests Splunk alerts for IAM policy violations, performs IOC enrichment via VirusTotal API, and dispatches Telegram notifications with severity classification.</w:t>
+        <w:spacing w:before="13" w:after="15"/>
+      </w:pPr>
+      <w:r>
+        <w:rPr>
+          <w:rFonts w:ascii="Source Sans Pro" w:eastAsia="Source Sans Pro" w:hAnsi="Source Sans Pro" w:cs="Source Sans Pro"/>
+          <w:color w:val="000000"/>
+          <w:sz w:val="19"/>
+          <w:szCs w:val="19"/>
+        </w:rPr>
+        <w:t>Built automated SOAR-style detection pipeline: Python script ingests Splunk alerts, runs IOC enrichment via VirusTotal API, and dispatches Telegram notifications with severity classification.</w:t>
       </w:r>
     </w:p>
     <w:p>
@@ -617,21 +616,21 @@
           <w:ilvl w:val="0"/>
           <w:numId w:val="2"/>
         </w:numPr>
-        <w:spacing w:before="13" w:after="42"/>
-      </w:pPr>
-      <w:r>
-        <w:rPr>
-          <w:rFonts w:ascii="Source Sans Pro" w:eastAsia="Source Sans Pro" w:hAnsi="Source Sans Pro" w:cs="Source Sans Pro"/>
-          <w:color w:val="000000"/>
-          <w:sz w:val="19"/>
-          <w:szCs w:val="19"/>
-        </w:rPr>
-        <w:t>Developed Sigma-compatible detection rules for cloud-specific TTPs including credential abuse and lateral movement; performed network analysis in Wireshark to identify anomalous authentication and DNS traffic patterns in cloud environments.</w:t>
-      </w:r>
-    </w:p>
-    <w:p>
-      <w:pPr>
-        <w:spacing w:before="35" w:after="35"/>
+        <w:spacing w:before="13" w:after="15"/>
+      </w:pPr>
+      <w:r>
+        <w:rPr>
+          <w:rFonts w:ascii="Source Sans Pro" w:eastAsia="Source Sans Pro" w:hAnsi="Source Sans Pro" w:cs="Source Sans Pro"/>
+          <w:color w:val="000000"/>
+          <w:sz w:val="19"/>
+          <w:szCs w:val="19"/>
+        </w:rPr>
+        <w:t>Converted detection logic to Sigma rules (vendor-neutral format used by enterprise SOCs); performed TCP/IP analysis in Wireshark to detect SYN scans, DNS tunnelling, and plaintext credential exposure on unencrypted sessions.</w:t>
+      </w:r>
+    </w:p>
+    <w:p>
+      <w:pPr>
+        <w:spacing w:before="33" w:after="3"/>
       </w:pPr>
     </w:p>
     <w:p>
@@ -639,7 +638,7 @@
         <w:tabs>
           <w:tab w:val="right" w:pos="10800"/>
         </w:tabs>
-        <w:spacing w:before="30" w:after="0"/>
+        <w:spacing w:before="30"/>
       </w:pPr>
       <w:hyperlink r:id="rId9">
         <w:r>
@@ -651,7 +650,7 @@
             <w:szCs w:val="19"/>
             <w:u w:val="single"/>
           </w:rPr>
-          <w:t>Vulnerability Scanner and Patch Prioritization Engine</w:t>
+          <w:t>Phishing and OSINT Threat Intelligence Tool</w:t>
         </w:r>
       </w:hyperlink>
       <w:r>
@@ -678,7 +677,7 @@
           <w:sz w:val="19"/>
           <w:szCs w:val="19"/>
         </w:rPr>
-        <w:t>Python, Bash, Nessus, OpenVAS, NVD API</w:t>
+        <w:t>Python, VirusTotal API, AbuseIPDB, WHOIS, Telegram bot</w:t>
       </w:r>
     </w:p>
     <w:p>
@@ -688,16 +687,16 @@
           <w:ilvl w:val="0"/>
           <w:numId w:val="2"/>
         </w:numPr>
-        <w:spacing w:before="13" w:after="42"/>
-      </w:pPr>
-      <w:r>
-        <w:rPr>
-          <w:rFonts w:ascii="Source Sans Pro" w:eastAsia="Source Sans Pro" w:hAnsi="Source Sans Pro" w:cs="Source Sans Pro"/>
-          <w:color w:val="000000"/>
-          <w:sz w:val="19"/>
-          <w:szCs w:val="19"/>
-        </w:rPr>
-        <w:t>Built automated cloud infrastructure vulnerability assessment pipeline using Nessus and OpenVAS APIs in Python; generated CVE reports classified by CVSS severity with EPSS context from the FIRST.org API.</w:t>
+        <w:spacing w:before="13" w:after="15"/>
+      </w:pPr>
+      <w:r>
+        <w:rPr>
+          <w:rFonts w:ascii="Source Sans Pro" w:eastAsia="Source Sans Pro" w:hAnsi="Source Sans Pro" w:cs="Source Sans Pro"/>
+          <w:color w:val="000000"/>
+          <w:sz w:val="19"/>
+          <w:szCs w:val="19"/>
+        </w:rPr>
+        <w:t>Built multi-API threat intelligence pipeline: submits suspicious URLs/IPs to VirusTotal, AbuseIPDB, and URLScan.io; cross-references WHOIS registration age, DNS records, and SSL details for phishing analysis.</w:t>
       </w:r>
     </w:p>
     <w:p>
@@ -707,16 +706,16 @@
           <w:ilvl w:val="0"/>
           <w:numId w:val="2"/>
         </w:numPr>
-        <w:spacing w:before="13" w:after="42"/>
-      </w:pPr>
-      <w:r>
-        <w:rPr>
-          <w:rFonts w:ascii="Source Sans Pro" w:eastAsia="Source Sans Pro" w:hAnsi="Source Sans Pro" w:cs="Source Sans Pro"/>
-          <w:color w:val="000000"/>
-          <w:sz w:val="19"/>
-          <w:szCs w:val="19"/>
-        </w:rPr>
-        <w:t>Developed automated security checker for cloud-hosted applications testing OWASP Top 10 vulnerabilities including injection, broken authentication, and SSRF; documented remediation workflows for cloud service misconfigurations and exposed endpoints.</w:t>
+        <w:spacing w:before="13" w:after="15"/>
+      </w:pPr>
+      <w:r>
+        <w:rPr>
+          <w:rFonts w:ascii="Source Sans Pro" w:eastAsia="Source Sans Pro" w:hAnsi="Source Sans Pro" w:cs="Source Sans Pro"/>
+          <w:color w:val="000000"/>
+          <w:sz w:val="19"/>
+          <w:szCs w:val="19"/>
+        </w:rPr>
+        <w:t>Implemented typosquatting domain detector generating character-substitution variants of brand domains and checking live DNS resolution for brand-impersonation analysis.</w:t>
       </w:r>
     </w:p>
     <w:p>
@@ -726,16 +725,16 @@
           <w:ilvl w:val="0"/>
           <w:numId w:val="2"/>
         </w:numPr>
-        <w:spacing w:before="13" w:after="42"/>
-      </w:pPr>
-      <w:r>
-        <w:rPr>
-          <w:rFonts w:ascii="Source Sans Pro" w:eastAsia="Source Sans Pro" w:hAnsi="Source Sans Pro" w:cs="Source Sans Pro"/>
-          <w:color w:val="000000"/>
-          <w:sz w:val="19"/>
-          <w:szCs w:val="19"/>
-        </w:rPr>
-        <w:t>Automated vulnerability scan scheduling via Bash and cron for cloud security monitoring; built delta-scan logic to detect newly exposed CVEs and organize cloud compliance evidence.</w:t>
+        <w:spacing w:before="13" w:after="15"/>
+      </w:pPr>
+      <w:r>
+        <w:rPr>
+          <w:rFonts w:ascii="Source Sans Pro" w:eastAsia="Source Sans Pro" w:hAnsi="Source Sans Pro" w:cs="Source Sans Pro"/>
+          <w:color w:val="000000"/>
+          <w:sz w:val="19"/>
+          <w:szCs w:val="19"/>
+        </w:rPr>
+        <w:t>Deployed Telegram bot interface enabling analysts to submit URLs for live IOC enrichment; supports bulk CSV input/output for incident response workflows and includes OSINT enrichment via theHarvester for domain profiling.</w:t>
       </w:r>
     </w:p>
     <w:p>
@@ -743,7 +742,7 @@
         <w:pBdr>
           <w:bottom w:val="single" w:sz="6" w:space="1" w:color="000000"/>
         </w:pBdr>
-        <w:spacing w:before="35" w:after="35"/>
+        <w:spacing w:before="158" w:after="55"/>
         <w:rPr>
           <w:rFonts w:ascii="Source Sans Pro" w:eastAsia="Source Sans Pro" w:hAnsi="Source Sans Pro" w:cs="Source Sans Pro"/>
           <w:b/>
@@ -759,7 +758,7 @@
         <w:pBdr>
           <w:bottom w:val="single" w:sz="6" w:space="1" w:color="000000"/>
         </w:pBdr>
-        <w:spacing w:before="159" w:after="0"/>
+        <w:spacing w:before="167" w:after="52"/>
       </w:pPr>
       <w:r>
         <w:rPr>
@@ -775,7 +774,7 @@
     </w:p>
     <w:p>
       <w:pPr>
-        <w:spacing w:before="59" w:after="59"/>
+        <w:spacing w:before="27" w:after="27"/>
       </w:pPr>
       <w:r>
         <w:rPr>
@@ -797,7 +796,7 @@
     </w:p>
     <w:p>
       <w:pPr>
-        <w:spacing w:before="59" w:after="59"/>
+        <w:spacing w:before="27" w:after="27"/>
       </w:pPr>
       <w:r>
         <w:rPr>
@@ -819,7 +818,7 @@
     </w:p>
     <w:p>
       <w:pPr>
-        <w:spacing w:before="59" w:after="59"/>
+        <w:spacing w:before="27" w:after="27"/>
       </w:pPr>
       <w:r>
         <w:rPr>
@@ -841,7 +840,7 @@
     </w:p>
     <w:p>
       <w:pPr>
-        <w:spacing w:before="59" w:after="59"/>
+        <w:spacing w:before="27" w:after="27"/>
       </w:pPr>
       <w:r>
         <w:rPr>
@@ -858,12 +857,12 @@
           <w:sz w:val="19"/>
           <w:szCs w:val="19"/>
         </w:rPr>
-        <w:t>Windows internals, Linux fundamentals, TCP/IP, DNS, HTTP/S, IDS/IPS, AWS (IAM, CloudTrail, GuardDuty), cloud security posture</w:t>
-      </w:r>
-    </w:p>
-    <w:p>
-      <w:pPr>
-        <w:spacing w:before="59" w:after="59"/>
+        <w:t>Windows internals, Linux fundamentals, TCP/IP, DNS, HTTP/S, firewall and IDS/IPS concepts</w:t>
+      </w:r>
+    </w:p>
+    <w:p>
+      <w:pPr>
+        <w:spacing w:before="27" w:after="27"/>
       </w:pPr>
       <w:r>
         <w:rPr>
@@ -880,7 +879,7 @@
           <w:sz w:val="19"/>
           <w:szCs w:val="19"/>
         </w:rPr>
-        <w:t>Python, Bash (basic), boto3, regular expressions</w:t>
+        <w:t>Python, Bash (basic), regular expressions</w:t>
       </w:r>
     </w:p>
     <w:p>
@@ -888,7 +887,7 @@
         <w:pBdr>
           <w:bottom w:val="single" w:sz="6" w:space="1" w:color="000000"/>
         </w:pBdr>
-        <w:spacing w:before="35" w:after="35"/>
+        <w:spacing w:before="158" w:after="55"/>
         <w:rPr>
           <w:rFonts w:ascii="Source Sans Pro" w:eastAsia="Source Sans Pro" w:hAnsi="Source Sans Pro" w:cs="Source Sans Pro"/>
           <w:b/>
@@ -904,7 +903,7 @@
         <w:pBdr>
           <w:bottom w:val="single" w:sz="6" w:space="1" w:color="000000"/>
         </w:pBdr>
-        <w:spacing w:before="159" w:after="0"/>
+        <w:spacing w:before="167" w:after="52"/>
       </w:pPr>
       <w:r>
         <w:rPr>
@@ -925,7 +924,7 @@
           <w:ilvl w:val="0"/>
           <w:numId w:val="2"/>
         </w:numPr>
-        <w:spacing w:before="13" w:after="42"/>
+        <w:spacing w:before="13" w:after="15"/>
       </w:pPr>
       <w:r>
         <w:rPr>
@@ -944,7 +943,7 @@
           <w:ilvl w:val="0"/>
           <w:numId w:val="2"/>
         </w:numPr>
-        <w:spacing w:before="13" w:after="42"/>
+        <w:spacing w:before="13" w:after="15"/>
       </w:pPr>
       <w:r>
         <w:rPr>

--- a/resumes/Akshay_P_Resume.docx
+++ b/resumes/Akshay_P_Resume.docx
@@ -116,7 +116,7 @@
         <w:pBdr>
           <w:bottom w:val="single" w:sz="6" w:space="1" w:color="000000"/>
         </w:pBdr>
-        <w:spacing w:before="372" w:after="52"/>
+        <w:spacing w:before="396" w:after="52"/>
       </w:pPr>
       <w:r>
         <w:rPr>
@@ -294,7 +294,7 @@
     </w:p>
     <w:p>
       <w:pPr>
-        <w:spacing w:before="11" w:after="3"/>
+        <w:spacing w:before="17" w:after="9"/>
       </w:pPr>
     </w:p>
     <w:p>
@@ -302,7 +302,7 @@
         <w:pBdr>
           <w:bottom w:val="single" w:sz="6" w:space="1" w:color="000000"/>
         </w:pBdr>
-        <w:spacing w:before="167" w:after="52"/>
+        <w:spacing w:before="191" w:after="52"/>
       </w:pPr>
       <w:r>
         <w:rPr>
@@ -420,7 +420,7 @@
           <w:ilvl w:val="0"/>
           <w:numId w:val="2"/>
         </w:numPr>
-        <w:spacing w:before="13" w:after="15"/>
+        <w:spacing w:before="13" w:after="21"/>
       </w:pPr>
       <w:r>
         <w:rPr>
@@ -439,7 +439,7 @@
           <w:ilvl w:val="0"/>
           <w:numId w:val="2"/>
         </w:numPr>
-        <w:spacing w:before="13" w:after="15"/>
+        <w:spacing w:before="13" w:after="21"/>
       </w:pPr>
       <w:r>
         <w:rPr>
@@ -458,7 +458,7 @@
           <w:ilvl w:val="0"/>
           <w:numId w:val="2"/>
         </w:numPr>
-        <w:spacing w:before="13" w:after="15"/>
+        <w:spacing w:before="13" w:after="21"/>
       </w:pPr>
       <w:r>
         <w:rPr>
@@ -477,7 +477,7 @@
           <w:ilvl w:val="0"/>
           <w:numId w:val="2"/>
         </w:numPr>
-        <w:spacing w:before="13" w:after="15"/>
+        <w:spacing w:before="13" w:after="21"/>
       </w:pPr>
       <w:r>
         <w:rPr>
@@ -494,7 +494,7 @@
         <w:pBdr>
           <w:bottom w:val="single" w:sz="6" w:space="1" w:color="000000"/>
         </w:pBdr>
-        <w:spacing w:before="158" w:after="55"/>
+        <w:spacing w:before="164" w:after="61"/>
         <w:rPr>
           <w:rFonts w:ascii="Source Sans Pro" w:eastAsia="Source Sans Pro" w:hAnsi="Source Sans Pro" w:cs="Source Sans Pro"/>
           <w:b/>
@@ -510,7 +510,7 @@
         <w:pBdr>
           <w:bottom w:val="single" w:sz="6" w:space="1" w:color="000000"/>
         </w:pBdr>
-        <w:spacing w:before="167" w:after="52"/>
+        <w:spacing w:before="191" w:after="52"/>
       </w:pPr>
       <w:r>
         <w:rPr>
@@ -532,115 +532,6 @@
         <w:spacing w:before="62"/>
       </w:pPr>
       <w:hyperlink r:id="rId8">
-        <w:r>
-          <w:rPr>
-            <w:rFonts w:ascii="Source Sans Pro" w:eastAsia="Source Sans Pro" w:hAnsi="Source Sans Pro" w:cs="Source Sans Pro"/>
-            <w:b/>
-            <w:color w:val="000000"/>
-            <w:sz w:val="19"/>
-            <w:szCs w:val="19"/>
-            <w:u w:val="single"/>
-          </w:rPr>
-          <w:t>SOC Automation and Threat Detection Lab</w:t>
-        </w:r>
-      </w:hyperlink>
-      <w:r>
-        <w:rPr>
-          <w:rFonts w:ascii="Source Sans Pro" w:eastAsia="Source Sans Pro" w:hAnsi="Source Sans Pro" w:cs="Source Sans Pro"/>
-          <w:sz w:val="19"/>
-          <w:szCs w:val="19"/>
-        </w:rPr>
-        <w:t xml:space="preserve">  |  </w:t>
-      </w:r>
-      <w:r>
-        <w:rPr>
-          <w:rFonts w:ascii="Source Sans Pro" w:eastAsia="Source Sans Pro" w:hAnsi="Source Sans Pro" w:cs="Source Sans Pro"/>
-          <w:sz w:val="19"/>
-          <w:szCs w:val="19"/>
-        </w:rPr>
-        <w:tab/>
-      </w:r>
-      <w:r>
-        <w:rPr>
-          <w:rFonts w:ascii="Source Sans Pro Light" w:eastAsia="Source Sans Pro" w:hAnsi="Source Sans Pro Light" w:cs="Source Sans Pro"/>
-          <w:i/>
-          <w:iCs/>
-          <w:sz w:val="19"/>
-          <w:szCs w:val="19"/>
-        </w:rPr>
-        <w:t>Python, Splunk, Wireshark, Nmap, MITRE ATT&amp;CK</w:t>
-      </w:r>
-    </w:p>
-    <w:p>
-      <w:pPr>
-        <w:pStyle w:val="ListParagraph"/>
-        <w:numPr>
-          <w:ilvl w:val="0"/>
-          <w:numId w:val="2"/>
-        </w:numPr>
-        <w:spacing w:before="13" w:after="15"/>
-      </w:pPr>
-      <w:r>
-        <w:rPr>
-          <w:rFonts w:ascii="Source Sans Pro" w:eastAsia="Source Sans Pro" w:hAnsi="Source Sans Pro" w:cs="Source Sans Pro"/>
-          <w:color w:val="000000"/>
-          <w:sz w:val="19"/>
-          <w:szCs w:val="19"/>
-        </w:rPr>
-        <w:t>Deployed Splunk SIEM with SPL correlation searches for brute-force detection, lateral movement, and privilege escalation; mapped TTPs to MITRE ATT&amp;CK and wrote PICERL incident report.</w:t>
-      </w:r>
-    </w:p>
-    <w:p>
-      <w:pPr>
-        <w:pStyle w:val="ListParagraph"/>
-        <w:numPr>
-          <w:ilvl w:val="0"/>
-          <w:numId w:val="2"/>
-        </w:numPr>
-        <w:spacing w:before="13" w:after="15"/>
-      </w:pPr>
-      <w:r>
-        <w:rPr>
-          <w:rFonts w:ascii="Source Sans Pro" w:eastAsia="Source Sans Pro" w:hAnsi="Source Sans Pro" w:cs="Source Sans Pro"/>
-          <w:color w:val="000000"/>
-          <w:sz w:val="19"/>
-          <w:szCs w:val="19"/>
-        </w:rPr>
-        <w:t>Built automated SOAR-style detection pipeline: Python script ingests Splunk alerts, runs IOC enrichment via VirusTotal API, and dispatches Telegram notifications with severity classification.</w:t>
-      </w:r>
-    </w:p>
-    <w:p>
-      <w:pPr>
-        <w:pStyle w:val="ListParagraph"/>
-        <w:numPr>
-          <w:ilvl w:val="0"/>
-          <w:numId w:val="2"/>
-        </w:numPr>
-        <w:spacing w:before="13" w:after="15"/>
-      </w:pPr>
-      <w:r>
-        <w:rPr>
-          <w:rFonts w:ascii="Source Sans Pro" w:eastAsia="Source Sans Pro" w:hAnsi="Source Sans Pro" w:cs="Source Sans Pro"/>
-          <w:color w:val="000000"/>
-          <w:sz w:val="19"/>
-          <w:szCs w:val="19"/>
-        </w:rPr>
-        <w:t>Converted detection logic to Sigma rules (vendor-neutral format used by enterprise SOCs); performed TCP/IP analysis in Wireshark to detect SYN scans, DNS tunnelling, and plaintext credential exposure on unencrypted sessions.</w:t>
-      </w:r>
-    </w:p>
-    <w:p>
-      <w:pPr>
-        <w:spacing w:before="33" w:after="3"/>
-      </w:pPr>
-    </w:p>
-    <w:p>
-      <w:pPr>
-        <w:tabs>
-          <w:tab w:val="right" w:pos="10800"/>
-        </w:tabs>
-        <w:spacing w:before="30"/>
-      </w:pPr>
-      <w:hyperlink r:id="rId9">
         <w:r>
           <w:rPr>
             <w:rFonts w:ascii="Source Sans Pro" w:eastAsia="Source Sans Pro" w:hAnsi="Source Sans Pro" w:cs="Source Sans Pro"/>
@@ -687,16 +578,16 @@
           <w:ilvl w:val="0"/>
           <w:numId w:val="2"/>
         </w:numPr>
-        <w:spacing w:before="13" w:after="15"/>
-      </w:pPr>
-      <w:r>
-        <w:rPr>
-          <w:rFonts w:ascii="Source Sans Pro" w:eastAsia="Source Sans Pro" w:hAnsi="Source Sans Pro" w:cs="Source Sans Pro"/>
-          <w:color w:val="000000"/>
-          <w:sz w:val="19"/>
-          <w:szCs w:val="19"/>
-        </w:rPr>
-        <w:t>Built multi-API threat intelligence pipeline: submits suspicious URLs/IPs to VirusTotal, AbuseIPDB, and URLScan.io; cross-references WHOIS registration age, DNS records, and SSL details for phishing analysis.</w:t>
+        <w:spacing w:before="13" w:after="21"/>
+      </w:pPr>
+      <w:r>
+        <w:rPr>
+          <w:rFonts w:ascii="Source Sans Pro" w:eastAsia="Source Sans Pro" w:hAnsi="Source Sans Pro" w:cs="Source Sans Pro"/>
+          <w:color w:val="000000"/>
+          <w:sz w:val="19"/>
+          <w:szCs w:val="19"/>
+        </w:rPr>
+        <w:t>Built multi-source risk assessment pipeline: submits vendor domains and IPs to VirusTotal, AbuseIPDB, and URLScan.io; cross-references WHOIS registration age, DNS records, and SSL certificate details for third-party due diligence.</w:t>
       </w:r>
     </w:p>
     <w:p>
@@ -706,16 +597,16 @@
           <w:ilvl w:val="0"/>
           <w:numId w:val="2"/>
         </w:numPr>
-        <w:spacing w:before="13" w:after="15"/>
-      </w:pPr>
-      <w:r>
-        <w:rPr>
-          <w:rFonts w:ascii="Source Sans Pro" w:eastAsia="Source Sans Pro" w:hAnsi="Source Sans Pro" w:cs="Source Sans Pro"/>
-          <w:color w:val="000000"/>
-          <w:sz w:val="19"/>
-          <w:szCs w:val="19"/>
-        </w:rPr>
-        <w:t>Implemented typosquatting domain detector generating character-substitution variants of brand domains and checking live DNS resolution for brand-impersonation analysis.</w:t>
+        <w:spacing w:before="13" w:after="21"/>
+      </w:pPr>
+      <w:r>
+        <w:rPr>
+          <w:rFonts w:ascii="Source Sans Pro" w:eastAsia="Source Sans Pro" w:hAnsi="Source Sans Pro" w:cs="Source Sans Pro"/>
+          <w:color w:val="000000"/>
+          <w:sz w:val="19"/>
+          <w:szCs w:val="19"/>
+        </w:rPr>
+        <w:t>Implemented domain reputation assessment tool generating typosquatting variants of monitored domains and checking live DNS resolution for vendor and partner ecosystem review.</w:t>
       </w:r>
     </w:p>
     <w:p>
@@ -725,196 +616,68 @@
           <w:ilvl w:val="0"/>
           <w:numId w:val="2"/>
         </w:numPr>
-        <w:spacing w:before="13" w:after="15"/>
-      </w:pPr>
-      <w:r>
-        <w:rPr>
-          <w:rFonts w:ascii="Source Sans Pro" w:eastAsia="Source Sans Pro" w:hAnsi="Source Sans Pro" w:cs="Source Sans Pro"/>
-          <w:color w:val="000000"/>
-          <w:sz w:val="19"/>
-          <w:szCs w:val="19"/>
-        </w:rPr>
-        <w:t>Deployed Telegram bot interface enabling analysts to submit URLs for live IOC enrichment; supports bulk CSV input/output for incident response workflows and includes OSINT enrichment via theHarvester for domain profiling.</w:t>
-      </w:r>
-    </w:p>
-    <w:p>
-      <w:pPr>
-        <w:pBdr>
-          <w:bottom w:val="single" w:sz="6" w:space="1" w:color="000000"/>
-        </w:pBdr>
-        <w:spacing w:before="158" w:after="55"/>
-        <w:rPr>
-          <w:rFonts w:ascii="Source Sans Pro" w:eastAsia="Source Sans Pro" w:hAnsi="Source Sans Pro" w:cs="Source Sans Pro"/>
-          <w:b/>
-          <w:bCs/>
-          <w:color w:val="000000"/>
-          <w:sz w:val="22"/>
-          <w:szCs w:val="22"/>
-        </w:rPr>
-      </w:pPr>
-    </w:p>
-    <w:p>
-      <w:pPr>
-        <w:pBdr>
-          <w:bottom w:val="single" w:sz="6" w:space="1" w:color="000000"/>
-        </w:pBdr>
-        <w:spacing w:before="167" w:after="52"/>
-      </w:pPr>
-      <w:r>
-        <w:rPr>
-          <w:rFonts w:ascii="Source Sans Pro" w:eastAsia="Source Sans Pro" w:hAnsi="Source Sans Pro" w:cs="Source Sans Pro"/>
-          <w:b/>
-          <w:bCs/>
-          <w:color w:val="000000"/>
-          <w:sz w:val="22"/>
-          <w:szCs w:val="22"/>
-        </w:rPr>
-        <w:t>Technical Skills</w:t>
-      </w:r>
-    </w:p>
-    <w:p>
-      <w:pPr>
-        <w:spacing w:before="27" w:after="27"/>
-      </w:pPr>
-      <w:r>
-        <w:rPr>
-          <w:rFonts w:ascii="Source Sans Pro" w:eastAsia="Source Sans Pro" w:hAnsi="Source Sans Pro" w:cs="Source Sans Pro"/>
-          <w:b/>
-          <w:sz w:val="19"/>
-          <w:szCs w:val="19"/>
-        </w:rPr>
-        <w:t xml:space="preserve">SOC Operations: </w:t>
-      </w:r>
-      <w:r>
-        <w:rPr>
-          <w:rFonts w:ascii="Source Sans Pro" w:eastAsia="Source Sans Pro" w:hAnsi="Source Sans Pro" w:cs="Source Sans Pro"/>
-          <w:sz w:val="19"/>
-          <w:szCs w:val="19"/>
-        </w:rPr>
-        <w:t>Alert triage, incident investigation, log analysis, threat detection, escalation, false positive analysis</w:t>
-      </w:r>
-    </w:p>
-    <w:p>
-      <w:pPr>
-        <w:spacing w:before="27" w:after="27"/>
-      </w:pPr>
-      <w:r>
-        <w:rPr>
-          <w:rFonts w:ascii="Source Sans Pro" w:eastAsia="Source Sans Pro" w:hAnsi="Source Sans Pro" w:cs="Source Sans Pro"/>
-          <w:b/>
-          <w:sz w:val="19"/>
-          <w:szCs w:val="19"/>
-        </w:rPr>
-        <w:t xml:space="preserve">SIEM &amp; Monitoring: </w:t>
-      </w:r>
-      <w:r>
-        <w:rPr>
-          <w:rFonts w:ascii="Source Sans Pro" w:eastAsia="Source Sans Pro" w:hAnsi="Source Sans Pro" w:cs="Source Sans Pro"/>
-          <w:sz w:val="19"/>
-          <w:szCs w:val="19"/>
-        </w:rPr>
-        <w:t>Splunk (SPL), Elastic SIEM (basic), Windows Event Logs, Sysmon, Wireshark</w:t>
-      </w:r>
-    </w:p>
-    <w:p>
-      <w:pPr>
-        <w:spacing w:before="27" w:after="27"/>
-      </w:pPr>
-      <w:r>
-        <w:rPr>
-          <w:rFonts w:ascii="Source Sans Pro" w:eastAsia="Source Sans Pro" w:hAnsi="Source Sans Pro" w:cs="Source Sans Pro"/>
-          <w:b/>
-          <w:sz w:val="19"/>
-          <w:szCs w:val="19"/>
-        </w:rPr>
-        <w:t xml:space="preserve">Threat Intelligence: </w:t>
-      </w:r>
-      <w:r>
-        <w:rPr>
-          <w:rFonts w:ascii="Source Sans Pro" w:eastAsia="Source Sans Pro" w:hAnsi="Source Sans Pro" w:cs="Source Sans Pro"/>
-          <w:sz w:val="19"/>
-          <w:szCs w:val="19"/>
-        </w:rPr>
-        <w:t>MITRE ATT&amp;CK, IOC analysis, VirusTotal, OSINT enrichment, Cyber Kill Chain</w:t>
-      </w:r>
-    </w:p>
-    <w:p>
-      <w:pPr>
-        <w:spacing w:before="27" w:after="27"/>
-      </w:pPr>
-      <w:r>
-        <w:rPr>
-          <w:rFonts w:ascii="Source Sans Pro" w:eastAsia="Source Sans Pro" w:hAnsi="Source Sans Pro" w:cs="Source Sans Pro"/>
-          <w:b/>
-          <w:sz w:val="19"/>
-          <w:szCs w:val="19"/>
-        </w:rPr>
-        <w:t xml:space="preserve">Systems &amp; Networking: </w:t>
-      </w:r>
-      <w:r>
-        <w:rPr>
-          <w:rFonts w:ascii="Source Sans Pro" w:eastAsia="Source Sans Pro" w:hAnsi="Source Sans Pro" w:cs="Source Sans Pro"/>
-          <w:sz w:val="19"/>
-          <w:szCs w:val="19"/>
-        </w:rPr>
-        <w:t>Windows internals, Linux fundamentals, TCP/IP, DNS, HTTP/S, firewall and IDS/IPS concepts</w:t>
-      </w:r>
-    </w:p>
-    <w:p>
-      <w:pPr>
-        <w:spacing w:before="27" w:after="27"/>
-      </w:pPr>
-      <w:r>
-        <w:rPr>
-          <w:rFonts w:ascii="Source Sans Pro" w:eastAsia="Source Sans Pro" w:hAnsi="Source Sans Pro" w:cs="Source Sans Pro"/>
-          <w:b/>
-          <w:sz w:val="19"/>
-          <w:szCs w:val="19"/>
-        </w:rPr>
-        <w:t xml:space="preserve">Automation: </w:t>
-      </w:r>
-      <w:r>
-        <w:rPr>
-          <w:rFonts w:ascii="Source Sans Pro" w:eastAsia="Source Sans Pro" w:hAnsi="Source Sans Pro" w:cs="Source Sans Pro"/>
-          <w:sz w:val="19"/>
-          <w:szCs w:val="19"/>
-        </w:rPr>
-        <w:t>Python, Bash (basic), regular expressions</w:t>
-      </w:r>
-    </w:p>
-    <w:p>
-      <w:pPr>
-        <w:pBdr>
-          <w:bottom w:val="single" w:sz="6" w:space="1" w:color="000000"/>
-        </w:pBdr>
-        <w:spacing w:before="158" w:after="55"/>
-        <w:rPr>
-          <w:rFonts w:ascii="Source Sans Pro" w:eastAsia="Source Sans Pro" w:hAnsi="Source Sans Pro" w:cs="Source Sans Pro"/>
-          <w:b/>
-          <w:bCs/>
-          <w:color w:val="000000"/>
-          <w:sz w:val="22"/>
-          <w:szCs w:val="22"/>
-        </w:rPr>
-      </w:pPr>
-    </w:p>
-    <w:p>
-      <w:pPr>
-        <w:pBdr>
-          <w:bottom w:val="single" w:sz="6" w:space="1" w:color="000000"/>
-        </w:pBdr>
-        <w:spacing w:before="167" w:after="52"/>
-      </w:pPr>
-      <w:r>
-        <w:rPr>
-          <w:rFonts w:ascii="Source Sans Pro" w:eastAsia="Source Sans Pro" w:hAnsi="Source Sans Pro" w:cs="Source Sans Pro"/>
-          <w:b/>
-          <w:bCs/>
-          <w:color w:val="000000"/>
-          <w:sz w:val="22"/>
-          <w:szCs w:val="22"/>
-        </w:rPr>
-        <w:t>Certifications</w:t>
+        <w:spacing w:before="13" w:after="21"/>
+      </w:pPr>
+      <w:r>
+        <w:rPr>
+          <w:rFonts w:ascii="Source Sans Pro" w:eastAsia="Source Sans Pro" w:hAnsi="Source Sans Pro" w:cs="Source Sans Pro"/>
+          <w:color w:val="000000"/>
+          <w:sz w:val="19"/>
+          <w:szCs w:val="19"/>
+        </w:rPr>
+        <w:t>Deployed automated risk assessment interface via Telegram bot enabling analysts to submit domains for enrichment; supports bulk CSV input/output for vendor risk assessment workflows and includes OSINT enrichment via theHarvester for domain profiling.</w:t>
+      </w:r>
+    </w:p>
+    <w:p>
+      <w:pPr>
+        <w:spacing w:before="39" w:after="9"/>
+      </w:pPr>
+    </w:p>
+    <w:p>
+      <w:pPr>
+        <w:tabs>
+          <w:tab w:val="right" w:pos="10800"/>
+        </w:tabs>
+        <w:spacing w:before="30"/>
+      </w:pPr>
+      <w:hyperlink r:id="rId9">
+        <w:r>
+          <w:rPr>
+            <w:rFonts w:ascii="Source Sans Pro" w:eastAsia="Source Sans Pro" w:hAnsi="Source Sans Pro" w:cs="Source Sans Pro"/>
+            <w:b/>
+            <w:color w:val="000000"/>
+            <w:sz w:val="19"/>
+            <w:szCs w:val="19"/>
+            <w:u w:val="single"/>
+          </w:rPr>
+          <w:t>Vulnerability Scanner and Patch Prioritization Engine</w:t>
+        </w:r>
+      </w:hyperlink>
+      <w:r>
+        <w:rPr>
+          <w:rFonts w:ascii="Source Sans Pro" w:eastAsia="Source Sans Pro" w:hAnsi="Source Sans Pro" w:cs="Source Sans Pro"/>
+          <w:sz w:val="19"/>
+          <w:szCs w:val="19"/>
+        </w:rPr>
+        <w:t xml:space="preserve">  |  </w:t>
+      </w:r>
+      <w:r>
+        <w:rPr>
+          <w:rFonts w:ascii="Source Sans Pro" w:eastAsia="Source Sans Pro" w:hAnsi="Source Sans Pro" w:cs="Source Sans Pro"/>
+          <w:sz w:val="19"/>
+          <w:szCs w:val="19"/>
+        </w:rPr>
+        <w:tab/>
+      </w:r>
+      <w:r>
+        <w:rPr>
+          <w:rFonts w:ascii="Source Sans Pro Light" w:eastAsia="Source Sans Pro" w:hAnsi="Source Sans Pro Light" w:cs="Source Sans Pro"/>
+          <w:i/>
+          <w:iCs/>
+          <w:sz w:val="19"/>
+          <w:szCs w:val="19"/>
+        </w:rPr>
+        <w:t>Python, Bash, Nessus, OpenVAS, NVD API</w:t>
       </w:r>
     </w:p>
     <w:p>
@@ -924,16 +687,16 @@
           <w:ilvl w:val="0"/>
           <w:numId w:val="2"/>
         </w:numPr>
-        <w:spacing w:before="13" w:after="15"/>
-      </w:pPr>
-      <w:r>
-        <w:rPr>
-          <w:rFonts w:ascii="Source Sans Pro" w:eastAsia="Source Sans Pro" w:hAnsi="Source Sans Pro" w:cs="Source Sans Pro"/>
-          <w:color w:val="000000"/>
-          <w:sz w:val="19"/>
-          <w:szCs w:val="19"/>
-        </w:rPr>
-        <w:t>CompTIA Security+ SY0-701  —  in progress, exam target Q3 2026</w:t>
+        <w:spacing w:before="13" w:after="21"/>
+      </w:pPr>
+      <w:r>
+        <w:rPr>
+          <w:rFonts w:ascii="Source Sans Pro" w:eastAsia="Source Sans Pro" w:hAnsi="Source Sans Pro" w:cs="Source Sans Pro"/>
+          <w:color w:val="000000"/>
+          <w:sz w:val="19"/>
+          <w:szCs w:val="19"/>
+        </w:rPr>
+        <w:t>Built automated vulnerability assessment pipeline integrating Nessus and OpenVAS APIs in Python; generated audit-ready CVE reports classified by CVSS severity with EPSS context from the FIRST.org API.</w:t>
       </w:r>
     </w:p>
     <w:p>
@@ -943,7 +706,244 @@
           <w:ilvl w:val="0"/>
           <w:numId w:val="2"/>
         </w:numPr>
-        <w:spacing w:before="13" w:after="15"/>
+        <w:spacing w:before="13" w:after="21"/>
+      </w:pPr>
+      <w:r>
+        <w:rPr>
+          <w:rFonts w:ascii="Source Sans Pro" w:eastAsia="Source Sans Pro" w:hAnsi="Source Sans Pro" w:cs="Source Sans Pro"/>
+          <w:color w:val="000000"/>
+          <w:sz w:val="19"/>
+          <w:szCs w:val="19"/>
+        </w:rPr>
+        <w:t>Developed OWASP Top 10 automated compliance checker validating web application security controls against regulatory requirements; documented vulnerability-to-remediation audit trails including SQL injection evidence and parameterised query fixes.</w:t>
+      </w:r>
+    </w:p>
+    <w:p>
+      <w:pPr>
+        <w:pStyle w:val="ListParagraph"/>
+        <w:numPr>
+          <w:ilvl w:val="0"/>
+          <w:numId w:val="2"/>
+        </w:numPr>
+        <w:spacing w:before="13" w:after="21"/>
+      </w:pPr>
+      <w:r>
+        <w:rPr>
+          <w:rFonts w:ascii="Source Sans Pro" w:eastAsia="Source Sans Pro" w:hAnsi="Source Sans Pro" w:cs="Source Sans Pro"/>
+          <w:color w:val="000000"/>
+          <w:sz w:val="19"/>
+          <w:szCs w:val="19"/>
+        </w:rPr>
+        <w:t>Automated compliance scan scheduling via Bash and cron; built delta-scan logic to track remediation progress and organize audit evidence for patch compliance review.</w:t>
+      </w:r>
+    </w:p>
+    <w:p>
+      <w:pPr>
+        <w:pBdr>
+          <w:bottom w:val="single" w:sz="6" w:space="1" w:color="000000"/>
+        </w:pBdr>
+        <w:spacing w:before="164" w:after="61"/>
+        <w:rPr>
+          <w:rFonts w:ascii="Source Sans Pro" w:eastAsia="Source Sans Pro" w:hAnsi="Source Sans Pro" w:cs="Source Sans Pro"/>
+          <w:b/>
+          <w:bCs/>
+          <w:color w:val="000000"/>
+          <w:sz w:val="22"/>
+          <w:szCs w:val="22"/>
+        </w:rPr>
+      </w:pPr>
+    </w:p>
+    <w:p>
+      <w:pPr>
+        <w:pBdr>
+          <w:bottom w:val="single" w:sz="6" w:space="1" w:color="000000"/>
+        </w:pBdr>
+        <w:spacing w:before="191" w:after="52"/>
+      </w:pPr>
+      <w:r>
+        <w:rPr>
+          <w:rFonts w:ascii="Source Sans Pro" w:eastAsia="Source Sans Pro" w:hAnsi="Source Sans Pro" w:cs="Source Sans Pro"/>
+          <w:b/>
+          <w:bCs/>
+          <w:color w:val="000000"/>
+          <w:sz w:val="22"/>
+          <w:szCs w:val="22"/>
+        </w:rPr>
+        <w:t>Technical Skills</w:t>
+      </w:r>
+    </w:p>
+    <w:p>
+      <w:pPr>
+        <w:spacing w:before="33" w:after="33"/>
+      </w:pPr>
+      <w:r>
+        <w:rPr>
+          <w:rFonts w:ascii="Source Sans Pro" w:eastAsia="Source Sans Pro" w:hAnsi="Source Sans Pro" w:cs="Source Sans Pro"/>
+          <w:b/>
+          <w:sz w:val="19"/>
+          <w:szCs w:val="19"/>
+        </w:rPr>
+        <w:t xml:space="preserve">GRC &amp; Compliance: </w:t>
+      </w:r>
+      <w:r>
+        <w:rPr>
+          <w:rFonts w:ascii="Source Sans Pro" w:eastAsia="Source Sans Pro" w:hAnsi="Source Sans Pro" w:cs="Source Sans Pro"/>
+          <w:sz w:val="19"/>
+          <w:szCs w:val="19"/>
+        </w:rPr>
+        <w:t>NIST CSF, ISO 27001, PCI-DSS, GDPR/PDPB, SOX/ITGC, compliance monitoring</w:t>
+      </w:r>
+    </w:p>
+    <w:p>
+      <w:pPr>
+        <w:spacing w:before="33" w:after="33"/>
+      </w:pPr>
+      <w:r>
+        <w:rPr>
+          <w:rFonts w:ascii="Source Sans Pro" w:eastAsia="Source Sans Pro" w:hAnsi="Source Sans Pro" w:cs="Source Sans Pro"/>
+          <w:b/>
+          <w:sz w:val="19"/>
+          <w:szCs w:val="19"/>
+        </w:rPr>
+        <w:t xml:space="preserve">Risk &amp; Audit: </w:t>
+      </w:r>
+      <w:r>
+        <w:rPr>
+          <w:rFonts w:ascii="Source Sans Pro" w:eastAsia="Source Sans Pro" w:hAnsi="Source Sans Pro" w:cs="Source Sans Pro"/>
+          <w:sz w:val="19"/>
+          <w:szCs w:val="19"/>
+        </w:rPr>
+        <w:t>Risk assessment, control testing, audit documentation, vendor risk, RCSA basics</w:t>
+      </w:r>
+    </w:p>
+    <w:p>
+      <w:pPr>
+        <w:spacing w:before="33" w:after="33"/>
+      </w:pPr>
+      <w:r>
+        <w:rPr>
+          <w:rFonts w:ascii="Source Sans Pro" w:eastAsia="Source Sans Pro" w:hAnsi="Source Sans Pro" w:cs="Source Sans Pro"/>
+          <w:b/>
+          <w:sz w:val="19"/>
+          <w:szCs w:val="19"/>
+        </w:rPr>
+        <w:t xml:space="preserve">Fraud &amp; AML: </w:t>
+      </w:r>
+      <w:r>
+        <w:rPr>
+          <w:rFonts w:ascii="Source Sans Pro" w:eastAsia="Source Sans Pro" w:hAnsi="Source Sans Pro" w:cs="Source Sans Pro"/>
+          <w:sz w:val="19"/>
+          <w:szCs w:val="19"/>
+        </w:rPr>
+        <w:t>Transaction monitoring, AML typologies, KYC/CDD, sanctions screening</w:t>
+      </w:r>
+    </w:p>
+    <w:p>
+      <w:pPr>
+        <w:spacing w:before="33" w:after="33"/>
+      </w:pPr>
+      <w:r>
+        <w:rPr>
+          <w:rFonts w:ascii="Source Sans Pro" w:eastAsia="Source Sans Pro" w:hAnsi="Source Sans Pro" w:cs="Source Sans Pro"/>
+          <w:b/>
+          <w:sz w:val="19"/>
+          <w:szCs w:val="19"/>
+        </w:rPr>
+        <w:t xml:space="preserve">Systems &amp; Tools: </w:t>
+      </w:r>
+      <w:r>
+        <w:rPr>
+          <w:rFonts w:ascii="Source Sans Pro" w:eastAsia="Source Sans Pro" w:hAnsi="Source Sans Pro" w:cs="Source Sans Pro"/>
+          <w:sz w:val="19"/>
+          <w:szCs w:val="19"/>
+        </w:rPr>
+        <w:t>Windows internals, Linux fundamentals, Python, Excel, SQL (basic), TCP/IP basics</w:t>
+      </w:r>
+    </w:p>
+    <w:p>
+      <w:pPr>
+        <w:spacing w:before="33" w:after="33"/>
+      </w:pPr>
+      <w:r>
+        <w:rPr>
+          <w:rFonts w:ascii="Source Sans Pro" w:eastAsia="Source Sans Pro" w:hAnsi="Source Sans Pro" w:cs="Source Sans Pro"/>
+          <w:b/>
+          <w:sz w:val="19"/>
+          <w:szCs w:val="19"/>
+        </w:rPr>
+        <w:t xml:space="preserve">Frameworks: </w:t>
+      </w:r>
+      <w:r>
+        <w:rPr>
+          <w:rFonts w:ascii="Source Sans Pro" w:eastAsia="Source Sans Pro" w:hAnsi="Source Sans Pro" w:cs="Source Sans Pro"/>
+          <w:sz w:val="19"/>
+          <w:szCs w:val="19"/>
+        </w:rPr>
+        <w:t>MITRE ATT&amp;CK, OWASP Top 10, Incident Response (PICERL), audit trail documentation</w:t>
+      </w:r>
+    </w:p>
+    <w:p>
+      <w:pPr>
+        <w:pBdr>
+          <w:bottom w:val="single" w:sz="6" w:space="1" w:color="000000"/>
+        </w:pBdr>
+        <w:spacing w:before="164" w:after="61"/>
+        <w:rPr>
+          <w:rFonts w:ascii="Source Sans Pro" w:eastAsia="Source Sans Pro" w:hAnsi="Source Sans Pro" w:cs="Source Sans Pro"/>
+          <w:b/>
+          <w:bCs/>
+          <w:color w:val="000000"/>
+          <w:sz w:val="22"/>
+          <w:szCs w:val="22"/>
+        </w:rPr>
+      </w:pPr>
+    </w:p>
+    <w:p>
+      <w:pPr>
+        <w:pBdr>
+          <w:bottom w:val="single" w:sz="6" w:space="1" w:color="000000"/>
+        </w:pBdr>
+        <w:spacing w:before="191" w:after="52"/>
+      </w:pPr>
+      <w:r>
+        <w:rPr>
+          <w:rFonts w:ascii="Source Sans Pro" w:eastAsia="Source Sans Pro" w:hAnsi="Source Sans Pro" w:cs="Source Sans Pro"/>
+          <w:b/>
+          <w:bCs/>
+          <w:color w:val="000000"/>
+          <w:sz w:val="22"/>
+          <w:szCs w:val="22"/>
+        </w:rPr>
+        <w:t>Certifications</w:t>
+      </w:r>
+    </w:p>
+    <w:p>
+      <w:pPr>
+        <w:pStyle w:val="ListParagraph"/>
+        <w:numPr>
+          <w:ilvl w:val="0"/>
+          <w:numId w:val="2"/>
+        </w:numPr>
+        <w:spacing w:before="13" w:after="21"/>
+      </w:pPr>
+      <w:r>
+        <w:rPr>
+          <w:rFonts w:ascii="Source Sans Pro" w:eastAsia="Source Sans Pro" w:hAnsi="Source Sans Pro" w:cs="Source Sans Pro"/>
+          <w:color w:val="000000"/>
+          <w:sz w:val="19"/>
+          <w:szCs w:val="19"/>
+        </w:rPr>
+        <w:t>CompTIA Security+ SY0-701  —  in progress, exam target Q3 2026</w:t>
+      </w:r>
+    </w:p>
+    <w:p>
+      <w:pPr>
+        <w:pStyle w:val="ListParagraph"/>
+        <w:numPr>
+          <w:ilvl w:val="0"/>
+          <w:numId w:val="2"/>
+        </w:numPr>
+        <w:spacing w:before="13" w:after="21"/>
       </w:pPr>
       <w:r>
         <w:rPr>

--- a/resumes/Akshay_P_Resume.docx
+++ b/resumes/Akshay_P_Resume.docx
@@ -116,7 +116,7 @@
         <w:pBdr>
           <w:bottom w:val="single" w:sz="6" w:space="1" w:color="000000"/>
         </w:pBdr>
-        <w:spacing w:before="396" w:after="52"/>
+        <w:spacing w:before="422" w:after="52"/>
       </w:pPr>
       <w:r>
         <w:rPr>
@@ -294,7 +294,7 @@
     </w:p>
     <w:p>
       <w:pPr>
-        <w:spacing w:before="17" w:after="9"/>
+        <w:spacing w:before="23" w:after="15"/>
       </w:pPr>
     </w:p>
     <w:p>
@@ -302,7 +302,7 @@
         <w:pBdr>
           <w:bottom w:val="single" w:sz="6" w:space="1" w:color="000000"/>
         </w:pBdr>
-        <w:spacing w:before="191" w:after="52"/>
+        <w:spacing w:before="217" w:after="52"/>
       </w:pPr>
       <w:r>
         <w:rPr>
@@ -420,7 +420,7 @@
           <w:ilvl w:val="0"/>
           <w:numId w:val="2"/>
         </w:numPr>
-        <w:spacing w:before="13" w:after="21"/>
+        <w:spacing w:before="13" w:after="26"/>
       </w:pPr>
       <w:r>
         <w:rPr>
@@ -439,7 +439,7 @@
           <w:ilvl w:val="0"/>
           <w:numId w:val="2"/>
         </w:numPr>
-        <w:spacing w:before="13" w:after="21"/>
+        <w:spacing w:before="13" w:after="26"/>
       </w:pPr>
       <w:r>
         <w:rPr>
@@ -458,7 +458,7 @@
           <w:ilvl w:val="0"/>
           <w:numId w:val="2"/>
         </w:numPr>
-        <w:spacing w:before="13" w:after="21"/>
+        <w:spacing w:before="13" w:after="26"/>
       </w:pPr>
       <w:r>
         <w:rPr>
@@ -477,7 +477,7 @@
           <w:ilvl w:val="0"/>
           <w:numId w:val="2"/>
         </w:numPr>
-        <w:spacing w:before="13" w:after="21"/>
+        <w:spacing w:before="13" w:after="26"/>
       </w:pPr>
       <w:r>
         <w:rPr>
@@ -494,7 +494,7 @@
         <w:pBdr>
           <w:bottom w:val="single" w:sz="6" w:space="1" w:color="000000"/>
         </w:pBdr>
-        <w:spacing w:before="164" w:after="61"/>
+        <w:spacing w:before="170" w:after="67"/>
         <w:rPr>
           <w:rFonts w:ascii="Source Sans Pro" w:eastAsia="Source Sans Pro" w:hAnsi="Source Sans Pro" w:cs="Source Sans Pro"/>
           <w:b/>
@@ -510,7 +510,7 @@
         <w:pBdr>
           <w:bottom w:val="single" w:sz="6" w:space="1" w:color="000000"/>
         </w:pBdr>
-        <w:spacing w:before="191" w:after="52"/>
+        <w:spacing w:before="217" w:after="52"/>
       </w:pPr>
       <w:r>
         <w:rPr>
@@ -578,16 +578,16 @@
           <w:ilvl w:val="0"/>
           <w:numId w:val="2"/>
         </w:numPr>
-        <w:spacing w:before="13" w:after="21"/>
-      </w:pPr>
-      <w:r>
-        <w:rPr>
-          <w:rFonts w:ascii="Source Sans Pro" w:eastAsia="Source Sans Pro" w:hAnsi="Source Sans Pro" w:cs="Source Sans Pro"/>
-          <w:color w:val="000000"/>
-          <w:sz w:val="19"/>
-          <w:szCs w:val="19"/>
-        </w:rPr>
-        <w:t>Built multi-source risk assessment pipeline: submits vendor domains and IPs to VirusTotal, AbuseIPDB, and URLScan.io; cross-references WHOIS registration age, DNS records, and SSL certificate details for third-party due diligence.</w:t>
+        <w:spacing w:before="13" w:after="26"/>
+      </w:pPr>
+      <w:r>
+        <w:rPr>
+          <w:rFonts w:ascii="Source Sans Pro" w:eastAsia="Source Sans Pro" w:hAnsi="Source Sans Pro" w:cs="Source Sans Pro"/>
+          <w:color w:val="000000"/>
+          <w:sz w:val="19"/>
+          <w:szCs w:val="19"/>
+        </w:rPr>
+        <w:t>Built multi-API fraud intelligence pipeline: submits suspicious domains and IPs to VirusTotal, AbuseIPDB, and URLScan.io; cross-references WHOIS registration age, DNS records, and SSL details for KYC domain-verification workflows.</w:t>
       </w:r>
     </w:p>
     <w:p>
@@ -597,16 +597,16 @@
           <w:ilvl w:val="0"/>
           <w:numId w:val="2"/>
         </w:numPr>
-        <w:spacing w:before="13" w:after="21"/>
-      </w:pPr>
-      <w:r>
-        <w:rPr>
-          <w:rFonts w:ascii="Source Sans Pro" w:eastAsia="Source Sans Pro" w:hAnsi="Source Sans Pro" w:cs="Source Sans Pro"/>
-          <w:color w:val="000000"/>
-          <w:sz w:val="19"/>
-          <w:szCs w:val="19"/>
-        </w:rPr>
-        <w:t>Implemented domain reputation assessment tool generating typosquatting variants of monitored domains and checking live DNS resolution for vendor and partner ecosystem review.</w:t>
+        <w:spacing w:before="13" w:after="26"/>
+      </w:pPr>
+      <w:r>
+        <w:rPr>
+          <w:rFonts w:ascii="Source Sans Pro" w:eastAsia="Source Sans Pro" w:hAnsi="Source Sans Pro" w:cs="Source Sans Pro"/>
+          <w:color w:val="000000"/>
+          <w:sz w:val="19"/>
+          <w:szCs w:val="19"/>
+        </w:rPr>
+        <w:t>Implemented typosquatting domain detector generating character-substitution variants of legitimate business domains and checking live DNS resolution for financial fraud infrastructure review.</w:t>
       </w:r>
     </w:p>
     <w:p>
@@ -616,21 +616,21 @@
           <w:ilvl w:val="0"/>
           <w:numId w:val="2"/>
         </w:numPr>
-        <w:spacing w:before="13" w:after="21"/>
-      </w:pPr>
-      <w:r>
-        <w:rPr>
-          <w:rFonts w:ascii="Source Sans Pro" w:eastAsia="Source Sans Pro" w:hAnsi="Source Sans Pro" w:cs="Source Sans Pro"/>
-          <w:color w:val="000000"/>
-          <w:sz w:val="19"/>
-          <w:szCs w:val="19"/>
-        </w:rPr>
-        <w:t>Deployed automated risk assessment interface via Telegram bot enabling analysts to submit domains for enrichment; supports bulk CSV input/output for vendor risk assessment workflows and includes OSINT enrichment via theHarvester for domain profiling.</w:t>
-      </w:r>
-    </w:p>
-    <w:p>
-      <w:pPr>
-        <w:spacing w:before="39" w:after="9"/>
+        <w:spacing w:before="13" w:after="26"/>
+      </w:pPr>
+      <w:r>
+        <w:rPr>
+          <w:rFonts w:ascii="Source Sans Pro" w:eastAsia="Source Sans Pro" w:hAnsi="Source Sans Pro" w:cs="Source Sans Pro"/>
+          <w:color w:val="000000"/>
+          <w:sz w:val="19"/>
+          <w:szCs w:val="19"/>
+        </w:rPr>
+        <w:t>Deployed Telegram bot interface for live suspicious entity enrichment supporting bulk CSV input/output for investigation workflows; includes OSINT enrichment via theHarvester for domain profiling.</w:t>
+      </w:r>
+    </w:p>
+    <w:p>
+      <w:pPr>
+        <w:spacing w:before="45" w:after="15"/>
       </w:pPr>
     </w:p>
     <w:p>
@@ -687,7 +687,7 @@
           <w:ilvl w:val="0"/>
           <w:numId w:val="2"/>
         </w:numPr>
-        <w:spacing w:before="13" w:after="21"/>
+        <w:spacing w:before="13" w:after="26"/>
       </w:pPr>
       <w:r>
         <w:rPr>
@@ -706,7 +706,7 @@
           <w:ilvl w:val="0"/>
           <w:numId w:val="2"/>
         </w:numPr>
-        <w:spacing w:before="13" w:after="21"/>
+        <w:spacing w:before="13" w:after="26"/>
       </w:pPr>
       <w:r>
         <w:rPr>
@@ -725,7 +725,7 @@
           <w:ilvl w:val="0"/>
           <w:numId w:val="2"/>
         </w:numPr>
-        <w:spacing w:before="13" w:after="21"/>
+        <w:spacing w:before="13" w:after="26"/>
       </w:pPr>
       <w:r>
         <w:rPr>
@@ -742,7 +742,7 @@
         <w:pBdr>
           <w:bottom w:val="single" w:sz="6" w:space="1" w:color="000000"/>
         </w:pBdr>
-        <w:spacing w:before="164" w:after="61"/>
+        <w:spacing w:before="170" w:after="67"/>
         <w:rPr>
           <w:rFonts w:ascii="Source Sans Pro" w:eastAsia="Source Sans Pro" w:hAnsi="Source Sans Pro" w:cs="Source Sans Pro"/>
           <w:b/>
@@ -758,7 +758,7 @@
         <w:pBdr>
           <w:bottom w:val="single" w:sz="6" w:space="1" w:color="000000"/>
         </w:pBdr>
-        <w:spacing w:before="191" w:after="52"/>
+        <w:spacing w:before="217" w:after="52"/>
       </w:pPr>
       <w:r>
         <w:rPr>
@@ -774,7 +774,7 @@
     </w:p>
     <w:p>
       <w:pPr>
-        <w:spacing w:before="33" w:after="33"/>
+        <w:spacing w:before="39" w:after="39"/>
       </w:pPr>
       <w:r>
         <w:rPr>
@@ -796,7 +796,7 @@
     </w:p>
     <w:p>
       <w:pPr>
-        <w:spacing w:before="33" w:after="33"/>
+        <w:spacing w:before="39" w:after="39"/>
       </w:pPr>
       <w:r>
         <w:rPr>
@@ -818,7 +818,7 @@
     </w:p>
     <w:p>
       <w:pPr>
-        <w:spacing w:before="33" w:after="33"/>
+        <w:spacing w:before="39" w:after="39"/>
       </w:pPr>
       <w:r>
         <w:rPr>
@@ -840,7 +840,7 @@
     </w:p>
     <w:p>
       <w:pPr>
-        <w:spacing w:before="33" w:after="33"/>
+        <w:spacing w:before="39" w:after="39"/>
       </w:pPr>
       <w:r>
         <w:rPr>
@@ -862,7 +862,7 @@
     </w:p>
     <w:p>
       <w:pPr>
-        <w:spacing w:before="33" w:after="33"/>
+        <w:spacing w:before="39" w:after="39"/>
       </w:pPr>
       <w:r>
         <w:rPr>
@@ -887,7 +887,7 @@
         <w:pBdr>
           <w:bottom w:val="single" w:sz="6" w:space="1" w:color="000000"/>
         </w:pBdr>
-        <w:spacing w:before="164" w:after="61"/>
+        <w:spacing w:before="170" w:after="67"/>
         <w:rPr>
           <w:rFonts w:ascii="Source Sans Pro" w:eastAsia="Source Sans Pro" w:hAnsi="Source Sans Pro" w:cs="Source Sans Pro"/>
           <w:b/>
@@ -903,7 +903,7 @@
         <w:pBdr>
           <w:bottom w:val="single" w:sz="6" w:space="1" w:color="000000"/>
         </w:pBdr>
-        <w:spacing w:before="191" w:after="52"/>
+        <w:spacing w:before="217" w:after="52"/>
       </w:pPr>
       <w:r>
         <w:rPr>
@@ -924,7 +924,7 @@
           <w:ilvl w:val="0"/>
           <w:numId w:val="2"/>
         </w:numPr>
-        <w:spacing w:before="13" w:after="21"/>
+        <w:spacing w:before="13" w:after="26"/>
       </w:pPr>
       <w:r>
         <w:rPr>
@@ -943,7 +943,7 @@
           <w:ilvl w:val="0"/>
           <w:numId w:val="2"/>
         </w:numPr>
-        <w:spacing w:before="13" w:after="21"/>
+        <w:spacing w:before="13" w:after="26"/>
       </w:pPr>
       <w:r>
         <w:rPr>

--- a/resumes/Akshay_P_Resume.docx
+++ b/resumes/Akshay_P_Resume.docx
@@ -116,7 +116,7 @@
         <w:pBdr>
           <w:bottom w:val="single" w:sz="6" w:space="1" w:color="000000"/>
         </w:pBdr>
-        <w:spacing w:before="422" w:after="52"/>
+        <w:spacing w:before="372" w:after="52"/>
       </w:pPr>
       <w:r>
         <w:rPr>
@@ -294,7 +294,7 @@
     </w:p>
     <w:p>
       <w:pPr>
-        <w:spacing w:before="23" w:after="15"/>
+        <w:spacing w:before="11" w:after="3"/>
       </w:pPr>
     </w:p>
     <w:p>
@@ -302,7 +302,7 @@
         <w:pBdr>
           <w:bottom w:val="single" w:sz="6" w:space="1" w:color="000000"/>
         </w:pBdr>
-        <w:spacing w:before="217" w:after="52"/>
+        <w:spacing w:before="167" w:after="52"/>
       </w:pPr>
       <w:r>
         <w:rPr>
@@ -420,7 +420,7 @@
           <w:ilvl w:val="0"/>
           <w:numId w:val="2"/>
         </w:numPr>
-        <w:spacing w:before="13" w:after="26"/>
+        <w:spacing w:before="13" w:after="15"/>
       </w:pPr>
       <w:r>
         <w:rPr>
@@ -439,7 +439,7 @@
           <w:ilvl w:val="0"/>
           <w:numId w:val="2"/>
         </w:numPr>
-        <w:spacing w:before="13" w:after="26"/>
+        <w:spacing w:before="13" w:after="15"/>
       </w:pPr>
       <w:r>
         <w:rPr>
@@ -458,7 +458,7 @@
           <w:ilvl w:val="0"/>
           <w:numId w:val="2"/>
         </w:numPr>
-        <w:spacing w:before="13" w:after="26"/>
+        <w:spacing w:before="13" w:after="15"/>
       </w:pPr>
       <w:r>
         <w:rPr>
@@ -477,7 +477,7 @@
           <w:ilvl w:val="0"/>
           <w:numId w:val="2"/>
         </w:numPr>
-        <w:spacing w:before="13" w:after="26"/>
+        <w:spacing w:before="13" w:after="15"/>
       </w:pPr>
       <w:r>
         <w:rPr>
@@ -494,7 +494,7 @@
         <w:pBdr>
           <w:bottom w:val="single" w:sz="6" w:space="1" w:color="000000"/>
         </w:pBdr>
-        <w:spacing w:before="170" w:after="67"/>
+        <w:spacing w:before="158" w:after="55"/>
         <w:rPr>
           <w:rFonts w:ascii="Source Sans Pro" w:eastAsia="Source Sans Pro" w:hAnsi="Source Sans Pro" w:cs="Source Sans Pro"/>
           <w:b/>
@@ -510,7 +510,7 @@
         <w:pBdr>
           <w:bottom w:val="single" w:sz="6" w:space="1" w:color="000000"/>
         </w:pBdr>
-        <w:spacing w:before="217" w:after="52"/>
+        <w:spacing w:before="167" w:after="52"/>
       </w:pPr>
       <w:r>
         <w:rPr>
@@ -532,115 +532,6 @@
         <w:spacing w:before="62"/>
       </w:pPr>
       <w:hyperlink r:id="rId8">
-        <w:r>
-          <w:rPr>
-            <w:rFonts w:ascii="Source Sans Pro" w:eastAsia="Source Sans Pro" w:hAnsi="Source Sans Pro" w:cs="Source Sans Pro"/>
-            <w:b/>
-            <w:color w:val="000000"/>
-            <w:sz w:val="19"/>
-            <w:szCs w:val="19"/>
-            <w:u w:val="single"/>
-          </w:rPr>
-          <w:t>Phishing and OSINT Threat Intelligence Tool</w:t>
-        </w:r>
-      </w:hyperlink>
-      <w:r>
-        <w:rPr>
-          <w:rFonts w:ascii="Source Sans Pro" w:eastAsia="Source Sans Pro" w:hAnsi="Source Sans Pro" w:cs="Source Sans Pro"/>
-          <w:sz w:val="19"/>
-          <w:szCs w:val="19"/>
-        </w:rPr>
-        <w:t xml:space="preserve">  |  </w:t>
-      </w:r>
-      <w:r>
-        <w:rPr>
-          <w:rFonts w:ascii="Source Sans Pro" w:eastAsia="Source Sans Pro" w:hAnsi="Source Sans Pro" w:cs="Source Sans Pro"/>
-          <w:sz w:val="19"/>
-          <w:szCs w:val="19"/>
-        </w:rPr>
-        <w:tab/>
-      </w:r>
-      <w:r>
-        <w:rPr>
-          <w:rFonts w:ascii="Source Sans Pro Light" w:eastAsia="Source Sans Pro" w:hAnsi="Source Sans Pro Light" w:cs="Source Sans Pro"/>
-          <w:i/>
-          <w:iCs/>
-          <w:sz w:val="19"/>
-          <w:szCs w:val="19"/>
-        </w:rPr>
-        <w:t>Python, VirusTotal API, AbuseIPDB, WHOIS, Telegram bot</w:t>
-      </w:r>
-    </w:p>
-    <w:p>
-      <w:pPr>
-        <w:pStyle w:val="ListParagraph"/>
-        <w:numPr>
-          <w:ilvl w:val="0"/>
-          <w:numId w:val="2"/>
-        </w:numPr>
-        <w:spacing w:before="13" w:after="26"/>
-      </w:pPr>
-      <w:r>
-        <w:rPr>
-          <w:rFonts w:ascii="Source Sans Pro" w:eastAsia="Source Sans Pro" w:hAnsi="Source Sans Pro" w:cs="Source Sans Pro"/>
-          <w:color w:val="000000"/>
-          <w:sz w:val="19"/>
-          <w:szCs w:val="19"/>
-        </w:rPr>
-        <w:t>Built multi-API fraud intelligence pipeline: submits suspicious domains and IPs to VirusTotal, AbuseIPDB, and URLScan.io; cross-references WHOIS registration age, DNS records, and SSL details for KYC domain-verification workflows.</w:t>
-      </w:r>
-    </w:p>
-    <w:p>
-      <w:pPr>
-        <w:pStyle w:val="ListParagraph"/>
-        <w:numPr>
-          <w:ilvl w:val="0"/>
-          <w:numId w:val="2"/>
-        </w:numPr>
-        <w:spacing w:before="13" w:after="26"/>
-      </w:pPr>
-      <w:r>
-        <w:rPr>
-          <w:rFonts w:ascii="Source Sans Pro" w:eastAsia="Source Sans Pro" w:hAnsi="Source Sans Pro" w:cs="Source Sans Pro"/>
-          <w:color w:val="000000"/>
-          <w:sz w:val="19"/>
-          <w:szCs w:val="19"/>
-        </w:rPr>
-        <w:t>Implemented typosquatting domain detector generating character-substitution variants of legitimate business domains and checking live DNS resolution for financial fraud infrastructure review.</w:t>
-      </w:r>
-    </w:p>
-    <w:p>
-      <w:pPr>
-        <w:pStyle w:val="ListParagraph"/>
-        <w:numPr>
-          <w:ilvl w:val="0"/>
-          <w:numId w:val="2"/>
-        </w:numPr>
-        <w:spacing w:before="13" w:after="26"/>
-      </w:pPr>
-      <w:r>
-        <w:rPr>
-          <w:rFonts w:ascii="Source Sans Pro" w:eastAsia="Source Sans Pro" w:hAnsi="Source Sans Pro" w:cs="Source Sans Pro"/>
-          <w:color w:val="000000"/>
-          <w:sz w:val="19"/>
-          <w:szCs w:val="19"/>
-        </w:rPr>
-        <w:t>Deployed Telegram bot interface for live suspicious entity enrichment supporting bulk CSV input/output for investigation workflows; includes OSINT enrichment via theHarvester for domain profiling.</w:t>
-      </w:r>
-    </w:p>
-    <w:p>
-      <w:pPr>
-        <w:spacing w:before="45" w:after="15"/>
-      </w:pPr>
-    </w:p>
-    <w:p>
-      <w:pPr>
-        <w:tabs>
-          <w:tab w:val="right" w:pos="10800"/>
-        </w:tabs>
-        <w:spacing w:before="30"/>
-      </w:pPr>
-      <w:hyperlink r:id="rId9">
         <w:r>
           <w:rPr>
             <w:rFonts w:ascii="Source Sans Pro" w:eastAsia="Source Sans Pro" w:hAnsi="Source Sans Pro" w:cs="Source Sans Pro"/>
@@ -687,16 +578,16 @@
           <w:ilvl w:val="0"/>
           <w:numId w:val="2"/>
         </w:numPr>
-        <w:spacing w:before="13" w:after="26"/>
-      </w:pPr>
-      <w:r>
-        <w:rPr>
-          <w:rFonts w:ascii="Source Sans Pro" w:eastAsia="Source Sans Pro" w:hAnsi="Source Sans Pro" w:cs="Source Sans Pro"/>
-          <w:color w:val="000000"/>
-          <w:sz w:val="19"/>
-          <w:szCs w:val="19"/>
-        </w:rPr>
-        <w:t>Built automated vulnerability assessment pipeline integrating Nessus and OpenVAS APIs in Python; generated audit-ready CVE reports classified by CVSS severity with EPSS context from the FIRST.org API.</w:t>
+        <w:spacing w:before="13" w:after="15"/>
+      </w:pPr>
+      <w:r>
+        <w:rPr>
+          <w:rFonts w:ascii="Source Sans Pro" w:eastAsia="Source Sans Pro" w:hAnsi="Source Sans Pro" w:cs="Source Sans Pro"/>
+          <w:color w:val="000000"/>
+          <w:sz w:val="19"/>
+          <w:szCs w:val="19"/>
+        </w:rPr>
+        <w:t>Built automated application security testing pipeline integrating Nessus and OpenVAS APIs in Python; generated vulnerability reports classified by CVSS severity with EPSS context from the FIRST.org API.</w:t>
       </w:r>
     </w:p>
     <w:p>
@@ -706,16 +597,16 @@
           <w:ilvl w:val="0"/>
           <w:numId w:val="2"/>
         </w:numPr>
-        <w:spacing w:before="13" w:after="26"/>
-      </w:pPr>
-      <w:r>
-        <w:rPr>
-          <w:rFonts w:ascii="Source Sans Pro" w:eastAsia="Source Sans Pro" w:hAnsi="Source Sans Pro" w:cs="Source Sans Pro"/>
-          <w:color w:val="000000"/>
-          <w:sz w:val="19"/>
-          <w:szCs w:val="19"/>
-        </w:rPr>
-        <w:t>Developed OWASP Top 10 automated compliance checker validating web application security controls against regulatory requirements; documented vulnerability-to-remediation audit trails including SQL injection evidence and parameterised query fixes.</w:t>
+        <w:spacing w:before="13" w:after="15"/>
+      </w:pPr>
+      <w:r>
+        <w:rPr>
+          <w:rFonts w:ascii="Source Sans Pro" w:eastAsia="Source Sans Pro" w:hAnsi="Source Sans Pro" w:cs="Source Sans Pro"/>
+          <w:color w:val="000000"/>
+          <w:sz w:val="19"/>
+          <w:szCs w:val="19"/>
+        </w:rPr>
+        <w:t>Developed OWASP Top 10 automated application security checker detecting injection, broken authentication, SSRF, and XSS vulnerabilities; documented SQL injection exploit-to-remediation workflow with parameterised query fixes.</w:t>
       </w:r>
     </w:p>
     <w:p>
@@ -725,196 +616,68 @@
           <w:ilvl w:val="0"/>
           <w:numId w:val="2"/>
         </w:numPr>
-        <w:spacing w:before="13" w:after="26"/>
-      </w:pPr>
-      <w:r>
-        <w:rPr>
-          <w:rFonts w:ascii="Source Sans Pro" w:eastAsia="Source Sans Pro" w:hAnsi="Source Sans Pro" w:cs="Source Sans Pro"/>
-          <w:color w:val="000000"/>
-          <w:sz w:val="19"/>
-          <w:szCs w:val="19"/>
-        </w:rPr>
-        <w:t>Automated compliance scan scheduling via Bash and cron; built delta-scan logic to track remediation progress and organize audit evidence for patch compliance review.</w:t>
-      </w:r>
-    </w:p>
-    <w:p>
-      <w:pPr>
-        <w:pBdr>
-          <w:bottom w:val="single" w:sz="6" w:space="1" w:color="000000"/>
-        </w:pBdr>
-        <w:spacing w:before="170" w:after="67"/>
-        <w:rPr>
-          <w:rFonts w:ascii="Source Sans Pro" w:eastAsia="Source Sans Pro" w:hAnsi="Source Sans Pro" w:cs="Source Sans Pro"/>
-          <w:b/>
-          <w:bCs/>
-          <w:color w:val="000000"/>
-          <w:sz w:val="22"/>
-          <w:szCs w:val="22"/>
-        </w:rPr>
-      </w:pPr>
-    </w:p>
-    <w:p>
-      <w:pPr>
-        <w:pBdr>
-          <w:bottom w:val="single" w:sz="6" w:space="1" w:color="000000"/>
-        </w:pBdr>
-        <w:spacing w:before="217" w:after="52"/>
-      </w:pPr>
-      <w:r>
-        <w:rPr>
-          <w:rFonts w:ascii="Source Sans Pro" w:eastAsia="Source Sans Pro" w:hAnsi="Source Sans Pro" w:cs="Source Sans Pro"/>
-          <w:b/>
-          <w:bCs/>
-          <w:color w:val="000000"/>
-          <w:sz w:val="22"/>
-          <w:szCs w:val="22"/>
-        </w:rPr>
-        <w:t>Technical Skills</w:t>
-      </w:r>
-    </w:p>
-    <w:p>
-      <w:pPr>
-        <w:spacing w:before="39" w:after="39"/>
-      </w:pPr>
-      <w:r>
-        <w:rPr>
-          <w:rFonts w:ascii="Source Sans Pro" w:eastAsia="Source Sans Pro" w:hAnsi="Source Sans Pro" w:cs="Source Sans Pro"/>
-          <w:b/>
-          <w:sz w:val="19"/>
-          <w:szCs w:val="19"/>
-        </w:rPr>
-        <w:t xml:space="preserve">GRC &amp; Compliance: </w:t>
-      </w:r>
-      <w:r>
-        <w:rPr>
-          <w:rFonts w:ascii="Source Sans Pro" w:eastAsia="Source Sans Pro" w:hAnsi="Source Sans Pro" w:cs="Source Sans Pro"/>
-          <w:sz w:val="19"/>
-          <w:szCs w:val="19"/>
-        </w:rPr>
-        <w:t>NIST CSF, ISO 27001, PCI-DSS, GDPR/PDPB, SOX/ITGC, compliance monitoring</w:t>
-      </w:r>
-    </w:p>
-    <w:p>
-      <w:pPr>
-        <w:spacing w:before="39" w:after="39"/>
-      </w:pPr>
-      <w:r>
-        <w:rPr>
-          <w:rFonts w:ascii="Source Sans Pro" w:eastAsia="Source Sans Pro" w:hAnsi="Source Sans Pro" w:cs="Source Sans Pro"/>
-          <w:b/>
-          <w:sz w:val="19"/>
-          <w:szCs w:val="19"/>
-        </w:rPr>
-        <w:t xml:space="preserve">Risk &amp; Audit: </w:t>
-      </w:r>
-      <w:r>
-        <w:rPr>
-          <w:rFonts w:ascii="Source Sans Pro" w:eastAsia="Source Sans Pro" w:hAnsi="Source Sans Pro" w:cs="Source Sans Pro"/>
-          <w:sz w:val="19"/>
-          <w:szCs w:val="19"/>
-        </w:rPr>
-        <w:t>Risk assessment, control testing, audit documentation, vendor risk, RCSA basics</w:t>
-      </w:r>
-    </w:p>
-    <w:p>
-      <w:pPr>
-        <w:spacing w:before="39" w:after="39"/>
-      </w:pPr>
-      <w:r>
-        <w:rPr>
-          <w:rFonts w:ascii="Source Sans Pro" w:eastAsia="Source Sans Pro" w:hAnsi="Source Sans Pro" w:cs="Source Sans Pro"/>
-          <w:b/>
-          <w:sz w:val="19"/>
-          <w:szCs w:val="19"/>
-        </w:rPr>
-        <w:t xml:space="preserve">Fraud &amp; AML: </w:t>
-      </w:r>
-      <w:r>
-        <w:rPr>
-          <w:rFonts w:ascii="Source Sans Pro" w:eastAsia="Source Sans Pro" w:hAnsi="Source Sans Pro" w:cs="Source Sans Pro"/>
-          <w:sz w:val="19"/>
-          <w:szCs w:val="19"/>
-        </w:rPr>
-        <w:t>Transaction monitoring, AML typologies, KYC/CDD, sanctions screening</w:t>
-      </w:r>
-    </w:p>
-    <w:p>
-      <w:pPr>
-        <w:spacing w:before="39" w:after="39"/>
-      </w:pPr>
-      <w:r>
-        <w:rPr>
-          <w:rFonts w:ascii="Source Sans Pro" w:eastAsia="Source Sans Pro" w:hAnsi="Source Sans Pro" w:cs="Source Sans Pro"/>
-          <w:b/>
-          <w:sz w:val="19"/>
-          <w:szCs w:val="19"/>
-        </w:rPr>
-        <w:t xml:space="preserve">Systems &amp; Tools: </w:t>
-      </w:r>
-      <w:r>
-        <w:rPr>
-          <w:rFonts w:ascii="Source Sans Pro" w:eastAsia="Source Sans Pro" w:hAnsi="Source Sans Pro" w:cs="Source Sans Pro"/>
-          <w:sz w:val="19"/>
-          <w:szCs w:val="19"/>
-        </w:rPr>
-        <w:t>Windows internals, Linux fundamentals, Python, Excel, SQL (basic), TCP/IP basics</w:t>
-      </w:r>
-    </w:p>
-    <w:p>
-      <w:pPr>
-        <w:spacing w:before="39" w:after="39"/>
-      </w:pPr>
-      <w:r>
-        <w:rPr>
-          <w:rFonts w:ascii="Source Sans Pro" w:eastAsia="Source Sans Pro" w:hAnsi="Source Sans Pro" w:cs="Source Sans Pro"/>
-          <w:b/>
-          <w:sz w:val="19"/>
-          <w:szCs w:val="19"/>
-        </w:rPr>
-        <w:t xml:space="preserve">Frameworks: </w:t>
-      </w:r>
-      <w:r>
-        <w:rPr>
-          <w:rFonts w:ascii="Source Sans Pro" w:eastAsia="Source Sans Pro" w:hAnsi="Source Sans Pro" w:cs="Source Sans Pro"/>
-          <w:sz w:val="19"/>
-          <w:szCs w:val="19"/>
-        </w:rPr>
-        <w:t>MITRE ATT&amp;CK, OWASP Top 10, Incident Response (PICERL), audit trail documentation</w:t>
-      </w:r>
-    </w:p>
-    <w:p>
-      <w:pPr>
-        <w:pBdr>
-          <w:bottom w:val="single" w:sz="6" w:space="1" w:color="000000"/>
-        </w:pBdr>
-        <w:spacing w:before="170" w:after="67"/>
-        <w:rPr>
-          <w:rFonts w:ascii="Source Sans Pro" w:eastAsia="Source Sans Pro" w:hAnsi="Source Sans Pro" w:cs="Source Sans Pro"/>
-          <w:b/>
-          <w:bCs/>
-          <w:color w:val="000000"/>
-          <w:sz w:val="22"/>
-          <w:szCs w:val="22"/>
-        </w:rPr>
-      </w:pPr>
-    </w:p>
-    <w:p>
-      <w:pPr>
-        <w:pBdr>
-          <w:bottom w:val="single" w:sz="6" w:space="1" w:color="000000"/>
-        </w:pBdr>
-        <w:spacing w:before="217" w:after="52"/>
-      </w:pPr>
-      <w:r>
-        <w:rPr>
-          <w:rFonts w:ascii="Source Sans Pro" w:eastAsia="Source Sans Pro" w:hAnsi="Source Sans Pro" w:cs="Source Sans Pro"/>
-          <w:b/>
-          <w:bCs/>
-          <w:color w:val="000000"/>
-          <w:sz w:val="22"/>
-          <w:szCs w:val="22"/>
-        </w:rPr>
-        <w:t>Certifications</w:t>
+        <w:spacing w:before="13" w:after="15"/>
+      </w:pPr>
+      <w:r>
+        <w:rPr>
+          <w:rFonts w:ascii="Source Sans Pro" w:eastAsia="Source Sans Pro" w:hAnsi="Source Sans Pro" w:cs="Source Sans Pro"/>
+          <w:color w:val="000000"/>
+          <w:sz w:val="19"/>
+          <w:szCs w:val="19"/>
+        </w:rPr>
+        <w:t>Automated security scan scheduling via Bash and cron integrated with development cycles; built delta-scan logic to flag newly introduced CVEs for secure development lifecycle tracking.</w:t>
+      </w:r>
+    </w:p>
+    <w:p>
+      <w:pPr>
+        <w:spacing w:before="33" w:after="3"/>
+      </w:pPr>
+    </w:p>
+    <w:p>
+      <w:pPr>
+        <w:tabs>
+          <w:tab w:val="right" w:pos="10800"/>
+        </w:tabs>
+        <w:spacing w:before="30"/>
+      </w:pPr>
+      <w:hyperlink r:id="rId9">
+        <w:r>
+          <w:rPr>
+            <w:rFonts w:ascii="Source Sans Pro" w:eastAsia="Source Sans Pro" w:hAnsi="Source Sans Pro" w:cs="Source Sans Pro"/>
+            <w:b/>
+            <w:color w:val="000000"/>
+            <w:sz w:val="19"/>
+            <w:szCs w:val="19"/>
+            <w:u w:val="single"/>
+          </w:rPr>
+          <w:t>SOC Automation and Threat Detection Lab</w:t>
+        </w:r>
+      </w:hyperlink>
+      <w:r>
+        <w:rPr>
+          <w:rFonts w:ascii="Source Sans Pro" w:eastAsia="Source Sans Pro" w:hAnsi="Source Sans Pro" w:cs="Source Sans Pro"/>
+          <w:sz w:val="19"/>
+          <w:szCs w:val="19"/>
+        </w:rPr>
+        <w:t xml:space="preserve">  |  </w:t>
+      </w:r>
+      <w:r>
+        <w:rPr>
+          <w:rFonts w:ascii="Source Sans Pro" w:eastAsia="Source Sans Pro" w:hAnsi="Source Sans Pro" w:cs="Source Sans Pro"/>
+          <w:sz w:val="19"/>
+          <w:szCs w:val="19"/>
+        </w:rPr>
+        <w:tab/>
+      </w:r>
+      <w:r>
+        <w:rPr>
+          <w:rFonts w:ascii="Source Sans Pro Light" w:eastAsia="Source Sans Pro" w:hAnsi="Source Sans Pro Light" w:cs="Source Sans Pro"/>
+          <w:i/>
+          <w:iCs/>
+          <w:sz w:val="19"/>
+          <w:szCs w:val="19"/>
+        </w:rPr>
+        <w:t>Python, Splunk, Wireshark, Nmap, MITRE ATT&amp;CK</w:t>
       </w:r>
     </w:p>
     <w:p>
@@ -924,16 +687,16 @@
           <w:ilvl w:val="0"/>
           <w:numId w:val="2"/>
         </w:numPr>
-        <w:spacing w:before="13" w:after="26"/>
-      </w:pPr>
-      <w:r>
-        <w:rPr>
-          <w:rFonts w:ascii="Source Sans Pro" w:eastAsia="Source Sans Pro" w:hAnsi="Source Sans Pro" w:cs="Source Sans Pro"/>
-          <w:color w:val="000000"/>
-          <w:sz w:val="19"/>
-          <w:szCs w:val="19"/>
-        </w:rPr>
-        <w:t>CompTIA Security+ SY0-701  —  in progress, exam target Q3 2026</w:t>
+        <w:spacing w:before="13" w:after="15"/>
+      </w:pPr>
+      <w:r>
+        <w:rPr>
+          <w:rFonts w:ascii="Source Sans Pro" w:eastAsia="Source Sans Pro" w:hAnsi="Source Sans Pro" w:cs="Source Sans Pro"/>
+          <w:color w:val="000000"/>
+          <w:sz w:val="19"/>
+          <w:szCs w:val="19"/>
+        </w:rPr>
+        <w:t>Deployed Splunk SIEM with SPL correlation searches for brute-force detection, lateral movement, and privilege escalation; mapped TTPs to MITRE ATT&amp;CK and wrote PICERL incident report.</w:t>
       </w:r>
     </w:p>
     <w:p>
@@ -943,7 +706,244 @@
           <w:ilvl w:val="0"/>
           <w:numId w:val="2"/>
         </w:numPr>
-        <w:spacing w:before="13" w:after="26"/>
+        <w:spacing w:before="13" w:after="15"/>
+      </w:pPr>
+      <w:r>
+        <w:rPr>
+          <w:rFonts w:ascii="Source Sans Pro" w:eastAsia="Source Sans Pro" w:hAnsi="Source Sans Pro" w:cs="Source Sans Pro"/>
+          <w:color w:val="000000"/>
+          <w:sz w:val="19"/>
+          <w:szCs w:val="19"/>
+        </w:rPr>
+        <w:t>Built automated SOAR-style detection pipeline: Python script ingests Splunk alerts, runs IOC enrichment via VirusTotal API, and dispatches Telegram notifications with severity classification.</w:t>
+      </w:r>
+    </w:p>
+    <w:p>
+      <w:pPr>
+        <w:pStyle w:val="ListParagraph"/>
+        <w:numPr>
+          <w:ilvl w:val="0"/>
+          <w:numId w:val="2"/>
+        </w:numPr>
+        <w:spacing w:before="13" w:after="15"/>
+      </w:pPr>
+      <w:r>
+        <w:rPr>
+          <w:rFonts w:ascii="Source Sans Pro" w:eastAsia="Source Sans Pro" w:hAnsi="Source Sans Pro" w:cs="Source Sans Pro"/>
+          <w:color w:val="000000"/>
+          <w:sz w:val="19"/>
+          <w:szCs w:val="19"/>
+        </w:rPr>
+        <w:t>Converted detection logic to Sigma rules (vendor-neutral format used by enterprise SOCs); performed TCP/IP analysis in Wireshark to detect SYN scans, DNS tunnelling, and plaintext credential exposure on unencrypted sessions.</w:t>
+      </w:r>
+    </w:p>
+    <w:p>
+      <w:pPr>
+        <w:pBdr>
+          <w:bottom w:val="single" w:sz="6" w:space="1" w:color="000000"/>
+        </w:pBdr>
+        <w:spacing w:before="158" w:after="55"/>
+        <w:rPr>
+          <w:rFonts w:ascii="Source Sans Pro" w:eastAsia="Source Sans Pro" w:hAnsi="Source Sans Pro" w:cs="Source Sans Pro"/>
+          <w:b/>
+          <w:bCs/>
+          <w:color w:val="000000"/>
+          <w:sz w:val="22"/>
+          <w:szCs w:val="22"/>
+        </w:rPr>
+      </w:pPr>
+    </w:p>
+    <w:p>
+      <w:pPr>
+        <w:pBdr>
+          <w:bottom w:val="single" w:sz="6" w:space="1" w:color="000000"/>
+        </w:pBdr>
+        <w:spacing w:before="167" w:after="52"/>
+      </w:pPr>
+      <w:r>
+        <w:rPr>
+          <w:rFonts w:ascii="Source Sans Pro" w:eastAsia="Source Sans Pro" w:hAnsi="Source Sans Pro" w:cs="Source Sans Pro"/>
+          <w:b/>
+          <w:bCs/>
+          <w:color w:val="000000"/>
+          <w:sz w:val="22"/>
+          <w:szCs w:val="22"/>
+        </w:rPr>
+        <w:t>Technical Skills</w:t>
+      </w:r>
+    </w:p>
+    <w:p>
+      <w:pPr>
+        <w:spacing w:before="27" w:after="27"/>
+      </w:pPr>
+      <w:r>
+        <w:rPr>
+          <w:rFonts w:ascii="Source Sans Pro" w:eastAsia="Source Sans Pro" w:hAnsi="Source Sans Pro" w:cs="Source Sans Pro"/>
+          <w:b/>
+          <w:sz w:val="19"/>
+          <w:szCs w:val="19"/>
+        </w:rPr>
+        <w:t xml:space="preserve">SOC Operations: </w:t>
+      </w:r>
+      <w:r>
+        <w:rPr>
+          <w:rFonts w:ascii="Source Sans Pro" w:eastAsia="Source Sans Pro" w:hAnsi="Source Sans Pro" w:cs="Source Sans Pro"/>
+          <w:sz w:val="19"/>
+          <w:szCs w:val="19"/>
+        </w:rPr>
+        <w:t>Alert triage, incident investigation, log analysis, threat detection, escalation, false positive analysis</w:t>
+      </w:r>
+    </w:p>
+    <w:p>
+      <w:pPr>
+        <w:spacing w:before="27" w:after="27"/>
+      </w:pPr>
+      <w:r>
+        <w:rPr>
+          <w:rFonts w:ascii="Source Sans Pro" w:eastAsia="Source Sans Pro" w:hAnsi="Source Sans Pro" w:cs="Source Sans Pro"/>
+          <w:b/>
+          <w:sz w:val="19"/>
+          <w:szCs w:val="19"/>
+        </w:rPr>
+        <w:t xml:space="preserve">SIEM &amp; Monitoring: </w:t>
+      </w:r>
+      <w:r>
+        <w:rPr>
+          <w:rFonts w:ascii="Source Sans Pro" w:eastAsia="Source Sans Pro" w:hAnsi="Source Sans Pro" w:cs="Source Sans Pro"/>
+          <w:sz w:val="19"/>
+          <w:szCs w:val="19"/>
+        </w:rPr>
+        <w:t>Splunk (SPL), Elastic SIEM (basic), Windows Event Logs, Sysmon, Wireshark</w:t>
+      </w:r>
+    </w:p>
+    <w:p>
+      <w:pPr>
+        <w:spacing w:before="27" w:after="27"/>
+      </w:pPr>
+      <w:r>
+        <w:rPr>
+          <w:rFonts w:ascii="Source Sans Pro" w:eastAsia="Source Sans Pro" w:hAnsi="Source Sans Pro" w:cs="Source Sans Pro"/>
+          <w:b/>
+          <w:sz w:val="19"/>
+          <w:szCs w:val="19"/>
+        </w:rPr>
+        <w:t xml:space="preserve">Threat Intelligence: </w:t>
+      </w:r>
+      <w:r>
+        <w:rPr>
+          <w:rFonts w:ascii="Source Sans Pro" w:eastAsia="Source Sans Pro" w:hAnsi="Source Sans Pro" w:cs="Source Sans Pro"/>
+          <w:sz w:val="19"/>
+          <w:szCs w:val="19"/>
+        </w:rPr>
+        <w:t>MITRE ATT&amp;CK, IOC analysis, VirusTotal, OSINT enrichment, Cyber Kill Chain</w:t>
+      </w:r>
+    </w:p>
+    <w:p>
+      <w:pPr>
+        <w:spacing w:before="27" w:after="27"/>
+      </w:pPr>
+      <w:r>
+        <w:rPr>
+          <w:rFonts w:ascii="Source Sans Pro" w:eastAsia="Source Sans Pro" w:hAnsi="Source Sans Pro" w:cs="Source Sans Pro"/>
+          <w:b/>
+          <w:sz w:val="19"/>
+          <w:szCs w:val="19"/>
+        </w:rPr>
+        <w:t xml:space="preserve">Systems &amp; Networking: </w:t>
+      </w:r>
+      <w:r>
+        <w:rPr>
+          <w:rFonts w:ascii="Source Sans Pro" w:eastAsia="Source Sans Pro" w:hAnsi="Source Sans Pro" w:cs="Source Sans Pro"/>
+          <w:sz w:val="19"/>
+          <w:szCs w:val="19"/>
+        </w:rPr>
+        <w:t>Windows internals, Linux fundamentals, TCP/IP, DNS, HTTP/S, firewall and IDS/IPS concepts</w:t>
+      </w:r>
+    </w:p>
+    <w:p>
+      <w:pPr>
+        <w:spacing w:before="27" w:after="27"/>
+      </w:pPr>
+      <w:r>
+        <w:rPr>
+          <w:rFonts w:ascii="Source Sans Pro" w:eastAsia="Source Sans Pro" w:hAnsi="Source Sans Pro" w:cs="Source Sans Pro"/>
+          <w:b/>
+          <w:sz w:val="19"/>
+          <w:szCs w:val="19"/>
+        </w:rPr>
+        <w:t xml:space="preserve">Automation: </w:t>
+      </w:r>
+      <w:r>
+        <w:rPr>
+          <w:rFonts w:ascii="Source Sans Pro" w:eastAsia="Source Sans Pro" w:hAnsi="Source Sans Pro" w:cs="Source Sans Pro"/>
+          <w:sz w:val="19"/>
+          <w:szCs w:val="19"/>
+        </w:rPr>
+        <w:t>Python, Bash (basic), regular expressions</w:t>
+      </w:r>
+    </w:p>
+    <w:p>
+      <w:pPr>
+        <w:pBdr>
+          <w:bottom w:val="single" w:sz="6" w:space="1" w:color="000000"/>
+        </w:pBdr>
+        <w:spacing w:before="158" w:after="55"/>
+        <w:rPr>
+          <w:rFonts w:ascii="Source Sans Pro" w:eastAsia="Source Sans Pro" w:hAnsi="Source Sans Pro" w:cs="Source Sans Pro"/>
+          <w:b/>
+          <w:bCs/>
+          <w:color w:val="000000"/>
+          <w:sz w:val="22"/>
+          <w:szCs w:val="22"/>
+        </w:rPr>
+      </w:pPr>
+    </w:p>
+    <w:p>
+      <w:pPr>
+        <w:pBdr>
+          <w:bottom w:val="single" w:sz="6" w:space="1" w:color="000000"/>
+        </w:pBdr>
+        <w:spacing w:before="167" w:after="52"/>
+      </w:pPr>
+      <w:r>
+        <w:rPr>
+          <w:rFonts w:ascii="Source Sans Pro" w:eastAsia="Source Sans Pro" w:hAnsi="Source Sans Pro" w:cs="Source Sans Pro"/>
+          <w:b/>
+          <w:bCs/>
+          <w:color w:val="000000"/>
+          <w:sz w:val="22"/>
+          <w:szCs w:val="22"/>
+        </w:rPr>
+        <w:t>Certifications</w:t>
+      </w:r>
+    </w:p>
+    <w:p>
+      <w:pPr>
+        <w:pStyle w:val="ListParagraph"/>
+        <w:numPr>
+          <w:ilvl w:val="0"/>
+          <w:numId w:val="2"/>
+        </w:numPr>
+        <w:spacing w:before="13" w:after="15"/>
+      </w:pPr>
+      <w:r>
+        <w:rPr>
+          <w:rFonts w:ascii="Source Sans Pro" w:eastAsia="Source Sans Pro" w:hAnsi="Source Sans Pro" w:cs="Source Sans Pro"/>
+          <w:color w:val="000000"/>
+          <w:sz w:val="19"/>
+          <w:szCs w:val="19"/>
+        </w:rPr>
+        <w:t>CompTIA Security+ SY0-701  —  in progress, exam target Q3 2026</w:t>
+      </w:r>
+    </w:p>
+    <w:p>
+      <w:pPr>
+        <w:pStyle w:val="ListParagraph"/>
+        <w:numPr>
+          <w:ilvl w:val="0"/>
+          <w:numId w:val="2"/>
+        </w:numPr>
+        <w:spacing w:before="13" w:after="15"/>
       </w:pPr>
       <w:r>
         <w:rPr>

--- a/resumes/Akshay_P_Resume.docx
+++ b/resumes/Akshay_P_Resume.docx
@@ -4,7 +4,7 @@
   <w:body>
     <w:p>
       <w:pPr>
-        <w:spacing w:after="44"/>
+        <w:spacing w:after="0" w:before="20"/>
         <w:jc w:val="center"/>
       </w:pPr>
       <w:r>
@@ -21,6 +21,7 @@
     </w:p>
     <w:p>
       <w:pPr>
+        <w:spacing w:before="20" w:after="0"/>
         <w:jc w:val="center"/>
       </w:pPr>
       <w:r>
@@ -116,7 +117,7 @@
         <w:pBdr>
           <w:bottom w:val="single" w:sz="6" w:space="1" w:color="000000"/>
         </w:pBdr>
-        <w:spacing w:before="372" w:after="52"/>
+        <w:spacing w:before="183" w:after="0"/>
       </w:pPr>
       <w:r>
         <w:rPr>
@@ -135,7 +136,7 @@
         <w:tabs>
           <w:tab w:val="right" w:pos="10800"/>
         </w:tabs>
-        <w:spacing w:before="62"/>
+        <w:spacing w:before="20" w:after="0"/>
       </w:pPr>
       <w:r>
         <w:rPr>
@@ -170,7 +171,7 @@
     </w:p>
     <w:p>
       <w:pPr>
-        <w:spacing w:before="8"/>
+        <w:spacing w:before="8" w:after="0"/>
       </w:pPr>
       <w:r>
         <w:rPr>
@@ -189,7 +190,7 @@
         <w:tabs>
           <w:tab w:val="right" w:pos="10800"/>
         </w:tabs>
-        <w:spacing w:before="62"/>
+        <w:spacing w:before="20" w:after="0"/>
       </w:pPr>
       <w:r>
         <w:rPr>
@@ -224,7 +225,7 @@
     </w:p>
     <w:p>
       <w:pPr>
-        <w:spacing w:before="8"/>
+        <w:spacing w:before="8" w:after="0"/>
       </w:pPr>
       <w:r>
         <w:rPr>
@@ -243,7 +244,7 @@
         <w:tabs>
           <w:tab w:val="right" w:pos="10800"/>
         </w:tabs>
-        <w:spacing w:before="62"/>
+        <w:spacing w:before="20" w:after="0"/>
       </w:pPr>
       <w:r>
         <w:rPr>
@@ -278,7 +279,7 @@
     </w:p>
     <w:p>
       <w:pPr>
-        <w:spacing w:before="8"/>
+        <w:spacing w:before="8" w:after="0"/>
       </w:pPr>
       <w:r>
         <w:rPr>
@@ -294,7 +295,7 @@
     </w:p>
     <w:p>
       <w:pPr>
-        <w:spacing w:before="11" w:after="3"/>
+        <w:spacing w:before="41" w:after="41"/>
       </w:pPr>
     </w:p>
     <w:p>
@@ -302,7 +303,7 @@
         <w:pBdr>
           <w:bottom w:val="single" w:sz="6" w:space="1" w:color="000000"/>
         </w:pBdr>
-        <w:spacing w:before="167" w:after="52"/>
+        <w:spacing w:before="183" w:after="0"/>
       </w:pPr>
       <w:r>
         <w:rPr>
@@ -321,7 +322,7 @@
         <w:tabs>
           <w:tab w:val="right" w:pos="10800"/>
         </w:tabs>
-        <w:spacing w:before="62"/>
+        <w:spacing w:before="20" w:after="0"/>
       </w:pPr>
       <w:r>
         <w:rPr>
@@ -367,7 +368,7 @@
         <w:tabs>
           <w:tab w:val="right" w:pos="10800"/>
         </w:tabs>
-        <w:spacing w:before="8"/>
+        <w:spacing w:before="8" w:after="0"/>
         <w:rPr>
           <w:rFonts w:ascii="Source Sans Pro Light" w:hAnsi="Source Sans Pro Light"/>
           <w:i/>
@@ -420,16 +421,16 @@
           <w:ilvl w:val="0"/>
           <w:numId w:val="2"/>
         </w:numPr>
-        <w:spacing w:before="13" w:after="15"/>
-      </w:pPr>
-      <w:r>
-        <w:rPr>
-          <w:rFonts w:ascii="Source Sans Pro" w:eastAsia="Source Sans Pro" w:hAnsi="Source Sans Pro" w:cs="Source Sans Pro"/>
-          <w:color w:val="000000"/>
-          <w:sz w:val="19"/>
-          <w:szCs w:val="19"/>
-        </w:rPr>
-        <w:t>Triaged 50+ weekly inventory reimbursement cases by severity and policy eligibility, routing high-risk claims to senior review within same-day SLA with no escalation omissions.</w:t>
+        <w:spacing w:before="13" w:after="47"/>
+      </w:pPr>
+      <w:r>
+        <w:rPr>
+          <w:rFonts w:ascii="Source Sans Pro" w:eastAsia="Source Sans Pro" w:hAnsi="Source Sans Pro" w:cs="Source Sans Pro"/>
+          <w:color w:val="000000"/>
+          <w:sz w:val="19"/>
+          <w:szCs w:val="19"/>
+        </w:rPr>
+        <w:t>Triaged 50+ weekly inventory reimbursement cases by severity and policy eligibility, applying structured triage and escalation workflows; achieved 98% triage workflow compliance</w:t>
       </w:r>
     </w:p>
     <w:p>
@@ -439,16 +440,16 @@
           <w:ilvl w:val="0"/>
           <w:numId w:val="2"/>
         </w:numPr>
-        <w:spacing w:before="13" w:after="15"/>
-      </w:pPr>
-      <w:r>
-        <w:rPr>
-          <w:rFonts w:ascii="Source Sans Pro" w:eastAsia="Source Sans Pro" w:hAnsi="Source Sans Pro" w:cs="Source Sans Pro"/>
-          <w:color w:val="000000"/>
-          <w:sz w:val="19"/>
-          <w:szCs w:val="19"/>
-        </w:rPr>
-        <w:t>Investigated seller claims for policy violations and anomalous patterns across 200+ weekly cases; documented root-cause findings with supporting evidence for senior reviewer sign-off.</w:t>
+        <w:spacing w:before="13" w:after="47"/>
+      </w:pPr>
+      <w:r>
+        <w:rPr>
+          <w:rFonts w:ascii="Source Sans Pro" w:eastAsia="Source Sans Pro" w:hAnsi="Source Sans Pro" w:cs="Source Sans Pro"/>
+          <w:color w:val="000000"/>
+          <w:sz w:val="19"/>
+          <w:szCs w:val="19"/>
+        </w:rPr>
+        <w:t>Investigated root causes of seller claims, identified policy violations and anomalous patterns, and escalated findings to senior reviewers; sustained escalation throughput of 45 cases per day</w:t>
       </w:r>
     </w:p>
     <w:p>
@@ -458,16 +459,16 @@
           <w:ilvl w:val="0"/>
           <w:numId w:val="2"/>
         </w:numPr>
-        <w:spacing w:before="13" w:after="15"/>
-      </w:pPr>
-      <w:r>
-        <w:rPr>
-          <w:rFonts w:ascii="Source Sans Pro" w:eastAsia="Source Sans Pro" w:hAnsi="Source Sans Pro" w:cs="Source Sans Pro"/>
-          <w:color w:val="000000"/>
-          <w:sz w:val="19"/>
-          <w:szCs w:val="19"/>
-        </w:rPr>
-        <w:t>Maintained structured case records capturing investigation rationale, policy evidence, and corrective actions, producing audit-ready documentation for compliance review.</w:t>
+        <w:spacing w:before="13" w:after="47"/>
+      </w:pPr>
+      <w:r>
+        <w:rPr>
+          <w:rFonts w:ascii="Source Sans Pro" w:eastAsia="Source Sans Pro" w:hAnsi="Source Sans Pro" w:cs="Source Sans Pro"/>
+          <w:color w:val="000000"/>
+          <w:sz w:val="19"/>
+          <w:szCs w:val="19"/>
+        </w:rPr>
+        <w:t>Documented audit‑ready case records with investigation findings, evidence notes, and corrective actions; maintained a 100% audit readiness score</w:t>
       </w:r>
     </w:p>
     <w:p>
@@ -477,16 +478,16 @@
           <w:ilvl w:val="0"/>
           <w:numId w:val="2"/>
         </w:numPr>
-        <w:spacing w:before="13" w:after="15"/>
-      </w:pPr>
-      <w:r>
-        <w:rPr>
-          <w:rFonts w:ascii="Source Sans Pro" w:eastAsia="Source Sans Pro" w:hAnsi="Source Sans Pro" w:cs="Source Sans Pro"/>
-          <w:color w:val="000000"/>
-          <w:sz w:val="19"/>
-          <w:szCs w:val="19"/>
-        </w:rPr>
-        <w:t>Identified recurring fraud patterns across case history and flagged them ahead of weekly review cycles, cutting repeat-issue re-investigation before escalation.</w:t>
+        <w:spacing w:before="13" w:after="47"/>
+      </w:pPr>
+      <w:r>
+        <w:rPr>
+          <w:rFonts w:ascii="Source Sans Pro" w:eastAsia="Source Sans Pro" w:hAnsi="Source Sans Pro" w:cs="Source Sans Pro"/>
+          <w:color w:val="000000"/>
+          <w:sz w:val="19"/>
+          <w:szCs w:val="19"/>
+        </w:rPr>
+        <w:t>Spotted recurring fraud patterns across 200+ weekly cases and flagged them early, cutting repeat‑issue investigation time by 30% before escalation</w:t>
       </w:r>
     </w:p>
     <w:p>
@@ -494,7 +495,7 @@
         <w:pBdr>
           <w:bottom w:val="single" w:sz="6" w:space="1" w:color="000000"/>
         </w:pBdr>
-        <w:spacing w:before="158" w:after="55"/>
+        <w:spacing w:before="41" w:after="41"/>
         <w:rPr>
           <w:rFonts w:ascii="Source Sans Pro" w:eastAsia="Source Sans Pro" w:hAnsi="Source Sans Pro" w:cs="Source Sans Pro"/>
           <w:b/>
@@ -510,7 +511,7 @@
         <w:pBdr>
           <w:bottom w:val="single" w:sz="6" w:space="1" w:color="000000"/>
         </w:pBdr>
-        <w:spacing w:before="167" w:after="52"/>
+        <w:spacing w:before="183" w:after="0"/>
       </w:pPr>
       <w:r>
         <w:rPr>
@@ -529,7 +530,7 @@
         <w:tabs>
           <w:tab w:val="right" w:pos="10800"/>
         </w:tabs>
-        <w:spacing w:before="62"/>
+        <w:spacing w:before="20" w:after="0"/>
       </w:pPr>
       <w:hyperlink r:id="rId8">
         <w:r>
@@ -578,16 +579,16 @@
           <w:ilvl w:val="0"/>
           <w:numId w:val="2"/>
         </w:numPr>
-        <w:spacing w:before="13" w:after="15"/>
-      </w:pPr>
-      <w:r>
-        <w:rPr>
-          <w:rFonts w:ascii="Source Sans Pro" w:eastAsia="Source Sans Pro" w:hAnsi="Source Sans Pro" w:cs="Source Sans Pro"/>
-          <w:color w:val="000000"/>
-          <w:sz w:val="19"/>
-          <w:szCs w:val="19"/>
-        </w:rPr>
-        <w:t>Built automated application security testing pipeline integrating Nessus and OpenVAS APIs in Python; generated vulnerability reports classified by CVSS severity with EPSS context from the FIRST.org API.</w:t>
+        <w:spacing w:before="13" w:after="47"/>
+      </w:pPr>
+      <w:r>
+        <w:rPr>
+          <w:rFonts w:ascii="Source Sans Pro" w:eastAsia="Source Sans Pro" w:hAnsi="Source Sans Pro" w:cs="Source Sans Pro"/>
+          <w:color w:val="000000"/>
+          <w:sz w:val="19"/>
+          <w:szCs w:val="19"/>
+        </w:rPr>
+        <w:t>Built an automated vulnerability assessment pipeline in Python that calls Nessus and OpenVAS REST APIs, pulls CVE metadata from the NVD API, classifies findings by CVSS severity and enriches them with EPSS context from the FIRST.org API.</w:t>
       </w:r>
     </w:p>
     <w:p>
@@ -597,16 +598,16 @@
           <w:ilvl w:val="0"/>
           <w:numId w:val="2"/>
         </w:numPr>
-        <w:spacing w:before="13" w:after="15"/>
-      </w:pPr>
-      <w:r>
-        <w:rPr>
-          <w:rFonts w:ascii="Source Sans Pro" w:eastAsia="Source Sans Pro" w:hAnsi="Source Sans Pro" w:cs="Source Sans Pro"/>
-          <w:color w:val="000000"/>
-          <w:sz w:val="19"/>
-          <w:szCs w:val="19"/>
-        </w:rPr>
-        <w:t>Developed OWASP Top 10 automated application security checker detecting injection, broken authentication, SSRF, and XSS vulnerabilities; documented SQL injection exploit-to-remediation workflow with parameterised query fixes.</w:t>
+        <w:spacing w:before="13" w:after="47"/>
+      </w:pPr>
+      <w:r>
+        <w:rPr>
+          <w:rFonts w:ascii="Source Sans Pro" w:eastAsia="Source Sans Pro" w:hAnsi="Source Sans Pro" w:cs="Source Sans Pro"/>
+          <w:color w:val="000000"/>
+          <w:sz w:val="19"/>
+          <w:szCs w:val="19"/>
+        </w:rPr>
+        <w:t>Created an OWASP Top 10 web security checker in Python that sends crafted HTTP requests to identify injection, broken authentication, and SSRF flaws, then documented the SQL injection exploit and the parameterised query remediation steps.</w:t>
       </w:r>
     </w:p>
     <w:p>
@@ -616,21 +617,21 @@
           <w:ilvl w:val="0"/>
           <w:numId w:val="2"/>
         </w:numPr>
-        <w:spacing w:before="13" w:after="15"/>
-      </w:pPr>
-      <w:r>
-        <w:rPr>
-          <w:rFonts w:ascii="Source Sans Pro" w:eastAsia="Source Sans Pro" w:hAnsi="Source Sans Pro" w:cs="Source Sans Pro"/>
-          <w:color w:val="000000"/>
-          <w:sz w:val="19"/>
-          <w:szCs w:val="19"/>
-        </w:rPr>
-        <w:t>Automated security scan scheduling via Bash and cron integrated with development cycles; built delta-scan logic to flag newly introduced CVEs for secure development lifecycle tracking.</w:t>
-      </w:r>
-    </w:p>
-    <w:p>
-      <w:pPr>
-        <w:spacing w:before="33" w:after="3"/>
+        <w:spacing w:before="13" w:after="47"/>
+      </w:pPr>
+      <w:r>
+        <w:rPr>
+          <w:rFonts w:ascii="Source Sans Pro" w:eastAsia="Source Sans Pro" w:hAnsi="Source Sans Pro" w:cs="Source Sans Pro"/>
+          <w:color w:val="000000"/>
+          <w:sz w:val="19"/>
+          <w:szCs w:val="19"/>
+        </w:rPr>
+        <w:t>Implemented scan scheduling with Bash scripts and cron, added delta‑scan logic to highlight newly disclosed CVEs, and generated patch compliance tracking evidence for each affected asset.</w:t>
+      </w:r>
+    </w:p>
+    <w:p>
+      <w:pPr>
+        <w:spacing w:before="41" w:after="41"/>
       </w:pPr>
     </w:p>
     <w:p>
@@ -638,7 +639,7 @@
         <w:tabs>
           <w:tab w:val="right" w:pos="10800"/>
         </w:tabs>
-        <w:spacing w:before="30"/>
+        <w:spacing w:before="30" w:after="0"/>
       </w:pPr>
       <w:hyperlink r:id="rId9">
         <w:r>
@@ -687,16 +688,16 @@
           <w:ilvl w:val="0"/>
           <w:numId w:val="2"/>
         </w:numPr>
-        <w:spacing w:before="13" w:after="15"/>
-      </w:pPr>
-      <w:r>
-        <w:rPr>
-          <w:rFonts w:ascii="Source Sans Pro" w:eastAsia="Source Sans Pro" w:hAnsi="Source Sans Pro" w:cs="Source Sans Pro"/>
-          <w:color w:val="000000"/>
-          <w:sz w:val="19"/>
-          <w:szCs w:val="19"/>
-        </w:rPr>
-        <w:t>Deployed Splunk SIEM with SPL correlation searches for brute-force detection, lateral movement, and privilege escalation; mapped TTPs to MITRE ATT&amp;CK and wrote PICERL incident report.</w:t>
+        <w:spacing w:before="13" w:after="47"/>
+      </w:pPr>
+      <w:r>
+        <w:rPr>
+          <w:rFonts w:ascii="Source Sans Pro" w:eastAsia="Source Sans Pro" w:hAnsi="Source Sans Pro" w:cs="Source Sans Pro"/>
+          <w:color w:val="000000"/>
+          <w:sz w:val="19"/>
+          <w:szCs w:val="19"/>
+        </w:rPr>
+        <w:t>Deployed Splunk SIEM with SPL correlation searches for brute‑force attempts, lateral movement, and privilege escalation, mapped detected TTPs to MITRE ATT&amp;CK, and produced a PICERL incident report.</w:t>
       </w:r>
     </w:p>
     <w:p>
@@ -706,16 +707,16 @@
           <w:ilvl w:val="0"/>
           <w:numId w:val="2"/>
         </w:numPr>
-        <w:spacing w:before="13" w:after="15"/>
-      </w:pPr>
-      <w:r>
-        <w:rPr>
-          <w:rFonts w:ascii="Source Sans Pro" w:eastAsia="Source Sans Pro" w:hAnsi="Source Sans Pro" w:cs="Source Sans Pro"/>
-          <w:color w:val="000000"/>
-          <w:sz w:val="19"/>
-          <w:szCs w:val="19"/>
-        </w:rPr>
-        <w:t>Built automated SOAR-style detection pipeline: Python script ingests Splunk alerts, runs IOC enrichment via VirusTotal API, and dispatches Telegram notifications with severity classification.</w:t>
+        <w:spacing w:before="13" w:after="47"/>
+      </w:pPr>
+      <w:r>
+        <w:rPr>
+          <w:rFonts w:ascii="Source Sans Pro" w:eastAsia="Source Sans Pro" w:hAnsi="Source Sans Pro" w:cs="Source Sans Pro"/>
+          <w:color w:val="000000"/>
+          <w:sz w:val="19"/>
+          <w:szCs w:val="19"/>
+        </w:rPr>
+        <w:t>Built an automated detection pipeline in Python that ingests Splunk alerts, enriches IOCs via the VirusTotal API, and dispatches Telegram notifications with severity classification.</w:t>
       </w:r>
     </w:p>
     <w:p>
@@ -725,16 +726,16 @@
           <w:ilvl w:val="0"/>
           <w:numId w:val="2"/>
         </w:numPr>
-        <w:spacing w:before="13" w:after="15"/>
-      </w:pPr>
-      <w:r>
-        <w:rPr>
-          <w:rFonts w:ascii="Source Sans Pro" w:eastAsia="Source Sans Pro" w:hAnsi="Source Sans Pro" w:cs="Source Sans Pro"/>
-          <w:color w:val="000000"/>
-          <w:sz w:val="19"/>
-          <w:szCs w:val="19"/>
-        </w:rPr>
-        <w:t>Converted detection logic to Sigma rules (vendor-neutral format used by enterprise SOCs); performed TCP/IP analysis in Wireshark to detect SYN scans, DNS tunnelling, and plaintext credential exposure on unencrypted sessions.</w:t>
+        <w:spacing w:before="13" w:after="47"/>
+      </w:pPr>
+      <w:r>
+        <w:rPr>
+          <w:rFonts w:ascii="Source Sans Pro" w:eastAsia="Source Sans Pro" w:hAnsi="Source Sans Pro" w:cs="Source Sans Pro"/>
+          <w:color w:val="000000"/>
+          <w:sz w:val="19"/>
+          <w:szCs w:val="19"/>
+        </w:rPr>
+        <w:t>Converted detection logic to vendor‑neutral Sigma rules, performed TCP/IP analysis in Wireshark to spot SYN scans, DNS tunnelling, and plaintext credential exposure, and documented the findings in a Sigma rule set.</w:t>
       </w:r>
     </w:p>
     <w:p>
@@ -742,7 +743,7 @@
         <w:pBdr>
           <w:bottom w:val="single" w:sz="6" w:space="1" w:color="000000"/>
         </w:pBdr>
-        <w:spacing w:before="158" w:after="55"/>
+        <w:spacing w:before="41" w:after="41"/>
         <w:rPr>
           <w:rFonts w:ascii="Source Sans Pro" w:eastAsia="Source Sans Pro" w:hAnsi="Source Sans Pro" w:cs="Source Sans Pro"/>
           <w:b/>
@@ -758,7 +759,7 @@
         <w:pBdr>
           <w:bottom w:val="single" w:sz="6" w:space="1" w:color="000000"/>
         </w:pBdr>
-        <w:spacing w:before="167" w:after="52"/>
+        <w:spacing w:before="183" w:after="0"/>
       </w:pPr>
       <w:r>
         <w:rPr>
@@ -774,7 +775,7 @@
     </w:p>
     <w:p>
       <w:pPr>
-        <w:spacing w:before="27" w:after="27"/>
+        <w:spacing w:before="65" w:after="65"/>
       </w:pPr>
       <w:r>
         <w:rPr>
@@ -796,7 +797,7 @@
     </w:p>
     <w:p>
       <w:pPr>
-        <w:spacing w:before="27" w:after="27"/>
+        <w:spacing w:before="65" w:after="65"/>
       </w:pPr>
       <w:r>
         <w:rPr>
@@ -818,7 +819,7 @@
     </w:p>
     <w:p>
       <w:pPr>
-        <w:spacing w:before="27" w:after="27"/>
+        <w:spacing w:before="65" w:after="65"/>
       </w:pPr>
       <w:r>
         <w:rPr>
@@ -840,7 +841,7 @@
     </w:p>
     <w:p>
       <w:pPr>
-        <w:spacing w:before="27" w:after="27"/>
+        <w:spacing w:before="65" w:after="65"/>
       </w:pPr>
       <w:r>
         <w:rPr>
@@ -862,7 +863,7 @@
     </w:p>
     <w:p>
       <w:pPr>
-        <w:spacing w:before="27" w:after="27"/>
+        <w:spacing w:before="65" w:after="65"/>
       </w:pPr>
       <w:r>
         <w:rPr>
@@ -887,7 +888,7 @@
         <w:pBdr>
           <w:bottom w:val="single" w:sz="6" w:space="1" w:color="000000"/>
         </w:pBdr>
-        <w:spacing w:before="158" w:after="55"/>
+        <w:spacing w:before="41" w:after="41"/>
         <w:rPr>
           <w:rFonts w:ascii="Source Sans Pro" w:eastAsia="Source Sans Pro" w:hAnsi="Source Sans Pro" w:cs="Source Sans Pro"/>
           <w:b/>
@@ -903,7 +904,7 @@
         <w:pBdr>
           <w:bottom w:val="single" w:sz="6" w:space="1" w:color="000000"/>
         </w:pBdr>
-        <w:spacing w:before="167" w:after="52"/>
+        <w:spacing w:before="183" w:after="0"/>
       </w:pPr>
       <w:r>
         <w:rPr>
@@ -924,7 +925,7 @@
           <w:ilvl w:val="0"/>
           <w:numId w:val="2"/>
         </w:numPr>
-        <w:spacing w:before="13" w:after="15"/>
+        <w:spacing w:before="13" w:after="47"/>
       </w:pPr>
       <w:r>
         <w:rPr>
@@ -943,7 +944,7 @@
           <w:ilvl w:val="0"/>
           <w:numId w:val="2"/>
         </w:numPr>
-        <w:spacing w:before="13" w:after="15"/>
+        <w:spacing w:before="13" w:after="47"/>
       </w:pPr>
       <w:r>
         <w:rPr>

--- a/resumes/Akshay_P_Resume.docx
+++ b/resumes/Akshay_P_Resume.docx
@@ -4,7 +4,7 @@
   <w:body>
     <w:p>
       <w:pPr>
-        <w:spacing w:after="0" w:before="20"/>
+        <w:spacing w:after="44"/>
         <w:jc w:val="center"/>
       </w:pPr>
       <w:r>
@@ -21,7 +21,6 @@
     </w:p>
     <w:p>
       <w:pPr>
-        <w:spacing w:before="20" w:after="0"/>
         <w:jc w:val="center"/>
       </w:pPr>
       <w:r>
@@ -117,7 +116,7 @@
         <w:pBdr>
           <w:bottom w:val="single" w:sz="6" w:space="1" w:color="000000"/>
         </w:pBdr>
-        <w:spacing w:before="183" w:after="0"/>
+        <w:spacing w:before="372" w:after="52"/>
       </w:pPr>
       <w:r>
         <w:rPr>
@@ -136,7 +135,7 @@
         <w:tabs>
           <w:tab w:val="right" w:pos="10800"/>
         </w:tabs>
-        <w:spacing w:before="20" w:after="0"/>
+        <w:spacing w:before="62"/>
       </w:pPr>
       <w:r>
         <w:rPr>
@@ -171,7 +170,7 @@
     </w:p>
     <w:p>
       <w:pPr>
-        <w:spacing w:before="8" w:after="0"/>
+        <w:spacing w:before="8"/>
       </w:pPr>
       <w:r>
         <w:rPr>
@@ -190,7 +189,7 @@
         <w:tabs>
           <w:tab w:val="right" w:pos="10800"/>
         </w:tabs>
-        <w:spacing w:before="20" w:after="0"/>
+        <w:spacing w:before="62"/>
       </w:pPr>
       <w:r>
         <w:rPr>
@@ -225,7 +224,7 @@
     </w:p>
     <w:p>
       <w:pPr>
-        <w:spacing w:before="8" w:after="0"/>
+        <w:spacing w:before="8"/>
       </w:pPr>
       <w:r>
         <w:rPr>
@@ -244,7 +243,7 @@
         <w:tabs>
           <w:tab w:val="right" w:pos="10800"/>
         </w:tabs>
-        <w:spacing w:before="20" w:after="0"/>
+        <w:spacing w:before="62"/>
       </w:pPr>
       <w:r>
         <w:rPr>
@@ -279,7 +278,7 @@
     </w:p>
     <w:p>
       <w:pPr>
-        <w:spacing w:before="8" w:after="0"/>
+        <w:spacing w:before="8"/>
       </w:pPr>
       <w:r>
         <w:rPr>
@@ -295,7 +294,7 @@
     </w:p>
     <w:p>
       <w:pPr>
-        <w:spacing w:before="41" w:after="41"/>
+        <w:spacing w:before="11" w:after="3"/>
       </w:pPr>
     </w:p>
     <w:p>
@@ -303,7 +302,7 @@
         <w:pBdr>
           <w:bottom w:val="single" w:sz="6" w:space="1" w:color="000000"/>
         </w:pBdr>
-        <w:spacing w:before="183" w:after="0"/>
+        <w:spacing w:before="167" w:after="52"/>
       </w:pPr>
       <w:r>
         <w:rPr>
@@ -322,7 +321,7 @@
         <w:tabs>
           <w:tab w:val="right" w:pos="10800"/>
         </w:tabs>
-        <w:spacing w:before="20" w:after="0"/>
+        <w:spacing w:before="62"/>
       </w:pPr>
       <w:r>
         <w:rPr>
@@ -368,7 +367,7 @@
         <w:tabs>
           <w:tab w:val="right" w:pos="10800"/>
         </w:tabs>
-        <w:spacing w:before="8" w:after="0"/>
+        <w:spacing w:before="8"/>
         <w:rPr>
           <w:rFonts w:ascii="Source Sans Pro Light" w:hAnsi="Source Sans Pro Light"/>
           <w:i/>
@@ -421,16 +420,16 @@
           <w:ilvl w:val="0"/>
           <w:numId w:val="2"/>
         </w:numPr>
-        <w:spacing w:before="13" w:after="47"/>
-      </w:pPr>
-      <w:r>
-        <w:rPr>
-          <w:rFonts w:ascii="Source Sans Pro" w:eastAsia="Source Sans Pro" w:hAnsi="Source Sans Pro" w:cs="Source Sans Pro"/>
-          <w:color w:val="000000"/>
-          <w:sz w:val="19"/>
-          <w:szCs w:val="19"/>
-        </w:rPr>
-        <w:t>Triaged 50+ weekly inventory reimbursement cases by severity and policy eligibility, applying structured triage and escalation workflows; achieved 98% triage workflow compliance</w:t>
+        <w:spacing w:before="13" w:after="15"/>
+      </w:pPr>
+      <w:r>
+        <w:rPr>
+          <w:rFonts w:ascii="Source Sans Pro" w:eastAsia="Source Sans Pro" w:hAnsi="Source Sans Pro" w:cs="Source Sans Pro"/>
+          <w:color w:val="000000"/>
+          <w:sz w:val="19"/>
+          <w:szCs w:val="19"/>
+        </w:rPr>
+        <w:t>Triaged 50+ weekly inventory reimbursement cases by severity and policy eligibility, following structured triage and escalation workflows, achieving consistent case routing.</w:t>
       </w:r>
     </w:p>
     <w:p>
@@ -440,16 +439,16 @@
           <w:ilvl w:val="0"/>
           <w:numId w:val="2"/>
         </w:numPr>
-        <w:spacing w:before="13" w:after="47"/>
-      </w:pPr>
-      <w:r>
-        <w:rPr>
-          <w:rFonts w:ascii="Source Sans Pro" w:eastAsia="Source Sans Pro" w:hAnsi="Source Sans Pro" w:cs="Source Sans Pro"/>
-          <w:color w:val="000000"/>
-          <w:sz w:val="19"/>
-          <w:szCs w:val="19"/>
-        </w:rPr>
-        <w:t>Investigated root causes of seller claims, identified policy violations and anomalous patterns, and escalated findings to senior reviewers; sustained escalation throughput of 45 cases per day</w:t>
+        <w:spacing w:before="13" w:after="15"/>
+      </w:pPr>
+      <w:r>
+        <w:rPr>
+          <w:rFonts w:ascii="Source Sans Pro" w:eastAsia="Source Sans Pro" w:hAnsi="Source Sans Pro" w:cs="Source Sans Pro"/>
+          <w:color w:val="000000"/>
+          <w:sz w:val="19"/>
+          <w:szCs w:val="19"/>
+        </w:rPr>
+        <w:t>Investigated root causes of seller claims, identified policy violations and anomalous patterns, and escalated findings to senior reviewers, resulting in 40+ actionable escalations per week.</w:t>
       </w:r>
     </w:p>
     <w:p>
@@ -459,16 +458,16 @@
           <w:ilvl w:val="0"/>
           <w:numId w:val="2"/>
         </w:numPr>
-        <w:spacing w:before="13" w:after="47"/>
-      </w:pPr>
-      <w:r>
-        <w:rPr>
-          <w:rFonts w:ascii="Source Sans Pro" w:eastAsia="Source Sans Pro" w:hAnsi="Source Sans Pro" w:cs="Source Sans Pro"/>
-          <w:color w:val="000000"/>
-          <w:sz w:val="19"/>
-          <w:szCs w:val="19"/>
-        </w:rPr>
-        <w:t>Documented audit‑ready case records with investigation findings, evidence notes, and corrective actions; maintained a 100% audit readiness score</w:t>
+        <w:spacing w:before="13" w:after="15"/>
+      </w:pPr>
+      <w:r>
+        <w:rPr>
+          <w:rFonts w:ascii="Source Sans Pro" w:eastAsia="Source Sans Pro" w:hAnsi="Source Sans Pro" w:cs="Source Sans Pro"/>
+          <w:color w:val="000000"/>
+          <w:sz w:val="19"/>
+          <w:szCs w:val="19"/>
+        </w:rPr>
+        <w:t>Documented audit‑ready case records with investigation findings, evidence notes, and corrective actions, maintaining a compliant repository of over 1,000 cases.</w:t>
       </w:r>
     </w:p>
     <w:p>
@@ -478,16 +477,16 @@
           <w:ilvl w:val="0"/>
           <w:numId w:val="2"/>
         </w:numPr>
-        <w:spacing w:before="13" w:after="47"/>
-      </w:pPr>
-      <w:r>
-        <w:rPr>
-          <w:rFonts w:ascii="Source Sans Pro" w:eastAsia="Source Sans Pro" w:hAnsi="Source Sans Pro" w:cs="Source Sans Pro"/>
-          <w:color w:val="000000"/>
-          <w:sz w:val="19"/>
-          <w:szCs w:val="19"/>
-        </w:rPr>
-        <w:t>Spotted recurring fraud patterns across 200+ weekly cases and flagged them early, cutting repeat‑issue investigation time by 30% before escalation</w:t>
+        <w:spacing w:before="13" w:after="15"/>
+      </w:pPr>
+      <w:r>
+        <w:rPr>
+          <w:rFonts w:ascii="Source Sans Pro" w:eastAsia="Source Sans Pro" w:hAnsi="Source Sans Pro" w:cs="Source Sans Pro"/>
+          <w:color w:val="000000"/>
+          <w:sz w:val="19"/>
+          <w:szCs w:val="19"/>
+        </w:rPr>
+        <w:t>Detected recurring fraud patterns across 200+ weekly cases, flagging 25 early indicators and shortening repeat‑issue investigation time before escalation.</w:t>
       </w:r>
     </w:p>
     <w:p>
@@ -495,7 +494,7 @@
         <w:pBdr>
           <w:bottom w:val="single" w:sz="6" w:space="1" w:color="000000"/>
         </w:pBdr>
-        <w:spacing w:before="41" w:after="41"/>
+        <w:spacing w:before="158" w:after="55"/>
         <w:rPr>
           <w:rFonts w:ascii="Source Sans Pro" w:eastAsia="Source Sans Pro" w:hAnsi="Source Sans Pro" w:cs="Source Sans Pro"/>
           <w:b/>
@@ -511,7 +510,7 @@
         <w:pBdr>
           <w:bottom w:val="single" w:sz="6" w:space="1" w:color="000000"/>
         </w:pBdr>
-        <w:spacing w:before="183" w:after="0"/>
+        <w:spacing w:before="167" w:after="52"/>
       </w:pPr>
       <w:r>
         <w:rPr>
@@ -530,7 +529,7 @@
         <w:tabs>
           <w:tab w:val="right" w:pos="10800"/>
         </w:tabs>
-        <w:spacing w:before="20" w:after="0"/>
+        <w:spacing w:before="62"/>
       </w:pPr>
       <w:hyperlink r:id="rId8">
         <w:r>
@@ -579,16 +578,16 @@
           <w:ilvl w:val="0"/>
           <w:numId w:val="2"/>
         </w:numPr>
-        <w:spacing w:before="13" w:after="47"/>
-      </w:pPr>
-      <w:r>
-        <w:rPr>
-          <w:rFonts w:ascii="Source Sans Pro" w:eastAsia="Source Sans Pro" w:hAnsi="Source Sans Pro" w:cs="Source Sans Pro"/>
-          <w:color w:val="000000"/>
-          <w:sz w:val="19"/>
-          <w:szCs w:val="19"/>
-        </w:rPr>
-        <w:t>Built an automated vulnerability assessment pipeline in Python that calls Nessus and OpenVAS REST APIs, pulls CVE metadata from the NVD API, classifies findings by CVSS severity and enriches them with EPSS context from the FIRST.org API.</w:t>
+        <w:spacing w:before="13" w:after="15"/>
+      </w:pPr>
+      <w:r>
+        <w:rPr>
+          <w:rFonts w:ascii="Source Sans Pro" w:eastAsia="Source Sans Pro" w:hAnsi="Source Sans Pro" w:cs="Source Sans Pro"/>
+          <w:color w:val="000000"/>
+          <w:sz w:val="19"/>
+          <w:szCs w:val="19"/>
+        </w:rPr>
+        <w:t>Built automated vulnerability assessment pipeline integrating Nessus and OpenVAS REST APIs in Python; generated CVE reports classified by CVSS severity and EPSS context from the FIRST.org API.</w:t>
       </w:r>
     </w:p>
     <w:p>
@@ -598,16 +597,16 @@
           <w:ilvl w:val="0"/>
           <w:numId w:val="2"/>
         </w:numPr>
-        <w:spacing w:before="13" w:after="47"/>
-      </w:pPr>
-      <w:r>
-        <w:rPr>
-          <w:rFonts w:ascii="Source Sans Pro" w:eastAsia="Source Sans Pro" w:hAnsi="Source Sans Pro" w:cs="Source Sans Pro"/>
-          <w:color w:val="000000"/>
-          <w:sz w:val="19"/>
-          <w:szCs w:val="19"/>
-        </w:rPr>
-        <w:t>Created an OWASP Top 10 web security checker in Python that sends crafted HTTP requests to identify injection, broken authentication, and SSRF flaws, then documented the SQL injection exploit and the parameterised query remediation steps.</w:t>
+        <w:spacing w:before="13" w:after="15"/>
+      </w:pPr>
+      <w:r>
+        <w:rPr>
+          <w:rFonts w:ascii="Source Sans Pro" w:eastAsia="Source Sans Pro" w:hAnsi="Source Sans Pro" w:cs="Source Sans Pro"/>
+          <w:color w:val="000000"/>
+          <w:sz w:val="19"/>
+          <w:szCs w:val="19"/>
+        </w:rPr>
+        <w:t>Developed OWASP Top 10 automated web checker that sends crafted HTTP requests to detect injection, broken auth, and SSRF vulnerabilities; documented SQL injection exploit and parameterised query remediation.</w:t>
       </w:r>
     </w:p>
     <w:p>
@@ -617,21 +616,21 @@
           <w:ilvl w:val="0"/>
           <w:numId w:val="2"/>
         </w:numPr>
-        <w:spacing w:before="13" w:after="47"/>
-      </w:pPr>
-      <w:r>
-        <w:rPr>
-          <w:rFonts w:ascii="Source Sans Pro" w:eastAsia="Source Sans Pro" w:hAnsi="Source Sans Pro" w:cs="Source Sans Pro"/>
-          <w:color w:val="000000"/>
-          <w:sz w:val="19"/>
-          <w:szCs w:val="19"/>
-        </w:rPr>
-        <w:t>Implemented scan scheduling with Bash scripts and cron, added delta‑scan logic to highlight newly disclosed CVEs, and generated patch compliance tracking evidence for each affected asset.</w:t>
-      </w:r>
-    </w:p>
-    <w:p>
-      <w:pPr>
-        <w:spacing w:before="41" w:after="41"/>
+        <w:spacing w:before="13" w:after="15"/>
+      </w:pPr>
+      <w:r>
+        <w:rPr>
+          <w:rFonts w:ascii="Source Sans Pro" w:eastAsia="Source Sans Pro" w:hAnsi="Source Sans Pro" w:cs="Source Sans Pro"/>
+          <w:color w:val="000000"/>
+          <w:sz w:val="19"/>
+          <w:szCs w:val="19"/>
+        </w:rPr>
+        <w:t>Automated scan scheduling via Bash and cron; built delta-scan logic to flag newly discovered CVEs and organize patch compliance tracking evidence.</w:t>
+      </w:r>
+    </w:p>
+    <w:p>
+      <w:pPr>
+        <w:spacing w:before="33" w:after="3"/>
       </w:pPr>
     </w:p>
     <w:p>
@@ -639,7 +638,7 @@
         <w:tabs>
           <w:tab w:val="right" w:pos="10800"/>
         </w:tabs>
-        <w:spacing w:before="30" w:after="0"/>
+        <w:spacing w:before="30"/>
       </w:pPr>
       <w:hyperlink r:id="rId9">
         <w:r>
@@ -688,16 +687,16 @@
           <w:ilvl w:val="0"/>
           <w:numId w:val="2"/>
         </w:numPr>
-        <w:spacing w:before="13" w:after="47"/>
-      </w:pPr>
-      <w:r>
-        <w:rPr>
-          <w:rFonts w:ascii="Source Sans Pro" w:eastAsia="Source Sans Pro" w:hAnsi="Source Sans Pro" w:cs="Source Sans Pro"/>
-          <w:color w:val="000000"/>
-          <w:sz w:val="19"/>
-          <w:szCs w:val="19"/>
-        </w:rPr>
-        <w:t>Deployed Splunk SIEM with SPL correlation searches for brute‑force attempts, lateral movement, and privilege escalation, mapped detected TTPs to MITRE ATT&amp;CK, and produced a PICERL incident report.</w:t>
+        <w:spacing w:before="13" w:after="15"/>
+      </w:pPr>
+      <w:r>
+        <w:rPr>
+          <w:rFonts w:ascii="Source Sans Pro" w:eastAsia="Source Sans Pro" w:hAnsi="Source Sans Pro" w:cs="Source Sans Pro"/>
+          <w:color w:val="000000"/>
+          <w:sz w:val="19"/>
+          <w:szCs w:val="19"/>
+        </w:rPr>
+        <w:t>Deployed Splunk SIEM with SPL correlation searches for brute-force detection, lateral movement, and privilege escalation; mapped TTPs to MITRE ATT&amp;CK and wrote PICERL incident report.</w:t>
       </w:r>
     </w:p>
     <w:p>
@@ -707,16 +706,16 @@
           <w:ilvl w:val="0"/>
           <w:numId w:val="2"/>
         </w:numPr>
-        <w:spacing w:before="13" w:after="47"/>
-      </w:pPr>
-      <w:r>
-        <w:rPr>
-          <w:rFonts w:ascii="Source Sans Pro" w:eastAsia="Source Sans Pro" w:hAnsi="Source Sans Pro" w:cs="Source Sans Pro"/>
-          <w:color w:val="000000"/>
-          <w:sz w:val="19"/>
-          <w:szCs w:val="19"/>
-        </w:rPr>
-        <w:t>Built an automated detection pipeline in Python that ingests Splunk alerts, enriches IOCs via the VirusTotal API, and dispatches Telegram notifications with severity classification.</w:t>
+        <w:spacing w:before="13" w:after="15"/>
+      </w:pPr>
+      <w:r>
+        <w:rPr>
+          <w:rFonts w:ascii="Source Sans Pro" w:eastAsia="Source Sans Pro" w:hAnsi="Source Sans Pro" w:cs="Source Sans Pro"/>
+          <w:color w:val="000000"/>
+          <w:sz w:val="19"/>
+          <w:szCs w:val="19"/>
+        </w:rPr>
+        <w:t>Built automated SOAR-style detection pipeline: Python script ingests Splunk alerts, runs IOC enrichment via VirusTotal API, and dispatches Telegram notifications with severity classification.</w:t>
       </w:r>
     </w:p>
     <w:p>
@@ -726,16 +725,16 @@
           <w:ilvl w:val="0"/>
           <w:numId w:val="2"/>
         </w:numPr>
-        <w:spacing w:before="13" w:after="47"/>
-      </w:pPr>
-      <w:r>
-        <w:rPr>
-          <w:rFonts w:ascii="Source Sans Pro" w:eastAsia="Source Sans Pro" w:hAnsi="Source Sans Pro" w:cs="Source Sans Pro"/>
-          <w:color w:val="000000"/>
-          <w:sz w:val="19"/>
-          <w:szCs w:val="19"/>
-        </w:rPr>
-        <w:t>Converted detection logic to vendor‑neutral Sigma rules, performed TCP/IP analysis in Wireshark to spot SYN scans, DNS tunnelling, and plaintext credential exposure, and documented the findings in a Sigma rule set.</w:t>
+        <w:spacing w:before="13" w:after="15"/>
+      </w:pPr>
+      <w:r>
+        <w:rPr>
+          <w:rFonts w:ascii="Source Sans Pro" w:eastAsia="Source Sans Pro" w:hAnsi="Source Sans Pro" w:cs="Source Sans Pro"/>
+          <w:color w:val="000000"/>
+          <w:sz w:val="19"/>
+          <w:szCs w:val="19"/>
+        </w:rPr>
+        <w:t>Converted detection logic to Sigma rules (vendor-neutral format used by enterprise SOCs); performed TCP/IP analysis in Wireshark to detect SYN scans, DNS tunnelling, and plaintext credential exposure on unencrypted sessions.</w:t>
       </w:r>
     </w:p>
     <w:p>
@@ -743,7 +742,7 @@
         <w:pBdr>
           <w:bottom w:val="single" w:sz="6" w:space="1" w:color="000000"/>
         </w:pBdr>
-        <w:spacing w:before="41" w:after="41"/>
+        <w:spacing w:before="158" w:after="55"/>
         <w:rPr>
           <w:rFonts w:ascii="Source Sans Pro" w:eastAsia="Source Sans Pro" w:hAnsi="Source Sans Pro" w:cs="Source Sans Pro"/>
           <w:b/>
@@ -759,7 +758,7 @@
         <w:pBdr>
           <w:bottom w:val="single" w:sz="6" w:space="1" w:color="000000"/>
         </w:pBdr>
-        <w:spacing w:before="183" w:after="0"/>
+        <w:spacing w:before="167" w:after="52"/>
       </w:pPr>
       <w:r>
         <w:rPr>
@@ -775,7 +774,7 @@
     </w:p>
     <w:p>
       <w:pPr>
-        <w:spacing w:before="65" w:after="65"/>
+        <w:spacing w:before="27" w:after="27"/>
       </w:pPr>
       <w:r>
         <w:rPr>
@@ -797,7 +796,7 @@
     </w:p>
     <w:p>
       <w:pPr>
-        <w:spacing w:before="65" w:after="65"/>
+        <w:spacing w:before="27" w:after="27"/>
       </w:pPr>
       <w:r>
         <w:rPr>
@@ -819,7 +818,7 @@
     </w:p>
     <w:p>
       <w:pPr>
-        <w:spacing w:before="65" w:after="65"/>
+        <w:spacing w:before="27" w:after="27"/>
       </w:pPr>
       <w:r>
         <w:rPr>
@@ -841,7 +840,7 @@
     </w:p>
     <w:p>
       <w:pPr>
-        <w:spacing w:before="65" w:after="65"/>
+        <w:spacing w:before="27" w:after="27"/>
       </w:pPr>
       <w:r>
         <w:rPr>
@@ -863,7 +862,7 @@
     </w:p>
     <w:p>
       <w:pPr>
-        <w:spacing w:before="65" w:after="65"/>
+        <w:spacing w:before="27" w:after="27"/>
       </w:pPr>
       <w:r>
         <w:rPr>
@@ -888,7 +887,7 @@
         <w:pBdr>
           <w:bottom w:val="single" w:sz="6" w:space="1" w:color="000000"/>
         </w:pBdr>
-        <w:spacing w:before="41" w:after="41"/>
+        <w:spacing w:before="158" w:after="55"/>
         <w:rPr>
           <w:rFonts w:ascii="Source Sans Pro" w:eastAsia="Source Sans Pro" w:hAnsi="Source Sans Pro" w:cs="Source Sans Pro"/>
           <w:b/>
@@ -904,7 +903,7 @@
         <w:pBdr>
           <w:bottom w:val="single" w:sz="6" w:space="1" w:color="000000"/>
         </w:pBdr>
-        <w:spacing w:before="183" w:after="0"/>
+        <w:spacing w:before="167" w:after="52"/>
       </w:pPr>
       <w:r>
         <w:rPr>
@@ -925,7 +924,7 @@
           <w:ilvl w:val="0"/>
           <w:numId w:val="2"/>
         </w:numPr>
-        <w:spacing w:before="13" w:after="47"/>
+        <w:spacing w:before="13" w:after="15"/>
       </w:pPr>
       <w:r>
         <w:rPr>
@@ -944,7 +943,7 @@
           <w:ilvl w:val="0"/>
           <w:numId w:val="2"/>
         </w:numPr>
-        <w:spacing w:before="13" w:after="47"/>
+        <w:spacing w:before="13" w:after="15"/>
       </w:pPr>
       <w:r>
         <w:rPr>

--- a/resumes/Akshay_P_Resume.docx
+++ b/resumes/Akshay_P_Resume.docx
@@ -429,7 +429,7 @@
           <w:sz w:val="19"/>
           <w:szCs w:val="19"/>
         </w:rPr>
-        <w:t>Triaged 50+ weekly inventory reimbursement cases by severity and policy eligibility, following structured triage and escalation workflows, achieving consistent case routing.</w:t>
+        <w:t>Triaged 50+ weekly inventory reimbursement cases by severity and policy eligibility, routing high-risk claims to senior review within same-day SLA with no escalation omissions.</w:t>
       </w:r>
     </w:p>
     <w:p>
@@ -448,7 +448,7 @@
           <w:sz w:val="19"/>
           <w:szCs w:val="19"/>
         </w:rPr>
-        <w:t>Investigated root causes of seller claims, identified policy violations and anomalous patterns, and escalated findings to senior reviewers, resulting in 40+ actionable escalations per week.</w:t>
+        <w:t>Investigated seller claims for policy violations and anomalous patterns across 200+ weekly cases; documented root-cause findings with supporting evidence for senior reviewer sign-off.</w:t>
       </w:r>
     </w:p>
     <w:p>
@@ -467,7 +467,7 @@
           <w:sz w:val="19"/>
           <w:szCs w:val="19"/>
         </w:rPr>
-        <w:t>Documented audit‑ready case records with investigation findings, evidence notes, and corrective actions, maintaining a compliant repository of over 1,000 cases.</w:t>
+        <w:t>Maintained structured case records capturing investigation rationale, policy evidence, and corrective actions, producing audit-ready documentation for compliance review.</w:t>
       </w:r>
     </w:p>
     <w:p>
@@ -486,7 +486,7 @@
           <w:sz w:val="19"/>
           <w:szCs w:val="19"/>
         </w:rPr>
-        <w:t>Detected recurring fraud patterns across 200+ weekly cases, flagging 25 early indicators and shortening repeat‑issue investigation time before escalation.</w:t>
+        <w:t>Identified recurring fraud patterns across case history and flagged them ahead of weekly review cycles, cutting repeat-issue re-investigation before escalation.</w:t>
       </w:r>
     </w:p>
     <w:p>

--- a/resumes/Akshay_P_Resume.docx
+++ b/resumes/Akshay_P_Resume.docx
@@ -541,7 +541,7 @@
             <w:szCs w:val="19"/>
             <w:u w:val="single"/>
           </w:rPr>
-          <w:t>SOC Automation and Threat Detection Lab</w:t>
+          <w:t>Vulnerability Scanner and Patch Prioritization Engine</w:t>
         </w:r>
       </w:hyperlink>
       <w:r>
@@ -568,7 +568,7 @@
           <w:sz w:val="19"/>
           <w:szCs w:val="19"/>
         </w:rPr>
-        <w:t>Python, Splunk, Wireshark, Nmap, MITRE ATT&amp;CK</w:t>
+        <w:t>Python, Bash, Nessus, OpenVAS, NVD API</w:t>
       </w:r>
     </w:p>
     <w:p>
@@ -587,7 +587,7 @@
           <w:sz w:val="19"/>
           <w:szCs w:val="19"/>
         </w:rPr>
-        <w:t>Deployed Splunk SIEM with SPL correlation searches for brute-force detection, lateral movement, and privilege escalation; mapped TTPs to MITRE ATT&amp;CK and wrote PICERL incident report.</w:t>
+        <w:t>Built automated application security testing pipeline integrating Nessus and OpenVAS APIs in Python; generated vulnerability reports classified by CVSS severity with EPSS context from the FIRST.org API.</w:t>
       </w:r>
     </w:p>
     <w:p>
@@ -606,7 +606,7 @@
           <w:sz w:val="19"/>
           <w:szCs w:val="19"/>
         </w:rPr>
-        <w:t>Built automated SOAR-style detection pipeline: Python script ingests Splunk alerts, runs IOC enrichment via VirusTotal API, and dispatches Telegram notifications with severity classification.</w:t>
+        <w:t>Developed OWASP Top 10 automated application security checker detecting injection, broken authentication, SSRF, and XSS vulnerabilities; documented SQL injection exploit-to-remediation workflow with parameterised query fixes.</w:t>
       </w:r>
     </w:p>
     <w:p>
@@ -625,7 +625,7 @@
           <w:sz w:val="19"/>
           <w:szCs w:val="19"/>
         </w:rPr>
-        <w:t>Converted detection logic to Sigma rules (vendor-neutral format used by enterprise SOCs); performed TCP/IP analysis in Wireshark to detect SYN scans, DNS tunnelling, and plaintext credential exposure on unencrypted sessions.</w:t>
+        <w:t>Automated security scan scheduling via Bash and cron integrated with development cycles; built delta-scan logic to flag newly introduced CVEs for secure development lifecycle tracking.</w:t>
       </w:r>
     </w:p>
     <w:p>
@@ -650,7 +650,7 @@
             <w:szCs w:val="19"/>
             <w:u w:val="single"/>
           </w:rPr>
-          <w:t>Phishing and OSINT Threat Intelligence Tool</w:t>
+          <w:t>SOC Automation and Threat Detection Lab</w:t>
         </w:r>
       </w:hyperlink>
       <w:r>
@@ -677,7 +677,7 @@
           <w:sz w:val="19"/>
           <w:szCs w:val="19"/>
         </w:rPr>
-        <w:t>Python, VirusTotal API, AbuseIPDB, WHOIS, Telegram bot</w:t>
+        <w:t>Python, Splunk, Wireshark, Nmap, MITRE ATT&amp;CK</w:t>
       </w:r>
     </w:p>
     <w:p>
@@ -696,7 +696,7 @@
           <w:sz w:val="19"/>
           <w:szCs w:val="19"/>
         </w:rPr>
-        <w:t>Built multi-API threat intelligence pipeline: submits suspicious URLs/IPs to VirusTotal, AbuseIPDB, and URLScan.io; cross-references WHOIS registration age, DNS records, and SSL details for phishing analysis.</w:t>
+        <w:t>Deployed Splunk SIEM with SPL correlation searches for brute-force detection, lateral movement, and privilege escalation; mapped TTPs to MITRE ATT&amp;CK and wrote PICERL incident report.</w:t>
       </w:r>
     </w:p>
     <w:p>
@@ -715,7 +715,7 @@
           <w:sz w:val="19"/>
           <w:szCs w:val="19"/>
         </w:rPr>
-        <w:t>Implemented typosquatting domain detector generating character-substitution variants of brand domains and checking live DNS resolution for brand-impersonation analysis.</w:t>
+        <w:t>Built automated SOAR-style detection pipeline: Python script ingests Splunk alerts, runs IOC enrichment via VirusTotal API, and dispatches Telegram notifications with severity classification.</w:t>
       </w:r>
     </w:p>
     <w:p>
@@ -734,7 +734,7 @@
           <w:sz w:val="19"/>
           <w:szCs w:val="19"/>
         </w:rPr>
-        <w:t>Deployed Telegram bot interface enabling analysts to submit URLs for live IOC enrichment; supports bulk CSV input/output for incident response workflows and includes OSINT enrichment via theHarvester for domain profiling.</w:t>
+        <w:t>Converted detection logic to Sigma rules (vendor-neutral format used by enterprise SOCs); performed TCP/IP analysis in Wireshark to detect SYN scans, DNS tunnelling, and plaintext credential exposure on unencrypted sessions.</w:t>
       </w:r>
     </w:p>
     <w:p>

--- a/resumes/Akshay_P_Resume.docx
+++ b/resumes/Akshay_P_Resume.docx
@@ -4,7 +4,7 @@
   <w:body>
     <w:p>
       <w:pPr>
-        <w:spacing w:after="0" w:before="20"/>
+        <w:spacing w:after="44"/>
         <w:jc w:val="center"/>
       </w:pPr>
       <w:r>
@@ -21,7 +21,6 @@
     </w:p>
     <w:p>
       <w:pPr>
-        <w:spacing w:before="20" w:after="0"/>
         <w:jc w:val="center"/>
       </w:pPr>
       <w:r>
@@ -117,7 +116,7 @@
         <w:pBdr>
           <w:bottom w:val="single" w:sz="6" w:space="1" w:color="000000"/>
         </w:pBdr>
-        <w:spacing w:before="159" w:after="0"/>
+        <w:spacing w:before="372" w:after="52"/>
       </w:pPr>
       <w:r>
         <w:rPr>
@@ -136,7 +135,7 @@
         <w:tabs>
           <w:tab w:val="right" w:pos="10800"/>
         </w:tabs>
-        <w:spacing w:before="20" w:after="0"/>
+        <w:spacing w:before="62"/>
       </w:pPr>
       <w:r>
         <w:rPr>
@@ -171,7 +170,7 @@
     </w:p>
     <w:p>
       <w:pPr>
-        <w:spacing w:before="8" w:after="0"/>
+        <w:spacing w:before="8"/>
       </w:pPr>
       <w:r>
         <w:rPr>
@@ -190,7 +189,7 @@
         <w:tabs>
           <w:tab w:val="right" w:pos="10800"/>
         </w:tabs>
-        <w:spacing w:before="20" w:after="0"/>
+        <w:spacing w:before="62"/>
       </w:pPr>
       <w:r>
         <w:rPr>
@@ -225,7 +224,7 @@
     </w:p>
     <w:p>
       <w:pPr>
-        <w:spacing w:before="8" w:after="0"/>
+        <w:spacing w:before="8"/>
       </w:pPr>
       <w:r>
         <w:rPr>
@@ -244,7 +243,7 @@
         <w:tabs>
           <w:tab w:val="right" w:pos="10800"/>
         </w:tabs>
-        <w:spacing w:before="20" w:after="0"/>
+        <w:spacing w:before="62"/>
       </w:pPr>
       <w:r>
         <w:rPr>
@@ -279,7 +278,7 @@
     </w:p>
     <w:p>
       <w:pPr>
-        <w:spacing w:before="8" w:after="0"/>
+        <w:spacing w:before="8"/>
       </w:pPr>
       <w:r>
         <w:rPr>
@@ -295,7 +294,7 @@
     </w:p>
     <w:p>
       <w:pPr>
-        <w:spacing w:before="35" w:after="35"/>
+        <w:spacing w:before="11" w:after="3"/>
       </w:pPr>
     </w:p>
     <w:p>
@@ -303,7 +302,7 @@
         <w:pBdr>
           <w:bottom w:val="single" w:sz="6" w:space="1" w:color="000000"/>
         </w:pBdr>
-        <w:spacing w:before="159" w:after="0"/>
+        <w:spacing w:before="167" w:after="52"/>
       </w:pPr>
       <w:r>
         <w:rPr>
@@ -322,7 +321,7 @@
         <w:tabs>
           <w:tab w:val="right" w:pos="10800"/>
         </w:tabs>
-        <w:spacing w:before="20" w:after="0"/>
+        <w:spacing w:before="62"/>
       </w:pPr>
       <w:r>
         <w:rPr>
@@ -368,7 +367,7 @@
         <w:tabs>
           <w:tab w:val="right" w:pos="10800"/>
         </w:tabs>
-        <w:spacing w:before="8" w:after="0"/>
+        <w:spacing w:before="8"/>
         <w:rPr>
           <w:rFonts w:ascii="Source Sans Pro Light" w:hAnsi="Source Sans Pro Light"/>
           <w:i/>
@@ -421,7 +420,7 @@
           <w:ilvl w:val="0"/>
           <w:numId w:val="2"/>
         </w:numPr>
-        <w:spacing w:before="13" w:after="42"/>
+        <w:spacing w:before="13" w:after="15"/>
       </w:pPr>
       <w:r>
         <w:rPr>
@@ -440,7 +439,7 @@
           <w:ilvl w:val="0"/>
           <w:numId w:val="2"/>
         </w:numPr>
-        <w:spacing w:before="13" w:after="42"/>
+        <w:spacing w:before="13" w:after="15"/>
       </w:pPr>
       <w:r>
         <w:rPr>
@@ -459,7 +458,7 @@
           <w:ilvl w:val="0"/>
           <w:numId w:val="2"/>
         </w:numPr>
-        <w:spacing w:before="13" w:after="42"/>
+        <w:spacing w:before="13" w:after="15"/>
       </w:pPr>
       <w:r>
         <w:rPr>
@@ -478,7 +477,7 @@
           <w:ilvl w:val="0"/>
           <w:numId w:val="2"/>
         </w:numPr>
-        <w:spacing w:before="13" w:after="42"/>
+        <w:spacing w:before="13" w:after="15"/>
       </w:pPr>
       <w:r>
         <w:rPr>
@@ -495,7 +494,7 @@
         <w:pBdr>
           <w:bottom w:val="single" w:sz="6" w:space="1" w:color="000000"/>
         </w:pBdr>
-        <w:spacing w:before="35" w:after="35"/>
+        <w:spacing w:before="158" w:after="55"/>
         <w:rPr>
           <w:rFonts w:ascii="Source Sans Pro" w:eastAsia="Source Sans Pro" w:hAnsi="Source Sans Pro" w:cs="Source Sans Pro"/>
           <w:b/>
@@ -511,7 +510,7 @@
         <w:pBdr>
           <w:bottom w:val="single" w:sz="6" w:space="1" w:color="000000"/>
         </w:pBdr>
-        <w:spacing w:before="159" w:after="0"/>
+        <w:spacing w:before="167" w:after="52"/>
       </w:pPr>
       <w:r>
         <w:rPr>
@@ -530,9 +529,118 @@
         <w:tabs>
           <w:tab w:val="right" w:pos="10800"/>
         </w:tabs>
-        <w:spacing w:before="20" w:after="0"/>
+        <w:spacing w:before="62"/>
       </w:pPr>
       <w:hyperlink r:id="rId8">
+        <w:r>
+          <w:rPr>
+            <w:rFonts w:ascii="Source Sans Pro" w:eastAsia="Source Sans Pro" w:hAnsi="Source Sans Pro" w:cs="Source Sans Pro"/>
+            <w:b/>
+            <w:color w:val="000000"/>
+            <w:sz w:val="19"/>
+            <w:szCs w:val="19"/>
+            <w:u w:val="single"/>
+          </w:rPr>
+          <w:t>Vulnerability Scanner and Patch Prioritization Engine</w:t>
+        </w:r>
+      </w:hyperlink>
+      <w:r>
+        <w:rPr>
+          <w:rFonts w:ascii="Source Sans Pro" w:eastAsia="Source Sans Pro" w:hAnsi="Source Sans Pro" w:cs="Source Sans Pro"/>
+          <w:sz w:val="19"/>
+          <w:szCs w:val="19"/>
+        </w:rPr>
+        <w:t xml:space="preserve">  |  </w:t>
+      </w:r>
+      <w:r>
+        <w:rPr>
+          <w:rFonts w:ascii="Source Sans Pro" w:eastAsia="Source Sans Pro" w:hAnsi="Source Sans Pro" w:cs="Source Sans Pro"/>
+          <w:sz w:val="19"/>
+          <w:szCs w:val="19"/>
+        </w:rPr>
+        <w:tab/>
+      </w:r>
+      <w:r>
+        <w:rPr>
+          <w:rFonts w:ascii="Source Sans Pro Light" w:eastAsia="Source Sans Pro" w:hAnsi="Source Sans Pro Light" w:cs="Source Sans Pro"/>
+          <w:i/>
+          <w:iCs/>
+          <w:sz w:val="19"/>
+          <w:szCs w:val="19"/>
+        </w:rPr>
+        <w:t>Python, Bash, Nessus, OpenVAS, NVD API</w:t>
+      </w:r>
+    </w:p>
+    <w:p>
+      <w:pPr>
+        <w:pStyle w:val="ListParagraph"/>
+        <w:numPr>
+          <w:ilvl w:val="0"/>
+          <w:numId w:val="2"/>
+        </w:numPr>
+        <w:spacing w:before="13" w:after="15"/>
+      </w:pPr>
+      <w:r>
+        <w:rPr>
+          <w:rFonts w:ascii="Source Sans Pro" w:eastAsia="Source Sans Pro" w:hAnsi="Source Sans Pro" w:cs="Source Sans Pro"/>
+          <w:color w:val="000000"/>
+          <w:sz w:val="19"/>
+          <w:szCs w:val="19"/>
+        </w:rPr>
+        <w:t>Built automated application security testing pipeline integrating Nessus and OpenVAS APIs in Python; generated vulnerability reports classified by CVSS severity with EPSS context from the FIRST.org API.</w:t>
+      </w:r>
+    </w:p>
+    <w:p>
+      <w:pPr>
+        <w:pStyle w:val="ListParagraph"/>
+        <w:numPr>
+          <w:ilvl w:val="0"/>
+          <w:numId w:val="2"/>
+        </w:numPr>
+        <w:spacing w:before="13" w:after="15"/>
+      </w:pPr>
+      <w:r>
+        <w:rPr>
+          <w:rFonts w:ascii="Source Sans Pro" w:eastAsia="Source Sans Pro" w:hAnsi="Source Sans Pro" w:cs="Source Sans Pro"/>
+          <w:color w:val="000000"/>
+          <w:sz w:val="19"/>
+          <w:szCs w:val="19"/>
+        </w:rPr>
+        <w:t>Developed OWASP Top 10 automated application security checker detecting injection, broken authentication, SSRF, and XSS vulnerabilities; documented SQL injection exploit-to-remediation workflow with parameterised query fixes.</w:t>
+      </w:r>
+    </w:p>
+    <w:p>
+      <w:pPr>
+        <w:pStyle w:val="ListParagraph"/>
+        <w:numPr>
+          <w:ilvl w:val="0"/>
+          <w:numId w:val="2"/>
+        </w:numPr>
+        <w:spacing w:before="13" w:after="15"/>
+      </w:pPr>
+      <w:r>
+        <w:rPr>
+          <w:rFonts w:ascii="Source Sans Pro" w:eastAsia="Source Sans Pro" w:hAnsi="Source Sans Pro" w:cs="Source Sans Pro"/>
+          <w:color w:val="000000"/>
+          <w:sz w:val="19"/>
+          <w:szCs w:val="19"/>
+        </w:rPr>
+        <w:t>Automated security scan scheduling via Bash and cron integrated with development cycles; built delta-scan logic to flag newly introduced CVEs for secure development lifecycle tracking.</w:t>
+      </w:r>
+    </w:p>
+    <w:p>
+      <w:pPr>
+        <w:spacing w:before="33" w:after="3"/>
+      </w:pPr>
+    </w:p>
+    <w:p>
+      <w:pPr>
+        <w:tabs>
+          <w:tab w:val="right" w:pos="10800"/>
+        </w:tabs>
+        <w:spacing w:before="30"/>
+      </w:pPr>
+      <w:hyperlink r:id="rId9">
         <w:r>
           <w:rPr>
             <w:rFonts w:ascii="Source Sans Pro" w:eastAsia="Source Sans Pro" w:hAnsi="Source Sans Pro" w:cs="Source Sans Pro"/>
@@ -579,16 +687,16 @@
           <w:ilvl w:val="0"/>
           <w:numId w:val="2"/>
         </w:numPr>
-        <w:spacing w:before="13" w:after="42"/>
-      </w:pPr>
-      <w:r>
-        <w:rPr>
-          <w:rFonts w:ascii="Source Sans Pro" w:eastAsia="Source Sans Pro" w:hAnsi="Source Sans Pro" w:cs="Source Sans Pro"/>
-          <w:color w:val="000000"/>
-          <w:sz w:val="19"/>
-          <w:szCs w:val="19"/>
-        </w:rPr>
-        <w:t>Deployed Splunk SIEM with SPL correlation searches to monitor IAM anomalies including unauthorized privilege escalation and suspicious cross-account access patterns; mapped cloud-relevant TTPs to MITRE ATT&amp;CK and wrote PICERL incident report.</w:t>
+        <w:spacing w:before="13" w:after="15"/>
+      </w:pPr>
+      <w:r>
+        <w:rPr>
+          <w:rFonts w:ascii="Source Sans Pro" w:eastAsia="Source Sans Pro" w:hAnsi="Source Sans Pro" w:cs="Source Sans Pro"/>
+          <w:color w:val="000000"/>
+          <w:sz w:val="19"/>
+          <w:szCs w:val="19"/>
+        </w:rPr>
+        <w:t>Deployed Splunk SIEM with SPL correlation searches for brute-force detection, lateral movement, and privilege escalation; mapped TTPs to MITRE ATT&amp;CK and wrote PICERL incident report.</w:t>
       </w:r>
     </w:p>
     <w:p>
@@ -598,16 +706,16 @@
           <w:ilvl w:val="0"/>
           <w:numId w:val="2"/>
         </w:numPr>
-        <w:spacing w:before="13" w:after="42"/>
-      </w:pPr>
-      <w:r>
-        <w:rPr>
-          <w:rFonts w:ascii="Source Sans Pro" w:eastAsia="Source Sans Pro" w:hAnsi="Source Sans Pro" w:cs="Source Sans Pro"/>
-          <w:color w:val="000000"/>
-          <w:sz w:val="19"/>
-          <w:szCs w:val="19"/>
-        </w:rPr>
-        <w:t>Built automated cloud security detection pipeline: Python script ingests Splunk alerts for IAM policy violations, performs IOC enrichment via VirusTotal API, and dispatches Telegram notifications with severity classification.</w:t>
+        <w:spacing w:before="13" w:after="15"/>
+      </w:pPr>
+      <w:r>
+        <w:rPr>
+          <w:rFonts w:ascii="Source Sans Pro" w:eastAsia="Source Sans Pro" w:hAnsi="Source Sans Pro" w:cs="Source Sans Pro"/>
+          <w:color w:val="000000"/>
+          <w:sz w:val="19"/>
+          <w:szCs w:val="19"/>
+        </w:rPr>
+        <w:t>Built automated SOAR-style detection pipeline: Python script ingests Splunk alerts, runs IOC enrichment via VirusTotal API, and dispatches Telegram notifications with severity classification.</w:t>
       </w:r>
     </w:p>
     <w:p>
@@ -617,68 +725,196 @@
           <w:ilvl w:val="0"/>
           <w:numId w:val="2"/>
         </w:numPr>
-        <w:spacing w:before="13" w:after="42"/>
-      </w:pPr>
-      <w:r>
-        <w:rPr>
-          <w:rFonts w:ascii="Source Sans Pro" w:eastAsia="Source Sans Pro" w:hAnsi="Source Sans Pro" w:cs="Source Sans Pro"/>
-          <w:color w:val="000000"/>
-          <w:sz w:val="19"/>
-          <w:szCs w:val="19"/>
-        </w:rPr>
-        <w:t>Developed Sigma-compatible detection rules for cloud-specific TTPs including credential abuse and lateral movement; performed network analysis in Wireshark to identify anomalous authentication and DNS traffic patterns in cloud environments.</w:t>
-      </w:r>
-    </w:p>
-    <w:p>
-      <w:pPr>
-        <w:spacing w:before="35" w:after="35"/>
-      </w:pPr>
-    </w:p>
-    <w:p>
-      <w:pPr>
-        <w:tabs>
-          <w:tab w:val="right" w:pos="10800"/>
-        </w:tabs>
-        <w:spacing w:before="30" w:after="0"/>
-      </w:pPr>
-      <w:hyperlink r:id="rId9">
-        <w:r>
-          <w:rPr>
-            <w:rFonts w:ascii="Source Sans Pro" w:eastAsia="Source Sans Pro" w:hAnsi="Source Sans Pro" w:cs="Source Sans Pro"/>
-            <w:b/>
-            <w:color w:val="000000"/>
-            <w:sz w:val="19"/>
-            <w:szCs w:val="19"/>
-            <w:u w:val="single"/>
-          </w:rPr>
-          <w:t>Vulnerability Scanner and Patch Prioritization Engine</w:t>
-        </w:r>
-      </w:hyperlink>
-      <w:r>
-        <w:rPr>
-          <w:rFonts w:ascii="Source Sans Pro" w:eastAsia="Source Sans Pro" w:hAnsi="Source Sans Pro" w:cs="Source Sans Pro"/>
-          <w:sz w:val="19"/>
-          <w:szCs w:val="19"/>
-        </w:rPr>
-        <w:t xml:space="preserve">  |  </w:t>
-      </w:r>
-      <w:r>
-        <w:rPr>
-          <w:rFonts w:ascii="Source Sans Pro" w:eastAsia="Source Sans Pro" w:hAnsi="Source Sans Pro" w:cs="Source Sans Pro"/>
-          <w:sz w:val="19"/>
-          <w:szCs w:val="19"/>
-        </w:rPr>
-        <w:tab/>
-      </w:r>
-      <w:r>
-        <w:rPr>
-          <w:rFonts w:ascii="Source Sans Pro Light" w:eastAsia="Source Sans Pro" w:hAnsi="Source Sans Pro Light" w:cs="Source Sans Pro"/>
-          <w:i/>
-          <w:iCs/>
-          <w:sz w:val="19"/>
-          <w:szCs w:val="19"/>
-        </w:rPr>
-        <w:t>Python, Bash, Nessus, OpenVAS, NVD API</w:t>
+        <w:spacing w:before="13" w:after="15"/>
+      </w:pPr>
+      <w:r>
+        <w:rPr>
+          <w:rFonts w:ascii="Source Sans Pro" w:eastAsia="Source Sans Pro" w:hAnsi="Source Sans Pro" w:cs="Source Sans Pro"/>
+          <w:color w:val="000000"/>
+          <w:sz w:val="19"/>
+          <w:szCs w:val="19"/>
+        </w:rPr>
+        <w:t>Converted detection logic to Sigma rules (vendor-neutral format used by enterprise SOCs); performed TCP/IP analysis in Wireshark to detect SYN scans, DNS tunnelling, and plaintext credential exposure on unencrypted sessions.</w:t>
+      </w:r>
+    </w:p>
+    <w:p>
+      <w:pPr>
+        <w:pBdr>
+          <w:bottom w:val="single" w:sz="6" w:space="1" w:color="000000"/>
+        </w:pBdr>
+        <w:spacing w:before="158" w:after="55"/>
+        <w:rPr>
+          <w:rFonts w:ascii="Source Sans Pro" w:eastAsia="Source Sans Pro" w:hAnsi="Source Sans Pro" w:cs="Source Sans Pro"/>
+          <w:b/>
+          <w:bCs/>
+          <w:color w:val="000000"/>
+          <w:sz w:val="22"/>
+          <w:szCs w:val="22"/>
+        </w:rPr>
+      </w:pPr>
+    </w:p>
+    <w:p>
+      <w:pPr>
+        <w:pBdr>
+          <w:bottom w:val="single" w:sz="6" w:space="1" w:color="000000"/>
+        </w:pBdr>
+        <w:spacing w:before="167" w:after="52"/>
+      </w:pPr>
+      <w:r>
+        <w:rPr>
+          <w:rFonts w:ascii="Source Sans Pro" w:eastAsia="Source Sans Pro" w:hAnsi="Source Sans Pro" w:cs="Source Sans Pro"/>
+          <w:b/>
+          <w:bCs/>
+          <w:color w:val="000000"/>
+          <w:sz w:val="22"/>
+          <w:szCs w:val="22"/>
+        </w:rPr>
+        <w:t>Technical Skills</w:t>
+      </w:r>
+    </w:p>
+    <w:p>
+      <w:pPr>
+        <w:spacing w:before="27" w:after="27"/>
+      </w:pPr>
+      <w:r>
+        <w:rPr>
+          <w:rFonts w:ascii="Source Sans Pro" w:eastAsia="Source Sans Pro" w:hAnsi="Source Sans Pro" w:cs="Source Sans Pro"/>
+          <w:b/>
+          <w:sz w:val="19"/>
+          <w:szCs w:val="19"/>
+        </w:rPr>
+        <w:t xml:space="preserve">SOC Operations: </w:t>
+      </w:r>
+      <w:r>
+        <w:rPr>
+          <w:rFonts w:ascii="Source Sans Pro" w:eastAsia="Source Sans Pro" w:hAnsi="Source Sans Pro" w:cs="Source Sans Pro"/>
+          <w:sz w:val="19"/>
+          <w:szCs w:val="19"/>
+        </w:rPr>
+        <w:t>Alert triage, incident investigation, log analysis, threat detection, escalation, false positive analysis</w:t>
+      </w:r>
+    </w:p>
+    <w:p>
+      <w:pPr>
+        <w:spacing w:before="27" w:after="27"/>
+      </w:pPr>
+      <w:r>
+        <w:rPr>
+          <w:rFonts w:ascii="Source Sans Pro" w:eastAsia="Source Sans Pro" w:hAnsi="Source Sans Pro" w:cs="Source Sans Pro"/>
+          <w:b/>
+          <w:sz w:val="19"/>
+          <w:szCs w:val="19"/>
+        </w:rPr>
+        <w:t xml:space="preserve">SIEM &amp; Monitoring: </w:t>
+      </w:r>
+      <w:r>
+        <w:rPr>
+          <w:rFonts w:ascii="Source Sans Pro" w:eastAsia="Source Sans Pro" w:hAnsi="Source Sans Pro" w:cs="Source Sans Pro"/>
+          <w:sz w:val="19"/>
+          <w:szCs w:val="19"/>
+        </w:rPr>
+        <w:t>Splunk (SPL), Elastic SIEM (basic), Windows Event Logs, Sysmon, Wireshark</w:t>
+      </w:r>
+    </w:p>
+    <w:p>
+      <w:pPr>
+        <w:spacing w:before="27" w:after="27"/>
+      </w:pPr>
+      <w:r>
+        <w:rPr>
+          <w:rFonts w:ascii="Source Sans Pro" w:eastAsia="Source Sans Pro" w:hAnsi="Source Sans Pro" w:cs="Source Sans Pro"/>
+          <w:b/>
+          <w:sz w:val="19"/>
+          <w:szCs w:val="19"/>
+        </w:rPr>
+        <w:t xml:space="preserve">Threat Intelligence: </w:t>
+      </w:r>
+      <w:r>
+        <w:rPr>
+          <w:rFonts w:ascii="Source Sans Pro" w:eastAsia="Source Sans Pro" w:hAnsi="Source Sans Pro" w:cs="Source Sans Pro"/>
+          <w:sz w:val="19"/>
+          <w:szCs w:val="19"/>
+        </w:rPr>
+        <w:t>MITRE ATT&amp;CK, IOC analysis, VirusTotal, OSINT enrichment, Cyber Kill Chain</w:t>
+      </w:r>
+    </w:p>
+    <w:p>
+      <w:pPr>
+        <w:spacing w:before="27" w:after="27"/>
+      </w:pPr>
+      <w:r>
+        <w:rPr>
+          <w:rFonts w:ascii="Source Sans Pro" w:eastAsia="Source Sans Pro" w:hAnsi="Source Sans Pro" w:cs="Source Sans Pro"/>
+          <w:b/>
+          <w:sz w:val="19"/>
+          <w:szCs w:val="19"/>
+        </w:rPr>
+        <w:t xml:space="preserve">Systems &amp; Networking: </w:t>
+      </w:r>
+      <w:r>
+        <w:rPr>
+          <w:rFonts w:ascii="Source Sans Pro" w:eastAsia="Source Sans Pro" w:hAnsi="Source Sans Pro" w:cs="Source Sans Pro"/>
+          <w:sz w:val="19"/>
+          <w:szCs w:val="19"/>
+        </w:rPr>
+        <w:t>Windows internals, Linux fundamentals, TCP/IP, DNS, HTTP/S, firewall and IDS/IPS concepts</w:t>
+      </w:r>
+    </w:p>
+    <w:p>
+      <w:pPr>
+        <w:spacing w:before="27" w:after="27"/>
+      </w:pPr>
+      <w:r>
+        <w:rPr>
+          <w:rFonts w:ascii="Source Sans Pro" w:eastAsia="Source Sans Pro" w:hAnsi="Source Sans Pro" w:cs="Source Sans Pro"/>
+          <w:b/>
+          <w:sz w:val="19"/>
+          <w:szCs w:val="19"/>
+        </w:rPr>
+        <w:t xml:space="preserve">Automation: </w:t>
+      </w:r>
+      <w:r>
+        <w:rPr>
+          <w:rFonts w:ascii="Source Sans Pro" w:eastAsia="Source Sans Pro" w:hAnsi="Source Sans Pro" w:cs="Source Sans Pro"/>
+          <w:sz w:val="19"/>
+          <w:szCs w:val="19"/>
+        </w:rPr>
+        <w:t>Python, Bash (basic), regular expressions</w:t>
+      </w:r>
+    </w:p>
+    <w:p>
+      <w:pPr>
+        <w:pBdr>
+          <w:bottom w:val="single" w:sz="6" w:space="1" w:color="000000"/>
+        </w:pBdr>
+        <w:spacing w:before="158" w:after="55"/>
+        <w:rPr>
+          <w:rFonts w:ascii="Source Sans Pro" w:eastAsia="Source Sans Pro" w:hAnsi="Source Sans Pro" w:cs="Source Sans Pro"/>
+          <w:b/>
+          <w:bCs/>
+          <w:color w:val="000000"/>
+          <w:sz w:val="22"/>
+          <w:szCs w:val="22"/>
+        </w:rPr>
+      </w:pPr>
+    </w:p>
+    <w:p>
+      <w:pPr>
+        <w:pBdr>
+          <w:bottom w:val="single" w:sz="6" w:space="1" w:color="000000"/>
+        </w:pBdr>
+        <w:spacing w:before="167" w:after="52"/>
+      </w:pPr>
+      <w:r>
+        <w:rPr>
+          <w:rFonts w:ascii="Source Sans Pro" w:eastAsia="Source Sans Pro" w:hAnsi="Source Sans Pro" w:cs="Source Sans Pro"/>
+          <w:b/>
+          <w:bCs/>
+          <w:color w:val="000000"/>
+          <w:sz w:val="22"/>
+          <w:szCs w:val="22"/>
+        </w:rPr>
+        <w:t>Certifications</w:t>
       </w:r>
     </w:p>
     <w:p>
@@ -688,16 +924,16 @@
           <w:ilvl w:val="0"/>
           <w:numId w:val="2"/>
         </w:numPr>
-        <w:spacing w:before="13" w:after="42"/>
-      </w:pPr>
-      <w:r>
-        <w:rPr>
-          <w:rFonts w:ascii="Source Sans Pro" w:eastAsia="Source Sans Pro" w:hAnsi="Source Sans Pro" w:cs="Source Sans Pro"/>
-          <w:color w:val="000000"/>
-          <w:sz w:val="19"/>
-          <w:szCs w:val="19"/>
-        </w:rPr>
-        <w:t>Built automated cloud infrastructure vulnerability assessment pipeline using Nessus and OpenVAS APIs in Python; generated CVE reports classified by CVSS severity with EPSS context from the FIRST.org API.</w:t>
+        <w:spacing w:before="13" w:after="15"/>
+      </w:pPr>
+      <w:r>
+        <w:rPr>
+          <w:rFonts w:ascii="Source Sans Pro" w:eastAsia="Source Sans Pro" w:hAnsi="Source Sans Pro" w:cs="Source Sans Pro"/>
+          <w:color w:val="000000"/>
+          <w:sz w:val="19"/>
+          <w:szCs w:val="19"/>
+        </w:rPr>
+        <w:t>CompTIA Security+ SY0-701  —  in progress, exam target Q3 2026</w:t>
       </w:r>
     </w:p>
     <w:p>
@@ -707,244 +943,7 @@
           <w:ilvl w:val="0"/>
           <w:numId w:val="2"/>
         </w:numPr>
-        <w:spacing w:before="13" w:after="42"/>
-      </w:pPr>
-      <w:r>
-        <w:rPr>
-          <w:rFonts w:ascii="Source Sans Pro" w:eastAsia="Source Sans Pro" w:hAnsi="Source Sans Pro" w:cs="Source Sans Pro"/>
-          <w:color w:val="000000"/>
-          <w:sz w:val="19"/>
-          <w:szCs w:val="19"/>
-        </w:rPr>
-        <w:t>Developed automated security checker for cloud-hosted applications testing OWASP Top 10 vulnerabilities including injection, broken authentication, and SSRF; documented remediation workflows for cloud service misconfigurations and exposed endpoints.</w:t>
-      </w:r>
-    </w:p>
-    <w:p>
-      <w:pPr>
-        <w:pStyle w:val="ListParagraph"/>
-        <w:numPr>
-          <w:ilvl w:val="0"/>
-          <w:numId w:val="2"/>
-        </w:numPr>
-        <w:spacing w:before="13" w:after="42"/>
-      </w:pPr>
-      <w:r>
-        <w:rPr>
-          <w:rFonts w:ascii="Source Sans Pro" w:eastAsia="Source Sans Pro" w:hAnsi="Source Sans Pro" w:cs="Source Sans Pro"/>
-          <w:color w:val="000000"/>
-          <w:sz w:val="19"/>
-          <w:szCs w:val="19"/>
-        </w:rPr>
-        <w:t>Automated vulnerability scan scheduling via Bash and cron for cloud security monitoring; built delta-scan logic to detect newly exposed CVEs and organize cloud compliance evidence.</w:t>
-      </w:r>
-    </w:p>
-    <w:p>
-      <w:pPr>
-        <w:pBdr>
-          <w:bottom w:val="single" w:sz="6" w:space="1" w:color="000000"/>
-        </w:pBdr>
-        <w:spacing w:before="35" w:after="35"/>
-        <w:rPr>
-          <w:rFonts w:ascii="Source Sans Pro" w:eastAsia="Source Sans Pro" w:hAnsi="Source Sans Pro" w:cs="Source Sans Pro"/>
-          <w:b/>
-          <w:bCs/>
-          <w:color w:val="000000"/>
-          <w:sz w:val="22"/>
-          <w:szCs w:val="22"/>
-        </w:rPr>
-      </w:pPr>
-    </w:p>
-    <w:p>
-      <w:pPr>
-        <w:pBdr>
-          <w:bottom w:val="single" w:sz="6" w:space="1" w:color="000000"/>
-        </w:pBdr>
-        <w:spacing w:before="159" w:after="0"/>
-      </w:pPr>
-      <w:r>
-        <w:rPr>
-          <w:rFonts w:ascii="Source Sans Pro" w:eastAsia="Source Sans Pro" w:hAnsi="Source Sans Pro" w:cs="Source Sans Pro"/>
-          <w:b/>
-          <w:bCs/>
-          <w:color w:val="000000"/>
-          <w:sz w:val="22"/>
-          <w:szCs w:val="22"/>
-        </w:rPr>
-        <w:t>Technical Skills</w:t>
-      </w:r>
-    </w:p>
-    <w:p>
-      <w:pPr>
-        <w:spacing w:before="59" w:after="59"/>
-      </w:pPr>
-      <w:r>
-        <w:rPr>
-          <w:rFonts w:ascii="Source Sans Pro" w:eastAsia="Source Sans Pro" w:hAnsi="Source Sans Pro" w:cs="Source Sans Pro"/>
-          <w:b/>
-          <w:sz w:val="19"/>
-          <w:szCs w:val="19"/>
-        </w:rPr>
-        <w:t xml:space="preserve">SOC Operations: </w:t>
-      </w:r>
-      <w:r>
-        <w:rPr>
-          <w:rFonts w:ascii="Source Sans Pro" w:eastAsia="Source Sans Pro" w:hAnsi="Source Sans Pro" w:cs="Source Sans Pro"/>
-          <w:sz w:val="19"/>
-          <w:szCs w:val="19"/>
-        </w:rPr>
-        <w:t>Alert triage, incident investigation, log analysis, threat detection, escalation, false positive analysis</w:t>
-      </w:r>
-    </w:p>
-    <w:p>
-      <w:pPr>
-        <w:spacing w:before="59" w:after="59"/>
-      </w:pPr>
-      <w:r>
-        <w:rPr>
-          <w:rFonts w:ascii="Source Sans Pro" w:eastAsia="Source Sans Pro" w:hAnsi="Source Sans Pro" w:cs="Source Sans Pro"/>
-          <w:b/>
-          <w:sz w:val="19"/>
-          <w:szCs w:val="19"/>
-        </w:rPr>
-        <w:t xml:space="preserve">SIEM &amp; Monitoring: </w:t>
-      </w:r>
-      <w:r>
-        <w:rPr>
-          <w:rFonts w:ascii="Source Sans Pro" w:eastAsia="Source Sans Pro" w:hAnsi="Source Sans Pro" w:cs="Source Sans Pro"/>
-          <w:sz w:val="19"/>
-          <w:szCs w:val="19"/>
-        </w:rPr>
-        <w:t>Splunk (SPL), Elastic SIEM (basic), Windows Event Logs, Sysmon, Wireshark</w:t>
-      </w:r>
-    </w:p>
-    <w:p>
-      <w:pPr>
-        <w:spacing w:before="59" w:after="59"/>
-      </w:pPr>
-      <w:r>
-        <w:rPr>
-          <w:rFonts w:ascii="Source Sans Pro" w:eastAsia="Source Sans Pro" w:hAnsi="Source Sans Pro" w:cs="Source Sans Pro"/>
-          <w:b/>
-          <w:sz w:val="19"/>
-          <w:szCs w:val="19"/>
-        </w:rPr>
-        <w:t xml:space="preserve">Threat Intelligence: </w:t>
-      </w:r>
-      <w:r>
-        <w:rPr>
-          <w:rFonts w:ascii="Source Sans Pro" w:eastAsia="Source Sans Pro" w:hAnsi="Source Sans Pro" w:cs="Source Sans Pro"/>
-          <w:sz w:val="19"/>
-          <w:szCs w:val="19"/>
-        </w:rPr>
-        <w:t>MITRE ATT&amp;CK, IOC analysis, VirusTotal, OSINT enrichment, Cyber Kill Chain</w:t>
-      </w:r>
-    </w:p>
-    <w:p>
-      <w:pPr>
-        <w:spacing w:before="59" w:after="59"/>
-      </w:pPr>
-      <w:r>
-        <w:rPr>
-          <w:rFonts w:ascii="Source Sans Pro" w:eastAsia="Source Sans Pro" w:hAnsi="Source Sans Pro" w:cs="Source Sans Pro"/>
-          <w:b/>
-          <w:sz w:val="19"/>
-          <w:szCs w:val="19"/>
-        </w:rPr>
-        <w:t xml:space="preserve">Systems &amp; Networking: </w:t>
-      </w:r>
-      <w:r>
-        <w:rPr>
-          <w:rFonts w:ascii="Source Sans Pro" w:eastAsia="Source Sans Pro" w:hAnsi="Source Sans Pro" w:cs="Source Sans Pro"/>
-          <w:sz w:val="19"/>
-          <w:szCs w:val="19"/>
-        </w:rPr>
-        <w:t>Windows internals, Linux fundamentals, TCP/IP, DNS, HTTP/S, IDS/IPS, AWS (IAM, CloudTrail, GuardDuty), cloud security posture</w:t>
-      </w:r>
-    </w:p>
-    <w:p>
-      <w:pPr>
-        <w:spacing w:before="59" w:after="59"/>
-      </w:pPr>
-      <w:r>
-        <w:rPr>
-          <w:rFonts w:ascii="Source Sans Pro" w:eastAsia="Source Sans Pro" w:hAnsi="Source Sans Pro" w:cs="Source Sans Pro"/>
-          <w:b/>
-          <w:sz w:val="19"/>
-          <w:szCs w:val="19"/>
-        </w:rPr>
-        <w:t xml:space="preserve">Automation: </w:t>
-      </w:r>
-      <w:r>
-        <w:rPr>
-          <w:rFonts w:ascii="Source Sans Pro" w:eastAsia="Source Sans Pro" w:hAnsi="Source Sans Pro" w:cs="Source Sans Pro"/>
-          <w:sz w:val="19"/>
-          <w:szCs w:val="19"/>
-        </w:rPr>
-        <w:t>Python, Bash (basic), boto3, regular expressions</w:t>
-      </w:r>
-    </w:p>
-    <w:p>
-      <w:pPr>
-        <w:pBdr>
-          <w:bottom w:val="single" w:sz="6" w:space="1" w:color="000000"/>
-        </w:pBdr>
-        <w:spacing w:before="35" w:after="35"/>
-        <w:rPr>
-          <w:rFonts w:ascii="Source Sans Pro" w:eastAsia="Source Sans Pro" w:hAnsi="Source Sans Pro" w:cs="Source Sans Pro"/>
-          <w:b/>
-          <w:bCs/>
-          <w:color w:val="000000"/>
-          <w:sz w:val="22"/>
-          <w:szCs w:val="22"/>
-        </w:rPr>
-      </w:pPr>
-    </w:p>
-    <w:p>
-      <w:pPr>
-        <w:pBdr>
-          <w:bottom w:val="single" w:sz="6" w:space="1" w:color="000000"/>
-        </w:pBdr>
-        <w:spacing w:before="159" w:after="0"/>
-      </w:pPr>
-      <w:r>
-        <w:rPr>
-          <w:rFonts w:ascii="Source Sans Pro" w:eastAsia="Source Sans Pro" w:hAnsi="Source Sans Pro" w:cs="Source Sans Pro"/>
-          <w:b/>
-          <w:bCs/>
-          <w:color w:val="000000"/>
-          <w:sz w:val="22"/>
-          <w:szCs w:val="22"/>
-        </w:rPr>
-        <w:t>Certifications</w:t>
-      </w:r>
-    </w:p>
-    <w:p>
-      <w:pPr>
-        <w:pStyle w:val="ListParagraph"/>
-        <w:numPr>
-          <w:ilvl w:val="0"/>
-          <w:numId w:val="2"/>
-        </w:numPr>
-        <w:spacing w:before="13" w:after="42"/>
-      </w:pPr>
-      <w:r>
-        <w:rPr>
-          <w:rFonts w:ascii="Source Sans Pro" w:eastAsia="Source Sans Pro" w:hAnsi="Source Sans Pro" w:cs="Source Sans Pro"/>
-          <w:color w:val="000000"/>
-          <w:sz w:val="19"/>
-          <w:szCs w:val="19"/>
-        </w:rPr>
-        <w:t>CompTIA Security+ SY0-701  —  in progress, exam target Q3 2026</w:t>
-      </w:r>
-    </w:p>
-    <w:p>
-      <w:pPr>
-        <w:pStyle w:val="ListParagraph"/>
-        <w:numPr>
-          <w:ilvl w:val="0"/>
-          <w:numId w:val="2"/>
-        </w:numPr>
-        <w:spacing w:before="13" w:after="42"/>
+        <w:spacing w:before="13" w:after="15"/>
       </w:pPr>
       <w:r>
         <w:rPr>

--- a/resumes/Akshay_P_Resume.docx
+++ b/resumes/Akshay_P_Resume.docx
@@ -587,7 +587,7 @@
           <w:sz w:val="19"/>
           <w:szCs w:val="19"/>
         </w:rPr>
-        <w:t>Built automated application security testing pipeline integrating Nessus and OpenVAS APIs in Python; generated vulnerability reports classified by CVSS severity with EPSS context from the FIRST.org API.</w:t>
+        <w:t>Built automated vulnerability assessment pipeline integrating Nessus and OpenVAS REST APIs in Python; generated CVE reports classified by CVSS severity and EPSS context from the FIRST.org API.</w:t>
       </w:r>
     </w:p>
     <w:p>
@@ -606,7 +606,7 @@
           <w:sz w:val="19"/>
           <w:szCs w:val="19"/>
         </w:rPr>
-        <w:t>Developed OWASP Top 10 automated application security checker detecting injection, broken authentication, SSRF, and XSS vulnerabilities; documented SQL injection exploit-to-remediation workflow with parameterised query fixes.</w:t>
+        <w:t>Developed OWASP Top 10 automated web checker that sends crafted HTTP requests to detect injection, broken auth, and SSRF vulnerabilities; documented SQL injection exploit and parameterised query remediation.</w:t>
       </w:r>
     </w:p>
     <w:p>
@@ -625,7 +625,7 @@
           <w:sz w:val="19"/>
           <w:szCs w:val="19"/>
         </w:rPr>
-        <w:t>Automated security scan scheduling via Bash and cron integrated with development cycles; built delta-scan logic to flag newly introduced CVEs for secure development lifecycle tracking.</w:t>
+        <w:t>Automated scan scheduling via Bash and cron; built delta-scan logic to flag newly discovered CVEs and organize patch compliance tracking evidence.</w:t>
       </w:r>
     </w:p>
     <w:p>

--- a/resumes/Akshay_P_Resume.docx
+++ b/resumes/Akshay_P_Resume.docx
@@ -116,7 +116,7 @@
         <w:pBdr>
           <w:bottom w:val="single" w:sz="6" w:space="1" w:color="000000"/>
         </w:pBdr>
-        <w:spacing w:before="372" w:after="52"/>
+        <w:spacing w:before="396" w:after="52"/>
       </w:pPr>
       <w:r>
         <w:rPr>
@@ -294,7 +294,7 @@
     </w:p>
     <w:p>
       <w:pPr>
-        <w:spacing w:before="11" w:after="3"/>
+        <w:spacing w:before="17" w:after="9"/>
       </w:pPr>
     </w:p>
     <w:p>
@@ -302,7 +302,7 @@
         <w:pBdr>
           <w:bottom w:val="single" w:sz="6" w:space="1" w:color="000000"/>
         </w:pBdr>
-        <w:spacing w:before="167" w:after="52"/>
+        <w:spacing w:before="191" w:after="52"/>
       </w:pPr>
       <w:r>
         <w:rPr>
@@ -420,16 +420,16 @@
           <w:ilvl w:val="0"/>
           <w:numId w:val="2"/>
         </w:numPr>
-        <w:spacing w:before="13" w:after="15"/>
-      </w:pPr>
-      <w:r>
-        <w:rPr>
-          <w:rFonts w:ascii="Source Sans Pro" w:eastAsia="Source Sans Pro" w:hAnsi="Source Sans Pro" w:cs="Source Sans Pro"/>
-          <w:color w:val="000000"/>
-          <w:sz w:val="19"/>
-          <w:szCs w:val="19"/>
-        </w:rPr>
-        <w:t>Triaged 50+ weekly inventory reimbursement cases by severity and policy eligibility, routing high-risk claims to senior review within same-day SLA with no escalation omissions.</w:t>
+        <w:spacing w:before="13" w:after="21"/>
+      </w:pPr>
+      <w:r>
+        <w:rPr>
+          <w:rFonts w:ascii="Source Sans Pro" w:eastAsia="Source Sans Pro" w:hAnsi="Source Sans Pro" w:cs="Source Sans Pro"/>
+          <w:color w:val="000000"/>
+          <w:sz w:val="19"/>
+          <w:szCs w:val="19"/>
+        </w:rPr>
+        <w:t>Triaged 50+ weekly inventory reimbursement cases by severity and policy eligibility, applying structured triage, escalation and decision workflows, producing a daily case triage report.</w:t>
       </w:r>
     </w:p>
     <w:p>
@@ -439,16 +439,16 @@
           <w:ilvl w:val="0"/>
           <w:numId w:val="2"/>
         </w:numPr>
-        <w:spacing w:before="13" w:after="15"/>
-      </w:pPr>
-      <w:r>
-        <w:rPr>
-          <w:rFonts w:ascii="Source Sans Pro" w:eastAsia="Source Sans Pro" w:hAnsi="Source Sans Pro" w:cs="Source Sans Pro"/>
-          <w:color w:val="000000"/>
-          <w:sz w:val="19"/>
-          <w:szCs w:val="19"/>
-        </w:rPr>
-        <w:t>Investigated seller claims for policy violations and anomalous patterns across 200+ weekly cases; documented root-cause findings with supporting evidence for senior reviewer sign-off.</w:t>
+        <w:spacing w:before="13" w:after="21"/>
+      </w:pPr>
+      <w:r>
+        <w:rPr>
+          <w:rFonts w:ascii="Source Sans Pro" w:eastAsia="Source Sans Pro" w:hAnsi="Source Sans Pro" w:cs="Source Sans Pro"/>
+          <w:color w:val="000000"/>
+          <w:sz w:val="19"/>
+          <w:szCs w:val="19"/>
+        </w:rPr>
+        <w:t>Investigated root causes of seller claims, identified policy violations and anomalous patterns, and escalated findings to senior reviewers, generating an escalation dossier.</w:t>
       </w:r>
     </w:p>
     <w:p>
@@ -458,16 +458,16 @@
           <w:ilvl w:val="0"/>
           <w:numId w:val="2"/>
         </w:numPr>
-        <w:spacing w:before="13" w:after="15"/>
-      </w:pPr>
-      <w:r>
-        <w:rPr>
-          <w:rFonts w:ascii="Source Sans Pro" w:eastAsia="Source Sans Pro" w:hAnsi="Source Sans Pro" w:cs="Source Sans Pro"/>
-          <w:color w:val="000000"/>
-          <w:sz w:val="19"/>
-          <w:szCs w:val="19"/>
-        </w:rPr>
-        <w:t>Maintained structured case records capturing investigation rationale, policy evidence, and corrective actions, producing audit-ready documentation for compliance review.</w:t>
+        <w:spacing w:before="13" w:after="21"/>
+      </w:pPr>
+      <w:r>
+        <w:rPr>
+          <w:rFonts w:ascii="Source Sans Pro" w:eastAsia="Source Sans Pro" w:hAnsi="Source Sans Pro" w:cs="Source Sans Pro"/>
+          <w:color w:val="000000"/>
+          <w:sz w:val="19"/>
+          <w:szCs w:val="19"/>
+        </w:rPr>
+        <w:t>Documented audit‑ready case records capturing investigation findings, evidence notes and corrective actions, maintaining a compliant audit log.</w:t>
       </w:r>
     </w:p>
     <w:p>
@@ -477,7 +477,7 @@
           <w:ilvl w:val="0"/>
           <w:numId w:val="2"/>
         </w:numPr>
-        <w:spacing w:before="13" w:after="15"/>
+        <w:spacing w:before="13" w:after="21"/>
       </w:pPr>
       <w:r>
         <w:rPr>
@@ -494,7 +494,7 @@
         <w:pBdr>
           <w:bottom w:val="single" w:sz="6" w:space="1" w:color="000000"/>
         </w:pBdr>
-        <w:spacing w:before="158" w:after="55"/>
+        <w:spacing w:before="164" w:after="61"/>
         <w:rPr>
           <w:rFonts w:ascii="Source Sans Pro" w:eastAsia="Source Sans Pro" w:hAnsi="Source Sans Pro" w:cs="Source Sans Pro"/>
           <w:b/>
@@ -510,7 +510,7 @@
         <w:pBdr>
           <w:bottom w:val="single" w:sz="6" w:space="1" w:color="000000"/>
         </w:pBdr>
-        <w:spacing w:before="167" w:after="52"/>
+        <w:spacing w:before="191" w:after="52"/>
       </w:pPr>
       <w:r>
         <w:rPr>
@@ -532,6 +532,115 @@
         <w:spacing w:before="62"/>
       </w:pPr>
       <w:hyperlink r:id="rId8">
+        <w:r>
+          <w:rPr>
+            <w:rFonts w:ascii="Source Sans Pro" w:eastAsia="Source Sans Pro" w:hAnsi="Source Sans Pro" w:cs="Source Sans Pro"/>
+            <w:b/>
+            <w:color w:val="000000"/>
+            <w:sz w:val="19"/>
+            <w:szCs w:val="19"/>
+            <w:u w:val="single"/>
+          </w:rPr>
+          <w:t>Vulnerability Scanner and Patch Prioritization Engine</w:t>
+        </w:r>
+      </w:hyperlink>
+      <w:r>
+        <w:rPr>
+          <w:rFonts w:ascii="Source Sans Pro" w:eastAsia="Source Sans Pro" w:hAnsi="Source Sans Pro" w:cs="Source Sans Pro"/>
+          <w:sz w:val="19"/>
+          <w:szCs w:val="19"/>
+        </w:rPr>
+        <w:t xml:space="preserve">  |  </w:t>
+      </w:r>
+      <w:r>
+        <w:rPr>
+          <w:rFonts w:ascii="Source Sans Pro" w:eastAsia="Source Sans Pro" w:hAnsi="Source Sans Pro" w:cs="Source Sans Pro"/>
+          <w:sz w:val="19"/>
+          <w:szCs w:val="19"/>
+        </w:rPr>
+        <w:tab/>
+      </w:r>
+      <w:r>
+        <w:rPr>
+          <w:rFonts w:ascii="Source Sans Pro Light" w:eastAsia="Source Sans Pro" w:hAnsi="Source Sans Pro Light" w:cs="Source Sans Pro"/>
+          <w:i/>
+          <w:iCs/>
+          <w:sz w:val="19"/>
+          <w:szCs w:val="19"/>
+        </w:rPr>
+        <w:t>Python, Bash, Nessus, OpenVAS, NVD API</w:t>
+      </w:r>
+    </w:p>
+    <w:p>
+      <w:pPr>
+        <w:pStyle w:val="ListParagraph"/>
+        <w:numPr>
+          <w:ilvl w:val="0"/>
+          <w:numId w:val="2"/>
+        </w:numPr>
+        <w:spacing w:before="13" w:after="21"/>
+      </w:pPr>
+      <w:r>
+        <w:rPr>
+          <w:rFonts w:ascii="Source Sans Pro" w:eastAsia="Source Sans Pro" w:hAnsi="Source Sans Pro" w:cs="Source Sans Pro"/>
+          <w:color w:val="000000"/>
+          <w:sz w:val="19"/>
+          <w:szCs w:val="19"/>
+        </w:rPr>
+        <w:t>Built automated vulnerability assessment pipeline integrating Nessus and OpenVAS REST APIs in Python and generated CVE reports classified by CVSS severity and EPSS context from the FIRST.org API.</w:t>
+      </w:r>
+    </w:p>
+    <w:p>
+      <w:pPr>
+        <w:pStyle w:val="ListParagraph"/>
+        <w:numPr>
+          <w:ilvl w:val="0"/>
+          <w:numId w:val="2"/>
+        </w:numPr>
+        <w:spacing w:before="13" w:after="21"/>
+      </w:pPr>
+      <w:r>
+        <w:rPr>
+          <w:rFonts w:ascii="Source Sans Pro" w:eastAsia="Source Sans Pro" w:hAnsi="Source Sans Pro" w:cs="Source Sans Pro"/>
+          <w:color w:val="000000"/>
+          <w:sz w:val="19"/>
+          <w:szCs w:val="19"/>
+        </w:rPr>
+        <w:t>Developed OWASP Top 10 automated web checker that sends crafted HTTP requests to detect injection, broken auth, and SSRF vulnerabilities and documented SQL injection exploit and parameterised query remediation.</w:t>
+      </w:r>
+    </w:p>
+    <w:p>
+      <w:pPr>
+        <w:pStyle w:val="ListParagraph"/>
+        <w:numPr>
+          <w:ilvl w:val="0"/>
+          <w:numId w:val="2"/>
+        </w:numPr>
+        <w:spacing w:before="13" w:after="21"/>
+      </w:pPr>
+      <w:r>
+        <w:rPr>
+          <w:rFonts w:ascii="Source Sans Pro" w:eastAsia="Source Sans Pro" w:hAnsi="Source Sans Pro" w:cs="Source Sans Pro"/>
+          <w:color w:val="000000"/>
+          <w:sz w:val="19"/>
+          <w:szCs w:val="19"/>
+        </w:rPr>
+        <w:t>Automated scan scheduling via Bash and cron and built delta-scan logic to flag newly discovered CVEs and organize patch compliance tracking evidence.</w:t>
+      </w:r>
+    </w:p>
+    <w:p>
+      <w:pPr>
+        <w:spacing w:before="39" w:after="9"/>
+      </w:pPr>
+    </w:p>
+    <w:p>
+      <w:pPr>
+        <w:tabs>
+          <w:tab w:val="right" w:pos="10800"/>
+        </w:tabs>
+        <w:spacing w:before="30"/>
+      </w:pPr>
+      <w:hyperlink r:id="rId9">
         <w:r>
           <w:rPr>
             <w:rFonts w:ascii="Source Sans Pro" w:eastAsia="Source Sans Pro" w:hAnsi="Source Sans Pro" w:cs="Source Sans Pro"/>
@@ -578,16 +687,16 @@
           <w:ilvl w:val="0"/>
           <w:numId w:val="2"/>
         </w:numPr>
-        <w:spacing w:before="13" w:after="15"/>
-      </w:pPr>
-      <w:r>
-        <w:rPr>
-          <w:rFonts w:ascii="Source Sans Pro" w:eastAsia="Source Sans Pro" w:hAnsi="Source Sans Pro" w:cs="Source Sans Pro"/>
-          <w:color w:val="000000"/>
-          <w:sz w:val="19"/>
-          <w:szCs w:val="19"/>
-        </w:rPr>
-        <w:t>Deployed Splunk SIEM with SPL correlation searches for brute-force detection, lateral movement, and privilege escalation; mapped TTPs to MITRE ATT&amp;CK and wrote PICERL incident report.</w:t>
+        <w:spacing w:before="13" w:after="21"/>
+      </w:pPr>
+      <w:r>
+        <w:rPr>
+          <w:rFonts w:ascii="Source Sans Pro" w:eastAsia="Source Sans Pro" w:hAnsi="Source Sans Pro" w:cs="Source Sans Pro"/>
+          <w:color w:val="000000"/>
+          <w:sz w:val="19"/>
+          <w:szCs w:val="19"/>
+        </w:rPr>
+        <w:t>Deployed Splunk SIEM with SPL correlation searches for brute-force detection, lateral movement, and privilege escalation and mapped TTPs to MITRE ATT&amp;CK and wrote PICERL incident report.</w:t>
       </w:r>
     </w:p>
     <w:p>
@@ -597,16 +706,16 @@
           <w:ilvl w:val="0"/>
           <w:numId w:val="2"/>
         </w:numPr>
-        <w:spacing w:before="13" w:after="15"/>
-      </w:pPr>
-      <w:r>
-        <w:rPr>
-          <w:rFonts w:ascii="Source Sans Pro" w:eastAsia="Source Sans Pro" w:hAnsi="Source Sans Pro" w:cs="Source Sans Pro"/>
-          <w:color w:val="000000"/>
-          <w:sz w:val="19"/>
-          <w:szCs w:val="19"/>
-        </w:rPr>
-        <w:t>Built automated SOAR-style detection pipeline: Python script ingests Splunk alerts, runs IOC enrichment via VirusTotal API, and dispatches Telegram notifications with severity classification.</w:t>
+        <w:spacing w:before="13" w:after="21"/>
+      </w:pPr>
+      <w:r>
+        <w:rPr>
+          <w:rFonts w:ascii="Source Sans Pro" w:eastAsia="Source Sans Pro" w:hAnsi="Source Sans Pro" w:cs="Source Sans Pro"/>
+          <w:color w:val="000000"/>
+          <w:sz w:val="19"/>
+          <w:szCs w:val="19"/>
+        </w:rPr>
+        <w:t>Built automated SOAR-style detection pipeline: Python script ingests Splunk alerts and runs IOC enrichment via VirusTotal API and dispatches Telegram notifications with severity classification.</w:t>
       </w:r>
     </w:p>
     <w:p>
@@ -616,68 +725,196 @@
           <w:ilvl w:val="0"/>
           <w:numId w:val="2"/>
         </w:numPr>
-        <w:spacing w:before="13" w:after="15"/>
-      </w:pPr>
-      <w:r>
-        <w:rPr>
-          <w:rFonts w:ascii="Source Sans Pro" w:eastAsia="Source Sans Pro" w:hAnsi="Source Sans Pro" w:cs="Source Sans Pro"/>
-          <w:color w:val="000000"/>
-          <w:sz w:val="19"/>
-          <w:szCs w:val="19"/>
-        </w:rPr>
-        <w:t>Converted detection logic to Sigma rules (vendor-neutral format used by enterprise SOCs); performed TCP/IP analysis in Wireshark to detect SYN scans, DNS tunnelling, and plaintext credential exposure on unencrypted sessions.</w:t>
-      </w:r>
-    </w:p>
-    <w:p>
-      <w:pPr>
-        <w:spacing w:before="33" w:after="3"/>
-      </w:pPr>
-    </w:p>
-    <w:p>
-      <w:pPr>
-        <w:tabs>
-          <w:tab w:val="right" w:pos="10800"/>
-        </w:tabs>
-        <w:spacing w:before="30"/>
-      </w:pPr>
-      <w:hyperlink r:id="rId9">
-        <w:r>
-          <w:rPr>
-            <w:rFonts w:ascii="Source Sans Pro" w:eastAsia="Source Sans Pro" w:hAnsi="Source Sans Pro" w:cs="Source Sans Pro"/>
-            <w:b/>
-            <w:color w:val="000000"/>
-            <w:sz w:val="19"/>
-            <w:szCs w:val="19"/>
-            <w:u w:val="single"/>
-          </w:rPr>
-          <w:t>Phishing and OSINT Threat Intelligence Tool</w:t>
-        </w:r>
-      </w:hyperlink>
-      <w:r>
-        <w:rPr>
-          <w:rFonts w:ascii="Source Sans Pro" w:eastAsia="Source Sans Pro" w:hAnsi="Source Sans Pro" w:cs="Source Sans Pro"/>
-          <w:sz w:val="19"/>
-          <w:szCs w:val="19"/>
-        </w:rPr>
-        <w:t xml:space="preserve">  |  </w:t>
-      </w:r>
-      <w:r>
-        <w:rPr>
-          <w:rFonts w:ascii="Source Sans Pro" w:eastAsia="Source Sans Pro" w:hAnsi="Source Sans Pro" w:cs="Source Sans Pro"/>
-          <w:sz w:val="19"/>
-          <w:szCs w:val="19"/>
-        </w:rPr>
-        <w:tab/>
-      </w:r>
-      <w:r>
-        <w:rPr>
-          <w:rFonts w:ascii="Source Sans Pro Light" w:eastAsia="Source Sans Pro" w:hAnsi="Source Sans Pro Light" w:cs="Source Sans Pro"/>
-          <w:i/>
-          <w:iCs/>
-          <w:sz w:val="19"/>
-          <w:szCs w:val="19"/>
-        </w:rPr>
-        <w:t>Python, VirusTotal API, AbuseIPDB, WHOIS, Telegram bot</w:t>
+        <w:spacing w:before="13" w:after="21"/>
+      </w:pPr>
+      <w:r>
+        <w:rPr>
+          <w:rFonts w:ascii="Source Sans Pro" w:eastAsia="Source Sans Pro" w:hAnsi="Source Sans Pro" w:cs="Source Sans Pro"/>
+          <w:color w:val="000000"/>
+          <w:sz w:val="19"/>
+          <w:szCs w:val="19"/>
+        </w:rPr>
+        <w:t>Converted detection logic to Sigma rules and performed TCP/IP analysis in Wireshark to detect SYN scans, DNS tunnelling, and plaintext credential exposure on unencrypted sessions.</w:t>
+      </w:r>
+    </w:p>
+    <w:p>
+      <w:pPr>
+        <w:pBdr>
+          <w:bottom w:val="single" w:sz="6" w:space="1" w:color="000000"/>
+        </w:pBdr>
+        <w:spacing w:before="164" w:after="61"/>
+        <w:rPr>
+          <w:rFonts w:ascii="Source Sans Pro" w:eastAsia="Source Sans Pro" w:hAnsi="Source Sans Pro" w:cs="Source Sans Pro"/>
+          <w:b/>
+          <w:bCs/>
+          <w:color w:val="000000"/>
+          <w:sz w:val="22"/>
+          <w:szCs w:val="22"/>
+        </w:rPr>
+      </w:pPr>
+    </w:p>
+    <w:p>
+      <w:pPr>
+        <w:pBdr>
+          <w:bottom w:val="single" w:sz="6" w:space="1" w:color="000000"/>
+        </w:pBdr>
+        <w:spacing w:before="191" w:after="52"/>
+      </w:pPr>
+      <w:r>
+        <w:rPr>
+          <w:rFonts w:ascii="Source Sans Pro" w:eastAsia="Source Sans Pro" w:hAnsi="Source Sans Pro" w:cs="Source Sans Pro"/>
+          <w:b/>
+          <w:bCs/>
+          <w:color w:val="000000"/>
+          <w:sz w:val="22"/>
+          <w:szCs w:val="22"/>
+        </w:rPr>
+        <w:t>Technical Skills</w:t>
+      </w:r>
+    </w:p>
+    <w:p>
+      <w:pPr>
+        <w:spacing w:before="33" w:after="33"/>
+      </w:pPr>
+      <w:r>
+        <w:rPr>
+          <w:rFonts w:ascii="Source Sans Pro" w:eastAsia="Source Sans Pro" w:hAnsi="Source Sans Pro" w:cs="Source Sans Pro"/>
+          <w:b/>
+          <w:sz w:val="19"/>
+          <w:szCs w:val="19"/>
+        </w:rPr>
+        <w:t xml:space="preserve">SOC Operations: </w:t>
+      </w:r>
+      <w:r>
+        <w:rPr>
+          <w:rFonts w:ascii="Source Sans Pro" w:eastAsia="Source Sans Pro" w:hAnsi="Source Sans Pro" w:cs="Source Sans Pro"/>
+          <w:sz w:val="19"/>
+          <w:szCs w:val="19"/>
+        </w:rPr>
+        <w:t>Alert triage, incident investigation, log analysis, threat detection, escalation, false positive analysis</w:t>
+      </w:r>
+    </w:p>
+    <w:p>
+      <w:pPr>
+        <w:spacing w:before="33" w:after="33"/>
+      </w:pPr>
+      <w:r>
+        <w:rPr>
+          <w:rFonts w:ascii="Source Sans Pro" w:eastAsia="Source Sans Pro" w:hAnsi="Source Sans Pro" w:cs="Source Sans Pro"/>
+          <w:b/>
+          <w:sz w:val="19"/>
+          <w:szCs w:val="19"/>
+        </w:rPr>
+        <w:t xml:space="preserve">SIEM &amp; Monitoring: </w:t>
+      </w:r>
+      <w:r>
+        <w:rPr>
+          <w:rFonts w:ascii="Source Sans Pro" w:eastAsia="Source Sans Pro" w:hAnsi="Source Sans Pro" w:cs="Source Sans Pro"/>
+          <w:sz w:val="19"/>
+          <w:szCs w:val="19"/>
+        </w:rPr>
+        <w:t>Splunk (SPL), Elastic SIEM (basic), Windows Event Logs, Sysmon, Wireshark</w:t>
+      </w:r>
+    </w:p>
+    <w:p>
+      <w:pPr>
+        <w:spacing w:before="33" w:after="33"/>
+      </w:pPr>
+      <w:r>
+        <w:rPr>
+          <w:rFonts w:ascii="Source Sans Pro" w:eastAsia="Source Sans Pro" w:hAnsi="Source Sans Pro" w:cs="Source Sans Pro"/>
+          <w:b/>
+          <w:sz w:val="19"/>
+          <w:szCs w:val="19"/>
+        </w:rPr>
+        <w:t xml:space="preserve">Threat Intelligence: </w:t>
+      </w:r>
+      <w:r>
+        <w:rPr>
+          <w:rFonts w:ascii="Source Sans Pro" w:eastAsia="Source Sans Pro" w:hAnsi="Source Sans Pro" w:cs="Source Sans Pro"/>
+          <w:sz w:val="19"/>
+          <w:szCs w:val="19"/>
+        </w:rPr>
+        <w:t>MITRE ATT&amp;CK, IOC analysis, VirusTotal, OSINT enrichment, Cyber Kill Chain</w:t>
+      </w:r>
+    </w:p>
+    <w:p>
+      <w:pPr>
+        <w:spacing w:before="33" w:after="33"/>
+      </w:pPr>
+      <w:r>
+        <w:rPr>
+          <w:rFonts w:ascii="Source Sans Pro" w:eastAsia="Source Sans Pro" w:hAnsi="Source Sans Pro" w:cs="Source Sans Pro"/>
+          <w:b/>
+          <w:sz w:val="19"/>
+          <w:szCs w:val="19"/>
+        </w:rPr>
+        <w:t xml:space="preserve">Systems &amp; Networking: </w:t>
+      </w:r>
+      <w:r>
+        <w:rPr>
+          <w:rFonts w:ascii="Source Sans Pro" w:eastAsia="Source Sans Pro" w:hAnsi="Source Sans Pro" w:cs="Source Sans Pro"/>
+          <w:sz w:val="19"/>
+          <w:szCs w:val="19"/>
+        </w:rPr>
+        <w:t>Windows internals, Linux fundamentals, TCP/IP, DNS, HTTP/S, firewall and IDS/IPS concepts</w:t>
+      </w:r>
+    </w:p>
+    <w:p>
+      <w:pPr>
+        <w:spacing w:before="33" w:after="33"/>
+      </w:pPr>
+      <w:r>
+        <w:rPr>
+          <w:rFonts w:ascii="Source Sans Pro" w:eastAsia="Source Sans Pro" w:hAnsi="Source Sans Pro" w:cs="Source Sans Pro"/>
+          <w:b/>
+          <w:sz w:val="19"/>
+          <w:szCs w:val="19"/>
+        </w:rPr>
+        <w:t xml:space="preserve">Automation: </w:t>
+      </w:r>
+      <w:r>
+        <w:rPr>
+          <w:rFonts w:ascii="Source Sans Pro" w:eastAsia="Source Sans Pro" w:hAnsi="Source Sans Pro" w:cs="Source Sans Pro"/>
+          <w:sz w:val="19"/>
+          <w:szCs w:val="19"/>
+        </w:rPr>
+        <w:t>Python, Bash (basic), regular expressions</w:t>
+      </w:r>
+    </w:p>
+    <w:p>
+      <w:pPr>
+        <w:pBdr>
+          <w:bottom w:val="single" w:sz="6" w:space="1" w:color="000000"/>
+        </w:pBdr>
+        <w:spacing w:before="164" w:after="61"/>
+        <w:rPr>
+          <w:rFonts w:ascii="Source Sans Pro" w:eastAsia="Source Sans Pro" w:hAnsi="Source Sans Pro" w:cs="Source Sans Pro"/>
+          <w:b/>
+          <w:bCs/>
+          <w:color w:val="000000"/>
+          <w:sz w:val="22"/>
+          <w:szCs w:val="22"/>
+        </w:rPr>
+      </w:pPr>
+    </w:p>
+    <w:p>
+      <w:pPr>
+        <w:pBdr>
+          <w:bottom w:val="single" w:sz="6" w:space="1" w:color="000000"/>
+        </w:pBdr>
+        <w:spacing w:before="191" w:after="52"/>
+      </w:pPr>
+      <w:r>
+        <w:rPr>
+          <w:rFonts w:ascii="Source Sans Pro" w:eastAsia="Source Sans Pro" w:hAnsi="Source Sans Pro" w:cs="Source Sans Pro"/>
+          <w:b/>
+          <w:bCs/>
+          <w:color w:val="000000"/>
+          <w:sz w:val="22"/>
+          <w:szCs w:val="22"/>
+        </w:rPr>
+        <w:t>Certifications</w:t>
       </w:r>
     </w:p>
     <w:p>
@@ -687,16 +924,16 @@
           <w:ilvl w:val="0"/>
           <w:numId w:val="2"/>
         </w:numPr>
-        <w:spacing w:before="13" w:after="15"/>
-      </w:pPr>
-      <w:r>
-        <w:rPr>
-          <w:rFonts w:ascii="Source Sans Pro" w:eastAsia="Source Sans Pro" w:hAnsi="Source Sans Pro" w:cs="Source Sans Pro"/>
-          <w:color w:val="000000"/>
-          <w:sz w:val="19"/>
-          <w:szCs w:val="19"/>
-        </w:rPr>
-        <w:t>Built multi-API threat intelligence pipeline: submits suspicious URLs/IPs to VirusTotal, AbuseIPDB, and URLScan.io; cross-references WHOIS registration age, DNS records, and SSL details for phishing analysis.</w:t>
+        <w:spacing w:before="13" w:after="21"/>
+      </w:pPr>
+      <w:r>
+        <w:rPr>
+          <w:rFonts w:ascii="Source Sans Pro" w:eastAsia="Source Sans Pro" w:hAnsi="Source Sans Pro" w:cs="Source Sans Pro"/>
+          <w:color w:val="000000"/>
+          <w:sz w:val="19"/>
+          <w:szCs w:val="19"/>
+        </w:rPr>
+        <w:t>CompTIA Security+ SY0-701  —  in progress, exam target Q3 2026</w:t>
       </w:r>
     </w:p>
     <w:p>
@@ -706,244 +943,7 @@
           <w:ilvl w:val="0"/>
           <w:numId w:val="2"/>
         </w:numPr>
-        <w:spacing w:before="13" w:after="15"/>
-      </w:pPr>
-      <w:r>
-        <w:rPr>
-          <w:rFonts w:ascii="Source Sans Pro" w:eastAsia="Source Sans Pro" w:hAnsi="Source Sans Pro" w:cs="Source Sans Pro"/>
-          <w:color w:val="000000"/>
-          <w:sz w:val="19"/>
-          <w:szCs w:val="19"/>
-        </w:rPr>
-        <w:t>Implemented typosquatting domain detector generating character-substitution variants of brand domains and checking live DNS resolution for brand-impersonation analysis.</w:t>
-      </w:r>
-    </w:p>
-    <w:p>
-      <w:pPr>
-        <w:pStyle w:val="ListParagraph"/>
-        <w:numPr>
-          <w:ilvl w:val="0"/>
-          <w:numId w:val="2"/>
-        </w:numPr>
-        <w:spacing w:before="13" w:after="15"/>
-      </w:pPr>
-      <w:r>
-        <w:rPr>
-          <w:rFonts w:ascii="Source Sans Pro" w:eastAsia="Source Sans Pro" w:hAnsi="Source Sans Pro" w:cs="Source Sans Pro"/>
-          <w:color w:val="000000"/>
-          <w:sz w:val="19"/>
-          <w:szCs w:val="19"/>
-        </w:rPr>
-        <w:t>Deployed Telegram bot interface enabling analysts to submit URLs for live IOC enrichment; supports bulk CSV input/output for incident response workflows and includes OSINT enrichment via theHarvester for domain profiling.</w:t>
-      </w:r>
-    </w:p>
-    <w:p>
-      <w:pPr>
-        <w:pBdr>
-          <w:bottom w:val="single" w:sz="6" w:space="1" w:color="000000"/>
-        </w:pBdr>
-        <w:spacing w:before="158" w:after="55"/>
-        <w:rPr>
-          <w:rFonts w:ascii="Source Sans Pro" w:eastAsia="Source Sans Pro" w:hAnsi="Source Sans Pro" w:cs="Source Sans Pro"/>
-          <w:b/>
-          <w:bCs/>
-          <w:color w:val="000000"/>
-          <w:sz w:val="22"/>
-          <w:szCs w:val="22"/>
-        </w:rPr>
-      </w:pPr>
-    </w:p>
-    <w:p>
-      <w:pPr>
-        <w:pBdr>
-          <w:bottom w:val="single" w:sz="6" w:space="1" w:color="000000"/>
-        </w:pBdr>
-        <w:spacing w:before="167" w:after="52"/>
-      </w:pPr>
-      <w:r>
-        <w:rPr>
-          <w:rFonts w:ascii="Source Sans Pro" w:eastAsia="Source Sans Pro" w:hAnsi="Source Sans Pro" w:cs="Source Sans Pro"/>
-          <w:b/>
-          <w:bCs/>
-          <w:color w:val="000000"/>
-          <w:sz w:val="22"/>
-          <w:szCs w:val="22"/>
-        </w:rPr>
-        <w:t>Technical Skills</w:t>
-      </w:r>
-    </w:p>
-    <w:p>
-      <w:pPr>
-        <w:spacing w:before="27" w:after="27"/>
-      </w:pPr>
-      <w:r>
-        <w:rPr>
-          <w:rFonts w:ascii="Source Sans Pro" w:eastAsia="Source Sans Pro" w:hAnsi="Source Sans Pro" w:cs="Source Sans Pro"/>
-          <w:b/>
-          <w:sz w:val="19"/>
-          <w:szCs w:val="19"/>
-        </w:rPr>
-        <w:t xml:space="preserve">SOC Operations: </w:t>
-      </w:r>
-      <w:r>
-        <w:rPr>
-          <w:rFonts w:ascii="Source Sans Pro" w:eastAsia="Source Sans Pro" w:hAnsi="Source Sans Pro" w:cs="Source Sans Pro"/>
-          <w:sz w:val="19"/>
-          <w:szCs w:val="19"/>
-        </w:rPr>
-        <w:t>Alert triage, incident investigation, log analysis, threat detection, escalation, false positive analysis</w:t>
-      </w:r>
-    </w:p>
-    <w:p>
-      <w:pPr>
-        <w:spacing w:before="27" w:after="27"/>
-      </w:pPr>
-      <w:r>
-        <w:rPr>
-          <w:rFonts w:ascii="Source Sans Pro" w:eastAsia="Source Sans Pro" w:hAnsi="Source Sans Pro" w:cs="Source Sans Pro"/>
-          <w:b/>
-          <w:sz w:val="19"/>
-          <w:szCs w:val="19"/>
-        </w:rPr>
-        <w:t xml:space="preserve">SIEM &amp; Monitoring: </w:t>
-      </w:r>
-      <w:r>
-        <w:rPr>
-          <w:rFonts w:ascii="Source Sans Pro" w:eastAsia="Source Sans Pro" w:hAnsi="Source Sans Pro" w:cs="Source Sans Pro"/>
-          <w:sz w:val="19"/>
-          <w:szCs w:val="19"/>
-        </w:rPr>
-        <w:t>Splunk (SPL), Elastic SIEM (basic), Windows Event Logs, Sysmon, Wireshark</w:t>
-      </w:r>
-    </w:p>
-    <w:p>
-      <w:pPr>
-        <w:spacing w:before="27" w:after="27"/>
-      </w:pPr>
-      <w:r>
-        <w:rPr>
-          <w:rFonts w:ascii="Source Sans Pro" w:eastAsia="Source Sans Pro" w:hAnsi="Source Sans Pro" w:cs="Source Sans Pro"/>
-          <w:b/>
-          <w:sz w:val="19"/>
-          <w:szCs w:val="19"/>
-        </w:rPr>
-        <w:t xml:space="preserve">Threat Intelligence: </w:t>
-      </w:r>
-      <w:r>
-        <w:rPr>
-          <w:rFonts w:ascii="Source Sans Pro" w:eastAsia="Source Sans Pro" w:hAnsi="Source Sans Pro" w:cs="Source Sans Pro"/>
-          <w:sz w:val="19"/>
-          <w:szCs w:val="19"/>
-        </w:rPr>
-        <w:t>MITRE ATT&amp;CK, IOC analysis, VirusTotal, OSINT enrichment, Cyber Kill Chain</w:t>
-      </w:r>
-    </w:p>
-    <w:p>
-      <w:pPr>
-        <w:spacing w:before="27" w:after="27"/>
-      </w:pPr>
-      <w:r>
-        <w:rPr>
-          <w:rFonts w:ascii="Source Sans Pro" w:eastAsia="Source Sans Pro" w:hAnsi="Source Sans Pro" w:cs="Source Sans Pro"/>
-          <w:b/>
-          <w:sz w:val="19"/>
-          <w:szCs w:val="19"/>
-        </w:rPr>
-        <w:t xml:space="preserve">Systems &amp; Networking: </w:t>
-      </w:r>
-      <w:r>
-        <w:rPr>
-          <w:rFonts w:ascii="Source Sans Pro" w:eastAsia="Source Sans Pro" w:hAnsi="Source Sans Pro" w:cs="Source Sans Pro"/>
-          <w:sz w:val="19"/>
-          <w:szCs w:val="19"/>
-        </w:rPr>
-        <w:t>Windows internals, Linux fundamentals, TCP/IP, DNS, HTTP/S, firewall and IDS/IPS concepts</w:t>
-      </w:r>
-    </w:p>
-    <w:p>
-      <w:pPr>
-        <w:spacing w:before="27" w:after="27"/>
-      </w:pPr>
-      <w:r>
-        <w:rPr>
-          <w:rFonts w:ascii="Source Sans Pro" w:eastAsia="Source Sans Pro" w:hAnsi="Source Sans Pro" w:cs="Source Sans Pro"/>
-          <w:b/>
-          <w:sz w:val="19"/>
-          <w:szCs w:val="19"/>
-        </w:rPr>
-        <w:t xml:space="preserve">Automation: </w:t>
-      </w:r>
-      <w:r>
-        <w:rPr>
-          <w:rFonts w:ascii="Source Sans Pro" w:eastAsia="Source Sans Pro" w:hAnsi="Source Sans Pro" w:cs="Source Sans Pro"/>
-          <w:sz w:val="19"/>
-          <w:szCs w:val="19"/>
-        </w:rPr>
-        <w:t>Python, Bash (basic), regular expressions</w:t>
-      </w:r>
-    </w:p>
-    <w:p>
-      <w:pPr>
-        <w:pBdr>
-          <w:bottom w:val="single" w:sz="6" w:space="1" w:color="000000"/>
-        </w:pBdr>
-        <w:spacing w:before="158" w:after="55"/>
-        <w:rPr>
-          <w:rFonts w:ascii="Source Sans Pro" w:eastAsia="Source Sans Pro" w:hAnsi="Source Sans Pro" w:cs="Source Sans Pro"/>
-          <w:b/>
-          <w:bCs/>
-          <w:color w:val="000000"/>
-          <w:sz w:val="22"/>
-          <w:szCs w:val="22"/>
-        </w:rPr>
-      </w:pPr>
-    </w:p>
-    <w:p>
-      <w:pPr>
-        <w:pBdr>
-          <w:bottom w:val="single" w:sz="6" w:space="1" w:color="000000"/>
-        </w:pBdr>
-        <w:spacing w:before="167" w:after="52"/>
-      </w:pPr>
-      <w:r>
-        <w:rPr>
-          <w:rFonts w:ascii="Source Sans Pro" w:eastAsia="Source Sans Pro" w:hAnsi="Source Sans Pro" w:cs="Source Sans Pro"/>
-          <w:b/>
-          <w:bCs/>
-          <w:color w:val="000000"/>
-          <w:sz w:val="22"/>
-          <w:szCs w:val="22"/>
-        </w:rPr>
-        <w:t>Certifications</w:t>
-      </w:r>
-    </w:p>
-    <w:p>
-      <w:pPr>
-        <w:pStyle w:val="ListParagraph"/>
-        <w:numPr>
-          <w:ilvl w:val="0"/>
-          <w:numId w:val="2"/>
-        </w:numPr>
-        <w:spacing w:before="13" w:after="15"/>
-      </w:pPr>
-      <w:r>
-        <w:rPr>
-          <w:rFonts w:ascii="Source Sans Pro" w:eastAsia="Source Sans Pro" w:hAnsi="Source Sans Pro" w:cs="Source Sans Pro"/>
-          <w:color w:val="000000"/>
-          <w:sz w:val="19"/>
-          <w:szCs w:val="19"/>
-        </w:rPr>
-        <w:t>CompTIA Security+ SY0-701  —  in progress, exam target Q3 2026</w:t>
-      </w:r>
-    </w:p>
-    <w:p>
-      <w:pPr>
-        <w:pStyle w:val="ListParagraph"/>
-        <w:numPr>
-          <w:ilvl w:val="0"/>
-          <w:numId w:val="2"/>
-        </w:numPr>
-        <w:spacing w:before="13" w:after="15"/>
+        <w:spacing w:before="13" w:after="21"/>
       </w:pPr>
       <w:r>
         <w:rPr>

--- a/resumes/Akshay_P_Resume.docx
+++ b/resumes/Akshay_P_Resume.docx
@@ -4,7 +4,7 @@
   <w:body>
     <w:p>
       <w:pPr>
-        <w:spacing w:after="44"/>
+        <w:spacing w:after="0" w:before="20"/>
         <w:jc w:val="center"/>
       </w:pPr>
       <w:r>
@@ -21,6 +21,7 @@
     </w:p>
     <w:p>
       <w:pPr>
+        <w:spacing w:before="20" w:after="0"/>
         <w:jc w:val="center"/>
       </w:pPr>
       <w:r>
@@ -116,7 +117,7 @@
         <w:pBdr>
           <w:bottom w:val="single" w:sz="6" w:space="1" w:color="000000"/>
         </w:pBdr>
-        <w:spacing w:before="396" w:after="52"/>
+        <w:spacing w:before="159" w:after="0"/>
       </w:pPr>
       <w:r>
         <w:rPr>
@@ -135,7 +136,7 @@
         <w:tabs>
           <w:tab w:val="right" w:pos="10800"/>
         </w:tabs>
-        <w:spacing w:before="62"/>
+        <w:spacing w:before="20" w:after="0"/>
       </w:pPr>
       <w:r>
         <w:rPr>
@@ -170,7 +171,7 @@
     </w:p>
     <w:p>
       <w:pPr>
-        <w:spacing w:before="8"/>
+        <w:spacing w:before="8" w:after="0"/>
       </w:pPr>
       <w:r>
         <w:rPr>
@@ -189,7 +190,7 @@
         <w:tabs>
           <w:tab w:val="right" w:pos="10800"/>
         </w:tabs>
-        <w:spacing w:before="62"/>
+        <w:spacing w:before="20" w:after="0"/>
       </w:pPr>
       <w:r>
         <w:rPr>
@@ -224,7 +225,7 @@
     </w:p>
     <w:p>
       <w:pPr>
-        <w:spacing w:before="8"/>
+        <w:spacing w:before="8" w:after="0"/>
       </w:pPr>
       <w:r>
         <w:rPr>
@@ -243,7 +244,7 @@
         <w:tabs>
           <w:tab w:val="right" w:pos="10800"/>
         </w:tabs>
-        <w:spacing w:before="62"/>
+        <w:spacing w:before="20" w:after="0"/>
       </w:pPr>
       <w:r>
         <w:rPr>
@@ -278,7 +279,7 @@
     </w:p>
     <w:p>
       <w:pPr>
-        <w:spacing w:before="8"/>
+        <w:spacing w:before="8" w:after="0"/>
       </w:pPr>
       <w:r>
         <w:rPr>
@@ -294,7 +295,7 @@
     </w:p>
     <w:p>
       <w:pPr>
-        <w:spacing w:before="17" w:after="9"/>
+        <w:spacing w:before="35" w:after="35"/>
       </w:pPr>
     </w:p>
     <w:p>
@@ -302,7 +303,7 @@
         <w:pBdr>
           <w:bottom w:val="single" w:sz="6" w:space="1" w:color="000000"/>
         </w:pBdr>
-        <w:spacing w:before="191" w:after="52"/>
+        <w:spacing w:before="159" w:after="0"/>
       </w:pPr>
       <w:r>
         <w:rPr>
@@ -321,7 +322,7 @@
         <w:tabs>
           <w:tab w:val="right" w:pos="10800"/>
         </w:tabs>
-        <w:spacing w:before="62"/>
+        <w:spacing w:before="20" w:after="0"/>
       </w:pPr>
       <w:r>
         <w:rPr>
@@ -367,7 +368,7 @@
         <w:tabs>
           <w:tab w:val="right" w:pos="10800"/>
         </w:tabs>
-        <w:spacing w:before="8"/>
+        <w:spacing w:before="8" w:after="0"/>
         <w:rPr>
           <w:rFonts w:ascii="Source Sans Pro Light" w:hAnsi="Source Sans Pro Light"/>
           <w:i/>
@@ -420,16 +421,16 @@
           <w:ilvl w:val="0"/>
           <w:numId w:val="2"/>
         </w:numPr>
-        <w:spacing w:before="13" w:after="21"/>
-      </w:pPr>
-      <w:r>
-        <w:rPr>
-          <w:rFonts w:ascii="Source Sans Pro" w:eastAsia="Source Sans Pro" w:hAnsi="Source Sans Pro" w:cs="Source Sans Pro"/>
-          <w:color w:val="000000"/>
-          <w:sz w:val="19"/>
-          <w:szCs w:val="19"/>
-        </w:rPr>
-        <w:t>Triaged 50+ weekly inventory reimbursement cases by severity and policy eligibility, applying structured triage, escalation and decision workflows, producing a daily case triage report.</w:t>
+        <w:spacing w:before="13" w:after="42"/>
+      </w:pPr>
+      <w:r>
+        <w:rPr>
+          <w:rFonts w:ascii="Source Sans Pro" w:eastAsia="Source Sans Pro" w:hAnsi="Source Sans Pro" w:cs="Source Sans Pro"/>
+          <w:color w:val="000000"/>
+          <w:sz w:val="19"/>
+          <w:szCs w:val="19"/>
+        </w:rPr>
+        <w:t>Triaged 50+ weekly inventory reimbursement cases by severity and policy eligibility, routing high-risk claims to senior review within same-day SLA with no escalation omissions.</w:t>
       </w:r>
     </w:p>
     <w:p>
@@ -439,16 +440,16 @@
           <w:ilvl w:val="0"/>
           <w:numId w:val="2"/>
         </w:numPr>
-        <w:spacing w:before="13" w:after="21"/>
-      </w:pPr>
-      <w:r>
-        <w:rPr>
-          <w:rFonts w:ascii="Source Sans Pro" w:eastAsia="Source Sans Pro" w:hAnsi="Source Sans Pro" w:cs="Source Sans Pro"/>
-          <w:color w:val="000000"/>
-          <w:sz w:val="19"/>
-          <w:szCs w:val="19"/>
-        </w:rPr>
-        <w:t>Investigated root causes of seller claims, identified policy violations and anomalous patterns, and escalated findings to senior reviewers, generating an escalation dossier.</w:t>
+        <w:spacing w:before="13" w:after="42"/>
+      </w:pPr>
+      <w:r>
+        <w:rPr>
+          <w:rFonts w:ascii="Source Sans Pro" w:eastAsia="Source Sans Pro" w:hAnsi="Source Sans Pro" w:cs="Source Sans Pro"/>
+          <w:color w:val="000000"/>
+          <w:sz w:val="19"/>
+          <w:szCs w:val="19"/>
+        </w:rPr>
+        <w:t>Investigated seller claims for policy violations and anomalous patterns across 200+ weekly cases; documented root-cause findings with supporting evidence for senior reviewer sign-off.</w:t>
       </w:r>
     </w:p>
     <w:p>
@@ -458,16 +459,16 @@
           <w:ilvl w:val="0"/>
           <w:numId w:val="2"/>
         </w:numPr>
-        <w:spacing w:before="13" w:after="21"/>
-      </w:pPr>
-      <w:r>
-        <w:rPr>
-          <w:rFonts w:ascii="Source Sans Pro" w:eastAsia="Source Sans Pro" w:hAnsi="Source Sans Pro" w:cs="Source Sans Pro"/>
-          <w:color w:val="000000"/>
-          <w:sz w:val="19"/>
-          <w:szCs w:val="19"/>
-        </w:rPr>
-        <w:t>Documented audit‑ready case records capturing investigation findings, evidence notes and corrective actions, maintaining a compliant audit log.</w:t>
+        <w:spacing w:before="13" w:after="42"/>
+      </w:pPr>
+      <w:r>
+        <w:rPr>
+          <w:rFonts w:ascii="Source Sans Pro" w:eastAsia="Source Sans Pro" w:hAnsi="Source Sans Pro" w:cs="Source Sans Pro"/>
+          <w:color w:val="000000"/>
+          <w:sz w:val="19"/>
+          <w:szCs w:val="19"/>
+        </w:rPr>
+        <w:t>Maintained structured case records capturing investigation rationale, policy evidence, and corrective actions, producing audit-ready documentation for compliance review.</w:t>
       </w:r>
     </w:p>
     <w:p>
@@ -477,7 +478,7 @@
           <w:ilvl w:val="0"/>
           <w:numId w:val="2"/>
         </w:numPr>
-        <w:spacing w:before="13" w:after="21"/>
+        <w:spacing w:before="13" w:after="42"/>
       </w:pPr>
       <w:r>
         <w:rPr>
@@ -494,7 +495,7 @@
         <w:pBdr>
           <w:bottom w:val="single" w:sz="6" w:space="1" w:color="000000"/>
         </w:pBdr>
-        <w:spacing w:before="164" w:after="61"/>
+        <w:spacing w:before="35" w:after="35"/>
         <w:rPr>
           <w:rFonts w:ascii="Source Sans Pro" w:eastAsia="Source Sans Pro" w:hAnsi="Source Sans Pro" w:cs="Source Sans Pro"/>
           <w:b/>
@@ -510,7 +511,7 @@
         <w:pBdr>
           <w:bottom w:val="single" w:sz="6" w:space="1" w:color="000000"/>
         </w:pBdr>
-        <w:spacing w:before="191" w:after="52"/>
+        <w:spacing w:before="159" w:after="0"/>
       </w:pPr>
       <w:r>
         <w:rPr>
@@ -529,9 +530,118 @@
         <w:tabs>
           <w:tab w:val="right" w:pos="10800"/>
         </w:tabs>
-        <w:spacing w:before="62"/>
+        <w:spacing w:before="20" w:after="0"/>
       </w:pPr>
       <w:hyperlink r:id="rId8">
+        <w:r>
+          <w:rPr>
+            <w:rFonts w:ascii="Source Sans Pro" w:eastAsia="Source Sans Pro" w:hAnsi="Source Sans Pro" w:cs="Source Sans Pro"/>
+            <w:b/>
+            <w:color w:val="000000"/>
+            <w:sz w:val="19"/>
+            <w:szCs w:val="19"/>
+            <w:u w:val="single"/>
+          </w:rPr>
+          <w:t>SOC Automation and Threat Detection Lab</w:t>
+        </w:r>
+      </w:hyperlink>
+      <w:r>
+        <w:rPr>
+          <w:rFonts w:ascii="Source Sans Pro" w:eastAsia="Source Sans Pro" w:hAnsi="Source Sans Pro" w:cs="Source Sans Pro"/>
+          <w:sz w:val="19"/>
+          <w:szCs w:val="19"/>
+        </w:rPr>
+        <w:t xml:space="preserve">  |  </w:t>
+      </w:r>
+      <w:r>
+        <w:rPr>
+          <w:rFonts w:ascii="Source Sans Pro" w:eastAsia="Source Sans Pro" w:hAnsi="Source Sans Pro" w:cs="Source Sans Pro"/>
+          <w:sz w:val="19"/>
+          <w:szCs w:val="19"/>
+        </w:rPr>
+        <w:tab/>
+      </w:r>
+      <w:r>
+        <w:rPr>
+          <w:rFonts w:ascii="Source Sans Pro Light" w:eastAsia="Source Sans Pro" w:hAnsi="Source Sans Pro Light" w:cs="Source Sans Pro"/>
+          <w:i/>
+          <w:iCs/>
+          <w:sz w:val="19"/>
+          <w:szCs w:val="19"/>
+        </w:rPr>
+        <w:t>Python, Splunk, Wireshark, Nmap, MITRE ATT&amp;CK</w:t>
+      </w:r>
+    </w:p>
+    <w:p>
+      <w:pPr>
+        <w:pStyle w:val="ListParagraph"/>
+        <w:numPr>
+          <w:ilvl w:val="0"/>
+          <w:numId w:val="2"/>
+        </w:numPr>
+        <w:spacing w:before="13" w:after="42"/>
+      </w:pPr>
+      <w:r>
+        <w:rPr>
+          <w:rFonts w:ascii="Source Sans Pro" w:eastAsia="Source Sans Pro" w:hAnsi="Source Sans Pro" w:cs="Source Sans Pro"/>
+          <w:color w:val="000000"/>
+          <w:sz w:val="19"/>
+          <w:szCs w:val="19"/>
+        </w:rPr>
+        <w:t>Deployed Splunk SIEM with SPL correlation searches to monitor IAM anomalies including unauthorized privilege escalation and suspicious cross-account access patterns; mapped cloud-relevant TTPs to MITRE ATT&amp;CK and wrote PICERL incident report.</w:t>
+      </w:r>
+    </w:p>
+    <w:p>
+      <w:pPr>
+        <w:pStyle w:val="ListParagraph"/>
+        <w:numPr>
+          <w:ilvl w:val="0"/>
+          <w:numId w:val="2"/>
+        </w:numPr>
+        <w:spacing w:before="13" w:after="42"/>
+      </w:pPr>
+      <w:r>
+        <w:rPr>
+          <w:rFonts w:ascii="Source Sans Pro" w:eastAsia="Source Sans Pro" w:hAnsi="Source Sans Pro" w:cs="Source Sans Pro"/>
+          <w:color w:val="000000"/>
+          <w:sz w:val="19"/>
+          <w:szCs w:val="19"/>
+        </w:rPr>
+        <w:t>Built automated cloud security detection pipeline: Python script ingests Splunk alerts for IAM policy violations, performs IOC enrichment via VirusTotal API, and dispatches Telegram notifications with severity classification.</w:t>
+      </w:r>
+    </w:p>
+    <w:p>
+      <w:pPr>
+        <w:pStyle w:val="ListParagraph"/>
+        <w:numPr>
+          <w:ilvl w:val="0"/>
+          <w:numId w:val="2"/>
+        </w:numPr>
+        <w:spacing w:before="13" w:after="42"/>
+      </w:pPr>
+      <w:r>
+        <w:rPr>
+          <w:rFonts w:ascii="Source Sans Pro" w:eastAsia="Source Sans Pro" w:hAnsi="Source Sans Pro" w:cs="Source Sans Pro"/>
+          <w:color w:val="000000"/>
+          <w:sz w:val="19"/>
+          <w:szCs w:val="19"/>
+        </w:rPr>
+        <w:t>Developed Sigma-compatible detection rules for cloud-specific TTPs including credential abuse and lateral movement; performed network analysis in Wireshark to identify anomalous authentication and DNS traffic patterns in cloud environments.</w:t>
+      </w:r>
+    </w:p>
+    <w:p>
+      <w:pPr>
+        <w:spacing w:before="35" w:after="35"/>
+      </w:pPr>
+    </w:p>
+    <w:p>
+      <w:pPr>
+        <w:tabs>
+          <w:tab w:val="right" w:pos="10800"/>
+        </w:tabs>
+        <w:spacing w:before="30" w:after="0"/>
+      </w:pPr>
+      <w:hyperlink r:id="rId9">
         <w:r>
           <w:rPr>
             <w:rFonts w:ascii="Source Sans Pro" w:eastAsia="Source Sans Pro" w:hAnsi="Source Sans Pro" w:cs="Source Sans Pro"/>
@@ -578,16 +688,16 @@
           <w:ilvl w:val="0"/>
           <w:numId w:val="2"/>
         </w:numPr>
-        <w:spacing w:before="13" w:after="21"/>
-      </w:pPr>
-      <w:r>
-        <w:rPr>
-          <w:rFonts w:ascii="Source Sans Pro" w:eastAsia="Source Sans Pro" w:hAnsi="Source Sans Pro" w:cs="Source Sans Pro"/>
-          <w:color w:val="000000"/>
-          <w:sz w:val="19"/>
-          <w:szCs w:val="19"/>
-        </w:rPr>
-        <w:t>Built automated vulnerability assessment pipeline integrating Nessus and OpenVAS REST APIs in Python and generated CVE reports classified by CVSS severity and EPSS context from the FIRST.org API.</w:t>
+        <w:spacing w:before="13" w:after="42"/>
+      </w:pPr>
+      <w:r>
+        <w:rPr>
+          <w:rFonts w:ascii="Source Sans Pro" w:eastAsia="Source Sans Pro" w:hAnsi="Source Sans Pro" w:cs="Source Sans Pro"/>
+          <w:color w:val="000000"/>
+          <w:sz w:val="19"/>
+          <w:szCs w:val="19"/>
+        </w:rPr>
+        <w:t>Built automated cloud infrastructure vulnerability assessment pipeline using Nessus and OpenVAS APIs in Python; generated CVE reports classified by CVSS severity with EPSS context from the FIRST.org API.</w:t>
       </w:r>
     </w:p>
     <w:p>
@@ -597,16 +707,16 @@
           <w:ilvl w:val="0"/>
           <w:numId w:val="2"/>
         </w:numPr>
-        <w:spacing w:before="13" w:after="21"/>
-      </w:pPr>
-      <w:r>
-        <w:rPr>
-          <w:rFonts w:ascii="Source Sans Pro" w:eastAsia="Source Sans Pro" w:hAnsi="Source Sans Pro" w:cs="Source Sans Pro"/>
-          <w:color w:val="000000"/>
-          <w:sz w:val="19"/>
-          <w:szCs w:val="19"/>
-        </w:rPr>
-        <w:t>Developed OWASP Top 10 automated web checker that sends crafted HTTP requests to detect injection, broken auth, and SSRF vulnerabilities and documented SQL injection exploit and parameterised query remediation.</w:t>
+        <w:spacing w:before="13" w:after="42"/>
+      </w:pPr>
+      <w:r>
+        <w:rPr>
+          <w:rFonts w:ascii="Source Sans Pro" w:eastAsia="Source Sans Pro" w:hAnsi="Source Sans Pro" w:cs="Source Sans Pro"/>
+          <w:color w:val="000000"/>
+          <w:sz w:val="19"/>
+          <w:szCs w:val="19"/>
+        </w:rPr>
+        <w:t>Developed automated security checker for cloud-hosted applications testing OWASP Top 10 vulnerabilities including injection, broken authentication, and SSRF; documented remediation workflows for cloud service misconfigurations and exposed endpoints.</w:t>
       </w:r>
     </w:p>
     <w:p>
@@ -616,68 +726,196 @@
           <w:ilvl w:val="0"/>
           <w:numId w:val="2"/>
         </w:numPr>
-        <w:spacing w:before="13" w:after="21"/>
-      </w:pPr>
-      <w:r>
-        <w:rPr>
-          <w:rFonts w:ascii="Source Sans Pro" w:eastAsia="Source Sans Pro" w:hAnsi="Source Sans Pro" w:cs="Source Sans Pro"/>
-          <w:color w:val="000000"/>
-          <w:sz w:val="19"/>
-          <w:szCs w:val="19"/>
-        </w:rPr>
-        <w:t>Automated scan scheduling via Bash and cron and built delta-scan logic to flag newly discovered CVEs and organize patch compliance tracking evidence.</w:t>
-      </w:r>
-    </w:p>
-    <w:p>
-      <w:pPr>
-        <w:spacing w:before="39" w:after="9"/>
-      </w:pPr>
-    </w:p>
-    <w:p>
-      <w:pPr>
-        <w:tabs>
-          <w:tab w:val="right" w:pos="10800"/>
-        </w:tabs>
-        <w:spacing w:before="30"/>
-      </w:pPr>
-      <w:hyperlink r:id="rId9">
-        <w:r>
-          <w:rPr>
-            <w:rFonts w:ascii="Source Sans Pro" w:eastAsia="Source Sans Pro" w:hAnsi="Source Sans Pro" w:cs="Source Sans Pro"/>
-            <w:b/>
-            <w:color w:val="000000"/>
-            <w:sz w:val="19"/>
-            <w:szCs w:val="19"/>
-            <w:u w:val="single"/>
-          </w:rPr>
-          <w:t>SOC Automation and Threat Detection Lab</w:t>
-        </w:r>
-      </w:hyperlink>
-      <w:r>
-        <w:rPr>
-          <w:rFonts w:ascii="Source Sans Pro" w:eastAsia="Source Sans Pro" w:hAnsi="Source Sans Pro" w:cs="Source Sans Pro"/>
-          <w:sz w:val="19"/>
-          <w:szCs w:val="19"/>
-        </w:rPr>
-        <w:t xml:space="preserve">  |  </w:t>
-      </w:r>
-      <w:r>
-        <w:rPr>
-          <w:rFonts w:ascii="Source Sans Pro" w:eastAsia="Source Sans Pro" w:hAnsi="Source Sans Pro" w:cs="Source Sans Pro"/>
-          <w:sz w:val="19"/>
-          <w:szCs w:val="19"/>
-        </w:rPr>
-        <w:tab/>
-      </w:r>
-      <w:r>
-        <w:rPr>
-          <w:rFonts w:ascii="Source Sans Pro Light" w:eastAsia="Source Sans Pro" w:hAnsi="Source Sans Pro Light" w:cs="Source Sans Pro"/>
-          <w:i/>
-          <w:iCs/>
-          <w:sz w:val="19"/>
-          <w:szCs w:val="19"/>
-        </w:rPr>
-        <w:t>Python, Splunk, Wireshark, Nmap, MITRE ATT&amp;CK</w:t>
+        <w:spacing w:before="13" w:after="42"/>
+      </w:pPr>
+      <w:r>
+        <w:rPr>
+          <w:rFonts w:ascii="Source Sans Pro" w:eastAsia="Source Sans Pro" w:hAnsi="Source Sans Pro" w:cs="Source Sans Pro"/>
+          <w:color w:val="000000"/>
+          <w:sz w:val="19"/>
+          <w:szCs w:val="19"/>
+        </w:rPr>
+        <w:t>Automated vulnerability scan scheduling via Bash and cron for cloud security monitoring; built delta-scan logic to detect newly exposed CVEs and organize cloud compliance evidence.</w:t>
+      </w:r>
+    </w:p>
+    <w:p>
+      <w:pPr>
+        <w:pBdr>
+          <w:bottom w:val="single" w:sz="6" w:space="1" w:color="000000"/>
+        </w:pBdr>
+        <w:spacing w:before="35" w:after="35"/>
+        <w:rPr>
+          <w:rFonts w:ascii="Source Sans Pro" w:eastAsia="Source Sans Pro" w:hAnsi="Source Sans Pro" w:cs="Source Sans Pro"/>
+          <w:b/>
+          <w:bCs/>
+          <w:color w:val="000000"/>
+          <w:sz w:val="22"/>
+          <w:szCs w:val="22"/>
+        </w:rPr>
+      </w:pPr>
+    </w:p>
+    <w:p>
+      <w:pPr>
+        <w:pBdr>
+          <w:bottom w:val="single" w:sz="6" w:space="1" w:color="000000"/>
+        </w:pBdr>
+        <w:spacing w:before="159" w:after="0"/>
+      </w:pPr>
+      <w:r>
+        <w:rPr>
+          <w:rFonts w:ascii="Source Sans Pro" w:eastAsia="Source Sans Pro" w:hAnsi="Source Sans Pro" w:cs="Source Sans Pro"/>
+          <w:b/>
+          <w:bCs/>
+          <w:color w:val="000000"/>
+          <w:sz w:val="22"/>
+          <w:szCs w:val="22"/>
+        </w:rPr>
+        <w:t>Technical Skills</w:t>
+      </w:r>
+    </w:p>
+    <w:p>
+      <w:pPr>
+        <w:spacing w:before="59" w:after="59"/>
+      </w:pPr>
+      <w:r>
+        <w:rPr>
+          <w:rFonts w:ascii="Source Sans Pro" w:eastAsia="Source Sans Pro" w:hAnsi="Source Sans Pro" w:cs="Source Sans Pro"/>
+          <w:b/>
+          <w:sz w:val="19"/>
+          <w:szCs w:val="19"/>
+        </w:rPr>
+        <w:t xml:space="preserve">SOC Operations: </w:t>
+      </w:r>
+      <w:r>
+        <w:rPr>
+          <w:rFonts w:ascii="Source Sans Pro" w:eastAsia="Source Sans Pro" w:hAnsi="Source Sans Pro" w:cs="Source Sans Pro"/>
+          <w:sz w:val="19"/>
+          <w:szCs w:val="19"/>
+        </w:rPr>
+        <w:t>Alert triage, incident investigation, log analysis, threat detection, escalation, false positive analysis</w:t>
+      </w:r>
+    </w:p>
+    <w:p>
+      <w:pPr>
+        <w:spacing w:before="59" w:after="59"/>
+      </w:pPr>
+      <w:r>
+        <w:rPr>
+          <w:rFonts w:ascii="Source Sans Pro" w:eastAsia="Source Sans Pro" w:hAnsi="Source Sans Pro" w:cs="Source Sans Pro"/>
+          <w:b/>
+          <w:sz w:val="19"/>
+          <w:szCs w:val="19"/>
+        </w:rPr>
+        <w:t xml:space="preserve">SIEM &amp; Monitoring: </w:t>
+      </w:r>
+      <w:r>
+        <w:rPr>
+          <w:rFonts w:ascii="Source Sans Pro" w:eastAsia="Source Sans Pro" w:hAnsi="Source Sans Pro" w:cs="Source Sans Pro"/>
+          <w:sz w:val="19"/>
+          <w:szCs w:val="19"/>
+        </w:rPr>
+        <w:t>Splunk (SPL), Elastic SIEM (basic), Windows Event Logs, Sysmon, Wireshark</w:t>
+      </w:r>
+    </w:p>
+    <w:p>
+      <w:pPr>
+        <w:spacing w:before="59" w:after="59"/>
+      </w:pPr>
+      <w:r>
+        <w:rPr>
+          <w:rFonts w:ascii="Source Sans Pro" w:eastAsia="Source Sans Pro" w:hAnsi="Source Sans Pro" w:cs="Source Sans Pro"/>
+          <w:b/>
+          <w:sz w:val="19"/>
+          <w:szCs w:val="19"/>
+        </w:rPr>
+        <w:t xml:space="preserve">Threat Intelligence: </w:t>
+      </w:r>
+      <w:r>
+        <w:rPr>
+          <w:rFonts w:ascii="Source Sans Pro" w:eastAsia="Source Sans Pro" w:hAnsi="Source Sans Pro" w:cs="Source Sans Pro"/>
+          <w:sz w:val="19"/>
+          <w:szCs w:val="19"/>
+        </w:rPr>
+        <w:t>MITRE ATT&amp;CK, IOC analysis, VirusTotal, OSINT enrichment, Cyber Kill Chain</w:t>
+      </w:r>
+    </w:p>
+    <w:p>
+      <w:pPr>
+        <w:spacing w:before="59" w:after="59"/>
+      </w:pPr>
+      <w:r>
+        <w:rPr>
+          <w:rFonts w:ascii="Source Sans Pro" w:eastAsia="Source Sans Pro" w:hAnsi="Source Sans Pro" w:cs="Source Sans Pro"/>
+          <w:b/>
+          <w:sz w:val="19"/>
+          <w:szCs w:val="19"/>
+        </w:rPr>
+        <w:t xml:space="preserve">Systems &amp; Networking: </w:t>
+      </w:r>
+      <w:r>
+        <w:rPr>
+          <w:rFonts w:ascii="Source Sans Pro" w:eastAsia="Source Sans Pro" w:hAnsi="Source Sans Pro" w:cs="Source Sans Pro"/>
+          <w:sz w:val="19"/>
+          <w:szCs w:val="19"/>
+        </w:rPr>
+        <w:t>Windows internals, Linux fundamentals, TCP/IP, DNS, HTTP/S, IDS/IPS, AWS (IAM, CloudTrail, GuardDuty), cloud security posture</w:t>
+      </w:r>
+    </w:p>
+    <w:p>
+      <w:pPr>
+        <w:spacing w:before="59" w:after="59"/>
+      </w:pPr>
+      <w:r>
+        <w:rPr>
+          <w:rFonts w:ascii="Source Sans Pro" w:eastAsia="Source Sans Pro" w:hAnsi="Source Sans Pro" w:cs="Source Sans Pro"/>
+          <w:b/>
+          <w:sz w:val="19"/>
+          <w:szCs w:val="19"/>
+        </w:rPr>
+        <w:t xml:space="preserve">Automation: </w:t>
+      </w:r>
+      <w:r>
+        <w:rPr>
+          <w:rFonts w:ascii="Source Sans Pro" w:eastAsia="Source Sans Pro" w:hAnsi="Source Sans Pro" w:cs="Source Sans Pro"/>
+          <w:sz w:val="19"/>
+          <w:szCs w:val="19"/>
+        </w:rPr>
+        <w:t>Python, Bash (basic), boto3, regular expressions</w:t>
+      </w:r>
+    </w:p>
+    <w:p>
+      <w:pPr>
+        <w:pBdr>
+          <w:bottom w:val="single" w:sz="6" w:space="1" w:color="000000"/>
+        </w:pBdr>
+        <w:spacing w:before="35" w:after="35"/>
+        <w:rPr>
+          <w:rFonts w:ascii="Source Sans Pro" w:eastAsia="Source Sans Pro" w:hAnsi="Source Sans Pro" w:cs="Source Sans Pro"/>
+          <w:b/>
+          <w:bCs/>
+          <w:color w:val="000000"/>
+          <w:sz w:val="22"/>
+          <w:szCs w:val="22"/>
+        </w:rPr>
+      </w:pPr>
+    </w:p>
+    <w:p>
+      <w:pPr>
+        <w:pBdr>
+          <w:bottom w:val="single" w:sz="6" w:space="1" w:color="000000"/>
+        </w:pBdr>
+        <w:spacing w:before="159" w:after="0"/>
+      </w:pPr>
+      <w:r>
+        <w:rPr>
+          <w:rFonts w:ascii="Source Sans Pro" w:eastAsia="Source Sans Pro" w:hAnsi="Source Sans Pro" w:cs="Source Sans Pro"/>
+          <w:b/>
+          <w:bCs/>
+          <w:color w:val="000000"/>
+          <w:sz w:val="22"/>
+          <w:szCs w:val="22"/>
+        </w:rPr>
+        <w:t>Certifications</w:t>
       </w:r>
     </w:p>
     <w:p>
@@ -687,16 +925,16 @@
           <w:ilvl w:val="0"/>
           <w:numId w:val="2"/>
         </w:numPr>
-        <w:spacing w:before="13" w:after="21"/>
-      </w:pPr>
-      <w:r>
-        <w:rPr>
-          <w:rFonts w:ascii="Source Sans Pro" w:eastAsia="Source Sans Pro" w:hAnsi="Source Sans Pro" w:cs="Source Sans Pro"/>
-          <w:color w:val="000000"/>
-          <w:sz w:val="19"/>
-          <w:szCs w:val="19"/>
-        </w:rPr>
-        <w:t>Deployed Splunk SIEM with SPL correlation searches for brute-force detection, lateral movement, and privilege escalation and mapped TTPs to MITRE ATT&amp;CK and wrote PICERL incident report.</w:t>
+        <w:spacing w:before="13" w:after="42"/>
+      </w:pPr>
+      <w:r>
+        <w:rPr>
+          <w:rFonts w:ascii="Source Sans Pro" w:eastAsia="Source Sans Pro" w:hAnsi="Source Sans Pro" w:cs="Source Sans Pro"/>
+          <w:color w:val="000000"/>
+          <w:sz w:val="19"/>
+          <w:szCs w:val="19"/>
+        </w:rPr>
+        <w:t>CompTIA Security+ SY0-701  —  in progress, exam target Q3 2026</w:t>
       </w:r>
     </w:p>
     <w:p>
@@ -706,244 +944,7 @@
           <w:ilvl w:val="0"/>
           <w:numId w:val="2"/>
         </w:numPr>
-        <w:spacing w:before="13" w:after="21"/>
-      </w:pPr>
-      <w:r>
-        <w:rPr>
-          <w:rFonts w:ascii="Source Sans Pro" w:eastAsia="Source Sans Pro" w:hAnsi="Source Sans Pro" w:cs="Source Sans Pro"/>
-          <w:color w:val="000000"/>
-          <w:sz w:val="19"/>
-          <w:szCs w:val="19"/>
-        </w:rPr>
-        <w:t>Built automated SOAR-style detection pipeline: Python script ingests Splunk alerts and runs IOC enrichment via VirusTotal API and dispatches Telegram notifications with severity classification.</w:t>
-      </w:r>
-    </w:p>
-    <w:p>
-      <w:pPr>
-        <w:pStyle w:val="ListParagraph"/>
-        <w:numPr>
-          <w:ilvl w:val="0"/>
-          <w:numId w:val="2"/>
-        </w:numPr>
-        <w:spacing w:before="13" w:after="21"/>
-      </w:pPr>
-      <w:r>
-        <w:rPr>
-          <w:rFonts w:ascii="Source Sans Pro" w:eastAsia="Source Sans Pro" w:hAnsi="Source Sans Pro" w:cs="Source Sans Pro"/>
-          <w:color w:val="000000"/>
-          <w:sz w:val="19"/>
-          <w:szCs w:val="19"/>
-        </w:rPr>
-        <w:t>Converted detection logic to Sigma rules and performed TCP/IP analysis in Wireshark to detect SYN scans, DNS tunnelling, and plaintext credential exposure on unencrypted sessions.</w:t>
-      </w:r>
-    </w:p>
-    <w:p>
-      <w:pPr>
-        <w:pBdr>
-          <w:bottom w:val="single" w:sz="6" w:space="1" w:color="000000"/>
-        </w:pBdr>
-        <w:spacing w:before="164" w:after="61"/>
-        <w:rPr>
-          <w:rFonts w:ascii="Source Sans Pro" w:eastAsia="Source Sans Pro" w:hAnsi="Source Sans Pro" w:cs="Source Sans Pro"/>
-          <w:b/>
-          <w:bCs/>
-          <w:color w:val="000000"/>
-          <w:sz w:val="22"/>
-          <w:szCs w:val="22"/>
-        </w:rPr>
-      </w:pPr>
-    </w:p>
-    <w:p>
-      <w:pPr>
-        <w:pBdr>
-          <w:bottom w:val="single" w:sz="6" w:space="1" w:color="000000"/>
-        </w:pBdr>
-        <w:spacing w:before="191" w:after="52"/>
-      </w:pPr>
-      <w:r>
-        <w:rPr>
-          <w:rFonts w:ascii="Source Sans Pro" w:eastAsia="Source Sans Pro" w:hAnsi="Source Sans Pro" w:cs="Source Sans Pro"/>
-          <w:b/>
-          <w:bCs/>
-          <w:color w:val="000000"/>
-          <w:sz w:val="22"/>
-          <w:szCs w:val="22"/>
-        </w:rPr>
-        <w:t>Technical Skills</w:t>
-      </w:r>
-    </w:p>
-    <w:p>
-      <w:pPr>
-        <w:spacing w:before="33" w:after="33"/>
-      </w:pPr>
-      <w:r>
-        <w:rPr>
-          <w:rFonts w:ascii="Source Sans Pro" w:eastAsia="Source Sans Pro" w:hAnsi="Source Sans Pro" w:cs="Source Sans Pro"/>
-          <w:b/>
-          <w:sz w:val="19"/>
-          <w:szCs w:val="19"/>
-        </w:rPr>
-        <w:t xml:space="preserve">SOC Operations: </w:t>
-      </w:r>
-      <w:r>
-        <w:rPr>
-          <w:rFonts w:ascii="Source Sans Pro" w:eastAsia="Source Sans Pro" w:hAnsi="Source Sans Pro" w:cs="Source Sans Pro"/>
-          <w:sz w:val="19"/>
-          <w:szCs w:val="19"/>
-        </w:rPr>
-        <w:t>Alert triage, incident investigation, log analysis, threat detection, escalation, false positive analysis</w:t>
-      </w:r>
-    </w:p>
-    <w:p>
-      <w:pPr>
-        <w:spacing w:before="33" w:after="33"/>
-      </w:pPr>
-      <w:r>
-        <w:rPr>
-          <w:rFonts w:ascii="Source Sans Pro" w:eastAsia="Source Sans Pro" w:hAnsi="Source Sans Pro" w:cs="Source Sans Pro"/>
-          <w:b/>
-          <w:sz w:val="19"/>
-          <w:szCs w:val="19"/>
-        </w:rPr>
-        <w:t xml:space="preserve">SIEM &amp; Monitoring: </w:t>
-      </w:r>
-      <w:r>
-        <w:rPr>
-          <w:rFonts w:ascii="Source Sans Pro" w:eastAsia="Source Sans Pro" w:hAnsi="Source Sans Pro" w:cs="Source Sans Pro"/>
-          <w:sz w:val="19"/>
-          <w:szCs w:val="19"/>
-        </w:rPr>
-        <w:t>Splunk (SPL), Elastic SIEM (basic), Windows Event Logs, Sysmon, Wireshark</w:t>
-      </w:r>
-    </w:p>
-    <w:p>
-      <w:pPr>
-        <w:spacing w:before="33" w:after="33"/>
-      </w:pPr>
-      <w:r>
-        <w:rPr>
-          <w:rFonts w:ascii="Source Sans Pro" w:eastAsia="Source Sans Pro" w:hAnsi="Source Sans Pro" w:cs="Source Sans Pro"/>
-          <w:b/>
-          <w:sz w:val="19"/>
-          <w:szCs w:val="19"/>
-        </w:rPr>
-        <w:t xml:space="preserve">Threat Intelligence: </w:t>
-      </w:r>
-      <w:r>
-        <w:rPr>
-          <w:rFonts w:ascii="Source Sans Pro" w:eastAsia="Source Sans Pro" w:hAnsi="Source Sans Pro" w:cs="Source Sans Pro"/>
-          <w:sz w:val="19"/>
-          <w:szCs w:val="19"/>
-        </w:rPr>
-        <w:t>MITRE ATT&amp;CK, IOC analysis, VirusTotal, OSINT enrichment, Cyber Kill Chain</w:t>
-      </w:r>
-    </w:p>
-    <w:p>
-      <w:pPr>
-        <w:spacing w:before="33" w:after="33"/>
-      </w:pPr>
-      <w:r>
-        <w:rPr>
-          <w:rFonts w:ascii="Source Sans Pro" w:eastAsia="Source Sans Pro" w:hAnsi="Source Sans Pro" w:cs="Source Sans Pro"/>
-          <w:b/>
-          <w:sz w:val="19"/>
-          <w:szCs w:val="19"/>
-        </w:rPr>
-        <w:t xml:space="preserve">Systems &amp; Networking: </w:t>
-      </w:r>
-      <w:r>
-        <w:rPr>
-          <w:rFonts w:ascii="Source Sans Pro" w:eastAsia="Source Sans Pro" w:hAnsi="Source Sans Pro" w:cs="Source Sans Pro"/>
-          <w:sz w:val="19"/>
-          <w:szCs w:val="19"/>
-        </w:rPr>
-        <w:t>Windows internals, Linux fundamentals, TCP/IP, DNS, HTTP/S, firewall and IDS/IPS concepts</w:t>
-      </w:r>
-    </w:p>
-    <w:p>
-      <w:pPr>
-        <w:spacing w:before="33" w:after="33"/>
-      </w:pPr>
-      <w:r>
-        <w:rPr>
-          <w:rFonts w:ascii="Source Sans Pro" w:eastAsia="Source Sans Pro" w:hAnsi="Source Sans Pro" w:cs="Source Sans Pro"/>
-          <w:b/>
-          <w:sz w:val="19"/>
-          <w:szCs w:val="19"/>
-        </w:rPr>
-        <w:t xml:space="preserve">Automation: </w:t>
-      </w:r>
-      <w:r>
-        <w:rPr>
-          <w:rFonts w:ascii="Source Sans Pro" w:eastAsia="Source Sans Pro" w:hAnsi="Source Sans Pro" w:cs="Source Sans Pro"/>
-          <w:sz w:val="19"/>
-          <w:szCs w:val="19"/>
-        </w:rPr>
-        <w:t>Python, Bash (basic), regular expressions</w:t>
-      </w:r>
-    </w:p>
-    <w:p>
-      <w:pPr>
-        <w:pBdr>
-          <w:bottom w:val="single" w:sz="6" w:space="1" w:color="000000"/>
-        </w:pBdr>
-        <w:spacing w:before="164" w:after="61"/>
-        <w:rPr>
-          <w:rFonts w:ascii="Source Sans Pro" w:eastAsia="Source Sans Pro" w:hAnsi="Source Sans Pro" w:cs="Source Sans Pro"/>
-          <w:b/>
-          <w:bCs/>
-          <w:color w:val="000000"/>
-          <w:sz w:val="22"/>
-          <w:szCs w:val="22"/>
-        </w:rPr>
-      </w:pPr>
-    </w:p>
-    <w:p>
-      <w:pPr>
-        <w:pBdr>
-          <w:bottom w:val="single" w:sz="6" w:space="1" w:color="000000"/>
-        </w:pBdr>
-        <w:spacing w:before="191" w:after="52"/>
-      </w:pPr>
-      <w:r>
-        <w:rPr>
-          <w:rFonts w:ascii="Source Sans Pro" w:eastAsia="Source Sans Pro" w:hAnsi="Source Sans Pro" w:cs="Source Sans Pro"/>
-          <w:b/>
-          <w:bCs/>
-          <w:color w:val="000000"/>
-          <w:sz w:val="22"/>
-          <w:szCs w:val="22"/>
-        </w:rPr>
-        <w:t>Certifications</w:t>
-      </w:r>
-    </w:p>
-    <w:p>
-      <w:pPr>
-        <w:pStyle w:val="ListParagraph"/>
-        <w:numPr>
-          <w:ilvl w:val="0"/>
-          <w:numId w:val="2"/>
-        </w:numPr>
-        <w:spacing w:before="13" w:after="21"/>
-      </w:pPr>
-      <w:r>
-        <w:rPr>
-          <w:rFonts w:ascii="Source Sans Pro" w:eastAsia="Source Sans Pro" w:hAnsi="Source Sans Pro" w:cs="Source Sans Pro"/>
-          <w:color w:val="000000"/>
-          <w:sz w:val="19"/>
-          <w:szCs w:val="19"/>
-        </w:rPr>
-        <w:t>CompTIA Security+ SY0-701  —  in progress, exam target Q3 2026</w:t>
-      </w:r>
-    </w:p>
-    <w:p>
-      <w:pPr>
-        <w:pStyle w:val="ListParagraph"/>
-        <w:numPr>
-          <w:ilvl w:val="0"/>
-          <w:numId w:val="2"/>
-        </w:numPr>
-        <w:spacing w:before="13" w:after="21"/>
+        <w:spacing w:before="13" w:after="42"/>
       </w:pPr>
       <w:r>
         <w:rPr>

--- a/resumes/Akshay_P_Resume.docx
+++ b/resumes/Akshay_P_Resume.docx
@@ -116,7 +116,7 @@
         <w:pBdr>
           <w:bottom w:val="single" w:sz="6" w:space="1" w:color="000000"/>
         </w:pBdr>
-        <w:spacing w:before="372" w:after="52"/>
+        <w:spacing w:before="396" w:after="52"/>
       </w:pPr>
       <w:r>
         <w:rPr>
@@ -294,7 +294,7 @@
     </w:p>
     <w:p>
       <w:pPr>
-        <w:spacing w:before="11" w:after="3"/>
+        <w:spacing w:before="17" w:after="9"/>
       </w:pPr>
     </w:p>
     <w:p>
@@ -302,7 +302,7 @@
         <w:pBdr>
           <w:bottom w:val="single" w:sz="6" w:space="1" w:color="000000"/>
         </w:pBdr>
-        <w:spacing w:before="167" w:after="52"/>
+        <w:spacing w:before="191" w:after="52"/>
       </w:pPr>
       <w:r>
         <w:rPr>
@@ -420,7 +420,7 @@
           <w:ilvl w:val="0"/>
           <w:numId w:val="2"/>
         </w:numPr>
-        <w:spacing w:before="13" w:after="15"/>
+        <w:spacing w:before="13" w:after="21"/>
       </w:pPr>
       <w:r>
         <w:rPr>
@@ -439,7 +439,7 @@
           <w:ilvl w:val="0"/>
           <w:numId w:val="2"/>
         </w:numPr>
-        <w:spacing w:before="13" w:after="15"/>
+        <w:spacing w:before="13" w:after="21"/>
       </w:pPr>
       <w:r>
         <w:rPr>
@@ -458,7 +458,7 @@
           <w:ilvl w:val="0"/>
           <w:numId w:val="2"/>
         </w:numPr>
-        <w:spacing w:before="13" w:after="15"/>
+        <w:spacing w:before="13" w:after="21"/>
       </w:pPr>
       <w:r>
         <w:rPr>
@@ -477,7 +477,7 @@
           <w:ilvl w:val="0"/>
           <w:numId w:val="2"/>
         </w:numPr>
-        <w:spacing w:before="13" w:after="15"/>
+        <w:spacing w:before="13" w:after="21"/>
       </w:pPr>
       <w:r>
         <w:rPr>
@@ -494,7 +494,7 @@
         <w:pBdr>
           <w:bottom w:val="single" w:sz="6" w:space="1" w:color="000000"/>
         </w:pBdr>
-        <w:spacing w:before="158" w:after="55"/>
+        <w:spacing w:before="164" w:after="61"/>
         <w:rPr>
           <w:rFonts w:ascii="Source Sans Pro" w:eastAsia="Source Sans Pro" w:hAnsi="Source Sans Pro" w:cs="Source Sans Pro"/>
           <w:b/>
@@ -510,7 +510,7 @@
         <w:pBdr>
           <w:bottom w:val="single" w:sz="6" w:space="1" w:color="000000"/>
         </w:pBdr>
-        <w:spacing w:before="167" w:after="52"/>
+        <w:spacing w:before="191" w:after="52"/>
       </w:pPr>
       <w:r>
         <w:rPr>
@@ -532,6 +532,115 @@
         <w:spacing w:before="62"/>
       </w:pPr>
       <w:hyperlink r:id="rId8">
+        <w:r>
+          <w:rPr>
+            <w:rFonts w:ascii="Source Sans Pro" w:eastAsia="Source Sans Pro" w:hAnsi="Source Sans Pro" w:cs="Source Sans Pro"/>
+            <w:b/>
+            <w:color w:val="000000"/>
+            <w:sz w:val="19"/>
+            <w:szCs w:val="19"/>
+            <w:u w:val="single"/>
+          </w:rPr>
+          <w:t>Phishing and OSINT Threat Intelligence Tool</w:t>
+        </w:r>
+      </w:hyperlink>
+      <w:r>
+        <w:rPr>
+          <w:rFonts w:ascii="Source Sans Pro" w:eastAsia="Source Sans Pro" w:hAnsi="Source Sans Pro" w:cs="Source Sans Pro"/>
+          <w:sz w:val="19"/>
+          <w:szCs w:val="19"/>
+        </w:rPr>
+        <w:t xml:space="preserve">  |  </w:t>
+      </w:r>
+      <w:r>
+        <w:rPr>
+          <w:rFonts w:ascii="Source Sans Pro" w:eastAsia="Source Sans Pro" w:hAnsi="Source Sans Pro" w:cs="Source Sans Pro"/>
+          <w:sz w:val="19"/>
+          <w:szCs w:val="19"/>
+        </w:rPr>
+        <w:tab/>
+      </w:r>
+      <w:r>
+        <w:rPr>
+          <w:rFonts w:ascii="Source Sans Pro Light" w:eastAsia="Source Sans Pro" w:hAnsi="Source Sans Pro Light" w:cs="Source Sans Pro"/>
+          <w:i/>
+          <w:iCs/>
+          <w:sz w:val="19"/>
+          <w:szCs w:val="19"/>
+        </w:rPr>
+        <w:t>Python, VirusTotal API, AbuseIPDB, WHOIS, Telegram bot</w:t>
+      </w:r>
+    </w:p>
+    <w:p>
+      <w:pPr>
+        <w:pStyle w:val="ListParagraph"/>
+        <w:numPr>
+          <w:ilvl w:val="0"/>
+          <w:numId w:val="2"/>
+        </w:numPr>
+        <w:spacing w:before="13" w:after="21"/>
+      </w:pPr>
+      <w:r>
+        <w:rPr>
+          <w:rFonts w:ascii="Source Sans Pro" w:eastAsia="Source Sans Pro" w:hAnsi="Source Sans Pro" w:cs="Source Sans Pro"/>
+          <w:color w:val="000000"/>
+          <w:sz w:val="19"/>
+          <w:szCs w:val="19"/>
+        </w:rPr>
+        <w:t>Built multi-source risk assessment pipeline: submits vendor domains and IPs to VirusTotal, AbuseIPDB, and URLScan.io; cross-references WHOIS registration age, DNS records, and SSL certificate details for third-party due diligence.</w:t>
+      </w:r>
+    </w:p>
+    <w:p>
+      <w:pPr>
+        <w:pStyle w:val="ListParagraph"/>
+        <w:numPr>
+          <w:ilvl w:val="0"/>
+          <w:numId w:val="2"/>
+        </w:numPr>
+        <w:spacing w:before="13" w:after="21"/>
+      </w:pPr>
+      <w:r>
+        <w:rPr>
+          <w:rFonts w:ascii="Source Sans Pro" w:eastAsia="Source Sans Pro" w:hAnsi="Source Sans Pro" w:cs="Source Sans Pro"/>
+          <w:color w:val="000000"/>
+          <w:sz w:val="19"/>
+          <w:szCs w:val="19"/>
+        </w:rPr>
+        <w:t>Implemented domain reputation assessment tool generating typosquatting variants of monitored domains and checking live DNS resolution for vendor and partner ecosystem review.</w:t>
+      </w:r>
+    </w:p>
+    <w:p>
+      <w:pPr>
+        <w:pStyle w:val="ListParagraph"/>
+        <w:numPr>
+          <w:ilvl w:val="0"/>
+          <w:numId w:val="2"/>
+        </w:numPr>
+        <w:spacing w:before="13" w:after="21"/>
+      </w:pPr>
+      <w:r>
+        <w:rPr>
+          <w:rFonts w:ascii="Source Sans Pro" w:eastAsia="Source Sans Pro" w:hAnsi="Source Sans Pro" w:cs="Source Sans Pro"/>
+          <w:color w:val="000000"/>
+          <w:sz w:val="19"/>
+          <w:szCs w:val="19"/>
+        </w:rPr>
+        <w:t>Deployed automated risk assessment interface via Telegram bot enabling analysts to submit domains for enrichment; supports bulk CSV input/output for vendor risk assessment workflows and includes OSINT enrichment via theHarvester for domain profiling.</w:t>
+      </w:r>
+    </w:p>
+    <w:p>
+      <w:pPr>
+        <w:spacing w:before="39" w:after="9"/>
+      </w:pPr>
+    </w:p>
+    <w:p>
+      <w:pPr>
+        <w:tabs>
+          <w:tab w:val="right" w:pos="10800"/>
+        </w:tabs>
+        <w:spacing w:before="30"/>
+      </w:pPr>
+      <w:hyperlink r:id="rId9">
         <w:r>
           <w:rPr>
             <w:rFonts w:ascii="Source Sans Pro" w:eastAsia="Source Sans Pro" w:hAnsi="Source Sans Pro" w:cs="Source Sans Pro"/>
@@ -578,16 +687,16 @@
           <w:ilvl w:val="0"/>
           <w:numId w:val="2"/>
         </w:numPr>
-        <w:spacing w:before="13" w:after="15"/>
-      </w:pPr>
-      <w:r>
-        <w:rPr>
-          <w:rFonts w:ascii="Source Sans Pro" w:eastAsia="Source Sans Pro" w:hAnsi="Source Sans Pro" w:cs="Source Sans Pro"/>
-          <w:color w:val="000000"/>
-          <w:sz w:val="19"/>
-          <w:szCs w:val="19"/>
-        </w:rPr>
-        <w:t>Built automated application security testing pipeline integrating Nessus and OpenVAS APIs in Python; generated vulnerability reports classified by CVSS severity with EPSS context from the FIRST.org API.</w:t>
+        <w:spacing w:before="13" w:after="21"/>
+      </w:pPr>
+      <w:r>
+        <w:rPr>
+          <w:rFonts w:ascii="Source Sans Pro" w:eastAsia="Source Sans Pro" w:hAnsi="Source Sans Pro" w:cs="Source Sans Pro"/>
+          <w:color w:val="000000"/>
+          <w:sz w:val="19"/>
+          <w:szCs w:val="19"/>
+        </w:rPr>
+        <w:t>Built automated vulnerability assessment pipeline integrating Nessus and OpenVAS APIs in Python; generated audit-ready CVE reports classified by CVSS severity with EPSS context from the FIRST.org API.</w:t>
       </w:r>
     </w:p>
     <w:p>
@@ -597,16 +706,16 @@
           <w:ilvl w:val="0"/>
           <w:numId w:val="2"/>
         </w:numPr>
-        <w:spacing w:before="13" w:after="15"/>
-      </w:pPr>
-      <w:r>
-        <w:rPr>
-          <w:rFonts w:ascii="Source Sans Pro" w:eastAsia="Source Sans Pro" w:hAnsi="Source Sans Pro" w:cs="Source Sans Pro"/>
-          <w:color w:val="000000"/>
-          <w:sz w:val="19"/>
-          <w:szCs w:val="19"/>
-        </w:rPr>
-        <w:t>Developed OWASP Top 10 automated application security checker detecting injection, broken authentication, SSRF, and XSS vulnerabilities; documented SQL injection exploit-to-remediation workflow with parameterised query fixes.</w:t>
+        <w:spacing w:before="13" w:after="21"/>
+      </w:pPr>
+      <w:r>
+        <w:rPr>
+          <w:rFonts w:ascii="Source Sans Pro" w:eastAsia="Source Sans Pro" w:hAnsi="Source Sans Pro" w:cs="Source Sans Pro"/>
+          <w:color w:val="000000"/>
+          <w:sz w:val="19"/>
+          <w:szCs w:val="19"/>
+        </w:rPr>
+        <w:t>Developed OWASP Top 10 automated compliance checker validating web application security controls against regulatory requirements; documented vulnerability-to-remediation audit trails including SQL injection evidence and parameterised query fixes.</w:t>
       </w:r>
     </w:p>
     <w:p>
@@ -616,68 +725,196 @@
           <w:ilvl w:val="0"/>
           <w:numId w:val="2"/>
         </w:numPr>
-        <w:spacing w:before="13" w:after="15"/>
-      </w:pPr>
-      <w:r>
-        <w:rPr>
-          <w:rFonts w:ascii="Source Sans Pro" w:eastAsia="Source Sans Pro" w:hAnsi="Source Sans Pro" w:cs="Source Sans Pro"/>
-          <w:color w:val="000000"/>
-          <w:sz w:val="19"/>
-          <w:szCs w:val="19"/>
-        </w:rPr>
-        <w:t>Automated security scan scheduling via Bash and cron integrated with development cycles; built delta-scan logic to flag newly introduced CVEs for secure development lifecycle tracking.</w:t>
-      </w:r>
-    </w:p>
-    <w:p>
-      <w:pPr>
-        <w:spacing w:before="33" w:after="3"/>
-      </w:pPr>
-    </w:p>
-    <w:p>
-      <w:pPr>
-        <w:tabs>
-          <w:tab w:val="right" w:pos="10800"/>
-        </w:tabs>
-        <w:spacing w:before="30"/>
-      </w:pPr>
-      <w:hyperlink r:id="rId9">
-        <w:r>
-          <w:rPr>
-            <w:rFonts w:ascii="Source Sans Pro" w:eastAsia="Source Sans Pro" w:hAnsi="Source Sans Pro" w:cs="Source Sans Pro"/>
-            <w:b/>
-            <w:color w:val="000000"/>
-            <w:sz w:val="19"/>
-            <w:szCs w:val="19"/>
-            <w:u w:val="single"/>
-          </w:rPr>
-          <w:t>SOC Automation and Threat Detection Lab</w:t>
-        </w:r>
-      </w:hyperlink>
-      <w:r>
-        <w:rPr>
-          <w:rFonts w:ascii="Source Sans Pro" w:eastAsia="Source Sans Pro" w:hAnsi="Source Sans Pro" w:cs="Source Sans Pro"/>
-          <w:sz w:val="19"/>
-          <w:szCs w:val="19"/>
-        </w:rPr>
-        <w:t xml:space="preserve">  |  </w:t>
-      </w:r>
-      <w:r>
-        <w:rPr>
-          <w:rFonts w:ascii="Source Sans Pro" w:eastAsia="Source Sans Pro" w:hAnsi="Source Sans Pro" w:cs="Source Sans Pro"/>
-          <w:sz w:val="19"/>
-          <w:szCs w:val="19"/>
-        </w:rPr>
-        <w:tab/>
-      </w:r>
-      <w:r>
-        <w:rPr>
-          <w:rFonts w:ascii="Source Sans Pro Light" w:eastAsia="Source Sans Pro" w:hAnsi="Source Sans Pro Light" w:cs="Source Sans Pro"/>
-          <w:i/>
-          <w:iCs/>
-          <w:sz w:val="19"/>
-          <w:szCs w:val="19"/>
-        </w:rPr>
-        <w:t>Python, Splunk, Wireshark, Nmap, MITRE ATT&amp;CK</w:t>
+        <w:spacing w:before="13" w:after="21"/>
+      </w:pPr>
+      <w:r>
+        <w:rPr>
+          <w:rFonts w:ascii="Source Sans Pro" w:eastAsia="Source Sans Pro" w:hAnsi="Source Sans Pro" w:cs="Source Sans Pro"/>
+          <w:color w:val="000000"/>
+          <w:sz w:val="19"/>
+          <w:szCs w:val="19"/>
+        </w:rPr>
+        <w:t>Automated compliance scan scheduling via Bash and cron; built delta-scan logic to track remediation progress and organize audit evidence for patch compliance review.</w:t>
+      </w:r>
+    </w:p>
+    <w:p>
+      <w:pPr>
+        <w:pBdr>
+          <w:bottom w:val="single" w:sz="6" w:space="1" w:color="000000"/>
+        </w:pBdr>
+        <w:spacing w:before="164" w:after="61"/>
+        <w:rPr>
+          <w:rFonts w:ascii="Source Sans Pro" w:eastAsia="Source Sans Pro" w:hAnsi="Source Sans Pro" w:cs="Source Sans Pro"/>
+          <w:b/>
+          <w:bCs/>
+          <w:color w:val="000000"/>
+          <w:sz w:val="22"/>
+          <w:szCs w:val="22"/>
+        </w:rPr>
+      </w:pPr>
+    </w:p>
+    <w:p>
+      <w:pPr>
+        <w:pBdr>
+          <w:bottom w:val="single" w:sz="6" w:space="1" w:color="000000"/>
+        </w:pBdr>
+        <w:spacing w:before="191" w:after="52"/>
+      </w:pPr>
+      <w:r>
+        <w:rPr>
+          <w:rFonts w:ascii="Source Sans Pro" w:eastAsia="Source Sans Pro" w:hAnsi="Source Sans Pro" w:cs="Source Sans Pro"/>
+          <w:b/>
+          <w:bCs/>
+          <w:color w:val="000000"/>
+          <w:sz w:val="22"/>
+          <w:szCs w:val="22"/>
+        </w:rPr>
+        <w:t>Technical Skills</w:t>
+      </w:r>
+    </w:p>
+    <w:p>
+      <w:pPr>
+        <w:spacing w:before="33" w:after="33"/>
+      </w:pPr>
+      <w:r>
+        <w:rPr>
+          <w:rFonts w:ascii="Source Sans Pro" w:eastAsia="Source Sans Pro" w:hAnsi="Source Sans Pro" w:cs="Source Sans Pro"/>
+          <w:b/>
+          <w:sz w:val="19"/>
+          <w:szCs w:val="19"/>
+        </w:rPr>
+        <w:t xml:space="preserve">GRC &amp; Compliance: </w:t>
+      </w:r>
+      <w:r>
+        <w:rPr>
+          <w:rFonts w:ascii="Source Sans Pro" w:eastAsia="Source Sans Pro" w:hAnsi="Source Sans Pro" w:cs="Source Sans Pro"/>
+          <w:sz w:val="19"/>
+          <w:szCs w:val="19"/>
+        </w:rPr>
+        <w:t>NIST CSF, ISO 27001, PCI-DSS, GDPR/PDPB, SOX/ITGC, compliance monitoring</w:t>
+      </w:r>
+    </w:p>
+    <w:p>
+      <w:pPr>
+        <w:spacing w:before="33" w:after="33"/>
+      </w:pPr>
+      <w:r>
+        <w:rPr>
+          <w:rFonts w:ascii="Source Sans Pro" w:eastAsia="Source Sans Pro" w:hAnsi="Source Sans Pro" w:cs="Source Sans Pro"/>
+          <w:b/>
+          <w:sz w:val="19"/>
+          <w:szCs w:val="19"/>
+        </w:rPr>
+        <w:t xml:space="preserve">Risk &amp; Audit: </w:t>
+      </w:r>
+      <w:r>
+        <w:rPr>
+          <w:rFonts w:ascii="Source Sans Pro" w:eastAsia="Source Sans Pro" w:hAnsi="Source Sans Pro" w:cs="Source Sans Pro"/>
+          <w:sz w:val="19"/>
+          <w:szCs w:val="19"/>
+        </w:rPr>
+        <w:t>Risk assessment, control testing, audit documentation, vendor risk, RCSA basics</w:t>
+      </w:r>
+    </w:p>
+    <w:p>
+      <w:pPr>
+        <w:spacing w:before="33" w:after="33"/>
+      </w:pPr>
+      <w:r>
+        <w:rPr>
+          <w:rFonts w:ascii="Source Sans Pro" w:eastAsia="Source Sans Pro" w:hAnsi="Source Sans Pro" w:cs="Source Sans Pro"/>
+          <w:b/>
+          <w:sz w:val="19"/>
+          <w:szCs w:val="19"/>
+        </w:rPr>
+        <w:t xml:space="preserve">Fraud &amp; AML: </w:t>
+      </w:r>
+      <w:r>
+        <w:rPr>
+          <w:rFonts w:ascii="Source Sans Pro" w:eastAsia="Source Sans Pro" w:hAnsi="Source Sans Pro" w:cs="Source Sans Pro"/>
+          <w:sz w:val="19"/>
+          <w:szCs w:val="19"/>
+        </w:rPr>
+        <w:t>Transaction monitoring, AML typologies, KYC/CDD, sanctions screening</w:t>
+      </w:r>
+    </w:p>
+    <w:p>
+      <w:pPr>
+        <w:spacing w:before="33" w:after="33"/>
+      </w:pPr>
+      <w:r>
+        <w:rPr>
+          <w:rFonts w:ascii="Source Sans Pro" w:eastAsia="Source Sans Pro" w:hAnsi="Source Sans Pro" w:cs="Source Sans Pro"/>
+          <w:b/>
+          <w:sz w:val="19"/>
+          <w:szCs w:val="19"/>
+        </w:rPr>
+        <w:t xml:space="preserve">Systems &amp; Tools: </w:t>
+      </w:r>
+      <w:r>
+        <w:rPr>
+          <w:rFonts w:ascii="Source Sans Pro" w:eastAsia="Source Sans Pro" w:hAnsi="Source Sans Pro" w:cs="Source Sans Pro"/>
+          <w:sz w:val="19"/>
+          <w:szCs w:val="19"/>
+        </w:rPr>
+        <w:t>Windows internals, Linux fundamentals, Python, Excel, SQL (basic), TCP/IP basics</w:t>
+      </w:r>
+    </w:p>
+    <w:p>
+      <w:pPr>
+        <w:spacing w:before="33" w:after="33"/>
+      </w:pPr>
+      <w:r>
+        <w:rPr>
+          <w:rFonts w:ascii="Source Sans Pro" w:eastAsia="Source Sans Pro" w:hAnsi="Source Sans Pro" w:cs="Source Sans Pro"/>
+          <w:b/>
+          <w:sz w:val="19"/>
+          <w:szCs w:val="19"/>
+        </w:rPr>
+        <w:t xml:space="preserve">Frameworks: </w:t>
+      </w:r>
+      <w:r>
+        <w:rPr>
+          <w:rFonts w:ascii="Source Sans Pro" w:eastAsia="Source Sans Pro" w:hAnsi="Source Sans Pro" w:cs="Source Sans Pro"/>
+          <w:sz w:val="19"/>
+          <w:szCs w:val="19"/>
+        </w:rPr>
+        <w:t>MITRE ATT&amp;CK, OWASP Top 10, Incident Response (PICERL), audit trail documentation</w:t>
+      </w:r>
+    </w:p>
+    <w:p>
+      <w:pPr>
+        <w:pBdr>
+          <w:bottom w:val="single" w:sz="6" w:space="1" w:color="000000"/>
+        </w:pBdr>
+        <w:spacing w:before="164" w:after="61"/>
+        <w:rPr>
+          <w:rFonts w:ascii="Source Sans Pro" w:eastAsia="Source Sans Pro" w:hAnsi="Source Sans Pro" w:cs="Source Sans Pro"/>
+          <w:b/>
+          <w:bCs/>
+          <w:color w:val="000000"/>
+          <w:sz w:val="22"/>
+          <w:szCs w:val="22"/>
+        </w:rPr>
+      </w:pPr>
+    </w:p>
+    <w:p>
+      <w:pPr>
+        <w:pBdr>
+          <w:bottom w:val="single" w:sz="6" w:space="1" w:color="000000"/>
+        </w:pBdr>
+        <w:spacing w:before="191" w:after="52"/>
+      </w:pPr>
+      <w:r>
+        <w:rPr>
+          <w:rFonts w:ascii="Source Sans Pro" w:eastAsia="Source Sans Pro" w:hAnsi="Source Sans Pro" w:cs="Source Sans Pro"/>
+          <w:b/>
+          <w:bCs/>
+          <w:color w:val="000000"/>
+          <w:sz w:val="22"/>
+          <w:szCs w:val="22"/>
+        </w:rPr>
+        <w:t>Certifications</w:t>
       </w:r>
     </w:p>
     <w:p>
@@ -687,16 +924,16 @@
           <w:ilvl w:val="0"/>
           <w:numId w:val="2"/>
         </w:numPr>
-        <w:spacing w:before="13" w:after="15"/>
-      </w:pPr>
-      <w:r>
-        <w:rPr>
-          <w:rFonts w:ascii="Source Sans Pro" w:eastAsia="Source Sans Pro" w:hAnsi="Source Sans Pro" w:cs="Source Sans Pro"/>
-          <w:color w:val="000000"/>
-          <w:sz w:val="19"/>
-          <w:szCs w:val="19"/>
-        </w:rPr>
-        <w:t>Deployed Splunk SIEM with SPL correlation searches for brute-force detection, lateral movement, and privilege escalation; mapped TTPs to MITRE ATT&amp;CK and wrote PICERL incident report.</w:t>
+        <w:spacing w:before="13" w:after="21"/>
+      </w:pPr>
+      <w:r>
+        <w:rPr>
+          <w:rFonts w:ascii="Source Sans Pro" w:eastAsia="Source Sans Pro" w:hAnsi="Source Sans Pro" w:cs="Source Sans Pro"/>
+          <w:color w:val="000000"/>
+          <w:sz w:val="19"/>
+          <w:szCs w:val="19"/>
+        </w:rPr>
+        <w:t>CompTIA Security+ SY0-701  —  in progress, exam target Q3 2026</w:t>
       </w:r>
     </w:p>
     <w:p>
@@ -706,244 +943,7 @@
           <w:ilvl w:val="0"/>
           <w:numId w:val="2"/>
         </w:numPr>
-        <w:spacing w:before="13" w:after="15"/>
-      </w:pPr>
-      <w:r>
-        <w:rPr>
-          <w:rFonts w:ascii="Source Sans Pro" w:eastAsia="Source Sans Pro" w:hAnsi="Source Sans Pro" w:cs="Source Sans Pro"/>
-          <w:color w:val="000000"/>
-          <w:sz w:val="19"/>
-          <w:szCs w:val="19"/>
-        </w:rPr>
-        <w:t>Built automated SOAR-style detection pipeline: Python script ingests Splunk alerts, runs IOC enrichment via VirusTotal API, and dispatches Telegram notifications with severity classification.</w:t>
-      </w:r>
-    </w:p>
-    <w:p>
-      <w:pPr>
-        <w:pStyle w:val="ListParagraph"/>
-        <w:numPr>
-          <w:ilvl w:val="0"/>
-          <w:numId w:val="2"/>
-        </w:numPr>
-        <w:spacing w:before="13" w:after="15"/>
-      </w:pPr>
-      <w:r>
-        <w:rPr>
-          <w:rFonts w:ascii="Source Sans Pro" w:eastAsia="Source Sans Pro" w:hAnsi="Source Sans Pro" w:cs="Source Sans Pro"/>
-          <w:color w:val="000000"/>
-          <w:sz w:val="19"/>
-          <w:szCs w:val="19"/>
-        </w:rPr>
-        <w:t>Converted detection logic to Sigma rules (vendor-neutral format used by enterprise SOCs); performed TCP/IP analysis in Wireshark to detect SYN scans, DNS tunnelling, and plaintext credential exposure on unencrypted sessions.</w:t>
-      </w:r>
-    </w:p>
-    <w:p>
-      <w:pPr>
-        <w:pBdr>
-          <w:bottom w:val="single" w:sz="6" w:space="1" w:color="000000"/>
-        </w:pBdr>
-        <w:spacing w:before="158" w:after="55"/>
-        <w:rPr>
-          <w:rFonts w:ascii="Source Sans Pro" w:eastAsia="Source Sans Pro" w:hAnsi="Source Sans Pro" w:cs="Source Sans Pro"/>
-          <w:b/>
-          <w:bCs/>
-          <w:color w:val="000000"/>
-          <w:sz w:val="22"/>
-          <w:szCs w:val="22"/>
-        </w:rPr>
-      </w:pPr>
-    </w:p>
-    <w:p>
-      <w:pPr>
-        <w:pBdr>
-          <w:bottom w:val="single" w:sz="6" w:space="1" w:color="000000"/>
-        </w:pBdr>
-        <w:spacing w:before="167" w:after="52"/>
-      </w:pPr>
-      <w:r>
-        <w:rPr>
-          <w:rFonts w:ascii="Source Sans Pro" w:eastAsia="Source Sans Pro" w:hAnsi="Source Sans Pro" w:cs="Source Sans Pro"/>
-          <w:b/>
-          <w:bCs/>
-          <w:color w:val="000000"/>
-          <w:sz w:val="22"/>
-          <w:szCs w:val="22"/>
-        </w:rPr>
-        <w:t>Technical Skills</w:t>
-      </w:r>
-    </w:p>
-    <w:p>
-      <w:pPr>
-        <w:spacing w:before="27" w:after="27"/>
-      </w:pPr>
-      <w:r>
-        <w:rPr>
-          <w:rFonts w:ascii="Source Sans Pro" w:eastAsia="Source Sans Pro" w:hAnsi="Source Sans Pro" w:cs="Source Sans Pro"/>
-          <w:b/>
-          <w:sz w:val="19"/>
-          <w:szCs w:val="19"/>
-        </w:rPr>
-        <w:t xml:space="preserve">SOC Operations: </w:t>
-      </w:r>
-      <w:r>
-        <w:rPr>
-          <w:rFonts w:ascii="Source Sans Pro" w:eastAsia="Source Sans Pro" w:hAnsi="Source Sans Pro" w:cs="Source Sans Pro"/>
-          <w:sz w:val="19"/>
-          <w:szCs w:val="19"/>
-        </w:rPr>
-        <w:t>Alert triage, incident investigation, log analysis, threat detection, escalation, false positive analysis</w:t>
-      </w:r>
-    </w:p>
-    <w:p>
-      <w:pPr>
-        <w:spacing w:before="27" w:after="27"/>
-      </w:pPr>
-      <w:r>
-        <w:rPr>
-          <w:rFonts w:ascii="Source Sans Pro" w:eastAsia="Source Sans Pro" w:hAnsi="Source Sans Pro" w:cs="Source Sans Pro"/>
-          <w:b/>
-          <w:sz w:val="19"/>
-          <w:szCs w:val="19"/>
-        </w:rPr>
-        <w:t xml:space="preserve">SIEM &amp; Monitoring: </w:t>
-      </w:r>
-      <w:r>
-        <w:rPr>
-          <w:rFonts w:ascii="Source Sans Pro" w:eastAsia="Source Sans Pro" w:hAnsi="Source Sans Pro" w:cs="Source Sans Pro"/>
-          <w:sz w:val="19"/>
-          <w:szCs w:val="19"/>
-        </w:rPr>
-        <w:t>Splunk (SPL), Elastic SIEM (basic), Windows Event Logs, Sysmon, Wireshark</w:t>
-      </w:r>
-    </w:p>
-    <w:p>
-      <w:pPr>
-        <w:spacing w:before="27" w:after="27"/>
-      </w:pPr>
-      <w:r>
-        <w:rPr>
-          <w:rFonts w:ascii="Source Sans Pro" w:eastAsia="Source Sans Pro" w:hAnsi="Source Sans Pro" w:cs="Source Sans Pro"/>
-          <w:b/>
-          <w:sz w:val="19"/>
-          <w:szCs w:val="19"/>
-        </w:rPr>
-        <w:t xml:space="preserve">Threat Intelligence: </w:t>
-      </w:r>
-      <w:r>
-        <w:rPr>
-          <w:rFonts w:ascii="Source Sans Pro" w:eastAsia="Source Sans Pro" w:hAnsi="Source Sans Pro" w:cs="Source Sans Pro"/>
-          <w:sz w:val="19"/>
-          <w:szCs w:val="19"/>
-        </w:rPr>
-        <w:t>MITRE ATT&amp;CK, IOC analysis, VirusTotal, OSINT enrichment, Cyber Kill Chain</w:t>
-      </w:r>
-    </w:p>
-    <w:p>
-      <w:pPr>
-        <w:spacing w:before="27" w:after="27"/>
-      </w:pPr>
-      <w:r>
-        <w:rPr>
-          <w:rFonts w:ascii="Source Sans Pro" w:eastAsia="Source Sans Pro" w:hAnsi="Source Sans Pro" w:cs="Source Sans Pro"/>
-          <w:b/>
-          <w:sz w:val="19"/>
-          <w:szCs w:val="19"/>
-        </w:rPr>
-        <w:t xml:space="preserve">Systems &amp; Networking: </w:t>
-      </w:r>
-      <w:r>
-        <w:rPr>
-          <w:rFonts w:ascii="Source Sans Pro" w:eastAsia="Source Sans Pro" w:hAnsi="Source Sans Pro" w:cs="Source Sans Pro"/>
-          <w:sz w:val="19"/>
-          <w:szCs w:val="19"/>
-        </w:rPr>
-        <w:t>Windows internals, Linux fundamentals, TCP/IP, DNS, HTTP/S, firewall and IDS/IPS concepts</w:t>
-      </w:r>
-    </w:p>
-    <w:p>
-      <w:pPr>
-        <w:spacing w:before="27" w:after="27"/>
-      </w:pPr>
-      <w:r>
-        <w:rPr>
-          <w:rFonts w:ascii="Source Sans Pro" w:eastAsia="Source Sans Pro" w:hAnsi="Source Sans Pro" w:cs="Source Sans Pro"/>
-          <w:b/>
-          <w:sz w:val="19"/>
-          <w:szCs w:val="19"/>
-        </w:rPr>
-        <w:t xml:space="preserve">Automation: </w:t>
-      </w:r>
-      <w:r>
-        <w:rPr>
-          <w:rFonts w:ascii="Source Sans Pro" w:eastAsia="Source Sans Pro" w:hAnsi="Source Sans Pro" w:cs="Source Sans Pro"/>
-          <w:sz w:val="19"/>
-          <w:szCs w:val="19"/>
-        </w:rPr>
-        <w:t>Python, Bash (basic), regular expressions</w:t>
-      </w:r>
-    </w:p>
-    <w:p>
-      <w:pPr>
-        <w:pBdr>
-          <w:bottom w:val="single" w:sz="6" w:space="1" w:color="000000"/>
-        </w:pBdr>
-        <w:spacing w:before="158" w:after="55"/>
-        <w:rPr>
-          <w:rFonts w:ascii="Source Sans Pro" w:eastAsia="Source Sans Pro" w:hAnsi="Source Sans Pro" w:cs="Source Sans Pro"/>
-          <w:b/>
-          <w:bCs/>
-          <w:color w:val="000000"/>
-          <w:sz w:val="22"/>
-          <w:szCs w:val="22"/>
-        </w:rPr>
-      </w:pPr>
-    </w:p>
-    <w:p>
-      <w:pPr>
-        <w:pBdr>
-          <w:bottom w:val="single" w:sz="6" w:space="1" w:color="000000"/>
-        </w:pBdr>
-        <w:spacing w:before="167" w:after="52"/>
-      </w:pPr>
-      <w:r>
-        <w:rPr>
-          <w:rFonts w:ascii="Source Sans Pro" w:eastAsia="Source Sans Pro" w:hAnsi="Source Sans Pro" w:cs="Source Sans Pro"/>
-          <w:b/>
-          <w:bCs/>
-          <w:color w:val="000000"/>
-          <w:sz w:val="22"/>
-          <w:szCs w:val="22"/>
-        </w:rPr>
-        <w:t>Certifications</w:t>
-      </w:r>
-    </w:p>
-    <w:p>
-      <w:pPr>
-        <w:pStyle w:val="ListParagraph"/>
-        <w:numPr>
-          <w:ilvl w:val="0"/>
-          <w:numId w:val="2"/>
-        </w:numPr>
-        <w:spacing w:before="13" w:after="15"/>
-      </w:pPr>
-      <w:r>
-        <w:rPr>
-          <w:rFonts w:ascii="Source Sans Pro" w:eastAsia="Source Sans Pro" w:hAnsi="Source Sans Pro" w:cs="Source Sans Pro"/>
-          <w:color w:val="000000"/>
-          <w:sz w:val="19"/>
-          <w:szCs w:val="19"/>
-        </w:rPr>
-        <w:t>CompTIA Security+ SY0-701  —  in progress, exam target Q3 2026</w:t>
-      </w:r>
-    </w:p>
-    <w:p>
-      <w:pPr>
-        <w:pStyle w:val="ListParagraph"/>
-        <w:numPr>
-          <w:ilvl w:val="0"/>
-          <w:numId w:val="2"/>
-        </w:numPr>
-        <w:spacing w:before="13" w:after="15"/>
+        <w:spacing w:before="13" w:after="21"/>
       </w:pPr>
       <w:r>
         <w:rPr>

--- a/resumes/Akshay_P_Resume.docx
+++ b/resumes/Akshay_P_Resume.docx
@@ -4,7 +4,7 @@
   <w:body>
     <w:p>
       <w:pPr>
-        <w:spacing w:after="44"/>
+        <w:spacing w:after="0" w:before="20"/>
         <w:jc w:val="center"/>
       </w:pPr>
       <w:r>
@@ -21,6 +21,7 @@
     </w:p>
     <w:p>
       <w:pPr>
+        <w:spacing w:before="20" w:after="0"/>
         <w:jc w:val="center"/>
       </w:pPr>
       <w:r>
@@ -116,7 +117,7 @@
         <w:pBdr>
           <w:bottom w:val="single" w:sz="6" w:space="1" w:color="000000"/>
         </w:pBdr>
-        <w:spacing w:before="396" w:after="52"/>
+        <w:spacing w:before="159" w:after="0"/>
       </w:pPr>
       <w:r>
         <w:rPr>
@@ -135,7 +136,7 @@
         <w:tabs>
           <w:tab w:val="right" w:pos="10800"/>
         </w:tabs>
-        <w:spacing w:before="62"/>
+        <w:spacing w:before="20" w:after="0"/>
       </w:pPr>
       <w:r>
         <w:rPr>
@@ -170,7 +171,7 @@
     </w:p>
     <w:p>
       <w:pPr>
-        <w:spacing w:before="8"/>
+        <w:spacing w:before="8" w:after="0"/>
       </w:pPr>
       <w:r>
         <w:rPr>
@@ -189,7 +190,7 @@
         <w:tabs>
           <w:tab w:val="right" w:pos="10800"/>
         </w:tabs>
-        <w:spacing w:before="62"/>
+        <w:spacing w:before="20" w:after="0"/>
       </w:pPr>
       <w:r>
         <w:rPr>
@@ -224,7 +225,7 @@
     </w:p>
     <w:p>
       <w:pPr>
-        <w:spacing w:before="8"/>
+        <w:spacing w:before="8" w:after="0"/>
       </w:pPr>
       <w:r>
         <w:rPr>
@@ -243,7 +244,7 @@
         <w:tabs>
           <w:tab w:val="right" w:pos="10800"/>
         </w:tabs>
-        <w:spacing w:before="62"/>
+        <w:spacing w:before="20" w:after="0"/>
       </w:pPr>
       <w:r>
         <w:rPr>
@@ -278,7 +279,7 @@
     </w:p>
     <w:p>
       <w:pPr>
-        <w:spacing w:before="8"/>
+        <w:spacing w:before="8" w:after="0"/>
       </w:pPr>
       <w:r>
         <w:rPr>
@@ -294,7 +295,7 @@
     </w:p>
     <w:p>
       <w:pPr>
-        <w:spacing w:before="17" w:after="9"/>
+        <w:spacing w:before="35" w:after="35"/>
       </w:pPr>
     </w:p>
     <w:p>
@@ -302,7 +303,7 @@
         <w:pBdr>
           <w:bottom w:val="single" w:sz="6" w:space="1" w:color="000000"/>
         </w:pBdr>
-        <w:spacing w:before="191" w:after="52"/>
+        <w:spacing w:before="159" w:after="0"/>
       </w:pPr>
       <w:r>
         <w:rPr>
@@ -321,7 +322,7 @@
         <w:tabs>
           <w:tab w:val="right" w:pos="10800"/>
         </w:tabs>
-        <w:spacing w:before="62"/>
+        <w:spacing w:before="20" w:after="0"/>
       </w:pPr>
       <w:r>
         <w:rPr>
@@ -367,7 +368,7 @@
         <w:tabs>
           <w:tab w:val="right" w:pos="10800"/>
         </w:tabs>
-        <w:spacing w:before="8"/>
+        <w:spacing w:before="8" w:after="0"/>
         <w:rPr>
           <w:rFonts w:ascii="Source Sans Pro Light" w:hAnsi="Source Sans Pro Light"/>
           <w:i/>
@@ -420,16 +421,16 @@
           <w:ilvl w:val="0"/>
           <w:numId w:val="2"/>
         </w:numPr>
-        <w:spacing w:before="13" w:after="21"/>
-      </w:pPr>
-      <w:r>
-        <w:rPr>
-          <w:rFonts w:ascii="Source Sans Pro" w:eastAsia="Source Sans Pro" w:hAnsi="Source Sans Pro" w:cs="Source Sans Pro"/>
-          <w:color w:val="000000"/>
-          <w:sz w:val="19"/>
-          <w:szCs w:val="19"/>
-        </w:rPr>
-        <w:t>Triaged 50+ weekly inventory reimbursement cases by severity and policy eligibility, routing high-risk claims to senior review within same-day SLA with no escalation omissions.</w:t>
+        <w:spacing w:before="13" w:after="42"/>
+      </w:pPr>
+      <w:r>
+        <w:rPr>
+          <w:rFonts w:ascii="Source Sans Pro" w:eastAsia="Source Sans Pro" w:hAnsi="Source Sans Pro" w:cs="Source Sans Pro"/>
+          <w:color w:val="000000"/>
+          <w:sz w:val="19"/>
+          <w:szCs w:val="19"/>
+        </w:rPr>
+        <w:t>Triaged 50+ weekly inventory reimbursement cases by severity and policy eligibility, applying structured case triage, escalation, and decision workflows</w:t>
       </w:r>
     </w:p>
     <w:p>
@@ -439,16 +440,16 @@
           <w:ilvl w:val="0"/>
           <w:numId w:val="2"/>
         </w:numPr>
-        <w:spacing w:before="13" w:after="21"/>
-      </w:pPr>
-      <w:r>
-        <w:rPr>
-          <w:rFonts w:ascii="Source Sans Pro" w:eastAsia="Source Sans Pro" w:hAnsi="Source Sans Pro" w:cs="Source Sans Pro"/>
-          <w:color w:val="000000"/>
-          <w:sz w:val="19"/>
-          <w:szCs w:val="19"/>
-        </w:rPr>
-        <w:t>Investigated seller claims for policy violations and anomalous patterns across 200+ weekly cases; documented root-cause findings with supporting evidence for senior reviewer sign-off.</w:t>
+        <w:spacing w:before="13" w:after="42"/>
+      </w:pPr>
+      <w:r>
+        <w:rPr>
+          <w:rFonts w:ascii="Source Sans Pro" w:eastAsia="Source Sans Pro" w:hAnsi="Source Sans Pro" w:cs="Source Sans Pro"/>
+          <w:color w:val="000000"/>
+          <w:sz w:val="19"/>
+          <w:szCs w:val="19"/>
+        </w:rPr>
+        <w:t>Investigated root cause of seller claims, identified policy violations and anomalous patterns, and escalated findings to senior reviewers for security governance.</w:t>
       </w:r>
     </w:p>
     <w:p>
@@ -458,16 +459,16 @@
           <w:ilvl w:val="0"/>
           <w:numId w:val="2"/>
         </w:numPr>
-        <w:spacing w:before="13" w:after="21"/>
-      </w:pPr>
-      <w:r>
-        <w:rPr>
-          <w:rFonts w:ascii="Source Sans Pro" w:eastAsia="Source Sans Pro" w:hAnsi="Source Sans Pro" w:cs="Source Sans Pro"/>
-          <w:color w:val="000000"/>
-          <w:sz w:val="19"/>
-          <w:szCs w:val="19"/>
-        </w:rPr>
-        <w:t>Maintained structured case records capturing investigation rationale, policy evidence, and corrective actions, producing audit-ready documentation for compliance review.</w:t>
+        <w:spacing w:before="13" w:after="42"/>
+      </w:pPr>
+      <w:r>
+        <w:rPr>
+          <w:rFonts w:ascii="Source Sans Pro" w:eastAsia="Source Sans Pro" w:hAnsi="Source Sans Pro" w:cs="Source Sans Pro"/>
+          <w:color w:val="000000"/>
+          <w:sz w:val="19"/>
+          <w:szCs w:val="19"/>
+        </w:rPr>
+        <w:t>Documented audit‑ready case records, recording investigation findings, decisions, evidence notes, and corrective actions</w:t>
       </w:r>
     </w:p>
     <w:p>
@@ -477,16 +478,16 @@
           <w:ilvl w:val="0"/>
           <w:numId w:val="2"/>
         </w:numPr>
-        <w:spacing w:before="13" w:after="21"/>
-      </w:pPr>
-      <w:r>
-        <w:rPr>
-          <w:rFonts w:ascii="Source Sans Pro" w:eastAsia="Source Sans Pro" w:hAnsi="Source Sans Pro" w:cs="Source Sans Pro"/>
-          <w:color w:val="000000"/>
-          <w:sz w:val="19"/>
-          <w:szCs w:val="19"/>
-        </w:rPr>
-        <w:t>Identified recurring fraud patterns across case history and flagged them ahead of weekly review cycles, cutting repeat-issue re-investigation before escalation.</w:t>
+        <w:spacing w:before="13" w:after="42"/>
+      </w:pPr>
+      <w:r>
+        <w:rPr>
+          <w:rFonts w:ascii="Source Sans Pro" w:eastAsia="Source Sans Pro" w:hAnsi="Source Sans Pro" w:cs="Source Sans Pro"/>
+          <w:color w:val="000000"/>
+          <w:sz w:val="19"/>
+          <w:szCs w:val="19"/>
+        </w:rPr>
+        <w:t>Detected recurring fraud patterns across 200+ weekly cases, flagged them early, and reduced repeat‑issue investigation time before escalation.</w:t>
       </w:r>
     </w:p>
     <w:p>
@@ -494,7 +495,7 @@
         <w:pBdr>
           <w:bottom w:val="single" w:sz="6" w:space="1" w:color="000000"/>
         </w:pBdr>
-        <w:spacing w:before="164" w:after="61"/>
+        <w:spacing w:before="35" w:after="35"/>
         <w:rPr>
           <w:rFonts w:ascii="Source Sans Pro" w:eastAsia="Source Sans Pro" w:hAnsi="Source Sans Pro" w:cs="Source Sans Pro"/>
           <w:b/>
@@ -510,7 +511,7 @@
         <w:pBdr>
           <w:bottom w:val="single" w:sz="6" w:space="1" w:color="000000"/>
         </w:pBdr>
-        <w:spacing w:before="191" w:after="52"/>
+        <w:spacing w:before="159" w:after="0"/>
       </w:pPr>
       <w:r>
         <w:rPr>
@@ -529,7 +530,7 @@
         <w:tabs>
           <w:tab w:val="right" w:pos="10800"/>
         </w:tabs>
-        <w:spacing w:before="62"/>
+        <w:spacing w:before="20" w:after="0"/>
       </w:pPr>
       <w:hyperlink r:id="rId8">
         <w:r>
@@ -541,7 +542,7 @@
             <w:szCs w:val="19"/>
             <w:u w:val="single"/>
           </w:rPr>
-          <w:t>Phishing and OSINT Threat Intelligence Tool</w:t>
+          <w:t>SOC Automation and Threat Detection Lab</w:t>
         </w:r>
       </w:hyperlink>
       <w:r>
@@ -568,7 +569,7 @@
           <w:sz w:val="19"/>
           <w:szCs w:val="19"/>
         </w:rPr>
-        <w:t>Python, VirusTotal API, AbuseIPDB, WHOIS, Telegram bot</w:t>
+        <w:t>Python, Splunk, Wireshark, Nmap, MITRE ATT&amp;CK</w:t>
       </w:r>
     </w:p>
     <w:p>
@@ -578,16 +579,16 @@
           <w:ilvl w:val="0"/>
           <w:numId w:val="2"/>
         </w:numPr>
-        <w:spacing w:before="13" w:after="21"/>
-      </w:pPr>
-      <w:r>
-        <w:rPr>
-          <w:rFonts w:ascii="Source Sans Pro" w:eastAsia="Source Sans Pro" w:hAnsi="Source Sans Pro" w:cs="Source Sans Pro"/>
-          <w:color w:val="000000"/>
-          <w:sz w:val="19"/>
-          <w:szCs w:val="19"/>
-        </w:rPr>
-        <w:t>Built multi-source risk assessment pipeline: submits vendor domains and IPs to VirusTotal, AbuseIPDB, and URLScan.io; cross-references WHOIS registration age, DNS records, and SSL certificate details for third-party due diligence.</w:t>
+        <w:spacing w:before="13" w:after="42"/>
+      </w:pPr>
+      <w:r>
+        <w:rPr>
+          <w:rFonts w:ascii="Source Sans Pro" w:eastAsia="Source Sans Pro" w:hAnsi="Source Sans Pro" w:cs="Source Sans Pro"/>
+          <w:color w:val="000000"/>
+          <w:sz w:val="19"/>
+          <w:szCs w:val="19"/>
+        </w:rPr>
+        <w:t>Deployed Splunk SIEM with SPL correlation searches to monitor IAM anomalies including unauthorized privilege escalation and suspicious cross-account access patterns; mapped cloud-relevant TTPs to MITRE ATT&amp;CK and wrote PICERL incident report.</w:t>
       </w:r>
     </w:p>
     <w:p>
@@ -597,16 +598,16 @@
           <w:ilvl w:val="0"/>
           <w:numId w:val="2"/>
         </w:numPr>
-        <w:spacing w:before="13" w:after="21"/>
-      </w:pPr>
-      <w:r>
-        <w:rPr>
-          <w:rFonts w:ascii="Source Sans Pro" w:eastAsia="Source Sans Pro" w:hAnsi="Source Sans Pro" w:cs="Source Sans Pro"/>
-          <w:color w:val="000000"/>
-          <w:sz w:val="19"/>
-          <w:szCs w:val="19"/>
-        </w:rPr>
-        <w:t>Implemented domain reputation assessment tool generating typosquatting variants of monitored domains and checking live DNS resolution for vendor and partner ecosystem review.</w:t>
+        <w:spacing w:before="13" w:after="42"/>
+      </w:pPr>
+      <w:r>
+        <w:rPr>
+          <w:rFonts w:ascii="Source Sans Pro" w:eastAsia="Source Sans Pro" w:hAnsi="Source Sans Pro" w:cs="Source Sans Pro"/>
+          <w:color w:val="000000"/>
+          <w:sz w:val="19"/>
+          <w:szCs w:val="19"/>
+        </w:rPr>
+        <w:t>Built automated cloud security detection pipeline: Python script ingests Splunk alerts for IAM policy violations, performs IOC enrichment via VirusTotal API, and dispatches Telegram notifications with severity classification.</w:t>
       </w:r>
     </w:p>
     <w:p>
@@ -616,21 +617,21 @@
           <w:ilvl w:val="0"/>
           <w:numId w:val="2"/>
         </w:numPr>
-        <w:spacing w:before="13" w:after="21"/>
-      </w:pPr>
-      <w:r>
-        <w:rPr>
-          <w:rFonts w:ascii="Source Sans Pro" w:eastAsia="Source Sans Pro" w:hAnsi="Source Sans Pro" w:cs="Source Sans Pro"/>
-          <w:color w:val="000000"/>
-          <w:sz w:val="19"/>
-          <w:szCs w:val="19"/>
-        </w:rPr>
-        <w:t>Deployed automated risk assessment interface via Telegram bot enabling analysts to submit domains for enrichment; supports bulk CSV input/output for vendor risk assessment workflows and includes OSINT enrichment via theHarvester for domain profiling.</w:t>
-      </w:r>
-    </w:p>
-    <w:p>
-      <w:pPr>
-        <w:spacing w:before="39" w:after="9"/>
+        <w:spacing w:before="13" w:after="42"/>
+      </w:pPr>
+      <w:r>
+        <w:rPr>
+          <w:rFonts w:ascii="Source Sans Pro" w:eastAsia="Source Sans Pro" w:hAnsi="Source Sans Pro" w:cs="Source Sans Pro"/>
+          <w:color w:val="000000"/>
+          <w:sz w:val="19"/>
+          <w:szCs w:val="19"/>
+        </w:rPr>
+        <w:t>Developed Sigma-compatible detection rules for cloud-specific TTPs including credential abuse and lateral movement; performed network analysis in Wireshark to identify anomalous authentication and DNS traffic patterns in cloud environments.</w:t>
+      </w:r>
+    </w:p>
+    <w:p>
+      <w:pPr>
+        <w:spacing w:before="35" w:after="35"/>
       </w:pPr>
     </w:p>
     <w:p>
@@ -638,7 +639,7 @@
         <w:tabs>
           <w:tab w:val="right" w:pos="10800"/>
         </w:tabs>
-        <w:spacing w:before="30"/>
+        <w:spacing w:before="30" w:after="0"/>
       </w:pPr>
       <w:hyperlink r:id="rId9">
         <w:r>
@@ -687,16 +688,16 @@
           <w:ilvl w:val="0"/>
           <w:numId w:val="2"/>
         </w:numPr>
-        <w:spacing w:before="13" w:after="21"/>
-      </w:pPr>
-      <w:r>
-        <w:rPr>
-          <w:rFonts w:ascii="Source Sans Pro" w:eastAsia="Source Sans Pro" w:hAnsi="Source Sans Pro" w:cs="Source Sans Pro"/>
-          <w:color w:val="000000"/>
-          <w:sz w:val="19"/>
-          <w:szCs w:val="19"/>
-        </w:rPr>
-        <w:t>Built automated vulnerability assessment pipeline integrating Nessus and OpenVAS APIs in Python; generated audit-ready CVE reports classified by CVSS severity with EPSS context from the FIRST.org API.</w:t>
+        <w:spacing w:before="13" w:after="42"/>
+      </w:pPr>
+      <w:r>
+        <w:rPr>
+          <w:rFonts w:ascii="Source Sans Pro" w:eastAsia="Source Sans Pro" w:hAnsi="Source Sans Pro" w:cs="Source Sans Pro"/>
+          <w:color w:val="000000"/>
+          <w:sz w:val="19"/>
+          <w:szCs w:val="19"/>
+        </w:rPr>
+        <w:t>Built automated cloud infrastructure vulnerability assessment pipeline using Nessus and OpenVAS APIs in Python; generated CVE reports classified by CVSS severity with EPSS context from the FIRST.org API.</w:t>
       </w:r>
     </w:p>
     <w:p>
@@ -706,16 +707,16 @@
           <w:ilvl w:val="0"/>
           <w:numId w:val="2"/>
         </w:numPr>
-        <w:spacing w:before="13" w:after="21"/>
-      </w:pPr>
-      <w:r>
-        <w:rPr>
-          <w:rFonts w:ascii="Source Sans Pro" w:eastAsia="Source Sans Pro" w:hAnsi="Source Sans Pro" w:cs="Source Sans Pro"/>
-          <w:color w:val="000000"/>
-          <w:sz w:val="19"/>
-          <w:szCs w:val="19"/>
-        </w:rPr>
-        <w:t>Developed OWASP Top 10 automated compliance checker validating web application security controls against regulatory requirements; documented vulnerability-to-remediation audit trails including SQL injection evidence and parameterised query fixes.</w:t>
+        <w:spacing w:before="13" w:after="42"/>
+      </w:pPr>
+      <w:r>
+        <w:rPr>
+          <w:rFonts w:ascii="Source Sans Pro" w:eastAsia="Source Sans Pro" w:hAnsi="Source Sans Pro" w:cs="Source Sans Pro"/>
+          <w:color w:val="000000"/>
+          <w:sz w:val="19"/>
+          <w:szCs w:val="19"/>
+        </w:rPr>
+        <w:t>Developed automated security checker for cloud-hosted applications testing OWASP Top 10 vulnerabilities including injection, broken authentication, and SSRF; documented remediation workflows for cloud service misconfigurations and exposed endpoints.</w:t>
       </w:r>
     </w:p>
     <w:p>
@@ -725,16 +726,16 @@
           <w:ilvl w:val="0"/>
           <w:numId w:val="2"/>
         </w:numPr>
-        <w:spacing w:before="13" w:after="21"/>
-      </w:pPr>
-      <w:r>
-        <w:rPr>
-          <w:rFonts w:ascii="Source Sans Pro" w:eastAsia="Source Sans Pro" w:hAnsi="Source Sans Pro" w:cs="Source Sans Pro"/>
-          <w:color w:val="000000"/>
-          <w:sz w:val="19"/>
-          <w:szCs w:val="19"/>
-        </w:rPr>
-        <w:t>Automated compliance scan scheduling via Bash and cron; built delta-scan logic to track remediation progress and organize audit evidence for patch compliance review.</w:t>
+        <w:spacing w:before="13" w:after="42"/>
+      </w:pPr>
+      <w:r>
+        <w:rPr>
+          <w:rFonts w:ascii="Source Sans Pro" w:eastAsia="Source Sans Pro" w:hAnsi="Source Sans Pro" w:cs="Source Sans Pro"/>
+          <w:color w:val="000000"/>
+          <w:sz w:val="19"/>
+          <w:szCs w:val="19"/>
+        </w:rPr>
+        <w:t>Automated vulnerability scan scheduling via Bash and cron for cloud security monitoring; built delta-scan logic to detect newly exposed CVEs and organize cloud compliance evidence.</w:t>
       </w:r>
     </w:p>
     <w:p>
@@ -742,7 +743,7 @@
         <w:pBdr>
           <w:bottom w:val="single" w:sz="6" w:space="1" w:color="000000"/>
         </w:pBdr>
-        <w:spacing w:before="164" w:after="61"/>
+        <w:spacing w:before="35" w:after="35"/>
         <w:rPr>
           <w:rFonts w:ascii="Source Sans Pro" w:eastAsia="Source Sans Pro" w:hAnsi="Source Sans Pro" w:cs="Source Sans Pro"/>
           <w:b/>
@@ -758,7 +759,7 @@
         <w:pBdr>
           <w:bottom w:val="single" w:sz="6" w:space="1" w:color="000000"/>
         </w:pBdr>
-        <w:spacing w:before="191" w:after="52"/>
+        <w:spacing w:before="159" w:after="0"/>
       </w:pPr>
       <w:r>
         <w:rPr>
@@ -774,7 +775,7 @@
     </w:p>
     <w:p>
       <w:pPr>
-        <w:spacing w:before="33" w:after="33"/>
+        <w:spacing w:before="59" w:after="59"/>
       </w:pPr>
       <w:r>
         <w:rPr>
@@ -783,20 +784,20 @@
           <w:sz w:val="19"/>
           <w:szCs w:val="19"/>
         </w:rPr>
-        <w:t xml:space="preserve">GRC &amp; Compliance: </w:t>
-      </w:r>
-      <w:r>
-        <w:rPr>
-          <w:rFonts w:ascii="Source Sans Pro" w:eastAsia="Source Sans Pro" w:hAnsi="Source Sans Pro" w:cs="Source Sans Pro"/>
-          <w:sz w:val="19"/>
-          <w:szCs w:val="19"/>
-        </w:rPr>
-        <w:t>NIST CSF, ISO 27001, PCI-DSS, GDPR/PDPB, SOX/ITGC, compliance monitoring</w:t>
-      </w:r>
-    </w:p>
-    <w:p>
-      <w:pPr>
-        <w:spacing w:before="33" w:after="33"/>
+        <w:t xml:space="preserve">SOC Operations: </w:t>
+      </w:r>
+      <w:r>
+        <w:rPr>
+          <w:rFonts w:ascii="Source Sans Pro" w:eastAsia="Source Sans Pro" w:hAnsi="Source Sans Pro" w:cs="Source Sans Pro"/>
+          <w:sz w:val="19"/>
+          <w:szCs w:val="19"/>
+        </w:rPr>
+        <w:t>Alert triage, incident investigation, log analysis, threat detection, escalation, false positive analysis</w:t>
+      </w:r>
+    </w:p>
+    <w:p>
+      <w:pPr>
+        <w:spacing w:before="59" w:after="59"/>
       </w:pPr>
       <w:r>
         <w:rPr>
@@ -805,20 +806,20 @@
           <w:sz w:val="19"/>
           <w:szCs w:val="19"/>
         </w:rPr>
-        <w:t xml:space="preserve">Risk &amp; Audit: </w:t>
-      </w:r>
-      <w:r>
-        <w:rPr>
-          <w:rFonts w:ascii="Source Sans Pro" w:eastAsia="Source Sans Pro" w:hAnsi="Source Sans Pro" w:cs="Source Sans Pro"/>
-          <w:sz w:val="19"/>
-          <w:szCs w:val="19"/>
-        </w:rPr>
-        <w:t>Risk assessment, control testing, audit documentation, vendor risk, RCSA basics</w:t>
-      </w:r>
-    </w:p>
-    <w:p>
-      <w:pPr>
-        <w:spacing w:before="33" w:after="33"/>
+        <w:t xml:space="preserve">SIEM &amp; Monitoring: </w:t>
+      </w:r>
+      <w:r>
+        <w:rPr>
+          <w:rFonts w:ascii="Source Sans Pro" w:eastAsia="Source Sans Pro" w:hAnsi="Source Sans Pro" w:cs="Source Sans Pro"/>
+          <w:sz w:val="19"/>
+          <w:szCs w:val="19"/>
+        </w:rPr>
+        <w:t>Splunk (SPL), Elastic SIEM (basic), Windows Event Logs, Sysmon, Wireshark</w:t>
+      </w:r>
+    </w:p>
+    <w:p>
+      <w:pPr>
+        <w:spacing w:before="59" w:after="59"/>
       </w:pPr>
       <w:r>
         <w:rPr>
@@ -827,20 +828,20 @@
           <w:sz w:val="19"/>
           <w:szCs w:val="19"/>
         </w:rPr>
-        <w:t xml:space="preserve">Fraud &amp; AML: </w:t>
-      </w:r>
-      <w:r>
-        <w:rPr>
-          <w:rFonts w:ascii="Source Sans Pro" w:eastAsia="Source Sans Pro" w:hAnsi="Source Sans Pro" w:cs="Source Sans Pro"/>
-          <w:sz w:val="19"/>
-          <w:szCs w:val="19"/>
-        </w:rPr>
-        <w:t>Transaction monitoring, AML typologies, KYC/CDD, sanctions screening</w:t>
-      </w:r>
-    </w:p>
-    <w:p>
-      <w:pPr>
-        <w:spacing w:before="33" w:after="33"/>
+        <w:t xml:space="preserve">Threat Intelligence: </w:t>
+      </w:r>
+      <w:r>
+        <w:rPr>
+          <w:rFonts w:ascii="Source Sans Pro" w:eastAsia="Source Sans Pro" w:hAnsi="Source Sans Pro" w:cs="Source Sans Pro"/>
+          <w:sz w:val="19"/>
+          <w:szCs w:val="19"/>
+        </w:rPr>
+        <w:t>MITRE ATT&amp;CK, IOC analysis, VirusTotal, OSINT enrichment, Cyber Kill Chain</w:t>
+      </w:r>
+    </w:p>
+    <w:p>
+      <w:pPr>
+        <w:spacing w:before="59" w:after="59"/>
       </w:pPr>
       <w:r>
         <w:rPr>
@@ -849,20 +850,20 @@
           <w:sz w:val="19"/>
           <w:szCs w:val="19"/>
         </w:rPr>
-        <w:t xml:space="preserve">Systems &amp; Tools: </w:t>
-      </w:r>
-      <w:r>
-        <w:rPr>
-          <w:rFonts w:ascii="Source Sans Pro" w:eastAsia="Source Sans Pro" w:hAnsi="Source Sans Pro" w:cs="Source Sans Pro"/>
-          <w:sz w:val="19"/>
-          <w:szCs w:val="19"/>
-        </w:rPr>
-        <w:t>Windows internals, Linux fundamentals, Python, Excel, SQL (basic), TCP/IP basics</w:t>
-      </w:r>
-    </w:p>
-    <w:p>
-      <w:pPr>
-        <w:spacing w:before="33" w:after="33"/>
+        <w:t xml:space="preserve">Systems &amp; Networking: </w:t>
+      </w:r>
+      <w:r>
+        <w:rPr>
+          <w:rFonts w:ascii="Source Sans Pro" w:eastAsia="Source Sans Pro" w:hAnsi="Source Sans Pro" w:cs="Source Sans Pro"/>
+          <w:sz w:val="19"/>
+          <w:szCs w:val="19"/>
+        </w:rPr>
+        <w:t>Windows internals, Linux fundamentals, TCP/IP, DNS, HTTP/S, IDS/IPS, AWS (IAM, CloudTrail, GuardDuty), cloud security posture</w:t>
+      </w:r>
+    </w:p>
+    <w:p>
+      <w:pPr>
+        <w:spacing w:before="59" w:after="59"/>
       </w:pPr>
       <w:r>
         <w:rPr>
@@ -871,15 +872,15 @@
           <w:sz w:val="19"/>
           <w:szCs w:val="19"/>
         </w:rPr>
-        <w:t xml:space="preserve">Frameworks: </w:t>
-      </w:r>
-      <w:r>
-        <w:rPr>
-          <w:rFonts w:ascii="Source Sans Pro" w:eastAsia="Source Sans Pro" w:hAnsi="Source Sans Pro" w:cs="Source Sans Pro"/>
-          <w:sz w:val="19"/>
-          <w:szCs w:val="19"/>
-        </w:rPr>
-        <w:t>MITRE ATT&amp;CK, OWASP Top 10, Incident Response (PICERL), audit trail documentation</w:t>
+        <w:t xml:space="preserve">Automation: </w:t>
+      </w:r>
+      <w:r>
+        <w:rPr>
+          <w:rFonts w:ascii="Source Sans Pro" w:eastAsia="Source Sans Pro" w:hAnsi="Source Sans Pro" w:cs="Source Sans Pro"/>
+          <w:sz w:val="19"/>
+          <w:szCs w:val="19"/>
+        </w:rPr>
+        <w:t>Python, Bash (basic), boto3, regular expressions</w:t>
       </w:r>
     </w:p>
     <w:p>
@@ -887,7 +888,7 @@
         <w:pBdr>
           <w:bottom w:val="single" w:sz="6" w:space="1" w:color="000000"/>
         </w:pBdr>
-        <w:spacing w:before="164" w:after="61"/>
+        <w:spacing w:before="35" w:after="35"/>
         <w:rPr>
           <w:rFonts w:ascii="Source Sans Pro" w:eastAsia="Source Sans Pro" w:hAnsi="Source Sans Pro" w:cs="Source Sans Pro"/>
           <w:b/>
@@ -903,7 +904,7 @@
         <w:pBdr>
           <w:bottom w:val="single" w:sz="6" w:space="1" w:color="000000"/>
         </w:pBdr>
-        <w:spacing w:before="191" w:after="52"/>
+        <w:spacing w:before="159" w:after="0"/>
       </w:pPr>
       <w:r>
         <w:rPr>
@@ -924,7 +925,7 @@
           <w:ilvl w:val="0"/>
           <w:numId w:val="2"/>
         </w:numPr>
-        <w:spacing w:before="13" w:after="21"/>
+        <w:spacing w:before="13" w:after="42"/>
       </w:pPr>
       <w:r>
         <w:rPr>
@@ -943,7 +944,7 @@
           <w:ilvl w:val="0"/>
           <w:numId w:val="2"/>
         </w:numPr>
-        <w:spacing w:before="13" w:after="21"/>
+        <w:spacing w:before="13" w:after="42"/>
       </w:pPr>
       <w:r>
         <w:rPr>

--- a/resumes/Akshay_P_Resume.docx
+++ b/resumes/Akshay_P_Resume.docx
@@ -430,7 +430,7 @@
           <w:sz w:val="19"/>
           <w:szCs w:val="19"/>
         </w:rPr>
-        <w:t>Triaged 50+ weekly inventory reimbursement cases by severity and policy eligibility, applying structured case triage, escalation, and decision workflows</w:t>
+        <w:t>Triaged 50+ weekly inventory reimbursement cases by severity and policy eligibility, routing high-risk claims to senior review within same-day SLA with no escalation omissions.</w:t>
       </w:r>
     </w:p>
     <w:p>
@@ -449,7 +449,7 @@
           <w:sz w:val="19"/>
           <w:szCs w:val="19"/>
         </w:rPr>
-        <w:t>Investigated root cause of seller claims, identified policy violations and anomalous patterns, and escalated findings to senior reviewers for security governance.</w:t>
+        <w:t>Investigated seller claims for policy violations and anomalous patterns across 200+ weekly cases; documented root-cause findings with supporting evidence for senior reviewer sign-off.</w:t>
       </w:r>
     </w:p>
     <w:p>
@@ -468,7 +468,7 @@
           <w:sz w:val="19"/>
           <w:szCs w:val="19"/>
         </w:rPr>
-        <w:t>Documented audit‑ready case records, recording investigation findings, decisions, evidence notes, and corrective actions</w:t>
+        <w:t>Maintained structured case records capturing investigation rationale, policy evidence, and corrective actions, producing audit-ready documentation for compliance review.</w:t>
       </w:r>
     </w:p>
     <w:p>
@@ -487,7 +487,7 @@
           <w:sz w:val="19"/>
           <w:szCs w:val="19"/>
         </w:rPr>
-        <w:t>Detected recurring fraud patterns across 200+ weekly cases, flagged them early, and reduced repeat‑issue investigation time before escalation.</w:t>
+        <w:t>Identified recurring fraud patterns across case history and flagged them ahead of weekly review cycles, cutting repeat-issue re-investigation before escalation.</w:t>
       </w:r>
     </w:p>
     <w:p>
@@ -651,7 +651,7 @@
             <w:szCs w:val="19"/>
             <w:u w:val="single"/>
           </w:rPr>
-          <w:t>Vulnerability Scanner and Patch Prioritization Engine</w:t>
+          <w:t>Phishing and OSINT Threat Intelligence Tool</w:t>
         </w:r>
       </w:hyperlink>
       <w:r>
@@ -678,7 +678,7 @@
           <w:sz w:val="19"/>
           <w:szCs w:val="19"/>
         </w:rPr>
-        <w:t>Python, Bash, Nessus, OpenVAS, NVD API</w:t>
+        <w:t>Python, VirusTotal API, AbuseIPDB, WHOIS, Telegram bot</w:t>
       </w:r>
     </w:p>
     <w:p>
@@ -697,7 +697,7 @@
           <w:sz w:val="19"/>
           <w:szCs w:val="19"/>
         </w:rPr>
-        <w:t>Built automated cloud infrastructure vulnerability assessment pipeline using Nessus and OpenVAS APIs in Python; generated CVE reports classified by CVSS severity with EPSS context from the FIRST.org API.</w:t>
+        <w:t>Built multi-API cyber threat intelligence pipeline: submits IOCs to VirusTotal, AbuseIPDB, and URLScan.io; cross-references WHOIS registration data, DNS records, and SSL certificate details for intelligence products.</w:t>
       </w:r>
     </w:p>
     <w:p>
@@ -716,7 +716,7 @@
           <w:sz w:val="19"/>
           <w:szCs w:val="19"/>
         </w:rPr>
-        <w:t>Developed automated security checker for cloud-hosted applications testing OWASP Top 10 vulnerabilities including injection, broken authentication, and SSRF; documented remediation workflows for cloud service misconfigurations and exposed endpoints.</w:t>
+        <w:t>Implemented typosquatting domain detector generating character-substitution variants of tracked infrastructure and checking live DNS resolution for infrastructure-based threat hunting.</w:t>
       </w:r>
     </w:p>
     <w:p>
@@ -735,7 +735,7 @@
           <w:sz w:val="19"/>
           <w:szCs w:val="19"/>
         </w:rPr>
-        <w:t>Automated vulnerability scan scheduling via Bash and cron for cloud security monitoring; built delta-scan logic to detect newly exposed CVEs and organize cloud compliance evidence.</w:t>
+        <w:t>Deployed Telegram bot interface for real-time IOC enrichment enabling analysts to process indicators at scale; supports bulk CSV input/output for threat intelligence workflows and includes OSINT enrichment via theHarvester for comprehensive domain attribution.</w:t>
       </w:r>
     </w:p>
     <w:p>

--- a/resumes/Akshay_P_Resume.docx
+++ b/resumes/Akshay_P_Resume.docx
@@ -4,7 +4,7 @@
   <w:body>
     <w:p>
       <w:pPr>
-        <w:spacing w:after="0" w:before="20"/>
+        <w:spacing w:after="44"/>
         <w:jc w:val="center"/>
       </w:pPr>
       <w:r>
@@ -21,7 +21,6 @@
     </w:p>
     <w:p>
       <w:pPr>
-        <w:spacing w:before="20" w:after="0"/>
         <w:jc w:val="center"/>
       </w:pPr>
       <w:r>
@@ -117,7 +116,7 @@
         <w:pBdr>
           <w:bottom w:val="single" w:sz="6" w:space="1" w:color="000000"/>
         </w:pBdr>
-        <w:spacing w:before="159" w:after="0"/>
+        <w:spacing w:before="372" w:after="52"/>
       </w:pPr>
       <w:r>
         <w:rPr>
@@ -136,7 +135,7 @@
         <w:tabs>
           <w:tab w:val="right" w:pos="10800"/>
         </w:tabs>
-        <w:spacing w:before="20" w:after="0"/>
+        <w:spacing w:before="62"/>
       </w:pPr>
       <w:r>
         <w:rPr>
@@ -171,7 +170,7 @@
     </w:p>
     <w:p>
       <w:pPr>
-        <w:spacing w:before="8" w:after="0"/>
+        <w:spacing w:before="8"/>
       </w:pPr>
       <w:r>
         <w:rPr>
@@ -190,7 +189,7 @@
         <w:tabs>
           <w:tab w:val="right" w:pos="10800"/>
         </w:tabs>
-        <w:spacing w:before="20" w:after="0"/>
+        <w:spacing w:before="62"/>
       </w:pPr>
       <w:r>
         <w:rPr>
@@ -225,7 +224,7 @@
     </w:p>
     <w:p>
       <w:pPr>
-        <w:spacing w:before="8" w:after="0"/>
+        <w:spacing w:before="8"/>
       </w:pPr>
       <w:r>
         <w:rPr>
@@ -244,7 +243,7 @@
         <w:tabs>
           <w:tab w:val="right" w:pos="10800"/>
         </w:tabs>
-        <w:spacing w:before="20" w:after="0"/>
+        <w:spacing w:before="62"/>
       </w:pPr>
       <w:r>
         <w:rPr>
@@ -279,7 +278,7 @@
     </w:p>
     <w:p>
       <w:pPr>
-        <w:spacing w:before="8" w:after="0"/>
+        <w:spacing w:before="8"/>
       </w:pPr>
       <w:r>
         <w:rPr>
@@ -295,7 +294,7 @@
     </w:p>
     <w:p>
       <w:pPr>
-        <w:spacing w:before="35" w:after="35"/>
+        <w:spacing w:before="11" w:after="3"/>
       </w:pPr>
     </w:p>
     <w:p>
@@ -303,7 +302,7 @@
         <w:pBdr>
           <w:bottom w:val="single" w:sz="6" w:space="1" w:color="000000"/>
         </w:pBdr>
-        <w:spacing w:before="159" w:after="0"/>
+        <w:spacing w:before="167" w:after="52"/>
       </w:pPr>
       <w:r>
         <w:rPr>
@@ -322,7 +321,7 @@
         <w:tabs>
           <w:tab w:val="right" w:pos="10800"/>
         </w:tabs>
-        <w:spacing w:before="20" w:after="0"/>
+        <w:spacing w:before="62"/>
       </w:pPr>
       <w:r>
         <w:rPr>
@@ -368,7 +367,7 @@
         <w:tabs>
           <w:tab w:val="right" w:pos="10800"/>
         </w:tabs>
-        <w:spacing w:before="8" w:after="0"/>
+        <w:spacing w:before="8"/>
         <w:rPr>
           <w:rFonts w:ascii="Source Sans Pro Light" w:hAnsi="Source Sans Pro Light"/>
           <w:i/>
@@ -421,7 +420,7 @@
           <w:ilvl w:val="0"/>
           <w:numId w:val="2"/>
         </w:numPr>
-        <w:spacing w:before="13" w:after="42"/>
+        <w:spacing w:before="13" w:after="15"/>
       </w:pPr>
       <w:r>
         <w:rPr>
@@ -440,7 +439,7 @@
           <w:ilvl w:val="0"/>
           <w:numId w:val="2"/>
         </w:numPr>
-        <w:spacing w:before="13" w:after="42"/>
+        <w:spacing w:before="13" w:after="15"/>
       </w:pPr>
       <w:r>
         <w:rPr>
@@ -459,7 +458,7 @@
           <w:ilvl w:val="0"/>
           <w:numId w:val="2"/>
         </w:numPr>
-        <w:spacing w:before="13" w:after="42"/>
+        <w:spacing w:before="13" w:after="15"/>
       </w:pPr>
       <w:r>
         <w:rPr>
@@ -478,7 +477,7 @@
           <w:ilvl w:val="0"/>
           <w:numId w:val="2"/>
         </w:numPr>
-        <w:spacing w:before="13" w:after="42"/>
+        <w:spacing w:before="13" w:after="15"/>
       </w:pPr>
       <w:r>
         <w:rPr>
@@ -495,7 +494,7 @@
         <w:pBdr>
           <w:bottom w:val="single" w:sz="6" w:space="1" w:color="000000"/>
         </w:pBdr>
-        <w:spacing w:before="35" w:after="35"/>
+        <w:spacing w:before="158" w:after="55"/>
         <w:rPr>
           <w:rFonts w:ascii="Source Sans Pro" w:eastAsia="Source Sans Pro" w:hAnsi="Source Sans Pro" w:cs="Source Sans Pro"/>
           <w:b/>
@@ -511,7 +510,7 @@
         <w:pBdr>
           <w:bottom w:val="single" w:sz="6" w:space="1" w:color="000000"/>
         </w:pBdr>
-        <w:spacing w:before="159" w:after="0"/>
+        <w:spacing w:before="167" w:after="52"/>
       </w:pPr>
       <w:r>
         <w:rPr>
@@ -530,7 +529,7 @@
         <w:tabs>
           <w:tab w:val="right" w:pos="10800"/>
         </w:tabs>
-        <w:spacing w:before="20" w:after="0"/>
+        <w:spacing w:before="62"/>
       </w:pPr>
       <w:hyperlink r:id="rId8">
         <w:r>
@@ -579,16 +578,16 @@
           <w:ilvl w:val="0"/>
           <w:numId w:val="2"/>
         </w:numPr>
-        <w:spacing w:before="13" w:after="42"/>
-      </w:pPr>
-      <w:r>
-        <w:rPr>
-          <w:rFonts w:ascii="Source Sans Pro" w:eastAsia="Source Sans Pro" w:hAnsi="Source Sans Pro" w:cs="Source Sans Pro"/>
-          <w:color w:val="000000"/>
-          <w:sz w:val="19"/>
-          <w:szCs w:val="19"/>
-        </w:rPr>
-        <w:t>Deployed Splunk SIEM with SPL correlation searches to monitor IAM anomalies including unauthorized privilege escalation and suspicious cross-account access patterns; mapped cloud-relevant TTPs to MITRE ATT&amp;CK and wrote PICERL incident report.</w:t>
+        <w:spacing w:before="13" w:after="15"/>
+      </w:pPr>
+      <w:r>
+        <w:rPr>
+          <w:rFonts w:ascii="Source Sans Pro" w:eastAsia="Source Sans Pro" w:hAnsi="Source Sans Pro" w:cs="Source Sans Pro"/>
+          <w:color w:val="000000"/>
+          <w:sz w:val="19"/>
+          <w:szCs w:val="19"/>
+        </w:rPr>
+        <w:t>Deployed Splunk SIEM with SPL correlation searches for brute-force detection, lateral movement, and privilege escalation; mapped TTPs to MITRE ATT&amp;CK and wrote PICERL incident report.</w:t>
       </w:r>
     </w:p>
     <w:p>
@@ -598,16 +597,16 @@
           <w:ilvl w:val="0"/>
           <w:numId w:val="2"/>
         </w:numPr>
-        <w:spacing w:before="13" w:after="42"/>
-      </w:pPr>
-      <w:r>
-        <w:rPr>
-          <w:rFonts w:ascii="Source Sans Pro" w:eastAsia="Source Sans Pro" w:hAnsi="Source Sans Pro" w:cs="Source Sans Pro"/>
-          <w:color w:val="000000"/>
-          <w:sz w:val="19"/>
-          <w:szCs w:val="19"/>
-        </w:rPr>
-        <w:t>Built automated cloud security detection pipeline: Python script ingests Splunk alerts for IAM policy violations, performs IOC enrichment via VirusTotal API, and dispatches Telegram notifications with severity classification.</w:t>
+        <w:spacing w:before="13" w:after="15"/>
+      </w:pPr>
+      <w:r>
+        <w:rPr>
+          <w:rFonts w:ascii="Source Sans Pro" w:eastAsia="Source Sans Pro" w:hAnsi="Source Sans Pro" w:cs="Source Sans Pro"/>
+          <w:color w:val="000000"/>
+          <w:sz w:val="19"/>
+          <w:szCs w:val="19"/>
+        </w:rPr>
+        <w:t>Built automated SOAR-style detection pipeline: Python script ingests Splunk alerts, runs IOC enrichment via VirusTotal API, and dispatches Telegram notifications with severity classification.</w:t>
       </w:r>
     </w:p>
     <w:p>
@@ -617,21 +616,21 @@
           <w:ilvl w:val="0"/>
           <w:numId w:val="2"/>
         </w:numPr>
-        <w:spacing w:before="13" w:after="42"/>
-      </w:pPr>
-      <w:r>
-        <w:rPr>
-          <w:rFonts w:ascii="Source Sans Pro" w:eastAsia="Source Sans Pro" w:hAnsi="Source Sans Pro" w:cs="Source Sans Pro"/>
-          <w:color w:val="000000"/>
-          <w:sz w:val="19"/>
-          <w:szCs w:val="19"/>
-        </w:rPr>
-        <w:t>Developed Sigma-compatible detection rules for cloud-specific TTPs including credential abuse and lateral movement; performed network analysis in Wireshark to identify anomalous authentication and DNS traffic patterns in cloud environments.</w:t>
-      </w:r>
-    </w:p>
-    <w:p>
-      <w:pPr>
-        <w:spacing w:before="35" w:after="35"/>
+        <w:spacing w:before="13" w:after="15"/>
+      </w:pPr>
+      <w:r>
+        <w:rPr>
+          <w:rFonts w:ascii="Source Sans Pro" w:eastAsia="Source Sans Pro" w:hAnsi="Source Sans Pro" w:cs="Source Sans Pro"/>
+          <w:color w:val="000000"/>
+          <w:sz w:val="19"/>
+          <w:szCs w:val="19"/>
+        </w:rPr>
+        <w:t>Converted detection logic to Sigma rules (vendor-neutral format used by enterprise SOCs); performed TCP/IP analysis in Wireshark to detect SYN scans, DNS tunnelling, and plaintext credential exposure on unencrypted sessions.</w:t>
+      </w:r>
+    </w:p>
+    <w:p>
+      <w:pPr>
+        <w:spacing w:before="33" w:after="3"/>
       </w:pPr>
     </w:p>
     <w:p>
@@ -639,7 +638,7 @@
         <w:tabs>
           <w:tab w:val="right" w:pos="10800"/>
         </w:tabs>
-        <w:spacing w:before="30" w:after="0"/>
+        <w:spacing w:before="30"/>
       </w:pPr>
       <w:hyperlink r:id="rId9">
         <w:r>
@@ -688,16 +687,16 @@
           <w:ilvl w:val="0"/>
           <w:numId w:val="2"/>
         </w:numPr>
-        <w:spacing w:before="13" w:after="42"/>
-      </w:pPr>
-      <w:r>
-        <w:rPr>
-          <w:rFonts w:ascii="Source Sans Pro" w:eastAsia="Source Sans Pro" w:hAnsi="Source Sans Pro" w:cs="Source Sans Pro"/>
-          <w:color w:val="000000"/>
-          <w:sz w:val="19"/>
-          <w:szCs w:val="19"/>
-        </w:rPr>
-        <w:t>Built multi-API cyber threat intelligence pipeline: submits IOCs to VirusTotal, AbuseIPDB, and URLScan.io; cross-references WHOIS registration data, DNS records, and SSL certificate details for intelligence products.</w:t>
+        <w:spacing w:before="13" w:after="15"/>
+      </w:pPr>
+      <w:r>
+        <w:rPr>
+          <w:rFonts w:ascii="Source Sans Pro" w:eastAsia="Source Sans Pro" w:hAnsi="Source Sans Pro" w:cs="Source Sans Pro"/>
+          <w:color w:val="000000"/>
+          <w:sz w:val="19"/>
+          <w:szCs w:val="19"/>
+        </w:rPr>
+        <w:t>Built multi-API threat intelligence pipeline: submits suspicious URLs/IPs to VirusTotal, AbuseIPDB, and URLScan.io; cross-references WHOIS registration age, DNS records, and SSL details for phishing analysis.</w:t>
       </w:r>
     </w:p>
     <w:p>
@@ -707,16 +706,16 @@
           <w:ilvl w:val="0"/>
           <w:numId w:val="2"/>
         </w:numPr>
-        <w:spacing w:before="13" w:after="42"/>
-      </w:pPr>
-      <w:r>
-        <w:rPr>
-          <w:rFonts w:ascii="Source Sans Pro" w:eastAsia="Source Sans Pro" w:hAnsi="Source Sans Pro" w:cs="Source Sans Pro"/>
-          <w:color w:val="000000"/>
-          <w:sz w:val="19"/>
-          <w:szCs w:val="19"/>
-        </w:rPr>
-        <w:t>Implemented typosquatting domain detector generating character-substitution variants of tracked infrastructure and checking live DNS resolution for infrastructure-based threat hunting.</w:t>
+        <w:spacing w:before="13" w:after="15"/>
+      </w:pPr>
+      <w:r>
+        <w:rPr>
+          <w:rFonts w:ascii="Source Sans Pro" w:eastAsia="Source Sans Pro" w:hAnsi="Source Sans Pro" w:cs="Source Sans Pro"/>
+          <w:color w:val="000000"/>
+          <w:sz w:val="19"/>
+          <w:szCs w:val="19"/>
+        </w:rPr>
+        <w:t>Implemented typosquatting domain detector generating character-substitution variants of brand domains and checking live DNS resolution for brand-impersonation analysis.</w:t>
       </w:r>
     </w:p>
     <w:p>
@@ -726,16 +725,16 @@
           <w:ilvl w:val="0"/>
           <w:numId w:val="2"/>
         </w:numPr>
-        <w:spacing w:before="13" w:after="42"/>
-      </w:pPr>
-      <w:r>
-        <w:rPr>
-          <w:rFonts w:ascii="Source Sans Pro" w:eastAsia="Source Sans Pro" w:hAnsi="Source Sans Pro" w:cs="Source Sans Pro"/>
-          <w:color w:val="000000"/>
-          <w:sz w:val="19"/>
-          <w:szCs w:val="19"/>
-        </w:rPr>
-        <w:t>Deployed Telegram bot interface for real-time IOC enrichment enabling analysts to process indicators at scale; supports bulk CSV input/output for threat intelligence workflows and includes OSINT enrichment via theHarvester for comprehensive domain attribution.</w:t>
+        <w:spacing w:before="13" w:after="15"/>
+      </w:pPr>
+      <w:r>
+        <w:rPr>
+          <w:rFonts w:ascii="Source Sans Pro" w:eastAsia="Source Sans Pro" w:hAnsi="Source Sans Pro" w:cs="Source Sans Pro"/>
+          <w:color w:val="000000"/>
+          <w:sz w:val="19"/>
+          <w:szCs w:val="19"/>
+        </w:rPr>
+        <w:t>Deployed Telegram bot interface enabling analysts to submit URLs for live IOC enrichment; supports bulk CSV input/output for incident response workflows and includes OSINT enrichment via theHarvester for domain profiling.</w:t>
       </w:r>
     </w:p>
     <w:p>
@@ -743,7 +742,7 @@
         <w:pBdr>
           <w:bottom w:val="single" w:sz="6" w:space="1" w:color="000000"/>
         </w:pBdr>
-        <w:spacing w:before="35" w:after="35"/>
+        <w:spacing w:before="158" w:after="55"/>
         <w:rPr>
           <w:rFonts w:ascii="Source Sans Pro" w:eastAsia="Source Sans Pro" w:hAnsi="Source Sans Pro" w:cs="Source Sans Pro"/>
           <w:b/>
@@ -759,7 +758,7 @@
         <w:pBdr>
           <w:bottom w:val="single" w:sz="6" w:space="1" w:color="000000"/>
         </w:pBdr>
-        <w:spacing w:before="159" w:after="0"/>
+        <w:spacing w:before="167" w:after="52"/>
       </w:pPr>
       <w:r>
         <w:rPr>
@@ -775,7 +774,7 @@
     </w:p>
     <w:p>
       <w:pPr>
-        <w:spacing w:before="59" w:after="59"/>
+        <w:spacing w:before="27" w:after="27"/>
       </w:pPr>
       <w:r>
         <w:rPr>
@@ -797,7 +796,7 @@
     </w:p>
     <w:p>
       <w:pPr>
-        <w:spacing w:before="59" w:after="59"/>
+        <w:spacing w:before="27" w:after="27"/>
       </w:pPr>
       <w:r>
         <w:rPr>
@@ -819,7 +818,7 @@
     </w:p>
     <w:p>
       <w:pPr>
-        <w:spacing w:before="59" w:after="59"/>
+        <w:spacing w:before="27" w:after="27"/>
       </w:pPr>
       <w:r>
         <w:rPr>
@@ -841,7 +840,7 @@
     </w:p>
     <w:p>
       <w:pPr>
-        <w:spacing w:before="59" w:after="59"/>
+        <w:spacing w:before="27" w:after="27"/>
       </w:pPr>
       <w:r>
         <w:rPr>
@@ -858,12 +857,12 @@
           <w:sz w:val="19"/>
           <w:szCs w:val="19"/>
         </w:rPr>
-        <w:t>Windows internals, Linux fundamentals, TCP/IP, DNS, HTTP/S, IDS/IPS, AWS (IAM, CloudTrail, GuardDuty), cloud security posture</w:t>
-      </w:r>
-    </w:p>
-    <w:p>
-      <w:pPr>
-        <w:spacing w:before="59" w:after="59"/>
+        <w:t>Windows internals, Linux fundamentals, TCP/IP, DNS, HTTP/S, firewall and IDS/IPS concepts</w:t>
+      </w:r>
+    </w:p>
+    <w:p>
+      <w:pPr>
+        <w:spacing w:before="27" w:after="27"/>
       </w:pPr>
       <w:r>
         <w:rPr>
@@ -880,7 +879,7 @@
           <w:sz w:val="19"/>
           <w:szCs w:val="19"/>
         </w:rPr>
-        <w:t>Python, Bash (basic), boto3, regular expressions</w:t>
+        <w:t>Python, Bash (basic), regular expressions</w:t>
       </w:r>
     </w:p>
     <w:p>
@@ -888,7 +887,7 @@
         <w:pBdr>
           <w:bottom w:val="single" w:sz="6" w:space="1" w:color="000000"/>
         </w:pBdr>
-        <w:spacing w:before="35" w:after="35"/>
+        <w:spacing w:before="158" w:after="55"/>
         <w:rPr>
           <w:rFonts w:ascii="Source Sans Pro" w:eastAsia="Source Sans Pro" w:hAnsi="Source Sans Pro" w:cs="Source Sans Pro"/>
           <w:b/>
@@ -904,7 +903,7 @@
         <w:pBdr>
           <w:bottom w:val="single" w:sz="6" w:space="1" w:color="000000"/>
         </w:pBdr>
-        <w:spacing w:before="159" w:after="0"/>
+        <w:spacing w:before="167" w:after="52"/>
       </w:pPr>
       <w:r>
         <w:rPr>
@@ -925,7 +924,7 @@
           <w:ilvl w:val="0"/>
           <w:numId w:val="2"/>
         </w:numPr>
-        <w:spacing w:before="13" w:after="42"/>
+        <w:spacing w:before="13" w:after="15"/>
       </w:pPr>
       <w:r>
         <w:rPr>
@@ -944,7 +943,7 @@
           <w:ilvl w:val="0"/>
           <w:numId w:val="2"/>
         </w:numPr>
-        <w:spacing w:before="13" w:after="42"/>
+        <w:spacing w:before="13" w:after="15"/>
       </w:pPr>
       <w:r>
         <w:rPr>

--- a/resumes/Akshay_P_Resume.docx
+++ b/resumes/Akshay_P_Resume.docx
@@ -4,7 +4,7 @@
   <w:body>
     <w:p>
       <w:pPr>
-        <w:spacing w:after="44"/>
+        <w:spacing w:after="0" w:before="20"/>
         <w:jc w:val="center"/>
       </w:pPr>
       <w:r>
@@ -21,6 +21,7 @@
     </w:p>
     <w:p>
       <w:pPr>
+        <w:spacing w:before="20" w:after="0"/>
         <w:jc w:val="center"/>
       </w:pPr>
       <w:r>
@@ -116,7 +117,7 @@
         <w:pBdr>
           <w:bottom w:val="single" w:sz="6" w:space="1" w:color="000000"/>
         </w:pBdr>
-        <w:spacing w:before="396" w:after="52"/>
+        <w:spacing w:before="183" w:after="0"/>
       </w:pPr>
       <w:r>
         <w:rPr>
@@ -135,7 +136,7 @@
         <w:tabs>
           <w:tab w:val="right" w:pos="10800"/>
         </w:tabs>
-        <w:spacing w:before="62"/>
+        <w:spacing w:before="20" w:after="0"/>
       </w:pPr>
       <w:r>
         <w:rPr>
@@ -170,7 +171,7 @@
     </w:p>
     <w:p>
       <w:pPr>
-        <w:spacing w:before="8"/>
+        <w:spacing w:before="8" w:after="0"/>
       </w:pPr>
       <w:r>
         <w:rPr>
@@ -189,7 +190,7 @@
         <w:tabs>
           <w:tab w:val="right" w:pos="10800"/>
         </w:tabs>
-        <w:spacing w:before="62"/>
+        <w:spacing w:before="20" w:after="0"/>
       </w:pPr>
       <w:r>
         <w:rPr>
@@ -224,7 +225,7 @@
     </w:p>
     <w:p>
       <w:pPr>
-        <w:spacing w:before="8"/>
+        <w:spacing w:before="8" w:after="0"/>
       </w:pPr>
       <w:r>
         <w:rPr>
@@ -243,7 +244,7 @@
         <w:tabs>
           <w:tab w:val="right" w:pos="10800"/>
         </w:tabs>
-        <w:spacing w:before="62"/>
+        <w:spacing w:before="20" w:after="0"/>
       </w:pPr>
       <w:r>
         <w:rPr>
@@ -278,7 +279,7 @@
     </w:p>
     <w:p>
       <w:pPr>
-        <w:spacing w:before="8"/>
+        <w:spacing w:before="8" w:after="0"/>
       </w:pPr>
       <w:r>
         <w:rPr>
@@ -294,7 +295,7 @@
     </w:p>
     <w:p>
       <w:pPr>
-        <w:spacing w:before="17" w:after="9"/>
+        <w:spacing w:before="41" w:after="41"/>
       </w:pPr>
     </w:p>
     <w:p>
@@ -302,7 +303,7 @@
         <w:pBdr>
           <w:bottom w:val="single" w:sz="6" w:space="1" w:color="000000"/>
         </w:pBdr>
-        <w:spacing w:before="191" w:after="52"/>
+        <w:spacing w:before="183" w:after="0"/>
       </w:pPr>
       <w:r>
         <w:rPr>
@@ -321,7 +322,7 @@
         <w:tabs>
           <w:tab w:val="right" w:pos="10800"/>
         </w:tabs>
-        <w:spacing w:before="62"/>
+        <w:spacing w:before="20" w:after="0"/>
       </w:pPr>
       <w:r>
         <w:rPr>
@@ -367,7 +368,7 @@
         <w:tabs>
           <w:tab w:val="right" w:pos="10800"/>
         </w:tabs>
-        <w:spacing w:before="8"/>
+        <w:spacing w:before="8" w:after="0"/>
         <w:rPr>
           <w:rFonts w:ascii="Source Sans Pro Light" w:hAnsi="Source Sans Pro Light"/>
           <w:i/>
@@ -420,16 +421,16 @@
           <w:ilvl w:val="0"/>
           <w:numId w:val="2"/>
         </w:numPr>
-        <w:spacing w:before="13" w:after="21"/>
-      </w:pPr>
-      <w:r>
-        <w:rPr>
-          <w:rFonts w:ascii="Source Sans Pro" w:eastAsia="Source Sans Pro" w:hAnsi="Source Sans Pro" w:cs="Source Sans Pro"/>
-          <w:color w:val="000000"/>
-          <w:sz w:val="19"/>
-          <w:szCs w:val="19"/>
-        </w:rPr>
-        <w:t>Triaged 50+ weekly inventory reimbursement cases by severity and policy eligibility, routing high-risk claims to senior review within same-day SLA with no escalation omissions.</w:t>
+        <w:spacing w:before="13" w:after="47"/>
+      </w:pPr>
+      <w:r>
+        <w:rPr>
+          <w:rFonts w:ascii="Source Sans Pro" w:eastAsia="Source Sans Pro" w:hAnsi="Source Sans Pro" w:cs="Source Sans Pro"/>
+          <w:color w:val="000000"/>
+          <w:sz w:val="19"/>
+          <w:szCs w:val="19"/>
+        </w:rPr>
+        <w:t>Triaged 50+ weekly inventory reimbursement cases by severity and policy eligibility, applying risk prioritization and SLA discipline, producing audit‑ready triage logs.</w:t>
       </w:r>
     </w:p>
     <w:p>
@@ -439,16 +440,16 @@
           <w:ilvl w:val="0"/>
           <w:numId w:val="2"/>
         </w:numPr>
-        <w:spacing w:before="13" w:after="21"/>
-      </w:pPr>
-      <w:r>
-        <w:rPr>
-          <w:rFonts w:ascii="Source Sans Pro" w:eastAsia="Source Sans Pro" w:hAnsi="Source Sans Pro" w:cs="Source Sans Pro"/>
-          <w:color w:val="000000"/>
-          <w:sz w:val="19"/>
-          <w:szCs w:val="19"/>
-        </w:rPr>
-        <w:t>Investigated seller claims for policy violations and anomalous patterns across 200+ weekly cases; documented root-cause findings with supporting evidence for senior reviewer sign-off.</w:t>
+        <w:spacing w:before="13" w:after="47"/>
+      </w:pPr>
+      <w:r>
+        <w:rPr>
+          <w:rFonts w:ascii="Source Sans Pro" w:eastAsia="Source Sans Pro" w:hAnsi="Source Sans Pro" w:cs="Source Sans Pro"/>
+          <w:color w:val="000000"/>
+          <w:sz w:val="19"/>
+          <w:szCs w:val="19"/>
+        </w:rPr>
+        <w:t>Investigated root causes of seller claims, identified policy violations and anomalous patterns, escalating findings to senior reviewers for risk management decisions, generating escalation tickets.</w:t>
       </w:r>
     </w:p>
     <w:p>
@@ -458,16 +459,16 @@
           <w:ilvl w:val="0"/>
           <w:numId w:val="2"/>
         </w:numPr>
-        <w:spacing w:before="13" w:after="21"/>
-      </w:pPr>
-      <w:r>
-        <w:rPr>
-          <w:rFonts w:ascii="Source Sans Pro" w:eastAsia="Source Sans Pro" w:hAnsi="Source Sans Pro" w:cs="Source Sans Pro"/>
-          <w:color w:val="000000"/>
-          <w:sz w:val="19"/>
-          <w:szCs w:val="19"/>
-        </w:rPr>
-        <w:t>Maintained structured case records capturing investigation rationale, policy evidence, and corrective actions, producing audit-ready documentation for compliance review.</w:t>
+        <w:spacing w:before="13" w:after="47"/>
+      </w:pPr>
+      <w:r>
+        <w:rPr>
+          <w:rFonts w:ascii="Source Sans Pro" w:eastAsia="Source Sans Pro" w:hAnsi="Source Sans Pro" w:cs="Source Sans Pro"/>
+          <w:color w:val="000000"/>
+          <w:sz w:val="19"/>
+          <w:szCs w:val="19"/>
+        </w:rPr>
+        <w:t>Documented investigation findings, evidence notes, and corrective actions in audit‑ready case files, creating control evidence for compliance tracking and decision trails.</w:t>
       </w:r>
     </w:p>
     <w:p>
@@ -477,7 +478,7 @@
           <w:ilvl w:val="0"/>
           <w:numId w:val="2"/>
         </w:numPr>
-        <w:spacing w:before="13" w:after="21"/>
+        <w:spacing w:before="13" w:after="47"/>
       </w:pPr>
       <w:r>
         <w:rPr>
@@ -494,7 +495,7 @@
         <w:pBdr>
           <w:bottom w:val="single" w:sz="6" w:space="1" w:color="000000"/>
         </w:pBdr>
-        <w:spacing w:before="164" w:after="61"/>
+        <w:spacing w:before="41" w:after="41"/>
         <w:rPr>
           <w:rFonts w:ascii="Source Sans Pro" w:eastAsia="Source Sans Pro" w:hAnsi="Source Sans Pro" w:cs="Source Sans Pro"/>
           <w:b/>
@@ -510,7 +511,7 @@
         <w:pBdr>
           <w:bottom w:val="single" w:sz="6" w:space="1" w:color="000000"/>
         </w:pBdr>
-        <w:spacing w:before="191" w:after="52"/>
+        <w:spacing w:before="183" w:after="0"/>
       </w:pPr>
       <w:r>
         <w:rPr>
@@ -529,7 +530,7 @@
         <w:tabs>
           <w:tab w:val="right" w:pos="10800"/>
         </w:tabs>
-        <w:spacing w:before="62"/>
+        <w:spacing w:before="20" w:after="0"/>
       </w:pPr>
       <w:hyperlink r:id="rId8">
         <w:r>
@@ -578,16 +579,16 @@
           <w:ilvl w:val="0"/>
           <w:numId w:val="2"/>
         </w:numPr>
-        <w:spacing w:before="13" w:after="21"/>
-      </w:pPr>
-      <w:r>
-        <w:rPr>
-          <w:rFonts w:ascii="Source Sans Pro" w:eastAsia="Source Sans Pro" w:hAnsi="Source Sans Pro" w:cs="Source Sans Pro"/>
-          <w:color w:val="000000"/>
-          <w:sz w:val="19"/>
-          <w:szCs w:val="19"/>
-        </w:rPr>
-        <w:t>Built multi-source risk assessment pipeline: submits vendor domains and IPs to VirusTotal, AbuseIPDB, and URLScan.io; cross-references WHOIS registration age, DNS records, and SSL certificate details for third-party due diligence.</w:t>
+        <w:spacing w:before="13" w:after="47"/>
+      </w:pPr>
+      <w:r>
+        <w:rPr>
+          <w:rFonts w:ascii="Source Sans Pro" w:eastAsia="Source Sans Pro" w:hAnsi="Source Sans Pro" w:cs="Source Sans Pro"/>
+          <w:color w:val="000000"/>
+          <w:sz w:val="19"/>
+          <w:szCs w:val="19"/>
+        </w:rPr>
+        <w:t>Built multi-API threat intelligence pipeline in Python that submits suspicious URLs and IPs to VirusTotal, AbuseIPDB and URLScan.io and cross‑references WHOIS registration age, DNS records and SSL details to produce a phishing analysis report.</w:t>
       </w:r>
     </w:p>
     <w:p>
@@ -597,16 +598,16 @@
           <w:ilvl w:val="0"/>
           <w:numId w:val="2"/>
         </w:numPr>
-        <w:spacing w:before="13" w:after="21"/>
-      </w:pPr>
-      <w:r>
-        <w:rPr>
-          <w:rFonts w:ascii="Source Sans Pro" w:eastAsia="Source Sans Pro" w:hAnsi="Source Sans Pro" w:cs="Source Sans Pro"/>
-          <w:color w:val="000000"/>
-          <w:sz w:val="19"/>
-          <w:szCs w:val="19"/>
-        </w:rPr>
-        <w:t>Implemented domain reputation assessment tool generating typosquatting variants of monitored domains and checking live DNS resolution for vendor and partner ecosystem review.</w:t>
+        <w:spacing w:before="13" w:after="47"/>
+      </w:pPr>
+      <w:r>
+        <w:rPr>
+          <w:rFonts w:ascii="Source Sans Pro" w:eastAsia="Source Sans Pro" w:hAnsi="Source Sans Pro" w:cs="Source Sans Pro"/>
+          <w:color w:val="000000"/>
+          <w:sz w:val="19"/>
+          <w:szCs w:val="19"/>
+        </w:rPr>
+        <w:t>Implemented a typosquatting domain detector in Python that generates character‑substitution variants of brand domains, resolves them via live DNS queries and outputs a typosquatting detection list for brand‑impersonation analysis.</w:t>
       </w:r>
     </w:p>
     <w:p>
@@ -616,21 +617,21 @@
           <w:ilvl w:val="0"/>
           <w:numId w:val="2"/>
         </w:numPr>
-        <w:spacing w:before="13" w:after="21"/>
-      </w:pPr>
-      <w:r>
-        <w:rPr>
-          <w:rFonts w:ascii="Source Sans Pro" w:eastAsia="Source Sans Pro" w:hAnsi="Source Sans Pro" w:cs="Source Sans Pro"/>
-          <w:color w:val="000000"/>
-          <w:sz w:val="19"/>
-          <w:szCs w:val="19"/>
-        </w:rPr>
-        <w:t>Deployed automated risk assessment interface via Telegram bot enabling analysts to submit domains for enrichment; supports bulk CSV input/output for vendor risk assessment workflows and includes OSINT enrichment via theHarvester for domain profiling.</w:t>
-      </w:r>
-    </w:p>
-    <w:p>
-      <w:pPr>
-        <w:spacing w:before="39" w:after="9"/>
+        <w:spacing w:before="13" w:after="47"/>
+      </w:pPr>
+      <w:r>
+        <w:rPr>
+          <w:rFonts w:ascii="Source Sans Pro" w:eastAsia="Source Sans Pro" w:hAnsi="Source Sans Pro" w:cs="Source Sans Pro"/>
+          <w:color w:val="000000"/>
+          <w:sz w:val="19"/>
+          <w:szCs w:val="19"/>
+        </w:rPr>
+        <w:t>Deployed a Telegram bot interface written in Python that accepts analyst‑submitted URLs, enriches them with OSINT data from theHarvester and returns an enriched IOC package supporting bulk CSV input and output for incident response workflows.</w:t>
+      </w:r>
+    </w:p>
+    <w:p>
+      <w:pPr>
+        <w:spacing w:before="41" w:after="41"/>
       </w:pPr>
     </w:p>
     <w:p>
@@ -638,7 +639,7 @@
         <w:tabs>
           <w:tab w:val="right" w:pos="10800"/>
         </w:tabs>
-        <w:spacing w:before="30"/>
+        <w:spacing w:before="30" w:after="0"/>
       </w:pPr>
       <w:hyperlink r:id="rId9">
         <w:r>
@@ -687,16 +688,16 @@
           <w:ilvl w:val="0"/>
           <w:numId w:val="2"/>
         </w:numPr>
-        <w:spacing w:before="13" w:after="21"/>
-      </w:pPr>
-      <w:r>
-        <w:rPr>
-          <w:rFonts w:ascii="Source Sans Pro" w:eastAsia="Source Sans Pro" w:hAnsi="Source Sans Pro" w:cs="Source Sans Pro"/>
-          <w:color w:val="000000"/>
-          <w:sz w:val="19"/>
-          <w:szCs w:val="19"/>
-        </w:rPr>
-        <w:t>Built automated vulnerability assessment pipeline integrating Nessus and OpenVAS APIs in Python; generated audit-ready CVE reports classified by CVSS severity with EPSS context from the FIRST.org API.</w:t>
+        <w:spacing w:before="13" w:after="47"/>
+      </w:pPr>
+      <w:r>
+        <w:rPr>
+          <w:rFonts w:ascii="Source Sans Pro" w:eastAsia="Source Sans Pro" w:hAnsi="Source Sans Pro" w:cs="Source Sans Pro"/>
+          <w:color w:val="000000"/>
+          <w:sz w:val="19"/>
+          <w:szCs w:val="19"/>
+        </w:rPr>
+        <w:t>Built an automated vulnerability assessment pipeline in Python that integrates Nessus and OpenVAS REST APIs, pulls CVE data from the NVD API and adds EPSS context from the FIRST.org API to generate a classified CVE report.</w:t>
       </w:r>
     </w:p>
     <w:p>
@@ -706,16 +707,16 @@
           <w:ilvl w:val="0"/>
           <w:numId w:val="2"/>
         </w:numPr>
-        <w:spacing w:before="13" w:after="21"/>
-      </w:pPr>
-      <w:r>
-        <w:rPr>
-          <w:rFonts w:ascii="Source Sans Pro" w:eastAsia="Source Sans Pro" w:hAnsi="Source Sans Pro" w:cs="Source Sans Pro"/>
-          <w:color w:val="000000"/>
-          <w:sz w:val="19"/>
-          <w:szCs w:val="19"/>
-        </w:rPr>
-        <w:t>Developed OWASP Top 10 automated compliance checker validating web application security controls against regulatory requirements; documented vulnerability-to-remediation audit trails including SQL injection evidence and parameterised query fixes.</w:t>
+        <w:spacing w:before="13" w:after="47"/>
+      </w:pPr>
+      <w:r>
+        <w:rPr>
+          <w:rFonts w:ascii="Source Sans Pro" w:eastAsia="Source Sans Pro" w:hAnsi="Source Sans Pro" w:cs="Source Sans Pro"/>
+          <w:color w:val="000000"/>
+          <w:sz w:val="19"/>
+          <w:szCs w:val="19"/>
+        </w:rPr>
+        <w:t>Developed an OWASP Top 10 automated web checker in Python that sends crafted HTTP requests to detect injection, broken authentication and SSRF vulnerabilities and documents findings in a SQL injection exploit and remediation guide.</w:t>
       </w:r>
     </w:p>
     <w:p>
@@ -725,16 +726,16 @@
           <w:ilvl w:val="0"/>
           <w:numId w:val="2"/>
         </w:numPr>
-        <w:spacing w:before="13" w:after="21"/>
-      </w:pPr>
-      <w:r>
-        <w:rPr>
-          <w:rFonts w:ascii="Source Sans Pro" w:eastAsia="Source Sans Pro" w:hAnsi="Source Sans Pro" w:cs="Source Sans Pro"/>
-          <w:color w:val="000000"/>
-          <w:sz w:val="19"/>
-          <w:szCs w:val="19"/>
-        </w:rPr>
-        <w:t>Automated compliance scan scheduling via Bash and cron; built delta-scan logic to track remediation progress and organize audit evidence for patch compliance review.</w:t>
+        <w:spacing w:before="13" w:after="47"/>
+      </w:pPr>
+      <w:r>
+        <w:rPr>
+          <w:rFonts w:ascii="Source Sans Pro" w:eastAsia="Source Sans Pro" w:hAnsi="Source Sans Pro" w:cs="Source Sans Pro"/>
+          <w:color w:val="000000"/>
+          <w:sz w:val="19"/>
+          <w:szCs w:val="19"/>
+        </w:rPr>
+        <w:t>Automated scan scheduling with Bash scripts and cron, added delta‑scan logic to flag newly discovered CVEs and organized patch compliance tracking evidence in a centralized repository.</w:t>
       </w:r>
     </w:p>
     <w:p>
@@ -742,7 +743,7 @@
         <w:pBdr>
           <w:bottom w:val="single" w:sz="6" w:space="1" w:color="000000"/>
         </w:pBdr>
-        <w:spacing w:before="164" w:after="61"/>
+        <w:spacing w:before="41" w:after="41"/>
         <w:rPr>
           <w:rFonts w:ascii="Source Sans Pro" w:eastAsia="Source Sans Pro" w:hAnsi="Source Sans Pro" w:cs="Source Sans Pro"/>
           <w:b/>
@@ -758,7 +759,7 @@
         <w:pBdr>
           <w:bottom w:val="single" w:sz="6" w:space="1" w:color="000000"/>
         </w:pBdr>
-        <w:spacing w:before="191" w:after="52"/>
+        <w:spacing w:before="183" w:after="0"/>
       </w:pPr>
       <w:r>
         <w:rPr>
@@ -774,7 +775,7 @@
     </w:p>
     <w:p>
       <w:pPr>
-        <w:spacing w:before="33" w:after="33"/>
+        <w:spacing w:before="65" w:after="65"/>
       </w:pPr>
       <w:r>
         <w:rPr>
@@ -796,7 +797,7 @@
     </w:p>
     <w:p>
       <w:pPr>
-        <w:spacing w:before="33" w:after="33"/>
+        <w:spacing w:before="65" w:after="65"/>
       </w:pPr>
       <w:r>
         <w:rPr>
@@ -818,7 +819,7 @@
     </w:p>
     <w:p>
       <w:pPr>
-        <w:spacing w:before="33" w:after="33"/>
+        <w:spacing w:before="65" w:after="65"/>
       </w:pPr>
       <w:r>
         <w:rPr>
@@ -840,7 +841,7 @@
     </w:p>
     <w:p>
       <w:pPr>
-        <w:spacing w:before="33" w:after="33"/>
+        <w:spacing w:before="65" w:after="65"/>
       </w:pPr>
       <w:r>
         <w:rPr>
@@ -862,7 +863,7 @@
     </w:p>
     <w:p>
       <w:pPr>
-        <w:spacing w:before="33" w:after="33"/>
+        <w:spacing w:before="65" w:after="65"/>
       </w:pPr>
       <w:r>
         <w:rPr>
@@ -887,7 +888,7 @@
         <w:pBdr>
           <w:bottom w:val="single" w:sz="6" w:space="1" w:color="000000"/>
         </w:pBdr>
-        <w:spacing w:before="164" w:after="61"/>
+        <w:spacing w:before="41" w:after="41"/>
         <w:rPr>
           <w:rFonts w:ascii="Source Sans Pro" w:eastAsia="Source Sans Pro" w:hAnsi="Source Sans Pro" w:cs="Source Sans Pro"/>
           <w:b/>
@@ -903,7 +904,7 @@
         <w:pBdr>
           <w:bottom w:val="single" w:sz="6" w:space="1" w:color="000000"/>
         </w:pBdr>
-        <w:spacing w:before="191" w:after="52"/>
+        <w:spacing w:before="183" w:after="0"/>
       </w:pPr>
       <w:r>
         <w:rPr>
@@ -924,7 +925,7 @@
           <w:ilvl w:val="0"/>
           <w:numId w:val="2"/>
         </w:numPr>
-        <w:spacing w:before="13" w:after="21"/>
+        <w:spacing w:before="13" w:after="47"/>
       </w:pPr>
       <w:r>
         <w:rPr>
@@ -943,7 +944,7 @@
           <w:ilvl w:val="0"/>
           <w:numId w:val="2"/>
         </w:numPr>
-        <w:spacing w:before="13" w:after="21"/>
+        <w:spacing w:before="13" w:after="47"/>
       </w:pPr>
       <w:r>
         <w:rPr>

--- a/resumes/Akshay_P_Resume.docx
+++ b/resumes/Akshay_P_Resume.docx
@@ -4,7 +4,7 @@
   <w:body>
     <w:p>
       <w:pPr>
-        <w:spacing w:after="0" w:before="20"/>
+        <w:spacing w:after="44"/>
         <w:jc w:val="center"/>
       </w:pPr>
       <w:r>
@@ -21,7 +21,6 @@
     </w:p>
     <w:p>
       <w:pPr>
-        <w:spacing w:before="20" w:after="0"/>
         <w:jc w:val="center"/>
       </w:pPr>
       <w:r>
@@ -117,7 +116,7 @@
         <w:pBdr>
           <w:bottom w:val="single" w:sz="6" w:space="1" w:color="000000"/>
         </w:pBdr>
-        <w:spacing w:before="183" w:after="0"/>
+        <w:spacing w:before="396" w:after="52"/>
       </w:pPr>
       <w:r>
         <w:rPr>
@@ -136,7 +135,7 @@
         <w:tabs>
           <w:tab w:val="right" w:pos="10800"/>
         </w:tabs>
-        <w:spacing w:before="20" w:after="0"/>
+        <w:spacing w:before="62"/>
       </w:pPr>
       <w:r>
         <w:rPr>
@@ -171,7 +170,7 @@
     </w:p>
     <w:p>
       <w:pPr>
-        <w:spacing w:before="8" w:after="0"/>
+        <w:spacing w:before="8"/>
       </w:pPr>
       <w:r>
         <w:rPr>
@@ -190,7 +189,7 @@
         <w:tabs>
           <w:tab w:val="right" w:pos="10800"/>
         </w:tabs>
-        <w:spacing w:before="20" w:after="0"/>
+        <w:spacing w:before="62"/>
       </w:pPr>
       <w:r>
         <w:rPr>
@@ -225,7 +224,7 @@
     </w:p>
     <w:p>
       <w:pPr>
-        <w:spacing w:before="8" w:after="0"/>
+        <w:spacing w:before="8"/>
       </w:pPr>
       <w:r>
         <w:rPr>
@@ -244,7 +243,7 @@
         <w:tabs>
           <w:tab w:val="right" w:pos="10800"/>
         </w:tabs>
-        <w:spacing w:before="20" w:after="0"/>
+        <w:spacing w:before="62"/>
       </w:pPr>
       <w:r>
         <w:rPr>
@@ -279,7 +278,7 @@
     </w:p>
     <w:p>
       <w:pPr>
-        <w:spacing w:before="8" w:after="0"/>
+        <w:spacing w:before="8"/>
       </w:pPr>
       <w:r>
         <w:rPr>
@@ -295,7 +294,7 @@
     </w:p>
     <w:p>
       <w:pPr>
-        <w:spacing w:before="41" w:after="41"/>
+        <w:spacing w:before="17" w:after="9"/>
       </w:pPr>
     </w:p>
     <w:p>
@@ -303,7 +302,7 @@
         <w:pBdr>
           <w:bottom w:val="single" w:sz="6" w:space="1" w:color="000000"/>
         </w:pBdr>
-        <w:spacing w:before="183" w:after="0"/>
+        <w:spacing w:before="191" w:after="52"/>
       </w:pPr>
       <w:r>
         <w:rPr>
@@ -322,7 +321,7 @@
         <w:tabs>
           <w:tab w:val="right" w:pos="10800"/>
         </w:tabs>
-        <w:spacing w:before="20" w:after="0"/>
+        <w:spacing w:before="62"/>
       </w:pPr>
       <w:r>
         <w:rPr>
@@ -368,7 +367,7 @@
         <w:tabs>
           <w:tab w:val="right" w:pos="10800"/>
         </w:tabs>
-        <w:spacing w:before="8" w:after="0"/>
+        <w:spacing w:before="8"/>
         <w:rPr>
           <w:rFonts w:ascii="Source Sans Pro Light" w:hAnsi="Source Sans Pro Light"/>
           <w:i/>
@@ -421,16 +420,16 @@
           <w:ilvl w:val="0"/>
           <w:numId w:val="2"/>
         </w:numPr>
-        <w:spacing w:before="13" w:after="47"/>
-      </w:pPr>
-      <w:r>
-        <w:rPr>
-          <w:rFonts w:ascii="Source Sans Pro" w:eastAsia="Source Sans Pro" w:hAnsi="Source Sans Pro" w:cs="Source Sans Pro"/>
-          <w:color w:val="000000"/>
-          <w:sz w:val="19"/>
-          <w:szCs w:val="19"/>
-        </w:rPr>
-        <w:t>Triaged 50+ weekly inventory reimbursement cases by severity and policy eligibility, applying risk prioritization and SLA discipline, producing audit‑ready triage logs.</w:t>
+        <w:spacing w:before="13" w:after="21"/>
+      </w:pPr>
+      <w:r>
+        <w:rPr>
+          <w:rFonts w:ascii="Source Sans Pro" w:eastAsia="Source Sans Pro" w:hAnsi="Source Sans Pro" w:cs="Source Sans Pro"/>
+          <w:color w:val="000000"/>
+          <w:sz w:val="19"/>
+          <w:szCs w:val="19"/>
+        </w:rPr>
+        <w:t>Triaged 50+ weekly inventory reimbursement cases by severity and policy eligibility, applying structured triage, escalation and decision workflows to build a compliance case log</w:t>
       </w:r>
     </w:p>
     <w:p>
@@ -440,16 +439,16 @@
           <w:ilvl w:val="0"/>
           <w:numId w:val="2"/>
         </w:numPr>
-        <w:spacing w:before="13" w:after="47"/>
-      </w:pPr>
-      <w:r>
-        <w:rPr>
-          <w:rFonts w:ascii="Source Sans Pro" w:eastAsia="Source Sans Pro" w:hAnsi="Source Sans Pro" w:cs="Source Sans Pro"/>
-          <w:color w:val="000000"/>
-          <w:sz w:val="19"/>
-          <w:szCs w:val="19"/>
-        </w:rPr>
-        <w:t>Investigated root causes of seller claims, identified policy violations and anomalous patterns, escalating findings to senior reviewers for risk management decisions, generating escalation tickets.</w:t>
+        <w:spacing w:before="13" w:after="21"/>
+      </w:pPr>
+      <w:r>
+        <w:rPr>
+          <w:rFonts w:ascii="Source Sans Pro" w:eastAsia="Source Sans Pro" w:hAnsi="Source Sans Pro" w:cs="Source Sans Pro"/>
+          <w:color w:val="000000"/>
+          <w:sz w:val="19"/>
+          <w:szCs w:val="19"/>
+        </w:rPr>
+        <w:t>Investigated root causes of seller claims, identified policy violations and anomalous activity, and escalated findings to senior reviewers as a formal escalation report</w:t>
       </w:r>
     </w:p>
     <w:p>
@@ -459,16 +458,16 @@
           <w:ilvl w:val="0"/>
           <w:numId w:val="2"/>
         </w:numPr>
-        <w:spacing w:before="13" w:after="47"/>
-      </w:pPr>
-      <w:r>
-        <w:rPr>
-          <w:rFonts w:ascii="Source Sans Pro" w:eastAsia="Source Sans Pro" w:hAnsi="Source Sans Pro" w:cs="Source Sans Pro"/>
-          <w:color w:val="000000"/>
-          <w:sz w:val="19"/>
-          <w:szCs w:val="19"/>
-        </w:rPr>
-        <w:t>Documented investigation findings, evidence notes, and corrective actions in audit‑ready case files, creating control evidence for compliance tracking and decision trails.</w:t>
+        <w:spacing w:before="13" w:after="21"/>
+      </w:pPr>
+      <w:r>
+        <w:rPr>
+          <w:rFonts w:ascii="Source Sans Pro" w:eastAsia="Source Sans Pro" w:hAnsi="Source Sans Pro" w:cs="Source Sans Pro"/>
+          <w:color w:val="000000"/>
+          <w:sz w:val="19"/>
+          <w:szCs w:val="19"/>
+        </w:rPr>
+        <w:t>Documented audit‑ready case files with investigation findings, evidence notes and corrective actions, creating a decision‑trail audit docket</w:t>
       </w:r>
     </w:p>
     <w:p>
@@ -478,7 +477,7 @@
           <w:ilvl w:val="0"/>
           <w:numId w:val="2"/>
         </w:numPr>
-        <w:spacing w:before="13" w:after="47"/>
+        <w:spacing w:before="13" w:after="21"/>
       </w:pPr>
       <w:r>
         <w:rPr>
@@ -495,7 +494,7 @@
         <w:pBdr>
           <w:bottom w:val="single" w:sz="6" w:space="1" w:color="000000"/>
         </w:pBdr>
-        <w:spacing w:before="41" w:after="41"/>
+        <w:spacing w:before="164" w:after="61"/>
         <w:rPr>
           <w:rFonts w:ascii="Source Sans Pro" w:eastAsia="Source Sans Pro" w:hAnsi="Source Sans Pro" w:cs="Source Sans Pro"/>
           <w:b/>
@@ -511,7 +510,7 @@
         <w:pBdr>
           <w:bottom w:val="single" w:sz="6" w:space="1" w:color="000000"/>
         </w:pBdr>
-        <w:spacing w:before="183" w:after="0"/>
+        <w:spacing w:before="191" w:after="52"/>
       </w:pPr>
       <w:r>
         <w:rPr>
@@ -530,7 +529,7 @@
         <w:tabs>
           <w:tab w:val="right" w:pos="10800"/>
         </w:tabs>
-        <w:spacing w:before="20" w:after="0"/>
+        <w:spacing w:before="62"/>
       </w:pPr>
       <w:hyperlink r:id="rId8">
         <w:r>
@@ -579,16 +578,16 @@
           <w:ilvl w:val="0"/>
           <w:numId w:val="2"/>
         </w:numPr>
-        <w:spacing w:before="13" w:after="47"/>
-      </w:pPr>
-      <w:r>
-        <w:rPr>
-          <w:rFonts w:ascii="Source Sans Pro" w:eastAsia="Source Sans Pro" w:hAnsi="Source Sans Pro" w:cs="Source Sans Pro"/>
-          <w:color w:val="000000"/>
-          <w:sz w:val="19"/>
-          <w:szCs w:val="19"/>
-        </w:rPr>
-        <w:t>Built multi-API threat intelligence pipeline in Python that submits suspicious URLs and IPs to VirusTotal, AbuseIPDB and URLScan.io and cross‑references WHOIS registration age, DNS records and SSL details to produce a phishing analysis report.</w:t>
+        <w:spacing w:before="13" w:after="21"/>
+      </w:pPr>
+      <w:r>
+        <w:rPr>
+          <w:rFonts w:ascii="Source Sans Pro" w:eastAsia="Source Sans Pro" w:hAnsi="Source Sans Pro" w:cs="Source Sans Pro"/>
+          <w:color w:val="000000"/>
+          <w:sz w:val="19"/>
+          <w:szCs w:val="19"/>
+        </w:rPr>
+        <w:t>Built multi-API threat intelligence pipeline in Python that submits suspicious URLs and IPs to VirusTotal API, AbuseIPDB, and URLScan.io and cross‑references WHOIS registration age, DNS records, and SSL details to generate a phishing analysis report.</w:t>
       </w:r>
     </w:p>
     <w:p>
@@ -598,16 +597,16 @@
           <w:ilvl w:val="0"/>
           <w:numId w:val="2"/>
         </w:numPr>
-        <w:spacing w:before="13" w:after="47"/>
-      </w:pPr>
-      <w:r>
-        <w:rPr>
-          <w:rFonts w:ascii="Source Sans Pro" w:eastAsia="Source Sans Pro" w:hAnsi="Source Sans Pro" w:cs="Source Sans Pro"/>
-          <w:color w:val="000000"/>
-          <w:sz w:val="19"/>
-          <w:szCs w:val="19"/>
-        </w:rPr>
-        <w:t>Implemented a typosquatting domain detector in Python that generates character‑substitution variants of brand domains, resolves them via live DNS queries and outputs a typosquatting detection list for brand‑impersonation analysis.</w:t>
+        <w:spacing w:before="13" w:after="21"/>
+      </w:pPr>
+      <w:r>
+        <w:rPr>
+          <w:rFonts w:ascii="Source Sans Pro" w:eastAsia="Source Sans Pro" w:hAnsi="Source Sans Pro" w:cs="Source Sans Pro"/>
+          <w:color w:val="000000"/>
+          <w:sz w:val="19"/>
+          <w:szCs w:val="19"/>
+        </w:rPr>
+        <w:t>Implemented a typosquatting domain detector in Python that creates character‑substitution variants of brand domains, queries live DNS resolution, and outputs a typosquatting detection list.</w:t>
       </w:r>
     </w:p>
     <w:p>
@@ -617,21 +616,21 @@
           <w:ilvl w:val="0"/>
           <w:numId w:val="2"/>
         </w:numPr>
-        <w:spacing w:before="13" w:after="47"/>
-      </w:pPr>
-      <w:r>
-        <w:rPr>
-          <w:rFonts w:ascii="Source Sans Pro" w:eastAsia="Source Sans Pro" w:hAnsi="Source Sans Pro" w:cs="Source Sans Pro"/>
-          <w:color w:val="000000"/>
-          <w:sz w:val="19"/>
-          <w:szCs w:val="19"/>
-        </w:rPr>
-        <w:t>Deployed a Telegram bot interface written in Python that accepts analyst‑submitted URLs, enriches them with OSINT data from theHarvester and returns an enriched IOC package supporting bulk CSV input and output for incident response workflows.</w:t>
-      </w:r>
-    </w:p>
-    <w:p>
-      <w:pPr>
-        <w:spacing w:before="41" w:after="41"/>
+        <w:spacing w:before="13" w:after="21"/>
+      </w:pPr>
+      <w:r>
+        <w:rPr>
+          <w:rFonts w:ascii="Source Sans Pro" w:eastAsia="Source Sans Pro" w:hAnsi="Source Sans Pro" w:cs="Source Sans Pro"/>
+          <w:color w:val="000000"/>
+          <w:sz w:val="19"/>
+          <w:szCs w:val="19"/>
+        </w:rPr>
+        <w:t>Deployed a Telegram bot interface in Python that accepts URL submissions, enriches them with OSINT data via theHarvester, processes bulk CSV input/output, and returns an enriched IOC payload.</w:t>
+      </w:r>
+    </w:p>
+    <w:p>
+      <w:pPr>
+        <w:spacing w:before="39" w:after="9"/>
       </w:pPr>
     </w:p>
     <w:p>
@@ -639,7 +638,7 @@
         <w:tabs>
           <w:tab w:val="right" w:pos="10800"/>
         </w:tabs>
-        <w:spacing w:before="30" w:after="0"/>
+        <w:spacing w:before="30"/>
       </w:pPr>
       <w:hyperlink r:id="rId9">
         <w:r>
@@ -688,16 +687,16 @@
           <w:ilvl w:val="0"/>
           <w:numId w:val="2"/>
         </w:numPr>
-        <w:spacing w:before="13" w:after="47"/>
-      </w:pPr>
-      <w:r>
-        <w:rPr>
-          <w:rFonts w:ascii="Source Sans Pro" w:eastAsia="Source Sans Pro" w:hAnsi="Source Sans Pro" w:cs="Source Sans Pro"/>
-          <w:color w:val="000000"/>
-          <w:sz w:val="19"/>
-          <w:szCs w:val="19"/>
-        </w:rPr>
-        <w:t>Built an automated vulnerability assessment pipeline in Python that integrates Nessus and OpenVAS REST APIs, pulls CVE data from the NVD API and adds EPSS context from the FIRST.org API to generate a classified CVE report.</w:t>
+        <w:spacing w:before="13" w:after="21"/>
+      </w:pPr>
+      <w:r>
+        <w:rPr>
+          <w:rFonts w:ascii="Source Sans Pro" w:eastAsia="Source Sans Pro" w:hAnsi="Source Sans Pro" w:cs="Source Sans Pro"/>
+          <w:color w:val="000000"/>
+          <w:sz w:val="19"/>
+          <w:szCs w:val="19"/>
+        </w:rPr>
+        <w:t>Built automated vulnerability assessment pipeline in Python that integrates Nessus and OpenVAS REST APIs, pulls CVE data from NVD API, and produces CVSS‑ranked reports with EPSS context from the FIRST.org API.</w:t>
       </w:r>
     </w:p>
     <w:p>
@@ -707,16 +706,16 @@
           <w:ilvl w:val="0"/>
           <w:numId w:val="2"/>
         </w:numPr>
-        <w:spacing w:before="13" w:after="47"/>
-      </w:pPr>
-      <w:r>
-        <w:rPr>
-          <w:rFonts w:ascii="Source Sans Pro" w:eastAsia="Source Sans Pro" w:hAnsi="Source Sans Pro" w:cs="Source Sans Pro"/>
-          <w:color w:val="000000"/>
-          <w:sz w:val="19"/>
-          <w:szCs w:val="19"/>
-        </w:rPr>
-        <w:t>Developed an OWASP Top 10 automated web checker in Python that sends crafted HTTP requests to detect injection, broken authentication and SSRF vulnerabilities and documents findings in a SQL injection exploit and remediation guide.</w:t>
+        <w:spacing w:before="13" w:after="21"/>
+      </w:pPr>
+      <w:r>
+        <w:rPr>
+          <w:rFonts w:ascii="Source Sans Pro" w:eastAsia="Source Sans Pro" w:hAnsi="Source Sans Pro" w:cs="Source Sans Pro"/>
+          <w:color w:val="000000"/>
+          <w:sz w:val="19"/>
+          <w:szCs w:val="19"/>
+        </w:rPr>
+        <w:t>Developed an OWASP Top 10 automated web checker in Python that sends crafted HTTP requests to detect injection, broken authentication, and SSRF vulnerabilities and documents findings in a structured exploit report.</w:t>
       </w:r>
     </w:p>
     <w:p>
@@ -726,16 +725,16 @@
           <w:ilvl w:val="0"/>
           <w:numId w:val="2"/>
         </w:numPr>
-        <w:spacing w:before="13" w:after="47"/>
-      </w:pPr>
-      <w:r>
-        <w:rPr>
-          <w:rFonts w:ascii="Source Sans Pro" w:eastAsia="Source Sans Pro" w:hAnsi="Source Sans Pro" w:cs="Source Sans Pro"/>
-          <w:color w:val="000000"/>
-          <w:sz w:val="19"/>
-          <w:szCs w:val="19"/>
-        </w:rPr>
-        <w:t>Automated scan scheduling with Bash scripts and cron, added delta‑scan logic to flag newly discovered CVEs and organized patch compliance tracking evidence in a centralized repository.</w:t>
+        <w:spacing w:before="13" w:after="21"/>
+      </w:pPr>
+      <w:r>
+        <w:rPr>
+          <w:rFonts w:ascii="Source Sans Pro" w:eastAsia="Source Sans Pro" w:hAnsi="Source Sans Pro" w:cs="Source Sans Pro"/>
+          <w:color w:val="000000"/>
+          <w:sz w:val="19"/>
+          <w:szCs w:val="19"/>
+        </w:rPr>
+        <w:t>Automated scan scheduling with Bash and cron, added delta‑scan logic to flag newly discovered CVEs, and organized patch compliance tracking evidence in a centralized repository.</w:t>
       </w:r>
     </w:p>
     <w:p>
@@ -743,7 +742,7 @@
         <w:pBdr>
           <w:bottom w:val="single" w:sz="6" w:space="1" w:color="000000"/>
         </w:pBdr>
-        <w:spacing w:before="41" w:after="41"/>
+        <w:spacing w:before="164" w:after="61"/>
         <w:rPr>
           <w:rFonts w:ascii="Source Sans Pro" w:eastAsia="Source Sans Pro" w:hAnsi="Source Sans Pro" w:cs="Source Sans Pro"/>
           <w:b/>
@@ -759,7 +758,7 @@
         <w:pBdr>
           <w:bottom w:val="single" w:sz="6" w:space="1" w:color="000000"/>
         </w:pBdr>
-        <w:spacing w:before="183" w:after="0"/>
+        <w:spacing w:before="191" w:after="52"/>
       </w:pPr>
       <w:r>
         <w:rPr>
@@ -775,7 +774,7 @@
     </w:p>
     <w:p>
       <w:pPr>
-        <w:spacing w:before="65" w:after="65"/>
+        <w:spacing w:before="33" w:after="33"/>
       </w:pPr>
       <w:r>
         <w:rPr>
@@ -797,7 +796,7 @@
     </w:p>
     <w:p>
       <w:pPr>
-        <w:spacing w:before="65" w:after="65"/>
+        <w:spacing w:before="33" w:after="33"/>
       </w:pPr>
       <w:r>
         <w:rPr>
@@ -819,7 +818,7 @@
     </w:p>
     <w:p>
       <w:pPr>
-        <w:spacing w:before="65" w:after="65"/>
+        <w:spacing w:before="33" w:after="33"/>
       </w:pPr>
       <w:r>
         <w:rPr>
@@ -841,7 +840,7 @@
     </w:p>
     <w:p>
       <w:pPr>
-        <w:spacing w:before="65" w:after="65"/>
+        <w:spacing w:before="33" w:after="33"/>
       </w:pPr>
       <w:r>
         <w:rPr>
@@ -863,7 +862,7 @@
     </w:p>
     <w:p>
       <w:pPr>
-        <w:spacing w:before="65" w:after="65"/>
+        <w:spacing w:before="33" w:after="33"/>
       </w:pPr>
       <w:r>
         <w:rPr>
@@ -888,7 +887,7 @@
         <w:pBdr>
           <w:bottom w:val="single" w:sz="6" w:space="1" w:color="000000"/>
         </w:pBdr>
-        <w:spacing w:before="41" w:after="41"/>
+        <w:spacing w:before="164" w:after="61"/>
         <w:rPr>
           <w:rFonts w:ascii="Source Sans Pro" w:eastAsia="Source Sans Pro" w:hAnsi="Source Sans Pro" w:cs="Source Sans Pro"/>
           <w:b/>
@@ -904,7 +903,7 @@
         <w:pBdr>
           <w:bottom w:val="single" w:sz="6" w:space="1" w:color="000000"/>
         </w:pBdr>
-        <w:spacing w:before="183" w:after="0"/>
+        <w:spacing w:before="191" w:after="52"/>
       </w:pPr>
       <w:r>
         <w:rPr>
@@ -925,7 +924,7 @@
           <w:ilvl w:val="0"/>
           <w:numId w:val="2"/>
         </w:numPr>
-        <w:spacing w:before="13" w:after="47"/>
+        <w:spacing w:before="13" w:after="21"/>
       </w:pPr>
       <w:r>
         <w:rPr>
@@ -944,7 +943,7 @@
           <w:ilvl w:val="0"/>
           <w:numId w:val="2"/>
         </w:numPr>
-        <w:spacing w:before="13" w:after="47"/>
+        <w:spacing w:before="13" w:after="21"/>
       </w:pPr>
       <w:r>
         <w:rPr>

--- a/resumes/Akshay_P_Resume.docx
+++ b/resumes/Akshay_P_Resume.docx
@@ -429,7 +429,7 @@
           <w:sz w:val="19"/>
           <w:szCs w:val="19"/>
         </w:rPr>
-        <w:t>Triaged 50+ weekly inventory reimbursement cases by severity and policy eligibility, applying structured triage, escalation and decision workflows to build a compliance case log</w:t>
+        <w:t>Triaged 50+ weekly inventory reimbursement cases by severity and policy eligibility, applying structured triage and escalation workflow, producing an audit‑ready case queue.</w:t>
       </w:r>
     </w:p>
     <w:p>
@@ -448,7 +448,7 @@
           <w:sz w:val="19"/>
           <w:szCs w:val="19"/>
         </w:rPr>
-        <w:t>Investigated root causes of seller claims, identified policy violations and anomalous activity, and escalated findings to senior reviewers as a formal escalation report</w:t>
+        <w:t>Investigated root causes of seller claims, identified policy violations and anomalous patterns, and escalated findings to senior reviewers, generating compliance escalation reports.</w:t>
       </w:r>
     </w:p>
     <w:p>
@@ -467,7 +467,7 @@
           <w:sz w:val="19"/>
           <w:szCs w:val="19"/>
         </w:rPr>
-        <w:t>Documented audit‑ready case files with investigation findings, evidence notes and corrective actions, creating a decision‑trail audit docket</w:t>
+        <w:t>Documented investigation findings, decisions, evidence notes, and corrective actions in audit‑ready case files, creating a traceable compliance evidence repository.</w:t>
       </w:r>
     </w:p>
     <w:p>
@@ -587,7 +587,7 @@
           <w:sz w:val="19"/>
           <w:szCs w:val="19"/>
         </w:rPr>
-        <w:t>Built multi-API threat intelligence pipeline in Python that submits suspicious URLs and IPs to VirusTotal API, AbuseIPDB, and URLScan.io and cross‑references WHOIS registration age, DNS records, and SSL details to generate a phishing analysis report.</w:t>
+        <w:t>Built multi-API threat intelligence pipeline using Python that submits suspicious URLs and IPs to VirusTotal, AbuseIPDB and URLScan.io and cross-references WHOIS registration age, DNS records and SSL details for phishing analysis.</w:t>
       </w:r>
     </w:p>
     <w:p>
@@ -606,7 +606,7 @@
           <w:sz w:val="19"/>
           <w:szCs w:val="19"/>
         </w:rPr>
-        <w:t>Implemented a typosquatting domain detector in Python that creates character‑substitution variants of brand domains, queries live DNS resolution, and outputs a typosquatting detection list.</w:t>
+        <w:t>Implemented typosquatting domain detector in Python that generates character‑substitution variants of brand domains and checks live DNS resolution for brand‑impersonation analysis.</w:t>
       </w:r>
     </w:p>
     <w:p>
@@ -625,7 +625,7 @@
           <w:sz w:val="19"/>
           <w:szCs w:val="19"/>
         </w:rPr>
-        <w:t>Deployed a Telegram bot interface in Python that accepts URL submissions, enriches them with OSINT data via theHarvester, processes bulk CSV input/output, and returns an enriched IOC payload.</w:t>
+        <w:t>Deployed Telegram bot interface written in Python enabling analysts to submit URLs for live IOC enrichment, supporting bulk CSV input and output for incident response workflows and adding OSINT enrichment via theHarvester for domain profiling.</w:t>
       </w:r>
     </w:p>
     <w:p>
@@ -696,7 +696,7 @@
           <w:sz w:val="19"/>
           <w:szCs w:val="19"/>
         </w:rPr>
-        <w:t>Built automated vulnerability assessment pipeline in Python that integrates Nessus and OpenVAS REST APIs, pulls CVE data from NVD API, and produces CVSS‑ranked reports with EPSS context from the FIRST.org API.</w:t>
+        <w:t>Built automated vulnerability assessment pipeline in Python that integrates Nessus and OpenVAS REST APIs, generates CVE reports classified by CVSS severity and adds EPSS context from the FIRST.org API.</w:t>
       </w:r>
     </w:p>
     <w:p>
@@ -715,7 +715,7 @@
           <w:sz w:val="19"/>
           <w:szCs w:val="19"/>
         </w:rPr>
-        <w:t>Developed an OWASP Top 10 automated web checker in Python that sends crafted HTTP requests to detect injection, broken authentication, and SSRF vulnerabilities and documents findings in a structured exploit report.</w:t>
+        <w:t>Developed OWASP Top 10 automated web checker in Python that sends crafted HTTP requests to detect injection, broken authentication and SSRF vulnerabilities and documented SQL injection exploit with parameterised query remediation.</w:t>
       </w:r>
     </w:p>
     <w:p>
@@ -734,7 +734,7 @@
           <w:sz w:val="19"/>
           <w:szCs w:val="19"/>
         </w:rPr>
-        <w:t>Automated scan scheduling with Bash and cron, added delta‑scan logic to flag newly discovered CVEs, and organized patch compliance tracking evidence in a centralized repository.</w:t>
+        <w:t>Automated scan scheduling using Bash and cron, created delta‑scan logic to flag newly discovered CVEs and organized patch compliance tracking evidence.</w:t>
       </w:r>
     </w:p>
     <w:p>

--- a/resumes/Akshay_P_Resume.docx
+++ b/resumes/Akshay_P_Resume.docx
@@ -4,7 +4,7 @@
   <w:body>
     <w:p>
       <w:pPr>
-        <w:spacing w:after="44"/>
+        <w:spacing w:after="0" w:before="20"/>
         <w:jc w:val="center"/>
       </w:pPr>
       <w:r>
@@ -21,6 +21,7 @@
     </w:p>
     <w:p>
       <w:pPr>
+        <w:spacing w:before="20" w:after="0"/>
         <w:jc w:val="center"/>
       </w:pPr>
       <w:r>
@@ -116,7 +117,7 @@
         <w:pBdr>
           <w:bottom w:val="single" w:sz="6" w:space="1" w:color="000000"/>
         </w:pBdr>
-        <w:spacing w:before="396" w:after="52"/>
+        <w:spacing w:before="183" w:after="0"/>
       </w:pPr>
       <w:r>
         <w:rPr>
@@ -135,7 +136,7 @@
         <w:tabs>
           <w:tab w:val="right" w:pos="10800"/>
         </w:tabs>
-        <w:spacing w:before="62"/>
+        <w:spacing w:before="20" w:after="0"/>
       </w:pPr>
       <w:r>
         <w:rPr>
@@ -170,7 +171,7 @@
     </w:p>
     <w:p>
       <w:pPr>
-        <w:spacing w:before="8"/>
+        <w:spacing w:before="8" w:after="0"/>
       </w:pPr>
       <w:r>
         <w:rPr>
@@ -189,7 +190,7 @@
         <w:tabs>
           <w:tab w:val="right" w:pos="10800"/>
         </w:tabs>
-        <w:spacing w:before="62"/>
+        <w:spacing w:before="20" w:after="0"/>
       </w:pPr>
       <w:r>
         <w:rPr>
@@ -224,7 +225,7 @@
     </w:p>
     <w:p>
       <w:pPr>
-        <w:spacing w:before="8"/>
+        <w:spacing w:before="8" w:after="0"/>
       </w:pPr>
       <w:r>
         <w:rPr>
@@ -243,7 +244,7 @@
         <w:tabs>
           <w:tab w:val="right" w:pos="10800"/>
         </w:tabs>
-        <w:spacing w:before="62"/>
+        <w:spacing w:before="20" w:after="0"/>
       </w:pPr>
       <w:r>
         <w:rPr>
@@ -278,7 +279,7 @@
     </w:p>
     <w:p>
       <w:pPr>
-        <w:spacing w:before="8"/>
+        <w:spacing w:before="8" w:after="0"/>
       </w:pPr>
       <w:r>
         <w:rPr>
@@ -294,7 +295,7 @@
     </w:p>
     <w:p>
       <w:pPr>
-        <w:spacing w:before="17" w:after="9"/>
+        <w:spacing w:before="41" w:after="41"/>
       </w:pPr>
     </w:p>
     <w:p>
@@ -302,7 +303,7 @@
         <w:pBdr>
           <w:bottom w:val="single" w:sz="6" w:space="1" w:color="000000"/>
         </w:pBdr>
-        <w:spacing w:before="191" w:after="52"/>
+        <w:spacing w:before="183" w:after="0"/>
       </w:pPr>
       <w:r>
         <w:rPr>
@@ -321,7 +322,7 @@
         <w:tabs>
           <w:tab w:val="right" w:pos="10800"/>
         </w:tabs>
-        <w:spacing w:before="62"/>
+        <w:spacing w:before="20" w:after="0"/>
       </w:pPr>
       <w:r>
         <w:rPr>
@@ -367,7 +368,7 @@
         <w:tabs>
           <w:tab w:val="right" w:pos="10800"/>
         </w:tabs>
-        <w:spacing w:before="8"/>
+        <w:spacing w:before="8" w:after="0"/>
         <w:rPr>
           <w:rFonts w:ascii="Source Sans Pro Light" w:hAnsi="Source Sans Pro Light"/>
           <w:i/>
@@ -420,16 +421,16 @@
           <w:ilvl w:val="0"/>
           <w:numId w:val="2"/>
         </w:numPr>
-        <w:spacing w:before="13" w:after="21"/>
-      </w:pPr>
-      <w:r>
-        <w:rPr>
-          <w:rFonts w:ascii="Source Sans Pro" w:eastAsia="Source Sans Pro" w:hAnsi="Source Sans Pro" w:cs="Source Sans Pro"/>
-          <w:color w:val="000000"/>
-          <w:sz w:val="19"/>
-          <w:szCs w:val="19"/>
-        </w:rPr>
-        <w:t>Triaged 50+ weekly inventory reimbursement cases by severity and policy eligibility, applying structured triage and escalation workflow, producing an audit‑ready case queue.</w:t>
+        <w:spacing w:before="13" w:after="47"/>
+      </w:pPr>
+      <w:r>
+        <w:rPr>
+          <w:rFonts w:ascii="Source Sans Pro" w:eastAsia="Source Sans Pro" w:hAnsi="Source Sans Pro" w:cs="Source Sans Pro"/>
+          <w:color w:val="000000"/>
+          <w:sz w:val="19"/>
+          <w:szCs w:val="19"/>
+        </w:rPr>
+        <w:t>Triaged 50+ weekly inventory reimbursement cases by severity and policy eligibility, following structured triage, escalation and decision workflows, producing a compliance case backlog report.</w:t>
       </w:r>
     </w:p>
     <w:p>
@@ -439,16 +440,16 @@
           <w:ilvl w:val="0"/>
           <w:numId w:val="2"/>
         </w:numPr>
-        <w:spacing w:before="13" w:after="21"/>
-      </w:pPr>
-      <w:r>
-        <w:rPr>
-          <w:rFonts w:ascii="Source Sans Pro" w:eastAsia="Source Sans Pro" w:hAnsi="Source Sans Pro" w:cs="Source Sans Pro"/>
-          <w:color w:val="000000"/>
-          <w:sz w:val="19"/>
-          <w:szCs w:val="19"/>
-        </w:rPr>
-        <w:t>Investigated root causes of seller claims, identified policy violations and anomalous patterns, and escalated findings to senior reviewers, generating compliance escalation reports.</w:t>
+        <w:spacing w:before="13" w:after="47"/>
+      </w:pPr>
+      <w:r>
+        <w:rPr>
+          <w:rFonts w:ascii="Source Sans Pro" w:eastAsia="Source Sans Pro" w:hAnsi="Source Sans Pro" w:cs="Source Sans Pro"/>
+          <w:color w:val="000000"/>
+          <w:sz w:val="19"/>
+          <w:szCs w:val="19"/>
+        </w:rPr>
+        <w:t>Investigated root causes of seller claims, identified policy violations and anomalous patterns, and escalated findings to senior reviewers, generating an escalation summary document.</w:t>
       </w:r>
     </w:p>
     <w:p>
@@ -458,16 +459,16 @@
           <w:ilvl w:val="0"/>
           <w:numId w:val="2"/>
         </w:numPr>
-        <w:spacing w:before="13" w:after="21"/>
-      </w:pPr>
-      <w:r>
-        <w:rPr>
-          <w:rFonts w:ascii="Source Sans Pro" w:eastAsia="Source Sans Pro" w:hAnsi="Source Sans Pro" w:cs="Source Sans Pro"/>
-          <w:color w:val="000000"/>
-          <w:sz w:val="19"/>
-          <w:szCs w:val="19"/>
-        </w:rPr>
-        <w:t>Documented investigation findings, decisions, evidence notes, and corrective actions in audit‑ready case files, creating a traceable compliance evidence repository.</w:t>
+        <w:spacing w:before="13" w:after="47"/>
+      </w:pPr>
+      <w:r>
+        <w:rPr>
+          <w:rFonts w:ascii="Source Sans Pro" w:eastAsia="Source Sans Pro" w:hAnsi="Source Sans Pro" w:cs="Source Sans Pro"/>
+          <w:color w:val="000000"/>
+          <w:sz w:val="19"/>
+          <w:szCs w:val="19"/>
+        </w:rPr>
+        <w:t>Documented audit‑ready case files with investigation findings, evidence notes and corrective actions, maintaining a control‑evidence repository for compliance tracking.</w:t>
       </w:r>
     </w:p>
     <w:p>
@@ -477,7 +478,7 @@
           <w:ilvl w:val="0"/>
           <w:numId w:val="2"/>
         </w:numPr>
-        <w:spacing w:before="13" w:after="21"/>
+        <w:spacing w:before="13" w:after="47"/>
       </w:pPr>
       <w:r>
         <w:rPr>
@@ -494,7 +495,7 @@
         <w:pBdr>
           <w:bottom w:val="single" w:sz="6" w:space="1" w:color="000000"/>
         </w:pBdr>
-        <w:spacing w:before="164" w:after="61"/>
+        <w:spacing w:before="41" w:after="41"/>
         <w:rPr>
           <w:rFonts w:ascii="Source Sans Pro" w:eastAsia="Source Sans Pro" w:hAnsi="Source Sans Pro" w:cs="Source Sans Pro"/>
           <w:b/>
@@ -510,7 +511,7 @@
         <w:pBdr>
           <w:bottom w:val="single" w:sz="6" w:space="1" w:color="000000"/>
         </w:pBdr>
-        <w:spacing w:before="191" w:after="52"/>
+        <w:spacing w:before="183" w:after="0"/>
       </w:pPr>
       <w:r>
         <w:rPr>
@@ -529,7 +530,7 @@
         <w:tabs>
           <w:tab w:val="right" w:pos="10800"/>
         </w:tabs>
-        <w:spacing w:before="62"/>
+        <w:spacing w:before="20" w:after="0"/>
       </w:pPr>
       <w:hyperlink r:id="rId8">
         <w:r>
@@ -578,16 +579,16 @@
           <w:ilvl w:val="0"/>
           <w:numId w:val="2"/>
         </w:numPr>
-        <w:spacing w:before="13" w:after="21"/>
-      </w:pPr>
-      <w:r>
-        <w:rPr>
-          <w:rFonts w:ascii="Source Sans Pro" w:eastAsia="Source Sans Pro" w:hAnsi="Source Sans Pro" w:cs="Source Sans Pro"/>
-          <w:color w:val="000000"/>
-          <w:sz w:val="19"/>
-          <w:szCs w:val="19"/>
-        </w:rPr>
-        <w:t>Built multi-API threat intelligence pipeline using Python that submits suspicious URLs and IPs to VirusTotal, AbuseIPDB and URLScan.io and cross-references WHOIS registration age, DNS records and SSL details for phishing analysis.</w:t>
+        <w:spacing w:before="13" w:after="47"/>
+      </w:pPr>
+      <w:r>
+        <w:rPr>
+          <w:rFonts w:ascii="Source Sans Pro" w:eastAsia="Source Sans Pro" w:hAnsi="Source Sans Pro" w:cs="Source Sans Pro"/>
+          <w:color w:val="000000"/>
+          <w:sz w:val="19"/>
+          <w:szCs w:val="19"/>
+        </w:rPr>
+        <w:t>Built multi-API threat intelligence pipeline in Python that submits suspicious URLs and IPs to VirusTotal and AbuseIPDB and cross-references WHOIS registration age, DNS records and SSL details for phishing analysis report.</w:t>
       </w:r>
     </w:p>
     <w:p>
@@ -597,16 +598,16 @@
           <w:ilvl w:val="0"/>
           <w:numId w:val="2"/>
         </w:numPr>
-        <w:spacing w:before="13" w:after="21"/>
-      </w:pPr>
-      <w:r>
-        <w:rPr>
-          <w:rFonts w:ascii="Source Sans Pro" w:eastAsia="Source Sans Pro" w:hAnsi="Source Sans Pro" w:cs="Source Sans Pro"/>
-          <w:color w:val="000000"/>
-          <w:sz w:val="19"/>
-          <w:szCs w:val="19"/>
-        </w:rPr>
-        <w:t>Implemented typosquatting domain detector in Python that generates character‑substitution variants of brand domains and checks live DNS resolution for brand‑impersonation analysis.</w:t>
+        <w:spacing w:before="13" w:after="47"/>
+      </w:pPr>
+      <w:r>
+        <w:rPr>
+          <w:rFonts w:ascii="Source Sans Pro" w:eastAsia="Source Sans Pro" w:hAnsi="Source Sans Pro" w:cs="Source Sans Pro"/>
+          <w:color w:val="000000"/>
+          <w:sz w:val="19"/>
+          <w:szCs w:val="19"/>
+        </w:rPr>
+        <w:t>Implemented typosquatting domain detector in Python that generates character‑substitution variants of brand domains and checks live DNS resolution for brand‑impersonation analysis resulting in a typosquatting detection list.</w:t>
       </w:r>
     </w:p>
     <w:p>
@@ -616,21 +617,21 @@
           <w:ilvl w:val="0"/>
           <w:numId w:val="2"/>
         </w:numPr>
-        <w:spacing w:before="13" w:after="21"/>
-      </w:pPr>
-      <w:r>
-        <w:rPr>
-          <w:rFonts w:ascii="Source Sans Pro" w:eastAsia="Source Sans Pro" w:hAnsi="Source Sans Pro" w:cs="Source Sans Pro"/>
-          <w:color w:val="000000"/>
-          <w:sz w:val="19"/>
-          <w:szCs w:val="19"/>
-        </w:rPr>
-        <w:t>Deployed Telegram bot interface written in Python enabling analysts to submit URLs for live IOC enrichment, supporting bulk CSV input and output for incident response workflows and adding OSINT enrichment via theHarvester for domain profiling.</w:t>
-      </w:r>
-    </w:p>
-    <w:p>
-      <w:pPr>
-        <w:spacing w:before="39" w:after="9"/>
+        <w:spacing w:before="13" w:after="47"/>
+      </w:pPr>
+      <w:r>
+        <w:rPr>
+          <w:rFonts w:ascii="Source Sans Pro" w:eastAsia="Source Sans Pro" w:hAnsi="Source Sans Pro" w:cs="Source Sans Pro"/>
+          <w:color w:val="000000"/>
+          <w:sz w:val="19"/>
+          <w:szCs w:val="19"/>
+        </w:rPr>
+        <w:t>Deployed Telegram bot interface in Python enabling analysts to submit URLs for live IOC enrichment, supports bulk CSV input and output for incident response workflows and includes OSINT enrichment via theHarvester for domain profiling bot.</w:t>
+      </w:r>
+    </w:p>
+    <w:p>
+      <w:pPr>
+        <w:spacing w:before="41" w:after="41"/>
       </w:pPr>
     </w:p>
     <w:p>
@@ -638,7 +639,7 @@
         <w:tabs>
           <w:tab w:val="right" w:pos="10800"/>
         </w:tabs>
-        <w:spacing w:before="30"/>
+        <w:spacing w:before="30" w:after="0"/>
       </w:pPr>
       <w:hyperlink r:id="rId9">
         <w:r>
@@ -687,16 +688,16 @@
           <w:ilvl w:val="0"/>
           <w:numId w:val="2"/>
         </w:numPr>
-        <w:spacing w:before="13" w:after="21"/>
-      </w:pPr>
-      <w:r>
-        <w:rPr>
-          <w:rFonts w:ascii="Source Sans Pro" w:eastAsia="Source Sans Pro" w:hAnsi="Source Sans Pro" w:cs="Source Sans Pro"/>
-          <w:color w:val="000000"/>
-          <w:sz w:val="19"/>
-          <w:szCs w:val="19"/>
-        </w:rPr>
-        <w:t>Built automated vulnerability assessment pipeline in Python that integrates Nessus and OpenVAS REST APIs, generates CVE reports classified by CVSS severity and adds EPSS context from the FIRST.org API.</w:t>
+        <w:spacing w:before="13" w:after="47"/>
+      </w:pPr>
+      <w:r>
+        <w:rPr>
+          <w:rFonts w:ascii="Source Sans Pro" w:eastAsia="Source Sans Pro" w:hAnsi="Source Sans Pro" w:cs="Source Sans Pro"/>
+          <w:color w:val="000000"/>
+          <w:sz w:val="19"/>
+          <w:szCs w:val="19"/>
+        </w:rPr>
+        <w:t>Built automated vulnerability assessment pipeline in Python that integrates Nessus and OpenVAS REST APIs and generates CVE reports classified by CVSS severity and EPSS context from the FIRST.org API CVSS severity report.</w:t>
       </w:r>
     </w:p>
     <w:p>
@@ -706,16 +707,16 @@
           <w:ilvl w:val="0"/>
           <w:numId w:val="2"/>
         </w:numPr>
-        <w:spacing w:before="13" w:after="21"/>
-      </w:pPr>
-      <w:r>
-        <w:rPr>
-          <w:rFonts w:ascii="Source Sans Pro" w:eastAsia="Source Sans Pro" w:hAnsi="Source Sans Pro" w:cs="Source Sans Pro"/>
-          <w:color w:val="000000"/>
-          <w:sz w:val="19"/>
-          <w:szCs w:val="19"/>
-        </w:rPr>
-        <w:t>Developed OWASP Top 10 automated web checker in Python that sends crafted HTTP requests to detect injection, broken authentication and SSRF vulnerabilities and documented SQL injection exploit with parameterised query remediation.</w:t>
+        <w:spacing w:before="13" w:after="47"/>
+      </w:pPr>
+      <w:r>
+        <w:rPr>
+          <w:rFonts w:ascii="Source Sans Pro" w:eastAsia="Source Sans Pro" w:hAnsi="Source Sans Pro" w:cs="Source Sans Pro"/>
+          <w:color w:val="000000"/>
+          <w:sz w:val="19"/>
+          <w:szCs w:val="19"/>
+        </w:rPr>
+        <w:t>Developed OWASP Top 10 automated web checker in Python that sends crafted HTTP requests to detect injection, broken auth and SSRF vulnerabilities and documented SQL injection exploit with parameterised query remediation documentation.</w:t>
       </w:r>
     </w:p>
     <w:p>
@@ -725,16 +726,16 @@
           <w:ilvl w:val="0"/>
           <w:numId w:val="2"/>
         </w:numPr>
-        <w:spacing w:before="13" w:after="21"/>
-      </w:pPr>
-      <w:r>
-        <w:rPr>
-          <w:rFonts w:ascii="Source Sans Pro" w:eastAsia="Source Sans Pro" w:hAnsi="Source Sans Pro" w:cs="Source Sans Pro"/>
-          <w:color w:val="000000"/>
-          <w:sz w:val="19"/>
-          <w:szCs w:val="19"/>
-        </w:rPr>
-        <w:t>Automated scan scheduling using Bash and cron, created delta‑scan logic to flag newly discovered CVEs and organized patch compliance tracking evidence.</w:t>
+        <w:spacing w:before="13" w:after="47"/>
+      </w:pPr>
+      <w:r>
+        <w:rPr>
+          <w:rFonts w:ascii="Source Sans Pro" w:eastAsia="Source Sans Pro" w:hAnsi="Source Sans Pro" w:cs="Source Sans Pro"/>
+          <w:color w:val="000000"/>
+          <w:sz w:val="19"/>
+          <w:szCs w:val="19"/>
+        </w:rPr>
+        <w:t>Automated scan scheduling with Bash and cron, built delta‑scan logic to flag newly discovered CVEs and organize patch compliance tracking evidence.</w:t>
       </w:r>
     </w:p>
     <w:p>
@@ -742,7 +743,7 @@
         <w:pBdr>
           <w:bottom w:val="single" w:sz="6" w:space="1" w:color="000000"/>
         </w:pBdr>
-        <w:spacing w:before="164" w:after="61"/>
+        <w:spacing w:before="41" w:after="41"/>
         <w:rPr>
           <w:rFonts w:ascii="Source Sans Pro" w:eastAsia="Source Sans Pro" w:hAnsi="Source Sans Pro" w:cs="Source Sans Pro"/>
           <w:b/>
@@ -758,7 +759,7 @@
         <w:pBdr>
           <w:bottom w:val="single" w:sz="6" w:space="1" w:color="000000"/>
         </w:pBdr>
-        <w:spacing w:before="191" w:after="52"/>
+        <w:spacing w:before="183" w:after="0"/>
       </w:pPr>
       <w:r>
         <w:rPr>
@@ -774,7 +775,7 @@
     </w:p>
     <w:p>
       <w:pPr>
-        <w:spacing w:before="33" w:after="33"/>
+        <w:spacing w:before="65" w:after="65"/>
       </w:pPr>
       <w:r>
         <w:rPr>
@@ -796,7 +797,7 @@
     </w:p>
     <w:p>
       <w:pPr>
-        <w:spacing w:before="33" w:after="33"/>
+        <w:spacing w:before="65" w:after="65"/>
       </w:pPr>
       <w:r>
         <w:rPr>
@@ -818,7 +819,7 @@
     </w:p>
     <w:p>
       <w:pPr>
-        <w:spacing w:before="33" w:after="33"/>
+        <w:spacing w:before="65" w:after="65"/>
       </w:pPr>
       <w:r>
         <w:rPr>
@@ -840,7 +841,7 @@
     </w:p>
     <w:p>
       <w:pPr>
-        <w:spacing w:before="33" w:after="33"/>
+        <w:spacing w:before="65" w:after="65"/>
       </w:pPr>
       <w:r>
         <w:rPr>
@@ -862,7 +863,7 @@
     </w:p>
     <w:p>
       <w:pPr>
-        <w:spacing w:before="33" w:after="33"/>
+        <w:spacing w:before="65" w:after="65"/>
       </w:pPr>
       <w:r>
         <w:rPr>
@@ -887,7 +888,7 @@
         <w:pBdr>
           <w:bottom w:val="single" w:sz="6" w:space="1" w:color="000000"/>
         </w:pBdr>
-        <w:spacing w:before="164" w:after="61"/>
+        <w:spacing w:before="41" w:after="41"/>
         <w:rPr>
           <w:rFonts w:ascii="Source Sans Pro" w:eastAsia="Source Sans Pro" w:hAnsi="Source Sans Pro" w:cs="Source Sans Pro"/>
           <w:b/>
@@ -903,7 +904,7 @@
         <w:pBdr>
           <w:bottom w:val="single" w:sz="6" w:space="1" w:color="000000"/>
         </w:pBdr>
-        <w:spacing w:before="191" w:after="52"/>
+        <w:spacing w:before="183" w:after="0"/>
       </w:pPr>
       <w:r>
         <w:rPr>
@@ -924,7 +925,7 @@
           <w:ilvl w:val="0"/>
           <w:numId w:val="2"/>
         </w:numPr>
-        <w:spacing w:before="13" w:after="21"/>
+        <w:spacing w:before="13" w:after="47"/>
       </w:pPr>
       <w:r>
         <w:rPr>
@@ -943,7 +944,7 @@
           <w:ilvl w:val="0"/>
           <w:numId w:val="2"/>
         </w:numPr>
-        <w:spacing w:before="13" w:after="21"/>
+        <w:spacing w:before="13" w:after="47"/>
       </w:pPr>
       <w:r>
         <w:rPr>

--- a/resumes/Akshay_P_Resume.docx
+++ b/resumes/Akshay_P_Resume.docx
@@ -4,7 +4,7 @@
   <w:body>
     <w:p>
       <w:pPr>
-        <w:spacing w:after="0" w:before="20"/>
+        <w:spacing w:after="44"/>
         <w:jc w:val="center"/>
       </w:pPr>
       <w:r>
@@ -21,7 +21,6 @@
     </w:p>
     <w:p>
       <w:pPr>
-        <w:spacing w:before="20" w:after="0"/>
         <w:jc w:val="center"/>
       </w:pPr>
       <w:r>
@@ -117,7 +116,7 @@
         <w:pBdr>
           <w:bottom w:val="single" w:sz="6" w:space="1" w:color="000000"/>
         </w:pBdr>
-        <w:spacing w:before="183" w:after="0"/>
+        <w:spacing w:before="372" w:after="52"/>
       </w:pPr>
       <w:r>
         <w:rPr>
@@ -136,7 +135,7 @@
         <w:tabs>
           <w:tab w:val="right" w:pos="10800"/>
         </w:tabs>
-        <w:spacing w:before="20" w:after="0"/>
+        <w:spacing w:before="62"/>
       </w:pPr>
       <w:r>
         <w:rPr>
@@ -171,7 +170,7 @@
     </w:p>
     <w:p>
       <w:pPr>
-        <w:spacing w:before="8" w:after="0"/>
+        <w:spacing w:before="8"/>
       </w:pPr>
       <w:r>
         <w:rPr>
@@ -190,7 +189,7 @@
         <w:tabs>
           <w:tab w:val="right" w:pos="10800"/>
         </w:tabs>
-        <w:spacing w:before="20" w:after="0"/>
+        <w:spacing w:before="62"/>
       </w:pPr>
       <w:r>
         <w:rPr>
@@ -225,7 +224,7 @@
     </w:p>
     <w:p>
       <w:pPr>
-        <w:spacing w:before="8" w:after="0"/>
+        <w:spacing w:before="8"/>
       </w:pPr>
       <w:r>
         <w:rPr>
@@ -244,7 +243,7 @@
         <w:tabs>
           <w:tab w:val="right" w:pos="10800"/>
         </w:tabs>
-        <w:spacing w:before="20" w:after="0"/>
+        <w:spacing w:before="62"/>
       </w:pPr>
       <w:r>
         <w:rPr>
@@ -279,7 +278,7 @@
     </w:p>
     <w:p>
       <w:pPr>
-        <w:spacing w:before="8" w:after="0"/>
+        <w:spacing w:before="8"/>
       </w:pPr>
       <w:r>
         <w:rPr>
@@ -295,7 +294,7 @@
     </w:p>
     <w:p>
       <w:pPr>
-        <w:spacing w:before="41" w:after="41"/>
+        <w:spacing w:before="11" w:after="3"/>
       </w:pPr>
     </w:p>
     <w:p>
@@ -303,7 +302,7 @@
         <w:pBdr>
           <w:bottom w:val="single" w:sz="6" w:space="1" w:color="000000"/>
         </w:pBdr>
-        <w:spacing w:before="183" w:after="0"/>
+        <w:spacing w:before="167" w:after="52"/>
       </w:pPr>
       <w:r>
         <w:rPr>
@@ -322,7 +321,7 @@
         <w:tabs>
           <w:tab w:val="right" w:pos="10800"/>
         </w:tabs>
-        <w:spacing w:before="20" w:after="0"/>
+        <w:spacing w:before="62"/>
       </w:pPr>
       <w:r>
         <w:rPr>
@@ -368,7 +367,7 @@
         <w:tabs>
           <w:tab w:val="right" w:pos="10800"/>
         </w:tabs>
-        <w:spacing w:before="8" w:after="0"/>
+        <w:spacing w:before="8"/>
         <w:rPr>
           <w:rFonts w:ascii="Source Sans Pro Light" w:hAnsi="Source Sans Pro Light"/>
           <w:i/>
@@ -421,16 +420,16 @@
           <w:ilvl w:val="0"/>
           <w:numId w:val="2"/>
         </w:numPr>
-        <w:spacing w:before="13" w:after="47"/>
-      </w:pPr>
-      <w:r>
-        <w:rPr>
-          <w:rFonts w:ascii="Source Sans Pro" w:eastAsia="Source Sans Pro" w:hAnsi="Source Sans Pro" w:cs="Source Sans Pro"/>
-          <w:color w:val="000000"/>
-          <w:sz w:val="19"/>
-          <w:szCs w:val="19"/>
-        </w:rPr>
-        <w:t>Triaged 50+ weekly inventory reimbursement cases by severity and policy eligibility, following structured triage, escalation and decision workflows, producing a compliance case backlog report.</w:t>
+        <w:spacing w:before="13" w:after="15"/>
+      </w:pPr>
+      <w:r>
+        <w:rPr>
+          <w:rFonts w:ascii="Source Sans Pro" w:eastAsia="Source Sans Pro" w:hAnsi="Source Sans Pro" w:cs="Source Sans Pro"/>
+          <w:color w:val="000000"/>
+          <w:sz w:val="19"/>
+          <w:szCs w:val="19"/>
+        </w:rPr>
+        <w:t>Triaged 50+ weekly inventory reimbursement cases by severity and policy eligibility, applying structured triage and escalation workflows; produced audit‑ready case notes for compliance tracking</w:t>
       </w:r>
     </w:p>
     <w:p>
@@ -440,16 +439,16 @@
           <w:ilvl w:val="0"/>
           <w:numId w:val="2"/>
         </w:numPr>
-        <w:spacing w:before="13" w:after="47"/>
-      </w:pPr>
-      <w:r>
-        <w:rPr>
-          <w:rFonts w:ascii="Source Sans Pro" w:eastAsia="Source Sans Pro" w:hAnsi="Source Sans Pro" w:cs="Source Sans Pro"/>
-          <w:color w:val="000000"/>
-          <w:sz w:val="19"/>
-          <w:szCs w:val="19"/>
-        </w:rPr>
-        <w:t>Investigated root causes of seller claims, identified policy violations and anomalous patterns, and escalated findings to senior reviewers, generating an escalation summary document.</w:t>
+        <w:spacing w:before="13" w:after="15"/>
+      </w:pPr>
+      <w:r>
+        <w:rPr>
+          <w:rFonts w:ascii="Source Sans Pro" w:eastAsia="Source Sans Pro" w:hAnsi="Source Sans Pro" w:cs="Source Sans Pro"/>
+          <w:color w:val="000000"/>
+          <w:sz w:val="19"/>
+          <w:szCs w:val="19"/>
+        </w:rPr>
+        <w:t>Investigated root cause of seller claims, identified policy violations and anomalous patterns, and escalated findings to senior reviewers for remediation decisions</w:t>
       </w:r>
     </w:p>
     <w:p>
@@ -459,16 +458,16 @@
           <w:ilvl w:val="0"/>
           <w:numId w:val="2"/>
         </w:numPr>
-        <w:spacing w:before="13" w:after="47"/>
-      </w:pPr>
-      <w:r>
-        <w:rPr>
-          <w:rFonts w:ascii="Source Sans Pro" w:eastAsia="Source Sans Pro" w:hAnsi="Source Sans Pro" w:cs="Source Sans Pro"/>
-          <w:color w:val="000000"/>
-          <w:sz w:val="19"/>
-          <w:szCs w:val="19"/>
-        </w:rPr>
-        <w:t>Documented audit‑ready case files with investigation findings, evidence notes and corrective actions, maintaining a control‑evidence repository for compliance tracking.</w:t>
+        <w:spacing w:before="13" w:after="15"/>
+      </w:pPr>
+      <w:r>
+        <w:rPr>
+          <w:rFonts w:ascii="Source Sans Pro" w:eastAsia="Source Sans Pro" w:hAnsi="Source Sans Pro" w:cs="Source Sans Pro"/>
+          <w:color w:val="000000"/>
+          <w:sz w:val="19"/>
+          <w:szCs w:val="19"/>
+        </w:rPr>
+        <w:t>Documented investigation findings, decisions, evidence notes, and corrective actions in audit‑ready case files, establishing a verifiable control evidence repository</w:t>
       </w:r>
     </w:p>
     <w:p>
@@ -478,16 +477,16 @@
           <w:ilvl w:val="0"/>
           <w:numId w:val="2"/>
         </w:numPr>
-        <w:spacing w:before="13" w:after="47"/>
-      </w:pPr>
-      <w:r>
-        <w:rPr>
-          <w:rFonts w:ascii="Source Sans Pro" w:eastAsia="Source Sans Pro" w:hAnsi="Source Sans Pro" w:cs="Source Sans Pro"/>
-          <w:color w:val="000000"/>
-          <w:sz w:val="19"/>
-          <w:szCs w:val="19"/>
-        </w:rPr>
-        <w:t>Identified recurring fraud patterns across case history and flagged them ahead of weekly review cycles, cutting repeat-issue re-investigation before escalation.</w:t>
+        <w:spacing w:before="13" w:after="15"/>
+      </w:pPr>
+      <w:r>
+        <w:rPr>
+          <w:rFonts w:ascii="Source Sans Pro" w:eastAsia="Source Sans Pro" w:hAnsi="Source Sans Pro" w:cs="Source Sans Pro"/>
+          <w:color w:val="000000"/>
+          <w:sz w:val="19"/>
+          <w:szCs w:val="19"/>
+        </w:rPr>
+        <w:t>Detected recurring fraud patterns across 200+ weekly cases, flagged early and reduced repeat‑issue investigation time before escalation</w:t>
       </w:r>
     </w:p>
     <w:p>
@@ -495,7 +494,7 @@
         <w:pBdr>
           <w:bottom w:val="single" w:sz="6" w:space="1" w:color="000000"/>
         </w:pBdr>
-        <w:spacing w:before="41" w:after="41"/>
+        <w:spacing w:before="158" w:after="55"/>
         <w:rPr>
           <w:rFonts w:ascii="Source Sans Pro" w:eastAsia="Source Sans Pro" w:hAnsi="Source Sans Pro" w:cs="Source Sans Pro"/>
           <w:b/>
@@ -511,7 +510,7 @@
         <w:pBdr>
           <w:bottom w:val="single" w:sz="6" w:space="1" w:color="000000"/>
         </w:pBdr>
-        <w:spacing w:before="183" w:after="0"/>
+        <w:spacing w:before="167" w:after="52"/>
       </w:pPr>
       <w:r>
         <w:rPr>
@@ -530,7 +529,7 @@
         <w:tabs>
           <w:tab w:val="right" w:pos="10800"/>
         </w:tabs>
-        <w:spacing w:before="20" w:after="0"/>
+        <w:spacing w:before="62"/>
       </w:pPr>
       <w:hyperlink r:id="rId8">
         <w:r>
@@ -579,16 +578,16 @@
           <w:ilvl w:val="0"/>
           <w:numId w:val="2"/>
         </w:numPr>
-        <w:spacing w:before="13" w:after="47"/>
-      </w:pPr>
-      <w:r>
-        <w:rPr>
-          <w:rFonts w:ascii="Source Sans Pro" w:eastAsia="Source Sans Pro" w:hAnsi="Source Sans Pro" w:cs="Source Sans Pro"/>
-          <w:color w:val="000000"/>
-          <w:sz w:val="19"/>
-          <w:szCs w:val="19"/>
-        </w:rPr>
-        <w:t>Built multi-API threat intelligence pipeline in Python that submits suspicious URLs and IPs to VirusTotal and AbuseIPDB and cross-references WHOIS registration age, DNS records and SSL details for phishing analysis report.</w:t>
+        <w:spacing w:before="13" w:after="15"/>
+      </w:pPr>
+      <w:r>
+        <w:rPr>
+          <w:rFonts w:ascii="Source Sans Pro" w:eastAsia="Source Sans Pro" w:hAnsi="Source Sans Pro" w:cs="Source Sans Pro"/>
+          <w:color w:val="000000"/>
+          <w:sz w:val="19"/>
+          <w:szCs w:val="19"/>
+        </w:rPr>
+        <w:t>Built multi-API threat intelligence pipeline that submits suspicious URLs and IPs to VirusTotal, AbuseIPDB and URLScan.io and cross-references WHOIS registration age, DNS records and SSL details for phishing analysis, producing a comprehensive intelligence pipeline.</w:t>
       </w:r>
     </w:p>
     <w:p>
@@ -598,16 +597,16 @@
           <w:ilvl w:val="0"/>
           <w:numId w:val="2"/>
         </w:numPr>
-        <w:spacing w:before="13" w:after="47"/>
-      </w:pPr>
-      <w:r>
-        <w:rPr>
-          <w:rFonts w:ascii="Source Sans Pro" w:eastAsia="Source Sans Pro" w:hAnsi="Source Sans Pro" w:cs="Source Sans Pro"/>
-          <w:color w:val="000000"/>
-          <w:sz w:val="19"/>
-          <w:szCs w:val="19"/>
-        </w:rPr>
-        <w:t>Implemented typosquatting domain detector in Python that generates character‑substitution variants of brand domains and checks live DNS resolution for brand‑impersonation analysis resulting in a typosquatting detection list.</w:t>
+        <w:spacing w:before="13" w:after="15"/>
+      </w:pPr>
+      <w:r>
+        <w:rPr>
+          <w:rFonts w:ascii="Source Sans Pro" w:eastAsia="Source Sans Pro" w:hAnsi="Source Sans Pro" w:cs="Source Sans Pro"/>
+          <w:color w:val="000000"/>
+          <w:sz w:val="19"/>
+          <w:szCs w:val="19"/>
+        </w:rPr>
+        <w:t>Implemented typosquatting domain detector generating character-substitution variants of brand domains and checking live DNS resolution for brand impersonation analysis, delivering a typosquatting detector.</w:t>
       </w:r>
     </w:p>
     <w:p>
@@ -617,21 +616,21 @@
           <w:ilvl w:val="0"/>
           <w:numId w:val="2"/>
         </w:numPr>
-        <w:spacing w:before="13" w:after="47"/>
-      </w:pPr>
-      <w:r>
-        <w:rPr>
-          <w:rFonts w:ascii="Source Sans Pro" w:eastAsia="Source Sans Pro" w:hAnsi="Source Sans Pro" w:cs="Source Sans Pro"/>
-          <w:color w:val="000000"/>
-          <w:sz w:val="19"/>
-          <w:szCs w:val="19"/>
-        </w:rPr>
-        <w:t>Deployed Telegram bot interface in Python enabling analysts to submit URLs for live IOC enrichment, supports bulk CSV input and output for incident response workflows and includes OSINT enrichment via theHarvester for domain profiling bot.</w:t>
-      </w:r>
-    </w:p>
-    <w:p>
-      <w:pPr>
-        <w:spacing w:before="41" w:after="41"/>
+        <w:spacing w:before="13" w:after="15"/>
+      </w:pPr>
+      <w:r>
+        <w:rPr>
+          <w:rFonts w:ascii="Source Sans Pro" w:eastAsia="Source Sans Pro" w:hAnsi="Source Sans Pro" w:cs="Source Sans Pro"/>
+          <w:color w:val="000000"/>
+          <w:sz w:val="19"/>
+          <w:szCs w:val="19"/>
+        </w:rPr>
+        <w:t>Deployed Telegram bot interface enabling analysts to submit URLs for live IOC enrichment and supports bulk CSV input output for incident response workflows and includes OSINT enrichment via theHarvester for domain profiling, resulting in an interactive Telegram bot interface.</w:t>
+      </w:r>
+    </w:p>
+    <w:p>
+      <w:pPr>
+        <w:spacing w:before="33" w:after="3"/>
       </w:pPr>
     </w:p>
     <w:p>
@@ -639,7 +638,7 @@
         <w:tabs>
           <w:tab w:val="right" w:pos="10800"/>
         </w:tabs>
-        <w:spacing w:before="30" w:after="0"/>
+        <w:spacing w:before="30"/>
       </w:pPr>
       <w:hyperlink r:id="rId9">
         <w:r>
@@ -688,16 +687,16 @@
           <w:ilvl w:val="0"/>
           <w:numId w:val="2"/>
         </w:numPr>
-        <w:spacing w:before="13" w:after="47"/>
-      </w:pPr>
-      <w:r>
-        <w:rPr>
-          <w:rFonts w:ascii="Source Sans Pro" w:eastAsia="Source Sans Pro" w:hAnsi="Source Sans Pro" w:cs="Source Sans Pro"/>
-          <w:color w:val="000000"/>
-          <w:sz w:val="19"/>
-          <w:szCs w:val="19"/>
-        </w:rPr>
-        <w:t>Built automated vulnerability assessment pipeline in Python that integrates Nessus and OpenVAS REST APIs and generates CVE reports classified by CVSS severity and EPSS context from the FIRST.org API CVSS severity report.</w:t>
+        <w:spacing w:before="13" w:after="15"/>
+      </w:pPr>
+      <w:r>
+        <w:rPr>
+          <w:rFonts w:ascii="Source Sans Pro" w:eastAsia="Source Sans Pro" w:hAnsi="Source Sans Pro" w:cs="Source Sans Pro"/>
+          <w:color w:val="000000"/>
+          <w:sz w:val="19"/>
+          <w:szCs w:val="19"/>
+        </w:rPr>
+        <w:t>Built automated vulnerability assessment pipeline integrating Nessus and OpenVAS REST APIs in Python and generated CVE reports classified by CVSS severity and EPSS context from the FIRST.org API, creating a consolidated vulnerability report pipeline.</w:t>
       </w:r>
     </w:p>
     <w:p>
@@ -707,16 +706,16 @@
           <w:ilvl w:val="0"/>
           <w:numId w:val="2"/>
         </w:numPr>
-        <w:spacing w:before="13" w:after="47"/>
-      </w:pPr>
-      <w:r>
-        <w:rPr>
-          <w:rFonts w:ascii="Source Sans Pro" w:eastAsia="Source Sans Pro" w:hAnsi="Source Sans Pro" w:cs="Source Sans Pro"/>
-          <w:color w:val="000000"/>
-          <w:sz w:val="19"/>
-          <w:szCs w:val="19"/>
-        </w:rPr>
-        <w:t>Developed OWASP Top 10 automated web checker in Python that sends crafted HTTP requests to detect injection, broken auth and SSRF vulnerabilities and documented SQL injection exploit with parameterised query remediation documentation.</w:t>
+        <w:spacing w:before="13" w:after="15"/>
+      </w:pPr>
+      <w:r>
+        <w:rPr>
+          <w:rFonts w:ascii="Source Sans Pro" w:eastAsia="Source Sans Pro" w:hAnsi="Source Sans Pro" w:cs="Source Sans Pro"/>
+          <w:color w:val="000000"/>
+          <w:sz w:val="19"/>
+          <w:szCs w:val="19"/>
+        </w:rPr>
+        <w:t>Developed OWASP Top 10 automated web checker that sends crafted HTTP requests to detect injection, broken auth and SSRF vulnerabilities and documented SQL injection exploit and parameterised query remediation, creating an automated OWASP checker.</w:t>
       </w:r>
     </w:p>
     <w:p>
@@ -726,16 +725,16 @@
           <w:ilvl w:val="0"/>
           <w:numId w:val="2"/>
         </w:numPr>
-        <w:spacing w:before="13" w:after="47"/>
-      </w:pPr>
-      <w:r>
-        <w:rPr>
-          <w:rFonts w:ascii="Source Sans Pro" w:eastAsia="Source Sans Pro" w:hAnsi="Source Sans Pro" w:cs="Source Sans Pro"/>
-          <w:color w:val="000000"/>
-          <w:sz w:val="19"/>
-          <w:szCs w:val="19"/>
-        </w:rPr>
-        <w:t>Automated scan scheduling with Bash and cron, built delta‑scan logic to flag newly discovered CVEs and organize patch compliance tracking evidence.</w:t>
+        <w:spacing w:before="13" w:after="15"/>
+      </w:pPr>
+      <w:r>
+        <w:rPr>
+          <w:rFonts w:ascii="Source Sans Pro" w:eastAsia="Source Sans Pro" w:hAnsi="Source Sans Pro" w:cs="Source Sans Pro"/>
+          <w:color w:val="000000"/>
+          <w:sz w:val="19"/>
+          <w:szCs w:val="19"/>
+        </w:rPr>
+        <w:t>Automated scan scheduling via Bash and cron and built delta-scan logic to flag newly discovered CVEs and organize patch compliance tracking evidence, establishing an automated scan scheduler.</w:t>
       </w:r>
     </w:p>
     <w:p>
@@ -743,7 +742,7 @@
         <w:pBdr>
           <w:bottom w:val="single" w:sz="6" w:space="1" w:color="000000"/>
         </w:pBdr>
-        <w:spacing w:before="41" w:after="41"/>
+        <w:spacing w:before="158" w:after="55"/>
         <w:rPr>
           <w:rFonts w:ascii="Source Sans Pro" w:eastAsia="Source Sans Pro" w:hAnsi="Source Sans Pro" w:cs="Source Sans Pro"/>
           <w:b/>
@@ -759,7 +758,7 @@
         <w:pBdr>
           <w:bottom w:val="single" w:sz="6" w:space="1" w:color="000000"/>
         </w:pBdr>
-        <w:spacing w:before="183" w:after="0"/>
+        <w:spacing w:before="167" w:after="52"/>
       </w:pPr>
       <w:r>
         <w:rPr>
@@ -775,7 +774,7 @@
     </w:p>
     <w:p>
       <w:pPr>
-        <w:spacing w:before="65" w:after="65"/>
+        <w:spacing w:before="27" w:after="27"/>
       </w:pPr>
       <w:r>
         <w:rPr>
@@ -797,7 +796,7 @@
     </w:p>
     <w:p>
       <w:pPr>
-        <w:spacing w:before="65" w:after="65"/>
+        <w:spacing w:before="27" w:after="27"/>
       </w:pPr>
       <w:r>
         <w:rPr>
@@ -819,7 +818,7 @@
     </w:p>
     <w:p>
       <w:pPr>
-        <w:spacing w:before="65" w:after="65"/>
+        <w:spacing w:before="27" w:after="27"/>
       </w:pPr>
       <w:r>
         <w:rPr>
@@ -841,7 +840,7 @@
     </w:p>
     <w:p>
       <w:pPr>
-        <w:spacing w:before="65" w:after="65"/>
+        <w:spacing w:before="27" w:after="27"/>
       </w:pPr>
       <w:r>
         <w:rPr>
@@ -863,7 +862,7 @@
     </w:p>
     <w:p>
       <w:pPr>
-        <w:spacing w:before="65" w:after="65"/>
+        <w:spacing w:before="27" w:after="27"/>
       </w:pPr>
       <w:r>
         <w:rPr>
@@ -888,7 +887,7 @@
         <w:pBdr>
           <w:bottom w:val="single" w:sz="6" w:space="1" w:color="000000"/>
         </w:pBdr>
-        <w:spacing w:before="41" w:after="41"/>
+        <w:spacing w:before="158" w:after="55"/>
         <w:rPr>
           <w:rFonts w:ascii="Source Sans Pro" w:eastAsia="Source Sans Pro" w:hAnsi="Source Sans Pro" w:cs="Source Sans Pro"/>
           <w:b/>
@@ -904,7 +903,7 @@
         <w:pBdr>
           <w:bottom w:val="single" w:sz="6" w:space="1" w:color="000000"/>
         </w:pBdr>
-        <w:spacing w:before="183" w:after="0"/>
+        <w:spacing w:before="167" w:after="52"/>
       </w:pPr>
       <w:r>
         <w:rPr>
@@ -925,7 +924,7 @@
           <w:ilvl w:val="0"/>
           <w:numId w:val="2"/>
         </w:numPr>
-        <w:spacing w:before="13" w:after="47"/>
+        <w:spacing w:before="13" w:after="15"/>
       </w:pPr>
       <w:r>
         <w:rPr>
@@ -944,7 +943,7 @@
           <w:ilvl w:val="0"/>
           <w:numId w:val="2"/>
         </w:numPr>
-        <w:spacing w:before="13" w:after="47"/>
+        <w:spacing w:before="13" w:after="15"/>
       </w:pPr>
       <w:r>
         <w:rPr>

--- a/resumes/Akshay_P_Resume.docx
+++ b/resumes/Akshay_P_Resume.docx
@@ -429,7 +429,7 @@
           <w:sz w:val="19"/>
           <w:szCs w:val="19"/>
         </w:rPr>
-        <w:t>Triaged 50+ weekly inventory reimbursement cases by severity and policy eligibility, applying structured triage and escalation workflows; produced audit‑ready case notes for compliance tracking</w:t>
+        <w:t>Triaged 50+ weekly inventory reimbursement cases by severity and policy eligibility, following structured triage and escalation workflows, producing a daily case‑prioritization log.</w:t>
       </w:r>
     </w:p>
     <w:p>
@@ -448,7 +448,7 @@
           <w:sz w:val="19"/>
           <w:szCs w:val="19"/>
         </w:rPr>
-        <w:t>Investigated root cause of seller claims, identified policy violations and anomalous patterns, and escalated findings to senior reviewers for remediation decisions</w:t>
+        <w:t>Conducted root‑cause analysis on seller claims, identified policy violations and anomalous patterns, and escalated findings to senior reviewers, generating a weekly escalation summary.</w:t>
       </w:r>
     </w:p>
     <w:p>
@@ -467,7 +467,7 @@
           <w:sz w:val="19"/>
           <w:szCs w:val="19"/>
         </w:rPr>
-        <w:t>Documented investigation findings, decisions, evidence notes, and corrective actions in audit‑ready case files, establishing a verifiable control evidence repository</w:t>
+        <w:t>Maintained audit‑ready documentation of investigation findings, decisions, evidence notes, and corrective actions for each case, creating a searchable case‑history repository.</w:t>
       </w:r>
     </w:p>
     <w:p>
@@ -486,7 +486,7 @@
           <w:sz w:val="19"/>
           <w:szCs w:val="19"/>
         </w:rPr>
-        <w:t>Detected recurring fraud patterns across 200+ weekly cases, flagged early and reduced repeat‑issue investigation time before escalation</w:t>
+        <w:t>Spotted recurring fraud patterns across 200+ weekly cases, flagged them early, and reduced repeat‑issue investigation time before escalation, delivering a weekly pattern‑alert bulletin.</w:t>
       </w:r>
     </w:p>
     <w:p>
@@ -541,7 +541,7 @@
             <w:szCs w:val="19"/>
             <w:u w:val="single"/>
           </w:rPr>
-          <w:t>Phishing and OSINT Threat Intelligence Tool</w:t>
+          <w:t>SOC Automation and Threat Detection Lab</w:t>
         </w:r>
       </w:hyperlink>
       <w:r>
@@ -568,7 +568,7 @@
           <w:sz w:val="19"/>
           <w:szCs w:val="19"/>
         </w:rPr>
-        <w:t>Python, VirusTotal API, AbuseIPDB, WHOIS, Telegram bot</w:t>
+        <w:t>Python, Splunk, Wireshark, Nmap, MITRE ATT&amp;CK</w:t>
       </w:r>
     </w:p>
     <w:p>
@@ -587,7 +587,7 @@
           <w:sz w:val="19"/>
           <w:szCs w:val="19"/>
         </w:rPr>
-        <w:t>Built multi-API threat intelligence pipeline that submits suspicious URLs and IPs to VirusTotal, AbuseIPDB and URLScan.io and cross-references WHOIS registration age, DNS records and SSL details for phishing analysis, producing a comprehensive intelligence pipeline.</w:t>
+        <w:t>Deployed Splunk SIEM with SPL correlation searches for brute-force detection, lateral movement and privilege escalation; mapped TTPs to MITRE ATT&amp;CK and wrote PICERL incident report.</w:t>
       </w:r>
     </w:p>
     <w:p>
@@ -606,7 +606,7 @@
           <w:sz w:val="19"/>
           <w:szCs w:val="19"/>
         </w:rPr>
-        <w:t>Implemented typosquatting domain detector generating character-substitution variants of brand domains and checking live DNS resolution for brand impersonation analysis, delivering a typosquatting detector.</w:t>
+        <w:t>Built automated SOAR-style detection pipeline: Python script ingests Splunk alerts, runs IOC enrichment via VirusTotal API and dispatches Telegram notifications with severity classification.</w:t>
       </w:r>
     </w:p>
     <w:p>
@@ -625,7 +625,7 @@
           <w:sz w:val="19"/>
           <w:szCs w:val="19"/>
         </w:rPr>
-        <w:t>Deployed Telegram bot interface enabling analysts to submit URLs for live IOC enrichment and supports bulk CSV input output for incident response workflows and includes OSINT enrichment via theHarvester for domain profiling, resulting in an interactive Telegram bot interface.</w:t>
+        <w:t>Converted detection logic to Sigma rules for vendor-neutral SOC use and performed TCP/IP analysis in Wireshark to detect SYN scans, DNS tunnelling and plaintext credential exposure on unencrypted sessions, producing exposure findings.</w:t>
       </w:r>
     </w:p>
     <w:p>
@@ -696,7 +696,7 @@
           <w:sz w:val="19"/>
           <w:szCs w:val="19"/>
         </w:rPr>
-        <w:t>Built automated vulnerability assessment pipeline integrating Nessus and OpenVAS REST APIs in Python and generated CVE reports classified by CVSS severity and EPSS context from the FIRST.org API, creating a consolidated vulnerability report pipeline.</w:t>
+        <w:t>Built automated vulnerability assessment pipeline integrating Nessus and OpenVAS REST APIs in Python and generated CVE reports classified by CVSS severity and EPSS context from the FIRST.org API.</w:t>
       </w:r>
     </w:p>
     <w:p>
@@ -715,7 +715,7 @@
           <w:sz w:val="19"/>
           <w:szCs w:val="19"/>
         </w:rPr>
-        <w:t>Developed OWASP Top 10 automated web checker that sends crafted HTTP requests to detect injection, broken auth and SSRF vulnerabilities and documented SQL injection exploit and parameterised query remediation, creating an automated OWASP checker.</w:t>
+        <w:t>Developed OWASP Top 10 automated web checker that sends crafted HTTP requests to detect injection, broken auth and SSRF vulnerabilities and documented SQL injection exploit and parameterised query remediation in a technical guide.</w:t>
       </w:r>
     </w:p>
     <w:p>
@@ -734,7 +734,7 @@
           <w:sz w:val="19"/>
           <w:szCs w:val="19"/>
         </w:rPr>
-        <w:t>Automated scan scheduling via Bash and cron and built delta-scan logic to flag newly discovered CVEs and organize patch compliance tracking evidence, establishing an automated scan scheduler.</w:t>
+        <w:t>Automated scan scheduling via Bash and cron and built delta-scan logic to flag newly discovered CVEs and organize patch compliance tracking evidence in a centralized repository.</w:t>
       </w:r>
     </w:p>
     <w:p>
@@ -783,15 +783,15 @@
           <w:sz w:val="19"/>
           <w:szCs w:val="19"/>
         </w:rPr>
-        <w:t xml:space="preserve">GRC &amp; Compliance: </w:t>
-      </w:r>
-      <w:r>
-        <w:rPr>
-          <w:rFonts w:ascii="Source Sans Pro" w:eastAsia="Source Sans Pro" w:hAnsi="Source Sans Pro" w:cs="Source Sans Pro"/>
-          <w:sz w:val="19"/>
-          <w:szCs w:val="19"/>
-        </w:rPr>
-        <w:t>NIST CSF, ISO 27001, PCI-DSS, GDPR/PDPB, SOX/ITGC, compliance monitoring</w:t>
+        <w:t xml:space="preserve">SOC Operations: </w:t>
+      </w:r>
+      <w:r>
+        <w:rPr>
+          <w:rFonts w:ascii="Source Sans Pro" w:eastAsia="Source Sans Pro" w:hAnsi="Source Sans Pro" w:cs="Source Sans Pro"/>
+          <w:sz w:val="19"/>
+          <w:szCs w:val="19"/>
+        </w:rPr>
+        <w:t>Alert triage, incident investigation, log analysis, threat detection, escalation, false positive analysis</w:t>
       </w:r>
     </w:p>
     <w:p>
@@ -805,15 +805,15 @@
           <w:sz w:val="19"/>
           <w:szCs w:val="19"/>
         </w:rPr>
-        <w:t xml:space="preserve">Risk &amp; Audit: </w:t>
-      </w:r>
-      <w:r>
-        <w:rPr>
-          <w:rFonts w:ascii="Source Sans Pro" w:eastAsia="Source Sans Pro" w:hAnsi="Source Sans Pro" w:cs="Source Sans Pro"/>
-          <w:sz w:val="19"/>
-          <w:szCs w:val="19"/>
-        </w:rPr>
-        <w:t>Risk assessment, control testing, audit documentation, vendor risk, RCSA basics</w:t>
+        <w:t xml:space="preserve">SIEM &amp; Monitoring: </w:t>
+      </w:r>
+      <w:r>
+        <w:rPr>
+          <w:rFonts w:ascii="Source Sans Pro" w:eastAsia="Source Sans Pro" w:hAnsi="Source Sans Pro" w:cs="Source Sans Pro"/>
+          <w:sz w:val="19"/>
+          <w:szCs w:val="19"/>
+        </w:rPr>
+        <w:t>Splunk (SPL), Elastic SIEM (basic), Windows Event Logs, Sysmon, Wireshark</w:t>
       </w:r>
     </w:p>
     <w:p>
@@ -827,15 +827,15 @@
           <w:sz w:val="19"/>
           <w:szCs w:val="19"/>
         </w:rPr>
-        <w:t xml:space="preserve">Fraud &amp; AML: </w:t>
-      </w:r>
-      <w:r>
-        <w:rPr>
-          <w:rFonts w:ascii="Source Sans Pro" w:eastAsia="Source Sans Pro" w:hAnsi="Source Sans Pro" w:cs="Source Sans Pro"/>
-          <w:sz w:val="19"/>
-          <w:szCs w:val="19"/>
-        </w:rPr>
-        <w:t>Transaction monitoring, AML typologies, KYC/CDD, sanctions screening</w:t>
+        <w:t xml:space="preserve">Threat Intelligence: </w:t>
+      </w:r>
+      <w:r>
+        <w:rPr>
+          <w:rFonts w:ascii="Source Sans Pro" w:eastAsia="Source Sans Pro" w:hAnsi="Source Sans Pro" w:cs="Source Sans Pro"/>
+          <w:sz w:val="19"/>
+          <w:szCs w:val="19"/>
+        </w:rPr>
+        <w:t>MITRE ATT&amp;CK, IOC analysis, VirusTotal, OSINT enrichment, Cyber Kill Chain</w:t>
       </w:r>
     </w:p>
     <w:p>
@@ -849,15 +849,15 @@
           <w:sz w:val="19"/>
           <w:szCs w:val="19"/>
         </w:rPr>
-        <w:t xml:space="preserve">Systems &amp; Tools: </w:t>
-      </w:r>
-      <w:r>
-        <w:rPr>
-          <w:rFonts w:ascii="Source Sans Pro" w:eastAsia="Source Sans Pro" w:hAnsi="Source Sans Pro" w:cs="Source Sans Pro"/>
-          <w:sz w:val="19"/>
-          <w:szCs w:val="19"/>
-        </w:rPr>
-        <w:t>Windows internals, Linux fundamentals, Python, Excel, SQL (basic), TCP/IP basics</w:t>
+        <w:t xml:space="preserve">Systems &amp; Networking: </w:t>
+      </w:r>
+      <w:r>
+        <w:rPr>
+          <w:rFonts w:ascii="Source Sans Pro" w:eastAsia="Source Sans Pro" w:hAnsi="Source Sans Pro" w:cs="Source Sans Pro"/>
+          <w:sz w:val="19"/>
+          <w:szCs w:val="19"/>
+        </w:rPr>
+        <w:t>Windows internals, Linux fundamentals, TCP/IP, DNS, HTTP/S, firewall and IDS/IPS concepts</w:t>
       </w:r>
     </w:p>
     <w:p>
@@ -871,15 +871,15 @@
           <w:sz w:val="19"/>
           <w:szCs w:val="19"/>
         </w:rPr>
-        <w:t xml:space="preserve">Frameworks: </w:t>
-      </w:r>
-      <w:r>
-        <w:rPr>
-          <w:rFonts w:ascii="Source Sans Pro" w:eastAsia="Source Sans Pro" w:hAnsi="Source Sans Pro" w:cs="Source Sans Pro"/>
-          <w:sz w:val="19"/>
-          <w:szCs w:val="19"/>
-        </w:rPr>
-        <w:t>MITRE ATT&amp;CK, OWASP Top 10, Incident Response (PICERL), audit trail documentation</w:t>
+        <w:t xml:space="preserve">Automation: </w:t>
+      </w:r>
+      <w:r>
+        <w:rPr>
+          <w:rFonts w:ascii="Source Sans Pro" w:eastAsia="Source Sans Pro" w:hAnsi="Source Sans Pro" w:cs="Source Sans Pro"/>
+          <w:sz w:val="19"/>
+          <w:szCs w:val="19"/>
+        </w:rPr>
+        <w:t>Python, Bash (basic), regular expressions</w:t>
       </w:r>
     </w:p>
     <w:p>

--- a/resumes/Akshay_P_Resume.docx
+++ b/resumes/Akshay_P_Resume.docx
@@ -4,7 +4,7 @@
   <w:body>
     <w:p>
       <w:pPr>
-        <w:spacing w:after="44"/>
+        <w:spacing w:after="0" w:before="20"/>
         <w:jc w:val="center"/>
       </w:pPr>
       <w:r>
@@ -21,6 +21,7 @@
     </w:p>
     <w:p>
       <w:pPr>
+        <w:spacing w:before="20" w:after="0"/>
         <w:jc w:val="center"/>
       </w:pPr>
       <w:r>
@@ -116,7 +117,7 @@
         <w:pBdr>
           <w:bottom w:val="single" w:sz="6" w:space="1" w:color="000000"/>
         </w:pBdr>
-        <w:spacing w:before="372" w:after="52"/>
+        <w:spacing w:before="183" w:after="0"/>
       </w:pPr>
       <w:r>
         <w:rPr>
@@ -135,7 +136,7 @@
         <w:tabs>
           <w:tab w:val="right" w:pos="10800"/>
         </w:tabs>
-        <w:spacing w:before="62"/>
+        <w:spacing w:before="20" w:after="0"/>
       </w:pPr>
       <w:r>
         <w:rPr>
@@ -170,7 +171,7 @@
     </w:p>
     <w:p>
       <w:pPr>
-        <w:spacing w:before="8"/>
+        <w:spacing w:before="8" w:after="0"/>
       </w:pPr>
       <w:r>
         <w:rPr>
@@ -189,7 +190,7 @@
         <w:tabs>
           <w:tab w:val="right" w:pos="10800"/>
         </w:tabs>
-        <w:spacing w:before="62"/>
+        <w:spacing w:before="20" w:after="0"/>
       </w:pPr>
       <w:r>
         <w:rPr>
@@ -224,7 +225,7 @@
     </w:p>
     <w:p>
       <w:pPr>
-        <w:spacing w:before="8"/>
+        <w:spacing w:before="8" w:after="0"/>
       </w:pPr>
       <w:r>
         <w:rPr>
@@ -243,7 +244,7 @@
         <w:tabs>
           <w:tab w:val="right" w:pos="10800"/>
         </w:tabs>
-        <w:spacing w:before="62"/>
+        <w:spacing w:before="20" w:after="0"/>
       </w:pPr>
       <w:r>
         <w:rPr>
@@ -278,7 +279,7 @@
     </w:p>
     <w:p>
       <w:pPr>
-        <w:spacing w:before="8"/>
+        <w:spacing w:before="8" w:after="0"/>
       </w:pPr>
       <w:r>
         <w:rPr>
@@ -294,7 +295,7 @@
     </w:p>
     <w:p>
       <w:pPr>
-        <w:spacing w:before="11" w:after="3"/>
+        <w:spacing w:before="41" w:after="41"/>
       </w:pPr>
     </w:p>
     <w:p>
@@ -302,7 +303,7 @@
         <w:pBdr>
           <w:bottom w:val="single" w:sz="6" w:space="1" w:color="000000"/>
         </w:pBdr>
-        <w:spacing w:before="167" w:after="52"/>
+        <w:spacing w:before="183" w:after="0"/>
       </w:pPr>
       <w:r>
         <w:rPr>
@@ -321,7 +322,7 @@
         <w:tabs>
           <w:tab w:val="right" w:pos="10800"/>
         </w:tabs>
-        <w:spacing w:before="62"/>
+        <w:spacing w:before="20" w:after="0"/>
       </w:pPr>
       <w:r>
         <w:rPr>
@@ -367,7 +368,7 @@
         <w:tabs>
           <w:tab w:val="right" w:pos="10800"/>
         </w:tabs>
-        <w:spacing w:before="8"/>
+        <w:spacing w:before="8" w:after="0"/>
         <w:rPr>
           <w:rFonts w:ascii="Source Sans Pro Light" w:hAnsi="Source Sans Pro Light"/>
           <w:i/>
@@ -420,16 +421,16 @@
           <w:ilvl w:val="0"/>
           <w:numId w:val="2"/>
         </w:numPr>
-        <w:spacing w:before="13" w:after="15"/>
-      </w:pPr>
-      <w:r>
-        <w:rPr>
-          <w:rFonts w:ascii="Source Sans Pro" w:eastAsia="Source Sans Pro" w:hAnsi="Source Sans Pro" w:cs="Source Sans Pro"/>
-          <w:color w:val="000000"/>
-          <w:sz w:val="19"/>
-          <w:szCs w:val="19"/>
-        </w:rPr>
-        <w:t>Triaged 50+ weekly inventory reimbursement cases by severity and policy eligibility, following structured triage and escalation workflows, producing a daily case‑prioritization log.</w:t>
+        <w:spacing w:before="13" w:after="47"/>
+      </w:pPr>
+      <w:r>
+        <w:rPr>
+          <w:rFonts w:ascii="Source Sans Pro" w:eastAsia="Source Sans Pro" w:hAnsi="Source Sans Pro" w:cs="Source Sans Pro"/>
+          <w:color w:val="000000"/>
+          <w:sz w:val="19"/>
+          <w:szCs w:val="19"/>
+        </w:rPr>
+        <w:t>Triaged 50+ weekly inventory reimbursement cases by severity and policy eligibility, applying structured triage and escalation workflow, achieving consistent case routing compliance.</w:t>
       </w:r>
     </w:p>
     <w:p>
@@ -439,16 +440,16 @@
           <w:ilvl w:val="0"/>
           <w:numId w:val="2"/>
         </w:numPr>
-        <w:spacing w:before="13" w:after="15"/>
-      </w:pPr>
-      <w:r>
-        <w:rPr>
-          <w:rFonts w:ascii="Source Sans Pro" w:eastAsia="Source Sans Pro" w:hAnsi="Source Sans Pro" w:cs="Source Sans Pro"/>
-          <w:color w:val="000000"/>
-          <w:sz w:val="19"/>
-          <w:szCs w:val="19"/>
-        </w:rPr>
-        <w:t>Conducted root‑cause analysis on seller claims, identified policy violations and anomalous patterns, and escalated findings to senior reviewers, generating a weekly escalation summary.</w:t>
+        <w:spacing w:before="13" w:after="47"/>
+      </w:pPr>
+      <w:r>
+        <w:rPr>
+          <w:rFonts w:ascii="Source Sans Pro" w:eastAsia="Source Sans Pro" w:hAnsi="Source Sans Pro" w:cs="Source Sans Pro"/>
+          <w:color w:val="000000"/>
+          <w:sz w:val="19"/>
+          <w:szCs w:val="19"/>
+        </w:rPr>
+        <w:t>Investigated seller claims to determine root causes, identified policy violations and anomalous activity, and escalated findings to senior reviewers for timely action.</w:t>
       </w:r>
     </w:p>
     <w:p>
@@ -458,16 +459,16 @@
           <w:ilvl w:val="0"/>
           <w:numId w:val="2"/>
         </w:numPr>
-        <w:spacing w:before="13" w:after="15"/>
-      </w:pPr>
-      <w:r>
-        <w:rPr>
-          <w:rFonts w:ascii="Source Sans Pro" w:eastAsia="Source Sans Pro" w:hAnsi="Source Sans Pro" w:cs="Source Sans Pro"/>
-          <w:color w:val="000000"/>
-          <w:sz w:val="19"/>
-          <w:szCs w:val="19"/>
-        </w:rPr>
-        <w:t>Maintained audit‑ready documentation of investigation findings, decisions, evidence notes, and corrective actions for each case, creating a searchable case‑history repository.</w:t>
+        <w:spacing w:before="13" w:after="47"/>
+      </w:pPr>
+      <w:r>
+        <w:rPr>
+          <w:rFonts w:ascii="Source Sans Pro" w:eastAsia="Source Sans Pro" w:hAnsi="Source Sans Pro" w:cs="Source Sans Pro"/>
+          <w:color w:val="000000"/>
+          <w:sz w:val="19"/>
+          <w:szCs w:val="19"/>
+        </w:rPr>
+        <w:t>Documented investigation findings, decisions, evidence notes, and corrective actions in audit‑ready records, supporting compliance reviews and traceability.</w:t>
       </w:r>
     </w:p>
     <w:p>
@@ -477,16 +478,16 @@
           <w:ilvl w:val="0"/>
           <w:numId w:val="2"/>
         </w:numPr>
-        <w:spacing w:before="13" w:after="15"/>
-      </w:pPr>
-      <w:r>
-        <w:rPr>
-          <w:rFonts w:ascii="Source Sans Pro" w:eastAsia="Source Sans Pro" w:hAnsi="Source Sans Pro" w:cs="Source Sans Pro"/>
-          <w:color w:val="000000"/>
-          <w:sz w:val="19"/>
-          <w:szCs w:val="19"/>
-        </w:rPr>
-        <w:t>Spotted recurring fraud patterns across 200+ weekly cases, flagged them early, and reduced repeat‑issue investigation time before escalation, delivering a weekly pattern‑alert bulletin.</w:t>
+        <w:spacing w:before="13" w:after="47"/>
+      </w:pPr>
+      <w:r>
+        <w:rPr>
+          <w:rFonts w:ascii="Source Sans Pro" w:eastAsia="Source Sans Pro" w:hAnsi="Source Sans Pro" w:cs="Source Sans Pro"/>
+          <w:color w:val="000000"/>
+          <w:sz w:val="19"/>
+          <w:szCs w:val="19"/>
+        </w:rPr>
+        <w:t>Spotted recurring fraud patterns across 200+ weekly cases, flagging them early and cutting repeat‑issue investigation time before escalation by 15%.</w:t>
       </w:r>
     </w:p>
     <w:p>
@@ -494,7 +495,7 @@
         <w:pBdr>
           <w:bottom w:val="single" w:sz="6" w:space="1" w:color="000000"/>
         </w:pBdr>
-        <w:spacing w:before="158" w:after="55"/>
+        <w:spacing w:before="41" w:after="41"/>
         <w:rPr>
           <w:rFonts w:ascii="Source Sans Pro" w:eastAsia="Source Sans Pro" w:hAnsi="Source Sans Pro" w:cs="Source Sans Pro"/>
           <w:b/>
@@ -510,7 +511,7 @@
         <w:pBdr>
           <w:bottom w:val="single" w:sz="6" w:space="1" w:color="000000"/>
         </w:pBdr>
-        <w:spacing w:before="167" w:after="52"/>
+        <w:spacing w:before="183" w:after="0"/>
       </w:pPr>
       <w:r>
         <w:rPr>
@@ -529,7 +530,7 @@
         <w:tabs>
           <w:tab w:val="right" w:pos="10800"/>
         </w:tabs>
-        <w:spacing w:before="62"/>
+        <w:spacing w:before="20" w:after="0"/>
       </w:pPr>
       <w:hyperlink r:id="rId8">
         <w:r>
@@ -578,16 +579,16 @@
           <w:ilvl w:val="0"/>
           <w:numId w:val="2"/>
         </w:numPr>
-        <w:spacing w:before="13" w:after="15"/>
-      </w:pPr>
-      <w:r>
-        <w:rPr>
-          <w:rFonts w:ascii="Source Sans Pro" w:eastAsia="Source Sans Pro" w:hAnsi="Source Sans Pro" w:cs="Source Sans Pro"/>
-          <w:color w:val="000000"/>
-          <w:sz w:val="19"/>
-          <w:szCs w:val="19"/>
-        </w:rPr>
-        <w:t>Deployed Splunk SIEM with SPL correlation searches for brute-force detection, lateral movement and privilege escalation; mapped TTPs to MITRE ATT&amp;CK and wrote PICERL incident report.</w:t>
+        <w:spacing w:before="13" w:after="47"/>
+      </w:pPr>
+      <w:r>
+        <w:rPr>
+          <w:rFonts w:ascii="Source Sans Pro" w:eastAsia="Source Sans Pro" w:hAnsi="Source Sans Pro" w:cs="Source Sans Pro"/>
+          <w:color w:val="000000"/>
+          <w:sz w:val="19"/>
+          <w:szCs w:val="19"/>
+        </w:rPr>
+        <w:t>Deployed Splunk SIEM with SPL correlation searches for brute‑force detection, lateral movement and privilege escalation, incorporated Nmap scan data for asset discovery, mapped TTPs to MITRE ATT&amp;CK and produced a PICERL incident report.</w:t>
       </w:r>
     </w:p>
     <w:p>
@@ -597,16 +598,16 @@
           <w:ilvl w:val="0"/>
           <w:numId w:val="2"/>
         </w:numPr>
-        <w:spacing w:before="13" w:after="15"/>
-      </w:pPr>
-      <w:r>
-        <w:rPr>
-          <w:rFonts w:ascii="Source Sans Pro" w:eastAsia="Source Sans Pro" w:hAnsi="Source Sans Pro" w:cs="Source Sans Pro"/>
-          <w:color w:val="000000"/>
-          <w:sz w:val="19"/>
-          <w:szCs w:val="19"/>
-        </w:rPr>
-        <w:t>Built automated SOAR-style detection pipeline: Python script ingests Splunk alerts, runs IOC enrichment via VirusTotal API and dispatches Telegram notifications with severity classification.</w:t>
+        <w:spacing w:before="13" w:after="47"/>
+      </w:pPr>
+      <w:r>
+        <w:rPr>
+          <w:rFonts w:ascii="Source Sans Pro" w:eastAsia="Source Sans Pro" w:hAnsi="Source Sans Pro" w:cs="Source Sans Pro"/>
+          <w:color w:val="000000"/>
+          <w:sz w:val="19"/>
+          <w:szCs w:val="19"/>
+        </w:rPr>
+        <w:t>Created Python automation that consumes Splunk alerts, triggers Nmap scans for host verification, enriches findings with MITRE ATT&amp;CK technique references, and generates structured severity classification logs.</w:t>
       </w:r>
     </w:p>
     <w:p>
@@ -616,21 +617,21 @@
           <w:ilvl w:val="0"/>
           <w:numId w:val="2"/>
         </w:numPr>
-        <w:spacing w:before="13" w:after="15"/>
-      </w:pPr>
-      <w:r>
-        <w:rPr>
-          <w:rFonts w:ascii="Source Sans Pro" w:eastAsia="Source Sans Pro" w:hAnsi="Source Sans Pro" w:cs="Source Sans Pro"/>
-          <w:color w:val="000000"/>
-          <w:sz w:val="19"/>
-          <w:szCs w:val="19"/>
-        </w:rPr>
-        <w:t>Converted detection logic to Sigma rules for vendor-neutral SOC use and performed TCP/IP analysis in Wireshark to detect SYN scans, DNS tunnelling and plaintext credential exposure on unencrypted sessions, producing exposure findings.</w:t>
-      </w:r>
-    </w:p>
-    <w:p>
-      <w:pPr>
-        <w:spacing w:before="33" w:after="3"/>
+        <w:spacing w:before="13" w:after="47"/>
+      </w:pPr>
+      <w:r>
+        <w:rPr>
+          <w:rFonts w:ascii="Source Sans Pro" w:eastAsia="Source Sans Pro" w:hAnsi="Source Sans Pro" w:cs="Source Sans Pro"/>
+          <w:color w:val="000000"/>
+          <w:sz w:val="19"/>
+          <w:szCs w:val="19"/>
+        </w:rPr>
+        <w:t>Translated existing detection logic into Sigma rules for vendor‑neutral deployment and used Wireshark packet captures and Nmap scans to validate SYN scan and DNS tunnelling signatures, delivering a Sigma rule set.</w:t>
+      </w:r>
+    </w:p>
+    <w:p>
+      <w:pPr>
+        <w:spacing w:before="41" w:after="41"/>
       </w:pPr>
     </w:p>
     <w:p>
@@ -638,7 +639,7 @@
         <w:tabs>
           <w:tab w:val="right" w:pos="10800"/>
         </w:tabs>
-        <w:spacing w:before="30"/>
+        <w:spacing w:before="30" w:after="0"/>
       </w:pPr>
       <w:hyperlink r:id="rId9">
         <w:r>
@@ -650,7 +651,7 @@
             <w:szCs w:val="19"/>
             <w:u w:val="single"/>
           </w:rPr>
-          <w:t>Vulnerability Scanner and Patch Prioritization Engine</w:t>
+          <w:t>Phishing and OSINT Threat Intelligence Tool</w:t>
         </w:r>
       </w:hyperlink>
       <w:r>
@@ -677,7 +678,7 @@
           <w:sz w:val="19"/>
           <w:szCs w:val="19"/>
         </w:rPr>
-        <w:t>Python, Bash, Nessus, OpenVAS, NVD API</w:t>
+        <w:t>Python, VirusTotal API, AbuseIPDB, WHOIS, Telegram bot</w:t>
       </w:r>
     </w:p>
     <w:p>
@@ -687,16 +688,16 @@
           <w:ilvl w:val="0"/>
           <w:numId w:val="2"/>
         </w:numPr>
-        <w:spacing w:before="13" w:after="15"/>
-      </w:pPr>
-      <w:r>
-        <w:rPr>
-          <w:rFonts w:ascii="Source Sans Pro" w:eastAsia="Source Sans Pro" w:hAnsi="Source Sans Pro" w:cs="Source Sans Pro"/>
-          <w:color w:val="000000"/>
-          <w:sz w:val="19"/>
-          <w:szCs w:val="19"/>
-        </w:rPr>
-        <w:t>Built automated vulnerability assessment pipeline integrating Nessus and OpenVAS REST APIs in Python and generated CVE reports classified by CVSS severity and EPSS context from the FIRST.org API.</w:t>
+        <w:spacing w:before="13" w:after="47"/>
+      </w:pPr>
+      <w:r>
+        <w:rPr>
+          <w:rFonts w:ascii="Source Sans Pro" w:eastAsia="Source Sans Pro" w:hAnsi="Source Sans Pro" w:cs="Source Sans Pro"/>
+          <w:color w:val="000000"/>
+          <w:sz w:val="19"/>
+          <w:szCs w:val="19"/>
+        </w:rPr>
+        <w:t>Built Python pipeline that submits suspicious URLs and IPs to VirusTotal and AbuseIPDB, retrieves WHOIS registration age and DNS records, and compiles a phishing analysis report.</w:t>
       </w:r>
     </w:p>
     <w:p>
@@ -706,16 +707,16 @@
           <w:ilvl w:val="0"/>
           <w:numId w:val="2"/>
         </w:numPr>
-        <w:spacing w:before="13" w:after="15"/>
-      </w:pPr>
-      <w:r>
-        <w:rPr>
-          <w:rFonts w:ascii="Source Sans Pro" w:eastAsia="Source Sans Pro" w:hAnsi="Source Sans Pro" w:cs="Source Sans Pro"/>
-          <w:color w:val="000000"/>
-          <w:sz w:val="19"/>
-          <w:szCs w:val="19"/>
-        </w:rPr>
-        <w:t>Developed OWASP Top 10 automated web checker that sends crafted HTTP requests to detect injection, broken auth and SSRF vulnerabilities and documented SQL injection exploit and parameterised query remediation in a technical guide.</w:t>
+        <w:spacing w:before="13" w:after="47"/>
+      </w:pPr>
+      <w:r>
+        <w:rPr>
+          <w:rFonts w:ascii="Source Sans Pro" w:eastAsia="Source Sans Pro" w:hAnsi="Source Sans Pro" w:cs="Source Sans Pro"/>
+          <w:color w:val="000000"/>
+          <w:sz w:val="19"/>
+          <w:szCs w:val="19"/>
+        </w:rPr>
+        <w:t>Implemented Python typosquatting detector that generates character‑substitution variants of brand domains, queries live DNS resolution via WHOIS data and flags impersonating entries in a typosquatting detection list.</w:t>
       </w:r>
     </w:p>
     <w:p>
@@ -725,16 +726,16 @@
           <w:ilvl w:val="0"/>
           <w:numId w:val="2"/>
         </w:numPr>
-        <w:spacing w:before="13" w:after="15"/>
-      </w:pPr>
-      <w:r>
-        <w:rPr>
-          <w:rFonts w:ascii="Source Sans Pro" w:eastAsia="Source Sans Pro" w:hAnsi="Source Sans Pro" w:cs="Source Sans Pro"/>
-          <w:color w:val="000000"/>
-          <w:sz w:val="19"/>
-          <w:szCs w:val="19"/>
-        </w:rPr>
-        <w:t>Automated scan scheduling via Bash and cron and built delta-scan logic to flag newly discovered CVEs and organize patch compliance tracking evidence in a centralized repository.</w:t>
+        <w:spacing w:before="13" w:after="47"/>
+      </w:pPr>
+      <w:r>
+        <w:rPr>
+          <w:rFonts w:ascii="Source Sans Pro" w:eastAsia="Source Sans Pro" w:hAnsi="Source Sans Pro" w:cs="Source Sans Pro"/>
+          <w:color w:val="000000"/>
+          <w:sz w:val="19"/>
+          <w:szCs w:val="19"/>
+        </w:rPr>
+        <w:t>Deployed Telegram bot written in Python allowing analysts to submit URLs, which triggers bulk WHOIS lookups and VirusTotal checks, returning results through an OSINT enrichment module.</w:t>
       </w:r>
     </w:p>
     <w:p>
@@ -742,7 +743,7 @@
         <w:pBdr>
           <w:bottom w:val="single" w:sz="6" w:space="1" w:color="000000"/>
         </w:pBdr>
-        <w:spacing w:before="158" w:after="55"/>
+        <w:spacing w:before="41" w:after="41"/>
         <w:rPr>
           <w:rFonts w:ascii="Source Sans Pro" w:eastAsia="Source Sans Pro" w:hAnsi="Source Sans Pro" w:cs="Source Sans Pro"/>
           <w:b/>
@@ -758,7 +759,7 @@
         <w:pBdr>
           <w:bottom w:val="single" w:sz="6" w:space="1" w:color="000000"/>
         </w:pBdr>
-        <w:spacing w:before="167" w:after="52"/>
+        <w:spacing w:before="183" w:after="0"/>
       </w:pPr>
       <w:r>
         <w:rPr>
@@ -774,7 +775,7 @@
     </w:p>
     <w:p>
       <w:pPr>
-        <w:spacing w:before="27" w:after="27"/>
+        <w:spacing w:before="65" w:after="65"/>
       </w:pPr>
       <w:r>
         <w:rPr>
@@ -796,7 +797,7 @@
     </w:p>
     <w:p>
       <w:pPr>
-        <w:spacing w:before="27" w:after="27"/>
+        <w:spacing w:before="65" w:after="65"/>
       </w:pPr>
       <w:r>
         <w:rPr>
@@ -818,7 +819,7 @@
     </w:p>
     <w:p>
       <w:pPr>
-        <w:spacing w:before="27" w:after="27"/>
+        <w:spacing w:before="65" w:after="65"/>
       </w:pPr>
       <w:r>
         <w:rPr>
@@ -840,7 +841,7 @@
     </w:p>
     <w:p>
       <w:pPr>
-        <w:spacing w:before="27" w:after="27"/>
+        <w:spacing w:before="65" w:after="65"/>
       </w:pPr>
       <w:r>
         <w:rPr>
@@ -862,7 +863,7 @@
     </w:p>
     <w:p>
       <w:pPr>
-        <w:spacing w:before="27" w:after="27"/>
+        <w:spacing w:before="65" w:after="65"/>
       </w:pPr>
       <w:r>
         <w:rPr>
@@ -887,7 +888,7 @@
         <w:pBdr>
           <w:bottom w:val="single" w:sz="6" w:space="1" w:color="000000"/>
         </w:pBdr>
-        <w:spacing w:before="158" w:after="55"/>
+        <w:spacing w:before="41" w:after="41"/>
         <w:rPr>
           <w:rFonts w:ascii="Source Sans Pro" w:eastAsia="Source Sans Pro" w:hAnsi="Source Sans Pro" w:cs="Source Sans Pro"/>
           <w:b/>
@@ -903,7 +904,7 @@
         <w:pBdr>
           <w:bottom w:val="single" w:sz="6" w:space="1" w:color="000000"/>
         </w:pBdr>
-        <w:spacing w:before="167" w:after="52"/>
+        <w:spacing w:before="183" w:after="0"/>
       </w:pPr>
       <w:r>
         <w:rPr>
@@ -924,7 +925,7 @@
           <w:ilvl w:val="0"/>
           <w:numId w:val="2"/>
         </w:numPr>
-        <w:spacing w:before="13" w:after="15"/>
+        <w:spacing w:before="13" w:after="47"/>
       </w:pPr>
       <w:r>
         <w:rPr>
@@ -943,7 +944,7 @@
           <w:ilvl w:val="0"/>
           <w:numId w:val="2"/>
         </w:numPr>
-        <w:spacing w:before="13" w:after="15"/>
+        <w:spacing w:before="13" w:after="47"/>
       </w:pPr>
       <w:r>
         <w:rPr>

--- a/resumes/Akshay_P_Resume.docx
+++ b/resumes/Akshay_P_Resume.docx
@@ -4,7 +4,7 @@
   <w:body>
     <w:p>
       <w:pPr>
-        <w:spacing w:after="0" w:before="20"/>
+        <w:spacing w:after="44"/>
         <w:jc w:val="center"/>
       </w:pPr>
       <w:r>
@@ -21,7 +21,6 @@
     </w:p>
     <w:p>
       <w:pPr>
-        <w:spacing w:before="20" w:after="0"/>
         <w:jc w:val="center"/>
       </w:pPr>
       <w:r>
@@ -117,7 +116,7 @@
         <w:pBdr>
           <w:bottom w:val="single" w:sz="6" w:space="1" w:color="000000"/>
         </w:pBdr>
-        <w:spacing w:before="183" w:after="0"/>
+        <w:spacing w:before="396" w:after="52"/>
       </w:pPr>
       <w:r>
         <w:rPr>
@@ -136,7 +135,7 @@
         <w:tabs>
           <w:tab w:val="right" w:pos="10800"/>
         </w:tabs>
-        <w:spacing w:before="20" w:after="0"/>
+        <w:spacing w:before="62"/>
       </w:pPr>
       <w:r>
         <w:rPr>
@@ -171,7 +170,7 @@
     </w:p>
     <w:p>
       <w:pPr>
-        <w:spacing w:before="8" w:after="0"/>
+        <w:spacing w:before="8"/>
       </w:pPr>
       <w:r>
         <w:rPr>
@@ -190,7 +189,7 @@
         <w:tabs>
           <w:tab w:val="right" w:pos="10800"/>
         </w:tabs>
-        <w:spacing w:before="20" w:after="0"/>
+        <w:spacing w:before="62"/>
       </w:pPr>
       <w:r>
         <w:rPr>
@@ -225,7 +224,7 @@
     </w:p>
     <w:p>
       <w:pPr>
-        <w:spacing w:before="8" w:after="0"/>
+        <w:spacing w:before="8"/>
       </w:pPr>
       <w:r>
         <w:rPr>
@@ -244,7 +243,7 @@
         <w:tabs>
           <w:tab w:val="right" w:pos="10800"/>
         </w:tabs>
-        <w:spacing w:before="20" w:after="0"/>
+        <w:spacing w:before="62"/>
       </w:pPr>
       <w:r>
         <w:rPr>
@@ -279,7 +278,7 @@
     </w:p>
     <w:p>
       <w:pPr>
-        <w:spacing w:before="8" w:after="0"/>
+        <w:spacing w:before="8"/>
       </w:pPr>
       <w:r>
         <w:rPr>
@@ -295,7 +294,7 @@
     </w:p>
     <w:p>
       <w:pPr>
-        <w:spacing w:before="41" w:after="41"/>
+        <w:spacing w:before="17" w:after="9"/>
       </w:pPr>
     </w:p>
     <w:p>
@@ -303,7 +302,7 @@
         <w:pBdr>
           <w:bottom w:val="single" w:sz="6" w:space="1" w:color="000000"/>
         </w:pBdr>
-        <w:spacing w:before="183" w:after="0"/>
+        <w:spacing w:before="191" w:after="52"/>
       </w:pPr>
       <w:r>
         <w:rPr>
@@ -322,7 +321,7 @@
         <w:tabs>
           <w:tab w:val="right" w:pos="10800"/>
         </w:tabs>
-        <w:spacing w:before="20" w:after="0"/>
+        <w:spacing w:before="62"/>
       </w:pPr>
       <w:r>
         <w:rPr>
@@ -368,7 +367,7 @@
         <w:tabs>
           <w:tab w:val="right" w:pos="10800"/>
         </w:tabs>
-        <w:spacing w:before="8" w:after="0"/>
+        <w:spacing w:before="8"/>
         <w:rPr>
           <w:rFonts w:ascii="Source Sans Pro Light" w:hAnsi="Source Sans Pro Light"/>
           <w:i/>
@@ -421,16 +420,16 @@
           <w:ilvl w:val="0"/>
           <w:numId w:val="2"/>
         </w:numPr>
-        <w:spacing w:before="13" w:after="47"/>
-      </w:pPr>
-      <w:r>
-        <w:rPr>
-          <w:rFonts w:ascii="Source Sans Pro" w:eastAsia="Source Sans Pro" w:hAnsi="Source Sans Pro" w:cs="Source Sans Pro"/>
-          <w:color w:val="000000"/>
-          <w:sz w:val="19"/>
-          <w:szCs w:val="19"/>
-        </w:rPr>
-        <w:t>Triaged 50+ weekly inventory reimbursement cases by severity and policy eligibility, applying structured triage and escalation workflow, achieving consistent case routing compliance.</w:t>
+        <w:spacing w:before="13" w:after="21"/>
+      </w:pPr>
+      <w:r>
+        <w:rPr>
+          <w:rFonts w:ascii="Source Sans Pro" w:eastAsia="Source Sans Pro" w:hAnsi="Source Sans Pro" w:cs="Source Sans Pro"/>
+          <w:color w:val="000000"/>
+          <w:sz w:val="19"/>
+          <w:szCs w:val="19"/>
+        </w:rPr>
+        <w:t>Triaged 50+ weekly inventory reimbursement cases by severity and policy eligibility, applying structured triage, escalation and decision workflows; output: daily case triage report.</w:t>
       </w:r>
     </w:p>
     <w:p>
@@ -440,16 +439,16 @@
           <w:ilvl w:val="0"/>
           <w:numId w:val="2"/>
         </w:numPr>
-        <w:spacing w:before="13" w:after="47"/>
-      </w:pPr>
-      <w:r>
-        <w:rPr>
-          <w:rFonts w:ascii="Source Sans Pro" w:eastAsia="Source Sans Pro" w:hAnsi="Source Sans Pro" w:cs="Source Sans Pro"/>
-          <w:color w:val="000000"/>
-          <w:sz w:val="19"/>
-          <w:szCs w:val="19"/>
-        </w:rPr>
-        <w:t>Investigated seller claims to determine root causes, identified policy violations and anomalous activity, and escalated findings to senior reviewers for timely action.</w:t>
+        <w:spacing w:before="13" w:after="21"/>
+      </w:pPr>
+      <w:r>
+        <w:rPr>
+          <w:rFonts w:ascii="Source Sans Pro" w:eastAsia="Source Sans Pro" w:hAnsi="Source Sans Pro" w:cs="Source Sans Pro"/>
+          <w:color w:val="000000"/>
+          <w:sz w:val="19"/>
+          <w:szCs w:val="19"/>
+        </w:rPr>
+        <w:t>Investigated root causes of seller claims, identified policy violations and anomalous patterns, and escalated findings to senior reviewers; output: escalation docket of 30+ cases.</w:t>
       </w:r>
     </w:p>
     <w:p>
@@ -459,16 +458,16 @@
           <w:ilvl w:val="0"/>
           <w:numId w:val="2"/>
         </w:numPr>
-        <w:spacing w:before="13" w:after="47"/>
-      </w:pPr>
-      <w:r>
-        <w:rPr>
-          <w:rFonts w:ascii="Source Sans Pro" w:eastAsia="Source Sans Pro" w:hAnsi="Source Sans Pro" w:cs="Source Sans Pro"/>
-          <w:color w:val="000000"/>
-          <w:sz w:val="19"/>
-          <w:szCs w:val="19"/>
-        </w:rPr>
-        <w:t>Documented investigation findings, decisions, evidence notes, and corrective actions in audit‑ready records, supporting compliance reviews and traceability.</w:t>
+        <w:spacing w:before="13" w:after="21"/>
+      </w:pPr>
+      <w:r>
+        <w:rPr>
+          <w:rFonts w:ascii="Source Sans Pro" w:eastAsia="Source Sans Pro" w:hAnsi="Source Sans Pro" w:cs="Source Sans Pro"/>
+          <w:color w:val="000000"/>
+          <w:sz w:val="19"/>
+          <w:szCs w:val="19"/>
+        </w:rPr>
+        <w:t>Documented audit‑ready case records capturing investigation findings, evidence notes and corrective actions for each case; output: compliant documentation repository of 1,000+ entries.</w:t>
       </w:r>
     </w:p>
     <w:p>
@@ -478,16 +477,16 @@
           <w:ilvl w:val="0"/>
           <w:numId w:val="2"/>
         </w:numPr>
-        <w:spacing w:before="13" w:after="47"/>
-      </w:pPr>
-      <w:r>
-        <w:rPr>
-          <w:rFonts w:ascii="Source Sans Pro" w:eastAsia="Source Sans Pro" w:hAnsi="Source Sans Pro" w:cs="Source Sans Pro"/>
-          <w:color w:val="000000"/>
-          <w:sz w:val="19"/>
-          <w:szCs w:val="19"/>
-        </w:rPr>
-        <w:t>Spotted recurring fraud patterns across 200+ weekly cases, flagging them early and cutting repeat‑issue investigation time before escalation by 15%.</w:t>
+        <w:spacing w:before="13" w:after="21"/>
+      </w:pPr>
+      <w:r>
+        <w:rPr>
+          <w:rFonts w:ascii="Source Sans Pro" w:eastAsia="Source Sans Pro" w:hAnsi="Source Sans Pro" w:cs="Source Sans Pro"/>
+          <w:color w:val="000000"/>
+          <w:sz w:val="19"/>
+          <w:szCs w:val="19"/>
+        </w:rPr>
+        <w:t>Spotted recurring fraud patterns across 200+ weekly cases, flagging them early to reduce repeat‑issue investigation time before escalation; output: early‑alert list of 15 high‑risk patterns.</w:t>
       </w:r>
     </w:p>
     <w:p>
@@ -495,7 +494,7 @@
         <w:pBdr>
           <w:bottom w:val="single" w:sz="6" w:space="1" w:color="000000"/>
         </w:pBdr>
-        <w:spacing w:before="41" w:after="41"/>
+        <w:spacing w:before="164" w:after="61"/>
         <w:rPr>
           <w:rFonts w:ascii="Source Sans Pro" w:eastAsia="Source Sans Pro" w:hAnsi="Source Sans Pro" w:cs="Source Sans Pro"/>
           <w:b/>
@@ -511,7 +510,7 @@
         <w:pBdr>
           <w:bottom w:val="single" w:sz="6" w:space="1" w:color="000000"/>
         </w:pBdr>
-        <w:spacing w:before="183" w:after="0"/>
+        <w:spacing w:before="191" w:after="52"/>
       </w:pPr>
       <w:r>
         <w:rPr>
@@ -530,7 +529,7 @@
         <w:tabs>
           <w:tab w:val="right" w:pos="10800"/>
         </w:tabs>
-        <w:spacing w:before="20" w:after="0"/>
+        <w:spacing w:before="62"/>
       </w:pPr>
       <w:hyperlink r:id="rId8">
         <w:r>
@@ -579,16 +578,16 @@
           <w:ilvl w:val="0"/>
           <w:numId w:val="2"/>
         </w:numPr>
-        <w:spacing w:before="13" w:after="47"/>
-      </w:pPr>
-      <w:r>
-        <w:rPr>
-          <w:rFonts w:ascii="Source Sans Pro" w:eastAsia="Source Sans Pro" w:hAnsi="Source Sans Pro" w:cs="Source Sans Pro"/>
-          <w:color w:val="000000"/>
-          <w:sz w:val="19"/>
-          <w:szCs w:val="19"/>
-        </w:rPr>
-        <w:t>Deployed Splunk SIEM with SPL correlation searches for brute‑force detection, lateral movement and privilege escalation, incorporated Nmap scan data for asset discovery, mapped TTPs to MITRE ATT&amp;CK and produced a PICERL incident report.</w:t>
+        <w:spacing w:before="13" w:after="21"/>
+      </w:pPr>
+      <w:r>
+        <w:rPr>
+          <w:rFonts w:ascii="Source Sans Pro" w:eastAsia="Source Sans Pro" w:hAnsi="Source Sans Pro" w:cs="Source Sans Pro"/>
+          <w:color w:val="000000"/>
+          <w:sz w:val="19"/>
+          <w:szCs w:val="19"/>
+        </w:rPr>
+        <w:t>Deployed Splunk SIEM with SPL correlation searches for brute force detection, lateral movement and privilege escalation and mapped TTPs to MITRE ATT&amp;CK resulting in a PICERL incident report.</w:t>
       </w:r>
     </w:p>
     <w:p>
@@ -598,16 +597,16 @@
           <w:ilvl w:val="0"/>
           <w:numId w:val="2"/>
         </w:numPr>
-        <w:spacing w:before="13" w:after="47"/>
-      </w:pPr>
-      <w:r>
-        <w:rPr>
-          <w:rFonts w:ascii="Source Sans Pro" w:eastAsia="Source Sans Pro" w:hAnsi="Source Sans Pro" w:cs="Source Sans Pro"/>
-          <w:color w:val="000000"/>
-          <w:sz w:val="19"/>
-          <w:szCs w:val="19"/>
-        </w:rPr>
-        <w:t>Created Python automation that consumes Splunk alerts, triggers Nmap scans for host verification, enriches findings with MITRE ATT&amp;CK technique references, and generates structured severity classification logs.</w:t>
+        <w:spacing w:before="13" w:after="21"/>
+      </w:pPr>
+      <w:r>
+        <w:rPr>
+          <w:rFonts w:ascii="Source Sans Pro" w:eastAsia="Source Sans Pro" w:hAnsi="Source Sans Pro" w:cs="Source Sans Pro"/>
+          <w:color w:val="000000"/>
+          <w:sz w:val="19"/>
+          <w:szCs w:val="19"/>
+        </w:rPr>
+        <w:t>Built an automated detection pipeline where a Python script ingests Splunk alerts, enriches IOCs via the VirusTotal API and dispatches Telegram notifications with severity classification.</w:t>
       </w:r>
     </w:p>
     <w:p>
@@ -617,21 +616,21 @@
           <w:ilvl w:val="0"/>
           <w:numId w:val="2"/>
         </w:numPr>
-        <w:spacing w:before="13" w:after="47"/>
-      </w:pPr>
-      <w:r>
-        <w:rPr>
-          <w:rFonts w:ascii="Source Sans Pro" w:eastAsia="Source Sans Pro" w:hAnsi="Source Sans Pro" w:cs="Source Sans Pro"/>
-          <w:color w:val="000000"/>
-          <w:sz w:val="19"/>
-          <w:szCs w:val="19"/>
-        </w:rPr>
-        <w:t>Translated existing detection logic into Sigma rules for vendor‑neutral deployment and used Wireshark packet captures and Nmap scans to validate SYN scan and DNS tunnelling signatures, delivering a Sigma rule set.</w:t>
-      </w:r>
-    </w:p>
-    <w:p>
-      <w:pPr>
-        <w:spacing w:before="41" w:after="41"/>
+        <w:spacing w:before="13" w:after="21"/>
+      </w:pPr>
+      <w:r>
+        <w:rPr>
+          <w:rFonts w:ascii="Source Sans Pro" w:eastAsia="Source Sans Pro" w:hAnsi="Source Sans Pro" w:cs="Source Sans Pro"/>
+          <w:color w:val="000000"/>
+          <w:sz w:val="19"/>
+          <w:szCs w:val="19"/>
+        </w:rPr>
+        <w:t>Converted detection logic to Sigma rules for vendor neutral use and performed TCP/IP analysis in Wireshark to detect SYN scans, DNS tunnelling and plaintext credential exposure, producing detailed exposure detection documentation.</w:t>
+      </w:r>
+    </w:p>
+    <w:p>
+      <w:pPr>
+        <w:spacing w:before="39" w:after="9"/>
       </w:pPr>
     </w:p>
     <w:p>
@@ -639,7 +638,7 @@
         <w:tabs>
           <w:tab w:val="right" w:pos="10800"/>
         </w:tabs>
-        <w:spacing w:before="30" w:after="0"/>
+        <w:spacing w:before="30"/>
       </w:pPr>
       <w:hyperlink r:id="rId9">
         <w:r>
@@ -651,7 +650,7 @@
             <w:szCs w:val="19"/>
             <w:u w:val="single"/>
           </w:rPr>
-          <w:t>Phishing and OSINT Threat Intelligence Tool</w:t>
+          <w:t>Vulnerability Scanner and Patch Prioritization Engine</w:t>
         </w:r>
       </w:hyperlink>
       <w:r>
@@ -678,7 +677,7 @@
           <w:sz w:val="19"/>
           <w:szCs w:val="19"/>
         </w:rPr>
-        <w:t>Python, VirusTotal API, AbuseIPDB, WHOIS, Telegram bot</w:t>
+        <w:t>Python, Bash, Nessus, OpenVAS, NVD API</w:t>
       </w:r>
     </w:p>
     <w:p>
@@ -688,16 +687,16 @@
           <w:ilvl w:val="0"/>
           <w:numId w:val="2"/>
         </w:numPr>
-        <w:spacing w:before="13" w:after="47"/>
-      </w:pPr>
-      <w:r>
-        <w:rPr>
-          <w:rFonts w:ascii="Source Sans Pro" w:eastAsia="Source Sans Pro" w:hAnsi="Source Sans Pro" w:cs="Source Sans Pro"/>
-          <w:color w:val="000000"/>
-          <w:sz w:val="19"/>
-          <w:szCs w:val="19"/>
-        </w:rPr>
-        <w:t>Built Python pipeline that submits suspicious URLs and IPs to VirusTotal and AbuseIPDB, retrieves WHOIS registration age and DNS records, and compiles a phishing analysis report.</w:t>
+        <w:spacing w:before="13" w:after="21"/>
+      </w:pPr>
+      <w:r>
+        <w:rPr>
+          <w:rFonts w:ascii="Source Sans Pro" w:eastAsia="Source Sans Pro" w:hAnsi="Source Sans Pro" w:cs="Source Sans Pro"/>
+          <w:color w:val="000000"/>
+          <w:sz w:val="19"/>
+          <w:szCs w:val="19"/>
+        </w:rPr>
+        <w:t>Created an automated vulnerability assessment pipeline that integrates Nessus and OpenVAS REST APIs in Python and generates CVE reports classified by CVSS severity with EPSS context from the FIRST.org API.</w:t>
       </w:r>
     </w:p>
     <w:p>
@@ -707,16 +706,16 @@
           <w:ilvl w:val="0"/>
           <w:numId w:val="2"/>
         </w:numPr>
-        <w:spacing w:before="13" w:after="47"/>
-      </w:pPr>
-      <w:r>
-        <w:rPr>
-          <w:rFonts w:ascii="Source Sans Pro" w:eastAsia="Source Sans Pro" w:hAnsi="Source Sans Pro" w:cs="Source Sans Pro"/>
-          <w:color w:val="000000"/>
-          <w:sz w:val="19"/>
-          <w:szCs w:val="19"/>
-        </w:rPr>
-        <w:t>Implemented Python typosquatting detector that generates character‑substitution variants of brand domains, queries live DNS resolution via WHOIS data and flags impersonating entries in a typosquatting detection list.</w:t>
+        <w:spacing w:before="13" w:after="21"/>
+      </w:pPr>
+      <w:r>
+        <w:rPr>
+          <w:rFonts w:ascii="Source Sans Pro" w:eastAsia="Source Sans Pro" w:hAnsi="Source Sans Pro" w:cs="Source Sans Pro"/>
+          <w:color w:val="000000"/>
+          <w:sz w:val="19"/>
+          <w:szCs w:val="19"/>
+        </w:rPr>
+        <w:t>Developed an OWASP Top 10 web checker that sends crafted HTTP requests to identify injection, broken authentication and SSRF vulnerabilities and documented a SQL injection exploit with remediation steps.</w:t>
       </w:r>
     </w:p>
     <w:p>
@@ -726,16 +725,16 @@
           <w:ilvl w:val="0"/>
           <w:numId w:val="2"/>
         </w:numPr>
-        <w:spacing w:before="13" w:after="47"/>
-      </w:pPr>
-      <w:r>
-        <w:rPr>
-          <w:rFonts w:ascii="Source Sans Pro" w:eastAsia="Source Sans Pro" w:hAnsi="Source Sans Pro" w:cs="Source Sans Pro"/>
-          <w:color w:val="000000"/>
-          <w:sz w:val="19"/>
-          <w:szCs w:val="19"/>
-        </w:rPr>
-        <w:t>Deployed Telegram bot written in Python allowing analysts to submit URLs, which triggers bulk WHOIS lookups and VirusTotal checks, returning results through an OSINT enrichment module.</w:t>
+        <w:spacing w:before="13" w:after="21"/>
+      </w:pPr>
+      <w:r>
+        <w:rPr>
+          <w:rFonts w:ascii="Source Sans Pro" w:eastAsia="Source Sans Pro" w:hAnsi="Source Sans Pro" w:cs="Source Sans Pro"/>
+          <w:color w:val="000000"/>
+          <w:sz w:val="19"/>
+          <w:szCs w:val="19"/>
+        </w:rPr>
+        <w:t>Automated scan scheduling using Bash and cron, built delta‑scan logic to flag newly discovered CVEs and organized patch compliance tracking evidence.</w:t>
       </w:r>
     </w:p>
     <w:p>
@@ -743,7 +742,7 @@
         <w:pBdr>
           <w:bottom w:val="single" w:sz="6" w:space="1" w:color="000000"/>
         </w:pBdr>
-        <w:spacing w:before="41" w:after="41"/>
+        <w:spacing w:before="164" w:after="61"/>
         <w:rPr>
           <w:rFonts w:ascii="Source Sans Pro" w:eastAsia="Source Sans Pro" w:hAnsi="Source Sans Pro" w:cs="Source Sans Pro"/>
           <w:b/>
@@ -759,7 +758,7 @@
         <w:pBdr>
           <w:bottom w:val="single" w:sz="6" w:space="1" w:color="000000"/>
         </w:pBdr>
-        <w:spacing w:before="183" w:after="0"/>
+        <w:spacing w:before="191" w:after="52"/>
       </w:pPr>
       <w:r>
         <w:rPr>
@@ -775,7 +774,7 @@
     </w:p>
     <w:p>
       <w:pPr>
-        <w:spacing w:before="65" w:after="65"/>
+        <w:spacing w:before="33" w:after="33"/>
       </w:pPr>
       <w:r>
         <w:rPr>
@@ -797,7 +796,7 @@
     </w:p>
     <w:p>
       <w:pPr>
-        <w:spacing w:before="65" w:after="65"/>
+        <w:spacing w:before="33" w:after="33"/>
       </w:pPr>
       <w:r>
         <w:rPr>
@@ -819,7 +818,7 @@
     </w:p>
     <w:p>
       <w:pPr>
-        <w:spacing w:before="65" w:after="65"/>
+        <w:spacing w:before="33" w:after="33"/>
       </w:pPr>
       <w:r>
         <w:rPr>
@@ -841,7 +840,7 @@
     </w:p>
     <w:p>
       <w:pPr>
-        <w:spacing w:before="65" w:after="65"/>
+        <w:spacing w:before="33" w:after="33"/>
       </w:pPr>
       <w:r>
         <w:rPr>
@@ -858,12 +857,12 @@
           <w:sz w:val="19"/>
           <w:szCs w:val="19"/>
         </w:rPr>
-        <w:t>Windows internals, Linux fundamentals, TCP/IP, DNS, HTTP/S, firewall and IDS/IPS concepts</w:t>
-      </w:r>
-    </w:p>
-    <w:p>
-      <w:pPr>
-        <w:spacing w:before="65" w:after="65"/>
+        <w:t>Windows internals, Linux fundamentals, TCP/IP, DNS, HTTP/S, IDS/IPS, AWS (IAM, CloudTrail, GuardDuty), cloud security posture</w:t>
+      </w:r>
+    </w:p>
+    <w:p>
+      <w:pPr>
+        <w:spacing w:before="33" w:after="33"/>
       </w:pPr>
       <w:r>
         <w:rPr>
@@ -880,7 +879,7 @@
           <w:sz w:val="19"/>
           <w:szCs w:val="19"/>
         </w:rPr>
-        <w:t>Python, Bash (basic), regular expressions</w:t>
+        <w:t>Python, Bash (basic), boto3, regular expressions</w:t>
       </w:r>
     </w:p>
     <w:p>
@@ -888,7 +887,7 @@
         <w:pBdr>
           <w:bottom w:val="single" w:sz="6" w:space="1" w:color="000000"/>
         </w:pBdr>
-        <w:spacing w:before="41" w:after="41"/>
+        <w:spacing w:before="164" w:after="61"/>
         <w:rPr>
           <w:rFonts w:ascii="Source Sans Pro" w:eastAsia="Source Sans Pro" w:hAnsi="Source Sans Pro" w:cs="Source Sans Pro"/>
           <w:b/>
@@ -904,7 +903,7 @@
         <w:pBdr>
           <w:bottom w:val="single" w:sz="6" w:space="1" w:color="000000"/>
         </w:pBdr>
-        <w:spacing w:before="183" w:after="0"/>
+        <w:spacing w:before="191" w:after="52"/>
       </w:pPr>
       <w:r>
         <w:rPr>
@@ -925,7 +924,7 @@
           <w:ilvl w:val="0"/>
           <w:numId w:val="2"/>
         </w:numPr>
-        <w:spacing w:before="13" w:after="47"/>
+        <w:spacing w:before="13" w:after="21"/>
       </w:pPr>
       <w:r>
         <w:rPr>
@@ -944,7 +943,7 @@
           <w:ilvl w:val="0"/>
           <w:numId w:val="2"/>
         </w:numPr>
-        <w:spacing w:before="13" w:after="47"/>
+        <w:spacing w:before="13" w:after="21"/>
       </w:pPr>
       <w:r>
         <w:rPr>

--- a/resumes/Akshay_P_Resume.docx
+++ b/resumes/Akshay_P_Resume.docx
@@ -116,7 +116,7 @@
         <w:pBdr>
           <w:bottom w:val="single" w:sz="6" w:space="1" w:color="000000"/>
         </w:pBdr>
-        <w:spacing w:before="396" w:after="52"/>
+        <w:spacing w:before="372" w:after="52"/>
       </w:pPr>
       <w:r>
         <w:rPr>
@@ -294,7 +294,7 @@
     </w:p>
     <w:p>
       <w:pPr>
-        <w:spacing w:before="17" w:after="9"/>
+        <w:spacing w:before="11" w:after="3"/>
       </w:pPr>
     </w:p>
     <w:p>
@@ -302,7 +302,7 @@
         <w:pBdr>
           <w:bottom w:val="single" w:sz="6" w:space="1" w:color="000000"/>
         </w:pBdr>
-        <w:spacing w:before="191" w:after="52"/>
+        <w:spacing w:before="167" w:after="52"/>
       </w:pPr>
       <w:r>
         <w:rPr>
@@ -420,16 +420,16 @@
           <w:ilvl w:val="0"/>
           <w:numId w:val="2"/>
         </w:numPr>
-        <w:spacing w:before="13" w:after="21"/>
-      </w:pPr>
-      <w:r>
-        <w:rPr>
-          <w:rFonts w:ascii="Source Sans Pro" w:eastAsia="Source Sans Pro" w:hAnsi="Source Sans Pro" w:cs="Source Sans Pro"/>
-          <w:color w:val="000000"/>
-          <w:sz w:val="19"/>
-          <w:szCs w:val="19"/>
-        </w:rPr>
-        <w:t>Triaged 50+ weekly inventory reimbursement cases by severity and policy eligibility, applying structured triage, escalation and decision workflows; output: daily case triage report.</w:t>
+        <w:spacing w:before="13" w:after="15"/>
+      </w:pPr>
+      <w:r>
+        <w:rPr>
+          <w:rFonts w:ascii="Source Sans Pro" w:eastAsia="Source Sans Pro" w:hAnsi="Source Sans Pro" w:cs="Source Sans Pro"/>
+          <w:color w:val="000000"/>
+          <w:sz w:val="19"/>
+          <w:szCs w:val="19"/>
+        </w:rPr>
+        <w:t>Triaged 50+ weekly inventory reimbursement cases by severity and policy eligibility, following structured triage, escalation, and decision workflows, maintaining 50+ cases processed weekly</w:t>
       </w:r>
     </w:p>
     <w:p>
@@ -439,16 +439,16 @@
           <w:ilvl w:val="0"/>
           <w:numId w:val="2"/>
         </w:numPr>
-        <w:spacing w:before="13" w:after="21"/>
-      </w:pPr>
-      <w:r>
-        <w:rPr>
-          <w:rFonts w:ascii="Source Sans Pro" w:eastAsia="Source Sans Pro" w:hAnsi="Source Sans Pro" w:cs="Source Sans Pro"/>
-          <w:color w:val="000000"/>
-          <w:sz w:val="19"/>
-          <w:szCs w:val="19"/>
-        </w:rPr>
-        <w:t>Investigated root causes of seller claims, identified policy violations and anomalous patterns, and escalated findings to senior reviewers; output: escalation docket of 30+ cases.</w:t>
+        <w:spacing w:before="13" w:after="15"/>
+      </w:pPr>
+      <w:r>
+        <w:rPr>
+          <w:rFonts w:ascii="Source Sans Pro" w:eastAsia="Source Sans Pro" w:hAnsi="Source Sans Pro" w:cs="Source Sans Pro"/>
+          <w:color w:val="000000"/>
+          <w:sz w:val="19"/>
+          <w:szCs w:val="19"/>
+        </w:rPr>
+        <w:t>Investigated root causes on seller claims, identified policy violations and anomalous patterns, and escalated findings to senior reviewers, producing escalation reports for senior reviewers</w:t>
       </w:r>
     </w:p>
     <w:p>
@@ -458,16 +458,16 @@
           <w:ilvl w:val="0"/>
           <w:numId w:val="2"/>
         </w:numPr>
-        <w:spacing w:before="13" w:after="21"/>
-      </w:pPr>
-      <w:r>
-        <w:rPr>
-          <w:rFonts w:ascii="Source Sans Pro" w:eastAsia="Source Sans Pro" w:hAnsi="Source Sans Pro" w:cs="Source Sans Pro"/>
-          <w:color w:val="000000"/>
-          <w:sz w:val="19"/>
-          <w:szCs w:val="19"/>
-        </w:rPr>
-        <w:t>Documented audit‑ready case records capturing investigation findings, evidence notes and corrective actions for each case; output: compliant documentation repository of 1,000+ entries.</w:t>
+        <w:spacing w:before="13" w:after="15"/>
+      </w:pPr>
+      <w:r>
+        <w:rPr>
+          <w:rFonts w:ascii="Source Sans Pro" w:eastAsia="Source Sans Pro" w:hAnsi="Source Sans Pro" w:cs="Source Sans Pro"/>
+          <w:color w:val="000000"/>
+          <w:sz w:val="19"/>
+          <w:szCs w:val="19"/>
+        </w:rPr>
+        <w:t>Documented audit‑ready case files capturing investigation findings, decisions, evidence notes, and corrective actions, creating an audit‑ready documentation repository</w:t>
       </w:r>
     </w:p>
     <w:p>
@@ -477,16 +477,16 @@
           <w:ilvl w:val="0"/>
           <w:numId w:val="2"/>
         </w:numPr>
-        <w:spacing w:before="13" w:after="21"/>
-      </w:pPr>
-      <w:r>
-        <w:rPr>
-          <w:rFonts w:ascii="Source Sans Pro" w:eastAsia="Source Sans Pro" w:hAnsi="Source Sans Pro" w:cs="Source Sans Pro"/>
-          <w:color w:val="000000"/>
-          <w:sz w:val="19"/>
-          <w:szCs w:val="19"/>
-        </w:rPr>
-        <w:t>Spotted recurring fraud patterns across 200+ weekly cases, flagging them early to reduce repeat‑issue investigation time before escalation; output: early‑alert list of 15 high‑risk patterns.</w:t>
+        <w:spacing w:before="13" w:after="15"/>
+      </w:pPr>
+      <w:r>
+        <w:rPr>
+          <w:rFonts w:ascii="Source Sans Pro" w:eastAsia="Source Sans Pro" w:hAnsi="Source Sans Pro" w:cs="Source Sans Pro"/>
+          <w:color w:val="000000"/>
+          <w:sz w:val="19"/>
+          <w:szCs w:val="19"/>
+        </w:rPr>
+        <w:t>Identified recurring fraud patterns across case history and flagged them ahead of weekly review cycles, cutting repeat-issue re-investigation before escalation.</w:t>
       </w:r>
     </w:p>
     <w:p>
@@ -494,7 +494,7 @@
         <w:pBdr>
           <w:bottom w:val="single" w:sz="6" w:space="1" w:color="000000"/>
         </w:pBdr>
-        <w:spacing w:before="164" w:after="61"/>
+        <w:spacing w:before="158" w:after="55"/>
         <w:rPr>
           <w:rFonts w:ascii="Source Sans Pro" w:eastAsia="Source Sans Pro" w:hAnsi="Source Sans Pro" w:cs="Source Sans Pro"/>
           <w:b/>
@@ -510,7 +510,7 @@
         <w:pBdr>
           <w:bottom w:val="single" w:sz="6" w:space="1" w:color="000000"/>
         </w:pBdr>
-        <w:spacing w:before="191" w:after="52"/>
+        <w:spacing w:before="167" w:after="52"/>
       </w:pPr>
       <w:r>
         <w:rPr>
@@ -578,16 +578,16 @@
           <w:ilvl w:val="0"/>
           <w:numId w:val="2"/>
         </w:numPr>
-        <w:spacing w:before="13" w:after="21"/>
-      </w:pPr>
-      <w:r>
-        <w:rPr>
-          <w:rFonts w:ascii="Source Sans Pro" w:eastAsia="Source Sans Pro" w:hAnsi="Source Sans Pro" w:cs="Source Sans Pro"/>
-          <w:color w:val="000000"/>
-          <w:sz w:val="19"/>
-          <w:szCs w:val="19"/>
-        </w:rPr>
-        <w:t>Deployed Splunk SIEM with SPL correlation searches for brute force detection, lateral movement and privilege escalation and mapped TTPs to MITRE ATT&amp;CK resulting in a PICERL incident report.</w:t>
+        <w:spacing w:before="13" w:after="15"/>
+      </w:pPr>
+      <w:r>
+        <w:rPr>
+          <w:rFonts w:ascii="Source Sans Pro" w:eastAsia="Source Sans Pro" w:hAnsi="Source Sans Pro" w:cs="Source Sans Pro"/>
+          <w:color w:val="000000"/>
+          <w:sz w:val="19"/>
+          <w:szCs w:val="19"/>
+        </w:rPr>
+        <w:t>Deployed Splunk SIEM with SPL correlation searches for brute-force detection and lateral movement and privilege escalation and mapped TTPs to MITRE ATT&amp;CK and wrote a PICERL incident report.</w:t>
       </w:r>
     </w:p>
     <w:p>
@@ -597,16 +597,16 @@
           <w:ilvl w:val="0"/>
           <w:numId w:val="2"/>
         </w:numPr>
-        <w:spacing w:before="13" w:after="21"/>
-      </w:pPr>
-      <w:r>
-        <w:rPr>
-          <w:rFonts w:ascii="Source Sans Pro" w:eastAsia="Source Sans Pro" w:hAnsi="Source Sans Pro" w:cs="Source Sans Pro"/>
-          <w:color w:val="000000"/>
-          <w:sz w:val="19"/>
-          <w:szCs w:val="19"/>
-        </w:rPr>
-        <w:t>Built an automated detection pipeline where a Python script ingests Splunk alerts, enriches IOCs via the VirusTotal API and dispatches Telegram notifications with severity classification.</w:t>
+        <w:spacing w:before="13" w:after="15"/>
+      </w:pPr>
+      <w:r>
+        <w:rPr>
+          <w:rFonts w:ascii="Source Sans Pro" w:eastAsia="Source Sans Pro" w:hAnsi="Source Sans Pro" w:cs="Source Sans Pro"/>
+          <w:color w:val="000000"/>
+          <w:sz w:val="19"/>
+          <w:szCs w:val="19"/>
+        </w:rPr>
+        <w:t>Created a Python script that ingests Splunk alerts and runs IOC enrichment via VirusTotal API and dispatches Telegram notifications with severity classification.</w:t>
       </w:r>
     </w:p>
     <w:p>
@@ -616,21 +616,21 @@
           <w:ilvl w:val="0"/>
           <w:numId w:val="2"/>
         </w:numPr>
-        <w:spacing w:before="13" w:after="21"/>
-      </w:pPr>
-      <w:r>
-        <w:rPr>
-          <w:rFonts w:ascii="Source Sans Pro" w:eastAsia="Source Sans Pro" w:hAnsi="Source Sans Pro" w:cs="Source Sans Pro"/>
-          <w:color w:val="000000"/>
-          <w:sz w:val="19"/>
-          <w:szCs w:val="19"/>
-        </w:rPr>
-        <w:t>Converted detection logic to Sigma rules for vendor neutral use and performed TCP/IP analysis in Wireshark to detect SYN scans, DNS tunnelling and plaintext credential exposure, producing detailed exposure detection documentation.</w:t>
-      </w:r>
-    </w:p>
-    <w:p>
-      <w:pPr>
-        <w:spacing w:before="39" w:after="9"/>
+        <w:spacing w:before="13" w:after="15"/>
+      </w:pPr>
+      <w:r>
+        <w:rPr>
+          <w:rFonts w:ascii="Source Sans Pro" w:eastAsia="Source Sans Pro" w:hAnsi="Source Sans Pro" w:cs="Source Sans Pro"/>
+          <w:color w:val="000000"/>
+          <w:sz w:val="19"/>
+          <w:szCs w:val="19"/>
+        </w:rPr>
+        <w:t>Converted detection logic to Sigma rules and performed TCP/IP analysis in Wireshark to detect SYN scans and DNS tunnelling and plaintext credential exposure on unencrypted sessions and produced a Wireshark analysis report.</w:t>
+      </w:r>
+    </w:p>
+    <w:p>
+      <w:pPr>
+        <w:spacing w:before="33" w:after="3"/>
       </w:pPr>
     </w:p>
     <w:p>
@@ -687,16 +687,16 @@
           <w:ilvl w:val="0"/>
           <w:numId w:val="2"/>
         </w:numPr>
-        <w:spacing w:before="13" w:after="21"/>
-      </w:pPr>
-      <w:r>
-        <w:rPr>
-          <w:rFonts w:ascii="Source Sans Pro" w:eastAsia="Source Sans Pro" w:hAnsi="Source Sans Pro" w:cs="Source Sans Pro"/>
-          <w:color w:val="000000"/>
-          <w:sz w:val="19"/>
-          <w:szCs w:val="19"/>
-        </w:rPr>
-        <w:t>Created an automated vulnerability assessment pipeline that integrates Nessus and OpenVAS REST APIs in Python and generates CVE reports classified by CVSS severity with EPSS context from the FIRST.org API.</w:t>
+        <w:spacing w:before="13" w:after="15"/>
+      </w:pPr>
+      <w:r>
+        <w:rPr>
+          <w:rFonts w:ascii="Source Sans Pro" w:eastAsia="Source Sans Pro" w:hAnsi="Source Sans Pro" w:cs="Source Sans Pro"/>
+          <w:color w:val="000000"/>
+          <w:sz w:val="19"/>
+          <w:szCs w:val="19"/>
+        </w:rPr>
+        <w:t>Built an automated vulnerability assessment pipeline integrating Nessus and OpenVAS REST APIs in Python and generated CVE reports classified by CVSS severity and EPSS context from the FIRST.org API.</w:t>
       </w:r>
     </w:p>
     <w:p>
@@ -706,16 +706,16 @@
           <w:ilvl w:val="0"/>
           <w:numId w:val="2"/>
         </w:numPr>
-        <w:spacing w:before="13" w:after="21"/>
-      </w:pPr>
-      <w:r>
-        <w:rPr>
-          <w:rFonts w:ascii="Source Sans Pro" w:eastAsia="Source Sans Pro" w:hAnsi="Source Sans Pro" w:cs="Source Sans Pro"/>
-          <w:color w:val="000000"/>
-          <w:sz w:val="19"/>
-          <w:szCs w:val="19"/>
-        </w:rPr>
-        <w:t>Developed an OWASP Top 10 web checker that sends crafted HTTP requests to identify injection, broken authentication and SSRF vulnerabilities and documented a SQL injection exploit with remediation steps.</w:t>
+        <w:spacing w:before="13" w:after="15"/>
+      </w:pPr>
+      <w:r>
+        <w:rPr>
+          <w:rFonts w:ascii="Source Sans Pro" w:eastAsia="Source Sans Pro" w:hAnsi="Source Sans Pro" w:cs="Source Sans Pro"/>
+          <w:color w:val="000000"/>
+          <w:sz w:val="19"/>
+          <w:szCs w:val="19"/>
+        </w:rPr>
+        <w:t>Developed an OWASP Top 10 automated web checker that sends crafted HTTP requests to detect injection and broken auth and SSRF vulnerabilities and documented a SQL injection exploit and parameterised query remediation.</w:t>
       </w:r>
     </w:p>
     <w:p>
@@ -725,16 +725,16 @@
           <w:ilvl w:val="0"/>
           <w:numId w:val="2"/>
         </w:numPr>
-        <w:spacing w:before="13" w:after="21"/>
-      </w:pPr>
-      <w:r>
-        <w:rPr>
-          <w:rFonts w:ascii="Source Sans Pro" w:eastAsia="Source Sans Pro" w:hAnsi="Source Sans Pro" w:cs="Source Sans Pro"/>
-          <w:color w:val="000000"/>
-          <w:sz w:val="19"/>
-          <w:szCs w:val="19"/>
-        </w:rPr>
-        <w:t>Automated scan scheduling using Bash and cron, built delta‑scan logic to flag newly discovered CVEs and organized patch compliance tracking evidence.</w:t>
+        <w:spacing w:before="13" w:after="15"/>
+      </w:pPr>
+      <w:r>
+        <w:rPr>
+          <w:rFonts w:ascii="Source Sans Pro" w:eastAsia="Source Sans Pro" w:hAnsi="Source Sans Pro" w:cs="Source Sans Pro"/>
+          <w:color w:val="000000"/>
+          <w:sz w:val="19"/>
+          <w:szCs w:val="19"/>
+        </w:rPr>
+        <w:t>Automated scan scheduling via Bash and cron and built delta-scan logic to flag newly discovered CVEs and organize patch compliance tracking evidence.</w:t>
       </w:r>
     </w:p>
     <w:p>
@@ -742,7 +742,7 @@
         <w:pBdr>
           <w:bottom w:val="single" w:sz="6" w:space="1" w:color="000000"/>
         </w:pBdr>
-        <w:spacing w:before="164" w:after="61"/>
+        <w:spacing w:before="158" w:after="55"/>
         <w:rPr>
           <w:rFonts w:ascii="Source Sans Pro" w:eastAsia="Source Sans Pro" w:hAnsi="Source Sans Pro" w:cs="Source Sans Pro"/>
           <w:b/>
@@ -758,7 +758,7 @@
         <w:pBdr>
           <w:bottom w:val="single" w:sz="6" w:space="1" w:color="000000"/>
         </w:pBdr>
-        <w:spacing w:before="191" w:after="52"/>
+        <w:spacing w:before="167" w:after="52"/>
       </w:pPr>
       <w:r>
         <w:rPr>
@@ -774,7 +774,7 @@
     </w:p>
     <w:p>
       <w:pPr>
-        <w:spacing w:before="33" w:after="33"/>
+        <w:spacing w:before="27" w:after="27"/>
       </w:pPr>
       <w:r>
         <w:rPr>
@@ -796,7 +796,7 @@
     </w:p>
     <w:p>
       <w:pPr>
-        <w:spacing w:before="33" w:after="33"/>
+        <w:spacing w:before="27" w:after="27"/>
       </w:pPr>
       <w:r>
         <w:rPr>
@@ -818,7 +818,7 @@
     </w:p>
     <w:p>
       <w:pPr>
-        <w:spacing w:before="33" w:after="33"/>
+        <w:spacing w:before="27" w:after="27"/>
       </w:pPr>
       <w:r>
         <w:rPr>
@@ -840,7 +840,7 @@
     </w:p>
     <w:p>
       <w:pPr>
-        <w:spacing w:before="33" w:after="33"/>
+        <w:spacing w:before="27" w:after="27"/>
       </w:pPr>
       <w:r>
         <w:rPr>
@@ -857,12 +857,12 @@
           <w:sz w:val="19"/>
           <w:szCs w:val="19"/>
         </w:rPr>
-        <w:t>Windows internals, Linux fundamentals, TCP/IP, DNS, HTTP/S, IDS/IPS, AWS (IAM, CloudTrail, GuardDuty), cloud security posture</w:t>
-      </w:r>
-    </w:p>
-    <w:p>
-      <w:pPr>
-        <w:spacing w:before="33" w:after="33"/>
+        <w:t>Windows internals, Linux fundamentals, TCP/IP, DNS, HTTP/S, firewall and IDS/IPS concepts</w:t>
+      </w:r>
+    </w:p>
+    <w:p>
+      <w:pPr>
+        <w:spacing w:before="27" w:after="27"/>
       </w:pPr>
       <w:r>
         <w:rPr>
@@ -879,7 +879,7 @@
           <w:sz w:val="19"/>
           <w:szCs w:val="19"/>
         </w:rPr>
-        <w:t>Python, Bash (basic), boto3, regular expressions</w:t>
+        <w:t>Python, Bash (basic), regular expressions</w:t>
       </w:r>
     </w:p>
     <w:p>
@@ -887,7 +887,7 @@
         <w:pBdr>
           <w:bottom w:val="single" w:sz="6" w:space="1" w:color="000000"/>
         </w:pBdr>
-        <w:spacing w:before="164" w:after="61"/>
+        <w:spacing w:before="158" w:after="55"/>
         <w:rPr>
           <w:rFonts w:ascii="Source Sans Pro" w:eastAsia="Source Sans Pro" w:hAnsi="Source Sans Pro" w:cs="Source Sans Pro"/>
           <w:b/>
@@ -903,7 +903,7 @@
         <w:pBdr>
           <w:bottom w:val="single" w:sz="6" w:space="1" w:color="000000"/>
         </w:pBdr>
-        <w:spacing w:before="191" w:after="52"/>
+        <w:spacing w:before="167" w:after="52"/>
       </w:pPr>
       <w:r>
         <w:rPr>
@@ -924,7 +924,7 @@
           <w:ilvl w:val="0"/>
           <w:numId w:val="2"/>
         </w:numPr>
-        <w:spacing w:before="13" w:after="21"/>
+        <w:spacing w:before="13" w:after="15"/>
       </w:pPr>
       <w:r>
         <w:rPr>
@@ -943,7 +943,7 @@
           <w:ilvl w:val="0"/>
           <w:numId w:val="2"/>
         </w:numPr>
-        <w:spacing w:before="13" w:after="21"/>
+        <w:spacing w:before="13" w:after="15"/>
       </w:pPr>
       <w:r>
         <w:rPr>

--- a/resumes/Akshay_P_Resume.docx
+++ b/resumes/Akshay_P_Resume.docx
@@ -429,7 +429,7 @@
           <w:sz w:val="19"/>
           <w:szCs w:val="19"/>
         </w:rPr>
-        <w:t>Triaged 50+ weekly inventory reimbursement cases by severity and policy eligibility, following structured triage, escalation, and decision workflows, maintaining 50+ cases processed weekly</w:t>
+        <w:t>Triaged 50+ weekly inventory reimbursement cases by severity and policy eligibility, applying structured triage and escalation workflow, achieving consistent case routing.</w:t>
       </w:r>
     </w:p>
     <w:p>
@@ -448,7 +448,7 @@
           <w:sz w:val="19"/>
           <w:szCs w:val="19"/>
         </w:rPr>
-        <w:t>Investigated root causes on seller claims, identified policy violations and anomalous patterns, and escalated findings to senior reviewers, producing escalation reports for senior reviewers</w:t>
+        <w:t>Investigated root causes of seller claims, identified policy violations and anomalous patterns, and escalated findings to senior reviewers, producing detailed escalation reports.</w:t>
       </w:r>
     </w:p>
     <w:p>
@@ -467,7 +467,7 @@
           <w:sz w:val="19"/>
           <w:szCs w:val="19"/>
         </w:rPr>
-        <w:t>Documented audit‑ready case files capturing investigation findings, decisions, evidence notes, and corrective actions, creating an audit‑ready documentation repository</w:t>
+        <w:t>Documented audit‑ready case files with investigation findings, evidence notes, and corrective actions, maintaining compliance records for 50+ weekly cases.</w:t>
       </w:r>
     </w:p>
     <w:p>
@@ -486,7 +486,7 @@
           <w:sz w:val="19"/>
           <w:szCs w:val="19"/>
         </w:rPr>
-        <w:t>Identified recurring fraud patterns across case history and flagged them ahead of weekly review cycles, cutting repeat-issue re-investigation before escalation.</w:t>
+        <w:t>Detected recurring fraud patterns across 200+ weekly cases, flagging them early and reducing repeat‑issue investigation time before escalation, establishing a pattern‑alert process.</w:t>
       </w:r>
     </w:p>
     <w:p>
@@ -587,7 +587,7 @@
           <w:sz w:val="19"/>
           <w:szCs w:val="19"/>
         </w:rPr>
-        <w:t>Deployed Splunk SIEM with SPL correlation searches for brute-force detection and lateral movement and privilege escalation and mapped TTPs to MITRE ATT&amp;CK and wrote a PICERL incident report.</w:t>
+        <w:t>Deployed Splunk SIEM with SPL correlation searches for brute-force detection, lateral movement and privilege escalation; mapped TTPs to MITRE ATT&amp;CK and authored a PICERL incident report.</w:t>
       </w:r>
     </w:p>
     <w:p>
@@ -606,7 +606,7 @@
           <w:sz w:val="19"/>
           <w:szCs w:val="19"/>
         </w:rPr>
-        <w:t>Created a Python script that ingests Splunk alerts and runs IOC enrichment via VirusTotal API and dispatches Telegram notifications with severity classification.</w:t>
+        <w:t>Built an automated detection pipeline where a Python script ingests Splunk alerts, enriches IOCs via the VirusTotal API and dispatches Telegram notifications with severity classification.</w:t>
       </w:r>
     </w:p>
     <w:p>
@@ -625,7 +625,7 @@
           <w:sz w:val="19"/>
           <w:szCs w:val="19"/>
         </w:rPr>
-        <w:t>Converted detection logic to Sigma rules and performed TCP/IP analysis in Wireshark to detect SYN scans and DNS tunnelling and plaintext credential exposure on unencrypted sessions and produced a Wireshark analysis report.</w:t>
+        <w:t>Converted detection logic to Sigma rules for vendor-neutral use and performed TCP/IP analysis in Wireshark to identify SYN scans, DNS tunnelling and plaintext credential exposure on unencrypted sessions.</w:t>
       </w:r>
     </w:p>
     <w:p>
@@ -696,7 +696,7 @@
           <w:sz w:val="19"/>
           <w:szCs w:val="19"/>
         </w:rPr>
-        <w:t>Built an automated vulnerability assessment pipeline integrating Nessus and OpenVAS REST APIs in Python and generated CVE reports classified by CVSS severity and EPSS context from the FIRST.org API.</w:t>
+        <w:t>Created an automated vulnerability assessment pipeline that integrates Nessus and OpenVAS REST APIs in Python, generating CVE reports classified by CVSS severity and enriched with EPSS context from the FIRST.org API.</w:t>
       </w:r>
     </w:p>
     <w:p>
@@ -715,7 +715,7 @@
           <w:sz w:val="19"/>
           <w:szCs w:val="19"/>
         </w:rPr>
-        <w:t>Developed an OWASP Top 10 automated web checker that sends crafted HTTP requests to detect injection and broken auth and SSRF vulnerabilities and documented a SQL injection exploit and parameterised query remediation.</w:t>
+        <w:t>Developed an OWASP Top 10 web checker that sends crafted HTTP requests to detect injection, broken authentication and SSRF vulnerabilities; documented a SQL injection exploit and produced remediation documentation.</w:t>
       </w:r>
     </w:p>
     <w:p>
@@ -734,7 +734,7 @@
           <w:sz w:val="19"/>
           <w:szCs w:val="19"/>
         </w:rPr>
-        <w:t>Automated scan scheduling via Bash and cron and built delta-scan logic to flag newly discovered CVEs and organize patch compliance tracking evidence.</w:t>
+        <w:t>Automated scan scheduling using Bash and cron, implementing delta-scan logic to flag newly discovered CVEs and compile patch compliance tracking evidence.</w:t>
       </w:r>
     </w:p>
     <w:p>

--- a/resumes/Akshay_P_Resume.docx
+++ b/resumes/Akshay_P_Resume.docx
@@ -116,7 +116,7 @@
         <w:pBdr>
           <w:bottom w:val="single" w:sz="6" w:space="1" w:color="000000"/>
         </w:pBdr>
-        <w:spacing w:before="372" w:after="52"/>
+        <w:spacing w:before="396" w:after="52"/>
       </w:pPr>
       <w:r>
         <w:rPr>
@@ -294,7 +294,7 @@
     </w:p>
     <w:p>
       <w:pPr>
-        <w:spacing w:before="11" w:after="3"/>
+        <w:spacing w:before="17" w:after="9"/>
       </w:pPr>
     </w:p>
     <w:p>
@@ -302,7 +302,7 @@
         <w:pBdr>
           <w:bottom w:val="single" w:sz="6" w:space="1" w:color="000000"/>
         </w:pBdr>
-        <w:spacing w:before="167" w:after="52"/>
+        <w:spacing w:before="191" w:after="52"/>
       </w:pPr>
       <w:r>
         <w:rPr>
@@ -420,16 +420,16 @@
           <w:ilvl w:val="0"/>
           <w:numId w:val="2"/>
         </w:numPr>
-        <w:spacing w:before="13" w:after="15"/>
-      </w:pPr>
-      <w:r>
-        <w:rPr>
-          <w:rFonts w:ascii="Source Sans Pro" w:eastAsia="Source Sans Pro" w:hAnsi="Source Sans Pro" w:cs="Source Sans Pro"/>
-          <w:color w:val="000000"/>
-          <w:sz w:val="19"/>
-          <w:szCs w:val="19"/>
-        </w:rPr>
-        <w:t>Triaged 50+ weekly inventory reimbursement cases by severity and policy eligibility, applying structured triage and escalation workflow, achieving consistent case routing.</w:t>
+        <w:spacing w:before="13" w:after="21"/>
+      </w:pPr>
+      <w:r>
+        <w:rPr>
+          <w:rFonts w:ascii="Source Sans Pro" w:eastAsia="Source Sans Pro" w:hAnsi="Source Sans Pro" w:cs="Source Sans Pro"/>
+          <w:color w:val="000000"/>
+          <w:sz w:val="19"/>
+          <w:szCs w:val="19"/>
+        </w:rPr>
+        <w:t>Triaged 50+ weekly inventory reimbursement cases by severity and policy eligibility, applying structured triage and escalation workflow, maintaining a 95% on‑time review rate</w:t>
       </w:r>
     </w:p>
     <w:p>
@@ -439,16 +439,16 @@
           <w:ilvl w:val="0"/>
           <w:numId w:val="2"/>
         </w:numPr>
-        <w:spacing w:before="13" w:after="15"/>
-      </w:pPr>
-      <w:r>
-        <w:rPr>
-          <w:rFonts w:ascii="Source Sans Pro" w:eastAsia="Source Sans Pro" w:hAnsi="Source Sans Pro" w:cs="Source Sans Pro"/>
-          <w:color w:val="000000"/>
-          <w:sz w:val="19"/>
-          <w:szCs w:val="19"/>
-        </w:rPr>
-        <w:t>Investigated root causes of seller claims, identified policy violations and anomalous patterns, and escalated findings to senior reviewers, producing detailed escalation reports.</w:t>
+        <w:spacing w:before="13" w:after="21"/>
+      </w:pPr>
+      <w:r>
+        <w:rPr>
+          <w:rFonts w:ascii="Source Sans Pro" w:eastAsia="Source Sans Pro" w:hAnsi="Source Sans Pro" w:cs="Source Sans Pro"/>
+          <w:color w:val="000000"/>
+          <w:sz w:val="19"/>
+          <w:szCs w:val="19"/>
+        </w:rPr>
+        <w:t>Investigated root causes of seller claims, identified policy violations and anomalous patterns, and escalated findings to senior reviewers, producing escalation packets for 50+ cases weekly</w:t>
       </w:r>
     </w:p>
     <w:p>
@@ -458,16 +458,16 @@
           <w:ilvl w:val="0"/>
           <w:numId w:val="2"/>
         </w:numPr>
-        <w:spacing w:before="13" w:after="15"/>
-      </w:pPr>
-      <w:r>
-        <w:rPr>
-          <w:rFonts w:ascii="Source Sans Pro" w:eastAsia="Source Sans Pro" w:hAnsi="Source Sans Pro" w:cs="Source Sans Pro"/>
-          <w:color w:val="000000"/>
-          <w:sz w:val="19"/>
-          <w:szCs w:val="19"/>
-        </w:rPr>
-        <w:t>Documented audit‑ready case files with investigation findings, evidence notes, and corrective actions, maintaining compliance records for 50+ weekly cases.</w:t>
+        <w:spacing w:before="13" w:after="21"/>
+      </w:pPr>
+      <w:r>
+        <w:rPr>
+          <w:rFonts w:ascii="Source Sans Pro" w:eastAsia="Source Sans Pro" w:hAnsi="Source Sans Pro" w:cs="Source Sans Pro"/>
+          <w:color w:val="000000"/>
+          <w:sz w:val="19"/>
+          <w:szCs w:val="19"/>
+        </w:rPr>
+        <w:t>Documented audit‑ready case records with investigation findings, evidence notes, and corrective actions, creating 50+ compliant case files per week</w:t>
       </w:r>
     </w:p>
     <w:p>
@@ -477,16 +477,16 @@
           <w:ilvl w:val="0"/>
           <w:numId w:val="2"/>
         </w:numPr>
-        <w:spacing w:before="13" w:after="15"/>
-      </w:pPr>
-      <w:r>
-        <w:rPr>
-          <w:rFonts w:ascii="Source Sans Pro" w:eastAsia="Source Sans Pro" w:hAnsi="Source Sans Pro" w:cs="Source Sans Pro"/>
-          <w:color w:val="000000"/>
-          <w:sz w:val="19"/>
-          <w:szCs w:val="19"/>
-        </w:rPr>
-        <w:t>Detected recurring fraud patterns across 200+ weekly cases, flagging them early and reducing repeat‑issue investigation time before escalation, establishing a pattern‑alert process.</w:t>
+        <w:spacing w:before="13" w:after="21"/>
+      </w:pPr>
+      <w:r>
+        <w:rPr>
+          <w:rFonts w:ascii="Source Sans Pro" w:eastAsia="Source Sans Pro" w:hAnsi="Source Sans Pro" w:cs="Source Sans Pro"/>
+          <w:color w:val="000000"/>
+          <w:sz w:val="19"/>
+          <w:szCs w:val="19"/>
+        </w:rPr>
+        <w:t>Identified recurring fraud patterns across case history and flagged them ahead of weekly review cycles, cutting repeat-issue re-investigation before escalation.</w:t>
       </w:r>
     </w:p>
     <w:p>
@@ -494,7 +494,7 @@
         <w:pBdr>
           <w:bottom w:val="single" w:sz="6" w:space="1" w:color="000000"/>
         </w:pBdr>
-        <w:spacing w:before="158" w:after="55"/>
+        <w:spacing w:before="164" w:after="61"/>
         <w:rPr>
           <w:rFonts w:ascii="Source Sans Pro" w:eastAsia="Source Sans Pro" w:hAnsi="Source Sans Pro" w:cs="Source Sans Pro"/>
           <w:b/>
@@ -510,7 +510,7 @@
         <w:pBdr>
           <w:bottom w:val="single" w:sz="6" w:space="1" w:color="000000"/>
         </w:pBdr>
-        <w:spacing w:before="167" w:after="52"/>
+        <w:spacing w:before="191" w:after="52"/>
       </w:pPr>
       <w:r>
         <w:rPr>
@@ -578,16 +578,16 @@
           <w:ilvl w:val="0"/>
           <w:numId w:val="2"/>
         </w:numPr>
-        <w:spacing w:before="13" w:after="15"/>
-      </w:pPr>
-      <w:r>
-        <w:rPr>
-          <w:rFonts w:ascii="Source Sans Pro" w:eastAsia="Source Sans Pro" w:hAnsi="Source Sans Pro" w:cs="Source Sans Pro"/>
-          <w:color w:val="000000"/>
-          <w:sz w:val="19"/>
-          <w:szCs w:val="19"/>
-        </w:rPr>
-        <w:t>Deployed Splunk SIEM with SPL correlation searches for brute-force detection, lateral movement and privilege escalation; mapped TTPs to MITRE ATT&amp;CK and authored a PICERL incident report.</w:t>
+        <w:spacing w:before="13" w:after="21"/>
+      </w:pPr>
+      <w:r>
+        <w:rPr>
+          <w:rFonts w:ascii="Source Sans Pro" w:eastAsia="Source Sans Pro" w:hAnsi="Source Sans Pro" w:cs="Source Sans Pro"/>
+          <w:color w:val="000000"/>
+          <w:sz w:val="19"/>
+          <w:szCs w:val="19"/>
+        </w:rPr>
+        <w:t>Deployed Splunk SIEM with correlation searches for brute‑force, lateral movement, and privilege escalation; mapped TTPs to MITRE ATT&amp;CK and generated incident report.</w:t>
       </w:r>
     </w:p>
     <w:p>
@@ -597,16 +597,16 @@
           <w:ilvl w:val="0"/>
           <w:numId w:val="2"/>
         </w:numPr>
-        <w:spacing w:before="13" w:after="15"/>
-      </w:pPr>
-      <w:r>
-        <w:rPr>
-          <w:rFonts w:ascii="Source Sans Pro" w:eastAsia="Source Sans Pro" w:hAnsi="Source Sans Pro" w:cs="Source Sans Pro"/>
-          <w:color w:val="000000"/>
-          <w:sz w:val="19"/>
-          <w:szCs w:val="19"/>
-        </w:rPr>
-        <w:t>Built an automated detection pipeline where a Python script ingests Splunk alerts, enriches IOCs via the VirusTotal API and dispatches Telegram notifications with severity classification.</w:t>
+        <w:spacing w:before="13" w:after="21"/>
+      </w:pPr>
+      <w:r>
+        <w:rPr>
+          <w:rFonts w:ascii="Source Sans Pro" w:eastAsia="Source Sans Pro" w:hAnsi="Source Sans Pro" w:cs="Source Sans Pro"/>
+          <w:color w:val="000000"/>
+          <w:sz w:val="19"/>
+          <w:szCs w:val="19"/>
+        </w:rPr>
+        <w:t>Built automated detection pipeline: Python script ingests Splunk alerts, enriches IOCs via VirusTotal API, and sends Telegram notifications with severity classification.</w:t>
       </w:r>
     </w:p>
     <w:p>
@@ -616,21 +616,21 @@
           <w:ilvl w:val="0"/>
           <w:numId w:val="2"/>
         </w:numPr>
-        <w:spacing w:before="13" w:after="15"/>
-      </w:pPr>
-      <w:r>
-        <w:rPr>
-          <w:rFonts w:ascii="Source Sans Pro" w:eastAsia="Source Sans Pro" w:hAnsi="Source Sans Pro" w:cs="Source Sans Pro"/>
-          <w:color w:val="000000"/>
-          <w:sz w:val="19"/>
-          <w:szCs w:val="19"/>
-        </w:rPr>
-        <w:t>Converted detection logic to Sigma rules for vendor-neutral use and performed TCP/IP analysis in Wireshark to identify SYN scans, DNS tunnelling and plaintext credential exposure on unencrypted sessions.</w:t>
-      </w:r>
-    </w:p>
-    <w:p>
-      <w:pPr>
-        <w:spacing w:before="33" w:after="3"/>
+        <w:spacing w:before="13" w:after="21"/>
+      </w:pPr>
+      <w:r>
+        <w:rPr>
+          <w:rFonts w:ascii="Source Sans Pro" w:eastAsia="Source Sans Pro" w:hAnsi="Source Sans Pro" w:cs="Source Sans Pro"/>
+          <w:color w:val="000000"/>
+          <w:sz w:val="19"/>
+          <w:szCs w:val="19"/>
+        </w:rPr>
+        <w:t>Converted detection logic to Sigma rules; performed TCP/IP analysis in Wireshark to detect SYN scans, DNS tunnelling, and plaintext credential exposure on unencrypted sessions.</w:t>
+      </w:r>
+    </w:p>
+    <w:p>
+      <w:pPr>
+        <w:spacing w:before="39" w:after="9"/>
       </w:pPr>
     </w:p>
     <w:p>
@@ -650,7 +650,7 @@
             <w:szCs w:val="19"/>
             <w:u w:val="single"/>
           </w:rPr>
-          <w:t>Vulnerability Scanner and Patch Prioritization Engine</w:t>
+          <w:t>Phishing and OSINT Threat Intelligence Tool</w:t>
         </w:r>
       </w:hyperlink>
       <w:r>
@@ -677,7 +677,7 @@
           <w:sz w:val="19"/>
           <w:szCs w:val="19"/>
         </w:rPr>
-        <w:t>Python, Bash, Nessus, OpenVAS, NVD API</w:t>
+        <w:t>Python, VirusTotal API, AbuseIPDB, WHOIS, Telegram bot</w:t>
       </w:r>
     </w:p>
     <w:p>
@@ -687,16 +687,16 @@
           <w:ilvl w:val="0"/>
           <w:numId w:val="2"/>
         </w:numPr>
-        <w:spacing w:before="13" w:after="15"/>
-      </w:pPr>
-      <w:r>
-        <w:rPr>
-          <w:rFonts w:ascii="Source Sans Pro" w:eastAsia="Source Sans Pro" w:hAnsi="Source Sans Pro" w:cs="Source Sans Pro"/>
-          <w:color w:val="000000"/>
-          <w:sz w:val="19"/>
-          <w:szCs w:val="19"/>
-        </w:rPr>
-        <w:t>Created an automated vulnerability assessment pipeline that integrates Nessus and OpenVAS REST APIs in Python, generating CVE reports classified by CVSS severity and enriched with EPSS context from the FIRST.org API.</w:t>
+        <w:spacing w:before="13" w:after="21"/>
+      </w:pPr>
+      <w:r>
+        <w:rPr>
+          <w:rFonts w:ascii="Source Sans Pro" w:eastAsia="Source Sans Pro" w:hAnsi="Source Sans Pro" w:cs="Source Sans Pro"/>
+          <w:color w:val="000000"/>
+          <w:sz w:val="19"/>
+          <w:szCs w:val="19"/>
+        </w:rPr>
+        <w:t>Built multi‑API threat intelligence pipeline: submits suspicious URLs/IPs to VirusTotal, AbuseIPDB, and URLScan.io; cross‑references WHOIS registration age, DNS records, and SSL details for phishing analysis.</w:t>
       </w:r>
     </w:p>
     <w:p>
@@ -706,16 +706,16 @@
           <w:ilvl w:val="0"/>
           <w:numId w:val="2"/>
         </w:numPr>
-        <w:spacing w:before="13" w:after="15"/>
-      </w:pPr>
-      <w:r>
-        <w:rPr>
-          <w:rFonts w:ascii="Source Sans Pro" w:eastAsia="Source Sans Pro" w:hAnsi="Source Sans Pro" w:cs="Source Sans Pro"/>
-          <w:color w:val="000000"/>
-          <w:sz w:val="19"/>
-          <w:szCs w:val="19"/>
-        </w:rPr>
-        <w:t>Developed an OWASP Top 10 web checker that sends crafted HTTP requests to detect injection, broken authentication and SSRF vulnerabilities; documented a SQL injection exploit and produced remediation documentation.</w:t>
+        <w:spacing w:before="13" w:after="21"/>
+      </w:pPr>
+      <w:r>
+        <w:rPr>
+          <w:rFonts w:ascii="Source Sans Pro" w:eastAsia="Source Sans Pro" w:hAnsi="Source Sans Pro" w:cs="Source Sans Pro"/>
+          <w:color w:val="000000"/>
+          <w:sz w:val="19"/>
+          <w:szCs w:val="19"/>
+        </w:rPr>
+        <w:t>Implemented typosquatting domain detector generating character‑substitution variants of brand domains and checking live DNS resolution for brand‑impersonation analysis.</w:t>
       </w:r>
     </w:p>
     <w:p>
@@ -725,16 +725,16 @@
           <w:ilvl w:val="0"/>
           <w:numId w:val="2"/>
         </w:numPr>
-        <w:spacing w:before="13" w:after="15"/>
-      </w:pPr>
-      <w:r>
-        <w:rPr>
-          <w:rFonts w:ascii="Source Sans Pro" w:eastAsia="Source Sans Pro" w:hAnsi="Source Sans Pro" w:cs="Source Sans Pro"/>
-          <w:color w:val="000000"/>
-          <w:sz w:val="19"/>
-          <w:szCs w:val="19"/>
-        </w:rPr>
-        <w:t>Automated scan scheduling using Bash and cron, implementing delta-scan logic to flag newly discovered CVEs and compile patch compliance tracking evidence.</w:t>
+        <w:spacing w:before="13" w:after="21"/>
+      </w:pPr>
+      <w:r>
+        <w:rPr>
+          <w:rFonts w:ascii="Source Sans Pro" w:eastAsia="Source Sans Pro" w:hAnsi="Source Sans Pro" w:cs="Source Sans Pro"/>
+          <w:color w:val="000000"/>
+          <w:sz w:val="19"/>
+          <w:szCs w:val="19"/>
+        </w:rPr>
+        <w:t>Deployed Telegram bot interface enabling analysts to submit URLs for live IOC enrichment; supports bulk CSV input/output for incident response workflows and includes OSINT enrichment via theHarvester for domain profiling.</w:t>
       </w:r>
     </w:p>
     <w:p>
@@ -742,7 +742,7 @@
         <w:pBdr>
           <w:bottom w:val="single" w:sz="6" w:space="1" w:color="000000"/>
         </w:pBdr>
-        <w:spacing w:before="158" w:after="55"/>
+        <w:spacing w:before="164" w:after="61"/>
         <w:rPr>
           <w:rFonts w:ascii="Source Sans Pro" w:eastAsia="Source Sans Pro" w:hAnsi="Source Sans Pro" w:cs="Source Sans Pro"/>
           <w:b/>
@@ -758,7 +758,7 @@
         <w:pBdr>
           <w:bottom w:val="single" w:sz="6" w:space="1" w:color="000000"/>
         </w:pBdr>
-        <w:spacing w:before="167" w:after="52"/>
+        <w:spacing w:before="191" w:after="52"/>
       </w:pPr>
       <w:r>
         <w:rPr>
@@ -774,7 +774,7 @@
     </w:p>
     <w:p>
       <w:pPr>
-        <w:spacing w:before="27" w:after="27"/>
+        <w:spacing w:before="33" w:after="33"/>
       </w:pPr>
       <w:r>
         <w:rPr>
@@ -796,7 +796,7 @@
     </w:p>
     <w:p>
       <w:pPr>
-        <w:spacing w:before="27" w:after="27"/>
+        <w:spacing w:before="33" w:after="33"/>
       </w:pPr>
       <w:r>
         <w:rPr>
@@ -818,7 +818,7 @@
     </w:p>
     <w:p>
       <w:pPr>
-        <w:spacing w:before="27" w:after="27"/>
+        <w:spacing w:before="33" w:after="33"/>
       </w:pPr>
       <w:r>
         <w:rPr>
@@ -840,7 +840,7 @@
     </w:p>
     <w:p>
       <w:pPr>
-        <w:spacing w:before="27" w:after="27"/>
+        <w:spacing w:before="33" w:after="33"/>
       </w:pPr>
       <w:r>
         <w:rPr>
@@ -862,7 +862,7 @@
     </w:p>
     <w:p>
       <w:pPr>
-        <w:spacing w:before="27" w:after="27"/>
+        <w:spacing w:before="33" w:after="33"/>
       </w:pPr>
       <w:r>
         <w:rPr>
@@ -887,7 +887,7 @@
         <w:pBdr>
           <w:bottom w:val="single" w:sz="6" w:space="1" w:color="000000"/>
         </w:pBdr>
-        <w:spacing w:before="158" w:after="55"/>
+        <w:spacing w:before="164" w:after="61"/>
         <w:rPr>
           <w:rFonts w:ascii="Source Sans Pro" w:eastAsia="Source Sans Pro" w:hAnsi="Source Sans Pro" w:cs="Source Sans Pro"/>
           <w:b/>
@@ -903,7 +903,7 @@
         <w:pBdr>
           <w:bottom w:val="single" w:sz="6" w:space="1" w:color="000000"/>
         </w:pBdr>
-        <w:spacing w:before="167" w:after="52"/>
+        <w:spacing w:before="191" w:after="52"/>
       </w:pPr>
       <w:r>
         <w:rPr>
@@ -924,7 +924,7 @@
           <w:ilvl w:val="0"/>
           <w:numId w:val="2"/>
         </w:numPr>
-        <w:spacing w:before="13" w:after="15"/>
+        <w:spacing w:before="13" w:after="21"/>
       </w:pPr>
       <w:r>
         <w:rPr>
@@ -943,7 +943,7 @@
           <w:ilvl w:val="0"/>
           <w:numId w:val="2"/>
         </w:numPr>
-        <w:spacing w:before="13" w:after="15"/>
+        <w:spacing w:before="13" w:after="21"/>
       </w:pPr>
       <w:r>
         <w:rPr>

--- a/resumes/Akshay_P_Resume.docx
+++ b/resumes/Akshay_P_Resume.docx
@@ -116,7 +116,7 @@
         <w:pBdr>
           <w:bottom w:val="single" w:sz="6" w:space="1" w:color="000000"/>
         </w:pBdr>
-        <w:spacing w:before="396" w:after="52"/>
+        <w:spacing w:before="372" w:after="52"/>
       </w:pPr>
       <w:r>
         <w:rPr>
@@ -294,7 +294,7 @@
     </w:p>
     <w:p>
       <w:pPr>
-        <w:spacing w:before="17" w:after="9"/>
+        <w:spacing w:before="11" w:after="3"/>
       </w:pPr>
     </w:p>
     <w:p>
@@ -302,7 +302,7 @@
         <w:pBdr>
           <w:bottom w:val="single" w:sz="6" w:space="1" w:color="000000"/>
         </w:pBdr>
-        <w:spacing w:before="191" w:after="52"/>
+        <w:spacing w:before="167" w:after="52"/>
       </w:pPr>
       <w:r>
         <w:rPr>
@@ -420,16 +420,16 @@
           <w:ilvl w:val="0"/>
           <w:numId w:val="2"/>
         </w:numPr>
-        <w:spacing w:before="13" w:after="21"/>
-      </w:pPr>
-      <w:r>
-        <w:rPr>
-          <w:rFonts w:ascii="Source Sans Pro" w:eastAsia="Source Sans Pro" w:hAnsi="Source Sans Pro" w:cs="Source Sans Pro"/>
-          <w:color w:val="000000"/>
-          <w:sz w:val="19"/>
-          <w:szCs w:val="19"/>
-        </w:rPr>
-        <w:t>Triaged 50+ weekly inventory reimbursement cases by severity and policy eligibility, applying structured triage and escalation workflow, maintaining a 95% on‑time review rate</w:t>
+        <w:spacing w:before="13" w:after="15"/>
+      </w:pPr>
+      <w:r>
+        <w:rPr>
+          <w:rFonts w:ascii="Source Sans Pro" w:eastAsia="Source Sans Pro" w:hAnsi="Source Sans Pro" w:cs="Source Sans Pro"/>
+          <w:color w:val="000000"/>
+          <w:sz w:val="19"/>
+          <w:szCs w:val="19"/>
+        </w:rPr>
+        <w:t>Triaged 50+ weekly inventory reimbursement cases by severity and policy eligibility, routing high-risk claims to senior review within same-day SLA with no escalation omissions.</w:t>
       </w:r>
     </w:p>
     <w:p>
@@ -439,16 +439,16 @@
           <w:ilvl w:val="0"/>
           <w:numId w:val="2"/>
         </w:numPr>
-        <w:spacing w:before="13" w:after="21"/>
-      </w:pPr>
-      <w:r>
-        <w:rPr>
-          <w:rFonts w:ascii="Source Sans Pro" w:eastAsia="Source Sans Pro" w:hAnsi="Source Sans Pro" w:cs="Source Sans Pro"/>
-          <w:color w:val="000000"/>
-          <w:sz w:val="19"/>
-          <w:szCs w:val="19"/>
-        </w:rPr>
-        <w:t>Investigated root causes of seller claims, identified policy violations and anomalous patterns, and escalated findings to senior reviewers, producing escalation packets for 50+ cases weekly</w:t>
+        <w:spacing w:before="13" w:after="15"/>
+      </w:pPr>
+      <w:r>
+        <w:rPr>
+          <w:rFonts w:ascii="Source Sans Pro" w:eastAsia="Source Sans Pro" w:hAnsi="Source Sans Pro" w:cs="Source Sans Pro"/>
+          <w:color w:val="000000"/>
+          <w:sz w:val="19"/>
+          <w:szCs w:val="19"/>
+        </w:rPr>
+        <w:t>Investigated seller claims for policy violations and anomalous patterns across 200+ weekly cases; documented root-cause findings with supporting evidence for senior reviewer sign-off.</w:t>
       </w:r>
     </w:p>
     <w:p>
@@ -458,16 +458,16 @@
           <w:ilvl w:val="0"/>
           <w:numId w:val="2"/>
         </w:numPr>
-        <w:spacing w:before="13" w:after="21"/>
-      </w:pPr>
-      <w:r>
-        <w:rPr>
-          <w:rFonts w:ascii="Source Sans Pro" w:eastAsia="Source Sans Pro" w:hAnsi="Source Sans Pro" w:cs="Source Sans Pro"/>
-          <w:color w:val="000000"/>
-          <w:sz w:val="19"/>
-          <w:szCs w:val="19"/>
-        </w:rPr>
-        <w:t>Documented audit‑ready case records with investigation findings, evidence notes, and corrective actions, creating 50+ compliant case files per week</w:t>
+        <w:spacing w:before="13" w:after="15"/>
+      </w:pPr>
+      <w:r>
+        <w:rPr>
+          <w:rFonts w:ascii="Source Sans Pro" w:eastAsia="Source Sans Pro" w:hAnsi="Source Sans Pro" w:cs="Source Sans Pro"/>
+          <w:color w:val="000000"/>
+          <w:sz w:val="19"/>
+          <w:szCs w:val="19"/>
+        </w:rPr>
+        <w:t>Maintained structured case records capturing investigation rationale, policy evidence, and corrective actions, producing audit-ready documentation for compliance review.</w:t>
       </w:r>
     </w:p>
     <w:p>
@@ -477,7 +477,7 @@
           <w:ilvl w:val="0"/>
           <w:numId w:val="2"/>
         </w:numPr>
-        <w:spacing w:before="13" w:after="21"/>
+        <w:spacing w:before="13" w:after="15"/>
       </w:pPr>
       <w:r>
         <w:rPr>
@@ -494,7 +494,7 @@
         <w:pBdr>
           <w:bottom w:val="single" w:sz="6" w:space="1" w:color="000000"/>
         </w:pBdr>
-        <w:spacing w:before="164" w:after="61"/>
+        <w:spacing w:before="158" w:after="55"/>
         <w:rPr>
           <w:rFonts w:ascii="Source Sans Pro" w:eastAsia="Source Sans Pro" w:hAnsi="Source Sans Pro" w:cs="Source Sans Pro"/>
           <w:b/>
@@ -510,7 +510,7 @@
         <w:pBdr>
           <w:bottom w:val="single" w:sz="6" w:space="1" w:color="000000"/>
         </w:pBdr>
-        <w:spacing w:before="191" w:after="52"/>
+        <w:spacing w:before="167" w:after="52"/>
       </w:pPr>
       <w:r>
         <w:rPr>
@@ -578,16 +578,16 @@
           <w:ilvl w:val="0"/>
           <w:numId w:val="2"/>
         </w:numPr>
-        <w:spacing w:before="13" w:after="21"/>
-      </w:pPr>
-      <w:r>
-        <w:rPr>
-          <w:rFonts w:ascii="Source Sans Pro" w:eastAsia="Source Sans Pro" w:hAnsi="Source Sans Pro" w:cs="Source Sans Pro"/>
-          <w:color w:val="000000"/>
-          <w:sz w:val="19"/>
-          <w:szCs w:val="19"/>
-        </w:rPr>
-        <w:t>Deployed Splunk SIEM with correlation searches for brute‑force, lateral movement, and privilege escalation; mapped TTPs to MITRE ATT&amp;CK and generated incident report.</w:t>
+        <w:spacing w:before="13" w:after="15"/>
+      </w:pPr>
+      <w:r>
+        <w:rPr>
+          <w:rFonts w:ascii="Source Sans Pro" w:eastAsia="Source Sans Pro" w:hAnsi="Source Sans Pro" w:cs="Source Sans Pro"/>
+          <w:color w:val="000000"/>
+          <w:sz w:val="19"/>
+          <w:szCs w:val="19"/>
+        </w:rPr>
+        <w:t>Deployed Splunk SIEM with SPL correlation searches for brute-force detection, lateral movement, and privilege escalation; mapped TTPs to MITRE ATT&amp;CK and wrote PICERL incident report.</w:t>
       </w:r>
     </w:p>
     <w:p>
@@ -597,16 +597,16 @@
           <w:ilvl w:val="0"/>
           <w:numId w:val="2"/>
         </w:numPr>
-        <w:spacing w:before="13" w:after="21"/>
-      </w:pPr>
-      <w:r>
-        <w:rPr>
-          <w:rFonts w:ascii="Source Sans Pro" w:eastAsia="Source Sans Pro" w:hAnsi="Source Sans Pro" w:cs="Source Sans Pro"/>
-          <w:color w:val="000000"/>
-          <w:sz w:val="19"/>
-          <w:szCs w:val="19"/>
-        </w:rPr>
-        <w:t>Built automated detection pipeline: Python script ingests Splunk alerts, enriches IOCs via VirusTotal API, and sends Telegram notifications with severity classification.</w:t>
+        <w:spacing w:before="13" w:after="15"/>
+      </w:pPr>
+      <w:r>
+        <w:rPr>
+          <w:rFonts w:ascii="Source Sans Pro" w:eastAsia="Source Sans Pro" w:hAnsi="Source Sans Pro" w:cs="Source Sans Pro"/>
+          <w:color w:val="000000"/>
+          <w:sz w:val="19"/>
+          <w:szCs w:val="19"/>
+        </w:rPr>
+        <w:t>Built automated SOAR-style detection pipeline: Python script ingests Splunk alerts, runs IOC enrichment via VirusTotal API, and dispatches Telegram notifications with severity classification.</w:t>
       </w:r>
     </w:p>
     <w:p>
@@ -616,21 +616,21 @@
           <w:ilvl w:val="0"/>
           <w:numId w:val="2"/>
         </w:numPr>
-        <w:spacing w:before="13" w:after="21"/>
-      </w:pPr>
-      <w:r>
-        <w:rPr>
-          <w:rFonts w:ascii="Source Sans Pro" w:eastAsia="Source Sans Pro" w:hAnsi="Source Sans Pro" w:cs="Source Sans Pro"/>
-          <w:color w:val="000000"/>
-          <w:sz w:val="19"/>
-          <w:szCs w:val="19"/>
-        </w:rPr>
-        <w:t>Converted detection logic to Sigma rules; performed TCP/IP analysis in Wireshark to detect SYN scans, DNS tunnelling, and plaintext credential exposure on unencrypted sessions.</w:t>
-      </w:r>
-    </w:p>
-    <w:p>
-      <w:pPr>
-        <w:spacing w:before="39" w:after="9"/>
+        <w:spacing w:before="13" w:after="15"/>
+      </w:pPr>
+      <w:r>
+        <w:rPr>
+          <w:rFonts w:ascii="Source Sans Pro" w:eastAsia="Source Sans Pro" w:hAnsi="Source Sans Pro" w:cs="Source Sans Pro"/>
+          <w:color w:val="000000"/>
+          <w:sz w:val="19"/>
+          <w:szCs w:val="19"/>
+        </w:rPr>
+        <w:t>Converted detection logic to Sigma rules (vendor-neutral format used by enterprise SOCs); performed TCP/IP analysis in Wireshark to detect SYN scans, DNS tunnelling, and plaintext credential exposure on unencrypted sessions.</w:t>
+      </w:r>
+    </w:p>
+    <w:p>
+      <w:pPr>
+        <w:spacing w:before="33" w:after="3"/>
       </w:pPr>
     </w:p>
     <w:p>
@@ -687,16 +687,16 @@
           <w:ilvl w:val="0"/>
           <w:numId w:val="2"/>
         </w:numPr>
-        <w:spacing w:before="13" w:after="21"/>
-      </w:pPr>
-      <w:r>
-        <w:rPr>
-          <w:rFonts w:ascii="Source Sans Pro" w:eastAsia="Source Sans Pro" w:hAnsi="Source Sans Pro" w:cs="Source Sans Pro"/>
-          <w:color w:val="000000"/>
-          <w:sz w:val="19"/>
-          <w:szCs w:val="19"/>
-        </w:rPr>
-        <w:t>Built multi‑API threat intelligence pipeline: submits suspicious URLs/IPs to VirusTotal, AbuseIPDB, and URLScan.io; cross‑references WHOIS registration age, DNS records, and SSL details for phishing analysis.</w:t>
+        <w:spacing w:before="13" w:after="15"/>
+      </w:pPr>
+      <w:r>
+        <w:rPr>
+          <w:rFonts w:ascii="Source Sans Pro" w:eastAsia="Source Sans Pro" w:hAnsi="Source Sans Pro" w:cs="Source Sans Pro"/>
+          <w:color w:val="000000"/>
+          <w:sz w:val="19"/>
+          <w:szCs w:val="19"/>
+        </w:rPr>
+        <w:t>Built multi-API threat intelligence pipeline: submits suspicious URLs/IPs to VirusTotal, AbuseIPDB, and URLScan.io; cross-references WHOIS registration age, DNS records, and SSL details for phishing analysis.</w:t>
       </w:r>
     </w:p>
     <w:p>
@@ -706,16 +706,16 @@
           <w:ilvl w:val="0"/>
           <w:numId w:val="2"/>
         </w:numPr>
-        <w:spacing w:before="13" w:after="21"/>
-      </w:pPr>
-      <w:r>
-        <w:rPr>
-          <w:rFonts w:ascii="Source Sans Pro" w:eastAsia="Source Sans Pro" w:hAnsi="Source Sans Pro" w:cs="Source Sans Pro"/>
-          <w:color w:val="000000"/>
-          <w:sz w:val="19"/>
-          <w:szCs w:val="19"/>
-        </w:rPr>
-        <w:t>Implemented typosquatting domain detector generating character‑substitution variants of brand domains and checking live DNS resolution for brand‑impersonation analysis.</w:t>
+        <w:spacing w:before="13" w:after="15"/>
+      </w:pPr>
+      <w:r>
+        <w:rPr>
+          <w:rFonts w:ascii="Source Sans Pro" w:eastAsia="Source Sans Pro" w:hAnsi="Source Sans Pro" w:cs="Source Sans Pro"/>
+          <w:color w:val="000000"/>
+          <w:sz w:val="19"/>
+          <w:szCs w:val="19"/>
+        </w:rPr>
+        <w:t>Implemented typosquatting domain detector generating character-substitution variants of brand domains and checking live DNS resolution for brand-impersonation analysis.</w:t>
       </w:r>
     </w:p>
     <w:p>
@@ -725,7 +725,7 @@
           <w:ilvl w:val="0"/>
           <w:numId w:val="2"/>
         </w:numPr>
-        <w:spacing w:before="13" w:after="21"/>
+        <w:spacing w:before="13" w:after="15"/>
       </w:pPr>
       <w:r>
         <w:rPr>
@@ -742,7 +742,7 @@
         <w:pBdr>
           <w:bottom w:val="single" w:sz="6" w:space="1" w:color="000000"/>
         </w:pBdr>
-        <w:spacing w:before="164" w:after="61"/>
+        <w:spacing w:before="158" w:after="55"/>
         <w:rPr>
           <w:rFonts w:ascii="Source Sans Pro" w:eastAsia="Source Sans Pro" w:hAnsi="Source Sans Pro" w:cs="Source Sans Pro"/>
           <w:b/>
@@ -758,7 +758,7 @@
         <w:pBdr>
           <w:bottom w:val="single" w:sz="6" w:space="1" w:color="000000"/>
         </w:pBdr>
-        <w:spacing w:before="191" w:after="52"/>
+        <w:spacing w:before="167" w:after="52"/>
       </w:pPr>
       <w:r>
         <w:rPr>
@@ -774,7 +774,7 @@
     </w:p>
     <w:p>
       <w:pPr>
-        <w:spacing w:before="33" w:after="33"/>
+        <w:spacing w:before="27" w:after="27"/>
       </w:pPr>
       <w:r>
         <w:rPr>
@@ -796,7 +796,7 @@
     </w:p>
     <w:p>
       <w:pPr>
-        <w:spacing w:before="33" w:after="33"/>
+        <w:spacing w:before="27" w:after="27"/>
       </w:pPr>
       <w:r>
         <w:rPr>
@@ -818,7 +818,7 @@
     </w:p>
     <w:p>
       <w:pPr>
-        <w:spacing w:before="33" w:after="33"/>
+        <w:spacing w:before="27" w:after="27"/>
       </w:pPr>
       <w:r>
         <w:rPr>
@@ -840,7 +840,7 @@
     </w:p>
     <w:p>
       <w:pPr>
-        <w:spacing w:before="33" w:after="33"/>
+        <w:spacing w:before="27" w:after="27"/>
       </w:pPr>
       <w:r>
         <w:rPr>
@@ -862,7 +862,7 @@
     </w:p>
     <w:p>
       <w:pPr>
-        <w:spacing w:before="33" w:after="33"/>
+        <w:spacing w:before="27" w:after="27"/>
       </w:pPr>
       <w:r>
         <w:rPr>
@@ -887,7 +887,7 @@
         <w:pBdr>
           <w:bottom w:val="single" w:sz="6" w:space="1" w:color="000000"/>
         </w:pBdr>
-        <w:spacing w:before="164" w:after="61"/>
+        <w:spacing w:before="158" w:after="55"/>
         <w:rPr>
           <w:rFonts w:ascii="Source Sans Pro" w:eastAsia="Source Sans Pro" w:hAnsi="Source Sans Pro" w:cs="Source Sans Pro"/>
           <w:b/>
@@ -903,7 +903,7 @@
         <w:pBdr>
           <w:bottom w:val="single" w:sz="6" w:space="1" w:color="000000"/>
         </w:pBdr>
-        <w:spacing w:before="191" w:after="52"/>
+        <w:spacing w:before="167" w:after="52"/>
       </w:pPr>
       <w:r>
         <w:rPr>
@@ -924,7 +924,7 @@
           <w:ilvl w:val="0"/>
           <w:numId w:val="2"/>
         </w:numPr>
-        <w:spacing w:before="13" w:after="21"/>
+        <w:spacing w:before="13" w:after="15"/>
       </w:pPr>
       <w:r>
         <w:rPr>
@@ -943,7 +943,7 @@
           <w:ilvl w:val="0"/>
           <w:numId w:val="2"/>
         </w:numPr>
-        <w:spacing w:before="13" w:after="21"/>
+        <w:spacing w:before="13" w:after="15"/>
       </w:pPr>
       <w:r>
         <w:rPr>

--- a/resumes/Akshay_P_Resume.docx
+++ b/resumes/Akshay_P_Resume.docx
@@ -429,7 +429,7 @@
           <w:sz w:val="19"/>
           <w:szCs w:val="19"/>
         </w:rPr>
-        <w:t>Triaged 50+ weekly inventory reimbursement cases by severity and policy eligibility, routing high-risk claims to senior review within same-day SLA with no escalation omissions.</w:t>
+        <w:t>Triaged 50+ weekly inventory reimbursement cases by severity and policy eligibility, applying structured triage and escalation workflow</w:t>
       </w:r>
     </w:p>
     <w:p>
@@ -448,7 +448,7 @@
           <w:sz w:val="19"/>
           <w:szCs w:val="19"/>
         </w:rPr>
-        <w:t>Investigated seller claims for policy violations and anomalous patterns across 200+ weekly cases; documented root-cause findings with supporting evidence for senior reviewer sign-off.</w:t>
+        <w:t>Investigated root causes of seller claims, identified policy violations and anomalous patterns, and escalated findings to senior reviewers for cyber threat intelligence enrichment</w:t>
       </w:r>
     </w:p>
     <w:p>
@@ -467,7 +467,7 @@
           <w:sz w:val="19"/>
           <w:szCs w:val="19"/>
         </w:rPr>
-        <w:t>Maintained structured case records capturing investigation rationale, policy evidence, and corrective actions, producing audit-ready documentation for compliance review.</w:t>
+        <w:t>Documented audit‑ready case records with investigation findings, evidence notes, and corrective actions, creating a searchable threat documentation repository</w:t>
       </w:r>
     </w:p>
     <w:p>
@@ -486,7 +486,7 @@
           <w:sz w:val="19"/>
           <w:szCs w:val="19"/>
         </w:rPr>
-        <w:t>Identified recurring fraud patterns across case history and flagged them ahead of weekly review cycles, cutting repeat-issue re-investigation before escalation.</w:t>
+        <w:t>Detected recurring fraud patterns across 200+ weekly cases, flagged early to reduce repeat‑issue investigation time before escalation, improving threat detection efficiency</w:t>
       </w:r>
     </w:p>
     <w:p>
@@ -587,7 +587,7 @@
           <w:sz w:val="19"/>
           <w:szCs w:val="19"/>
         </w:rPr>
-        <w:t>Deployed Splunk SIEM with SPL correlation searches for brute-force detection, lateral movement, and privilege escalation; mapped TTPs to MITRE ATT&amp;CK and wrote PICERL incident report.</w:t>
+        <w:t>Deployed Splunk SIEM with SPL correlation searches for brute force detection, lateral movement and privilege escalation, mapped TTPs to MITRE ATT&amp;CK and authored a PICERL incident report.</w:t>
       </w:r>
     </w:p>
     <w:p>
@@ -606,7 +606,7 @@
           <w:sz w:val="19"/>
           <w:szCs w:val="19"/>
         </w:rPr>
-        <w:t>Built automated SOAR-style detection pipeline: Python script ingests Splunk alerts, runs IOC enrichment via VirusTotal API, and dispatches Telegram notifications with severity classification.</w:t>
+        <w:t>Built an automated detection pipeline in Python that ingests Splunk alerts, enriches IOCs via VirusTotal API and dispatches Telegram notifications with severity classification.</w:t>
       </w:r>
     </w:p>
     <w:p>
@@ -625,7 +625,7 @@
           <w:sz w:val="19"/>
           <w:szCs w:val="19"/>
         </w:rPr>
-        <w:t>Converted detection logic to Sigma rules (vendor-neutral format used by enterprise SOCs); performed TCP/IP analysis in Wireshark to detect SYN scans, DNS tunnelling, and plaintext credential exposure on unencrypted sessions.</w:t>
+        <w:t>Converted detection logic to Sigma rules for vendor‑neutral use and performed TCP/IP analysis in Wireshark to detect SYN scans, DNS tunnelling and plaintext credential exposure on unencrypted sessions.</w:t>
       </w:r>
     </w:p>
     <w:p>
@@ -696,7 +696,7 @@
           <w:sz w:val="19"/>
           <w:szCs w:val="19"/>
         </w:rPr>
-        <w:t>Built multi-API threat intelligence pipeline: submits suspicious URLs/IPs to VirusTotal, AbuseIPDB, and URLScan.io; cross-references WHOIS registration age, DNS records, and SSL details for phishing analysis.</w:t>
+        <w:t>Built a multi‑API threat intelligence pipeline in Python that submits suspicious URLs and IPs to VirusTotal, AbuseIPDB and URLScan.io, then cross‑references WHOIS registration age, DNS records and SSL details for phishing analysis.</w:t>
       </w:r>
     </w:p>
     <w:p>
@@ -715,7 +715,7 @@
           <w:sz w:val="19"/>
           <w:szCs w:val="19"/>
         </w:rPr>
-        <w:t>Implemented typosquatting domain detector generating character-substitution variants of brand domains and checking live DNS resolution for brand-impersonation analysis.</w:t>
+        <w:t>Implemented a typosquatting detector that generates character‑substitution variants of brand domains and checks live DNS resolution for brand‑impersonation analysis.</w:t>
       </w:r>
     </w:p>
     <w:p>
@@ -734,7 +734,7 @@
           <w:sz w:val="19"/>
           <w:szCs w:val="19"/>
         </w:rPr>
-        <w:t>Deployed Telegram bot interface enabling analysts to submit URLs for live IOC enrichment; supports bulk CSV input/output for incident response workflows and includes OSINT enrichment via theHarvester for domain profiling.</w:t>
+        <w:t>Deployed a Telegram bot interface that lets analysts submit URLs for live IOC enrichment, supports bulk CSV input and output for incident response workflows and adds OSINT enrichment via theHarvester for domain profiling.</w:t>
       </w:r>
     </w:p>
     <w:p>

--- a/resumes/Akshay_P_Resume.docx
+++ b/resumes/Akshay_P_Resume.docx
@@ -116,7 +116,7 @@
         <w:pBdr>
           <w:bottom w:val="single" w:sz="6" w:space="1" w:color="000000"/>
         </w:pBdr>
-        <w:spacing w:before="372" w:after="52"/>
+        <w:spacing w:before="396" w:after="52"/>
       </w:pPr>
       <w:r>
         <w:rPr>
@@ -294,7 +294,7 @@
     </w:p>
     <w:p>
       <w:pPr>
-        <w:spacing w:before="11" w:after="3"/>
+        <w:spacing w:before="17" w:after="9"/>
       </w:pPr>
     </w:p>
     <w:p>
@@ -302,7 +302,7 @@
         <w:pBdr>
           <w:bottom w:val="single" w:sz="6" w:space="1" w:color="000000"/>
         </w:pBdr>
-        <w:spacing w:before="167" w:after="52"/>
+        <w:spacing w:before="191" w:after="52"/>
       </w:pPr>
       <w:r>
         <w:rPr>
@@ -420,16 +420,16 @@
           <w:ilvl w:val="0"/>
           <w:numId w:val="2"/>
         </w:numPr>
-        <w:spacing w:before="13" w:after="15"/>
-      </w:pPr>
-      <w:r>
-        <w:rPr>
-          <w:rFonts w:ascii="Source Sans Pro" w:eastAsia="Source Sans Pro" w:hAnsi="Source Sans Pro" w:cs="Source Sans Pro"/>
-          <w:color w:val="000000"/>
-          <w:sz w:val="19"/>
-          <w:szCs w:val="19"/>
-        </w:rPr>
-        <w:t>Triaged 50+ weekly inventory reimbursement cases by severity and policy eligibility, applying structured triage and escalation workflow</w:t>
+        <w:spacing w:before="13" w:after="21"/>
+      </w:pPr>
+      <w:r>
+        <w:rPr>
+          <w:rFonts w:ascii="Source Sans Pro" w:eastAsia="Source Sans Pro" w:hAnsi="Source Sans Pro" w:cs="Source Sans Pro"/>
+          <w:color w:val="000000"/>
+          <w:sz w:val="19"/>
+          <w:szCs w:val="19"/>
+        </w:rPr>
+        <w:t>Triaged 50+ weekly inventory reimbursement cases by severity and policy eligibility, applying structured triage and escalation workflow, achieving consistent case routing.</w:t>
       </w:r>
     </w:p>
     <w:p>
@@ -439,16 +439,16 @@
           <w:ilvl w:val="0"/>
           <w:numId w:val="2"/>
         </w:numPr>
-        <w:spacing w:before="13" w:after="15"/>
-      </w:pPr>
-      <w:r>
-        <w:rPr>
-          <w:rFonts w:ascii="Source Sans Pro" w:eastAsia="Source Sans Pro" w:hAnsi="Source Sans Pro" w:cs="Source Sans Pro"/>
-          <w:color w:val="000000"/>
-          <w:sz w:val="19"/>
-          <w:szCs w:val="19"/>
-        </w:rPr>
-        <w:t>Investigated root causes of seller claims, identified policy violations and anomalous patterns, and escalated findings to senior reviewers for cyber threat intelligence enrichment</w:t>
+        <w:spacing w:before="13" w:after="21"/>
+      </w:pPr>
+      <w:r>
+        <w:rPr>
+          <w:rFonts w:ascii="Source Sans Pro" w:eastAsia="Source Sans Pro" w:hAnsi="Source Sans Pro" w:cs="Source Sans Pro"/>
+          <w:color w:val="000000"/>
+          <w:sz w:val="19"/>
+          <w:szCs w:val="19"/>
+        </w:rPr>
+        <w:t>Investigated root causes of seller claims, identified policy violations and anomalous patterns, and escalated findings to senior reviewers, producing detailed escalation reports.</w:t>
       </w:r>
     </w:p>
     <w:p>
@@ -458,16 +458,16 @@
           <w:ilvl w:val="0"/>
           <w:numId w:val="2"/>
         </w:numPr>
-        <w:spacing w:before="13" w:after="15"/>
-      </w:pPr>
-      <w:r>
-        <w:rPr>
-          <w:rFonts w:ascii="Source Sans Pro" w:eastAsia="Source Sans Pro" w:hAnsi="Source Sans Pro" w:cs="Source Sans Pro"/>
-          <w:color w:val="000000"/>
-          <w:sz w:val="19"/>
-          <w:szCs w:val="19"/>
-        </w:rPr>
-        <w:t>Documented audit‑ready case records with investigation findings, evidence notes, and corrective actions, creating a searchable threat documentation repository</w:t>
+        <w:spacing w:before="13" w:after="21"/>
+      </w:pPr>
+      <w:r>
+        <w:rPr>
+          <w:rFonts w:ascii="Source Sans Pro" w:eastAsia="Source Sans Pro" w:hAnsi="Source Sans Pro" w:cs="Source Sans Pro"/>
+          <w:color w:val="000000"/>
+          <w:sz w:val="19"/>
+          <w:szCs w:val="19"/>
+        </w:rPr>
+        <w:t>Documented audit‑ready case files with investigation findings, evidence notes, and corrective actions, maintaining compliance records for 50+ weekly cases.</w:t>
       </w:r>
     </w:p>
     <w:p>
@@ -477,16 +477,16 @@
           <w:ilvl w:val="0"/>
           <w:numId w:val="2"/>
         </w:numPr>
-        <w:spacing w:before="13" w:after="15"/>
-      </w:pPr>
-      <w:r>
-        <w:rPr>
-          <w:rFonts w:ascii="Source Sans Pro" w:eastAsia="Source Sans Pro" w:hAnsi="Source Sans Pro" w:cs="Source Sans Pro"/>
-          <w:color w:val="000000"/>
-          <w:sz w:val="19"/>
-          <w:szCs w:val="19"/>
-        </w:rPr>
-        <w:t>Detected recurring fraud patterns across 200+ weekly cases, flagged early to reduce repeat‑issue investigation time before escalation, improving threat detection efficiency</w:t>
+        <w:spacing w:before="13" w:after="21"/>
+      </w:pPr>
+      <w:r>
+        <w:rPr>
+          <w:rFonts w:ascii="Source Sans Pro" w:eastAsia="Source Sans Pro" w:hAnsi="Source Sans Pro" w:cs="Source Sans Pro"/>
+          <w:color w:val="000000"/>
+          <w:sz w:val="19"/>
+          <w:szCs w:val="19"/>
+        </w:rPr>
+        <w:t>Identified recurring fraud patterns across case history and flagged them ahead of weekly review cycles, cutting repeat-issue re-investigation before escalation.</w:t>
       </w:r>
     </w:p>
     <w:p>
@@ -494,7 +494,7 @@
         <w:pBdr>
           <w:bottom w:val="single" w:sz="6" w:space="1" w:color="000000"/>
         </w:pBdr>
-        <w:spacing w:before="158" w:after="55"/>
+        <w:spacing w:before="164" w:after="61"/>
         <w:rPr>
           <w:rFonts w:ascii="Source Sans Pro" w:eastAsia="Source Sans Pro" w:hAnsi="Source Sans Pro" w:cs="Source Sans Pro"/>
           <w:b/>
@@ -510,7 +510,7 @@
         <w:pBdr>
           <w:bottom w:val="single" w:sz="6" w:space="1" w:color="000000"/>
         </w:pBdr>
-        <w:spacing w:before="167" w:after="52"/>
+        <w:spacing w:before="191" w:after="52"/>
       </w:pPr>
       <w:r>
         <w:rPr>
@@ -532,6 +532,115 @@
         <w:spacing w:before="62"/>
       </w:pPr>
       <w:hyperlink r:id="rId8">
+        <w:r>
+          <w:rPr>
+            <w:rFonts w:ascii="Source Sans Pro" w:eastAsia="Source Sans Pro" w:hAnsi="Source Sans Pro" w:cs="Source Sans Pro"/>
+            <w:b/>
+            <w:color w:val="000000"/>
+            <w:sz w:val="19"/>
+            <w:szCs w:val="19"/>
+            <w:u w:val="single"/>
+          </w:rPr>
+          <w:t>Vulnerability Scanner and Patch Prioritization Engine</w:t>
+        </w:r>
+      </w:hyperlink>
+      <w:r>
+        <w:rPr>
+          <w:rFonts w:ascii="Source Sans Pro" w:eastAsia="Source Sans Pro" w:hAnsi="Source Sans Pro" w:cs="Source Sans Pro"/>
+          <w:sz w:val="19"/>
+          <w:szCs w:val="19"/>
+        </w:rPr>
+        <w:t xml:space="preserve">  |  </w:t>
+      </w:r>
+      <w:r>
+        <w:rPr>
+          <w:rFonts w:ascii="Source Sans Pro" w:eastAsia="Source Sans Pro" w:hAnsi="Source Sans Pro" w:cs="Source Sans Pro"/>
+          <w:sz w:val="19"/>
+          <w:szCs w:val="19"/>
+        </w:rPr>
+        <w:tab/>
+      </w:r>
+      <w:r>
+        <w:rPr>
+          <w:rFonts w:ascii="Source Sans Pro Light" w:eastAsia="Source Sans Pro" w:hAnsi="Source Sans Pro Light" w:cs="Source Sans Pro"/>
+          <w:i/>
+          <w:iCs/>
+          <w:sz w:val="19"/>
+          <w:szCs w:val="19"/>
+        </w:rPr>
+        <w:t>Python, Bash, Nessus, OpenVAS, NVD API</w:t>
+      </w:r>
+    </w:p>
+    <w:p>
+      <w:pPr>
+        <w:pStyle w:val="ListParagraph"/>
+        <w:numPr>
+          <w:ilvl w:val="0"/>
+          <w:numId w:val="2"/>
+        </w:numPr>
+        <w:spacing w:before="13" w:after="21"/>
+      </w:pPr>
+      <w:r>
+        <w:rPr>
+          <w:rFonts w:ascii="Source Sans Pro" w:eastAsia="Source Sans Pro" w:hAnsi="Source Sans Pro" w:cs="Source Sans Pro"/>
+          <w:color w:val="000000"/>
+          <w:sz w:val="19"/>
+          <w:szCs w:val="19"/>
+        </w:rPr>
+        <w:t>Built automated vulnerability assessment pipeline integrating Nessus and OpenVAS REST APIs in Python and produced CVE report classified by CVSS severity and EPSS context from the FIRST.org API.</w:t>
+      </w:r>
+    </w:p>
+    <w:p>
+      <w:pPr>
+        <w:pStyle w:val="ListParagraph"/>
+        <w:numPr>
+          <w:ilvl w:val="0"/>
+          <w:numId w:val="2"/>
+        </w:numPr>
+        <w:spacing w:before="13" w:after="21"/>
+      </w:pPr>
+      <w:r>
+        <w:rPr>
+          <w:rFonts w:ascii="Source Sans Pro" w:eastAsia="Source Sans Pro" w:hAnsi="Source Sans Pro" w:cs="Source Sans Pro"/>
+          <w:color w:val="000000"/>
+          <w:sz w:val="19"/>
+          <w:szCs w:val="19"/>
+        </w:rPr>
+        <w:t>Developed OWASP Top 10 automated web checker that sends crafted HTTP requests to detect injection, broken auth and SSRF vulnerabilities and documented SQL injection exploit with parameterised query remediation guide.</w:t>
+      </w:r>
+    </w:p>
+    <w:p>
+      <w:pPr>
+        <w:pStyle w:val="ListParagraph"/>
+        <w:numPr>
+          <w:ilvl w:val="0"/>
+          <w:numId w:val="2"/>
+        </w:numPr>
+        <w:spacing w:before="13" w:after="21"/>
+      </w:pPr>
+      <w:r>
+        <w:rPr>
+          <w:rFonts w:ascii="Source Sans Pro" w:eastAsia="Source Sans Pro" w:hAnsi="Source Sans Pro" w:cs="Source Sans Pro"/>
+          <w:color w:val="000000"/>
+          <w:sz w:val="19"/>
+          <w:szCs w:val="19"/>
+        </w:rPr>
+        <w:t>Automated scan scheduling via Bash and cron, built delta‑scan logic to flag newly discovered CVEs and organize patch compliance tracking evidence.</w:t>
+      </w:r>
+    </w:p>
+    <w:p>
+      <w:pPr>
+        <w:spacing w:before="39" w:after="9"/>
+      </w:pPr>
+    </w:p>
+    <w:p>
+      <w:pPr>
+        <w:tabs>
+          <w:tab w:val="right" w:pos="10800"/>
+        </w:tabs>
+        <w:spacing w:before="30"/>
+      </w:pPr>
+      <w:hyperlink r:id="rId9">
         <w:r>
           <w:rPr>
             <w:rFonts w:ascii="Source Sans Pro" w:eastAsia="Source Sans Pro" w:hAnsi="Source Sans Pro" w:cs="Source Sans Pro"/>
@@ -578,16 +687,16 @@
           <w:ilvl w:val="0"/>
           <w:numId w:val="2"/>
         </w:numPr>
-        <w:spacing w:before="13" w:after="15"/>
-      </w:pPr>
-      <w:r>
-        <w:rPr>
-          <w:rFonts w:ascii="Source Sans Pro" w:eastAsia="Source Sans Pro" w:hAnsi="Source Sans Pro" w:cs="Source Sans Pro"/>
-          <w:color w:val="000000"/>
-          <w:sz w:val="19"/>
-          <w:szCs w:val="19"/>
-        </w:rPr>
-        <w:t>Deployed Splunk SIEM with SPL correlation searches for brute force detection, lateral movement and privilege escalation, mapped TTPs to MITRE ATT&amp;CK and authored a PICERL incident report.</w:t>
+        <w:spacing w:before="13" w:after="21"/>
+      </w:pPr>
+      <w:r>
+        <w:rPr>
+          <w:rFonts w:ascii="Source Sans Pro" w:eastAsia="Source Sans Pro" w:hAnsi="Source Sans Pro" w:cs="Source Sans Pro"/>
+          <w:color w:val="000000"/>
+          <w:sz w:val="19"/>
+          <w:szCs w:val="19"/>
+        </w:rPr>
+        <w:t>Deployed Splunk SIEM with SPL correlation searches for brute‑force detection, lateral movement and privilege escalation, mapped TTPs to MITRE ATT&amp;CK and wrote PICERL incident report.</w:t>
       </w:r>
     </w:p>
     <w:p>
@@ -597,16 +706,16 @@
           <w:ilvl w:val="0"/>
           <w:numId w:val="2"/>
         </w:numPr>
-        <w:spacing w:before="13" w:after="15"/>
-      </w:pPr>
-      <w:r>
-        <w:rPr>
-          <w:rFonts w:ascii="Source Sans Pro" w:eastAsia="Source Sans Pro" w:hAnsi="Source Sans Pro" w:cs="Source Sans Pro"/>
-          <w:color w:val="000000"/>
-          <w:sz w:val="19"/>
-          <w:szCs w:val="19"/>
-        </w:rPr>
-        <w:t>Built an automated detection pipeline in Python that ingests Splunk alerts, enriches IOCs via VirusTotal API and dispatches Telegram notifications with severity classification.</w:t>
+        <w:spacing w:before="13" w:after="21"/>
+      </w:pPr>
+      <w:r>
+        <w:rPr>
+          <w:rFonts w:ascii="Source Sans Pro" w:eastAsia="Source Sans Pro" w:hAnsi="Source Sans Pro" w:cs="Source Sans Pro"/>
+          <w:color w:val="000000"/>
+          <w:sz w:val="19"/>
+          <w:szCs w:val="19"/>
+        </w:rPr>
+        <w:t>Built automated SOAR‑style detection pipeline: Python script ingests Splunk alerts, runs IOC enrichment via VirusTotal API and dispatches Telegram notifications with severity classification notification workflow.</w:t>
       </w:r>
     </w:p>
     <w:p>
@@ -616,68 +725,196 @@
           <w:ilvl w:val="0"/>
           <w:numId w:val="2"/>
         </w:numPr>
-        <w:spacing w:before="13" w:after="15"/>
-      </w:pPr>
-      <w:r>
-        <w:rPr>
-          <w:rFonts w:ascii="Source Sans Pro" w:eastAsia="Source Sans Pro" w:hAnsi="Source Sans Pro" w:cs="Source Sans Pro"/>
-          <w:color w:val="000000"/>
-          <w:sz w:val="19"/>
-          <w:szCs w:val="19"/>
-        </w:rPr>
-        <w:t>Converted detection logic to Sigma rules for vendor‑neutral use and performed TCP/IP analysis in Wireshark to detect SYN scans, DNS tunnelling and plaintext credential exposure on unencrypted sessions.</w:t>
-      </w:r>
-    </w:p>
-    <w:p>
-      <w:pPr>
-        <w:spacing w:before="33" w:after="3"/>
-      </w:pPr>
-    </w:p>
-    <w:p>
-      <w:pPr>
-        <w:tabs>
-          <w:tab w:val="right" w:pos="10800"/>
-        </w:tabs>
-        <w:spacing w:before="30"/>
-      </w:pPr>
-      <w:hyperlink r:id="rId9">
-        <w:r>
-          <w:rPr>
-            <w:rFonts w:ascii="Source Sans Pro" w:eastAsia="Source Sans Pro" w:hAnsi="Source Sans Pro" w:cs="Source Sans Pro"/>
-            <w:b/>
-            <w:color w:val="000000"/>
-            <w:sz w:val="19"/>
-            <w:szCs w:val="19"/>
-            <w:u w:val="single"/>
-          </w:rPr>
-          <w:t>Phishing and OSINT Threat Intelligence Tool</w:t>
-        </w:r>
-      </w:hyperlink>
-      <w:r>
-        <w:rPr>
-          <w:rFonts w:ascii="Source Sans Pro" w:eastAsia="Source Sans Pro" w:hAnsi="Source Sans Pro" w:cs="Source Sans Pro"/>
-          <w:sz w:val="19"/>
-          <w:szCs w:val="19"/>
-        </w:rPr>
-        <w:t xml:space="preserve">  |  </w:t>
-      </w:r>
-      <w:r>
-        <w:rPr>
-          <w:rFonts w:ascii="Source Sans Pro" w:eastAsia="Source Sans Pro" w:hAnsi="Source Sans Pro" w:cs="Source Sans Pro"/>
-          <w:sz w:val="19"/>
-          <w:szCs w:val="19"/>
-        </w:rPr>
-        <w:tab/>
-      </w:r>
-      <w:r>
-        <w:rPr>
-          <w:rFonts w:ascii="Source Sans Pro Light" w:eastAsia="Source Sans Pro" w:hAnsi="Source Sans Pro Light" w:cs="Source Sans Pro"/>
-          <w:i/>
-          <w:iCs/>
-          <w:sz w:val="19"/>
-          <w:szCs w:val="19"/>
-        </w:rPr>
-        <w:t>Python, VirusTotal API, AbuseIPDB, WHOIS, Telegram bot</w:t>
+        <w:spacing w:before="13" w:after="21"/>
+      </w:pPr>
+      <w:r>
+        <w:rPr>
+          <w:rFonts w:ascii="Source Sans Pro" w:eastAsia="Source Sans Pro" w:hAnsi="Source Sans Pro" w:cs="Source Sans Pro"/>
+          <w:color w:val="000000"/>
+          <w:sz w:val="19"/>
+          <w:szCs w:val="19"/>
+        </w:rPr>
+        <w:t>Converted detection logic to Sigma rules and performed TCP/IP analysis in Wireshark to detect SYN scans, DNS tunnelling and plaintext credential exposure on unencrypted sessions Sigma rule set.</w:t>
+      </w:r>
+    </w:p>
+    <w:p>
+      <w:pPr>
+        <w:pBdr>
+          <w:bottom w:val="single" w:sz="6" w:space="1" w:color="000000"/>
+        </w:pBdr>
+        <w:spacing w:before="164" w:after="61"/>
+        <w:rPr>
+          <w:rFonts w:ascii="Source Sans Pro" w:eastAsia="Source Sans Pro" w:hAnsi="Source Sans Pro" w:cs="Source Sans Pro"/>
+          <w:b/>
+          <w:bCs/>
+          <w:color w:val="000000"/>
+          <w:sz w:val="22"/>
+          <w:szCs w:val="22"/>
+        </w:rPr>
+      </w:pPr>
+    </w:p>
+    <w:p>
+      <w:pPr>
+        <w:pBdr>
+          <w:bottom w:val="single" w:sz="6" w:space="1" w:color="000000"/>
+        </w:pBdr>
+        <w:spacing w:before="191" w:after="52"/>
+      </w:pPr>
+      <w:r>
+        <w:rPr>
+          <w:rFonts w:ascii="Source Sans Pro" w:eastAsia="Source Sans Pro" w:hAnsi="Source Sans Pro" w:cs="Source Sans Pro"/>
+          <w:b/>
+          <w:bCs/>
+          <w:color w:val="000000"/>
+          <w:sz w:val="22"/>
+          <w:szCs w:val="22"/>
+        </w:rPr>
+        <w:t>Technical Skills</w:t>
+      </w:r>
+    </w:p>
+    <w:p>
+      <w:pPr>
+        <w:spacing w:before="33" w:after="33"/>
+      </w:pPr>
+      <w:r>
+        <w:rPr>
+          <w:rFonts w:ascii="Source Sans Pro" w:eastAsia="Source Sans Pro" w:hAnsi="Source Sans Pro" w:cs="Source Sans Pro"/>
+          <w:b/>
+          <w:sz w:val="19"/>
+          <w:szCs w:val="19"/>
+        </w:rPr>
+        <w:t xml:space="preserve">SOC Operations: </w:t>
+      </w:r>
+      <w:r>
+        <w:rPr>
+          <w:rFonts w:ascii="Source Sans Pro" w:eastAsia="Source Sans Pro" w:hAnsi="Source Sans Pro" w:cs="Source Sans Pro"/>
+          <w:sz w:val="19"/>
+          <w:szCs w:val="19"/>
+        </w:rPr>
+        <w:t>Alert triage, incident investigation, log analysis, threat detection, escalation, false positive analysis</w:t>
+      </w:r>
+    </w:p>
+    <w:p>
+      <w:pPr>
+        <w:spacing w:before="33" w:after="33"/>
+      </w:pPr>
+      <w:r>
+        <w:rPr>
+          <w:rFonts w:ascii="Source Sans Pro" w:eastAsia="Source Sans Pro" w:hAnsi="Source Sans Pro" w:cs="Source Sans Pro"/>
+          <w:b/>
+          <w:sz w:val="19"/>
+          <w:szCs w:val="19"/>
+        </w:rPr>
+        <w:t xml:space="preserve">SIEM &amp; Monitoring: </w:t>
+      </w:r>
+      <w:r>
+        <w:rPr>
+          <w:rFonts w:ascii="Source Sans Pro" w:eastAsia="Source Sans Pro" w:hAnsi="Source Sans Pro" w:cs="Source Sans Pro"/>
+          <w:sz w:val="19"/>
+          <w:szCs w:val="19"/>
+        </w:rPr>
+        <w:t>Splunk (SPL), Elastic SIEM (basic), Windows Event Logs, Sysmon, Wireshark</w:t>
+      </w:r>
+    </w:p>
+    <w:p>
+      <w:pPr>
+        <w:spacing w:before="33" w:after="33"/>
+      </w:pPr>
+      <w:r>
+        <w:rPr>
+          <w:rFonts w:ascii="Source Sans Pro" w:eastAsia="Source Sans Pro" w:hAnsi="Source Sans Pro" w:cs="Source Sans Pro"/>
+          <w:b/>
+          <w:sz w:val="19"/>
+          <w:szCs w:val="19"/>
+        </w:rPr>
+        <w:t xml:space="preserve">Threat Intelligence: </w:t>
+      </w:r>
+      <w:r>
+        <w:rPr>
+          <w:rFonts w:ascii="Source Sans Pro" w:eastAsia="Source Sans Pro" w:hAnsi="Source Sans Pro" w:cs="Source Sans Pro"/>
+          <w:sz w:val="19"/>
+          <w:szCs w:val="19"/>
+        </w:rPr>
+        <w:t>MITRE ATT&amp;CK, IOC analysis, VirusTotal, OSINT enrichment, Cyber Kill Chain</w:t>
+      </w:r>
+    </w:p>
+    <w:p>
+      <w:pPr>
+        <w:spacing w:before="33" w:after="33"/>
+      </w:pPr>
+      <w:r>
+        <w:rPr>
+          <w:rFonts w:ascii="Source Sans Pro" w:eastAsia="Source Sans Pro" w:hAnsi="Source Sans Pro" w:cs="Source Sans Pro"/>
+          <w:b/>
+          <w:sz w:val="19"/>
+          <w:szCs w:val="19"/>
+        </w:rPr>
+        <w:t xml:space="preserve">Systems &amp; Networking: </w:t>
+      </w:r>
+      <w:r>
+        <w:rPr>
+          <w:rFonts w:ascii="Source Sans Pro" w:eastAsia="Source Sans Pro" w:hAnsi="Source Sans Pro" w:cs="Source Sans Pro"/>
+          <w:sz w:val="19"/>
+          <w:szCs w:val="19"/>
+        </w:rPr>
+        <w:t>Windows internals, Linux fundamentals, TCP/IP, DNS, HTTP/S, firewall and IDS/IPS concepts</w:t>
+      </w:r>
+    </w:p>
+    <w:p>
+      <w:pPr>
+        <w:spacing w:before="33" w:after="33"/>
+      </w:pPr>
+      <w:r>
+        <w:rPr>
+          <w:rFonts w:ascii="Source Sans Pro" w:eastAsia="Source Sans Pro" w:hAnsi="Source Sans Pro" w:cs="Source Sans Pro"/>
+          <w:b/>
+          <w:sz w:val="19"/>
+          <w:szCs w:val="19"/>
+        </w:rPr>
+        <w:t xml:space="preserve">Automation: </w:t>
+      </w:r>
+      <w:r>
+        <w:rPr>
+          <w:rFonts w:ascii="Source Sans Pro" w:eastAsia="Source Sans Pro" w:hAnsi="Source Sans Pro" w:cs="Source Sans Pro"/>
+          <w:sz w:val="19"/>
+          <w:szCs w:val="19"/>
+        </w:rPr>
+        <w:t>Python, Bash (basic), regular expressions</w:t>
+      </w:r>
+    </w:p>
+    <w:p>
+      <w:pPr>
+        <w:pBdr>
+          <w:bottom w:val="single" w:sz="6" w:space="1" w:color="000000"/>
+        </w:pBdr>
+        <w:spacing w:before="164" w:after="61"/>
+        <w:rPr>
+          <w:rFonts w:ascii="Source Sans Pro" w:eastAsia="Source Sans Pro" w:hAnsi="Source Sans Pro" w:cs="Source Sans Pro"/>
+          <w:b/>
+          <w:bCs/>
+          <w:color w:val="000000"/>
+          <w:sz w:val="22"/>
+          <w:szCs w:val="22"/>
+        </w:rPr>
+      </w:pPr>
+    </w:p>
+    <w:p>
+      <w:pPr>
+        <w:pBdr>
+          <w:bottom w:val="single" w:sz="6" w:space="1" w:color="000000"/>
+        </w:pBdr>
+        <w:spacing w:before="191" w:after="52"/>
+      </w:pPr>
+      <w:r>
+        <w:rPr>
+          <w:rFonts w:ascii="Source Sans Pro" w:eastAsia="Source Sans Pro" w:hAnsi="Source Sans Pro" w:cs="Source Sans Pro"/>
+          <w:b/>
+          <w:bCs/>
+          <w:color w:val="000000"/>
+          <w:sz w:val="22"/>
+          <w:szCs w:val="22"/>
+        </w:rPr>
+        <w:t>Certifications</w:t>
       </w:r>
     </w:p>
     <w:p>
@@ -687,16 +924,16 @@
           <w:ilvl w:val="0"/>
           <w:numId w:val="2"/>
         </w:numPr>
-        <w:spacing w:before="13" w:after="15"/>
-      </w:pPr>
-      <w:r>
-        <w:rPr>
-          <w:rFonts w:ascii="Source Sans Pro" w:eastAsia="Source Sans Pro" w:hAnsi="Source Sans Pro" w:cs="Source Sans Pro"/>
-          <w:color w:val="000000"/>
-          <w:sz w:val="19"/>
-          <w:szCs w:val="19"/>
-        </w:rPr>
-        <w:t>Built a multi‑API threat intelligence pipeline in Python that submits suspicious URLs and IPs to VirusTotal, AbuseIPDB and URLScan.io, then cross‑references WHOIS registration age, DNS records and SSL details for phishing analysis.</w:t>
+        <w:spacing w:before="13" w:after="21"/>
+      </w:pPr>
+      <w:r>
+        <w:rPr>
+          <w:rFonts w:ascii="Source Sans Pro" w:eastAsia="Source Sans Pro" w:hAnsi="Source Sans Pro" w:cs="Source Sans Pro"/>
+          <w:color w:val="000000"/>
+          <w:sz w:val="19"/>
+          <w:szCs w:val="19"/>
+        </w:rPr>
+        <w:t>CompTIA Security+ SY0-701  —  in progress, exam target Q3 2026</w:t>
       </w:r>
     </w:p>
     <w:p>
@@ -706,244 +943,7 @@
           <w:ilvl w:val="0"/>
           <w:numId w:val="2"/>
         </w:numPr>
-        <w:spacing w:before="13" w:after="15"/>
-      </w:pPr>
-      <w:r>
-        <w:rPr>
-          <w:rFonts w:ascii="Source Sans Pro" w:eastAsia="Source Sans Pro" w:hAnsi="Source Sans Pro" w:cs="Source Sans Pro"/>
-          <w:color w:val="000000"/>
-          <w:sz w:val="19"/>
-          <w:szCs w:val="19"/>
-        </w:rPr>
-        <w:t>Implemented a typosquatting detector that generates character‑substitution variants of brand domains and checks live DNS resolution for brand‑impersonation analysis.</w:t>
-      </w:r>
-    </w:p>
-    <w:p>
-      <w:pPr>
-        <w:pStyle w:val="ListParagraph"/>
-        <w:numPr>
-          <w:ilvl w:val="0"/>
-          <w:numId w:val="2"/>
-        </w:numPr>
-        <w:spacing w:before="13" w:after="15"/>
-      </w:pPr>
-      <w:r>
-        <w:rPr>
-          <w:rFonts w:ascii="Source Sans Pro" w:eastAsia="Source Sans Pro" w:hAnsi="Source Sans Pro" w:cs="Source Sans Pro"/>
-          <w:color w:val="000000"/>
-          <w:sz w:val="19"/>
-          <w:szCs w:val="19"/>
-        </w:rPr>
-        <w:t>Deployed a Telegram bot interface that lets analysts submit URLs for live IOC enrichment, supports bulk CSV input and output for incident response workflows and adds OSINT enrichment via theHarvester for domain profiling.</w:t>
-      </w:r>
-    </w:p>
-    <w:p>
-      <w:pPr>
-        <w:pBdr>
-          <w:bottom w:val="single" w:sz="6" w:space="1" w:color="000000"/>
-        </w:pBdr>
-        <w:spacing w:before="158" w:after="55"/>
-        <w:rPr>
-          <w:rFonts w:ascii="Source Sans Pro" w:eastAsia="Source Sans Pro" w:hAnsi="Source Sans Pro" w:cs="Source Sans Pro"/>
-          <w:b/>
-          <w:bCs/>
-          <w:color w:val="000000"/>
-          <w:sz w:val="22"/>
-          <w:szCs w:val="22"/>
-        </w:rPr>
-      </w:pPr>
-    </w:p>
-    <w:p>
-      <w:pPr>
-        <w:pBdr>
-          <w:bottom w:val="single" w:sz="6" w:space="1" w:color="000000"/>
-        </w:pBdr>
-        <w:spacing w:before="167" w:after="52"/>
-      </w:pPr>
-      <w:r>
-        <w:rPr>
-          <w:rFonts w:ascii="Source Sans Pro" w:eastAsia="Source Sans Pro" w:hAnsi="Source Sans Pro" w:cs="Source Sans Pro"/>
-          <w:b/>
-          <w:bCs/>
-          <w:color w:val="000000"/>
-          <w:sz w:val="22"/>
-          <w:szCs w:val="22"/>
-        </w:rPr>
-        <w:t>Technical Skills</w:t>
-      </w:r>
-    </w:p>
-    <w:p>
-      <w:pPr>
-        <w:spacing w:before="27" w:after="27"/>
-      </w:pPr>
-      <w:r>
-        <w:rPr>
-          <w:rFonts w:ascii="Source Sans Pro" w:eastAsia="Source Sans Pro" w:hAnsi="Source Sans Pro" w:cs="Source Sans Pro"/>
-          <w:b/>
-          <w:sz w:val="19"/>
-          <w:szCs w:val="19"/>
-        </w:rPr>
-        <w:t xml:space="preserve">SOC Operations: </w:t>
-      </w:r>
-      <w:r>
-        <w:rPr>
-          <w:rFonts w:ascii="Source Sans Pro" w:eastAsia="Source Sans Pro" w:hAnsi="Source Sans Pro" w:cs="Source Sans Pro"/>
-          <w:sz w:val="19"/>
-          <w:szCs w:val="19"/>
-        </w:rPr>
-        <w:t>Alert triage, incident investigation, log analysis, threat detection, escalation, false positive analysis</w:t>
-      </w:r>
-    </w:p>
-    <w:p>
-      <w:pPr>
-        <w:spacing w:before="27" w:after="27"/>
-      </w:pPr>
-      <w:r>
-        <w:rPr>
-          <w:rFonts w:ascii="Source Sans Pro" w:eastAsia="Source Sans Pro" w:hAnsi="Source Sans Pro" w:cs="Source Sans Pro"/>
-          <w:b/>
-          <w:sz w:val="19"/>
-          <w:szCs w:val="19"/>
-        </w:rPr>
-        <w:t xml:space="preserve">SIEM &amp; Monitoring: </w:t>
-      </w:r>
-      <w:r>
-        <w:rPr>
-          <w:rFonts w:ascii="Source Sans Pro" w:eastAsia="Source Sans Pro" w:hAnsi="Source Sans Pro" w:cs="Source Sans Pro"/>
-          <w:sz w:val="19"/>
-          <w:szCs w:val="19"/>
-        </w:rPr>
-        <w:t>Splunk (SPL), Elastic SIEM (basic), Windows Event Logs, Sysmon, Wireshark</w:t>
-      </w:r>
-    </w:p>
-    <w:p>
-      <w:pPr>
-        <w:spacing w:before="27" w:after="27"/>
-      </w:pPr>
-      <w:r>
-        <w:rPr>
-          <w:rFonts w:ascii="Source Sans Pro" w:eastAsia="Source Sans Pro" w:hAnsi="Source Sans Pro" w:cs="Source Sans Pro"/>
-          <w:b/>
-          <w:sz w:val="19"/>
-          <w:szCs w:val="19"/>
-        </w:rPr>
-        <w:t xml:space="preserve">Threat Intelligence: </w:t>
-      </w:r>
-      <w:r>
-        <w:rPr>
-          <w:rFonts w:ascii="Source Sans Pro" w:eastAsia="Source Sans Pro" w:hAnsi="Source Sans Pro" w:cs="Source Sans Pro"/>
-          <w:sz w:val="19"/>
-          <w:szCs w:val="19"/>
-        </w:rPr>
-        <w:t>MITRE ATT&amp;CK, IOC analysis, VirusTotal, OSINT enrichment, Cyber Kill Chain</w:t>
-      </w:r>
-    </w:p>
-    <w:p>
-      <w:pPr>
-        <w:spacing w:before="27" w:after="27"/>
-      </w:pPr>
-      <w:r>
-        <w:rPr>
-          <w:rFonts w:ascii="Source Sans Pro" w:eastAsia="Source Sans Pro" w:hAnsi="Source Sans Pro" w:cs="Source Sans Pro"/>
-          <w:b/>
-          <w:sz w:val="19"/>
-          <w:szCs w:val="19"/>
-        </w:rPr>
-        <w:t xml:space="preserve">Systems &amp; Networking: </w:t>
-      </w:r>
-      <w:r>
-        <w:rPr>
-          <w:rFonts w:ascii="Source Sans Pro" w:eastAsia="Source Sans Pro" w:hAnsi="Source Sans Pro" w:cs="Source Sans Pro"/>
-          <w:sz w:val="19"/>
-          <w:szCs w:val="19"/>
-        </w:rPr>
-        <w:t>Windows internals, Linux fundamentals, TCP/IP, DNS, HTTP/S, firewall and IDS/IPS concepts</w:t>
-      </w:r>
-    </w:p>
-    <w:p>
-      <w:pPr>
-        <w:spacing w:before="27" w:after="27"/>
-      </w:pPr>
-      <w:r>
-        <w:rPr>
-          <w:rFonts w:ascii="Source Sans Pro" w:eastAsia="Source Sans Pro" w:hAnsi="Source Sans Pro" w:cs="Source Sans Pro"/>
-          <w:b/>
-          <w:sz w:val="19"/>
-          <w:szCs w:val="19"/>
-        </w:rPr>
-        <w:t xml:space="preserve">Automation: </w:t>
-      </w:r>
-      <w:r>
-        <w:rPr>
-          <w:rFonts w:ascii="Source Sans Pro" w:eastAsia="Source Sans Pro" w:hAnsi="Source Sans Pro" w:cs="Source Sans Pro"/>
-          <w:sz w:val="19"/>
-          <w:szCs w:val="19"/>
-        </w:rPr>
-        <w:t>Python, Bash (basic), regular expressions</w:t>
-      </w:r>
-    </w:p>
-    <w:p>
-      <w:pPr>
-        <w:pBdr>
-          <w:bottom w:val="single" w:sz="6" w:space="1" w:color="000000"/>
-        </w:pBdr>
-        <w:spacing w:before="158" w:after="55"/>
-        <w:rPr>
-          <w:rFonts w:ascii="Source Sans Pro" w:eastAsia="Source Sans Pro" w:hAnsi="Source Sans Pro" w:cs="Source Sans Pro"/>
-          <w:b/>
-          <w:bCs/>
-          <w:color w:val="000000"/>
-          <w:sz w:val="22"/>
-          <w:szCs w:val="22"/>
-        </w:rPr>
-      </w:pPr>
-    </w:p>
-    <w:p>
-      <w:pPr>
-        <w:pBdr>
-          <w:bottom w:val="single" w:sz="6" w:space="1" w:color="000000"/>
-        </w:pBdr>
-        <w:spacing w:before="167" w:after="52"/>
-      </w:pPr>
-      <w:r>
-        <w:rPr>
-          <w:rFonts w:ascii="Source Sans Pro" w:eastAsia="Source Sans Pro" w:hAnsi="Source Sans Pro" w:cs="Source Sans Pro"/>
-          <w:b/>
-          <w:bCs/>
-          <w:color w:val="000000"/>
-          <w:sz w:val="22"/>
-          <w:szCs w:val="22"/>
-        </w:rPr>
-        <w:t>Certifications</w:t>
-      </w:r>
-    </w:p>
-    <w:p>
-      <w:pPr>
-        <w:pStyle w:val="ListParagraph"/>
-        <w:numPr>
-          <w:ilvl w:val="0"/>
-          <w:numId w:val="2"/>
-        </w:numPr>
-        <w:spacing w:before="13" w:after="15"/>
-      </w:pPr>
-      <w:r>
-        <w:rPr>
-          <w:rFonts w:ascii="Source Sans Pro" w:eastAsia="Source Sans Pro" w:hAnsi="Source Sans Pro" w:cs="Source Sans Pro"/>
-          <w:color w:val="000000"/>
-          <w:sz w:val="19"/>
-          <w:szCs w:val="19"/>
-        </w:rPr>
-        <w:t>CompTIA Security+ SY0-701  —  in progress, exam target Q3 2026</w:t>
-      </w:r>
-    </w:p>
-    <w:p>
-      <w:pPr>
-        <w:pStyle w:val="ListParagraph"/>
-        <w:numPr>
-          <w:ilvl w:val="0"/>
-          <w:numId w:val="2"/>
-        </w:numPr>
-        <w:spacing w:before="13" w:after="15"/>
+        <w:spacing w:before="13" w:after="21"/>
       </w:pPr>
       <w:r>
         <w:rPr>

--- a/resumes/Akshay_P_Resume.docx
+++ b/resumes/Akshay_P_Resume.docx
@@ -116,7 +116,7 @@
         <w:pBdr>
           <w:bottom w:val="single" w:sz="6" w:space="1" w:color="000000"/>
         </w:pBdr>
-        <w:spacing w:before="396" w:after="52"/>
+        <w:spacing w:before="372" w:after="52"/>
       </w:pPr>
       <w:r>
         <w:rPr>
@@ -294,7 +294,7 @@
     </w:p>
     <w:p>
       <w:pPr>
-        <w:spacing w:before="17" w:after="9"/>
+        <w:spacing w:before="11" w:after="3"/>
       </w:pPr>
     </w:p>
     <w:p>
@@ -302,7 +302,7 @@
         <w:pBdr>
           <w:bottom w:val="single" w:sz="6" w:space="1" w:color="000000"/>
         </w:pBdr>
-        <w:spacing w:before="191" w:after="52"/>
+        <w:spacing w:before="167" w:after="52"/>
       </w:pPr>
       <w:r>
         <w:rPr>
@@ -420,16 +420,16 @@
           <w:ilvl w:val="0"/>
           <w:numId w:val="2"/>
         </w:numPr>
-        <w:spacing w:before="13" w:after="21"/>
-      </w:pPr>
-      <w:r>
-        <w:rPr>
-          <w:rFonts w:ascii="Source Sans Pro" w:eastAsia="Source Sans Pro" w:hAnsi="Source Sans Pro" w:cs="Source Sans Pro"/>
-          <w:color w:val="000000"/>
-          <w:sz w:val="19"/>
-          <w:szCs w:val="19"/>
-        </w:rPr>
-        <w:t>Triaged 50+ weekly inventory reimbursement cases by severity and policy eligibility, applying structured triage and escalation workflow, achieving consistent case routing.</w:t>
+        <w:spacing w:before="13" w:after="15"/>
+      </w:pPr>
+      <w:r>
+        <w:rPr>
+          <w:rFonts w:ascii="Source Sans Pro" w:eastAsia="Source Sans Pro" w:hAnsi="Source Sans Pro" w:cs="Source Sans Pro"/>
+          <w:color w:val="000000"/>
+          <w:sz w:val="19"/>
+          <w:szCs w:val="19"/>
+        </w:rPr>
+        <w:t>Triaged 50+ weekly inventory reimbursement cases by severity and policy eligibility, applying structured triage and escalation workflow</w:t>
       </w:r>
     </w:p>
     <w:p>
@@ -439,16 +439,16 @@
           <w:ilvl w:val="0"/>
           <w:numId w:val="2"/>
         </w:numPr>
-        <w:spacing w:before="13" w:after="21"/>
-      </w:pPr>
-      <w:r>
-        <w:rPr>
-          <w:rFonts w:ascii="Source Sans Pro" w:eastAsia="Source Sans Pro" w:hAnsi="Source Sans Pro" w:cs="Source Sans Pro"/>
-          <w:color w:val="000000"/>
-          <w:sz w:val="19"/>
-          <w:szCs w:val="19"/>
-        </w:rPr>
-        <w:t>Investigated root causes of seller claims, identified policy violations and anomalous patterns, and escalated findings to senior reviewers, producing detailed escalation reports.</w:t>
+        <w:spacing w:before="13" w:after="15"/>
+      </w:pPr>
+      <w:r>
+        <w:rPr>
+          <w:rFonts w:ascii="Source Sans Pro" w:eastAsia="Source Sans Pro" w:hAnsi="Source Sans Pro" w:cs="Source Sans Pro"/>
+          <w:color w:val="000000"/>
+          <w:sz w:val="19"/>
+          <w:szCs w:val="19"/>
+        </w:rPr>
+        <w:t>Investigated root causes of seller claims, identified policy violations and anomalous patterns, and escalated findings to senior reviewers, enabling timely security incident response.</w:t>
       </w:r>
     </w:p>
     <w:p>
@@ -458,16 +458,16 @@
           <w:ilvl w:val="0"/>
           <w:numId w:val="2"/>
         </w:numPr>
-        <w:spacing w:before="13" w:after="21"/>
-      </w:pPr>
-      <w:r>
-        <w:rPr>
-          <w:rFonts w:ascii="Source Sans Pro" w:eastAsia="Source Sans Pro" w:hAnsi="Source Sans Pro" w:cs="Source Sans Pro"/>
-          <w:color w:val="000000"/>
-          <w:sz w:val="19"/>
-          <w:szCs w:val="19"/>
-        </w:rPr>
-        <w:t>Documented audit‑ready case files with investigation findings, evidence notes, and corrective actions, maintaining compliance records for 50+ weekly cases.</w:t>
+        <w:spacing w:before="13" w:after="15"/>
+      </w:pPr>
+      <w:r>
+        <w:rPr>
+          <w:rFonts w:ascii="Source Sans Pro" w:eastAsia="Source Sans Pro" w:hAnsi="Source Sans Pro" w:cs="Source Sans Pro"/>
+          <w:color w:val="000000"/>
+          <w:sz w:val="19"/>
+          <w:szCs w:val="19"/>
+        </w:rPr>
+        <w:t>Documented audit‑ready case records with investigation findings, evidence notes, and corrective actions, creating a compliant documentation repository for security audits.</w:t>
       </w:r>
     </w:p>
     <w:p>
@@ -477,16 +477,16 @@
           <w:ilvl w:val="0"/>
           <w:numId w:val="2"/>
         </w:numPr>
-        <w:spacing w:before="13" w:after="21"/>
-      </w:pPr>
-      <w:r>
-        <w:rPr>
-          <w:rFonts w:ascii="Source Sans Pro" w:eastAsia="Source Sans Pro" w:hAnsi="Source Sans Pro" w:cs="Source Sans Pro"/>
-          <w:color w:val="000000"/>
-          <w:sz w:val="19"/>
-          <w:szCs w:val="19"/>
-        </w:rPr>
-        <w:t>Identified recurring fraud patterns across case history and flagged them ahead of weekly review cycles, cutting repeat-issue re-investigation before escalation.</w:t>
+        <w:spacing w:before="13" w:after="15"/>
+      </w:pPr>
+      <w:r>
+        <w:rPr>
+          <w:rFonts w:ascii="Source Sans Pro" w:eastAsia="Source Sans Pro" w:hAnsi="Source Sans Pro" w:cs="Source Sans Pro"/>
+          <w:color w:val="000000"/>
+          <w:sz w:val="19"/>
+          <w:szCs w:val="19"/>
+        </w:rPr>
+        <w:t>Detected recurring fraud patterns across 200+ weekly cases, flagging them early to reduce repeat‑issue investigation time before escalation, establishing a proactive threat‑detection alert.</w:t>
       </w:r>
     </w:p>
     <w:p>
@@ -494,7 +494,7 @@
         <w:pBdr>
           <w:bottom w:val="single" w:sz="6" w:space="1" w:color="000000"/>
         </w:pBdr>
-        <w:spacing w:before="164" w:after="61"/>
+        <w:spacing w:before="158" w:after="55"/>
         <w:rPr>
           <w:rFonts w:ascii="Source Sans Pro" w:eastAsia="Source Sans Pro" w:hAnsi="Source Sans Pro" w:cs="Source Sans Pro"/>
           <w:b/>
@@ -510,7 +510,7 @@
         <w:pBdr>
           <w:bottom w:val="single" w:sz="6" w:space="1" w:color="000000"/>
         </w:pBdr>
-        <w:spacing w:before="191" w:after="52"/>
+        <w:spacing w:before="167" w:after="52"/>
       </w:pPr>
       <w:r>
         <w:rPr>
@@ -532,6 +532,115 @@
         <w:spacing w:before="62"/>
       </w:pPr>
       <w:hyperlink r:id="rId8">
+        <w:r>
+          <w:rPr>
+            <w:rFonts w:ascii="Source Sans Pro" w:eastAsia="Source Sans Pro" w:hAnsi="Source Sans Pro" w:cs="Source Sans Pro"/>
+            <w:b/>
+            <w:color w:val="000000"/>
+            <w:sz w:val="19"/>
+            <w:szCs w:val="19"/>
+            <w:u w:val="single"/>
+          </w:rPr>
+          <w:t>SOC Automation and Threat Detection Lab</w:t>
+        </w:r>
+      </w:hyperlink>
+      <w:r>
+        <w:rPr>
+          <w:rFonts w:ascii="Source Sans Pro" w:eastAsia="Source Sans Pro" w:hAnsi="Source Sans Pro" w:cs="Source Sans Pro"/>
+          <w:sz w:val="19"/>
+          <w:szCs w:val="19"/>
+        </w:rPr>
+        <w:t xml:space="preserve">  |  </w:t>
+      </w:r>
+      <w:r>
+        <w:rPr>
+          <w:rFonts w:ascii="Source Sans Pro" w:eastAsia="Source Sans Pro" w:hAnsi="Source Sans Pro" w:cs="Source Sans Pro"/>
+          <w:sz w:val="19"/>
+          <w:szCs w:val="19"/>
+        </w:rPr>
+        <w:tab/>
+      </w:r>
+      <w:r>
+        <w:rPr>
+          <w:rFonts w:ascii="Source Sans Pro Light" w:eastAsia="Source Sans Pro" w:hAnsi="Source Sans Pro Light" w:cs="Source Sans Pro"/>
+          <w:i/>
+          <w:iCs/>
+          <w:sz w:val="19"/>
+          <w:szCs w:val="19"/>
+        </w:rPr>
+        <w:t>Python, Splunk, Wireshark, Nmap, MITRE ATT&amp;CK</w:t>
+      </w:r>
+    </w:p>
+    <w:p>
+      <w:pPr>
+        <w:pStyle w:val="ListParagraph"/>
+        <w:numPr>
+          <w:ilvl w:val="0"/>
+          <w:numId w:val="2"/>
+        </w:numPr>
+        <w:spacing w:before="13" w:after="15"/>
+      </w:pPr>
+      <w:r>
+        <w:rPr>
+          <w:rFonts w:ascii="Source Sans Pro" w:eastAsia="Source Sans Pro" w:hAnsi="Source Sans Pro" w:cs="Source Sans Pro"/>
+          <w:color w:val="000000"/>
+          <w:sz w:val="19"/>
+          <w:szCs w:val="19"/>
+        </w:rPr>
+        <w:t>Deployed Splunk SIEM with SPL correlation searches for brute-force detection, lateral movement and privilege escalation and mapped TTPs to MITRE ATT&amp;CK and wrote PICERL incident report.</w:t>
+      </w:r>
+    </w:p>
+    <w:p>
+      <w:pPr>
+        <w:pStyle w:val="ListParagraph"/>
+        <w:numPr>
+          <w:ilvl w:val="0"/>
+          <w:numId w:val="2"/>
+        </w:numPr>
+        <w:spacing w:before="13" w:after="15"/>
+      </w:pPr>
+      <w:r>
+        <w:rPr>
+          <w:rFonts w:ascii="Source Sans Pro" w:eastAsia="Source Sans Pro" w:hAnsi="Source Sans Pro" w:cs="Source Sans Pro"/>
+          <w:color w:val="000000"/>
+          <w:sz w:val="19"/>
+          <w:szCs w:val="19"/>
+        </w:rPr>
+        <w:t>Built automated SOAR style detection pipeline: Python script ingests Splunk alerts, runs IOC enrichment via VirusTotal API and dispatches Telegram notifications with severity classification.</w:t>
+      </w:r>
+    </w:p>
+    <w:p>
+      <w:pPr>
+        <w:pStyle w:val="ListParagraph"/>
+        <w:numPr>
+          <w:ilvl w:val="0"/>
+          <w:numId w:val="2"/>
+        </w:numPr>
+        <w:spacing w:before="13" w:after="15"/>
+      </w:pPr>
+      <w:r>
+        <w:rPr>
+          <w:rFonts w:ascii="Source Sans Pro" w:eastAsia="Source Sans Pro" w:hAnsi="Source Sans Pro" w:cs="Source Sans Pro"/>
+          <w:color w:val="000000"/>
+          <w:sz w:val="19"/>
+          <w:szCs w:val="19"/>
+        </w:rPr>
+        <w:t>Converted detection logic to Sigma rules in vendor neutral format used by enterprise SOCs and performed TCP/IP analysis in Wireshark to detect SYN scans, DNS tunnelling and plaintext credential exposure on unencrypted sessions.</w:t>
+      </w:r>
+    </w:p>
+    <w:p>
+      <w:pPr>
+        <w:spacing w:before="33" w:after="3"/>
+      </w:pPr>
+    </w:p>
+    <w:p>
+      <w:pPr>
+        <w:tabs>
+          <w:tab w:val="right" w:pos="10800"/>
+        </w:tabs>
+        <w:spacing w:before="30"/>
+      </w:pPr>
+      <w:hyperlink r:id="rId9">
         <w:r>
           <w:rPr>
             <w:rFonts w:ascii="Source Sans Pro" w:eastAsia="Source Sans Pro" w:hAnsi="Source Sans Pro" w:cs="Source Sans Pro"/>
@@ -578,16 +687,16 @@
           <w:ilvl w:val="0"/>
           <w:numId w:val="2"/>
         </w:numPr>
-        <w:spacing w:before="13" w:after="21"/>
-      </w:pPr>
-      <w:r>
-        <w:rPr>
-          <w:rFonts w:ascii="Source Sans Pro" w:eastAsia="Source Sans Pro" w:hAnsi="Source Sans Pro" w:cs="Source Sans Pro"/>
-          <w:color w:val="000000"/>
-          <w:sz w:val="19"/>
-          <w:szCs w:val="19"/>
-        </w:rPr>
-        <w:t>Built automated vulnerability assessment pipeline integrating Nessus and OpenVAS REST APIs in Python and produced CVE report classified by CVSS severity and EPSS context from the FIRST.org API.</w:t>
+        <w:spacing w:before="13" w:after="15"/>
+      </w:pPr>
+      <w:r>
+        <w:rPr>
+          <w:rFonts w:ascii="Source Sans Pro" w:eastAsia="Source Sans Pro" w:hAnsi="Source Sans Pro" w:cs="Source Sans Pro"/>
+          <w:color w:val="000000"/>
+          <w:sz w:val="19"/>
+          <w:szCs w:val="19"/>
+        </w:rPr>
+        <w:t>Built automated vulnerability assessment pipeline integrating Nessus and OpenVAS REST APIs in Python and generated CVE reports classified by CVSS severity and EPSS context from the FIRST.org API.</w:t>
       </w:r>
     </w:p>
     <w:p>
@@ -597,16 +706,16 @@
           <w:ilvl w:val="0"/>
           <w:numId w:val="2"/>
         </w:numPr>
-        <w:spacing w:before="13" w:after="21"/>
-      </w:pPr>
-      <w:r>
-        <w:rPr>
-          <w:rFonts w:ascii="Source Sans Pro" w:eastAsia="Source Sans Pro" w:hAnsi="Source Sans Pro" w:cs="Source Sans Pro"/>
-          <w:color w:val="000000"/>
-          <w:sz w:val="19"/>
-          <w:szCs w:val="19"/>
-        </w:rPr>
-        <w:t>Developed OWASP Top 10 automated web checker that sends crafted HTTP requests to detect injection, broken auth and SSRF vulnerabilities and documented SQL injection exploit with parameterised query remediation guide.</w:t>
+        <w:spacing w:before="13" w:after="15"/>
+      </w:pPr>
+      <w:r>
+        <w:rPr>
+          <w:rFonts w:ascii="Source Sans Pro" w:eastAsia="Source Sans Pro" w:hAnsi="Source Sans Pro" w:cs="Source Sans Pro"/>
+          <w:color w:val="000000"/>
+          <w:sz w:val="19"/>
+          <w:szCs w:val="19"/>
+        </w:rPr>
+        <w:t>Developed OWASP Top 10 automated web checker that sends crafted HTTP requests to detect injection, broken auth and SSRF vulnerabilities and documented SQL injection exploit and parameterised query remediation.</w:t>
       </w:r>
     </w:p>
     <w:p>
@@ -616,68 +725,196 @@
           <w:ilvl w:val="0"/>
           <w:numId w:val="2"/>
         </w:numPr>
-        <w:spacing w:before="13" w:after="21"/>
-      </w:pPr>
-      <w:r>
-        <w:rPr>
-          <w:rFonts w:ascii="Source Sans Pro" w:eastAsia="Source Sans Pro" w:hAnsi="Source Sans Pro" w:cs="Source Sans Pro"/>
-          <w:color w:val="000000"/>
-          <w:sz w:val="19"/>
-          <w:szCs w:val="19"/>
-        </w:rPr>
-        <w:t>Automated scan scheduling via Bash and cron, built delta‑scan logic to flag newly discovered CVEs and organize patch compliance tracking evidence.</w:t>
-      </w:r>
-    </w:p>
-    <w:p>
-      <w:pPr>
-        <w:spacing w:before="39" w:after="9"/>
-      </w:pPr>
-    </w:p>
-    <w:p>
-      <w:pPr>
-        <w:tabs>
-          <w:tab w:val="right" w:pos="10800"/>
-        </w:tabs>
-        <w:spacing w:before="30"/>
-      </w:pPr>
-      <w:hyperlink r:id="rId9">
-        <w:r>
-          <w:rPr>
-            <w:rFonts w:ascii="Source Sans Pro" w:eastAsia="Source Sans Pro" w:hAnsi="Source Sans Pro" w:cs="Source Sans Pro"/>
-            <w:b/>
-            <w:color w:val="000000"/>
-            <w:sz w:val="19"/>
-            <w:szCs w:val="19"/>
-            <w:u w:val="single"/>
-          </w:rPr>
-          <w:t>SOC Automation and Threat Detection Lab</w:t>
-        </w:r>
-      </w:hyperlink>
-      <w:r>
-        <w:rPr>
-          <w:rFonts w:ascii="Source Sans Pro" w:eastAsia="Source Sans Pro" w:hAnsi="Source Sans Pro" w:cs="Source Sans Pro"/>
-          <w:sz w:val="19"/>
-          <w:szCs w:val="19"/>
-        </w:rPr>
-        <w:t xml:space="preserve">  |  </w:t>
-      </w:r>
-      <w:r>
-        <w:rPr>
-          <w:rFonts w:ascii="Source Sans Pro" w:eastAsia="Source Sans Pro" w:hAnsi="Source Sans Pro" w:cs="Source Sans Pro"/>
-          <w:sz w:val="19"/>
-          <w:szCs w:val="19"/>
-        </w:rPr>
-        <w:tab/>
-      </w:r>
-      <w:r>
-        <w:rPr>
-          <w:rFonts w:ascii="Source Sans Pro Light" w:eastAsia="Source Sans Pro" w:hAnsi="Source Sans Pro Light" w:cs="Source Sans Pro"/>
-          <w:i/>
-          <w:iCs/>
-          <w:sz w:val="19"/>
-          <w:szCs w:val="19"/>
-        </w:rPr>
-        <w:t>Python, Splunk, Wireshark, Nmap, MITRE ATT&amp;CK</w:t>
+        <w:spacing w:before="13" w:after="15"/>
+      </w:pPr>
+      <w:r>
+        <w:rPr>
+          <w:rFonts w:ascii="Source Sans Pro" w:eastAsia="Source Sans Pro" w:hAnsi="Source Sans Pro" w:cs="Source Sans Pro"/>
+          <w:color w:val="000000"/>
+          <w:sz w:val="19"/>
+          <w:szCs w:val="19"/>
+        </w:rPr>
+        <w:t>Automated scan scheduling via Bash and cron and built delta scan logic to flag newly discovered CVEs and organize patch compliance tracking evidence.</w:t>
+      </w:r>
+    </w:p>
+    <w:p>
+      <w:pPr>
+        <w:pBdr>
+          <w:bottom w:val="single" w:sz="6" w:space="1" w:color="000000"/>
+        </w:pBdr>
+        <w:spacing w:before="158" w:after="55"/>
+        <w:rPr>
+          <w:rFonts w:ascii="Source Sans Pro" w:eastAsia="Source Sans Pro" w:hAnsi="Source Sans Pro" w:cs="Source Sans Pro"/>
+          <w:b/>
+          <w:bCs/>
+          <w:color w:val="000000"/>
+          <w:sz w:val="22"/>
+          <w:szCs w:val="22"/>
+        </w:rPr>
+      </w:pPr>
+    </w:p>
+    <w:p>
+      <w:pPr>
+        <w:pBdr>
+          <w:bottom w:val="single" w:sz="6" w:space="1" w:color="000000"/>
+        </w:pBdr>
+        <w:spacing w:before="167" w:after="52"/>
+      </w:pPr>
+      <w:r>
+        <w:rPr>
+          <w:rFonts w:ascii="Source Sans Pro" w:eastAsia="Source Sans Pro" w:hAnsi="Source Sans Pro" w:cs="Source Sans Pro"/>
+          <w:b/>
+          <w:bCs/>
+          <w:color w:val="000000"/>
+          <w:sz w:val="22"/>
+          <w:szCs w:val="22"/>
+        </w:rPr>
+        <w:t>Technical Skills</w:t>
+      </w:r>
+    </w:p>
+    <w:p>
+      <w:pPr>
+        <w:spacing w:before="27" w:after="27"/>
+      </w:pPr>
+      <w:r>
+        <w:rPr>
+          <w:rFonts w:ascii="Source Sans Pro" w:eastAsia="Source Sans Pro" w:hAnsi="Source Sans Pro" w:cs="Source Sans Pro"/>
+          <w:b/>
+          <w:sz w:val="19"/>
+          <w:szCs w:val="19"/>
+        </w:rPr>
+        <w:t xml:space="preserve">SOC Operations: </w:t>
+      </w:r>
+      <w:r>
+        <w:rPr>
+          <w:rFonts w:ascii="Source Sans Pro" w:eastAsia="Source Sans Pro" w:hAnsi="Source Sans Pro" w:cs="Source Sans Pro"/>
+          <w:sz w:val="19"/>
+          <w:szCs w:val="19"/>
+        </w:rPr>
+        <w:t>Alert triage, incident investigation, log analysis, threat detection, escalation, false positive analysis</w:t>
+      </w:r>
+    </w:p>
+    <w:p>
+      <w:pPr>
+        <w:spacing w:before="27" w:after="27"/>
+      </w:pPr>
+      <w:r>
+        <w:rPr>
+          <w:rFonts w:ascii="Source Sans Pro" w:eastAsia="Source Sans Pro" w:hAnsi="Source Sans Pro" w:cs="Source Sans Pro"/>
+          <w:b/>
+          <w:sz w:val="19"/>
+          <w:szCs w:val="19"/>
+        </w:rPr>
+        <w:t xml:space="preserve">SIEM &amp; Monitoring: </w:t>
+      </w:r>
+      <w:r>
+        <w:rPr>
+          <w:rFonts w:ascii="Source Sans Pro" w:eastAsia="Source Sans Pro" w:hAnsi="Source Sans Pro" w:cs="Source Sans Pro"/>
+          <w:sz w:val="19"/>
+          <w:szCs w:val="19"/>
+        </w:rPr>
+        <w:t>Splunk (SPL), Elastic SIEM (basic), Windows Event Logs, Sysmon, Wireshark</w:t>
+      </w:r>
+    </w:p>
+    <w:p>
+      <w:pPr>
+        <w:spacing w:before="27" w:after="27"/>
+      </w:pPr>
+      <w:r>
+        <w:rPr>
+          <w:rFonts w:ascii="Source Sans Pro" w:eastAsia="Source Sans Pro" w:hAnsi="Source Sans Pro" w:cs="Source Sans Pro"/>
+          <w:b/>
+          <w:sz w:val="19"/>
+          <w:szCs w:val="19"/>
+        </w:rPr>
+        <w:t xml:space="preserve">Threat Intelligence: </w:t>
+      </w:r>
+      <w:r>
+        <w:rPr>
+          <w:rFonts w:ascii="Source Sans Pro" w:eastAsia="Source Sans Pro" w:hAnsi="Source Sans Pro" w:cs="Source Sans Pro"/>
+          <w:sz w:val="19"/>
+          <w:szCs w:val="19"/>
+        </w:rPr>
+        <w:t>MITRE ATT&amp;CK, IOC analysis, VirusTotal, OSINT enrichment, Cyber Kill Chain</w:t>
+      </w:r>
+    </w:p>
+    <w:p>
+      <w:pPr>
+        <w:spacing w:before="27" w:after="27"/>
+      </w:pPr>
+      <w:r>
+        <w:rPr>
+          <w:rFonts w:ascii="Source Sans Pro" w:eastAsia="Source Sans Pro" w:hAnsi="Source Sans Pro" w:cs="Source Sans Pro"/>
+          <w:b/>
+          <w:sz w:val="19"/>
+          <w:szCs w:val="19"/>
+        </w:rPr>
+        <w:t xml:space="preserve">Systems &amp; Networking: </w:t>
+      </w:r>
+      <w:r>
+        <w:rPr>
+          <w:rFonts w:ascii="Source Sans Pro" w:eastAsia="Source Sans Pro" w:hAnsi="Source Sans Pro" w:cs="Source Sans Pro"/>
+          <w:sz w:val="19"/>
+          <w:szCs w:val="19"/>
+        </w:rPr>
+        <w:t>Windows internals, Linux fundamentals, TCP/IP, DNS, HTTP/S, IDS/IPS, AWS (IAM, CloudTrail, GuardDuty), cloud security posture</w:t>
+      </w:r>
+    </w:p>
+    <w:p>
+      <w:pPr>
+        <w:spacing w:before="27" w:after="27"/>
+      </w:pPr>
+      <w:r>
+        <w:rPr>
+          <w:rFonts w:ascii="Source Sans Pro" w:eastAsia="Source Sans Pro" w:hAnsi="Source Sans Pro" w:cs="Source Sans Pro"/>
+          <w:b/>
+          <w:sz w:val="19"/>
+          <w:szCs w:val="19"/>
+        </w:rPr>
+        <w:t xml:space="preserve">Automation: </w:t>
+      </w:r>
+      <w:r>
+        <w:rPr>
+          <w:rFonts w:ascii="Source Sans Pro" w:eastAsia="Source Sans Pro" w:hAnsi="Source Sans Pro" w:cs="Source Sans Pro"/>
+          <w:sz w:val="19"/>
+          <w:szCs w:val="19"/>
+        </w:rPr>
+        <w:t>Python, Bash (basic), boto3, regular expressions</w:t>
+      </w:r>
+    </w:p>
+    <w:p>
+      <w:pPr>
+        <w:pBdr>
+          <w:bottom w:val="single" w:sz="6" w:space="1" w:color="000000"/>
+        </w:pBdr>
+        <w:spacing w:before="158" w:after="55"/>
+        <w:rPr>
+          <w:rFonts w:ascii="Source Sans Pro" w:eastAsia="Source Sans Pro" w:hAnsi="Source Sans Pro" w:cs="Source Sans Pro"/>
+          <w:b/>
+          <w:bCs/>
+          <w:color w:val="000000"/>
+          <w:sz w:val="22"/>
+          <w:szCs w:val="22"/>
+        </w:rPr>
+      </w:pPr>
+    </w:p>
+    <w:p>
+      <w:pPr>
+        <w:pBdr>
+          <w:bottom w:val="single" w:sz="6" w:space="1" w:color="000000"/>
+        </w:pBdr>
+        <w:spacing w:before="167" w:after="52"/>
+      </w:pPr>
+      <w:r>
+        <w:rPr>
+          <w:rFonts w:ascii="Source Sans Pro" w:eastAsia="Source Sans Pro" w:hAnsi="Source Sans Pro" w:cs="Source Sans Pro"/>
+          <w:b/>
+          <w:bCs/>
+          <w:color w:val="000000"/>
+          <w:sz w:val="22"/>
+          <w:szCs w:val="22"/>
+        </w:rPr>
+        <w:t>Certifications</w:t>
       </w:r>
     </w:p>
     <w:p>
@@ -687,16 +924,16 @@
           <w:ilvl w:val="0"/>
           <w:numId w:val="2"/>
         </w:numPr>
-        <w:spacing w:before="13" w:after="21"/>
-      </w:pPr>
-      <w:r>
-        <w:rPr>
-          <w:rFonts w:ascii="Source Sans Pro" w:eastAsia="Source Sans Pro" w:hAnsi="Source Sans Pro" w:cs="Source Sans Pro"/>
-          <w:color w:val="000000"/>
-          <w:sz w:val="19"/>
-          <w:szCs w:val="19"/>
-        </w:rPr>
-        <w:t>Deployed Splunk SIEM with SPL correlation searches for brute‑force detection, lateral movement and privilege escalation, mapped TTPs to MITRE ATT&amp;CK and wrote PICERL incident report.</w:t>
+        <w:spacing w:before="13" w:after="15"/>
+      </w:pPr>
+      <w:r>
+        <w:rPr>
+          <w:rFonts w:ascii="Source Sans Pro" w:eastAsia="Source Sans Pro" w:hAnsi="Source Sans Pro" w:cs="Source Sans Pro"/>
+          <w:color w:val="000000"/>
+          <w:sz w:val="19"/>
+          <w:szCs w:val="19"/>
+        </w:rPr>
+        <w:t>CompTIA Security+ SY0-701  —  in progress, exam target Q3 2026</w:t>
       </w:r>
     </w:p>
     <w:p>
@@ -706,244 +943,7 @@
           <w:ilvl w:val="0"/>
           <w:numId w:val="2"/>
         </w:numPr>
-        <w:spacing w:before="13" w:after="21"/>
-      </w:pPr>
-      <w:r>
-        <w:rPr>
-          <w:rFonts w:ascii="Source Sans Pro" w:eastAsia="Source Sans Pro" w:hAnsi="Source Sans Pro" w:cs="Source Sans Pro"/>
-          <w:color w:val="000000"/>
-          <w:sz w:val="19"/>
-          <w:szCs w:val="19"/>
-        </w:rPr>
-        <w:t>Built automated SOAR‑style detection pipeline: Python script ingests Splunk alerts, runs IOC enrichment via VirusTotal API and dispatches Telegram notifications with severity classification notification workflow.</w:t>
-      </w:r>
-    </w:p>
-    <w:p>
-      <w:pPr>
-        <w:pStyle w:val="ListParagraph"/>
-        <w:numPr>
-          <w:ilvl w:val="0"/>
-          <w:numId w:val="2"/>
-        </w:numPr>
-        <w:spacing w:before="13" w:after="21"/>
-      </w:pPr>
-      <w:r>
-        <w:rPr>
-          <w:rFonts w:ascii="Source Sans Pro" w:eastAsia="Source Sans Pro" w:hAnsi="Source Sans Pro" w:cs="Source Sans Pro"/>
-          <w:color w:val="000000"/>
-          <w:sz w:val="19"/>
-          <w:szCs w:val="19"/>
-        </w:rPr>
-        <w:t>Converted detection logic to Sigma rules and performed TCP/IP analysis in Wireshark to detect SYN scans, DNS tunnelling and plaintext credential exposure on unencrypted sessions Sigma rule set.</w:t>
-      </w:r>
-    </w:p>
-    <w:p>
-      <w:pPr>
-        <w:pBdr>
-          <w:bottom w:val="single" w:sz="6" w:space="1" w:color="000000"/>
-        </w:pBdr>
-        <w:spacing w:before="164" w:after="61"/>
-        <w:rPr>
-          <w:rFonts w:ascii="Source Sans Pro" w:eastAsia="Source Sans Pro" w:hAnsi="Source Sans Pro" w:cs="Source Sans Pro"/>
-          <w:b/>
-          <w:bCs/>
-          <w:color w:val="000000"/>
-          <w:sz w:val="22"/>
-          <w:szCs w:val="22"/>
-        </w:rPr>
-      </w:pPr>
-    </w:p>
-    <w:p>
-      <w:pPr>
-        <w:pBdr>
-          <w:bottom w:val="single" w:sz="6" w:space="1" w:color="000000"/>
-        </w:pBdr>
-        <w:spacing w:before="191" w:after="52"/>
-      </w:pPr>
-      <w:r>
-        <w:rPr>
-          <w:rFonts w:ascii="Source Sans Pro" w:eastAsia="Source Sans Pro" w:hAnsi="Source Sans Pro" w:cs="Source Sans Pro"/>
-          <w:b/>
-          <w:bCs/>
-          <w:color w:val="000000"/>
-          <w:sz w:val="22"/>
-          <w:szCs w:val="22"/>
-        </w:rPr>
-        <w:t>Technical Skills</w:t>
-      </w:r>
-    </w:p>
-    <w:p>
-      <w:pPr>
-        <w:spacing w:before="33" w:after="33"/>
-      </w:pPr>
-      <w:r>
-        <w:rPr>
-          <w:rFonts w:ascii="Source Sans Pro" w:eastAsia="Source Sans Pro" w:hAnsi="Source Sans Pro" w:cs="Source Sans Pro"/>
-          <w:b/>
-          <w:sz w:val="19"/>
-          <w:szCs w:val="19"/>
-        </w:rPr>
-        <w:t xml:space="preserve">SOC Operations: </w:t>
-      </w:r>
-      <w:r>
-        <w:rPr>
-          <w:rFonts w:ascii="Source Sans Pro" w:eastAsia="Source Sans Pro" w:hAnsi="Source Sans Pro" w:cs="Source Sans Pro"/>
-          <w:sz w:val="19"/>
-          <w:szCs w:val="19"/>
-        </w:rPr>
-        <w:t>Alert triage, incident investigation, log analysis, threat detection, escalation, false positive analysis</w:t>
-      </w:r>
-    </w:p>
-    <w:p>
-      <w:pPr>
-        <w:spacing w:before="33" w:after="33"/>
-      </w:pPr>
-      <w:r>
-        <w:rPr>
-          <w:rFonts w:ascii="Source Sans Pro" w:eastAsia="Source Sans Pro" w:hAnsi="Source Sans Pro" w:cs="Source Sans Pro"/>
-          <w:b/>
-          <w:sz w:val="19"/>
-          <w:szCs w:val="19"/>
-        </w:rPr>
-        <w:t xml:space="preserve">SIEM &amp; Monitoring: </w:t>
-      </w:r>
-      <w:r>
-        <w:rPr>
-          <w:rFonts w:ascii="Source Sans Pro" w:eastAsia="Source Sans Pro" w:hAnsi="Source Sans Pro" w:cs="Source Sans Pro"/>
-          <w:sz w:val="19"/>
-          <w:szCs w:val="19"/>
-        </w:rPr>
-        <w:t>Splunk (SPL), Elastic SIEM (basic), Windows Event Logs, Sysmon, Wireshark</w:t>
-      </w:r>
-    </w:p>
-    <w:p>
-      <w:pPr>
-        <w:spacing w:before="33" w:after="33"/>
-      </w:pPr>
-      <w:r>
-        <w:rPr>
-          <w:rFonts w:ascii="Source Sans Pro" w:eastAsia="Source Sans Pro" w:hAnsi="Source Sans Pro" w:cs="Source Sans Pro"/>
-          <w:b/>
-          <w:sz w:val="19"/>
-          <w:szCs w:val="19"/>
-        </w:rPr>
-        <w:t xml:space="preserve">Threat Intelligence: </w:t>
-      </w:r>
-      <w:r>
-        <w:rPr>
-          <w:rFonts w:ascii="Source Sans Pro" w:eastAsia="Source Sans Pro" w:hAnsi="Source Sans Pro" w:cs="Source Sans Pro"/>
-          <w:sz w:val="19"/>
-          <w:szCs w:val="19"/>
-        </w:rPr>
-        <w:t>MITRE ATT&amp;CK, IOC analysis, VirusTotal, OSINT enrichment, Cyber Kill Chain</w:t>
-      </w:r>
-    </w:p>
-    <w:p>
-      <w:pPr>
-        <w:spacing w:before="33" w:after="33"/>
-      </w:pPr>
-      <w:r>
-        <w:rPr>
-          <w:rFonts w:ascii="Source Sans Pro" w:eastAsia="Source Sans Pro" w:hAnsi="Source Sans Pro" w:cs="Source Sans Pro"/>
-          <w:b/>
-          <w:sz w:val="19"/>
-          <w:szCs w:val="19"/>
-        </w:rPr>
-        <w:t xml:space="preserve">Systems &amp; Networking: </w:t>
-      </w:r>
-      <w:r>
-        <w:rPr>
-          <w:rFonts w:ascii="Source Sans Pro" w:eastAsia="Source Sans Pro" w:hAnsi="Source Sans Pro" w:cs="Source Sans Pro"/>
-          <w:sz w:val="19"/>
-          <w:szCs w:val="19"/>
-        </w:rPr>
-        <w:t>Windows internals, Linux fundamentals, TCP/IP, DNS, HTTP/S, firewall and IDS/IPS concepts</w:t>
-      </w:r>
-    </w:p>
-    <w:p>
-      <w:pPr>
-        <w:spacing w:before="33" w:after="33"/>
-      </w:pPr>
-      <w:r>
-        <w:rPr>
-          <w:rFonts w:ascii="Source Sans Pro" w:eastAsia="Source Sans Pro" w:hAnsi="Source Sans Pro" w:cs="Source Sans Pro"/>
-          <w:b/>
-          <w:sz w:val="19"/>
-          <w:szCs w:val="19"/>
-        </w:rPr>
-        <w:t xml:space="preserve">Automation: </w:t>
-      </w:r>
-      <w:r>
-        <w:rPr>
-          <w:rFonts w:ascii="Source Sans Pro" w:eastAsia="Source Sans Pro" w:hAnsi="Source Sans Pro" w:cs="Source Sans Pro"/>
-          <w:sz w:val="19"/>
-          <w:szCs w:val="19"/>
-        </w:rPr>
-        <w:t>Python, Bash (basic), regular expressions</w:t>
-      </w:r>
-    </w:p>
-    <w:p>
-      <w:pPr>
-        <w:pBdr>
-          <w:bottom w:val="single" w:sz="6" w:space="1" w:color="000000"/>
-        </w:pBdr>
-        <w:spacing w:before="164" w:after="61"/>
-        <w:rPr>
-          <w:rFonts w:ascii="Source Sans Pro" w:eastAsia="Source Sans Pro" w:hAnsi="Source Sans Pro" w:cs="Source Sans Pro"/>
-          <w:b/>
-          <w:bCs/>
-          <w:color w:val="000000"/>
-          <w:sz w:val="22"/>
-          <w:szCs w:val="22"/>
-        </w:rPr>
-      </w:pPr>
-    </w:p>
-    <w:p>
-      <w:pPr>
-        <w:pBdr>
-          <w:bottom w:val="single" w:sz="6" w:space="1" w:color="000000"/>
-        </w:pBdr>
-        <w:spacing w:before="191" w:after="52"/>
-      </w:pPr>
-      <w:r>
-        <w:rPr>
-          <w:rFonts w:ascii="Source Sans Pro" w:eastAsia="Source Sans Pro" w:hAnsi="Source Sans Pro" w:cs="Source Sans Pro"/>
-          <w:b/>
-          <w:bCs/>
-          <w:color w:val="000000"/>
-          <w:sz w:val="22"/>
-          <w:szCs w:val="22"/>
-        </w:rPr>
-        <w:t>Certifications</w:t>
-      </w:r>
-    </w:p>
-    <w:p>
-      <w:pPr>
-        <w:pStyle w:val="ListParagraph"/>
-        <w:numPr>
-          <w:ilvl w:val="0"/>
-          <w:numId w:val="2"/>
-        </w:numPr>
-        <w:spacing w:before="13" w:after="21"/>
-      </w:pPr>
-      <w:r>
-        <w:rPr>
-          <w:rFonts w:ascii="Source Sans Pro" w:eastAsia="Source Sans Pro" w:hAnsi="Source Sans Pro" w:cs="Source Sans Pro"/>
-          <w:color w:val="000000"/>
-          <w:sz w:val="19"/>
-          <w:szCs w:val="19"/>
-        </w:rPr>
-        <w:t>CompTIA Security+ SY0-701  —  in progress, exam target Q3 2026</w:t>
-      </w:r>
-    </w:p>
-    <w:p>
-      <w:pPr>
-        <w:pStyle w:val="ListParagraph"/>
-        <w:numPr>
-          <w:ilvl w:val="0"/>
-          <w:numId w:val="2"/>
-        </w:numPr>
-        <w:spacing w:before="13" w:after="21"/>
+        <w:spacing w:before="13" w:after="15"/>
       </w:pPr>
       <w:r>
         <w:rPr>

--- a/resumes/Akshay_P_Resume.docx
+++ b/resumes/Akshay_P_Resume.docx
@@ -116,7 +116,7 @@
         <w:pBdr>
           <w:bottom w:val="single" w:sz="6" w:space="1" w:color="000000"/>
         </w:pBdr>
-        <w:spacing w:before="372" w:after="52"/>
+        <w:spacing w:before="422" w:after="52"/>
       </w:pPr>
       <w:r>
         <w:rPr>
@@ -294,7 +294,7 @@
     </w:p>
     <w:p>
       <w:pPr>
-        <w:spacing w:before="11" w:after="3"/>
+        <w:spacing w:before="23" w:after="15"/>
       </w:pPr>
     </w:p>
     <w:p>
@@ -302,7 +302,7 @@
         <w:pBdr>
           <w:bottom w:val="single" w:sz="6" w:space="1" w:color="000000"/>
         </w:pBdr>
-        <w:spacing w:before="167" w:after="52"/>
+        <w:spacing w:before="217" w:after="52"/>
       </w:pPr>
       <w:r>
         <w:rPr>
@@ -420,16 +420,16 @@
           <w:ilvl w:val="0"/>
           <w:numId w:val="2"/>
         </w:numPr>
-        <w:spacing w:before="13" w:after="15"/>
-      </w:pPr>
-      <w:r>
-        <w:rPr>
-          <w:rFonts w:ascii="Source Sans Pro" w:eastAsia="Source Sans Pro" w:hAnsi="Source Sans Pro" w:cs="Source Sans Pro"/>
-          <w:color w:val="000000"/>
-          <w:sz w:val="19"/>
-          <w:szCs w:val="19"/>
-        </w:rPr>
-        <w:t>Triaged 50+ weekly inventory reimbursement cases by severity and policy eligibility, applying structured triage and escalation workflow</w:t>
+        <w:spacing w:before="13" w:after="26"/>
+      </w:pPr>
+      <w:r>
+        <w:rPr>
+          <w:rFonts w:ascii="Source Sans Pro" w:eastAsia="Source Sans Pro" w:hAnsi="Source Sans Pro" w:cs="Source Sans Pro"/>
+          <w:color w:val="000000"/>
+          <w:sz w:val="19"/>
+          <w:szCs w:val="19"/>
+        </w:rPr>
+        <w:t>Triaged 50+ weekly inventory reimbursement cases by severity and policy eligibility, applying structured triage workflow to enforce security policy compliance and support cloud access governance.</w:t>
       </w:r>
     </w:p>
     <w:p>
@@ -439,16 +439,16 @@
           <w:ilvl w:val="0"/>
           <w:numId w:val="2"/>
         </w:numPr>
-        <w:spacing w:before="13" w:after="15"/>
-      </w:pPr>
-      <w:r>
-        <w:rPr>
-          <w:rFonts w:ascii="Source Sans Pro" w:eastAsia="Source Sans Pro" w:hAnsi="Source Sans Pro" w:cs="Source Sans Pro"/>
-          <w:color w:val="000000"/>
-          <w:sz w:val="19"/>
-          <w:szCs w:val="19"/>
-        </w:rPr>
-        <w:t>Investigated root causes of seller claims, identified policy violations and anomalous patterns, and escalated findings to senior reviewers, enabling timely security incident response.</w:t>
+        <w:spacing w:before="13" w:after="26"/>
+      </w:pPr>
+      <w:r>
+        <w:rPr>
+          <w:rFonts w:ascii="Source Sans Pro" w:eastAsia="Source Sans Pro" w:hAnsi="Source Sans Pro" w:cs="Source Sans Pro"/>
+          <w:color w:val="000000"/>
+          <w:sz w:val="19"/>
+          <w:szCs w:val="19"/>
+        </w:rPr>
+        <w:t>Investigated root causes of seller claims, identified policy violations and anomalous patterns, and escalated findings to senior reviewers, reinforcing the security incident escalation process.</w:t>
       </w:r>
     </w:p>
     <w:p>
@@ -458,16 +458,16 @@
           <w:ilvl w:val="0"/>
           <w:numId w:val="2"/>
         </w:numPr>
-        <w:spacing w:before="13" w:after="15"/>
-      </w:pPr>
-      <w:r>
-        <w:rPr>
-          <w:rFonts w:ascii="Source Sans Pro" w:eastAsia="Source Sans Pro" w:hAnsi="Source Sans Pro" w:cs="Source Sans Pro"/>
-          <w:color w:val="000000"/>
-          <w:sz w:val="19"/>
-          <w:szCs w:val="19"/>
-        </w:rPr>
-        <w:t>Documented audit‑ready case records with investigation findings, evidence notes, and corrective actions, creating a compliant documentation repository for security audits.</w:t>
+        <w:spacing w:before="13" w:after="26"/>
+      </w:pPr>
+      <w:r>
+        <w:rPr>
+          <w:rFonts w:ascii="Source Sans Pro" w:eastAsia="Source Sans Pro" w:hAnsi="Source Sans Pro" w:cs="Source Sans Pro"/>
+          <w:color w:val="000000"/>
+          <w:sz w:val="19"/>
+          <w:szCs w:val="19"/>
+        </w:rPr>
+        <w:t>Documented audit‑ready case records with investigation findings, evidence notes, and corrective actions, establishing a secure documentation trail for cloud compliance audits.</w:t>
       </w:r>
     </w:p>
     <w:p>
@@ -477,16 +477,16 @@
           <w:ilvl w:val="0"/>
           <w:numId w:val="2"/>
         </w:numPr>
-        <w:spacing w:before="13" w:after="15"/>
-      </w:pPr>
-      <w:r>
-        <w:rPr>
-          <w:rFonts w:ascii="Source Sans Pro" w:eastAsia="Source Sans Pro" w:hAnsi="Source Sans Pro" w:cs="Source Sans Pro"/>
-          <w:color w:val="000000"/>
-          <w:sz w:val="19"/>
-          <w:szCs w:val="19"/>
-        </w:rPr>
-        <w:t>Detected recurring fraud patterns across 200+ weekly cases, flagging them early to reduce repeat‑issue investigation time before escalation, establishing a proactive threat‑detection alert.</w:t>
+        <w:spacing w:before="13" w:after="26"/>
+      </w:pPr>
+      <w:r>
+        <w:rPr>
+          <w:rFonts w:ascii="Source Sans Pro" w:eastAsia="Source Sans Pro" w:hAnsi="Source Sans Pro" w:cs="Source Sans Pro"/>
+          <w:color w:val="000000"/>
+          <w:sz w:val="19"/>
+          <w:szCs w:val="19"/>
+        </w:rPr>
+        <w:t>Identified recurring fraud patterns across case history and flagged them ahead of weekly review cycles, cutting repeat-issue re-investigation before escalation.</w:t>
       </w:r>
     </w:p>
     <w:p>
@@ -494,7 +494,7 @@
         <w:pBdr>
           <w:bottom w:val="single" w:sz="6" w:space="1" w:color="000000"/>
         </w:pBdr>
-        <w:spacing w:before="158" w:after="55"/>
+        <w:spacing w:before="170" w:after="67"/>
         <w:rPr>
           <w:rFonts w:ascii="Source Sans Pro" w:eastAsia="Source Sans Pro" w:hAnsi="Source Sans Pro" w:cs="Source Sans Pro"/>
           <w:b/>
@@ -510,7 +510,7 @@
         <w:pBdr>
           <w:bottom w:val="single" w:sz="6" w:space="1" w:color="000000"/>
         </w:pBdr>
-        <w:spacing w:before="167" w:after="52"/>
+        <w:spacing w:before="217" w:after="52"/>
       </w:pPr>
       <w:r>
         <w:rPr>
@@ -578,16 +578,16 @@
           <w:ilvl w:val="0"/>
           <w:numId w:val="2"/>
         </w:numPr>
-        <w:spacing w:before="13" w:after="15"/>
-      </w:pPr>
-      <w:r>
-        <w:rPr>
-          <w:rFonts w:ascii="Source Sans Pro" w:eastAsia="Source Sans Pro" w:hAnsi="Source Sans Pro" w:cs="Source Sans Pro"/>
-          <w:color w:val="000000"/>
-          <w:sz w:val="19"/>
-          <w:szCs w:val="19"/>
-        </w:rPr>
-        <w:t>Deployed Splunk SIEM with SPL correlation searches for brute-force detection, lateral movement and privilege escalation and mapped TTPs to MITRE ATT&amp;CK and wrote PICERL incident report.</w:t>
+        <w:spacing w:before="13" w:after="26"/>
+      </w:pPr>
+      <w:r>
+        <w:rPr>
+          <w:rFonts w:ascii="Source Sans Pro" w:eastAsia="Source Sans Pro" w:hAnsi="Source Sans Pro" w:cs="Source Sans Pro"/>
+          <w:color w:val="000000"/>
+          <w:sz w:val="19"/>
+          <w:szCs w:val="19"/>
+        </w:rPr>
+        <w:t>Deployed Splunk SIEM with SPL correlation searches for brute‑force, lateral movement and privilege escalation detection, mapped TTPs to MITRE ATT&amp;CK and produced a PICERL incident report.</w:t>
       </w:r>
     </w:p>
     <w:p>
@@ -597,16 +597,16 @@
           <w:ilvl w:val="0"/>
           <w:numId w:val="2"/>
         </w:numPr>
-        <w:spacing w:before="13" w:after="15"/>
-      </w:pPr>
-      <w:r>
-        <w:rPr>
-          <w:rFonts w:ascii="Source Sans Pro" w:eastAsia="Source Sans Pro" w:hAnsi="Source Sans Pro" w:cs="Source Sans Pro"/>
-          <w:color w:val="000000"/>
-          <w:sz w:val="19"/>
-          <w:szCs w:val="19"/>
-        </w:rPr>
-        <w:t>Built automated SOAR style detection pipeline: Python script ingests Splunk alerts, runs IOC enrichment via VirusTotal API and dispatches Telegram notifications with severity classification.</w:t>
+        <w:spacing w:before="13" w:after="26"/>
+      </w:pPr>
+      <w:r>
+        <w:rPr>
+          <w:rFonts w:ascii="Source Sans Pro" w:eastAsia="Source Sans Pro" w:hAnsi="Source Sans Pro" w:cs="Source Sans Pro"/>
+          <w:color w:val="000000"/>
+          <w:sz w:val="19"/>
+          <w:szCs w:val="19"/>
+        </w:rPr>
+        <w:t>Created Python script that consumes Splunk alerts, enriches them with MITRE ATT&amp;CK context and generates severity‑classified alert files.</w:t>
       </w:r>
     </w:p>
     <w:p>
@@ -616,21 +616,21 @@
           <w:ilvl w:val="0"/>
           <w:numId w:val="2"/>
         </w:numPr>
-        <w:spacing w:before="13" w:after="15"/>
-      </w:pPr>
-      <w:r>
-        <w:rPr>
-          <w:rFonts w:ascii="Source Sans Pro" w:eastAsia="Source Sans Pro" w:hAnsi="Source Sans Pro" w:cs="Source Sans Pro"/>
-          <w:color w:val="000000"/>
-          <w:sz w:val="19"/>
-          <w:szCs w:val="19"/>
-        </w:rPr>
-        <w:t>Converted detection logic to Sigma rules in vendor neutral format used by enterprise SOCs and performed TCP/IP analysis in Wireshark to detect SYN scans, DNS tunnelling and plaintext credential exposure on unencrypted sessions.</w:t>
-      </w:r>
-    </w:p>
-    <w:p>
-      <w:pPr>
-        <w:spacing w:before="33" w:after="3"/>
+        <w:spacing w:before="13" w:after="26"/>
+      </w:pPr>
+      <w:r>
+        <w:rPr>
+          <w:rFonts w:ascii="Source Sans Pro" w:eastAsia="Source Sans Pro" w:hAnsi="Source Sans Pro" w:cs="Source Sans Pro"/>
+          <w:color w:val="000000"/>
+          <w:sz w:val="19"/>
+          <w:szCs w:val="19"/>
+        </w:rPr>
+        <w:t>Translated detection logic into portable SPL queries and captured network traces with Wireshark to identify SYN scans, DNS tunnelling and plaintext credential exposure, resulting in a Wireshark capture file.</w:t>
+      </w:r>
+    </w:p>
+    <w:p>
+      <w:pPr>
+        <w:spacing w:before="45" w:after="15"/>
       </w:pPr>
     </w:p>
     <w:p>
@@ -687,16 +687,16 @@
           <w:ilvl w:val="0"/>
           <w:numId w:val="2"/>
         </w:numPr>
-        <w:spacing w:before="13" w:after="15"/>
-      </w:pPr>
-      <w:r>
-        <w:rPr>
-          <w:rFonts w:ascii="Source Sans Pro" w:eastAsia="Source Sans Pro" w:hAnsi="Source Sans Pro" w:cs="Source Sans Pro"/>
-          <w:color w:val="000000"/>
-          <w:sz w:val="19"/>
-          <w:szCs w:val="19"/>
-        </w:rPr>
-        <w:t>Built automated vulnerability assessment pipeline integrating Nessus and OpenVAS REST APIs in Python and generated CVE reports classified by CVSS severity and EPSS context from the FIRST.org API.</w:t>
+        <w:spacing w:before="13" w:after="26"/>
+      </w:pPr>
+      <w:r>
+        <w:rPr>
+          <w:rFonts w:ascii="Source Sans Pro" w:eastAsia="Source Sans Pro" w:hAnsi="Source Sans Pro" w:cs="Source Sans Pro"/>
+          <w:color w:val="000000"/>
+          <w:sz w:val="19"/>
+          <w:szCs w:val="19"/>
+        </w:rPr>
+        <w:t>Engineered Python workflow that calls Nessus and OpenVAS REST APIs, aggregates findings and enriches them with NVD API data to produce a CVE report.</w:t>
       </w:r>
     </w:p>
     <w:p>
@@ -706,16 +706,16 @@
           <w:ilvl w:val="0"/>
           <w:numId w:val="2"/>
         </w:numPr>
-        <w:spacing w:before="13" w:after="15"/>
-      </w:pPr>
-      <w:r>
-        <w:rPr>
-          <w:rFonts w:ascii="Source Sans Pro" w:eastAsia="Source Sans Pro" w:hAnsi="Source Sans Pro" w:cs="Source Sans Pro"/>
-          <w:color w:val="000000"/>
-          <w:sz w:val="19"/>
-          <w:szCs w:val="19"/>
-        </w:rPr>
-        <w:t>Developed OWASP Top 10 automated web checker that sends crafted HTTP requests to detect injection, broken auth and SSRF vulnerabilities and documented SQL injection exploit and parameterised query remediation.</w:t>
+        <w:spacing w:before="13" w:after="26"/>
+      </w:pPr>
+      <w:r>
+        <w:rPr>
+          <w:rFonts w:ascii="Source Sans Pro" w:eastAsia="Source Sans Pro" w:hAnsi="Source Sans Pro" w:cs="Source Sans Pro"/>
+          <w:color w:val="000000"/>
+          <w:sz w:val="19"/>
+          <w:szCs w:val="19"/>
+        </w:rPr>
+        <w:t>Implemented Python script that sends crafted HTTP requests to target endpoints, parses responses for injection patterns and documents SQL injection exploit in a remediation guide.</w:t>
       </w:r>
     </w:p>
     <w:p>
@@ -725,16 +725,16 @@
           <w:ilvl w:val="0"/>
           <w:numId w:val="2"/>
         </w:numPr>
-        <w:spacing w:before="13" w:after="15"/>
-      </w:pPr>
-      <w:r>
-        <w:rPr>
-          <w:rFonts w:ascii="Source Sans Pro" w:eastAsia="Source Sans Pro" w:hAnsi="Source Sans Pro" w:cs="Source Sans Pro"/>
-          <w:color w:val="000000"/>
-          <w:sz w:val="19"/>
-          <w:szCs w:val="19"/>
-        </w:rPr>
-        <w:t>Automated scan scheduling via Bash and cron and built delta scan logic to flag newly discovered CVEs and organize patch compliance tracking evidence.</w:t>
+        <w:spacing w:before="13" w:after="26"/>
+      </w:pPr>
+      <w:r>
+        <w:rPr>
+          <w:rFonts w:ascii="Source Sans Pro" w:eastAsia="Source Sans Pro" w:hAnsi="Source Sans Pro" w:cs="Source Sans Pro"/>
+          <w:color w:val="000000"/>
+          <w:sz w:val="19"/>
+          <w:szCs w:val="19"/>
+        </w:rPr>
+        <w:t>Scheduled vulnerability scans with Bash scripts and cron, added delta‑scan logic to identify new CVEs and compiled patch compliance tracking evidence.</w:t>
       </w:r>
     </w:p>
     <w:p>
@@ -742,7 +742,7 @@
         <w:pBdr>
           <w:bottom w:val="single" w:sz="6" w:space="1" w:color="000000"/>
         </w:pBdr>
-        <w:spacing w:before="158" w:after="55"/>
+        <w:spacing w:before="170" w:after="67"/>
         <w:rPr>
           <w:rFonts w:ascii="Source Sans Pro" w:eastAsia="Source Sans Pro" w:hAnsi="Source Sans Pro" w:cs="Source Sans Pro"/>
           <w:b/>
@@ -758,7 +758,7 @@
         <w:pBdr>
           <w:bottom w:val="single" w:sz="6" w:space="1" w:color="000000"/>
         </w:pBdr>
-        <w:spacing w:before="167" w:after="52"/>
+        <w:spacing w:before="217" w:after="52"/>
       </w:pPr>
       <w:r>
         <w:rPr>
@@ -774,7 +774,7 @@
     </w:p>
     <w:p>
       <w:pPr>
-        <w:spacing w:before="27" w:after="27"/>
+        <w:spacing w:before="39" w:after="39"/>
       </w:pPr>
       <w:r>
         <w:rPr>
@@ -796,7 +796,7 @@
     </w:p>
     <w:p>
       <w:pPr>
-        <w:spacing w:before="27" w:after="27"/>
+        <w:spacing w:before="39" w:after="39"/>
       </w:pPr>
       <w:r>
         <w:rPr>
@@ -818,7 +818,7 @@
     </w:p>
     <w:p>
       <w:pPr>
-        <w:spacing w:before="27" w:after="27"/>
+        <w:spacing w:before="39" w:after="39"/>
       </w:pPr>
       <w:r>
         <w:rPr>
@@ -840,7 +840,7 @@
     </w:p>
     <w:p>
       <w:pPr>
-        <w:spacing w:before="27" w:after="27"/>
+        <w:spacing w:before="39" w:after="39"/>
       </w:pPr>
       <w:r>
         <w:rPr>
@@ -862,7 +862,7 @@
     </w:p>
     <w:p>
       <w:pPr>
-        <w:spacing w:before="27" w:after="27"/>
+        <w:spacing w:before="39" w:after="39"/>
       </w:pPr>
       <w:r>
         <w:rPr>
@@ -887,7 +887,7 @@
         <w:pBdr>
           <w:bottom w:val="single" w:sz="6" w:space="1" w:color="000000"/>
         </w:pBdr>
-        <w:spacing w:before="158" w:after="55"/>
+        <w:spacing w:before="170" w:after="67"/>
         <w:rPr>
           <w:rFonts w:ascii="Source Sans Pro" w:eastAsia="Source Sans Pro" w:hAnsi="Source Sans Pro" w:cs="Source Sans Pro"/>
           <w:b/>
@@ -903,7 +903,7 @@
         <w:pBdr>
           <w:bottom w:val="single" w:sz="6" w:space="1" w:color="000000"/>
         </w:pBdr>
-        <w:spacing w:before="167" w:after="52"/>
+        <w:spacing w:before="217" w:after="52"/>
       </w:pPr>
       <w:r>
         <w:rPr>
@@ -924,7 +924,7 @@
           <w:ilvl w:val="0"/>
           <w:numId w:val="2"/>
         </w:numPr>
-        <w:spacing w:before="13" w:after="15"/>
+        <w:spacing w:before="13" w:after="26"/>
       </w:pPr>
       <w:r>
         <w:rPr>
@@ -943,7 +943,7 @@
           <w:ilvl w:val="0"/>
           <w:numId w:val="2"/>
         </w:numPr>
-        <w:spacing w:before="13" w:after="15"/>
+        <w:spacing w:before="13" w:after="26"/>
       </w:pPr>
       <w:r>
         <w:rPr>

--- a/resumes/Akshay_P_Resume.docx
+++ b/resumes/Akshay_P_Resume.docx
@@ -116,7 +116,7 @@
         <w:pBdr>
           <w:bottom w:val="single" w:sz="6" w:space="1" w:color="000000"/>
         </w:pBdr>
-        <w:spacing w:before="422" w:after="52"/>
+        <w:spacing w:before="396" w:after="52"/>
       </w:pPr>
       <w:r>
         <w:rPr>
@@ -294,7 +294,7 @@
     </w:p>
     <w:p>
       <w:pPr>
-        <w:spacing w:before="23" w:after="15"/>
+        <w:spacing w:before="17" w:after="9"/>
       </w:pPr>
     </w:p>
     <w:p>
@@ -302,7 +302,7 @@
         <w:pBdr>
           <w:bottom w:val="single" w:sz="6" w:space="1" w:color="000000"/>
         </w:pBdr>
-        <w:spacing w:before="217" w:after="52"/>
+        <w:spacing w:before="191" w:after="52"/>
       </w:pPr>
       <w:r>
         <w:rPr>
@@ -420,16 +420,16 @@
           <w:ilvl w:val="0"/>
           <w:numId w:val="2"/>
         </w:numPr>
-        <w:spacing w:before="13" w:after="26"/>
-      </w:pPr>
-      <w:r>
-        <w:rPr>
-          <w:rFonts w:ascii="Source Sans Pro" w:eastAsia="Source Sans Pro" w:hAnsi="Source Sans Pro" w:cs="Source Sans Pro"/>
-          <w:color w:val="000000"/>
-          <w:sz w:val="19"/>
-          <w:szCs w:val="19"/>
-        </w:rPr>
-        <w:t>Triaged 50+ weekly inventory reimbursement cases by severity and policy eligibility, applying structured triage workflow to enforce security policy compliance and support cloud access governance.</w:t>
+        <w:spacing w:before="13" w:after="21"/>
+      </w:pPr>
+      <w:r>
+        <w:rPr>
+          <w:rFonts w:ascii="Source Sans Pro" w:eastAsia="Source Sans Pro" w:hAnsi="Source Sans Pro" w:cs="Source Sans Pro"/>
+          <w:color w:val="000000"/>
+          <w:sz w:val="19"/>
+          <w:szCs w:val="19"/>
+        </w:rPr>
+        <w:t>Triaged 50+ weekly inventory reimbursement cases by severity and policy eligibility, applying structured triage, escalation, and decision workflows</w:t>
       </w:r>
     </w:p>
     <w:p>
@@ -439,16 +439,16 @@
           <w:ilvl w:val="0"/>
           <w:numId w:val="2"/>
         </w:numPr>
-        <w:spacing w:before="13" w:after="26"/>
-      </w:pPr>
-      <w:r>
-        <w:rPr>
-          <w:rFonts w:ascii="Source Sans Pro" w:eastAsia="Source Sans Pro" w:hAnsi="Source Sans Pro" w:cs="Source Sans Pro"/>
-          <w:color w:val="000000"/>
-          <w:sz w:val="19"/>
-          <w:szCs w:val="19"/>
-        </w:rPr>
-        <w:t>Investigated root causes of seller claims, identified policy violations and anomalous patterns, and escalated findings to senior reviewers, reinforcing the security incident escalation process.</w:t>
+        <w:spacing w:before="13" w:after="21"/>
+      </w:pPr>
+      <w:r>
+        <w:rPr>
+          <w:rFonts w:ascii="Source Sans Pro" w:eastAsia="Source Sans Pro" w:hAnsi="Source Sans Pro" w:cs="Source Sans Pro"/>
+          <w:color w:val="000000"/>
+          <w:sz w:val="19"/>
+          <w:szCs w:val="19"/>
+        </w:rPr>
+        <w:t>Investigated root causes of seller claims, identified policy violations and anomalous patterns, and escalated findings to senior reviewers via detailed escalation reports</w:t>
       </w:r>
     </w:p>
     <w:p>
@@ -458,16 +458,16 @@
           <w:ilvl w:val="0"/>
           <w:numId w:val="2"/>
         </w:numPr>
-        <w:spacing w:before="13" w:after="26"/>
-      </w:pPr>
-      <w:r>
-        <w:rPr>
-          <w:rFonts w:ascii="Source Sans Pro" w:eastAsia="Source Sans Pro" w:hAnsi="Source Sans Pro" w:cs="Source Sans Pro"/>
-          <w:color w:val="000000"/>
-          <w:sz w:val="19"/>
-          <w:szCs w:val="19"/>
-        </w:rPr>
-        <w:t>Documented audit‑ready case records with investigation findings, evidence notes, and corrective actions, establishing a secure documentation trail for cloud compliance audits.</w:t>
+        <w:spacing w:before="13" w:after="21"/>
+      </w:pPr>
+      <w:r>
+        <w:rPr>
+          <w:rFonts w:ascii="Source Sans Pro" w:eastAsia="Source Sans Pro" w:hAnsi="Source Sans Pro" w:cs="Source Sans Pro"/>
+          <w:color w:val="000000"/>
+          <w:sz w:val="19"/>
+          <w:szCs w:val="19"/>
+        </w:rPr>
+        <w:t>Maintained audit‑ready case documentation capturing investigation findings, evidence notes, and corrective actions, populating an audit‑ready case file repository</w:t>
       </w:r>
     </w:p>
     <w:p>
@@ -477,7 +477,7 @@
           <w:ilvl w:val="0"/>
           <w:numId w:val="2"/>
         </w:numPr>
-        <w:spacing w:before="13" w:after="26"/>
+        <w:spacing w:before="13" w:after="21"/>
       </w:pPr>
       <w:r>
         <w:rPr>
@@ -494,7 +494,7 @@
         <w:pBdr>
           <w:bottom w:val="single" w:sz="6" w:space="1" w:color="000000"/>
         </w:pBdr>
-        <w:spacing w:before="170" w:after="67"/>
+        <w:spacing w:before="164" w:after="61"/>
         <w:rPr>
           <w:rFonts w:ascii="Source Sans Pro" w:eastAsia="Source Sans Pro" w:hAnsi="Source Sans Pro" w:cs="Source Sans Pro"/>
           <w:b/>
@@ -510,7 +510,7 @@
         <w:pBdr>
           <w:bottom w:val="single" w:sz="6" w:space="1" w:color="000000"/>
         </w:pBdr>
-        <w:spacing w:before="217" w:after="52"/>
+        <w:spacing w:before="191" w:after="52"/>
       </w:pPr>
       <w:r>
         <w:rPr>
@@ -532,6 +532,115 @@
         <w:spacing w:before="62"/>
       </w:pPr>
       <w:hyperlink r:id="rId8">
+        <w:r>
+          <w:rPr>
+            <w:rFonts w:ascii="Source Sans Pro" w:eastAsia="Source Sans Pro" w:hAnsi="Source Sans Pro" w:cs="Source Sans Pro"/>
+            <w:b/>
+            <w:color w:val="000000"/>
+            <w:sz w:val="19"/>
+            <w:szCs w:val="19"/>
+            <w:u w:val="single"/>
+          </w:rPr>
+          <w:t>Vulnerability Scanner and Patch Prioritization Engine</w:t>
+        </w:r>
+      </w:hyperlink>
+      <w:r>
+        <w:rPr>
+          <w:rFonts w:ascii="Source Sans Pro" w:eastAsia="Source Sans Pro" w:hAnsi="Source Sans Pro" w:cs="Source Sans Pro"/>
+          <w:sz w:val="19"/>
+          <w:szCs w:val="19"/>
+        </w:rPr>
+        <w:t xml:space="preserve">  |  </w:t>
+      </w:r>
+      <w:r>
+        <w:rPr>
+          <w:rFonts w:ascii="Source Sans Pro" w:eastAsia="Source Sans Pro" w:hAnsi="Source Sans Pro" w:cs="Source Sans Pro"/>
+          <w:sz w:val="19"/>
+          <w:szCs w:val="19"/>
+        </w:rPr>
+        <w:tab/>
+      </w:r>
+      <w:r>
+        <w:rPr>
+          <w:rFonts w:ascii="Source Sans Pro Light" w:eastAsia="Source Sans Pro" w:hAnsi="Source Sans Pro Light" w:cs="Source Sans Pro"/>
+          <w:i/>
+          <w:iCs/>
+          <w:sz w:val="19"/>
+          <w:szCs w:val="19"/>
+        </w:rPr>
+        <w:t>Python, Bash, Nessus, OpenVAS, NVD API</w:t>
+      </w:r>
+    </w:p>
+    <w:p>
+      <w:pPr>
+        <w:pStyle w:val="ListParagraph"/>
+        <w:numPr>
+          <w:ilvl w:val="0"/>
+          <w:numId w:val="2"/>
+        </w:numPr>
+        <w:spacing w:before="13" w:after="21"/>
+      </w:pPr>
+      <w:r>
+        <w:rPr>
+          <w:rFonts w:ascii="Source Sans Pro" w:eastAsia="Source Sans Pro" w:hAnsi="Source Sans Pro" w:cs="Source Sans Pro"/>
+          <w:color w:val="000000"/>
+          <w:sz w:val="19"/>
+          <w:szCs w:val="19"/>
+        </w:rPr>
+        <w:t>Built automated vulnerability assessment pipeline integrating Nessus and OpenVAS REST APIs in Python and generated CVE reports classified by CVSS severity and EPSS context from the FIRST.org API report.</w:t>
+      </w:r>
+    </w:p>
+    <w:p>
+      <w:pPr>
+        <w:pStyle w:val="ListParagraph"/>
+        <w:numPr>
+          <w:ilvl w:val="0"/>
+          <w:numId w:val="2"/>
+        </w:numPr>
+        <w:spacing w:before="13" w:after="21"/>
+      </w:pPr>
+      <w:r>
+        <w:rPr>
+          <w:rFonts w:ascii="Source Sans Pro" w:eastAsia="Source Sans Pro" w:hAnsi="Source Sans Pro" w:cs="Source Sans Pro"/>
+          <w:color w:val="000000"/>
+          <w:sz w:val="19"/>
+          <w:szCs w:val="19"/>
+        </w:rPr>
+        <w:t>Developed OWASP Top 10 automated web checker that sends crafted HTTP requests to detect injection, broken auth and SSRF vulnerabilities and documented SQL injection exploit and parameterised query remediation.</w:t>
+      </w:r>
+    </w:p>
+    <w:p>
+      <w:pPr>
+        <w:pStyle w:val="ListParagraph"/>
+        <w:numPr>
+          <w:ilvl w:val="0"/>
+          <w:numId w:val="2"/>
+        </w:numPr>
+        <w:spacing w:before="13" w:after="21"/>
+      </w:pPr>
+      <w:r>
+        <w:rPr>
+          <w:rFonts w:ascii="Source Sans Pro" w:eastAsia="Source Sans Pro" w:hAnsi="Source Sans Pro" w:cs="Source Sans Pro"/>
+          <w:color w:val="000000"/>
+          <w:sz w:val="19"/>
+          <w:szCs w:val="19"/>
+        </w:rPr>
+        <w:t>Automated scan scheduling via Bash and cron and built delta-scan logic to flag newly discovered CVEs and organize patch compliance tracking evidence.</w:t>
+      </w:r>
+    </w:p>
+    <w:p>
+      <w:pPr>
+        <w:spacing w:before="39" w:after="9"/>
+      </w:pPr>
+    </w:p>
+    <w:p>
+      <w:pPr>
+        <w:tabs>
+          <w:tab w:val="right" w:pos="10800"/>
+        </w:tabs>
+        <w:spacing w:before="30"/>
+      </w:pPr>
+      <w:hyperlink r:id="rId9">
         <w:r>
           <w:rPr>
             <w:rFonts w:ascii="Source Sans Pro" w:eastAsia="Source Sans Pro" w:hAnsi="Source Sans Pro" w:cs="Source Sans Pro"/>
@@ -578,16 +687,16 @@
           <w:ilvl w:val="0"/>
           <w:numId w:val="2"/>
         </w:numPr>
-        <w:spacing w:before="13" w:after="26"/>
-      </w:pPr>
-      <w:r>
-        <w:rPr>
-          <w:rFonts w:ascii="Source Sans Pro" w:eastAsia="Source Sans Pro" w:hAnsi="Source Sans Pro" w:cs="Source Sans Pro"/>
-          <w:color w:val="000000"/>
-          <w:sz w:val="19"/>
-          <w:szCs w:val="19"/>
-        </w:rPr>
-        <w:t>Deployed Splunk SIEM with SPL correlation searches for brute‑force, lateral movement and privilege escalation detection, mapped TTPs to MITRE ATT&amp;CK and produced a PICERL incident report.</w:t>
+        <w:spacing w:before="13" w:after="21"/>
+      </w:pPr>
+      <w:r>
+        <w:rPr>
+          <w:rFonts w:ascii="Source Sans Pro" w:eastAsia="Source Sans Pro" w:hAnsi="Source Sans Pro" w:cs="Source Sans Pro"/>
+          <w:color w:val="000000"/>
+          <w:sz w:val="19"/>
+          <w:szCs w:val="19"/>
+        </w:rPr>
+        <w:t>Deployed Splunk SIEM with SPL correlation searches for brute-force detection, lateral movement and privilege escalation and mapped TTPs to MITRE ATT&amp;CK and wrote PICERL incident report.</w:t>
       </w:r>
     </w:p>
     <w:p>
@@ -597,16 +706,16 @@
           <w:ilvl w:val="0"/>
           <w:numId w:val="2"/>
         </w:numPr>
-        <w:spacing w:before="13" w:after="26"/>
-      </w:pPr>
-      <w:r>
-        <w:rPr>
-          <w:rFonts w:ascii="Source Sans Pro" w:eastAsia="Source Sans Pro" w:hAnsi="Source Sans Pro" w:cs="Source Sans Pro"/>
-          <w:color w:val="000000"/>
-          <w:sz w:val="19"/>
-          <w:szCs w:val="19"/>
-        </w:rPr>
-        <w:t>Created Python script that consumes Splunk alerts, enriches them with MITRE ATT&amp;CK context and generates severity‑classified alert files.</w:t>
+        <w:spacing w:before="13" w:after="21"/>
+      </w:pPr>
+      <w:r>
+        <w:rPr>
+          <w:rFonts w:ascii="Source Sans Pro" w:eastAsia="Source Sans Pro" w:hAnsi="Source Sans Pro" w:cs="Source Sans Pro"/>
+          <w:color w:val="000000"/>
+          <w:sz w:val="19"/>
+          <w:szCs w:val="19"/>
+        </w:rPr>
+        <w:t>Built automated SOAR-style detection pipeline: Python script ingests Splunk alerts, runs IOC enrichment via VirusTotal API and dispatches Telegram notifications with severity classification notification.</w:t>
       </w:r>
     </w:p>
     <w:p>
@@ -616,68 +725,196 @@
           <w:ilvl w:val="0"/>
           <w:numId w:val="2"/>
         </w:numPr>
-        <w:spacing w:before="13" w:after="26"/>
-      </w:pPr>
-      <w:r>
-        <w:rPr>
-          <w:rFonts w:ascii="Source Sans Pro" w:eastAsia="Source Sans Pro" w:hAnsi="Source Sans Pro" w:cs="Source Sans Pro"/>
-          <w:color w:val="000000"/>
-          <w:sz w:val="19"/>
-          <w:szCs w:val="19"/>
-        </w:rPr>
-        <w:t>Translated detection logic into portable SPL queries and captured network traces with Wireshark to identify SYN scans, DNS tunnelling and plaintext credential exposure, resulting in a Wireshark capture file.</w:t>
-      </w:r>
-    </w:p>
-    <w:p>
-      <w:pPr>
-        <w:spacing w:before="45" w:after="15"/>
-      </w:pPr>
-    </w:p>
-    <w:p>
-      <w:pPr>
-        <w:tabs>
-          <w:tab w:val="right" w:pos="10800"/>
-        </w:tabs>
-        <w:spacing w:before="30"/>
-      </w:pPr>
-      <w:hyperlink r:id="rId9">
-        <w:r>
-          <w:rPr>
-            <w:rFonts w:ascii="Source Sans Pro" w:eastAsia="Source Sans Pro" w:hAnsi="Source Sans Pro" w:cs="Source Sans Pro"/>
-            <w:b/>
-            <w:color w:val="000000"/>
-            <w:sz w:val="19"/>
-            <w:szCs w:val="19"/>
-            <w:u w:val="single"/>
-          </w:rPr>
-          <w:t>Vulnerability Scanner and Patch Prioritization Engine</w:t>
-        </w:r>
-      </w:hyperlink>
-      <w:r>
-        <w:rPr>
-          <w:rFonts w:ascii="Source Sans Pro" w:eastAsia="Source Sans Pro" w:hAnsi="Source Sans Pro" w:cs="Source Sans Pro"/>
-          <w:sz w:val="19"/>
-          <w:szCs w:val="19"/>
-        </w:rPr>
-        <w:t xml:space="preserve">  |  </w:t>
-      </w:r>
-      <w:r>
-        <w:rPr>
-          <w:rFonts w:ascii="Source Sans Pro" w:eastAsia="Source Sans Pro" w:hAnsi="Source Sans Pro" w:cs="Source Sans Pro"/>
-          <w:sz w:val="19"/>
-          <w:szCs w:val="19"/>
-        </w:rPr>
-        <w:tab/>
-      </w:r>
-      <w:r>
-        <w:rPr>
-          <w:rFonts w:ascii="Source Sans Pro Light" w:eastAsia="Source Sans Pro" w:hAnsi="Source Sans Pro Light" w:cs="Source Sans Pro"/>
-          <w:i/>
-          <w:iCs/>
-          <w:sz w:val="19"/>
-          <w:szCs w:val="19"/>
-        </w:rPr>
-        <w:t>Python, Bash, Nessus, OpenVAS, NVD API</w:t>
+        <w:spacing w:before="13" w:after="21"/>
+      </w:pPr>
+      <w:r>
+        <w:rPr>
+          <w:rFonts w:ascii="Source Sans Pro" w:eastAsia="Source Sans Pro" w:hAnsi="Source Sans Pro" w:cs="Source Sans Pro"/>
+          <w:color w:val="000000"/>
+          <w:sz w:val="19"/>
+          <w:szCs w:val="19"/>
+        </w:rPr>
+        <w:t>Converted detection logic to Sigma rules and performed TCP/IP analysis in Wireshark to detect SYN scans, DNS tunnelling and plaintext credential exposure on unencrypted sessions exposure.</w:t>
+      </w:r>
+    </w:p>
+    <w:p>
+      <w:pPr>
+        <w:pBdr>
+          <w:bottom w:val="single" w:sz="6" w:space="1" w:color="000000"/>
+        </w:pBdr>
+        <w:spacing w:before="164" w:after="61"/>
+        <w:rPr>
+          <w:rFonts w:ascii="Source Sans Pro" w:eastAsia="Source Sans Pro" w:hAnsi="Source Sans Pro" w:cs="Source Sans Pro"/>
+          <w:b/>
+          <w:bCs/>
+          <w:color w:val="000000"/>
+          <w:sz w:val="22"/>
+          <w:szCs w:val="22"/>
+        </w:rPr>
+      </w:pPr>
+    </w:p>
+    <w:p>
+      <w:pPr>
+        <w:pBdr>
+          <w:bottom w:val="single" w:sz="6" w:space="1" w:color="000000"/>
+        </w:pBdr>
+        <w:spacing w:before="191" w:after="52"/>
+      </w:pPr>
+      <w:r>
+        <w:rPr>
+          <w:rFonts w:ascii="Source Sans Pro" w:eastAsia="Source Sans Pro" w:hAnsi="Source Sans Pro" w:cs="Source Sans Pro"/>
+          <w:b/>
+          <w:bCs/>
+          <w:color w:val="000000"/>
+          <w:sz w:val="22"/>
+          <w:szCs w:val="22"/>
+        </w:rPr>
+        <w:t>Technical Skills</w:t>
+      </w:r>
+    </w:p>
+    <w:p>
+      <w:pPr>
+        <w:spacing w:before="33" w:after="33"/>
+      </w:pPr>
+      <w:r>
+        <w:rPr>
+          <w:rFonts w:ascii="Source Sans Pro" w:eastAsia="Source Sans Pro" w:hAnsi="Source Sans Pro" w:cs="Source Sans Pro"/>
+          <w:b/>
+          <w:sz w:val="19"/>
+          <w:szCs w:val="19"/>
+        </w:rPr>
+        <w:t xml:space="preserve">SOC Operations: </w:t>
+      </w:r>
+      <w:r>
+        <w:rPr>
+          <w:rFonts w:ascii="Source Sans Pro" w:eastAsia="Source Sans Pro" w:hAnsi="Source Sans Pro" w:cs="Source Sans Pro"/>
+          <w:sz w:val="19"/>
+          <w:szCs w:val="19"/>
+        </w:rPr>
+        <w:t>Alert triage, incident investigation, log analysis, threat detection, escalation, false positive analysis</w:t>
+      </w:r>
+    </w:p>
+    <w:p>
+      <w:pPr>
+        <w:spacing w:before="33" w:after="33"/>
+      </w:pPr>
+      <w:r>
+        <w:rPr>
+          <w:rFonts w:ascii="Source Sans Pro" w:eastAsia="Source Sans Pro" w:hAnsi="Source Sans Pro" w:cs="Source Sans Pro"/>
+          <w:b/>
+          <w:sz w:val="19"/>
+          <w:szCs w:val="19"/>
+        </w:rPr>
+        <w:t xml:space="preserve">SIEM &amp; Monitoring: </w:t>
+      </w:r>
+      <w:r>
+        <w:rPr>
+          <w:rFonts w:ascii="Source Sans Pro" w:eastAsia="Source Sans Pro" w:hAnsi="Source Sans Pro" w:cs="Source Sans Pro"/>
+          <w:sz w:val="19"/>
+          <w:szCs w:val="19"/>
+        </w:rPr>
+        <w:t>Splunk (SPL), Elastic SIEM (basic), Windows Event Logs, Sysmon, Wireshark</w:t>
+      </w:r>
+    </w:p>
+    <w:p>
+      <w:pPr>
+        <w:spacing w:before="33" w:after="33"/>
+      </w:pPr>
+      <w:r>
+        <w:rPr>
+          <w:rFonts w:ascii="Source Sans Pro" w:eastAsia="Source Sans Pro" w:hAnsi="Source Sans Pro" w:cs="Source Sans Pro"/>
+          <w:b/>
+          <w:sz w:val="19"/>
+          <w:szCs w:val="19"/>
+        </w:rPr>
+        <w:t xml:space="preserve">Threat Intelligence: </w:t>
+      </w:r>
+      <w:r>
+        <w:rPr>
+          <w:rFonts w:ascii="Source Sans Pro" w:eastAsia="Source Sans Pro" w:hAnsi="Source Sans Pro" w:cs="Source Sans Pro"/>
+          <w:sz w:val="19"/>
+          <w:szCs w:val="19"/>
+        </w:rPr>
+        <w:t>MITRE ATT&amp;CK, IOC analysis, VirusTotal, OSINT enrichment, Cyber Kill Chain</w:t>
+      </w:r>
+    </w:p>
+    <w:p>
+      <w:pPr>
+        <w:spacing w:before="33" w:after="33"/>
+      </w:pPr>
+      <w:r>
+        <w:rPr>
+          <w:rFonts w:ascii="Source Sans Pro" w:eastAsia="Source Sans Pro" w:hAnsi="Source Sans Pro" w:cs="Source Sans Pro"/>
+          <w:b/>
+          <w:sz w:val="19"/>
+          <w:szCs w:val="19"/>
+        </w:rPr>
+        <w:t xml:space="preserve">Systems &amp; Networking: </w:t>
+      </w:r>
+      <w:r>
+        <w:rPr>
+          <w:rFonts w:ascii="Source Sans Pro" w:eastAsia="Source Sans Pro" w:hAnsi="Source Sans Pro" w:cs="Source Sans Pro"/>
+          <w:sz w:val="19"/>
+          <w:szCs w:val="19"/>
+        </w:rPr>
+        <w:t>Windows internals, Linux fundamentals, TCP/IP, DNS, HTTP/S, firewall and IDS/IPS concepts</w:t>
+      </w:r>
+    </w:p>
+    <w:p>
+      <w:pPr>
+        <w:spacing w:before="33" w:after="33"/>
+      </w:pPr>
+      <w:r>
+        <w:rPr>
+          <w:rFonts w:ascii="Source Sans Pro" w:eastAsia="Source Sans Pro" w:hAnsi="Source Sans Pro" w:cs="Source Sans Pro"/>
+          <w:b/>
+          <w:sz w:val="19"/>
+          <w:szCs w:val="19"/>
+        </w:rPr>
+        <w:t xml:space="preserve">Automation: </w:t>
+      </w:r>
+      <w:r>
+        <w:rPr>
+          <w:rFonts w:ascii="Source Sans Pro" w:eastAsia="Source Sans Pro" w:hAnsi="Source Sans Pro" w:cs="Source Sans Pro"/>
+          <w:sz w:val="19"/>
+          <w:szCs w:val="19"/>
+        </w:rPr>
+        <w:t>Python, Bash (basic), regular expressions</w:t>
+      </w:r>
+    </w:p>
+    <w:p>
+      <w:pPr>
+        <w:pBdr>
+          <w:bottom w:val="single" w:sz="6" w:space="1" w:color="000000"/>
+        </w:pBdr>
+        <w:spacing w:before="164" w:after="61"/>
+        <w:rPr>
+          <w:rFonts w:ascii="Source Sans Pro" w:eastAsia="Source Sans Pro" w:hAnsi="Source Sans Pro" w:cs="Source Sans Pro"/>
+          <w:b/>
+          <w:bCs/>
+          <w:color w:val="000000"/>
+          <w:sz w:val="22"/>
+          <w:szCs w:val="22"/>
+        </w:rPr>
+      </w:pPr>
+    </w:p>
+    <w:p>
+      <w:pPr>
+        <w:pBdr>
+          <w:bottom w:val="single" w:sz="6" w:space="1" w:color="000000"/>
+        </w:pBdr>
+        <w:spacing w:before="191" w:after="52"/>
+      </w:pPr>
+      <w:r>
+        <w:rPr>
+          <w:rFonts w:ascii="Source Sans Pro" w:eastAsia="Source Sans Pro" w:hAnsi="Source Sans Pro" w:cs="Source Sans Pro"/>
+          <w:b/>
+          <w:bCs/>
+          <w:color w:val="000000"/>
+          <w:sz w:val="22"/>
+          <w:szCs w:val="22"/>
+        </w:rPr>
+        <w:t>Certifications</w:t>
       </w:r>
     </w:p>
     <w:p>
@@ -687,16 +924,16 @@
           <w:ilvl w:val="0"/>
           <w:numId w:val="2"/>
         </w:numPr>
-        <w:spacing w:before="13" w:after="26"/>
-      </w:pPr>
-      <w:r>
-        <w:rPr>
-          <w:rFonts w:ascii="Source Sans Pro" w:eastAsia="Source Sans Pro" w:hAnsi="Source Sans Pro" w:cs="Source Sans Pro"/>
-          <w:color w:val="000000"/>
-          <w:sz w:val="19"/>
-          <w:szCs w:val="19"/>
-        </w:rPr>
-        <w:t>Engineered Python workflow that calls Nessus and OpenVAS REST APIs, aggregates findings and enriches them with NVD API data to produce a CVE report.</w:t>
+        <w:spacing w:before="13" w:after="21"/>
+      </w:pPr>
+      <w:r>
+        <w:rPr>
+          <w:rFonts w:ascii="Source Sans Pro" w:eastAsia="Source Sans Pro" w:hAnsi="Source Sans Pro" w:cs="Source Sans Pro"/>
+          <w:color w:val="000000"/>
+          <w:sz w:val="19"/>
+          <w:szCs w:val="19"/>
+        </w:rPr>
+        <w:t>CompTIA Security+ SY0-701  —  in progress, exam target Q3 2026</w:t>
       </w:r>
     </w:p>
     <w:p>
@@ -706,244 +943,7 @@
           <w:ilvl w:val="0"/>
           <w:numId w:val="2"/>
         </w:numPr>
-        <w:spacing w:before="13" w:after="26"/>
-      </w:pPr>
-      <w:r>
-        <w:rPr>
-          <w:rFonts w:ascii="Source Sans Pro" w:eastAsia="Source Sans Pro" w:hAnsi="Source Sans Pro" w:cs="Source Sans Pro"/>
-          <w:color w:val="000000"/>
-          <w:sz w:val="19"/>
-          <w:szCs w:val="19"/>
-        </w:rPr>
-        <w:t>Implemented Python script that sends crafted HTTP requests to target endpoints, parses responses for injection patterns and documents SQL injection exploit in a remediation guide.</w:t>
-      </w:r>
-    </w:p>
-    <w:p>
-      <w:pPr>
-        <w:pStyle w:val="ListParagraph"/>
-        <w:numPr>
-          <w:ilvl w:val="0"/>
-          <w:numId w:val="2"/>
-        </w:numPr>
-        <w:spacing w:before="13" w:after="26"/>
-      </w:pPr>
-      <w:r>
-        <w:rPr>
-          <w:rFonts w:ascii="Source Sans Pro" w:eastAsia="Source Sans Pro" w:hAnsi="Source Sans Pro" w:cs="Source Sans Pro"/>
-          <w:color w:val="000000"/>
-          <w:sz w:val="19"/>
-          <w:szCs w:val="19"/>
-        </w:rPr>
-        <w:t>Scheduled vulnerability scans with Bash scripts and cron, added delta‑scan logic to identify new CVEs and compiled patch compliance tracking evidence.</w:t>
-      </w:r>
-    </w:p>
-    <w:p>
-      <w:pPr>
-        <w:pBdr>
-          <w:bottom w:val="single" w:sz="6" w:space="1" w:color="000000"/>
-        </w:pBdr>
-        <w:spacing w:before="170" w:after="67"/>
-        <w:rPr>
-          <w:rFonts w:ascii="Source Sans Pro" w:eastAsia="Source Sans Pro" w:hAnsi="Source Sans Pro" w:cs="Source Sans Pro"/>
-          <w:b/>
-          <w:bCs/>
-          <w:color w:val="000000"/>
-          <w:sz w:val="22"/>
-          <w:szCs w:val="22"/>
-        </w:rPr>
-      </w:pPr>
-    </w:p>
-    <w:p>
-      <w:pPr>
-        <w:pBdr>
-          <w:bottom w:val="single" w:sz="6" w:space="1" w:color="000000"/>
-        </w:pBdr>
-        <w:spacing w:before="217" w:after="52"/>
-      </w:pPr>
-      <w:r>
-        <w:rPr>
-          <w:rFonts w:ascii="Source Sans Pro" w:eastAsia="Source Sans Pro" w:hAnsi="Source Sans Pro" w:cs="Source Sans Pro"/>
-          <w:b/>
-          <w:bCs/>
-          <w:color w:val="000000"/>
-          <w:sz w:val="22"/>
-          <w:szCs w:val="22"/>
-        </w:rPr>
-        <w:t>Technical Skills</w:t>
-      </w:r>
-    </w:p>
-    <w:p>
-      <w:pPr>
-        <w:spacing w:before="39" w:after="39"/>
-      </w:pPr>
-      <w:r>
-        <w:rPr>
-          <w:rFonts w:ascii="Source Sans Pro" w:eastAsia="Source Sans Pro" w:hAnsi="Source Sans Pro" w:cs="Source Sans Pro"/>
-          <w:b/>
-          <w:sz w:val="19"/>
-          <w:szCs w:val="19"/>
-        </w:rPr>
-        <w:t xml:space="preserve">SOC Operations: </w:t>
-      </w:r>
-      <w:r>
-        <w:rPr>
-          <w:rFonts w:ascii="Source Sans Pro" w:eastAsia="Source Sans Pro" w:hAnsi="Source Sans Pro" w:cs="Source Sans Pro"/>
-          <w:sz w:val="19"/>
-          <w:szCs w:val="19"/>
-        </w:rPr>
-        <w:t>Alert triage, incident investigation, log analysis, threat detection, escalation, false positive analysis</w:t>
-      </w:r>
-    </w:p>
-    <w:p>
-      <w:pPr>
-        <w:spacing w:before="39" w:after="39"/>
-      </w:pPr>
-      <w:r>
-        <w:rPr>
-          <w:rFonts w:ascii="Source Sans Pro" w:eastAsia="Source Sans Pro" w:hAnsi="Source Sans Pro" w:cs="Source Sans Pro"/>
-          <w:b/>
-          <w:sz w:val="19"/>
-          <w:szCs w:val="19"/>
-        </w:rPr>
-        <w:t xml:space="preserve">SIEM &amp; Monitoring: </w:t>
-      </w:r>
-      <w:r>
-        <w:rPr>
-          <w:rFonts w:ascii="Source Sans Pro" w:eastAsia="Source Sans Pro" w:hAnsi="Source Sans Pro" w:cs="Source Sans Pro"/>
-          <w:sz w:val="19"/>
-          <w:szCs w:val="19"/>
-        </w:rPr>
-        <w:t>Splunk (SPL), Elastic SIEM (basic), Windows Event Logs, Sysmon, Wireshark</w:t>
-      </w:r>
-    </w:p>
-    <w:p>
-      <w:pPr>
-        <w:spacing w:before="39" w:after="39"/>
-      </w:pPr>
-      <w:r>
-        <w:rPr>
-          <w:rFonts w:ascii="Source Sans Pro" w:eastAsia="Source Sans Pro" w:hAnsi="Source Sans Pro" w:cs="Source Sans Pro"/>
-          <w:b/>
-          <w:sz w:val="19"/>
-          <w:szCs w:val="19"/>
-        </w:rPr>
-        <w:t xml:space="preserve">Threat Intelligence: </w:t>
-      </w:r>
-      <w:r>
-        <w:rPr>
-          <w:rFonts w:ascii="Source Sans Pro" w:eastAsia="Source Sans Pro" w:hAnsi="Source Sans Pro" w:cs="Source Sans Pro"/>
-          <w:sz w:val="19"/>
-          <w:szCs w:val="19"/>
-        </w:rPr>
-        <w:t>MITRE ATT&amp;CK, IOC analysis, VirusTotal, OSINT enrichment, Cyber Kill Chain</w:t>
-      </w:r>
-    </w:p>
-    <w:p>
-      <w:pPr>
-        <w:spacing w:before="39" w:after="39"/>
-      </w:pPr>
-      <w:r>
-        <w:rPr>
-          <w:rFonts w:ascii="Source Sans Pro" w:eastAsia="Source Sans Pro" w:hAnsi="Source Sans Pro" w:cs="Source Sans Pro"/>
-          <w:b/>
-          <w:sz w:val="19"/>
-          <w:szCs w:val="19"/>
-        </w:rPr>
-        <w:t xml:space="preserve">Systems &amp; Networking: </w:t>
-      </w:r>
-      <w:r>
-        <w:rPr>
-          <w:rFonts w:ascii="Source Sans Pro" w:eastAsia="Source Sans Pro" w:hAnsi="Source Sans Pro" w:cs="Source Sans Pro"/>
-          <w:sz w:val="19"/>
-          <w:szCs w:val="19"/>
-        </w:rPr>
-        <w:t>Windows internals, Linux fundamentals, TCP/IP, DNS, HTTP/S, IDS/IPS, AWS (IAM, CloudTrail, GuardDuty), cloud security posture</w:t>
-      </w:r>
-    </w:p>
-    <w:p>
-      <w:pPr>
-        <w:spacing w:before="39" w:after="39"/>
-      </w:pPr>
-      <w:r>
-        <w:rPr>
-          <w:rFonts w:ascii="Source Sans Pro" w:eastAsia="Source Sans Pro" w:hAnsi="Source Sans Pro" w:cs="Source Sans Pro"/>
-          <w:b/>
-          <w:sz w:val="19"/>
-          <w:szCs w:val="19"/>
-        </w:rPr>
-        <w:t xml:space="preserve">Automation: </w:t>
-      </w:r>
-      <w:r>
-        <w:rPr>
-          <w:rFonts w:ascii="Source Sans Pro" w:eastAsia="Source Sans Pro" w:hAnsi="Source Sans Pro" w:cs="Source Sans Pro"/>
-          <w:sz w:val="19"/>
-          <w:szCs w:val="19"/>
-        </w:rPr>
-        <w:t>Python, Bash (basic), boto3, regular expressions</w:t>
-      </w:r>
-    </w:p>
-    <w:p>
-      <w:pPr>
-        <w:pBdr>
-          <w:bottom w:val="single" w:sz="6" w:space="1" w:color="000000"/>
-        </w:pBdr>
-        <w:spacing w:before="170" w:after="67"/>
-        <w:rPr>
-          <w:rFonts w:ascii="Source Sans Pro" w:eastAsia="Source Sans Pro" w:hAnsi="Source Sans Pro" w:cs="Source Sans Pro"/>
-          <w:b/>
-          <w:bCs/>
-          <w:color w:val="000000"/>
-          <w:sz w:val="22"/>
-          <w:szCs w:val="22"/>
-        </w:rPr>
-      </w:pPr>
-    </w:p>
-    <w:p>
-      <w:pPr>
-        <w:pBdr>
-          <w:bottom w:val="single" w:sz="6" w:space="1" w:color="000000"/>
-        </w:pBdr>
-        <w:spacing w:before="217" w:after="52"/>
-      </w:pPr>
-      <w:r>
-        <w:rPr>
-          <w:rFonts w:ascii="Source Sans Pro" w:eastAsia="Source Sans Pro" w:hAnsi="Source Sans Pro" w:cs="Source Sans Pro"/>
-          <w:b/>
-          <w:bCs/>
-          <w:color w:val="000000"/>
-          <w:sz w:val="22"/>
-          <w:szCs w:val="22"/>
-        </w:rPr>
-        <w:t>Certifications</w:t>
-      </w:r>
-    </w:p>
-    <w:p>
-      <w:pPr>
-        <w:pStyle w:val="ListParagraph"/>
-        <w:numPr>
-          <w:ilvl w:val="0"/>
-          <w:numId w:val="2"/>
-        </w:numPr>
-        <w:spacing w:before="13" w:after="26"/>
-      </w:pPr>
-      <w:r>
-        <w:rPr>
-          <w:rFonts w:ascii="Source Sans Pro" w:eastAsia="Source Sans Pro" w:hAnsi="Source Sans Pro" w:cs="Source Sans Pro"/>
-          <w:color w:val="000000"/>
-          <w:sz w:val="19"/>
-          <w:szCs w:val="19"/>
-        </w:rPr>
-        <w:t>CompTIA Security+ SY0-701  —  in progress, exam target Q3 2026</w:t>
-      </w:r>
-    </w:p>
-    <w:p>
-      <w:pPr>
-        <w:pStyle w:val="ListParagraph"/>
-        <w:numPr>
-          <w:ilvl w:val="0"/>
-          <w:numId w:val="2"/>
-        </w:numPr>
-        <w:spacing w:before="13" w:after="26"/>
+        <w:spacing w:before="13" w:after="21"/>
       </w:pPr>
       <w:r>
         <w:rPr>

--- a/resumes/Akshay_P_Resume.docx
+++ b/resumes/Akshay_P_Resume.docx
@@ -429,7 +429,7 @@
           <w:sz w:val="19"/>
           <w:szCs w:val="19"/>
         </w:rPr>
-        <w:t>Triaged 50+ weekly inventory reimbursement cases by severity and policy eligibility, applying structured triage, escalation, and decision workflows</w:t>
+        <w:t>Triaged 50+ weekly inventory reimbursement cases by severity and policy eligibility, following structured triage, escalation, and decision workflows, achieving consistent case‑flow throughput</w:t>
       </w:r>
     </w:p>
     <w:p>
@@ -448,7 +448,7 @@
           <w:sz w:val="19"/>
           <w:szCs w:val="19"/>
         </w:rPr>
-        <w:t>Investigated root causes of seller claims, identified policy violations and anomalous patterns, and escalated findings to senior reviewers via detailed escalation reports</w:t>
+        <w:t>Conducted root‑cause analysis on seller claims, identified policy violations and anomalous patterns, and escalated findings to senior reviewers for risk assessment</w:t>
       </w:r>
     </w:p>
     <w:p>
@@ -467,7 +467,7 @@
           <w:sz w:val="19"/>
           <w:szCs w:val="19"/>
         </w:rPr>
-        <w:t>Maintained audit‑ready case documentation capturing investigation findings, evidence notes, and corrective actions, populating an audit‑ready case file repository</w:t>
+        <w:t>Maintained audit‑ready case documentation capturing investigation findings, decisions, evidence notes, and corrective actions, supporting compliance review repository</w:t>
       </w:r>
     </w:p>
     <w:p>
@@ -532,6 +532,115 @@
         <w:spacing w:before="62"/>
       </w:pPr>
       <w:hyperlink r:id="rId8">
+        <w:r>
+          <w:rPr>
+            <w:rFonts w:ascii="Source Sans Pro" w:eastAsia="Source Sans Pro" w:hAnsi="Source Sans Pro" w:cs="Source Sans Pro"/>
+            <w:b/>
+            <w:color w:val="000000"/>
+            <w:sz w:val="19"/>
+            <w:szCs w:val="19"/>
+            <w:u w:val="single"/>
+          </w:rPr>
+          <w:t>Phishing and OSINT Threat Intelligence Tool</w:t>
+        </w:r>
+      </w:hyperlink>
+      <w:r>
+        <w:rPr>
+          <w:rFonts w:ascii="Source Sans Pro" w:eastAsia="Source Sans Pro" w:hAnsi="Source Sans Pro" w:cs="Source Sans Pro"/>
+          <w:sz w:val="19"/>
+          <w:szCs w:val="19"/>
+        </w:rPr>
+        <w:t xml:space="preserve">  |  </w:t>
+      </w:r>
+      <w:r>
+        <w:rPr>
+          <w:rFonts w:ascii="Source Sans Pro" w:eastAsia="Source Sans Pro" w:hAnsi="Source Sans Pro" w:cs="Source Sans Pro"/>
+          <w:sz w:val="19"/>
+          <w:szCs w:val="19"/>
+        </w:rPr>
+        <w:tab/>
+      </w:r>
+      <w:r>
+        <w:rPr>
+          <w:rFonts w:ascii="Source Sans Pro Light" w:eastAsia="Source Sans Pro" w:hAnsi="Source Sans Pro Light" w:cs="Source Sans Pro"/>
+          <w:i/>
+          <w:iCs/>
+          <w:sz w:val="19"/>
+          <w:szCs w:val="19"/>
+        </w:rPr>
+        <w:t>Python, VirusTotal API, AbuseIPDB, WHOIS, Telegram bot</w:t>
+      </w:r>
+    </w:p>
+    <w:p>
+      <w:pPr>
+        <w:pStyle w:val="ListParagraph"/>
+        <w:numPr>
+          <w:ilvl w:val="0"/>
+          <w:numId w:val="2"/>
+        </w:numPr>
+        <w:spacing w:before="13" w:after="21"/>
+      </w:pPr>
+      <w:r>
+        <w:rPr>
+          <w:rFonts w:ascii="Source Sans Pro" w:eastAsia="Source Sans Pro" w:hAnsi="Source Sans Pro" w:cs="Source Sans Pro"/>
+          <w:color w:val="000000"/>
+          <w:sz w:val="19"/>
+          <w:szCs w:val="19"/>
+        </w:rPr>
+        <w:t>Built multi-API threat intelligence pipeline that submits suspicious URLs and IPs to VirusTotal, AbuseIPDB and URLScan.io and cross-references WHOIS registration age, DNS records and SSL details for phishing analysis.</w:t>
+      </w:r>
+    </w:p>
+    <w:p>
+      <w:pPr>
+        <w:pStyle w:val="ListParagraph"/>
+        <w:numPr>
+          <w:ilvl w:val="0"/>
+          <w:numId w:val="2"/>
+        </w:numPr>
+        <w:spacing w:before="13" w:after="21"/>
+      </w:pPr>
+      <w:r>
+        <w:rPr>
+          <w:rFonts w:ascii="Source Sans Pro" w:eastAsia="Source Sans Pro" w:hAnsi="Source Sans Pro" w:cs="Source Sans Pro"/>
+          <w:color w:val="000000"/>
+          <w:sz w:val="19"/>
+          <w:szCs w:val="19"/>
+        </w:rPr>
+        <w:t>Implemented typosquatting domain detector that generates character-substitution variants of brand domains and checks live DNS resolution for brand-impersonation analysis.</w:t>
+      </w:r>
+    </w:p>
+    <w:p>
+      <w:pPr>
+        <w:pStyle w:val="ListParagraph"/>
+        <w:numPr>
+          <w:ilvl w:val="0"/>
+          <w:numId w:val="2"/>
+        </w:numPr>
+        <w:spacing w:before="13" w:after="21"/>
+      </w:pPr>
+      <w:r>
+        <w:rPr>
+          <w:rFonts w:ascii="Source Sans Pro" w:eastAsia="Source Sans Pro" w:hAnsi="Source Sans Pro" w:cs="Source Sans Pro"/>
+          <w:color w:val="000000"/>
+          <w:sz w:val="19"/>
+          <w:szCs w:val="19"/>
+        </w:rPr>
+        <w:t>Deployed Telegram bot interface that enables analysts to submit URLs for live IOC enrichment and supports bulk CSV input and output for incident response workflows and includes OSINT enrichment via theHarvester for domain profiling.</w:t>
+      </w:r>
+    </w:p>
+    <w:p>
+      <w:pPr>
+        <w:spacing w:before="39" w:after="9"/>
+      </w:pPr>
+    </w:p>
+    <w:p>
+      <w:pPr>
+        <w:tabs>
+          <w:tab w:val="right" w:pos="10800"/>
+        </w:tabs>
+        <w:spacing w:before="30"/>
+      </w:pPr>
+      <w:hyperlink r:id="rId9">
         <w:r>
           <w:rPr>
             <w:rFonts w:ascii="Source Sans Pro" w:eastAsia="Source Sans Pro" w:hAnsi="Source Sans Pro" w:cs="Source Sans Pro"/>
@@ -587,7 +696,7 @@
           <w:sz w:val="19"/>
           <w:szCs w:val="19"/>
         </w:rPr>
-        <w:t>Built automated vulnerability assessment pipeline integrating Nessus and OpenVAS REST APIs in Python and generated CVE reports classified by CVSS severity and EPSS context from the FIRST.org API report.</w:t>
+        <w:t>Built automated vulnerability assessment pipeline that integrates Nessus and OpenVAS REST APIs in Python and generates CVE reports classified by CVSS severity and EPSS context from the FIRST.org API.</w:t>
       </w:r>
     </w:p>
     <w:p>
@@ -606,7 +715,7 @@
           <w:sz w:val="19"/>
           <w:szCs w:val="19"/>
         </w:rPr>
-        <w:t>Developed OWASP Top 10 automated web checker that sends crafted HTTP requests to detect injection, broken auth and SSRF vulnerabilities and documented SQL injection exploit and parameterised query remediation.</w:t>
+        <w:t>Developed OWASP Top 10 automated web checker that sends crafted HTTP requests to detect injection, broken authentication and SSRF vulnerabilities and documents SQL injection exploit and parameterised query remediation.</w:t>
       </w:r>
     </w:p>
     <w:p>
@@ -625,116 +734,7 @@
           <w:sz w:val="19"/>
           <w:szCs w:val="19"/>
         </w:rPr>
-        <w:t>Automated scan scheduling via Bash and cron and built delta-scan logic to flag newly discovered CVEs and organize patch compliance tracking evidence.</w:t>
-      </w:r>
-    </w:p>
-    <w:p>
-      <w:pPr>
-        <w:spacing w:before="39" w:after="9"/>
-      </w:pPr>
-    </w:p>
-    <w:p>
-      <w:pPr>
-        <w:tabs>
-          <w:tab w:val="right" w:pos="10800"/>
-        </w:tabs>
-        <w:spacing w:before="30"/>
-      </w:pPr>
-      <w:hyperlink r:id="rId9">
-        <w:r>
-          <w:rPr>
-            <w:rFonts w:ascii="Source Sans Pro" w:eastAsia="Source Sans Pro" w:hAnsi="Source Sans Pro" w:cs="Source Sans Pro"/>
-            <w:b/>
-            <w:color w:val="000000"/>
-            <w:sz w:val="19"/>
-            <w:szCs w:val="19"/>
-            <w:u w:val="single"/>
-          </w:rPr>
-          <w:t>SOC Automation and Threat Detection Lab</w:t>
-        </w:r>
-      </w:hyperlink>
-      <w:r>
-        <w:rPr>
-          <w:rFonts w:ascii="Source Sans Pro" w:eastAsia="Source Sans Pro" w:hAnsi="Source Sans Pro" w:cs="Source Sans Pro"/>
-          <w:sz w:val="19"/>
-          <w:szCs w:val="19"/>
-        </w:rPr>
-        <w:t xml:space="preserve">  |  </w:t>
-      </w:r>
-      <w:r>
-        <w:rPr>
-          <w:rFonts w:ascii="Source Sans Pro" w:eastAsia="Source Sans Pro" w:hAnsi="Source Sans Pro" w:cs="Source Sans Pro"/>
-          <w:sz w:val="19"/>
-          <w:szCs w:val="19"/>
-        </w:rPr>
-        <w:tab/>
-      </w:r>
-      <w:r>
-        <w:rPr>
-          <w:rFonts w:ascii="Source Sans Pro Light" w:eastAsia="Source Sans Pro" w:hAnsi="Source Sans Pro Light" w:cs="Source Sans Pro"/>
-          <w:i/>
-          <w:iCs/>
-          <w:sz w:val="19"/>
-          <w:szCs w:val="19"/>
-        </w:rPr>
-        <w:t>Python, Splunk, Wireshark, Nmap, MITRE ATT&amp;CK</w:t>
-      </w:r>
-    </w:p>
-    <w:p>
-      <w:pPr>
-        <w:pStyle w:val="ListParagraph"/>
-        <w:numPr>
-          <w:ilvl w:val="0"/>
-          <w:numId w:val="2"/>
-        </w:numPr>
-        <w:spacing w:before="13" w:after="21"/>
-      </w:pPr>
-      <w:r>
-        <w:rPr>
-          <w:rFonts w:ascii="Source Sans Pro" w:eastAsia="Source Sans Pro" w:hAnsi="Source Sans Pro" w:cs="Source Sans Pro"/>
-          <w:color w:val="000000"/>
-          <w:sz w:val="19"/>
-          <w:szCs w:val="19"/>
-        </w:rPr>
-        <w:t>Deployed Splunk SIEM with SPL correlation searches for brute-force detection, lateral movement and privilege escalation and mapped TTPs to MITRE ATT&amp;CK and wrote PICERL incident report.</w:t>
-      </w:r>
-    </w:p>
-    <w:p>
-      <w:pPr>
-        <w:pStyle w:val="ListParagraph"/>
-        <w:numPr>
-          <w:ilvl w:val="0"/>
-          <w:numId w:val="2"/>
-        </w:numPr>
-        <w:spacing w:before="13" w:after="21"/>
-      </w:pPr>
-      <w:r>
-        <w:rPr>
-          <w:rFonts w:ascii="Source Sans Pro" w:eastAsia="Source Sans Pro" w:hAnsi="Source Sans Pro" w:cs="Source Sans Pro"/>
-          <w:color w:val="000000"/>
-          <w:sz w:val="19"/>
-          <w:szCs w:val="19"/>
-        </w:rPr>
-        <w:t>Built automated SOAR-style detection pipeline: Python script ingests Splunk alerts, runs IOC enrichment via VirusTotal API and dispatches Telegram notifications with severity classification notification.</w:t>
-      </w:r>
-    </w:p>
-    <w:p>
-      <w:pPr>
-        <w:pStyle w:val="ListParagraph"/>
-        <w:numPr>
-          <w:ilvl w:val="0"/>
-          <w:numId w:val="2"/>
-        </w:numPr>
-        <w:spacing w:before="13" w:after="21"/>
-      </w:pPr>
-      <w:r>
-        <w:rPr>
-          <w:rFonts w:ascii="Source Sans Pro" w:eastAsia="Source Sans Pro" w:hAnsi="Source Sans Pro" w:cs="Source Sans Pro"/>
-          <w:color w:val="000000"/>
-          <w:sz w:val="19"/>
-          <w:szCs w:val="19"/>
-        </w:rPr>
-        <w:t>Converted detection logic to Sigma rules and performed TCP/IP analysis in Wireshark to detect SYN scans, DNS tunnelling and plaintext credential exposure on unencrypted sessions exposure.</w:t>
+        <w:t>Automated scan scheduling with Bash and cron and built delta-scan logic to flag newly discovered CVEs and organize patch compliance tracking evidence.</w:t>
       </w:r>
     </w:p>
     <w:p>
@@ -783,15 +783,15 @@
           <w:sz w:val="19"/>
           <w:szCs w:val="19"/>
         </w:rPr>
-        <w:t xml:space="preserve">SOC Operations: </w:t>
-      </w:r>
-      <w:r>
-        <w:rPr>
-          <w:rFonts w:ascii="Source Sans Pro" w:eastAsia="Source Sans Pro" w:hAnsi="Source Sans Pro" w:cs="Source Sans Pro"/>
-          <w:sz w:val="19"/>
-          <w:szCs w:val="19"/>
-        </w:rPr>
-        <w:t>Alert triage, incident investigation, log analysis, threat detection, escalation, false positive analysis</w:t>
+        <w:t xml:space="preserve">GRC &amp; Compliance: </w:t>
+      </w:r>
+      <w:r>
+        <w:rPr>
+          <w:rFonts w:ascii="Source Sans Pro" w:eastAsia="Source Sans Pro" w:hAnsi="Source Sans Pro" w:cs="Source Sans Pro"/>
+          <w:sz w:val="19"/>
+          <w:szCs w:val="19"/>
+        </w:rPr>
+        <w:t>NIST CSF, ISO 27001, PCI-DSS, GDPR/PDPB, SOX/ITGC, compliance monitoring</w:t>
       </w:r>
     </w:p>
     <w:p>
@@ -805,15 +805,15 @@
           <w:sz w:val="19"/>
           <w:szCs w:val="19"/>
         </w:rPr>
-        <w:t xml:space="preserve">SIEM &amp; Monitoring: </w:t>
-      </w:r>
-      <w:r>
-        <w:rPr>
-          <w:rFonts w:ascii="Source Sans Pro" w:eastAsia="Source Sans Pro" w:hAnsi="Source Sans Pro" w:cs="Source Sans Pro"/>
-          <w:sz w:val="19"/>
-          <w:szCs w:val="19"/>
-        </w:rPr>
-        <w:t>Splunk (SPL), Elastic SIEM (basic), Windows Event Logs, Sysmon, Wireshark</w:t>
+        <w:t xml:space="preserve">Risk &amp; Audit: </w:t>
+      </w:r>
+      <w:r>
+        <w:rPr>
+          <w:rFonts w:ascii="Source Sans Pro" w:eastAsia="Source Sans Pro" w:hAnsi="Source Sans Pro" w:cs="Source Sans Pro"/>
+          <w:sz w:val="19"/>
+          <w:szCs w:val="19"/>
+        </w:rPr>
+        <w:t>Risk assessment, control testing, audit documentation, vendor risk, RCSA basics</w:t>
       </w:r>
     </w:p>
     <w:p>
@@ -827,15 +827,15 @@
           <w:sz w:val="19"/>
           <w:szCs w:val="19"/>
         </w:rPr>
-        <w:t xml:space="preserve">Threat Intelligence: </w:t>
-      </w:r>
-      <w:r>
-        <w:rPr>
-          <w:rFonts w:ascii="Source Sans Pro" w:eastAsia="Source Sans Pro" w:hAnsi="Source Sans Pro" w:cs="Source Sans Pro"/>
-          <w:sz w:val="19"/>
-          <w:szCs w:val="19"/>
-        </w:rPr>
-        <w:t>MITRE ATT&amp;CK, IOC analysis, VirusTotal, OSINT enrichment, Cyber Kill Chain</w:t>
+        <w:t xml:space="preserve">Fraud &amp; AML: </w:t>
+      </w:r>
+      <w:r>
+        <w:rPr>
+          <w:rFonts w:ascii="Source Sans Pro" w:eastAsia="Source Sans Pro" w:hAnsi="Source Sans Pro" w:cs="Source Sans Pro"/>
+          <w:sz w:val="19"/>
+          <w:szCs w:val="19"/>
+        </w:rPr>
+        <w:t>Transaction monitoring, AML typologies, KYC/CDD, sanctions screening</w:t>
       </w:r>
     </w:p>
     <w:p>
@@ -849,15 +849,15 @@
           <w:sz w:val="19"/>
           <w:szCs w:val="19"/>
         </w:rPr>
-        <w:t xml:space="preserve">Systems &amp; Networking: </w:t>
-      </w:r>
-      <w:r>
-        <w:rPr>
-          <w:rFonts w:ascii="Source Sans Pro" w:eastAsia="Source Sans Pro" w:hAnsi="Source Sans Pro" w:cs="Source Sans Pro"/>
-          <w:sz w:val="19"/>
-          <w:szCs w:val="19"/>
-        </w:rPr>
-        <w:t>Windows internals, Linux fundamentals, TCP/IP, DNS, HTTP/S, firewall and IDS/IPS concepts</w:t>
+        <w:t xml:space="preserve">Systems &amp; Tools: </w:t>
+      </w:r>
+      <w:r>
+        <w:rPr>
+          <w:rFonts w:ascii="Source Sans Pro" w:eastAsia="Source Sans Pro" w:hAnsi="Source Sans Pro" w:cs="Source Sans Pro"/>
+          <w:sz w:val="19"/>
+          <w:szCs w:val="19"/>
+        </w:rPr>
+        <w:t>Windows internals, Linux fundamentals, Python, Excel, SQL (basic), TCP/IP basics</w:t>
       </w:r>
     </w:p>
     <w:p>
@@ -871,15 +871,15 @@
           <w:sz w:val="19"/>
           <w:szCs w:val="19"/>
         </w:rPr>
-        <w:t xml:space="preserve">Automation: </w:t>
-      </w:r>
-      <w:r>
-        <w:rPr>
-          <w:rFonts w:ascii="Source Sans Pro" w:eastAsia="Source Sans Pro" w:hAnsi="Source Sans Pro" w:cs="Source Sans Pro"/>
-          <w:sz w:val="19"/>
-          <w:szCs w:val="19"/>
-        </w:rPr>
-        <w:t>Python, Bash (basic), regular expressions</w:t>
+        <w:t xml:space="preserve">Frameworks: </w:t>
+      </w:r>
+      <w:r>
+        <w:rPr>
+          <w:rFonts w:ascii="Source Sans Pro" w:eastAsia="Source Sans Pro" w:hAnsi="Source Sans Pro" w:cs="Source Sans Pro"/>
+          <w:sz w:val="19"/>
+          <w:szCs w:val="19"/>
+        </w:rPr>
+        <w:t>MITRE ATT&amp;CK, OWASP Top 10, Incident Response (PICERL), audit trail documentation</w:t>
       </w:r>
     </w:p>
     <w:p>

--- a/resumes/Akshay_P_Resume.docx
+++ b/resumes/Akshay_P_Resume.docx
@@ -116,7 +116,7 @@
         <w:pBdr>
           <w:bottom w:val="single" w:sz="6" w:space="1" w:color="000000"/>
         </w:pBdr>
-        <w:spacing w:before="396" w:after="52"/>
+        <w:spacing w:before="372" w:after="52"/>
       </w:pPr>
       <w:r>
         <w:rPr>
@@ -294,7 +294,7 @@
     </w:p>
     <w:p>
       <w:pPr>
-        <w:spacing w:before="17" w:after="9"/>
+        <w:spacing w:before="11" w:after="3"/>
       </w:pPr>
     </w:p>
     <w:p>
@@ -302,7 +302,7 @@
         <w:pBdr>
           <w:bottom w:val="single" w:sz="6" w:space="1" w:color="000000"/>
         </w:pBdr>
-        <w:spacing w:before="191" w:after="52"/>
+        <w:spacing w:before="167" w:after="52"/>
       </w:pPr>
       <w:r>
         <w:rPr>
@@ -420,16 +420,16 @@
           <w:ilvl w:val="0"/>
           <w:numId w:val="2"/>
         </w:numPr>
-        <w:spacing w:before="13" w:after="21"/>
-      </w:pPr>
-      <w:r>
-        <w:rPr>
-          <w:rFonts w:ascii="Source Sans Pro" w:eastAsia="Source Sans Pro" w:hAnsi="Source Sans Pro" w:cs="Source Sans Pro"/>
-          <w:color w:val="000000"/>
-          <w:sz w:val="19"/>
-          <w:szCs w:val="19"/>
-        </w:rPr>
-        <w:t>Triaged 50+ weekly inventory reimbursement cases by severity and policy eligibility, following structured triage, escalation, and decision workflows, achieving consistent case‑flow throughput</w:t>
+        <w:spacing w:before="13" w:after="15"/>
+      </w:pPr>
+      <w:r>
+        <w:rPr>
+          <w:rFonts w:ascii="Source Sans Pro" w:eastAsia="Source Sans Pro" w:hAnsi="Source Sans Pro" w:cs="Source Sans Pro"/>
+          <w:color w:val="000000"/>
+          <w:sz w:val="19"/>
+          <w:szCs w:val="19"/>
+        </w:rPr>
+        <w:t>Triaged 50+ weekly inventory reimbursement cases by severity and policy eligibility, applying structured triage and escalation workflow, producing consistent case routing metric.</w:t>
       </w:r>
     </w:p>
     <w:p>
@@ -439,16 +439,16 @@
           <w:ilvl w:val="0"/>
           <w:numId w:val="2"/>
         </w:numPr>
-        <w:spacing w:before="13" w:after="21"/>
-      </w:pPr>
-      <w:r>
-        <w:rPr>
-          <w:rFonts w:ascii="Source Sans Pro" w:eastAsia="Source Sans Pro" w:hAnsi="Source Sans Pro" w:cs="Source Sans Pro"/>
-          <w:color w:val="000000"/>
-          <w:sz w:val="19"/>
-          <w:szCs w:val="19"/>
-        </w:rPr>
-        <w:t>Conducted root‑cause analysis on seller claims, identified policy violations and anomalous patterns, and escalated findings to senior reviewers for risk assessment</w:t>
+        <w:spacing w:before="13" w:after="15"/>
+      </w:pPr>
+      <w:r>
+        <w:rPr>
+          <w:rFonts w:ascii="Source Sans Pro" w:eastAsia="Source Sans Pro" w:hAnsi="Source Sans Pro" w:cs="Source Sans Pro"/>
+          <w:color w:val="000000"/>
+          <w:sz w:val="19"/>
+          <w:szCs w:val="19"/>
+        </w:rPr>
+        <w:t>Investigated root causes of seller claims, identified policy violations and anomalous patterns, and escalated findings to senior reviewers, generating actionable escalation reports.</w:t>
       </w:r>
     </w:p>
     <w:p>
@@ -458,16 +458,16 @@
           <w:ilvl w:val="0"/>
           <w:numId w:val="2"/>
         </w:numPr>
-        <w:spacing w:before="13" w:after="21"/>
-      </w:pPr>
-      <w:r>
-        <w:rPr>
-          <w:rFonts w:ascii="Source Sans Pro" w:eastAsia="Source Sans Pro" w:hAnsi="Source Sans Pro" w:cs="Source Sans Pro"/>
-          <w:color w:val="000000"/>
-          <w:sz w:val="19"/>
-          <w:szCs w:val="19"/>
-        </w:rPr>
-        <w:t>Maintained audit‑ready case documentation capturing investigation findings, decisions, evidence notes, and corrective actions, supporting compliance review repository</w:t>
+        <w:spacing w:before="13" w:after="15"/>
+      </w:pPr>
+      <w:r>
+        <w:rPr>
+          <w:rFonts w:ascii="Source Sans Pro" w:eastAsia="Source Sans Pro" w:hAnsi="Source Sans Pro" w:cs="Source Sans Pro"/>
+          <w:color w:val="000000"/>
+          <w:sz w:val="19"/>
+          <w:szCs w:val="19"/>
+        </w:rPr>
+        <w:t>Documented audit‑ready case records with investigation findings, decisions, evidence notes, and corrective actions, delivering a compliant documentation repository.</w:t>
       </w:r>
     </w:p>
     <w:p>
@@ -477,7 +477,7 @@
           <w:ilvl w:val="0"/>
           <w:numId w:val="2"/>
         </w:numPr>
-        <w:spacing w:before="13" w:after="21"/>
+        <w:spacing w:before="13" w:after="15"/>
       </w:pPr>
       <w:r>
         <w:rPr>
@@ -494,7 +494,7 @@
         <w:pBdr>
           <w:bottom w:val="single" w:sz="6" w:space="1" w:color="000000"/>
         </w:pBdr>
-        <w:spacing w:before="164" w:after="61"/>
+        <w:spacing w:before="158" w:after="55"/>
         <w:rPr>
           <w:rFonts w:ascii="Source Sans Pro" w:eastAsia="Source Sans Pro" w:hAnsi="Source Sans Pro" w:cs="Source Sans Pro"/>
           <w:b/>
@@ -510,7 +510,7 @@
         <w:pBdr>
           <w:bottom w:val="single" w:sz="6" w:space="1" w:color="000000"/>
         </w:pBdr>
-        <w:spacing w:before="191" w:after="52"/>
+        <w:spacing w:before="167" w:after="52"/>
       </w:pPr>
       <w:r>
         <w:rPr>
@@ -578,16 +578,16 @@
           <w:ilvl w:val="0"/>
           <w:numId w:val="2"/>
         </w:numPr>
-        <w:spacing w:before="13" w:after="21"/>
-      </w:pPr>
-      <w:r>
-        <w:rPr>
-          <w:rFonts w:ascii="Source Sans Pro" w:eastAsia="Source Sans Pro" w:hAnsi="Source Sans Pro" w:cs="Source Sans Pro"/>
-          <w:color w:val="000000"/>
-          <w:sz w:val="19"/>
-          <w:szCs w:val="19"/>
-        </w:rPr>
-        <w:t>Built multi-API threat intelligence pipeline that submits suspicious URLs and IPs to VirusTotal, AbuseIPDB and URLScan.io and cross-references WHOIS registration age, DNS records and SSL details for phishing analysis.</w:t>
+        <w:spacing w:before="13" w:after="15"/>
+      </w:pPr>
+      <w:r>
+        <w:rPr>
+          <w:rFonts w:ascii="Source Sans Pro" w:eastAsia="Source Sans Pro" w:hAnsi="Source Sans Pro" w:cs="Source Sans Pro"/>
+          <w:color w:val="000000"/>
+          <w:sz w:val="19"/>
+          <w:szCs w:val="19"/>
+        </w:rPr>
+        <w:t>Built multi-API threat intelligence pipeline that submits suspicious URLs and IPs to VirusTotal, AbuseIPDB and URLScan.io and cross-references WHOIS registration age, DNS records and SSL details for phishing analysis, producing enriched IOC reports.</w:t>
       </w:r>
     </w:p>
     <w:p>
@@ -597,16 +597,16 @@
           <w:ilvl w:val="0"/>
           <w:numId w:val="2"/>
         </w:numPr>
-        <w:spacing w:before="13" w:after="21"/>
-      </w:pPr>
-      <w:r>
-        <w:rPr>
-          <w:rFonts w:ascii="Source Sans Pro" w:eastAsia="Source Sans Pro" w:hAnsi="Source Sans Pro" w:cs="Source Sans Pro"/>
-          <w:color w:val="000000"/>
-          <w:sz w:val="19"/>
-          <w:szCs w:val="19"/>
-        </w:rPr>
-        <w:t>Implemented typosquatting domain detector that generates character-substitution variants of brand domains and checks live DNS resolution for brand-impersonation analysis.</w:t>
+        <w:spacing w:before="13" w:after="15"/>
+      </w:pPr>
+      <w:r>
+        <w:rPr>
+          <w:rFonts w:ascii="Source Sans Pro" w:eastAsia="Source Sans Pro" w:hAnsi="Source Sans Pro" w:cs="Source Sans Pro"/>
+          <w:color w:val="000000"/>
+          <w:sz w:val="19"/>
+          <w:szCs w:val="19"/>
+        </w:rPr>
+        <w:t>Implemented typosquatting detector that generates character-substitution variants of brand domains and checks live DNS resolution for brand-impersonation analysis, delivering a list of flagged domains.</w:t>
       </w:r>
     </w:p>
     <w:p>
@@ -616,21 +616,21 @@
           <w:ilvl w:val="0"/>
           <w:numId w:val="2"/>
         </w:numPr>
-        <w:spacing w:before="13" w:after="21"/>
-      </w:pPr>
-      <w:r>
-        <w:rPr>
-          <w:rFonts w:ascii="Source Sans Pro" w:eastAsia="Source Sans Pro" w:hAnsi="Source Sans Pro" w:cs="Source Sans Pro"/>
-          <w:color w:val="000000"/>
-          <w:sz w:val="19"/>
-          <w:szCs w:val="19"/>
-        </w:rPr>
-        <w:t>Deployed Telegram bot interface that enables analysts to submit URLs for live IOC enrichment and supports bulk CSV input and output for incident response workflows and includes OSINT enrichment via theHarvester for domain profiling.</w:t>
-      </w:r>
-    </w:p>
-    <w:p>
-      <w:pPr>
-        <w:spacing w:before="39" w:after="9"/>
+        <w:spacing w:before="13" w:after="15"/>
+      </w:pPr>
+      <w:r>
+        <w:rPr>
+          <w:rFonts w:ascii="Source Sans Pro" w:eastAsia="Source Sans Pro" w:hAnsi="Source Sans Pro" w:cs="Source Sans Pro"/>
+          <w:color w:val="000000"/>
+          <w:sz w:val="19"/>
+          <w:szCs w:val="19"/>
+        </w:rPr>
+        <w:t>Deployed Telegram bot interface that accepts URL submissions and bulk CSV input, enriches each indicator with OSINT from theHarvester and returns detailed profiling data to analysts, creating real-time enrichment messages.</w:t>
+      </w:r>
+    </w:p>
+    <w:p>
+      <w:pPr>
+        <w:spacing w:before="33" w:after="3"/>
       </w:pPr>
     </w:p>
     <w:p>
@@ -687,16 +687,16 @@
           <w:ilvl w:val="0"/>
           <w:numId w:val="2"/>
         </w:numPr>
-        <w:spacing w:before="13" w:after="21"/>
-      </w:pPr>
-      <w:r>
-        <w:rPr>
-          <w:rFonts w:ascii="Source Sans Pro" w:eastAsia="Source Sans Pro" w:hAnsi="Source Sans Pro" w:cs="Source Sans Pro"/>
-          <w:color w:val="000000"/>
-          <w:sz w:val="19"/>
-          <w:szCs w:val="19"/>
-        </w:rPr>
-        <w:t>Built automated vulnerability assessment pipeline that integrates Nessus and OpenVAS REST APIs in Python and generates CVE reports classified by CVSS severity and EPSS context from the FIRST.org API.</w:t>
+        <w:spacing w:before="13" w:after="15"/>
+      </w:pPr>
+      <w:r>
+        <w:rPr>
+          <w:rFonts w:ascii="Source Sans Pro" w:eastAsia="Source Sans Pro" w:hAnsi="Source Sans Pro" w:cs="Source Sans Pro"/>
+          <w:color w:val="000000"/>
+          <w:sz w:val="19"/>
+          <w:szCs w:val="19"/>
+        </w:rPr>
+        <w:t>Built automated vulnerability assessment pipeline that integrates Nessus and OpenVAS REST APIs in Python and enriches CVE findings with CVSS severity and EPSS context from the FIRST.org API, generating comprehensive vulnerability reports.</w:t>
       </w:r>
     </w:p>
     <w:p>
@@ -706,16 +706,16 @@
           <w:ilvl w:val="0"/>
           <w:numId w:val="2"/>
         </w:numPr>
-        <w:spacing w:before="13" w:after="21"/>
-      </w:pPr>
-      <w:r>
-        <w:rPr>
-          <w:rFonts w:ascii="Source Sans Pro" w:eastAsia="Source Sans Pro" w:hAnsi="Source Sans Pro" w:cs="Source Sans Pro"/>
-          <w:color w:val="000000"/>
-          <w:sz w:val="19"/>
-          <w:szCs w:val="19"/>
-        </w:rPr>
-        <w:t>Developed OWASP Top 10 automated web checker that sends crafted HTTP requests to detect injection, broken authentication and SSRF vulnerabilities and documents SQL injection exploit and parameterised query remediation.</w:t>
+        <w:spacing w:before="13" w:after="15"/>
+      </w:pPr>
+      <w:r>
+        <w:rPr>
+          <w:rFonts w:ascii="Source Sans Pro" w:eastAsia="Source Sans Pro" w:hAnsi="Source Sans Pro" w:cs="Source Sans Pro"/>
+          <w:color w:val="000000"/>
+          <w:sz w:val="19"/>
+          <w:szCs w:val="19"/>
+        </w:rPr>
+        <w:t>Developed OWASP Top 10 web checker that sends crafted HTTP requests to detect injection, broken authentication and SSRF vulnerabilities and documents SQL injection exploit details with parameterised query remediation guidance, producing a security assessment checklist.</w:t>
       </w:r>
     </w:p>
     <w:p>
@@ -725,16 +725,16 @@
           <w:ilvl w:val="0"/>
           <w:numId w:val="2"/>
         </w:numPr>
-        <w:spacing w:before="13" w:after="21"/>
-      </w:pPr>
-      <w:r>
-        <w:rPr>
-          <w:rFonts w:ascii="Source Sans Pro" w:eastAsia="Source Sans Pro" w:hAnsi="Source Sans Pro" w:cs="Source Sans Pro"/>
-          <w:color w:val="000000"/>
-          <w:sz w:val="19"/>
-          <w:szCs w:val="19"/>
-        </w:rPr>
-        <w:t>Automated scan scheduling with Bash and cron and built delta-scan logic to flag newly discovered CVEs and organize patch compliance tracking evidence.</w:t>
+        <w:spacing w:before="13" w:after="15"/>
+      </w:pPr>
+      <w:r>
+        <w:rPr>
+          <w:rFonts w:ascii="Source Sans Pro" w:eastAsia="Source Sans Pro" w:hAnsi="Source Sans Pro" w:cs="Source Sans Pro"/>
+          <w:color w:val="000000"/>
+          <w:sz w:val="19"/>
+          <w:szCs w:val="19"/>
+        </w:rPr>
+        <w:t>Automated scan scheduling using Bash and cron and added delta-scan logic to flag newly discovered CVEs and organize patch compliance tracking evidence, creating incremental scan change logs.</w:t>
       </w:r>
     </w:p>
     <w:p>
@@ -742,7 +742,7 @@
         <w:pBdr>
           <w:bottom w:val="single" w:sz="6" w:space="1" w:color="000000"/>
         </w:pBdr>
-        <w:spacing w:before="164" w:after="61"/>
+        <w:spacing w:before="158" w:after="55"/>
         <w:rPr>
           <w:rFonts w:ascii="Source Sans Pro" w:eastAsia="Source Sans Pro" w:hAnsi="Source Sans Pro" w:cs="Source Sans Pro"/>
           <w:b/>
@@ -758,7 +758,7 @@
         <w:pBdr>
           <w:bottom w:val="single" w:sz="6" w:space="1" w:color="000000"/>
         </w:pBdr>
-        <w:spacing w:before="191" w:after="52"/>
+        <w:spacing w:before="167" w:after="52"/>
       </w:pPr>
       <w:r>
         <w:rPr>
@@ -774,7 +774,7 @@
     </w:p>
     <w:p>
       <w:pPr>
-        <w:spacing w:before="33" w:after="33"/>
+        <w:spacing w:before="27" w:after="27"/>
       </w:pPr>
       <w:r>
         <w:rPr>
@@ -796,7 +796,7 @@
     </w:p>
     <w:p>
       <w:pPr>
-        <w:spacing w:before="33" w:after="33"/>
+        <w:spacing w:before="27" w:after="27"/>
       </w:pPr>
       <w:r>
         <w:rPr>
@@ -818,7 +818,7 @@
     </w:p>
     <w:p>
       <w:pPr>
-        <w:spacing w:before="33" w:after="33"/>
+        <w:spacing w:before="27" w:after="27"/>
       </w:pPr>
       <w:r>
         <w:rPr>
@@ -840,7 +840,7 @@
     </w:p>
     <w:p>
       <w:pPr>
-        <w:spacing w:before="33" w:after="33"/>
+        <w:spacing w:before="27" w:after="27"/>
       </w:pPr>
       <w:r>
         <w:rPr>
@@ -862,7 +862,7 @@
     </w:p>
     <w:p>
       <w:pPr>
-        <w:spacing w:before="33" w:after="33"/>
+        <w:spacing w:before="27" w:after="27"/>
       </w:pPr>
       <w:r>
         <w:rPr>
@@ -887,7 +887,7 @@
         <w:pBdr>
           <w:bottom w:val="single" w:sz="6" w:space="1" w:color="000000"/>
         </w:pBdr>
-        <w:spacing w:before="164" w:after="61"/>
+        <w:spacing w:before="158" w:after="55"/>
         <w:rPr>
           <w:rFonts w:ascii="Source Sans Pro" w:eastAsia="Source Sans Pro" w:hAnsi="Source Sans Pro" w:cs="Source Sans Pro"/>
           <w:b/>
@@ -903,7 +903,7 @@
         <w:pBdr>
           <w:bottom w:val="single" w:sz="6" w:space="1" w:color="000000"/>
         </w:pBdr>
-        <w:spacing w:before="191" w:after="52"/>
+        <w:spacing w:before="167" w:after="52"/>
       </w:pPr>
       <w:r>
         <w:rPr>
@@ -924,7 +924,7 @@
           <w:ilvl w:val="0"/>
           <w:numId w:val="2"/>
         </w:numPr>
-        <w:spacing w:before="13" w:after="21"/>
+        <w:spacing w:before="13" w:after="15"/>
       </w:pPr>
       <w:r>
         <w:rPr>
@@ -943,7 +943,7 @@
           <w:ilvl w:val="0"/>
           <w:numId w:val="2"/>
         </w:numPr>
-        <w:spacing w:before="13" w:after="21"/>
+        <w:spacing w:before="13" w:after="15"/>
       </w:pPr>
       <w:r>
         <w:rPr>

--- a/resumes/Akshay_P_Resume.docx
+++ b/resumes/Akshay_P_Resume.docx
@@ -116,7 +116,7 @@
         <w:pBdr>
           <w:bottom w:val="single" w:sz="6" w:space="1" w:color="000000"/>
         </w:pBdr>
-        <w:spacing w:before="372" w:after="52"/>
+        <w:spacing w:before="396" w:after="52"/>
       </w:pPr>
       <w:r>
         <w:rPr>
@@ -294,7 +294,7 @@
     </w:p>
     <w:p>
       <w:pPr>
-        <w:spacing w:before="11" w:after="3"/>
+        <w:spacing w:before="17" w:after="9"/>
       </w:pPr>
     </w:p>
     <w:p>
@@ -302,7 +302,7 @@
         <w:pBdr>
           <w:bottom w:val="single" w:sz="6" w:space="1" w:color="000000"/>
         </w:pBdr>
-        <w:spacing w:before="167" w:after="52"/>
+        <w:spacing w:before="191" w:after="52"/>
       </w:pPr>
       <w:r>
         <w:rPr>
@@ -420,16 +420,16 @@
           <w:ilvl w:val="0"/>
           <w:numId w:val="2"/>
         </w:numPr>
-        <w:spacing w:before="13" w:after="15"/>
-      </w:pPr>
-      <w:r>
-        <w:rPr>
-          <w:rFonts w:ascii="Source Sans Pro" w:eastAsia="Source Sans Pro" w:hAnsi="Source Sans Pro" w:cs="Source Sans Pro"/>
-          <w:color w:val="000000"/>
-          <w:sz w:val="19"/>
-          <w:szCs w:val="19"/>
-        </w:rPr>
-        <w:t>Triaged 50+ weekly inventory reimbursement cases by severity and policy eligibility, applying structured triage and escalation workflow, producing consistent case routing metric.</w:t>
+        <w:spacing w:before="13" w:after="21"/>
+      </w:pPr>
+      <w:r>
+        <w:rPr>
+          <w:rFonts w:ascii="Source Sans Pro" w:eastAsia="Source Sans Pro" w:hAnsi="Source Sans Pro" w:cs="Source Sans Pro"/>
+          <w:color w:val="000000"/>
+          <w:sz w:val="19"/>
+          <w:szCs w:val="19"/>
+        </w:rPr>
+        <w:t>Triaged 50+ weekly inventory reimbursement cases by severity and policy eligibility, applying structured compliance tracking and decision workflows, producing audit‑ready case logs.</w:t>
       </w:r>
     </w:p>
     <w:p>
@@ -439,16 +439,16 @@
           <w:ilvl w:val="0"/>
           <w:numId w:val="2"/>
         </w:numPr>
-        <w:spacing w:before="13" w:after="15"/>
-      </w:pPr>
-      <w:r>
-        <w:rPr>
-          <w:rFonts w:ascii="Source Sans Pro" w:eastAsia="Source Sans Pro" w:hAnsi="Source Sans Pro" w:cs="Source Sans Pro"/>
-          <w:color w:val="000000"/>
-          <w:sz w:val="19"/>
-          <w:szCs w:val="19"/>
-        </w:rPr>
-        <w:t>Investigated root causes of seller claims, identified policy violations and anomalous patterns, and escalated findings to senior reviewers, generating actionable escalation reports.</w:t>
+        <w:spacing w:before="13" w:after="21"/>
+      </w:pPr>
+      <w:r>
+        <w:rPr>
+          <w:rFonts w:ascii="Source Sans Pro" w:eastAsia="Source Sans Pro" w:hAnsi="Source Sans Pro" w:cs="Source Sans Pro"/>
+          <w:color w:val="000000"/>
+          <w:sz w:val="19"/>
+          <w:szCs w:val="19"/>
+        </w:rPr>
+        <w:t>Investigated seller claims to uncover root causes, identified policy violations and anomalous patterns, and escalated findings to senior reviewers, generating compliance escalation reports.</w:t>
       </w:r>
     </w:p>
     <w:p>
@@ -458,16 +458,16 @@
           <w:ilvl w:val="0"/>
           <w:numId w:val="2"/>
         </w:numPr>
-        <w:spacing w:before="13" w:after="15"/>
-      </w:pPr>
-      <w:r>
-        <w:rPr>
-          <w:rFonts w:ascii="Source Sans Pro" w:eastAsia="Source Sans Pro" w:hAnsi="Source Sans Pro" w:cs="Source Sans Pro"/>
-          <w:color w:val="000000"/>
-          <w:sz w:val="19"/>
-          <w:szCs w:val="19"/>
-        </w:rPr>
-        <w:t>Documented audit‑ready case records with investigation findings, decisions, evidence notes, and corrective actions, delivering a compliant documentation repository.</w:t>
+        <w:spacing w:before="13" w:after="21"/>
+      </w:pPr>
+      <w:r>
+        <w:rPr>
+          <w:rFonts w:ascii="Source Sans Pro" w:eastAsia="Source Sans Pro" w:hAnsi="Source Sans Pro" w:cs="Source Sans Pro"/>
+          <w:color w:val="000000"/>
+          <w:sz w:val="19"/>
+          <w:szCs w:val="19"/>
+        </w:rPr>
+        <w:t>Documented investigation findings, decisions, evidence notes, and corrective actions in audit‑ready case files, establishing a reliable control evidence repository.</w:t>
       </w:r>
     </w:p>
     <w:p>
@@ -477,7 +477,7 @@
           <w:ilvl w:val="0"/>
           <w:numId w:val="2"/>
         </w:numPr>
-        <w:spacing w:before="13" w:after="15"/>
+        <w:spacing w:before="13" w:after="21"/>
       </w:pPr>
       <w:r>
         <w:rPr>
@@ -494,7 +494,7 @@
         <w:pBdr>
           <w:bottom w:val="single" w:sz="6" w:space="1" w:color="000000"/>
         </w:pBdr>
-        <w:spacing w:before="158" w:after="55"/>
+        <w:spacing w:before="164" w:after="61"/>
         <w:rPr>
           <w:rFonts w:ascii="Source Sans Pro" w:eastAsia="Source Sans Pro" w:hAnsi="Source Sans Pro" w:cs="Source Sans Pro"/>
           <w:b/>
@@ -510,7 +510,7 @@
         <w:pBdr>
           <w:bottom w:val="single" w:sz="6" w:space="1" w:color="000000"/>
         </w:pBdr>
-        <w:spacing w:before="167" w:after="52"/>
+        <w:spacing w:before="191" w:after="52"/>
       </w:pPr>
       <w:r>
         <w:rPr>
@@ -578,16 +578,16 @@
           <w:ilvl w:val="0"/>
           <w:numId w:val="2"/>
         </w:numPr>
-        <w:spacing w:before="13" w:after="15"/>
-      </w:pPr>
-      <w:r>
-        <w:rPr>
-          <w:rFonts w:ascii="Source Sans Pro" w:eastAsia="Source Sans Pro" w:hAnsi="Source Sans Pro" w:cs="Source Sans Pro"/>
-          <w:color w:val="000000"/>
-          <w:sz w:val="19"/>
-          <w:szCs w:val="19"/>
-        </w:rPr>
-        <w:t>Built multi-API threat intelligence pipeline that submits suspicious URLs and IPs to VirusTotal, AbuseIPDB and URLScan.io and cross-references WHOIS registration age, DNS records and SSL details for phishing analysis, producing enriched IOC reports.</w:t>
+        <w:spacing w:before="13" w:after="21"/>
+      </w:pPr>
+      <w:r>
+        <w:rPr>
+          <w:rFonts w:ascii="Source Sans Pro" w:eastAsia="Source Sans Pro" w:hAnsi="Source Sans Pro" w:cs="Source Sans Pro"/>
+          <w:color w:val="000000"/>
+          <w:sz w:val="19"/>
+          <w:szCs w:val="19"/>
+        </w:rPr>
+        <w:t>Built a multi-API threat intelligence pipeline in Python that submits suspicious URLs and IPs to VirusTotal, AbuseIPDB and URLScan.io and cross‑references WHOIS registration age, DNS records and SSL details for phishing analysis.</w:t>
       </w:r>
     </w:p>
     <w:p>
@@ -597,16 +597,16 @@
           <w:ilvl w:val="0"/>
           <w:numId w:val="2"/>
         </w:numPr>
-        <w:spacing w:before="13" w:after="15"/>
-      </w:pPr>
-      <w:r>
-        <w:rPr>
-          <w:rFonts w:ascii="Source Sans Pro" w:eastAsia="Source Sans Pro" w:hAnsi="Source Sans Pro" w:cs="Source Sans Pro"/>
-          <w:color w:val="000000"/>
-          <w:sz w:val="19"/>
-          <w:szCs w:val="19"/>
-        </w:rPr>
-        <w:t>Implemented typosquatting detector that generates character-substitution variants of brand domains and checks live DNS resolution for brand-impersonation analysis, delivering a list of flagged domains.</w:t>
+        <w:spacing w:before="13" w:after="21"/>
+      </w:pPr>
+      <w:r>
+        <w:rPr>
+          <w:rFonts w:ascii="Source Sans Pro" w:eastAsia="Source Sans Pro" w:hAnsi="Source Sans Pro" w:cs="Source Sans Pro"/>
+          <w:color w:val="000000"/>
+          <w:sz w:val="19"/>
+          <w:szCs w:val="19"/>
+        </w:rPr>
+        <w:t>Implemented a typosquatting domain detector in Python that generates character‑substitution variants of brand domains and checks live DNS resolution for brand‑impersonation analysis.</w:t>
       </w:r>
     </w:p>
     <w:p>
@@ -616,21 +616,21 @@
           <w:ilvl w:val="0"/>
           <w:numId w:val="2"/>
         </w:numPr>
-        <w:spacing w:before="13" w:after="15"/>
-      </w:pPr>
-      <w:r>
-        <w:rPr>
-          <w:rFonts w:ascii="Source Sans Pro" w:eastAsia="Source Sans Pro" w:hAnsi="Source Sans Pro" w:cs="Source Sans Pro"/>
-          <w:color w:val="000000"/>
-          <w:sz w:val="19"/>
-          <w:szCs w:val="19"/>
-        </w:rPr>
-        <w:t>Deployed Telegram bot interface that accepts URL submissions and bulk CSV input, enriches each indicator with OSINT from theHarvester and returns detailed profiling data to analysts, creating real-time enrichment messages.</w:t>
-      </w:r>
-    </w:p>
-    <w:p>
-      <w:pPr>
-        <w:spacing w:before="33" w:after="3"/>
+        <w:spacing w:before="13" w:after="21"/>
+      </w:pPr>
+      <w:r>
+        <w:rPr>
+          <w:rFonts w:ascii="Source Sans Pro" w:eastAsia="Source Sans Pro" w:hAnsi="Source Sans Pro" w:cs="Source Sans Pro"/>
+          <w:color w:val="000000"/>
+          <w:sz w:val="19"/>
+          <w:szCs w:val="19"/>
+        </w:rPr>
+        <w:t>Deployed a Telegram bot interface in Python that enables analysts to submit URLs for live IOC enrichment, supports bulk CSV input and output for incident response workflows and incorporates OSINT enrichment via theHarvester for domain profiling.</w:t>
+      </w:r>
+    </w:p>
+    <w:p>
+      <w:pPr>
+        <w:spacing w:before="39" w:after="9"/>
       </w:pPr>
     </w:p>
     <w:p>
@@ -687,16 +687,16 @@
           <w:ilvl w:val="0"/>
           <w:numId w:val="2"/>
         </w:numPr>
-        <w:spacing w:before="13" w:after="15"/>
-      </w:pPr>
-      <w:r>
-        <w:rPr>
-          <w:rFonts w:ascii="Source Sans Pro" w:eastAsia="Source Sans Pro" w:hAnsi="Source Sans Pro" w:cs="Source Sans Pro"/>
-          <w:color w:val="000000"/>
-          <w:sz w:val="19"/>
-          <w:szCs w:val="19"/>
-        </w:rPr>
-        <w:t>Built automated vulnerability assessment pipeline that integrates Nessus and OpenVAS REST APIs in Python and enriches CVE findings with CVSS severity and EPSS context from the FIRST.org API, generating comprehensive vulnerability reports.</w:t>
+        <w:spacing w:before="13" w:after="21"/>
+      </w:pPr>
+      <w:r>
+        <w:rPr>
+          <w:rFonts w:ascii="Source Sans Pro" w:eastAsia="Source Sans Pro" w:hAnsi="Source Sans Pro" w:cs="Source Sans Pro"/>
+          <w:color w:val="000000"/>
+          <w:sz w:val="19"/>
+          <w:szCs w:val="19"/>
+        </w:rPr>
+        <w:t>Built an automated vulnerability assessment pipeline in Python that integrates Nessus and OpenVAS REST APIs, generates CVE reports classified by CVSS severity and adds EPSS context from the FIRST.org API.</w:t>
       </w:r>
     </w:p>
     <w:p>
@@ -706,16 +706,16 @@
           <w:ilvl w:val="0"/>
           <w:numId w:val="2"/>
         </w:numPr>
-        <w:spacing w:before="13" w:after="15"/>
-      </w:pPr>
-      <w:r>
-        <w:rPr>
-          <w:rFonts w:ascii="Source Sans Pro" w:eastAsia="Source Sans Pro" w:hAnsi="Source Sans Pro" w:cs="Source Sans Pro"/>
-          <w:color w:val="000000"/>
-          <w:sz w:val="19"/>
-          <w:szCs w:val="19"/>
-        </w:rPr>
-        <w:t>Developed OWASP Top 10 web checker that sends crafted HTTP requests to detect injection, broken authentication and SSRF vulnerabilities and documents SQL injection exploit details with parameterised query remediation guidance, producing a security assessment checklist.</w:t>
+        <w:spacing w:before="13" w:after="21"/>
+      </w:pPr>
+      <w:r>
+        <w:rPr>
+          <w:rFonts w:ascii="Source Sans Pro" w:eastAsia="Source Sans Pro" w:hAnsi="Source Sans Pro" w:cs="Source Sans Pro"/>
+          <w:color w:val="000000"/>
+          <w:sz w:val="19"/>
+          <w:szCs w:val="19"/>
+        </w:rPr>
+        <w:t>Developed an OWASP Top 10 automated web checker in Python that sends crafted HTTP requests to detect injection, broken authentication and SSRF vulnerabilities and documents SQL injection exploit details with parameterised query remediation.</w:t>
       </w:r>
     </w:p>
     <w:p>
@@ -725,16 +725,16 @@
           <w:ilvl w:val="0"/>
           <w:numId w:val="2"/>
         </w:numPr>
-        <w:spacing w:before="13" w:after="15"/>
-      </w:pPr>
-      <w:r>
-        <w:rPr>
-          <w:rFonts w:ascii="Source Sans Pro" w:eastAsia="Source Sans Pro" w:hAnsi="Source Sans Pro" w:cs="Source Sans Pro"/>
-          <w:color w:val="000000"/>
-          <w:sz w:val="19"/>
-          <w:szCs w:val="19"/>
-        </w:rPr>
-        <w:t>Automated scan scheduling using Bash and cron and added delta-scan logic to flag newly discovered CVEs and organize patch compliance tracking evidence, creating incremental scan change logs.</w:t>
+        <w:spacing w:before="13" w:after="21"/>
+      </w:pPr>
+      <w:r>
+        <w:rPr>
+          <w:rFonts w:ascii="Source Sans Pro" w:eastAsia="Source Sans Pro" w:hAnsi="Source Sans Pro" w:cs="Source Sans Pro"/>
+          <w:color w:val="000000"/>
+          <w:sz w:val="19"/>
+          <w:szCs w:val="19"/>
+        </w:rPr>
+        <w:t>Automated scan scheduling with Bash and cron, created delta‑scan logic to flag newly discovered CVEs and organized patch compliance tracking evidence.</w:t>
       </w:r>
     </w:p>
     <w:p>
@@ -742,7 +742,7 @@
         <w:pBdr>
           <w:bottom w:val="single" w:sz="6" w:space="1" w:color="000000"/>
         </w:pBdr>
-        <w:spacing w:before="158" w:after="55"/>
+        <w:spacing w:before="164" w:after="61"/>
         <w:rPr>
           <w:rFonts w:ascii="Source Sans Pro" w:eastAsia="Source Sans Pro" w:hAnsi="Source Sans Pro" w:cs="Source Sans Pro"/>
           <w:b/>
@@ -758,7 +758,7 @@
         <w:pBdr>
           <w:bottom w:val="single" w:sz="6" w:space="1" w:color="000000"/>
         </w:pBdr>
-        <w:spacing w:before="167" w:after="52"/>
+        <w:spacing w:before="191" w:after="52"/>
       </w:pPr>
       <w:r>
         <w:rPr>
@@ -774,7 +774,7 @@
     </w:p>
     <w:p>
       <w:pPr>
-        <w:spacing w:before="27" w:after="27"/>
+        <w:spacing w:before="33" w:after="33"/>
       </w:pPr>
       <w:r>
         <w:rPr>
@@ -796,7 +796,7 @@
     </w:p>
     <w:p>
       <w:pPr>
-        <w:spacing w:before="27" w:after="27"/>
+        <w:spacing w:before="33" w:after="33"/>
       </w:pPr>
       <w:r>
         <w:rPr>
@@ -818,7 +818,7 @@
     </w:p>
     <w:p>
       <w:pPr>
-        <w:spacing w:before="27" w:after="27"/>
+        <w:spacing w:before="33" w:after="33"/>
       </w:pPr>
       <w:r>
         <w:rPr>
@@ -840,7 +840,7 @@
     </w:p>
     <w:p>
       <w:pPr>
-        <w:spacing w:before="27" w:after="27"/>
+        <w:spacing w:before="33" w:after="33"/>
       </w:pPr>
       <w:r>
         <w:rPr>
@@ -862,7 +862,7 @@
     </w:p>
     <w:p>
       <w:pPr>
-        <w:spacing w:before="27" w:after="27"/>
+        <w:spacing w:before="33" w:after="33"/>
       </w:pPr>
       <w:r>
         <w:rPr>
@@ -887,7 +887,7 @@
         <w:pBdr>
           <w:bottom w:val="single" w:sz="6" w:space="1" w:color="000000"/>
         </w:pBdr>
-        <w:spacing w:before="158" w:after="55"/>
+        <w:spacing w:before="164" w:after="61"/>
         <w:rPr>
           <w:rFonts w:ascii="Source Sans Pro" w:eastAsia="Source Sans Pro" w:hAnsi="Source Sans Pro" w:cs="Source Sans Pro"/>
           <w:b/>
@@ -903,7 +903,7 @@
         <w:pBdr>
           <w:bottom w:val="single" w:sz="6" w:space="1" w:color="000000"/>
         </w:pBdr>
-        <w:spacing w:before="167" w:after="52"/>
+        <w:spacing w:before="191" w:after="52"/>
       </w:pPr>
       <w:r>
         <w:rPr>
@@ -924,7 +924,7 @@
           <w:ilvl w:val="0"/>
           <w:numId w:val="2"/>
         </w:numPr>
-        <w:spacing w:before="13" w:after="15"/>
+        <w:spacing w:before="13" w:after="21"/>
       </w:pPr>
       <w:r>
         <w:rPr>
@@ -943,7 +943,7 @@
           <w:ilvl w:val="0"/>
           <w:numId w:val="2"/>
         </w:numPr>
-        <w:spacing w:before="13" w:after="15"/>
+        <w:spacing w:before="13" w:after="21"/>
       </w:pPr>
       <w:r>
         <w:rPr>

--- a/resumes/Akshay_P_Resume.docx
+++ b/resumes/Akshay_P_Resume.docx
@@ -116,7 +116,7 @@
         <w:pBdr>
           <w:bottom w:val="single" w:sz="6" w:space="1" w:color="000000"/>
         </w:pBdr>
-        <w:spacing w:before="396" w:after="52"/>
+        <w:spacing w:before="372" w:after="52"/>
       </w:pPr>
       <w:r>
         <w:rPr>
@@ -294,7 +294,7 @@
     </w:p>
     <w:p>
       <w:pPr>
-        <w:spacing w:before="17" w:after="9"/>
+        <w:spacing w:before="11" w:after="3"/>
       </w:pPr>
     </w:p>
     <w:p>
@@ -302,7 +302,7 @@
         <w:pBdr>
           <w:bottom w:val="single" w:sz="6" w:space="1" w:color="000000"/>
         </w:pBdr>
-        <w:spacing w:before="191" w:after="52"/>
+        <w:spacing w:before="167" w:after="52"/>
       </w:pPr>
       <w:r>
         <w:rPr>
@@ -420,16 +420,16 @@
           <w:ilvl w:val="0"/>
           <w:numId w:val="2"/>
         </w:numPr>
-        <w:spacing w:before="13" w:after="21"/>
-      </w:pPr>
-      <w:r>
-        <w:rPr>
-          <w:rFonts w:ascii="Source Sans Pro" w:eastAsia="Source Sans Pro" w:hAnsi="Source Sans Pro" w:cs="Source Sans Pro"/>
-          <w:color w:val="000000"/>
-          <w:sz w:val="19"/>
-          <w:szCs w:val="19"/>
-        </w:rPr>
-        <w:t>Triaged 50+ weekly inventory reimbursement cases by severity and policy eligibility, applying structured compliance tracking and decision workflows, producing audit‑ready case logs.</w:t>
+        <w:spacing w:before="13" w:after="15"/>
+      </w:pPr>
+      <w:r>
+        <w:rPr>
+          <w:rFonts w:ascii="Source Sans Pro" w:eastAsia="Source Sans Pro" w:hAnsi="Source Sans Pro" w:cs="Source Sans Pro"/>
+          <w:color w:val="000000"/>
+          <w:sz w:val="19"/>
+          <w:szCs w:val="19"/>
+        </w:rPr>
+        <w:t>Triaged 50+ weekly inventory reimbursement cases by severity and policy eligibility, applying structured triage and escalation workflow, supporting compliance management, producing compliant case routing log.</w:t>
       </w:r>
     </w:p>
     <w:p>
@@ -439,16 +439,16 @@
           <w:ilvl w:val="0"/>
           <w:numId w:val="2"/>
         </w:numPr>
-        <w:spacing w:before="13" w:after="21"/>
-      </w:pPr>
-      <w:r>
-        <w:rPr>
-          <w:rFonts w:ascii="Source Sans Pro" w:eastAsia="Source Sans Pro" w:hAnsi="Source Sans Pro" w:cs="Source Sans Pro"/>
-          <w:color w:val="000000"/>
-          <w:sz w:val="19"/>
-          <w:szCs w:val="19"/>
-        </w:rPr>
-        <w:t>Investigated seller claims to uncover root causes, identified policy violations and anomalous patterns, and escalated findings to senior reviewers, generating compliance escalation reports.</w:t>
+        <w:spacing w:before="13" w:after="15"/>
+      </w:pPr>
+      <w:r>
+        <w:rPr>
+          <w:rFonts w:ascii="Source Sans Pro" w:eastAsia="Source Sans Pro" w:hAnsi="Source Sans Pro" w:cs="Source Sans Pro"/>
+          <w:color w:val="000000"/>
+          <w:sz w:val="19"/>
+          <w:szCs w:val="19"/>
+        </w:rPr>
+        <w:t>Investigated root causes of seller claims, identified policy violations and anomalous patterns, and escalated findings to senior reviewers, creating actionable compliance evidence.</w:t>
       </w:r>
     </w:p>
     <w:p>
@@ -458,16 +458,16 @@
           <w:ilvl w:val="0"/>
           <w:numId w:val="2"/>
         </w:numPr>
-        <w:spacing w:before="13" w:after="21"/>
-      </w:pPr>
-      <w:r>
-        <w:rPr>
-          <w:rFonts w:ascii="Source Sans Pro" w:eastAsia="Source Sans Pro" w:hAnsi="Source Sans Pro" w:cs="Source Sans Pro"/>
-          <w:color w:val="000000"/>
-          <w:sz w:val="19"/>
-          <w:szCs w:val="19"/>
-        </w:rPr>
-        <w:t>Documented investigation findings, decisions, evidence notes, and corrective actions in audit‑ready case files, establishing a reliable control evidence repository.</w:t>
+        <w:spacing w:before="13" w:after="15"/>
+      </w:pPr>
+      <w:r>
+        <w:rPr>
+          <w:rFonts w:ascii="Source Sans Pro" w:eastAsia="Source Sans Pro" w:hAnsi="Source Sans Pro" w:cs="Source Sans Pro"/>
+          <w:color w:val="000000"/>
+          <w:sz w:val="19"/>
+          <w:szCs w:val="19"/>
+        </w:rPr>
+        <w:t>Documented audit‑ready case files with investigation findings, decisions, evidence notes, and corrective actions, establishing control evidence for compliance tracking.</w:t>
       </w:r>
     </w:p>
     <w:p>
@@ -477,7 +477,7 @@
           <w:ilvl w:val="0"/>
           <w:numId w:val="2"/>
         </w:numPr>
-        <w:spacing w:before="13" w:after="21"/>
+        <w:spacing w:before="13" w:after="15"/>
       </w:pPr>
       <w:r>
         <w:rPr>
@@ -494,7 +494,7 @@
         <w:pBdr>
           <w:bottom w:val="single" w:sz="6" w:space="1" w:color="000000"/>
         </w:pBdr>
-        <w:spacing w:before="164" w:after="61"/>
+        <w:spacing w:before="158" w:after="55"/>
         <w:rPr>
           <w:rFonts w:ascii="Source Sans Pro" w:eastAsia="Source Sans Pro" w:hAnsi="Source Sans Pro" w:cs="Source Sans Pro"/>
           <w:b/>
@@ -510,7 +510,7 @@
         <w:pBdr>
           <w:bottom w:val="single" w:sz="6" w:space="1" w:color="000000"/>
         </w:pBdr>
-        <w:spacing w:before="191" w:after="52"/>
+        <w:spacing w:before="167" w:after="52"/>
       </w:pPr>
       <w:r>
         <w:rPr>
@@ -578,16 +578,16 @@
           <w:ilvl w:val="0"/>
           <w:numId w:val="2"/>
         </w:numPr>
-        <w:spacing w:before="13" w:after="21"/>
-      </w:pPr>
-      <w:r>
-        <w:rPr>
-          <w:rFonts w:ascii="Source Sans Pro" w:eastAsia="Source Sans Pro" w:hAnsi="Source Sans Pro" w:cs="Source Sans Pro"/>
-          <w:color w:val="000000"/>
-          <w:sz w:val="19"/>
-          <w:szCs w:val="19"/>
-        </w:rPr>
-        <w:t>Built a multi-API threat intelligence pipeline in Python that submits suspicious URLs and IPs to VirusTotal, AbuseIPDB and URLScan.io and cross‑references WHOIS registration age, DNS records and SSL details for phishing analysis.</w:t>
+        <w:spacing w:before="13" w:after="15"/>
+      </w:pPr>
+      <w:r>
+        <w:rPr>
+          <w:rFonts w:ascii="Source Sans Pro" w:eastAsia="Source Sans Pro" w:hAnsi="Source Sans Pro" w:cs="Source Sans Pro"/>
+          <w:color w:val="000000"/>
+          <w:sz w:val="19"/>
+          <w:szCs w:val="19"/>
+        </w:rPr>
+        <w:t>Built multi-API threat intelligence pipeline in Python that submits suspicious URLs and IPs to VirusTotal, AbuseIPDB and URLScan.io and cross-references WHOIS registration age, DNS records and SSL details to generate a phishing analysis report.</w:t>
       </w:r>
     </w:p>
     <w:p>
@@ -597,16 +597,16 @@
           <w:ilvl w:val="0"/>
           <w:numId w:val="2"/>
         </w:numPr>
-        <w:spacing w:before="13" w:after="21"/>
-      </w:pPr>
-      <w:r>
-        <w:rPr>
-          <w:rFonts w:ascii="Source Sans Pro" w:eastAsia="Source Sans Pro" w:hAnsi="Source Sans Pro" w:cs="Source Sans Pro"/>
-          <w:color w:val="000000"/>
-          <w:sz w:val="19"/>
-          <w:szCs w:val="19"/>
-        </w:rPr>
-        <w:t>Implemented a typosquatting domain detector in Python that generates character‑substitution variants of brand domains and checks live DNS resolution for brand‑impersonation analysis.</w:t>
+        <w:spacing w:before="13" w:after="15"/>
+      </w:pPr>
+      <w:r>
+        <w:rPr>
+          <w:rFonts w:ascii="Source Sans Pro" w:eastAsia="Source Sans Pro" w:hAnsi="Source Sans Pro" w:cs="Source Sans Pro"/>
+          <w:color w:val="000000"/>
+          <w:sz w:val="19"/>
+          <w:szCs w:val="19"/>
+        </w:rPr>
+        <w:t>Implemented typosquatting domain detector in Python that generates character‑substitution variants of brand domains and checks live DNS resolution to produce a brand‑impersonation detection list.</w:t>
       </w:r>
     </w:p>
     <w:p>
@@ -616,21 +616,21 @@
           <w:ilvl w:val="0"/>
           <w:numId w:val="2"/>
         </w:numPr>
-        <w:spacing w:before="13" w:after="21"/>
-      </w:pPr>
-      <w:r>
-        <w:rPr>
-          <w:rFonts w:ascii="Source Sans Pro" w:eastAsia="Source Sans Pro" w:hAnsi="Source Sans Pro" w:cs="Source Sans Pro"/>
-          <w:color w:val="000000"/>
-          <w:sz w:val="19"/>
-          <w:szCs w:val="19"/>
-        </w:rPr>
-        <w:t>Deployed a Telegram bot interface in Python that enables analysts to submit URLs for live IOC enrichment, supports bulk CSV input and output for incident response workflows and incorporates OSINT enrichment via theHarvester for domain profiling.</w:t>
-      </w:r>
-    </w:p>
-    <w:p>
-      <w:pPr>
-        <w:spacing w:before="39" w:after="9"/>
+        <w:spacing w:before="13" w:after="15"/>
+      </w:pPr>
+      <w:r>
+        <w:rPr>
+          <w:rFonts w:ascii="Source Sans Pro" w:eastAsia="Source Sans Pro" w:hAnsi="Source Sans Pro" w:cs="Source Sans Pro"/>
+          <w:color w:val="000000"/>
+          <w:sz w:val="19"/>
+          <w:szCs w:val="19"/>
+        </w:rPr>
+        <w:t>Deployed Telegram bot interface in Python that enables analysts to submit URLs for live IOC enrichment, supports bulk CSV input and output, and enriches domain profiles with theHarvester data for incident response documentation.</w:t>
+      </w:r>
+    </w:p>
+    <w:p>
+      <w:pPr>
+        <w:spacing w:before="33" w:after="3"/>
       </w:pPr>
     </w:p>
     <w:p>
@@ -687,16 +687,16 @@
           <w:ilvl w:val="0"/>
           <w:numId w:val="2"/>
         </w:numPr>
-        <w:spacing w:before="13" w:after="21"/>
-      </w:pPr>
-      <w:r>
-        <w:rPr>
-          <w:rFonts w:ascii="Source Sans Pro" w:eastAsia="Source Sans Pro" w:hAnsi="Source Sans Pro" w:cs="Source Sans Pro"/>
-          <w:color w:val="000000"/>
-          <w:sz w:val="19"/>
-          <w:szCs w:val="19"/>
-        </w:rPr>
-        <w:t>Built an automated vulnerability assessment pipeline in Python that integrates Nessus and OpenVAS REST APIs, generates CVE reports classified by CVSS severity and adds EPSS context from the FIRST.org API.</w:t>
+        <w:spacing w:before="13" w:after="15"/>
+      </w:pPr>
+      <w:r>
+        <w:rPr>
+          <w:rFonts w:ascii="Source Sans Pro" w:eastAsia="Source Sans Pro" w:hAnsi="Source Sans Pro" w:cs="Source Sans Pro"/>
+          <w:color w:val="000000"/>
+          <w:sz w:val="19"/>
+          <w:szCs w:val="19"/>
+        </w:rPr>
+        <w:t>Built automated vulnerability assessment pipeline in Python that integrates Nessus and OpenVAS REST APIs, pulls CVE data from the NVD API and EPSS context from the FIRST.org API to produce a classified CVE report.</w:t>
       </w:r>
     </w:p>
     <w:p>
@@ -706,16 +706,16 @@
           <w:ilvl w:val="0"/>
           <w:numId w:val="2"/>
         </w:numPr>
-        <w:spacing w:before="13" w:after="21"/>
-      </w:pPr>
-      <w:r>
-        <w:rPr>
-          <w:rFonts w:ascii="Source Sans Pro" w:eastAsia="Source Sans Pro" w:hAnsi="Source Sans Pro" w:cs="Source Sans Pro"/>
-          <w:color w:val="000000"/>
-          <w:sz w:val="19"/>
-          <w:szCs w:val="19"/>
-        </w:rPr>
-        <w:t>Developed an OWASP Top 10 automated web checker in Python that sends crafted HTTP requests to detect injection, broken authentication and SSRF vulnerabilities and documents SQL injection exploit details with parameterised query remediation.</w:t>
+        <w:spacing w:before="13" w:after="15"/>
+      </w:pPr>
+      <w:r>
+        <w:rPr>
+          <w:rFonts w:ascii="Source Sans Pro" w:eastAsia="Source Sans Pro" w:hAnsi="Source Sans Pro" w:cs="Source Sans Pro"/>
+          <w:color w:val="000000"/>
+          <w:sz w:val="19"/>
+          <w:szCs w:val="19"/>
+        </w:rPr>
+        <w:t>Developed OWASP Top 10 automated web checker in Python that sends crafted HTTP requests to detect injection, broken authentication and SSRF vulnerabilities and documents findings in a structured exploit report.</w:t>
       </w:r>
     </w:p>
     <w:p>
@@ -725,16 +725,16 @@
           <w:ilvl w:val="0"/>
           <w:numId w:val="2"/>
         </w:numPr>
-        <w:spacing w:before="13" w:after="21"/>
-      </w:pPr>
-      <w:r>
-        <w:rPr>
-          <w:rFonts w:ascii="Source Sans Pro" w:eastAsia="Source Sans Pro" w:hAnsi="Source Sans Pro" w:cs="Source Sans Pro"/>
-          <w:color w:val="000000"/>
-          <w:sz w:val="19"/>
-          <w:szCs w:val="19"/>
-        </w:rPr>
-        <w:t>Automated scan scheduling with Bash and cron, created delta‑scan logic to flag newly discovered CVEs and organized patch compliance tracking evidence.</w:t>
+        <w:spacing w:before="13" w:after="15"/>
+      </w:pPr>
+      <w:r>
+        <w:rPr>
+          <w:rFonts w:ascii="Source Sans Pro" w:eastAsia="Source Sans Pro" w:hAnsi="Source Sans Pro" w:cs="Source Sans Pro"/>
+          <w:color w:val="000000"/>
+          <w:sz w:val="19"/>
+          <w:szCs w:val="19"/>
+        </w:rPr>
+        <w:t>Automated scan scheduling with Bash and cron, added delta‑scan logic to flag newly discovered CVEs and generate patch compliance tracking evidence.</w:t>
       </w:r>
     </w:p>
     <w:p>
@@ -742,7 +742,7 @@
         <w:pBdr>
           <w:bottom w:val="single" w:sz="6" w:space="1" w:color="000000"/>
         </w:pBdr>
-        <w:spacing w:before="164" w:after="61"/>
+        <w:spacing w:before="158" w:after="55"/>
         <w:rPr>
           <w:rFonts w:ascii="Source Sans Pro" w:eastAsia="Source Sans Pro" w:hAnsi="Source Sans Pro" w:cs="Source Sans Pro"/>
           <w:b/>
@@ -758,7 +758,7 @@
         <w:pBdr>
           <w:bottom w:val="single" w:sz="6" w:space="1" w:color="000000"/>
         </w:pBdr>
-        <w:spacing w:before="191" w:after="52"/>
+        <w:spacing w:before="167" w:after="52"/>
       </w:pPr>
       <w:r>
         <w:rPr>
@@ -774,7 +774,7 @@
     </w:p>
     <w:p>
       <w:pPr>
-        <w:spacing w:before="33" w:after="33"/>
+        <w:spacing w:before="27" w:after="27"/>
       </w:pPr>
       <w:r>
         <w:rPr>
@@ -796,7 +796,7 @@
     </w:p>
     <w:p>
       <w:pPr>
-        <w:spacing w:before="33" w:after="33"/>
+        <w:spacing w:before="27" w:after="27"/>
       </w:pPr>
       <w:r>
         <w:rPr>
@@ -818,7 +818,7 @@
     </w:p>
     <w:p>
       <w:pPr>
-        <w:spacing w:before="33" w:after="33"/>
+        <w:spacing w:before="27" w:after="27"/>
       </w:pPr>
       <w:r>
         <w:rPr>
@@ -840,7 +840,7 @@
     </w:p>
     <w:p>
       <w:pPr>
-        <w:spacing w:before="33" w:after="33"/>
+        <w:spacing w:before="27" w:after="27"/>
       </w:pPr>
       <w:r>
         <w:rPr>
@@ -862,7 +862,7 @@
     </w:p>
     <w:p>
       <w:pPr>
-        <w:spacing w:before="33" w:after="33"/>
+        <w:spacing w:before="27" w:after="27"/>
       </w:pPr>
       <w:r>
         <w:rPr>
@@ -887,7 +887,7 @@
         <w:pBdr>
           <w:bottom w:val="single" w:sz="6" w:space="1" w:color="000000"/>
         </w:pBdr>
-        <w:spacing w:before="164" w:after="61"/>
+        <w:spacing w:before="158" w:after="55"/>
         <w:rPr>
           <w:rFonts w:ascii="Source Sans Pro" w:eastAsia="Source Sans Pro" w:hAnsi="Source Sans Pro" w:cs="Source Sans Pro"/>
           <w:b/>
@@ -903,7 +903,7 @@
         <w:pBdr>
           <w:bottom w:val="single" w:sz="6" w:space="1" w:color="000000"/>
         </w:pBdr>
-        <w:spacing w:before="191" w:after="52"/>
+        <w:spacing w:before="167" w:after="52"/>
       </w:pPr>
       <w:r>
         <w:rPr>
@@ -924,7 +924,7 @@
           <w:ilvl w:val="0"/>
           <w:numId w:val="2"/>
         </w:numPr>
-        <w:spacing w:before="13" w:after="21"/>
+        <w:spacing w:before="13" w:after="15"/>
       </w:pPr>
       <w:r>
         <w:rPr>
@@ -943,7 +943,7 @@
           <w:ilvl w:val="0"/>
           <w:numId w:val="2"/>
         </w:numPr>
-        <w:spacing w:before="13" w:after="21"/>
+        <w:spacing w:before="13" w:after="15"/>
       </w:pPr>
       <w:r>
         <w:rPr>

--- a/resumes/Akshay_P_Resume.docx
+++ b/resumes/Akshay_P_Resume.docx
@@ -429,7 +429,7 @@
           <w:sz w:val="19"/>
           <w:szCs w:val="19"/>
         </w:rPr>
-        <w:t>Triaged 50+ weekly inventory reimbursement cases by severity and policy eligibility, applying structured triage and escalation workflow, supporting compliance management, producing compliant case routing log.</w:t>
+        <w:t>Triaged 50+ weekly inventory reimbursement cases by severity and policy eligibility, applying risk prioritization and escalation workflow, producing daily risk triage report.</w:t>
       </w:r>
     </w:p>
     <w:p>
@@ -448,7 +448,7 @@
           <w:sz w:val="19"/>
           <w:szCs w:val="19"/>
         </w:rPr>
-        <w:t>Investigated root causes of seller claims, identified policy violations and anomalous patterns, and escalated findings to senior reviewers, creating actionable compliance evidence.</w:t>
+        <w:t>Investigated seller claims to conduct root cause analysis, identified policy violations and anomalous risk patterns, and escalated findings to senior reviewers, generating risk escalation tickets.</w:t>
       </w:r>
     </w:p>
     <w:p>
@@ -467,7 +467,7 @@
           <w:sz w:val="19"/>
           <w:szCs w:val="19"/>
         </w:rPr>
-        <w:t>Documented audit‑ready case files with investigation findings, decisions, evidence notes, and corrective actions, establishing control evidence for compliance tracking.</w:t>
+        <w:t>Documented audit‑ready case notes capturing investigation findings, evidence, decisions, and corrective actions, creating compliant control evidence for risk tracking.</w:t>
       </w:r>
     </w:p>
     <w:p>
@@ -486,7 +486,7 @@
           <w:sz w:val="19"/>
           <w:szCs w:val="19"/>
         </w:rPr>
-        <w:t>Identified recurring fraud patterns across case history and flagged them ahead of weekly review cycles, cutting repeat-issue re-investigation before escalation.</w:t>
+        <w:t>Spotted recurring fraud patterns across 200+ weekly cases, flagged early to reduce repeat‑issue investigation time, establishing a risk pattern alert log.</w:t>
       </w:r>
     </w:p>
     <w:p>
@@ -587,7 +587,7 @@
           <w:sz w:val="19"/>
           <w:szCs w:val="19"/>
         </w:rPr>
-        <w:t>Built multi-API threat intelligence pipeline in Python that submits suspicious URLs and IPs to VirusTotal, AbuseIPDB and URLScan.io and cross-references WHOIS registration age, DNS records and SSL details to generate a phishing analysis report.</w:t>
+        <w:t>Built multi-API threat intelligence pipeline that submits suspicious URLs and IPs to VirusTotal, AbuseIPDB and URLScan.io and cross-references WHOIS registration age, DNS records and SSL details for phishing analysis pipeline.</w:t>
       </w:r>
     </w:p>
     <w:p>
@@ -606,7 +606,7 @@
           <w:sz w:val="19"/>
           <w:szCs w:val="19"/>
         </w:rPr>
-        <w:t>Implemented typosquatting domain detector in Python that generates character‑substitution variants of brand domains and checks live DNS resolution to produce a brand‑impersonation detection list.</w:t>
+        <w:t>Implemented typosquatting domain detector that generates character substitution variants of brand domains and checks live DNS resolution for brand impersonation analysis detector.</w:t>
       </w:r>
     </w:p>
     <w:p>
@@ -625,7 +625,7 @@
           <w:sz w:val="19"/>
           <w:szCs w:val="19"/>
         </w:rPr>
-        <w:t>Deployed Telegram bot interface in Python that enables analysts to submit URLs for live IOC enrichment, supports bulk CSV input and output, and enriches domain profiles with theHarvester data for incident response documentation.</w:t>
+        <w:t>Deployed Telegram bot interface that enables analysts to submit URLs for live IOC enrichment and supports bulk CSV input and output for incident response workflows and includes OSINT enrichment via theHarvester for domain profiling bot interface.</w:t>
       </w:r>
     </w:p>
     <w:p>
@@ -696,7 +696,7 @@
           <w:sz w:val="19"/>
           <w:szCs w:val="19"/>
         </w:rPr>
-        <w:t>Built automated vulnerability assessment pipeline in Python that integrates Nessus and OpenVAS REST APIs, pulls CVE data from the NVD API and EPSS context from the FIRST.org API to produce a classified CVE report.</w:t>
+        <w:t>Built automated vulnerability assessment pipeline integrating Nessus and OpenVAS REST APIs in Python and generating CVE reports classified by CVSS severity and EPSS context from the FIRST.org API assessment pipeline.</w:t>
       </w:r>
     </w:p>
     <w:p>
@@ -715,7 +715,7 @@
           <w:sz w:val="19"/>
           <w:szCs w:val="19"/>
         </w:rPr>
-        <w:t>Developed OWASP Top 10 automated web checker in Python that sends crafted HTTP requests to detect injection, broken authentication and SSRF vulnerabilities and documents findings in a structured exploit report.</w:t>
+        <w:t>Developed OWASP Top 10 automated web checker that sends crafted HTTP requests to detect injection, broken auth and SSRF vulnerabilities and documents SQL injection exploit and parameterised query remediation web checker.</w:t>
       </w:r>
     </w:p>
     <w:p>
@@ -734,7 +734,7 @@
           <w:sz w:val="19"/>
           <w:szCs w:val="19"/>
         </w:rPr>
-        <w:t>Automated scan scheduling with Bash and cron, added delta‑scan logic to flag newly discovered CVEs and generate patch compliance tracking evidence.</w:t>
+        <w:t>Automated scan scheduling with Bash and cron and built delta-scan logic to flag newly discovered CVEs and organize patch compliance tracking evidence.</w:t>
       </w:r>
     </w:p>
     <w:p>

--- a/resumes/Akshay_P_Resume.docx
+++ b/resumes/Akshay_P_Resume.docx
@@ -4,7 +4,7 @@
   <w:body>
     <w:p>
       <w:pPr>
-        <w:spacing w:after="44"/>
+        <w:spacing w:after="0" w:before="20"/>
         <w:jc w:val="center"/>
       </w:pPr>
       <w:r>
@@ -21,6 +21,7 @@
     </w:p>
     <w:p>
       <w:pPr>
+        <w:spacing w:before="20" w:after="0"/>
         <w:jc w:val="center"/>
       </w:pPr>
       <w:r>
@@ -116,7 +117,7 @@
         <w:pBdr>
           <w:bottom w:val="single" w:sz="6" w:space="1" w:color="000000"/>
         </w:pBdr>
-        <w:spacing w:before="372" w:after="52"/>
+        <w:spacing w:before="183" w:after="0"/>
       </w:pPr>
       <w:r>
         <w:rPr>
@@ -135,7 +136,7 @@
         <w:tabs>
           <w:tab w:val="right" w:pos="10800"/>
         </w:tabs>
-        <w:spacing w:before="62"/>
+        <w:spacing w:before="20" w:after="0"/>
       </w:pPr>
       <w:r>
         <w:rPr>
@@ -170,7 +171,7 @@
     </w:p>
     <w:p>
       <w:pPr>
-        <w:spacing w:before="8"/>
+        <w:spacing w:before="8" w:after="0"/>
       </w:pPr>
       <w:r>
         <w:rPr>
@@ -189,7 +190,7 @@
         <w:tabs>
           <w:tab w:val="right" w:pos="10800"/>
         </w:tabs>
-        <w:spacing w:before="62"/>
+        <w:spacing w:before="20" w:after="0"/>
       </w:pPr>
       <w:r>
         <w:rPr>
@@ -224,7 +225,7 @@
     </w:p>
     <w:p>
       <w:pPr>
-        <w:spacing w:before="8"/>
+        <w:spacing w:before="8" w:after="0"/>
       </w:pPr>
       <w:r>
         <w:rPr>
@@ -243,7 +244,7 @@
         <w:tabs>
           <w:tab w:val="right" w:pos="10800"/>
         </w:tabs>
-        <w:spacing w:before="62"/>
+        <w:spacing w:before="20" w:after="0"/>
       </w:pPr>
       <w:r>
         <w:rPr>
@@ -278,7 +279,7 @@
     </w:p>
     <w:p>
       <w:pPr>
-        <w:spacing w:before="8"/>
+        <w:spacing w:before="8" w:after="0"/>
       </w:pPr>
       <w:r>
         <w:rPr>
@@ -294,7 +295,7 @@
     </w:p>
     <w:p>
       <w:pPr>
-        <w:spacing w:before="11" w:after="3"/>
+        <w:spacing w:before="41" w:after="41"/>
       </w:pPr>
     </w:p>
     <w:p>
@@ -302,7 +303,7 @@
         <w:pBdr>
           <w:bottom w:val="single" w:sz="6" w:space="1" w:color="000000"/>
         </w:pBdr>
-        <w:spacing w:before="167" w:after="52"/>
+        <w:spacing w:before="183" w:after="0"/>
       </w:pPr>
       <w:r>
         <w:rPr>
@@ -321,7 +322,7 @@
         <w:tabs>
           <w:tab w:val="right" w:pos="10800"/>
         </w:tabs>
-        <w:spacing w:before="62"/>
+        <w:spacing w:before="20" w:after="0"/>
       </w:pPr>
       <w:r>
         <w:rPr>
@@ -367,7 +368,7 @@
         <w:tabs>
           <w:tab w:val="right" w:pos="10800"/>
         </w:tabs>
-        <w:spacing w:before="8"/>
+        <w:spacing w:before="8" w:after="0"/>
         <w:rPr>
           <w:rFonts w:ascii="Source Sans Pro Light" w:hAnsi="Source Sans Pro Light"/>
           <w:i/>
@@ -420,16 +421,16 @@
           <w:ilvl w:val="0"/>
           <w:numId w:val="2"/>
         </w:numPr>
-        <w:spacing w:before="13" w:after="15"/>
-      </w:pPr>
-      <w:r>
-        <w:rPr>
-          <w:rFonts w:ascii="Source Sans Pro" w:eastAsia="Source Sans Pro" w:hAnsi="Source Sans Pro" w:cs="Source Sans Pro"/>
-          <w:color w:val="000000"/>
-          <w:sz w:val="19"/>
-          <w:szCs w:val="19"/>
-        </w:rPr>
-        <w:t>Triaged 50+ weekly inventory reimbursement cases by severity and policy eligibility, applying risk prioritization and escalation workflow, producing daily risk triage report.</w:t>
+        <w:spacing w:before="13" w:after="47"/>
+      </w:pPr>
+      <w:r>
+        <w:rPr>
+          <w:rFonts w:ascii="Source Sans Pro" w:eastAsia="Source Sans Pro" w:hAnsi="Source Sans Pro" w:cs="Source Sans Pro"/>
+          <w:color w:val="000000"/>
+          <w:sz w:val="19"/>
+          <w:szCs w:val="19"/>
+        </w:rPr>
+        <w:t>Triaged 50+ weekly inventory reimbursement cases by severity and policy eligibility, applying risk‑based prioritization and escalation workflow, achieving audit‑ready case readiness.</w:t>
       </w:r>
     </w:p>
     <w:p>
@@ -439,16 +440,16 @@
           <w:ilvl w:val="0"/>
           <w:numId w:val="2"/>
         </w:numPr>
-        <w:spacing w:before="13" w:after="15"/>
-      </w:pPr>
-      <w:r>
-        <w:rPr>
-          <w:rFonts w:ascii="Source Sans Pro" w:eastAsia="Source Sans Pro" w:hAnsi="Source Sans Pro" w:cs="Source Sans Pro"/>
-          <w:color w:val="000000"/>
-          <w:sz w:val="19"/>
-          <w:szCs w:val="19"/>
-        </w:rPr>
-        <w:t>Investigated seller claims to conduct root cause analysis, identified policy violations and anomalous risk patterns, and escalated findings to senior reviewers, generating risk escalation tickets.</w:t>
+        <w:spacing w:before="13" w:after="47"/>
+      </w:pPr>
+      <w:r>
+        <w:rPr>
+          <w:rFonts w:ascii="Source Sans Pro" w:eastAsia="Source Sans Pro" w:hAnsi="Source Sans Pro" w:cs="Source Sans Pro"/>
+          <w:color w:val="000000"/>
+          <w:sz w:val="19"/>
+          <w:szCs w:val="19"/>
+        </w:rPr>
+        <w:t>Investigated root causes of seller claims, identified policy violations and anomalous risk patterns, and escalated findings to senior reviewers for remediation tracking.</w:t>
       </w:r>
     </w:p>
     <w:p>
@@ -458,16 +459,16 @@
           <w:ilvl w:val="0"/>
           <w:numId w:val="2"/>
         </w:numPr>
-        <w:spacing w:before="13" w:after="15"/>
-      </w:pPr>
-      <w:r>
-        <w:rPr>
-          <w:rFonts w:ascii="Source Sans Pro" w:eastAsia="Source Sans Pro" w:hAnsi="Source Sans Pro" w:cs="Source Sans Pro"/>
-          <w:color w:val="000000"/>
-          <w:sz w:val="19"/>
-          <w:szCs w:val="19"/>
-        </w:rPr>
-        <w:t>Documented audit‑ready case notes capturing investigation findings, evidence, decisions, and corrective actions, creating compliant control evidence for risk tracking.</w:t>
+        <w:spacing w:before="13" w:after="47"/>
+      </w:pPr>
+      <w:r>
+        <w:rPr>
+          <w:rFonts w:ascii="Source Sans Pro" w:eastAsia="Source Sans Pro" w:hAnsi="Source Sans Pro" w:cs="Source Sans Pro"/>
+          <w:color w:val="000000"/>
+          <w:sz w:val="19"/>
+          <w:szCs w:val="19"/>
+        </w:rPr>
+        <w:t>Documented investigation findings, decisions, evidence notes, and corrective actions in audit‑ready case files, creating a compliant control evidence trail.</w:t>
       </w:r>
     </w:p>
     <w:p>
@@ -477,16 +478,16 @@
           <w:ilvl w:val="0"/>
           <w:numId w:val="2"/>
         </w:numPr>
-        <w:spacing w:before="13" w:after="15"/>
-      </w:pPr>
-      <w:r>
-        <w:rPr>
-          <w:rFonts w:ascii="Source Sans Pro" w:eastAsia="Source Sans Pro" w:hAnsi="Source Sans Pro" w:cs="Source Sans Pro"/>
-          <w:color w:val="000000"/>
-          <w:sz w:val="19"/>
-          <w:szCs w:val="19"/>
-        </w:rPr>
-        <w:t>Spotted recurring fraud patterns across 200+ weekly cases, flagged early to reduce repeat‑issue investigation time, establishing a risk pattern alert log.</w:t>
+        <w:spacing w:before="13" w:after="47"/>
+      </w:pPr>
+      <w:r>
+        <w:rPr>
+          <w:rFonts w:ascii="Source Sans Pro" w:eastAsia="Source Sans Pro" w:hAnsi="Source Sans Pro" w:cs="Source Sans Pro"/>
+          <w:color w:val="000000"/>
+          <w:sz w:val="19"/>
+          <w:szCs w:val="19"/>
+        </w:rPr>
+        <w:t>Spotted recurring fraud patterns across 200+ weekly cases, flagging high‑risk incidents early and reducing repeat‑issue investigation time by 30% before escalation.</w:t>
       </w:r>
     </w:p>
     <w:p>
@@ -494,7 +495,7 @@
         <w:pBdr>
           <w:bottom w:val="single" w:sz="6" w:space="1" w:color="000000"/>
         </w:pBdr>
-        <w:spacing w:before="158" w:after="55"/>
+        <w:spacing w:before="41" w:after="41"/>
         <w:rPr>
           <w:rFonts w:ascii="Source Sans Pro" w:eastAsia="Source Sans Pro" w:hAnsi="Source Sans Pro" w:cs="Source Sans Pro"/>
           <w:b/>
@@ -510,7 +511,7 @@
         <w:pBdr>
           <w:bottom w:val="single" w:sz="6" w:space="1" w:color="000000"/>
         </w:pBdr>
-        <w:spacing w:before="167" w:after="52"/>
+        <w:spacing w:before="183" w:after="0"/>
       </w:pPr>
       <w:r>
         <w:rPr>
@@ -529,7 +530,7 @@
         <w:tabs>
           <w:tab w:val="right" w:pos="10800"/>
         </w:tabs>
-        <w:spacing w:before="62"/>
+        <w:spacing w:before="20" w:after="0"/>
       </w:pPr>
       <w:hyperlink r:id="rId8">
         <w:r>
@@ -578,16 +579,16 @@
           <w:ilvl w:val="0"/>
           <w:numId w:val="2"/>
         </w:numPr>
-        <w:spacing w:before="13" w:after="15"/>
-      </w:pPr>
-      <w:r>
-        <w:rPr>
-          <w:rFonts w:ascii="Source Sans Pro" w:eastAsia="Source Sans Pro" w:hAnsi="Source Sans Pro" w:cs="Source Sans Pro"/>
-          <w:color w:val="000000"/>
-          <w:sz w:val="19"/>
-          <w:szCs w:val="19"/>
-        </w:rPr>
-        <w:t>Built multi-API threat intelligence pipeline that submits suspicious URLs and IPs to VirusTotal, AbuseIPDB and URLScan.io and cross-references WHOIS registration age, DNS records and SSL details for phishing analysis pipeline.</w:t>
+        <w:spacing w:before="13" w:after="47"/>
+      </w:pPr>
+      <w:r>
+        <w:rPr>
+          <w:rFonts w:ascii="Source Sans Pro" w:eastAsia="Source Sans Pro" w:hAnsi="Source Sans Pro" w:cs="Source Sans Pro"/>
+          <w:color w:val="000000"/>
+          <w:sz w:val="19"/>
+          <w:szCs w:val="19"/>
+        </w:rPr>
+        <w:t>Built multi-API threat intelligence pipeline using Python, VirusTotal API, AbuseIPDB, WHOIS, and Telegram bot to submit suspicious URLs and IPs, cross‑reference WHOIS registration age, DNS records, and SSL details for phishing analysis, producing a consolidated threat report.</w:t>
       </w:r>
     </w:p>
     <w:p>
@@ -597,16 +598,16 @@
           <w:ilvl w:val="0"/>
           <w:numId w:val="2"/>
         </w:numPr>
-        <w:spacing w:before="13" w:after="15"/>
-      </w:pPr>
-      <w:r>
-        <w:rPr>
-          <w:rFonts w:ascii="Source Sans Pro" w:eastAsia="Source Sans Pro" w:hAnsi="Source Sans Pro" w:cs="Source Sans Pro"/>
-          <w:color w:val="000000"/>
-          <w:sz w:val="19"/>
-          <w:szCs w:val="19"/>
-        </w:rPr>
-        <w:t>Implemented typosquatting domain detector that generates character substitution variants of brand domains and checks live DNS resolution for brand impersonation analysis detector.</w:t>
+        <w:spacing w:before="13" w:after="47"/>
+      </w:pPr>
+      <w:r>
+        <w:rPr>
+          <w:rFonts w:ascii="Source Sans Pro" w:eastAsia="Source Sans Pro" w:hAnsi="Source Sans Pro" w:cs="Source Sans Pro"/>
+          <w:color w:val="000000"/>
+          <w:sz w:val="19"/>
+          <w:szCs w:val="19"/>
+        </w:rPr>
+        <w:t>Implemented typosquatting domain detector in Python that generates character‑substitution variants of brand domains and checks live DNS resolution using WHOIS and Telegram bot, generating a list of potential brand‑impersonation domains.</w:t>
       </w:r>
     </w:p>
     <w:p>
@@ -616,21 +617,21 @@
           <w:ilvl w:val="0"/>
           <w:numId w:val="2"/>
         </w:numPr>
-        <w:spacing w:before="13" w:after="15"/>
-      </w:pPr>
-      <w:r>
-        <w:rPr>
-          <w:rFonts w:ascii="Source Sans Pro" w:eastAsia="Source Sans Pro" w:hAnsi="Source Sans Pro" w:cs="Source Sans Pro"/>
-          <w:color w:val="000000"/>
-          <w:sz w:val="19"/>
-          <w:szCs w:val="19"/>
-        </w:rPr>
-        <w:t>Deployed Telegram bot interface that enables analysts to submit URLs for live IOC enrichment and supports bulk CSV input and output for incident response workflows and includes OSINT enrichment via theHarvester for domain profiling bot interface.</w:t>
-      </w:r>
-    </w:p>
-    <w:p>
-      <w:pPr>
-        <w:spacing w:before="33" w:after="3"/>
+        <w:spacing w:before="13" w:after="47"/>
+      </w:pPr>
+      <w:r>
+        <w:rPr>
+          <w:rFonts w:ascii="Source Sans Pro" w:eastAsia="Source Sans Pro" w:hAnsi="Source Sans Pro" w:cs="Source Sans Pro"/>
+          <w:color w:val="000000"/>
+          <w:sz w:val="19"/>
+          <w:szCs w:val="19"/>
+        </w:rPr>
+        <w:t>Deployed Telegram bot interface in Python enabling analysts to submit URLs for live IOC enrichment, supporting bulk CSV input/output and incorporating WHOIS and DNS data for incident response workflows, producing enriched IOC datasets.</w:t>
+      </w:r>
+    </w:p>
+    <w:p>
+      <w:pPr>
+        <w:spacing w:before="41" w:after="41"/>
       </w:pPr>
     </w:p>
     <w:p>
@@ -638,7 +639,7 @@
         <w:tabs>
           <w:tab w:val="right" w:pos="10800"/>
         </w:tabs>
-        <w:spacing w:before="30"/>
+        <w:spacing w:before="30" w:after="0"/>
       </w:pPr>
       <w:hyperlink r:id="rId9">
         <w:r>
@@ -687,16 +688,16 @@
           <w:ilvl w:val="0"/>
           <w:numId w:val="2"/>
         </w:numPr>
-        <w:spacing w:before="13" w:after="15"/>
-      </w:pPr>
-      <w:r>
-        <w:rPr>
-          <w:rFonts w:ascii="Source Sans Pro" w:eastAsia="Source Sans Pro" w:hAnsi="Source Sans Pro" w:cs="Source Sans Pro"/>
-          <w:color w:val="000000"/>
-          <w:sz w:val="19"/>
-          <w:szCs w:val="19"/>
-        </w:rPr>
-        <w:t>Built automated vulnerability assessment pipeline integrating Nessus and OpenVAS REST APIs in Python and generating CVE reports classified by CVSS severity and EPSS context from the FIRST.org API assessment pipeline.</w:t>
+        <w:spacing w:before="13" w:after="47"/>
+      </w:pPr>
+      <w:r>
+        <w:rPr>
+          <w:rFonts w:ascii="Source Sans Pro" w:eastAsia="Source Sans Pro" w:hAnsi="Source Sans Pro" w:cs="Source Sans Pro"/>
+          <w:color w:val="000000"/>
+          <w:sz w:val="19"/>
+          <w:szCs w:val="19"/>
+        </w:rPr>
+        <w:t>Built automated vulnerability assessment pipeline in Python integrating Nessus and OpenVAS REST APIs, generating CVE reports classified by CVSS severity and EPSS context from the FIRST.org API, producing a vulnerability inventory.</w:t>
       </w:r>
     </w:p>
     <w:p>
@@ -706,16 +707,16 @@
           <w:ilvl w:val="0"/>
           <w:numId w:val="2"/>
         </w:numPr>
-        <w:spacing w:before="13" w:after="15"/>
-      </w:pPr>
-      <w:r>
-        <w:rPr>
-          <w:rFonts w:ascii="Source Sans Pro" w:eastAsia="Source Sans Pro" w:hAnsi="Source Sans Pro" w:cs="Source Sans Pro"/>
-          <w:color w:val="000000"/>
-          <w:sz w:val="19"/>
-          <w:szCs w:val="19"/>
-        </w:rPr>
-        <w:t>Developed OWASP Top 10 automated web checker that sends crafted HTTP requests to detect injection, broken auth and SSRF vulnerabilities and documents SQL injection exploit and parameterised query remediation web checker.</w:t>
+        <w:spacing w:before="13" w:after="47"/>
+      </w:pPr>
+      <w:r>
+        <w:rPr>
+          <w:rFonts w:ascii="Source Sans Pro" w:eastAsia="Source Sans Pro" w:hAnsi="Source Sans Pro" w:cs="Source Sans Pro"/>
+          <w:color w:val="000000"/>
+          <w:sz w:val="19"/>
+          <w:szCs w:val="19"/>
+        </w:rPr>
+        <w:t>Developed OWASP Top 10 automated web checker in Bash that sends crafted HTTP requests to detect injection, broken authentication, and SSRF vulnerabilities, documenting SQL injection exploits and parameterised query remediation, producing a vulnerability remediation guide.</w:t>
       </w:r>
     </w:p>
     <w:p>
@@ -725,16 +726,16 @@
           <w:ilvl w:val="0"/>
           <w:numId w:val="2"/>
         </w:numPr>
-        <w:spacing w:before="13" w:after="15"/>
-      </w:pPr>
-      <w:r>
-        <w:rPr>
-          <w:rFonts w:ascii="Source Sans Pro" w:eastAsia="Source Sans Pro" w:hAnsi="Source Sans Pro" w:cs="Source Sans Pro"/>
-          <w:color w:val="000000"/>
-          <w:sz w:val="19"/>
-          <w:szCs w:val="19"/>
-        </w:rPr>
-        <w:t>Automated scan scheduling with Bash and cron and built delta-scan logic to flag newly discovered CVEs and organize patch compliance tracking evidence.</w:t>
+        <w:spacing w:before="13" w:after="47"/>
+      </w:pPr>
+      <w:r>
+        <w:rPr>
+          <w:rFonts w:ascii="Source Sans Pro" w:eastAsia="Source Sans Pro" w:hAnsi="Source Sans Pro" w:cs="Source Sans Pro"/>
+          <w:color w:val="000000"/>
+          <w:sz w:val="19"/>
+          <w:szCs w:val="19"/>
+        </w:rPr>
+        <w:t>Automated scan scheduling via Bash and cron, built delta‑scan logic to flag newly discovered CVEs and organize patch compliance tracking evidence, producing a patch status dashboard.</w:t>
       </w:r>
     </w:p>
     <w:p>
@@ -742,7 +743,7 @@
         <w:pBdr>
           <w:bottom w:val="single" w:sz="6" w:space="1" w:color="000000"/>
         </w:pBdr>
-        <w:spacing w:before="158" w:after="55"/>
+        <w:spacing w:before="41" w:after="41"/>
         <w:rPr>
           <w:rFonts w:ascii="Source Sans Pro" w:eastAsia="Source Sans Pro" w:hAnsi="Source Sans Pro" w:cs="Source Sans Pro"/>
           <w:b/>
@@ -758,7 +759,7 @@
         <w:pBdr>
           <w:bottom w:val="single" w:sz="6" w:space="1" w:color="000000"/>
         </w:pBdr>
-        <w:spacing w:before="167" w:after="52"/>
+        <w:spacing w:before="183" w:after="0"/>
       </w:pPr>
       <w:r>
         <w:rPr>
@@ -774,7 +775,7 @@
     </w:p>
     <w:p>
       <w:pPr>
-        <w:spacing w:before="27" w:after="27"/>
+        <w:spacing w:before="65" w:after="65"/>
       </w:pPr>
       <w:r>
         <w:rPr>
@@ -796,7 +797,7 @@
     </w:p>
     <w:p>
       <w:pPr>
-        <w:spacing w:before="27" w:after="27"/>
+        <w:spacing w:before="65" w:after="65"/>
       </w:pPr>
       <w:r>
         <w:rPr>
@@ -818,7 +819,7 @@
     </w:p>
     <w:p>
       <w:pPr>
-        <w:spacing w:before="27" w:after="27"/>
+        <w:spacing w:before="65" w:after="65"/>
       </w:pPr>
       <w:r>
         <w:rPr>
@@ -840,7 +841,7 @@
     </w:p>
     <w:p>
       <w:pPr>
-        <w:spacing w:before="27" w:after="27"/>
+        <w:spacing w:before="65" w:after="65"/>
       </w:pPr>
       <w:r>
         <w:rPr>
@@ -862,7 +863,7 @@
     </w:p>
     <w:p>
       <w:pPr>
-        <w:spacing w:before="27" w:after="27"/>
+        <w:spacing w:before="65" w:after="65"/>
       </w:pPr>
       <w:r>
         <w:rPr>
@@ -887,7 +888,7 @@
         <w:pBdr>
           <w:bottom w:val="single" w:sz="6" w:space="1" w:color="000000"/>
         </w:pBdr>
-        <w:spacing w:before="158" w:after="55"/>
+        <w:spacing w:before="41" w:after="41"/>
         <w:rPr>
           <w:rFonts w:ascii="Source Sans Pro" w:eastAsia="Source Sans Pro" w:hAnsi="Source Sans Pro" w:cs="Source Sans Pro"/>
           <w:b/>
@@ -903,7 +904,7 @@
         <w:pBdr>
           <w:bottom w:val="single" w:sz="6" w:space="1" w:color="000000"/>
         </w:pBdr>
-        <w:spacing w:before="167" w:after="52"/>
+        <w:spacing w:before="183" w:after="0"/>
       </w:pPr>
       <w:r>
         <w:rPr>
@@ -924,7 +925,7 @@
           <w:ilvl w:val="0"/>
           <w:numId w:val="2"/>
         </w:numPr>
-        <w:spacing w:before="13" w:after="15"/>
+        <w:spacing w:before="13" w:after="47"/>
       </w:pPr>
       <w:r>
         <w:rPr>
@@ -943,7 +944,7 @@
           <w:ilvl w:val="0"/>
           <w:numId w:val="2"/>
         </w:numPr>
-        <w:spacing w:before="13" w:after="15"/>
+        <w:spacing w:before="13" w:after="47"/>
       </w:pPr>
       <w:r>
         <w:rPr>

--- a/resumes/Akshay_P_Resume.docx
+++ b/resumes/Akshay_P_Resume.docx
@@ -4,7 +4,7 @@
   <w:body>
     <w:p>
       <w:pPr>
-        <w:spacing w:after="0" w:before="20"/>
+        <w:spacing w:after="44"/>
         <w:jc w:val="center"/>
       </w:pPr>
       <w:r>
@@ -21,7 +21,6 @@
     </w:p>
     <w:p>
       <w:pPr>
-        <w:spacing w:before="20" w:after="0"/>
         <w:jc w:val="center"/>
       </w:pPr>
       <w:r>
@@ -117,7 +116,7 @@
         <w:pBdr>
           <w:bottom w:val="single" w:sz="6" w:space="1" w:color="000000"/>
         </w:pBdr>
-        <w:spacing w:before="183" w:after="0"/>
+        <w:spacing w:before="422" w:after="52"/>
       </w:pPr>
       <w:r>
         <w:rPr>
@@ -136,7 +135,7 @@
         <w:tabs>
           <w:tab w:val="right" w:pos="10800"/>
         </w:tabs>
-        <w:spacing w:before="20" w:after="0"/>
+        <w:spacing w:before="62"/>
       </w:pPr>
       <w:r>
         <w:rPr>
@@ -171,7 +170,7 @@
     </w:p>
     <w:p>
       <w:pPr>
-        <w:spacing w:before="8" w:after="0"/>
+        <w:spacing w:before="8"/>
       </w:pPr>
       <w:r>
         <w:rPr>
@@ -190,7 +189,7 @@
         <w:tabs>
           <w:tab w:val="right" w:pos="10800"/>
         </w:tabs>
-        <w:spacing w:before="20" w:after="0"/>
+        <w:spacing w:before="62"/>
       </w:pPr>
       <w:r>
         <w:rPr>
@@ -225,7 +224,7 @@
     </w:p>
     <w:p>
       <w:pPr>
-        <w:spacing w:before="8" w:after="0"/>
+        <w:spacing w:before="8"/>
       </w:pPr>
       <w:r>
         <w:rPr>
@@ -244,7 +243,7 @@
         <w:tabs>
           <w:tab w:val="right" w:pos="10800"/>
         </w:tabs>
-        <w:spacing w:before="20" w:after="0"/>
+        <w:spacing w:before="62"/>
       </w:pPr>
       <w:r>
         <w:rPr>
@@ -279,7 +278,7 @@
     </w:p>
     <w:p>
       <w:pPr>
-        <w:spacing w:before="8" w:after="0"/>
+        <w:spacing w:before="8"/>
       </w:pPr>
       <w:r>
         <w:rPr>
@@ -295,7 +294,7 @@
     </w:p>
     <w:p>
       <w:pPr>
-        <w:spacing w:before="41" w:after="41"/>
+        <w:spacing w:before="23" w:after="15"/>
       </w:pPr>
     </w:p>
     <w:p>
@@ -303,7 +302,7 @@
         <w:pBdr>
           <w:bottom w:val="single" w:sz="6" w:space="1" w:color="000000"/>
         </w:pBdr>
-        <w:spacing w:before="183" w:after="0"/>
+        <w:spacing w:before="217" w:after="52"/>
       </w:pPr>
       <w:r>
         <w:rPr>
@@ -322,7 +321,7 @@
         <w:tabs>
           <w:tab w:val="right" w:pos="10800"/>
         </w:tabs>
-        <w:spacing w:before="20" w:after="0"/>
+        <w:spacing w:before="62"/>
       </w:pPr>
       <w:r>
         <w:rPr>
@@ -368,7 +367,7 @@
         <w:tabs>
           <w:tab w:val="right" w:pos="10800"/>
         </w:tabs>
-        <w:spacing w:before="8" w:after="0"/>
+        <w:spacing w:before="8"/>
         <w:rPr>
           <w:rFonts w:ascii="Source Sans Pro Light" w:hAnsi="Source Sans Pro Light"/>
           <w:i/>
@@ -421,16 +420,16 @@
           <w:ilvl w:val="0"/>
           <w:numId w:val="2"/>
         </w:numPr>
-        <w:spacing w:before="13" w:after="47"/>
-      </w:pPr>
-      <w:r>
-        <w:rPr>
-          <w:rFonts w:ascii="Source Sans Pro" w:eastAsia="Source Sans Pro" w:hAnsi="Source Sans Pro" w:cs="Source Sans Pro"/>
-          <w:color w:val="000000"/>
-          <w:sz w:val="19"/>
-          <w:szCs w:val="19"/>
-        </w:rPr>
-        <w:t>Triaged 50+ weekly inventory reimbursement cases by severity and policy eligibility, applying risk‑based prioritization and escalation workflow, achieving audit‑ready case readiness.</w:t>
+        <w:spacing w:before="13" w:after="26"/>
+      </w:pPr>
+      <w:r>
+        <w:rPr>
+          <w:rFonts w:ascii="Source Sans Pro" w:eastAsia="Source Sans Pro" w:hAnsi="Source Sans Pro" w:cs="Source Sans Pro"/>
+          <w:color w:val="000000"/>
+          <w:sz w:val="19"/>
+          <w:szCs w:val="19"/>
+        </w:rPr>
+        <w:t>Triaged 50+ weekly inventory reimbursement cases by severity and policy eligibility, routing high-risk claims to senior review within same-day SLA with no escalation omissions.</w:t>
       </w:r>
     </w:p>
     <w:p>
@@ -440,16 +439,16 @@
           <w:ilvl w:val="0"/>
           <w:numId w:val="2"/>
         </w:numPr>
-        <w:spacing w:before="13" w:after="47"/>
-      </w:pPr>
-      <w:r>
-        <w:rPr>
-          <w:rFonts w:ascii="Source Sans Pro" w:eastAsia="Source Sans Pro" w:hAnsi="Source Sans Pro" w:cs="Source Sans Pro"/>
-          <w:color w:val="000000"/>
-          <w:sz w:val="19"/>
-          <w:szCs w:val="19"/>
-        </w:rPr>
-        <w:t>Investigated root causes of seller claims, identified policy violations and anomalous risk patterns, and escalated findings to senior reviewers for remediation tracking.</w:t>
+        <w:spacing w:before="13" w:after="26"/>
+      </w:pPr>
+      <w:r>
+        <w:rPr>
+          <w:rFonts w:ascii="Source Sans Pro" w:eastAsia="Source Sans Pro" w:hAnsi="Source Sans Pro" w:cs="Source Sans Pro"/>
+          <w:color w:val="000000"/>
+          <w:sz w:val="19"/>
+          <w:szCs w:val="19"/>
+        </w:rPr>
+        <w:t>Investigated seller claims for policy violations and anomalous patterns across 200+ weekly cases; documented root-cause findings with supporting evidence for senior reviewer sign-off.</w:t>
       </w:r>
     </w:p>
     <w:p>
@@ -459,16 +458,16 @@
           <w:ilvl w:val="0"/>
           <w:numId w:val="2"/>
         </w:numPr>
-        <w:spacing w:before="13" w:after="47"/>
-      </w:pPr>
-      <w:r>
-        <w:rPr>
-          <w:rFonts w:ascii="Source Sans Pro" w:eastAsia="Source Sans Pro" w:hAnsi="Source Sans Pro" w:cs="Source Sans Pro"/>
-          <w:color w:val="000000"/>
-          <w:sz w:val="19"/>
-          <w:szCs w:val="19"/>
-        </w:rPr>
-        <w:t>Documented investigation findings, decisions, evidence notes, and corrective actions in audit‑ready case files, creating a compliant control evidence trail.</w:t>
+        <w:spacing w:before="13" w:after="26"/>
+      </w:pPr>
+      <w:r>
+        <w:rPr>
+          <w:rFonts w:ascii="Source Sans Pro" w:eastAsia="Source Sans Pro" w:hAnsi="Source Sans Pro" w:cs="Source Sans Pro"/>
+          <w:color w:val="000000"/>
+          <w:sz w:val="19"/>
+          <w:szCs w:val="19"/>
+        </w:rPr>
+        <w:t>Maintained structured case records capturing investigation rationale, policy evidence, and corrective actions, producing audit-ready documentation for compliance review.</w:t>
       </w:r>
     </w:p>
     <w:p>
@@ -478,16 +477,16 @@
           <w:ilvl w:val="0"/>
           <w:numId w:val="2"/>
         </w:numPr>
-        <w:spacing w:before="13" w:after="47"/>
-      </w:pPr>
-      <w:r>
-        <w:rPr>
-          <w:rFonts w:ascii="Source Sans Pro" w:eastAsia="Source Sans Pro" w:hAnsi="Source Sans Pro" w:cs="Source Sans Pro"/>
-          <w:color w:val="000000"/>
-          <w:sz w:val="19"/>
-          <w:szCs w:val="19"/>
-        </w:rPr>
-        <w:t>Spotted recurring fraud patterns across 200+ weekly cases, flagging high‑risk incidents early and reducing repeat‑issue investigation time by 30% before escalation.</w:t>
+        <w:spacing w:before="13" w:after="26"/>
+      </w:pPr>
+      <w:r>
+        <w:rPr>
+          <w:rFonts w:ascii="Source Sans Pro" w:eastAsia="Source Sans Pro" w:hAnsi="Source Sans Pro" w:cs="Source Sans Pro"/>
+          <w:color w:val="000000"/>
+          <w:sz w:val="19"/>
+          <w:szCs w:val="19"/>
+        </w:rPr>
+        <w:t>Identified recurring fraud patterns across case history and flagged them ahead of weekly review cycles, cutting repeat-issue re-investigation before escalation.</w:t>
       </w:r>
     </w:p>
     <w:p>
@@ -495,7 +494,7 @@
         <w:pBdr>
           <w:bottom w:val="single" w:sz="6" w:space="1" w:color="000000"/>
         </w:pBdr>
-        <w:spacing w:before="41" w:after="41"/>
+        <w:spacing w:before="170" w:after="67"/>
         <w:rPr>
           <w:rFonts w:ascii="Source Sans Pro" w:eastAsia="Source Sans Pro" w:hAnsi="Source Sans Pro" w:cs="Source Sans Pro"/>
           <w:b/>
@@ -511,7 +510,7 @@
         <w:pBdr>
           <w:bottom w:val="single" w:sz="6" w:space="1" w:color="000000"/>
         </w:pBdr>
-        <w:spacing w:before="183" w:after="0"/>
+        <w:spacing w:before="217" w:after="52"/>
       </w:pPr>
       <w:r>
         <w:rPr>
@@ -530,7 +529,7 @@
         <w:tabs>
           <w:tab w:val="right" w:pos="10800"/>
         </w:tabs>
-        <w:spacing w:before="20" w:after="0"/>
+        <w:spacing w:before="62"/>
       </w:pPr>
       <w:hyperlink r:id="rId8">
         <w:r>
@@ -579,16 +578,16 @@
           <w:ilvl w:val="0"/>
           <w:numId w:val="2"/>
         </w:numPr>
-        <w:spacing w:before="13" w:after="47"/>
-      </w:pPr>
-      <w:r>
-        <w:rPr>
-          <w:rFonts w:ascii="Source Sans Pro" w:eastAsia="Source Sans Pro" w:hAnsi="Source Sans Pro" w:cs="Source Sans Pro"/>
-          <w:color w:val="000000"/>
-          <w:sz w:val="19"/>
-          <w:szCs w:val="19"/>
-        </w:rPr>
-        <w:t>Built multi-API threat intelligence pipeline using Python, VirusTotal API, AbuseIPDB, WHOIS, and Telegram bot to submit suspicious URLs and IPs, cross‑reference WHOIS registration age, DNS records, and SSL details for phishing analysis, producing a consolidated threat report.</w:t>
+        <w:spacing w:before="13" w:after="26"/>
+      </w:pPr>
+      <w:r>
+        <w:rPr>
+          <w:rFonts w:ascii="Source Sans Pro" w:eastAsia="Source Sans P